--- a/EXPORTS/DOCX/published/niveau1/English/Sources.docx
+++ b/EXPORTS/DOCX/published/niveau1/English/Sources.docx
@@ -308,7 +308,7 @@
           <w:rFonts w:ascii="Charis SIL Italic" w:hAnsi="Charis SIL Italic" w:eastAsia="Charis SIL Italic"/>
           <w:b w:val="0"/>
           <w:i/>
-          <w:color w:val="0066CC"/>
+          <w:color w:val="0000FF"/>
           <w:sz w:val="24"/>
           <w:u w:val="single"/>
         </w:rPr>
@@ -326,7 +326,7 @@
           <w:rFonts w:ascii="Charis SIL Italic" w:hAnsi="Charis SIL Italic" w:eastAsia="Charis SIL Italic"/>
           <w:b w:val="0"/>
           <w:i/>
-          <w:color w:val="0066CC"/>
+          <w:color w:val="0000FF"/>
           <w:sz w:val="24"/>
           <w:u w:val="single"/>
         </w:rPr>
@@ -337,7 +337,7 @@
           <w:rFonts w:ascii="Charis SIL Italic" w:hAnsi="Charis SIL Italic" w:eastAsia="Charis SIL Italic"/>
           <w:b w:val="0"/>
           <w:i/>
-          <w:color w:val="0066CC"/>
+          <w:color w:val="0000FF"/>
           <w:sz w:val="24"/>
           <w:u w:val="single"/>
         </w:rPr>
@@ -435,7 +435,7 @@
           <w:rFonts w:ascii="Charis SIL Regular" w:hAnsi="Charis SIL Regular" w:eastAsia="Charis SIL Regular"/>
           <w:b w:val="0"/>
           <w:i w:val="0"/>
-          <w:color w:val="0066CC"/>
+          <w:color w:val="0000FF"/>
           <w:sz w:val="24"/>
           <w:u w:val="single"/>
         </w:rPr>
@@ -476,7 +476,7 @@
           <w:rFonts w:ascii="Charis SIL Regular" w:hAnsi="Charis SIL Regular" w:eastAsia="Charis SIL Regular"/>
           <w:b w:val="0"/>
           <w:i w:val="0"/>
-          <w:color w:val="0066CC"/>
+          <w:color w:val="0000FF"/>
           <w:sz w:val="24"/>
           <w:u w:val="single"/>
         </w:rPr>
@@ -501,7 +501,7 @@
       </w:r>
       <w:r>
         <w:rPr>
-          <w:u w:val="single" w:color="0066cc"/>
+          <w:u w:val="single" w:color="0000ff"/>
           <w:rFonts w:ascii="Charis SIL Regular" w:hAnsi="Charis SIL Regular" w:eastAsia="Charis SIL Regular"/>
           <w:b w:val="0"/>
           <w:i w:val="0"/>
@@ -539,7 +539,7 @@
       </w:r>
       <w:r>
         <w:rPr>
-          <w:u w:val="single" w:color="0066cc"/>
+          <w:u w:val="single" w:color="0000ff"/>
           <w:rFonts w:ascii="Charis SIL Regular" w:hAnsi="Charis SIL Regular" w:eastAsia="Charis SIL Regular"/>
           <w:b w:val="0"/>
           <w:i w:val="0"/>
@@ -570,7 +570,7 @@
           <w:rFonts w:ascii="Charis SIL Regular" w:hAnsi="Charis SIL Regular" w:eastAsia="Charis SIL Regular"/>
           <w:b w:val="0"/>
           <w:i w:val="0"/>
-          <w:color w:val="0066CC"/>
+          <w:color w:val="0000FF"/>
           <w:sz w:val="24"/>
           <w:u w:val="single"/>
         </w:rPr>
@@ -588,7 +588,7 @@
           <w:rFonts w:ascii="Charis SIL Regular" w:hAnsi="Charis SIL Regular" w:eastAsia="Charis SIL Regular"/>
           <w:b w:val="0"/>
           <w:i w:val="0"/>
-          <w:color w:val="0066CC"/>
+          <w:color w:val="0000FF"/>
           <w:sz w:val="24"/>
           <w:u w:val="single"/>
         </w:rPr>
@@ -616,7 +616,7 @@
           <w:rFonts w:ascii="Charis SIL Regular" w:hAnsi="Charis SIL Regular" w:eastAsia="Charis SIL Regular"/>
           <w:b w:val="0"/>
           <w:i w:val="0"/>
-          <w:color w:val="0066CC"/>
+          <w:color w:val="0000FF"/>
           <w:sz w:val="24"/>
           <w:u w:val="single"/>
         </w:rPr>
@@ -634,7 +634,7 @@
           <w:rFonts w:ascii="Charis SIL Regular" w:hAnsi="Charis SIL Regular" w:eastAsia="Charis SIL Regular"/>
           <w:b w:val="0"/>
           <w:i w:val="0"/>
-          <w:color w:val="0066CC"/>
+          <w:color w:val="0000FF"/>
           <w:sz w:val="24"/>
           <w:u w:val="single"/>
         </w:rPr>
@@ -881,7 +881,7 @@
           <w:rFonts w:ascii="Charis SIL Regular" w:hAnsi="Charis SIL Regular" w:eastAsia="Charis SIL Regular"/>
           <w:b w:val="0"/>
           <w:i w:val="0"/>
-          <w:color w:val="0066CC"/>
+          <w:color w:val="0000FF"/>
           <w:sz w:val="24"/>
           <w:u w:val="single"/>
         </w:rPr>
@@ -916,7 +916,7 @@
       </w:r>
       <w:r>
         <w:rPr>
-          <w:u w:val="single" w:color="0066cc"/>
+          <w:u w:val="single" w:color="0000ff"/>
           <w:rFonts w:ascii="Charis SIL Regular" w:hAnsi="Charis SIL Regular" w:eastAsia="Charis SIL Regular"/>
           <w:b w:val="0"/>
           <w:i w:val="0"/>
@@ -967,7 +967,7 @@
           <w:rFonts w:ascii="Charis SIL Regular" w:hAnsi="Charis SIL Regular" w:eastAsia="Charis SIL Regular"/>
           <w:b w:val="0"/>
           <w:i w:val="0"/>
-          <w:color w:val="0066CC"/>
+          <w:color w:val="0000FF"/>
           <w:sz w:val="24"/>
           <w:u w:val="single"/>
         </w:rPr>
@@ -985,7 +985,7 @@
           <w:rFonts w:ascii="Charis SIL Regular" w:hAnsi="Charis SIL Regular" w:eastAsia="Charis SIL Regular"/>
           <w:b w:val="0"/>
           <w:i w:val="0"/>
-          <w:color w:val="0066CC"/>
+          <w:color w:val="0000FF"/>
           <w:sz w:val="24"/>
           <w:u w:val="single"/>
         </w:rPr>
@@ -996,7 +996,7 @@
           <w:rFonts w:ascii="Charis SIL Regular" w:hAnsi="Charis SIL Regular" w:eastAsia="Charis SIL Regular"/>
           <w:b w:val="0"/>
           <w:i w:val="0"/>
-          <w:color w:val="0066CC"/>
+          <w:color w:val="0000FF"/>
           <w:sz w:val="24"/>
           <w:u w:val="single"/>
         </w:rPr>
@@ -1014,7 +1014,7 @@
           <w:rFonts w:ascii="Charis SIL Regular" w:hAnsi="Charis SIL Regular" w:eastAsia="Charis SIL Regular"/>
           <w:b w:val="0"/>
           <w:i w:val="0"/>
-          <w:color w:val="0066CC"/>
+          <w:color w:val="0000FF"/>
           <w:sz w:val="24"/>
           <w:u w:val="single"/>
         </w:rPr>
@@ -1025,7 +1025,7 @@
           <w:rFonts w:ascii="Charis SIL Regular" w:hAnsi="Charis SIL Regular" w:eastAsia="Charis SIL Regular"/>
           <w:b w:val="0"/>
           <w:i w:val="0"/>
-          <w:color w:val="0066CC"/>
+          <w:color w:val="0000FF"/>
           <w:sz w:val="24"/>
           <w:u w:val="single"/>
         </w:rPr>
@@ -1043,7 +1043,7 @@
           <w:rFonts w:ascii="Charis SIL Regular" w:hAnsi="Charis SIL Regular" w:eastAsia="Charis SIL Regular"/>
           <w:b w:val="0"/>
           <w:i w:val="0"/>
-          <w:color w:val="0066CC"/>
+          <w:color w:val="0000FF"/>
           <w:sz w:val="24"/>
           <w:u w:val="single"/>
         </w:rPr>
@@ -1054,7 +1054,7 @@
           <w:rFonts w:ascii="Charis SIL Regular" w:hAnsi="Charis SIL Regular" w:eastAsia="Charis SIL Regular"/>
           <w:b w:val="0"/>
           <w:i w:val="0"/>
-          <w:color w:val="0066CC"/>
+          <w:color w:val="0000FF"/>
           <w:sz w:val="24"/>
           <w:u w:val="single"/>
         </w:rPr>
@@ -1072,7 +1072,7 @@
           <w:rFonts w:ascii="Charis SIL Regular" w:hAnsi="Charis SIL Regular" w:eastAsia="Charis SIL Regular"/>
           <w:b w:val="0"/>
           <w:i w:val="0"/>
-          <w:color w:val="0066CC"/>
+          <w:color w:val="0000FF"/>
           <w:sz w:val="24"/>
           <w:u w:val="single"/>
         </w:rPr>
@@ -1083,7 +1083,7 @@
           <w:rFonts w:ascii="Charis SIL Regular" w:hAnsi="Charis SIL Regular" w:eastAsia="Charis SIL Regular"/>
           <w:b w:val="0"/>
           <w:i w:val="0"/>
-          <w:color w:val="0066CC"/>
+          <w:color w:val="0000FF"/>
           <w:sz w:val="24"/>
           <w:u w:val="single"/>
         </w:rPr>
@@ -1101,7 +1101,7 @@
           <w:rFonts w:ascii="Charis SIL Regular" w:hAnsi="Charis SIL Regular" w:eastAsia="Charis SIL Regular"/>
           <w:b w:val="0"/>
           <w:i w:val="0"/>
-          <w:color w:val="0066CC"/>
+          <w:color w:val="0000FF"/>
           <w:sz w:val="24"/>
           <w:u w:val="single"/>
         </w:rPr>
@@ -1112,7 +1112,7 @@
           <w:rFonts w:ascii="Charis SIL Regular" w:hAnsi="Charis SIL Regular" w:eastAsia="Charis SIL Regular"/>
           <w:b w:val="0"/>
           <w:i w:val="0"/>
-          <w:color w:val="0066CC"/>
+          <w:color w:val="0000FF"/>
           <w:sz w:val="24"/>
           <w:u w:val="single"/>
         </w:rPr>
@@ -1130,7 +1130,7 @@
           <w:rFonts w:ascii="Charis SIL Regular" w:hAnsi="Charis SIL Regular" w:eastAsia="Charis SIL Regular"/>
           <w:b w:val="0"/>
           <w:i w:val="0"/>
-          <w:color w:val="0066CC"/>
+          <w:color w:val="0000FF"/>
           <w:sz w:val="24"/>
           <w:u w:val="single"/>
         </w:rPr>
@@ -1141,7 +1141,7 @@
           <w:rFonts w:ascii="Charis SIL Regular" w:hAnsi="Charis SIL Regular" w:eastAsia="Charis SIL Regular"/>
           <w:b w:val="0"/>
           <w:i w:val="0"/>
-          <w:color w:val="0066CC"/>
+          <w:color w:val="0000FF"/>
           <w:sz w:val="24"/>
           <w:u w:val="single"/>
         </w:rPr>
@@ -1159,7 +1159,7 @@
           <w:rFonts w:ascii="Charis SIL Regular" w:hAnsi="Charis SIL Regular" w:eastAsia="Charis SIL Regular"/>
           <w:b w:val="0"/>
           <w:i w:val="0"/>
-          <w:color w:val="0066CC"/>
+          <w:color w:val="0000FF"/>
           <w:sz w:val="24"/>
           <w:u w:val="single"/>
         </w:rPr>
@@ -1170,7 +1170,7 @@
           <w:rFonts w:ascii="Charis SIL Regular" w:hAnsi="Charis SIL Regular" w:eastAsia="Charis SIL Regular"/>
           <w:b w:val="0"/>
           <w:i w:val="0"/>
-          <w:color w:val="0066CC"/>
+          <w:color w:val="0000FF"/>
           <w:sz w:val="24"/>
           <w:u w:val="single"/>
         </w:rPr>
@@ -1188,7 +1188,7 @@
           <w:rFonts w:ascii="Charis SIL Regular" w:hAnsi="Charis SIL Regular" w:eastAsia="Charis SIL Regular"/>
           <w:b w:val="0"/>
           <w:i w:val="0"/>
-          <w:color w:val="0066CC"/>
+          <w:color w:val="0000FF"/>
           <w:sz w:val="24"/>
           <w:u w:val="single"/>
         </w:rPr>
@@ -1206,7 +1206,7 @@
           <w:rFonts w:ascii="Charis SIL Regular" w:hAnsi="Charis SIL Regular" w:eastAsia="Charis SIL Regular"/>
           <w:b w:val="0"/>
           <w:i w:val="0"/>
-          <w:color w:val="0066CC"/>
+          <w:color w:val="0000FF"/>
           <w:sz w:val="24"/>
           <w:u w:val="single"/>
         </w:rPr>
@@ -1217,7 +1217,7 @@
           <w:rFonts w:ascii="Charis SIL Regular" w:hAnsi="Charis SIL Regular" w:eastAsia="Charis SIL Regular"/>
           <w:b w:val="0"/>
           <w:i w:val="0"/>
-          <w:color w:val="0066CC"/>
+          <w:color w:val="0000FF"/>
           <w:sz w:val="24"/>
           <w:u w:val="single"/>
         </w:rPr>
@@ -1242,7 +1242,7 @@
       </w:r>
       <w:r>
         <w:rPr>
-          <w:u w:val="single" w:color="0066cc"/>
+          <w:u w:val="single" w:color="0000ff"/>
           <w:rFonts w:ascii="Charis SIL Regular" w:hAnsi="Charis SIL Regular" w:eastAsia="Charis SIL Regular"/>
           <w:b w:val="0"/>
           <w:i w:val="0"/>
@@ -1260,7 +1260,7 @@
       </w:r>
       <w:r>
         <w:rPr>
-          <w:u w:val="single" w:color="0066cc"/>
+          <w:u w:val="single" w:color="0000ff"/>
           <w:rFonts w:ascii="Charis SIL Regular" w:hAnsi="Charis SIL Regular" w:eastAsia="Charis SIL Regular"/>
           <w:b w:val="0"/>
           <w:i w:val="0"/>
@@ -1271,7 +1271,7 @@
       </w:r>
       <w:r>
         <w:rPr>
-          <w:u w:val="single" w:color="0066cc"/>
+          <w:u w:val="single" w:color="0000ff"/>
           <w:rFonts w:ascii="Charis SIL Regular" w:hAnsi="Charis SIL Regular" w:eastAsia="Charis SIL Regular"/>
           <w:b w:val="0"/>
           <w:i w:val="0"/>
@@ -1289,46 +1289,21 @@
       </w:r>
       <w:r>
         <w:rPr>
-          <w:u w:val="single" w:color="0066cc"/>
+          <w:u w:val="single" w:color="0000ff"/>
           <w:rFonts w:ascii="Charis SIL Regular" w:hAnsi="Charis SIL Regular" w:eastAsia="Charis SIL Regular"/>
           <w:b w:val="0"/>
           <w:i w:val="0"/>
           <w:color w:val="000000"/>
           <w:sz w:val="24"/>
         </w:rPr>
-        <w:hyperlink r:id="rId15" w:history="1">
-          <w:r>
-            <w:rPr>
-              <w:rStyle w:val="Hyperlink"/>
-            </w:rPr>
-            <w:t>t</w:t>
-          </w:r>
-        </w:hyperlink>
-      </w:r>
-      <w:r>
-        <w:rPr>
-          <w:u w:val="single" w:color="0066cc"/>
-          <w:rFonts w:ascii="Charis SIL Regular" w:hAnsi="Charis SIL Regular" w:eastAsia="Charis SIL Regular"/>
-          <w:b w:val="0"/>
-          <w:i w:val="0"/>
-          <w:color w:val="000000"/>
-          <w:sz w:val="24"/>
-        </w:rPr>
-        <w:hyperlink r:id="rId15" w:history="1">
-          <w:r>
-            <w:rPr>
-              <w:rStyle w:val="Hyperlink"/>
-            </w:rPr>
-            <w:t xml:space="preserve">he </w:t>
-          </w:r>
-        </w:hyperlink>
-      </w:r>
-      <w:r>
-        <w:rPr>
-          <w:rFonts w:ascii="Charis SIL Regular" w:hAnsi="Charis SIL Regular" w:eastAsia="Charis SIL Regular"/>
-          <w:b w:val="0"/>
-          <w:i w:val="0"/>
-          <w:color w:val="0066CC"/>
+        <w:t xml:space="preserve">the </w:t>
+      </w:r>
+      <w:r>
+        <w:rPr>
+          <w:rFonts w:ascii="Charis SIL Regular" w:hAnsi="Charis SIL Regular" w:eastAsia="Charis SIL Regular"/>
+          <w:b w:val="0"/>
+          <w:i w:val="0"/>
+          <w:color w:val="0000FF"/>
           <w:sz w:val="24"/>
           <w:u w:val="single"/>
         </w:rPr>
@@ -1346,7 +1321,7 @@
           <w:rFonts w:ascii="Charis SIL Regular" w:hAnsi="Charis SIL Regular" w:eastAsia="Charis SIL Regular"/>
           <w:b w:val="0"/>
           <w:i w:val="0"/>
-          <w:color w:val="0066CC"/>
+          <w:color w:val="0000FF"/>
           <w:sz w:val="24"/>
           <w:u w:val="single"/>
         </w:rPr>
@@ -1364,7 +1339,7 @@
           <w:rFonts w:ascii="Charis SIL Regular" w:hAnsi="Charis SIL Regular" w:eastAsia="Charis SIL Regular"/>
           <w:b w:val="0"/>
           <w:i w:val="0"/>
-          <w:color w:val="0066CC"/>
+          <w:color w:val="0000FF"/>
           <w:sz w:val="24"/>
           <w:u w:val="single"/>
         </w:rPr>
@@ -1375,18 +1350,25 @@
           <w:rFonts w:ascii="Charis SIL Regular" w:hAnsi="Charis SIL Regular" w:eastAsia="Charis SIL Regular"/>
           <w:b w:val="0"/>
           <w:i w:val="0"/>
-          <w:color w:val="0066CC"/>
+          <w:color w:val="0000FF"/>
           <w:sz w:val="24"/>
           <w:u w:val="single"/>
         </w:rPr>
-        <w:t>U</w:t>
-      </w:r>
-      <w:r>
-        <w:rPr>
-          <w:rFonts w:ascii="Charis SIL Regular" w:hAnsi="Charis SIL Regular" w:eastAsia="Charis SIL Regular"/>
-          <w:b w:val="0"/>
-          <w:i w:val="0"/>
-          <w:color w:val="0066CC"/>
+        <w:hyperlink r:id="rId16" w:history="1">
+          <w:r>
+            <w:rPr>
+              <w:rStyle w:val="Hyperlink"/>
+            </w:rPr>
+            <w:t>U</w:t>
+          </w:r>
+        </w:hyperlink>
+      </w:r>
+      <w:r>
+        <w:rPr>
+          <w:rFonts w:ascii="Charis SIL Regular" w:hAnsi="Charis SIL Regular" w:eastAsia="Charis SIL Regular"/>
+          <w:b w:val="0"/>
+          <w:i w:val="0"/>
+          <w:color w:val="0000FF"/>
           <w:sz w:val="24"/>
           <w:u w:val="single"/>
         </w:rPr>
@@ -1404,7 +1386,7 @@
           <w:rFonts w:ascii="Charis SIL Regular" w:hAnsi="Charis SIL Regular" w:eastAsia="Charis SIL Regular"/>
           <w:b w:val="0"/>
           <w:i w:val="0"/>
-          <w:color w:val="0066CC"/>
+          <w:color w:val="0000FF"/>
           <w:sz w:val="24"/>
           <w:u w:val="single"/>
         </w:rPr>
@@ -1415,7 +1397,7 @@
           <w:rFonts w:ascii="Charis SIL Regular" w:hAnsi="Charis SIL Regular" w:eastAsia="Charis SIL Regular"/>
           <w:b w:val="0"/>
           <w:i w:val="0"/>
-          <w:color w:val="0066CC"/>
+          <w:color w:val="0000FF"/>
           <w:sz w:val="24"/>
           <w:u w:val="single"/>
         </w:rPr>
@@ -1433,11 +1415,11 @@
           <w:rFonts w:ascii="Charis SIL Regular" w:hAnsi="Charis SIL Regular" w:eastAsia="Charis SIL Regular"/>
           <w:b w:val="0"/>
           <w:i w:val="0"/>
-          <w:color w:val="0066CC"/>
+          <w:color w:val="0000FF"/>
           <w:sz w:val="24"/>
           <w:u w:val="single"/>
         </w:rPr>
-        <w:hyperlink r:id="rId15" w:history="1">
+        <w:hyperlink r:id="rId16" w:history="1">
           <w:r>
             <w:rPr>
               <w:rStyle w:val="Hyperlink"/>
@@ -1451,11 +1433,11 @@
           <w:rFonts w:ascii="Charis SIL Regular" w:hAnsi="Charis SIL Regular" w:eastAsia="Charis SIL Regular"/>
           <w:b w:val="0"/>
           <w:i w:val="0"/>
-          <w:color w:val="0066CC"/>
+          <w:color w:val="0000FF"/>
           <w:sz w:val="24"/>
           <w:u w:val="single"/>
         </w:rPr>
-        <w:hyperlink r:id="rId15" w:history="1">
+        <w:hyperlink r:id="rId16" w:history="1">
           <w:r>
             <w:rPr>
               <w:rStyle w:val="Hyperlink"/>
@@ -1466,7 +1448,7 @@
       </w:r>
       <w:r>
         <w:rPr>
-          <w:u w:val="single" w:color="0066cc"/>
+          <w:u w:val="single" w:color="0000ff"/>
           <w:rFonts w:ascii="Charis SIL Regular" w:hAnsi="Charis SIL Regular" w:eastAsia="Charis SIL Regular"/>
           <w:b w:val="0"/>
           <w:i w:val="0"/>
@@ -1484,7 +1466,7 @@
       </w:r>
       <w:r>
         <w:rPr>
-          <w:u w:val="single" w:color="0066cc"/>
+          <w:u w:val="single" w:color="0000ff"/>
           <w:rFonts w:ascii="Charis SIL Regular" w:hAnsi="Charis SIL Regular" w:eastAsia="Charis SIL Regular"/>
           <w:b w:val="0"/>
           <w:i w:val="0"/>
@@ -1502,7 +1484,7 @@
       </w:r>
       <w:r>
         <w:rPr>
-          <w:u w:val="single" w:color="0066cc"/>
+          <w:u w:val="single" w:color="0000ff"/>
           <w:rFonts w:ascii="Charis SIL Regular" w:hAnsi="Charis SIL Regular" w:eastAsia="Charis SIL Regular"/>
           <w:b w:val="0"/>
           <w:i w:val="0"/>
@@ -1520,7 +1502,7 @@
       </w:r>
       <w:r>
         <w:rPr>
-          <w:u w:val="single" w:color="0066cc"/>
+          <w:u w:val="single" w:color="0000ff"/>
           <w:rFonts w:ascii="Charis SIL Regular" w:hAnsi="Charis SIL Regular" w:eastAsia="Charis SIL Regular"/>
           <w:b w:val="0"/>
           <w:i w:val="0"/>
@@ -1538,7 +1520,7 @@
       </w:r>
       <w:r>
         <w:rPr>
-          <w:u w:val="single" w:color="0066cc"/>
+          <w:u w:val="single" w:color="0000ff"/>
           <w:rFonts w:ascii="Charis SIL Regular" w:hAnsi="Charis SIL Regular" w:eastAsia="Charis SIL Regular"/>
           <w:b w:val="0"/>
           <w:i w:val="0"/>
@@ -1549,7 +1531,7 @@
       </w:r>
       <w:r>
         <w:rPr>
-          <w:u w:val="single" w:color="0066cc"/>
+          <w:u w:val="single" w:color="0000ff"/>
           <w:rFonts w:ascii="Charis SIL Regular" w:hAnsi="Charis SIL Regular" w:eastAsia="Charis SIL Regular"/>
           <w:b w:val="0"/>
           <w:i w:val="0"/>
@@ -1577,7 +1559,7 @@
       </w:r>
       <w:r>
         <w:rPr>
-          <w:u w:val="single" w:color="0066cc"/>
+          <w:u w:val="single" w:color="0000ff"/>
           <w:rFonts w:ascii="Charis SIL Regular" w:hAnsi="Charis SIL Regular" w:eastAsia="Charis SIL Regular"/>
           <w:b w:val="0"/>
           <w:i w:val="0"/>
@@ -1595,7 +1577,7 @@
       </w:r>
       <w:r>
         <w:rPr>
-          <w:u w:val="single" w:color="0066cc"/>
+          <w:u w:val="single" w:color="0000ff"/>
           <w:rFonts w:ascii="Charis SIL Regular" w:hAnsi="Charis SIL Regular" w:eastAsia="Charis SIL Regular"/>
           <w:b w:val="0"/>
           <w:i w:val="0"/>
@@ -1613,7 +1595,7 @@
       </w:r>
       <w:r>
         <w:rPr>
-          <w:u w:val="single" w:color="0066cc"/>
+          <w:u w:val="single" w:color="0000ff"/>
           <w:rFonts w:ascii="Charis SIL Regular" w:hAnsi="Charis SIL Regular" w:eastAsia="Charis SIL Regular"/>
           <w:b w:val="0"/>
           <w:i w:val="0"/>
@@ -1631,7 +1613,7 @@
       </w:r>
       <w:r>
         <w:rPr>
-          <w:u w:val="single" w:color="0066cc"/>
+          <w:u w:val="single" w:color="0000ff"/>
           <w:rFonts w:ascii="Charis SIL Regular" w:hAnsi="Charis SIL Regular" w:eastAsia="Charis SIL Regular"/>
           <w:b w:val="0"/>
           <w:i w:val="0"/>
@@ -1649,7 +1631,7 @@
       </w:r>
       <w:r>
         <w:rPr>
-          <w:u w:val="single" w:color="0066cc"/>
+          <w:u w:val="single" w:color="0000ff"/>
           <w:rFonts w:ascii="Charis SIL Regular" w:hAnsi="Charis SIL Regular" w:eastAsia="Charis SIL Regular"/>
           <w:b w:val="0"/>
           <w:i w:val="0"/>
@@ -1700,7 +1682,7 @@
           <w:rFonts w:ascii="Charis SIL Regular" w:hAnsi="Charis SIL Regular" w:eastAsia="Charis SIL Regular"/>
           <w:b w:val="0"/>
           <w:i w:val="0"/>
-          <w:color w:val="0066CC"/>
+          <w:color w:val="0000FF"/>
           <w:sz w:val="24"/>
           <w:u w:val="single"/>
         </w:rPr>
@@ -1718,7 +1700,7 @@
           <w:rFonts w:ascii="Charis SIL Regular" w:hAnsi="Charis SIL Regular" w:eastAsia="Charis SIL Regular"/>
           <w:b w:val="0"/>
           <w:i w:val="0"/>
-          <w:color w:val="0066CC"/>
+          <w:color w:val="0000FF"/>
           <w:sz w:val="24"/>
           <w:u w:val="single"/>
         </w:rPr>
@@ -1729,7 +1711,7 @@
           <w:rFonts w:ascii="Charis SIL Regular" w:hAnsi="Charis SIL Regular" w:eastAsia="Charis SIL Regular"/>
           <w:b w:val="0"/>
           <w:i w:val="0"/>
-          <w:color w:val="0066CC"/>
+          <w:color w:val="0000FF"/>
           <w:sz w:val="24"/>
           <w:u w:val="single"/>
         </w:rPr>
@@ -1747,7 +1729,7 @@
           <w:rFonts w:ascii="Charis SIL Regular" w:hAnsi="Charis SIL Regular" w:eastAsia="Charis SIL Regular"/>
           <w:b w:val="0"/>
           <w:i w:val="0"/>
-          <w:color w:val="0066CC"/>
+          <w:color w:val="0000FF"/>
           <w:sz w:val="24"/>
           <w:u w:val="single"/>
         </w:rPr>
@@ -1758,7 +1740,7 @@
           <w:rFonts w:ascii="Charis SIL Regular" w:hAnsi="Charis SIL Regular" w:eastAsia="Charis SIL Regular"/>
           <w:b w:val="0"/>
           <w:i w:val="0"/>
-          <w:color w:val="0066CC"/>
+          <w:color w:val="0000FF"/>
           <w:sz w:val="24"/>
           <w:u w:val="single"/>
         </w:rPr>
@@ -1776,7 +1758,7 @@
           <w:rFonts w:ascii="Charis SIL Regular" w:hAnsi="Charis SIL Regular" w:eastAsia="Charis SIL Regular"/>
           <w:b w:val="0"/>
           <w:i w:val="0"/>
-          <w:color w:val="0066CC"/>
+          <w:color w:val="0000FF"/>
           <w:sz w:val="24"/>
           <w:u w:val="single"/>
         </w:rPr>
@@ -1787,7 +1769,7 @@
           <w:rFonts w:ascii="Charis SIL Regular" w:hAnsi="Charis SIL Regular" w:eastAsia="Charis SIL Regular"/>
           <w:b w:val="0"/>
           <w:i w:val="0"/>
-          <w:color w:val="0066CC"/>
+          <w:color w:val="0000FF"/>
           <w:sz w:val="24"/>
           <w:u w:val="single"/>
         </w:rPr>
@@ -1805,7 +1787,7 @@
           <w:rFonts w:ascii="Charis SIL Regular" w:hAnsi="Charis SIL Regular" w:eastAsia="Charis SIL Regular"/>
           <w:b w:val="0"/>
           <w:i w:val="0"/>
-          <w:color w:val="0066CC"/>
+          <w:color w:val="0000FF"/>
           <w:sz w:val="24"/>
           <w:u w:val="single"/>
         </w:rPr>
@@ -1816,7 +1798,7 @@
           <w:rFonts w:ascii="Charis SIL Regular" w:hAnsi="Charis SIL Regular" w:eastAsia="Charis SIL Regular"/>
           <w:b w:val="0"/>
           <w:i w:val="0"/>
-          <w:color w:val="0066CC"/>
+          <w:color w:val="0000FF"/>
           <w:sz w:val="24"/>
           <w:u w:val="single"/>
         </w:rPr>
@@ -1834,7 +1816,7 @@
           <w:rFonts w:ascii="Charis SIL Regular" w:hAnsi="Charis SIL Regular" w:eastAsia="Charis SIL Regular"/>
           <w:b w:val="0"/>
           <w:i w:val="0"/>
-          <w:color w:val="0066CC"/>
+          <w:color w:val="0000FF"/>
           <w:sz w:val="24"/>
           <w:u w:val="single"/>
         </w:rPr>
@@ -1845,7 +1827,7 @@
           <w:rFonts w:ascii="Charis SIL Regular" w:hAnsi="Charis SIL Regular" w:eastAsia="Charis SIL Regular"/>
           <w:b w:val="0"/>
           <w:i w:val="0"/>
-          <w:color w:val="0066CC"/>
+          <w:color w:val="0000FF"/>
           <w:sz w:val="24"/>
           <w:u w:val="single"/>
         </w:rPr>
@@ -1863,7 +1845,7 @@
           <w:rFonts w:ascii="Charis SIL Regular" w:hAnsi="Charis SIL Regular" w:eastAsia="Charis SIL Regular"/>
           <w:b w:val="0"/>
           <w:i w:val="0"/>
-          <w:color w:val="0066CC"/>
+          <w:color w:val="0000FF"/>
           <w:sz w:val="24"/>
           <w:u w:val="single"/>
         </w:rPr>
@@ -1881,7 +1863,7 @@
           <w:rFonts w:ascii="Charis SIL Regular" w:hAnsi="Charis SIL Regular" w:eastAsia="Charis SIL Regular"/>
           <w:b w:val="0"/>
           <w:i w:val="0"/>
-          <w:color w:val="0066CC"/>
+          <w:color w:val="0000FF"/>
           <w:sz w:val="24"/>
           <w:u w:val="single"/>
         </w:rPr>
@@ -1892,7 +1874,7 @@
           <w:rFonts w:ascii="Charis SIL Regular" w:hAnsi="Charis SIL Regular" w:eastAsia="Charis SIL Regular"/>
           <w:b w:val="0"/>
           <w:i w:val="0"/>
-          <w:color w:val="0066CC"/>
+          <w:color w:val="0000FF"/>
           <w:sz w:val="24"/>
           <w:u w:val="single"/>
         </w:rPr>
@@ -1913,11 +1895,65 @@
           <w:color w:val="000000"/>
           <w:sz w:val="24"/>
         </w:rPr>
-        <w:t>. They also provide an online search function for t</w:t>
-      </w:r>
-      <w:r>
-        <w:rPr>
-          <w:u w:val="single" w:color="0066cc"/>
+        <w:t>. They also provide an online search</w:t>
+      </w:r>
+      <w:r>
+        <w:rPr>
+          <w:u w:val="single" w:color="0000ff"/>
+          <w:rFonts w:ascii="Charis SIL Regular" w:hAnsi="Charis SIL Regular" w:eastAsia="Charis SIL Regular"/>
+          <w:b w:val="0"/>
+          <w:i w:val="0"/>
+          <w:color w:val="000000"/>
+          <w:sz w:val="24"/>
+        </w:rPr>
+        <w:hyperlink r:id="rId17" w:history="1">
+          <w:r>
+            <w:rPr>
+              <w:rStyle w:val="Hyperlink"/>
+            </w:rPr>
+            <w:t xml:space="preserve"> functi</w:t>
+          </w:r>
+        </w:hyperlink>
+      </w:r>
+      <w:r>
+        <w:rPr>
+          <w:u w:val="single" w:color="0000ff"/>
+          <w:rFonts w:ascii="Charis SIL Regular" w:hAnsi="Charis SIL Regular" w:eastAsia="Charis SIL Regular"/>
+          <w:b w:val="0"/>
+          <w:i w:val="0"/>
+          <w:color w:val="000000"/>
+          <w:sz w:val="24"/>
+        </w:rPr>
+        <w:hyperlink r:id="rId17" w:history="1">
+          <w:r>
+            <w:rPr>
+              <w:rStyle w:val="Hyperlink"/>
+            </w:rPr>
+            <w:t>on f</w:t>
+          </w:r>
+        </w:hyperlink>
+      </w:r>
+      <w:r>
+        <w:rPr>
+          <w:u w:val="single" w:color="0000ff"/>
+          <w:rFonts w:ascii="Charis SIL Regular" w:hAnsi="Charis SIL Regular" w:eastAsia="Charis SIL Regular"/>
+          <w:b w:val="0"/>
+          <w:i w:val="0"/>
+          <w:color w:val="000000"/>
+          <w:sz w:val="24"/>
+        </w:rPr>
+        <w:hyperlink r:id="rId17" w:history="1">
+          <w:r>
+            <w:rPr>
+              <w:rStyle w:val="Hyperlink"/>
+            </w:rPr>
+            <w:t>or t</w:t>
+          </w:r>
+        </w:hyperlink>
+      </w:r>
+      <w:r>
+        <w:rPr>
+          <w:u w:val="single" w:color="0000ff"/>
           <w:rFonts w:ascii="Charis SIL Regular" w:hAnsi="Charis SIL Regular" w:eastAsia="Charis SIL Regular"/>
           <w:b w:val="0"/>
           <w:i w:val="0"/>
@@ -1935,7 +1971,7 @@
       </w:r>
       <w:r>
         <w:rPr>
-          <w:u w:val="single" w:color="0066cc"/>
+          <w:u w:val="single" w:color="0000ff"/>
           <w:rFonts w:ascii="Charis SIL Regular" w:hAnsi="Charis SIL Regular" w:eastAsia="Charis SIL Regular"/>
           <w:b w:val="0"/>
           <w:i w:val="0"/>
@@ -1953,7 +1989,7 @@
       </w:r>
       <w:r>
         <w:rPr>
-          <w:u w:val="single" w:color="0066cc"/>
+          <w:u w:val="single" w:color="0000ff"/>
           <w:rFonts w:ascii="Charis SIL Regular" w:hAnsi="Charis SIL Regular" w:eastAsia="Charis SIL Regular"/>
           <w:b w:val="0"/>
           <w:i w:val="0"/>
@@ -1965,33 +2001,24 @@
             <w:rPr>
               <w:rStyle w:val="Hyperlink"/>
             </w:rPr>
-            <w:t xml:space="preserve"> files</w:t>
+            <w:t xml:space="preserve"> files </w:t>
           </w:r>
         </w:hyperlink>
       </w:r>
       <w:r>
         <w:rPr>
+          <w:u w:val="single" w:color="0000ff"/>
           <w:rFonts w:ascii="Charis SIL Regular" w:hAnsi="Charis SIL Regular" w:eastAsia="Charis SIL Regular"/>
           <w:b w:val="0"/>
           <w:i w:val="0"/>
           <w:color w:val="000000"/>
           <w:sz w:val="24"/>
         </w:rPr>
-        <w:t xml:space="preserve"> </w:t>
-      </w:r>
-      <w:r>
-        <w:rPr>
-          <w:rFonts w:ascii="Charis SIL Regular" w:hAnsi="Charis SIL Regular" w:eastAsia="Charis SIL Regular"/>
-          <w:b w:val="0"/>
-          <w:i w:val="0"/>
-          <w:color w:val="000000"/>
-          <w:sz w:val="24"/>
-        </w:rPr>
         <w:t>(</w:t>
       </w:r>
       <w:r>
         <w:rPr>
-          <w:u w:val="single" w:color="0066cc"/>
+          <w:u w:val="single" w:color="0000ff"/>
           <w:rFonts w:ascii="Charis SIL Regular" w:hAnsi="Charis SIL Regular" w:eastAsia="Charis SIL Regular"/>
           <w:b w:val="0"/>
           <w:i w:val="0"/>
@@ -2009,7 +2036,7 @@
       </w:r>
       <w:r>
         <w:rPr>
-          <w:u w:val="single" w:color="0066cc"/>
+          <w:u w:val="single" w:color="0000ff"/>
           <w:rFonts w:ascii="Charis SIL Regular" w:hAnsi="Charis SIL Regular" w:eastAsia="Charis SIL Regular"/>
           <w:b w:val="0"/>
           <w:i w:val="0"/>
@@ -2021,13 +2048,23 @@
             <w:rPr>
               <w:rStyle w:val="Hyperlink"/>
             </w:rPr>
-            <w:t xml:space="preserve">ervice </w:t>
+            <w:t>ervic</w:t>
           </w:r>
         </w:hyperlink>
       </w:r>
       <w:r>
         <w:rPr>
-          <w:u w:val="single" w:color="0066cc"/>
+          <w:rFonts w:ascii="Charis SIL Regular" w:hAnsi="Charis SIL Regular" w:eastAsia="Charis SIL Regular"/>
+          <w:b w:val="0"/>
+          <w:i w:val="0"/>
+          <w:color w:val="000000"/>
+          <w:sz w:val="24"/>
+        </w:rPr>
+        <w:t xml:space="preserve">e </w:t>
+      </w:r>
+      <w:r>
+        <w:rPr>
+          <w:u w:val="single" w:color="0000ff"/>
           <w:rFonts w:ascii="Charis SIL Regular" w:hAnsi="Charis SIL Regular" w:eastAsia="Charis SIL Regular"/>
           <w:b w:val="0"/>
           <w:i w:val="0"/>
@@ -2045,7 +2082,7 @@
       </w:r>
       <w:r>
         <w:rPr>
-          <w:u w:val="single" w:color="0066cc"/>
+          <w:u w:val="single" w:color="0000ff"/>
           <w:rFonts w:ascii="Charis SIL Regular" w:hAnsi="Charis SIL Regular" w:eastAsia="Charis SIL Regular"/>
           <w:b w:val="0"/>
           <w:i w:val="0"/>
@@ -2063,7 +2100,7 @@
       </w:r>
       <w:r>
         <w:rPr>
-          <w:u w:val="single" w:color="0066cc"/>
+          <w:u w:val="single" w:color="0000ff"/>
           <w:rFonts w:ascii="Charis SIL Regular" w:hAnsi="Charis SIL Regular" w:eastAsia="Charis SIL Regular"/>
           <w:b w:val="0"/>
           <w:i w:val="0"/>
@@ -2277,7 +2314,7 @@
           <w:rFonts w:ascii="Charis SIL Regular" w:hAnsi="Charis SIL Regular" w:eastAsia="Charis SIL Regular"/>
           <w:b w:val="0"/>
           <w:i w:val="0"/>
-          <w:color w:val="0066CC"/>
+          <w:color w:val="0000FF"/>
           <w:sz w:val="24"/>
           <w:u w:val="single"/>
         </w:rPr>
@@ -2295,7 +2332,7 @@
           <w:rFonts w:ascii="Charis SIL Regular" w:hAnsi="Charis SIL Regular" w:eastAsia="Charis SIL Regular"/>
           <w:b w:val="0"/>
           <w:i w:val="0"/>
-          <w:color w:val="0066CC"/>
+          <w:color w:val="0000FF"/>
           <w:sz w:val="24"/>
           <w:u w:val="single"/>
         </w:rPr>
@@ -2306,7 +2343,7 @@
           <w:rFonts w:ascii="Charis SIL Regular" w:hAnsi="Charis SIL Regular" w:eastAsia="Charis SIL Regular"/>
           <w:b w:val="0"/>
           <w:i w:val="0"/>
-          <w:color w:val="0066CC"/>
+          <w:color w:val="0000FF"/>
           <w:sz w:val="24"/>
           <w:u w:val="single"/>
         </w:rPr>
@@ -2344,7 +2381,7 @@
           <w:rFonts w:ascii="Charis SIL Regular" w:hAnsi="Charis SIL Regular" w:eastAsia="Charis SIL Regular"/>
           <w:b w:val="0"/>
           <w:i w:val="0"/>
-          <w:color w:val="0066CC"/>
+          <w:color w:val="0000FF"/>
           <w:sz w:val="24"/>
           <w:u w:val="single"/>
         </w:rPr>
@@ -2362,7 +2399,7 @@
           <w:rFonts w:ascii="Charis SIL Regular" w:hAnsi="Charis SIL Regular" w:eastAsia="Charis SIL Regular"/>
           <w:b w:val="0"/>
           <w:i w:val="0"/>
-          <w:color w:val="0066CC"/>
+          <w:color w:val="0000FF"/>
           <w:sz w:val="24"/>
           <w:u w:val="single"/>
         </w:rPr>
@@ -2373,7 +2410,7 @@
           <w:rFonts w:ascii="Charis SIL Regular" w:hAnsi="Charis SIL Regular" w:eastAsia="Charis SIL Regular"/>
           <w:b w:val="0"/>
           <w:i w:val="0"/>
-          <w:color w:val="0066CC"/>
+          <w:color w:val="0000FF"/>
           <w:sz w:val="24"/>
           <w:u w:val="single"/>
         </w:rPr>
@@ -2391,7 +2428,7 @@
           <w:rFonts w:ascii="Charis SIL Regular" w:hAnsi="Charis SIL Regular" w:eastAsia="Charis SIL Regular"/>
           <w:b w:val="0"/>
           <w:i w:val="0"/>
-          <w:color w:val="0066CC"/>
+          <w:color w:val="0000FF"/>
           <w:sz w:val="24"/>
           <w:u w:val="single"/>
         </w:rPr>
@@ -2402,11 +2439,11 @@
           <w:rFonts w:ascii="Charis SIL Regular" w:hAnsi="Charis SIL Regular" w:eastAsia="Charis SIL Regular"/>
           <w:b w:val="0"/>
           <w:i w:val="0"/>
-          <w:color w:val="0066CC"/>
+          <w:color w:val="0000FF"/>
           <w:sz w:val="24"/>
           <w:u w:val="single"/>
         </w:rPr>
-        <w:hyperlink r:id="rId19" w:history="1">
+        <w:hyperlink r:id="rId18" w:history="1">
           <w:r>
             <w:rPr>
               <w:rStyle w:val="Hyperlink"/>
@@ -2420,7 +2457,7 @@
           <w:rFonts w:ascii="Charis SIL Regular" w:hAnsi="Charis SIL Regular" w:eastAsia="Charis SIL Regular"/>
           <w:b w:val="0"/>
           <w:i w:val="0"/>
-          <w:color w:val="0066CC"/>
+          <w:color w:val="0000FF"/>
           <w:sz w:val="24"/>
           <w:u w:val="single"/>
         </w:rPr>
@@ -2431,11 +2468,11 @@
           <w:rFonts w:ascii="Charis SIL Regular" w:hAnsi="Charis SIL Regular" w:eastAsia="Charis SIL Regular"/>
           <w:b w:val="0"/>
           <w:i w:val="0"/>
-          <w:color w:val="0066CC"/>
+          <w:color w:val="0000FF"/>
           <w:sz w:val="24"/>
           <w:u w:val="single"/>
         </w:rPr>
-        <w:hyperlink r:id="rId19" w:history="1">
+        <w:hyperlink r:id="rId18" w:history="1">
           <w:r>
             <w:rPr>
               <w:rStyle w:val="Hyperlink"/>
@@ -2449,7 +2486,7 @@
           <w:rFonts w:ascii="Charis SIL Regular" w:hAnsi="Charis SIL Regular" w:eastAsia="Charis SIL Regular"/>
           <w:b w:val="0"/>
           <w:i w:val="0"/>
-          <w:color w:val="0066CC"/>
+          <w:color w:val="0000FF"/>
           <w:sz w:val="24"/>
           <w:u w:val="single"/>
         </w:rPr>
@@ -2467,7 +2504,7 @@
           <w:rFonts w:ascii="Charis SIL Regular" w:hAnsi="Charis SIL Regular" w:eastAsia="Charis SIL Regular"/>
           <w:b w:val="0"/>
           <w:i w:val="0"/>
-          <w:color w:val="0066CC"/>
+          <w:color w:val="0000FF"/>
           <w:sz w:val="24"/>
           <w:u w:val="single"/>
         </w:rPr>
@@ -2485,7 +2522,7 @@
           <w:rFonts w:ascii="Charis SIL Regular" w:hAnsi="Charis SIL Regular" w:eastAsia="Charis SIL Regular"/>
           <w:b w:val="0"/>
           <w:i w:val="0"/>
-          <w:color w:val="0066CC"/>
+          <w:color w:val="0000FF"/>
           <w:sz w:val="24"/>
           <w:u w:val="single"/>
         </w:rPr>
@@ -2520,7 +2557,7 @@
       </w:r>
       <w:r>
         <w:rPr>
-          <w:u w:val="single" w:color="0066cc"/>
+          <w:u w:val="single" w:color="0000ff"/>
           <w:rFonts w:ascii="Charis SIL Regular" w:hAnsi="Charis SIL Regular" w:eastAsia="Charis SIL Regular"/>
           <w:b w:val="0"/>
           <w:i w:val="0"/>
@@ -2538,7 +2575,7 @@
       </w:r>
       <w:r>
         <w:rPr>
-          <w:u w:val="single" w:color="0066cc"/>
+          <w:u w:val="single" w:color="0000ff"/>
           <w:rFonts w:ascii="Charis SIL Regular" w:hAnsi="Charis SIL Regular" w:eastAsia="Charis SIL Regular"/>
           <w:b w:val="0"/>
           <w:i w:val="0"/>
@@ -2549,7 +2586,7 @@
       </w:r>
       <w:r>
         <w:rPr>
-          <w:u w:val="single" w:color="0066cc"/>
+          <w:u w:val="single" w:color="0000ff"/>
           <w:rFonts w:ascii="Charis SIL Regular" w:hAnsi="Charis SIL Regular" w:eastAsia="Charis SIL Regular"/>
           <w:b w:val="0"/>
           <w:i w:val="0"/>
@@ -2567,7 +2604,7 @@
       </w:r>
       <w:r>
         <w:rPr>
-          <w:u w:val="single" w:color="0066cc"/>
+          <w:u w:val="single" w:color="0000ff"/>
           <w:rFonts w:ascii="Charis SIL Regular" w:hAnsi="Charis SIL Regular" w:eastAsia="Charis SIL Regular"/>
           <w:b w:val="0"/>
           <w:i w:val="0"/>
@@ -2585,7 +2622,7 @@
       </w:r>
       <w:r>
         <w:rPr>
-          <w:u w:val="single" w:color="0066cc"/>
+          <w:u w:val="single" w:color="0000ff"/>
           <w:rFonts w:ascii="Charis SIL Regular" w:hAnsi="Charis SIL Regular" w:eastAsia="Charis SIL Regular"/>
           <w:b w:val="0"/>
           <w:i w:val="0"/>
@@ -2603,7 +2640,7 @@
       </w:r>
       <w:r>
         <w:rPr>
-          <w:u w:val="single" w:color="0066cc"/>
+          <w:u w:val="single" w:color="0000ff"/>
           <w:rFonts w:ascii="Charis SIL Regular" w:hAnsi="Charis SIL Regular" w:eastAsia="Charis SIL Regular"/>
           <w:b w:val="0"/>
           <w:i w:val="0"/>
@@ -2734,7 +2771,7 @@
           <w:rFonts w:ascii="Charis SIL Regular" w:hAnsi="Charis SIL Regular" w:eastAsia="Charis SIL Regular"/>
           <w:b w:val="0"/>
           <w:i w:val="0"/>
-          <w:color w:val="0066CC"/>
+          <w:color w:val="0000FF"/>
           <w:sz w:val="24"/>
           <w:u w:val="single"/>
         </w:rPr>
@@ -2769,7 +2806,7 @@
       </w:r>
       <w:r>
         <w:rPr>
-          <w:u w:val="single" w:color="0066cc"/>
+          <w:u w:val="single" w:color="0000ff"/>
           <w:rFonts w:ascii="Charis SIL Regular" w:hAnsi="Charis SIL Regular" w:eastAsia="Charis SIL Regular"/>
           <w:b w:val="0"/>
           <w:i w:val="0"/>
@@ -2833,7 +2870,7 @@
           <w:rFonts w:ascii="Charis SIL Regular" w:hAnsi="Charis SIL Regular" w:eastAsia="Charis SIL Regular"/>
           <w:b w:val="0"/>
           <w:i w:val="0"/>
-          <w:color w:val="0066CC"/>
+          <w:color w:val="0000FF"/>
           <w:sz w:val="24"/>
           <w:u w:val="single"/>
         </w:rPr>
@@ -2990,8 +3027,9 @@
           <w:rFonts w:ascii="Charis SIL Regular" w:hAnsi="Charis SIL Regular" w:eastAsia="Charis SIL Regular"/>
           <w:b w:val="0"/>
           <w:i w:val="0"/>
-          <w:color w:val="0066CC"/>
-          <w:sz w:val="24"/>
+          <w:color w:val="0000FF"/>
+          <w:sz w:val="24"/>
+          <w:u w:val="single"/>
         </w:rPr>
         <w:hyperlink r:id="rId20" w:history="1">
           <w:r>
@@ -3020,7 +3058,7 @@
           <w:rFonts w:ascii="Charis SIL Regular" w:hAnsi="Charis SIL Regular" w:eastAsia="Charis SIL Regular"/>
           <w:b w:val="0"/>
           <w:i w:val="0"/>
-          <w:color w:val="0066CC"/>
+          <w:color w:val="0000FF"/>
           <w:sz w:val="24"/>
           <w:u w:val="single"/>
         </w:rPr>
@@ -3038,7 +3076,7 @@
           <w:rFonts w:ascii="Charis SIL Regular" w:hAnsi="Charis SIL Regular" w:eastAsia="Charis SIL Regular"/>
           <w:b w:val="0"/>
           <w:i w:val="0"/>
-          <w:color w:val="0066CC"/>
+          <w:color w:val="0000FF"/>
           <w:sz w:val="24"/>
           <w:u w:val="single"/>
         </w:rPr>
@@ -3049,7 +3087,7 @@
           <w:rFonts w:ascii="Charis SIL Regular" w:hAnsi="Charis SIL Regular" w:eastAsia="Charis SIL Regular"/>
           <w:b w:val="0"/>
           <w:i w:val="0"/>
-          <w:color w:val="0066CC"/>
+          <w:color w:val="0000FF"/>
           <w:sz w:val="24"/>
           <w:u w:val="single"/>
         </w:rPr>
@@ -3067,7 +3105,7 @@
           <w:rFonts w:ascii="Charis SIL Regular" w:hAnsi="Charis SIL Regular" w:eastAsia="Charis SIL Regular"/>
           <w:b w:val="0"/>
           <w:i w:val="0"/>
-          <w:color w:val="0066CC"/>
+          <w:color w:val="0000FF"/>
           <w:sz w:val="24"/>
           <w:u w:val="single"/>
         </w:rPr>
@@ -3078,7 +3116,7 @@
           <w:rFonts w:ascii="Charis SIL Regular" w:hAnsi="Charis SIL Regular" w:eastAsia="Charis SIL Regular"/>
           <w:b w:val="0"/>
           <w:i w:val="0"/>
-          <w:color w:val="0066CC"/>
+          <w:color w:val="0000FF"/>
           <w:sz w:val="24"/>
           <w:u w:val="single"/>
         </w:rPr>
@@ -3096,7 +3134,7 @@
           <w:rFonts w:ascii="Charis SIL Regular" w:hAnsi="Charis SIL Regular" w:eastAsia="Charis SIL Regular"/>
           <w:b w:val="0"/>
           <w:i w:val="0"/>
-          <w:color w:val="0066CC"/>
+          <w:color w:val="0000FF"/>
           <w:sz w:val="24"/>
           <w:u w:val="single"/>
         </w:rPr>
@@ -3107,7 +3145,7 @@
           <w:rFonts w:ascii="Charis SIL Regular" w:hAnsi="Charis SIL Regular" w:eastAsia="Charis SIL Regular"/>
           <w:b w:val="0"/>
           <w:i w:val="0"/>
-          <w:color w:val="0066CC"/>
+          <w:color w:val="0000FF"/>
           <w:sz w:val="24"/>
           <w:u w:val="single"/>
         </w:rPr>
@@ -3125,7 +3163,7 @@
           <w:rFonts w:ascii="Charis SIL Regular" w:hAnsi="Charis SIL Regular" w:eastAsia="Charis SIL Regular"/>
           <w:b w:val="0"/>
           <w:i w:val="0"/>
-          <w:color w:val="0066CC"/>
+          <w:color w:val="0000FF"/>
           <w:sz w:val="24"/>
           <w:u w:val="single"/>
         </w:rPr>
@@ -3136,7 +3174,7 @@
           <w:rFonts w:ascii="Charis SIL Regular" w:hAnsi="Charis SIL Regular" w:eastAsia="Charis SIL Regular"/>
           <w:b w:val="0"/>
           <w:i w:val="0"/>
-          <w:color w:val="0066CC"/>
+          <w:color w:val="0000FF"/>
           <w:sz w:val="24"/>
           <w:u w:val="single"/>
         </w:rPr>
@@ -3167,11 +3205,11 @@
           <w:rFonts w:ascii="Charis SIL Regular" w:hAnsi="Charis SIL Regular" w:eastAsia="Charis SIL Regular"/>
           <w:b w:val="0"/>
           <w:i w:val="0"/>
-          <w:color w:val="0066CC"/>
+          <w:color w:val="0000FF"/>
           <w:sz w:val="24"/>
           <w:u w:val="single"/>
         </w:rPr>
-        <w:hyperlink r:id="rId16" w:history="1">
+        <w:hyperlink r:id="rId22" w:history="1">
           <w:r>
             <w:rPr>
               <w:rStyle w:val="Hyperlink"/>
@@ -3185,7 +3223,7 @@
           <w:rFonts w:ascii="Charis SIL Regular" w:hAnsi="Charis SIL Regular" w:eastAsia="Charis SIL Regular"/>
           <w:b w:val="0"/>
           <w:i w:val="0"/>
-          <w:color w:val="0066CC"/>
+          <w:color w:val="0000FF"/>
           <w:sz w:val="24"/>
           <w:u w:val="single"/>
         </w:rPr>
@@ -3196,11 +3234,11 @@
           <w:rFonts w:ascii="Charis SIL Regular" w:hAnsi="Charis SIL Regular" w:eastAsia="Charis SIL Regular"/>
           <w:b w:val="0"/>
           <w:i w:val="0"/>
-          <w:color w:val="0066CC"/>
+          <w:color w:val="0000FF"/>
           <w:sz w:val="24"/>
           <w:u w:val="single"/>
         </w:rPr>
-        <w:hyperlink r:id="rId16" w:history="1">
+        <w:hyperlink r:id="rId22" w:history="1">
           <w:r>
             <w:rPr>
               <w:rStyle w:val="Hyperlink"/>
@@ -3314,11 +3352,11 @@
           <w:rFonts w:ascii="Charis SIL Regular" w:hAnsi="Charis SIL Regular" w:eastAsia="Charis SIL Regular"/>
           <w:b w:val="0"/>
           <w:i w:val="0"/>
-          <w:color w:val="0066CC"/>
+          <w:color w:val="0000FF"/>
           <w:sz w:val="24"/>
           <w:u w:val="single"/>
         </w:rPr>
-        <w:hyperlink r:id="rId22" w:history="1">
+        <w:hyperlink r:id="rId23" w:history="1">
           <w:r>
             <w:rPr>
               <w:rStyle w:val="Hyperlink"/>
@@ -3332,7 +3370,7 @@
           <w:rFonts w:ascii="Charis SIL Regular" w:hAnsi="Charis SIL Regular" w:eastAsia="Charis SIL Regular"/>
           <w:b w:val="0"/>
           <w:i w:val="0"/>
-          <w:color w:val="0066CC"/>
+          <w:color w:val="0000FF"/>
           <w:sz w:val="24"/>
           <w:u w:val="single"/>
         </w:rPr>
@@ -3343,11 +3381,11 @@
           <w:rFonts w:ascii="Charis SIL Regular" w:hAnsi="Charis SIL Regular" w:eastAsia="Charis SIL Regular"/>
           <w:b w:val="0"/>
           <w:i w:val="0"/>
-          <w:color w:val="0066CC"/>
+          <w:color w:val="0000FF"/>
           <w:sz w:val="24"/>
           <w:u w:val="single"/>
         </w:rPr>
-        <w:hyperlink r:id="rId22" w:history="1">
+        <w:hyperlink r:id="rId23" w:history="1">
           <w:r>
             <w:rPr>
               <w:rStyle w:val="Hyperlink"/>
@@ -3361,7 +3399,7 @@
           <w:rFonts w:ascii="Charis SIL Regular" w:hAnsi="Charis SIL Regular" w:eastAsia="Charis SIL Regular"/>
           <w:b w:val="0"/>
           <w:i w:val="0"/>
-          <w:color w:val="0066CC"/>
+          <w:color w:val="0000FF"/>
           <w:sz w:val="24"/>
           <w:u w:val="single"/>
         </w:rPr>
@@ -3372,11 +3410,11 @@
           <w:rFonts w:ascii="Charis SIL Regular" w:hAnsi="Charis SIL Regular" w:eastAsia="Charis SIL Regular"/>
           <w:b w:val="0"/>
           <w:i w:val="0"/>
-          <w:color w:val="0066CC"/>
+          <w:color w:val="0000FF"/>
           <w:sz w:val="24"/>
           <w:u w:val="single"/>
         </w:rPr>
-        <w:hyperlink r:id="rId22" w:history="1">
+        <w:hyperlink r:id="rId23" w:history="1">
           <w:r>
             <w:rPr>
               <w:rStyle w:val="Hyperlink"/>
@@ -3400,11 +3438,11 @@
           <w:rFonts w:ascii="Charis SIL Regular" w:hAnsi="Charis SIL Regular" w:eastAsia="Charis SIL Regular"/>
           <w:b w:val="0"/>
           <w:i w:val="0"/>
-          <w:color w:val="0066CC"/>
+          <w:color w:val="0000FF"/>
           <w:sz w:val="24"/>
           <w:u w:val="single"/>
         </w:rPr>
-        <w:hyperlink r:id="rId23" w:history="1">
+        <w:hyperlink r:id="rId24" w:history="1">
           <w:r>
             <w:rPr>
               <w:rStyle w:val="Hyperlink"/>
@@ -3438,11 +3476,11 @@
           <w:rFonts w:ascii="Charis SIL Regular" w:hAnsi="Charis SIL Regular" w:eastAsia="Charis SIL Regular"/>
           <w:b w:val="0"/>
           <w:i w:val="0"/>
-          <w:color w:val="0066CC"/>
+          <w:color w:val="0000FF"/>
           <w:sz w:val="24"/>
           <w:u w:val="single"/>
         </w:rPr>
-        <w:hyperlink r:id="rId22" w:history="1">
+        <w:hyperlink r:id="rId23" w:history="1">
           <w:r>
             <w:rPr>
               <w:rStyle w:val="Hyperlink"/>
@@ -3456,11 +3494,11 @@
           <w:rFonts w:ascii="Charis SIL Regular" w:hAnsi="Charis SIL Regular" w:eastAsia="Charis SIL Regular"/>
           <w:b w:val="0"/>
           <w:i w:val="0"/>
-          <w:color w:val="0066CC"/>
+          <w:color w:val="0000FF"/>
           <w:sz w:val="24"/>
           <w:u w:val="single"/>
         </w:rPr>
-        <w:hyperlink r:id="rId22" w:history="1">
+        <w:hyperlink r:id="rId23" w:history="1">
           <w:r>
             <w:rPr>
               <w:rStyle w:val="Hyperlink"/>
@@ -3474,11 +3512,11 @@
           <w:rFonts w:ascii="Charis SIL Regular" w:hAnsi="Charis SIL Regular" w:eastAsia="Charis SIL Regular"/>
           <w:b w:val="0"/>
           <w:i w:val="0"/>
-          <w:color w:val="0066CC"/>
+          <w:color w:val="0000FF"/>
           <w:sz w:val="24"/>
           <w:u w:val="single"/>
         </w:rPr>
-        <w:hyperlink r:id="rId22" w:history="1">
+        <w:hyperlink r:id="rId23" w:history="1">
           <w:r>
             <w:rPr>
               <w:rStyle w:val="Hyperlink"/>
@@ -3492,7 +3530,7 @@
           <w:rFonts w:ascii="Charis SIL Regular" w:hAnsi="Charis SIL Regular" w:eastAsia="Charis SIL Regular"/>
           <w:b w:val="0"/>
           <w:i w:val="0"/>
-          <w:color w:val="0066CC"/>
+          <w:color w:val="0000FF"/>
           <w:sz w:val="24"/>
           <w:u w:val="single"/>
         </w:rPr>
@@ -3503,11 +3541,11 @@
           <w:rFonts w:ascii="Charis SIL Regular" w:hAnsi="Charis SIL Regular" w:eastAsia="Charis SIL Regular"/>
           <w:b w:val="0"/>
           <w:i w:val="0"/>
-          <w:color w:val="0066CC"/>
+          <w:color w:val="0000FF"/>
           <w:sz w:val="24"/>
           <w:u w:val="single"/>
         </w:rPr>
-        <w:hyperlink r:id="rId22" w:history="1">
+        <w:hyperlink r:id="rId23" w:history="1">
           <w:r>
             <w:rPr>
               <w:rStyle w:val="Hyperlink"/>
@@ -3518,7 +3556,7 @@
       </w:r>
       <w:r>
         <w:rPr>
-          <w:u w:val="single" w:color="0066cc"/>
+          <w:u w:val="single" w:color="0000ff"/>
           <w:rFonts w:ascii="Charis SIL Regular" w:hAnsi="Charis SIL Regular" w:eastAsia="Charis SIL Regular"/>
           <w:b w:val="0"/>
           <w:i w:val="0"/>
@@ -3529,14 +3567,14 @@
       </w:r>
       <w:r>
         <w:rPr>
-          <w:u w:val="single" w:color="0066cc"/>
+          <w:u w:val="single" w:color="0000ff"/>
           <w:rFonts w:ascii="Charis SIL Regular" w:hAnsi="Charis SIL Regular" w:eastAsia="Charis SIL Regular"/>
           <w:b w:val="0"/>
           <w:i w:val="0"/>
           <w:color w:val="000000"/>
           <w:sz w:val="24"/>
         </w:rPr>
-        <w:hyperlink r:id="rId22" w:history="1">
+        <w:hyperlink r:id="rId23" w:history="1">
           <w:r>
             <w:rPr>
               <w:rStyle w:val="Hyperlink"/>
@@ -3560,10 +3598,10 @@
           <w:rFonts w:ascii="Charis SIL Regular" w:hAnsi="Charis SIL Regular" w:eastAsia="Charis SIL Regular"/>
           <w:b w:val="0"/>
           <w:i w:val="0"/>
-          <w:color w:val="0066CC"/>
-          <w:sz w:val="24"/>
-        </w:rPr>
-        <w:hyperlink r:id="rId24" w:history="1">
+          <w:color w:val="0000FF"/>
+          <w:sz w:val="24"/>
+        </w:rPr>
+        <w:hyperlink r:id="rId25" w:history="1">
           <w:r>
             <w:rPr>
               <w:rStyle w:val="Hyperlink"/>
@@ -3577,11 +3615,11 @@
           <w:rFonts w:ascii="Charis SIL Regular" w:hAnsi="Charis SIL Regular" w:eastAsia="Charis SIL Regular"/>
           <w:b w:val="0"/>
           <w:i w:val="0"/>
-          <w:color w:val="0066CC"/>
+          <w:color w:val="0000FF"/>
           <w:sz w:val="24"/>
           <w:u w:val="single"/>
         </w:rPr>
-        <w:hyperlink r:id="rId23" w:history="1">
+        <w:hyperlink r:id="rId24" w:history="1">
           <w:r>
             <w:rPr>
               <w:rStyle w:val="Hyperlink"/>
@@ -3592,24 +3630,32 @@
       </w:r>
       <w:r>
         <w:rPr>
+          <w:u w:val="single" w:color="0000ff"/>
           <w:rFonts w:ascii="Charis SIL Regular" w:hAnsi="Charis SIL Regular" w:eastAsia="Charis SIL Regular"/>
           <w:b w:val="0"/>
           <w:i w:val="0"/>
           <w:color w:val="000000"/>
           <w:sz w:val="24"/>
         </w:rPr>
-        <w:t xml:space="preserve">. The </w:t>
-      </w:r>
-      <w:r>
-        <w:rPr>
-          <w:rFonts w:ascii="Charis SIL Regular" w:hAnsi="Charis SIL Regular" w:eastAsia="Charis SIL Regular"/>
-          <w:b w:val="0"/>
-          <w:i w:val="0"/>
-          <w:color w:val="0066CC"/>
+        <w:hyperlink r:id="rId24" w:history="1">
+          <w:r>
+            <w:rPr>
+              <w:rStyle w:val="Hyperlink"/>
+            </w:rPr>
+            <w:t xml:space="preserve">. The </w:t>
+          </w:r>
+        </w:hyperlink>
+      </w:r>
+      <w:r>
+        <w:rPr>
+          <w:rFonts w:ascii="Charis SIL Regular" w:hAnsi="Charis SIL Regular" w:eastAsia="Charis SIL Regular"/>
+          <w:b w:val="0"/>
+          <w:i w:val="0"/>
+          <w:color w:val="0000FF"/>
           <w:sz w:val="24"/>
           <w:u w:val="single"/>
         </w:rPr>
-        <w:hyperlink r:id="rId23" w:history="1">
+        <w:hyperlink r:id="rId24" w:history="1">
           <w:r>
             <w:rPr>
               <w:rStyle w:val="Hyperlink"/>
@@ -3623,11 +3669,11 @@
           <w:rFonts w:ascii="Charis SIL Regular" w:hAnsi="Charis SIL Regular" w:eastAsia="Charis SIL Regular"/>
           <w:b w:val="0"/>
           <w:i w:val="0"/>
-          <w:color w:val="0066CC"/>
+          <w:color w:val="0000FF"/>
           <w:sz w:val="24"/>
           <w:u w:val="single"/>
         </w:rPr>
-        <w:hyperlink r:id="rId25" w:history="1">
+        <w:hyperlink r:id="rId26" w:history="1">
           <w:r>
             <w:rPr>
               <w:rStyle w:val="Hyperlink"/>
@@ -3641,11 +3687,11 @@
           <w:rFonts w:ascii="Charis SIL Regular" w:hAnsi="Charis SIL Regular" w:eastAsia="Charis SIL Regular"/>
           <w:b w:val="0"/>
           <w:i w:val="0"/>
-          <w:color w:val="0066CC"/>
+          <w:color w:val="0000FF"/>
           <w:sz w:val="24"/>
           <w:u w:val="single"/>
         </w:rPr>
-        <w:hyperlink r:id="rId25" w:history="1">
+        <w:hyperlink r:id="rId26" w:history="1">
           <w:r>
             <w:rPr>
               <w:rStyle w:val="Hyperlink"/>
@@ -3659,7 +3705,7 @@
           <w:rFonts w:ascii="Charis SIL Regular" w:hAnsi="Charis SIL Regular" w:eastAsia="Charis SIL Regular"/>
           <w:b w:val="0"/>
           <w:i w:val="0"/>
-          <w:color w:val="0066CC"/>
+          <w:color w:val="0000FF"/>
           <w:sz w:val="24"/>
           <w:u w:val="single"/>
         </w:rPr>
@@ -3670,11 +3716,11 @@
           <w:rFonts w:ascii="Charis SIL Regular" w:hAnsi="Charis SIL Regular" w:eastAsia="Charis SIL Regular"/>
           <w:b w:val="0"/>
           <w:i w:val="0"/>
-          <w:color w:val="0066CC"/>
+          <w:color w:val="0000FF"/>
           <w:sz w:val="24"/>
           <w:u w:val="single"/>
         </w:rPr>
-        <w:hyperlink r:id="rId25" w:history="1">
+        <w:hyperlink r:id="rId26" w:history="1">
           <w:r>
             <w:rPr>
               <w:rStyle w:val="Hyperlink"/>
@@ -3688,7 +3734,7 @@
           <w:rFonts w:ascii="Charis SIL Regular" w:hAnsi="Charis SIL Regular" w:eastAsia="Charis SIL Regular"/>
           <w:b w:val="0"/>
           <w:i w:val="0"/>
-          <w:color w:val="0066CC"/>
+          <w:color w:val="0000FF"/>
           <w:sz w:val="24"/>
           <w:u w:val="single"/>
         </w:rPr>
@@ -3699,11 +3745,11 @@
           <w:rFonts w:ascii="Charis SIL Regular" w:hAnsi="Charis SIL Regular" w:eastAsia="Charis SIL Regular"/>
           <w:b w:val="0"/>
           <w:i w:val="0"/>
-          <w:color w:val="0066CC"/>
+          <w:color w:val="0000FF"/>
           <w:sz w:val="24"/>
           <w:u w:val="single"/>
         </w:rPr>
-        <w:hyperlink r:id="rId25" w:history="1">
+        <w:hyperlink r:id="rId26" w:history="1">
           <w:r>
             <w:rPr>
               <w:rStyle w:val="Hyperlink"/>
@@ -3727,11 +3773,11 @@
           <w:rFonts w:ascii="Charis SIL Regular" w:hAnsi="Charis SIL Regular" w:eastAsia="Charis SIL Regular"/>
           <w:b w:val="0"/>
           <w:i w:val="0"/>
-          <w:color w:val="0066CC"/>
+          <w:color w:val="0000FF"/>
           <w:sz w:val="24"/>
           <w:u w:val="single"/>
         </w:rPr>
-        <w:hyperlink r:id="rId26" w:history="1">
+        <w:hyperlink r:id="rId27" w:history="1">
           <w:r>
             <w:rPr>
               <w:rStyle w:val="Hyperlink"/>
@@ -3745,11 +3791,11 @@
           <w:rFonts w:ascii="Charis SIL Regular" w:hAnsi="Charis SIL Regular" w:eastAsia="Charis SIL Regular"/>
           <w:b w:val="0"/>
           <w:i w:val="0"/>
-          <w:color w:val="0066CC"/>
+          <w:color w:val="0000FF"/>
           <w:sz w:val="24"/>
           <w:u w:val="single"/>
         </w:rPr>
-        <w:hyperlink r:id="rId27" w:history="1">
+        <w:hyperlink r:id="rId28" w:history="1">
           <w:r>
             <w:rPr>
               <w:rStyle w:val="Hyperlink"/>
@@ -3763,11 +3809,11 @@
           <w:rFonts w:ascii="Charis SIL Regular" w:hAnsi="Charis SIL Regular" w:eastAsia="Charis SIL Regular"/>
           <w:b w:val="0"/>
           <w:i w:val="0"/>
-          <w:color w:val="0066CC"/>
+          <w:color w:val="0000FF"/>
           <w:sz w:val="24"/>
           <w:u w:val="single"/>
         </w:rPr>
-        <w:hyperlink r:id="rId24" w:history="1">
+        <w:hyperlink r:id="rId25" w:history="1">
           <w:r>
             <w:rPr>
               <w:rStyle w:val="Hyperlink"/>
@@ -3781,7 +3827,7 @@
           <w:rFonts w:ascii="Charis SIL Regular" w:hAnsi="Charis SIL Regular" w:eastAsia="Charis SIL Regular"/>
           <w:b w:val="0"/>
           <w:i w:val="0"/>
-          <w:color w:val="0066CC"/>
+          <w:color w:val="0000FF"/>
           <w:sz w:val="24"/>
           <w:u w:val="single"/>
         </w:rPr>
@@ -3792,11 +3838,11 @@
           <w:rFonts w:ascii="Charis SIL Regular" w:hAnsi="Charis SIL Regular" w:eastAsia="Charis SIL Regular"/>
           <w:b w:val="0"/>
           <w:i w:val="0"/>
-          <w:color w:val="0066CC"/>
+          <w:color w:val="0000FF"/>
           <w:sz w:val="24"/>
           <w:u w:val="single"/>
         </w:rPr>
-        <w:hyperlink r:id="rId24" w:history="1">
+        <w:hyperlink r:id="rId25" w:history="1">
           <w:r>
             <w:rPr>
               <w:rStyle w:val="Hyperlink"/>
@@ -3810,7 +3856,7 @@
           <w:rFonts w:ascii="Charis SIL Regular" w:hAnsi="Charis SIL Regular" w:eastAsia="Charis SIL Regular"/>
           <w:b w:val="0"/>
           <w:i w:val="0"/>
-          <w:color w:val="0066CC"/>
+          <w:color w:val="0000FF"/>
           <w:sz w:val="24"/>
           <w:u w:val="single"/>
         </w:rPr>
@@ -3821,11 +3867,11 @@
           <w:rFonts w:ascii="Charis SIL Regular" w:hAnsi="Charis SIL Regular" w:eastAsia="Charis SIL Regular"/>
           <w:b w:val="0"/>
           <w:i w:val="0"/>
-          <w:color w:val="0066CC"/>
+          <w:color w:val="0000FF"/>
           <w:sz w:val="24"/>
           <w:u w:val="single"/>
         </w:rPr>
-        <w:hyperlink r:id="rId24" w:history="1">
+        <w:hyperlink r:id="rId25" w:history="1">
           <w:r>
             <w:rPr>
               <w:rStyle w:val="Hyperlink"/>
@@ -3839,16 +3885,16 @@
           <w:rFonts w:ascii="Charis SIL Regular" w:hAnsi="Charis SIL Regular" w:eastAsia="Charis SIL Regular"/>
           <w:b w:val="0"/>
           <w:i w:val="0"/>
-          <w:color w:val="0066CC"/>
+          <w:color w:val="0000FF"/>
           <w:sz w:val="24"/>
           <w:u w:val="single"/>
         </w:rPr>
-        <w:hyperlink r:id="rId27" w:history="1">
+        <w:hyperlink r:id="rId28" w:history="1">
           <w:r>
             <w:rPr>
               <w:rStyle w:val="Hyperlink"/>
             </w:rPr>
-            <w:t>d</w:t>
+            <w:t>dam</w:t>
           </w:r>
         </w:hyperlink>
       </w:r>
@@ -3857,24 +3903,6 @@
           <w:rFonts w:ascii="Charis SIL Regular" w:hAnsi="Charis SIL Regular" w:eastAsia="Charis SIL Regular"/>
           <w:b w:val="0"/>
           <w:i w:val="0"/>
-          <w:color w:val="0066CC"/>
-          <w:sz w:val="24"/>
-          <w:u w:val="single"/>
-        </w:rPr>
-        <w:hyperlink r:id="rId27" w:history="1">
-          <w:r>
-            <w:rPr>
-              <w:rStyle w:val="Hyperlink"/>
-            </w:rPr>
-            <w:t>am</w:t>
-          </w:r>
-        </w:hyperlink>
-      </w:r>
-      <w:r>
-        <w:rPr>
-          <w:rFonts w:ascii="Charis SIL Regular" w:hAnsi="Charis SIL Regular" w:eastAsia="Charis SIL Regular"/>
-          <w:b w:val="0"/>
-          <w:i w:val="0"/>
           <w:color w:val="000000"/>
           <w:sz w:val="24"/>
         </w:rPr>
@@ -3882,14 +3910,14 @@
       </w:r>
       <w:r>
         <w:rPr>
-          <w:u w:val="single" w:color="0066cc"/>
+          <w:u w:val="single" w:color="0000ff"/>
           <w:rFonts w:ascii="Charis SIL Regular" w:hAnsi="Charis SIL Regular" w:eastAsia="Charis SIL Regular"/>
           <w:b w:val="0"/>
           <w:i w:val="0"/>
           <w:color w:val="000000"/>
           <w:sz w:val="24"/>
         </w:rPr>
-        <w:hyperlink r:id="rId25" w:history="1">
+        <w:hyperlink r:id="rId26" w:history="1">
           <w:r>
             <w:rPr>
               <w:rStyle w:val="Hyperlink"/>
@@ -3900,14 +3928,14 @@
       </w:r>
       <w:r>
         <w:rPr>
-          <w:u w:val="single" w:color="0066cc"/>
+          <w:u w:val="single" w:color="0000ff"/>
           <w:rFonts w:ascii="Charis SIL Regular" w:hAnsi="Charis SIL Regular" w:eastAsia="Charis SIL Regular"/>
           <w:b w:val="0"/>
           <w:i w:val="0"/>
           <w:color w:val="000000"/>
           <w:sz w:val="24"/>
         </w:rPr>
-        <w:hyperlink r:id="rId25" w:history="1">
+        <w:hyperlink r:id="rId26" w:history="1">
           <w:r>
             <w:rPr>
               <w:rStyle w:val="Hyperlink"/>
@@ -3961,11 +3989,11 @@
           <w:rFonts w:ascii="Charis SIL Regular" w:hAnsi="Charis SIL Regular" w:eastAsia="Charis SIL Regular"/>
           <w:b w:val="0"/>
           <w:i w:val="0"/>
-          <w:color w:val="0066CC"/>
+          <w:color w:val="0000FF"/>
           <w:sz w:val="24"/>
           <w:u w:val="single"/>
         </w:rPr>
-        <w:hyperlink r:id="rId28" w:history="1">
+        <w:hyperlink r:id="rId29" w:history="1">
           <w:r>
             <w:rPr>
               <w:rStyle w:val="Hyperlink"/>
@@ -3979,7 +4007,7 @@
           <w:rFonts w:ascii="Charis SIL Regular" w:hAnsi="Charis SIL Regular" w:eastAsia="Charis SIL Regular"/>
           <w:b w:val="0"/>
           <w:i w:val="0"/>
-          <w:color w:val="0066CC"/>
+          <w:color w:val="0000FF"/>
           <w:sz w:val="24"/>
           <w:u w:val="single"/>
         </w:rPr>
@@ -3990,11 +4018,11 @@
           <w:rFonts w:ascii="Charis SIL Regular" w:hAnsi="Charis SIL Regular" w:eastAsia="Charis SIL Regular"/>
           <w:b w:val="0"/>
           <w:i w:val="0"/>
-          <w:color w:val="0066CC"/>
+          <w:color w:val="0000FF"/>
           <w:sz w:val="24"/>
           <w:u w:val="single"/>
         </w:rPr>
-        <w:hyperlink r:id="rId28" w:history="1">
+        <w:hyperlink r:id="rId29" w:history="1">
           <w:r>
             <w:rPr>
               <w:rStyle w:val="Hyperlink"/>
@@ -4018,11 +4046,11 @@
           <w:rFonts w:ascii="Charis SIL Regular" w:hAnsi="Charis SIL Regular" w:eastAsia="Charis SIL Regular"/>
           <w:b w:val="0"/>
           <w:i w:val="0"/>
-          <w:color w:val="0066CC"/>
+          <w:color w:val="0000FF"/>
           <w:sz w:val="24"/>
           <w:u w:val="single"/>
         </w:rPr>
-        <w:hyperlink r:id="rId29" w:history="1">
+        <w:hyperlink r:id="rId30" w:history="1">
           <w:r>
             <w:rPr>
               <w:rStyle w:val="Hyperlink"/>
@@ -4036,7 +4064,7 @@
           <w:rFonts w:ascii="Charis SIL Regular" w:hAnsi="Charis SIL Regular" w:eastAsia="Charis SIL Regular"/>
           <w:b w:val="0"/>
           <w:i w:val="0"/>
-          <w:color w:val="0066CC"/>
+          <w:color w:val="0000FF"/>
           <w:sz w:val="24"/>
           <w:u w:val="single"/>
         </w:rPr>
@@ -4047,11 +4075,11 @@
           <w:rFonts w:ascii="Charis SIL Regular" w:hAnsi="Charis SIL Regular" w:eastAsia="Charis SIL Regular"/>
           <w:b w:val="0"/>
           <w:i w:val="0"/>
-          <w:color w:val="0066CC"/>
+          <w:color w:val="0000FF"/>
           <w:sz w:val="24"/>
           <w:u w:val="single"/>
         </w:rPr>
-        <w:hyperlink r:id="rId29" w:history="1">
+        <w:hyperlink r:id="rId30" w:history="1">
           <w:r>
             <w:rPr>
               <w:rStyle w:val="Hyperlink"/>
@@ -4065,7 +4093,7 @@
           <w:rFonts w:ascii="Charis SIL Regular" w:hAnsi="Charis SIL Regular" w:eastAsia="Charis SIL Regular"/>
           <w:b w:val="0"/>
           <w:i w:val="0"/>
-          <w:color w:val="0066CC"/>
+          <w:color w:val="0000FF"/>
           <w:sz w:val="24"/>
           <w:u w:val="single"/>
         </w:rPr>
@@ -4076,11 +4104,11 @@
           <w:rFonts w:ascii="Charis SIL Regular" w:hAnsi="Charis SIL Regular" w:eastAsia="Charis SIL Regular"/>
           <w:b w:val="0"/>
           <w:i w:val="0"/>
-          <w:color w:val="0066CC"/>
+          <w:color w:val="0000FF"/>
           <w:sz w:val="24"/>
           <w:u w:val="single"/>
         </w:rPr>
-        <w:hyperlink r:id="rId29" w:history="1">
+        <w:hyperlink r:id="rId30" w:history="1">
           <w:r>
             <w:rPr>
               <w:rStyle w:val="Hyperlink"/>
@@ -4314,11 +4342,11 @@
           <w:rFonts w:ascii="Charis SIL Regular" w:hAnsi="Charis SIL Regular" w:eastAsia="Charis SIL Regular"/>
           <w:b w:val="0"/>
           <w:i w:val="0"/>
-          <w:color w:val="0066CC"/>
+          <w:color w:val="0000FF"/>
           <w:sz w:val="24"/>
           <w:u w:val="single"/>
         </w:rPr>
-        <w:hyperlink r:id="rId30" w:history="1">
+        <w:hyperlink r:id="rId31" w:history="1">
           <w:r>
             <w:rPr>
               <w:rStyle w:val="Hyperlink"/>
@@ -4332,7 +4360,7 @@
           <w:rFonts w:ascii="Charis SIL Regular" w:hAnsi="Charis SIL Regular" w:eastAsia="Charis SIL Regular"/>
           <w:b w:val="0"/>
           <w:i w:val="0"/>
-          <w:color w:val="0066CC"/>
+          <w:color w:val="0000FF"/>
           <w:sz w:val="24"/>
           <w:u w:val="single"/>
         </w:rPr>
@@ -4343,11 +4371,11 @@
           <w:rFonts w:ascii="Charis SIL Regular" w:hAnsi="Charis SIL Regular" w:eastAsia="Charis SIL Regular"/>
           <w:b w:val="0"/>
           <w:i w:val="0"/>
-          <w:color w:val="0066CC"/>
+          <w:color w:val="0000FF"/>
           <w:sz w:val="24"/>
           <w:u w:val="single"/>
         </w:rPr>
-        <w:hyperlink r:id="rId30" w:history="1">
+        <w:hyperlink r:id="rId31" w:history="1">
           <w:r>
             <w:rPr>
               <w:rStyle w:val="Hyperlink"/>
@@ -4361,7 +4389,7 @@
           <w:rFonts w:ascii="Charis SIL Regular" w:hAnsi="Charis SIL Regular" w:eastAsia="Charis SIL Regular"/>
           <w:b w:val="0"/>
           <w:i w:val="0"/>
-          <w:color w:val="0066CC"/>
+          <w:color w:val="0000FF"/>
           <w:sz w:val="24"/>
           <w:u w:val="single"/>
         </w:rPr>
@@ -4372,11 +4400,11 @@
           <w:rFonts w:ascii="Charis SIL Regular" w:hAnsi="Charis SIL Regular" w:eastAsia="Charis SIL Regular"/>
           <w:b w:val="0"/>
           <w:i w:val="0"/>
-          <w:color w:val="0066CC"/>
+          <w:color w:val="0000FF"/>
           <w:sz w:val="24"/>
           <w:u w:val="single"/>
         </w:rPr>
-        <w:hyperlink r:id="rId30" w:history="1">
+        <w:hyperlink r:id="rId31" w:history="1">
           <w:r>
             <w:rPr>
               <w:rStyle w:val="Hyperlink"/>
@@ -4390,11 +4418,11 @@
           <w:rFonts w:ascii="Charis SIL Regular" w:hAnsi="Charis SIL Regular" w:eastAsia="Charis SIL Regular"/>
           <w:b w:val="0"/>
           <w:i w:val="0"/>
-          <w:color w:val="0066CC"/>
+          <w:color w:val="0000FF"/>
           <w:sz w:val="24"/>
           <w:u w:val="single"/>
         </w:rPr>
-        <w:hyperlink r:id="rId30" w:history="1">
+        <w:hyperlink r:id="rId31" w:history="1">
           <w:r>
             <w:rPr>
               <w:rStyle w:val="Hyperlink"/>
@@ -4418,11 +4446,11 @@
           <w:rFonts w:ascii="Charis SIL Regular" w:hAnsi="Charis SIL Regular" w:eastAsia="Charis SIL Regular"/>
           <w:b w:val="0"/>
           <w:i w:val="0"/>
-          <w:color w:val="0066CC"/>
+          <w:color w:val="0000FF"/>
           <w:sz w:val="24"/>
           <w:u w:val="single"/>
         </w:rPr>
-        <w:hyperlink r:id="rId31" w:history="1">
+        <w:hyperlink r:id="rId32" w:history="1">
           <w:r>
             <w:rPr>
               <w:rStyle w:val="Hyperlink"/>
@@ -4436,7 +4464,7 @@
           <w:rFonts w:ascii="Charis SIL Regular" w:hAnsi="Charis SIL Regular" w:eastAsia="Charis SIL Regular"/>
           <w:b w:val="0"/>
           <w:i w:val="0"/>
-          <w:color w:val="0066CC"/>
+          <w:color w:val="0000FF"/>
           <w:sz w:val="24"/>
           <w:u w:val="single"/>
         </w:rPr>
@@ -4447,11 +4475,11 @@
           <w:rFonts w:ascii="Charis SIL Regular" w:hAnsi="Charis SIL Regular" w:eastAsia="Charis SIL Regular"/>
           <w:b w:val="0"/>
           <w:i w:val="0"/>
-          <w:color w:val="0066CC"/>
+          <w:color w:val="0000FF"/>
           <w:sz w:val="24"/>
           <w:u w:val="single"/>
         </w:rPr>
-        <w:hyperlink r:id="rId31" w:history="1">
+        <w:hyperlink r:id="rId32" w:history="1">
           <w:r>
             <w:rPr>
               <w:rStyle w:val="Hyperlink"/>
@@ -4465,7 +4493,7 @@
           <w:rFonts w:ascii="Charis SIL Regular" w:hAnsi="Charis SIL Regular" w:eastAsia="Charis SIL Regular"/>
           <w:b w:val="0"/>
           <w:i w:val="0"/>
-          <w:color w:val="0066CC"/>
+          <w:color w:val="0000FF"/>
           <w:sz w:val="24"/>
           <w:u w:val="single"/>
         </w:rPr>
@@ -4476,11 +4504,11 @@
           <w:rFonts w:ascii="Charis SIL Regular" w:hAnsi="Charis SIL Regular" w:eastAsia="Charis SIL Regular"/>
           <w:b w:val="0"/>
           <w:i w:val="0"/>
-          <w:color w:val="0066CC"/>
+          <w:color w:val="0000FF"/>
           <w:sz w:val="24"/>
           <w:u w:val="single"/>
         </w:rPr>
-        <w:hyperlink r:id="rId31" w:history="1">
+        <w:hyperlink r:id="rId32" w:history="1">
           <w:r>
             <w:rPr>
               <w:rStyle w:val="Hyperlink"/>
@@ -4494,7 +4522,7 @@
           <w:rFonts w:ascii="Charis SIL Regular" w:hAnsi="Charis SIL Regular" w:eastAsia="Charis SIL Regular"/>
           <w:b w:val="0"/>
           <w:i w:val="0"/>
-          <w:color w:val="0066CC"/>
+          <w:color w:val="0000FF"/>
           <w:sz w:val="24"/>
           <w:u w:val="single"/>
         </w:rPr>
@@ -4505,11 +4533,11 @@
           <w:rFonts w:ascii="Charis SIL Regular" w:hAnsi="Charis SIL Regular" w:eastAsia="Charis SIL Regular"/>
           <w:b w:val="0"/>
           <w:i w:val="0"/>
-          <w:color w:val="0066CC"/>
+          <w:color w:val="0000FF"/>
           <w:sz w:val="24"/>
           <w:u w:val="single"/>
         </w:rPr>
-        <w:hyperlink r:id="rId31" w:history="1">
+        <w:hyperlink r:id="rId32" w:history="1">
           <w:r>
             <w:rPr>
               <w:rStyle w:val="Hyperlink"/>
@@ -4533,259 +4561,7 @@
           <w:rFonts w:ascii="Charis SIL Regular" w:hAnsi="Charis SIL Regular" w:eastAsia="Charis SIL Regular"/>
           <w:b w:val="0"/>
           <w:i w:val="0"/>
-          <w:color w:val="0066CC"/>
-          <w:sz w:val="24"/>
-          <w:u w:val="single"/>
-        </w:rPr>
-        <w:hyperlink r:id="rId32" w:history="1">
-          <w:r>
-            <w:rPr>
-              <w:rStyle w:val="Hyperlink"/>
-            </w:rPr>
-            <w:t>National</w:t>
-          </w:r>
-        </w:hyperlink>
-      </w:r>
-      <w:r>
-        <w:rPr>
-          <w:rFonts w:ascii="Charis SIL Regular" w:hAnsi="Charis SIL Regular" w:eastAsia="Charis SIL Regular"/>
-          <w:b w:val="0"/>
-          <w:i w:val="0"/>
-          <w:color w:val="0066CC"/>
-          <w:sz w:val="24"/>
-          <w:u w:val="single"/>
-        </w:rPr>
-        <w:t xml:space="preserve"> </w:t>
-      </w:r>
-      <w:r>
-        <w:rPr>
-          <w:rFonts w:ascii="Charis SIL Regular" w:hAnsi="Charis SIL Regular" w:eastAsia="Charis SIL Regular"/>
-          <w:b w:val="0"/>
-          <w:i w:val="0"/>
-          <w:color w:val="0066CC"/>
-          <w:sz w:val="24"/>
-          <w:u w:val="single"/>
-        </w:rPr>
-        <w:hyperlink r:id="rId32" w:history="1">
-          <w:r>
-            <w:rPr>
-              <w:rStyle w:val="Hyperlink"/>
-            </w:rPr>
-            <w:t>Archive</w:t>
-          </w:r>
-        </w:hyperlink>
-      </w:r>
-      <w:r>
-        <w:rPr>
-          <w:rFonts w:ascii="Charis SIL Regular" w:hAnsi="Charis SIL Regular" w:eastAsia="Charis SIL Regular"/>
-          <w:b w:val="0"/>
-          <w:i w:val="0"/>
-          <w:color w:val="0066CC"/>
-          <w:sz w:val="24"/>
-          <w:u w:val="single"/>
-        </w:rPr>
-        <w:hyperlink r:id="rId32" w:history="1">
-          <w:r>
-            <w:rPr>
-              <w:rStyle w:val="Hyperlink"/>
-            </w:rPr>
-            <w:t>s</w:t>
-          </w:r>
-        </w:hyperlink>
-      </w:r>
-      <w:r>
-        <w:rPr>
-          <w:rFonts w:ascii="Charis SIL Regular" w:hAnsi="Charis SIL Regular" w:eastAsia="Charis SIL Regular"/>
-          <w:b w:val="0"/>
-          <w:i w:val="0"/>
-          <w:color w:val="0066CC"/>
-          <w:sz w:val="24"/>
-          <w:u w:val="single"/>
-        </w:rPr>
-        <w:t xml:space="preserve"> </w:t>
-      </w:r>
-      <w:r>
-        <w:rPr>
-          <w:rFonts w:ascii="Charis SIL Regular" w:hAnsi="Charis SIL Regular" w:eastAsia="Charis SIL Regular"/>
-          <w:b w:val="0"/>
-          <w:i w:val="0"/>
-          <w:color w:val="0066CC"/>
-          <w:sz w:val="24"/>
-          <w:u w:val="single"/>
-        </w:rPr>
-        <w:hyperlink r:id="rId32" w:history="1">
-          <w:r>
-            <w:rPr>
-              <w:rStyle w:val="Hyperlink"/>
-            </w:rPr>
-            <w:t>of</w:t>
-          </w:r>
-        </w:hyperlink>
-      </w:r>
-      <w:r>
-        <w:rPr>
-          <w:rFonts w:ascii="Charis SIL Regular" w:hAnsi="Charis SIL Regular" w:eastAsia="Charis SIL Regular"/>
-          <w:b w:val="0"/>
-          <w:i w:val="0"/>
-          <w:color w:val="0066CC"/>
-          <w:sz w:val="24"/>
-          <w:u w:val="single"/>
-        </w:rPr>
-        <w:t xml:space="preserve"> </w:t>
-      </w:r>
-      <w:r>
-        <w:rPr>
-          <w:rFonts w:ascii="Charis SIL Regular" w:hAnsi="Charis SIL Regular" w:eastAsia="Charis SIL Regular"/>
-          <w:b w:val="0"/>
-          <w:i w:val="0"/>
-          <w:color w:val="0066CC"/>
-          <w:sz w:val="24"/>
-          <w:u w:val="single"/>
-        </w:rPr>
-        <w:hyperlink r:id="rId32" w:history="1">
-          <w:r>
-            <w:rPr>
-              <w:rStyle w:val="Hyperlink"/>
-            </w:rPr>
-            <w:t>Sri</w:t>
-          </w:r>
-        </w:hyperlink>
-      </w:r>
-      <w:r>
-        <w:rPr>
-          <w:rFonts w:ascii="Charis SIL Regular" w:hAnsi="Charis SIL Regular" w:eastAsia="Charis SIL Regular"/>
-          <w:b w:val="0"/>
-          <w:i w:val="0"/>
-          <w:color w:val="0066CC"/>
-          <w:sz w:val="24"/>
-          <w:u w:val="single"/>
-        </w:rPr>
-        <w:t xml:space="preserve"> </w:t>
-      </w:r>
-      <w:r>
-        <w:rPr>
-          <w:rFonts w:ascii="Charis SIL Regular" w:hAnsi="Charis SIL Regular" w:eastAsia="Charis SIL Regular"/>
-          <w:b w:val="0"/>
-          <w:i w:val="0"/>
-          <w:color w:val="0066CC"/>
-          <w:sz w:val="24"/>
-          <w:u w:val="single"/>
-        </w:rPr>
-        <w:hyperlink r:id="rId32" w:history="1">
-          <w:r>
-            <w:rPr>
-              <w:rStyle w:val="Hyperlink"/>
-            </w:rPr>
-            <w:t>L</w:t>
-          </w:r>
-        </w:hyperlink>
-      </w:r>
-      <w:r>
-        <w:rPr>
-          <w:rFonts w:ascii="Charis SIL Regular" w:hAnsi="Charis SIL Regular" w:eastAsia="Charis SIL Regular"/>
-          <w:b w:val="0"/>
-          <w:i w:val="0"/>
-          <w:color w:val="0066CC"/>
-          <w:sz w:val="24"/>
-          <w:u w:val="single"/>
-        </w:rPr>
-        <w:hyperlink r:id="rId32" w:history="1">
-          <w:r>
-            <w:rPr>
-              <w:rStyle w:val="Hyperlink"/>
-            </w:rPr>
-            <w:t>a</w:t>
-          </w:r>
-        </w:hyperlink>
-      </w:r>
-      <w:r>
-        <w:rPr>
-          <w:rFonts w:ascii="Charis SIL Regular" w:hAnsi="Charis SIL Regular" w:eastAsia="Charis SIL Regular"/>
-          <w:b w:val="0"/>
-          <w:i w:val="0"/>
-          <w:color w:val="0066CC"/>
-          <w:sz w:val="24"/>
-          <w:u w:val="single"/>
-        </w:rPr>
-        <w:hyperlink r:id="rId32" w:history="1">
-          <w:r>
-            <w:rPr>
-              <w:rStyle w:val="Hyperlink"/>
-            </w:rPr>
-            <w:t>nka</w:t>
-          </w:r>
-        </w:hyperlink>
-      </w:r>
-      <w:r>
-        <w:rPr>
-          <w:u w:val="single" w:color="0066cc"/>
-          <w:rFonts w:ascii="Charis SIL Regular" w:hAnsi="Charis SIL Regular" w:eastAsia="Charis SIL Regular"/>
-          <w:b w:val="0"/>
-          <w:i w:val="0"/>
-          <w:color w:val="000000"/>
-          <w:sz w:val="24"/>
-        </w:rPr>
-        <w:hyperlink r:id="rId30" w:history="1">
-          <w:r>
-            <w:rPr>
-              <w:rStyle w:val="Hyperlink"/>
-            </w:rPr>
-            <w:t xml:space="preserve"> and</w:t>
-          </w:r>
-        </w:hyperlink>
-      </w:r>
-      <w:r>
-        <w:rPr>
-          <w:u w:val="single" w:color="0066cc"/>
-          <w:rFonts w:ascii="Charis SIL Regular" w:hAnsi="Charis SIL Regular" w:eastAsia="Charis SIL Regular"/>
-          <w:b w:val="0"/>
-          <w:i w:val="0"/>
-          <w:color w:val="000000"/>
-          <w:sz w:val="24"/>
-        </w:rPr>
-        <w:t xml:space="preserve"> </w:t>
-      </w:r>
-      <w:r>
-        <w:rPr>
-          <w:u w:val="single" w:color="0066cc"/>
-          <w:rFonts w:ascii="Charis SIL Regular" w:hAnsi="Charis SIL Regular" w:eastAsia="Charis SIL Regular"/>
-          <w:b w:val="0"/>
-          <w:i w:val="0"/>
-          <w:color w:val="000000"/>
-          <w:sz w:val="24"/>
-        </w:rPr>
-        <w:hyperlink r:id="rId30" w:history="1">
-          <w:r>
-            <w:rPr>
-              <w:rStyle w:val="Hyperlink"/>
-            </w:rPr>
-            <w:t>th</w:t>
-          </w:r>
-        </w:hyperlink>
-      </w:r>
-      <w:r>
-        <w:rPr>
-          <w:rFonts w:ascii="Charis SIL Regular" w:hAnsi="Charis SIL Regular" w:eastAsia="Charis SIL Regular"/>
-          <w:b w:val="0"/>
-          <w:i w:val="0"/>
-          <w:color w:val="000000"/>
-          <w:sz w:val="24"/>
-        </w:rPr>
-        <w:hyperlink r:id="rId30" w:history="1">
-          <w:r>
-            <w:rPr>
-              <w:rStyle w:val="Hyperlink"/>
-            </w:rPr>
-            <w:t xml:space="preserve">e </w:t>
-          </w:r>
-        </w:hyperlink>
-      </w:r>
-      <w:r>
-        <w:rPr>
-          <w:rFonts w:ascii="Charis SIL Regular" w:hAnsi="Charis SIL Regular" w:eastAsia="Charis SIL Regular"/>
-          <w:b w:val="0"/>
-          <w:i w:val="0"/>
-          <w:color w:val="0066CC"/>
+          <w:color w:val="0000FF"/>
           <w:sz w:val="24"/>
           <w:u w:val="single"/>
         </w:rPr>
@@ -4803,72 +4579,18 @@
           <w:rFonts w:ascii="Charis SIL Regular" w:hAnsi="Charis SIL Regular" w:eastAsia="Charis SIL Regular"/>
           <w:b w:val="0"/>
           <w:i w:val="0"/>
-          <w:color w:val="0066CC"/>
+          <w:color w:val="0000FF"/>
           <w:sz w:val="24"/>
           <w:u w:val="single"/>
         </w:rPr>
-        <w:t xml:space="preserve"> </w:t>
-      </w:r>
-      <w:r>
-        <w:rPr>
-          <w:rFonts w:ascii="Charis SIL Regular" w:hAnsi="Charis SIL Regular" w:eastAsia="Charis SIL Regular"/>
-          <w:b w:val="0"/>
-          <w:i w:val="0"/>
-          <w:color w:val="0066CC"/>
-          <w:sz w:val="24"/>
-          <w:u w:val="single"/>
-        </w:rPr>
-        <w:hyperlink r:id="rId33" w:history="1">
-          <w:r>
-            <w:rPr>
-              <w:rStyle w:val="Hyperlink"/>
-            </w:rPr>
-            <w:t>A</w:t>
-          </w:r>
-        </w:hyperlink>
-      </w:r>
-      <w:r>
-        <w:rPr>
-          <w:rFonts w:ascii="Charis SIL Regular" w:hAnsi="Charis SIL Regular" w:eastAsia="Charis SIL Regular"/>
-          <w:b w:val="0"/>
-          <w:i w:val="0"/>
-          <w:color w:val="0066CC"/>
-          <w:sz w:val="24"/>
-          <w:u w:val="single"/>
-        </w:rPr>
-        <w:hyperlink r:id="rId33" w:history="1">
-          <w:r>
-            <w:rPr>
-              <w:rStyle w:val="Hyperlink"/>
-            </w:rPr>
-            <w:t>rchiv</w:t>
-          </w:r>
-        </w:hyperlink>
-      </w:r>
-      <w:r>
-        <w:rPr>
-          <w:rFonts w:ascii="Charis SIL Regular" w:hAnsi="Charis SIL Regular" w:eastAsia="Charis SIL Regular"/>
-          <w:b w:val="0"/>
-          <w:i w:val="0"/>
-          <w:color w:val="0066CC"/>
-          <w:sz w:val="24"/>
-          <w:u w:val="single"/>
-        </w:rPr>
-        <w:hyperlink r:id="rId31" w:history="1">
-          <w:r>
-            <w:rPr>
-              <w:rStyle w:val="Hyperlink"/>
-            </w:rPr>
-            <w:t>e</w:t>
-          </w:r>
-        </w:hyperlink>
-      </w:r>
-      <w:r>
-        <w:rPr>
-          <w:rFonts w:ascii="Charis SIL Regular" w:hAnsi="Charis SIL Regular" w:eastAsia="Charis SIL Regular"/>
-          <w:b w:val="0"/>
-          <w:i w:val="0"/>
-          <w:color w:val="0066CC"/>
+        <w:t xml:space="preserve"> Archive</w:t>
+      </w:r>
+      <w:r>
+        <w:rPr>
+          <w:rFonts w:ascii="Charis SIL Regular" w:hAnsi="Charis SIL Regular" w:eastAsia="Charis SIL Regular"/>
+          <w:b w:val="0"/>
+          <w:i w:val="0"/>
+          <w:color w:val="0000FF"/>
           <w:sz w:val="24"/>
           <w:u w:val="single"/>
         </w:rPr>
@@ -4886,7 +4608,7 @@
           <w:rFonts w:ascii="Charis SIL Regular" w:hAnsi="Charis SIL Regular" w:eastAsia="Charis SIL Regular"/>
           <w:b w:val="0"/>
           <w:i w:val="0"/>
-          <w:color w:val="0066CC"/>
+          <w:color w:val="0000FF"/>
           <w:sz w:val="24"/>
           <w:u w:val="single"/>
         </w:rPr>
@@ -4897,7 +4619,7 @@
           <w:rFonts w:ascii="Charis SIL Regular" w:hAnsi="Charis SIL Regular" w:eastAsia="Charis SIL Regular"/>
           <w:b w:val="0"/>
           <w:i w:val="0"/>
-          <w:color w:val="0066CC"/>
+          <w:color w:val="0000FF"/>
           <w:sz w:val="24"/>
           <w:u w:val="single"/>
         </w:rPr>
@@ -4915,7 +4637,7 @@
           <w:rFonts w:ascii="Charis SIL Regular" w:hAnsi="Charis SIL Regular" w:eastAsia="Charis SIL Regular"/>
           <w:b w:val="0"/>
           <w:i w:val="0"/>
-          <w:color w:val="0066CC"/>
+          <w:color w:val="0000FF"/>
           <w:sz w:val="24"/>
           <w:u w:val="single"/>
         </w:rPr>
@@ -4926,11 +4648,299 @@
           <w:rFonts w:ascii="Charis SIL Regular" w:hAnsi="Charis SIL Regular" w:eastAsia="Charis SIL Regular"/>
           <w:b w:val="0"/>
           <w:i w:val="0"/>
-          <w:color w:val="0066CC"/>
+          <w:color w:val="0000FF"/>
           <w:sz w:val="24"/>
           <w:u w:val="single"/>
         </w:rPr>
         <w:hyperlink r:id="rId31" w:history="1">
+          <w:r>
+            <w:rPr>
+              <w:rStyle w:val="Hyperlink"/>
+            </w:rPr>
+            <w:t>Sri</w:t>
+          </w:r>
+        </w:hyperlink>
+      </w:r>
+      <w:r>
+        <w:rPr>
+          <w:rFonts w:ascii="Charis SIL Regular" w:hAnsi="Charis SIL Regular" w:eastAsia="Charis SIL Regular"/>
+          <w:b w:val="0"/>
+          <w:i w:val="0"/>
+          <w:color w:val="0000FF"/>
+          <w:sz w:val="24"/>
+          <w:u w:val="single"/>
+        </w:rPr>
+        <w:t xml:space="preserve"> </w:t>
+      </w:r>
+      <w:r>
+        <w:rPr>
+          <w:rFonts w:ascii="Charis SIL Regular" w:hAnsi="Charis SIL Regular" w:eastAsia="Charis SIL Regular"/>
+          <w:b w:val="0"/>
+          <w:i w:val="0"/>
+          <w:color w:val="0000FF"/>
+          <w:sz w:val="24"/>
+          <w:u w:val="single"/>
+        </w:rPr>
+        <w:hyperlink r:id="rId33" w:history="1">
+          <w:r>
+            <w:rPr>
+              <w:rStyle w:val="Hyperlink"/>
+            </w:rPr>
+            <w:t>L</w:t>
+          </w:r>
+        </w:hyperlink>
+      </w:r>
+      <w:r>
+        <w:rPr>
+          <w:rFonts w:ascii="Charis SIL Regular" w:hAnsi="Charis SIL Regular" w:eastAsia="Charis SIL Regular"/>
+          <w:b w:val="0"/>
+          <w:i w:val="0"/>
+          <w:color w:val="0000FF"/>
+          <w:sz w:val="24"/>
+          <w:u w:val="single"/>
+        </w:rPr>
+        <w:hyperlink r:id="rId33" w:history="1">
+          <w:r>
+            <w:rPr>
+              <w:rStyle w:val="Hyperlink"/>
+            </w:rPr>
+            <w:t>a</w:t>
+          </w:r>
+        </w:hyperlink>
+      </w:r>
+      <w:r>
+        <w:rPr>
+          <w:rFonts w:ascii="Charis SIL Regular" w:hAnsi="Charis SIL Regular" w:eastAsia="Charis SIL Regular"/>
+          <w:b w:val="0"/>
+          <w:i w:val="0"/>
+          <w:color w:val="0000FF"/>
+          <w:sz w:val="24"/>
+          <w:u w:val="single"/>
+        </w:rPr>
+        <w:hyperlink r:id="rId33" w:history="1">
+          <w:r>
+            <w:rPr>
+              <w:rStyle w:val="Hyperlink"/>
+            </w:rPr>
+            <w:t>nka</w:t>
+          </w:r>
+        </w:hyperlink>
+      </w:r>
+      <w:r>
+        <w:rPr>
+          <w:u w:val="single" w:color="0000ff"/>
+          <w:rFonts w:ascii="Charis SIL Regular" w:hAnsi="Charis SIL Regular" w:eastAsia="Charis SIL Regular"/>
+          <w:b w:val="0"/>
+          <w:i w:val="0"/>
+          <w:color w:val="000000"/>
+          <w:sz w:val="24"/>
+        </w:rPr>
+        <w:hyperlink r:id="rId31" w:history="1">
+          <w:r>
+            <w:rPr>
+              <w:rStyle w:val="Hyperlink"/>
+            </w:rPr>
+            <w:t xml:space="preserve"> and</w:t>
+          </w:r>
+        </w:hyperlink>
+      </w:r>
+      <w:r>
+        <w:rPr>
+          <w:u w:val="single" w:color="0000ff"/>
+          <w:rFonts w:ascii="Charis SIL Regular" w:hAnsi="Charis SIL Regular" w:eastAsia="Charis SIL Regular"/>
+          <w:b w:val="0"/>
+          <w:i w:val="0"/>
+          <w:color w:val="000000"/>
+          <w:sz w:val="24"/>
+        </w:rPr>
+        <w:t xml:space="preserve"> </w:t>
+      </w:r>
+      <w:r>
+        <w:rPr>
+          <w:u w:val="single" w:color="0000ff"/>
+          <w:rFonts w:ascii="Charis SIL Regular" w:hAnsi="Charis SIL Regular" w:eastAsia="Charis SIL Regular"/>
+          <w:b w:val="0"/>
+          <w:i w:val="0"/>
+          <w:color w:val="000000"/>
+          <w:sz w:val="24"/>
+        </w:rPr>
+        <w:hyperlink r:id="rId31" w:history="1">
+          <w:r>
+            <w:rPr>
+              <w:rStyle w:val="Hyperlink"/>
+            </w:rPr>
+            <w:t>th</w:t>
+          </w:r>
+        </w:hyperlink>
+      </w:r>
+      <w:r>
+        <w:rPr>
+          <w:rFonts w:ascii="Charis SIL Regular" w:hAnsi="Charis SIL Regular" w:eastAsia="Charis SIL Regular"/>
+          <w:b w:val="0"/>
+          <w:i w:val="0"/>
+          <w:color w:val="000000"/>
+          <w:sz w:val="24"/>
+        </w:rPr>
+        <w:hyperlink r:id="rId31" w:history="1">
+          <w:r>
+            <w:rPr>
+              <w:rStyle w:val="Hyperlink"/>
+            </w:rPr>
+            <w:t xml:space="preserve">e </w:t>
+          </w:r>
+        </w:hyperlink>
+      </w:r>
+      <w:r>
+        <w:rPr>
+          <w:rFonts w:ascii="Charis SIL Regular" w:hAnsi="Charis SIL Regular" w:eastAsia="Charis SIL Regular"/>
+          <w:b w:val="0"/>
+          <w:i w:val="0"/>
+          <w:color w:val="0000FF"/>
+          <w:sz w:val="24"/>
+          <w:u w:val="single"/>
+        </w:rPr>
+        <w:hyperlink r:id="rId34" w:history="1">
+          <w:r>
+            <w:rPr>
+              <w:rStyle w:val="Hyperlink"/>
+            </w:rPr>
+            <w:t>National</w:t>
+          </w:r>
+        </w:hyperlink>
+      </w:r>
+      <w:r>
+        <w:rPr>
+          <w:rFonts w:ascii="Charis SIL Regular" w:hAnsi="Charis SIL Regular" w:eastAsia="Charis SIL Regular"/>
+          <w:b w:val="0"/>
+          <w:i w:val="0"/>
+          <w:color w:val="0000FF"/>
+          <w:sz w:val="24"/>
+          <w:u w:val="single"/>
+        </w:rPr>
+        <w:t xml:space="preserve"> </w:t>
+      </w:r>
+      <w:r>
+        <w:rPr>
+          <w:rFonts w:ascii="Charis SIL Regular" w:hAnsi="Charis SIL Regular" w:eastAsia="Charis SIL Regular"/>
+          <w:b w:val="0"/>
+          <w:i w:val="0"/>
+          <w:color w:val="0000FF"/>
+          <w:sz w:val="24"/>
+          <w:u w:val="single"/>
+        </w:rPr>
+        <w:hyperlink r:id="rId34" w:history="1">
+          <w:r>
+            <w:rPr>
+              <w:rStyle w:val="Hyperlink"/>
+            </w:rPr>
+            <w:t>A</w:t>
+          </w:r>
+        </w:hyperlink>
+      </w:r>
+      <w:r>
+        <w:rPr>
+          <w:rFonts w:ascii="Charis SIL Regular" w:hAnsi="Charis SIL Regular" w:eastAsia="Charis SIL Regular"/>
+          <w:b w:val="0"/>
+          <w:i w:val="0"/>
+          <w:color w:val="0000FF"/>
+          <w:sz w:val="24"/>
+          <w:u w:val="single"/>
+        </w:rPr>
+        <w:hyperlink r:id="rId34" w:history="1">
+          <w:r>
+            <w:rPr>
+              <w:rStyle w:val="Hyperlink"/>
+            </w:rPr>
+            <w:t>rchiv</w:t>
+          </w:r>
+        </w:hyperlink>
+      </w:r>
+      <w:r>
+        <w:rPr>
+          <w:rFonts w:ascii="Charis SIL Regular" w:hAnsi="Charis SIL Regular" w:eastAsia="Charis SIL Regular"/>
+          <w:b w:val="0"/>
+          <w:i w:val="0"/>
+          <w:color w:val="0000FF"/>
+          <w:sz w:val="24"/>
+          <w:u w:val="single"/>
+        </w:rPr>
+        <w:hyperlink r:id="rId34" w:history="1">
+          <w:r>
+            <w:rPr>
+              <w:rStyle w:val="Hyperlink"/>
+            </w:rPr>
+            <w:t>e</w:t>
+          </w:r>
+        </w:hyperlink>
+      </w:r>
+      <w:r>
+        <w:rPr>
+          <w:rFonts w:ascii="Charis SIL Regular" w:hAnsi="Charis SIL Regular" w:eastAsia="Charis SIL Regular"/>
+          <w:b w:val="0"/>
+          <w:i w:val="0"/>
+          <w:color w:val="0000FF"/>
+          <w:sz w:val="24"/>
+          <w:u w:val="single"/>
+        </w:rPr>
+        <w:hyperlink r:id="rId34" w:history="1">
+          <w:r>
+            <w:rPr>
+              <w:rStyle w:val="Hyperlink"/>
+            </w:rPr>
+            <w:t>s</w:t>
+          </w:r>
+        </w:hyperlink>
+      </w:r>
+      <w:r>
+        <w:rPr>
+          <w:rFonts w:ascii="Charis SIL Regular" w:hAnsi="Charis SIL Regular" w:eastAsia="Charis SIL Regular"/>
+          <w:b w:val="0"/>
+          <w:i w:val="0"/>
+          <w:color w:val="0000FF"/>
+          <w:sz w:val="24"/>
+          <w:u w:val="single"/>
+        </w:rPr>
+        <w:t xml:space="preserve"> </w:t>
+      </w:r>
+      <w:r>
+        <w:rPr>
+          <w:rFonts w:ascii="Charis SIL Regular" w:hAnsi="Charis SIL Regular" w:eastAsia="Charis SIL Regular"/>
+          <w:b w:val="0"/>
+          <w:i w:val="0"/>
+          <w:color w:val="0000FF"/>
+          <w:sz w:val="24"/>
+          <w:u w:val="single"/>
+        </w:rPr>
+        <w:hyperlink r:id="rId34" w:history="1">
+          <w:r>
+            <w:rPr>
+              <w:rStyle w:val="Hyperlink"/>
+            </w:rPr>
+            <w:t>of</w:t>
+          </w:r>
+        </w:hyperlink>
+      </w:r>
+      <w:r>
+        <w:rPr>
+          <w:rFonts w:ascii="Charis SIL Regular" w:hAnsi="Charis SIL Regular" w:eastAsia="Charis SIL Regular"/>
+          <w:b w:val="0"/>
+          <w:i w:val="0"/>
+          <w:color w:val="0000FF"/>
+          <w:sz w:val="24"/>
+          <w:u w:val="single"/>
+        </w:rPr>
+        <w:t xml:space="preserve"> </w:t>
+      </w:r>
+      <w:r>
+        <w:rPr>
+          <w:rFonts w:ascii="Charis SIL Regular" w:hAnsi="Charis SIL Regular" w:eastAsia="Charis SIL Regular"/>
+          <w:b w:val="0"/>
+          <w:i w:val="0"/>
+          <w:color w:val="0000FF"/>
+          <w:sz w:val="24"/>
+          <w:u w:val="single"/>
+        </w:rPr>
+        <w:hyperlink r:id="rId34" w:history="1">
           <w:r>
             <w:rPr>
               <w:rStyle w:val="Hyperlink"/>
@@ -4944,11 +4954,11 @@
           <w:rFonts w:ascii="Charis SIL Regular" w:hAnsi="Charis SIL Regular" w:eastAsia="Charis SIL Regular"/>
           <w:b w:val="0"/>
           <w:i w:val="0"/>
-          <w:color w:val="0066CC"/>
+          <w:color w:val="0000FF"/>
           <w:sz w:val="24"/>
           <w:u w:val="single"/>
         </w:rPr>
-        <w:hyperlink r:id="rId31" w:history="1">
+        <w:hyperlink r:id="rId34" w:history="1">
           <w:r>
             <w:rPr>
               <w:rStyle w:val="Hyperlink"/>
@@ -4959,14 +4969,14 @@
       </w:r>
       <w:r>
         <w:rPr>
-          <w:u w:val="single" w:color="0066cc"/>
+          <w:u w:val="single" w:color="0000ff"/>
           <w:rFonts w:ascii="Charis SIL Regular" w:hAnsi="Charis SIL Regular" w:eastAsia="Charis SIL Regular"/>
           <w:b w:val="0"/>
           <w:i w:val="0"/>
           <w:color w:val="000000"/>
           <w:sz w:val="24"/>
         </w:rPr>
-        <w:hyperlink r:id="rId31" w:history="1">
+        <w:hyperlink r:id="rId32" w:history="1">
           <w:r>
             <w:rPr>
               <w:rStyle w:val="Hyperlink"/>
@@ -4977,14 +4987,14 @@
       </w:r>
       <w:r>
         <w:rPr>
-          <w:u w:val="single" w:color="0066cc"/>
+          <w:u w:val="single" w:color="0000ff"/>
           <w:rFonts w:ascii="Charis SIL Regular" w:hAnsi="Charis SIL Regular" w:eastAsia="Charis SIL Regular"/>
           <w:b w:val="0"/>
           <w:i w:val="0"/>
           <w:color w:val="000000"/>
           <w:sz w:val="24"/>
         </w:rPr>
-        <w:hyperlink r:id="rId31" w:history="1">
+        <w:hyperlink r:id="rId32" w:history="1">
           <w:r>
             <w:rPr>
               <w:rStyle w:val="Hyperlink"/>
@@ -4995,14 +5005,14 @@
       </w:r>
       <w:r>
         <w:rPr>
-          <w:u w:val="single" w:color="0066cc"/>
+          <w:u w:val="single" w:color="0000ff"/>
           <w:rFonts w:ascii="Charis SIL Regular" w:hAnsi="Charis SIL Regular" w:eastAsia="Charis SIL Regular"/>
           <w:b w:val="0"/>
           <w:i w:val="0"/>
           <w:color w:val="000000"/>
           <w:sz w:val="24"/>
         </w:rPr>
-        <w:hyperlink r:id="rId31" w:history="1">
+        <w:hyperlink r:id="rId32" w:history="1">
           <w:r>
             <w:rPr>
               <w:rStyle w:val="Hyperlink"/>
@@ -5023,14 +5033,14 @@
       </w:r>
       <w:r>
         <w:rPr>
-          <w:u w:val="single" w:color="0066cc"/>
+          <w:u w:val="single" w:color="0000ff"/>
           <w:rFonts w:ascii="Charis SIL Regular" w:hAnsi="Charis SIL Regular" w:eastAsia="Charis SIL Regular"/>
           <w:b w:val="0"/>
           <w:i w:val="0"/>
           <w:color w:val="000000"/>
           <w:sz w:val="24"/>
         </w:rPr>
-        <w:hyperlink r:id="rId32" w:history="1">
+        <w:hyperlink r:id="rId33" w:history="1">
           <w:r>
             <w:rPr>
               <w:rStyle w:val="Hyperlink"/>
@@ -5041,14 +5051,14 @@
       </w:r>
       <w:r>
         <w:rPr>
-          <w:u w:val="single" w:color="0066cc"/>
+          <w:u w:val="single" w:color="0000ff"/>
           <w:rFonts w:ascii="Charis SIL Regular" w:hAnsi="Charis SIL Regular" w:eastAsia="Charis SIL Regular"/>
           <w:b w:val="0"/>
           <w:i w:val="0"/>
           <w:color w:val="000000"/>
           <w:sz w:val="24"/>
         </w:rPr>
-        <w:hyperlink r:id="rId32" w:history="1">
+        <w:hyperlink r:id="rId33" w:history="1">
           <w:r>
             <w:rPr>
               <w:rStyle w:val="Hyperlink"/>
@@ -5059,14 +5069,14 @@
       </w:r>
       <w:r>
         <w:rPr>
-          <w:u w:val="single" w:color="0066cc"/>
+          <w:u w:val="single" w:color="0000ff"/>
           <w:rFonts w:ascii="Charis SIL Regular" w:hAnsi="Charis SIL Regular" w:eastAsia="Charis SIL Regular"/>
           <w:b w:val="0"/>
           <w:i w:val="0"/>
           <w:color w:val="000000"/>
           <w:sz w:val="24"/>
         </w:rPr>
-        <w:hyperlink r:id="rId32" w:history="1">
+        <w:hyperlink r:id="rId33" w:history="1">
           <w:r>
             <w:rPr>
               <w:rStyle w:val="Hyperlink"/>
@@ -5077,14 +5087,14 @@
       </w:r>
       <w:r>
         <w:rPr>
-          <w:u w:val="single" w:color="0066cc"/>
+          <w:u w:val="single" w:color="0000ff"/>
           <w:rFonts w:ascii="Charis SIL Regular" w:hAnsi="Charis SIL Regular" w:eastAsia="Charis SIL Regular"/>
           <w:b w:val="0"/>
           <w:i w:val="0"/>
           <w:color w:val="000000"/>
           <w:sz w:val="24"/>
         </w:rPr>
-        <w:hyperlink r:id="rId32" w:history="1">
+        <w:hyperlink r:id="rId33" w:history="1">
           <w:r>
             <w:rPr>
               <w:rStyle w:val="Hyperlink"/>
@@ -5095,14 +5105,14 @@
       </w:r>
       <w:r>
         <w:rPr>
-          <w:u w:val="single" w:color="0066cc"/>
+          <w:u w:val="single" w:color="0000ff"/>
           <w:rFonts w:ascii="Charis SIL Regular" w:hAnsi="Charis SIL Regular" w:eastAsia="Charis SIL Regular"/>
           <w:b w:val="0"/>
           <w:i w:val="0"/>
           <w:color w:val="000000"/>
           <w:sz w:val="24"/>
         </w:rPr>
-        <w:hyperlink r:id="rId32" w:history="1">
+        <w:hyperlink r:id="rId33" w:history="1">
           <w:r>
             <w:rPr>
               <w:rStyle w:val="Hyperlink"/>
@@ -5113,14 +5123,14 @@
       </w:r>
       <w:r>
         <w:rPr>
-          <w:u w:val="single" w:color="0066cc"/>
+          <w:u w:val="single" w:color="0000ff"/>
           <w:rFonts w:ascii="Charis SIL Regular" w:hAnsi="Charis SIL Regular" w:eastAsia="Charis SIL Regular"/>
           <w:b w:val="0"/>
           <w:i w:val="0"/>
           <w:color w:val="000000"/>
           <w:sz w:val="24"/>
         </w:rPr>
-        <w:hyperlink r:id="rId32" w:history="1">
+        <w:hyperlink r:id="rId33" w:history="1">
           <w:r>
             <w:rPr>
               <w:rStyle w:val="Hyperlink"/>
@@ -5131,14 +5141,14 @@
       </w:r>
       <w:r>
         <w:rPr>
-          <w:u w:val="single" w:color="0066cc"/>
+          <w:u w:val="single" w:color="0000ff"/>
           <w:rFonts w:ascii="Charis SIL Regular" w:hAnsi="Charis SIL Regular" w:eastAsia="Charis SIL Regular"/>
           <w:b w:val="0"/>
           <w:i w:val="0"/>
           <w:color w:val="000000"/>
           <w:sz w:val="24"/>
         </w:rPr>
-        <w:hyperlink r:id="rId32" w:history="1">
+        <w:hyperlink r:id="rId33" w:history="1">
           <w:r>
             <w:rPr>
               <w:rStyle w:val="Hyperlink"/>
@@ -5149,14 +5159,14 @@
       </w:r>
       <w:r>
         <w:rPr>
-          <w:u w:val="single" w:color="0066cc"/>
+          <w:u w:val="single" w:color="0000ff"/>
           <w:rFonts w:ascii="Charis SIL Regular" w:hAnsi="Charis SIL Regular" w:eastAsia="Charis SIL Regular"/>
           <w:b w:val="0"/>
           <w:i w:val="0"/>
           <w:color w:val="000000"/>
           <w:sz w:val="24"/>
         </w:rPr>
-        <w:hyperlink r:id="rId32" w:history="1">
+        <w:hyperlink r:id="rId33" w:history="1">
           <w:r>
             <w:rPr>
               <w:rStyle w:val="Hyperlink"/>
@@ -5180,11 +5190,11 @@
           <w:rFonts w:ascii="Charis SIL Regular" w:hAnsi="Charis SIL Regular" w:eastAsia="Charis SIL Regular"/>
           <w:b w:val="0"/>
           <w:i w:val="0"/>
-          <w:color w:val="0066CC"/>
+          <w:color w:val="0000FF"/>
           <w:sz w:val="24"/>
           <w:u w:val="single"/>
         </w:rPr>
-        <w:hyperlink r:id="rId34" w:history="1">
+        <w:hyperlink r:id="rId35" w:history="1">
           <w:r>
             <w:rPr>
               <w:rStyle w:val="Hyperlink"/>
@@ -5195,14 +5205,14 @@
       </w:r>
       <w:r>
         <w:rPr>
-          <w:u w:val="single" w:color="0066cc"/>
+          <w:u w:val="single" w:color="0000ff"/>
           <w:rFonts w:ascii="Charis SIL Regular" w:hAnsi="Charis SIL Regular" w:eastAsia="Charis SIL Regular"/>
           <w:b w:val="0"/>
           <w:i w:val="0"/>
           <w:color w:val="000000"/>
           <w:sz w:val="24"/>
         </w:rPr>
-        <w:hyperlink r:id="rId33" w:history="1">
+        <w:hyperlink r:id="rId34" w:history="1">
           <w:r>
             <w:rPr>
               <w:rStyle w:val="Hyperlink"/>
@@ -5236,11 +5246,11 @@
           <w:rFonts w:ascii="Charis SIL Regular" w:hAnsi="Charis SIL Regular" w:eastAsia="Charis SIL Regular"/>
           <w:b w:val="0"/>
           <w:i w:val="0"/>
-          <w:color w:val="0066CC"/>
+          <w:color w:val="0000FF"/>
           <w:sz w:val="24"/>
           <w:u w:val="single"/>
         </w:rPr>
-        <w:hyperlink r:id="rId35" w:history="1">
+        <w:hyperlink r:id="rId36" w:history="1">
           <w:r>
             <w:rPr>
               <w:rStyle w:val="Hyperlink"/>
@@ -5254,7 +5264,7 @@
           <w:rFonts w:ascii="Charis SIL Regular" w:hAnsi="Charis SIL Regular" w:eastAsia="Charis SIL Regular"/>
           <w:b w:val="0"/>
           <w:i w:val="0"/>
-          <w:color w:val="0066CC"/>
+          <w:color w:val="0000FF"/>
           <w:sz w:val="24"/>
           <w:u w:val="single"/>
         </w:rPr>
@@ -5265,11 +5275,11 @@
           <w:rFonts w:ascii="Charis SIL Regular" w:hAnsi="Charis SIL Regular" w:eastAsia="Charis SIL Regular"/>
           <w:b w:val="0"/>
           <w:i w:val="0"/>
-          <w:color w:val="0066CC"/>
+          <w:color w:val="0000FF"/>
           <w:sz w:val="24"/>
           <w:u w:val="single"/>
         </w:rPr>
-        <w:hyperlink r:id="rId35" w:history="1">
+        <w:hyperlink r:id="rId36" w:history="1">
           <w:r>
             <w:rPr>
               <w:rStyle w:val="Hyperlink"/>
@@ -5283,7 +5293,7 @@
           <w:rFonts w:ascii="Charis SIL Regular" w:hAnsi="Charis SIL Regular" w:eastAsia="Charis SIL Regular"/>
           <w:b w:val="0"/>
           <w:i w:val="0"/>
-          <w:color w:val="0066CC"/>
+          <w:color w:val="0000FF"/>
           <w:sz w:val="24"/>
           <w:u w:val="single"/>
         </w:rPr>
@@ -5294,11 +5304,11 @@
           <w:rFonts w:ascii="Charis SIL Regular" w:hAnsi="Charis SIL Regular" w:eastAsia="Charis SIL Regular"/>
           <w:b w:val="0"/>
           <w:i w:val="0"/>
-          <w:color w:val="0066CC"/>
+          <w:color w:val="0000FF"/>
           <w:sz w:val="24"/>
           <w:u w:val="single"/>
         </w:rPr>
-        <w:hyperlink r:id="rId35" w:history="1">
+        <w:hyperlink r:id="rId36" w:history="1">
           <w:r>
             <w:rPr>
               <w:rStyle w:val="Hyperlink"/>
@@ -5312,7 +5322,7 @@
           <w:rFonts w:ascii="Charis SIL Regular" w:hAnsi="Charis SIL Regular" w:eastAsia="Charis SIL Regular"/>
           <w:b w:val="0"/>
           <w:i w:val="0"/>
-          <w:color w:val="0066CC"/>
+          <w:color w:val="0000FF"/>
           <w:sz w:val="24"/>
           <w:u w:val="single"/>
         </w:rPr>
@@ -5323,11 +5333,11 @@
           <w:rFonts w:ascii="Charis SIL Regular" w:hAnsi="Charis SIL Regular" w:eastAsia="Charis SIL Regular"/>
           <w:b w:val="0"/>
           <w:i w:val="0"/>
-          <w:color w:val="0066CC"/>
+          <w:color w:val="0000FF"/>
           <w:sz w:val="24"/>
           <w:u w:val="single"/>
         </w:rPr>
-        <w:hyperlink r:id="rId35" w:history="1">
+        <w:hyperlink r:id="rId36" w:history="1">
           <w:r>
             <w:rPr>
               <w:rStyle w:val="Hyperlink"/>
@@ -5341,7 +5351,7 @@
           <w:rFonts w:ascii="Charis SIL Regular" w:hAnsi="Charis SIL Regular" w:eastAsia="Charis SIL Regular"/>
           <w:b w:val="0"/>
           <w:i w:val="0"/>
-          <w:color w:val="0066CC"/>
+          <w:color w:val="0000FF"/>
           <w:sz w:val="24"/>
           <w:u w:val="single"/>
         </w:rPr>
@@ -5352,11 +5362,11 @@
           <w:rFonts w:ascii="Charis SIL Regular" w:hAnsi="Charis SIL Regular" w:eastAsia="Charis SIL Regular"/>
           <w:b w:val="0"/>
           <w:i w:val="0"/>
-          <w:color w:val="0066CC"/>
+          <w:color w:val="0000FF"/>
           <w:sz w:val="24"/>
           <w:u w:val="single"/>
         </w:rPr>
-        <w:hyperlink r:id="rId35" w:history="1">
+        <w:hyperlink r:id="rId36" w:history="1">
           <w:r>
             <w:rPr>
               <w:rStyle w:val="Hyperlink"/>
@@ -5370,7 +5380,7 @@
           <w:rFonts w:ascii="Charis SIL Regular" w:hAnsi="Charis SIL Regular" w:eastAsia="Charis SIL Regular"/>
           <w:b w:val="0"/>
           <w:i w:val="0"/>
-          <w:color w:val="0066CC"/>
+          <w:color w:val="0000FF"/>
           <w:sz w:val="24"/>
           <w:u w:val="single"/>
         </w:rPr>
@@ -5381,11 +5391,11 @@
           <w:rFonts w:ascii="Charis SIL Regular" w:hAnsi="Charis SIL Regular" w:eastAsia="Charis SIL Regular"/>
           <w:b w:val="0"/>
           <w:i w:val="0"/>
-          <w:color w:val="0066CC"/>
+          <w:color w:val="0000FF"/>
           <w:sz w:val="24"/>
           <w:u w:val="single"/>
         </w:rPr>
-        <w:hyperlink r:id="rId35" w:history="1">
+        <w:hyperlink r:id="rId36" w:history="1">
           <w:r>
             <w:rPr>
               <w:rStyle w:val="Hyperlink"/>
@@ -5406,14 +5416,14 @@
       </w:r>
       <w:r>
         <w:rPr>
-          <w:u w:val="single" w:color="0066cc"/>
+          <w:u w:val="single" w:color="0000ff"/>
           <w:rFonts w:ascii="Charis SIL Regular" w:hAnsi="Charis SIL Regular" w:eastAsia="Charis SIL Regular"/>
           <w:b w:val="0"/>
           <w:i w:val="0"/>
           <w:color w:val="000000"/>
           <w:sz w:val="24"/>
         </w:rPr>
-        <w:hyperlink r:id="rId35" w:history="1">
+        <w:hyperlink r:id="rId36" w:history="1">
           <w:r>
             <w:rPr>
               <w:rStyle w:val="Hyperlink"/>
@@ -5424,14 +5434,14 @@
       </w:r>
       <w:r>
         <w:rPr>
-          <w:u w:val="single" w:color="0066cc"/>
+          <w:u w:val="single" w:color="0000ff"/>
           <w:rFonts w:ascii="Charis SIL Regular" w:hAnsi="Charis SIL Regular" w:eastAsia="Charis SIL Regular"/>
           <w:b w:val="0"/>
           <w:i w:val="0"/>
           <w:color w:val="000000"/>
           <w:sz w:val="24"/>
         </w:rPr>
-        <w:hyperlink r:id="rId35" w:history="1">
+        <w:hyperlink r:id="rId36" w:history="1">
           <w:r>
             <w:rPr>
               <w:rStyle w:val="Hyperlink"/>
@@ -5442,14 +5452,14 @@
       </w:r>
       <w:r>
         <w:rPr>
-          <w:u w:val="single" w:color="0066cc"/>
+          <w:u w:val="single" w:color="0000ff"/>
           <w:rFonts w:ascii="Charis SIL Regular" w:hAnsi="Charis SIL Regular" w:eastAsia="Charis SIL Regular"/>
           <w:b w:val="0"/>
           <w:i w:val="0"/>
           <w:color w:val="000000"/>
           <w:sz w:val="24"/>
         </w:rPr>
-        <w:hyperlink r:id="rId35" w:history="1">
+        <w:hyperlink r:id="rId36" w:history="1">
           <w:r>
             <w:rPr>
               <w:rStyle w:val="Hyperlink"/>
@@ -5460,14 +5470,14 @@
       </w:r>
       <w:r>
         <w:rPr>
-          <w:u w:val="single" w:color="0066cc"/>
+          <w:u w:val="single" w:color="0000ff"/>
           <w:rFonts w:ascii="Charis SIL Regular" w:hAnsi="Charis SIL Regular" w:eastAsia="Charis SIL Regular"/>
           <w:b w:val="0"/>
           <w:i w:val="0"/>
           <w:color w:val="000000"/>
           <w:sz w:val="24"/>
         </w:rPr>
-        <w:hyperlink r:id="rId35" w:history="1">
+        <w:hyperlink r:id="rId36" w:history="1">
           <w:r>
             <w:rPr>
               <w:rStyle w:val="Hyperlink"/>
@@ -5478,7 +5488,7 @@
       </w:r>
       <w:r>
         <w:rPr>
-          <w:u w:val="single" w:color="0066cc"/>
+          <w:u w:val="single" w:color="0000ff"/>
           <w:rFonts w:ascii="Charis SIL Regular" w:hAnsi="Charis SIL Regular" w:eastAsia="Charis SIL Regular"/>
           <w:b w:val="0"/>
           <w:i w:val="0"/>
@@ -5489,14 +5499,14 @@
       </w:r>
       <w:r>
         <w:rPr>
-          <w:u w:val="single" w:color="0066cc"/>
+          <w:u w:val="single" w:color="0000ff"/>
           <w:rFonts w:ascii="Charis SIL Regular" w:hAnsi="Charis SIL Regular" w:eastAsia="Charis SIL Regular"/>
           <w:b w:val="0"/>
           <w:i w:val="0"/>
           <w:color w:val="000000"/>
           <w:sz w:val="24"/>
         </w:rPr>
-        <w:hyperlink r:id="rId35" w:history="1">
+        <w:hyperlink r:id="rId36" w:history="1">
           <w:r>
             <w:rPr>
               <w:rStyle w:val="Hyperlink"/>
@@ -5507,14 +5517,14 @@
       </w:r>
       <w:r>
         <w:rPr>
-          <w:u w:val="single" w:color="0066cc"/>
+          <w:u w:val="single" w:color="0000ff"/>
           <w:rFonts w:ascii="Charis SIL Regular" w:hAnsi="Charis SIL Regular" w:eastAsia="Charis SIL Regular"/>
           <w:b w:val="0"/>
           <w:i w:val="0"/>
           <w:color w:val="000000"/>
           <w:sz w:val="24"/>
         </w:rPr>
-        <w:hyperlink r:id="rId35" w:history="1">
+        <w:hyperlink r:id="rId36" w:history="1">
           <w:r>
             <w:rPr>
               <w:rStyle w:val="Hyperlink"/>
@@ -5525,14 +5535,14 @@
       </w:r>
       <w:r>
         <w:rPr>
-          <w:u w:val="single" w:color="0066cc"/>
+          <w:u w:val="single" w:color="0000ff"/>
           <w:rFonts w:ascii="Charis SIL Regular" w:hAnsi="Charis SIL Regular" w:eastAsia="Charis SIL Regular"/>
           <w:b w:val="0"/>
           <w:i w:val="0"/>
           <w:color w:val="000000"/>
           <w:sz w:val="24"/>
         </w:rPr>
-        <w:hyperlink r:id="rId35" w:history="1">
+        <w:hyperlink r:id="rId36" w:history="1">
           <w:r>
             <w:rPr>
               <w:rStyle w:val="Hyperlink"/>
@@ -5543,14 +5553,14 @@
       </w:r>
       <w:r>
         <w:rPr>
-          <w:u w:val="single" w:color="0066cc"/>
+          <w:u w:val="single" w:color="0000ff"/>
           <w:rFonts w:ascii="Charis SIL Regular" w:hAnsi="Charis SIL Regular" w:eastAsia="Charis SIL Regular"/>
           <w:b w:val="0"/>
           <w:i w:val="0"/>
           <w:color w:val="000000"/>
           <w:sz w:val="24"/>
         </w:rPr>
-        <w:hyperlink r:id="rId35" w:history="1">
+        <w:hyperlink r:id="rId36" w:history="1">
           <w:r>
             <w:rPr>
               <w:rStyle w:val="Hyperlink"/>
@@ -5644,11 +5654,11 @@
           <w:rFonts w:ascii="Charis SIL Regular" w:hAnsi="Charis SIL Regular" w:eastAsia="Charis SIL Regular"/>
           <w:b w:val="0"/>
           <w:i w:val="0"/>
-          <w:color w:val="0066CC"/>
+          <w:color w:val="0000FF"/>
           <w:sz w:val="24"/>
           <w:u w:val="single"/>
         </w:rPr>
-        <w:hyperlink r:id="rId36" w:history="1">
+        <w:hyperlink r:id="rId37" w:history="1">
           <w:r>
             <w:rPr>
               <w:rStyle w:val="Hyperlink"/>
@@ -5672,11 +5682,11 @@
           <w:rFonts w:ascii="Charis SIL Regular" w:hAnsi="Charis SIL Regular" w:eastAsia="Charis SIL Regular"/>
           <w:b w:val="0"/>
           <w:i w:val="0"/>
-          <w:color w:val="0066CC"/>
+          <w:color w:val="0000FF"/>
           <w:sz w:val="24"/>
           <w:u w:val="single"/>
         </w:rPr>
-        <w:hyperlink r:id="rId37" w:history="1">
+        <w:hyperlink r:id="rId38" w:history="1">
           <w:r>
             <w:rPr>
               <w:rStyle w:val="Hyperlink"/>
@@ -5690,7 +5700,7 @@
           <w:rFonts w:ascii="Charis SIL Regular" w:hAnsi="Charis SIL Regular" w:eastAsia="Charis SIL Regular"/>
           <w:b w:val="0"/>
           <w:i w:val="0"/>
-          <w:color w:val="0066CC"/>
+          <w:color w:val="0000FF"/>
           <w:sz w:val="24"/>
           <w:u w:val="single"/>
         </w:rPr>
@@ -5701,11 +5711,11 @@
           <w:rFonts w:ascii="Charis SIL Regular" w:hAnsi="Charis SIL Regular" w:eastAsia="Charis SIL Regular"/>
           <w:b w:val="0"/>
           <w:i w:val="0"/>
-          <w:color w:val="0066CC"/>
+          <w:color w:val="0000FF"/>
           <w:sz w:val="24"/>
           <w:u w:val="single"/>
         </w:rPr>
-        <w:hyperlink r:id="rId37" w:history="1">
+        <w:hyperlink r:id="rId38" w:history="1">
           <w:r>
             <w:rPr>
               <w:rStyle w:val="Hyperlink"/>
@@ -5719,7 +5729,7 @@
           <w:rFonts w:ascii="Charis SIL Regular" w:hAnsi="Charis SIL Regular" w:eastAsia="Charis SIL Regular"/>
           <w:b w:val="0"/>
           <w:i w:val="0"/>
-          <w:color w:val="0066CC"/>
+          <w:color w:val="0000FF"/>
           <w:sz w:val="24"/>
           <w:u w:val="single"/>
         </w:rPr>
@@ -5730,11 +5740,11 @@
           <w:rFonts w:ascii="Charis SIL Regular" w:hAnsi="Charis SIL Regular" w:eastAsia="Charis SIL Regular"/>
           <w:b w:val="0"/>
           <w:i w:val="0"/>
-          <w:color w:val="0066CC"/>
+          <w:color w:val="0000FF"/>
           <w:sz w:val="24"/>
           <w:u w:val="single"/>
         </w:rPr>
-        <w:hyperlink r:id="rId37" w:history="1">
+        <w:hyperlink r:id="rId38" w:history="1">
           <w:r>
             <w:rPr>
               <w:rStyle w:val="Hyperlink"/>
@@ -5769,7 +5779,7 @@
         <w:autoSpaceDE w:val="0"/>
         <w:widowControl/>
         <w:spacing w:line="288" w:lineRule="exact" w:before="64" w:after="0"/>
-        <w:ind w:left="20" w:right="0" w:firstLine="0"/>
+        <w:ind w:left="10" w:right="0" w:firstLine="0"/>
         <w:jc w:val="left"/>
       </w:pPr>
       <w:r>
@@ -5777,11 +5787,11 @@
           <w:rFonts w:ascii="Charis SIL Regular" w:hAnsi="Charis SIL Regular" w:eastAsia="Charis SIL Regular"/>
           <w:b w:val="0"/>
           <w:i w:val="0"/>
-          <w:color w:val="0066CC"/>
+          <w:color w:val="0000FF"/>
           <w:sz w:val="24"/>
           <w:u w:val="single"/>
         </w:rPr>
-        <w:hyperlink r:id="rId37" w:history="1">
+        <w:hyperlink r:id="rId38" w:history="1">
           <w:r>
             <w:rPr>
               <w:rStyle w:val="Hyperlink"/>
@@ -5805,11 +5815,11 @@
           <w:rFonts w:ascii="Charis SIL Regular" w:hAnsi="Charis SIL Regular" w:eastAsia="Charis SIL Regular"/>
           <w:b w:val="0"/>
           <w:i w:val="0"/>
-          <w:color w:val="0066CC"/>
+          <w:color w:val="0000FF"/>
           <w:sz w:val="24"/>
           <w:u w:val="single"/>
         </w:rPr>
-        <w:hyperlink r:id="rId38" w:history="1">
+        <w:hyperlink r:id="rId39" w:history="1">
           <w:r>
             <w:rPr>
               <w:rStyle w:val="Hyperlink"/>
@@ -5823,7 +5833,7 @@
           <w:rFonts w:ascii="Charis SIL Regular" w:hAnsi="Charis SIL Regular" w:eastAsia="Charis SIL Regular"/>
           <w:b w:val="0"/>
           <w:i w:val="0"/>
-          <w:color w:val="0066CC"/>
+          <w:color w:val="0000FF"/>
           <w:sz w:val="24"/>
           <w:u w:val="single"/>
         </w:rPr>
@@ -5834,11 +5844,11 @@
           <w:rFonts w:ascii="Charis SIL Regular" w:hAnsi="Charis SIL Regular" w:eastAsia="Charis SIL Regular"/>
           <w:b w:val="0"/>
           <w:i w:val="0"/>
-          <w:color w:val="0066CC"/>
+          <w:color w:val="0000FF"/>
           <w:sz w:val="24"/>
           <w:u w:val="single"/>
         </w:rPr>
-        <w:hyperlink r:id="rId38" w:history="1">
+        <w:hyperlink r:id="rId39" w:history="1">
           <w:r>
             <w:rPr>
               <w:rStyle w:val="Hyperlink"/>
@@ -5852,7 +5862,7 @@
           <w:rFonts w:ascii="Charis SIL Regular" w:hAnsi="Charis SIL Regular" w:eastAsia="Charis SIL Regular"/>
           <w:b w:val="0"/>
           <w:i w:val="0"/>
-          <w:color w:val="0066CC"/>
+          <w:color w:val="0000FF"/>
           <w:sz w:val="24"/>
           <w:u w:val="single"/>
         </w:rPr>
@@ -5863,11 +5873,11 @@
           <w:rFonts w:ascii="Charis SIL Regular" w:hAnsi="Charis SIL Regular" w:eastAsia="Charis SIL Regular"/>
           <w:b w:val="0"/>
           <w:i w:val="0"/>
-          <w:color w:val="0066CC"/>
+          <w:color w:val="0000FF"/>
           <w:sz w:val="24"/>
           <w:u w:val="single"/>
         </w:rPr>
-        <w:hyperlink r:id="rId38" w:history="1">
+        <w:hyperlink r:id="rId39" w:history="1">
           <w:r>
             <w:rPr>
               <w:rStyle w:val="Hyperlink"/>
@@ -5881,7 +5891,7 @@
           <w:rFonts w:ascii="Charis SIL Regular" w:hAnsi="Charis SIL Regular" w:eastAsia="Charis SIL Regular"/>
           <w:b w:val="0"/>
           <w:i w:val="0"/>
-          <w:color w:val="0066CC"/>
+          <w:color w:val="0000FF"/>
           <w:sz w:val="24"/>
           <w:u w:val="single"/>
         </w:rPr>
@@ -5892,11 +5902,11 @@
           <w:rFonts w:ascii="Charis SIL Regular" w:hAnsi="Charis SIL Regular" w:eastAsia="Charis SIL Regular"/>
           <w:b w:val="0"/>
           <w:i w:val="0"/>
-          <w:color w:val="0066CC"/>
+          <w:color w:val="0000FF"/>
           <w:sz w:val="24"/>
           <w:u w:val="single"/>
         </w:rPr>
-        <w:hyperlink r:id="rId38" w:history="1">
+        <w:hyperlink r:id="rId39" w:history="1">
           <w:r>
             <w:rPr>
               <w:rStyle w:val="Hyperlink"/>
@@ -5917,6 +5927,7 @@
       </w:r>
       <w:r>
         <w:rPr>
+          <w:u w:val="single" w:color="0000ff"/>
           <w:rFonts w:ascii="Charis SIL Regular" w:hAnsi="Charis SIL Regular" w:eastAsia="Charis SIL Regular"/>
           <w:b w:val="0"/>
           <w:i w:val="0"/>
@@ -5930,11 +5941,11 @@
           <w:rFonts w:ascii="Charis SIL Regular" w:hAnsi="Charis SIL Regular" w:eastAsia="Charis SIL Regular"/>
           <w:b w:val="0"/>
           <w:i w:val="0"/>
-          <w:color w:val="0066CC"/>
+          <w:color w:val="0000FF"/>
           <w:sz w:val="24"/>
           <w:u w:val="single"/>
         </w:rPr>
-        <w:hyperlink r:id="rId39" w:history="1">
+        <w:hyperlink r:id="rId40" w:history="1">
           <w:r>
             <w:rPr>
               <w:rStyle w:val="Hyperlink"/>
@@ -5945,14 +5956,14 @@
       </w:r>
       <w:r>
         <w:rPr>
-          <w:u w:val="single" w:color="0066cc"/>
+          <w:u w:val="single" w:color="0000ff"/>
           <w:rFonts w:ascii="Charis SIL Regular" w:hAnsi="Charis SIL Regular" w:eastAsia="Charis SIL Regular"/>
           <w:b w:val="0"/>
           <w:i w:val="0"/>
           <w:color w:val="000000"/>
           <w:sz w:val="24"/>
         </w:rPr>
-        <w:hyperlink r:id="rId37" w:history="1">
+        <w:hyperlink r:id="rId38" w:history="1">
           <w:r>
             <w:rPr>
               <w:rStyle w:val="Hyperlink"/>
@@ -5973,14 +5984,14 @@
       </w:r>
       <w:r>
         <w:rPr>
-          <w:u w:val="single" w:color="0066cc"/>
+          <w:u w:val="single" w:color="0000ff"/>
           <w:rFonts w:ascii="Charis SIL Regular" w:hAnsi="Charis SIL Regular" w:eastAsia="Charis SIL Regular"/>
           <w:b w:val="0"/>
           <w:i w:val="0"/>
           <w:color w:val="000000"/>
           <w:sz w:val="24"/>
         </w:rPr>
-        <w:hyperlink r:id="rId38" w:history="1">
+        <w:hyperlink r:id="rId39" w:history="1">
           <w:r>
             <w:rPr>
               <w:rStyle w:val="Hyperlink"/>
@@ -5991,7 +6002,7 @@
       </w:r>
       <w:r>
         <w:rPr>
-          <w:u w:val="single" w:color="0066cc"/>
+          <w:u w:val="single" w:color="0000ff"/>
           <w:rFonts w:ascii="Charis SIL Regular" w:hAnsi="Charis SIL Regular" w:eastAsia="Charis SIL Regular"/>
           <w:b w:val="0"/>
           <w:i w:val="0"/>
@@ -6002,14 +6013,14 @@
       </w:r>
       <w:r>
         <w:rPr>
-          <w:u w:val="single" w:color="0066cc"/>
+          <w:u w:val="single" w:color="0000ff"/>
           <w:rFonts w:ascii="Charis SIL Regular" w:hAnsi="Charis SIL Regular" w:eastAsia="Charis SIL Regular"/>
           <w:b w:val="0"/>
           <w:i w:val="0"/>
           <w:color w:val="000000"/>
           <w:sz w:val="24"/>
         </w:rPr>
-        <w:hyperlink r:id="rId38" w:history="1">
+        <w:hyperlink r:id="rId39" w:history="1">
           <w:r>
             <w:rPr>
               <w:rStyle w:val="Hyperlink"/>
@@ -6020,14 +6031,14 @@
       </w:r>
       <w:r>
         <w:rPr>
-          <w:u w:val="single" w:color="0066cc"/>
+          <w:u w:val="single" w:color="0000ff"/>
           <w:rFonts w:ascii="Charis SIL Regular" w:hAnsi="Charis SIL Regular" w:eastAsia="Charis SIL Regular"/>
           <w:b w:val="0"/>
           <w:i w:val="0"/>
           <w:color w:val="000000"/>
           <w:sz w:val="24"/>
         </w:rPr>
-        <w:hyperlink r:id="rId38" w:history="1">
+        <w:hyperlink r:id="rId39" w:history="1">
           <w:r>
             <w:rPr>
               <w:rStyle w:val="Hyperlink"/>
@@ -6038,14 +6049,14 @@
       </w:r>
       <w:r>
         <w:rPr>
-          <w:u w:val="single" w:color="0066cc"/>
+          <w:u w:val="single" w:color="0000ff"/>
           <w:rFonts w:ascii="Charis SIL Regular" w:hAnsi="Charis SIL Regular" w:eastAsia="Charis SIL Regular"/>
           <w:b w:val="0"/>
           <w:i w:val="0"/>
           <w:color w:val="000000"/>
           <w:sz w:val="24"/>
         </w:rPr>
-        <w:hyperlink r:id="rId38" w:history="1">
+        <w:hyperlink r:id="rId39" w:history="1">
           <w:r>
             <w:rPr>
               <w:rStyle w:val="Hyperlink"/>
@@ -6056,14 +6067,14 @@
       </w:r>
       <w:r>
         <w:rPr>
-          <w:u w:val="single" w:color="0066cc"/>
+          <w:u w:val="single" w:color="0000ff"/>
           <w:rFonts w:ascii="Charis SIL Regular" w:hAnsi="Charis SIL Regular" w:eastAsia="Charis SIL Regular"/>
           <w:b w:val="0"/>
           <w:i w:val="0"/>
           <w:color w:val="000000"/>
           <w:sz w:val="24"/>
         </w:rPr>
-        <w:hyperlink r:id="rId38" w:history="1">
+        <w:hyperlink r:id="rId39" w:history="1">
           <w:r>
             <w:rPr>
               <w:rStyle w:val="Hyperlink"/>
@@ -6074,14 +6085,14 @@
       </w:r>
       <w:r>
         <w:rPr>
-          <w:u w:val="single" w:color="0066cc"/>
+          <w:u w:val="single" w:color="0000ff"/>
           <w:rFonts w:ascii="Charis SIL Regular" w:hAnsi="Charis SIL Regular" w:eastAsia="Charis SIL Regular"/>
           <w:b w:val="0"/>
           <w:i w:val="0"/>
           <w:color w:val="000000"/>
           <w:sz w:val="24"/>
         </w:rPr>
-        <w:hyperlink r:id="rId38" w:history="1">
+        <w:hyperlink r:id="rId39" w:history="1">
           <w:r>
             <w:rPr>
               <w:rStyle w:val="Hyperlink"/>
@@ -6092,7 +6103,7 @@
       </w:r>
       <w:r>
         <w:rPr>
-          <w:u w:val="single" w:color="0066cc"/>
+          <w:u w:val="single" w:color="0000ff"/>
           <w:rFonts w:ascii="Charis SIL Regular" w:hAnsi="Charis SIL Regular" w:eastAsia="Charis SIL Regular"/>
           <w:b w:val="0"/>
           <w:i w:val="0"/>
@@ -6123,14 +6134,14 @@
       </w:r>
       <w:r>
         <w:rPr>
-          <w:u w:val="single" w:color="0066cc"/>
+          <w:u w:val="single" w:color="0000ff"/>
           <w:rFonts w:ascii="Charis SIL Regular" w:hAnsi="Charis SIL Regular" w:eastAsia="Charis SIL Regular"/>
           <w:b w:val="0"/>
           <w:i w:val="0"/>
           <w:color w:val="000000"/>
           <w:sz w:val="24"/>
         </w:rPr>
-        <w:hyperlink r:id="rId39" w:history="1">
+        <w:hyperlink r:id="rId40" w:history="1">
           <w:r>
             <w:rPr>
               <w:rStyle w:val="Hyperlink"/>
@@ -6156,7 +6167,7 @@
         <w:autoSpaceDE w:val="0"/>
         <w:widowControl/>
         <w:spacing w:line="540" w:lineRule="exact" w:before="198" w:after="0"/>
-        <w:ind w:left="20" w:right="0" w:firstLine="0"/>
+        <w:ind w:left="10" w:right="0" w:firstLine="0"/>
         <w:jc w:val="left"/>
       </w:pPr>
       <w:r>
@@ -6176,7 +6187,7 @@
         <w:autoSpaceDE w:val="0"/>
         <w:widowControl/>
         <w:spacing w:line="288" w:lineRule="exact" w:before="292" w:after="0"/>
-        <w:ind w:left="408" w:right="576" w:firstLine="0"/>
+        <w:ind w:left="398" w:right="576" w:firstLine="0"/>
         <w:jc w:val="left"/>
       </w:pPr>
       <w:r>
@@ -6194,7 +6205,7 @@
           <w:rFonts w:ascii="Charis SIL Regular" w:hAnsi="Charis SIL Regular" w:eastAsia="Charis SIL Regular"/>
           <w:b w:val="0"/>
           <w:i w:val="0"/>
-          <w:color w:val="0066CC"/>
+          <w:color w:val="0000FF"/>
           <w:sz w:val="24"/>
           <w:u w:val="single"/>
         </w:rPr>
@@ -6218,7 +6229,7 @@
           <w:rFonts w:ascii="Charis SIL Regular" w:hAnsi="Charis SIL Regular" w:eastAsia="Charis SIL Regular"/>
           <w:b w:val="0"/>
           <w:i w:val="0"/>
-          <w:color w:val="0066CC"/>
+          <w:color w:val="0000FF"/>
           <w:sz w:val="24"/>
           <w:u w:val="single"/>
         </w:rPr>
@@ -6229,7 +6240,7 @@
           <w:rFonts w:ascii="Charis SIL Regular" w:hAnsi="Charis SIL Regular" w:eastAsia="Charis SIL Regular"/>
           <w:b w:val="0"/>
           <w:i w:val="0"/>
-          <w:color w:val="0066CC"/>
+          <w:color w:val="0000FF"/>
           <w:sz w:val="24"/>
           <w:u w:val="single"/>
         </w:rPr>
@@ -6253,7 +6264,7 @@
           <w:rFonts w:ascii="Charis SIL Regular" w:hAnsi="Charis SIL Regular" w:eastAsia="Charis SIL Regular"/>
           <w:b w:val="0"/>
           <w:i w:val="0"/>
-          <w:color w:val="0066CC"/>
+          <w:color w:val="0000FF"/>
           <w:sz w:val="24"/>
           <w:u w:val="single"/>
         </w:rPr>
@@ -6264,7 +6275,7 @@
           <w:rFonts w:ascii="Charis SIL Regular" w:hAnsi="Charis SIL Regular" w:eastAsia="Charis SIL Regular"/>
           <w:b w:val="0"/>
           <w:i w:val="0"/>
-          <w:color w:val="0066CC"/>
+          <w:color w:val="0000FF"/>
           <w:sz w:val="24"/>
           <w:u w:val="single"/>
         </w:rPr>
@@ -6288,7 +6299,7 @@
           <w:rFonts w:ascii="Charis SIL Regular" w:hAnsi="Charis SIL Regular" w:eastAsia="Charis SIL Regular"/>
           <w:b w:val="0"/>
           <w:i w:val="0"/>
-          <w:color w:val="0066CC"/>
+          <w:color w:val="0000FF"/>
           <w:sz w:val="24"/>
           <w:u w:val="single"/>
         </w:rPr>
@@ -6299,7 +6310,7 @@
           <w:rFonts w:ascii="Charis SIL Regular" w:hAnsi="Charis SIL Regular" w:eastAsia="Charis SIL Regular"/>
           <w:b w:val="0"/>
           <w:i w:val="0"/>
-          <w:color w:val="0066CC"/>
+          <w:color w:val="0000FF"/>
           <w:sz w:val="24"/>
           <w:u w:val="single"/>
         </w:rPr>
@@ -6323,7 +6334,7 @@
           <w:rFonts w:ascii="Charis SIL Regular" w:hAnsi="Charis SIL Regular" w:eastAsia="Charis SIL Regular"/>
           <w:b w:val="0"/>
           <w:i w:val="0"/>
-          <w:color w:val="0066CC"/>
+          <w:color w:val="0000FF"/>
           <w:sz w:val="24"/>
           <w:u w:val="single"/>
         </w:rPr>
@@ -6347,7 +6358,7 @@
           <w:rFonts w:ascii="Charis SIL Regular" w:hAnsi="Charis SIL Regular" w:eastAsia="Charis SIL Regular"/>
           <w:b w:val="0"/>
           <w:i w:val="0"/>
-          <w:color w:val="0066CC"/>
+          <w:color w:val="0000FF"/>
           <w:sz w:val="24"/>
           <w:u w:val="single"/>
         </w:rPr>
@@ -6358,7 +6369,7 @@
           <w:rFonts w:ascii="Charis SIL Regular" w:hAnsi="Charis SIL Regular" w:eastAsia="Charis SIL Regular"/>
           <w:b w:val="0"/>
           <w:i w:val="0"/>
-          <w:color w:val="0066CC"/>
+          <w:color w:val="0000FF"/>
           <w:sz w:val="24"/>
           <w:u w:val="single"/>
         </w:rPr>
@@ -6369,7 +6380,7 @@
           <w:rFonts w:ascii="Charis SIL Regular" w:hAnsi="Charis SIL Regular" w:eastAsia="Charis SIL Regular"/>
           <w:b w:val="0"/>
           <w:i w:val="0"/>
-          <w:color w:val="0066CC"/>
+          <w:color w:val="0000FF"/>
           <w:sz w:val="24"/>
         </w:rPr>
         <w:t>s</w:t>
@@ -6392,7 +6403,7 @@
           <w:rFonts w:ascii="Charis SIL Regular" w:hAnsi="Charis SIL Regular" w:eastAsia="Charis SIL Regular"/>
           <w:b w:val="0"/>
           <w:i w:val="0"/>
-          <w:color w:val="0066CC"/>
+          <w:color w:val="0000FF"/>
           <w:sz w:val="24"/>
           <w:u w:val="single"/>
         </w:rPr>
@@ -6416,7 +6427,7 @@
           <w:rFonts w:ascii="Charis SIL Regular" w:hAnsi="Charis SIL Regular" w:eastAsia="Charis SIL Regular"/>
           <w:b w:val="0"/>
           <w:i w:val="0"/>
-          <w:color w:val="0066CC"/>
+          <w:color w:val="0000FF"/>
           <w:sz w:val="24"/>
           <w:u w:val="single"/>
         </w:rPr>
@@ -6427,7 +6438,7 @@
           <w:rFonts w:ascii="Charis SIL Regular" w:hAnsi="Charis SIL Regular" w:eastAsia="Charis SIL Regular"/>
           <w:b w:val="0"/>
           <w:i w:val="0"/>
-          <w:color w:val="0066CC"/>
+          <w:color w:val="0000FF"/>
           <w:sz w:val="24"/>
         </w:rPr>
         <w:t>itute of Southeast Asian and Caribbean Studies (KITLV)</w:t>
@@ -6447,7 +6458,7 @@
           <w:rFonts w:ascii="Charis SIL Regular" w:hAnsi="Charis SIL Regular" w:eastAsia="Charis SIL Regular"/>
           <w:b w:val="0"/>
           <w:i w:val="0"/>
-          <w:color w:val="0066CC"/>
+          <w:color w:val="0000FF"/>
           <w:sz w:val="24"/>
           <w:u w:val="single"/>
         </w:rPr>
@@ -6471,7 +6482,7 @@
           <w:rFonts w:ascii="Charis SIL Regular" w:hAnsi="Charis SIL Regular" w:eastAsia="Charis SIL Regular"/>
           <w:b w:val="0"/>
           <w:i w:val="0"/>
-          <w:color w:val="0066CC"/>
+          <w:color w:val="0000FF"/>
           <w:sz w:val="24"/>
           <w:u w:val="single"/>
         </w:rPr>
@@ -6495,7 +6506,7 @@
           <w:rFonts w:ascii="Charis SIL Regular" w:hAnsi="Charis SIL Regular" w:eastAsia="Charis SIL Regular"/>
           <w:b w:val="0"/>
           <w:i w:val="0"/>
-          <w:color w:val="0066CC"/>
+          <w:color w:val="0000FF"/>
           <w:sz w:val="24"/>
           <w:u w:val="single"/>
         </w:rPr>
@@ -6519,7 +6530,7 @@
           <w:rFonts w:ascii="Charis SIL Regular" w:hAnsi="Charis SIL Regular" w:eastAsia="Charis SIL Regular"/>
           <w:b w:val="0"/>
           <w:i w:val="0"/>
-          <w:color w:val="0066CC"/>
+          <w:color w:val="0000FF"/>
           <w:sz w:val="24"/>
           <w:u w:val="single"/>
         </w:rPr>
@@ -6543,7 +6554,7 @@
           <w:rFonts w:ascii="Charis SIL Regular" w:hAnsi="Charis SIL Regular" w:eastAsia="Charis SIL Regular"/>
           <w:b w:val="0"/>
           <w:i w:val="0"/>
-          <w:color w:val="0066CC"/>
+          <w:color w:val="0000FF"/>
           <w:sz w:val="24"/>
           <w:u w:val="single"/>
         </w:rPr>
@@ -6554,7 +6565,7 @@
           <w:rFonts w:ascii="Charis SIL Regular" w:hAnsi="Charis SIL Regular" w:eastAsia="Charis SIL Regular"/>
           <w:b w:val="0"/>
           <w:i w:val="0"/>
-          <w:color w:val="0066CC"/>
+          <w:color w:val="0000FF"/>
           <w:sz w:val="24"/>
           <w:u w:val="single"/>
         </w:rPr>
@@ -6578,7 +6589,7 @@
           <w:rFonts w:ascii="Charis SIL Regular" w:hAnsi="Charis SIL Regular" w:eastAsia="Charis SIL Regular"/>
           <w:b w:val="0"/>
           <w:i w:val="0"/>
-          <w:color w:val="0066CC"/>
+          <w:color w:val="0000FF"/>
           <w:sz w:val="24"/>
           <w:u w:val="single"/>
         </w:rPr>
@@ -6589,7 +6600,7 @@
           <w:rFonts w:ascii="Charis SIL Regular" w:hAnsi="Charis SIL Regular" w:eastAsia="Charis SIL Regular"/>
           <w:b w:val="0"/>
           <w:i w:val="0"/>
-          <w:color w:val="0066CC"/>
+          <w:color w:val="0000FF"/>
           <w:sz w:val="24"/>
           <w:u w:val="single"/>
         </w:rPr>
@@ -6613,7 +6624,7 @@
           <w:rFonts w:ascii="Charis SIL Regular" w:hAnsi="Charis SIL Regular" w:eastAsia="Charis SIL Regular"/>
           <w:b w:val="0"/>
           <w:i w:val="0"/>
-          <w:color w:val="0066CC"/>
+          <w:color w:val="0000FF"/>
           <w:sz w:val="24"/>
           <w:u w:val="single"/>
         </w:rPr>
@@ -6637,7 +6648,7 @@
           <w:rFonts w:ascii="Charis SIL Regular" w:hAnsi="Charis SIL Regular" w:eastAsia="Charis SIL Regular"/>
           <w:b w:val="0"/>
           <w:i w:val="0"/>
-          <w:color w:val="0066CC"/>
+          <w:color w:val="0000FF"/>
           <w:sz w:val="24"/>
           <w:u w:val="single"/>
         </w:rPr>
@@ -6676,7 +6687,7 @@
     </w:p>
     <w:sectPr>
       <w:pgSz w:w="11900" w:h="16840"/>
-      <w:pgMar w:top="324" w:right="1326" w:bottom="1440" w:left="940" w:header="720" w:footer="720" w:gutter="0"/>
+      <w:pgMar w:top="324" w:right="1326" w:bottom="1440" w:left="950" w:header="720" w:footer="720" w:gutter="0"/>
       <w:cols/>
       <w:docGrid w:linePitch="360"/>
     </w:sectPr>

--- a/EXPORTS/DOCX/published/niveau1/English/Sources.docx
+++ b/EXPORTS/DOCX/published/niveau1/English/Sources.docx
@@ -1296,7 +1296,32 @@
           <w:color w:val="000000"/>
           <w:sz w:val="24"/>
         </w:rPr>
-        <w:t xml:space="preserve">the </w:t>
+        <w:hyperlink r:id="rId15" w:history="1">
+          <w:r>
+            <w:rPr>
+              <w:rStyle w:val="Hyperlink"/>
+            </w:rPr>
+            <w:t>t</w:t>
+          </w:r>
+        </w:hyperlink>
+      </w:r>
+      <w:r>
+        <w:rPr>
+          <w:u w:val="single" w:color="0000ff"/>
+          <w:rFonts w:ascii="Charis SIL Regular" w:hAnsi="Charis SIL Regular" w:eastAsia="Charis SIL Regular"/>
+          <w:b w:val="0"/>
+          <w:i w:val="0"/>
+          <w:color w:val="000000"/>
+          <w:sz w:val="24"/>
+        </w:rPr>
+        <w:hyperlink r:id="rId15" w:history="1">
+          <w:r>
+            <w:rPr>
+              <w:rStyle w:val="Hyperlink"/>
+            </w:rPr>
+            <w:t xml:space="preserve">he </w:t>
+          </w:r>
+        </w:hyperlink>
       </w:r>
       <w:r>
         <w:rPr>
@@ -1372,7 +1397,7 @@
           <w:sz w:val="24"/>
           <w:u w:val="single"/>
         </w:rPr>
-        <w:hyperlink r:id="rId15" w:history="1">
+        <w:hyperlink r:id="rId16" w:history="1">
           <w:r>
             <w:rPr>
               <w:rStyle w:val="Hyperlink"/>
@@ -2001,13 +2026,22 @@
             <w:rPr>
               <w:rStyle w:val="Hyperlink"/>
             </w:rPr>
-            <w:t xml:space="preserve"> files </w:t>
+            <w:t xml:space="preserve"> files</w:t>
           </w:r>
         </w:hyperlink>
       </w:r>
       <w:r>
         <w:rPr>
-          <w:u w:val="single" w:color="0000ff"/>
+          <w:rFonts w:ascii="Charis SIL Regular" w:hAnsi="Charis SIL Regular" w:eastAsia="Charis SIL Regular"/>
+          <w:b w:val="0"/>
+          <w:i w:val="0"/>
+          <w:color w:val="000000"/>
+          <w:sz w:val="24"/>
+        </w:rPr>
+        <w:t xml:space="preserve"> </w:t>
+      </w:r>
+      <w:r>
+        <w:rPr>
           <w:rFonts w:ascii="Charis SIL Regular" w:hAnsi="Charis SIL Regular" w:eastAsia="Charis SIL Regular"/>
           <w:b w:val="0"/>
           <w:i w:val="0"/>
@@ -2048,19 +2082,9 @@
             <w:rPr>
               <w:rStyle w:val="Hyperlink"/>
             </w:rPr>
-            <w:t>ervic</w:t>
+            <w:t xml:space="preserve">ervice </w:t>
           </w:r>
         </w:hyperlink>
-      </w:r>
-      <w:r>
-        <w:rPr>
-          <w:rFonts w:ascii="Charis SIL Regular" w:hAnsi="Charis SIL Regular" w:eastAsia="Charis SIL Regular"/>
-          <w:b w:val="0"/>
-          <w:i w:val="0"/>
-          <w:color w:val="000000"/>
-          <w:sz w:val="24"/>
-        </w:rPr>
-        <w:t xml:space="preserve">e </w:t>
       </w:r>
       <w:r>
         <w:rPr>
@@ -2472,7 +2496,7 @@
           <w:sz w:val="24"/>
           <w:u w:val="single"/>
         </w:rPr>
-        <w:hyperlink r:id="rId18" w:history="1">
+        <w:hyperlink r:id="rId19" w:history="1">
           <w:r>
             <w:rPr>
               <w:rStyle w:val="Hyperlink"/>
@@ -2490,7 +2514,7 @@
           <w:sz w:val="24"/>
           <w:u w:val="single"/>
         </w:rPr>
-        <w:hyperlink r:id="rId18" w:history="1">
+        <w:hyperlink r:id="rId19" w:history="1">
           <w:r>
             <w:rPr>
               <w:rStyle w:val="Hyperlink"/>
@@ -2508,7 +2532,7 @@
           <w:sz w:val="24"/>
           <w:u w:val="single"/>
         </w:rPr>
-        <w:hyperlink r:id="rId18" w:history="1">
+        <w:hyperlink r:id="rId19" w:history="1">
           <w:r>
             <w:rPr>
               <w:rStyle w:val="Hyperlink"/>
@@ -2553,90 +2577,7 @@
           <w:color w:val="000000"/>
           <w:sz w:val="24"/>
         </w:rPr>
-        <w:t>contains detailed explanations of the archiv</w:t>
-      </w:r>
-      <w:r>
-        <w:rPr>
-          <w:u w:val="single" w:color="0000ff"/>
-          <w:rFonts w:ascii="Charis SIL Regular" w:hAnsi="Charis SIL Regular" w:eastAsia="Charis SIL Regular"/>
-          <w:b w:val="0"/>
-          <w:i w:val="0"/>
-          <w:color w:val="000000"/>
-          <w:sz w:val="24"/>
-        </w:rPr>
-        <w:hyperlink r:id="rId19" w:history="1">
-          <w:r>
-            <w:rPr>
-              <w:rStyle w:val="Hyperlink"/>
-            </w:rPr>
-            <w:t>es</w:t>
-          </w:r>
-        </w:hyperlink>
-      </w:r>
-      <w:r>
-        <w:rPr>
-          <w:u w:val="single" w:color="0000ff"/>
-          <w:rFonts w:ascii="Charis SIL Regular" w:hAnsi="Charis SIL Regular" w:eastAsia="Charis SIL Regular"/>
-          <w:b w:val="0"/>
-          <w:i w:val="0"/>
-          <w:color w:val="000000"/>
-          <w:sz w:val="24"/>
-        </w:rPr>
-        <w:t xml:space="preserve"> </w:t>
-      </w:r>
-      <w:r>
-        <w:rPr>
-          <w:u w:val="single" w:color="0000ff"/>
-          <w:rFonts w:ascii="Charis SIL Regular" w:hAnsi="Charis SIL Regular" w:eastAsia="Charis SIL Regular"/>
-          <w:b w:val="0"/>
-          <w:i w:val="0"/>
-          <w:color w:val="000000"/>
-          <w:sz w:val="24"/>
-        </w:rPr>
-        <w:hyperlink r:id="rId19" w:history="1">
-          <w:r>
-            <w:rPr>
-              <w:rStyle w:val="Hyperlink"/>
-            </w:rPr>
-            <w:t>relating t</w:t>
-          </w:r>
-        </w:hyperlink>
-      </w:r>
-      <w:r>
-        <w:rPr>
-          <w:u w:val="single" w:color="0000ff"/>
-          <w:rFonts w:ascii="Charis SIL Regular" w:hAnsi="Charis SIL Regular" w:eastAsia="Charis SIL Regular"/>
-          <w:b w:val="0"/>
-          <w:i w:val="0"/>
-          <w:color w:val="000000"/>
-          <w:sz w:val="24"/>
-        </w:rPr>
-        <w:hyperlink r:id="rId19" w:history="1">
-          <w:r>
-            <w:rPr>
-              <w:rStyle w:val="Hyperlink"/>
-            </w:rPr>
-            <w:t>o</w:t>
-          </w:r>
-        </w:hyperlink>
-      </w:r>
-      <w:r>
-        <w:rPr>
-          <w:u w:val="single" w:color="0000ff"/>
-          <w:rFonts w:ascii="Charis SIL Regular" w:hAnsi="Charis SIL Regular" w:eastAsia="Charis SIL Regular"/>
-          <w:b w:val="0"/>
-          <w:i w:val="0"/>
-          <w:color w:val="000000"/>
-          <w:sz w:val="24"/>
-        </w:rPr>
-        <w:hyperlink r:id="rId19" w:history="1">
-          <w:r>
-            <w:rPr>
-              <w:rStyle w:val="Hyperlink"/>
-            </w:rPr>
-            <w:t xml:space="preserve"> the </w:t>
-          </w:r>
-        </w:hyperlink>
+        <w:t xml:space="preserve">contains detailed explanations of the archives relating to the </w:t>
       </w:r>
       <w:r>
         <w:rPr>
@@ -4583,7 +4524,25 @@
           <w:sz w:val="24"/>
           <w:u w:val="single"/>
         </w:rPr>
-        <w:t xml:space="preserve"> Archive</w:t>
+        <w:t xml:space="preserve"> </w:t>
+      </w:r>
+      <w:r>
+        <w:rPr>
+          <w:rFonts w:ascii="Charis SIL Regular" w:hAnsi="Charis SIL Regular" w:eastAsia="Charis SIL Regular"/>
+          <w:b w:val="0"/>
+          <w:i w:val="0"/>
+          <w:color w:val="0000FF"/>
+          <w:sz w:val="24"/>
+          <w:u w:val="single"/>
+        </w:rPr>
+        <w:hyperlink r:id="rId33" w:history="1">
+          <w:r>
+            <w:rPr>
+              <w:rStyle w:val="Hyperlink"/>
+            </w:rPr>
+            <w:t>Archive</w:t>
+          </w:r>
+        </w:hyperlink>
       </w:r>
       <w:r>
         <w:rPr>

--- a/EXPORTS/DOCX/published/niveau1/English/Sources.docx
+++ b/EXPORTS/DOCX/published/niveau1/English/Sources.docx
@@ -1296,32 +1296,7 @@
           <w:color w:val="000000"/>
           <w:sz w:val="24"/>
         </w:rPr>
-        <w:hyperlink r:id="rId15" w:history="1">
-          <w:r>
-            <w:rPr>
-              <w:rStyle w:val="Hyperlink"/>
-            </w:rPr>
-            <w:t>t</w:t>
-          </w:r>
-        </w:hyperlink>
-      </w:r>
-      <w:r>
-        <w:rPr>
-          <w:u w:val="single" w:color="0000ff"/>
-          <w:rFonts w:ascii="Charis SIL Regular" w:hAnsi="Charis SIL Regular" w:eastAsia="Charis SIL Regular"/>
-          <w:b w:val="0"/>
-          <w:i w:val="0"/>
-          <w:color w:val="000000"/>
-          <w:sz w:val="24"/>
-        </w:rPr>
-        <w:hyperlink r:id="rId15" w:history="1">
-          <w:r>
-            <w:rPr>
-              <w:rStyle w:val="Hyperlink"/>
-            </w:rPr>
-            <w:t xml:space="preserve">he </w:t>
-          </w:r>
-        </w:hyperlink>
+        <w:t xml:space="preserve">the </w:t>
       </w:r>
       <w:r>
         <w:rPr>
@@ -1332,7 +1307,7 @@
           <w:sz w:val="24"/>
           <w:u w:val="single"/>
         </w:rPr>
-        <w:hyperlink r:id="rId15" w:history="1">
+        <w:hyperlink r:id="rId16" w:history="1">
           <w:r>
             <w:rPr>
               <w:rStyle w:val="Hyperlink"/>
@@ -2577,7 +2552,90 @@
           <w:color w:val="000000"/>
           <w:sz w:val="24"/>
         </w:rPr>
-        <w:t xml:space="preserve">contains detailed explanations of the archives relating to the </w:t>
+        <w:t>contains detailed explanations of the archiv</w:t>
+      </w:r>
+      <w:r>
+        <w:rPr>
+          <w:u w:val="single" w:color="0000ff"/>
+          <w:rFonts w:ascii="Charis SIL Regular" w:hAnsi="Charis SIL Regular" w:eastAsia="Charis SIL Regular"/>
+          <w:b w:val="0"/>
+          <w:i w:val="0"/>
+          <w:color w:val="000000"/>
+          <w:sz w:val="24"/>
+        </w:rPr>
+        <w:hyperlink r:id="rId19" w:history="1">
+          <w:r>
+            <w:rPr>
+              <w:rStyle w:val="Hyperlink"/>
+            </w:rPr>
+            <w:t>es</w:t>
+          </w:r>
+        </w:hyperlink>
+      </w:r>
+      <w:r>
+        <w:rPr>
+          <w:u w:val="single" w:color="0000ff"/>
+          <w:rFonts w:ascii="Charis SIL Regular" w:hAnsi="Charis SIL Regular" w:eastAsia="Charis SIL Regular"/>
+          <w:b w:val="0"/>
+          <w:i w:val="0"/>
+          <w:color w:val="000000"/>
+          <w:sz w:val="24"/>
+        </w:rPr>
+        <w:t xml:space="preserve"> </w:t>
+      </w:r>
+      <w:r>
+        <w:rPr>
+          <w:u w:val="single" w:color="0000ff"/>
+          <w:rFonts w:ascii="Charis SIL Regular" w:hAnsi="Charis SIL Regular" w:eastAsia="Charis SIL Regular"/>
+          <w:b w:val="0"/>
+          <w:i w:val="0"/>
+          <w:color w:val="000000"/>
+          <w:sz w:val="24"/>
+        </w:rPr>
+        <w:hyperlink r:id="rId19" w:history="1">
+          <w:r>
+            <w:rPr>
+              <w:rStyle w:val="Hyperlink"/>
+            </w:rPr>
+            <w:t>relating t</w:t>
+          </w:r>
+        </w:hyperlink>
+      </w:r>
+      <w:r>
+        <w:rPr>
+          <w:u w:val="single" w:color="0000ff"/>
+          <w:rFonts w:ascii="Charis SIL Regular" w:hAnsi="Charis SIL Regular" w:eastAsia="Charis SIL Regular"/>
+          <w:b w:val="0"/>
+          <w:i w:val="0"/>
+          <w:color w:val="000000"/>
+          <w:sz w:val="24"/>
+        </w:rPr>
+        <w:hyperlink r:id="rId19" w:history="1">
+          <w:r>
+            <w:rPr>
+              <w:rStyle w:val="Hyperlink"/>
+            </w:rPr>
+            <w:t>o</w:t>
+          </w:r>
+        </w:hyperlink>
+      </w:r>
+      <w:r>
+        <w:rPr>
+          <w:u w:val="single" w:color="0000ff"/>
+          <w:rFonts w:ascii="Charis SIL Regular" w:hAnsi="Charis SIL Regular" w:eastAsia="Charis SIL Regular"/>
+          <w:b w:val="0"/>
+          <w:i w:val="0"/>
+          <w:color w:val="000000"/>
+          <w:sz w:val="24"/>
+        </w:rPr>
+        <w:hyperlink r:id="rId19" w:history="1">
+          <w:r>
+            <w:rPr>
+              <w:rStyle w:val="Hyperlink"/>
+            </w:rPr>
+            <w:t xml:space="preserve"> the </w:t>
+          </w:r>
+        </w:hyperlink>
       </w:r>
       <w:r>
         <w:rPr>
@@ -3150,7 +3208,7 @@
           <w:sz w:val="24"/>
           <w:u w:val="single"/>
         </w:rPr>
-        <w:hyperlink r:id="rId22" w:history="1">
+        <w:hyperlink r:id="rId16" w:history="1">
           <w:r>
             <w:rPr>
               <w:rStyle w:val="Hyperlink"/>
@@ -3179,7 +3237,7 @@
           <w:sz w:val="24"/>
           <w:u w:val="single"/>
         </w:rPr>
-        <w:hyperlink r:id="rId22" w:history="1">
+        <w:hyperlink r:id="rId16" w:history="1">
           <w:r>
             <w:rPr>
               <w:rStyle w:val="Hyperlink"/>
@@ -3297,7 +3355,7 @@
           <w:sz w:val="24"/>
           <w:u w:val="single"/>
         </w:rPr>
-        <w:hyperlink r:id="rId23" w:history="1">
+        <w:hyperlink r:id="rId22" w:history="1">
           <w:r>
             <w:rPr>
               <w:rStyle w:val="Hyperlink"/>
@@ -3326,7 +3384,7 @@
           <w:sz w:val="24"/>
           <w:u w:val="single"/>
         </w:rPr>
-        <w:hyperlink r:id="rId23" w:history="1">
+        <w:hyperlink r:id="rId22" w:history="1">
           <w:r>
             <w:rPr>
               <w:rStyle w:val="Hyperlink"/>
@@ -3355,7 +3413,7 @@
           <w:sz w:val="24"/>
           <w:u w:val="single"/>
         </w:rPr>
-        <w:hyperlink r:id="rId23" w:history="1">
+        <w:hyperlink r:id="rId22" w:history="1">
           <w:r>
             <w:rPr>
               <w:rStyle w:val="Hyperlink"/>
@@ -3383,7 +3441,7 @@
           <w:sz w:val="24"/>
           <w:u w:val="single"/>
         </w:rPr>
-        <w:hyperlink r:id="rId24" w:history="1">
+        <w:hyperlink r:id="rId23" w:history="1">
           <w:r>
             <w:rPr>
               <w:rStyle w:val="Hyperlink"/>
@@ -3421,7 +3479,7 @@
           <w:sz w:val="24"/>
           <w:u w:val="single"/>
         </w:rPr>
-        <w:hyperlink r:id="rId23" w:history="1">
+        <w:hyperlink r:id="rId22" w:history="1">
           <w:r>
             <w:rPr>
               <w:rStyle w:val="Hyperlink"/>
@@ -3439,7 +3497,7 @@
           <w:sz w:val="24"/>
           <w:u w:val="single"/>
         </w:rPr>
-        <w:hyperlink r:id="rId23" w:history="1">
+        <w:hyperlink r:id="rId22" w:history="1">
           <w:r>
             <w:rPr>
               <w:rStyle w:val="Hyperlink"/>
@@ -3457,7 +3515,7 @@
           <w:sz w:val="24"/>
           <w:u w:val="single"/>
         </w:rPr>
-        <w:hyperlink r:id="rId23" w:history="1">
+        <w:hyperlink r:id="rId22" w:history="1">
           <w:r>
             <w:rPr>
               <w:rStyle w:val="Hyperlink"/>
@@ -3486,7 +3544,7 @@
           <w:sz w:val="24"/>
           <w:u w:val="single"/>
         </w:rPr>
-        <w:hyperlink r:id="rId23" w:history="1">
+        <w:hyperlink r:id="rId22" w:history="1">
           <w:r>
             <w:rPr>
               <w:rStyle w:val="Hyperlink"/>
@@ -3515,7 +3573,7 @@
           <w:color w:val="000000"/>
           <w:sz w:val="24"/>
         </w:rPr>
-        <w:hyperlink r:id="rId23" w:history="1">
+        <w:hyperlink r:id="rId22" w:history="1">
           <w:r>
             <w:rPr>
               <w:rStyle w:val="Hyperlink"/>
@@ -3541,8 +3599,9 @@
           <w:i w:val="0"/>
           <w:color w:val="0000FF"/>
           <w:sz w:val="24"/>
-        </w:rPr>
-        <w:hyperlink r:id="rId25" w:history="1">
+          <w:u w:val="single"/>
+        </w:rPr>
+        <w:hyperlink r:id="rId24" w:history="1">
           <w:r>
             <w:rPr>
               <w:rStyle w:val="Hyperlink"/>
@@ -3560,7 +3619,7 @@
           <w:sz w:val="24"/>
           <w:u w:val="single"/>
         </w:rPr>
-        <w:hyperlink r:id="rId24" w:history="1">
+        <w:hyperlink r:id="rId23" w:history="1">
           <w:r>
             <w:rPr>
               <w:rStyle w:val="Hyperlink"/>
@@ -3578,14 +3637,7 @@
           <w:color w:val="000000"/>
           <w:sz w:val="24"/>
         </w:rPr>
-        <w:hyperlink r:id="rId24" w:history="1">
-          <w:r>
-            <w:rPr>
-              <w:rStyle w:val="Hyperlink"/>
-            </w:rPr>
-            <w:t xml:space="preserve">. The </w:t>
-          </w:r>
-        </w:hyperlink>
+        <w:t xml:space="preserve">. The </w:t>
       </w:r>
       <w:r>
         <w:rPr>
@@ -3596,7 +3648,7 @@
           <w:sz w:val="24"/>
           <w:u w:val="single"/>
         </w:rPr>
-        <w:hyperlink r:id="rId24" w:history="1">
+        <w:hyperlink r:id="rId23" w:history="1">
           <w:r>
             <w:rPr>
               <w:rStyle w:val="Hyperlink"/>
@@ -3614,7 +3666,7 @@
           <w:sz w:val="24"/>
           <w:u w:val="single"/>
         </w:rPr>
-        <w:hyperlink r:id="rId26" w:history="1">
+        <w:hyperlink r:id="rId25" w:history="1">
           <w:r>
             <w:rPr>
               <w:rStyle w:val="Hyperlink"/>
@@ -3632,7 +3684,7 @@
           <w:sz w:val="24"/>
           <w:u w:val="single"/>
         </w:rPr>
-        <w:hyperlink r:id="rId26" w:history="1">
+        <w:hyperlink r:id="rId25" w:history="1">
           <w:r>
             <w:rPr>
               <w:rStyle w:val="Hyperlink"/>
@@ -3661,7 +3713,7 @@
           <w:sz w:val="24"/>
           <w:u w:val="single"/>
         </w:rPr>
-        <w:hyperlink r:id="rId26" w:history="1">
+        <w:hyperlink r:id="rId25" w:history="1">
           <w:r>
             <w:rPr>
               <w:rStyle w:val="Hyperlink"/>
@@ -3690,7 +3742,7 @@
           <w:sz w:val="24"/>
           <w:u w:val="single"/>
         </w:rPr>
-        <w:hyperlink r:id="rId26" w:history="1">
+        <w:hyperlink r:id="rId25" w:history="1">
           <w:r>
             <w:rPr>
               <w:rStyle w:val="Hyperlink"/>
@@ -3707,7 +3759,18 @@
           <w:color w:val="000000"/>
           <w:sz w:val="24"/>
         </w:rPr>
-        <w:t xml:space="preserve"> is the custodian of the </w:t>
+        <w:t xml:space="preserve"> is the cu</w:t>
+      </w:r>
+      <w:r>
+        <w:rPr>
+          <w:u w:val="single" w:color="0000ff"/>
+          <w:rFonts w:ascii="Charis SIL Regular" w:hAnsi="Charis SIL Regular" w:eastAsia="Charis SIL Regular"/>
+          <w:b w:val="0"/>
+          <w:i w:val="0"/>
+          <w:color w:val="000000"/>
+          <w:sz w:val="24"/>
+        </w:rPr>
+        <w:t xml:space="preserve">stodian of the </w:t>
       </w:r>
       <w:r>
         <w:rPr>
@@ -3718,7 +3781,7 @@
           <w:sz w:val="24"/>
           <w:u w:val="single"/>
         </w:rPr>
-        <w:hyperlink r:id="rId27" w:history="1">
+        <w:hyperlink r:id="rId26" w:history="1">
           <w:r>
             <w:rPr>
               <w:rStyle w:val="Hyperlink"/>
@@ -3736,7 +3799,7 @@
           <w:sz w:val="24"/>
           <w:u w:val="single"/>
         </w:rPr>
-        <w:hyperlink r:id="rId28" w:history="1">
+        <w:hyperlink r:id="rId26" w:history="1">
           <w:r>
             <w:rPr>
               <w:rStyle w:val="Hyperlink"/>
@@ -3754,7 +3817,7 @@
           <w:sz w:val="24"/>
           <w:u w:val="single"/>
         </w:rPr>
-        <w:hyperlink r:id="rId25" w:history="1">
+        <w:hyperlink r:id="rId26" w:history="1">
           <w:r>
             <w:rPr>
               <w:rStyle w:val="Hyperlink"/>
@@ -3783,7 +3846,7 @@
           <w:sz w:val="24"/>
           <w:u w:val="single"/>
         </w:rPr>
-        <w:hyperlink r:id="rId25" w:history="1">
+        <w:hyperlink r:id="rId26" w:history="1">
           <w:r>
             <w:rPr>
               <w:rStyle w:val="Hyperlink"/>
@@ -3812,7 +3875,7 @@
           <w:sz w:val="24"/>
           <w:u w:val="single"/>
         </w:rPr>
-        <w:hyperlink r:id="rId25" w:history="1">
+        <w:hyperlink r:id="rId26" w:history="1">
           <w:r>
             <w:rPr>
               <w:rStyle w:val="Hyperlink"/>
@@ -3830,7 +3893,7 @@
           <w:sz w:val="24"/>
           <w:u w:val="single"/>
         </w:rPr>
-        <w:hyperlink r:id="rId28" w:history="1">
+        <w:hyperlink r:id="rId26" w:history="1">
           <w:r>
             <w:rPr>
               <w:rStyle w:val="Hyperlink"/>
@@ -3858,7 +3921,7 @@
           <w:color w:val="000000"/>
           <w:sz w:val="24"/>
         </w:rPr>
-        <w:hyperlink r:id="rId26" w:history="1">
+        <w:hyperlink r:id="rId25" w:history="1">
           <w:r>
             <w:rPr>
               <w:rStyle w:val="Hyperlink"/>
@@ -3876,7 +3939,7 @@
           <w:color w:val="000000"/>
           <w:sz w:val="24"/>
         </w:rPr>
-        <w:hyperlink r:id="rId26" w:history="1">
+        <w:hyperlink r:id="rId25" w:history="1">
           <w:r>
             <w:rPr>
               <w:rStyle w:val="Hyperlink"/>
@@ -3934,7 +3997,7 @@
           <w:sz w:val="24"/>
           <w:u w:val="single"/>
         </w:rPr>
-        <w:hyperlink r:id="rId29" w:history="1">
+        <w:hyperlink r:id="rId27" w:history="1">
           <w:r>
             <w:rPr>
               <w:rStyle w:val="Hyperlink"/>
@@ -3963,7 +4026,7 @@
           <w:sz w:val="24"/>
           <w:u w:val="single"/>
         </w:rPr>
-        <w:hyperlink r:id="rId29" w:history="1">
+        <w:hyperlink r:id="rId27" w:history="1">
           <w:r>
             <w:rPr>
               <w:rStyle w:val="Hyperlink"/>
@@ -3991,7 +4054,7 @@
           <w:sz w:val="24"/>
           <w:u w:val="single"/>
         </w:rPr>
-        <w:hyperlink r:id="rId30" w:history="1">
+        <w:hyperlink r:id="rId28" w:history="1">
           <w:r>
             <w:rPr>
               <w:rStyle w:val="Hyperlink"/>
@@ -4020,7 +4083,7 @@
           <w:sz w:val="24"/>
           <w:u w:val="single"/>
         </w:rPr>
-        <w:hyperlink r:id="rId30" w:history="1">
+        <w:hyperlink r:id="rId28" w:history="1">
           <w:r>
             <w:rPr>
               <w:rStyle w:val="Hyperlink"/>
@@ -4049,7 +4112,7 @@
           <w:sz w:val="24"/>
           <w:u w:val="single"/>
         </w:rPr>
-        <w:hyperlink r:id="rId30" w:history="1">
+        <w:hyperlink r:id="rId28" w:history="1">
           <w:r>
             <w:rPr>
               <w:rStyle w:val="Hyperlink"/>
@@ -4287,6 +4350,225 @@
           <w:sz w:val="24"/>
           <w:u w:val="single"/>
         </w:rPr>
+        <w:hyperlink r:id="rId29" w:history="1">
+          <w:r>
+            <w:rPr>
+              <w:rStyle w:val="Hyperlink"/>
+            </w:rPr>
+            <w:t>National</w:t>
+          </w:r>
+        </w:hyperlink>
+      </w:r>
+      <w:r>
+        <w:rPr>
+          <w:rFonts w:ascii="Charis SIL Regular" w:hAnsi="Charis SIL Regular" w:eastAsia="Charis SIL Regular"/>
+          <w:b w:val="0"/>
+          <w:i w:val="0"/>
+          <w:color w:val="0000FF"/>
+          <w:sz w:val="24"/>
+          <w:u w:val="single"/>
+        </w:rPr>
+        <w:t xml:space="preserve"> </w:t>
+      </w:r>
+      <w:r>
+        <w:rPr>
+          <w:rFonts w:ascii="Charis SIL Regular" w:hAnsi="Charis SIL Regular" w:eastAsia="Charis SIL Regular"/>
+          <w:b w:val="0"/>
+          <w:i w:val="0"/>
+          <w:color w:val="0000FF"/>
+          <w:sz w:val="24"/>
+          <w:u w:val="single"/>
+        </w:rPr>
+        <w:hyperlink r:id="rId29" w:history="1">
+          <w:r>
+            <w:rPr>
+              <w:rStyle w:val="Hyperlink"/>
+            </w:rPr>
+            <w:t>Archives</w:t>
+          </w:r>
+        </w:hyperlink>
+      </w:r>
+      <w:r>
+        <w:rPr>
+          <w:rFonts w:ascii="Charis SIL Regular" w:hAnsi="Charis SIL Regular" w:eastAsia="Charis SIL Regular"/>
+          <w:b w:val="0"/>
+          <w:i w:val="0"/>
+          <w:color w:val="0000FF"/>
+          <w:sz w:val="24"/>
+          <w:u w:val="single"/>
+        </w:rPr>
+        <w:t xml:space="preserve"> </w:t>
+      </w:r>
+      <w:r>
+        <w:rPr>
+          <w:rFonts w:ascii="Charis SIL Regular" w:hAnsi="Charis SIL Regular" w:eastAsia="Charis SIL Regular"/>
+          <w:b w:val="0"/>
+          <w:i w:val="0"/>
+          <w:color w:val="0000FF"/>
+          <w:sz w:val="24"/>
+          <w:u w:val="single"/>
+        </w:rPr>
+        <w:hyperlink r:id="rId29" w:history="1">
+          <w:r>
+            <w:rPr>
+              <w:rStyle w:val="Hyperlink"/>
+            </w:rPr>
+            <w:t xml:space="preserve">of </w:t>
+          </w:r>
+        </w:hyperlink>
+      </w:r>
+      <w:r>
+        <w:rPr>
+          <w:rFonts w:ascii="Charis SIL Regular" w:hAnsi="Charis SIL Regular" w:eastAsia="Charis SIL Regular"/>
+          <w:b w:val="0"/>
+          <w:i w:val="0"/>
+          <w:color w:val="0000FF"/>
+          <w:sz w:val="24"/>
+          <w:u w:val="single"/>
+        </w:rPr>
+        <w:hyperlink r:id="rId29" w:history="1">
+          <w:r>
+            <w:rPr>
+              <w:rStyle w:val="Hyperlink"/>
+            </w:rPr>
+            <w:t>Suriname</w:t>
+          </w:r>
+        </w:hyperlink>
+      </w:r>
+      <w:r>
+        <w:rPr>
+          <w:rFonts w:ascii="Charis SIL Regular" w:hAnsi="Charis SIL Regular" w:eastAsia="Charis SIL Regular"/>
+          <w:b w:val="0"/>
+          <w:i w:val="0"/>
+          <w:color w:val="000000"/>
+          <w:sz w:val="24"/>
+        </w:rPr>
+        <w:t xml:space="preserve">, </w:t>
+      </w:r>
+      <w:r>
+        <w:rPr>
+          <w:rFonts w:ascii="Charis SIL Regular" w:hAnsi="Charis SIL Regular" w:eastAsia="Charis SIL Regular"/>
+          <w:b w:val="0"/>
+          <w:i w:val="0"/>
+          <w:color w:val="0000FF"/>
+          <w:sz w:val="24"/>
+          <w:u w:val="single"/>
+        </w:rPr>
+        <w:hyperlink r:id="rId30" w:history="1">
+          <w:r>
+            <w:rPr>
+              <w:rStyle w:val="Hyperlink"/>
+            </w:rPr>
+            <w:t>Arsip</w:t>
+          </w:r>
+        </w:hyperlink>
+      </w:r>
+      <w:r>
+        <w:rPr>
+          <w:rFonts w:ascii="Charis SIL Regular" w:hAnsi="Charis SIL Regular" w:eastAsia="Charis SIL Regular"/>
+          <w:b w:val="0"/>
+          <w:i w:val="0"/>
+          <w:color w:val="0000FF"/>
+          <w:sz w:val="24"/>
+          <w:u w:val="single"/>
+        </w:rPr>
+        <w:t xml:space="preserve"> </w:t>
+      </w:r>
+      <w:r>
+        <w:rPr>
+          <w:rFonts w:ascii="Charis SIL Regular" w:hAnsi="Charis SIL Regular" w:eastAsia="Charis SIL Regular"/>
+          <w:b w:val="0"/>
+          <w:i w:val="0"/>
+          <w:color w:val="0000FF"/>
+          <w:sz w:val="24"/>
+          <w:u w:val="single"/>
+        </w:rPr>
+        <w:hyperlink r:id="rId30" w:history="1">
+          <w:r>
+            <w:rPr>
+              <w:rStyle w:val="Hyperlink"/>
+            </w:rPr>
+            <w:t>Nasional</w:t>
+          </w:r>
+        </w:hyperlink>
+      </w:r>
+      <w:r>
+        <w:rPr>
+          <w:rFonts w:ascii="Charis SIL Regular" w:hAnsi="Charis SIL Regular" w:eastAsia="Charis SIL Regular"/>
+          <w:b w:val="0"/>
+          <w:i w:val="0"/>
+          <w:color w:val="0000FF"/>
+          <w:sz w:val="24"/>
+          <w:u w:val="single"/>
+        </w:rPr>
+        <w:t xml:space="preserve"> </w:t>
+      </w:r>
+      <w:r>
+        <w:rPr>
+          <w:rFonts w:ascii="Charis SIL Regular" w:hAnsi="Charis SIL Regular" w:eastAsia="Charis SIL Regular"/>
+          <w:b w:val="0"/>
+          <w:i w:val="0"/>
+          <w:color w:val="0000FF"/>
+          <w:sz w:val="24"/>
+          <w:u w:val="single"/>
+        </w:rPr>
+        <w:hyperlink r:id="rId30" w:history="1">
+          <w:r>
+            <w:rPr>
+              <w:rStyle w:val="Hyperlink"/>
+            </w:rPr>
+            <w:t>Republik</w:t>
+          </w:r>
+        </w:hyperlink>
+      </w:r>
+      <w:r>
+        <w:rPr>
+          <w:rFonts w:ascii="Charis SIL Regular" w:hAnsi="Charis SIL Regular" w:eastAsia="Charis SIL Regular"/>
+          <w:b w:val="0"/>
+          <w:i w:val="0"/>
+          <w:color w:val="0000FF"/>
+          <w:sz w:val="24"/>
+          <w:u w:val="single"/>
+        </w:rPr>
+        <w:t xml:space="preserve"> </w:t>
+      </w:r>
+      <w:r>
+        <w:rPr>
+          <w:rFonts w:ascii="Charis SIL Regular" w:hAnsi="Charis SIL Regular" w:eastAsia="Charis SIL Regular"/>
+          <w:b w:val="0"/>
+          <w:i w:val="0"/>
+          <w:color w:val="0000FF"/>
+          <w:sz w:val="24"/>
+          <w:u w:val="single"/>
+        </w:rPr>
+        <w:hyperlink r:id="rId30" w:history="1">
+          <w:r>
+            <w:rPr>
+              <w:rStyle w:val="Hyperlink"/>
+            </w:rPr>
+            <w:t>Indonesia</w:t>
+          </w:r>
+        </w:hyperlink>
+      </w:r>
+      <w:r>
+        <w:rPr>
+          <w:rFonts w:ascii="Charis SIL Regular" w:hAnsi="Charis SIL Regular" w:eastAsia="Charis SIL Regular"/>
+          <w:b w:val="0"/>
+          <w:i w:val="0"/>
+          <w:color w:val="000000"/>
+          <w:sz w:val="24"/>
+        </w:rPr>
+        <w:t xml:space="preserve">, the </w:t>
+      </w:r>
+      <w:r>
+        <w:rPr>
+          <w:rFonts w:ascii="Charis SIL Regular" w:hAnsi="Charis SIL Regular" w:eastAsia="Charis SIL Regular"/>
+          <w:b w:val="0"/>
+          <w:i w:val="0"/>
+          <w:color w:val="0000FF"/>
+          <w:sz w:val="24"/>
+          <w:u w:val="single"/>
+        </w:rPr>
         <w:hyperlink r:id="rId31" w:history="1">
           <w:r>
             <w:rPr>
@@ -4321,7 +4603,7 @@
             <w:rPr>
               <w:rStyle w:val="Hyperlink"/>
             </w:rPr>
-            <w:t>Archives</w:t>
+            <w:t>Archive</w:t>
           </w:r>
         </w:hyperlink>
       </w:r>
@@ -4334,23 +4616,12 @@
           <w:sz w:val="24"/>
           <w:u w:val="single"/>
         </w:rPr>
-        <w:t xml:space="preserve"> </w:t>
-      </w:r>
-      <w:r>
-        <w:rPr>
-          <w:rFonts w:ascii="Charis SIL Regular" w:hAnsi="Charis SIL Regular" w:eastAsia="Charis SIL Regular"/>
-          <w:b w:val="0"/>
-          <w:i w:val="0"/>
-          <w:color w:val="0000FF"/>
-          <w:sz w:val="24"/>
-          <w:u w:val="single"/>
-        </w:rPr>
-        <w:hyperlink r:id="rId31" w:history="1">
+        <w:hyperlink r:id="rId29" w:history="1">
           <w:r>
             <w:rPr>
               <w:rStyle w:val="Hyperlink"/>
             </w:rPr>
-            <w:t xml:space="preserve">of </w:t>
+            <w:t>s</w:t>
           </w:r>
         </w:hyperlink>
       </w:r>
@@ -4363,12 +4634,23 @@
           <w:sz w:val="24"/>
           <w:u w:val="single"/>
         </w:rPr>
-        <w:hyperlink r:id="rId31" w:history="1">
+        <w:t xml:space="preserve"> </w:t>
+      </w:r>
+      <w:r>
+        <w:rPr>
+          <w:rFonts w:ascii="Charis SIL Regular" w:hAnsi="Charis SIL Regular" w:eastAsia="Charis SIL Regular"/>
+          <w:b w:val="0"/>
+          <w:i w:val="0"/>
+          <w:color w:val="0000FF"/>
+          <w:sz w:val="24"/>
+          <w:u w:val="single"/>
+        </w:rPr>
+        <w:hyperlink r:id="rId29" w:history="1">
           <w:r>
             <w:rPr>
               <w:rStyle w:val="Hyperlink"/>
             </w:rPr>
-            <w:t>Suriname</w:t>
+            <w:t>of</w:t>
           </w:r>
         </w:hyperlink>
       </w:r>
@@ -4377,26 +4659,27 @@
           <w:rFonts w:ascii="Charis SIL Regular" w:hAnsi="Charis SIL Regular" w:eastAsia="Charis SIL Regular"/>
           <w:b w:val="0"/>
           <w:i w:val="0"/>
-          <w:color w:val="000000"/>
-          <w:sz w:val="24"/>
-        </w:rPr>
-        <w:t xml:space="preserve">, </w:t>
-      </w:r>
-      <w:r>
-        <w:rPr>
-          <w:rFonts w:ascii="Charis SIL Regular" w:hAnsi="Charis SIL Regular" w:eastAsia="Charis SIL Regular"/>
-          <w:b w:val="0"/>
-          <w:i w:val="0"/>
           <w:color w:val="0000FF"/>
           <w:sz w:val="24"/>
           <w:u w:val="single"/>
         </w:rPr>
-        <w:hyperlink r:id="rId32" w:history="1">
+        <w:t xml:space="preserve"> </w:t>
+      </w:r>
+      <w:r>
+        <w:rPr>
+          <w:rFonts w:ascii="Charis SIL Regular" w:hAnsi="Charis SIL Regular" w:eastAsia="Charis SIL Regular"/>
+          <w:b w:val="0"/>
+          <w:i w:val="0"/>
+          <w:color w:val="0000FF"/>
+          <w:sz w:val="24"/>
+          <w:u w:val="single"/>
+        </w:rPr>
+        <w:hyperlink r:id="rId29" w:history="1">
           <w:r>
             <w:rPr>
               <w:rStyle w:val="Hyperlink"/>
             </w:rPr>
-            <w:t>Arsip</w:t>
+            <w:t>Sri</w:t>
           </w:r>
         </w:hyperlink>
       </w:r>
@@ -4420,12 +4703,12 @@
           <w:sz w:val="24"/>
           <w:u w:val="single"/>
         </w:rPr>
-        <w:hyperlink r:id="rId32" w:history="1">
+        <w:hyperlink r:id="rId29" w:history="1">
           <w:r>
             <w:rPr>
               <w:rStyle w:val="Hyperlink"/>
             </w:rPr>
-            <w:t>Nasional</w:t>
+            <w:t>L</w:t>
           </w:r>
         </w:hyperlink>
       </w:r>
@@ -4438,23 +4721,12 @@
           <w:sz w:val="24"/>
           <w:u w:val="single"/>
         </w:rPr>
-        <w:t xml:space="preserve"> </w:t>
-      </w:r>
-      <w:r>
-        <w:rPr>
-          <w:rFonts w:ascii="Charis SIL Regular" w:hAnsi="Charis SIL Regular" w:eastAsia="Charis SIL Regular"/>
-          <w:b w:val="0"/>
-          <w:i w:val="0"/>
-          <w:color w:val="0000FF"/>
-          <w:sz w:val="24"/>
-          <w:u w:val="single"/>
-        </w:rPr>
-        <w:hyperlink r:id="rId32" w:history="1">
+        <w:hyperlink r:id="rId29" w:history="1">
           <w:r>
             <w:rPr>
               <w:rStyle w:val="Hyperlink"/>
             </w:rPr>
-            <w:t>Republik</w:t>
+            <w:t>a</w:t>
           </w:r>
         </w:hyperlink>
       </w:r>
@@ -4467,35 +4739,78 @@
           <w:sz w:val="24"/>
           <w:u w:val="single"/>
         </w:rPr>
-        <w:t xml:space="preserve"> </w:t>
-      </w:r>
-      <w:r>
-        <w:rPr>
-          <w:rFonts w:ascii="Charis SIL Regular" w:hAnsi="Charis SIL Regular" w:eastAsia="Charis SIL Regular"/>
-          <w:b w:val="0"/>
-          <w:i w:val="0"/>
-          <w:color w:val="0000FF"/>
-          <w:sz w:val="24"/>
-          <w:u w:val="single"/>
-        </w:rPr>
-        <w:hyperlink r:id="rId32" w:history="1">
+        <w:hyperlink r:id="rId29" w:history="1">
           <w:r>
             <w:rPr>
               <w:rStyle w:val="Hyperlink"/>
             </w:rPr>
-            <w:t>Indonesia</w:t>
+            <w:t>nka</w:t>
           </w:r>
         </w:hyperlink>
       </w:r>
       <w:r>
         <w:rPr>
+          <w:u w:val="single" w:color="0000ff"/>
           <w:rFonts w:ascii="Charis SIL Regular" w:hAnsi="Charis SIL Regular" w:eastAsia="Charis SIL Regular"/>
           <w:b w:val="0"/>
           <w:i w:val="0"/>
           <w:color w:val="000000"/>
           <w:sz w:val="24"/>
         </w:rPr>
-        <w:t xml:space="preserve">, the </w:t>
+        <w:hyperlink r:id="rId29" w:history="1">
+          <w:r>
+            <w:rPr>
+              <w:rStyle w:val="Hyperlink"/>
+            </w:rPr>
+            <w:t xml:space="preserve"> and</w:t>
+          </w:r>
+        </w:hyperlink>
+      </w:r>
+      <w:r>
+        <w:rPr>
+          <w:u w:val="single" w:color="0000ff"/>
+          <w:rFonts w:ascii="Charis SIL Regular" w:hAnsi="Charis SIL Regular" w:eastAsia="Charis SIL Regular"/>
+          <w:b w:val="0"/>
+          <w:i w:val="0"/>
+          <w:color w:val="000000"/>
+          <w:sz w:val="24"/>
+        </w:rPr>
+        <w:t xml:space="preserve"> </w:t>
+      </w:r>
+      <w:r>
+        <w:rPr>
+          <w:u w:val="single" w:color="0000ff"/>
+          <w:rFonts w:ascii="Charis SIL Regular" w:hAnsi="Charis SIL Regular" w:eastAsia="Charis SIL Regular"/>
+          <w:b w:val="0"/>
+          <w:i w:val="0"/>
+          <w:color w:val="000000"/>
+          <w:sz w:val="24"/>
+        </w:rPr>
+        <w:hyperlink r:id="rId29" w:history="1">
+          <w:r>
+            <w:rPr>
+              <w:rStyle w:val="Hyperlink"/>
+            </w:rPr>
+            <w:t>th</w:t>
+          </w:r>
+        </w:hyperlink>
+      </w:r>
+      <w:r>
+        <w:rPr>
+          <w:rFonts w:ascii="Charis SIL Regular" w:hAnsi="Charis SIL Regular" w:eastAsia="Charis SIL Regular"/>
+          <w:b w:val="0"/>
+          <w:i w:val="0"/>
+          <w:color w:val="000000"/>
+          <w:sz w:val="24"/>
+        </w:rPr>
+        <w:hyperlink r:id="rId29" w:history="1">
+          <w:r>
+            <w:rPr>
+              <w:rStyle w:val="Hyperlink"/>
+            </w:rPr>
+            <w:t xml:space="preserve">e </w:t>
+          </w:r>
+        </w:hyperlink>
       </w:r>
       <w:r>
         <w:rPr>
@@ -4506,7 +4821,7 @@
           <w:sz w:val="24"/>
           <w:u w:val="single"/>
         </w:rPr>
-        <w:hyperlink r:id="rId33" w:history="1">
+        <w:hyperlink r:id="rId29" w:history="1">
           <w:r>
             <w:rPr>
               <w:rStyle w:val="Hyperlink"/>
@@ -4533,14 +4848,24 @@
           <w:i w:val="0"/>
           <w:color w:val="0000FF"/>
           <w:sz w:val="24"/>
+        </w:rPr>
+        <w:t>A</w:t>
+      </w:r>
+      <w:r>
+        <w:rPr>
+          <w:rFonts w:ascii="Charis SIL Regular" w:hAnsi="Charis SIL Regular" w:eastAsia="Charis SIL Regular"/>
+          <w:b w:val="0"/>
+          <w:i w:val="0"/>
+          <w:color w:val="0000FF"/>
+          <w:sz w:val="24"/>
           <w:u w:val="single"/>
         </w:rPr>
-        <w:hyperlink r:id="rId33" w:history="1">
+        <w:hyperlink r:id="rId30" w:history="1">
           <w:r>
             <w:rPr>
               <w:rStyle w:val="Hyperlink"/>
             </w:rPr>
-            <w:t>Archive</w:t>
+            <w:t>rchiv</w:t>
           </w:r>
         </w:hyperlink>
       </w:r>
@@ -4553,7 +4878,25 @@
           <w:sz w:val="24"/>
           <w:u w:val="single"/>
         </w:rPr>
-        <w:hyperlink r:id="rId31" w:history="1">
+        <w:hyperlink r:id="rId30" w:history="1">
+          <w:r>
+            <w:rPr>
+              <w:rStyle w:val="Hyperlink"/>
+            </w:rPr>
+            <w:t>e</w:t>
+          </w:r>
+        </w:hyperlink>
+      </w:r>
+      <w:r>
+        <w:rPr>
+          <w:rFonts w:ascii="Charis SIL Regular" w:hAnsi="Charis SIL Regular" w:eastAsia="Charis SIL Regular"/>
+          <w:b w:val="0"/>
+          <w:i w:val="0"/>
+          <w:color w:val="0000FF"/>
+          <w:sz w:val="24"/>
+          <w:u w:val="single"/>
+        </w:rPr>
+        <w:hyperlink r:id="rId30" w:history="1">
           <w:r>
             <w:rPr>
               <w:rStyle w:val="Hyperlink"/>
@@ -4582,7 +4925,7 @@
           <w:sz w:val="24"/>
           <w:u w:val="single"/>
         </w:rPr>
-        <w:hyperlink r:id="rId31" w:history="1">
+        <w:hyperlink r:id="rId30" w:history="1">
           <w:r>
             <w:rPr>
               <w:rStyle w:val="Hyperlink"/>
@@ -4611,54 +4954,125 @@
           <w:sz w:val="24"/>
           <w:u w:val="single"/>
         </w:rPr>
+        <w:hyperlink r:id="rId30" w:history="1">
+          <w:r>
+            <w:rPr>
+              <w:rStyle w:val="Hyperlink"/>
+            </w:rPr>
+            <w:t>Cura</w:t>
+          </w:r>
+        </w:hyperlink>
+      </w:r>
+      <w:r>
+        <w:rPr>
+          <w:rFonts w:ascii="Charis SIL Regular" w:hAnsi="Charis SIL Regular" w:eastAsia="Charis SIL Regular"/>
+          <w:b w:val="0"/>
+          <w:i w:val="0"/>
+          <w:color w:val="0000FF"/>
+          <w:sz w:val="24"/>
+          <w:u w:val="single"/>
+        </w:rPr>
+        <w:hyperlink r:id="rId30" w:history="1">
+          <w:r>
+            <w:rPr>
+              <w:rStyle w:val="Hyperlink"/>
+            </w:rPr>
+            <w:t>çao</w:t>
+          </w:r>
+        </w:hyperlink>
+      </w:r>
+      <w:r>
+        <w:rPr>
+          <w:u w:val="single" w:color="0000ff"/>
+          <w:rFonts w:ascii="Charis SIL Regular" w:hAnsi="Charis SIL Regular" w:eastAsia="Charis SIL Regular"/>
+          <w:b w:val="0"/>
+          <w:i w:val="0"/>
+          <w:color w:val="000000"/>
+          <w:sz w:val="24"/>
+        </w:rPr>
+        <w:hyperlink r:id="rId30" w:history="1">
+          <w:r>
+            <w:rPr>
+              <w:rStyle w:val="Hyperlink"/>
+            </w:rPr>
+            <w:t>. Vari</w:t>
+          </w:r>
+        </w:hyperlink>
+      </w:r>
+      <w:r>
+        <w:rPr>
+          <w:u w:val="single" w:color="0000ff"/>
+          <w:rFonts w:ascii="Charis SIL Regular" w:hAnsi="Charis SIL Regular" w:eastAsia="Charis SIL Regular"/>
+          <w:b w:val="0"/>
+          <w:i w:val="0"/>
+          <w:color w:val="000000"/>
+          <w:sz w:val="24"/>
+        </w:rPr>
+        <w:hyperlink r:id="rId30" w:history="1">
+          <w:r>
+            <w:rPr>
+              <w:rStyle w:val="Hyperlink"/>
+            </w:rPr>
+            <w:t>o</w:t>
+          </w:r>
+        </w:hyperlink>
+      </w:r>
+      <w:r>
+        <w:rPr>
+          <w:u w:val="single" w:color="0000ff"/>
+          <w:rFonts w:ascii="Charis SIL Regular" w:hAnsi="Charis SIL Regular" w:eastAsia="Charis SIL Regular"/>
+          <w:b w:val="0"/>
+          <w:i w:val="0"/>
+          <w:color w:val="000000"/>
+          <w:sz w:val="24"/>
+        </w:rPr>
+        <w:hyperlink r:id="rId30" w:history="1">
+          <w:r>
+            <w:rPr>
+              <w:rStyle w:val="Hyperlink"/>
+            </w:rPr>
+            <w:t>us archiv</w:t>
+          </w:r>
+        </w:hyperlink>
+      </w:r>
+      <w:r>
+        <w:rPr>
+          <w:rFonts w:ascii="Charis SIL Regular" w:hAnsi="Charis SIL Regular" w:eastAsia="Charis SIL Regular"/>
+          <w:b w:val="0"/>
+          <w:i w:val="0"/>
+          <w:color w:val="000000"/>
+          <w:sz w:val="24"/>
+        </w:rPr>
+        <w:t xml:space="preserve">es in </w:t>
+      </w:r>
+      <w:r>
+        <w:rPr>
+          <w:u w:val="single" w:color="0000ff"/>
+          <w:rFonts w:ascii="Charis SIL Regular" w:hAnsi="Charis SIL Regular" w:eastAsia="Charis SIL Regular"/>
+          <w:b w:val="0"/>
+          <w:i w:val="0"/>
+          <w:color w:val="000000"/>
+          <w:sz w:val="24"/>
+        </w:rPr>
         <w:hyperlink r:id="rId31" w:history="1">
           <w:r>
             <w:rPr>
               <w:rStyle w:val="Hyperlink"/>
             </w:rPr>
-            <w:t>Sri</w:t>
+            <w:t>Indonesi</w:t>
           </w:r>
         </w:hyperlink>
       </w:r>
       <w:r>
         <w:rPr>
-          <w:rFonts w:ascii="Charis SIL Regular" w:hAnsi="Charis SIL Regular" w:eastAsia="Charis SIL Regular"/>
-          <w:b w:val="0"/>
-          <w:i w:val="0"/>
-          <w:color w:val="0000FF"/>
-          <w:sz w:val="24"/>
-          <w:u w:val="single"/>
-        </w:rPr>
-        <w:t xml:space="preserve"> </w:t>
-      </w:r>
-      <w:r>
-        <w:rPr>
-          <w:rFonts w:ascii="Charis SIL Regular" w:hAnsi="Charis SIL Regular" w:eastAsia="Charis SIL Regular"/>
-          <w:b w:val="0"/>
-          <w:i w:val="0"/>
-          <w:color w:val="0000FF"/>
-          <w:sz w:val="24"/>
-          <w:u w:val="single"/>
-        </w:rPr>
-        <w:hyperlink r:id="rId33" w:history="1">
-          <w:r>
-            <w:rPr>
-              <w:rStyle w:val="Hyperlink"/>
-            </w:rPr>
-            <w:t>L</w:t>
-          </w:r>
-        </w:hyperlink>
-      </w:r>
-      <w:r>
-        <w:rPr>
-          <w:rFonts w:ascii="Charis SIL Regular" w:hAnsi="Charis SIL Regular" w:eastAsia="Charis SIL Regular"/>
-          <w:b w:val="0"/>
-          <w:i w:val="0"/>
-          <w:color w:val="0000FF"/>
-          <w:sz w:val="24"/>
-          <w:u w:val="single"/>
-        </w:rPr>
-        <w:hyperlink r:id="rId33" w:history="1">
+          <w:u w:val="single" w:color="0000ff"/>
+          <w:rFonts w:ascii="Charis SIL Regular" w:hAnsi="Charis SIL Regular" w:eastAsia="Charis SIL Regular"/>
+          <w:b w:val="0"/>
+          <w:i w:val="0"/>
+          <w:color w:val="000000"/>
+          <w:sz w:val="24"/>
+        </w:rPr>
+        <w:hyperlink r:id="rId31" w:history="1">
           <w:r>
             <w:rPr>
               <w:rStyle w:val="Hyperlink"/>
@@ -4669,24 +5083,6 @@
       </w:r>
       <w:r>
         <w:rPr>
-          <w:rFonts w:ascii="Charis SIL Regular" w:hAnsi="Charis SIL Regular" w:eastAsia="Charis SIL Regular"/>
-          <w:b w:val="0"/>
-          <w:i w:val="0"/>
-          <w:color w:val="0000FF"/>
-          <w:sz w:val="24"/>
-          <w:u w:val="single"/>
-        </w:rPr>
-        <w:hyperlink r:id="rId33" w:history="1">
-          <w:r>
-            <w:rPr>
-              <w:rStyle w:val="Hyperlink"/>
-            </w:rPr>
-            <w:t>nka</w:t>
-          </w:r>
-        </w:hyperlink>
-      </w:r>
-      <w:r>
-        <w:rPr>
           <w:u w:val="single" w:color="0000ff"/>
           <w:rFonts w:ascii="Charis SIL Regular" w:hAnsi="Charis SIL Regular" w:eastAsia="Charis SIL Regular"/>
           <w:b w:val="0"/>
@@ -4699,20 +5095,9 @@
             <w:rPr>
               <w:rStyle w:val="Hyperlink"/>
             </w:rPr>
-            <w:t xml:space="preserve"> and</w:t>
+            <w:t xml:space="preserve"> can be </w:t>
           </w:r>
         </w:hyperlink>
-      </w:r>
-      <w:r>
-        <w:rPr>
-          <w:u w:val="single" w:color="0000ff"/>
-          <w:rFonts w:ascii="Charis SIL Regular" w:hAnsi="Charis SIL Regular" w:eastAsia="Charis SIL Regular"/>
-          <w:b w:val="0"/>
-          <w:i w:val="0"/>
-          <w:color w:val="000000"/>
-          <w:sz w:val="24"/>
-        </w:rPr>
-        <w:t xml:space="preserve"> </w:t>
       </w:r>
       <w:r>
         <w:rPr>
@@ -4728,12 +5113,13 @@
             <w:rPr>
               <w:rStyle w:val="Hyperlink"/>
             </w:rPr>
-            <w:t>th</w:t>
+            <w:t>a</w:t>
           </w:r>
         </w:hyperlink>
       </w:r>
       <w:r>
         <w:rPr>
+          <w:u w:val="single" w:color="0000ff"/>
           <w:rFonts w:ascii="Charis SIL Regular" w:hAnsi="Charis SIL Regular" w:eastAsia="Charis SIL Regular"/>
           <w:b w:val="0"/>
           <w:i w:val="0"/>
@@ -4745,85 +5131,38 @@
             <w:rPr>
               <w:rStyle w:val="Hyperlink"/>
             </w:rPr>
-            <w:t xml:space="preserve">e </w:t>
+            <w:t>cc</w:t>
           </w:r>
         </w:hyperlink>
       </w:r>
       <w:r>
         <w:rPr>
-          <w:rFonts w:ascii="Charis SIL Regular" w:hAnsi="Charis SIL Regular" w:eastAsia="Charis SIL Regular"/>
-          <w:b w:val="0"/>
-          <w:i w:val="0"/>
-          <w:color w:val="0000FF"/>
-          <w:sz w:val="24"/>
-          <w:u w:val="single"/>
-        </w:rPr>
-        <w:hyperlink r:id="rId34" w:history="1">
+          <w:u w:val="single" w:color="0000ff"/>
+          <w:rFonts w:ascii="Charis SIL Regular" w:hAnsi="Charis SIL Regular" w:eastAsia="Charis SIL Regular"/>
+          <w:b w:val="0"/>
+          <w:i w:val="0"/>
+          <w:color w:val="000000"/>
+          <w:sz w:val="24"/>
+        </w:rPr>
+        <w:hyperlink r:id="rId31" w:history="1">
           <w:r>
             <w:rPr>
               <w:rStyle w:val="Hyperlink"/>
             </w:rPr>
-            <w:t>National</w:t>
+            <w:t>ess</w:t>
           </w:r>
         </w:hyperlink>
       </w:r>
       <w:r>
         <w:rPr>
-          <w:rFonts w:ascii="Charis SIL Regular" w:hAnsi="Charis SIL Regular" w:eastAsia="Charis SIL Regular"/>
-          <w:b w:val="0"/>
-          <w:i w:val="0"/>
-          <w:color w:val="0000FF"/>
-          <w:sz w:val="24"/>
-          <w:u w:val="single"/>
-        </w:rPr>
-        <w:t xml:space="preserve"> </w:t>
-      </w:r>
-      <w:r>
-        <w:rPr>
-          <w:rFonts w:ascii="Charis SIL Regular" w:hAnsi="Charis SIL Regular" w:eastAsia="Charis SIL Regular"/>
-          <w:b w:val="0"/>
-          <w:i w:val="0"/>
-          <w:color w:val="0000FF"/>
-          <w:sz w:val="24"/>
-          <w:u w:val="single"/>
-        </w:rPr>
-        <w:hyperlink r:id="rId34" w:history="1">
-          <w:r>
-            <w:rPr>
-              <w:rStyle w:val="Hyperlink"/>
-            </w:rPr>
-            <w:t>A</w:t>
-          </w:r>
-        </w:hyperlink>
-      </w:r>
-      <w:r>
-        <w:rPr>
-          <w:rFonts w:ascii="Charis SIL Regular" w:hAnsi="Charis SIL Regular" w:eastAsia="Charis SIL Regular"/>
-          <w:b w:val="0"/>
-          <w:i w:val="0"/>
-          <w:color w:val="0000FF"/>
-          <w:sz w:val="24"/>
-          <w:u w:val="single"/>
-        </w:rPr>
-        <w:hyperlink r:id="rId34" w:history="1">
-          <w:r>
-            <w:rPr>
-              <w:rStyle w:val="Hyperlink"/>
-            </w:rPr>
-            <w:t>rchiv</w:t>
-          </w:r>
-        </w:hyperlink>
-      </w:r>
-      <w:r>
-        <w:rPr>
-          <w:rFonts w:ascii="Charis SIL Regular" w:hAnsi="Charis SIL Regular" w:eastAsia="Charis SIL Regular"/>
-          <w:b w:val="0"/>
-          <w:i w:val="0"/>
-          <w:color w:val="0000FF"/>
-          <w:sz w:val="24"/>
-          <w:u w:val="single"/>
-        </w:rPr>
-        <w:hyperlink r:id="rId34" w:history="1">
+          <w:u w:val="single" w:color="0000ff"/>
+          <w:rFonts w:ascii="Charis SIL Regular" w:hAnsi="Charis SIL Regular" w:eastAsia="Charis SIL Regular"/>
+          <w:b w:val="0"/>
+          <w:i w:val="0"/>
+          <w:color w:val="000000"/>
+          <w:sz w:val="24"/>
+        </w:rPr>
+        <w:hyperlink r:id="rId31" w:history="1">
           <w:r>
             <w:rPr>
               <w:rStyle w:val="Hyperlink"/>
@@ -4834,100 +5173,6 @@
       </w:r>
       <w:r>
         <w:rPr>
-          <w:rFonts w:ascii="Charis SIL Regular" w:hAnsi="Charis SIL Regular" w:eastAsia="Charis SIL Regular"/>
-          <w:b w:val="0"/>
-          <w:i w:val="0"/>
-          <w:color w:val="0000FF"/>
-          <w:sz w:val="24"/>
-          <w:u w:val="single"/>
-        </w:rPr>
-        <w:hyperlink r:id="rId34" w:history="1">
-          <w:r>
-            <w:rPr>
-              <w:rStyle w:val="Hyperlink"/>
-            </w:rPr>
-            <w:t>s</w:t>
-          </w:r>
-        </w:hyperlink>
-      </w:r>
-      <w:r>
-        <w:rPr>
-          <w:rFonts w:ascii="Charis SIL Regular" w:hAnsi="Charis SIL Regular" w:eastAsia="Charis SIL Regular"/>
-          <w:b w:val="0"/>
-          <w:i w:val="0"/>
-          <w:color w:val="0000FF"/>
-          <w:sz w:val="24"/>
-          <w:u w:val="single"/>
-        </w:rPr>
-        <w:t xml:space="preserve"> </w:t>
-      </w:r>
-      <w:r>
-        <w:rPr>
-          <w:rFonts w:ascii="Charis SIL Regular" w:hAnsi="Charis SIL Regular" w:eastAsia="Charis SIL Regular"/>
-          <w:b w:val="0"/>
-          <w:i w:val="0"/>
-          <w:color w:val="0000FF"/>
-          <w:sz w:val="24"/>
-          <w:u w:val="single"/>
-        </w:rPr>
-        <w:hyperlink r:id="rId34" w:history="1">
-          <w:r>
-            <w:rPr>
-              <w:rStyle w:val="Hyperlink"/>
-            </w:rPr>
-            <w:t>of</w:t>
-          </w:r>
-        </w:hyperlink>
-      </w:r>
-      <w:r>
-        <w:rPr>
-          <w:rFonts w:ascii="Charis SIL Regular" w:hAnsi="Charis SIL Regular" w:eastAsia="Charis SIL Regular"/>
-          <w:b w:val="0"/>
-          <w:i w:val="0"/>
-          <w:color w:val="0000FF"/>
-          <w:sz w:val="24"/>
-          <w:u w:val="single"/>
-        </w:rPr>
-        <w:t xml:space="preserve"> </w:t>
-      </w:r>
-      <w:r>
-        <w:rPr>
-          <w:rFonts w:ascii="Charis SIL Regular" w:hAnsi="Charis SIL Regular" w:eastAsia="Charis SIL Regular"/>
-          <w:b w:val="0"/>
-          <w:i w:val="0"/>
-          <w:color w:val="0000FF"/>
-          <w:sz w:val="24"/>
-          <w:u w:val="single"/>
-        </w:rPr>
-        <w:hyperlink r:id="rId34" w:history="1">
-          <w:r>
-            <w:rPr>
-              <w:rStyle w:val="Hyperlink"/>
-            </w:rPr>
-            <w:t>Cura</w:t>
-          </w:r>
-        </w:hyperlink>
-      </w:r>
-      <w:r>
-        <w:rPr>
-          <w:rFonts w:ascii="Charis SIL Regular" w:hAnsi="Charis SIL Regular" w:eastAsia="Charis SIL Regular"/>
-          <w:b w:val="0"/>
-          <w:i w:val="0"/>
-          <w:color w:val="0000FF"/>
-          <w:sz w:val="24"/>
-          <w:u w:val="single"/>
-        </w:rPr>
-        <w:hyperlink r:id="rId34" w:history="1">
-          <w:r>
-            <w:rPr>
-              <w:rStyle w:val="Hyperlink"/>
-            </w:rPr>
-            <w:t>çao</w:t>
-          </w:r>
-        </w:hyperlink>
-      </w:r>
-      <w:r>
-        <w:rPr>
           <w:u w:val="single" w:color="0000ff"/>
           <w:rFonts w:ascii="Charis SIL Regular" w:hAnsi="Charis SIL Regular" w:eastAsia="Charis SIL Regular"/>
           <w:b w:val="0"/>
@@ -4935,197 +5180,7 @@
           <w:color w:val="000000"/>
           <w:sz w:val="24"/>
         </w:rPr>
-        <w:hyperlink r:id="rId32" w:history="1">
-          <w:r>
-            <w:rPr>
-              <w:rStyle w:val="Hyperlink"/>
-            </w:rPr>
-            <w:t>. Vari</w:t>
-          </w:r>
-        </w:hyperlink>
-      </w:r>
-      <w:r>
-        <w:rPr>
-          <w:u w:val="single" w:color="0000ff"/>
-          <w:rFonts w:ascii="Charis SIL Regular" w:hAnsi="Charis SIL Regular" w:eastAsia="Charis SIL Regular"/>
-          <w:b w:val="0"/>
-          <w:i w:val="0"/>
-          <w:color w:val="000000"/>
-          <w:sz w:val="24"/>
-        </w:rPr>
-        <w:hyperlink r:id="rId32" w:history="1">
-          <w:r>
-            <w:rPr>
-              <w:rStyle w:val="Hyperlink"/>
-            </w:rPr>
-            <w:t>o</w:t>
-          </w:r>
-        </w:hyperlink>
-      </w:r>
-      <w:r>
-        <w:rPr>
-          <w:u w:val="single" w:color="0000ff"/>
-          <w:rFonts w:ascii="Charis SIL Regular" w:hAnsi="Charis SIL Regular" w:eastAsia="Charis SIL Regular"/>
-          <w:b w:val="0"/>
-          <w:i w:val="0"/>
-          <w:color w:val="000000"/>
-          <w:sz w:val="24"/>
-        </w:rPr>
-        <w:hyperlink r:id="rId32" w:history="1">
-          <w:r>
-            <w:rPr>
-              <w:rStyle w:val="Hyperlink"/>
-            </w:rPr>
-            <w:t>us archiv</w:t>
-          </w:r>
-        </w:hyperlink>
-      </w:r>
-      <w:r>
-        <w:rPr>
-          <w:rFonts w:ascii="Charis SIL Regular" w:hAnsi="Charis SIL Regular" w:eastAsia="Charis SIL Regular"/>
-          <w:b w:val="0"/>
-          <w:i w:val="0"/>
-          <w:color w:val="000000"/>
-          <w:sz w:val="24"/>
-        </w:rPr>
-        <w:t xml:space="preserve">es in </w:t>
-      </w:r>
-      <w:r>
-        <w:rPr>
-          <w:u w:val="single" w:color="0000ff"/>
-          <w:rFonts w:ascii="Charis SIL Regular" w:hAnsi="Charis SIL Regular" w:eastAsia="Charis SIL Regular"/>
-          <w:b w:val="0"/>
-          <w:i w:val="0"/>
-          <w:color w:val="000000"/>
-          <w:sz w:val="24"/>
-        </w:rPr>
-        <w:hyperlink r:id="rId33" w:history="1">
-          <w:r>
-            <w:rPr>
-              <w:rStyle w:val="Hyperlink"/>
-            </w:rPr>
-            <w:t>Indonesi</w:t>
-          </w:r>
-        </w:hyperlink>
-      </w:r>
-      <w:r>
-        <w:rPr>
-          <w:u w:val="single" w:color="0000ff"/>
-          <w:rFonts w:ascii="Charis SIL Regular" w:hAnsi="Charis SIL Regular" w:eastAsia="Charis SIL Regular"/>
-          <w:b w:val="0"/>
-          <w:i w:val="0"/>
-          <w:color w:val="000000"/>
-          <w:sz w:val="24"/>
-        </w:rPr>
-        <w:hyperlink r:id="rId33" w:history="1">
-          <w:r>
-            <w:rPr>
-              <w:rStyle w:val="Hyperlink"/>
-            </w:rPr>
-            <w:t>a</w:t>
-          </w:r>
-        </w:hyperlink>
-      </w:r>
-      <w:r>
-        <w:rPr>
-          <w:u w:val="single" w:color="0000ff"/>
-          <w:rFonts w:ascii="Charis SIL Regular" w:hAnsi="Charis SIL Regular" w:eastAsia="Charis SIL Regular"/>
-          <w:b w:val="0"/>
-          <w:i w:val="0"/>
-          <w:color w:val="000000"/>
-          <w:sz w:val="24"/>
-        </w:rPr>
-        <w:hyperlink r:id="rId33" w:history="1">
-          <w:r>
-            <w:rPr>
-              <w:rStyle w:val="Hyperlink"/>
-            </w:rPr>
-            <w:t xml:space="preserve"> can be </w:t>
-          </w:r>
-        </w:hyperlink>
-      </w:r>
-      <w:r>
-        <w:rPr>
-          <w:u w:val="single" w:color="0000ff"/>
-          <w:rFonts w:ascii="Charis SIL Regular" w:hAnsi="Charis SIL Regular" w:eastAsia="Charis SIL Regular"/>
-          <w:b w:val="0"/>
-          <w:i w:val="0"/>
-          <w:color w:val="000000"/>
-          <w:sz w:val="24"/>
-        </w:rPr>
-        <w:hyperlink r:id="rId33" w:history="1">
-          <w:r>
-            <w:rPr>
-              <w:rStyle w:val="Hyperlink"/>
-            </w:rPr>
-            <w:t>a</w:t>
-          </w:r>
-        </w:hyperlink>
-      </w:r>
-      <w:r>
-        <w:rPr>
-          <w:u w:val="single" w:color="0000ff"/>
-          <w:rFonts w:ascii="Charis SIL Regular" w:hAnsi="Charis SIL Regular" w:eastAsia="Charis SIL Regular"/>
-          <w:b w:val="0"/>
-          <w:i w:val="0"/>
-          <w:color w:val="000000"/>
-          <w:sz w:val="24"/>
-        </w:rPr>
-        <w:hyperlink r:id="rId33" w:history="1">
-          <w:r>
-            <w:rPr>
-              <w:rStyle w:val="Hyperlink"/>
-            </w:rPr>
-            <w:t>cc</w:t>
-          </w:r>
-        </w:hyperlink>
-      </w:r>
-      <w:r>
-        <w:rPr>
-          <w:u w:val="single" w:color="0000ff"/>
-          <w:rFonts w:ascii="Charis SIL Regular" w:hAnsi="Charis SIL Regular" w:eastAsia="Charis SIL Regular"/>
-          <w:b w:val="0"/>
-          <w:i w:val="0"/>
-          <w:color w:val="000000"/>
-          <w:sz w:val="24"/>
-        </w:rPr>
-        <w:hyperlink r:id="rId33" w:history="1">
-          <w:r>
-            <w:rPr>
-              <w:rStyle w:val="Hyperlink"/>
-            </w:rPr>
-            <w:t>ess</w:t>
-          </w:r>
-        </w:hyperlink>
-      </w:r>
-      <w:r>
-        <w:rPr>
-          <w:u w:val="single" w:color="0000ff"/>
-          <w:rFonts w:ascii="Charis SIL Regular" w:hAnsi="Charis SIL Regular" w:eastAsia="Charis SIL Regular"/>
-          <w:b w:val="0"/>
-          <w:i w:val="0"/>
-          <w:color w:val="000000"/>
-          <w:sz w:val="24"/>
-        </w:rPr>
-        <w:hyperlink r:id="rId33" w:history="1">
-          <w:r>
-            <w:rPr>
-              <w:rStyle w:val="Hyperlink"/>
-            </w:rPr>
-            <w:t>e</w:t>
-          </w:r>
-        </w:hyperlink>
-      </w:r>
-      <w:r>
-        <w:rPr>
-          <w:u w:val="single" w:color="0000ff"/>
-          <w:rFonts w:ascii="Charis SIL Regular" w:hAnsi="Charis SIL Regular" w:eastAsia="Charis SIL Regular"/>
-          <w:b w:val="0"/>
-          <w:i w:val="0"/>
-          <w:color w:val="000000"/>
-          <w:sz w:val="24"/>
-        </w:rPr>
-        <w:hyperlink r:id="rId33" w:history="1">
+        <w:hyperlink r:id="rId31" w:history="1">
           <w:r>
             <w:rPr>
               <w:rStyle w:val="Hyperlink"/>
@@ -5153,7 +5208,7 @@
           <w:sz w:val="24"/>
           <w:u w:val="single"/>
         </w:rPr>
-        <w:hyperlink r:id="rId35" w:history="1">
+        <w:hyperlink r:id="rId32" w:history="1">
           <w:r>
             <w:rPr>
               <w:rStyle w:val="Hyperlink"/>
@@ -5171,7 +5226,7 @@
           <w:color w:val="000000"/>
           <w:sz w:val="24"/>
         </w:rPr>
-        <w:hyperlink r:id="rId34" w:history="1">
+        <w:hyperlink r:id="rId33" w:history="1">
           <w:r>
             <w:rPr>
               <w:rStyle w:val="Hyperlink"/>
@@ -5209,7 +5264,7 @@
           <w:sz w:val="24"/>
           <w:u w:val="single"/>
         </w:rPr>
-        <w:hyperlink r:id="rId36" w:history="1">
+        <w:hyperlink r:id="rId34" w:history="1">
           <w:r>
             <w:rPr>
               <w:rStyle w:val="Hyperlink"/>
@@ -5238,7 +5293,7 @@
           <w:sz w:val="24"/>
           <w:u w:val="single"/>
         </w:rPr>
-        <w:hyperlink r:id="rId36" w:history="1">
+        <w:hyperlink r:id="rId34" w:history="1">
           <w:r>
             <w:rPr>
               <w:rStyle w:val="Hyperlink"/>
@@ -5267,7 +5322,7 @@
           <w:sz w:val="24"/>
           <w:u w:val="single"/>
         </w:rPr>
-        <w:hyperlink r:id="rId36" w:history="1">
+        <w:hyperlink r:id="rId34" w:history="1">
           <w:r>
             <w:rPr>
               <w:rStyle w:val="Hyperlink"/>
@@ -5296,7 +5351,7 @@
           <w:sz w:val="24"/>
           <w:u w:val="single"/>
         </w:rPr>
-        <w:hyperlink r:id="rId36" w:history="1">
+        <w:hyperlink r:id="rId34" w:history="1">
           <w:r>
             <w:rPr>
               <w:rStyle w:val="Hyperlink"/>
@@ -5325,7 +5380,7 @@
           <w:sz w:val="24"/>
           <w:u w:val="single"/>
         </w:rPr>
-        <w:hyperlink r:id="rId36" w:history="1">
+        <w:hyperlink r:id="rId34" w:history="1">
           <w:r>
             <w:rPr>
               <w:rStyle w:val="Hyperlink"/>
@@ -5354,7 +5409,7 @@
           <w:sz w:val="24"/>
           <w:u w:val="single"/>
         </w:rPr>
-        <w:hyperlink r:id="rId36" w:history="1">
+        <w:hyperlink r:id="rId34" w:history="1">
           <w:r>
             <w:rPr>
               <w:rStyle w:val="Hyperlink"/>
@@ -5382,7 +5437,7 @@
           <w:color w:val="000000"/>
           <w:sz w:val="24"/>
         </w:rPr>
-        <w:hyperlink r:id="rId36" w:history="1">
+        <w:hyperlink r:id="rId34" w:history="1">
           <w:r>
             <w:rPr>
               <w:rStyle w:val="Hyperlink"/>
@@ -5400,7 +5455,7 @@
           <w:color w:val="000000"/>
           <w:sz w:val="24"/>
         </w:rPr>
-        <w:hyperlink r:id="rId36" w:history="1">
+        <w:hyperlink r:id="rId34" w:history="1">
           <w:r>
             <w:rPr>
               <w:rStyle w:val="Hyperlink"/>
@@ -5418,7 +5473,7 @@
           <w:color w:val="000000"/>
           <w:sz w:val="24"/>
         </w:rPr>
-        <w:hyperlink r:id="rId36" w:history="1">
+        <w:hyperlink r:id="rId34" w:history="1">
           <w:r>
             <w:rPr>
               <w:rStyle w:val="Hyperlink"/>
@@ -5436,7 +5491,7 @@
           <w:color w:val="000000"/>
           <w:sz w:val="24"/>
         </w:rPr>
-        <w:hyperlink r:id="rId36" w:history="1">
+        <w:hyperlink r:id="rId34" w:history="1">
           <w:r>
             <w:rPr>
               <w:rStyle w:val="Hyperlink"/>
@@ -5465,7 +5520,7 @@
           <w:color w:val="000000"/>
           <w:sz w:val="24"/>
         </w:rPr>
-        <w:hyperlink r:id="rId36" w:history="1">
+        <w:hyperlink r:id="rId34" w:history="1">
           <w:r>
             <w:rPr>
               <w:rStyle w:val="Hyperlink"/>
@@ -5483,7 +5538,7 @@
           <w:color w:val="000000"/>
           <w:sz w:val="24"/>
         </w:rPr>
-        <w:hyperlink r:id="rId36" w:history="1">
+        <w:hyperlink r:id="rId34" w:history="1">
           <w:r>
             <w:rPr>
               <w:rStyle w:val="Hyperlink"/>
@@ -5501,7 +5556,7 @@
           <w:color w:val="000000"/>
           <w:sz w:val="24"/>
         </w:rPr>
-        <w:hyperlink r:id="rId36" w:history="1">
+        <w:hyperlink r:id="rId34" w:history="1">
           <w:r>
             <w:rPr>
               <w:rStyle w:val="Hyperlink"/>
@@ -5519,7 +5574,7 @@
           <w:color w:val="000000"/>
           <w:sz w:val="24"/>
         </w:rPr>
-        <w:hyperlink r:id="rId36" w:history="1">
+        <w:hyperlink r:id="rId34" w:history="1">
           <w:r>
             <w:rPr>
               <w:rStyle w:val="Hyperlink"/>
@@ -5617,7 +5672,7 @@
           <w:sz w:val="24"/>
           <w:u w:val="single"/>
         </w:rPr>
-        <w:hyperlink r:id="rId37" w:history="1">
+        <w:hyperlink r:id="rId35" w:history="1">
           <w:r>
             <w:rPr>
               <w:rStyle w:val="Hyperlink"/>
@@ -5645,7 +5700,7 @@
           <w:sz w:val="24"/>
           <w:u w:val="single"/>
         </w:rPr>
-        <w:hyperlink r:id="rId38" w:history="1">
+        <w:hyperlink r:id="rId36" w:history="1">
           <w:r>
             <w:rPr>
               <w:rStyle w:val="Hyperlink"/>
@@ -5674,7 +5729,7 @@
           <w:sz w:val="24"/>
           <w:u w:val="single"/>
         </w:rPr>
-        <w:hyperlink r:id="rId38" w:history="1">
+        <w:hyperlink r:id="rId36" w:history="1">
           <w:r>
             <w:rPr>
               <w:rStyle w:val="Hyperlink"/>
@@ -5703,7 +5758,7 @@
           <w:sz w:val="24"/>
           <w:u w:val="single"/>
         </w:rPr>
-        <w:hyperlink r:id="rId38" w:history="1">
+        <w:hyperlink r:id="rId36" w:history="1">
           <w:r>
             <w:rPr>
               <w:rStyle w:val="Hyperlink"/>
@@ -5750,7 +5805,7 @@
           <w:sz w:val="24"/>
           <w:u w:val="single"/>
         </w:rPr>
-        <w:hyperlink r:id="rId38" w:history="1">
+        <w:hyperlink r:id="rId36" w:history="1">
           <w:r>
             <w:rPr>
               <w:rStyle w:val="Hyperlink"/>
@@ -5778,7 +5833,7 @@
           <w:sz w:val="24"/>
           <w:u w:val="single"/>
         </w:rPr>
-        <w:hyperlink r:id="rId39" w:history="1">
+        <w:hyperlink r:id="rId37" w:history="1">
           <w:r>
             <w:rPr>
               <w:rStyle w:val="Hyperlink"/>
@@ -5807,7 +5862,7 @@
           <w:sz w:val="24"/>
           <w:u w:val="single"/>
         </w:rPr>
-        <w:hyperlink r:id="rId39" w:history="1">
+        <w:hyperlink r:id="rId37" w:history="1">
           <w:r>
             <w:rPr>
               <w:rStyle w:val="Hyperlink"/>
@@ -5836,7 +5891,7 @@
           <w:sz w:val="24"/>
           <w:u w:val="single"/>
         </w:rPr>
-        <w:hyperlink r:id="rId39" w:history="1">
+        <w:hyperlink r:id="rId37" w:history="1">
           <w:r>
             <w:rPr>
               <w:rStyle w:val="Hyperlink"/>
@@ -5865,7 +5920,7 @@
           <w:sz w:val="24"/>
           <w:u w:val="single"/>
         </w:rPr>
-        <w:hyperlink r:id="rId39" w:history="1">
+        <w:hyperlink r:id="rId37" w:history="1">
           <w:r>
             <w:rPr>
               <w:rStyle w:val="Hyperlink"/>
@@ -5886,7 +5941,6 @@
       </w:r>
       <w:r>
         <w:rPr>
-          <w:u w:val="single" w:color="0000ff"/>
           <w:rFonts w:ascii="Charis SIL Regular" w:hAnsi="Charis SIL Regular" w:eastAsia="Charis SIL Regular"/>
           <w:b w:val="0"/>
           <w:i w:val="0"/>
@@ -5904,7 +5958,7 @@
           <w:sz w:val="24"/>
           <w:u w:val="single"/>
         </w:rPr>
-        <w:hyperlink r:id="rId40" w:history="1">
+        <w:hyperlink r:id="rId38" w:history="1">
           <w:r>
             <w:rPr>
               <w:rStyle w:val="Hyperlink"/>
@@ -5922,7 +5976,7 @@
           <w:color w:val="000000"/>
           <w:sz w:val="24"/>
         </w:rPr>
-        <w:hyperlink r:id="rId38" w:history="1">
+        <w:hyperlink r:id="rId36" w:history="1">
           <w:r>
             <w:rPr>
               <w:rStyle w:val="Hyperlink"/>
@@ -5950,7 +6004,7 @@
           <w:color w:val="000000"/>
           <w:sz w:val="24"/>
         </w:rPr>
-        <w:hyperlink r:id="rId39" w:history="1">
+        <w:hyperlink r:id="rId37" w:history="1">
           <w:r>
             <w:rPr>
               <w:rStyle w:val="Hyperlink"/>
@@ -5979,7 +6033,7 @@
           <w:color w:val="000000"/>
           <w:sz w:val="24"/>
         </w:rPr>
-        <w:hyperlink r:id="rId39" w:history="1">
+        <w:hyperlink r:id="rId37" w:history="1">
           <w:r>
             <w:rPr>
               <w:rStyle w:val="Hyperlink"/>
@@ -5997,7 +6051,7 @@
           <w:color w:val="000000"/>
           <w:sz w:val="24"/>
         </w:rPr>
-        <w:hyperlink r:id="rId39" w:history="1">
+        <w:hyperlink r:id="rId37" w:history="1">
           <w:r>
             <w:rPr>
               <w:rStyle w:val="Hyperlink"/>
@@ -6015,7 +6069,7 @@
           <w:color w:val="000000"/>
           <w:sz w:val="24"/>
         </w:rPr>
-        <w:hyperlink r:id="rId39" w:history="1">
+        <w:hyperlink r:id="rId37" w:history="1">
           <w:r>
             <w:rPr>
               <w:rStyle w:val="Hyperlink"/>
@@ -6033,7 +6087,7 @@
           <w:color w:val="000000"/>
           <w:sz w:val="24"/>
         </w:rPr>
-        <w:hyperlink r:id="rId39" w:history="1">
+        <w:hyperlink r:id="rId37" w:history="1">
           <w:r>
             <w:rPr>
               <w:rStyle w:val="Hyperlink"/>
@@ -6051,7 +6105,7 @@
           <w:color w:val="000000"/>
           <w:sz w:val="24"/>
         </w:rPr>
-        <w:hyperlink r:id="rId39" w:history="1">
+        <w:hyperlink r:id="rId37" w:history="1">
           <w:r>
             <w:rPr>
               <w:rStyle w:val="Hyperlink"/>
@@ -6100,7 +6154,7 @@
           <w:color w:val="000000"/>
           <w:sz w:val="24"/>
         </w:rPr>
-        <w:hyperlink r:id="rId40" w:history="1">
+        <w:hyperlink r:id="rId38" w:history="1">
           <w:r>
             <w:rPr>
               <w:rStyle w:val="Hyperlink"/>

--- a/EXPORTS/DOCX/published/niveau1/English/Sources.docx
+++ b/EXPORTS/DOCX/published/niveau1/English/Sources.docx
@@ -1307,7 +1307,7 @@
           <w:sz w:val="24"/>
           <w:u w:val="single"/>
         </w:rPr>
-        <w:hyperlink r:id="rId16" w:history="1">
+        <w:hyperlink r:id="rId15" w:history="1">
           <w:r>
             <w:rPr>
               <w:rStyle w:val="Hyperlink"/>
@@ -1372,7 +1372,7 @@
           <w:sz w:val="24"/>
           <w:u w:val="single"/>
         </w:rPr>
-        <w:hyperlink r:id="rId16" w:history="1">
+        <w:hyperlink r:id="rId15" w:history="1">
           <w:r>
             <w:rPr>
               <w:rStyle w:val="Hyperlink"/>
@@ -2001,22 +2001,13 @@
             <w:rPr>
               <w:rStyle w:val="Hyperlink"/>
             </w:rPr>
-            <w:t xml:space="preserve"> files</w:t>
+            <w:t xml:space="preserve"> files </w:t>
           </w:r>
         </w:hyperlink>
       </w:r>
       <w:r>
         <w:rPr>
-          <w:rFonts w:ascii="Charis SIL Regular" w:hAnsi="Charis SIL Regular" w:eastAsia="Charis SIL Regular"/>
-          <w:b w:val="0"/>
-          <w:i w:val="0"/>
-          <w:color w:val="000000"/>
-          <w:sz w:val="24"/>
-        </w:rPr>
-        <w:t xml:space="preserve"> </w:t>
-      </w:r>
-      <w:r>
-        <w:rPr>
+          <w:u w:val="single" w:color="0000ff"/>
           <w:rFonts w:ascii="Charis SIL Regular" w:hAnsi="Charis SIL Regular" w:eastAsia="Charis SIL Regular"/>
           <w:b w:val="0"/>
           <w:i w:val="0"/>
@@ -2057,9 +2048,19 @@
             <w:rPr>
               <w:rStyle w:val="Hyperlink"/>
             </w:rPr>
-            <w:t xml:space="preserve">ervice </w:t>
+            <w:t>ervic</w:t>
           </w:r>
         </w:hyperlink>
+      </w:r>
+      <w:r>
+        <w:rPr>
+          <w:rFonts w:ascii="Charis SIL Regular" w:hAnsi="Charis SIL Regular" w:eastAsia="Charis SIL Regular"/>
+          <w:b w:val="0"/>
+          <w:i w:val="0"/>
+          <w:color w:val="000000"/>
+          <w:sz w:val="24"/>
+        </w:rPr>
+        <w:t xml:space="preserve">e </w:t>
       </w:r>
       <w:r>
         <w:rPr>
@@ -2471,7 +2472,7 @@
           <w:sz w:val="24"/>
           <w:u w:val="single"/>
         </w:rPr>
-        <w:hyperlink r:id="rId19" w:history="1">
+        <w:hyperlink r:id="rId18" w:history="1">
           <w:r>
             <w:rPr>
               <w:rStyle w:val="Hyperlink"/>
@@ -2489,7 +2490,7 @@
           <w:sz w:val="24"/>
           <w:u w:val="single"/>
         </w:rPr>
-        <w:hyperlink r:id="rId19" w:history="1">
+        <w:hyperlink r:id="rId18" w:history="1">
           <w:r>
             <w:rPr>
               <w:rStyle w:val="Hyperlink"/>
@@ -2507,7 +2508,7 @@
           <w:sz w:val="24"/>
           <w:u w:val="single"/>
         </w:rPr>
-        <w:hyperlink r:id="rId19" w:history="1">
+        <w:hyperlink r:id="rId18" w:history="1">
           <w:r>
             <w:rPr>
               <w:rStyle w:val="Hyperlink"/>
@@ -3544,7 +3545,7 @@
           <w:sz w:val="24"/>
           <w:u w:val="single"/>
         </w:rPr>
-        <w:hyperlink r:id="rId22" w:history="1">
+        <w:hyperlink r:id="rId24" w:history="1">
           <w:r>
             <w:rPr>
               <w:rStyle w:val="Hyperlink"/>
@@ -3601,7 +3602,7 @@
           <w:sz w:val="24"/>
           <w:u w:val="single"/>
         </w:rPr>
-        <w:hyperlink r:id="rId24" w:history="1">
+        <w:hyperlink r:id="rId25" w:history="1">
           <w:r>
             <w:rPr>
               <w:rStyle w:val="Hyperlink"/>
@@ -3619,7 +3620,7 @@
           <w:sz w:val="24"/>
           <w:u w:val="single"/>
         </w:rPr>
-        <w:hyperlink r:id="rId23" w:history="1">
+        <w:hyperlink r:id="rId25" w:history="1">
           <w:r>
             <w:rPr>
               <w:rStyle w:val="Hyperlink"/>
@@ -3648,7 +3649,7 @@
           <w:sz w:val="24"/>
           <w:u w:val="single"/>
         </w:rPr>
-        <w:hyperlink r:id="rId23" w:history="1">
+        <w:hyperlink r:id="rId26" w:history="1">
           <w:r>
             <w:rPr>
               <w:rStyle w:val="Hyperlink"/>
@@ -3666,7 +3667,7 @@
           <w:sz w:val="24"/>
           <w:u w:val="single"/>
         </w:rPr>
-        <w:hyperlink r:id="rId25" w:history="1">
+        <w:hyperlink r:id="rId26" w:history="1">
           <w:r>
             <w:rPr>
               <w:rStyle w:val="Hyperlink"/>
@@ -3684,7 +3685,7 @@
           <w:sz w:val="24"/>
           <w:u w:val="single"/>
         </w:rPr>
-        <w:hyperlink r:id="rId25" w:history="1">
+        <w:hyperlink r:id="rId26" w:history="1">
           <w:r>
             <w:rPr>
               <w:rStyle w:val="Hyperlink"/>
@@ -3713,7 +3714,7 @@
           <w:sz w:val="24"/>
           <w:u w:val="single"/>
         </w:rPr>
-        <w:hyperlink r:id="rId25" w:history="1">
+        <w:hyperlink r:id="rId26" w:history="1">
           <w:r>
             <w:rPr>
               <w:rStyle w:val="Hyperlink"/>
@@ -3742,7 +3743,7 @@
           <w:sz w:val="24"/>
           <w:u w:val="single"/>
         </w:rPr>
-        <w:hyperlink r:id="rId25" w:history="1">
+        <w:hyperlink r:id="rId26" w:history="1">
           <w:r>
             <w:rPr>
               <w:rStyle w:val="Hyperlink"/>
@@ -3770,7 +3771,50 @@
           <w:color w:val="000000"/>
           <w:sz w:val="24"/>
         </w:rPr>
-        <w:t xml:space="preserve">stodian of the </w:t>
+        <w:hyperlink r:id="rId24" w:history="1">
+          <w:r>
+            <w:rPr>
+              <w:rStyle w:val="Hyperlink"/>
+            </w:rPr>
+            <w:t xml:space="preserve">stodian </w:t>
+          </w:r>
+        </w:hyperlink>
+      </w:r>
+      <w:r>
+        <w:rPr>
+          <w:u w:val="single" w:color="0000ff"/>
+          <w:rFonts w:ascii="Charis SIL Regular" w:hAnsi="Charis SIL Regular" w:eastAsia="Charis SIL Regular"/>
+          <w:b w:val="0"/>
+          <w:i w:val="0"/>
+          <w:color w:val="000000"/>
+          <w:sz w:val="24"/>
+        </w:rPr>
+        <w:hyperlink r:id="rId24" w:history="1">
+          <w:r>
+            <w:rPr>
+              <w:rStyle w:val="Hyperlink"/>
+            </w:rPr>
+            <w:t>o</w:t>
+          </w:r>
+        </w:hyperlink>
+      </w:r>
+      <w:r>
+        <w:rPr>
+          <w:u w:val="single" w:color="0000ff"/>
+          <w:rFonts w:ascii="Charis SIL Regular" w:hAnsi="Charis SIL Regular" w:eastAsia="Charis SIL Regular"/>
+          <w:b w:val="0"/>
+          <w:i w:val="0"/>
+          <w:color w:val="000000"/>
+          <w:sz w:val="24"/>
+        </w:rPr>
+        <w:hyperlink r:id="rId24" w:history="1">
+          <w:r>
+            <w:rPr>
+              <w:rStyle w:val="Hyperlink"/>
+            </w:rPr>
+            <w:t xml:space="preserve">f the </w:t>
+          </w:r>
+        </w:hyperlink>
       </w:r>
       <w:r>
         <w:rPr>
@@ -3781,7 +3825,7 @@
           <w:sz w:val="24"/>
           <w:u w:val="single"/>
         </w:rPr>
-        <w:hyperlink r:id="rId26" w:history="1">
+        <w:hyperlink r:id="rId24" w:history="1">
           <w:r>
             <w:rPr>
               <w:rStyle w:val="Hyperlink"/>
@@ -3797,9 +3841,8 @@
           <w:i w:val="0"/>
           <w:color w:val="0000FF"/>
           <w:sz w:val="24"/>
-          <w:u w:val="single"/>
-        </w:rPr>
-        <w:hyperlink r:id="rId26" w:history="1">
+        </w:rPr>
+        <w:hyperlink r:id="rId27" w:history="1">
           <w:r>
             <w:rPr>
               <w:rStyle w:val="Hyperlink"/>
@@ -3817,7 +3860,7 @@
           <w:sz w:val="24"/>
           <w:u w:val="single"/>
         </w:rPr>
-        <w:hyperlink r:id="rId26" w:history="1">
+        <w:hyperlink r:id="rId25" w:history="1">
           <w:r>
             <w:rPr>
               <w:rStyle w:val="Hyperlink"/>
@@ -3846,7 +3889,7 @@
           <w:sz w:val="24"/>
           <w:u w:val="single"/>
         </w:rPr>
-        <w:hyperlink r:id="rId26" w:history="1">
+        <w:hyperlink r:id="rId25" w:history="1">
           <w:r>
             <w:rPr>
               <w:rStyle w:val="Hyperlink"/>
@@ -3875,7 +3918,7 @@
           <w:sz w:val="24"/>
           <w:u w:val="single"/>
         </w:rPr>
-        <w:hyperlink r:id="rId26" w:history="1">
+        <w:hyperlink r:id="rId25" w:history="1">
           <w:r>
             <w:rPr>
               <w:rStyle w:val="Hyperlink"/>
@@ -3893,7 +3936,7 @@
           <w:sz w:val="24"/>
           <w:u w:val="single"/>
         </w:rPr>
-        <w:hyperlink r:id="rId26" w:history="1">
+        <w:hyperlink r:id="rId27" w:history="1">
           <w:r>
             <w:rPr>
               <w:rStyle w:val="Hyperlink"/>
@@ -3921,7 +3964,7 @@
           <w:color w:val="000000"/>
           <w:sz w:val="24"/>
         </w:rPr>
-        <w:hyperlink r:id="rId25" w:history="1">
+        <w:hyperlink r:id="rId26" w:history="1">
           <w:r>
             <w:rPr>
               <w:rStyle w:val="Hyperlink"/>
@@ -3939,7 +3982,7 @@
           <w:color w:val="000000"/>
           <w:sz w:val="24"/>
         </w:rPr>
-        <w:hyperlink r:id="rId25" w:history="1">
+        <w:hyperlink r:id="rId26" w:history="1">
           <w:r>
             <w:rPr>
               <w:rStyle w:val="Hyperlink"/>
@@ -3997,7 +4040,7 @@
           <w:sz w:val="24"/>
           <w:u w:val="single"/>
         </w:rPr>
-        <w:hyperlink r:id="rId27" w:history="1">
+        <w:hyperlink r:id="rId28" w:history="1">
           <w:r>
             <w:rPr>
               <w:rStyle w:val="Hyperlink"/>
@@ -4026,7 +4069,7 @@
           <w:sz w:val="24"/>
           <w:u w:val="single"/>
         </w:rPr>
-        <w:hyperlink r:id="rId27" w:history="1">
+        <w:hyperlink r:id="rId28" w:history="1">
           <w:r>
             <w:rPr>
               <w:rStyle w:val="Hyperlink"/>
@@ -4054,7 +4097,7 @@
           <w:sz w:val="24"/>
           <w:u w:val="single"/>
         </w:rPr>
-        <w:hyperlink r:id="rId28" w:history="1">
+        <w:hyperlink r:id="rId29" w:history="1">
           <w:r>
             <w:rPr>
               <w:rStyle w:val="Hyperlink"/>
@@ -4083,7 +4126,7 @@
           <w:sz w:val="24"/>
           <w:u w:val="single"/>
         </w:rPr>
-        <w:hyperlink r:id="rId28" w:history="1">
+        <w:hyperlink r:id="rId29" w:history="1">
           <w:r>
             <w:rPr>
               <w:rStyle w:val="Hyperlink"/>
@@ -4112,7 +4155,7 @@
           <w:sz w:val="24"/>
           <w:u w:val="single"/>
         </w:rPr>
-        <w:hyperlink r:id="rId28" w:history="1">
+        <w:hyperlink r:id="rId29" w:history="1">
           <w:r>
             <w:rPr>
               <w:rStyle w:val="Hyperlink"/>
@@ -4350,7 +4393,7 @@
           <w:sz w:val="24"/>
           <w:u w:val="single"/>
         </w:rPr>
-        <w:hyperlink r:id="rId29" w:history="1">
+        <w:hyperlink r:id="rId30" w:history="1">
           <w:r>
             <w:rPr>
               <w:rStyle w:val="Hyperlink"/>
@@ -4379,7 +4422,7 @@
           <w:sz w:val="24"/>
           <w:u w:val="single"/>
         </w:rPr>
-        <w:hyperlink r:id="rId29" w:history="1">
+        <w:hyperlink r:id="rId30" w:history="1">
           <w:r>
             <w:rPr>
               <w:rStyle w:val="Hyperlink"/>
@@ -4408,7 +4451,7 @@
           <w:sz w:val="24"/>
           <w:u w:val="single"/>
         </w:rPr>
-        <w:hyperlink r:id="rId29" w:history="1">
+        <w:hyperlink r:id="rId30" w:history="1">
           <w:r>
             <w:rPr>
               <w:rStyle w:val="Hyperlink"/>
@@ -4426,7 +4469,7 @@
           <w:sz w:val="24"/>
           <w:u w:val="single"/>
         </w:rPr>
-        <w:hyperlink r:id="rId29" w:history="1">
+        <w:hyperlink r:id="rId30" w:history="1">
           <w:r>
             <w:rPr>
               <w:rStyle w:val="Hyperlink"/>
@@ -4454,7 +4497,7 @@
           <w:sz w:val="24"/>
           <w:u w:val="single"/>
         </w:rPr>
-        <w:hyperlink r:id="rId30" w:history="1">
+        <w:hyperlink r:id="rId31" w:history="1">
           <w:r>
             <w:rPr>
               <w:rStyle w:val="Hyperlink"/>
@@ -4483,7 +4526,7 @@
           <w:sz w:val="24"/>
           <w:u w:val="single"/>
         </w:rPr>
-        <w:hyperlink r:id="rId30" w:history="1">
+        <w:hyperlink r:id="rId31" w:history="1">
           <w:r>
             <w:rPr>
               <w:rStyle w:val="Hyperlink"/>
@@ -4512,7 +4555,7 @@
           <w:sz w:val="24"/>
           <w:u w:val="single"/>
         </w:rPr>
-        <w:hyperlink r:id="rId30" w:history="1">
+        <w:hyperlink r:id="rId31" w:history="1">
           <w:r>
             <w:rPr>
               <w:rStyle w:val="Hyperlink"/>
@@ -4541,7 +4584,7 @@
           <w:sz w:val="24"/>
           <w:u w:val="single"/>
         </w:rPr>
-        <w:hyperlink r:id="rId30" w:history="1">
+        <w:hyperlink r:id="rId31" w:history="1">
           <w:r>
             <w:rPr>
               <w:rStyle w:val="Hyperlink"/>
@@ -4569,7 +4612,7 @@
           <w:sz w:val="24"/>
           <w:u w:val="single"/>
         </w:rPr>
-        <w:hyperlink r:id="rId31" w:history="1">
+        <w:hyperlink r:id="rId32" w:history="1">
           <w:r>
             <w:rPr>
               <w:rStyle w:val="Hyperlink"/>
@@ -4598,292 +4641,12 @@
           <w:sz w:val="24"/>
           <w:u w:val="single"/>
         </w:rPr>
-        <w:hyperlink r:id="rId31" w:history="1">
+        <w:hyperlink r:id="rId32" w:history="1">
           <w:r>
             <w:rPr>
               <w:rStyle w:val="Hyperlink"/>
             </w:rPr>
             <w:t>Archive</w:t>
-          </w:r>
-        </w:hyperlink>
-      </w:r>
-      <w:r>
-        <w:rPr>
-          <w:rFonts w:ascii="Charis SIL Regular" w:hAnsi="Charis SIL Regular" w:eastAsia="Charis SIL Regular"/>
-          <w:b w:val="0"/>
-          <w:i w:val="0"/>
-          <w:color w:val="0000FF"/>
-          <w:sz w:val="24"/>
-          <w:u w:val="single"/>
-        </w:rPr>
-        <w:hyperlink r:id="rId29" w:history="1">
-          <w:r>
-            <w:rPr>
-              <w:rStyle w:val="Hyperlink"/>
-            </w:rPr>
-            <w:t>s</w:t>
-          </w:r>
-        </w:hyperlink>
-      </w:r>
-      <w:r>
-        <w:rPr>
-          <w:rFonts w:ascii="Charis SIL Regular" w:hAnsi="Charis SIL Regular" w:eastAsia="Charis SIL Regular"/>
-          <w:b w:val="0"/>
-          <w:i w:val="0"/>
-          <w:color w:val="0000FF"/>
-          <w:sz w:val="24"/>
-          <w:u w:val="single"/>
-        </w:rPr>
-        <w:t xml:space="preserve"> </w:t>
-      </w:r>
-      <w:r>
-        <w:rPr>
-          <w:rFonts w:ascii="Charis SIL Regular" w:hAnsi="Charis SIL Regular" w:eastAsia="Charis SIL Regular"/>
-          <w:b w:val="0"/>
-          <w:i w:val="0"/>
-          <w:color w:val="0000FF"/>
-          <w:sz w:val="24"/>
-          <w:u w:val="single"/>
-        </w:rPr>
-        <w:hyperlink r:id="rId29" w:history="1">
-          <w:r>
-            <w:rPr>
-              <w:rStyle w:val="Hyperlink"/>
-            </w:rPr>
-            <w:t>of</w:t>
-          </w:r>
-        </w:hyperlink>
-      </w:r>
-      <w:r>
-        <w:rPr>
-          <w:rFonts w:ascii="Charis SIL Regular" w:hAnsi="Charis SIL Regular" w:eastAsia="Charis SIL Regular"/>
-          <w:b w:val="0"/>
-          <w:i w:val="0"/>
-          <w:color w:val="0000FF"/>
-          <w:sz w:val="24"/>
-          <w:u w:val="single"/>
-        </w:rPr>
-        <w:t xml:space="preserve"> </w:t>
-      </w:r>
-      <w:r>
-        <w:rPr>
-          <w:rFonts w:ascii="Charis SIL Regular" w:hAnsi="Charis SIL Regular" w:eastAsia="Charis SIL Regular"/>
-          <w:b w:val="0"/>
-          <w:i w:val="0"/>
-          <w:color w:val="0000FF"/>
-          <w:sz w:val="24"/>
-          <w:u w:val="single"/>
-        </w:rPr>
-        <w:hyperlink r:id="rId29" w:history="1">
-          <w:r>
-            <w:rPr>
-              <w:rStyle w:val="Hyperlink"/>
-            </w:rPr>
-            <w:t>Sri</w:t>
-          </w:r>
-        </w:hyperlink>
-      </w:r>
-      <w:r>
-        <w:rPr>
-          <w:rFonts w:ascii="Charis SIL Regular" w:hAnsi="Charis SIL Regular" w:eastAsia="Charis SIL Regular"/>
-          <w:b w:val="0"/>
-          <w:i w:val="0"/>
-          <w:color w:val="0000FF"/>
-          <w:sz w:val="24"/>
-          <w:u w:val="single"/>
-        </w:rPr>
-        <w:t xml:space="preserve"> </w:t>
-      </w:r>
-      <w:r>
-        <w:rPr>
-          <w:rFonts w:ascii="Charis SIL Regular" w:hAnsi="Charis SIL Regular" w:eastAsia="Charis SIL Regular"/>
-          <w:b w:val="0"/>
-          <w:i w:val="0"/>
-          <w:color w:val="0000FF"/>
-          <w:sz w:val="24"/>
-          <w:u w:val="single"/>
-        </w:rPr>
-        <w:hyperlink r:id="rId29" w:history="1">
-          <w:r>
-            <w:rPr>
-              <w:rStyle w:val="Hyperlink"/>
-            </w:rPr>
-            <w:t>L</w:t>
-          </w:r>
-        </w:hyperlink>
-      </w:r>
-      <w:r>
-        <w:rPr>
-          <w:rFonts w:ascii="Charis SIL Regular" w:hAnsi="Charis SIL Regular" w:eastAsia="Charis SIL Regular"/>
-          <w:b w:val="0"/>
-          <w:i w:val="0"/>
-          <w:color w:val="0000FF"/>
-          <w:sz w:val="24"/>
-          <w:u w:val="single"/>
-        </w:rPr>
-        <w:hyperlink r:id="rId29" w:history="1">
-          <w:r>
-            <w:rPr>
-              <w:rStyle w:val="Hyperlink"/>
-            </w:rPr>
-            <w:t>a</w:t>
-          </w:r>
-        </w:hyperlink>
-      </w:r>
-      <w:r>
-        <w:rPr>
-          <w:rFonts w:ascii="Charis SIL Regular" w:hAnsi="Charis SIL Regular" w:eastAsia="Charis SIL Regular"/>
-          <w:b w:val="0"/>
-          <w:i w:val="0"/>
-          <w:color w:val="0000FF"/>
-          <w:sz w:val="24"/>
-          <w:u w:val="single"/>
-        </w:rPr>
-        <w:hyperlink r:id="rId29" w:history="1">
-          <w:r>
-            <w:rPr>
-              <w:rStyle w:val="Hyperlink"/>
-            </w:rPr>
-            <w:t>nka</w:t>
-          </w:r>
-        </w:hyperlink>
-      </w:r>
-      <w:r>
-        <w:rPr>
-          <w:u w:val="single" w:color="0000ff"/>
-          <w:rFonts w:ascii="Charis SIL Regular" w:hAnsi="Charis SIL Regular" w:eastAsia="Charis SIL Regular"/>
-          <w:b w:val="0"/>
-          <w:i w:val="0"/>
-          <w:color w:val="000000"/>
-          <w:sz w:val="24"/>
-        </w:rPr>
-        <w:hyperlink r:id="rId29" w:history="1">
-          <w:r>
-            <w:rPr>
-              <w:rStyle w:val="Hyperlink"/>
-            </w:rPr>
-            <w:t xml:space="preserve"> and</w:t>
-          </w:r>
-        </w:hyperlink>
-      </w:r>
-      <w:r>
-        <w:rPr>
-          <w:u w:val="single" w:color="0000ff"/>
-          <w:rFonts w:ascii="Charis SIL Regular" w:hAnsi="Charis SIL Regular" w:eastAsia="Charis SIL Regular"/>
-          <w:b w:val="0"/>
-          <w:i w:val="0"/>
-          <w:color w:val="000000"/>
-          <w:sz w:val="24"/>
-        </w:rPr>
-        <w:t xml:space="preserve"> </w:t>
-      </w:r>
-      <w:r>
-        <w:rPr>
-          <w:u w:val="single" w:color="0000ff"/>
-          <w:rFonts w:ascii="Charis SIL Regular" w:hAnsi="Charis SIL Regular" w:eastAsia="Charis SIL Regular"/>
-          <w:b w:val="0"/>
-          <w:i w:val="0"/>
-          <w:color w:val="000000"/>
-          <w:sz w:val="24"/>
-        </w:rPr>
-        <w:hyperlink r:id="rId29" w:history="1">
-          <w:r>
-            <w:rPr>
-              <w:rStyle w:val="Hyperlink"/>
-            </w:rPr>
-            <w:t>th</w:t>
-          </w:r>
-        </w:hyperlink>
-      </w:r>
-      <w:r>
-        <w:rPr>
-          <w:rFonts w:ascii="Charis SIL Regular" w:hAnsi="Charis SIL Regular" w:eastAsia="Charis SIL Regular"/>
-          <w:b w:val="0"/>
-          <w:i w:val="0"/>
-          <w:color w:val="000000"/>
-          <w:sz w:val="24"/>
-        </w:rPr>
-        <w:hyperlink r:id="rId29" w:history="1">
-          <w:r>
-            <w:rPr>
-              <w:rStyle w:val="Hyperlink"/>
-            </w:rPr>
-            <w:t xml:space="preserve">e </w:t>
-          </w:r>
-        </w:hyperlink>
-      </w:r>
-      <w:r>
-        <w:rPr>
-          <w:rFonts w:ascii="Charis SIL Regular" w:hAnsi="Charis SIL Regular" w:eastAsia="Charis SIL Regular"/>
-          <w:b w:val="0"/>
-          <w:i w:val="0"/>
-          <w:color w:val="0000FF"/>
-          <w:sz w:val="24"/>
-          <w:u w:val="single"/>
-        </w:rPr>
-        <w:hyperlink r:id="rId29" w:history="1">
-          <w:r>
-            <w:rPr>
-              <w:rStyle w:val="Hyperlink"/>
-            </w:rPr>
-            <w:t>National</w:t>
-          </w:r>
-        </w:hyperlink>
-      </w:r>
-      <w:r>
-        <w:rPr>
-          <w:rFonts w:ascii="Charis SIL Regular" w:hAnsi="Charis SIL Regular" w:eastAsia="Charis SIL Regular"/>
-          <w:b w:val="0"/>
-          <w:i w:val="0"/>
-          <w:color w:val="0000FF"/>
-          <w:sz w:val="24"/>
-          <w:u w:val="single"/>
-        </w:rPr>
-        <w:t xml:space="preserve"> </w:t>
-      </w:r>
-      <w:r>
-        <w:rPr>
-          <w:rFonts w:ascii="Charis SIL Regular" w:hAnsi="Charis SIL Regular" w:eastAsia="Charis SIL Regular"/>
-          <w:b w:val="0"/>
-          <w:i w:val="0"/>
-          <w:color w:val="0000FF"/>
-          <w:sz w:val="24"/>
-        </w:rPr>
-        <w:t>A</w:t>
-      </w:r>
-      <w:r>
-        <w:rPr>
-          <w:rFonts w:ascii="Charis SIL Regular" w:hAnsi="Charis SIL Regular" w:eastAsia="Charis SIL Regular"/>
-          <w:b w:val="0"/>
-          <w:i w:val="0"/>
-          <w:color w:val="0000FF"/>
-          <w:sz w:val="24"/>
-          <w:u w:val="single"/>
-        </w:rPr>
-        <w:hyperlink r:id="rId30" w:history="1">
-          <w:r>
-            <w:rPr>
-              <w:rStyle w:val="Hyperlink"/>
-            </w:rPr>
-            <w:t>rchiv</w:t>
-          </w:r>
-        </w:hyperlink>
-      </w:r>
-      <w:r>
-        <w:rPr>
-          <w:rFonts w:ascii="Charis SIL Regular" w:hAnsi="Charis SIL Regular" w:eastAsia="Charis SIL Regular"/>
-          <w:b w:val="0"/>
-          <w:i w:val="0"/>
-          <w:color w:val="0000FF"/>
-          <w:sz w:val="24"/>
-          <w:u w:val="single"/>
-        </w:rPr>
-        <w:hyperlink r:id="rId30" w:history="1">
-          <w:r>
-            <w:rPr>
-              <w:rStyle w:val="Hyperlink"/>
-            </w:rPr>
-            <w:t>e</w:t>
           </w:r>
         </w:hyperlink>
       </w:r>
@@ -4959,9 +4722,20 @@
             <w:rPr>
               <w:rStyle w:val="Hyperlink"/>
             </w:rPr>
-            <w:t>Cura</w:t>
+            <w:t>Sri</w:t>
           </w:r>
         </w:hyperlink>
+      </w:r>
+      <w:r>
+        <w:rPr>
+          <w:rFonts w:ascii="Charis SIL Regular" w:hAnsi="Charis SIL Regular" w:eastAsia="Charis SIL Regular"/>
+          <w:b w:val="0"/>
+          <w:i w:val="0"/>
+          <w:color w:val="0000FF"/>
+          <w:sz w:val="24"/>
+          <w:u w:val="single"/>
+        </w:rPr>
+        <w:t xml:space="preserve"> </w:t>
       </w:r>
       <w:r>
         <w:rPr>
@@ -4977,102 +4751,20 @@
             <w:rPr>
               <w:rStyle w:val="Hyperlink"/>
             </w:rPr>
-            <w:t>çao</w:t>
+            <w:t>L</w:t>
           </w:r>
         </w:hyperlink>
       </w:r>
       <w:r>
         <w:rPr>
-          <w:u w:val="single" w:color="0000ff"/>
-          <w:rFonts w:ascii="Charis SIL Regular" w:hAnsi="Charis SIL Regular" w:eastAsia="Charis SIL Regular"/>
-          <w:b w:val="0"/>
-          <w:i w:val="0"/>
-          <w:color w:val="000000"/>
-          <w:sz w:val="24"/>
+          <w:rFonts w:ascii="Charis SIL Regular" w:hAnsi="Charis SIL Regular" w:eastAsia="Charis SIL Regular"/>
+          <w:b w:val="0"/>
+          <w:i w:val="0"/>
+          <w:color w:val="0000FF"/>
+          <w:sz w:val="24"/>
+          <w:u w:val="single"/>
         </w:rPr>
         <w:hyperlink r:id="rId30" w:history="1">
-          <w:r>
-            <w:rPr>
-              <w:rStyle w:val="Hyperlink"/>
-            </w:rPr>
-            <w:t>. Vari</w:t>
-          </w:r>
-        </w:hyperlink>
-      </w:r>
-      <w:r>
-        <w:rPr>
-          <w:u w:val="single" w:color="0000ff"/>
-          <w:rFonts w:ascii="Charis SIL Regular" w:hAnsi="Charis SIL Regular" w:eastAsia="Charis SIL Regular"/>
-          <w:b w:val="0"/>
-          <w:i w:val="0"/>
-          <w:color w:val="000000"/>
-          <w:sz w:val="24"/>
-        </w:rPr>
-        <w:hyperlink r:id="rId30" w:history="1">
-          <w:r>
-            <w:rPr>
-              <w:rStyle w:val="Hyperlink"/>
-            </w:rPr>
-            <w:t>o</w:t>
-          </w:r>
-        </w:hyperlink>
-      </w:r>
-      <w:r>
-        <w:rPr>
-          <w:u w:val="single" w:color="0000ff"/>
-          <w:rFonts w:ascii="Charis SIL Regular" w:hAnsi="Charis SIL Regular" w:eastAsia="Charis SIL Regular"/>
-          <w:b w:val="0"/>
-          <w:i w:val="0"/>
-          <w:color w:val="000000"/>
-          <w:sz w:val="24"/>
-        </w:rPr>
-        <w:hyperlink r:id="rId30" w:history="1">
-          <w:r>
-            <w:rPr>
-              <w:rStyle w:val="Hyperlink"/>
-            </w:rPr>
-            <w:t>us archiv</w:t>
-          </w:r>
-        </w:hyperlink>
-      </w:r>
-      <w:r>
-        <w:rPr>
-          <w:rFonts w:ascii="Charis SIL Regular" w:hAnsi="Charis SIL Regular" w:eastAsia="Charis SIL Regular"/>
-          <w:b w:val="0"/>
-          <w:i w:val="0"/>
-          <w:color w:val="000000"/>
-          <w:sz w:val="24"/>
-        </w:rPr>
-        <w:t xml:space="preserve">es in </w:t>
-      </w:r>
-      <w:r>
-        <w:rPr>
-          <w:u w:val="single" w:color="0000ff"/>
-          <w:rFonts w:ascii="Charis SIL Regular" w:hAnsi="Charis SIL Regular" w:eastAsia="Charis SIL Regular"/>
-          <w:b w:val="0"/>
-          <w:i w:val="0"/>
-          <w:color w:val="000000"/>
-          <w:sz w:val="24"/>
-        </w:rPr>
-        <w:hyperlink r:id="rId31" w:history="1">
-          <w:r>
-            <w:rPr>
-              <w:rStyle w:val="Hyperlink"/>
-            </w:rPr>
-            <w:t>Indonesi</w:t>
-          </w:r>
-        </w:hyperlink>
-      </w:r>
-      <w:r>
-        <w:rPr>
-          <w:u w:val="single" w:color="0000ff"/>
-          <w:rFonts w:ascii="Charis SIL Regular" w:hAnsi="Charis SIL Regular" w:eastAsia="Charis SIL Regular"/>
-          <w:b w:val="0"/>
-          <w:i w:val="0"/>
-          <w:color w:val="000000"/>
-          <w:sz w:val="24"/>
-        </w:rPr>
-        <w:hyperlink r:id="rId31" w:history="1">
           <w:r>
             <w:rPr>
               <w:rStyle w:val="Hyperlink"/>
@@ -5083,84 +4775,159 @@
       </w:r>
       <w:r>
         <w:rPr>
+          <w:rFonts w:ascii="Charis SIL Regular" w:hAnsi="Charis SIL Regular" w:eastAsia="Charis SIL Regular"/>
+          <w:b w:val="0"/>
+          <w:i w:val="0"/>
+          <w:color w:val="0000FF"/>
+          <w:sz w:val="24"/>
+          <w:u w:val="single"/>
+        </w:rPr>
+        <w:hyperlink r:id="rId30" w:history="1">
+          <w:r>
+            <w:rPr>
+              <w:rStyle w:val="Hyperlink"/>
+            </w:rPr>
+            <w:t>nka</w:t>
+          </w:r>
+        </w:hyperlink>
+      </w:r>
+      <w:r>
+        <w:rPr>
           <w:u w:val="single" w:color="0000ff"/>
           <w:rFonts w:ascii="Charis SIL Regular" w:hAnsi="Charis SIL Regular" w:eastAsia="Charis SIL Regular"/>
           <w:b w:val="0"/>
           <w:i w:val="0"/>
           <w:color w:val="000000"/>
           <w:sz w:val="24"/>
+        </w:rPr>
+        <w:hyperlink r:id="rId30" w:history="1">
+          <w:r>
+            <w:rPr>
+              <w:rStyle w:val="Hyperlink"/>
+            </w:rPr>
+            <w:t xml:space="preserve"> and</w:t>
+          </w:r>
+        </w:hyperlink>
+      </w:r>
+      <w:r>
+        <w:rPr>
+          <w:u w:val="single" w:color="0000ff"/>
+          <w:rFonts w:ascii="Charis SIL Regular" w:hAnsi="Charis SIL Regular" w:eastAsia="Charis SIL Regular"/>
+          <w:b w:val="0"/>
+          <w:i w:val="0"/>
+          <w:color w:val="000000"/>
+          <w:sz w:val="24"/>
+        </w:rPr>
+        <w:t xml:space="preserve"> </w:t>
+      </w:r>
+      <w:r>
+        <w:rPr>
+          <w:u w:val="single" w:color="0000ff"/>
+          <w:rFonts w:ascii="Charis SIL Regular" w:hAnsi="Charis SIL Regular" w:eastAsia="Charis SIL Regular"/>
+          <w:b w:val="0"/>
+          <w:i w:val="0"/>
+          <w:color w:val="000000"/>
+          <w:sz w:val="24"/>
+        </w:rPr>
+        <w:hyperlink r:id="rId30" w:history="1">
+          <w:r>
+            <w:rPr>
+              <w:rStyle w:val="Hyperlink"/>
+            </w:rPr>
+            <w:t>th</w:t>
+          </w:r>
+        </w:hyperlink>
+      </w:r>
+      <w:r>
+        <w:rPr>
+          <w:rFonts w:ascii="Charis SIL Regular" w:hAnsi="Charis SIL Regular" w:eastAsia="Charis SIL Regular"/>
+          <w:b w:val="0"/>
+          <w:i w:val="0"/>
+          <w:color w:val="000000"/>
+          <w:sz w:val="24"/>
+        </w:rPr>
+        <w:hyperlink r:id="rId30" w:history="1">
+          <w:r>
+            <w:rPr>
+              <w:rStyle w:val="Hyperlink"/>
+            </w:rPr>
+            <w:t xml:space="preserve">e </w:t>
+          </w:r>
+        </w:hyperlink>
+      </w:r>
+      <w:r>
+        <w:rPr>
+          <w:rFonts w:ascii="Charis SIL Regular" w:hAnsi="Charis SIL Regular" w:eastAsia="Charis SIL Regular"/>
+          <w:b w:val="0"/>
+          <w:i w:val="0"/>
+          <w:color w:val="0000FF"/>
+          <w:sz w:val="24"/>
+          <w:u w:val="single"/>
+        </w:rPr>
+        <w:hyperlink r:id="rId30" w:history="1">
+          <w:r>
+            <w:rPr>
+              <w:rStyle w:val="Hyperlink"/>
+            </w:rPr>
+            <w:t>National</w:t>
+          </w:r>
+        </w:hyperlink>
+      </w:r>
+      <w:r>
+        <w:rPr>
+          <w:rFonts w:ascii="Charis SIL Regular" w:hAnsi="Charis SIL Regular" w:eastAsia="Charis SIL Regular"/>
+          <w:b w:val="0"/>
+          <w:i w:val="0"/>
+          <w:color w:val="0000FF"/>
+          <w:sz w:val="24"/>
+          <w:u w:val="single"/>
+        </w:rPr>
+        <w:t xml:space="preserve"> </w:t>
+      </w:r>
+      <w:r>
+        <w:rPr>
+          <w:rFonts w:ascii="Charis SIL Regular" w:hAnsi="Charis SIL Regular" w:eastAsia="Charis SIL Regular"/>
+          <w:b w:val="0"/>
+          <w:i w:val="0"/>
+          <w:color w:val="0000FF"/>
+          <w:sz w:val="24"/>
+          <w:u w:val="single"/>
+        </w:rPr>
+        <w:hyperlink r:id="rId33" w:history="1">
+          <w:r>
+            <w:rPr>
+              <w:rStyle w:val="Hyperlink"/>
+            </w:rPr>
+            <w:t>A</w:t>
+          </w:r>
+        </w:hyperlink>
+      </w:r>
+      <w:r>
+        <w:rPr>
+          <w:rFonts w:ascii="Charis SIL Regular" w:hAnsi="Charis SIL Regular" w:eastAsia="Charis SIL Regular"/>
+          <w:b w:val="0"/>
+          <w:i w:val="0"/>
+          <w:color w:val="0000FF"/>
+          <w:sz w:val="24"/>
+          <w:u w:val="single"/>
         </w:rPr>
         <w:hyperlink r:id="rId31" w:history="1">
           <w:r>
             <w:rPr>
               <w:rStyle w:val="Hyperlink"/>
             </w:rPr>
-            <w:t xml:space="preserve"> can be </w:t>
+            <w:t>rchiv</w:t>
           </w:r>
         </w:hyperlink>
       </w:r>
       <w:r>
         <w:rPr>
-          <w:u w:val="single" w:color="0000ff"/>
-          <w:rFonts w:ascii="Charis SIL Regular" w:hAnsi="Charis SIL Regular" w:eastAsia="Charis SIL Regular"/>
-          <w:b w:val="0"/>
-          <w:i w:val="0"/>
-          <w:color w:val="000000"/>
-          <w:sz w:val="24"/>
-        </w:rPr>
-        <w:hyperlink r:id="rId31" w:history="1">
-          <w:r>
-            <w:rPr>
-              <w:rStyle w:val="Hyperlink"/>
-            </w:rPr>
-            <w:t>a</w:t>
-          </w:r>
-        </w:hyperlink>
-      </w:r>
-      <w:r>
-        <w:rPr>
-          <w:u w:val="single" w:color="0000ff"/>
-          <w:rFonts w:ascii="Charis SIL Regular" w:hAnsi="Charis SIL Regular" w:eastAsia="Charis SIL Regular"/>
-          <w:b w:val="0"/>
-          <w:i w:val="0"/>
-          <w:color w:val="000000"/>
-          <w:sz w:val="24"/>
-        </w:rPr>
-        <w:hyperlink r:id="rId31" w:history="1">
-          <w:r>
-            <w:rPr>
-              <w:rStyle w:val="Hyperlink"/>
-            </w:rPr>
-            <w:t>cc</w:t>
-          </w:r>
-        </w:hyperlink>
-      </w:r>
-      <w:r>
-        <w:rPr>
-          <w:u w:val="single" w:color="0000ff"/>
-          <w:rFonts w:ascii="Charis SIL Regular" w:hAnsi="Charis SIL Regular" w:eastAsia="Charis SIL Regular"/>
-          <w:b w:val="0"/>
-          <w:i w:val="0"/>
-          <w:color w:val="000000"/>
-          <w:sz w:val="24"/>
-        </w:rPr>
-        <w:hyperlink r:id="rId31" w:history="1">
-          <w:r>
-            <w:rPr>
-              <w:rStyle w:val="Hyperlink"/>
-            </w:rPr>
-            <w:t>ess</w:t>
-          </w:r>
-        </w:hyperlink>
-      </w:r>
-      <w:r>
-        <w:rPr>
-          <w:u w:val="single" w:color="0000ff"/>
-          <w:rFonts w:ascii="Charis SIL Regular" w:hAnsi="Charis SIL Regular" w:eastAsia="Charis SIL Regular"/>
-          <w:b w:val="0"/>
-          <w:i w:val="0"/>
-          <w:color w:val="000000"/>
-          <w:sz w:val="24"/>
+          <w:rFonts w:ascii="Charis SIL Regular" w:hAnsi="Charis SIL Regular" w:eastAsia="Charis SIL Regular"/>
+          <w:b w:val="0"/>
+          <w:i w:val="0"/>
+          <w:color w:val="0000FF"/>
+          <w:sz w:val="24"/>
+          <w:u w:val="single"/>
         </w:rPr>
         <w:hyperlink r:id="rId31" w:history="1">
           <w:r>
@@ -5173,6 +4940,100 @@
       </w:r>
       <w:r>
         <w:rPr>
+          <w:rFonts w:ascii="Charis SIL Regular" w:hAnsi="Charis SIL Regular" w:eastAsia="Charis SIL Regular"/>
+          <w:b w:val="0"/>
+          <w:i w:val="0"/>
+          <w:color w:val="0000FF"/>
+          <w:sz w:val="24"/>
+          <w:u w:val="single"/>
+        </w:rPr>
+        <w:hyperlink r:id="rId31" w:history="1">
+          <w:r>
+            <w:rPr>
+              <w:rStyle w:val="Hyperlink"/>
+            </w:rPr>
+            <w:t>s</w:t>
+          </w:r>
+        </w:hyperlink>
+      </w:r>
+      <w:r>
+        <w:rPr>
+          <w:rFonts w:ascii="Charis SIL Regular" w:hAnsi="Charis SIL Regular" w:eastAsia="Charis SIL Regular"/>
+          <w:b w:val="0"/>
+          <w:i w:val="0"/>
+          <w:color w:val="0000FF"/>
+          <w:sz w:val="24"/>
+          <w:u w:val="single"/>
+        </w:rPr>
+        <w:t xml:space="preserve"> </w:t>
+      </w:r>
+      <w:r>
+        <w:rPr>
+          <w:rFonts w:ascii="Charis SIL Regular" w:hAnsi="Charis SIL Regular" w:eastAsia="Charis SIL Regular"/>
+          <w:b w:val="0"/>
+          <w:i w:val="0"/>
+          <w:color w:val="0000FF"/>
+          <w:sz w:val="24"/>
+          <w:u w:val="single"/>
+        </w:rPr>
+        <w:hyperlink r:id="rId31" w:history="1">
+          <w:r>
+            <w:rPr>
+              <w:rStyle w:val="Hyperlink"/>
+            </w:rPr>
+            <w:t>of</w:t>
+          </w:r>
+        </w:hyperlink>
+      </w:r>
+      <w:r>
+        <w:rPr>
+          <w:rFonts w:ascii="Charis SIL Regular" w:hAnsi="Charis SIL Regular" w:eastAsia="Charis SIL Regular"/>
+          <w:b w:val="0"/>
+          <w:i w:val="0"/>
+          <w:color w:val="0000FF"/>
+          <w:sz w:val="24"/>
+          <w:u w:val="single"/>
+        </w:rPr>
+        <w:t xml:space="preserve"> </w:t>
+      </w:r>
+      <w:r>
+        <w:rPr>
+          <w:rFonts w:ascii="Charis SIL Regular" w:hAnsi="Charis SIL Regular" w:eastAsia="Charis SIL Regular"/>
+          <w:b w:val="0"/>
+          <w:i w:val="0"/>
+          <w:color w:val="0000FF"/>
+          <w:sz w:val="24"/>
+          <w:u w:val="single"/>
+        </w:rPr>
+        <w:hyperlink r:id="rId31" w:history="1">
+          <w:r>
+            <w:rPr>
+              <w:rStyle w:val="Hyperlink"/>
+            </w:rPr>
+            <w:t>Cura</w:t>
+          </w:r>
+        </w:hyperlink>
+      </w:r>
+      <w:r>
+        <w:rPr>
+          <w:rFonts w:ascii="Charis SIL Regular" w:hAnsi="Charis SIL Regular" w:eastAsia="Charis SIL Regular"/>
+          <w:b w:val="0"/>
+          <w:i w:val="0"/>
+          <w:color w:val="0000FF"/>
+          <w:sz w:val="24"/>
+          <w:u w:val="single"/>
+        </w:rPr>
+        <w:hyperlink r:id="rId31" w:history="1">
+          <w:r>
+            <w:rPr>
+              <w:rStyle w:val="Hyperlink"/>
+            </w:rPr>
+            <w:t>çao</w:t>
+          </w:r>
+        </w:hyperlink>
+      </w:r>
+      <w:r>
+        <w:rPr>
           <w:u w:val="single" w:color="0000ff"/>
           <w:rFonts w:ascii="Charis SIL Regular" w:hAnsi="Charis SIL Regular" w:eastAsia="Charis SIL Regular"/>
           <w:b w:val="0"/>
@@ -5181,6 +5042,196 @@
           <w:sz w:val="24"/>
         </w:rPr>
         <w:hyperlink r:id="rId31" w:history="1">
+          <w:r>
+            <w:rPr>
+              <w:rStyle w:val="Hyperlink"/>
+            </w:rPr>
+            <w:t>. Vari</w:t>
+          </w:r>
+        </w:hyperlink>
+      </w:r>
+      <w:r>
+        <w:rPr>
+          <w:u w:val="single" w:color="0000ff"/>
+          <w:rFonts w:ascii="Charis SIL Regular" w:hAnsi="Charis SIL Regular" w:eastAsia="Charis SIL Regular"/>
+          <w:b w:val="0"/>
+          <w:i w:val="0"/>
+          <w:color w:val="000000"/>
+          <w:sz w:val="24"/>
+        </w:rPr>
+        <w:hyperlink r:id="rId31" w:history="1">
+          <w:r>
+            <w:rPr>
+              <w:rStyle w:val="Hyperlink"/>
+            </w:rPr>
+            <w:t>o</w:t>
+          </w:r>
+        </w:hyperlink>
+      </w:r>
+      <w:r>
+        <w:rPr>
+          <w:u w:val="single" w:color="0000ff"/>
+          <w:rFonts w:ascii="Charis SIL Regular" w:hAnsi="Charis SIL Regular" w:eastAsia="Charis SIL Regular"/>
+          <w:b w:val="0"/>
+          <w:i w:val="0"/>
+          <w:color w:val="000000"/>
+          <w:sz w:val="24"/>
+        </w:rPr>
+        <w:hyperlink r:id="rId31" w:history="1">
+          <w:r>
+            <w:rPr>
+              <w:rStyle w:val="Hyperlink"/>
+            </w:rPr>
+            <w:t>us archiv</w:t>
+          </w:r>
+        </w:hyperlink>
+      </w:r>
+      <w:r>
+        <w:rPr>
+          <w:rFonts w:ascii="Charis SIL Regular" w:hAnsi="Charis SIL Regular" w:eastAsia="Charis SIL Regular"/>
+          <w:b w:val="0"/>
+          <w:i w:val="0"/>
+          <w:color w:val="000000"/>
+          <w:sz w:val="24"/>
+        </w:rPr>
+        <w:t xml:space="preserve">es in </w:t>
+      </w:r>
+      <w:r>
+        <w:rPr>
+          <w:u w:val="single" w:color="0000ff"/>
+          <w:rFonts w:ascii="Charis SIL Regular" w:hAnsi="Charis SIL Regular" w:eastAsia="Charis SIL Regular"/>
+          <w:b w:val="0"/>
+          <w:i w:val="0"/>
+          <w:color w:val="000000"/>
+          <w:sz w:val="24"/>
+        </w:rPr>
+        <w:hyperlink r:id="rId32" w:history="1">
+          <w:r>
+            <w:rPr>
+              <w:rStyle w:val="Hyperlink"/>
+            </w:rPr>
+            <w:t>Indonesi</w:t>
+          </w:r>
+        </w:hyperlink>
+      </w:r>
+      <w:r>
+        <w:rPr>
+          <w:u w:val="single" w:color="0000ff"/>
+          <w:rFonts w:ascii="Charis SIL Regular" w:hAnsi="Charis SIL Regular" w:eastAsia="Charis SIL Regular"/>
+          <w:b w:val="0"/>
+          <w:i w:val="0"/>
+          <w:color w:val="000000"/>
+          <w:sz w:val="24"/>
+        </w:rPr>
+        <w:hyperlink r:id="rId32" w:history="1">
+          <w:r>
+            <w:rPr>
+              <w:rStyle w:val="Hyperlink"/>
+            </w:rPr>
+            <w:t>a</w:t>
+          </w:r>
+        </w:hyperlink>
+      </w:r>
+      <w:r>
+        <w:rPr>
+          <w:u w:val="single" w:color="0000ff"/>
+          <w:rFonts w:ascii="Charis SIL Regular" w:hAnsi="Charis SIL Regular" w:eastAsia="Charis SIL Regular"/>
+          <w:b w:val="0"/>
+          <w:i w:val="0"/>
+          <w:color w:val="000000"/>
+          <w:sz w:val="24"/>
+        </w:rPr>
+        <w:hyperlink r:id="rId32" w:history="1">
+          <w:r>
+            <w:rPr>
+              <w:rStyle w:val="Hyperlink"/>
+            </w:rPr>
+            <w:t xml:space="preserve"> can be </w:t>
+          </w:r>
+        </w:hyperlink>
+      </w:r>
+      <w:r>
+        <w:rPr>
+          <w:u w:val="single" w:color="0000ff"/>
+          <w:rFonts w:ascii="Charis SIL Regular" w:hAnsi="Charis SIL Regular" w:eastAsia="Charis SIL Regular"/>
+          <w:b w:val="0"/>
+          <w:i w:val="0"/>
+          <w:color w:val="000000"/>
+          <w:sz w:val="24"/>
+        </w:rPr>
+        <w:hyperlink r:id="rId32" w:history="1">
+          <w:r>
+            <w:rPr>
+              <w:rStyle w:val="Hyperlink"/>
+            </w:rPr>
+            <w:t>a</w:t>
+          </w:r>
+        </w:hyperlink>
+      </w:r>
+      <w:r>
+        <w:rPr>
+          <w:u w:val="single" w:color="0000ff"/>
+          <w:rFonts w:ascii="Charis SIL Regular" w:hAnsi="Charis SIL Regular" w:eastAsia="Charis SIL Regular"/>
+          <w:b w:val="0"/>
+          <w:i w:val="0"/>
+          <w:color w:val="000000"/>
+          <w:sz w:val="24"/>
+        </w:rPr>
+        <w:hyperlink r:id="rId32" w:history="1">
+          <w:r>
+            <w:rPr>
+              <w:rStyle w:val="Hyperlink"/>
+            </w:rPr>
+            <w:t>cc</w:t>
+          </w:r>
+        </w:hyperlink>
+      </w:r>
+      <w:r>
+        <w:rPr>
+          <w:u w:val="single" w:color="0000ff"/>
+          <w:rFonts w:ascii="Charis SIL Regular" w:hAnsi="Charis SIL Regular" w:eastAsia="Charis SIL Regular"/>
+          <w:b w:val="0"/>
+          <w:i w:val="0"/>
+          <w:color w:val="000000"/>
+          <w:sz w:val="24"/>
+        </w:rPr>
+        <w:hyperlink r:id="rId32" w:history="1">
+          <w:r>
+            <w:rPr>
+              <w:rStyle w:val="Hyperlink"/>
+            </w:rPr>
+            <w:t>ess</w:t>
+          </w:r>
+        </w:hyperlink>
+      </w:r>
+      <w:r>
+        <w:rPr>
+          <w:u w:val="single" w:color="0000ff"/>
+          <w:rFonts w:ascii="Charis SIL Regular" w:hAnsi="Charis SIL Regular" w:eastAsia="Charis SIL Regular"/>
+          <w:b w:val="0"/>
+          <w:i w:val="0"/>
+          <w:color w:val="000000"/>
+          <w:sz w:val="24"/>
+        </w:rPr>
+        <w:hyperlink r:id="rId32" w:history="1">
+          <w:r>
+            <w:rPr>
+              <w:rStyle w:val="Hyperlink"/>
+            </w:rPr>
+            <w:t>e</w:t>
+          </w:r>
+        </w:hyperlink>
+      </w:r>
+      <w:r>
+        <w:rPr>
+          <w:u w:val="single" w:color="0000ff"/>
+          <w:rFonts w:ascii="Charis SIL Regular" w:hAnsi="Charis SIL Regular" w:eastAsia="Charis SIL Regular"/>
+          <w:b w:val="0"/>
+          <w:i w:val="0"/>
+          <w:color w:val="000000"/>
+          <w:sz w:val="24"/>
+        </w:rPr>
+        <w:hyperlink r:id="rId32" w:history="1">
           <w:r>
             <w:rPr>
               <w:rStyle w:val="Hyperlink"/>
@@ -5208,7 +5259,7 @@
           <w:sz w:val="24"/>
           <w:u w:val="single"/>
         </w:rPr>
-        <w:hyperlink r:id="rId32" w:history="1">
+        <w:hyperlink r:id="rId34" w:history="1">
           <w:r>
             <w:rPr>
               <w:rStyle w:val="Hyperlink"/>
@@ -5264,7 +5315,7 @@
           <w:sz w:val="24"/>
           <w:u w:val="single"/>
         </w:rPr>
-        <w:hyperlink r:id="rId34" w:history="1">
+        <w:hyperlink r:id="rId35" w:history="1">
           <w:r>
             <w:rPr>
               <w:rStyle w:val="Hyperlink"/>
@@ -5293,7 +5344,7 @@
           <w:sz w:val="24"/>
           <w:u w:val="single"/>
         </w:rPr>
-        <w:hyperlink r:id="rId34" w:history="1">
+        <w:hyperlink r:id="rId35" w:history="1">
           <w:r>
             <w:rPr>
               <w:rStyle w:val="Hyperlink"/>
@@ -5322,7 +5373,7 @@
           <w:sz w:val="24"/>
           <w:u w:val="single"/>
         </w:rPr>
-        <w:hyperlink r:id="rId34" w:history="1">
+        <w:hyperlink r:id="rId35" w:history="1">
           <w:r>
             <w:rPr>
               <w:rStyle w:val="Hyperlink"/>
@@ -5351,7 +5402,7 @@
           <w:sz w:val="24"/>
           <w:u w:val="single"/>
         </w:rPr>
-        <w:hyperlink r:id="rId34" w:history="1">
+        <w:hyperlink r:id="rId35" w:history="1">
           <w:r>
             <w:rPr>
               <w:rStyle w:val="Hyperlink"/>
@@ -5380,7 +5431,7 @@
           <w:sz w:val="24"/>
           <w:u w:val="single"/>
         </w:rPr>
-        <w:hyperlink r:id="rId34" w:history="1">
+        <w:hyperlink r:id="rId35" w:history="1">
           <w:r>
             <w:rPr>
               <w:rStyle w:val="Hyperlink"/>
@@ -5409,7 +5460,7 @@
           <w:sz w:val="24"/>
           <w:u w:val="single"/>
         </w:rPr>
-        <w:hyperlink r:id="rId34" w:history="1">
+        <w:hyperlink r:id="rId35" w:history="1">
           <w:r>
             <w:rPr>
               <w:rStyle w:val="Hyperlink"/>
@@ -5426,7 +5477,7 @@
           <w:color w:val="000000"/>
           <w:sz w:val="24"/>
         </w:rPr>
-        <w:t>(Royal Batavian Society of Arts a</w:t>
+        <w:t>(Royal Batavian Society of Arts and Sciences), which is hel</w:t>
       </w:r>
       <w:r>
         <w:rPr>
@@ -5437,61 +5488,7 @@
           <w:color w:val="000000"/>
           <w:sz w:val="24"/>
         </w:rPr>
-        <w:hyperlink r:id="rId34" w:history="1">
-          <w:r>
-            <w:rPr>
-              <w:rStyle w:val="Hyperlink"/>
-            </w:rPr>
-            <w:t>nd Sciences</w:t>
-          </w:r>
-        </w:hyperlink>
-      </w:r>
-      <w:r>
-        <w:rPr>
-          <w:u w:val="single" w:color="0000ff"/>
-          <w:rFonts w:ascii="Charis SIL Regular" w:hAnsi="Charis SIL Regular" w:eastAsia="Charis SIL Regular"/>
-          <w:b w:val="0"/>
-          <w:i w:val="0"/>
-          <w:color w:val="000000"/>
-          <w:sz w:val="24"/>
-        </w:rPr>
-        <w:hyperlink r:id="rId34" w:history="1">
-          <w:r>
-            <w:rPr>
-              <w:rStyle w:val="Hyperlink"/>
-            </w:rPr>
-            <w:t>)</w:t>
-          </w:r>
-        </w:hyperlink>
-      </w:r>
-      <w:r>
-        <w:rPr>
-          <w:u w:val="single" w:color="0000ff"/>
-          <w:rFonts w:ascii="Charis SIL Regular" w:hAnsi="Charis SIL Regular" w:eastAsia="Charis SIL Regular"/>
-          <w:b w:val="0"/>
-          <w:i w:val="0"/>
-          <w:color w:val="000000"/>
-          <w:sz w:val="24"/>
-        </w:rPr>
-        <w:hyperlink r:id="rId34" w:history="1">
-          <w:r>
-            <w:rPr>
-              <w:rStyle w:val="Hyperlink"/>
-            </w:rPr>
-            <w:t>, which is hel</w:t>
-          </w:r>
-        </w:hyperlink>
-      </w:r>
-      <w:r>
-        <w:rPr>
-          <w:u w:val="single" w:color="0000ff"/>
-          <w:rFonts w:ascii="Charis SIL Regular" w:hAnsi="Charis SIL Regular" w:eastAsia="Charis SIL Regular"/>
-          <w:b w:val="0"/>
-          <w:i w:val="0"/>
-          <w:color w:val="000000"/>
-          <w:sz w:val="24"/>
-        </w:rPr>
-        <w:hyperlink r:id="rId34" w:history="1">
+        <w:hyperlink r:id="rId35" w:history="1">
           <w:r>
             <w:rPr>
               <w:rStyle w:val="Hyperlink"/>
@@ -5520,7 +5517,7 @@
           <w:color w:val="000000"/>
           <w:sz w:val="24"/>
         </w:rPr>
-        <w:hyperlink r:id="rId34" w:history="1">
+        <w:hyperlink r:id="rId35" w:history="1">
           <w:r>
             <w:rPr>
               <w:rStyle w:val="Hyperlink"/>
@@ -5538,7 +5535,7 @@
           <w:color w:val="000000"/>
           <w:sz w:val="24"/>
         </w:rPr>
-        <w:hyperlink r:id="rId34" w:history="1">
+        <w:hyperlink r:id="rId35" w:history="1">
           <w:r>
             <w:rPr>
               <w:rStyle w:val="Hyperlink"/>
@@ -5556,7 +5553,7 @@
           <w:color w:val="000000"/>
           <w:sz w:val="24"/>
         </w:rPr>
-        <w:hyperlink r:id="rId34" w:history="1">
+        <w:hyperlink r:id="rId35" w:history="1">
           <w:r>
             <w:rPr>
               <w:rStyle w:val="Hyperlink"/>
@@ -5574,7 +5571,7 @@
           <w:color w:val="000000"/>
           <w:sz w:val="24"/>
         </w:rPr>
-        <w:hyperlink r:id="rId34" w:history="1">
+        <w:hyperlink r:id="rId35" w:history="1">
           <w:r>
             <w:rPr>
               <w:rStyle w:val="Hyperlink"/>
@@ -5672,7 +5669,7 @@
           <w:sz w:val="24"/>
           <w:u w:val="single"/>
         </w:rPr>
-        <w:hyperlink r:id="rId35" w:history="1">
+        <w:hyperlink r:id="rId36" w:history="1">
           <w:r>
             <w:rPr>
               <w:rStyle w:val="Hyperlink"/>
@@ -5700,7 +5697,7 @@
           <w:sz w:val="24"/>
           <w:u w:val="single"/>
         </w:rPr>
-        <w:hyperlink r:id="rId36" w:history="1">
+        <w:hyperlink r:id="rId37" w:history="1">
           <w:r>
             <w:rPr>
               <w:rStyle w:val="Hyperlink"/>
@@ -5729,7 +5726,7 @@
           <w:sz w:val="24"/>
           <w:u w:val="single"/>
         </w:rPr>
-        <w:hyperlink r:id="rId36" w:history="1">
+        <w:hyperlink r:id="rId37" w:history="1">
           <w:r>
             <w:rPr>
               <w:rStyle w:val="Hyperlink"/>
@@ -5758,7 +5755,7 @@
           <w:sz w:val="24"/>
           <w:u w:val="single"/>
         </w:rPr>
-        <w:hyperlink r:id="rId36" w:history="1">
+        <w:hyperlink r:id="rId37" w:history="1">
           <w:r>
             <w:rPr>
               <w:rStyle w:val="Hyperlink"/>
@@ -5805,7 +5802,7 @@
           <w:sz w:val="24"/>
           <w:u w:val="single"/>
         </w:rPr>
-        <w:hyperlink r:id="rId36" w:history="1">
+        <w:hyperlink r:id="rId37" w:history="1">
           <w:r>
             <w:rPr>
               <w:rStyle w:val="Hyperlink"/>
@@ -5833,7 +5830,7 @@
           <w:sz w:val="24"/>
           <w:u w:val="single"/>
         </w:rPr>
-        <w:hyperlink r:id="rId37" w:history="1">
+        <w:hyperlink r:id="rId38" w:history="1">
           <w:r>
             <w:rPr>
               <w:rStyle w:val="Hyperlink"/>
@@ -5862,7 +5859,7 @@
           <w:sz w:val="24"/>
           <w:u w:val="single"/>
         </w:rPr>
-        <w:hyperlink r:id="rId37" w:history="1">
+        <w:hyperlink r:id="rId38" w:history="1">
           <w:r>
             <w:rPr>
               <w:rStyle w:val="Hyperlink"/>
@@ -5891,7 +5888,7 @@
           <w:sz w:val="24"/>
           <w:u w:val="single"/>
         </w:rPr>
-        <w:hyperlink r:id="rId37" w:history="1">
+        <w:hyperlink r:id="rId38" w:history="1">
           <w:r>
             <w:rPr>
               <w:rStyle w:val="Hyperlink"/>
@@ -5920,7 +5917,7 @@
           <w:sz w:val="24"/>
           <w:u w:val="single"/>
         </w:rPr>
-        <w:hyperlink r:id="rId37" w:history="1">
+        <w:hyperlink r:id="rId38" w:history="1">
           <w:r>
             <w:rPr>
               <w:rStyle w:val="Hyperlink"/>
@@ -5941,6 +5938,7 @@
       </w:r>
       <w:r>
         <w:rPr>
+          <w:u w:val="single" w:color="0000ff"/>
           <w:rFonts w:ascii="Charis SIL Regular" w:hAnsi="Charis SIL Regular" w:eastAsia="Charis SIL Regular"/>
           <w:b w:val="0"/>
           <w:i w:val="0"/>
@@ -5958,7 +5956,7 @@
           <w:sz w:val="24"/>
           <w:u w:val="single"/>
         </w:rPr>
-        <w:hyperlink r:id="rId38" w:history="1">
+        <w:hyperlink r:id="rId39" w:history="1">
           <w:r>
             <w:rPr>
               <w:rStyle w:val="Hyperlink"/>
@@ -5969,6 +5967,16 @@
       </w:r>
       <w:r>
         <w:rPr>
+          <w:rFonts w:ascii="Charis SIL Regular" w:hAnsi="Charis SIL Regular" w:eastAsia="Charis SIL Regular"/>
+          <w:b w:val="0"/>
+          <w:i w:val="0"/>
+          <w:color w:val="000000"/>
+          <w:sz w:val="24"/>
+        </w:rPr>
+        <w:t xml:space="preserve"> contains information</w:t>
+      </w:r>
+      <w:r>
+        <w:rPr>
           <w:u w:val="single" w:color="0000ff"/>
           <w:rFonts w:ascii="Charis SIL Regular" w:hAnsi="Charis SIL Regular" w:eastAsia="Charis SIL Regular"/>
           <w:b w:val="0"/>
@@ -5976,35 +5984,7 @@
           <w:color w:val="000000"/>
           <w:sz w:val="24"/>
         </w:rPr>
-        <w:hyperlink r:id="rId36" w:history="1">
-          <w:r>
-            <w:rPr>
-              <w:rStyle w:val="Hyperlink"/>
-            </w:rPr>
-            <w:t xml:space="preserve"> co</w:t>
-          </w:r>
-        </w:hyperlink>
-      </w:r>
-      <w:r>
-        <w:rPr>
-          <w:rFonts w:ascii="Charis SIL Regular" w:hAnsi="Charis SIL Regular" w:eastAsia="Charis SIL Regular"/>
-          <w:b w:val="0"/>
-          <w:i w:val="0"/>
-          <w:color w:val="000000"/>
-          <w:sz w:val="24"/>
-        </w:rPr>
-        <w:t>ntains information</w:t>
-      </w:r>
-      <w:r>
-        <w:rPr>
-          <w:u w:val="single" w:color="0000ff"/>
-          <w:rFonts w:ascii="Charis SIL Regular" w:hAnsi="Charis SIL Regular" w:eastAsia="Charis SIL Regular"/>
-          <w:b w:val="0"/>
-          <w:i w:val="0"/>
-          <w:color w:val="000000"/>
-          <w:sz w:val="24"/>
-        </w:rPr>
-        <w:hyperlink r:id="rId37" w:history="1">
+        <w:hyperlink r:id="rId38" w:history="1">
           <w:r>
             <w:rPr>
               <w:rStyle w:val="Hyperlink"/>
@@ -6033,7 +6013,7 @@
           <w:color w:val="000000"/>
           <w:sz w:val="24"/>
         </w:rPr>
-        <w:hyperlink r:id="rId37" w:history="1">
+        <w:hyperlink r:id="rId38" w:history="1">
           <w:r>
             <w:rPr>
               <w:rStyle w:val="Hyperlink"/>
@@ -6051,7 +6031,7 @@
           <w:color w:val="000000"/>
           <w:sz w:val="24"/>
         </w:rPr>
-        <w:hyperlink r:id="rId37" w:history="1">
+        <w:hyperlink r:id="rId38" w:history="1">
           <w:r>
             <w:rPr>
               <w:rStyle w:val="Hyperlink"/>
@@ -6069,7 +6049,7 @@
           <w:color w:val="000000"/>
           <w:sz w:val="24"/>
         </w:rPr>
-        <w:hyperlink r:id="rId37" w:history="1">
+        <w:hyperlink r:id="rId38" w:history="1">
           <w:r>
             <w:rPr>
               <w:rStyle w:val="Hyperlink"/>
@@ -6087,7 +6067,7 @@
           <w:color w:val="000000"/>
           <w:sz w:val="24"/>
         </w:rPr>
-        <w:hyperlink r:id="rId37" w:history="1">
+        <w:hyperlink r:id="rId38" w:history="1">
           <w:r>
             <w:rPr>
               <w:rStyle w:val="Hyperlink"/>
@@ -6105,7 +6085,7 @@
           <w:color w:val="000000"/>
           <w:sz w:val="24"/>
         </w:rPr>
-        <w:hyperlink r:id="rId37" w:history="1">
+        <w:hyperlink r:id="rId38" w:history="1">
           <w:r>
             <w:rPr>
               <w:rStyle w:val="Hyperlink"/>
@@ -6154,7 +6134,7 @@
           <w:color w:val="000000"/>
           <w:sz w:val="24"/>
         </w:rPr>
-        <w:hyperlink r:id="rId38" w:history="1">
+        <w:hyperlink r:id="rId39" w:history="1">
           <w:r>
             <w:rPr>
               <w:rStyle w:val="Hyperlink"/>

--- a/EXPORTS/DOCX/published/niveau1/English/Sources.docx
+++ b/EXPORTS/DOCX/published/niveau1/English/Sources.docx
@@ -1238,65 +1238,7 @@
           <w:color w:val="000000"/>
           <w:sz w:val="24"/>
         </w:rPr>
-        <w:t>. These archiv</w:t>
-      </w:r>
-      <w:r>
-        <w:rPr>
-          <w:u w:val="single" w:color="0000ff"/>
-          <w:rFonts w:ascii="Charis SIL Regular" w:hAnsi="Charis SIL Regular" w:eastAsia="Charis SIL Regular"/>
-          <w:b w:val="0"/>
-          <w:i w:val="0"/>
-          <w:color w:val="000000"/>
-          <w:sz w:val="24"/>
-        </w:rPr>
-        <w:hyperlink r:id="rId15" w:history="1">
-          <w:r>
-            <w:rPr>
-              <w:rStyle w:val="Hyperlink"/>
-            </w:rPr>
-            <w:t>es are</w:t>
-          </w:r>
-        </w:hyperlink>
-      </w:r>
-      <w:r>
-        <w:rPr>
-          <w:u w:val="single" w:color="0000ff"/>
-          <w:rFonts w:ascii="Charis SIL Regular" w:hAnsi="Charis SIL Regular" w:eastAsia="Charis SIL Regular"/>
-          <w:b w:val="0"/>
-          <w:i w:val="0"/>
-          <w:color w:val="000000"/>
-          <w:sz w:val="24"/>
-        </w:rPr>
-        <w:t xml:space="preserve"> </w:t>
-      </w:r>
-      <w:r>
-        <w:rPr>
-          <w:u w:val="single" w:color="0000ff"/>
-          <w:rFonts w:ascii="Charis SIL Regular" w:hAnsi="Charis SIL Regular" w:eastAsia="Charis SIL Regular"/>
-          <w:b w:val="0"/>
-          <w:i w:val="0"/>
-          <w:color w:val="000000"/>
-          <w:sz w:val="24"/>
-        </w:rPr>
-        <w:hyperlink r:id="rId15" w:history="1">
-          <w:r>
-            <w:rPr>
-              <w:rStyle w:val="Hyperlink"/>
-            </w:rPr>
-            <w:t xml:space="preserve">now part of </w:t>
-          </w:r>
-        </w:hyperlink>
-      </w:r>
-      <w:r>
-        <w:rPr>
-          <w:u w:val="single" w:color="0000ff"/>
-          <w:rFonts w:ascii="Charis SIL Regular" w:hAnsi="Charis SIL Regular" w:eastAsia="Charis SIL Regular"/>
-          <w:b w:val="0"/>
-          <w:i w:val="0"/>
-          <w:color w:val="000000"/>
-          <w:sz w:val="24"/>
-        </w:rPr>
-        <w:t xml:space="preserve">the </w:t>
+        <w:t xml:space="preserve">. These archives are now part of the </w:t>
       </w:r>
       <w:r>
         <w:rPr>
@@ -1372,7 +1314,7 @@
           <w:sz w:val="24"/>
           <w:u w:val="single"/>
         </w:rPr>
-        <w:hyperlink r:id="rId15" w:history="1">
+        <w:hyperlink r:id="rId16" w:history="1">
           <w:r>
             <w:rPr>
               <w:rStyle w:val="Hyperlink"/>
@@ -2001,13 +1943,22 @@
             <w:rPr>
               <w:rStyle w:val="Hyperlink"/>
             </w:rPr>
-            <w:t xml:space="preserve"> files </w:t>
+            <w:t xml:space="preserve"> files</w:t>
           </w:r>
         </w:hyperlink>
       </w:r>
       <w:r>
         <w:rPr>
-          <w:u w:val="single" w:color="0000ff"/>
+          <w:rFonts w:ascii="Charis SIL Regular" w:hAnsi="Charis SIL Regular" w:eastAsia="Charis SIL Regular"/>
+          <w:b w:val="0"/>
+          <w:i w:val="0"/>
+          <w:color w:val="000000"/>
+          <w:sz w:val="24"/>
+        </w:rPr>
+        <w:t xml:space="preserve"> </w:t>
+      </w:r>
+      <w:r>
+        <w:rPr>
           <w:rFonts w:ascii="Charis SIL Regular" w:hAnsi="Charis SIL Regular" w:eastAsia="Charis SIL Regular"/>
           <w:b w:val="0"/>
           <w:i w:val="0"/>
@@ -2048,19 +1999,9 @@
             <w:rPr>
               <w:rStyle w:val="Hyperlink"/>
             </w:rPr>
-            <w:t>ervic</w:t>
+            <w:t xml:space="preserve">ervice </w:t>
           </w:r>
         </w:hyperlink>
-      </w:r>
-      <w:r>
-        <w:rPr>
-          <w:rFonts w:ascii="Charis SIL Regular" w:hAnsi="Charis SIL Regular" w:eastAsia="Charis SIL Regular"/>
-          <w:b w:val="0"/>
-          <w:i w:val="0"/>
-          <w:color w:val="000000"/>
-          <w:sz w:val="24"/>
-        </w:rPr>
-        <w:t xml:space="preserve">e </w:t>
       </w:r>
       <w:r>
         <w:rPr>
@@ -2443,7 +2384,7 @@
           <w:sz w:val="24"/>
           <w:u w:val="single"/>
         </w:rPr>
-        <w:hyperlink r:id="rId18" w:history="1">
+        <w:hyperlink r:id="rId19" w:history="1">
           <w:r>
             <w:rPr>
               <w:rStyle w:val="Hyperlink"/>
@@ -2472,7 +2413,7 @@
           <w:sz w:val="24"/>
           <w:u w:val="single"/>
         </w:rPr>
-        <w:hyperlink r:id="rId18" w:history="1">
+        <w:hyperlink r:id="rId19" w:history="1">
           <w:r>
             <w:rPr>
               <w:rStyle w:val="Hyperlink"/>
@@ -2490,7 +2431,7 @@
           <w:sz w:val="24"/>
           <w:u w:val="single"/>
         </w:rPr>
-        <w:hyperlink r:id="rId18" w:history="1">
+        <w:hyperlink r:id="rId19" w:history="1">
           <w:r>
             <w:rPr>
               <w:rStyle w:val="Hyperlink"/>
@@ -2508,7 +2449,7 @@
           <w:sz w:val="24"/>
           <w:u w:val="single"/>
         </w:rPr>
-        <w:hyperlink r:id="rId18" w:history="1">
+        <w:hyperlink r:id="rId19" w:history="1">
           <w:r>
             <w:rPr>
               <w:rStyle w:val="Hyperlink"/>
@@ -3480,7 +3421,7 @@
           <w:sz w:val="24"/>
           <w:u w:val="single"/>
         </w:rPr>
-        <w:hyperlink r:id="rId22" w:history="1">
+        <w:hyperlink r:id="rId24" w:history="1">
           <w:r>
             <w:rPr>
               <w:rStyle w:val="Hyperlink"/>
@@ -3498,7 +3439,7 @@
           <w:sz w:val="24"/>
           <w:u w:val="single"/>
         </w:rPr>
-        <w:hyperlink r:id="rId22" w:history="1">
+        <w:hyperlink r:id="rId24" w:history="1">
           <w:r>
             <w:rPr>
               <w:rStyle w:val="Hyperlink"/>
@@ -3545,7 +3486,7 @@
           <w:sz w:val="24"/>
           <w:u w:val="single"/>
         </w:rPr>
-        <w:hyperlink r:id="rId24" w:history="1">
+        <w:hyperlink r:id="rId22" w:history="1">
           <w:r>
             <w:rPr>
               <w:rStyle w:val="Hyperlink"/>
@@ -3600,7 +3541,6 @@
           <w:i w:val="0"/>
           <w:color w:val="0000FF"/>
           <w:sz w:val="24"/>
-          <w:u w:val="single"/>
         </w:rPr>
         <w:hyperlink r:id="rId25" w:history="1">
           <w:r>
@@ -3620,7 +3560,7 @@
           <w:sz w:val="24"/>
           <w:u w:val="single"/>
         </w:rPr>
-        <w:hyperlink r:id="rId25" w:history="1">
+        <w:hyperlink r:id="rId23" w:history="1">
           <w:r>
             <w:rPr>
               <w:rStyle w:val="Hyperlink"/>
@@ -3638,7 +3578,14 @@
           <w:color w:val="000000"/>
           <w:sz w:val="24"/>
         </w:rPr>
-        <w:t xml:space="preserve">. The </w:t>
+        <w:hyperlink r:id="rId23" w:history="1">
+          <w:r>
+            <w:rPr>
+              <w:rStyle w:val="Hyperlink"/>
+            </w:rPr>
+            <w:t xml:space="preserve">. The </w:t>
+          </w:r>
+        </w:hyperlink>
       </w:r>
       <w:r>
         <w:rPr>
@@ -3649,7 +3596,7 @@
           <w:sz w:val="24"/>
           <w:u w:val="single"/>
         </w:rPr>
-        <w:hyperlink r:id="rId26" w:history="1">
+        <w:hyperlink r:id="rId23" w:history="1">
           <w:r>
             <w:rPr>
               <w:rStyle w:val="Hyperlink"/>
@@ -3760,61 +3707,7 @@
           <w:color w:val="000000"/>
           <w:sz w:val="24"/>
         </w:rPr>
-        <w:t xml:space="preserve"> is the cu</w:t>
-      </w:r>
-      <w:r>
-        <w:rPr>
-          <w:u w:val="single" w:color="0000ff"/>
-          <w:rFonts w:ascii="Charis SIL Regular" w:hAnsi="Charis SIL Regular" w:eastAsia="Charis SIL Regular"/>
-          <w:b w:val="0"/>
-          <w:i w:val="0"/>
-          <w:color w:val="000000"/>
-          <w:sz w:val="24"/>
-        </w:rPr>
-        <w:hyperlink r:id="rId24" w:history="1">
-          <w:r>
-            <w:rPr>
-              <w:rStyle w:val="Hyperlink"/>
-            </w:rPr>
-            <w:t xml:space="preserve">stodian </w:t>
-          </w:r>
-        </w:hyperlink>
-      </w:r>
-      <w:r>
-        <w:rPr>
-          <w:u w:val="single" w:color="0000ff"/>
-          <w:rFonts w:ascii="Charis SIL Regular" w:hAnsi="Charis SIL Regular" w:eastAsia="Charis SIL Regular"/>
-          <w:b w:val="0"/>
-          <w:i w:val="0"/>
-          <w:color w:val="000000"/>
-          <w:sz w:val="24"/>
-        </w:rPr>
-        <w:hyperlink r:id="rId24" w:history="1">
-          <w:r>
-            <w:rPr>
-              <w:rStyle w:val="Hyperlink"/>
-            </w:rPr>
-            <w:t>o</w:t>
-          </w:r>
-        </w:hyperlink>
-      </w:r>
-      <w:r>
-        <w:rPr>
-          <w:u w:val="single" w:color="0000ff"/>
-          <w:rFonts w:ascii="Charis SIL Regular" w:hAnsi="Charis SIL Regular" w:eastAsia="Charis SIL Regular"/>
-          <w:b w:val="0"/>
-          <w:i w:val="0"/>
-          <w:color w:val="000000"/>
-          <w:sz w:val="24"/>
-        </w:rPr>
-        <w:hyperlink r:id="rId24" w:history="1">
-          <w:r>
-            <w:rPr>
-              <w:rStyle w:val="Hyperlink"/>
-            </w:rPr>
-            <w:t xml:space="preserve">f the </w:t>
-          </w:r>
-        </w:hyperlink>
+        <w:t xml:space="preserve"> is the custodian of the </w:t>
       </w:r>
       <w:r>
         <w:rPr>
@@ -3841,6 +3734,7 @@
           <w:i w:val="0"/>
           <w:color w:val="0000FF"/>
           <w:sz w:val="24"/>
+          <w:u w:val="single"/>
         </w:rPr>
         <w:hyperlink r:id="rId27" w:history="1">
           <w:r>
@@ -5477,7 +5371,61 @@
           <w:color w:val="000000"/>
           <w:sz w:val="24"/>
         </w:rPr>
-        <w:t>(Royal Batavian Society of Arts and Sciences), which is hel</w:t>
+        <w:t>(Royal Batavian Society of Arts a</w:t>
+      </w:r>
+      <w:r>
+        <w:rPr>
+          <w:u w:val="single" w:color="0000ff"/>
+          <w:rFonts w:ascii="Charis SIL Regular" w:hAnsi="Charis SIL Regular" w:eastAsia="Charis SIL Regular"/>
+          <w:b w:val="0"/>
+          <w:i w:val="0"/>
+          <w:color w:val="000000"/>
+          <w:sz w:val="24"/>
+        </w:rPr>
+        <w:hyperlink r:id="rId35" w:history="1">
+          <w:r>
+            <w:rPr>
+              <w:rStyle w:val="Hyperlink"/>
+            </w:rPr>
+            <w:t>nd Sciences</w:t>
+          </w:r>
+        </w:hyperlink>
+      </w:r>
+      <w:r>
+        <w:rPr>
+          <w:u w:val="single" w:color="0000ff"/>
+          <w:rFonts w:ascii="Charis SIL Regular" w:hAnsi="Charis SIL Regular" w:eastAsia="Charis SIL Regular"/>
+          <w:b w:val="0"/>
+          <w:i w:val="0"/>
+          <w:color w:val="000000"/>
+          <w:sz w:val="24"/>
+        </w:rPr>
+        <w:hyperlink r:id="rId35" w:history="1">
+          <w:r>
+            <w:rPr>
+              <w:rStyle w:val="Hyperlink"/>
+            </w:rPr>
+            <w:t>)</w:t>
+          </w:r>
+        </w:hyperlink>
+      </w:r>
+      <w:r>
+        <w:rPr>
+          <w:u w:val="single" w:color="0000ff"/>
+          <w:rFonts w:ascii="Charis SIL Regular" w:hAnsi="Charis SIL Regular" w:eastAsia="Charis SIL Regular"/>
+          <w:b w:val="0"/>
+          <w:i w:val="0"/>
+          <w:color w:val="000000"/>
+          <w:sz w:val="24"/>
+        </w:rPr>
+        <w:hyperlink r:id="rId35" w:history="1">
+          <w:r>
+            <w:rPr>
+              <w:rStyle w:val="Hyperlink"/>
+            </w:rPr>
+            <w:t>, which is hel</w:t>
+          </w:r>
+        </w:hyperlink>
       </w:r>
       <w:r>
         <w:rPr>
@@ -5938,7 +5886,6 @@
       </w:r>
       <w:r>
         <w:rPr>
-          <w:u w:val="single" w:color="0000ff"/>
           <w:rFonts w:ascii="Charis SIL Regular" w:hAnsi="Charis SIL Regular" w:eastAsia="Charis SIL Regular"/>
           <w:b w:val="0"/>
           <w:i w:val="0"/>
@@ -5956,7 +5903,7 @@
           <w:sz w:val="24"/>
           <w:u w:val="single"/>
         </w:rPr>
-        <w:hyperlink r:id="rId39" w:history="1">
+        <w:hyperlink r:id="rId37" w:history="1">
           <w:r>
             <w:rPr>
               <w:rStyle w:val="Hyperlink"/>
@@ -5967,13 +5914,31 @@
       </w:r>
       <w:r>
         <w:rPr>
+          <w:u w:val="single" w:color="0000ff"/>
           <w:rFonts w:ascii="Charis SIL Regular" w:hAnsi="Charis SIL Regular" w:eastAsia="Charis SIL Regular"/>
           <w:b w:val="0"/>
           <w:i w:val="0"/>
           <w:color w:val="000000"/>
           <w:sz w:val="24"/>
         </w:rPr>
-        <w:t xml:space="preserve"> contains information</w:t>
+        <w:hyperlink r:id="rId37" w:history="1">
+          <w:r>
+            <w:rPr>
+              <w:rStyle w:val="Hyperlink"/>
+            </w:rPr>
+            <w:t xml:space="preserve"> co</w:t>
+          </w:r>
+        </w:hyperlink>
+      </w:r>
+      <w:r>
+        <w:rPr>
+          <w:rFonts w:ascii="Charis SIL Regular" w:hAnsi="Charis SIL Regular" w:eastAsia="Charis SIL Regular"/>
+          <w:b w:val="0"/>
+          <w:i w:val="0"/>
+          <w:color w:val="000000"/>
+          <w:sz w:val="24"/>
+        </w:rPr>
+        <w:t>ntains information</w:t>
       </w:r>
       <w:r>
         <w:rPr>

--- a/EXPORTS/DOCX/published/niveau1/English/Sources.docx
+++ b/EXPORTS/DOCX/published/niveau1/English/Sources.docx
@@ -1238,7 +1238,36 @@
           <w:color w:val="000000"/>
           <w:sz w:val="24"/>
         </w:rPr>
-        <w:t xml:space="preserve">. These archives are now part of the </w:t>
+        <w:t>. These archiv</w:t>
+      </w:r>
+      <w:r>
+        <w:rPr>
+          <w:u w:val="single" w:color="0000ff"/>
+          <w:rFonts w:ascii="Charis SIL Regular" w:hAnsi="Charis SIL Regular" w:eastAsia="Charis SIL Regular"/>
+          <w:b w:val="0"/>
+          <w:i w:val="0"/>
+          <w:color w:val="000000"/>
+          <w:sz w:val="24"/>
+        </w:rPr>
+        <w:hyperlink r:id="rId15" w:history="1">
+          <w:r>
+            <w:rPr>
+              <w:rStyle w:val="Hyperlink"/>
+            </w:rPr>
+            <w:t>es are</w:t>
+          </w:r>
+        </w:hyperlink>
+      </w:r>
+      <w:r>
+        <w:rPr>
+          <w:u w:val="single" w:color="0000ff"/>
+          <w:rFonts w:ascii="Charis SIL Regular" w:hAnsi="Charis SIL Regular" w:eastAsia="Charis SIL Regular"/>
+          <w:b w:val="0"/>
+          <w:i w:val="0"/>
+          <w:color w:val="000000"/>
+          <w:sz w:val="24"/>
+        </w:rPr>
+        <w:t xml:space="preserve"> now part of the </w:t>
       </w:r>
       <w:r>
         <w:rPr>
@@ -1294,7 +1323,6 @@
           <w:i w:val="0"/>
           <w:color w:val="0000FF"/>
           <w:sz w:val="24"/>
-          <w:u w:val="single"/>
         </w:rPr>
         <w:hyperlink r:id="rId16" w:history="1">
           <w:r>
@@ -1943,22 +1971,13 @@
             <w:rPr>
               <w:rStyle w:val="Hyperlink"/>
             </w:rPr>
-            <w:t xml:space="preserve"> files</w:t>
+            <w:t xml:space="preserve"> files </w:t>
           </w:r>
         </w:hyperlink>
       </w:r>
       <w:r>
         <w:rPr>
-          <w:rFonts w:ascii="Charis SIL Regular" w:hAnsi="Charis SIL Regular" w:eastAsia="Charis SIL Regular"/>
-          <w:b w:val="0"/>
-          <w:i w:val="0"/>
-          <w:color w:val="000000"/>
-          <w:sz w:val="24"/>
-        </w:rPr>
-        <w:t xml:space="preserve"> </w:t>
-      </w:r>
-      <w:r>
-        <w:rPr>
+          <w:u w:val="single" w:color="0000ff"/>
           <w:rFonts w:ascii="Charis SIL Regular" w:hAnsi="Charis SIL Regular" w:eastAsia="Charis SIL Regular"/>
           <w:b w:val="0"/>
           <w:i w:val="0"/>
@@ -1999,9 +2018,19 @@
             <w:rPr>
               <w:rStyle w:val="Hyperlink"/>
             </w:rPr>
-            <w:t xml:space="preserve">ervice </w:t>
+            <w:t>ervic</w:t>
           </w:r>
         </w:hyperlink>
+      </w:r>
+      <w:r>
+        <w:rPr>
+          <w:rFonts w:ascii="Charis SIL Regular" w:hAnsi="Charis SIL Regular" w:eastAsia="Charis SIL Regular"/>
+          <w:b w:val="0"/>
+          <w:i w:val="0"/>
+          <w:color w:val="000000"/>
+          <w:sz w:val="24"/>
+        </w:rPr>
+        <w:t xml:space="preserve">e </w:t>
       </w:r>
       <w:r>
         <w:rPr>
@@ -2384,7 +2413,7 @@
           <w:sz w:val="24"/>
           <w:u w:val="single"/>
         </w:rPr>
-        <w:hyperlink r:id="rId19" w:history="1">
+        <w:hyperlink r:id="rId18" w:history="1">
           <w:r>
             <w:rPr>
               <w:rStyle w:val="Hyperlink"/>
@@ -2413,7 +2442,7 @@
           <w:sz w:val="24"/>
           <w:u w:val="single"/>
         </w:rPr>
-        <w:hyperlink r:id="rId19" w:history="1">
+        <w:hyperlink r:id="rId18" w:history="1">
           <w:r>
             <w:rPr>
               <w:rStyle w:val="Hyperlink"/>
@@ -2431,7 +2460,7 @@
           <w:sz w:val="24"/>
           <w:u w:val="single"/>
         </w:rPr>
-        <w:hyperlink r:id="rId19" w:history="1">
+        <w:hyperlink r:id="rId18" w:history="1">
           <w:r>
             <w:rPr>
               <w:rStyle w:val="Hyperlink"/>
@@ -2449,7 +2478,7 @@
           <w:sz w:val="24"/>
           <w:u w:val="single"/>
         </w:rPr>
-        <w:hyperlink r:id="rId19" w:history="1">
+        <w:hyperlink r:id="rId18" w:history="1">
           <w:r>
             <w:rPr>
               <w:rStyle w:val="Hyperlink"/>
@@ -3457,7 +3486,7 @@
           <w:sz w:val="24"/>
           <w:u w:val="single"/>
         </w:rPr>
-        <w:hyperlink r:id="rId22" w:history="1">
+        <w:hyperlink r:id="rId24" w:history="1">
           <w:r>
             <w:rPr>
               <w:rStyle w:val="Hyperlink"/>
@@ -3486,7 +3515,7 @@
           <w:sz w:val="24"/>
           <w:u w:val="single"/>
         </w:rPr>
-        <w:hyperlink r:id="rId22" w:history="1">
+        <w:hyperlink r:id="rId24" w:history="1">
           <w:r>
             <w:rPr>
               <w:rStyle w:val="Hyperlink"/>
@@ -5886,6 +5915,7 @@
       </w:r>
       <w:r>
         <w:rPr>
+          <w:u w:val="single" w:color="0000ff"/>
           <w:rFonts w:ascii="Charis SIL Regular" w:hAnsi="Charis SIL Regular" w:eastAsia="Charis SIL Regular"/>
           <w:b w:val="0"/>
           <w:i w:val="0"/>
@@ -5903,7 +5933,7 @@
           <w:sz w:val="24"/>
           <w:u w:val="single"/>
         </w:rPr>
-        <w:hyperlink r:id="rId37" w:history="1">
+        <w:hyperlink r:id="rId39" w:history="1">
           <w:r>
             <w:rPr>
               <w:rStyle w:val="Hyperlink"/>

--- a/EXPORTS/DOCX/published/niveau1/English/Sources.docx
+++ b/EXPORTS/DOCX/published/niveau1/English/Sources.docx
@@ -1267,7 +1267,61 @@
           <w:color w:val="000000"/>
           <w:sz w:val="24"/>
         </w:rPr>
-        <w:t xml:space="preserve"> now part of the </w:t>
+        <w:t xml:space="preserve"> </w:t>
+      </w:r>
+      <w:r>
+        <w:rPr>
+          <w:u w:val="single" w:color="0000ff"/>
+          <w:rFonts w:ascii="Charis SIL Regular" w:hAnsi="Charis SIL Regular" w:eastAsia="Charis SIL Regular"/>
+          <w:b w:val="0"/>
+          <w:i w:val="0"/>
+          <w:color w:val="000000"/>
+          <w:sz w:val="24"/>
+        </w:rPr>
+        <w:hyperlink r:id="rId15" w:history="1">
+          <w:r>
+            <w:rPr>
+              <w:rStyle w:val="Hyperlink"/>
+            </w:rPr>
+            <w:t xml:space="preserve">now part of </w:t>
+          </w:r>
+        </w:hyperlink>
+      </w:r>
+      <w:r>
+        <w:rPr>
+          <w:u w:val="single" w:color="0000ff"/>
+          <w:rFonts w:ascii="Charis SIL Regular" w:hAnsi="Charis SIL Regular" w:eastAsia="Charis SIL Regular"/>
+          <w:b w:val="0"/>
+          <w:i w:val="0"/>
+          <w:color w:val="000000"/>
+          <w:sz w:val="24"/>
+        </w:rPr>
+        <w:hyperlink r:id="rId15" w:history="1">
+          <w:r>
+            <w:rPr>
+              <w:rStyle w:val="Hyperlink"/>
+            </w:rPr>
+            <w:t>t</w:t>
+          </w:r>
+        </w:hyperlink>
+      </w:r>
+      <w:r>
+        <w:rPr>
+          <w:u w:val="single" w:color="0000ff"/>
+          <w:rFonts w:ascii="Charis SIL Regular" w:hAnsi="Charis SIL Regular" w:eastAsia="Charis SIL Regular"/>
+          <w:b w:val="0"/>
+          <w:i w:val="0"/>
+          <w:color w:val="000000"/>
+          <w:sz w:val="24"/>
+        </w:rPr>
+        <w:hyperlink r:id="rId15" w:history="1">
+          <w:r>
+            <w:rPr>
+              <w:rStyle w:val="Hyperlink"/>
+            </w:rPr>
+            <w:t xml:space="preserve">he </w:t>
+          </w:r>
+        </w:hyperlink>
       </w:r>
       <w:r>
         <w:rPr>
@@ -1323,6 +1377,7 @@
           <w:i w:val="0"/>
           <w:color w:val="0000FF"/>
           <w:sz w:val="24"/>
+          <w:u w:val="single"/>
         </w:rPr>
         <w:hyperlink r:id="rId16" w:history="1">
           <w:r>
@@ -1865,61 +1920,7 @@
           <w:color w:val="000000"/>
           <w:sz w:val="24"/>
         </w:rPr>
-        <w:t>. They also provide an online search</w:t>
-      </w:r>
-      <w:r>
-        <w:rPr>
-          <w:u w:val="single" w:color="0000ff"/>
-          <w:rFonts w:ascii="Charis SIL Regular" w:hAnsi="Charis SIL Regular" w:eastAsia="Charis SIL Regular"/>
-          <w:b w:val="0"/>
-          <w:i w:val="0"/>
-          <w:color w:val="000000"/>
-          <w:sz w:val="24"/>
-        </w:rPr>
-        <w:hyperlink r:id="rId17" w:history="1">
-          <w:r>
-            <w:rPr>
-              <w:rStyle w:val="Hyperlink"/>
-            </w:rPr>
-            <w:t xml:space="preserve"> functi</w:t>
-          </w:r>
-        </w:hyperlink>
-      </w:r>
-      <w:r>
-        <w:rPr>
-          <w:u w:val="single" w:color="0000ff"/>
-          <w:rFonts w:ascii="Charis SIL Regular" w:hAnsi="Charis SIL Regular" w:eastAsia="Charis SIL Regular"/>
-          <w:b w:val="0"/>
-          <w:i w:val="0"/>
-          <w:color w:val="000000"/>
-          <w:sz w:val="24"/>
-        </w:rPr>
-        <w:hyperlink r:id="rId17" w:history="1">
-          <w:r>
-            <w:rPr>
-              <w:rStyle w:val="Hyperlink"/>
-            </w:rPr>
-            <w:t>on f</w:t>
-          </w:r>
-        </w:hyperlink>
-      </w:r>
-      <w:r>
-        <w:rPr>
-          <w:u w:val="single" w:color="0000ff"/>
-          <w:rFonts w:ascii="Charis SIL Regular" w:hAnsi="Charis SIL Regular" w:eastAsia="Charis SIL Regular"/>
-          <w:b w:val="0"/>
-          <w:i w:val="0"/>
-          <w:color w:val="000000"/>
-          <w:sz w:val="24"/>
-        </w:rPr>
-        <w:hyperlink r:id="rId17" w:history="1">
-          <w:r>
-            <w:rPr>
-              <w:rStyle w:val="Hyperlink"/>
-            </w:rPr>
-            <w:t>or t</w:t>
-          </w:r>
-        </w:hyperlink>
+        <w:t>. They also provide an online search function for t</w:t>
       </w:r>
       <w:r>
         <w:rPr>
@@ -1971,13 +1972,22 @@
             <w:rPr>
               <w:rStyle w:val="Hyperlink"/>
             </w:rPr>
-            <w:t xml:space="preserve"> files </w:t>
+            <w:t xml:space="preserve"> files</w:t>
           </w:r>
         </w:hyperlink>
       </w:r>
       <w:r>
         <w:rPr>
-          <w:u w:val="single" w:color="0000ff"/>
+          <w:rFonts w:ascii="Charis SIL Regular" w:hAnsi="Charis SIL Regular" w:eastAsia="Charis SIL Regular"/>
+          <w:b w:val="0"/>
+          <w:i w:val="0"/>
+          <w:color w:val="000000"/>
+          <w:sz w:val="24"/>
+        </w:rPr>
+        <w:t xml:space="preserve"> </w:t>
+      </w:r>
+      <w:r>
+        <w:rPr>
           <w:rFonts w:ascii="Charis SIL Regular" w:hAnsi="Charis SIL Regular" w:eastAsia="Charis SIL Regular"/>
           <w:b w:val="0"/>
           <w:i w:val="0"/>
@@ -2018,19 +2028,9 @@
             <w:rPr>
               <w:rStyle w:val="Hyperlink"/>
             </w:rPr>
-            <w:t>ervic</w:t>
+            <w:t xml:space="preserve">ervice </w:t>
           </w:r>
         </w:hyperlink>
-      </w:r>
-      <w:r>
-        <w:rPr>
-          <w:rFonts w:ascii="Charis SIL Regular" w:hAnsi="Charis SIL Regular" w:eastAsia="Charis SIL Regular"/>
-          <w:b w:val="0"/>
-          <w:i w:val="0"/>
-          <w:color w:val="000000"/>
-          <w:sz w:val="24"/>
-        </w:rPr>
-        <w:t xml:space="preserve">e </w:t>
       </w:r>
       <w:r>
         <w:rPr>
@@ -2413,7 +2413,7 @@
           <w:sz w:val="24"/>
           <w:u w:val="single"/>
         </w:rPr>
-        <w:hyperlink r:id="rId18" w:history="1">
+        <w:hyperlink r:id="rId19" w:history="1">
           <w:r>
             <w:rPr>
               <w:rStyle w:val="Hyperlink"/>
@@ -2442,7 +2442,7 @@
           <w:sz w:val="24"/>
           <w:u w:val="single"/>
         </w:rPr>
-        <w:hyperlink r:id="rId18" w:history="1">
+        <w:hyperlink r:id="rId19" w:history="1">
           <w:r>
             <w:rPr>
               <w:rStyle w:val="Hyperlink"/>
@@ -2460,7 +2460,7 @@
           <w:sz w:val="24"/>
           <w:u w:val="single"/>
         </w:rPr>
-        <w:hyperlink r:id="rId18" w:history="1">
+        <w:hyperlink r:id="rId19" w:history="1">
           <w:r>
             <w:rPr>
               <w:rStyle w:val="Hyperlink"/>
@@ -2478,7 +2478,7 @@
           <w:sz w:val="24"/>
           <w:u w:val="single"/>
         </w:rPr>
-        <w:hyperlink r:id="rId18" w:history="1">
+        <w:hyperlink r:id="rId19" w:history="1">
           <w:r>
             <w:rPr>
               <w:rStyle w:val="Hyperlink"/>
@@ -3450,7 +3450,7 @@
           <w:sz w:val="24"/>
           <w:u w:val="single"/>
         </w:rPr>
-        <w:hyperlink r:id="rId24" w:history="1">
+        <w:hyperlink r:id="rId22" w:history="1">
           <w:r>
             <w:rPr>
               <w:rStyle w:val="Hyperlink"/>
@@ -3468,7 +3468,7 @@
           <w:sz w:val="24"/>
           <w:u w:val="single"/>
         </w:rPr>
-        <w:hyperlink r:id="rId24" w:history="1">
+        <w:hyperlink r:id="rId22" w:history="1">
           <w:r>
             <w:rPr>
               <w:rStyle w:val="Hyperlink"/>
@@ -3486,7 +3486,7 @@
           <w:sz w:val="24"/>
           <w:u w:val="single"/>
         </w:rPr>
-        <w:hyperlink r:id="rId24" w:history="1">
+        <w:hyperlink r:id="rId22" w:history="1">
           <w:r>
             <w:rPr>
               <w:rStyle w:val="Hyperlink"/>
@@ -3570,6 +3570,7 @@
           <w:i w:val="0"/>
           <w:color w:val="0000FF"/>
           <w:sz w:val="24"/>
+          <w:u w:val="single"/>
         </w:rPr>
         <w:hyperlink r:id="rId25" w:history="1">
           <w:r>
@@ -3589,7 +3590,7 @@
           <w:sz w:val="24"/>
           <w:u w:val="single"/>
         </w:rPr>
-        <w:hyperlink r:id="rId23" w:history="1">
+        <w:hyperlink r:id="rId25" w:history="1">
           <w:r>
             <w:rPr>
               <w:rStyle w:val="Hyperlink"/>
@@ -3607,14 +3608,7 @@
           <w:color w:val="000000"/>
           <w:sz w:val="24"/>
         </w:rPr>
-        <w:hyperlink r:id="rId23" w:history="1">
-          <w:r>
-            <w:rPr>
-              <w:rStyle w:val="Hyperlink"/>
-            </w:rPr>
-            <w:t xml:space="preserve">. The </w:t>
-          </w:r>
-        </w:hyperlink>
+        <w:t xml:space="preserve">. The </w:t>
       </w:r>
       <w:r>
         <w:rPr>
@@ -3625,7 +3619,7 @@
           <w:sz w:val="24"/>
           <w:u w:val="single"/>
         </w:rPr>
-        <w:hyperlink r:id="rId23" w:history="1">
+        <w:hyperlink r:id="rId26" w:history="1">
           <w:r>
             <w:rPr>
               <w:rStyle w:val="Hyperlink"/>
@@ -3736,7 +3730,61 @@
           <w:color w:val="000000"/>
           <w:sz w:val="24"/>
         </w:rPr>
-        <w:t xml:space="preserve"> is the custodian of the </w:t>
+        <w:t xml:space="preserve"> is the cu</w:t>
+      </w:r>
+      <w:r>
+        <w:rPr>
+          <w:u w:val="single" w:color="0000ff"/>
+          <w:rFonts w:ascii="Charis SIL Regular" w:hAnsi="Charis SIL Regular" w:eastAsia="Charis SIL Regular"/>
+          <w:b w:val="0"/>
+          <w:i w:val="0"/>
+          <w:color w:val="000000"/>
+          <w:sz w:val="24"/>
+        </w:rPr>
+        <w:hyperlink r:id="rId24" w:history="1">
+          <w:r>
+            <w:rPr>
+              <w:rStyle w:val="Hyperlink"/>
+            </w:rPr>
+            <w:t xml:space="preserve">stodian </w:t>
+          </w:r>
+        </w:hyperlink>
+      </w:r>
+      <w:r>
+        <w:rPr>
+          <w:u w:val="single" w:color="0000ff"/>
+          <w:rFonts w:ascii="Charis SIL Regular" w:hAnsi="Charis SIL Regular" w:eastAsia="Charis SIL Regular"/>
+          <w:b w:val="0"/>
+          <w:i w:val="0"/>
+          <w:color w:val="000000"/>
+          <w:sz w:val="24"/>
+        </w:rPr>
+        <w:hyperlink r:id="rId24" w:history="1">
+          <w:r>
+            <w:rPr>
+              <w:rStyle w:val="Hyperlink"/>
+            </w:rPr>
+            <w:t>o</w:t>
+          </w:r>
+        </w:hyperlink>
+      </w:r>
+      <w:r>
+        <w:rPr>
+          <w:u w:val="single" w:color="0000ff"/>
+          <w:rFonts w:ascii="Charis SIL Regular" w:hAnsi="Charis SIL Regular" w:eastAsia="Charis SIL Regular"/>
+          <w:b w:val="0"/>
+          <w:i w:val="0"/>
+          <w:color w:val="000000"/>
+          <w:sz w:val="24"/>
+        </w:rPr>
+        <w:hyperlink r:id="rId24" w:history="1">
+          <w:r>
+            <w:rPr>
+              <w:rStyle w:val="Hyperlink"/>
+            </w:rPr>
+            <w:t xml:space="preserve">f the </w:t>
+          </w:r>
+        </w:hyperlink>
       </w:r>
       <w:r>
         <w:rPr>
@@ -3763,7 +3811,6 @@
           <w:i w:val="0"/>
           <w:color w:val="0000FF"/>
           <w:sz w:val="24"/>
-          <w:u w:val="single"/>
         </w:rPr>
         <w:hyperlink r:id="rId27" w:history="1">
           <w:r>
@@ -5915,7 +5962,6 @@
       </w:r>
       <w:r>
         <w:rPr>
-          <w:u w:val="single" w:color="0000ff"/>
           <w:rFonts w:ascii="Charis SIL Regular" w:hAnsi="Charis SIL Regular" w:eastAsia="Charis SIL Regular"/>
           <w:b w:val="0"/>
           <w:i w:val="0"/>
@@ -5933,7 +5979,7 @@
           <w:sz w:val="24"/>
           <w:u w:val="single"/>
         </w:rPr>
-        <w:hyperlink r:id="rId39" w:history="1">
+        <w:hyperlink r:id="rId37" w:history="1">
           <w:r>
             <w:rPr>
               <w:rStyle w:val="Hyperlink"/>

--- a/EXPORTS/DOCX/published/niveau1/English/Sources.docx
+++ b/EXPORTS/DOCX/published/niveau1/English/Sources.docx
@@ -1238,90 +1238,7 @@
           <w:color w:val="000000"/>
           <w:sz w:val="24"/>
         </w:rPr>
-        <w:t>. These archiv</w:t>
-      </w:r>
-      <w:r>
-        <w:rPr>
-          <w:u w:val="single" w:color="0000ff"/>
-          <w:rFonts w:ascii="Charis SIL Regular" w:hAnsi="Charis SIL Regular" w:eastAsia="Charis SIL Regular"/>
-          <w:b w:val="0"/>
-          <w:i w:val="0"/>
-          <w:color w:val="000000"/>
-          <w:sz w:val="24"/>
-        </w:rPr>
-        <w:hyperlink r:id="rId15" w:history="1">
-          <w:r>
-            <w:rPr>
-              <w:rStyle w:val="Hyperlink"/>
-            </w:rPr>
-            <w:t>es are</w:t>
-          </w:r>
-        </w:hyperlink>
-      </w:r>
-      <w:r>
-        <w:rPr>
-          <w:u w:val="single" w:color="0000ff"/>
-          <w:rFonts w:ascii="Charis SIL Regular" w:hAnsi="Charis SIL Regular" w:eastAsia="Charis SIL Regular"/>
-          <w:b w:val="0"/>
-          <w:i w:val="0"/>
-          <w:color w:val="000000"/>
-          <w:sz w:val="24"/>
-        </w:rPr>
-        <w:t xml:space="preserve"> </w:t>
-      </w:r>
-      <w:r>
-        <w:rPr>
-          <w:u w:val="single" w:color="0000ff"/>
-          <w:rFonts w:ascii="Charis SIL Regular" w:hAnsi="Charis SIL Regular" w:eastAsia="Charis SIL Regular"/>
-          <w:b w:val="0"/>
-          <w:i w:val="0"/>
-          <w:color w:val="000000"/>
-          <w:sz w:val="24"/>
-        </w:rPr>
-        <w:hyperlink r:id="rId15" w:history="1">
-          <w:r>
-            <w:rPr>
-              <w:rStyle w:val="Hyperlink"/>
-            </w:rPr>
-            <w:t xml:space="preserve">now part of </w:t>
-          </w:r>
-        </w:hyperlink>
-      </w:r>
-      <w:r>
-        <w:rPr>
-          <w:u w:val="single" w:color="0000ff"/>
-          <w:rFonts w:ascii="Charis SIL Regular" w:hAnsi="Charis SIL Regular" w:eastAsia="Charis SIL Regular"/>
-          <w:b w:val="0"/>
-          <w:i w:val="0"/>
-          <w:color w:val="000000"/>
-          <w:sz w:val="24"/>
-        </w:rPr>
-        <w:hyperlink r:id="rId15" w:history="1">
-          <w:r>
-            <w:rPr>
-              <w:rStyle w:val="Hyperlink"/>
-            </w:rPr>
-            <w:t>t</w:t>
-          </w:r>
-        </w:hyperlink>
-      </w:r>
-      <w:r>
-        <w:rPr>
-          <w:u w:val="single" w:color="0000ff"/>
-          <w:rFonts w:ascii="Charis SIL Regular" w:hAnsi="Charis SIL Regular" w:eastAsia="Charis SIL Regular"/>
-          <w:b w:val="0"/>
-          <w:i w:val="0"/>
-          <w:color w:val="000000"/>
-          <w:sz w:val="24"/>
-        </w:rPr>
-        <w:hyperlink r:id="rId15" w:history="1">
-          <w:r>
-            <w:rPr>
-              <w:rStyle w:val="Hyperlink"/>
-            </w:rPr>
-            <w:t xml:space="preserve">he </w:t>
-          </w:r>
-        </w:hyperlink>
+        <w:t xml:space="preserve">. These archives are now part of the </w:t>
       </w:r>
       <w:r>
         <w:rPr>
@@ -1920,7 +1837,61 @@
           <w:color w:val="000000"/>
           <w:sz w:val="24"/>
         </w:rPr>
-        <w:t>. They also provide an online search function for t</w:t>
+        <w:t>. They also provide an online search</w:t>
+      </w:r>
+      <w:r>
+        <w:rPr>
+          <w:u w:val="single" w:color="0000ff"/>
+          <w:rFonts w:ascii="Charis SIL Regular" w:hAnsi="Charis SIL Regular" w:eastAsia="Charis SIL Regular"/>
+          <w:b w:val="0"/>
+          <w:i w:val="0"/>
+          <w:color w:val="000000"/>
+          <w:sz w:val="24"/>
+        </w:rPr>
+        <w:hyperlink r:id="rId17" w:history="1">
+          <w:r>
+            <w:rPr>
+              <w:rStyle w:val="Hyperlink"/>
+            </w:rPr>
+            <w:t xml:space="preserve"> functi</w:t>
+          </w:r>
+        </w:hyperlink>
+      </w:r>
+      <w:r>
+        <w:rPr>
+          <w:u w:val="single" w:color="0000ff"/>
+          <w:rFonts w:ascii="Charis SIL Regular" w:hAnsi="Charis SIL Regular" w:eastAsia="Charis SIL Regular"/>
+          <w:b w:val="0"/>
+          <w:i w:val="0"/>
+          <w:color w:val="000000"/>
+          <w:sz w:val="24"/>
+        </w:rPr>
+        <w:hyperlink r:id="rId17" w:history="1">
+          <w:r>
+            <w:rPr>
+              <w:rStyle w:val="Hyperlink"/>
+            </w:rPr>
+            <w:t>on f</w:t>
+          </w:r>
+        </w:hyperlink>
+      </w:r>
+      <w:r>
+        <w:rPr>
+          <w:u w:val="single" w:color="0000ff"/>
+          <w:rFonts w:ascii="Charis SIL Regular" w:hAnsi="Charis SIL Regular" w:eastAsia="Charis SIL Regular"/>
+          <w:b w:val="0"/>
+          <w:i w:val="0"/>
+          <w:color w:val="000000"/>
+          <w:sz w:val="24"/>
+        </w:rPr>
+        <w:hyperlink r:id="rId17" w:history="1">
+          <w:r>
+            <w:rPr>
+              <w:rStyle w:val="Hyperlink"/>
+            </w:rPr>
+            <w:t>or t</w:t>
+          </w:r>
+        </w:hyperlink>
       </w:r>
       <w:r>
         <w:rPr>
@@ -2413,7 +2384,7 @@
           <w:sz w:val="24"/>
           <w:u w:val="single"/>
         </w:rPr>
-        <w:hyperlink r:id="rId19" w:history="1">
+        <w:hyperlink r:id="rId18" w:history="1">
           <w:r>
             <w:rPr>
               <w:rStyle w:val="Hyperlink"/>
@@ -2442,7 +2413,7 @@
           <w:sz w:val="24"/>
           <w:u w:val="single"/>
         </w:rPr>
-        <w:hyperlink r:id="rId19" w:history="1">
+        <w:hyperlink r:id="rId18" w:history="1">
           <w:r>
             <w:rPr>
               <w:rStyle w:val="Hyperlink"/>
@@ -2460,7 +2431,7 @@
           <w:sz w:val="24"/>
           <w:u w:val="single"/>
         </w:rPr>
-        <w:hyperlink r:id="rId19" w:history="1">
+        <w:hyperlink r:id="rId18" w:history="1">
           <w:r>
             <w:rPr>
               <w:rStyle w:val="Hyperlink"/>
@@ -2478,7 +2449,7 @@
           <w:sz w:val="24"/>
           <w:u w:val="single"/>
         </w:rPr>
-        <w:hyperlink r:id="rId19" w:history="1">
+        <w:hyperlink r:id="rId18" w:history="1">
           <w:r>
             <w:rPr>
               <w:rStyle w:val="Hyperlink"/>
@@ -3515,7 +3486,7 @@
           <w:sz w:val="24"/>
           <w:u w:val="single"/>
         </w:rPr>
-        <w:hyperlink r:id="rId24" w:history="1">
+        <w:hyperlink r:id="rId22" w:history="1">
           <w:r>
             <w:rPr>
               <w:rStyle w:val="Hyperlink"/>
@@ -3570,9 +3541,8 @@
           <w:i w:val="0"/>
           <w:color w:val="0000FF"/>
           <w:sz w:val="24"/>
-          <w:u w:val="single"/>
-        </w:rPr>
-        <w:hyperlink r:id="rId25" w:history="1">
+        </w:rPr>
+        <w:hyperlink r:id="rId24" w:history="1">
           <w:r>
             <w:rPr>
               <w:rStyle w:val="Hyperlink"/>
@@ -3590,7 +3560,7 @@
           <w:sz w:val="24"/>
           <w:u w:val="single"/>
         </w:rPr>
-        <w:hyperlink r:id="rId25" w:history="1">
+        <w:hyperlink r:id="rId23" w:history="1">
           <w:r>
             <w:rPr>
               <w:rStyle w:val="Hyperlink"/>
@@ -3608,7 +3578,14 @@
           <w:color w:val="000000"/>
           <w:sz w:val="24"/>
         </w:rPr>
-        <w:t xml:space="preserve">. The </w:t>
+        <w:hyperlink r:id="rId23" w:history="1">
+          <w:r>
+            <w:rPr>
+              <w:rStyle w:val="Hyperlink"/>
+            </w:rPr>
+            <w:t xml:space="preserve">. The </w:t>
+          </w:r>
+        </w:hyperlink>
       </w:r>
       <w:r>
         <w:rPr>
@@ -3619,7 +3596,7 @@
           <w:sz w:val="24"/>
           <w:u w:val="single"/>
         </w:rPr>
-        <w:hyperlink r:id="rId26" w:history="1">
+        <w:hyperlink r:id="rId23" w:history="1">
           <w:r>
             <w:rPr>
               <w:rStyle w:val="Hyperlink"/>
@@ -3637,7 +3614,7 @@
           <w:sz w:val="24"/>
           <w:u w:val="single"/>
         </w:rPr>
-        <w:hyperlink r:id="rId26" w:history="1">
+        <w:hyperlink r:id="rId25" w:history="1">
           <w:r>
             <w:rPr>
               <w:rStyle w:val="Hyperlink"/>
@@ -3655,7 +3632,7 @@
           <w:sz w:val="24"/>
           <w:u w:val="single"/>
         </w:rPr>
-        <w:hyperlink r:id="rId26" w:history="1">
+        <w:hyperlink r:id="rId25" w:history="1">
           <w:r>
             <w:rPr>
               <w:rStyle w:val="Hyperlink"/>
@@ -3684,7 +3661,7 @@
           <w:sz w:val="24"/>
           <w:u w:val="single"/>
         </w:rPr>
-        <w:hyperlink r:id="rId26" w:history="1">
+        <w:hyperlink r:id="rId25" w:history="1">
           <w:r>
             <w:rPr>
               <w:rStyle w:val="Hyperlink"/>
@@ -3713,7 +3690,7 @@
           <w:sz w:val="24"/>
           <w:u w:val="single"/>
         </w:rPr>
-        <w:hyperlink r:id="rId26" w:history="1">
+        <w:hyperlink r:id="rId25" w:history="1">
           <w:r>
             <w:rPr>
               <w:rStyle w:val="Hyperlink"/>
@@ -3730,61 +3707,7 @@
           <w:color w:val="000000"/>
           <w:sz w:val="24"/>
         </w:rPr>
-        <w:t xml:space="preserve"> is the cu</w:t>
-      </w:r>
-      <w:r>
-        <w:rPr>
-          <w:u w:val="single" w:color="0000ff"/>
-          <w:rFonts w:ascii="Charis SIL Regular" w:hAnsi="Charis SIL Regular" w:eastAsia="Charis SIL Regular"/>
-          <w:b w:val="0"/>
-          <w:i w:val="0"/>
-          <w:color w:val="000000"/>
-          <w:sz w:val="24"/>
-        </w:rPr>
-        <w:hyperlink r:id="rId24" w:history="1">
-          <w:r>
-            <w:rPr>
-              <w:rStyle w:val="Hyperlink"/>
-            </w:rPr>
-            <w:t xml:space="preserve">stodian </w:t>
-          </w:r>
-        </w:hyperlink>
-      </w:r>
-      <w:r>
-        <w:rPr>
-          <w:u w:val="single" w:color="0000ff"/>
-          <w:rFonts w:ascii="Charis SIL Regular" w:hAnsi="Charis SIL Regular" w:eastAsia="Charis SIL Regular"/>
-          <w:b w:val="0"/>
-          <w:i w:val="0"/>
-          <w:color w:val="000000"/>
-          <w:sz w:val="24"/>
-        </w:rPr>
-        <w:hyperlink r:id="rId24" w:history="1">
-          <w:r>
-            <w:rPr>
-              <w:rStyle w:val="Hyperlink"/>
-            </w:rPr>
-            <w:t>o</w:t>
-          </w:r>
-        </w:hyperlink>
-      </w:r>
-      <w:r>
-        <w:rPr>
-          <w:u w:val="single" w:color="0000ff"/>
-          <w:rFonts w:ascii="Charis SIL Regular" w:hAnsi="Charis SIL Regular" w:eastAsia="Charis SIL Regular"/>
-          <w:b w:val="0"/>
-          <w:i w:val="0"/>
-          <w:color w:val="000000"/>
-          <w:sz w:val="24"/>
-        </w:rPr>
-        <w:hyperlink r:id="rId24" w:history="1">
-          <w:r>
-            <w:rPr>
-              <w:rStyle w:val="Hyperlink"/>
-            </w:rPr>
-            <w:t xml:space="preserve">f the </w:t>
-          </w:r>
-        </w:hyperlink>
+        <w:t xml:space="preserve"> is the custodian of the </w:t>
       </w:r>
       <w:r>
         <w:rPr>
@@ -3795,7 +3718,7 @@
           <w:sz w:val="24"/>
           <w:u w:val="single"/>
         </w:rPr>
-        <w:hyperlink r:id="rId24" w:history="1">
+        <w:hyperlink r:id="rId26" w:history="1">
           <w:r>
             <w:rPr>
               <w:rStyle w:val="Hyperlink"/>
@@ -3811,6 +3734,7 @@
           <w:i w:val="0"/>
           <w:color w:val="0000FF"/>
           <w:sz w:val="24"/>
+          <w:u w:val="single"/>
         </w:rPr>
         <w:hyperlink r:id="rId27" w:history="1">
           <w:r>
@@ -3830,7 +3754,7 @@
           <w:sz w:val="24"/>
           <w:u w:val="single"/>
         </w:rPr>
-        <w:hyperlink r:id="rId25" w:history="1">
+        <w:hyperlink r:id="rId24" w:history="1">
           <w:r>
             <w:rPr>
               <w:rStyle w:val="Hyperlink"/>
@@ -3859,7 +3783,7 @@
           <w:sz w:val="24"/>
           <w:u w:val="single"/>
         </w:rPr>
-        <w:hyperlink r:id="rId25" w:history="1">
+        <w:hyperlink r:id="rId24" w:history="1">
           <w:r>
             <w:rPr>
               <w:rStyle w:val="Hyperlink"/>
@@ -3888,7 +3812,7 @@
           <w:sz w:val="24"/>
           <w:u w:val="single"/>
         </w:rPr>
-        <w:hyperlink r:id="rId25" w:history="1">
+        <w:hyperlink r:id="rId24" w:history="1">
           <w:r>
             <w:rPr>
               <w:rStyle w:val="Hyperlink"/>
@@ -3934,7 +3858,7 @@
           <w:color w:val="000000"/>
           <w:sz w:val="24"/>
         </w:rPr>
-        <w:hyperlink r:id="rId26" w:history="1">
+        <w:hyperlink r:id="rId25" w:history="1">
           <w:r>
             <w:rPr>
               <w:rStyle w:val="Hyperlink"/>
@@ -3952,7 +3876,7 @@
           <w:color w:val="000000"/>
           <w:sz w:val="24"/>
         </w:rPr>
-        <w:hyperlink r:id="rId26" w:history="1">
+        <w:hyperlink r:id="rId25" w:history="1">
           <w:r>
             <w:rPr>
               <w:rStyle w:val="Hyperlink"/>
@@ -4629,7 +4553,7 @@
           <w:sz w:val="24"/>
           <w:u w:val="single"/>
         </w:rPr>
-        <w:hyperlink r:id="rId30" w:history="1">
+        <w:hyperlink r:id="rId32" w:history="1">
           <w:r>
             <w:rPr>
               <w:rStyle w:val="Hyperlink"/>
@@ -4658,7 +4582,7 @@
           <w:sz w:val="24"/>
           <w:u w:val="single"/>
         </w:rPr>
-        <w:hyperlink r:id="rId30" w:history="1">
+        <w:hyperlink r:id="rId32" w:history="1">
           <w:r>
             <w:rPr>
               <w:rStyle w:val="Hyperlink"/>
@@ -4687,7 +4611,7 @@
           <w:sz w:val="24"/>
           <w:u w:val="single"/>
         </w:rPr>
-        <w:hyperlink r:id="rId30" w:history="1">
+        <w:hyperlink r:id="rId32" w:history="1">
           <w:r>
             <w:rPr>
               <w:rStyle w:val="Hyperlink"/>
@@ -4716,7 +4640,7 @@
           <w:sz w:val="24"/>
           <w:u w:val="single"/>
         </w:rPr>
-        <w:hyperlink r:id="rId30" w:history="1">
+        <w:hyperlink r:id="rId32" w:history="1">
           <w:r>
             <w:rPr>
               <w:rStyle w:val="Hyperlink"/>
@@ -4734,7 +4658,7 @@
           <w:sz w:val="24"/>
           <w:u w:val="single"/>
         </w:rPr>
-        <w:hyperlink r:id="rId30" w:history="1">
+        <w:hyperlink r:id="rId32" w:history="1">
           <w:r>
             <w:rPr>
               <w:rStyle w:val="Hyperlink"/>
@@ -4752,7 +4676,7 @@
           <w:sz w:val="24"/>
           <w:u w:val="single"/>
         </w:rPr>
-        <w:hyperlink r:id="rId30" w:history="1">
+        <w:hyperlink r:id="rId32" w:history="1">
           <w:r>
             <w:rPr>
               <w:rStyle w:val="Hyperlink"/>
@@ -5962,6 +5886,7 @@
       </w:r>
       <w:r>
         <w:rPr>
+          <w:u w:val="single" w:color="0000ff"/>
           <w:rFonts w:ascii="Charis SIL Regular" w:hAnsi="Charis SIL Regular" w:eastAsia="Charis SIL Regular"/>
           <w:b w:val="0"/>
           <w:i w:val="0"/>
@@ -5979,7 +5904,7 @@
           <w:sz w:val="24"/>
           <w:u w:val="single"/>
         </w:rPr>
-        <w:hyperlink r:id="rId37" w:history="1">
+        <w:hyperlink r:id="rId39" w:history="1">
           <w:r>
             <w:rPr>
               <w:rStyle w:val="Hyperlink"/>

--- a/EXPORTS/DOCX/published/niveau1/English/Sources.docx
+++ b/EXPORTS/DOCX/published/niveau1/English/Sources.docx
@@ -1238,7 +1238,82 @@
           <w:color w:val="000000"/>
           <w:sz w:val="24"/>
         </w:rPr>
-        <w:t xml:space="preserve">. These archives are now part of the </w:t>
+        <w:t>. These archiv</w:t>
+      </w:r>
+      <w:r>
+        <w:rPr>
+          <w:u w:val="single" w:color="0000ff"/>
+          <w:rFonts w:ascii="Charis SIL Regular" w:hAnsi="Charis SIL Regular" w:eastAsia="Charis SIL Regular"/>
+          <w:b w:val="0"/>
+          <w:i w:val="0"/>
+          <w:color w:val="000000"/>
+          <w:sz w:val="24"/>
+        </w:rPr>
+        <w:hyperlink r:id="rId15" w:history="1">
+          <w:r>
+            <w:rPr>
+              <w:rStyle w:val="Hyperlink"/>
+            </w:rPr>
+            <w:t>es are</w:t>
+          </w:r>
+        </w:hyperlink>
+      </w:r>
+      <w:r>
+        <w:rPr>
+          <w:u w:val="single" w:color="0000ff"/>
+          <w:rFonts w:ascii="Charis SIL Regular" w:hAnsi="Charis SIL Regular" w:eastAsia="Charis SIL Regular"/>
+          <w:b w:val="0"/>
+          <w:i w:val="0"/>
+          <w:color w:val="000000"/>
+          <w:sz w:val="24"/>
+        </w:rPr>
+        <w:t xml:space="preserve"> </w:t>
+      </w:r>
+      <w:r>
+        <w:rPr>
+          <w:u w:val="single" w:color="0000ff"/>
+          <w:rFonts w:ascii="Charis SIL Regular" w:hAnsi="Charis SIL Regular" w:eastAsia="Charis SIL Regular"/>
+          <w:b w:val="0"/>
+          <w:i w:val="0"/>
+          <w:color w:val="000000"/>
+          <w:sz w:val="24"/>
+        </w:rPr>
+        <w:hyperlink r:id="rId15" w:history="1">
+          <w:r>
+            <w:rPr>
+              <w:rStyle w:val="Hyperlink"/>
+            </w:rPr>
+            <w:t xml:space="preserve">now part of </w:t>
+          </w:r>
+        </w:hyperlink>
+      </w:r>
+      <w:r>
+        <w:rPr>
+          <w:u w:val="single" w:color="0000ff"/>
+          <w:rFonts w:ascii="Charis SIL Regular" w:hAnsi="Charis SIL Regular" w:eastAsia="Charis SIL Regular"/>
+          <w:b w:val="0"/>
+          <w:i w:val="0"/>
+          <w:color w:val="000000"/>
+          <w:sz w:val="24"/>
+        </w:rPr>
+        <w:hyperlink r:id="rId15" w:history="1">
+          <w:r>
+            <w:rPr>
+              <w:rStyle w:val="Hyperlink"/>
+            </w:rPr>
+            <w:t>t</w:t>
+          </w:r>
+        </w:hyperlink>
+      </w:r>
+      <w:r>
+        <w:rPr>
+          <w:rFonts w:ascii="Charis SIL Regular" w:hAnsi="Charis SIL Regular" w:eastAsia="Charis SIL Regular"/>
+          <w:b w:val="0"/>
+          <w:i w:val="0"/>
+          <w:color w:val="000000"/>
+          <w:sz w:val="24"/>
+        </w:rPr>
+        <w:t xml:space="preserve">he </w:t>
       </w:r>
       <w:r>
         <w:rPr>
@@ -1379,7 +1454,7 @@
           <w:sz w:val="24"/>
           <w:u w:val="single"/>
         </w:rPr>
-        <w:hyperlink r:id="rId16" w:history="1">
+        <w:hyperlink r:id="rId15" w:history="1">
           <w:r>
             <w:rPr>
               <w:rStyle w:val="Hyperlink"/>
@@ -2326,65 +2401,18 @@
           <w:sz w:val="24"/>
           <w:u w:val="single"/>
         </w:rPr>
+        <w:t xml:space="preserve">De koloniale </w:t>
+      </w:r>
+      <w:r>
+        <w:rPr>
+          <w:rFonts w:ascii="Charis SIL Regular" w:hAnsi="Charis SIL Regular" w:eastAsia="Charis SIL Regular"/>
+          <w:b w:val="0"/>
+          <w:i w:val="0"/>
+          <w:color w:val="0000FF"/>
+          <w:sz w:val="24"/>
+          <w:u w:val="single"/>
+        </w:rPr>
         <w:hyperlink r:id="rId19" w:history="1">
-          <w:r>
-            <w:rPr>
-              <w:rStyle w:val="Hyperlink"/>
-            </w:rPr>
-            <w:t>De</w:t>
-          </w:r>
-        </w:hyperlink>
-      </w:r>
-      <w:r>
-        <w:rPr>
-          <w:rFonts w:ascii="Charis SIL Regular" w:hAnsi="Charis SIL Regular" w:eastAsia="Charis SIL Regular"/>
-          <w:b w:val="0"/>
-          <w:i w:val="0"/>
-          <w:color w:val="0000FF"/>
-          <w:sz w:val="24"/>
-          <w:u w:val="single"/>
-        </w:rPr>
-        <w:t xml:space="preserve"> </w:t>
-      </w:r>
-      <w:r>
-        <w:rPr>
-          <w:rFonts w:ascii="Charis SIL Regular" w:hAnsi="Charis SIL Regular" w:eastAsia="Charis SIL Regular"/>
-          <w:b w:val="0"/>
-          <w:i w:val="0"/>
-          <w:color w:val="0000FF"/>
-          <w:sz w:val="24"/>
-          <w:u w:val="single"/>
-        </w:rPr>
-        <w:hyperlink r:id="rId19" w:history="1">
-          <w:r>
-            <w:rPr>
-              <w:rStyle w:val="Hyperlink"/>
-            </w:rPr>
-            <w:t>koloniale</w:t>
-          </w:r>
-        </w:hyperlink>
-      </w:r>
-      <w:r>
-        <w:rPr>
-          <w:rFonts w:ascii="Charis SIL Regular" w:hAnsi="Charis SIL Regular" w:eastAsia="Charis SIL Regular"/>
-          <w:b w:val="0"/>
-          <w:i w:val="0"/>
-          <w:color w:val="0000FF"/>
-          <w:sz w:val="24"/>
-          <w:u w:val="single"/>
-        </w:rPr>
-        <w:t xml:space="preserve"> </w:t>
-      </w:r>
-      <w:r>
-        <w:rPr>
-          <w:rFonts w:ascii="Charis SIL Regular" w:hAnsi="Charis SIL Regular" w:eastAsia="Charis SIL Regular"/>
-          <w:b w:val="0"/>
-          <w:i w:val="0"/>
-          <w:color w:val="0000FF"/>
-          <w:sz w:val="24"/>
-          <w:u w:val="single"/>
-        </w:rPr>
-        <w:hyperlink r:id="rId18" w:history="1">
           <w:r>
             <w:rPr>
               <w:rStyle w:val="Hyperlink"/>
@@ -2431,7 +2459,7 @@
           <w:sz w:val="24"/>
           <w:u w:val="single"/>
         </w:rPr>
-        <w:hyperlink r:id="rId18" w:history="1">
+        <w:hyperlink r:id="rId19" w:history="1">
           <w:r>
             <w:rPr>
               <w:rStyle w:val="Hyperlink"/>
@@ -3003,7 +3031,7 @@
           <w:sz w:val="24"/>
           <w:u w:val="single"/>
         </w:rPr>
-        <w:hyperlink r:id="rId20" w:history="1">
+        <w:hyperlink r:id="rId16" w:history="1">
           <w:r>
             <w:rPr>
               <w:rStyle w:val="Hyperlink"/>
@@ -3166,20 +3194,19 @@
           <w:i w:val="0"/>
           <w:color w:val="0000FF"/>
           <w:sz w:val="24"/>
+        </w:rPr>
+        <w:t xml:space="preserve"> </w:t>
+      </w:r>
+      <w:r>
+        <w:rPr>
+          <w:rFonts w:ascii="Charis SIL Regular" w:hAnsi="Charis SIL Regular" w:eastAsia="Charis SIL Regular"/>
+          <w:b w:val="0"/>
+          <w:i w:val="0"/>
+          <w:color w:val="0000FF"/>
+          <w:sz w:val="24"/>
           <w:u w:val="single"/>
         </w:rPr>
-        <w:t xml:space="preserve"> </w:t>
-      </w:r>
-      <w:r>
-        <w:rPr>
-          <w:rFonts w:ascii="Charis SIL Regular" w:hAnsi="Charis SIL Regular" w:eastAsia="Charis SIL Regular"/>
-          <w:b w:val="0"/>
-          <w:i w:val="0"/>
-          <w:color w:val="0000FF"/>
-          <w:sz w:val="24"/>
-          <w:u w:val="single"/>
-        </w:rPr>
-        <w:hyperlink r:id="rId16" w:history="1">
+        <w:hyperlink r:id="rId22" w:history="1">
           <w:r>
             <w:rPr>
               <w:rStyle w:val="Hyperlink"/>
@@ -3297,7 +3324,7 @@
           <w:sz w:val="24"/>
           <w:u w:val="single"/>
         </w:rPr>
-        <w:hyperlink r:id="rId22" w:history="1">
+        <w:hyperlink r:id="rId23" w:history="1">
           <w:r>
             <w:rPr>
               <w:rStyle w:val="Hyperlink"/>
@@ -3326,7 +3353,7 @@
           <w:sz w:val="24"/>
           <w:u w:val="single"/>
         </w:rPr>
-        <w:hyperlink r:id="rId22" w:history="1">
+        <w:hyperlink r:id="rId23" w:history="1">
           <w:r>
             <w:rPr>
               <w:rStyle w:val="Hyperlink"/>
@@ -3355,7 +3382,7 @@
           <w:sz w:val="24"/>
           <w:u w:val="single"/>
         </w:rPr>
-        <w:hyperlink r:id="rId22" w:history="1">
+        <w:hyperlink r:id="rId23" w:history="1">
           <w:r>
             <w:rPr>
               <w:rStyle w:val="Hyperlink"/>
@@ -3383,7 +3410,7 @@
           <w:sz w:val="24"/>
           <w:u w:val="single"/>
         </w:rPr>
-        <w:hyperlink r:id="rId23" w:history="1">
+        <w:hyperlink r:id="rId24" w:history="1">
           <w:r>
             <w:rPr>
               <w:rStyle w:val="Hyperlink"/>
@@ -3421,7 +3448,7 @@
           <w:sz w:val="24"/>
           <w:u w:val="single"/>
         </w:rPr>
-        <w:hyperlink r:id="rId22" w:history="1">
+        <w:hyperlink r:id="rId25" w:history="1">
           <w:r>
             <w:rPr>
               <w:rStyle w:val="Hyperlink"/>
@@ -3439,7 +3466,7 @@
           <w:sz w:val="24"/>
           <w:u w:val="single"/>
         </w:rPr>
-        <w:hyperlink r:id="rId22" w:history="1">
+        <w:hyperlink r:id="rId25" w:history="1">
           <w:r>
             <w:rPr>
               <w:rStyle w:val="Hyperlink"/>
@@ -3457,7 +3484,7 @@
           <w:sz w:val="24"/>
           <w:u w:val="single"/>
         </w:rPr>
-        <w:hyperlink r:id="rId22" w:history="1">
+        <w:hyperlink r:id="rId25" w:history="1">
           <w:r>
             <w:rPr>
               <w:rStyle w:val="Hyperlink"/>
@@ -3486,7 +3513,7 @@
           <w:sz w:val="24"/>
           <w:u w:val="single"/>
         </w:rPr>
-        <w:hyperlink r:id="rId22" w:history="1">
+        <w:hyperlink r:id="rId25" w:history="1">
           <w:r>
             <w:rPr>
               <w:rStyle w:val="Hyperlink"/>
@@ -3515,7 +3542,7 @@
           <w:color w:val="000000"/>
           <w:sz w:val="24"/>
         </w:rPr>
-        <w:hyperlink r:id="rId22" w:history="1">
+        <w:hyperlink r:id="rId23" w:history="1">
           <w:r>
             <w:rPr>
               <w:rStyle w:val="Hyperlink"/>
@@ -3542,25 +3569,18 @@
           <w:color w:val="0000FF"/>
           <w:sz w:val="24"/>
         </w:rPr>
+        <w:t>Rijksmu</w:t>
+      </w:r>
+      <w:r>
+        <w:rPr>
+          <w:rFonts w:ascii="Charis SIL Regular" w:hAnsi="Charis SIL Regular" w:eastAsia="Charis SIL Regular"/>
+          <w:b w:val="0"/>
+          <w:i w:val="0"/>
+          <w:color w:val="0000FF"/>
+          <w:sz w:val="24"/>
+          <w:u w:val="single"/>
+        </w:rPr>
         <w:hyperlink r:id="rId24" w:history="1">
-          <w:r>
-            <w:rPr>
-              <w:rStyle w:val="Hyperlink"/>
-            </w:rPr>
-            <w:t>Rijksmu</w:t>
-          </w:r>
-        </w:hyperlink>
-      </w:r>
-      <w:r>
-        <w:rPr>
-          <w:rFonts w:ascii="Charis SIL Regular" w:hAnsi="Charis SIL Regular" w:eastAsia="Charis SIL Regular"/>
-          <w:b w:val="0"/>
-          <w:i w:val="0"/>
-          <w:color w:val="0000FF"/>
-          <w:sz w:val="24"/>
-          <w:u w:val="single"/>
-        </w:rPr>
-        <w:hyperlink r:id="rId23" w:history="1">
           <w:r>
             <w:rPr>
               <w:rStyle w:val="Hyperlink"/>
@@ -3578,7 +3598,7 @@
           <w:color w:val="000000"/>
           <w:sz w:val="24"/>
         </w:rPr>
-        <w:hyperlink r:id="rId23" w:history="1">
+        <w:hyperlink r:id="rId24" w:history="1">
           <w:r>
             <w:rPr>
               <w:rStyle w:val="Hyperlink"/>
@@ -3596,7 +3616,7 @@
           <w:sz w:val="24"/>
           <w:u w:val="single"/>
         </w:rPr>
-        <w:hyperlink r:id="rId23" w:history="1">
+        <w:hyperlink r:id="rId24" w:history="1">
           <w:r>
             <w:rPr>
               <w:rStyle w:val="Hyperlink"/>
@@ -3614,7 +3634,7 @@
           <w:sz w:val="24"/>
           <w:u w:val="single"/>
         </w:rPr>
-        <w:hyperlink r:id="rId25" w:history="1">
+        <w:hyperlink r:id="rId26" w:history="1">
           <w:r>
             <w:rPr>
               <w:rStyle w:val="Hyperlink"/>
@@ -3632,7 +3652,7 @@
           <w:sz w:val="24"/>
           <w:u w:val="single"/>
         </w:rPr>
-        <w:hyperlink r:id="rId25" w:history="1">
+        <w:hyperlink r:id="rId26" w:history="1">
           <w:r>
             <w:rPr>
               <w:rStyle w:val="Hyperlink"/>
@@ -3661,7 +3681,7 @@
           <w:sz w:val="24"/>
           <w:u w:val="single"/>
         </w:rPr>
-        <w:hyperlink r:id="rId25" w:history="1">
+        <w:hyperlink r:id="rId26" w:history="1">
           <w:r>
             <w:rPr>
               <w:rStyle w:val="Hyperlink"/>
@@ -3690,7 +3710,7 @@
           <w:sz w:val="24"/>
           <w:u w:val="single"/>
         </w:rPr>
-        <w:hyperlink r:id="rId25" w:history="1">
+        <w:hyperlink r:id="rId26" w:history="1">
           <w:r>
             <w:rPr>
               <w:rStyle w:val="Hyperlink"/>
@@ -3718,7 +3738,7 @@
           <w:sz w:val="24"/>
           <w:u w:val="single"/>
         </w:rPr>
-        <w:hyperlink r:id="rId26" w:history="1">
+        <w:hyperlink r:id="rId25" w:history="1">
           <w:r>
             <w:rPr>
               <w:rStyle w:val="Hyperlink"/>
@@ -3754,7 +3774,7 @@
           <w:sz w:val="24"/>
           <w:u w:val="single"/>
         </w:rPr>
-        <w:hyperlink r:id="rId24" w:history="1">
+        <w:hyperlink r:id="rId27" w:history="1">
           <w:r>
             <w:rPr>
               <w:rStyle w:val="Hyperlink"/>
@@ -3783,7 +3803,7 @@
           <w:sz w:val="24"/>
           <w:u w:val="single"/>
         </w:rPr>
-        <w:hyperlink r:id="rId24" w:history="1">
+        <w:hyperlink r:id="rId27" w:history="1">
           <w:r>
             <w:rPr>
               <w:rStyle w:val="Hyperlink"/>
@@ -3812,7 +3832,7 @@
           <w:sz w:val="24"/>
           <w:u w:val="single"/>
         </w:rPr>
-        <w:hyperlink r:id="rId24" w:history="1">
+        <w:hyperlink r:id="rId27" w:history="1">
           <w:r>
             <w:rPr>
               <w:rStyle w:val="Hyperlink"/>
@@ -3858,7 +3878,7 @@
           <w:color w:val="000000"/>
           <w:sz w:val="24"/>
         </w:rPr>
-        <w:hyperlink r:id="rId25" w:history="1">
+        <w:hyperlink r:id="rId26" w:history="1">
           <w:r>
             <w:rPr>
               <w:rStyle w:val="Hyperlink"/>
@@ -3876,7 +3896,7 @@
           <w:color w:val="000000"/>
           <w:sz w:val="24"/>
         </w:rPr>
-        <w:hyperlink r:id="rId25" w:history="1">
+        <w:hyperlink r:id="rId26" w:history="1">
           <w:r>
             <w:rPr>
               <w:rStyle w:val="Hyperlink"/>
@@ -4553,7 +4573,7 @@
           <w:sz w:val="24"/>
           <w:u w:val="single"/>
         </w:rPr>
-        <w:hyperlink r:id="rId32" w:history="1">
+        <w:hyperlink r:id="rId30" w:history="1">
           <w:r>
             <w:rPr>
               <w:rStyle w:val="Hyperlink"/>
@@ -4582,7 +4602,7 @@
           <w:sz w:val="24"/>
           <w:u w:val="single"/>
         </w:rPr>
-        <w:hyperlink r:id="rId32" w:history="1">
+        <w:hyperlink r:id="rId30" w:history="1">
           <w:r>
             <w:rPr>
               <w:rStyle w:val="Hyperlink"/>
@@ -4640,7 +4660,7 @@
           <w:sz w:val="24"/>
           <w:u w:val="single"/>
         </w:rPr>
-        <w:hyperlink r:id="rId32" w:history="1">
+        <w:hyperlink r:id="rId30" w:history="1">
           <w:r>
             <w:rPr>
               <w:rStyle w:val="Hyperlink"/>
@@ -4657,6 +4677,358 @@
           <w:color w:val="0000FF"/>
           <w:sz w:val="24"/>
           <w:u w:val="single"/>
+        </w:rPr>
+        <w:hyperlink r:id="rId30" w:history="1">
+          <w:r>
+            <w:rPr>
+              <w:rStyle w:val="Hyperlink"/>
+            </w:rPr>
+            <w:t>a</w:t>
+          </w:r>
+        </w:hyperlink>
+      </w:r>
+      <w:r>
+        <w:rPr>
+          <w:rFonts w:ascii="Charis SIL Regular" w:hAnsi="Charis SIL Regular" w:eastAsia="Charis SIL Regular"/>
+          <w:b w:val="0"/>
+          <w:i w:val="0"/>
+          <w:color w:val="0000FF"/>
+          <w:sz w:val="24"/>
+          <w:u w:val="single"/>
+        </w:rPr>
+        <w:hyperlink r:id="rId30" w:history="1">
+          <w:r>
+            <w:rPr>
+              <w:rStyle w:val="Hyperlink"/>
+            </w:rPr>
+            <w:t>nka</w:t>
+          </w:r>
+        </w:hyperlink>
+      </w:r>
+      <w:r>
+        <w:rPr>
+          <w:u w:val="single" w:color="0000ff"/>
+          <w:rFonts w:ascii="Charis SIL Regular" w:hAnsi="Charis SIL Regular" w:eastAsia="Charis SIL Regular"/>
+          <w:b w:val="0"/>
+          <w:i w:val="0"/>
+          <w:color w:val="000000"/>
+          <w:sz w:val="24"/>
+        </w:rPr>
+        <w:hyperlink r:id="rId30" w:history="1">
+          <w:r>
+            <w:rPr>
+              <w:rStyle w:val="Hyperlink"/>
+            </w:rPr>
+            <w:t xml:space="preserve"> and</w:t>
+          </w:r>
+        </w:hyperlink>
+      </w:r>
+      <w:r>
+        <w:rPr>
+          <w:u w:val="single" w:color="0000ff"/>
+          <w:rFonts w:ascii="Charis SIL Regular" w:hAnsi="Charis SIL Regular" w:eastAsia="Charis SIL Regular"/>
+          <w:b w:val="0"/>
+          <w:i w:val="0"/>
+          <w:color w:val="000000"/>
+          <w:sz w:val="24"/>
+        </w:rPr>
+        <w:t xml:space="preserve"> </w:t>
+      </w:r>
+      <w:r>
+        <w:rPr>
+          <w:u w:val="single" w:color="0000ff"/>
+          <w:rFonts w:ascii="Charis SIL Regular" w:hAnsi="Charis SIL Regular" w:eastAsia="Charis SIL Regular"/>
+          <w:b w:val="0"/>
+          <w:i w:val="0"/>
+          <w:color w:val="000000"/>
+          <w:sz w:val="24"/>
+        </w:rPr>
+        <w:hyperlink r:id="rId30" w:history="1">
+          <w:r>
+            <w:rPr>
+              <w:rStyle w:val="Hyperlink"/>
+            </w:rPr>
+            <w:t>th</w:t>
+          </w:r>
+        </w:hyperlink>
+      </w:r>
+      <w:r>
+        <w:rPr>
+          <w:rFonts w:ascii="Charis SIL Regular" w:hAnsi="Charis SIL Regular" w:eastAsia="Charis SIL Regular"/>
+          <w:b w:val="0"/>
+          <w:i w:val="0"/>
+          <w:color w:val="000000"/>
+          <w:sz w:val="24"/>
+        </w:rPr>
+        <w:hyperlink r:id="rId30" w:history="1">
+          <w:r>
+            <w:rPr>
+              <w:rStyle w:val="Hyperlink"/>
+            </w:rPr>
+            <w:t xml:space="preserve">e </w:t>
+          </w:r>
+        </w:hyperlink>
+      </w:r>
+      <w:r>
+        <w:rPr>
+          <w:rFonts w:ascii="Charis SIL Regular" w:hAnsi="Charis SIL Regular" w:eastAsia="Charis SIL Regular"/>
+          <w:b w:val="0"/>
+          <w:i w:val="0"/>
+          <w:color w:val="0000FF"/>
+          <w:sz w:val="24"/>
+          <w:u w:val="single"/>
+        </w:rPr>
+        <w:hyperlink r:id="rId30" w:history="1">
+          <w:r>
+            <w:rPr>
+              <w:rStyle w:val="Hyperlink"/>
+            </w:rPr>
+            <w:t>National</w:t>
+          </w:r>
+        </w:hyperlink>
+      </w:r>
+      <w:r>
+        <w:rPr>
+          <w:rFonts w:ascii="Charis SIL Regular" w:hAnsi="Charis SIL Regular" w:eastAsia="Charis SIL Regular"/>
+          <w:b w:val="0"/>
+          <w:i w:val="0"/>
+          <w:color w:val="0000FF"/>
+          <w:sz w:val="24"/>
+          <w:u w:val="single"/>
+        </w:rPr>
+        <w:t xml:space="preserve"> </w:t>
+      </w:r>
+      <w:r>
+        <w:rPr>
+          <w:rFonts w:ascii="Charis SIL Regular" w:hAnsi="Charis SIL Regular" w:eastAsia="Charis SIL Regular"/>
+          <w:b w:val="0"/>
+          <w:i w:val="0"/>
+          <w:color w:val="0000FF"/>
+          <w:sz w:val="24"/>
+          <w:u w:val="single"/>
+        </w:rPr>
+        <w:t>A</w:t>
+      </w:r>
+      <w:r>
+        <w:rPr>
+          <w:rFonts w:ascii="Charis SIL Regular" w:hAnsi="Charis SIL Regular" w:eastAsia="Charis SIL Regular"/>
+          <w:b w:val="0"/>
+          <w:i w:val="0"/>
+          <w:color w:val="0000FF"/>
+          <w:sz w:val="24"/>
+          <w:u w:val="single"/>
+        </w:rPr>
+        <w:hyperlink r:id="rId31" w:history="1">
+          <w:r>
+            <w:rPr>
+              <w:rStyle w:val="Hyperlink"/>
+            </w:rPr>
+            <w:t>rchiv</w:t>
+          </w:r>
+        </w:hyperlink>
+      </w:r>
+      <w:r>
+        <w:rPr>
+          <w:rFonts w:ascii="Charis SIL Regular" w:hAnsi="Charis SIL Regular" w:eastAsia="Charis SIL Regular"/>
+          <w:b w:val="0"/>
+          <w:i w:val="0"/>
+          <w:color w:val="0000FF"/>
+          <w:sz w:val="24"/>
+          <w:u w:val="single"/>
+        </w:rPr>
+        <w:hyperlink r:id="rId31" w:history="1">
+          <w:r>
+            <w:rPr>
+              <w:rStyle w:val="Hyperlink"/>
+            </w:rPr>
+            <w:t>e</w:t>
+          </w:r>
+        </w:hyperlink>
+      </w:r>
+      <w:r>
+        <w:rPr>
+          <w:rFonts w:ascii="Charis SIL Regular" w:hAnsi="Charis SIL Regular" w:eastAsia="Charis SIL Regular"/>
+          <w:b w:val="0"/>
+          <w:i w:val="0"/>
+          <w:color w:val="0000FF"/>
+          <w:sz w:val="24"/>
+          <w:u w:val="single"/>
+        </w:rPr>
+        <w:hyperlink r:id="rId31" w:history="1">
+          <w:r>
+            <w:rPr>
+              <w:rStyle w:val="Hyperlink"/>
+            </w:rPr>
+            <w:t>s</w:t>
+          </w:r>
+        </w:hyperlink>
+      </w:r>
+      <w:r>
+        <w:rPr>
+          <w:rFonts w:ascii="Charis SIL Regular" w:hAnsi="Charis SIL Regular" w:eastAsia="Charis SIL Regular"/>
+          <w:b w:val="0"/>
+          <w:i w:val="0"/>
+          <w:color w:val="0000FF"/>
+          <w:sz w:val="24"/>
+          <w:u w:val="single"/>
+        </w:rPr>
+        <w:t xml:space="preserve"> </w:t>
+      </w:r>
+      <w:r>
+        <w:rPr>
+          <w:rFonts w:ascii="Charis SIL Regular" w:hAnsi="Charis SIL Regular" w:eastAsia="Charis SIL Regular"/>
+          <w:b w:val="0"/>
+          <w:i w:val="0"/>
+          <w:color w:val="0000FF"/>
+          <w:sz w:val="24"/>
+          <w:u w:val="single"/>
+        </w:rPr>
+        <w:hyperlink r:id="rId33" w:history="1">
+          <w:r>
+            <w:rPr>
+              <w:rStyle w:val="Hyperlink"/>
+            </w:rPr>
+            <w:t>of</w:t>
+          </w:r>
+        </w:hyperlink>
+      </w:r>
+      <w:r>
+        <w:rPr>
+          <w:rFonts w:ascii="Charis SIL Regular" w:hAnsi="Charis SIL Regular" w:eastAsia="Charis SIL Regular"/>
+          <w:b w:val="0"/>
+          <w:i w:val="0"/>
+          <w:color w:val="0000FF"/>
+          <w:sz w:val="24"/>
+          <w:u w:val="single"/>
+        </w:rPr>
+        <w:t xml:space="preserve"> </w:t>
+      </w:r>
+      <w:r>
+        <w:rPr>
+          <w:rFonts w:ascii="Charis SIL Regular" w:hAnsi="Charis SIL Regular" w:eastAsia="Charis SIL Regular"/>
+          <w:b w:val="0"/>
+          <w:i w:val="0"/>
+          <w:color w:val="0000FF"/>
+          <w:sz w:val="24"/>
+          <w:u w:val="single"/>
+        </w:rPr>
+        <w:hyperlink r:id="rId33" w:history="1">
+          <w:r>
+            <w:rPr>
+              <w:rStyle w:val="Hyperlink"/>
+            </w:rPr>
+            <w:t>Cura</w:t>
+          </w:r>
+        </w:hyperlink>
+      </w:r>
+      <w:r>
+        <w:rPr>
+          <w:rFonts w:ascii="Charis SIL Regular" w:hAnsi="Charis SIL Regular" w:eastAsia="Charis SIL Regular"/>
+          <w:b w:val="0"/>
+          <w:i w:val="0"/>
+          <w:color w:val="0000FF"/>
+          <w:sz w:val="24"/>
+          <w:u w:val="single"/>
+        </w:rPr>
+        <w:hyperlink r:id="rId33" w:history="1">
+          <w:r>
+            <w:rPr>
+              <w:rStyle w:val="Hyperlink"/>
+            </w:rPr>
+            <w:t>çao</w:t>
+          </w:r>
+        </w:hyperlink>
+      </w:r>
+      <w:r>
+        <w:rPr>
+          <w:u w:val="single" w:color="0000ff"/>
+          <w:rFonts w:ascii="Charis SIL Regular" w:hAnsi="Charis SIL Regular" w:eastAsia="Charis SIL Regular"/>
+          <w:b w:val="0"/>
+          <w:i w:val="0"/>
+          <w:color w:val="000000"/>
+          <w:sz w:val="24"/>
+        </w:rPr>
+        <w:hyperlink r:id="rId31" w:history="1">
+          <w:r>
+            <w:rPr>
+              <w:rStyle w:val="Hyperlink"/>
+            </w:rPr>
+            <w:t>. Vari</w:t>
+          </w:r>
+        </w:hyperlink>
+      </w:r>
+      <w:r>
+        <w:rPr>
+          <w:u w:val="single" w:color="0000ff"/>
+          <w:rFonts w:ascii="Charis SIL Regular" w:hAnsi="Charis SIL Regular" w:eastAsia="Charis SIL Regular"/>
+          <w:b w:val="0"/>
+          <w:i w:val="0"/>
+          <w:color w:val="000000"/>
+          <w:sz w:val="24"/>
+        </w:rPr>
+        <w:hyperlink r:id="rId31" w:history="1">
+          <w:r>
+            <w:rPr>
+              <w:rStyle w:val="Hyperlink"/>
+            </w:rPr>
+            <w:t>o</w:t>
+          </w:r>
+        </w:hyperlink>
+      </w:r>
+      <w:r>
+        <w:rPr>
+          <w:u w:val="single" w:color="0000ff"/>
+          <w:rFonts w:ascii="Charis SIL Regular" w:hAnsi="Charis SIL Regular" w:eastAsia="Charis SIL Regular"/>
+          <w:b w:val="0"/>
+          <w:i w:val="0"/>
+          <w:color w:val="000000"/>
+          <w:sz w:val="24"/>
+        </w:rPr>
+        <w:hyperlink r:id="rId31" w:history="1">
+          <w:r>
+            <w:rPr>
+              <w:rStyle w:val="Hyperlink"/>
+            </w:rPr>
+            <w:t>us archiv</w:t>
+          </w:r>
+        </w:hyperlink>
+      </w:r>
+      <w:r>
+        <w:rPr>
+          <w:rFonts w:ascii="Charis SIL Regular" w:hAnsi="Charis SIL Regular" w:eastAsia="Charis SIL Regular"/>
+          <w:b w:val="0"/>
+          <w:i w:val="0"/>
+          <w:color w:val="000000"/>
+          <w:sz w:val="24"/>
+        </w:rPr>
+        <w:t xml:space="preserve">es in </w:t>
+      </w:r>
+      <w:r>
+        <w:rPr>
+          <w:u w:val="single" w:color="0000ff"/>
+          <w:rFonts w:ascii="Charis SIL Regular" w:hAnsi="Charis SIL Regular" w:eastAsia="Charis SIL Regular"/>
+          <w:b w:val="0"/>
+          <w:i w:val="0"/>
+          <w:color w:val="000000"/>
+          <w:sz w:val="24"/>
+        </w:rPr>
+        <w:hyperlink r:id="rId32" w:history="1">
+          <w:r>
+            <w:rPr>
+              <w:rStyle w:val="Hyperlink"/>
+            </w:rPr>
+            <w:t>Indonesi</w:t>
+          </w:r>
+        </w:hyperlink>
+      </w:r>
+      <w:r>
+        <w:rPr>
+          <w:u w:val="single" w:color="0000ff"/>
+          <w:rFonts w:ascii="Charis SIL Regular" w:hAnsi="Charis SIL Regular" w:eastAsia="Charis SIL Regular"/>
+          <w:b w:val="0"/>
+          <w:i w:val="0"/>
+          <w:color w:val="000000"/>
+          <w:sz w:val="24"/>
         </w:rPr>
         <w:hyperlink r:id="rId32" w:history="1">
           <w:r>
@@ -4669,342 +5041,19 @@
       </w:r>
       <w:r>
         <w:rPr>
-          <w:rFonts w:ascii="Charis SIL Regular" w:hAnsi="Charis SIL Regular" w:eastAsia="Charis SIL Regular"/>
-          <w:b w:val="0"/>
-          <w:i w:val="0"/>
-          <w:color w:val="0000FF"/>
-          <w:sz w:val="24"/>
-          <w:u w:val="single"/>
+          <w:u w:val="single" w:color="0000ff"/>
+          <w:rFonts w:ascii="Charis SIL Regular" w:hAnsi="Charis SIL Regular" w:eastAsia="Charis SIL Regular"/>
+          <w:b w:val="0"/>
+          <w:i w:val="0"/>
+          <w:color w:val="000000"/>
+          <w:sz w:val="24"/>
         </w:rPr>
         <w:hyperlink r:id="rId32" w:history="1">
           <w:r>
             <w:rPr>
               <w:rStyle w:val="Hyperlink"/>
             </w:rPr>
-            <w:t>nka</w:t>
-          </w:r>
-        </w:hyperlink>
-      </w:r>
-      <w:r>
-        <w:rPr>
-          <w:u w:val="single" w:color="0000ff"/>
-          <w:rFonts w:ascii="Charis SIL Regular" w:hAnsi="Charis SIL Regular" w:eastAsia="Charis SIL Regular"/>
-          <w:b w:val="0"/>
-          <w:i w:val="0"/>
-          <w:color w:val="000000"/>
-          <w:sz w:val="24"/>
-        </w:rPr>
-        <w:hyperlink r:id="rId30" w:history="1">
-          <w:r>
-            <w:rPr>
-              <w:rStyle w:val="Hyperlink"/>
-            </w:rPr>
-            <w:t xml:space="preserve"> and</w:t>
-          </w:r>
-        </w:hyperlink>
-      </w:r>
-      <w:r>
-        <w:rPr>
-          <w:u w:val="single" w:color="0000ff"/>
-          <w:rFonts w:ascii="Charis SIL Regular" w:hAnsi="Charis SIL Regular" w:eastAsia="Charis SIL Regular"/>
-          <w:b w:val="0"/>
-          <w:i w:val="0"/>
-          <w:color w:val="000000"/>
-          <w:sz w:val="24"/>
-        </w:rPr>
-        <w:t xml:space="preserve"> </w:t>
-      </w:r>
-      <w:r>
-        <w:rPr>
-          <w:u w:val="single" w:color="0000ff"/>
-          <w:rFonts w:ascii="Charis SIL Regular" w:hAnsi="Charis SIL Regular" w:eastAsia="Charis SIL Regular"/>
-          <w:b w:val="0"/>
-          <w:i w:val="0"/>
-          <w:color w:val="000000"/>
-          <w:sz w:val="24"/>
-        </w:rPr>
-        <w:hyperlink r:id="rId30" w:history="1">
-          <w:r>
-            <w:rPr>
-              <w:rStyle w:val="Hyperlink"/>
-            </w:rPr>
-            <w:t>th</w:t>
-          </w:r>
-        </w:hyperlink>
-      </w:r>
-      <w:r>
-        <w:rPr>
-          <w:rFonts w:ascii="Charis SIL Regular" w:hAnsi="Charis SIL Regular" w:eastAsia="Charis SIL Regular"/>
-          <w:b w:val="0"/>
-          <w:i w:val="0"/>
-          <w:color w:val="000000"/>
-          <w:sz w:val="24"/>
-        </w:rPr>
-        <w:hyperlink r:id="rId30" w:history="1">
-          <w:r>
-            <w:rPr>
-              <w:rStyle w:val="Hyperlink"/>
-            </w:rPr>
-            <w:t xml:space="preserve">e </w:t>
-          </w:r>
-        </w:hyperlink>
-      </w:r>
-      <w:r>
-        <w:rPr>
-          <w:rFonts w:ascii="Charis SIL Regular" w:hAnsi="Charis SIL Regular" w:eastAsia="Charis SIL Regular"/>
-          <w:b w:val="0"/>
-          <w:i w:val="0"/>
-          <w:color w:val="0000FF"/>
-          <w:sz w:val="24"/>
-          <w:u w:val="single"/>
-        </w:rPr>
-        <w:hyperlink r:id="rId30" w:history="1">
-          <w:r>
-            <w:rPr>
-              <w:rStyle w:val="Hyperlink"/>
-            </w:rPr>
-            <w:t>National</w:t>
-          </w:r>
-        </w:hyperlink>
-      </w:r>
-      <w:r>
-        <w:rPr>
-          <w:rFonts w:ascii="Charis SIL Regular" w:hAnsi="Charis SIL Regular" w:eastAsia="Charis SIL Regular"/>
-          <w:b w:val="0"/>
-          <w:i w:val="0"/>
-          <w:color w:val="0000FF"/>
-          <w:sz w:val="24"/>
-          <w:u w:val="single"/>
-        </w:rPr>
-        <w:t xml:space="preserve"> </w:t>
-      </w:r>
-      <w:r>
-        <w:rPr>
-          <w:rFonts w:ascii="Charis SIL Regular" w:hAnsi="Charis SIL Regular" w:eastAsia="Charis SIL Regular"/>
-          <w:b w:val="0"/>
-          <w:i w:val="0"/>
-          <w:color w:val="0000FF"/>
-          <w:sz w:val="24"/>
-          <w:u w:val="single"/>
-        </w:rPr>
-        <w:hyperlink r:id="rId33" w:history="1">
-          <w:r>
-            <w:rPr>
-              <w:rStyle w:val="Hyperlink"/>
-            </w:rPr>
-            <w:t>A</w:t>
-          </w:r>
-        </w:hyperlink>
-      </w:r>
-      <w:r>
-        <w:rPr>
-          <w:rFonts w:ascii="Charis SIL Regular" w:hAnsi="Charis SIL Regular" w:eastAsia="Charis SIL Regular"/>
-          <w:b w:val="0"/>
-          <w:i w:val="0"/>
-          <w:color w:val="0000FF"/>
-          <w:sz w:val="24"/>
-          <w:u w:val="single"/>
-        </w:rPr>
-        <w:hyperlink r:id="rId31" w:history="1">
-          <w:r>
-            <w:rPr>
-              <w:rStyle w:val="Hyperlink"/>
-            </w:rPr>
-            <w:t>rchiv</w:t>
-          </w:r>
-        </w:hyperlink>
-      </w:r>
-      <w:r>
-        <w:rPr>
-          <w:rFonts w:ascii="Charis SIL Regular" w:hAnsi="Charis SIL Regular" w:eastAsia="Charis SIL Regular"/>
-          <w:b w:val="0"/>
-          <w:i w:val="0"/>
-          <w:color w:val="0000FF"/>
-          <w:sz w:val="24"/>
-          <w:u w:val="single"/>
-        </w:rPr>
-        <w:hyperlink r:id="rId31" w:history="1">
-          <w:r>
-            <w:rPr>
-              <w:rStyle w:val="Hyperlink"/>
-            </w:rPr>
-            <w:t>e</w:t>
-          </w:r>
-        </w:hyperlink>
-      </w:r>
-      <w:r>
-        <w:rPr>
-          <w:rFonts w:ascii="Charis SIL Regular" w:hAnsi="Charis SIL Regular" w:eastAsia="Charis SIL Regular"/>
-          <w:b w:val="0"/>
-          <w:i w:val="0"/>
-          <w:color w:val="0000FF"/>
-          <w:sz w:val="24"/>
-          <w:u w:val="single"/>
-        </w:rPr>
-        <w:hyperlink r:id="rId31" w:history="1">
-          <w:r>
-            <w:rPr>
-              <w:rStyle w:val="Hyperlink"/>
-            </w:rPr>
-            <w:t>s</w:t>
-          </w:r>
-        </w:hyperlink>
-      </w:r>
-      <w:r>
-        <w:rPr>
-          <w:rFonts w:ascii="Charis SIL Regular" w:hAnsi="Charis SIL Regular" w:eastAsia="Charis SIL Regular"/>
-          <w:b w:val="0"/>
-          <w:i w:val="0"/>
-          <w:color w:val="0000FF"/>
-          <w:sz w:val="24"/>
-          <w:u w:val="single"/>
-        </w:rPr>
-        <w:t xml:space="preserve"> </w:t>
-      </w:r>
-      <w:r>
-        <w:rPr>
-          <w:rFonts w:ascii="Charis SIL Regular" w:hAnsi="Charis SIL Regular" w:eastAsia="Charis SIL Regular"/>
-          <w:b w:val="0"/>
-          <w:i w:val="0"/>
-          <w:color w:val="0000FF"/>
-          <w:sz w:val="24"/>
-          <w:u w:val="single"/>
-        </w:rPr>
-        <w:hyperlink r:id="rId31" w:history="1">
-          <w:r>
-            <w:rPr>
-              <w:rStyle w:val="Hyperlink"/>
-            </w:rPr>
-            <w:t>of</w:t>
-          </w:r>
-        </w:hyperlink>
-      </w:r>
-      <w:r>
-        <w:rPr>
-          <w:rFonts w:ascii="Charis SIL Regular" w:hAnsi="Charis SIL Regular" w:eastAsia="Charis SIL Regular"/>
-          <w:b w:val="0"/>
-          <w:i w:val="0"/>
-          <w:color w:val="0000FF"/>
-          <w:sz w:val="24"/>
-          <w:u w:val="single"/>
-        </w:rPr>
-        <w:t xml:space="preserve"> </w:t>
-      </w:r>
-      <w:r>
-        <w:rPr>
-          <w:rFonts w:ascii="Charis SIL Regular" w:hAnsi="Charis SIL Regular" w:eastAsia="Charis SIL Regular"/>
-          <w:b w:val="0"/>
-          <w:i w:val="0"/>
-          <w:color w:val="0000FF"/>
-          <w:sz w:val="24"/>
-          <w:u w:val="single"/>
-        </w:rPr>
-        <w:hyperlink r:id="rId31" w:history="1">
-          <w:r>
-            <w:rPr>
-              <w:rStyle w:val="Hyperlink"/>
-            </w:rPr>
-            <w:t>Cura</w:t>
-          </w:r>
-        </w:hyperlink>
-      </w:r>
-      <w:r>
-        <w:rPr>
-          <w:rFonts w:ascii="Charis SIL Regular" w:hAnsi="Charis SIL Regular" w:eastAsia="Charis SIL Regular"/>
-          <w:b w:val="0"/>
-          <w:i w:val="0"/>
-          <w:color w:val="0000FF"/>
-          <w:sz w:val="24"/>
-          <w:u w:val="single"/>
-        </w:rPr>
-        <w:hyperlink r:id="rId31" w:history="1">
-          <w:r>
-            <w:rPr>
-              <w:rStyle w:val="Hyperlink"/>
-            </w:rPr>
-            <w:t>çao</w:t>
-          </w:r>
-        </w:hyperlink>
-      </w:r>
-      <w:r>
-        <w:rPr>
-          <w:u w:val="single" w:color="0000ff"/>
-          <w:rFonts w:ascii="Charis SIL Regular" w:hAnsi="Charis SIL Regular" w:eastAsia="Charis SIL Regular"/>
-          <w:b w:val="0"/>
-          <w:i w:val="0"/>
-          <w:color w:val="000000"/>
-          <w:sz w:val="24"/>
-        </w:rPr>
-        <w:hyperlink r:id="rId31" w:history="1">
-          <w:r>
-            <w:rPr>
-              <w:rStyle w:val="Hyperlink"/>
-            </w:rPr>
-            <w:t>. Vari</w:t>
-          </w:r>
-        </w:hyperlink>
-      </w:r>
-      <w:r>
-        <w:rPr>
-          <w:u w:val="single" w:color="0000ff"/>
-          <w:rFonts w:ascii="Charis SIL Regular" w:hAnsi="Charis SIL Regular" w:eastAsia="Charis SIL Regular"/>
-          <w:b w:val="0"/>
-          <w:i w:val="0"/>
-          <w:color w:val="000000"/>
-          <w:sz w:val="24"/>
-        </w:rPr>
-        <w:hyperlink r:id="rId31" w:history="1">
-          <w:r>
-            <w:rPr>
-              <w:rStyle w:val="Hyperlink"/>
-            </w:rPr>
-            <w:t>o</w:t>
-          </w:r>
-        </w:hyperlink>
-      </w:r>
-      <w:r>
-        <w:rPr>
-          <w:u w:val="single" w:color="0000ff"/>
-          <w:rFonts w:ascii="Charis SIL Regular" w:hAnsi="Charis SIL Regular" w:eastAsia="Charis SIL Regular"/>
-          <w:b w:val="0"/>
-          <w:i w:val="0"/>
-          <w:color w:val="000000"/>
-          <w:sz w:val="24"/>
-        </w:rPr>
-        <w:hyperlink r:id="rId31" w:history="1">
-          <w:r>
-            <w:rPr>
-              <w:rStyle w:val="Hyperlink"/>
-            </w:rPr>
-            <w:t>us archiv</w:t>
-          </w:r>
-        </w:hyperlink>
-      </w:r>
-      <w:r>
-        <w:rPr>
-          <w:rFonts w:ascii="Charis SIL Regular" w:hAnsi="Charis SIL Regular" w:eastAsia="Charis SIL Regular"/>
-          <w:b w:val="0"/>
-          <w:i w:val="0"/>
-          <w:color w:val="000000"/>
-          <w:sz w:val="24"/>
-        </w:rPr>
-        <w:t xml:space="preserve">es in </w:t>
-      </w:r>
-      <w:r>
-        <w:rPr>
-          <w:u w:val="single" w:color="0000ff"/>
-          <w:rFonts w:ascii="Charis SIL Regular" w:hAnsi="Charis SIL Regular" w:eastAsia="Charis SIL Regular"/>
-          <w:b w:val="0"/>
-          <w:i w:val="0"/>
-          <w:color w:val="000000"/>
-          <w:sz w:val="24"/>
-        </w:rPr>
-        <w:hyperlink r:id="rId32" w:history="1">
-          <w:r>
-            <w:rPr>
-              <w:rStyle w:val="Hyperlink"/>
-            </w:rPr>
-            <w:t>Indonesi</w:t>
+            <w:t xml:space="preserve"> can be </w:t>
           </w:r>
         </w:hyperlink>
       </w:r>
@@ -5028,57 +5077,13 @@
       </w:r>
       <w:r>
         <w:rPr>
-          <w:u w:val="single" w:color="0000ff"/>
           <w:rFonts w:ascii="Charis SIL Regular" w:hAnsi="Charis SIL Regular" w:eastAsia="Charis SIL Regular"/>
           <w:b w:val="0"/>
           <w:i w:val="0"/>
           <w:color w:val="000000"/>
           <w:sz w:val="24"/>
         </w:rPr>
-        <w:hyperlink r:id="rId32" w:history="1">
-          <w:r>
-            <w:rPr>
-              <w:rStyle w:val="Hyperlink"/>
-            </w:rPr>
-            <w:t xml:space="preserve"> can be </w:t>
-          </w:r>
-        </w:hyperlink>
-      </w:r>
-      <w:r>
-        <w:rPr>
-          <w:u w:val="single" w:color="0000ff"/>
-          <w:rFonts w:ascii="Charis SIL Regular" w:hAnsi="Charis SIL Regular" w:eastAsia="Charis SIL Regular"/>
-          <w:b w:val="0"/>
-          <w:i w:val="0"/>
-          <w:color w:val="000000"/>
-          <w:sz w:val="24"/>
-        </w:rPr>
-        <w:hyperlink r:id="rId32" w:history="1">
-          <w:r>
-            <w:rPr>
-              <w:rStyle w:val="Hyperlink"/>
-            </w:rPr>
-            <w:t>a</w:t>
-          </w:r>
-        </w:hyperlink>
-      </w:r>
-      <w:r>
-        <w:rPr>
-          <w:u w:val="single" w:color="0000ff"/>
-          <w:rFonts w:ascii="Charis SIL Regular" w:hAnsi="Charis SIL Regular" w:eastAsia="Charis SIL Regular"/>
-          <w:b w:val="0"/>
-          <w:i w:val="0"/>
-          <w:color w:val="000000"/>
-          <w:sz w:val="24"/>
-        </w:rPr>
-        <w:hyperlink r:id="rId32" w:history="1">
-          <w:r>
-            <w:rPr>
-              <w:rStyle w:val="Hyperlink"/>
-            </w:rPr>
-            <w:t>cc</w:t>
-          </w:r>
-        </w:hyperlink>
+        <w:t>cc</w:t>
       </w:r>
       <w:r>
         <w:rPr>
@@ -5886,7 +5891,6 @@
       </w:r>
       <w:r>
         <w:rPr>
-          <w:u w:val="single" w:color="0000ff"/>
           <w:rFonts w:ascii="Charis SIL Regular" w:hAnsi="Charis SIL Regular" w:eastAsia="Charis SIL Regular"/>
           <w:b w:val="0"/>
           <w:i w:val="0"/>
@@ -5904,7 +5908,7 @@
           <w:sz w:val="24"/>
           <w:u w:val="single"/>
         </w:rPr>
-        <w:hyperlink r:id="rId39" w:history="1">
+        <w:hyperlink r:id="rId37" w:history="1">
           <w:r>
             <w:rPr>
               <w:rStyle w:val="Hyperlink"/>

--- a/EXPORTS/DOCX/published/niveau1/English/Sources.docx
+++ b/EXPORTS/DOCX/published/niveau1/English/Sources.docx
@@ -1296,24 +1296,7 @@
           <w:color w:val="000000"/>
           <w:sz w:val="24"/>
         </w:rPr>
-        <w:hyperlink r:id="rId15" w:history="1">
-          <w:r>
-            <w:rPr>
-              <w:rStyle w:val="Hyperlink"/>
-            </w:rPr>
-            <w:t>t</w:t>
-          </w:r>
-        </w:hyperlink>
-      </w:r>
-      <w:r>
-        <w:rPr>
-          <w:rFonts w:ascii="Charis SIL Regular" w:hAnsi="Charis SIL Regular" w:eastAsia="Charis SIL Regular"/>
-          <w:b w:val="0"/>
-          <w:i w:val="0"/>
-          <w:color w:val="000000"/>
-          <w:sz w:val="24"/>
-        </w:rPr>
-        <w:t xml:space="preserve">he </w:t>
+        <w:t xml:space="preserve">the </w:t>
       </w:r>
       <w:r>
         <w:rPr>
@@ -1454,7 +1437,7 @@
           <w:sz w:val="24"/>
           <w:u w:val="single"/>
         </w:rPr>
-        <w:hyperlink r:id="rId15" w:history="1">
+        <w:hyperlink r:id="rId16" w:history="1">
           <w:r>
             <w:rPr>
               <w:rStyle w:val="Hyperlink"/>
@@ -2018,22 +2001,13 @@
             <w:rPr>
               <w:rStyle w:val="Hyperlink"/>
             </w:rPr>
-            <w:t xml:space="preserve"> files</w:t>
+            <w:t xml:space="preserve"> files </w:t>
           </w:r>
         </w:hyperlink>
       </w:r>
       <w:r>
         <w:rPr>
-          <w:rFonts w:ascii="Charis SIL Regular" w:hAnsi="Charis SIL Regular" w:eastAsia="Charis SIL Regular"/>
-          <w:b w:val="0"/>
-          <w:i w:val="0"/>
-          <w:color w:val="000000"/>
-          <w:sz w:val="24"/>
-        </w:rPr>
-        <w:t xml:space="preserve"> </w:t>
-      </w:r>
-      <w:r>
-        <w:rPr>
+          <w:u w:val="single" w:color="0000ff"/>
           <w:rFonts w:ascii="Charis SIL Regular" w:hAnsi="Charis SIL Regular" w:eastAsia="Charis SIL Regular"/>
           <w:b w:val="0"/>
           <w:i w:val="0"/>
@@ -2074,9 +2048,19 @@
             <w:rPr>
               <w:rStyle w:val="Hyperlink"/>
             </w:rPr>
-            <w:t xml:space="preserve">ervice </w:t>
+            <w:t>ervic</w:t>
           </w:r>
         </w:hyperlink>
+      </w:r>
+      <w:r>
+        <w:rPr>
+          <w:rFonts w:ascii="Charis SIL Regular" w:hAnsi="Charis SIL Regular" w:eastAsia="Charis SIL Regular"/>
+          <w:b w:val="0"/>
+          <w:i w:val="0"/>
+          <w:color w:val="000000"/>
+          <w:sz w:val="24"/>
+        </w:rPr>
+        <w:t xml:space="preserve">e </w:t>
       </w:r>
       <w:r>
         <w:rPr>
@@ -2401,7 +2385,14 @@
           <w:sz w:val="24"/>
           <w:u w:val="single"/>
         </w:rPr>
-        <w:t xml:space="preserve">De koloniale </w:t>
+        <w:hyperlink r:id="rId19" w:history="1">
+          <w:r>
+            <w:rPr>
+              <w:rStyle w:val="Hyperlink"/>
+            </w:rPr>
+            <w:t>De</w:t>
+          </w:r>
+        </w:hyperlink>
       </w:r>
       <w:r>
         <w:rPr>
@@ -2412,7 +2403,47 @@
           <w:sz w:val="24"/>
           <w:u w:val="single"/>
         </w:rPr>
+        <w:t xml:space="preserve"> </w:t>
+      </w:r>
+      <w:r>
+        <w:rPr>
+          <w:rFonts w:ascii="Charis SIL Regular" w:hAnsi="Charis SIL Regular" w:eastAsia="Charis SIL Regular"/>
+          <w:b w:val="0"/>
+          <w:i w:val="0"/>
+          <w:color w:val="0000FF"/>
+          <w:sz w:val="24"/>
+          <w:u w:val="single"/>
+        </w:rPr>
         <w:hyperlink r:id="rId19" w:history="1">
+          <w:r>
+            <w:rPr>
+              <w:rStyle w:val="Hyperlink"/>
+            </w:rPr>
+            <w:t>koloniale</w:t>
+          </w:r>
+        </w:hyperlink>
+      </w:r>
+      <w:r>
+        <w:rPr>
+          <w:rFonts w:ascii="Charis SIL Regular" w:hAnsi="Charis SIL Regular" w:eastAsia="Charis SIL Regular"/>
+          <w:b w:val="0"/>
+          <w:i w:val="0"/>
+          <w:color w:val="0000FF"/>
+          <w:sz w:val="24"/>
+          <w:u w:val="single"/>
+        </w:rPr>
+        <w:t xml:space="preserve"> </w:t>
+      </w:r>
+      <w:r>
+        <w:rPr>
+          <w:rFonts w:ascii="Charis SIL Regular" w:hAnsi="Charis SIL Regular" w:eastAsia="Charis SIL Regular"/>
+          <w:b w:val="0"/>
+          <w:i w:val="0"/>
+          <w:color w:val="0000FF"/>
+          <w:sz w:val="24"/>
+          <w:u w:val="single"/>
+        </w:rPr>
+        <w:hyperlink r:id="rId18" w:history="1">
           <w:r>
             <w:rPr>
               <w:rStyle w:val="Hyperlink"/>
@@ -2459,7 +2490,7 @@
           <w:sz w:val="24"/>
           <w:u w:val="single"/>
         </w:rPr>
-        <w:hyperlink r:id="rId19" w:history="1">
+        <w:hyperlink r:id="rId18" w:history="1">
           <w:r>
             <w:rPr>
               <w:rStyle w:val="Hyperlink"/>
@@ -3031,7 +3062,7 @@
           <w:sz w:val="24"/>
           <w:u w:val="single"/>
         </w:rPr>
-        <w:hyperlink r:id="rId16" w:history="1">
+        <w:hyperlink r:id="rId20" w:history="1">
           <w:r>
             <w:rPr>
               <w:rStyle w:val="Hyperlink"/>
@@ -3194,6 +3225,7 @@
           <w:i w:val="0"/>
           <w:color w:val="0000FF"/>
           <w:sz w:val="24"/>
+          <w:u w:val="single"/>
         </w:rPr>
         <w:t xml:space="preserve"> </w:t>
       </w:r>
@@ -3206,7 +3238,7 @@
           <w:sz w:val="24"/>
           <w:u w:val="single"/>
         </w:rPr>
-        <w:hyperlink r:id="rId22" w:history="1">
+        <w:hyperlink r:id="rId16" w:history="1">
           <w:r>
             <w:rPr>
               <w:rStyle w:val="Hyperlink"/>
@@ -3324,7 +3356,7 @@
           <w:sz w:val="24"/>
           <w:u w:val="single"/>
         </w:rPr>
-        <w:hyperlink r:id="rId23" w:history="1">
+        <w:hyperlink r:id="rId22" w:history="1">
           <w:r>
             <w:rPr>
               <w:rStyle w:val="Hyperlink"/>
@@ -3353,7 +3385,7 @@
           <w:sz w:val="24"/>
           <w:u w:val="single"/>
         </w:rPr>
-        <w:hyperlink r:id="rId23" w:history="1">
+        <w:hyperlink r:id="rId22" w:history="1">
           <w:r>
             <w:rPr>
               <w:rStyle w:val="Hyperlink"/>
@@ -3382,7 +3414,7 @@
           <w:sz w:val="24"/>
           <w:u w:val="single"/>
         </w:rPr>
-        <w:hyperlink r:id="rId23" w:history="1">
+        <w:hyperlink r:id="rId22" w:history="1">
           <w:r>
             <w:rPr>
               <w:rStyle w:val="Hyperlink"/>
@@ -3410,7 +3442,7 @@
           <w:sz w:val="24"/>
           <w:u w:val="single"/>
         </w:rPr>
-        <w:hyperlink r:id="rId24" w:history="1">
+        <w:hyperlink r:id="rId23" w:history="1">
           <w:r>
             <w:rPr>
               <w:rStyle w:val="Hyperlink"/>
@@ -3448,7 +3480,7 @@
           <w:sz w:val="24"/>
           <w:u w:val="single"/>
         </w:rPr>
-        <w:hyperlink r:id="rId25" w:history="1">
+        <w:hyperlink r:id="rId22" w:history="1">
           <w:r>
             <w:rPr>
               <w:rStyle w:val="Hyperlink"/>
@@ -3466,7 +3498,7 @@
           <w:sz w:val="24"/>
           <w:u w:val="single"/>
         </w:rPr>
-        <w:hyperlink r:id="rId25" w:history="1">
+        <w:hyperlink r:id="rId22" w:history="1">
           <w:r>
             <w:rPr>
               <w:rStyle w:val="Hyperlink"/>
@@ -3484,7 +3516,7 @@
           <w:sz w:val="24"/>
           <w:u w:val="single"/>
         </w:rPr>
-        <w:hyperlink r:id="rId25" w:history="1">
+        <w:hyperlink r:id="rId22" w:history="1">
           <w:r>
             <w:rPr>
               <w:rStyle w:val="Hyperlink"/>
@@ -3513,7 +3545,7 @@
           <w:sz w:val="24"/>
           <w:u w:val="single"/>
         </w:rPr>
-        <w:hyperlink r:id="rId25" w:history="1">
+        <w:hyperlink r:id="rId22" w:history="1">
           <w:r>
             <w:rPr>
               <w:rStyle w:val="Hyperlink"/>
@@ -3542,7 +3574,7 @@
           <w:color w:val="000000"/>
           <w:sz w:val="24"/>
         </w:rPr>
-        <w:hyperlink r:id="rId23" w:history="1">
+        <w:hyperlink r:id="rId22" w:history="1">
           <w:r>
             <w:rPr>
               <w:rStyle w:val="Hyperlink"/>
@@ -3568,8 +3600,16 @@
           <w:i w:val="0"/>
           <w:color w:val="0000FF"/>
           <w:sz w:val="24"/>
-        </w:rPr>
-        <w:t>Rijksmu</w:t>
+          <w:u w:val="single"/>
+        </w:rPr>
+        <w:hyperlink r:id="rId24" w:history="1">
+          <w:r>
+            <w:rPr>
+              <w:rStyle w:val="Hyperlink"/>
+            </w:rPr>
+            <w:t>Rijksmu</w:t>
+          </w:r>
+        </w:hyperlink>
       </w:r>
       <w:r>
         <w:rPr>
@@ -3580,7 +3620,7 @@
           <w:sz w:val="24"/>
           <w:u w:val="single"/>
         </w:rPr>
-        <w:hyperlink r:id="rId24" w:history="1">
+        <w:hyperlink r:id="rId23" w:history="1">
           <w:r>
             <w:rPr>
               <w:rStyle w:val="Hyperlink"/>
@@ -3598,14 +3638,7 @@
           <w:color w:val="000000"/>
           <w:sz w:val="24"/>
         </w:rPr>
-        <w:hyperlink r:id="rId24" w:history="1">
-          <w:r>
-            <w:rPr>
-              <w:rStyle w:val="Hyperlink"/>
-            </w:rPr>
-            <w:t xml:space="preserve">. The </w:t>
-          </w:r>
-        </w:hyperlink>
+        <w:t xml:space="preserve">. The </w:t>
       </w:r>
       <w:r>
         <w:rPr>
@@ -3616,7 +3649,7 @@
           <w:sz w:val="24"/>
           <w:u w:val="single"/>
         </w:rPr>
-        <w:hyperlink r:id="rId24" w:history="1">
+        <w:hyperlink r:id="rId25" w:history="1">
           <w:r>
             <w:rPr>
               <w:rStyle w:val="Hyperlink"/>
@@ -3634,7 +3667,7 @@
           <w:sz w:val="24"/>
           <w:u w:val="single"/>
         </w:rPr>
-        <w:hyperlink r:id="rId26" w:history="1">
+        <w:hyperlink r:id="rId25" w:history="1">
           <w:r>
             <w:rPr>
               <w:rStyle w:val="Hyperlink"/>
@@ -3652,7 +3685,7 @@
           <w:sz w:val="24"/>
           <w:u w:val="single"/>
         </w:rPr>
-        <w:hyperlink r:id="rId26" w:history="1">
+        <w:hyperlink r:id="rId25" w:history="1">
           <w:r>
             <w:rPr>
               <w:rStyle w:val="Hyperlink"/>
@@ -3681,7 +3714,7 @@
           <w:sz w:val="24"/>
           <w:u w:val="single"/>
         </w:rPr>
-        <w:hyperlink r:id="rId26" w:history="1">
+        <w:hyperlink r:id="rId25" w:history="1">
           <w:r>
             <w:rPr>
               <w:rStyle w:val="Hyperlink"/>
@@ -3710,7 +3743,7 @@
           <w:sz w:val="24"/>
           <w:u w:val="single"/>
         </w:rPr>
-        <w:hyperlink r:id="rId26" w:history="1">
+        <w:hyperlink r:id="rId25" w:history="1">
           <w:r>
             <w:rPr>
               <w:rStyle w:val="Hyperlink"/>
@@ -3727,7 +3760,18 @@
           <w:color w:val="000000"/>
           <w:sz w:val="24"/>
         </w:rPr>
-        <w:t xml:space="preserve"> is the custodian of the </w:t>
+        <w:t xml:space="preserve"> is the cu</w:t>
+      </w:r>
+      <w:r>
+        <w:rPr>
+          <w:u w:val="single" w:color="0000ff"/>
+          <w:rFonts w:ascii="Charis SIL Regular" w:hAnsi="Charis SIL Regular" w:eastAsia="Charis SIL Regular"/>
+          <w:b w:val="0"/>
+          <w:i w:val="0"/>
+          <w:color w:val="000000"/>
+          <w:sz w:val="24"/>
+        </w:rPr>
+        <w:t xml:space="preserve">stodian of the </w:t>
       </w:r>
       <w:r>
         <w:rPr>
@@ -3738,7 +3782,7 @@
           <w:sz w:val="24"/>
           <w:u w:val="single"/>
         </w:rPr>
-        <w:hyperlink r:id="rId25" w:history="1">
+        <w:hyperlink r:id="rId26" w:history="1">
           <w:r>
             <w:rPr>
               <w:rStyle w:val="Hyperlink"/>
@@ -3756,7 +3800,7 @@
           <w:sz w:val="24"/>
           <w:u w:val="single"/>
         </w:rPr>
-        <w:hyperlink r:id="rId27" w:history="1">
+        <w:hyperlink r:id="rId26" w:history="1">
           <w:r>
             <w:rPr>
               <w:rStyle w:val="Hyperlink"/>
@@ -3774,7 +3818,7 @@
           <w:sz w:val="24"/>
           <w:u w:val="single"/>
         </w:rPr>
-        <w:hyperlink r:id="rId27" w:history="1">
+        <w:hyperlink r:id="rId26" w:history="1">
           <w:r>
             <w:rPr>
               <w:rStyle w:val="Hyperlink"/>
@@ -3803,7 +3847,7 @@
           <w:sz w:val="24"/>
           <w:u w:val="single"/>
         </w:rPr>
-        <w:hyperlink r:id="rId27" w:history="1">
+        <w:hyperlink r:id="rId26" w:history="1">
           <w:r>
             <w:rPr>
               <w:rStyle w:val="Hyperlink"/>
@@ -3832,7 +3876,7 @@
           <w:sz w:val="24"/>
           <w:u w:val="single"/>
         </w:rPr>
-        <w:hyperlink r:id="rId27" w:history="1">
+        <w:hyperlink r:id="rId26" w:history="1">
           <w:r>
             <w:rPr>
               <w:rStyle w:val="Hyperlink"/>
@@ -3850,7 +3894,7 @@
           <w:sz w:val="24"/>
           <w:u w:val="single"/>
         </w:rPr>
-        <w:hyperlink r:id="rId27" w:history="1">
+        <w:hyperlink r:id="rId26" w:history="1">
           <w:r>
             <w:rPr>
               <w:rStyle w:val="Hyperlink"/>
@@ -3878,7 +3922,7 @@
           <w:color w:val="000000"/>
           <w:sz w:val="24"/>
         </w:rPr>
-        <w:hyperlink r:id="rId26" w:history="1">
+        <w:hyperlink r:id="rId25" w:history="1">
           <w:r>
             <w:rPr>
               <w:rStyle w:val="Hyperlink"/>
@@ -3896,7 +3940,7 @@
           <w:color w:val="000000"/>
           <w:sz w:val="24"/>
         </w:rPr>
-        <w:hyperlink r:id="rId26" w:history="1">
+        <w:hyperlink r:id="rId25" w:history="1">
           <w:r>
             <w:rPr>
               <w:rStyle w:val="Hyperlink"/>
@@ -3954,7 +3998,7 @@
           <w:sz w:val="24"/>
           <w:u w:val="single"/>
         </w:rPr>
-        <w:hyperlink r:id="rId28" w:history="1">
+        <w:hyperlink r:id="rId27" w:history="1">
           <w:r>
             <w:rPr>
               <w:rStyle w:val="Hyperlink"/>
@@ -3983,7 +4027,7 @@
           <w:sz w:val="24"/>
           <w:u w:val="single"/>
         </w:rPr>
-        <w:hyperlink r:id="rId28" w:history="1">
+        <w:hyperlink r:id="rId27" w:history="1">
           <w:r>
             <w:rPr>
               <w:rStyle w:val="Hyperlink"/>
@@ -4011,7 +4055,7 @@
           <w:sz w:val="24"/>
           <w:u w:val="single"/>
         </w:rPr>
-        <w:hyperlink r:id="rId29" w:history="1">
+        <w:hyperlink r:id="rId28" w:history="1">
           <w:r>
             <w:rPr>
               <w:rStyle w:val="Hyperlink"/>
@@ -4040,7 +4084,7 @@
           <w:sz w:val="24"/>
           <w:u w:val="single"/>
         </w:rPr>
-        <w:hyperlink r:id="rId29" w:history="1">
+        <w:hyperlink r:id="rId28" w:history="1">
           <w:r>
             <w:rPr>
               <w:rStyle w:val="Hyperlink"/>
@@ -4069,7 +4113,7 @@
           <w:sz w:val="24"/>
           <w:u w:val="single"/>
         </w:rPr>
-        <w:hyperlink r:id="rId29" w:history="1">
+        <w:hyperlink r:id="rId28" w:history="1">
           <w:r>
             <w:rPr>
               <w:rStyle w:val="Hyperlink"/>
@@ -4307,7 +4351,7 @@
           <w:sz w:val="24"/>
           <w:u w:val="single"/>
         </w:rPr>
-        <w:hyperlink r:id="rId30" w:history="1">
+        <w:hyperlink r:id="rId29" w:history="1">
           <w:r>
             <w:rPr>
               <w:rStyle w:val="Hyperlink"/>
@@ -4336,7 +4380,7 @@
           <w:sz w:val="24"/>
           <w:u w:val="single"/>
         </w:rPr>
-        <w:hyperlink r:id="rId30" w:history="1">
+        <w:hyperlink r:id="rId29" w:history="1">
           <w:r>
             <w:rPr>
               <w:rStyle w:val="Hyperlink"/>
@@ -4365,7 +4409,7 @@
           <w:sz w:val="24"/>
           <w:u w:val="single"/>
         </w:rPr>
-        <w:hyperlink r:id="rId30" w:history="1">
+        <w:hyperlink r:id="rId29" w:history="1">
           <w:r>
             <w:rPr>
               <w:rStyle w:val="Hyperlink"/>
@@ -4383,7 +4427,7 @@
           <w:sz w:val="24"/>
           <w:u w:val="single"/>
         </w:rPr>
-        <w:hyperlink r:id="rId30" w:history="1">
+        <w:hyperlink r:id="rId29" w:history="1">
           <w:r>
             <w:rPr>
               <w:rStyle w:val="Hyperlink"/>
@@ -4411,7 +4455,7 @@
           <w:sz w:val="24"/>
           <w:u w:val="single"/>
         </w:rPr>
-        <w:hyperlink r:id="rId31" w:history="1">
+        <w:hyperlink r:id="rId30" w:history="1">
           <w:r>
             <w:rPr>
               <w:rStyle w:val="Hyperlink"/>
@@ -4440,7 +4484,7 @@
           <w:sz w:val="24"/>
           <w:u w:val="single"/>
         </w:rPr>
-        <w:hyperlink r:id="rId31" w:history="1">
+        <w:hyperlink r:id="rId30" w:history="1">
           <w:r>
             <w:rPr>
               <w:rStyle w:val="Hyperlink"/>
@@ -4469,7 +4513,7 @@
           <w:sz w:val="24"/>
           <w:u w:val="single"/>
         </w:rPr>
-        <w:hyperlink r:id="rId31" w:history="1">
+        <w:hyperlink r:id="rId30" w:history="1">
           <w:r>
             <w:rPr>
               <w:rStyle w:val="Hyperlink"/>
@@ -4498,7 +4542,7 @@
           <w:sz w:val="24"/>
           <w:u w:val="single"/>
         </w:rPr>
-        <w:hyperlink r:id="rId31" w:history="1">
+        <w:hyperlink r:id="rId30" w:history="1">
           <w:r>
             <w:rPr>
               <w:rStyle w:val="Hyperlink"/>
@@ -4526,7 +4570,7 @@
           <w:sz w:val="24"/>
           <w:u w:val="single"/>
         </w:rPr>
-        <w:hyperlink r:id="rId32" w:history="1">
+        <w:hyperlink r:id="rId31" w:history="1">
           <w:r>
             <w:rPr>
               <w:rStyle w:val="Hyperlink"/>
@@ -4555,12 +4599,300 @@
           <w:sz w:val="24"/>
           <w:u w:val="single"/>
         </w:rPr>
+        <w:hyperlink r:id="rId31" w:history="1">
+          <w:r>
+            <w:rPr>
+              <w:rStyle w:val="Hyperlink"/>
+            </w:rPr>
+            <w:t>Archive</w:t>
+          </w:r>
+        </w:hyperlink>
+      </w:r>
+      <w:r>
+        <w:rPr>
+          <w:rFonts w:ascii="Charis SIL Regular" w:hAnsi="Charis SIL Regular" w:eastAsia="Charis SIL Regular"/>
+          <w:b w:val="0"/>
+          <w:i w:val="0"/>
+          <w:color w:val="0000FF"/>
+          <w:sz w:val="24"/>
+          <w:u w:val="single"/>
+        </w:rPr>
+        <w:hyperlink r:id="rId29" w:history="1">
+          <w:r>
+            <w:rPr>
+              <w:rStyle w:val="Hyperlink"/>
+            </w:rPr>
+            <w:t>s</w:t>
+          </w:r>
+        </w:hyperlink>
+      </w:r>
+      <w:r>
+        <w:rPr>
+          <w:rFonts w:ascii="Charis SIL Regular" w:hAnsi="Charis SIL Regular" w:eastAsia="Charis SIL Regular"/>
+          <w:b w:val="0"/>
+          <w:i w:val="0"/>
+          <w:color w:val="0000FF"/>
+          <w:sz w:val="24"/>
+          <w:u w:val="single"/>
+        </w:rPr>
+        <w:t xml:space="preserve"> </w:t>
+      </w:r>
+      <w:r>
+        <w:rPr>
+          <w:rFonts w:ascii="Charis SIL Regular" w:hAnsi="Charis SIL Regular" w:eastAsia="Charis SIL Regular"/>
+          <w:b w:val="0"/>
+          <w:i w:val="0"/>
+          <w:color w:val="0000FF"/>
+          <w:sz w:val="24"/>
+          <w:u w:val="single"/>
+        </w:rPr>
+        <w:hyperlink r:id="rId29" w:history="1">
+          <w:r>
+            <w:rPr>
+              <w:rStyle w:val="Hyperlink"/>
+            </w:rPr>
+            <w:t>of</w:t>
+          </w:r>
+        </w:hyperlink>
+      </w:r>
+      <w:r>
+        <w:rPr>
+          <w:rFonts w:ascii="Charis SIL Regular" w:hAnsi="Charis SIL Regular" w:eastAsia="Charis SIL Regular"/>
+          <w:b w:val="0"/>
+          <w:i w:val="0"/>
+          <w:color w:val="0000FF"/>
+          <w:sz w:val="24"/>
+          <w:u w:val="single"/>
+        </w:rPr>
+        <w:t xml:space="preserve"> </w:t>
+      </w:r>
+      <w:r>
+        <w:rPr>
+          <w:rFonts w:ascii="Charis SIL Regular" w:hAnsi="Charis SIL Regular" w:eastAsia="Charis SIL Regular"/>
+          <w:b w:val="0"/>
+          <w:i w:val="0"/>
+          <w:color w:val="0000FF"/>
+          <w:sz w:val="24"/>
+          <w:u w:val="single"/>
+        </w:rPr>
+        <w:hyperlink r:id="rId29" w:history="1">
+          <w:r>
+            <w:rPr>
+              <w:rStyle w:val="Hyperlink"/>
+            </w:rPr>
+            <w:t>Sri</w:t>
+          </w:r>
+        </w:hyperlink>
+      </w:r>
+      <w:r>
+        <w:rPr>
+          <w:rFonts w:ascii="Charis SIL Regular" w:hAnsi="Charis SIL Regular" w:eastAsia="Charis SIL Regular"/>
+          <w:b w:val="0"/>
+          <w:i w:val="0"/>
+          <w:color w:val="0000FF"/>
+          <w:sz w:val="24"/>
+          <w:u w:val="single"/>
+        </w:rPr>
+        <w:t xml:space="preserve"> </w:t>
+      </w:r>
+      <w:r>
+        <w:rPr>
+          <w:rFonts w:ascii="Charis SIL Regular" w:hAnsi="Charis SIL Regular" w:eastAsia="Charis SIL Regular"/>
+          <w:b w:val="0"/>
+          <w:i w:val="0"/>
+          <w:color w:val="0000FF"/>
+          <w:sz w:val="24"/>
+          <w:u w:val="single"/>
+        </w:rPr>
+        <w:hyperlink r:id="rId29" w:history="1">
+          <w:r>
+            <w:rPr>
+              <w:rStyle w:val="Hyperlink"/>
+            </w:rPr>
+            <w:t>L</w:t>
+          </w:r>
+        </w:hyperlink>
+      </w:r>
+      <w:r>
+        <w:rPr>
+          <w:rFonts w:ascii="Charis SIL Regular" w:hAnsi="Charis SIL Regular" w:eastAsia="Charis SIL Regular"/>
+          <w:b w:val="0"/>
+          <w:i w:val="0"/>
+          <w:color w:val="0000FF"/>
+          <w:sz w:val="24"/>
+          <w:u w:val="single"/>
+        </w:rPr>
+        <w:hyperlink r:id="rId29" w:history="1">
+          <w:r>
+            <w:rPr>
+              <w:rStyle w:val="Hyperlink"/>
+            </w:rPr>
+            <w:t>a</w:t>
+          </w:r>
+        </w:hyperlink>
+      </w:r>
+      <w:r>
+        <w:rPr>
+          <w:rFonts w:ascii="Charis SIL Regular" w:hAnsi="Charis SIL Regular" w:eastAsia="Charis SIL Regular"/>
+          <w:b w:val="0"/>
+          <w:i w:val="0"/>
+          <w:color w:val="0000FF"/>
+          <w:sz w:val="24"/>
+          <w:u w:val="single"/>
+        </w:rPr>
+        <w:hyperlink r:id="rId29" w:history="1">
+          <w:r>
+            <w:rPr>
+              <w:rStyle w:val="Hyperlink"/>
+            </w:rPr>
+            <w:t>nka</w:t>
+          </w:r>
+        </w:hyperlink>
+      </w:r>
+      <w:r>
+        <w:rPr>
+          <w:u w:val="single" w:color="0000ff"/>
+          <w:rFonts w:ascii="Charis SIL Regular" w:hAnsi="Charis SIL Regular" w:eastAsia="Charis SIL Regular"/>
+          <w:b w:val="0"/>
+          <w:i w:val="0"/>
+          <w:color w:val="000000"/>
+          <w:sz w:val="24"/>
+        </w:rPr>
+        <w:hyperlink r:id="rId29" w:history="1">
+          <w:r>
+            <w:rPr>
+              <w:rStyle w:val="Hyperlink"/>
+            </w:rPr>
+            <w:t xml:space="preserve"> and</w:t>
+          </w:r>
+        </w:hyperlink>
+      </w:r>
+      <w:r>
+        <w:rPr>
+          <w:u w:val="single" w:color="0000ff"/>
+          <w:rFonts w:ascii="Charis SIL Regular" w:hAnsi="Charis SIL Regular" w:eastAsia="Charis SIL Regular"/>
+          <w:b w:val="0"/>
+          <w:i w:val="0"/>
+          <w:color w:val="000000"/>
+          <w:sz w:val="24"/>
+        </w:rPr>
+        <w:t xml:space="preserve"> </w:t>
+      </w:r>
+      <w:r>
+        <w:rPr>
+          <w:u w:val="single" w:color="0000ff"/>
+          <w:rFonts w:ascii="Charis SIL Regular" w:hAnsi="Charis SIL Regular" w:eastAsia="Charis SIL Regular"/>
+          <w:b w:val="0"/>
+          <w:i w:val="0"/>
+          <w:color w:val="000000"/>
+          <w:sz w:val="24"/>
+        </w:rPr>
+        <w:hyperlink r:id="rId29" w:history="1">
+          <w:r>
+            <w:rPr>
+              <w:rStyle w:val="Hyperlink"/>
+            </w:rPr>
+            <w:t>th</w:t>
+          </w:r>
+        </w:hyperlink>
+      </w:r>
+      <w:r>
+        <w:rPr>
+          <w:rFonts w:ascii="Charis SIL Regular" w:hAnsi="Charis SIL Regular" w:eastAsia="Charis SIL Regular"/>
+          <w:b w:val="0"/>
+          <w:i w:val="0"/>
+          <w:color w:val="000000"/>
+          <w:sz w:val="24"/>
+        </w:rPr>
+        <w:hyperlink r:id="rId29" w:history="1">
+          <w:r>
+            <w:rPr>
+              <w:rStyle w:val="Hyperlink"/>
+            </w:rPr>
+            <w:t xml:space="preserve">e </w:t>
+          </w:r>
+        </w:hyperlink>
+      </w:r>
+      <w:r>
+        <w:rPr>
+          <w:rFonts w:ascii="Charis SIL Regular" w:hAnsi="Charis SIL Regular" w:eastAsia="Charis SIL Regular"/>
+          <w:b w:val="0"/>
+          <w:i w:val="0"/>
+          <w:color w:val="0000FF"/>
+          <w:sz w:val="24"/>
+          <w:u w:val="single"/>
+        </w:rPr>
+        <w:hyperlink r:id="rId29" w:history="1">
+          <w:r>
+            <w:rPr>
+              <w:rStyle w:val="Hyperlink"/>
+            </w:rPr>
+            <w:t>National</w:t>
+          </w:r>
+        </w:hyperlink>
+      </w:r>
+      <w:r>
+        <w:rPr>
+          <w:rFonts w:ascii="Charis SIL Regular" w:hAnsi="Charis SIL Regular" w:eastAsia="Charis SIL Regular"/>
+          <w:b w:val="0"/>
+          <w:i w:val="0"/>
+          <w:color w:val="0000FF"/>
+          <w:sz w:val="24"/>
+          <w:u w:val="single"/>
+        </w:rPr>
+        <w:t xml:space="preserve"> </w:t>
+      </w:r>
+      <w:r>
+        <w:rPr>
+          <w:rFonts w:ascii="Charis SIL Regular" w:hAnsi="Charis SIL Regular" w:eastAsia="Charis SIL Regular"/>
+          <w:b w:val="0"/>
+          <w:i w:val="0"/>
+          <w:color w:val="0000FF"/>
+          <w:sz w:val="24"/>
+          <w:u w:val="single"/>
+        </w:rPr>
         <w:hyperlink r:id="rId32" w:history="1">
           <w:r>
             <w:rPr>
               <w:rStyle w:val="Hyperlink"/>
             </w:rPr>
-            <w:t>Archive</w:t>
+            <w:t>A</w:t>
+          </w:r>
+        </w:hyperlink>
+      </w:r>
+      <w:r>
+        <w:rPr>
+          <w:rFonts w:ascii="Charis SIL Regular" w:hAnsi="Charis SIL Regular" w:eastAsia="Charis SIL Regular"/>
+          <w:b w:val="0"/>
+          <w:i w:val="0"/>
+          <w:color w:val="0000FF"/>
+          <w:sz w:val="24"/>
+          <w:u w:val="single"/>
+        </w:rPr>
+        <w:hyperlink r:id="rId30" w:history="1">
+          <w:r>
+            <w:rPr>
+              <w:rStyle w:val="Hyperlink"/>
+            </w:rPr>
+            <w:t>rchiv</w:t>
+          </w:r>
+        </w:hyperlink>
+      </w:r>
+      <w:r>
+        <w:rPr>
+          <w:rFonts w:ascii="Charis SIL Regular" w:hAnsi="Charis SIL Regular" w:eastAsia="Charis SIL Regular"/>
+          <w:b w:val="0"/>
+          <w:i w:val="0"/>
+          <w:color w:val="0000FF"/>
+          <w:sz w:val="24"/>
+          <w:u w:val="single"/>
+        </w:rPr>
+        <w:hyperlink r:id="rId30" w:history="1">
+          <w:r>
+            <w:rPr>
+              <w:rStyle w:val="Hyperlink"/>
+            </w:rPr>
+            <w:t>e</w:t>
           </w:r>
         </w:hyperlink>
       </w:r>
@@ -4631,41 +4963,12 @@
           <w:sz w:val="24"/>
           <w:u w:val="single"/>
         </w:rPr>
-        <w:hyperlink r:id="rId32" w:history="1">
-          <w:r>
-            <w:rPr>
-              <w:rStyle w:val="Hyperlink"/>
-            </w:rPr>
-            <w:t>Sri</w:t>
-          </w:r>
-        </w:hyperlink>
-      </w:r>
-      <w:r>
-        <w:rPr>
-          <w:rFonts w:ascii="Charis SIL Regular" w:hAnsi="Charis SIL Regular" w:eastAsia="Charis SIL Regular"/>
-          <w:b w:val="0"/>
-          <w:i w:val="0"/>
-          <w:color w:val="0000FF"/>
-          <w:sz w:val="24"/>
-          <w:u w:val="single"/>
-        </w:rPr>
-        <w:t xml:space="preserve"> </w:t>
-      </w:r>
-      <w:r>
-        <w:rPr>
-          <w:rFonts w:ascii="Charis SIL Regular" w:hAnsi="Charis SIL Regular" w:eastAsia="Charis SIL Regular"/>
-          <w:b w:val="0"/>
-          <w:i w:val="0"/>
-          <w:color w:val="0000FF"/>
-          <w:sz w:val="24"/>
-          <w:u w:val="single"/>
-        </w:rPr>
         <w:hyperlink r:id="rId30" w:history="1">
           <w:r>
             <w:rPr>
               <w:rStyle w:val="Hyperlink"/>
             </w:rPr>
-            <w:t>L</w:t>
+            <w:t>Cura</w:t>
           </w:r>
         </w:hyperlink>
       </w:r>
@@ -4679,6 +4982,106 @@
           <w:u w:val="single"/>
         </w:rPr>
         <w:hyperlink r:id="rId30" w:history="1">
+          <w:r>
+            <w:rPr>
+              <w:rStyle w:val="Hyperlink"/>
+            </w:rPr>
+            <w:t>çao</w:t>
+          </w:r>
+        </w:hyperlink>
+      </w:r>
+      <w:r>
+        <w:rPr>
+          <w:u w:val="single" w:color="0000ff"/>
+          <w:rFonts w:ascii="Charis SIL Regular" w:hAnsi="Charis SIL Regular" w:eastAsia="Charis SIL Regular"/>
+          <w:b w:val="0"/>
+          <w:i w:val="0"/>
+          <w:color w:val="000000"/>
+          <w:sz w:val="24"/>
+        </w:rPr>
+        <w:hyperlink r:id="rId30" w:history="1">
+          <w:r>
+            <w:rPr>
+              <w:rStyle w:val="Hyperlink"/>
+            </w:rPr>
+            <w:t>. Vari</w:t>
+          </w:r>
+        </w:hyperlink>
+      </w:r>
+      <w:r>
+        <w:rPr>
+          <w:u w:val="single" w:color="0000ff"/>
+          <w:rFonts w:ascii="Charis SIL Regular" w:hAnsi="Charis SIL Regular" w:eastAsia="Charis SIL Regular"/>
+          <w:b w:val="0"/>
+          <w:i w:val="0"/>
+          <w:color w:val="000000"/>
+          <w:sz w:val="24"/>
+        </w:rPr>
+        <w:hyperlink r:id="rId30" w:history="1">
+          <w:r>
+            <w:rPr>
+              <w:rStyle w:val="Hyperlink"/>
+            </w:rPr>
+            <w:t>o</w:t>
+          </w:r>
+        </w:hyperlink>
+      </w:r>
+      <w:r>
+        <w:rPr>
+          <w:u w:val="single" w:color="0000ff"/>
+          <w:rFonts w:ascii="Charis SIL Regular" w:hAnsi="Charis SIL Regular" w:eastAsia="Charis SIL Regular"/>
+          <w:b w:val="0"/>
+          <w:i w:val="0"/>
+          <w:color w:val="000000"/>
+          <w:sz w:val="24"/>
+        </w:rPr>
+        <w:hyperlink r:id="rId30" w:history="1">
+          <w:r>
+            <w:rPr>
+              <w:rStyle w:val="Hyperlink"/>
+            </w:rPr>
+            <w:t>us archiv</w:t>
+          </w:r>
+        </w:hyperlink>
+      </w:r>
+      <w:r>
+        <w:rPr>
+          <w:rFonts w:ascii="Charis SIL Regular" w:hAnsi="Charis SIL Regular" w:eastAsia="Charis SIL Regular"/>
+          <w:b w:val="0"/>
+          <w:i w:val="0"/>
+          <w:color w:val="000000"/>
+          <w:sz w:val="24"/>
+        </w:rPr>
+        <w:t xml:space="preserve">es in </w:t>
+      </w:r>
+      <w:r>
+        <w:rPr>
+          <w:u w:val="single" w:color="0000ff"/>
+          <w:rFonts w:ascii="Charis SIL Regular" w:hAnsi="Charis SIL Regular" w:eastAsia="Charis SIL Regular"/>
+          <w:b w:val="0"/>
+          <w:i w:val="0"/>
+          <w:color w:val="000000"/>
+          <w:sz w:val="24"/>
+        </w:rPr>
+        <w:hyperlink r:id="rId31" w:history="1">
+          <w:r>
+            <w:rPr>
+              <w:rStyle w:val="Hyperlink"/>
+            </w:rPr>
+            <w:t>Indonesi</w:t>
+          </w:r>
+        </w:hyperlink>
+      </w:r>
+      <w:r>
+        <w:rPr>
+          <w:u w:val="single" w:color="0000ff"/>
+          <w:rFonts w:ascii="Charis SIL Regular" w:hAnsi="Charis SIL Regular" w:eastAsia="Charis SIL Regular"/>
+          <w:b w:val="0"/>
+          <w:i w:val="0"/>
+          <w:color w:val="000000"/>
+          <w:sz w:val="24"/>
+        </w:rPr>
+        <w:hyperlink r:id="rId31" w:history="1">
           <w:r>
             <w:rPr>
               <w:rStyle w:val="Hyperlink"/>
@@ -4689,152 +5092,84 @@
       </w:r>
       <w:r>
         <w:rPr>
-          <w:rFonts w:ascii="Charis SIL Regular" w:hAnsi="Charis SIL Regular" w:eastAsia="Charis SIL Regular"/>
-          <w:b w:val="0"/>
-          <w:i w:val="0"/>
-          <w:color w:val="0000FF"/>
-          <w:sz w:val="24"/>
-          <w:u w:val="single"/>
-        </w:rPr>
-        <w:hyperlink r:id="rId30" w:history="1">
-          <w:r>
-            <w:rPr>
-              <w:rStyle w:val="Hyperlink"/>
-            </w:rPr>
-            <w:t>nka</w:t>
-          </w:r>
-        </w:hyperlink>
-      </w:r>
-      <w:r>
-        <w:rPr>
           <w:u w:val="single" w:color="0000ff"/>
           <w:rFonts w:ascii="Charis SIL Regular" w:hAnsi="Charis SIL Regular" w:eastAsia="Charis SIL Regular"/>
           <w:b w:val="0"/>
           <w:i w:val="0"/>
           <w:color w:val="000000"/>
           <w:sz w:val="24"/>
-        </w:rPr>
-        <w:hyperlink r:id="rId30" w:history="1">
-          <w:r>
-            <w:rPr>
-              <w:rStyle w:val="Hyperlink"/>
-            </w:rPr>
-            <w:t xml:space="preserve"> and</w:t>
-          </w:r>
-        </w:hyperlink>
-      </w:r>
-      <w:r>
-        <w:rPr>
-          <w:u w:val="single" w:color="0000ff"/>
-          <w:rFonts w:ascii="Charis SIL Regular" w:hAnsi="Charis SIL Regular" w:eastAsia="Charis SIL Regular"/>
-          <w:b w:val="0"/>
-          <w:i w:val="0"/>
-          <w:color w:val="000000"/>
-          <w:sz w:val="24"/>
-        </w:rPr>
-        <w:t xml:space="preserve"> </w:t>
-      </w:r>
-      <w:r>
-        <w:rPr>
-          <w:u w:val="single" w:color="0000ff"/>
-          <w:rFonts w:ascii="Charis SIL Regular" w:hAnsi="Charis SIL Regular" w:eastAsia="Charis SIL Regular"/>
-          <w:b w:val="0"/>
-          <w:i w:val="0"/>
-          <w:color w:val="000000"/>
-          <w:sz w:val="24"/>
-        </w:rPr>
-        <w:hyperlink r:id="rId30" w:history="1">
-          <w:r>
-            <w:rPr>
-              <w:rStyle w:val="Hyperlink"/>
-            </w:rPr>
-            <w:t>th</w:t>
-          </w:r>
-        </w:hyperlink>
-      </w:r>
-      <w:r>
-        <w:rPr>
-          <w:rFonts w:ascii="Charis SIL Regular" w:hAnsi="Charis SIL Regular" w:eastAsia="Charis SIL Regular"/>
-          <w:b w:val="0"/>
-          <w:i w:val="0"/>
-          <w:color w:val="000000"/>
-          <w:sz w:val="24"/>
-        </w:rPr>
-        <w:hyperlink r:id="rId30" w:history="1">
-          <w:r>
-            <w:rPr>
-              <w:rStyle w:val="Hyperlink"/>
-            </w:rPr>
-            <w:t xml:space="preserve">e </w:t>
-          </w:r>
-        </w:hyperlink>
-      </w:r>
-      <w:r>
-        <w:rPr>
-          <w:rFonts w:ascii="Charis SIL Regular" w:hAnsi="Charis SIL Regular" w:eastAsia="Charis SIL Regular"/>
-          <w:b w:val="0"/>
-          <w:i w:val="0"/>
-          <w:color w:val="0000FF"/>
-          <w:sz w:val="24"/>
-          <w:u w:val="single"/>
-        </w:rPr>
-        <w:hyperlink r:id="rId30" w:history="1">
-          <w:r>
-            <w:rPr>
-              <w:rStyle w:val="Hyperlink"/>
-            </w:rPr>
-            <w:t>National</w:t>
-          </w:r>
-        </w:hyperlink>
-      </w:r>
-      <w:r>
-        <w:rPr>
-          <w:rFonts w:ascii="Charis SIL Regular" w:hAnsi="Charis SIL Regular" w:eastAsia="Charis SIL Regular"/>
-          <w:b w:val="0"/>
-          <w:i w:val="0"/>
-          <w:color w:val="0000FF"/>
-          <w:sz w:val="24"/>
-          <w:u w:val="single"/>
-        </w:rPr>
-        <w:t xml:space="preserve"> </w:t>
-      </w:r>
-      <w:r>
-        <w:rPr>
-          <w:rFonts w:ascii="Charis SIL Regular" w:hAnsi="Charis SIL Regular" w:eastAsia="Charis SIL Regular"/>
-          <w:b w:val="0"/>
-          <w:i w:val="0"/>
-          <w:color w:val="0000FF"/>
-          <w:sz w:val="24"/>
-          <w:u w:val="single"/>
-        </w:rPr>
-        <w:t>A</w:t>
-      </w:r>
-      <w:r>
-        <w:rPr>
-          <w:rFonts w:ascii="Charis SIL Regular" w:hAnsi="Charis SIL Regular" w:eastAsia="Charis SIL Regular"/>
-          <w:b w:val="0"/>
-          <w:i w:val="0"/>
-          <w:color w:val="0000FF"/>
-          <w:sz w:val="24"/>
-          <w:u w:val="single"/>
         </w:rPr>
         <w:hyperlink r:id="rId31" w:history="1">
           <w:r>
             <w:rPr>
               <w:rStyle w:val="Hyperlink"/>
             </w:rPr>
-            <w:t>rchiv</w:t>
+            <w:t xml:space="preserve"> can be </w:t>
           </w:r>
         </w:hyperlink>
       </w:r>
       <w:r>
         <w:rPr>
-          <w:rFonts w:ascii="Charis SIL Regular" w:hAnsi="Charis SIL Regular" w:eastAsia="Charis SIL Regular"/>
-          <w:b w:val="0"/>
-          <w:i w:val="0"/>
-          <w:color w:val="0000FF"/>
-          <w:sz w:val="24"/>
-          <w:u w:val="single"/>
+          <w:u w:val="single" w:color="0000ff"/>
+          <w:rFonts w:ascii="Charis SIL Regular" w:hAnsi="Charis SIL Regular" w:eastAsia="Charis SIL Regular"/>
+          <w:b w:val="0"/>
+          <w:i w:val="0"/>
+          <w:color w:val="000000"/>
+          <w:sz w:val="24"/>
+        </w:rPr>
+        <w:hyperlink r:id="rId31" w:history="1">
+          <w:r>
+            <w:rPr>
+              <w:rStyle w:val="Hyperlink"/>
+            </w:rPr>
+            <w:t>a</w:t>
+          </w:r>
+        </w:hyperlink>
+      </w:r>
+      <w:r>
+        <w:rPr>
+          <w:u w:val="single" w:color="0000ff"/>
+          <w:rFonts w:ascii="Charis SIL Regular" w:hAnsi="Charis SIL Regular" w:eastAsia="Charis SIL Regular"/>
+          <w:b w:val="0"/>
+          <w:i w:val="0"/>
+          <w:color w:val="000000"/>
+          <w:sz w:val="24"/>
+        </w:rPr>
+        <w:hyperlink r:id="rId31" w:history="1">
+          <w:r>
+            <w:rPr>
+              <w:rStyle w:val="Hyperlink"/>
+            </w:rPr>
+            <w:t>cc</w:t>
+          </w:r>
+        </w:hyperlink>
+      </w:r>
+      <w:r>
+        <w:rPr>
+          <w:u w:val="single" w:color="0000ff"/>
+          <w:rFonts w:ascii="Charis SIL Regular" w:hAnsi="Charis SIL Regular" w:eastAsia="Charis SIL Regular"/>
+          <w:b w:val="0"/>
+          <w:i w:val="0"/>
+          <w:color w:val="000000"/>
+          <w:sz w:val="24"/>
+        </w:rPr>
+        <w:hyperlink r:id="rId31" w:history="1">
+          <w:r>
+            <w:rPr>
+              <w:rStyle w:val="Hyperlink"/>
+            </w:rPr>
+            <w:t>ess</w:t>
+          </w:r>
+        </w:hyperlink>
+      </w:r>
+      <w:r>
+        <w:rPr>
+          <w:u w:val="single" w:color="0000ff"/>
+          <w:rFonts w:ascii="Charis SIL Regular" w:hAnsi="Charis SIL Regular" w:eastAsia="Charis SIL Regular"/>
+          <w:b w:val="0"/>
+          <w:i w:val="0"/>
+          <w:color w:val="000000"/>
+          <w:sz w:val="24"/>
         </w:rPr>
         <w:hyperlink r:id="rId31" w:history="1">
           <w:r>
@@ -4847,290 +5182,14 @@
       </w:r>
       <w:r>
         <w:rPr>
-          <w:rFonts w:ascii="Charis SIL Regular" w:hAnsi="Charis SIL Regular" w:eastAsia="Charis SIL Regular"/>
-          <w:b w:val="0"/>
-          <w:i w:val="0"/>
-          <w:color w:val="0000FF"/>
-          <w:sz w:val="24"/>
-          <w:u w:val="single"/>
+          <w:u w:val="single" w:color="0000ff"/>
+          <w:rFonts w:ascii="Charis SIL Regular" w:hAnsi="Charis SIL Regular" w:eastAsia="Charis SIL Regular"/>
+          <w:b w:val="0"/>
+          <w:i w:val="0"/>
+          <w:color w:val="000000"/>
+          <w:sz w:val="24"/>
         </w:rPr>
         <w:hyperlink r:id="rId31" w:history="1">
-          <w:r>
-            <w:rPr>
-              <w:rStyle w:val="Hyperlink"/>
-            </w:rPr>
-            <w:t>s</w:t>
-          </w:r>
-        </w:hyperlink>
-      </w:r>
-      <w:r>
-        <w:rPr>
-          <w:rFonts w:ascii="Charis SIL Regular" w:hAnsi="Charis SIL Regular" w:eastAsia="Charis SIL Regular"/>
-          <w:b w:val="0"/>
-          <w:i w:val="0"/>
-          <w:color w:val="0000FF"/>
-          <w:sz w:val="24"/>
-          <w:u w:val="single"/>
-        </w:rPr>
-        <w:t xml:space="preserve"> </w:t>
-      </w:r>
-      <w:r>
-        <w:rPr>
-          <w:rFonts w:ascii="Charis SIL Regular" w:hAnsi="Charis SIL Regular" w:eastAsia="Charis SIL Regular"/>
-          <w:b w:val="0"/>
-          <w:i w:val="0"/>
-          <w:color w:val="0000FF"/>
-          <w:sz w:val="24"/>
-          <w:u w:val="single"/>
-        </w:rPr>
-        <w:hyperlink r:id="rId33" w:history="1">
-          <w:r>
-            <w:rPr>
-              <w:rStyle w:val="Hyperlink"/>
-            </w:rPr>
-            <w:t>of</w:t>
-          </w:r>
-        </w:hyperlink>
-      </w:r>
-      <w:r>
-        <w:rPr>
-          <w:rFonts w:ascii="Charis SIL Regular" w:hAnsi="Charis SIL Regular" w:eastAsia="Charis SIL Regular"/>
-          <w:b w:val="0"/>
-          <w:i w:val="0"/>
-          <w:color w:val="0000FF"/>
-          <w:sz w:val="24"/>
-          <w:u w:val="single"/>
-        </w:rPr>
-        <w:t xml:space="preserve"> </w:t>
-      </w:r>
-      <w:r>
-        <w:rPr>
-          <w:rFonts w:ascii="Charis SIL Regular" w:hAnsi="Charis SIL Regular" w:eastAsia="Charis SIL Regular"/>
-          <w:b w:val="0"/>
-          <w:i w:val="0"/>
-          <w:color w:val="0000FF"/>
-          <w:sz w:val="24"/>
-          <w:u w:val="single"/>
-        </w:rPr>
-        <w:hyperlink r:id="rId33" w:history="1">
-          <w:r>
-            <w:rPr>
-              <w:rStyle w:val="Hyperlink"/>
-            </w:rPr>
-            <w:t>Cura</w:t>
-          </w:r>
-        </w:hyperlink>
-      </w:r>
-      <w:r>
-        <w:rPr>
-          <w:rFonts w:ascii="Charis SIL Regular" w:hAnsi="Charis SIL Regular" w:eastAsia="Charis SIL Regular"/>
-          <w:b w:val="0"/>
-          <w:i w:val="0"/>
-          <w:color w:val="0000FF"/>
-          <w:sz w:val="24"/>
-          <w:u w:val="single"/>
-        </w:rPr>
-        <w:hyperlink r:id="rId33" w:history="1">
-          <w:r>
-            <w:rPr>
-              <w:rStyle w:val="Hyperlink"/>
-            </w:rPr>
-            <w:t>çao</w:t>
-          </w:r>
-        </w:hyperlink>
-      </w:r>
-      <w:r>
-        <w:rPr>
-          <w:u w:val="single" w:color="0000ff"/>
-          <w:rFonts w:ascii="Charis SIL Regular" w:hAnsi="Charis SIL Regular" w:eastAsia="Charis SIL Regular"/>
-          <w:b w:val="0"/>
-          <w:i w:val="0"/>
-          <w:color w:val="000000"/>
-          <w:sz w:val="24"/>
-        </w:rPr>
-        <w:hyperlink r:id="rId31" w:history="1">
-          <w:r>
-            <w:rPr>
-              <w:rStyle w:val="Hyperlink"/>
-            </w:rPr>
-            <w:t>. Vari</w:t>
-          </w:r>
-        </w:hyperlink>
-      </w:r>
-      <w:r>
-        <w:rPr>
-          <w:u w:val="single" w:color="0000ff"/>
-          <w:rFonts w:ascii="Charis SIL Regular" w:hAnsi="Charis SIL Regular" w:eastAsia="Charis SIL Regular"/>
-          <w:b w:val="0"/>
-          <w:i w:val="0"/>
-          <w:color w:val="000000"/>
-          <w:sz w:val="24"/>
-        </w:rPr>
-        <w:hyperlink r:id="rId31" w:history="1">
-          <w:r>
-            <w:rPr>
-              <w:rStyle w:val="Hyperlink"/>
-            </w:rPr>
-            <w:t>o</w:t>
-          </w:r>
-        </w:hyperlink>
-      </w:r>
-      <w:r>
-        <w:rPr>
-          <w:u w:val="single" w:color="0000ff"/>
-          <w:rFonts w:ascii="Charis SIL Regular" w:hAnsi="Charis SIL Regular" w:eastAsia="Charis SIL Regular"/>
-          <w:b w:val="0"/>
-          <w:i w:val="0"/>
-          <w:color w:val="000000"/>
-          <w:sz w:val="24"/>
-        </w:rPr>
-        <w:hyperlink r:id="rId31" w:history="1">
-          <w:r>
-            <w:rPr>
-              <w:rStyle w:val="Hyperlink"/>
-            </w:rPr>
-            <w:t>us archiv</w:t>
-          </w:r>
-        </w:hyperlink>
-      </w:r>
-      <w:r>
-        <w:rPr>
-          <w:rFonts w:ascii="Charis SIL Regular" w:hAnsi="Charis SIL Regular" w:eastAsia="Charis SIL Regular"/>
-          <w:b w:val="0"/>
-          <w:i w:val="0"/>
-          <w:color w:val="000000"/>
-          <w:sz w:val="24"/>
-        </w:rPr>
-        <w:t xml:space="preserve">es in </w:t>
-      </w:r>
-      <w:r>
-        <w:rPr>
-          <w:u w:val="single" w:color="0000ff"/>
-          <w:rFonts w:ascii="Charis SIL Regular" w:hAnsi="Charis SIL Regular" w:eastAsia="Charis SIL Regular"/>
-          <w:b w:val="0"/>
-          <w:i w:val="0"/>
-          <w:color w:val="000000"/>
-          <w:sz w:val="24"/>
-        </w:rPr>
-        <w:hyperlink r:id="rId32" w:history="1">
-          <w:r>
-            <w:rPr>
-              <w:rStyle w:val="Hyperlink"/>
-            </w:rPr>
-            <w:t>Indonesi</w:t>
-          </w:r>
-        </w:hyperlink>
-      </w:r>
-      <w:r>
-        <w:rPr>
-          <w:u w:val="single" w:color="0000ff"/>
-          <w:rFonts w:ascii="Charis SIL Regular" w:hAnsi="Charis SIL Regular" w:eastAsia="Charis SIL Regular"/>
-          <w:b w:val="0"/>
-          <w:i w:val="0"/>
-          <w:color w:val="000000"/>
-          <w:sz w:val="24"/>
-        </w:rPr>
-        <w:hyperlink r:id="rId32" w:history="1">
-          <w:r>
-            <w:rPr>
-              <w:rStyle w:val="Hyperlink"/>
-            </w:rPr>
-            <w:t>a</w:t>
-          </w:r>
-        </w:hyperlink>
-      </w:r>
-      <w:r>
-        <w:rPr>
-          <w:u w:val="single" w:color="0000ff"/>
-          <w:rFonts w:ascii="Charis SIL Regular" w:hAnsi="Charis SIL Regular" w:eastAsia="Charis SIL Regular"/>
-          <w:b w:val="0"/>
-          <w:i w:val="0"/>
-          <w:color w:val="000000"/>
-          <w:sz w:val="24"/>
-        </w:rPr>
-        <w:hyperlink r:id="rId32" w:history="1">
-          <w:r>
-            <w:rPr>
-              <w:rStyle w:val="Hyperlink"/>
-            </w:rPr>
-            <w:t xml:space="preserve"> can be </w:t>
-          </w:r>
-        </w:hyperlink>
-      </w:r>
-      <w:r>
-        <w:rPr>
-          <w:u w:val="single" w:color="0000ff"/>
-          <w:rFonts w:ascii="Charis SIL Regular" w:hAnsi="Charis SIL Regular" w:eastAsia="Charis SIL Regular"/>
-          <w:b w:val="0"/>
-          <w:i w:val="0"/>
-          <w:color w:val="000000"/>
-          <w:sz w:val="24"/>
-        </w:rPr>
-        <w:hyperlink r:id="rId32" w:history="1">
-          <w:r>
-            <w:rPr>
-              <w:rStyle w:val="Hyperlink"/>
-            </w:rPr>
-            <w:t>a</w:t>
-          </w:r>
-        </w:hyperlink>
-      </w:r>
-      <w:r>
-        <w:rPr>
-          <w:rFonts w:ascii="Charis SIL Regular" w:hAnsi="Charis SIL Regular" w:eastAsia="Charis SIL Regular"/>
-          <w:b w:val="0"/>
-          <w:i w:val="0"/>
-          <w:color w:val="000000"/>
-          <w:sz w:val="24"/>
-        </w:rPr>
-        <w:t>cc</w:t>
-      </w:r>
-      <w:r>
-        <w:rPr>
-          <w:u w:val="single" w:color="0000ff"/>
-          <w:rFonts w:ascii="Charis SIL Regular" w:hAnsi="Charis SIL Regular" w:eastAsia="Charis SIL Regular"/>
-          <w:b w:val="0"/>
-          <w:i w:val="0"/>
-          <w:color w:val="000000"/>
-          <w:sz w:val="24"/>
-        </w:rPr>
-        <w:hyperlink r:id="rId32" w:history="1">
-          <w:r>
-            <w:rPr>
-              <w:rStyle w:val="Hyperlink"/>
-            </w:rPr>
-            <w:t>ess</w:t>
-          </w:r>
-        </w:hyperlink>
-      </w:r>
-      <w:r>
-        <w:rPr>
-          <w:u w:val="single" w:color="0000ff"/>
-          <w:rFonts w:ascii="Charis SIL Regular" w:hAnsi="Charis SIL Regular" w:eastAsia="Charis SIL Regular"/>
-          <w:b w:val="0"/>
-          <w:i w:val="0"/>
-          <w:color w:val="000000"/>
-          <w:sz w:val="24"/>
-        </w:rPr>
-        <w:hyperlink r:id="rId32" w:history="1">
-          <w:r>
-            <w:rPr>
-              <w:rStyle w:val="Hyperlink"/>
-            </w:rPr>
-            <w:t>e</w:t>
-          </w:r>
-        </w:hyperlink>
-      </w:r>
-      <w:r>
-        <w:rPr>
-          <w:u w:val="single" w:color="0000ff"/>
-          <w:rFonts w:ascii="Charis SIL Regular" w:hAnsi="Charis SIL Regular" w:eastAsia="Charis SIL Regular"/>
-          <w:b w:val="0"/>
-          <w:i w:val="0"/>
-          <w:color w:val="000000"/>
-          <w:sz w:val="24"/>
-        </w:rPr>
-        <w:hyperlink r:id="rId32" w:history="1">
           <w:r>
             <w:rPr>
               <w:rStyle w:val="Hyperlink"/>
@@ -5158,7 +5217,7 @@
           <w:sz w:val="24"/>
           <w:u w:val="single"/>
         </w:rPr>
-        <w:hyperlink r:id="rId34" w:history="1">
+        <w:hyperlink r:id="rId33" w:history="1">
           <w:r>
             <w:rPr>
               <w:rStyle w:val="Hyperlink"/>
@@ -5176,7 +5235,7 @@
           <w:color w:val="000000"/>
           <w:sz w:val="24"/>
         </w:rPr>
-        <w:hyperlink r:id="rId33" w:history="1">
+        <w:hyperlink r:id="rId32" w:history="1">
           <w:r>
             <w:rPr>
               <w:rStyle w:val="Hyperlink"/>
@@ -5214,7 +5273,7 @@
           <w:sz w:val="24"/>
           <w:u w:val="single"/>
         </w:rPr>
-        <w:hyperlink r:id="rId35" w:history="1">
+        <w:hyperlink r:id="rId34" w:history="1">
           <w:r>
             <w:rPr>
               <w:rStyle w:val="Hyperlink"/>
@@ -5243,7 +5302,7 @@
           <w:sz w:val="24"/>
           <w:u w:val="single"/>
         </w:rPr>
-        <w:hyperlink r:id="rId35" w:history="1">
+        <w:hyperlink r:id="rId34" w:history="1">
           <w:r>
             <w:rPr>
               <w:rStyle w:val="Hyperlink"/>
@@ -5272,7 +5331,7 @@
           <w:sz w:val="24"/>
           <w:u w:val="single"/>
         </w:rPr>
-        <w:hyperlink r:id="rId35" w:history="1">
+        <w:hyperlink r:id="rId34" w:history="1">
           <w:r>
             <w:rPr>
               <w:rStyle w:val="Hyperlink"/>
@@ -5301,7 +5360,7 @@
           <w:sz w:val="24"/>
           <w:u w:val="single"/>
         </w:rPr>
-        <w:hyperlink r:id="rId35" w:history="1">
+        <w:hyperlink r:id="rId34" w:history="1">
           <w:r>
             <w:rPr>
               <w:rStyle w:val="Hyperlink"/>
@@ -5330,7 +5389,7 @@
           <w:sz w:val="24"/>
           <w:u w:val="single"/>
         </w:rPr>
-        <w:hyperlink r:id="rId35" w:history="1">
+        <w:hyperlink r:id="rId34" w:history="1">
           <w:r>
             <w:rPr>
               <w:rStyle w:val="Hyperlink"/>
@@ -5359,7 +5418,7 @@
           <w:sz w:val="24"/>
           <w:u w:val="single"/>
         </w:rPr>
-        <w:hyperlink r:id="rId35" w:history="1">
+        <w:hyperlink r:id="rId34" w:history="1">
           <w:r>
             <w:rPr>
               <w:rStyle w:val="Hyperlink"/>
@@ -5387,7 +5446,7 @@
           <w:color w:val="000000"/>
           <w:sz w:val="24"/>
         </w:rPr>
-        <w:hyperlink r:id="rId35" w:history="1">
+        <w:hyperlink r:id="rId34" w:history="1">
           <w:r>
             <w:rPr>
               <w:rStyle w:val="Hyperlink"/>
@@ -5405,7 +5464,7 @@
           <w:color w:val="000000"/>
           <w:sz w:val="24"/>
         </w:rPr>
-        <w:hyperlink r:id="rId35" w:history="1">
+        <w:hyperlink r:id="rId34" w:history="1">
           <w:r>
             <w:rPr>
               <w:rStyle w:val="Hyperlink"/>
@@ -5423,7 +5482,7 @@
           <w:color w:val="000000"/>
           <w:sz w:val="24"/>
         </w:rPr>
-        <w:hyperlink r:id="rId35" w:history="1">
+        <w:hyperlink r:id="rId34" w:history="1">
           <w:r>
             <w:rPr>
               <w:rStyle w:val="Hyperlink"/>
@@ -5441,7 +5500,7 @@
           <w:color w:val="000000"/>
           <w:sz w:val="24"/>
         </w:rPr>
-        <w:hyperlink r:id="rId35" w:history="1">
+        <w:hyperlink r:id="rId34" w:history="1">
           <w:r>
             <w:rPr>
               <w:rStyle w:val="Hyperlink"/>
@@ -5470,7 +5529,7 @@
           <w:color w:val="000000"/>
           <w:sz w:val="24"/>
         </w:rPr>
-        <w:hyperlink r:id="rId35" w:history="1">
+        <w:hyperlink r:id="rId34" w:history="1">
           <w:r>
             <w:rPr>
               <w:rStyle w:val="Hyperlink"/>
@@ -5488,7 +5547,7 @@
           <w:color w:val="000000"/>
           <w:sz w:val="24"/>
         </w:rPr>
-        <w:hyperlink r:id="rId35" w:history="1">
+        <w:hyperlink r:id="rId34" w:history="1">
           <w:r>
             <w:rPr>
               <w:rStyle w:val="Hyperlink"/>
@@ -5506,7 +5565,7 @@
           <w:color w:val="000000"/>
           <w:sz w:val="24"/>
         </w:rPr>
-        <w:hyperlink r:id="rId35" w:history="1">
+        <w:hyperlink r:id="rId34" w:history="1">
           <w:r>
             <w:rPr>
               <w:rStyle w:val="Hyperlink"/>
@@ -5524,7 +5583,7 @@
           <w:color w:val="000000"/>
           <w:sz w:val="24"/>
         </w:rPr>
-        <w:hyperlink r:id="rId35" w:history="1">
+        <w:hyperlink r:id="rId34" w:history="1">
           <w:r>
             <w:rPr>
               <w:rStyle w:val="Hyperlink"/>
@@ -5622,7 +5681,7 @@
           <w:sz w:val="24"/>
           <w:u w:val="single"/>
         </w:rPr>
-        <w:hyperlink r:id="rId36" w:history="1">
+        <w:hyperlink r:id="rId35" w:history="1">
           <w:r>
             <w:rPr>
               <w:rStyle w:val="Hyperlink"/>
@@ -5650,7 +5709,7 @@
           <w:sz w:val="24"/>
           <w:u w:val="single"/>
         </w:rPr>
-        <w:hyperlink r:id="rId37" w:history="1">
+        <w:hyperlink r:id="rId36" w:history="1">
           <w:r>
             <w:rPr>
               <w:rStyle w:val="Hyperlink"/>
@@ -5679,7 +5738,7 @@
           <w:sz w:val="24"/>
           <w:u w:val="single"/>
         </w:rPr>
-        <w:hyperlink r:id="rId37" w:history="1">
+        <w:hyperlink r:id="rId36" w:history="1">
           <w:r>
             <w:rPr>
               <w:rStyle w:val="Hyperlink"/>
@@ -5708,7 +5767,7 @@
           <w:sz w:val="24"/>
           <w:u w:val="single"/>
         </w:rPr>
-        <w:hyperlink r:id="rId37" w:history="1">
+        <w:hyperlink r:id="rId36" w:history="1">
           <w:r>
             <w:rPr>
               <w:rStyle w:val="Hyperlink"/>
@@ -5755,7 +5814,7 @@
           <w:sz w:val="24"/>
           <w:u w:val="single"/>
         </w:rPr>
-        <w:hyperlink r:id="rId37" w:history="1">
+        <w:hyperlink r:id="rId36" w:history="1">
           <w:r>
             <w:rPr>
               <w:rStyle w:val="Hyperlink"/>
@@ -5783,7 +5842,7 @@
           <w:sz w:val="24"/>
           <w:u w:val="single"/>
         </w:rPr>
-        <w:hyperlink r:id="rId38" w:history="1">
+        <w:hyperlink r:id="rId37" w:history="1">
           <w:r>
             <w:rPr>
               <w:rStyle w:val="Hyperlink"/>
@@ -5812,7 +5871,7 @@
           <w:sz w:val="24"/>
           <w:u w:val="single"/>
         </w:rPr>
-        <w:hyperlink r:id="rId38" w:history="1">
+        <w:hyperlink r:id="rId37" w:history="1">
           <w:r>
             <w:rPr>
               <w:rStyle w:val="Hyperlink"/>
@@ -5841,7 +5900,7 @@
           <w:sz w:val="24"/>
           <w:u w:val="single"/>
         </w:rPr>
-        <w:hyperlink r:id="rId38" w:history="1">
+        <w:hyperlink r:id="rId37" w:history="1">
           <w:r>
             <w:rPr>
               <w:rStyle w:val="Hyperlink"/>
@@ -5870,7 +5929,7 @@
           <w:sz w:val="24"/>
           <w:u w:val="single"/>
         </w:rPr>
-        <w:hyperlink r:id="rId38" w:history="1">
+        <w:hyperlink r:id="rId37" w:history="1">
           <w:r>
             <w:rPr>
               <w:rStyle w:val="Hyperlink"/>
@@ -5891,6 +5950,7 @@
       </w:r>
       <w:r>
         <w:rPr>
+          <w:u w:val="single" w:color="0000ff"/>
           <w:rFonts w:ascii="Charis SIL Regular" w:hAnsi="Charis SIL Regular" w:eastAsia="Charis SIL Regular"/>
           <w:b w:val="0"/>
           <w:i w:val="0"/>
@@ -5908,7 +5968,7 @@
           <w:sz w:val="24"/>
           <w:u w:val="single"/>
         </w:rPr>
-        <w:hyperlink r:id="rId37" w:history="1">
+        <w:hyperlink r:id="rId38" w:history="1">
           <w:r>
             <w:rPr>
               <w:rStyle w:val="Hyperlink"/>
@@ -5926,7 +5986,7 @@
           <w:color w:val="000000"/>
           <w:sz w:val="24"/>
         </w:rPr>
-        <w:hyperlink r:id="rId37" w:history="1">
+        <w:hyperlink r:id="rId36" w:history="1">
           <w:r>
             <w:rPr>
               <w:rStyle w:val="Hyperlink"/>
@@ -5954,7 +6014,7 @@
           <w:color w:val="000000"/>
           <w:sz w:val="24"/>
         </w:rPr>
-        <w:hyperlink r:id="rId38" w:history="1">
+        <w:hyperlink r:id="rId37" w:history="1">
           <w:r>
             <w:rPr>
               <w:rStyle w:val="Hyperlink"/>
@@ -5983,7 +6043,7 @@
           <w:color w:val="000000"/>
           <w:sz w:val="24"/>
         </w:rPr>
-        <w:hyperlink r:id="rId38" w:history="1">
+        <w:hyperlink r:id="rId37" w:history="1">
           <w:r>
             <w:rPr>
               <w:rStyle w:val="Hyperlink"/>
@@ -6001,7 +6061,7 @@
           <w:color w:val="000000"/>
           <w:sz w:val="24"/>
         </w:rPr>
-        <w:hyperlink r:id="rId38" w:history="1">
+        <w:hyperlink r:id="rId37" w:history="1">
           <w:r>
             <w:rPr>
               <w:rStyle w:val="Hyperlink"/>
@@ -6019,7 +6079,7 @@
           <w:color w:val="000000"/>
           <w:sz w:val="24"/>
         </w:rPr>
-        <w:hyperlink r:id="rId38" w:history="1">
+        <w:hyperlink r:id="rId37" w:history="1">
           <w:r>
             <w:rPr>
               <w:rStyle w:val="Hyperlink"/>
@@ -6037,7 +6097,7 @@
           <w:color w:val="000000"/>
           <w:sz w:val="24"/>
         </w:rPr>
-        <w:hyperlink r:id="rId38" w:history="1">
+        <w:hyperlink r:id="rId37" w:history="1">
           <w:r>
             <w:rPr>
               <w:rStyle w:val="Hyperlink"/>
@@ -6055,7 +6115,7 @@
           <w:color w:val="000000"/>
           <w:sz w:val="24"/>
         </w:rPr>
-        <w:hyperlink r:id="rId38" w:history="1">
+        <w:hyperlink r:id="rId37" w:history="1">
           <w:r>
             <w:rPr>
               <w:rStyle w:val="Hyperlink"/>
@@ -6104,7 +6164,7 @@
           <w:color w:val="000000"/>
           <w:sz w:val="24"/>
         </w:rPr>
-        <w:hyperlink r:id="rId39" w:history="1">
+        <w:hyperlink r:id="rId38" w:history="1">
           <w:r>
             <w:rPr>
               <w:rStyle w:val="Hyperlink"/>

--- a/EXPORTS/DOCX/published/niveau1/English/Sources.docx
+++ b/EXPORTS/DOCX/published/niveau1/English/Sources.docx
@@ -1296,7 +1296,25 @@
           <w:color w:val="000000"/>
           <w:sz w:val="24"/>
         </w:rPr>
-        <w:t xml:space="preserve">the </w:t>
+        <w:hyperlink r:id="rId15" w:history="1">
+          <w:r>
+            <w:rPr>
+              <w:rStyle w:val="Hyperlink"/>
+            </w:rPr>
+            <w:t>t</w:t>
+          </w:r>
+        </w:hyperlink>
+      </w:r>
+      <w:r>
+        <w:rPr>
+          <w:u w:val="single" w:color="0000ff"/>
+          <w:rFonts w:ascii="Charis SIL Regular" w:hAnsi="Charis SIL Regular" w:eastAsia="Charis SIL Regular"/>
+          <w:b w:val="0"/>
+          <w:i w:val="0"/>
+          <w:color w:val="000000"/>
+          <w:sz w:val="24"/>
+        </w:rPr>
+        <w:t xml:space="preserve">he </w:t>
       </w:r>
       <w:r>
         <w:rPr>
@@ -1307,7 +1325,7 @@
           <w:sz w:val="24"/>
           <w:u w:val="single"/>
         </w:rPr>
-        <w:hyperlink r:id="rId15" w:history="1">
+        <w:hyperlink r:id="rId16" w:history="1">
           <w:r>
             <w:rPr>
               <w:rStyle w:val="Hyperlink"/>
@@ -1325,7 +1343,7 @@
           <w:sz w:val="24"/>
           <w:u w:val="single"/>
         </w:rPr>
-        <w:hyperlink r:id="rId16" w:history="1">
+        <w:hyperlink r:id="rId15" w:history="1">
           <w:r>
             <w:rPr>
               <w:rStyle w:val="Hyperlink"/>
@@ -1352,7 +1370,6 @@
           <w:i w:val="0"/>
           <w:color w:val="0000FF"/>
           <w:sz w:val="24"/>
-          <w:u w:val="single"/>
         </w:rPr>
         <w:hyperlink r:id="rId16" w:history="1">
           <w:r>
@@ -1401,7 +1418,7 @@
           <w:sz w:val="24"/>
           <w:u w:val="single"/>
         </w:rPr>
-        <w:hyperlink r:id="rId16" w:history="1">
+        <w:hyperlink r:id="rId15" w:history="1">
           <w:r>
             <w:rPr>
               <w:rStyle w:val="Hyperlink"/>
@@ -2443,7 +2460,7 @@
           <w:sz w:val="24"/>
           <w:u w:val="single"/>
         </w:rPr>
-        <w:hyperlink r:id="rId18" w:history="1">
+        <w:hyperlink r:id="rId19" w:history="1">
           <w:r>
             <w:rPr>
               <w:rStyle w:val="Hyperlink"/>
@@ -2472,7 +2489,7 @@
           <w:sz w:val="24"/>
           <w:u w:val="single"/>
         </w:rPr>
-        <w:hyperlink r:id="rId18" w:history="1">
+        <w:hyperlink r:id="rId19" w:history="1">
           <w:r>
             <w:rPr>
               <w:rStyle w:val="Hyperlink"/>
@@ -2490,7 +2507,7 @@
           <w:sz w:val="24"/>
           <w:u w:val="single"/>
         </w:rPr>
-        <w:hyperlink r:id="rId18" w:history="1">
+        <w:hyperlink r:id="rId19" w:history="1">
           <w:r>
             <w:rPr>
               <w:rStyle w:val="Hyperlink"/>
@@ -2508,7 +2525,7 @@
           <w:sz w:val="24"/>
           <w:u w:val="single"/>
         </w:rPr>
-        <w:hyperlink r:id="rId18" w:history="1">
+        <w:hyperlink r:id="rId19" w:history="1">
           <w:r>
             <w:rPr>
               <w:rStyle w:val="Hyperlink"/>
@@ -3209,7 +3226,7 @@
           <w:sz w:val="24"/>
           <w:u w:val="single"/>
         </w:rPr>
-        <w:hyperlink r:id="rId16" w:history="1">
+        <w:hyperlink r:id="rId22" w:history="1">
           <w:r>
             <w:rPr>
               <w:rStyle w:val="Hyperlink"/>
@@ -3238,7 +3255,7 @@
           <w:sz w:val="24"/>
           <w:u w:val="single"/>
         </w:rPr>
-        <w:hyperlink r:id="rId16" w:history="1">
+        <w:hyperlink r:id="rId22" w:history="1">
           <w:r>
             <w:rPr>
               <w:rStyle w:val="Hyperlink"/>
@@ -3356,7 +3373,7 @@
           <w:sz w:val="24"/>
           <w:u w:val="single"/>
         </w:rPr>
-        <w:hyperlink r:id="rId22" w:history="1">
+        <w:hyperlink r:id="rId23" w:history="1">
           <w:r>
             <w:rPr>
               <w:rStyle w:val="Hyperlink"/>
@@ -3385,7 +3402,7 @@
           <w:sz w:val="24"/>
           <w:u w:val="single"/>
         </w:rPr>
-        <w:hyperlink r:id="rId22" w:history="1">
+        <w:hyperlink r:id="rId23" w:history="1">
           <w:r>
             <w:rPr>
               <w:rStyle w:val="Hyperlink"/>
@@ -3414,7 +3431,7 @@
           <w:sz w:val="24"/>
           <w:u w:val="single"/>
         </w:rPr>
-        <w:hyperlink r:id="rId22" w:history="1">
+        <w:hyperlink r:id="rId23" w:history="1">
           <w:r>
             <w:rPr>
               <w:rStyle w:val="Hyperlink"/>
@@ -3442,7 +3459,7 @@
           <w:sz w:val="24"/>
           <w:u w:val="single"/>
         </w:rPr>
-        <w:hyperlink r:id="rId23" w:history="1">
+        <w:hyperlink r:id="rId24" w:history="1">
           <w:r>
             <w:rPr>
               <w:rStyle w:val="Hyperlink"/>
@@ -3480,7 +3497,7 @@
           <w:sz w:val="24"/>
           <w:u w:val="single"/>
         </w:rPr>
-        <w:hyperlink r:id="rId22" w:history="1">
+        <w:hyperlink r:id="rId23" w:history="1">
           <w:r>
             <w:rPr>
               <w:rStyle w:val="Hyperlink"/>
@@ -3498,7 +3515,7 @@
           <w:sz w:val="24"/>
           <w:u w:val="single"/>
         </w:rPr>
-        <w:hyperlink r:id="rId22" w:history="1">
+        <w:hyperlink r:id="rId23" w:history="1">
           <w:r>
             <w:rPr>
               <w:rStyle w:val="Hyperlink"/>
@@ -3516,7 +3533,7 @@
           <w:sz w:val="24"/>
           <w:u w:val="single"/>
         </w:rPr>
-        <w:hyperlink r:id="rId22" w:history="1">
+        <w:hyperlink r:id="rId23" w:history="1">
           <w:r>
             <w:rPr>
               <w:rStyle w:val="Hyperlink"/>
@@ -3545,7 +3562,7 @@
           <w:sz w:val="24"/>
           <w:u w:val="single"/>
         </w:rPr>
-        <w:hyperlink r:id="rId22" w:history="1">
+        <w:hyperlink r:id="rId23" w:history="1">
           <w:r>
             <w:rPr>
               <w:rStyle w:val="Hyperlink"/>
@@ -3574,7 +3591,7 @@
           <w:color w:val="000000"/>
           <w:sz w:val="24"/>
         </w:rPr>
-        <w:hyperlink r:id="rId22" w:history="1">
+        <w:hyperlink r:id="rId23" w:history="1">
           <w:r>
             <w:rPr>
               <w:rStyle w:val="Hyperlink"/>
@@ -3600,9 +3617,8 @@
           <w:i w:val="0"/>
           <w:color w:val="0000FF"/>
           <w:sz w:val="24"/>
-          <w:u w:val="single"/>
-        </w:rPr>
-        <w:hyperlink r:id="rId24" w:history="1">
+        </w:rPr>
+        <w:hyperlink r:id="rId25" w:history="1">
           <w:r>
             <w:rPr>
               <w:rStyle w:val="Hyperlink"/>
@@ -3620,7 +3636,7 @@
           <w:sz w:val="24"/>
           <w:u w:val="single"/>
         </w:rPr>
-        <w:hyperlink r:id="rId23" w:history="1">
+        <w:hyperlink r:id="rId24" w:history="1">
           <w:r>
             <w:rPr>
               <w:rStyle w:val="Hyperlink"/>
@@ -3638,7 +3654,14 @@
           <w:color w:val="000000"/>
           <w:sz w:val="24"/>
         </w:rPr>
-        <w:t xml:space="preserve">. The </w:t>
+        <w:hyperlink r:id="rId24" w:history="1">
+          <w:r>
+            <w:rPr>
+              <w:rStyle w:val="Hyperlink"/>
+            </w:rPr>
+            <w:t xml:space="preserve">. The </w:t>
+          </w:r>
+        </w:hyperlink>
       </w:r>
       <w:r>
         <w:rPr>
@@ -3649,7 +3672,7 @@
           <w:sz w:val="24"/>
           <w:u w:val="single"/>
         </w:rPr>
-        <w:hyperlink r:id="rId25" w:history="1">
+        <w:hyperlink r:id="rId24" w:history="1">
           <w:r>
             <w:rPr>
               <w:rStyle w:val="Hyperlink"/>
@@ -3667,7 +3690,7 @@
           <w:sz w:val="24"/>
           <w:u w:val="single"/>
         </w:rPr>
-        <w:hyperlink r:id="rId25" w:history="1">
+        <w:hyperlink r:id="rId26" w:history="1">
           <w:r>
             <w:rPr>
               <w:rStyle w:val="Hyperlink"/>
@@ -3685,7 +3708,7 @@
           <w:sz w:val="24"/>
           <w:u w:val="single"/>
         </w:rPr>
-        <w:hyperlink r:id="rId25" w:history="1">
+        <w:hyperlink r:id="rId26" w:history="1">
           <w:r>
             <w:rPr>
               <w:rStyle w:val="Hyperlink"/>
@@ -3714,7 +3737,7 @@
           <w:sz w:val="24"/>
           <w:u w:val="single"/>
         </w:rPr>
-        <w:hyperlink r:id="rId25" w:history="1">
+        <w:hyperlink r:id="rId26" w:history="1">
           <w:r>
             <w:rPr>
               <w:rStyle w:val="Hyperlink"/>
@@ -3743,7 +3766,7 @@
           <w:sz w:val="24"/>
           <w:u w:val="single"/>
         </w:rPr>
-        <w:hyperlink r:id="rId25" w:history="1">
+        <w:hyperlink r:id="rId26" w:history="1">
           <w:r>
             <w:rPr>
               <w:rStyle w:val="Hyperlink"/>
@@ -3760,18 +3783,7 @@
           <w:color w:val="000000"/>
           <w:sz w:val="24"/>
         </w:rPr>
-        <w:t xml:space="preserve"> is the cu</w:t>
-      </w:r>
-      <w:r>
-        <w:rPr>
-          <w:u w:val="single" w:color="0000ff"/>
-          <w:rFonts w:ascii="Charis SIL Regular" w:hAnsi="Charis SIL Regular" w:eastAsia="Charis SIL Regular"/>
-          <w:b w:val="0"/>
-          <w:i w:val="0"/>
-          <w:color w:val="000000"/>
-          <w:sz w:val="24"/>
-        </w:rPr>
-        <w:t xml:space="preserve">stodian of the </w:t>
+        <w:t xml:space="preserve"> is the custodian of the </w:t>
       </w:r>
       <w:r>
         <w:rPr>
@@ -3782,7 +3794,7 @@
           <w:sz w:val="24"/>
           <w:u w:val="single"/>
         </w:rPr>
-        <w:hyperlink r:id="rId26" w:history="1">
+        <w:hyperlink r:id="rId27" w:history="1">
           <w:r>
             <w:rPr>
               <w:rStyle w:val="Hyperlink"/>
@@ -3800,7 +3812,7 @@
           <w:sz w:val="24"/>
           <w:u w:val="single"/>
         </w:rPr>
-        <w:hyperlink r:id="rId26" w:history="1">
+        <w:hyperlink r:id="rId28" w:history="1">
           <w:r>
             <w:rPr>
               <w:rStyle w:val="Hyperlink"/>
@@ -3818,7 +3830,7 @@
           <w:sz w:val="24"/>
           <w:u w:val="single"/>
         </w:rPr>
-        <w:hyperlink r:id="rId26" w:history="1">
+        <w:hyperlink r:id="rId25" w:history="1">
           <w:r>
             <w:rPr>
               <w:rStyle w:val="Hyperlink"/>
@@ -3847,7 +3859,7 @@
           <w:sz w:val="24"/>
           <w:u w:val="single"/>
         </w:rPr>
-        <w:hyperlink r:id="rId26" w:history="1">
+        <w:hyperlink r:id="rId25" w:history="1">
           <w:r>
             <w:rPr>
               <w:rStyle w:val="Hyperlink"/>
@@ -3876,7 +3888,7 @@
           <w:sz w:val="24"/>
           <w:u w:val="single"/>
         </w:rPr>
-        <w:hyperlink r:id="rId26" w:history="1">
+        <w:hyperlink r:id="rId25" w:history="1">
           <w:r>
             <w:rPr>
               <w:rStyle w:val="Hyperlink"/>
@@ -3894,7 +3906,7 @@
           <w:sz w:val="24"/>
           <w:u w:val="single"/>
         </w:rPr>
-        <w:hyperlink r:id="rId26" w:history="1">
+        <w:hyperlink r:id="rId28" w:history="1">
           <w:r>
             <w:rPr>
               <w:rStyle w:val="Hyperlink"/>
@@ -3922,7 +3934,7 @@
           <w:color w:val="000000"/>
           <w:sz w:val="24"/>
         </w:rPr>
-        <w:hyperlink r:id="rId25" w:history="1">
+        <w:hyperlink r:id="rId26" w:history="1">
           <w:r>
             <w:rPr>
               <w:rStyle w:val="Hyperlink"/>
@@ -3940,7 +3952,7 @@
           <w:color w:val="000000"/>
           <w:sz w:val="24"/>
         </w:rPr>
-        <w:hyperlink r:id="rId25" w:history="1">
+        <w:hyperlink r:id="rId26" w:history="1">
           <w:r>
             <w:rPr>
               <w:rStyle w:val="Hyperlink"/>
@@ -3998,7 +4010,7 @@
           <w:sz w:val="24"/>
           <w:u w:val="single"/>
         </w:rPr>
-        <w:hyperlink r:id="rId27" w:history="1">
+        <w:hyperlink r:id="rId29" w:history="1">
           <w:r>
             <w:rPr>
               <w:rStyle w:val="Hyperlink"/>
@@ -4027,7 +4039,7 @@
           <w:sz w:val="24"/>
           <w:u w:val="single"/>
         </w:rPr>
-        <w:hyperlink r:id="rId27" w:history="1">
+        <w:hyperlink r:id="rId29" w:history="1">
           <w:r>
             <w:rPr>
               <w:rStyle w:val="Hyperlink"/>
@@ -4055,7 +4067,7 @@
           <w:sz w:val="24"/>
           <w:u w:val="single"/>
         </w:rPr>
-        <w:hyperlink r:id="rId28" w:history="1">
+        <w:hyperlink r:id="rId30" w:history="1">
           <w:r>
             <w:rPr>
               <w:rStyle w:val="Hyperlink"/>
@@ -4084,7 +4096,7 @@
           <w:sz w:val="24"/>
           <w:u w:val="single"/>
         </w:rPr>
-        <w:hyperlink r:id="rId28" w:history="1">
+        <w:hyperlink r:id="rId30" w:history="1">
           <w:r>
             <w:rPr>
               <w:rStyle w:val="Hyperlink"/>
@@ -4113,7 +4125,7 @@
           <w:sz w:val="24"/>
           <w:u w:val="single"/>
         </w:rPr>
-        <w:hyperlink r:id="rId28" w:history="1">
+        <w:hyperlink r:id="rId30" w:history="1">
           <w:r>
             <w:rPr>
               <w:rStyle w:val="Hyperlink"/>
@@ -4351,225 +4363,6 @@
           <w:sz w:val="24"/>
           <w:u w:val="single"/>
         </w:rPr>
-        <w:hyperlink r:id="rId29" w:history="1">
-          <w:r>
-            <w:rPr>
-              <w:rStyle w:val="Hyperlink"/>
-            </w:rPr>
-            <w:t>National</w:t>
-          </w:r>
-        </w:hyperlink>
-      </w:r>
-      <w:r>
-        <w:rPr>
-          <w:rFonts w:ascii="Charis SIL Regular" w:hAnsi="Charis SIL Regular" w:eastAsia="Charis SIL Regular"/>
-          <w:b w:val="0"/>
-          <w:i w:val="0"/>
-          <w:color w:val="0000FF"/>
-          <w:sz w:val="24"/>
-          <w:u w:val="single"/>
-        </w:rPr>
-        <w:t xml:space="preserve"> </w:t>
-      </w:r>
-      <w:r>
-        <w:rPr>
-          <w:rFonts w:ascii="Charis SIL Regular" w:hAnsi="Charis SIL Regular" w:eastAsia="Charis SIL Regular"/>
-          <w:b w:val="0"/>
-          <w:i w:val="0"/>
-          <w:color w:val="0000FF"/>
-          <w:sz w:val="24"/>
-          <w:u w:val="single"/>
-        </w:rPr>
-        <w:hyperlink r:id="rId29" w:history="1">
-          <w:r>
-            <w:rPr>
-              <w:rStyle w:val="Hyperlink"/>
-            </w:rPr>
-            <w:t>Archives</w:t>
-          </w:r>
-        </w:hyperlink>
-      </w:r>
-      <w:r>
-        <w:rPr>
-          <w:rFonts w:ascii="Charis SIL Regular" w:hAnsi="Charis SIL Regular" w:eastAsia="Charis SIL Regular"/>
-          <w:b w:val="0"/>
-          <w:i w:val="0"/>
-          <w:color w:val="0000FF"/>
-          <w:sz w:val="24"/>
-          <w:u w:val="single"/>
-        </w:rPr>
-        <w:t xml:space="preserve"> </w:t>
-      </w:r>
-      <w:r>
-        <w:rPr>
-          <w:rFonts w:ascii="Charis SIL Regular" w:hAnsi="Charis SIL Regular" w:eastAsia="Charis SIL Regular"/>
-          <w:b w:val="0"/>
-          <w:i w:val="0"/>
-          <w:color w:val="0000FF"/>
-          <w:sz w:val="24"/>
-          <w:u w:val="single"/>
-        </w:rPr>
-        <w:hyperlink r:id="rId29" w:history="1">
-          <w:r>
-            <w:rPr>
-              <w:rStyle w:val="Hyperlink"/>
-            </w:rPr>
-            <w:t xml:space="preserve">of </w:t>
-          </w:r>
-        </w:hyperlink>
-      </w:r>
-      <w:r>
-        <w:rPr>
-          <w:rFonts w:ascii="Charis SIL Regular" w:hAnsi="Charis SIL Regular" w:eastAsia="Charis SIL Regular"/>
-          <w:b w:val="0"/>
-          <w:i w:val="0"/>
-          <w:color w:val="0000FF"/>
-          <w:sz w:val="24"/>
-          <w:u w:val="single"/>
-        </w:rPr>
-        <w:hyperlink r:id="rId29" w:history="1">
-          <w:r>
-            <w:rPr>
-              <w:rStyle w:val="Hyperlink"/>
-            </w:rPr>
-            <w:t>Suriname</w:t>
-          </w:r>
-        </w:hyperlink>
-      </w:r>
-      <w:r>
-        <w:rPr>
-          <w:rFonts w:ascii="Charis SIL Regular" w:hAnsi="Charis SIL Regular" w:eastAsia="Charis SIL Regular"/>
-          <w:b w:val="0"/>
-          <w:i w:val="0"/>
-          <w:color w:val="000000"/>
-          <w:sz w:val="24"/>
-        </w:rPr>
-        <w:t xml:space="preserve">, </w:t>
-      </w:r>
-      <w:r>
-        <w:rPr>
-          <w:rFonts w:ascii="Charis SIL Regular" w:hAnsi="Charis SIL Regular" w:eastAsia="Charis SIL Regular"/>
-          <w:b w:val="0"/>
-          <w:i w:val="0"/>
-          <w:color w:val="0000FF"/>
-          <w:sz w:val="24"/>
-          <w:u w:val="single"/>
-        </w:rPr>
-        <w:hyperlink r:id="rId30" w:history="1">
-          <w:r>
-            <w:rPr>
-              <w:rStyle w:val="Hyperlink"/>
-            </w:rPr>
-            <w:t>Arsip</w:t>
-          </w:r>
-        </w:hyperlink>
-      </w:r>
-      <w:r>
-        <w:rPr>
-          <w:rFonts w:ascii="Charis SIL Regular" w:hAnsi="Charis SIL Regular" w:eastAsia="Charis SIL Regular"/>
-          <w:b w:val="0"/>
-          <w:i w:val="0"/>
-          <w:color w:val="0000FF"/>
-          <w:sz w:val="24"/>
-          <w:u w:val="single"/>
-        </w:rPr>
-        <w:t xml:space="preserve"> </w:t>
-      </w:r>
-      <w:r>
-        <w:rPr>
-          <w:rFonts w:ascii="Charis SIL Regular" w:hAnsi="Charis SIL Regular" w:eastAsia="Charis SIL Regular"/>
-          <w:b w:val="0"/>
-          <w:i w:val="0"/>
-          <w:color w:val="0000FF"/>
-          <w:sz w:val="24"/>
-          <w:u w:val="single"/>
-        </w:rPr>
-        <w:hyperlink r:id="rId30" w:history="1">
-          <w:r>
-            <w:rPr>
-              <w:rStyle w:val="Hyperlink"/>
-            </w:rPr>
-            <w:t>Nasional</w:t>
-          </w:r>
-        </w:hyperlink>
-      </w:r>
-      <w:r>
-        <w:rPr>
-          <w:rFonts w:ascii="Charis SIL Regular" w:hAnsi="Charis SIL Regular" w:eastAsia="Charis SIL Regular"/>
-          <w:b w:val="0"/>
-          <w:i w:val="0"/>
-          <w:color w:val="0000FF"/>
-          <w:sz w:val="24"/>
-          <w:u w:val="single"/>
-        </w:rPr>
-        <w:t xml:space="preserve"> </w:t>
-      </w:r>
-      <w:r>
-        <w:rPr>
-          <w:rFonts w:ascii="Charis SIL Regular" w:hAnsi="Charis SIL Regular" w:eastAsia="Charis SIL Regular"/>
-          <w:b w:val="0"/>
-          <w:i w:val="0"/>
-          <w:color w:val="0000FF"/>
-          <w:sz w:val="24"/>
-          <w:u w:val="single"/>
-        </w:rPr>
-        <w:hyperlink r:id="rId30" w:history="1">
-          <w:r>
-            <w:rPr>
-              <w:rStyle w:val="Hyperlink"/>
-            </w:rPr>
-            <w:t>Republik</w:t>
-          </w:r>
-        </w:hyperlink>
-      </w:r>
-      <w:r>
-        <w:rPr>
-          <w:rFonts w:ascii="Charis SIL Regular" w:hAnsi="Charis SIL Regular" w:eastAsia="Charis SIL Regular"/>
-          <w:b w:val="0"/>
-          <w:i w:val="0"/>
-          <w:color w:val="0000FF"/>
-          <w:sz w:val="24"/>
-          <w:u w:val="single"/>
-        </w:rPr>
-        <w:t xml:space="preserve"> </w:t>
-      </w:r>
-      <w:r>
-        <w:rPr>
-          <w:rFonts w:ascii="Charis SIL Regular" w:hAnsi="Charis SIL Regular" w:eastAsia="Charis SIL Regular"/>
-          <w:b w:val="0"/>
-          <w:i w:val="0"/>
-          <w:color w:val="0000FF"/>
-          <w:sz w:val="24"/>
-          <w:u w:val="single"/>
-        </w:rPr>
-        <w:hyperlink r:id="rId30" w:history="1">
-          <w:r>
-            <w:rPr>
-              <w:rStyle w:val="Hyperlink"/>
-            </w:rPr>
-            <w:t>Indonesia</w:t>
-          </w:r>
-        </w:hyperlink>
-      </w:r>
-      <w:r>
-        <w:rPr>
-          <w:rFonts w:ascii="Charis SIL Regular" w:hAnsi="Charis SIL Regular" w:eastAsia="Charis SIL Regular"/>
-          <w:b w:val="0"/>
-          <w:i w:val="0"/>
-          <w:color w:val="000000"/>
-          <w:sz w:val="24"/>
-        </w:rPr>
-        <w:t xml:space="preserve">, the </w:t>
-      </w:r>
-      <w:r>
-        <w:rPr>
-          <w:rFonts w:ascii="Charis SIL Regular" w:hAnsi="Charis SIL Regular" w:eastAsia="Charis SIL Regular"/>
-          <w:b w:val="0"/>
-          <w:i w:val="0"/>
-          <w:color w:val="0000FF"/>
-          <w:sz w:val="24"/>
-          <w:u w:val="single"/>
-        </w:rPr>
         <w:hyperlink r:id="rId31" w:history="1">
           <w:r>
             <w:rPr>
@@ -4604,6 +4397,225 @@
             <w:rPr>
               <w:rStyle w:val="Hyperlink"/>
             </w:rPr>
+            <w:t>Archives</w:t>
+          </w:r>
+        </w:hyperlink>
+      </w:r>
+      <w:r>
+        <w:rPr>
+          <w:rFonts w:ascii="Charis SIL Regular" w:hAnsi="Charis SIL Regular" w:eastAsia="Charis SIL Regular"/>
+          <w:b w:val="0"/>
+          <w:i w:val="0"/>
+          <w:color w:val="0000FF"/>
+          <w:sz w:val="24"/>
+          <w:u w:val="single"/>
+        </w:rPr>
+        <w:t xml:space="preserve"> </w:t>
+      </w:r>
+      <w:r>
+        <w:rPr>
+          <w:rFonts w:ascii="Charis SIL Regular" w:hAnsi="Charis SIL Regular" w:eastAsia="Charis SIL Regular"/>
+          <w:b w:val="0"/>
+          <w:i w:val="0"/>
+          <w:color w:val="0000FF"/>
+          <w:sz w:val="24"/>
+          <w:u w:val="single"/>
+        </w:rPr>
+        <w:hyperlink r:id="rId31" w:history="1">
+          <w:r>
+            <w:rPr>
+              <w:rStyle w:val="Hyperlink"/>
+            </w:rPr>
+            <w:t xml:space="preserve">of </w:t>
+          </w:r>
+        </w:hyperlink>
+      </w:r>
+      <w:r>
+        <w:rPr>
+          <w:rFonts w:ascii="Charis SIL Regular" w:hAnsi="Charis SIL Regular" w:eastAsia="Charis SIL Regular"/>
+          <w:b w:val="0"/>
+          <w:i w:val="0"/>
+          <w:color w:val="0000FF"/>
+          <w:sz w:val="24"/>
+          <w:u w:val="single"/>
+        </w:rPr>
+        <w:hyperlink r:id="rId31" w:history="1">
+          <w:r>
+            <w:rPr>
+              <w:rStyle w:val="Hyperlink"/>
+            </w:rPr>
+            <w:t>Suriname</w:t>
+          </w:r>
+        </w:hyperlink>
+      </w:r>
+      <w:r>
+        <w:rPr>
+          <w:rFonts w:ascii="Charis SIL Regular" w:hAnsi="Charis SIL Regular" w:eastAsia="Charis SIL Regular"/>
+          <w:b w:val="0"/>
+          <w:i w:val="0"/>
+          <w:color w:val="000000"/>
+          <w:sz w:val="24"/>
+        </w:rPr>
+        <w:t xml:space="preserve">, </w:t>
+      </w:r>
+      <w:r>
+        <w:rPr>
+          <w:rFonts w:ascii="Charis SIL Regular" w:hAnsi="Charis SIL Regular" w:eastAsia="Charis SIL Regular"/>
+          <w:b w:val="0"/>
+          <w:i w:val="0"/>
+          <w:color w:val="0000FF"/>
+          <w:sz w:val="24"/>
+          <w:u w:val="single"/>
+        </w:rPr>
+        <w:hyperlink r:id="rId32" w:history="1">
+          <w:r>
+            <w:rPr>
+              <w:rStyle w:val="Hyperlink"/>
+            </w:rPr>
+            <w:t>Arsip</w:t>
+          </w:r>
+        </w:hyperlink>
+      </w:r>
+      <w:r>
+        <w:rPr>
+          <w:rFonts w:ascii="Charis SIL Regular" w:hAnsi="Charis SIL Regular" w:eastAsia="Charis SIL Regular"/>
+          <w:b w:val="0"/>
+          <w:i w:val="0"/>
+          <w:color w:val="0000FF"/>
+          <w:sz w:val="24"/>
+          <w:u w:val="single"/>
+        </w:rPr>
+        <w:t xml:space="preserve"> </w:t>
+      </w:r>
+      <w:r>
+        <w:rPr>
+          <w:rFonts w:ascii="Charis SIL Regular" w:hAnsi="Charis SIL Regular" w:eastAsia="Charis SIL Regular"/>
+          <w:b w:val="0"/>
+          <w:i w:val="0"/>
+          <w:color w:val="0000FF"/>
+          <w:sz w:val="24"/>
+          <w:u w:val="single"/>
+        </w:rPr>
+        <w:hyperlink r:id="rId32" w:history="1">
+          <w:r>
+            <w:rPr>
+              <w:rStyle w:val="Hyperlink"/>
+            </w:rPr>
+            <w:t>Nasional</w:t>
+          </w:r>
+        </w:hyperlink>
+      </w:r>
+      <w:r>
+        <w:rPr>
+          <w:rFonts w:ascii="Charis SIL Regular" w:hAnsi="Charis SIL Regular" w:eastAsia="Charis SIL Regular"/>
+          <w:b w:val="0"/>
+          <w:i w:val="0"/>
+          <w:color w:val="0000FF"/>
+          <w:sz w:val="24"/>
+          <w:u w:val="single"/>
+        </w:rPr>
+        <w:t xml:space="preserve"> </w:t>
+      </w:r>
+      <w:r>
+        <w:rPr>
+          <w:rFonts w:ascii="Charis SIL Regular" w:hAnsi="Charis SIL Regular" w:eastAsia="Charis SIL Regular"/>
+          <w:b w:val="0"/>
+          <w:i w:val="0"/>
+          <w:color w:val="0000FF"/>
+          <w:sz w:val="24"/>
+          <w:u w:val="single"/>
+        </w:rPr>
+        <w:hyperlink r:id="rId32" w:history="1">
+          <w:r>
+            <w:rPr>
+              <w:rStyle w:val="Hyperlink"/>
+            </w:rPr>
+            <w:t>Republik</w:t>
+          </w:r>
+        </w:hyperlink>
+      </w:r>
+      <w:r>
+        <w:rPr>
+          <w:rFonts w:ascii="Charis SIL Regular" w:hAnsi="Charis SIL Regular" w:eastAsia="Charis SIL Regular"/>
+          <w:b w:val="0"/>
+          <w:i w:val="0"/>
+          <w:color w:val="0000FF"/>
+          <w:sz w:val="24"/>
+          <w:u w:val="single"/>
+        </w:rPr>
+        <w:t xml:space="preserve"> </w:t>
+      </w:r>
+      <w:r>
+        <w:rPr>
+          <w:rFonts w:ascii="Charis SIL Regular" w:hAnsi="Charis SIL Regular" w:eastAsia="Charis SIL Regular"/>
+          <w:b w:val="0"/>
+          <w:i w:val="0"/>
+          <w:color w:val="0000FF"/>
+          <w:sz w:val="24"/>
+          <w:u w:val="single"/>
+        </w:rPr>
+        <w:hyperlink r:id="rId32" w:history="1">
+          <w:r>
+            <w:rPr>
+              <w:rStyle w:val="Hyperlink"/>
+            </w:rPr>
+            <w:t>Indonesia</w:t>
+          </w:r>
+        </w:hyperlink>
+      </w:r>
+      <w:r>
+        <w:rPr>
+          <w:rFonts w:ascii="Charis SIL Regular" w:hAnsi="Charis SIL Regular" w:eastAsia="Charis SIL Regular"/>
+          <w:b w:val="0"/>
+          <w:i w:val="0"/>
+          <w:color w:val="000000"/>
+          <w:sz w:val="24"/>
+        </w:rPr>
+        <w:t xml:space="preserve">, the </w:t>
+      </w:r>
+      <w:r>
+        <w:rPr>
+          <w:rFonts w:ascii="Charis SIL Regular" w:hAnsi="Charis SIL Regular" w:eastAsia="Charis SIL Regular"/>
+          <w:b w:val="0"/>
+          <w:i w:val="0"/>
+          <w:color w:val="0000FF"/>
+          <w:sz w:val="24"/>
+          <w:u w:val="single"/>
+        </w:rPr>
+        <w:hyperlink r:id="rId33" w:history="1">
+          <w:r>
+            <w:rPr>
+              <w:rStyle w:val="Hyperlink"/>
+            </w:rPr>
+            <w:t>National</w:t>
+          </w:r>
+        </w:hyperlink>
+      </w:r>
+      <w:r>
+        <w:rPr>
+          <w:rFonts w:ascii="Charis SIL Regular" w:hAnsi="Charis SIL Regular" w:eastAsia="Charis SIL Regular"/>
+          <w:b w:val="0"/>
+          <w:i w:val="0"/>
+          <w:color w:val="0000FF"/>
+          <w:sz w:val="24"/>
+          <w:u w:val="single"/>
+        </w:rPr>
+        <w:t xml:space="preserve"> </w:t>
+      </w:r>
+      <w:r>
+        <w:rPr>
+          <w:rFonts w:ascii="Charis SIL Regular" w:hAnsi="Charis SIL Regular" w:eastAsia="Charis SIL Regular"/>
+          <w:b w:val="0"/>
+          <w:i w:val="0"/>
+          <w:color w:val="0000FF"/>
+          <w:sz w:val="24"/>
+          <w:u w:val="single"/>
+        </w:rPr>
+        <w:hyperlink r:id="rId33" w:history="1">
+          <w:r>
+            <w:rPr>
+              <w:rStyle w:val="Hyperlink"/>
+            </w:rPr>
             <w:t>Archive</w:t>
           </w:r>
         </w:hyperlink>
@@ -4617,7 +4629,7 @@
           <w:sz w:val="24"/>
           <w:u w:val="single"/>
         </w:rPr>
-        <w:hyperlink r:id="rId29" w:history="1">
+        <w:hyperlink r:id="rId31" w:history="1">
           <w:r>
             <w:rPr>
               <w:rStyle w:val="Hyperlink"/>
@@ -4646,7 +4658,7 @@
           <w:sz w:val="24"/>
           <w:u w:val="single"/>
         </w:rPr>
-        <w:hyperlink r:id="rId29" w:history="1">
+        <w:hyperlink r:id="rId31" w:history="1">
           <w:r>
             <w:rPr>
               <w:rStyle w:val="Hyperlink"/>
@@ -4675,7 +4687,7 @@
           <w:sz w:val="24"/>
           <w:u w:val="single"/>
         </w:rPr>
-        <w:hyperlink r:id="rId29" w:history="1">
+        <w:hyperlink r:id="rId31" w:history="1">
           <w:r>
             <w:rPr>
               <w:rStyle w:val="Hyperlink"/>
@@ -4704,7 +4716,7 @@
           <w:sz w:val="24"/>
           <w:u w:val="single"/>
         </w:rPr>
-        <w:hyperlink r:id="rId29" w:history="1">
+        <w:hyperlink r:id="rId31" w:history="1">
           <w:r>
             <w:rPr>
               <w:rStyle w:val="Hyperlink"/>
@@ -4721,365 +4733,6 @@
           <w:color w:val="0000FF"/>
           <w:sz w:val="24"/>
           <w:u w:val="single"/>
-        </w:rPr>
-        <w:hyperlink r:id="rId29" w:history="1">
-          <w:r>
-            <w:rPr>
-              <w:rStyle w:val="Hyperlink"/>
-            </w:rPr>
-            <w:t>a</w:t>
-          </w:r>
-        </w:hyperlink>
-      </w:r>
-      <w:r>
-        <w:rPr>
-          <w:rFonts w:ascii="Charis SIL Regular" w:hAnsi="Charis SIL Regular" w:eastAsia="Charis SIL Regular"/>
-          <w:b w:val="0"/>
-          <w:i w:val="0"/>
-          <w:color w:val="0000FF"/>
-          <w:sz w:val="24"/>
-          <w:u w:val="single"/>
-        </w:rPr>
-        <w:hyperlink r:id="rId29" w:history="1">
-          <w:r>
-            <w:rPr>
-              <w:rStyle w:val="Hyperlink"/>
-            </w:rPr>
-            <w:t>nka</w:t>
-          </w:r>
-        </w:hyperlink>
-      </w:r>
-      <w:r>
-        <w:rPr>
-          <w:u w:val="single" w:color="0000ff"/>
-          <w:rFonts w:ascii="Charis SIL Regular" w:hAnsi="Charis SIL Regular" w:eastAsia="Charis SIL Regular"/>
-          <w:b w:val="0"/>
-          <w:i w:val="0"/>
-          <w:color w:val="000000"/>
-          <w:sz w:val="24"/>
-        </w:rPr>
-        <w:hyperlink r:id="rId29" w:history="1">
-          <w:r>
-            <w:rPr>
-              <w:rStyle w:val="Hyperlink"/>
-            </w:rPr>
-            <w:t xml:space="preserve"> and</w:t>
-          </w:r>
-        </w:hyperlink>
-      </w:r>
-      <w:r>
-        <w:rPr>
-          <w:u w:val="single" w:color="0000ff"/>
-          <w:rFonts w:ascii="Charis SIL Regular" w:hAnsi="Charis SIL Regular" w:eastAsia="Charis SIL Regular"/>
-          <w:b w:val="0"/>
-          <w:i w:val="0"/>
-          <w:color w:val="000000"/>
-          <w:sz w:val="24"/>
-        </w:rPr>
-        <w:t xml:space="preserve"> </w:t>
-      </w:r>
-      <w:r>
-        <w:rPr>
-          <w:u w:val="single" w:color="0000ff"/>
-          <w:rFonts w:ascii="Charis SIL Regular" w:hAnsi="Charis SIL Regular" w:eastAsia="Charis SIL Regular"/>
-          <w:b w:val="0"/>
-          <w:i w:val="0"/>
-          <w:color w:val="000000"/>
-          <w:sz w:val="24"/>
-        </w:rPr>
-        <w:hyperlink r:id="rId29" w:history="1">
-          <w:r>
-            <w:rPr>
-              <w:rStyle w:val="Hyperlink"/>
-            </w:rPr>
-            <w:t>th</w:t>
-          </w:r>
-        </w:hyperlink>
-      </w:r>
-      <w:r>
-        <w:rPr>
-          <w:rFonts w:ascii="Charis SIL Regular" w:hAnsi="Charis SIL Regular" w:eastAsia="Charis SIL Regular"/>
-          <w:b w:val="0"/>
-          <w:i w:val="0"/>
-          <w:color w:val="000000"/>
-          <w:sz w:val="24"/>
-        </w:rPr>
-        <w:hyperlink r:id="rId29" w:history="1">
-          <w:r>
-            <w:rPr>
-              <w:rStyle w:val="Hyperlink"/>
-            </w:rPr>
-            <w:t xml:space="preserve">e </w:t>
-          </w:r>
-        </w:hyperlink>
-      </w:r>
-      <w:r>
-        <w:rPr>
-          <w:rFonts w:ascii="Charis SIL Regular" w:hAnsi="Charis SIL Regular" w:eastAsia="Charis SIL Regular"/>
-          <w:b w:val="0"/>
-          <w:i w:val="0"/>
-          <w:color w:val="0000FF"/>
-          <w:sz w:val="24"/>
-          <w:u w:val="single"/>
-        </w:rPr>
-        <w:hyperlink r:id="rId29" w:history="1">
-          <w:r>
-            <w:rPr>
-              <w:rStyle w:val="Hyperlink"/>
-            </w:rPr>
-            <w:t>National</w:t>
-          </w:r>
-        </w:hyperlink>
-      </w:r>
-      <w:r>
-        <w:rPr>
-          <w:rFonts w:ascii="Charis SIL Regular" w:hAnsi="Charis SIL Regular" w:eastAsia="Charis SIL Regular"/>
-          <w:b w:val="0"/>
-          <w:i w:val="0"/>
-          <w:color w:val="0000FF"/>
-          <w:sz w:val="24"/>
-          <w:u w:val="single"/>
-        </w:rPr>
-        <w:t xml:space="preserve"> </w:t>
-      </w:r>
-      <w:r>
-        <w:rPr>
-          <w:rFonts w:ascii="Charis SIL Regular" w:hAnsi="Charis SIL Regular" w:eastAsia="Charis SIL Regular"/>
-          <w:b w:val="0"/>
-          <w:i w:val="0"/>
-          <w:color w:val="0000FF"/>
-          <w:sz w:val="24"/>
-          <w:u w:val="single"/>
-        </w:rPr>
-        <w:hyperlink r:id="rId32" w:history="1">
-          <w:r>
-            <w:rPr>
-              <w:rStyle w:val="Hyperlink"/>
-            </w:rPr>
-            <w:t>A</w:t>
-          </w:r>
-        </w:hyperlink>
-      </w:r>
-      <w:r>
-        <w:rPr>
-          <w:rFonts w:ascii="Charis SIL Regular" w:hAnsi="Charis SIL Regular" w:eastAsia="Charis SIL Regular"/>
-          <w:b w:val="0"/>
-          <w:i w:val="0"/>
-          <w:color w:val="0000FF"/>
-          <w:sz w:val="24"/>
-          <w:u w:val="single"/>
-        </w:rPr>
-        <w:hyperlink r:id="rId30" w:history="1">
-          <w:r>
-            <w:rPr>
-              <w:rStyle w:val="Hyperlink"/>
-            </w:rPr>
-            <w:t>rchiv</w:t>
-          </w:r>
-        </w:hyperlink>
-      </w:r>
-      <w:r>
-        <w:rPr>
-          <w:rFonts w:ascii="Charis SIL Regular" w:hAnsi="Charis SIL Regular" w:eastAsia="Charis SIL Regular"/>
-          <w:b w:val="0"/>
-          <w:i w:val="0"/>
-          <w:color w:val="0000FF"/>
-          <w:sz w:val="24"/>
-          <w:u w:val="single"/>
-        </w:rPr>
-        <w:hyperlink r:id="rId30" w:history="1">
-          <w:r>
-            <w:rPr>
-              <w:rStyle w:val="Hyperlink"/>
-            </w:rPr>
-            <w:t>e</w:t>
-          </w:r>
-        </w:hyperlink>
-      </w:r>
-      <w:r>
-        <w:rPr>
-          <w:rFonts w:ascii="Charis SIL Regular" w:hAnsi="Charis SIL Regular" w:eastAsia="Charis SIL Regular"/>
-          <w:b w:val="0"/>
-          <w:i w:val="0"/>
-          <w:color w:val="0000FF"/>
-          <w:sz w:val="24"/>
-          <w:u w:val="single"/>
-        </w:rPr>
-        <w:hyperlink r:id="rId30" w:history="1">
-          <w:r>
-            <w:rPr>
-              <w:rStyle w:val="Hyperlink"/>
-            </w:rPr>
-            <w:t>s</w:t>
-          </w:r>
-        </w:hyperlink>
-      </w:r>
-      <w:r>
-        <w:rPr>
-          <w:rFonts w:ascii="Charis SIL Regular" w:hAnsi="Charis SIL Regular" w:eastAsia="Charis SIL Regular"/>
-          <w:b w:val="0"/>
-          <w:i w:val="0"/>
-          <w:color w:val="0000FF"/>
-          <w:sz w:val="24"/>
-          <w:u w:val="single"/>
-        </w:rPr>
-        <w:t xml:space="preserve"> </w:t>
-      </w:r>
-      <w:r>
-        <w:rPr>
-          <w:rFonts w:ascii="Charis SIL Regular" w:hAnsi="Charis SIL Regular" w:eastAsia="Charis SIL Regular"/>
-          <w:b w:val="0"/>
-          <w:i w:val="0"/>
-          <w:color w:val="0000FF"/>
-          <w:sz w:val="24"/>
-          <w:u w:val="single"/>
-        </w:rPr>
-        <w:hyperlink r:id="rId30" w:history="1">
-          <w:r>
-            <w:rPr>
-              <w:rStyle w:val="Hyperlink"/>
-            </w:rPr>
-            <w:t>of</w:t>
-          </w:r>
-        </w:hyperlink>
-      </w:r>
-      <w:r>
-        <w:rPr>
-          <w:rFonts w:ascii="Charis SIL Regular" w:hAnsi="Charis SIL Regular" w:eastAsia="Charis SIL Regular"/>
-          <w:b w:val="0"/>
-          <w:i w:val="0"/>
-          <w:color w:val="0000FF"/>
-          <w:sz w:val="24"/>
-          <w:u w:val="single"/>
-        </w:rPr>
-        <w:t xml:space="preserve"> </w:t>
-      </w:r>
-      <w:r>
-        <w:rPr>
-          <w:rFonts w:ascii="Charis SIL Regular" w:hAnsi="Charis SIL Regular" w:eastAsia="Charis SIL Regular"/>
-          <w:b w:val="0"/>
-          <w:i w:val="0"/>
-          <w:color w:val="0000FF"/>
-          <w:sz w:val="24"/>
-          <w:u w:val="single"/>
-        </w:rPr>
-        <w:hyperlink r:id="rId30" w:history="1">
-          <w:r>
-            <w:rPr>
-              <w:rStyle w:val="Hyperlink"/>
-            </w:rPr>
-            <w:t>Cura</w:t>
-          </w:r>
-        </w:hyperlink>
-      </w:r>
-      <w:r>
-        <w:rPr>
-          <w:rFonts w:ascii="Charis SIL Regular" w:hAnsi="Charis SIL Regular" w:eastAsia="Charis SIL Regular"/>
-          <w:b w:val="0"/>
-          <w:i w:val="0"/>
-          <w:color w:val="0000FF"/>
-          <w:sz w:val="24"/>
-          <w:u w:val="single"/>
-        </w:rPr>
-        <w:hyperlink r:id="rId30" w:history="1">
-          <w:r>
-            <w:rPr>
-              <w:rStyle w:val="Hyperlink"/>
-            </w:rPr>
-            <w:t>çao</w:t>
-          </w:r>
-        </w:hyperlink>
-      </w:r>
-      <w:r>
-        <w:rPr>
-          <w:u w:val="single" w:color="0000ff"/>
-          <w:rFonts w:ascii="Charis SIL Regular" w:hAnsi="Charis SIL Regular" w:eastAsia="Charis SIL Regular"/>
-          <w:b w:val="0"/>
-          <w:i w:val="0"/>
-          <w:color w:val="000000"/>
-          <w:sz w:val="24"/>
-        </w:rPr>
-        <w:hyperlink r:id="rId30" w:history="1">
-          <w:r>
-            <w:rPr>
-              <w:rStyle w:val="Hyperlink"/>
-            </w:rPr>
-            <w:t>. Vari</w:t>
-          </w:r>
-        </w:hyperlink>
-      </w:r>
-      <w:r>
-        <w:rPr>
-          <w:u w:val="single" w:color="0000ff"/>
-          <w:rFonts w:ascii="Charis SIL Regular" w:hAnsi="Charis SIL Regular" w:eastAsia="Charis SIL Regular"/>
-          <w:b w:val="0"/>
-          <w:i w:val="0"/>
-          <w:color w:val="000000"/>
-          <w:sz w:val="24"/>
-        </w:rPr>
-        <w:hyperlink r:id="rId30" w:history="1">
-          <w:r>
-            <w:rPr>
-              <w:rStyle w:val="Hyperlink"/>
-            </w:rPr>
-            <w:t>o</w:t>
-          </w:r>
-        </w:hyperlink>
-      </w:r>
-      <w:r>
-        <w:rPr>
-          <w:u w:val="single" w:color="0000ff"/>
-          <w:rFonts w:ascii="Charis SIL Regular" w:hAnsi="Charis SIL Regular" w:eastAsia="Charis SIL Regular"/>
-          <w:b w:val="0"/>
-          <w:i w:val="0"/>
-          <w:color w:val="000000"/>
-          <w:sz w:val="24"/>
-        </w:rPr>
-        <w:hyperlink r:id="rId30" w:history="1">
-          <w:r>
-            <w:rPr>
-              <w:rStyle w:val="Hyperlink"/>
-            </w:rPr>
-            <w:t>us archiv</w:t>
-          </w:r>
-        </w:hyperlink>
-      </w:r>
-      <w:r>
-        <w:rPr>
-          <w:rFonts w:ascii="Charis SIL Regular" w:hAnsi="Charis SIL Regular" w:eastAsia="Charis SIL Regular"/>
-          <w:b w:val="0"/>
-          <w:i w:val="0"/>
-          <w:color w:val="000000"/>
-          <w:sz w:val="24"/>
-        </w:rPr>
-        <w:t xml:space="preserve">es in </w:t>
-      </w:r>
-      <w:r>
-        <w:rPr>
-          <w:u w:val="single" w:color="0000ff"/>
-          <w:rFonts w:ascii="Charis SIL Regular" w:hAnsi="Charis SIL Regular" w:eastAsia="Charis SIL Regular"/>
-          <w:b w:val="0"/>
-          <w:i w:val="0"/>
-          <w:color w:val="000000"/>
-          <w:sz w:val="24"/>
-        </w:rPr>
-        <w:hyperlink r:id="rId31" w:history="1">
-          <w:r>
-            <w:rPr>
-              <w:rStyle w:val="Hyperlink"/>
-            </w:rPr>
-            <w:t>Indonesi</w:t>
-          </w:r>
-        </w:hyperlink>
-      </w:r>
-      <w:r>
-        <w:rPr>
-          <w:u w:val="single" w:color="0000ff"/>
-          <w:rFonts w:ascii="Charis SIL Regular" w:hAnsi="Charis SIL Regular" w:eastAsia="Charis SIL Regular"/>
-          <w:b w:val="0"/>
-          <w:i w:val="0"/>
-          <w:color w:val="000000"/>
-          <w:sz w:val="24"/>
         </w:rPr>
         <w:hyperlink r:id="rId31" w:history="1">
           <w:r>
@@ -5092,6 +4745,24 @@
       </w:r>
       <w:r>
         <w:rPr>
+          <w:rFonts w:ascii="Charis SIL Regular" w:hAnsi="Charis SIL Regular" w:eastAsia="Charis SIL Regular"/>
+          <w:b w:val="0"/>
+          <w:i w:val="0"/>
+          <w:color w:val="0000FF"/>
+          <w:sz w:val="24"/>
+          <w:u w:val="single"/>
+        </w:rPr>
+        <w:hyperlink r:id="rId31" w:history="1">
+          <w:r>
+            <w:rPr>
+              <w:rStyle w:val="Hyperlink"/>
+            </w:rPr>
+            <w:t>nka</w:t>
+          </w:r>
+        </w:hyperlink>
+      </w:r>
+      <w:r>
+        <w:rPr>
           <w:u w:val="single" w:color="0000ff"/>
           <w:rFonts w:ascii="Charis SIL Regular" w:hAnsi="Charis SIL Regular" w:eastAsia="Charis SIL Regular"/>
           <w:b w:val="0"/>
@@ -5100,6 +4771,347 @@
           <w:sz w:val="24"/>
         </w:rPr>
         <w:hyperlink r:id="rId31" w:history="1">
+          <w:r>
+            <w:rPr>
+              <w:rStyle w:val="Hyperlink"/>
+            </w:rPr>
+            <w:t xml:space="preserve"> and</w:t>
+          </w:r>
+        </w:hyperlink>
+      </w:r>
+      <w:r>
+        <w:rPr>
+          <w:u w:val="single" w:color="0000ff"/>
+          <w:rFonts w:ascii="Charis SIL Regular" w:hAnsi="Charis SIL Regular" w:eastAsia="Charis SIL Regular"/>
+          <w:b w:val="0"/>
+          <w:i w:val="0"/>
+          <w:color w:val="000000"/>
+          <w:sz w:val="24"/>
+        </w:rPr>
+        <w:t xml:space="preserve"> </w:t>
+      </w:r>
+      <w:r>
+        <w:rPr>
+          <w:u w:val="single" w:color="0000ff"/>
+          <w:rFonts w:ascii="Charis SIL Regular" w:hAnsi="Charis SIL Regular" w:eastAsia="Charis SIL Regular"/>
+          <w:b w:val="0"/>
+          <w:i w:val="0"/>
+          <w:color w:val="000000"/>
+          <w:sz w:val="24"/>
+        </w:rPr>
+        <w:hyperlink r:id="rId31" w:history="1">
+          <w:r>
+            <w:rPr>
+              <w:rStyle w:val="Hyperlink"/>
+            </w:rPr>
+            <w:t>th</w:t>
+          </w:r>
+        </w:hyperlink>
+      </w:r>
+      <w:r>
+        <w:rPr>
+          <w:rFonts w:ascii="Charis SIL Regular" w:hAnsi="Charis SIL Regular" w:eastAsia="Charis SIL Regular"/>
+          <w:b w:val="0"/>
+          <w:i w:val="0"/>
+          <w:color w:val="000000"/>
+          <w:sz w:val="24"/>
+        </w:rPr>
+        <w:hyperlink r:id="rId31" w:history="1">
+          <w:r>
+            <w:rPr>
+              <w:rStyle w:val="Hyperlink"/>
+            </w:rPr>
+            <w:t xml:space="preserve">e </w:t>
+          </w:r>
+        </w:hyperlink>
+      </w:r>
+      <w:r>
+        <w:rPr>
+          <w:rFonts w:ascii="Charis SIL Regular" w:hAnsi="Charis SIL Regular" w:eastAsia="Charis SIL Regular"/>
+          <w:b w:val="0"/>
+          <w:i w:val="0"/>
+          <w:color w:val="0000FF"/>
+          <w:sz w:val="24"/>
+          <w:u w:val="single"/>
+        </w:rPr>
+        <w:hyperlink r:id="rId31" w:history="1">
+          <w:r>
+            <w:rPr>
+              <w:rStyle w:val="Hyperlink"/>
+            </w:rPr>
+            <w:t>National</w:t>
+          </w:r>
+        </w:hyperlink>
+      </w:r>
+      <w:r>
+        <w:rPr>
+          <w:rFonts w:ascii="Charis SIL Regular" w:hAnsi="Charis SIL Regular" w:eastAsia="Charis SIL Regular"/>
+          <w:b w:val="0"/>
+          <w:i w:val="0"/>
+          <w:color w:val="0000FF"/>
+          <w:sz w:val="24"/>
+          <w:u w:val="single"/>
+        </w:rPr>
+        <w:t xml:space="preserve"> </w:t>
+      </w:r>
+      <w:r>
+        <w:rPr>
+          <w:rFonts w:ascii="Charis SIL Regular" w:hAnsi="Charis SIL Regular" w:eastAsia="Charis SIL Regular"/>
+          <w:b w:val="0"/>
+          <w:i w:val="0"/>
+          <w:color w:val="0000FF"/>
+          <w:sz w:val="24"/>
+          <w:u w:val="single"/>
+        </w:rPr>
+        <w:hyperlink r:id="rId34" w:history="1">
+          <w:r>
+            <w:rPr>
+              <w:rStyle w:val="Hyperlink"/>
+            </w:rPr>
+            <w:t>A</w:t>
+          </w:r>
+        </w:hyperlink>
+      </w:r>
+      <w:r>
+        <w:rPr>
+          <w:rFonts w:ascii="Charis SIL Regular" w:hAnsi="Charis SIL Regular" w:eastAsia="Charis SIL Regular"/>
+          <w:b w:val="0"/>
+          <w:i w:val="0"/>
+          <w:color w:val="0000FF"/>
+          <w:sz w:val="24"/>
+          <w:u w:val="single"/>
+        </w:rPr>
+        <w:hyperlink r:id="rId34" w:history="1">
+          <w:r>
+            <w:rPr>
+              <w:rStyle w:val="Hyperlink"/>
+            </w:rPr>
+            <w:t>rchiv</w:t>
+          </w:r>
+        </w:hyperlink>
+      </w:r>
+      <w:r>
+        <w:rPr>
+          <w:rFonts w:ascii="Charis SIL Regular" w:hAnsi="Charis SIL Regular" w:eastAsia="Charis SIL Regular"/>
+          <w:b w:val="0"/>
+          <w:i w:val="0"/>
+          <w:color w:val="0000FF"/>
+          <w:sz w:val="24"/>
+          <w:u w:val="single"/>
+        </w:rPr>
+        <w:hyperlink r:id="rId34" w:history="1">
+          <w:r>
+            <w:rPr>
+              <w:rStyle w:val="Hyperlink"/>
+            </w:rPr>
+            <w:t>e</w:t>
+          </w:r>
+        </w:hyperlink>
+      </w:r>
+      <w:r>
+        <w:rPr>
+          <w:rFonts w:ascii="Charis SIL Regular" w:hAnsi="Charis SIL Regular" w:eastAsia="Charis SIL Regular"/>
+          <w:b w:val="0"/>
+          <w:i w:val="0"/>
+          <w:color w:val="0000FF"/>
+          <w:sz w:val="24"/>
+          <w:u w:val="single"/>
+        </w:rPr>
+        <w:hyperlink r:id="rId34" w:history="1">
+          <w:r>
+            <w:rPr>
+              <w:rStyle w:val="Hyperlink"/>
+            </w:rPr>
+            <w:t>s</w:t>
+          </w:r>
+        </w:hyperlink>
+      </w:r>
+      <w:r>
+        <w:rPr>
+          <w:rFonts w:ascii="Charis SIL Regular" w:hAnsi="Charis SIL Regular" w:eastAsia="Charis SIL Regular"/>
+          <w:b w:val="0"/>
+          <w:i w:val="0"/>
+          <w:color w:val="0000FF"/>
+          <w:sz w:val="24"/>
+          <w:u w:val="single"/>
+        </w:rPr>
+        <w:t xml:space="preserve"> </w:t>
+      </w:r>
+      <w:r>
+        <w:rPr>
+          <w:rFonts w:ascii="Charis SIL Regular" w:hAnsi="Charis SIL Regular" w:eastAsia="Charis SIL Regular"/>
+          <w:b w:val="0"/>
+          <w:i w:val="0"/>
+          <w:color w:val="0000FF"/>
+          <w:sz w:val="24"/>
+          <w:u w:val="single"/>
+        </w:rPr>
+        <w:hyperlink r:id="rId34" w:history="1">
+          <w:r>
+            <w:rPr>
+              <w:rStyle w:val="Hyperlink"/>
+            </w:rPr>
+            <w:t>of</w:t>
+          </w:r>
+        </w:hyperlink>
+      </w:r>
+      <w:r>
+        <w:rPr>
+          <w:rFonts w:ascii="Charis SIL Regular" w:hAnsi="Charis SIL Regular" w:eastAsia="Charis SIL Regular"/>
+          <w:b w:val="0"/>
+          <w:i w:val="0"/>
+          <w:color w:val="0000FF"/>
+          <w:sz w:val="24"/>
+          <w:u w:val="single"/>
+        </w:rPr>
+        <w:t xml:space="preserve"> </w:t>
+      </w:r>
+      <w:r>
+        <w:rPr>
+          <w:rFonts w:ascii="Charis SIL Regular" w:hAnsi="Charis SIL Regular" w:eastAsia="Charis SIL Regular"/>
+          <w:b w:val="0"/>
+          <w:i w:val="0"/>
+          <w:color w:val="0000FF"/>
+          <w:sz w:val="24"/>
+          <w:u w:val="single"/>
+        </w:rPr>
+        <w:hyperlink r:id="rId34" w:history="1">
+          <w:r>
+            <w:rPr>
+              <w:rStyle w:val="Hyperlink"/>
+            </w:rPr>
+            <w:t>Cura</w:t>
+          </w:r>
+        </w:hyperlink>
+      </w:r>
+      <w:r>
+        <w:rPr>
+          <w:rFonts w:ascii="Charis SIL Regular" w:hAnsi="Charis SIL Regular" w:eastAsia="Charis SIL Regular"/>
+          <w:b w:val="0"/>
+          <w:i w:val="0"/>
+          <w:color w:val="0000FF"/>
+          <w:sz w:val="24"/>
+          <w:u w:val="single"/>
+        </w:rPr>
+        <w:hyperlink r:id="rId34" w:history="1">
+          <w:r>
+            <w:rPr>
+              <w:rStyle w:val="Hyperlink"/>
+            </w:rPr>
+            <w:t>çao</w:t>
+          </w:r>
+        </w:hyperlink>
+      </w:r>
+      <w:r>
+        <w:rPr>
+          <w:u w:val="single" w:color="0000ff"/>
+          <w:rFonts w:ascii="Charis SIL Regular" w:hAnsi="Charis SIL Regular" w:eastAsia="Charis SIL Regular"/>
+          <w:b w:val="0"/>
+          <w:i w:val="0"/>
+          <w:color w:val="000000"/>
+          <w:sz w:val="24"/>
+        </w:rPr>
+        <w:hyperlink r:id="rId32" w:history="1">
+          <w:r>
+            <w:rPr>
+              <w:rStyle w:val="Hyperlink"/>
+            </w:rPr>
+            <w:t>. Vari</w:t>
+          </w:r>
+        </w:hyperlink>
+      </w:r>
+      <w:r>
+        <w:rPr>
+          <w:u w:val="single" w:color="0000ff"/>
+          <w:rFonts w:ascii="Charis SIL Regular" w:hAnsi="Charis SIL Regular" w:eastAsia="Charis SIL Regular"/>
+          <w:b w:val="0"/>
+          <w:i w:val="0"/>
+          <w:color w:val="000000"/>
+          <w:sz w:val="24"/>
+        </w:rPr>
+        <w:hyperlink r:id="rId32" w:history="1">
+          <w:r>
+            <w:rPr>
+              <w:rStyle w:val="Hyperlink"/>
+            </w:rPr>
+            <w:t>o</w:t>
+          </w:r>
+        </w:hyperlink>
+      </w:r>
+      <w:r>
+        <w:rPr>
+          <w:u w:val="single" w:color="0000ff"/>
+          <w:rFonts w:ascii="Charis SIL Regular" w:hAnsi="Charis SIL Regular" w:eastAsia="Charis SIL Regular"/>
+          <w:b w:val="0"/>
+          <w:i w:val="0"/>
+          <w:color w:val="000000"/>
+          <w:sz w:val="24"/>
+        </w:rPr>
+        <w:hyperlink r:id="rId32" w:history="1">
+          <w:r>
+            <w:rPr>
+              <w:rStyle w:val="Hyperlink"/>
+            </w:rPr>
+            <w:t>us archiv</w:t>
+          </w:r>
+        </w:hyperlink>
+      </w:r>
+      <w:r>
+        <w:rPr>
+          <w:rFonts w:ascii="Charis SIL Regular" w:hAnsi="Charis SIL Regular" w:eastAsia="Charis SIL Regular"/>
+          <w:b w:val="0"/>
+          <w:i w:val="0"/>
+          <w:color w:val="000000"/>
+          <w:sz w:val="24"/>
+        </w:rPr>
+        <w:t xml:space="preserve">es in </w:t>
+      </w:r>
+      <w:r>
+        <w:rPr>
+          <w:u w:val="single" w:color="0000ff"/>
+          <w:rFonts w:ascii="Charis SIL Regular" w:hAnsi="Charis SIL Regular" w:eastAsia="Charis SIL Regular"/>
+          <w:b w:val="0"/>
+          <w:i w:val="0"/>
+          <w:color w:val="000000"/>
+          <w:sz w:val="24"/>
+        </w:rPr>
+        <w:hyperlink r:id="rId33" w:history="1">
+          <w:r>
+            <w:rPr>
+              <w:rStyle w:val="Hyperlink"/>
+            </w:rPr>
+            <w:t>Indonesi</w:t>
+          </w:r>
+        </w:hyperlink>
+      </w:r>
+      <w:r>
+        <w:rPr>
+          <w:u w:val="single" w:color="0000ff"/>
+          <w:rFonts w:ascii="Charis SIL Regular" w:hAnsi="Charis SIL Regular" w:eastAsia="Charis SIL Regular"/>
+          <w:b w:val="0"/>
+          <w:i w:val="0"/>
+          <w:color w:val="000000"/>
+          <w:sz w:val="24"/>
+        </w:rPr>
+        <w:hyperlink r:id="rId33" w:history="1">
+          <w:r>
+            <w:rPr>
+              <w:rStyle w:val="Hyperlink"/>
+            </w:rPr>
+            <w:t>a</w:t>
+          </w:r>
+        </w:hyperlink>
+      </w:r>
+      <w:r>
+        <w:rPr>
+          <w:u w:val="single" w:color="0000ff"/>
+          <w:rFonts w:ascii="Charis SIL Regular" w:hAnsi="Charis SIL Regular" w:eastAsia="Charis SIL Regular"/>
+          <w:b w:val="0"/>
+          <w:i w:val="0"/>
+          <w:color w:val="000000"/>
+          <w:sz w:val="24"/>
+        </w:rPr>
+        <w:hyperlink r:id="rId33" w:history="1">
           <w:r>
             <w:rPr>
               <w:rStyle w:val="Hyperlink"/>
@@ -5117,7 +5129,7 @@
           <w:color w:val="000000"/>
           <w:sz w:val="24"/>
         </w:rPr>
-        <w:hyperlink r:id="rId31" w:history="1">
+        <w:hyperlink r:id="rId33" w:history="1">
           <w:r>
             <w:rPr>
               <w:rStyle w:val="Hyperlink"/>
@@ -5135,7 +5147,7 @@
           <w:color w:val="000000"/>
           <w:sz w:val="24"/>
         </w:rPr>
-        <w:hyperlink r:id="rId31" w:history="1">
+        <w:hyperlink r:id="rId33" w:history="1">
           <w:r>
             <w:rPr>
               <w:rStyle w:val="Hyperlink"/>
@@ -5153,7 +5165,7 @@
           <w:color w:val="000000"/>
           <w:sz w:val="24"/>
         </w:rPr>
-        <w:hyperlink r:id="rId31" w:history="1">
+        <w:hyperlink r:id="rId33" w:history="1">
           <w:r>
             <w:rPr>
               <w:rStyle w:val="Hyperlink"/>
@@ -5171,7 +5183,7 @@
           <w:color w:val="000000"/>
           <w:sz w:val="24"/>
         </w:rPr>
-        <w:hyperlink r:id="rId31" w:history="1">
+        <w:hyperlink r:id="rId33" w:history="1">
           <w:r>
             <w:rPr>
               <w:rStyle w:val="Hyperlink"/>
@@ -5189,7 +5201,7 @@
           <w:color w:val="000000"/>
           <w:sz w:val="24"/>
         </w:rPr>
-        <w:hyperlink r:id="rId31" w:history="1">
+        <w:hyperlink r:id="rId33" w:history="1">
           <w:r>
             <w:rPr>
               <w:rStyle w:val="Hyperlink"/>
@@ -5217,7 +5229,7 @@
           <w:sz w:val="24"/>
           <w:u w:val="single"/>
         </w:rPr>
-        <w:hyperlink r:id="rId33" w:history="1">
+        <w:hyperlink r:id="rId35" w:history="1">
           <w:r>
             <w:rPr>
               <w:rStyle w:val="Hyperlink"/>
@@ -5235,7 +5247,7 @@
           <w:color w:val="000000"/>
           <w:sz w:val="24"/>
         </w:rPr>
-        <w:hyperlink r:id="rId32" w:history="1">
+        <w:hyperlink r:id="rId34" w:history="1">
           <w:r>
             <w:rPr>
               <w:rStyle w:val="Hyperlink"/>
@@ -5273,7 +5285,7 @@
           <w:sz w:val="24"/>
           <w:u w:val="single"/>
         </w:rPr>
-        <w:hyperlink r:id="rId34" w:history="1">
+        <w:hyperlink r:id="rId36" w:history="1">
           <w:r>
             <w:rPr>
               <w:rStyle w:val="Hyperlink"/>
@@ -5302,7 +5314,7 @@
           <w:sz w:val="24"/>
           <w:u w:val="single"/>
         </w:rPr>
-        <w:hyperlink r:id="rId34" w:history="1">
+        <w:hyperlink r:id="rId36" w:history="1">
           <w:r>
             <w:rPr>
               <w:rStyle w:val="Hyperlink"/>
@@ -5331,7 +5343,7 @@
           <w:sz w:val="24"/>
           <w:u w:val="single"/>
         </w:rPr>
-        <w:hyperlink r:id="rId34" w:history="1">
+        <w:hyperlink r:id="rId36" w:history="1">
           <w:r>
             <w:rPr>
               <w:rStyle w:val="Hyperlink"/>
@@ -5360,7 +5372,7 @@
           <w:sz w:val="24"/>
           <w:u w:val="single"/>
         </w:rPr>
-        <w:hyperlink r:id="rId34" w:history="1">
+        <w:hyperlink r:id="rId36" w:history="1">
           <w:r>
             <w:rPr>
               <w:rStyle w:val="Hyperlink"/>
@@ -5389,7 +5401,7 @@
           <w:sz w:val="24"/>
           <w:u w:val="single"/>
         </w:rPr>
-        <w:hyperlink r:id="rId34" w:history="1">
+        <w:hyperlink r:id="rId36" w:history="1">
           <w:r>
             <w:rPr>
               <w:rStyle w:val="Hyperlink"/>
@@ -5418,7 +5430,7 @@
           <w:sz w:val="24"/>
           <w:u w:val="single"/>
         </w:rPr>
-        <w:hyperlink r:id="rId34" w:history="1">
+        <w:hyperlink r:id="rId36" w:history="1">
           <w:r>
             <w:rPr>
               <w:rStyle w:val="Hyperlink"/>
@@ -5446,7 +5458,7 @@
           <w:color w:val="000000"/>
           <w:sz w:val="24"/>
         </w:rPr>
-        <w:hyperlink r:id="rId34" w:history="1">
+        <w:hyperlink r:id="rId36" w:history="1">
           <w:r>
             <w:rPr>
               <w:rStyle w:val="Hyperlink"/>
@@ -5464,7 +5476,7 @@
           <w:color w:val="000000"/>
           <w:sz w:val="24"/>
         </w:rPr>
-        <w:hyperlink r:id="rId34" w:history="1">
+        <w:hyperlink r:id="rId36" w:history="1">
           <w:r>
             <w:rPr>
               <w:rStyle w:val="Hyperlink"/>
@@ -5482,7 +5494,7 @@
           <w:color w:val="000000"/>
           <w:sz w:val="24"/>
         </w:rPr>
-        <w:hyperlink r:id="rId34" w:history="1">
+        <w:hyperlink r:id="rId36" w:history="1">
           <w:r>
             <w:rPr>
               <w:rStyle w:val="Hyperlink"/>
@@ -5500,7 +5512,7 @@
           <w:color w:val="000000"/>
           <w:sz w:val="24"/>
         </w:rPr>
-        <w:hyperlink r:id="rId34" w:history="1">
+        <w:hyperlink r:id="rId36" w:history="1">
           <w:r>
             <w:rPr>
               <w:rStyle w:val="Hyperlink"/>
@@ -5529,7 +5541,7 @@
           <w:color w:val="000000"/>
           <w:sz w:val="24"/>
         </w:rPr>
-        <w:hyperlink r:id="rId34" w:history="1">
+        <w:hyperlink r:id="rId36" w:history="1">
           <w:r>
             <w:rPr>
               <w:rStyle w:val="Hyperlink"/>
@@ -5547,7 +5559,7 @@
           <w:color w:val="000000"/>
           <w:sz w:val="24"/>
         </w:rPr>
-        <w:hyperlink r:id="rId34" w:history="1">
+        <w:hyperlink r:id="rId36" w:history="1">
           <w:r>
             <w:rPr>
               <w:rStyle w:val="Hyperlink"/>
@@ -5565,7 +5577,7 @@
           <w:color w:val="000000"/>
           <w:sz w:val="24"/>
         </w:rPr>
-        <w:hyperlink r:id="rId34" w:history="1">
+        <w:hyperlink r:id="rId36" w:history="1">
           <w:r>
             <w:rPr>
               <w:rStyle w:val="Hyperlink"/>
@@ -5583,7 +5595,7 @@
           <w:color w:val="000000"/>
           <w:sz w:val="24"/>
         </w:rPr>
-        <w:hyperlink r:id="rId34" w:history="1">
+        <w:hyperlink r:id="rId36" w:history="1">
           <w:r>
             <w:rPr>
               <w:rStyle w:val="Hyperlink"/>
@@ -5681,7 +5693,7 @@
           <w:sz w:val="24"/>
           <w:u w:val="single"/>
         </w:rPr>
-        <w:hyperlink r:id="rId35" w:history="1">
+        <w:hyperlink r:id="rId37" w:history="1">
           <w:r>
             <w:rPr>
               <w:rStyle w:val="Hyperlink"/>
@@ -5709,7 +5721,7 @@
           <w:sz w:val="24"/>
           <w:u w:val="single"/>
         </w:rPr>
-        <w:hyperlink r:id="rId36" w:history="1">
+        <w:hyperlink r:id="rId38" w:history="1">
           <w:r>
             <w:rPr>
               <w:rStyle w:val="Hyperlink"/>
@@ -5738,7 +5750,7 @@
           <w:sz w:val="24"/>
           <w:u w:val="single"/>
         </w:rPr>
-        <w:hyperlink r:id="rId36" w:history="1">
+        <w:hyperlink r:id="rId38" w:history="1">
           <w:r>
             <w:rPr>
               <w:rStyle w:val="Hyperlink"/>
@@ -5767,7 +5779,7 @@
           <w:sz w:val="24"/>
           <w:u w:val="single"/>
         </w:rPr>
-        <w:hyperlink r:id="rId36" w:history="1">
+        <w:hyperlink r:id="rId38" w:history="1">
           <w:r>
             <w:rPr>
               <w:rStyle w:val="Hyperlink"/>
@@ -5814,7 +5826,7 @@
           <w:sz w:val="24"/>
           <w:u w:val="single"/>
         </w:rPr>
-        <w:hyperlink r:id="rId36" w:history="1">
+        <w:hyperlink r:id="rId38" w:history="1">
           <w:r>
             <w:rPr>
               <w:rStyle w:val="Hyperlink"/>
@@ -5842,7 +5854,7 @@
           <w:sz w:val="24"/>
           <w:u w:val="single"/>
         </w:rPr>
-        <w:hyperlink r:id="rId37" w:history="1">
+        <w:hyperlink r:id="rId39" w:history="1">
           <w:r>
             <w:rPr>
               <w:rStyle w:val="Hyperlink"/>
@@ -5871,7 +5883,7 @@
           <w:sz w:val="24"/>
           <w:u w:val="single"/>
         </w:rPr>
-        <w:hyperlink r:id="rId37" w:history="1">
+        <w:hyperlink r:id="rId39" w:history="1">
           <w:r>
             <w:rPr>
               <w:rStyle w:val="Hyperlink"/>
@@ -5900,7 +5912,7 @@
           <w:sz w:val="24"/>
           <w:u w:val="single"/>
         </w:rPr>
-        <w:hyperlink r:id="rId37" w:history="1">
+        <w:hyperlink r:id="rId39" w:history="1">
           <w:r>
             <w:rPr>
               <w:rStyle w:val="Hyperlink"/>
@@ -5929,7 +5941,7 @@
           <w:sz w:val="24"/>
           <w:u w:val="single"/>
         </w:rPr>
-        <w:hyperlink r:id="rId37" w:history="1">
+        <w:hyperlink r:id="rId39" w:history="1">
           <w:r>
             <w:rPr>
               <w:rStyle w:val="Hyperlink"/>
@@ -5950,7 +5962,6 @@
       </w:r>
       <w:r>
         <w:rPr>
-          <w:u w:val="single" w:color="0000ff"/>
           <w:rFonts w:ascii="Charis SIL Regular" w:hAnsi="Charis SIL Regular" w:eastAsia="Charis SIL Regular"/>
           <w:b w:val="0"/>
           <w:i w:val="0"/>
@@ -5968,7 +5979,7 @@
           <w:sz w:val="24"/>
           <w:u w:val="single"/>
         </w:rPr>
-        <w:hyperlink r:id="rId38" w:history="1">
+        <w:hyperlink r:id="rId40" w:history="1">
           <w:r>
             <w:rPr>
               <w:rStyle w:val="Hyperlink"/>
@@ -5986,7 +5997,7 @@
           <w:color w:val="000000"/>
           <w:sz w:val="24"/>
         </w:rPr>
-        <w:hyperlink r:id="rId36" w:history="1">
+        <w:hyperlink r:id="rId38" w:history="1">
           <w:r>
             <w:rPr>
               <w:rStyle w:val="Hyperlink"/>
@@ -6014,7 +6025,7 @@
           <w:color w:val="000000"/>
           <w:sz w:val="24"/>
         </w:rPr>
-        <w:hyperlink r:id="rId37" w:history="1">
+        <w:hyperlink r:id="rId39" w:history="1">
           <w:r>
             <w:rPr>
               <w:rStyle w:val="Hyperlink"/>
@@ -6043,7 +6054,7 @@
           <w:color w:val="000000"/>
           <w:sz w:val="24"/>
         </w:rPr>
-        <w:hyperlink r:id="rId37" w:history="1">
+        <w:hyperlink r:id="rId39" w:history="1">
           <w:r>
             <w:rPr>
               <w:rStyle w:val="Hyperlink"/>
@@ -6061,7 +6072,7 @@
           <w:color w:val="000000"/>
           <w:sz w:val="24"/>
         </w:rPr>
-        <w:hyperlink r:id="rId37" w:history="1">
+        <w:hyperlink r:id="rId39" w:history="1">
           <w:r>
             <w:rPr>
               <w:rStyle w:val="Hyperlink"/>
@@ -6079,7 +6090,7 @@
           <w:color w:val="000000"/>
           <w:sz w:val="24"/>
         </w:rPr>
-        <w:hyperlink r:id="rId37" w:history="1">
+        <w:hyperlink r:id="rId39" w:history="1">
           <w:r>
             <w:rPr>
               <w:rStyle w:val="Hyperlink"/>
@@ -6097,7 +6108,7 @@
           <w:color w:val="000000"/>
           <w:sz w:val="24"/>
         </w:rPr>
-        <w:hyperlink r:id="rId37" w:history="1">
+        <w:hyperlink r:id="rId39" w:history="1">
           <w:r>
             <w:rPr>
               <w:rStyle w:val="Hyperlink"/>
@@ -6115,7 +6126,7 @@
           <w:color w:val="000000"/>
           <w:sz w:val="24"/>
         </w:rPr>
-        <w:hyperlink r:id="rId37" w:history="1">
+        <w:hyperlink r:id="rId39" w:history="1">
           <w:r>
             <w:rPr>
               <w:rStyle w:val="Hyperlink"/>
@@ -6164,7 +6175,7 @@
           <w:color w:val="000000"/>
           <w:sz w:val="24"/>
         </w:rPr>
-        <w:hyperlink r:id="rId38" w:history="1">
+        <w:hyperlink r:id="rId40" w:history="1">
           <w:r>
             <w:rPr>
               <w:rStyle w:val="Hyperlink"/>

--- a/EXPORTS/DOCX/published/niveau1/English/Sources.docx
+++ b/EXPORTS/DOCX/published/niveau1/English/Sources.docx
@@ -1289,43 +1289,24 @@
       </w:r>
       <w:r>
         <w:rPr>
-          <w:u w:val="single" w:color="0000ff"/>
           <w:rFonts w:ascii="Charis SIL Regular" w:hAnsi="Charis SIL Regular" w:eastAsia="Charis SIL Regular"/>
           <w:b w:val="0"/>
           <w:i w:val="0"/>
           <w:color w:val="000000"/>
           <w:sz w:val="24"/>
         </w:rPr>
+        <w:t xml:space="preserve">the </w:t>
+      </w:r>
+      <w:r>
+        <w:rPr>
+          <w:rFonts w:ascii="Charis SIL Regular" w:hAnsi="Charis SIL Regular" w:eastAsia="Charis SIL Regular"/>
+          <w:b w:val="0"/>
+          <w:i w:val="0"/>
+          <w:color w:val="0000FF"/>
+          <w:sz w:val="24"/>
+          <w:u w:val="single"/>
+        </w:rPr>
         <w:hyperlink r:id="rId15" w:history="1">
-          <w:r>
-            <w:rPr>
-              <w:rStyle w:val="Hyperlink"/>
-            </w:rPr>
-            <w:t>t</w:t>
-          </w:r>
-        </w:hyperlink>
-      </w:r>
-      <w:r>
-        <w:rPr>
-          <w:u w:val="single" w:color="0000ff"/>
-          <w:rFonts w:ascii="Charis SIL Regular" w:hAnsi="Charis SIL Regular" w:eastAsia="Charis SIL Regular"/>
-          <w:b w:val="0"/>
-          <w:i w:val="0"/>
-          <w:color w:val="000000"/>
-          <w:sz w:val="24"/>
-        </w:rPr>
-        <w:t xml:space="preserve">he </w:t>
-      </w:r>
-      <w:r>
-        <w:rPr>
-          <w:rFonts w:ascii="Charis SIL Regular" w:hAnsi="Charis SIL Regular" w:eastAsia="Charis SIL Regular"/>
-          <w:b w:val="0"/>
-          <w:i w:val="0"/>
-          <w:color w:val="0000FF"/>
-          <w:sz w:val="24"/>
-          <w:u w:val="single"/>
-        </w:rPr>
-        <w:hyperlink r:id="rId16" w:history="1">
           <w:r>
             <w:rPr>
               <w:rStyle w:val="Hyperlink"/>
@@ -1343,7 +1324,7 @@
           <w:sz w:val="24"/>
           <w:u w:val="single"/>
         </w:rPr>
-        <w:hyperlink r:id="rId15" w:history="1">
+        <w:hyperlink r:id="rId16" w:history="1">
           <w:r>
             <w:rPr>
               <w:rStyle w:val="Hyperlink"/>
@@ -1370,6 +1351,7 @@
           <w:i w:val="0"/>
           <w:color w:val="0000FF"/>
           <w:sz w:val="24"/>
+          <w:u w:val="single"/>
         </w:rPr>
         <w:hyperlink r:id="rId16" w:history="1">
           <w:r>
@@ -1418,7 +1400,7 @@
           <w:sz w:val="24"/>
           <w:u w:val="single"/>
         </w:rPr>
-        <w:hyperlink r:id="rId15" w:history="1">
+        <w:hyperlink r:id="rId16" w:history="1">
           <w:r>
             <w:rPr>
               <w:rStyle w:val="Hyperlink"/>
@@ -1912,61 +1894,7 @@
           <w:color w:val="000000"/>
           <w:sz w:val="24"/>
         </w:rPr>
-        <w:t>. They also provide an online search</w:t>
-      </w:r>
-      <w:r>
-        <w:rPr>
-          <w:u w:val="single" w:color="0000ff"/>
-          <w:rFonts w:ascii="Charis SIL Regular" w:hAnsi="Charis SIL Regular" w:eastAsia="Charis SIL Regular"/>
-          <w:b w:val="0"/>
-          <w:i w:val="0"/>
-          <w:color w:val="000000"/>
-          <w:sz w:val="24"/>
-        </w:rPr>
-        <w:hyperlink r:id="rId17" w:history="1">
-          <w:r>
-            <w:rPr>
-              <w:rStyle w:val="Hyperlink"/>
-            </w:rPr>
-            <w:t xml:space="preserve"> functi</w:t>
-          </w:r>
-        </w:hyperlink>
-      </w:r>
-      <w:r>
-        <w:rPr>
-          <w:u w:val="single" w:color="0000ff"/>
-          <w:rFonts w:ascii="Charis SIL Regular" w:hAnsi="Charis SIL Regular" w:eastAsia="Charis SIL Regular"/>
-          <w:b w:val="0"/>
-          <w:i w:val="0"/>
-          <w:color w:val="000000"/>
-          <w:sz w:val="24"/>
-        </w:rPr>
-        <w:hyperlink r:id="rId17" w:history="1">
-          <w:r>
-            <w:rPr>
-              <w:rStyle w:val="Hyperlink"/>
-            </w:rPr>
-            <w:t>on f</w:t>
-          </w:r>
-        </w:hyperlink>
-      </w:r>
-      <w:r>
-        <w:rPr>
-          <w:u w:val="single" w:color="0000ff"/>
-          <w:rFonts w:ascii="Charis SIL Regular" w:hAnsi="Charis SIL Regular" w:eastAsia="Charis SIL Regular"/>
-          <w:b w:val="0"/>
-          <w:i w:val="0"/>
-          <w:color w:val="000000"/>
-          <w:sz w:val="24"/>
-        </w:rPr>
-        <w:hyperlink r:id="rId17" w:history="1">
-          <w:r>
-            <w:rPr>
-              <w:rStyle w:val="Hyperlink"/>
-            </w:rPr>
-            <w:t>or t</w:t>
-          </w:r>
-        </w:hyperlink>
+        <w:t>. They also provide an online search function for t</w:t>
       </w:r>
       <w:r>
         <w:rPr>
@@ -2018,13 +1946,22 @@
             <w:rPr>
               <w:rStyle w:val="Hyperlink"/>
             </w:rPr>
-            <w:t xml:space="preserve"> files </w:t>
+            <w:t xml:space="preserve"> files</w:t>
           </w:r>
         </w:hyperlink>
       </w:r>
       <w:r>
         <w:rPr>
-          <w:u w:val="single" w:color="0000ff"/>
+          <w:rFonts w:ascii="Charis SIL Regular" w:hAnsi="Charis SIL Regular" w:eastAsia="Charis SIL Regular"/>
+          <w:b w:val="0"/>
+          <w:i w:val="0"/>
+          <w:color w:val="000000"/>
+          <w:sz w:val="24"/>
+        </w:rPr>
+        <w:t xml:space="preserve"> </w:t>
+      </w:r>
+      <w:r>
+        <w:rPr>
           <w:rFonts w:ascii="Charis SIL Regular" w:hAnsi="Charis SIL Regular" w:eastAsia="Charis SIL Regular"/>
           <w:b w:val="0"/>
           <w:i w:val="0"/>
@@ -2065,19 +2002,9 @@
             <w:rPr>
               <w:rStyle w:val="Hyperlink"/>
             </w:rPr>
-            <w:t>ervic</w:t>
+            <w:t xml:space="preserve">ervice </w:t>
           </w:r>
         </w:hyperlink>
-      </w:r>
-      <w:r>
-        <w:rPr>
-          <w:rFonts w:ascii="Charis SIL Regular" w:hAnsi="Charis SIL Regular" w:eastAsia="Charis SIL Regular"/>
-          <w:b w:val="0"/>
-          <w:i w:val="0"/>
-          <w:color w:val="000000"/>
-          <w:sz w:val="24"/>
-        </w:rPr>
-        <w:t xml:space="preserve">e </w:t>
       </w:r>
       <w:r>
         <w:rPr>
@@ -3226,7 +3153,7 @@
           <w:sz w:val="24"/>
           <w:u w:val="single"/>
         </w:rPr>
-        <w:hyperlink r:id="rId22" w:history="1">
+        <w:hyperlink r:id="rId16" w:history="1">
           <w:r>
             <w:rPr>
               <w:rStyle w:val="Hyperlink"/>
@@ -3255,7 +3182,7 @@
           <w:sz w:val="24"/>
           <w:u w:val="single"/>
         </w:rPr>
-        <w:hyperlink r:id="rId22" w:history="1">
+        <w:hyperlink r:id="rId16" w:history="1">
           <w:r>
             <w:rPr>
               <w:rStyle w:val="Hyperlink"/>
@@ -3373,7 +3300,7 @@
           <w:sz w:val="24"/>
           <w:u w:val="single"/>
         </w:rPr>
-        <w:hyperlink r:id="rId23" w:history="1">
+        <w:hyperlink r:id="rId22" w:history="1">
           <w:r>
             <w:rPr>
               <w:rStyle w:val="Hyperlink"/>
@@ -3402,7 +3329,7 @@
           <w:sz w:val="24"/>
           <w:u w:val="single"/>
         </w:rPr>
-        <w:hyperlink r:id="rId23" w:history="1">
+        <w:hyperlink r:id="rId22" w:history="1">
           <w:r>
             <w:rPr>
               <w:rStyle w:val="Hyperlink"/>
@@ -3431,7 +3358,7 @@
           <w:sz w:val="24"/>
           <w:u w:val="single"/>
         </w:rPr>
-        <w:hyperlink r:id="rId23" w:history="1">
+        <w:hyperlink r:id="rId22" w:history="1">
           <w:r>
             <w:rPr>
               <w:rStyle w:val="Hyperlink"/>
@@ -3459,7 +3386,7 @@
           <w:sz w:val="24"/>
           <w:u w:val="single"/>
         </w:rPr>
-        <w:hyperlink r:id="rId24" w:history="1">
+        <w:hyperlink r:id="rId23" w:history="1">
           <w:r>
             <w:rPr>
               <w:rStyle w:val="Hyperlink"/>
@@ -3497,7 +3424,7 @@
           <w:sz w:val="24"/>
           <w:u w:val="single"/>
         </w:rPr>
-        <w:hyperlink r:id="rId23" w:history="1">
+        <w:hyperlink r:id="rId22" w:history="1">
           <w:r>
             <w:rPr>
               <w:rStyle w:val="Hyperlink"/>
@@ -3515,7 +3442,7 @@
           <w:sz w:val="24"/>
           <w:u w:val="single"/>
         </w:rPr>
-        <w:hyperlink r:id="rId23" w:history="1">
+        <w:hyperlink r:id="rId22" w:history="1">
           <w:r>
             <w:rPr>
               <w:rStyle w:val="Hyperlink"/>
@@ -3533,7 +3460,7 @@
           <w:sz w:val="24"/>
           <w:u w:val="single"/>
         </w:rPr>
-        <w:hyperlink r:id="rId23" w:history="1">
+        <w:hyperlink r:id="rId22" w:history="1">
           <w:r>
             <w:rPr>
               <w:rStyle w:val="Hyperlink"/>
@@ -3562,7 +3489,7 @@
           <w:sz w:val="24"/>
           <w:u w:val="single"/>
         </w:rPr>
-        <w:hyperlink r:id="rId23" w:history="1">
+        <w:hyperlink r:id="rId22" w:history="1">
           <w:r>
             <w:rPr>
               <w:rStyle w:val="Hyperlink"/>
@@ -3591,7 +3518,7 @@
           <w:color w:val="000000"/>
           <w:sz w:val="24"/>
         </w:rPr>
-        <w:hyperlink r:id="rId23" w:history="1">
+        <w:hyperlink r:id="rId22" w:history="1">
           <w:r>
             <w:rPr>
               <w:rStyle w:val="Hyperlink"/>
@@ -3617,8 +3544,9 @@
           <w:i w:val="0"/>
           <w:color w:val="0000FF"/>
           <w:sz w:val="24"/>
-        </w:rPr>
-        <w:hyperlink r:id="rId25" w:history="1">
+          <w:u w:val="single"/>
+        </w:rPr>
+        <w:hyperlink r:id="rId24" w:history="1">
           <w:r>
             <w:rPr>
               <w:rStyle w:val="Hyperlink"/>
@@ -3636,7 +3564,7 @@
           <w:sz w:val="24"/>
           <w:u w:val="single"/>
         </w:rPr>
-        <w:hyperlink r:id="rId24" w:history="1">
+        <w:hyperlink r:id="rId23" w:history="1">
           <w:r>
             <w:rPr>
               <w:rStyle w:val="Hyperlink"/>
@@ -3654,14 +3582,7 @@
           <w:color w:val="000000"/>
           <w:sz w:val="24"/>
         </w:rPr>
-        <w:hyperlink r:id="rId24" w:history="1">
-          <w:r>
-            <w:rPr>
-              <w:rStyle w:val="Hyperlink"/>
-            </w:rPr>
-            <w:t xml:space="preserve">. The </w:t>
-          </w:r>
-        </w:hyperlink>
+        <w:t xml:space="preserve">. The </w:t>
       </w:r>
       <w:r>
         <w:rPr>
@@ -3672,7 +3593,7 @@
           <w:sz w:val="24"/>
           <w:u w:val="single"/>
         </w:rPr>
-        <w:hyperlink r:id="rId24" w:history="1">
+        <w:hyperlink r:id="rId23" w:history="1">
           <w:r>
             <w:rPr>
               <w:rStyle w:val="Hyperlink"/>
@@ -3690,7 +3611,7 @@
           <w:sz w:val="24"/>
           <w:u w:val="single"/>
         </w:rPr>
-        <w:hyperlink r:id="rId26" w:history="1">
+        <w:hyperlink r:id="rId25" w:history="1">
           <w:r>
             <w:rPr>
               <w:rStyle w:val="Hyperlink"/>
@@ -3708,7 +3629,7 @@
           <w:sz w:val="24"/>
           <w:u w:val="single"/>
         </w:rPr>
-        <w:hyperlink r:id="rId26" w:history="1">
+        <w:hyperlink r:id="rId25" w:history="1">
           <w:r>
             <w:rPr>
               <w:rStyle w:val="Hyperlink"/>
@@ -3737,7 +3658,7 @@
           <w:sz w:val="24"/>
           <w:u w:val="single"/>
         </w:rPr>
-        <w:hyperlink r:id="rId26" w:history="1">
+        <w:hyperlink r:id="rId25" w:history="1">
           <w:r>
             <w:rPr>
               <w:rStyle w:val="Hyperlink"/>
@@ -3766,7 +3687,7 @@
           <w:sz w:val="24"/>
           <w:u w:val="single"/>
         </w:rPr>
-        <w:hyperlink r:id="rId26" w:history="1">
+        <w:hyperlink r:id="rId25" w:history="1">
           <w:r>
             <w:rPr>
               <w:rStyle w:val="Hyperlink"/>
@@ -3783,7 +3704,18 @@
           <w:color w:val="000000"/>
           <w:sz w:val="24"/>
         </w:rPr>
-        <w:t xml:space="preserve"> is the custodian of the </w:t>
+        <w:t xml:space="preserve"> is the cu</w:t>
+      </w:r>
+      <w:r>
+        <w:rPr>
+          <w:u w:val="single" w:color="0000ff"/>
+          <w:rFonts w:ascii="Charis SIL Regular" w:hAnsi="Charis SIL Regular" w:eastAsia="Charis SIL Regular"/>
+          <w:b w:val="0"/>
+          <w:i w:val="0"/>
+          <w:color w:val="000000"/>
+          <w:sz w:val="24"/>
+        </w:rPr>
+        <w:t xml:space="preserve">stodian of the </w:t>
       </w:r>
       <w:r>
         <w:rPr>
@@ -3794,7 +3726,7 @@
           <w:sz w:val="24"/>
           <w:u w:val="single"/>
         </w:rPr>
-        <w:hyperlink r:id="rId27" w:history="1">
+        <w:hyperlink r:id="rId26" w:history="1">
           <w:r>
             <w:rPr>
               <w:rStyle w:val="Hyperlink"/>
@@ -3812,7 +3744,7 @@
           <w:sz w:val="24"/>
           <w:u w:val="single"/>
         </w:rPr>
-        <w:hyperlink r:id="rId28" w:history="1">
+        <w:hyperlink r:id="rId27" w:history="1">
           <w:r>
             <w:rPr>
               <w:rStyle w:val="Hyperlink"/>
@@ -3830,7 +3762,7 @@
           <w:sz w:val="24"/>
           <w:u w:val="single"/>
         </w:rPr>
-        <w:hyperlink r:id="rId25" w:history="1">
+        <w:hyperlink r:id="rId24" w:history="1">
           <w:r>
             <w:rPr>
               <w:rStyle w:val="Hyperlink"/>
@@ -3859,7 +3791,7 @@
           <w:sz w:val="24"/>
           <w:u w:val="single"/>
         </w:rPr>
-        <w:hyperlink r:id="rId25" w:history="1">
+        <w:hyperlink r:id="rId24" w:history="1">
           <w:r>
             <w:rPr>
               <w:rStyle w:val="Hyperlink"/>
@@ -3888,7 +3820,7 @@
           <w:sz w:val="24"/>
           <w:u w:val="single"/>
         </w:rPr>
-        <w:hyperlink r:id="rId25" w:history="1">
+        <w:hyperlink r:id="rId24" w:history="1">
           <w:r>
             <w:rPr>
               <w:rStyle w:val="Hyperlink"/>
@@ -3906,7 +3838,7 @@
           <w:sz w:val="24"/>
           <w:u w:val="single"/>
         </w:rPr>
-        <w:hyperlink r:id="rId28" w:history="1">
+        <w:hyperlink r:id="rId27" w:history="1">
           <w:r>
             <w:rPr>
               <w:rStyle w:val="Hyperlink"/>
@@ -3934,7 +3866,7 @@
           <w:color w:val="000000"/>
           <w:sz w:val="24"/>
         </w:rPr>
-        <w:hyperlink r:id="rId26" w:history="1">
+        <w:hyperlink r:id="rId25" w:history="1">
           <w:r>
             <w:rPr>
               <w:rStyle w:val="Hyperlink"/>
@@ -3952,7 +3884,7 @@
           <w:color w:val="000000"/>
           <w:sz w:val="24"/>
         </w:rPr>
-        <w:hyperlink r:id="rId26" w:history="1">
+        <w:hyperlink r:id="rId25" w:history="1">
           <w:r>
             <w:rPr>
               <w:rStyle w:val="Hyperlink"/>
@@ -4010,7 +3942,7 @@
           <w:sz w:val="24"/>
           <w:u w:val="single"/>
         </w:rPr>
-        <w:hyperlink r:id="rId29" w:history="1">
+        <w:hyperlink r:id="rId28" w:history="1">
           <w:r>
             <w:rPr>
               <w:rStyle w:val="Hyperlink"/>
@@ -4039,7 +3971,7 @@
           <w:sz w:val="24"/>
           <w:u w:val="single"/>
         </w:rPr>
-        <w:hyperlink r:id="rId29" w:history="1">
+        <w:hyperlink r:id="rId28" w:history="1">
           <w:r>
             <w:rPr>
               <w:rStyle w:val="Hyperlink"/>
@@ -4067,7 +3999,7 @@
           <w:sz w:val="24"/>
           <w:u w:val="single"/>
         </w:rPr>
-        <w:hyperlink r:id="rId30" w:history="1">
+        <w:hyperlink r:id="rId29" w:history="1">
           <w:r>
             <w:rPr>
               <w:rStyle w:val="Hyperlink"/>
@@ -4096,7 +4028,7 @@
           <w:sz w:val="24"/>
           <w:u w:val="single"/>
         </w:rPr>
-        <w:hyperlink r:id="rId30" w:history="1">
+        <w:hyperlink r:id="rId29" w:history="1">
           <w:r>
             <w:rPr>
               <w:rStyle w:val="Hyperlink"/>
@@ -4125,7 +4057,7 @@
           <w:sz w:val="24"/>
           <w:u w:val="single"/>
         </w:rPr>
-        <w:hyperlink r:id="rId30" w:history="1">
+        <w:hyperlink r:id="rId29" w:history="1">
           <w:r>
             <w:rPr>
               <w:rStyle w:val="Hyperlink"/>
@@ -4363,7 +4295,7 @@
           <w:sz w:val="24"/>
           <w:u w:val="single"/>
         </w:rPr>
-        <w:hyperlink r:id="rId31" w:history="1">
+        <w:hyperlink r:id="rId30" w:history="1">
           <w:r>
             <w:rPr>
               <w:rStyle w:val="Hyperlink"/>
@@ -4392,7 +4324,7 @@
           <w:sz w:val="24"/>
           <w:u w:val="single"/>
         </w:rPr>
-        <w:hyperlink r:id="rId31" w:history="1">
+        <w:hyperlink r:id="rId30" w:history="1">
           <w:r>
             <w:rPr>
               <w:rStyle w:val="Hyperlink"/>
@@ -4421,7 +4353,7 @@
           <w:sz w:val="24"/>
           <w:u w:val="single"/>
         </w:rPr>
-        <w:hyperlink r:id="rId31" w:history="1">
+        <w:hyperlink r:id="rId30" w:history="1">
           <w:r>
             <w:rPr>
               <w:rStyle w:val="Hyperlink"/>
@@ -4439,7 +4371,7 @@
           <w:sz w:val="24"/>
           <w:u w:val="single"/>
         </w:rPr>
-        <w:hyperlink r:id="rId31" w:history="1">
+        <w:hyperlink r:id="rId30" w:history="1">
           <w:r>
             <w:rPr>
               <w:rStyle w:val="Hyperlink"/>
@@ -4467,7 +4399,7 @@
           <w:sz w:val="24"/>
           <w:u w:val="single"/>
         </w:rPr>
-        <w:hyperlink r:id="rId32" w:history="1">
+        <w:hyperlink r:id="rId31" w:history="1">
           <w:r>
             <w:rPr>
               <w:rStyle w:val="Hyperlink"/>
@@ -4496,7 +4428,7 @@
           <w:sz w:val="24"/>
           <w:u w:val="single"/>
         </w:rPr>
-        <w:hyperlink r:id="rId32" w:history="1">
+        <w:hyperlink r:id="rId31" w:history="1">
           <w:r>
             <w:rPr>
               <w:rStyle w:val="Hyperlink"/>
@@ -4525,7 +4457,7 @@
           <w:sz w:val="24"/>
           <w:u w:val="single"/>
         </w:rPr>
-        <w:hyperlink r:id="rId32" w:history="1">
+        <w:hyperlink r:id="rId31" w:history="1">
           <w:r>
             <w:rPr>
               <w:rStyle w:val="Hyperlink"/>
@@ -4554,7 +4486,7 @@
           <w:sz w:val="24"/>
           <w:u w:val="single"/>
         </w:rPr>
-        <w:hyperlink r:id="rId32" w:history="1">
+        <w:hyperlink r:id="rId31" w:history="1">
           <w:r>
             <w:rPr>
               <w:rStyle w:val="Hyperlink"/>
@@ -4582,7 +4514,7 @@
           <w:sz w:val="24"/>
           <w:u w:val="single"/>
         </w:rPr>
-        <w:hyperlink r:id="rId33" w:history="1">
+        <w:hyperlink r:id="rId32" w:history="1">
           <w:r>
             <w:rPr>
               <w:rStyle w:val="Hyperlink"/>
@@ -4611,12 +4543,300 @@
           <w:sz w:val="24"/>
           <w:u w:val="single"/>
         </w:rPr>
+        <w:hyperlink r:id="rId32" w:history="1">
+          <w:r>
+            <w:rPr>
+              <w:rStyle w:val="Hyperlink"/>
+            </w:rPr>
+            <w:t>Archive</w:t>
+          </w:r>
+        </w:hyperlink>
+      </w:r>
+      <w:r>
+        <w:rPr>
+          <w:rFonts w:ascii="Charis SIL Regular" w:hAnsi="Charis SIL Regular" w:eastAsia="Charis SIL Regular"/>
+          <w:b w:val="0"/>
+          <w:i w:val="0"/>
+          <w:color w:val="0000FF"/>
+          <w:sz w:val="24"/>
+          <w:u w:val="single"/>
+        </w:rPr>
+        <w:hyperlink r:id="rId30" w:history="1">
+          <w:r>
+            <w:rPr>
+              <w:rStyle w:val="Hyperlink"/>
+            </w:rPr>
+            <w:t>s</w:t>
+          </w:r>
+        </w:hyperlink>
+      </w:r>
+      <w:r>
+        <w:rPr>
+          <w:rFonts w:ascii="Charis SIL Regular" w:hAnsi="Charis SIL Regular" w:eastAsia="Charis SIL Regular"/>
+          <w:b w:val="0"/>
+          <w:i w:val="0"/>
+          <w:color w:val="0000FF"/>
+          <w:sz w:val="24"/>
+          <w:u w:val="single"/>
+        </w:rPr>
+        <w:t xml:space="preserve"> </w:t>
+      </w:r>
+      <w:r>
+        <w:rPr>
+          <w:rFonts w:ascii="Charis SIL Regular" w:hAnsi="Charis SIL Regular" w:eastAsia="Charis SIL Regular"/>
+          <w:b w:val="0"/>
+          <w:i w:val="0"/>
+          <w:color w:val="0000FF"/>
+          <w:sz w:val="24"/>
+          <w:u w:val="single"/>
+        </w:rPr>
+        <w:hyperlink r:id="rId30" w:history="1">
+          <w:r>
+            <w:rPr>
+              <w:rStyle w:val="Hyperlink"/>
+            </w:rPr>
+            <w:t>of</w:t>
+          </w:r>
+        </w:hyperlink>
+      </w:r>
+      <w:r>
+        <w:rPr>
+          <w:rFonts w:ascii="Charis SIL Regular" w:hAnsi="Charis SIL Regular" w:eastAsia="Charis SIL Regular"/>
+          <w:b w:val="0"/>
+          <w:i w:val="0"/>
+          <w:color w:val="0000FF"/>
+          <w:sz w:val="24"/>
+          <w:u w:val="single"/>
+        </w:rPr>
+        <w:t xml:space="preserve"> </w:t>
+      </w:r>
+      <w:r>
+        <w:rPr>
+          <w:rFonts w:ascii="Charis SIL Regular" w:hAnsi="Charis SIL Regular" w:eastAsia="Charis SIL Regular"/>
+          <w:b w:val="0"/>
+          <w:i w:val="0"/>
+          <w:color w:val="0000FF"/>
+          <w:sz w:val="24"/>
+          <w:u w:val="single"/>
+        </w:rPr>
+        <w:hyperlink r:id="rId30" w:history="1">
+          <w:r>
+            <w:rPr>
+              <w:rStyle w:val="Hyperlink"/>
+            </w:rPr>
+            <w:t>Sri</w:t>
+          </w:r>
+        </w:hyperlink>
+      </w:r>
+      <w:r>
+        <w:rPr>
+          <w:rFonts w:ascii="Charis SIL Regular" w:hAnsi="Charis SIL Regular" w:eastAsia="Charis SIL Regular"/>
+          <w:b w:val="0"/>
+          <w:i w:val="0"/>
+          <w:color w:val="0000FF"/>
+          <w:sz w:val="24"/>
+          <w:u w:val="single"/>
+        </w:rPr>
+        <w:t xml:space="preserve"> </w:t>
+      </w:r>
+      <w:r>
+        <w:rPr>
+          <w:rFonts w:ascii="Charis SIL Regular" w:hAnsi="Charis SIL Regular" w:eastAsia="Charis SIL Regular"/>
+          <w:b w:val="0"/>
+          <w:i w:val="0"/>
+          <w:color w:val="0000FF"/>
+          <w:sz w:val="24"/>
+          <w:u w:val="single"/>
+        </w:rPr>
+        <w:hyperlink r:id="rId30" w:history="1">
+          <w:r>
+            <w:rPr>
+              <w:rStyle w:val="Hyperlink"/>
+            </w:rPr>
+            <w:t>L</w:t>
+          </w:r>
+        </w:hyperlink>
+      </w:r>
+      <w:r>
+        <w:rPr>
+          <w:rFonts w:ascii="Charis SIL Regular" w:hAnsi="Charis SIL Regular" w:eastAsia="Charis SIL Regular"/>
+          <w:b w:val="0"/>
+          <w:i w:val="0"/>
+          <w:color w:val="0000FF"/>
+          <w:sz w:val="24"/>
+          <w:u w:val="single"/>
+        </w:rPr>
+        <w:hyperlink r:id="rId30" w:history="1">
+          <w:r>
+            <w:rPr>
+              <w:rStyle w:val="Hyperlink"/>
+            </w:rPr>
+            <w:t>a</w:t>
+          </w:r>
+        </w:hyperlink>
+      </w:r>
+      <w:r>
+        <w:rPr>
+          <w:rFonts w:ascii="Charis SIL Regular" w:hAnsi="Charis SIL Regular" w:eastAsia="Charis SIL Regular"/>
+          <w:b w:val="0"/>
+          <w:i w:val="0"/>
+          <w:color w:val="0000FF"/>
+          <w:sz w:val="24"/>
+          <w:u w:val="single"/>
+        </w:rPr>
+        <w:hyperlink r:id="rId30" w:history="1">
+          <w:r>
+            <w:rPr>
+              <w:rStyle w:val="Hyperlink"/>
+            </w:rPr>
+            <w:t>nka</w:t>
+          </w:r>
+        </w:hyperlink>
+      </w:r>
+      <w:r>
+        <w:rPr>
+          <w:u w:val="single" w:color="0000ff"/>
+          <w:rFonts w:ascii="Charis SIL Regular" w:hAnsi="Charis SIL Regular" w:eastAsia="Charis SIL Regular"/>
+          <w:b w:val="0"/>
+          <w:i w:val="0"/>
+          <w:color w:val="000000"/>
+          <w:sz w:val="24"/>
+        </w:rPr>
+        <w:hyperlink r:id="rId30" w:history="1">
+          <w:r>
+            <w:rPr>
+              <w:rStyle w:val="Hyperlink"/>
+            </w:rPr>
+            <w:t xml:space="preserve"> and</w:t>
+          </w:r>
+        </w:hyperlink>
+      </w:r>
+      <w:r>
+        <w:rPr>
+          <w:u w:val="single" w:color="0000ff"/>
+          <w:rFonts w:ascii="Charis SIL Regular" w:hAnsi="Charis SIL Regular" w:eastAsia="Charis SIL Regular"/>
+          <w:b w:val="0"/>
+          <w:i w:val="0"/>
+          <w:color w:val="000000"/>
+          <w:sz w:val="24"/>
+        </w:rPr>
+        <w:t xml:space="preserve"> </w:t>
+      </w:r>
+      <w:r>
+        <w:rPr>
+          <w:u w:val="single" w:color="0000ff"/>
+          <w:rFonts w:ascii="Charis SIL Regular" w:hAnsi="Charis SIL Regular" w:eastAsia="Charis SIL Regular"/>
+          <w:b w:val="0"/>
+          <w:i w:val="0"/>
+          <w:color w:val="000000"/>
+          <w:sz w:val="24"/>
+        </w:rPr>
+        <w:hyperlink r:id="rId30" w:history="1">
+          <w:r>
+            <w:rPr>
+              <w:rStyle w:val="Hyperlink"/>
+            </w:rPr>
+            <w:t>th</w:t>
+          </w:r>
+        </w:hyperlink>
+      </w:r>
+      <w:r>
+        <w:rPr>
+          <w:rFonts w:ascii="Charis SIL Regular" w:hAnsi="Charis SIL Regular" w:eastAsia="Charis SIL Regular"/>
+          <w:b w:val="0"/>
+          <w:i w:val="0"/>
+          <w:color w:val="000000"/>
+          <w:sz w:val="24"/>
+        </w:rPr>
+        <w:hyperlink r:id="rId30" w:history="1">
+          <w:r>
+            <w:rPr>
+              <w:rStyle w:val="Hyperlink"/>
+            </w:rPr>
+            <w:t xml:space="preserve">e </w:t>
+          </w:r>
+        </w:hyperlink>
+      </w:r>
+      <w:r>
+        <w:rPr>
+          <w:rFonts w:ascii="Charis SIL Regular" w:hAnsi="Charis SIL Regular" w:eastAsia="Charis SIL Regular"/>
+          <w:b w:val="0"/>
+          <w:i w:val="0"/>
+          <w:color w:val="0000FF"/>
+          <w:sz w:val="24"/>
+          <w:u w:val="single"/>
+        </w:rPr>
+        <w:hyperlink r:id="rId30" w:history="1">
+          <w:r>
+            <w:rPr>
+              <w:rStyle w:val="Hyperlink"/>
+            </w:rPr>
+            <w:t>National</w:t>
+          </w:r>
+        </w:hyperlink>
+      </w:r>
+      <w:r>
+        <w:rPr>
+          <w:rFonts w:ascii="Charis SIL Regular" w:hAnsi="Charis SIL Regular" w:eastAsia="Charis SIL Regular"/>
+          <w:b w:val="0"/>
+          <w:i w:val="0"/>
+          <w:color w:val="0000FF"/>
+          <w:sz w:val="24"/>
+          <w:u w:val="single"/>
+        </w:rPr>
+        <w:t xml:space="preserve"> </w:t>
+      </w:r>
+      <w:r>
+        <w:rPr>
+          <w:rFonts w:ascii="Charis SIL Regular" w:hAnsi="Charis SIL Regular" w:eastAsia="Charis SIL Regular"/>
+          <w:b w:val="0"/>
+          <w:i w:val="0"/>
+          <w:color w:val="0000FF"/>
+          <w:sz w:val="24"/>
+          <w:u w:val="single"/>
+        </w:rPr>
         <w:hyperlink r:id="rId33" w:history="1">
           <w:r>
             <w:rPr>
               <w:rStyle w:val="Hyperlink"/>
             </w:rPr>
-            <w:t>Archive</w:t>
+            <w:t>A</w:t>
+          </w:r>
+        </w:hyperlink>
+      </w:r>
+      <w:r>
+        <w:rPr>
+          <w:rFonts w:ascii="Charis SIL Regular" w:hAnsi="Charis SIL Regular" w:eastAsia="Charis SIL Regular"/>
+          <w:b w:val="0"/>
+          <w:i w:val="0"/>
+          <w:color w:val="0000FF"/>
+          <w:sz w:val="24"/>
+          <w:u w:val="single"/>
+        </w:rPr>
+        <w:hyperlink r:id="rId31" w:history="1">
+          <w:r>
+            <w:rPr>
+              <w:rStyle w:val="Hyperlink"/>
+            </w:rPr>
+            <w:t>rchiv</w:t>
+          </w:r>
+        </w:hyperlink>
+      </w:r>
+      <w:r>
+        <w:rPr>
+          <w:rFonts w:ascii="Charis SIL Regular" w:hAnsi="Charis SIL Regular" w:eastAsia="Charis SIL Regular"/>
+          <w:b w:val="0"/>
+          <w:i w:val="0"/>
+          <w:color w:val="0000FF"/>
+          <w:sz w:val="24"/>
+          <w:u w:val="single"/>
+        </w:rPr>
+        <w:hyperlink r:id="rId31" w:history="1">
+          <w:r>
+            <w:rPr>
+              <w:rStyle w:val="Hyperlink"/>
+            </w:rPr>
+            <w:t>e</w:t>
           </w:r>
         </w:hyperlink>
       </w:r>
@@ -4692,20 +4912,9 @@
             <w:rPr>
               <w:rStyle w:val="Hyperlink"/>
             </w:rPr>
-            <w:t>Sri</w:t>
+            <w:t>Cura</w:t>
           </w:r>
         </w:hyperlink>
-      </w:r>
-      <w:r>
-        <w:rPr>
-          <w:rFonts w:ascii="Charis SIL Regular" w:hAnsi="Charis SIL Regular" w:eastAsia="Charis SIL Regular"/>
-          <w:b w:val="0"/>
-          <w:i w:val="0"/>
-          <w:color w:val="0000FF"/>
-          <w:sz w:val="24"/>
-          <w:u w:val="single"/>
-        </w:rPr>
-        <w:t xml:space="preserve"> </w:t>
       </w:r>
       <w:r>
         <w:rPr>
@@ -4721,20 +4930,102 @@
             <w:rPr>
               <w:rStyle w:val="Hyperlink"/>
             </w:rPr>
-            <w:t>L</w:t>
+            <w:t>çao</w:t>
           </w:r>
         </w:hyperlink>
       </w:r>
       <w:r>
         <w:rPr>
-          <w:rFonts w:ascii="Charis SIL Regular" w:hAnsi="Charis SIL Regular" w:eastAsia="Charis SIL Regular"/>
-          <w:b w:val="0"/>
-          <w:i w:val="0"/>
-          <w:color w:val="0000FF"/>
-          <w:sz w:val="24"/>
-          <w:u w:val="single"/>
+          <w:u w:val="single" w:color="0000ff"/>
+          <w:rFonts w:ascii="Charis SIL Regular" w:hAnsi="Charis SIL Regular" w:eastAsia="Charis SIL Regular"/>
+          <w:b w:val="0"/>
+          <w:i w:val="0"/>
+          <w:color w:val="000000"/>
+          <w:sz w:val="24"/>
         </w:rPr>
         <w:hyperlink r:id="rId31" w:history="1">
+          <w:r>
+            <w:rPr>
+              <w:rStyle w:val="Hyperlink"/>
+            </w:rPr>
+            <w:t>. Vari</w:t>
+          </w:r>
+        </w:hyperlink>
+      </w:r>
+      <w:r>
+        <w:rPr>
+          <w:u w:val="single" w:color="0000ff"/>
+          <w:rFonts w:ascii="Charis SIL Regular" w:hAnsi="Charis SIL Regular" w:eastAsia="Charis SIL Regular"/>
+          <w:b w:val="0"/>
+          <w:i w:val="0"/>
+          <w:color w:val="000000"/>
+          <w:sz w:val="24"/>
+        </w:rPr>
+        <w:hyperlink r:id="rId31" w:history="1">
+          <w:r>
+            <w:rPr>
+              <w:rStyle w:val="Hyperlink"/>
+            </w:rPr>
+            <w:t>o</w:t>
+          </w:r>
+        </w:hyperlink>
+      </w:r>
+      <w:r>
+        <w:rPr>
+          <w:u w:val="single" w:color="0000ff"/>
+          <w:rFonts w:ascii="Charis SIL Regular" w:hAnsi="Charis SIL Regular" w:eastAsia="Charis SIL Regular"/>
+          <w:b w:val="0"/>
+          <w:i w:val="0"/>
+          <w:color w:val="000000"/>
+          <w:sz w:val="24"/>
+        </w:rPr>
+        <w:hyperlink r:id="rId31" w:history="1">
+          <w:r>
+            <w:rPr>
+              <w:rStyle w:val="Hyperlink"/>
+            </w:rPr>
+            <w:t>us archiv</w:t>
+          </w:r>
+        </w:hyperlink>
+      </w:r>
+      <w:r>
+        <w:rPr>
+          <w:rFonts w:ascii="Charis SIL Regular" w:hAnsi="Charis SIL Regular" w:eastAsia="Charis SIL Regular"/>
+          <w:b w:val="0"/>
+          <w:i w:val="0"/>
+          <w:color w:val="000000"/>
+          <w:sz w:val="24"/>
+        </w:rPr>
+        <w:t xml:space="preserve">es in </w:t>
+      </w:r>
+      <w:r>
+        <w:rPr>
+          <w:u w:val="single" w:color="0000ff"/>
+          <w:rFonts w:ascii="Charis SIL Regular" w:hAnsi="Charis SIL Regular" w:eastAsia="Charis SIL Regular"/>
+          <w:b w:val="0"/>
+          <w:i w:val="0"/>
+          <w:color w:val="000000"/>
+          <w:sz w:val="24"/>
+        </w:rPr>
+        <w:hyperlink r:id="rId32" w:history="1">
+          <w:r>
+            <w:rPr>
+              <w:rStyle w:val="Hyperlink"/>
+            </w:rPr>
+            <w:t>Indonesi</w:t>
+          </w:r>
+        </w:hyperlink>
+      </w:r>
+      <w:r>
+        <w:rPr>
+          <w:u w:val="single" w:color="0000ff"/>
+          <w:rFonts w:ascii="Charis SIL Regular" w:hAnsi="Charis SIL Regular" w:eastAsia="Charis SIL Regular"/>
+          <w:b w:val="0"/>
+          <w:i w:val="0"/>
+          <w:color w:val="000000"/>
+          <w:sz w:val="24"/>
+        </w:rPr>
+        <w:hyperlink r:id="rId32" w:history="1">
           <w:r>
             <w:rPr>
               <w:rStyle w:val="Hyperlink"/>
@@ -4745,19 +5036,19 @@
       </w:r>
       <w:r>
         <w:rPr>
-          <w:rFonts w:ascii="Charis SIL Regular" w:hAnsi="Charis SIL Regular" w:eastAsia="Charis SIL Regular"/>
-          <w:b w:val="0"/>
-          <w:i w:val="0"/>
-          <w:color w:val="0000FF"/>
-          <w:sz w:val="24"/>
-          <w:u w:val="single"/>
-        </w:rPr>
-        <w:hyperlink r:id="rId31" w:history="1">
+          <w:u w:val="single" w:color="0000ff"/>
+          <w:rFonts w:ascii="Charis SIL Regular" w:hAnsi="Charis SIL Regular" w:eastAsia="Charis SIL Regular"/>
+          <w:b w:val="0"/>
+          <w:i w:val="0"/>
+          <w:color w:val="000000"/>
+          <w:sz w:val="24"/>
+        </w:rPr>
+        <w:hyperlink r:id="rId32" w:history="1">
           <w:r>
             <w:rPr>
               <w:rStyle w:val="Hyperlink"/>
             </w:rPr>
-            <w:t>nka</w:t>
+            <w:t xml:space="preserve"> can be </w:t>
           </w:r>
         </w:hyperlink>
       </w:r>
@@ -4770,12 +5061,12 @@
           <w:color w:val="000000"/>
           <w:sz w:val="24"/>
         </w:rPr>
-        <w:hyperlink r:id="rId31" w:history="1">
+        <w:hyperlink r:id="rId32" w:history="1">
           <w:r>
             <w:rPr>
               <w:rStyle w:val="Hyperlink"/>
             </w:rPr>
-            <w:t xml:space="preserve"> and</w:t>
+            <w:t>a</w:t>
           </w:r>
         </w:hyperlink>
       </w:r>
@@ -4788,118 +5079,43 @@
           <w:color w:val="000000"/>
           <w:sz w:val="24"/>
         </w:rPr>
-        <w:t xml:space="preserve"> </w:t>
-      </w:r>
-      <w:r>
-        <w:rPr>
-          <w:u w:val="single" w:color="0000ff"/>
-          <w:rFonts w:ascii="Charis SIL Regular" w:hAnsi="Charis SIL Regular" w:eastAsia="Charis SIL Regular"/>
-          <w:b w:val="0"/>
-          <w:i w:val="0"/>
-          <w:color w:val="000000"/>
-          <w:sz w:val="24"/>
-        </w:rPr>
-        <w:hyperlink r:id="rId31" w:history="1">
+        <w:hyperlink r:id="rId32" w:history="1">
           <w:r>
             <w:rPr>
               <w:rStyle w:val="Hyperlink"/>
             </w:rPr>
-            <w:t>th</w:t>
+            <w:t>cc</w:t>
           </w:r>
         </w:hyperlink>
       </w:r>
       <w:r>
         <w:rPr>
+          <w:u w:val="single" w:color="0000ff"/>
           <w:rFonts w:ascii="Charis SIL Regular" w:hAnsi="Charis SIL Regular" w:eastAsia="Charis SIL Regular"/>
           <w:b w:val="0"/>
           <w:i w:val="0"/>
           <w:color w:val="000000"/>
           <w:sz w:val="24"/>
         </w:rPr>
-        <w:hyperlink r:id="rId31" w:history="1">
+        <w:hyperlink r:id="rId32" w:history="1">
           <w:r>
             <w:rPr>
               <w:rStyle w:val="Hyperlink"/>
             </w:rPr>
-            <w:t xml:space="preserve">e </w:t>
+            <w:t>ess</w:t>
           </w:r>
         </w:hyperlink>
       </w:r>
       <w:r>
         <w:rPr>
-          <w:rFonts w:ascii="Charis SIL Regular" w:hAnsi="Charis SIL Regular" w:eastAsia="Charis SIL Regular"/>
-          <w:b w:val="0"/>
-          <w:i w:val="0"/>
-          <w:color w:val="0000FF"/>
-          <w:sz w:val="24"/>
-          <w:u w:val="single"/>
-        </w:rPr>
-        <w:hyperlink r:id="rId31" w:history="1">
-          <w:r>
-            <w:rPr>
-              <w:rStyle w:val="Hyperlink"/>
-            </w:rPr>
-            <w:t>National</w:t>
-          </w:r>
-        </w:hyperlink>
-      </w:r>
-      <w:r>
-        <w:rPr>
-          <w:rFonts w:ascii="Charis SIL Regular" w:hAnsi="Charis SIL Regular" w:eastAsia="Charis SIL Regular"/>
-          <w:b w:val="0"/>
-          <w:i w:val="0"/>
-          <w:color w:val="0000FF"/>
-          <w:sz w:val="24"/>
-          <w:u w:val="single"/>
-        </w:rPr>
-        <w:t xml:space="preserve"> </w:t>
-      </w:r>
-      <w:r>
-        <w:rPr>
-          <w:rFonts w:ascii="Charis SIL Regular" w:hAnsi="Charis SIL Regular" w:eastAsia="Charis SIL Regular"/>
-          <w:b w:val="0"/>
-          <w:i w:val="0"/>
-          <w:color w:val="0000FF"/>
-          <w:sz w:val="24"/>
-          <w:u w:val="single"/>
-        </w:rPr>
-        <w:hyperlink r:id="rId34" w:history="1">
-          <w:r>
-            <w:rPr>
-              <w:rStyle w:val="Hyperlink"/>
-            </w:rPr>
-            <w:t>A</w:t>
-          </w:r>
-        </w:hyperlink>
-      </w:r>
-      <w:r>
-        <w:rPr>
-          <w:rFonts w:ascii="Charis SIL Regular" w:hAnsi="Charis SIL Regular" w:eastAsia="Charis SIL Regular"/>
-          <w:b w:val="0"/>
-          <w:i w:val="0"/>
-          <w:color w:val="0000FF"/>
-          <w:sz w:val="24"/>
-          <w:u w:val="single"/>
-        </w:rPr>
-        <w:hyperlink r:id="rId34" w:history="1">
-          <w:r>
-            <w:rPr>
-              <w:rStyle w:val="Hyperlink"/>
-            </w:rPr>
-            <w:t>rchiv</w:t>
-          </w:r>
-        </w:hyperlink>
-      </w:r>
-      <w:r>
-        <w:rPr>
-          <w:rFonts w:ascii="Charis SIL Regular" w:hAnsi="Charis SIL Regular" w:eastAsia="Charis SIL Regular"/>
-          <w:b w:val="0"/>
-          <w:i w:val="0"/>
-          <w:color w:val="0000FF"/>
-          <w:sz w:val="24"/>
-          <w:u w:val="single"/>
-        </w:rPr>
-        <w:hyperlink r:id="rId34" w:history="1">
+          <w:u w:val="single" w:color="0000ff"/>
+          <w:rFonts w:ascii="Charis SIL Regular" w:hAnsi="Charis SIL Regular" w:eastAsia="Charis SIL Regular"/>
+          <w:b w:val="0"/>
+          <w:i w:val="0"/>
+          <w:color w:val="000000"/>
+          <w:sz w:val="24"/>
+        </w:rPr>
+        <w:hyperlink r:id="rId32" w:history="1">
           <w:r>
             <w:rPr>
               <w:rStyle w:val="Hyperlink"/>
@@ -4910,100 +5126,6 @@
       </w:r>
       <w:r>
         <w:rPr>
-          <w:rFonts w:ascii="Charis SIL Regular" w:hAnsi="Charis SIL Regular" w:eastAsia="Charis SIL Regular"/>
-          <w:b w:val="0"/>
-          <w:i w:val="0"/>
-          <w:color w:val="0000FF"/>
-          <w:sz w:val="24"/>
-          <w:u w:val="single"/>
-        </w:rPr>
-        <w:hyperlink r:id="rId34" w:history="1">
-          <w:r>
-            <w:rPr>
-              <w:rStyle w:val="Hyperlink"/>
-            </w:rPr>
-            <w:t>s</w:t>
-          </w:r>
-        </w:hyperlink>
-      </w:r>
-      <w:r>
-        <w:rPr>
-          <w:rFonts w:ascii="Charis SIL Regular" w:hAnsi="Charis SIL Regular" w:eastAsia="Charis SIL Regular"/>
-          <w:b w:val="0"/>
-          <w:i w:val="0"/>
-          <w:color w:val="0000FF"/>
-          <w:sz w:val="24"/>
-          <w:u w:val="single"/>
-        </w:rPr>
-        <w:t xml:space="preserve"> </w:t>
-      </w:r>
-      <w:r>
-        <w:rPr>
-          <w:rFonts w:ascii="Charis SIL Regular" w:hAnsi="Charis SIL Regular" w:eastAsia="Charis SIL Regular"/>
-          <w:b w:val="0"/>
-          <w:i w:val="0"/>
-          <w:color w:val="0000FF"/>
-          <w:sz w:val="24"/>
-          <w:u w:val="single"/>
-        </w:rPr>
-        <w:hyperlink r:id="rId34" w:history="1">
-          <w:r>
-            <w:rPr>
-              <w:rStyle w:val="Hyperlink"/>
-            </w:rPr>
-            <w:t>of</w:t>
-          </w:r>
-        </w:hyperlink>
-      </w:r>
-      <w:r>
-        <w:rPr>
-          <w:rFonts w:ascii="Charis SIL Regular" w:hAnsi="Charis SIL Regular" w:eastAsia="Charis SIL Regular"/>
-          <w:b w:val="0"/>
-          <w:i w:val="0"/>
-          <w:color w:val="0000FF"/>
-          <w:sz w:val="24"/>
-          <w:u w:val="single"/>
-        </w:rPr>
-        <w:t xml:space="preserve"> </w:t>
-      </w:r>
-      <w:r>
-        <w:rPr>
-          <w:rFonts w:ascii="Charis SIL Regular" w:hAnsi="Charis SIL Regular" w:eastAsia="Charis SIL Regular"/>
-          <w:b w:val="0"/>
-          <w:i w:val="0"/>
-          <w:color w:val="0000FF"/>
-          <w:sz w:val="24"/>
-          <w:u w:val="single"/>
-        </w:rPr>
-        <w:hyperlink r:id="rId34" w:history="1">
-          <w:r>
-            <w:rPr>
-              <w:rStyle w:val="Hyperlink"/>
-            </w:rPr>
-            <w:t>Cura</w:t>
-          </w:r>
-        </w:hyperlink>
-      </w:r>
-      <w:r>
-        <w:rPr>
-          <w:rFonts w:ascii="Charis SIL Regular" w:hAnsi="Charis SIL Regular" w:eastAsia="Charis SIL Regular"/>
-          <w:b w:val="0"/>
-          <w:i w:val="0"/>
-          <w:color w:val="0000FF"/>
-          <w:sz w:val="24"/>
-          <w:u w:val="single"/>
-        </w:rPr>
-        <w:hyperlink r:id="rId34" w:history="1">
-          <w:r>
-            <w:rPr>
-              <w:rStyle w:val="Hyperlink"/>
-            </w:rPr>
-            <w:t>çao</w:t>
-          </w:r>
-        </w:hyperlink>
-      </w:r>
-      <w:r>
-        <w:rPr>
           <w:u w:val="single" w:color="0000ff"/>
           <w:rFonts w:ascii="Charis SIL Regular" w:hAnsi="Charis SIL Regular" w:eastAsia="Charis SIL Regular"/>
           <w:b w:val="0"/>
@@ -5012,196 +5134,6 @@
           <w:sz w:val="24"/>
         </w:rPr>
         <w:hyperlink r:id="rId32" w:history="1">
-          <w:r>
-            <w:rPr>
-              <w:rStyle w:val="Hyperlink"/>
-            </w:rPr>
-            <w:t>. Vari</w:t>
-          </w:r>
-        </w:hyperlink>
-      </w:r>
-      <w:r>
-        <w:rPr>
-          <w:u w:val="single" w:color="0000ff"/>
-          <w:rFonts w:ascii="Charis SIL Regular" w:hAnsi="Charis SIL Regular" w:eastAsia="Charis SIL Regular"/>
-          <w:b w:val="0"/>
-          <w:i w:val="0"/>
-          <w:color w:val="000000"/>
-          <w:sz w:val="24"/>
-        </w:rPr>
-        <w:hyperlink r:id="rId32" w:history="1">
-          <w:r>
-            <w:rPr>
-              <w:rStyle w:val="Hyperlink"/>
-            </w:rPr>
-            <w:t>o</w:t>
-          </w:r>
-        </w:hyperlink>
-      </w:r>
-      <w:r>
-        <w:rPr>
-          <w:u w:val="single" w:color="0000ff"/>
-          <w:rFonts w:ascii="Charis SIL Regular" w:hAnsi="Charis SIL Regular" w:eastAsia="Charis SIL Regular"/>
-          <w:b w:val="0"/>
-          <w:i w:val="0"/>
-          <w:color w:val="000000"/>
-          <w:sz w:val="24"/>
-        </w:rPr>
-        <w:hyperlink r:id="rId32" w:history="1">
-          <w:r>
-            <w:rPr>
-              <w:rStyle w:val="Hyperlink"/>
-            </w:rPr>
-            <w:t>us archiv</w:t>
-          </w:r>
-        </w:hyperlink>
-      </w:r>
-      <w:r>
-        <w:rPr>
-          <w:rFonts w:ascii="Charis SIL Regular" w:hAnsi="Charis SIL Regular" w:eastAsia="Charis SIL Regular"/>
-          <w:b w:val="0"/>
-          <w:i w:val="0"/>
-          <w:color w:val="000000"/>
-          <w:sz w:val="24"/>
-        </w:rPr>
-        <w:t xml:space="preserve">es in </w:t>
-      </w:r>
-      <w:r>
-        <w:rPr>
-          <w:u w:val="single" w:color="0000ff"/>
-          <w:rFonts w:ascii="Charis SIL Regular" w:hAnsi="Charis SIL Regular" w:eastAsia="Charis SIL Regular"/>
-          <w:b w:val="0"/>
-          <w:i w:val="0"/>
-          <w:color w:val="000000"/>
-          <w:sz w:val="24"/>
-        </w:rPr>
-        <w:hyperlink r:id="rId33" w:history="1">
-          <w:r>
-            <w:rPr>
-              <w:rStyle w:val="Hyperlink"/>
-            </w:rPr>
-            <w:t>Indonesi</w:t>
-          </w:r>
-        </w:hyperlink>
-      </w:r>
-      <w:r>
-        <w:rPr>
-          <w:u w:val="single" w:color="0000ff"/>
-          <w:rFonts w:ascii="Charis SIL Regular" w:hAnsi="Charis SIL Regular" w:eastAsia="Charis SIL Regular"/>
-          <w:b w:val="0"/>
-          <w:i w:val="0"/>
-          <w:color w:val="000000"/>
-          <w:sz w:val="24"/>
-        </w:rPr>
-        <w:hyperlink r:id="rId33" w:history="1">
-          <w:r>
-            <w:rPr>
-              <w:rStyle w:val="Hyperlink"/>
-            </w:rPr>
-            <w:t>a</w:t>
-          </w:r>
-        </w:hyperlink>
-      </w:r>
-      <w:r>
-        <w:rPr>
-          <w:u w:val="single" w:color="0000ff"/>
-          <w:rFonts w:ascii="Charis SIL Regular" w:hAnsi="Charis SIL Regular" w:eastAsia="Charis SIL Regular"/>
-          <w:b w:val="0"/>
-          <w:i w:val="0"/>
-          <w:color w:val="000000"/>
-          <w:sz w:val="24"/>
-        </w:rPr>
-        <w:hyperlink r:id="rId33" w:history="1">
-          <w:r>
-            <w:rPr>
-              <w:rStyle w:val="Hyperlink"/>
-            </w:rPr>
-            <w:t xml:space="preserve"> can be </w:t>
-          </w:r>
-        </w:hyperlink>
-      </w:r>
-      <w:r>
-        <w:rPr>
-          <w:u w:val="single" w:color="0000ff"/>
-          <w:rFonts w:ascii="Charis SIL Regular" w:hAnsi="Charis SIL Regular" w:eastAsia="Charis SIL Regular"/>
-          <w:b w:val="0"/>
-          <w:i w:val="0"/>
-          <w:color w:val="000000"/>
-          <w:sz w:val="24"/>
-        </w:rPr>
-        <w:hyperlink r:id="rId33" w:history="1">
-          <w:r>
-            <w:rPr>
-              <w:rStyle w:val="Hyperlink"/>
-            </w:rPr>
-            <w:t>a</w:t>
-          </w:r>
-        </w:hyperlink>
-      </w:r>
-      <w:r>
-        <w:rPr>
-          <w:u w:val="single" w:color="0000ff"/>
-          <w:rFonts w:ascii="Charis SIL Regular" w:hAnsi="Charis SIL Regular" w:eastAsia="Charis SIL Regular"/>
-          <w:b w:val="0"/>
-          <w:i w:val="0"/>
-          <w:color w:val="000000"/>
-          <w:sz w:val="24"/>
-        </w:rPr>
-        <w:hyperlink r:id="rId33" w:history="1">
-          <w:r>
-            <w:rPr>
-              <w:rStyle w:val="Hyperlink"/>
-            </w:rPr>
-            <w:t>cc</w:t>
-          </w:r>
-        </w:hyperlink>
-      </w:r>
-      <w:r>
-        <w:rPr>
-          <w:u w:val="single" w:color="0000ff"/>
-          <w:rFonts w:ascii="Charis SIL Regular" w:hAnsi="Charis SIL Regular" w:eastAsia="Charis SIL Regular"/>
-          <w:b w:val="0"/>
-          <w:i w:val="0"/>
-          <w:color w:val="000000"/>
-          <w:sz w:val="24"/>
-        </w:rPr>
-        <w:hyperlink r:id="rId33" w:history="1">
-          <w:r>
-            <w:rPr>
-              <w:rStyle w:val="Hyperlink"/>
-            </w:rPr>
-            <w:t>ess</w:t>
-          </w:r>
-        </w:hyperlink>
-      </w:r>
-      <w:r>
-        <w:rPr>
-          <w:u w:val="single" w:color="0000ff"/>
-          <w:rFonts w:ascii="Charis SIL Regular" w:hAnsi="Charis SIL Regular" w:eastAsia="Charis SIL Regular"/>
-          <w:b w:val="0"/>
-          <w:i w:val="0"/>
-          <w:color w:val="000000"/>
-          <w:sz w:val="24"/>
-        </w:rPr>
-        <w:hyperlink r:id="rId33" w:history="1">
-          <w:r>
-            <w:rPr>
-              <w:rStyle w:val="Hyperlink"/>
-            </w:rPr>
-            <w:t>e</w:t>
-          </w:r>
-        </w:hyperlink>
-      </w:r>
-      <w:r>
-        <w:rPr>
-          <w:u w:val="single" w:color="0000ff"/>
-          <w:rFonts w:ascii="Charis SIL Regular" w:hAnsi="Charis SIL Regular" w:eastAsia="Charis SIL Regular"/>
-          <w:b w:val="0"/>
-          <w:i w:val="0"/>
-          <w:color w:val="000000"/>
-          <w:sz w:val="24"/>
-        </w:rPr>
-        <w:hyperlink r:id="rId33" w:history="1">
           <w:r>
             <w:rPr>
               <w:rStyle w:val="Hyperlink"/>
@@ -5229,7 +5161,7 @@
           <w:sz w:val="24"/>
           <w:u w:val="single"/>
         </w:rPr>
-        <w:hyperlink r:id="rId35" w:history="1">
+        <w:hyperlink r:id="rId34" w:history="1">
           <w:r>
             <w:rPr>
               <w:rStyle w:val="Hyperlink"/>
@@ -5247,7 +5179,7 @@
           <w:color w:val="000000"/>
           <w:sz w:val="24"/>
         </w:rPr>
-        <w:hyperlink r:id="rId34" w:history="1">
+        <w:hyperlink r:id="rId33" w:history="1">
           <w:r>
             <w:rPr>
               <w:rStyle w:val="Hyperlink"/>
@@ -5285,7 +5217,7 @@
           <w:sz w:val="24"/>
           <w:u w:val="single"/>
         </w:rPr>
-        <w:hyperlink r:id="rId36" w:history="1">
+        <w:hyperlink r:id="rId35" w:history="1">
           <w:r>
             <w:rPr>
               <w:rStyle w:val="Hyperlink"/>
@@ -5314,7 +5246,7 @@
           <w:sz w:val="24"/>
           <w:u w:val="single"/>
         </w:rPr>
-        <w:hyperlink r:id="rId36" w:history="1">
+        <w:hyperlink r:id="rId35" w:history="1">
           <w:r>
             <w:rPr>
               <w:rStyle w:val="Hyperlink"/>
@@ -5343,7 +5275,7 @@
           <w:sz w:val="24"/>
           <w:u w:val="single"/>
         </w:rPr>
-        <w:hyperlink r:id="rId36" w:history="1">
+        <w:hyperlink r:id="rId35" w:history="1">
           <w:r>
             <w:rPr>
               <w:rStyle w:val="Hyperlink"/>
@@ -5372,7 +5304,7 @@
           <w:sz w:val="24"/>
           <w:u w:val="single"/>
         </w:rPr>
-        <w:hyperlink r:id="rId36" w:history="1">
+        <w:hyperlink r:id="rId35" w:history="1">
           <w:r>
             <w:rPr>
               <w:rStyle w:val="Hyperlink"/>
@@ -5401,7 +5333,7 @@
           <w:sz w:val="24"/>
           <w:u w:val="single"/>
         </w:rPr>
-        <w:hyperlink r:id="rId36" w:history="1">
+        <w:hyperlink r:id="rId35" w:history="1">
           <w:r>
             <w:rPr>
               <w:rStyle w:val="Hyperlink"/>
@@ -5430,7 +5362,7 @@
           <w:sz w:val="24"/>
           <w:u w:val="single"/>
         </w:rPr>
-        <w:hyperlink r:id="rId36" w:history="1">
+        <w:hyperlink r:id="rId35" w:history="1">
           <w:r>
             <w:rPr>
               <w:rStyle w:val="Hyperlink"/>
@@ -5458,7 +5390,7 @@
           <w:color w:val="000000"/>
           <w:sz w:val="24"/>
         </w:rPr>
-        <w:hyperlink r:id="rId36" w:history="1">
+        <w:hyperlink r:id="rId35" w:history="1">
           <w:r>
             <w:rPr>
               <w:rStyle w:val="Hyperlink"/>
@@ -5476,7 +5408,7 @@
           <w:color w:val="000000"/>
           <w:sz w:val="24"/>
         </w:rPr>
-        <w:hyperlink r:id="rId36" w:history="1">
+        <w:hyperlink r:id="rId35" w:history="1">
           <w:r>
             <w:rPr>
               <w:rStyle w:val="Hyperlink"/>
@@ -5494,7 +5426,7 @@
           <w:color w:val="000000"/>
           <w:sz w:val="24"/>
         </w:rPr>
-        <w:hyperlink r:id="rId36" w:history="1">
+        <w:hyperlink r:id="rId35" w:history="1">
           <w:r>
             <w:rPr>
               <w:rStyle w:val="Hyperlink"/>
@@ -5512,7 +5444,7 @@
           <w:color w:val="000000"/>
           <w:sz w:val="24"/>
         </w:rPr>
-        <w:hyperlink r:id="rId36" w:history="1">
+        <w:hyperlink r:id="rId35" w:history="1">
           <w:r>
             <w:rPr>
               <w:rStyle w:val="Hyperlink"/>
@@ -5541,7 +5473,7 @@
           <w:color w:val="000000"/>
           <w:sz w:val="24"/>
         </w:rPr>
-        <w:hyperlink r:id="rId36" w:history="1">
+        <w:hyperlink r:id="rId35" w:history="1">
           <w:r>
             <w:rPr>
               <w:rStyle w:val="Hyperlink"/>
@@ -5559,7 +5491,7 @@
           <w:color w:val="000000"/>
           <w:sz w:val="24"/>
         </w:rPr>
-        <w:hyperlink r:id="rId36" w:history="1">
+        <w:hyperlink r:id="rId35" w:history="1">
           <w:r>
             <w:rPr>
               <w:rStyle w:val="Hyperlink"/>
@@ -5577,7 +5509,7 @@
           <w:color w:val="000000"/>
           <w:sz w:val="24"/>
         </w:rPr>
-        <w:hyperlink r:id="rId36" w:history="1">
+        <w:hyperlink r:id="rId35" w:history="1">
           <w:r>
             <w:rPr>
               <w:rStyle w:val="Hyperlink"/>
@@ -5595,7 +5527,7 @@
           <w:color w:val="000000"/>
           <w:sz w:val="24"/>
         </w:rPr>
-        <w:hyperlink r:id="rId36" w:history="1">
+        <w:hyperlink r:id="rId35" w:history="1">
           <w:r>
             <w:rPr>
               <w:rStyle w:val="Hyperlink"/>
@@ -5693,7 +5625,7 @@
           <w:sz w:val="24"/>
           <w:u w:val="single"/>
         </w:rPr>
-        <w:hyperlink r:id="rId37" w:history="1">
+        <w:hyperlink r:id="rId36" w:history="1">
           <w:r>
             <w:rPr>
               <w:rStyle w:val="Hyperlink"/>
@@ -5721,7 +5653,7 @@
           <w:sz w:val="24"/>
           <w:u w:val="single"/>
         </w:rPr>
-        <w:hyperlink r:id="rId38" w:history="1">
+        <w:hyperlink r:id="rId37" w:history="1">
           <w:r>
             <w:rPr>
               <w:rStyle w:val="Hyperlink"/>
@@ -5750,7 +5682,7 @@
           <w:sz w:val="24"/>
           <w:u w:val="single"/>
         </w:rPr>
-        <w:hyperlink r:id="rId38" w:history="1">
+        <w:hyperlink r:id="rId37" w:history="1">
           <w:r>
             <w:rPr>
               <w:rStyle w:val="Hyperlink"/>
@@ -5779,7 +5711,7 @@
           <w:sz w:val="24"/>
           <w:u w:val="single"/>
         </w:rPr>
-        <w:hyperlink r:id="rId38" w:history="1">
+        <w:hyperlink r:id="rId37" w:history="1">
           <w:r>
             <w:rPr>
               <w:rStyle w:val="Hyperlink"/>
@@ -5826,7 +5758,7 @@
           <w:sz w:val="24"/>
           <w:u w:val="single"/>
         </w:rPr>
-        <w:hyperlink r:id="rId38" w:history="1">
+        <w:hyperlink r:id="rId37" w:history="1">
           <w:r>
             <w:rPr>
               <w:rStyle w:val="Hyperlink"/>
@@ -5854,7 +5786,7 @@
           <w:sz w:val="24"/>
           <w:u w:val="single"/>
         </w:rPr>
-        <w:hyperlink r:id="rId39" w:history="1">
+        <w:hyperlink r:id="rId38" w:history="1">
           <w:r>
             <w:rPr>
               <w:rStyle w:val="Hyperlink"/>
@@ -5883,7 +5815,7 @@
           <w:sz w:val="24"/>
           <w:u w:val="single"/>
         </w:rPr>
-        <w:hyperlink r:id="rId39" w:history="1">
+        <w:hyperlink r:id="rId38" w:history="1">
           <w:r>
             <w:rPr>
               <w:rStyle w:val="Hyperlink"/>
@@ -5912,7 +5844,7 @@
           <w:sz w:val="24"/>
           <w:u w:val="single"/>
         </w:rPr>
-        <w:hyperlink r:id="rId39" w:history="1">
+        <w:hyperlink r:id="rId38" w:history="1">
           <w:r>
             <w:rPr>
               <w:rStyle w:val="Hyperlink"/>
@@ -5941,7 +5873,7 @@
           <w:sz w:val="24"/>
           <w:u w:val="single"/>
         </w:rPr>
-        <w:hyperlink r:id="rId39" w:history="1">
+        <w:hyperlink r:id="rId38" w:history="1">
           <w:r>
             <w:rPr>
               <w:rStyle w:val="Hyperlink"/>
@@ -5979,7 +5911,7 @@
           <w:sz w:val="24"/>
           <w:u w:val="single"/>
         </w:rPr>
-        <w:hyperlink r:id="rId40" w:history="1">
+        <w:hyperlink r:id="rId39" w:history="1">
           <w:r>
             <w:rPr>
               <w:rStyle w:val="Hyperlink"/>
@@ -5997,7 +5929,7 @@
           <w:color w:val="000000"/>
           <w:sz w:val="24"/>
         </w:rPr>
-        <w:hyperlink r:id="rId38" w:history="1">
+        <w:hyperlink r:id="rId37" w:history="1">
           <w:r>
             <w:rPr>
               <w:rStyle w:val="Hyperlink"/>
@@ -6025,7 +5957,7 @@
           <w:color w:val="000000"/>
           <w:sz w:val="24"/>
         </w:rPr>
-        <w:hyperlink r:id="rId39" w:history="1">
+        <w:hyperlink r:id="rId38" w:history="1">
           <w:r>
             <w:rPr>
               <w:rStyle w:val="Hyperlink"/>
@@ -6054,7 +5986,7 @@
           <w:color w:val="000000"/>
           <w:sz w:val="24"/>
         </w:rPr>
-        <w:hyperlink r:id="rId39" w:history="1">
+        <w:hyperlink r:id="rId38" w:history="1">
           <w:r>
             <w:rPr>
               <w:rStyle w:val="Hyperlink"/>
@@ -6072,7 +6004,7 @@
           <w:color w:val="000000"/>
           <w:sz w:val="24"/>
         </w:rPr>
-        <w:hyperlink r:id="rId39" w:history="1">
+        <w:hyperlink r:id="rId38" w:history="1">
           <w:r>
             <w:rPr>
               <w:rStyle w:val="Hyperlink"/>
@@ -6090,7 +6022,7 @@
           <w:color w:val="000000"/>
           <w:sz w:val="24"/>
         </w:rPr>
-        <w:hyperlink r:id="rId39" w:history="1">
+        <w:hyperlink r:id="rId38" w:history="1">
           <w:r>
             <w:rPr>
               <w:rStyle w:val="Hyperlink"/>
@@ -6108,7 +6040,7 @@
           <w:color w:val="000000"/>
           <w:sz w:val="24"/>
         </w:rPr>
-        <w:hyperlink r:id="rId39" w:history="1">
+        <w:hyperlink r:id="rId38" w:history="1">
           <w:r>
             <w:rPr>
               <w:rStyle w:val="Hyperlink"/>
@@ -6126,7 +6058,7 @@
           <w:color w:val="000000"/>
           <w:sz w:val="24"/>
         </w:rPr>
-        <w:hyperlink r:id="rId39" w:history="1">
+        <w:hyperlink r:id="rId38" w:history="1">
           <w:r>
             <w:rPr>
               <w:rStyle w:val="Hyperlink"/>
@@ -6175,7 +6107,7 @@
           <w:color w:val="000000"/>
           <w:sz w:val="24"/>
         </w:rPr>
-        <w:hyperlink r:id="rId40" w:history="1">
+        <w:hyperlink r:id="rId39" w:history="1">
           <w:r>
             <w:rPr>
               <w:rStyle w:val="Hyperlink"/>

--- a/EXPORTS/DOCX/published/niveau1/English/Sources.docx
+++ b/EXPORTS/DOCX/published/niveau1/English/Sources.docx
@@ -1238,64 +1238,7 @@
           <w:color w:val="000000"/>
           <w:sz w:val="24"/>
         </w:rPr>
-        <w:t>. These archiv</w:t>
-      </w:r>
-      <w:r>
-        <w:rPr>
-          <w:u w:val="single" w:color="0000ff"/>
-          <w:rFonts w:ascii="Charis SIL Regular" w:hAnsi="Charis SIL Regular" w:eastAsia="Charis SIL Regular"/>
-          <w:b w:val="0"/>
-          <w:i w:val="0"/>
-          <w:color w:val="000000"/>
-          <w:sz w:val="24"/>
-        </w:rPr>
-        <w:hyperlink r:id="rId15" w:history="1">
-          <w:r>
-            <w:rPr>
-              <w:rStyle w:val="Hyperlink"/>
-            </w:rPr>
-            <w:t>es are</w:t>
-          </w:r>
-        </w:hyperlink>
-      </w:r>
-      <w:r>
-        <w:rPr>
-          <w:u w:val="single" w:color="0000ff"/>
-          <w:rFonts w:ascii="Charis SIL Regular" w:hAnsi="Charis SIL Regular" w:eastAsia="Charis SIL Regular"/>
-          <w:b w:val="0"/>
-          <w:i w:val="0"/>
-          <w:color w:val="000000"/>
-          <w:sz w:val="24"/>
-        </w:rPr>
-        <w:t xml:space="preserve"> </w:t>
-      </w:r>
-      <w:r>
-        <w:rPr>
-          <w:u w:val="single" w:color="0000ff"/>
-          <w:rFonts w:ascii="Charis SIL Regular" w:hAnsi="Charis SIL Regular" w:eastAsia="Charis SIL Regular"/>
-          <w:b w:val="0"/>
-          <w:i w:val="0"/>
-          <w:color w:val="000000"/>
-          <w:sz w:val="24"/>
-        </w:rPr>
-        <w:hyperlink r:id="rId15" w:history="1">
-          <w:r>
-            <w:rPr>
-              <w:rStyle w:val="Hyperlink"/>
-            </w:rPr>
-            <w:t xml:space="preserve">now part of </w:t>
-          </w:r>
-        </w:hyperlink>
-      </w:r>
-      <w:r>
-        <w:rPr>
-          <w:rFonts w:ascii="Charis SIL Regular" w:hAnsi="Charis SIL Regular" w:eastAsia="Charis SIL Regular"/>
-          <w:b w:val="0"/>
-          <w:i w:val="0"/>
-          <w:color w:val="000000"/>
-          <w:sz w:val="24"/>
-        </w:rPr>
-        <w:t xml:space="preserve">the </w:t>
+        <w:t xml:space="preserve">. These archives are now part of the </w:t>
       </w:r>
       <w:r>
         <w:rPr>
@@ -1306,7 +1249,7 @@
           <w:sz w:val="24"/>
           <w:u w:val="single"/>
         </w:rPr>
-        <w:hyperlink r:id="rId15" w:history="1">
+        <w:hyperlink r:id="rId16" w:history="1">
           <w:r>
             <w:rPr>
               <w:rStyle w:val="Hyperlink"/>
@@ -1342,7 +1285,7 @@
           <w:sz w:val="24"/>
           <w:u w:val="single"/>
         </w:rPr>
-        <w:t xml:space="preserve"> </w:t>
+        <w:t xml:space="preserve"> University </w:t>
       </w:r>
       <w:r>
         <w:rPr>
@@ -1353,54 +1296,7 @@
           <w:sz w:val="24"/>
           <w:u w:val="single"/>
         </w:rPr>
-        <w:hyperlink r:id="rId16" w:history="1">
-          <w:r>
-            <w:rPr>
-              <w:rStyle w:val="Hyperlink"/>
-            </w:rPr>
-            <w:t>U</w:t>
-          </w:r>
-        </w:hyperlink>
-      </w:r>
-      <w:r>
-        <w:rPr>
-          <w:rFonts w:ascii="Charis SIL Regular" w:hAnsi="Charis SIL Regular" w:eastAsia="Charis SIL Regular"/>
-          <w:b w:val="0"/>
-          <w:i w:val="0"/>
-          <w:color w:val="0000FF"/>
-          <w:sz w:val="24"/>
-          <w:u w:val="single"/>
-        </w:rPr>
-        <w:hyperlink r:id="rId16" w:history="1">
-          <w:r>
-            <w:rPr>
-              <w:rStyle w:val="Hyperlink"/>
-            </w:rPr>
-            <w:t>niversity</w:t>
-          </w:r>
-        </w:hyperlink>
-      </w:r>
-      <w:r>
-        <w:rPr>
-          <w:rFonts w:ascii="Charis SIL Regular" w:hAnsi="Charis SIL Regular" w:eastAsia="Charis SIL Regular"/>
-          <w:b w:val="0"/>
-          <w:i w:val="0"/>
-          <w:color w:val="0000FF"/>
-          <w:sz w:val="24"/>
-          <w:u w:val="single"/>
-        </w:rPr>
-        <w:t xml:space="preserve"> </w:t>
-      </w:r>
-      <w:r>
-        <w:rPr>
-          <w:rFonts w:ascii="Charis SIL Regular" w:hAnsi="Charis SIL Regular" w:eastAsia="Charis SIL Regular"/>
-          <w:b w:val="0"/>
-          <w:i w:val="0"/>
-          <w:color w:val="0000FF"/>
-          <w:sz w:val="24"/>
-          <w:u w:val="single"/>
-        </w:rPr>
-        <w:hyperlink r:id="rId16" w:history="1">
+        <w:hyperlink r:id="rId15" w:history="1">
           <w:r>
             <w:rPr>
               <w:rStyle w:val="Hyperlink"/>
@@ -1501,60 +1397,13 @@
       </w:r>
       <w:r>
         <w:rPr>
-          <w:u w:val="single" w:color="0000ff"/>
           <w:rFonts w:ascii="Charis SIL Regular" w:hAnsi="Charis SIL Regular" w:eastAsia="Charis SIL Regular"/>
           <w:b w:val="0"/>
           <w:i w:val="0"/>
           <w:color w:val="000000"/>
           <w:sz w:val="24"/>
         </w:rPr>
-        <w:hyperlink r:id="rId15" w:history="1">
-          <w:r>
-            <w:rPr>
-              <w:rStyle w:val="Hyperlink"/>
-            </w:rPr>
-            <w:t>archive</w:t>
-          </w:r>
-        </w:hyperlink>
-      </w:r>
-      <w:r>
-        <w:rPr>
-          <w:u w:val="single" w:color="0000ff"/>
-          <w:rFonts w:ascii="Charis SIL Regular" w:hAnsi="Charis SIL Regular" w:eastAsia="Charis SIL Regular"/>
-          <w:b w:val="0"/>
-          <w:i w:val="0"/>
-          <w:color w:val="000000"/>
-          <w:sz w:val="24"/>
-        </w:rPr>
-        <w:t xml:space="preserve"> </w:t>
-      </w:r>
-      <w:r>
-        <w:rPr>
-          <w:u w:val="single" w:color="0000ff"/>
-          <w:rFonts w:ascii="Charis SIL Regular" w:hAnsi="Charis SIL Regular" w:eastAsia="Charis SIL Regular"/>
-          <w:b w:val="0"/>
-          <w:i w:val="0"/>
-          <w:color w:val="000000"/>
-          <w:sz w:val="24"/>
-        </w:rPr>
-        <w:hyperlink r:id="rId15" w:history="1">
-          <w:r>
-            <w:rPr>
-              <w:rStyle w:val="Hyperlink"/>
-            </w:rPr>
-            <w:t>docume</w:t>
-          </w:r>
-        </w:hyperlink>
-      </w:r>
-      <w:r>
-        <w:rPr>
-          <w:rFonts w:ascii="Charis SIL Regular" w:hAnsi="Charis SIL Regular" w:eastAsia="Charis SIL Regular"/>
-          <w:b w:val="0"/>
-          <w:i w:val="0"/>
-          <w:color w:val="000000"/>
-          <w:sz w:val="24"/>
-        </w:rPr>
-        <w:t>nts are still privately held by familie</w:t>
+        <w:t>archive documents are still privately held by familie</w:t>
       </w:r>
       <w:r>
         <w:rPr>
@@ -1894,7 +1743,35 @@
           <w:color w:val="000000"/>
           <w:sz w:val="24"/>
         </w:rPr>
-        <w:t>. They also provide an online search function for t</w:t>
+        <w:t>. They also provide an online search</w:t>
+      </w:r>
+      <w:r>
+        <w:rPr>
+          <w:u w:val="single" w:color="0000ff"/>
+          <w:rFonts w:ascii="Charis SIL Regular" w:hAnsi="Charis SIL Regular" w:eastAsia="Charis SIL Regular"/>
+          <w:b w:val="0"/>
+          <w:i w:val="0"/>
+          <w:color w:val="000000"/>
+          <w:sz w:val="24"/>
+        </w:rPr>
+        <w:hyperlink r:id="rId17" w:history="1">
+          <w:r>
+            <w:rPr>
+              <w:rStyle w:val="Hyperlink"/>
+            </w:rPr>
+            <w:t xml:space="preserve"> functi</w:t>
+          </w:r>
+        </w:hyperlink>
+      </w:r>
+      <w:r>
+        <w:rPr>
+          <w:rFonts w:ascii="Charis SIL Regular" w:hAnsi="Charis SIL Regular" w:eastAsia="Charis SIL Regular"/>
+          <w:b w:val="0"/>
+          <w:i w:val="0"/>
+          <w:color w:val="000000"/>
+          <w:sz w:val="24"/>
+        </w:rPr>
+        <w:t>on for t</w:t>
       </w:r>
       <w:r>
         <w:rPr>
@@ -1962,6 +1839,7 @@
       </w:r>
       <w:r>
         <w:rPr>
+          <w:u w:val="single" w:color="0000ff"/>
           <w:rFonts w:ascii="Charis SIL Regular" w:hAnsi="Charis SIL Regular" w:eastAsia="Charis SIL Regular"/>
           <w:b w:val="0"/>
           <w:i w:val="0"/>
@@ -2356,27 +2234,8 @@
           <w:i w:val="0"/>
           <w:color w:val="0000FF"/>
           <w:sz w:val="24"/>
-          <w:u w:val="single"/>
-        </w:rPr>
-        <w:hyperlink r:id="rId19" w:history="1">
-          <w:r>
-            <w:rPr>
-              <w:rStyle w:val="Hyperlink"/>
-            </w:rPr>
-            <w:t>koloniale</w:t>
-          </w:r>
-        </w:hyperlink>
-      </w:r>
-      <w:r>
-        <w:rPr>
-          <w:rFonts w:ascii="Charis SIL Regular" w:hAnsi="Charis SIL Regular" w:eastAsia="Charis SIL Regular"/>
-          <w:b w:val="0"/>
-          <w:i w:val="0"/>
-          <w:color w:val="0000FF"/>
-          <w:sz w:val="24"/>
-          <w:u w:val="single"/>
-        </w:rPr>
-        <w:t xml:space="preserve"> </w:t>
+        </w:rPr>
+        <w:t xml:space="preserve">koloniale </w:t>
       </w:r>
       <w:r>
         <w:rPr>
@@ -3424,7 +3283,7 @@
           <w:sz w:val="24"/>
           <w:u w:val="single"/>
         </w:rPr>
-        <w:hyperlink r:id="rId22" w:history="1">
+        <w:hyperlink r:id="rId24" w:history="1">
           <w:r>
             <w:rPr>
               <w:rStyle w:val="Hyperlink"/>
@@ -3544,9 +3403,8 @@
           <w:i w:val="0"/>
           <w:color w:val="0000FF"/>
           <w:sz w:val="24"/>
-          <w:u w:val="single"/>
-        </w:rPr>
-        <w:hyperlink r:id="rId24" w:history="1">
+        </w:rPr>
+        <w:hyperlink r:id="rId25" w:history="1">
           <w:r>
             <w:rPr>
               <w:rStyle w:val="Hyperlink"/>
@@ -3582,7 +3440,14 @@
           <w:color w:val="000000"/>
           <w:sz w:val="24"/>
         </w:rPr>
-        <w:t xml:space="preserve">. The </w:t>
+        <w:hyperlink r:id="rId23" w:history="1">
+          <w:r>
+            <w:rPr>
+              <w:rStyle w:val="Hyperlink"/>
+            </w:rPr>
+            <w:t xml:space="preserve">. The </w:t>
+          </w:r>
+        </w:hyperlink>
       </w:r>
       <w:r>
         <w:rPr>
@@ -3611,7 +3476,7 @@
           <w:sz w:val="24"/>
           <w:u w:val="single"/>
         </w:rPr>
-        <w:hyperlink r:id="rId25" w:history="1">
+        <w:hyperlink r:id="rId26" w:history="1">
           <w:r>
             <w:rPr>
               <w:rStyle w:val="Hyperlink"/>
@@ -3629,7 +3494,7 @@
           <w:sz w:val="24"/>
           <w:u w:val="single"/>
         </w:rPr>
-        <w:hyperlink r:id="rId25" w:history="1">
+        <w:hyperlink r:id="rId26" w:history="1">
           <w:r>
             <w:rPr>
               <w:rStyle w:val="Hyperlink"/>
@@ -3658,7 +3523,7 @@
           <w:sz w:val="24"/>
           <w:u w:val="single"/>
         </w:rPr>
-        <w:hyperlink r:id="rId25" w:history="1">
+        <w:hyperlink r:id="rId26" w:history="1">
           <w:r>
             <w:rPr>
               <w:rStyle w:val="Hyperlink"/>
@@ -3687,7 +3552,7 @@
           <w:sz w:val="24"/>
           <w:u w:val="single"/>
         </w:rPr>
-        <w:hyperlink r:id="rId25" w:history="1">
+        <w:hyperlink r:id="rId26" w:history="1">
           <w:r>
             <w:rPr>
               <w:rStyle w:val="Hyperlink"/>
@@ -3704,18 +3569,7 @@
           <w:color w:val="000000"/>
           <w:sz w:val="24"/>
         </w:rPr>
-        <w:t xml:space="preserve"> is the cu</w:t>
-      </w:r>
-      <w:r>
-        <w:rPr>
-          <w:u w:val="single" w:color="0000ff"/>
-          <w:rFonts w:ascii="Charis SIL Regular" w:hAnsi="Charis SIL Regular" w:eastAsia="Charis SIL Regular"/>
-          <w:b w:val="0"/>
-          <w:i w:val="0"/>
-          <w:color w:val="000000"/>
-          <w:sz w:val="24"/>
-        </w:rPr>
-        <w:t xml:space="preserve">stodian of the </w:t>
+        <w:t xml:space="preserve"> is the custodian of the </w:t>
       </w:r>
       <w:r>
         <w:rPr>
@@ -3726,7 +3580,7 @@
           <w:sz w:val="24"/>
           <w:u w:val="single"/>
         </w:rPr>
-        <w:hyperlink r:id="rId26" w:history="1">
+        <w:hyperlink r:id="rId24" w:history="1">
           <w:r>
             <w:rPr>
               <w:rStyle w:val="Hyperlink"/>
@@ -3762,7 +3616,7 @@
           <w:sz w:val="24"/>
           <w:u w:val="single"/>
         </w:rPr>
-        <w:hyperlink r:id="rId24" w:history="1">
+        <w:hyperlink r:id="rId25" w:history="1">
           <w:r>
             <w:rPr>
               <w:rStyle w:val="Hyperlink"/>
@@ -3791,7 +3645,7 @@
           <w:sz w:val="24"/>
           <w:u w:val="single"/>
         </w:rPr>
-        <w:hyperlink r:id="rId24" w:history="1">
+        <w:hyperlink r:id="rId25" w:history="1">
           <w:r>
             <w:rPr>
               <w:rStyle w:val="Hyperlink"/>
@@ -3820,7 +3674,7 @@
           <w:sz w:val="24"/>
           <w:u w:val="single"/>
         </w:rPr>
-        <w:hyperlink r:id="rId24" w:history="1">
+        <w:hyperlink r:id="rId25" w:history="1">
           <w:r>
             <w:rPr>
               <w:rStyle w:val="Hyperlink"/>
@@ -3866,7 +3720,7 @@
           <w:color w:val="000000"/>
           <w:sz w:val="24"/>
         </w:rPr>
-        <w:hyperlink r:id="rId25" w:history="1">
+        <w:hyperlink r:id="rId26" w:history="1">
           <w:r>
             <w:rPr>
               <w:rStyle w:val="Hyperlink"/>
@@ -3884,7 +3738,7 @@
           <w:color w:val="000000"/>
           <w:sz w:val="24"/>
         </w:rPr>
-        <w:hyperlink r:id="rId25" w:history="1">
+        <w:hyperlink r:id="rId26" w:history="1">
           <w:r>
             <w:rPr>
               <w:rStyle w:val="Hyperlink"/>
@@ -4878,7 +4732,7 @@
           <w:sz w:val="24"/>
           <w:u w:val="single"/>
         </w:rPr>
-        <w:hyperlink r:id="rId31" w:history="1">
+        <w:hyperlink r:id="rId33" w:history="1">
           <w:r>
             <w:rPr>
               <w:rStyle w:val="Hyperlink"/>
@@ -4907,7 +4761,7 @@
           <w:sz w:val="24"/>
           <w:u w:val="single"/>
         </w:rPr>
-        <w:hyperlink r:id="rId31" w:history="1">
+        <w:hyperlink r:id="rId33" w:history="1">
           <w:r>
             <w:rPr>
               <w:rStyle w:val="Hyperlink"/>
@@ -4925,7 +4779,7 @@
           <w:sz w:val="24"/>
           <w:u w:val="single"/>
         </w:rPr>
-        <w:hyperlink r:id="rId31" w:history="1">
+        <w:hyperlink r:id="rId33" w:history="1">
           <w:r>
             <w:rPr>
               <w:rStyle w:val="Hyperlink"/>
@@ -5911,7 +5765,7 @@
           <w:sz w:val="24"/>
           <w:u w:val="single"/>
         </w:rPr>
-        <w:hyperlink r:id="rId39" w:history="1">
+        <w:hyperlink r:id="rId37" w:history="1">
           <w:r>
             <w:rPr>
               <w:rStyle w:val="Hyperlink"/>

--- a/EXPORTS/DOCX/published/niveau1/English/Sources.docx
+++ b/EXPORTS/DOCX/published/niveau1/English/Sources.docx
@@ -1238,7 +1238,64 @@
           <w:color w:val="000000"/>
           <w:sz w:val="24"/>
         </w:rPr>
-        <w:t xml:space="preserve">. These archives are now part of the </w:t>
+        <w:t>. These archiv</w:t>
+      </w:r>
+      <w:r>
+        <w:rPr>
+          <w:u w:val="single" w:color="0000ff"/>
+          <w:rFonts w:ascii="Charis SIL Regular" w:hAnsi="Charis SIL Regular" w:eastAsia="Charis SIL Regular"/>
+          <w:b w:val="0"/>
+          <w:i w:val="0"/>
+          <w:color w:val="000000"/>
+          <w:sz w:val="24"/>
+        </w:rPr>
+        <w:hyperlink r:id="rId15" w:history="1">
+          <w:r>
+            <w:rPr>
+              <w:rStyle w:val="Hyperlink"/>
+            </w:rPr>
+            <w:t>es are</w:t>
+          </w:r>
+        </w:hyperlink>
+      </w:r>
+      <w:r>
+        <w:rPr>
+          <w:u w:val="single" w:color="0000ff"/>
+          <w:rFonts w:ascii="Charis SIL Regular" w:hAnsi="Charis SIL Regular" w:eastAsia="Charis SIL Regular"/>
+          <w:b w:val="0"/>
+          <w:i w:val="0"/>
+          <w:color w:val="000000"/>
+          <w:sz w:val="24"/>
+        </w:rPr>
+        <w:t xml:space="preserve"> </w:t>
+      </w:r>
+      <w:r>
+        <w:rPr>
+          <w:u w:val="single" w:color="0000ff"/>
+          <w:rFonts w:ascii="Charis SIL Regular" w:hAnsi="Charis SIL Regular" w:eastAsia="Charis SIL Regular"/>
+          <w:b w:val="0"/>
+          <w:i w:val="0"/>
+          <w:color w:val="000000"/>
+          <w:sz w:val="24"/>
+        </w:rPr>
+        <w:hyperlink r:id="rId15" w:history="1">
+          <w:r>
+            <w:rPr>
+              <w:rStyle w:val="Hyperlink"/>
+            </w:rPr>
+            <w:t xml:space="preserve">now part of </w:t>
+          </w:r>
+        </w:hyperlink>
+      </w:r>
+      <w:r>
+        <w:rPr>
+          <w:rFonts w:ascii="Charis SIL Regular" w:hAnsi="Charis SIL Regular" w:eastAsia="Charis SIL Regular"/>
+          <w:b w:val="0"/>
+          <w:i w:val="0"/>
+          <w:color w:val="000000"/>
+          <w:sz w:val="24"/>
+        </w:rPr>
+        <w:t xml:space="preserve">the </w:t>
       </w:r>
       <w:r>
         <w:rPr>
@@ -1249,7 +1306,7 @@
           <w:sz w:val="24"/>
           <w:u w:val="single"/>
         </w:rPr>
-        <w:hyperlink r:id="rId16" w:history="1">
+        <w:hyperlink r:id="rId15" w:history="1">
           <w:r>
             <w:rPr>
               <w:rStyle w:val="Hyperlink"/>
@@ -1285,7 +1342,7 @@
           <w:sz w:val="24"/>
           <w:u w:val="single"/>
         </w:rPr>
-        <w:t xml:space="preserve"> University </w:t>
+        <w:t xml:space="preserve"> </w:t>
       </w:r>
       <w:r>
         <w:rPr>
@@ -1296,7 +1353,54 @@
           <w:sz w:val="24"/>
           <w:u w:val="single"/>
         </w:rPr>
-        <w:hyperlink r:id="rId15" w:history="1">
+        <w:hyperlink r:id="rId16" w:history="1">
+          <w:r>
+            <w:rPr>
+              <w:rStyle w:val="Hyperlink"/>
+            </w:rPr>
+            <w:t>U</w:t>
+          </w:r>
+        </w:hyperlink>
+      </w:r>
+      <w:r>
+        <w:rPr>
+          <w:rFonts w:ascii="Charis SIL Regular" w:hAnsi="Charis SIL Regular" w:eastAsia="Charis SIL Regular"/>
+          <w:b w:val="0"/>
+          <w:i w:val="0"/>
+          <w:color w:val="0000FF"/>
+          <w:sz w:val="24"/>
+          <w:u w:val="single"/>
+        </w:rPr>
+        <w:hyperlink r:id="rId16" w:history="1">
+          <w:r>
+            <w:rPr>
+              <w:rStyle w:val="Hyperlink"/>
+            </w:rPr>
+            <w:t>niversity</w:t>
+          </w:r>
+        </w:hyperlink>
+      </w:r>
+      <w:r>
+        <w:rPr>
+          <w:rFonts w:ascii="Charis SIL Regular" w:hAnsi="Charis SIL Regular" w:eastAsia="Charis SIL Regular"/>
+          <w:b w:val="0"/>
+          <w:i w:val="0"/>
+          <w:color w:val="0000FF"/>
+          <w:sz w:val="24"/>
+          <w:u w:val="single"/>
+        </w:rPr>
+        <w:t xml:space="preserve"> </w:t>
+      </w:r>
+      <w:r>
+        <w:rPr>
+          <w:rFonts w:ascii="Charis SIL Regular" w:hAnsi="Charis SIL Regular" w:eastAsia="Charis SIL Regular"/>
+          <w:b w:val="0"/>
+          <w:i w:val="0"/>
+          <w:color w:val="0000FF"/>
+          <w:sz w:val="24"/>
+          <w:u w:val="single"/>
+        </w:rPr>
+        <w:hyperlink r:id="rId16" w:history="1">
           <w:r>
             <w:rPr>
               <w:rStyle w:val="Hyperlink"/>
@@ -1314,7 +1418,7 @@
           <w:sz w:val="24"/>
           <w:u w:val="single"/>
         </w:rPr>
-        <w:hyperlink r:id="rId16" w:history="1">
+        <w:hyperlink r:id="rId15" w:history="1">
           <w:r>
             <w:rPr>
               <w:rStyle w:val="Hyperlink"/>
@@ -1332,7 +1436,7 @@
           <w:sz w:val="24"/>
           <w:u w:val="single"/>
         </w:rPr>
-        <w:hyperlink r:id="rId16" w:history="1">
+        <w:hyperlink r:id="rId15" w:history="1">
           <w:r>
             <w:rPr>
               <w:rStyle w:val="Hyperlink"/>
@@ -1397,13 +1501,60 @@
       </w:r>
       <w:r>
         <w:rPr>
+          <w:u w:val="single" w:color="0000ff"/>
           <w:rFonts w:ascii="Charis SIL Regular" w:hAnsi="Charis SIL Regular" w:eastAsia="Charis SIL Regular"/>
           <w:b w:val="0"/>
           <w:i w:val="0"/>
           <w:color w:val="000000"/>
           <w:sz w:val="24"/>
         </w:rPr>
-        <w:t>archive documents are still privately held by familie</w:t>
+        <w:hyperlink r:id="rId15" w:history="1">
+          <w:r>
+            <w:rPr>
+              <w:rStyle w:val="Hyperlink"/>
+            </w:rPr>
+            <w:t>archive</w:t>
+          </w:r>
+        </w:hyperlink>
+      </w:r>
+      <w:r>
+        <w:rPr>
+          <w:u w:val="single" w:color="0000ff"/>
+          <w:rFonts w:ascii="Charis SIL Regular" w:hAnsi="Charis SIL Regular" w:eastAsia="Charis SIL Regular"/>
+          <w:b w:val="0"/>
+          <w:i w:val="0"/>
+          <w:color w:val="000000"/>
+          <w:sz w:val="24"/>
+        </w:rPr>
+        <w:t xml:space="preserve"> </w:t>
+      </w:r>
+      <w:r>
+        <w:rPr>
+          <w:u w:val="single" w:color="0000ff"/>
+          <w:rFonts w:ascii="Charis SIL Regular" w:hAnsi="Charis SIL Regular" w:eastAsia="Charis SIL Regular"/>
+          <w:b w:val="0"/>
+          <w:i w:val="0"/>
+          <w:color w:val="000000"/>
+          <w:sz w:val="24"/>
+        </w:rPr>
+        <w:hyperlink r:id="rId15" w:history="1">
+          <w:r>
+            <w:rPr>
+              <w:rStyle w:val="Hyperlink"/>
+            </w:rPr>
+            <w:t>docume</w:t>
+          </w:r>
+        </w:hyperlink>
+      </w:r>
+      <w:r>
+        <w:rPr>
+          <w:rFonts w:ascii="Charis SIL Regular" w:hAnsi="Charis SIL Regular" w:eastAsia="Charis SIL Regular"/>
+          <w:b w:val="0"/>
+          <w:i w:val="0"/>
+          <w:color w:val="000000"/>
+          <w:sz w:val="24"/>
+        </w:rPr>
+        <w:t>nts are still privately held by familie</w:t>
       </w:r>
       <w:r>
         <w:rPr>
@@ -1765,13 +1916,39 @@
       </w:r>
       <w:r>
         <w:rPr>
+          <w:u w:val="single" w:color="0000ff"/>
           <w:rFonts w:ascii="Charis SIL Regular" w:hAnsi="Charis SIL Regular" w:eastAsia="Charis SIL Regular"/>
           <w:b w:val="0"/>
           <w:i w:val="0"/>
           <w:color w:val="000000"/>
           <w:sz w:val="24"/>
         </w:rPr>
-        <w:t>on for t</w:t>
+        <w:hyperlink r:id="rId17" w:history="1">
+          <w:r>
+            <w:rPr>
+              <w:rStyle w:val="Hyperlink"/>
+            </w:rPr>
+            <w:t>on f</w:t>
+          </w:r>
+        </w:hyperlink>
+      </w:r>
+      <w:r>
+        <w:rPr>
+          <w:u w:val="single" w:color="0000ff"/>
+          <w:rFonts w:ascii="Charis SIL Regular" w:hAnsi="Charis SIL Regular" w:eastAsia="Charis SIL Regular"/>
+          <w:b w:val="0"/>
+          <w:i w:val="0"/>
+          <w:color w:val="000000"/>
+          <w:sz w:val="24"/>
+        </w:rPr>
+        <w:hyperlink r:id="rId17" w:history="1">
+          <w:r>
+            <w:rPr>
+              <w:rStyle w:val="Hyperlink"/>
+            </w:rPr>
+            <w:t>or t</w:t>
+          </w:r>
+        </w:hyperlink>
       </w:r>
       <w:r>
         <w:rPr>
@@ -1823,19 +2000,9 @@
             <w:rPr>
               <w:rStyle w:val="Hyperlink"/>
             </w:rPr>
-            <w:t xml:space="preserve"> files</w:t>
+            <w:t xml:space="preserve"> files </w:t>
           </w:r>
         </w:hyperlink>
-      </w:r>
-      <w:r>
-        <w:rPr>
-          <w:rFonts w:ascii="Charis SIL Regular" w:hAnsi="Charis SIL Regular" w:eastAsia="Charis SIL Regular"/>
-          <w:b w:val="0"/>
-          <w:i w:val="0"/>
-          <w:color w:val="000000"/>
-          <w:sz w:val="24"/>
-        </w:rPr>
-        <w:t xml:space="preserve"> </w:t>
       </w:r>
       <w:r>
         <w:rPr>
@@ -1880,9 +2047,19 @@
             <w:rPr>
               <w:rStyle w:val="Hyperlink"/>
             </w:rPr>
-            <w:t xml:space="preserve">ervice </w:t>
+            <w:t>ervic</w:t>
           </w:r>
         </w:hyperlink>
+      </w:r>
+      <w:r>
+        <w:rPr>
+          <w:rFonts w:ascii="Charis SIL Regular" w:hAnsi="Charis SIL Regular" w:eastAsia="Charis SIL Regular"/>
+          <w:b w:val="0"/>
+          <w:i w:val="0"/>
+          <w:color w:val="000000"/>
+          <w:sz w:val="24"/>
+        </w:rPr>
+        <w:t xml:space="preserve">e </w:t>
       </w:r>
       <w:r>
         <w:rPr>
@@ -2234,8 +2411,16 @@
           <w:i w:val="0"/>
           <w:color w:val="0000FF"/>
           <w:sz w:val="24"/>
-        </w:rPr>
-        <w:t xml:space="preserve">koloniale </w:t>
+          <w:u w:val="single"/>
+        </w:rPr>
+        <w:hyperlink r:id="rId19" w:history="1">
+          <w:r>
+            <w:rPr>
+              <w:rStyle w:val="Hyperlink"/>
+            </w:rPr>
+            <w:t>koloniale</w:t>
+          </w:r>
+        </w:hyperlink>
       </w:r>
       <w:r>
         <w:rPr>
@@ -2246,7 +2431,18 @@
           <w:sz w:val="24"/>
           <w:u w:val="single"/>
         </w:rPr>
-        <w:hyperlink r:id="rId19" w:history="1">
+        <w:t xml:space="preserve"> </w:t>
+      </w:r>
+      <w:r>
+        <w:rPr>
+          <w:rFonts w:ascii="Charis SIL Regular" w:hAnsi="Charis SIL Regular" w:eastAsia="Charis SIL Regular"/>
+          <w:b w:val="0"/>
+          <w:i w:val="0"/>
+          <w:color w:val="0000FF"/>
+          <w:sz w:val="24"/>
+          <w:u w:val="single"/>
+        </w:rPr>
+        <w:hyperlink r:id="rId18" w:history="1">
           <w:r>
             <w:rPr>
               <w:rStyle w:val="Hyperlink"/>
@@ -2275,7 +2471,7 @@
           <w:sz w:val="24"/>
           <w:u w:val="single"/>
         </w:rPr>
-        <w:hyperlink r:id="rId19" w:history="1">
+        <w:hyperlink r:id="rId18" w:history="1">
           <w:r>
             <w:rPr>
               <w:rStyle w:val="Hyperlink"/>
@@ -2293,7 +2489,7 @@
           <w:sz w:val="24"/>
           <w:u w:val="single"/>
         </w:rPr>
-        <w:hyperlink r:id="rId19" w:history="1">
+        <w:hyperlink r:id="rId18" w:history="1">
           <w:r>
             <w:rPr>
               <w:rStyle w:val="Hyperlink"/>
@@ -2311,7 +2507,7 @@
           <w:sz w:val="24"/>
           <w:u w:val="single"/>
         </w:rPr>
-        <w:hyperlink r:id="rId19" w:history="1">
+        <w:hyperlink r:id="rId18" w:history="1">
           <w:r>
             <w:rPr>
               <w:rStyle w:val="Hyperlink"/>
@@ -3283,7 +3479,7 @@
           <w:sz w:val="24"/>
           <w:u w:val="single"/>
         </w:rPr>
-        <w:hyperlink r:id="rId24" w:history="1">
+        <w:hyperlink r:id="rId22" w:history="1">
           <w:r>
             <w:rPr>
               <w:rStyle w:val="Hyperlink"/>
@@ -3359,42 +3555,13 @@
       </w:r>
       <w:r>
         <w:rPr>
-          <w:u w:val="single" w:color="0000ff"/>
           <w:rFonts w:ascii="Charis SIL Regular" w:hAnsi="Charis SIL Regular" w:eastAsia="Charis SIL Regular"/>
           <w:b w:val="0"/>
           <w:i w:val="0"/>
           <w:color w:val="000000"/>
           <w:sz w:val="24"/>
         </w:rPr>
-        <w:t xml:space="preserve"> </w:t>
-      </w:r>
-      <w:r>
-        <w:rPr>
-          <w:u w:val="single" w:color="0000ff"/>
-          <w:rFonts w:ascii="Charis SIL Regular" w:hAnsi="Charis SIL Regular" w:eastAsia="Charis SIL Regular"/>
-          <w:b w:val="0"/>
-          <w:i w:val="0"/>
-          <w:color w:val="000000"/>
-          <w:sz w:val="24"/>
-        </w:rPr>
-        <w:hyperlink r:id="rId22" w:history="1">
-          <w:r>
-            <w:rPr>
-              <w:rStyle w:val="Hyperlink"/>
-            </w:rPr>
-            <w:t>and the</w:t>
-          </w:r>
-        </w:hyperlink>
-      </w:r>
-      <w:r>
-        <w:rPr>
-          <w:rFonts w:ascii="Charis SIL Regular" w:hAnsi="Charis SIL Regular" w:eastAsia="Charis SIL Regular"/>
-          <w:b w:val="0"/>
-          <w:i w:val="0"/>
-          <w:color w:val="000000"/>
-          <w:sz w:val="24"/>
-        </w:rPr>
-        <w:t xml:space="preserve"> </w:t>
+        <w:t xml:space="preserve"> and the </w:t>
       </w:r>
       <w:r>
         <w:rPr>
@@ -3403,8 +3570,9 @@
           <w:i w:val="0"/>
           <w:color w:val="0000FF"/>
           <w:sz w:val="24"/>
-        </w:rPr>
-        <w:hyperlink r:id="rId25" w:history="1">
+          <w:u w:val="single"/>
+        </w:rPr>
+        <w:hyperlink r:id="rId24" w:history="1">
           <w:r>
             <w:rPr>
               <w:rStyle w:val="Hyperlink"/>
@@ -3433,21 +3601,13 @@
       </w:r>
       <w:r>
         <w:rPr>
-          <w:u w:val="single" w:color="0000ff"/>
           <w:rFonts w:ascii="Charis SIL Regular" w:hAnsi="Charis SIL Regular" w:eastAsia="Charis SIL Regular"/>
           <w:b w:val="0"/>
           <w:i w:val="0"/>
           <w:color w:val="000000"/>
           <w:sz w:val="24"/>
         </w:rPr>
-        <w:hyperlink r:id="rId23" w:history="1">
-          <w:r>
-            <w:rPr>
-              <w:rStyle w:val="Hyperlink"/>
-            </w:rPr>
-            <w:t xml:space="preserve">. The </w:t>
-          </w:r>
-        </w:hyperlink>
+        <w:t xml:space="preserve">. The </w:t>
       </w:r>
       <w:r>
         <w:rPr>
@@ -3476,7 +3636,7 @@
           <w:sz w:val="24"/>
           <w:u w:val="single"/>
         </w:rPr>
-        <w:hyperlink r:id="rId26" w:history="1">
+        <w:hyperlink r:id="rId25" w:history="1">
           <w:r>
             <w:rPr>
               <w:rStyle w:val="Hyperlink"/>
@@ -3494,7 +3654,7 @@
           <w:sz w:val="24"/>
           <w:u w:val="single"/>
         </w:rPr>
-        <w:hyperlink r:id="rId26" w:history="1">
+        <w:hyperlink r:id="rId25" w:history="1">
           <w:r>
             <w:rPr>
               <w:rStyle w:val="Hyperlink"/>
@@ -3523,7 +3683,7 @@
           <w:sz w:val="24"/>
           <w:u w:val="single"/>
         </w:rPr>
-        <w:hyperlink r:id="rId26" w:history="1">
+        <w:hyperlink r:id="rId25" w:history="1">
           <w:r>
             <w:rPr>
               <w:rStyle w:val="Hyperlink"/>
@@ -3552,7 +3712,7 @@
           <w:sz w:val="24"/>
           <w:u w:val="single"/>
         </w:rPr>
-        <w:hyperlink r:id="rId26" w:history="1">
+        <w:hyperlink r:id="rId25" w:history="1">
           <w:r>
             <w:rPr>
               <w:rStyle w:val="Hyperlink"/>
@@ -3580,7 +3740,7 @@
           <w:sz w:val="24"/>
           <w:u w:val="single"/>
         </w:rPr>
-        <w:hyperlink r:id="rId24" w:history="1">
+        <w:hyperlink r:id="rId26" w:history="1">
           <w:r>
             <w:rPr>
               <w:rStyle w:val="Hyperlink"/>
@@ -3616,7 +3776,7 @@
           <w:sz w:val="24"/>
           <w:u w:val="single"/>
         </w:rPr>
-        <w:hyperlink r:id="rId25" w:history="1">
+        <w:hyperlink r:id="rId24" w:history="1">
           <w:r>
             <w:rPr>
               <w:rStyle w:val="Hyperlink"/>
@@ -3645,7 +3805,7 @@
           <w:sz w:val="24"/>
           <w:u w:val="single"/>
         </w:rPr>
-        <w:hyperlink r:id="rId25" w:history="1">
+        <w:hyperlink r:id="rId24" w:history="1">
           <w:r>
             <w:rPr>
               <w:rStyle w:val="Hyperlink"/>
@@ -3674,7 +3834,7 @@
           <w:sz w:val="24"/>
           <w:u w:val="single"/>
         </w:rPr>
-        <w:hyperlink r:id="rId25" w:history="1">
+        <w:hyperlink r:id="rId24" w:history="1">
           <w:r>
             <w:rPr>
               <w:rStyle w:val="Hyperlink"/>
@@ -3720,7 +3880,7 @@
           <w:color w:val="000000"/>
           <w:sz w:val="24"/>
         </w:rPr>
-        <w:hyperlink r:id="rId26" w:history="1">
+        <w:hyperlink r:id="rId25" w:history="1">
           <w:r>
             <w:rPr>
               <w:rStyle w:val="Hyperlink"/>
@@ -3738,7 +3898,7 @@
           <w:color w:val="000000"/>
           <w:sz w:val="24"/>
         </w:rPr>
-        <w:hyperlink r:id="rId26" w:history="1">
+        <w:hyperlink r:id="rId25" w:history="1">
           <w:r>
             <w:rPr>
               <w:rStyle w:val="Hyperlink"/>
@@ -4415,7 +4575,7 @@
           <w:sz w:val="24"/>
           <w:u w:val="single"/>
         </w:rPr>
-        <w:hyperlink r:id="rId30" w:history="1">
+        <w:hyperlink r:id="rId32" w:history="1">
           <w:r>
             <w:rPr>
               <w:rStyle w:val="Hyperlink"/>
@@ -4444,7 +4604,7 @@
           <w:sz w:val="24"/>
           <w:u w:val="single"/>
         </w:rPr>
-        <w:hyperlink r:id="rId30" w:history="1">
+        <w:hyperlink r:id="rId32" w:history="1">
           <w:r>
             <w:rPr>
               <w:rStyle w:val="Hyperlink"/>
@@ -4473,7 +4633,7 @@
           <w:sz w:val="24"/>
           <w:u w:val="single"/>
         </w:rPr>
-        <w:hyperlink r:id="rId30" w:history="1">
+        <w:hyperlink r:id="rId32" w:history="1">
           <w:r>
             <w:rPr>
               <w:rStyle w:val="Hyperlink"/>
@@ -4502,7 +4662,7 @@
           <w:sz w:val="24"/>
           <w:u w:val="single"/>
         </w:rPr>
-        <w:hyperlink r:id="rId30" w:history="1">
+        <w:hyperlink r:id="rId32" w:history="1">
           <w:r>
             <w:rPr>
               <w:rStyle w:val="Hyperlink"/>
@@ -4520,7 +4680,7 @@
           <w:sz w:val="24"/>
           <w:u w:val="single"/>
         </w:rPr>
-        <w:hyperlink r:id="rId30" w:history="1">
+        <w:hyperlink r:id="rId32" w:history="1">
           <w:r>
             <w:rPr>
               <w:rStyle w:val="Hyperlink"/>
@@ -4538,7 +4698,7 @@
           <w:sz w:val="24"/>
           <w:u w:val="single"/>
         </w:rPr>
-        <w:hyperlink r:id="rId30" w:history="1">
+        <w:hyperlink r:id="rId32" w:history="1">
           <w:r>
             <w:rPr>
               <w:rStyle w:val="Hyperlink"/>
@@ -4620,7 +4780,7 @@
           <w:sz w:val="24"/>
           <w:u w:val="single"/>
         </w:rPr>
-        <w:hyperlink r:id="rId30" w:history="1">
+        <w:hyperlink r:id="rId33" w:history="1">
           <w:r>
             <w:rPr>
               <w:rStyle w:val="Hyperlink"/>
@@ -4667,7 +4827,7 @@
           <w:sz w:val="24"/>
           <w:u w:val="single"/>
         </w:rPr>
-        <w:hyperlink r:id="rId31" w:history="1">
+        <w:hyperlink r:id="rId33" w:history="1">
           <w:r>
             <w:rPr>
               <w:rStyle w:val="Hyperlink"/>
@@ -4685,7 +4845,7 @@
           <w:sz w:val="24"/>
           <w:u w:val="single"/>
         </w:rPr>
-        <w:hyperlink r:id="rId31" w:history="1">
+        <w:hyperlink r:id="rId33" w:history="1">
           <w:r>
             <w:rPr>
               <w:rStyle w:val="Hyperlink"/>
@@ -4703,7 +4863,7 @@
           <w:sz w:val="24"/>
           <w:u w:val="single"/>
         </w:rPr>
-        <w:hyperlink r:id="rId31" w:history="1">
+        <w:hyperlink r:id="rId33" w:history="1">
           <w:r>
             <w:rPr>
               <w:rStyle w:val="Hyperlink"/>
@@ -5765,7 +5925,7 @@
           <w:sz w:val="24"/>
           <w:u w:val="single"/>
         </w:rPr>
-        <w:hyperlink r:id="rId37" w:history="1">
+        <w:hyperlink r:id="rId39" w:history="1">
           <w:r>
             <w:rPr>
               <w:rStyle w:val="Hyperlink"/>

--- a/EXPORTS/DOCX/published/niveau1/English/Sources.docx
+++ b/EXPORTS/DOCX/published/niveau1/English/Sources.docx
@@ -1418,7 +1418,7 @@
           <w:sz w:val="24"/>
           <w:u w:val="single"/>
         </w:rPr>
-        <w:hyperlink r:id="rId15" w:history="1">
+        <w:hyperlink r:id="rId16" w:history="1">
           <w:r>
             <w:rPr>
               <w:rStyle w:val="Hyperlink"/>
@@ -1436,7 +1436,7 @@
           <w:sz w:val="24"/>
           <w:u w:val="single"/>
         </w:rPr>
-        <w:hyperlink r:id="rId15" w:history="1">
+        <w:hyperlink r:id="rId16" w:history="1">
           <w:r>
             <w:rPr>
               <w:rStyle w:val="Hyperlink"/>
@@ -2000,13 +2000,22 @@
             <w:rPr>
               <w:rStyle w:val="Hyperlink"/>
             </w:rPr>
-            <w:t xml:space="preserve"> files </w:t>
+            <w:t xml:space="preserve"> files</w:t>
           </w:r>
         </w:hyperlink>
       </w:r>
       <w:r>
         <w:rPr>
-          <w:u w:val="single" w:color="0000ff"/>
+          <w:rFonts w:ascii="Charis SIL Regular" w:hAnsi="Charis SIL Regular" w:eastAsia="Charis SIL Regular"/>
+          <w:b w:val="0"/>
+          <w:i w:val="0"/>
+          <w:color w:val="000000"/>
+          <w:sz w:val="24"/>
+        </w:rPr>
+        <w:t xml:space="preserve"> </w:t>
+      </w:r>
+      <w:r>
+        <w:rPr>
           <w:rFonts w:ascii="Charis SIL Regular" w:hAnsi="Charis SIL Regular" w:eastAsia="Charis SIL Regular"/>
           <w:b w:val="0"/>
           <w:i w:val="0"/>
@@ -2047,19 +2056,9 @@
             <w:rPr>
               <w:rStyle w:val="Hyperlink"/>
             </w:rPr>
-            <w:t>ervic</w:t>
+            <w:t xml:space="preserve">ervice </w:t>
           </w:r>
         </w:hyperlink>
-      </w:r>
-      <w:r>
-        <w:rPr>
-          <w:rFonts w:ascii="Charis SIL Regular" w:hAnsi="Charis SIL Regular" w:eastAsia="Charis SIL Regular"/>
-          <w:b w:val="0"/>
-          <w:i w:val="0"/>
-          <w:color w:val="000000"/>
-          <w:sz w:val="24"/>
-        </w:rPr>
-        <w:t xml:space="preserve">e </w:t>
       </w:r>
       <w:r>
         <w:rPr>
@@ -2442,7 +2441,7 @@
           <w:sz w:val="24"/>
           <w:u w:val="single"/>
         </w:rPr>
-        <w:hyperlink r:id="rId18" w:history="1">
+        <w:hyperlink r:id="rId19" w:history="1">
           <w:r>
             <w:rPr>
               <w:rStyle w:val="Hyperlink"/>
@@ -2471,7 +2470,7 @@
           <w:sz w:val="24"/>
           <w:u w:val="single"/>
         </w:rPr>
-        <w:hyperlink r:id="rId18" w:history="1">
+        <w:hyperlink r:id="rId19" w:history="1">
           <w:r>
             <w:rPr>
               <w:rStyle w:val="Hyperlink"/>
@@ -2489,7 +2488,7 @@
           <w:sz w:val="24"/>
           <w:u w:val="single"/>
         </w:rPr>
-        <w:hyperlink r:id="rId18" w:history="1">
+        <w:hyperlink r:id="rId19" w:history="1">
           <w:r>
             <w:rPr>
               <w:rStyle w:val="Hyperlink"/>
@@ -3061,7 +3060,7 @@
           <w:sz w:val="24"/>
           <w:u w:val="single"/>
         </w:rPr>
-        <w:hyperlink r:id="rId20" w:history="1">
+        <w:hyperlink r:id="rId16" w:history="1">
           <w:r>
             <w:rPr>
               <w:rStyle w:val="Hyperlink"/>
@@ -4555,7 +4554,6 @@
           <w:i w:val="0"/>
           <w:color w:val="0000FF"/>
           <w:sz w:val="24"/>
-          <w:u w:val="single"/>
         </w:rPr>
         <w:hyperlink r:id="rId32" w:history="1">
           <w:r>
@@ -5925,7 +5923,7 @@
           <w:sz w:val="24"/>
           <w:u w:val="single"/>
         </w:rPr>
-        <w:hyperlink r:id="rId39" w:history="1">
+        <w:hyperlink r:id="rId37" w:history="1">
           <w:r>
             <w:rPr>
               <w:rStyle w:val="Hyperlink"/>

--- a/EXPORTS/DOCX/published/niveau1/English/Sources.docx
+++ b/EXPORTS/DOCX/published/niveau1/English/Sources.docx
@@ -1289,6 +1289,7 @@
       </w:r>
       <w:r>
         <w:rPr>
+          <w:u w:val="single" w:color="0000ff"/>
           <w:rFonts w:ascii="Charis SIL Regular" w:hAnsi="Charis SIL Regular" w:eastAsia="Charis SIL Regular"/>
           <w:b w:val="0"/>
           <w:i w:val="0"/>
@@ -1400,7 +1401,7 @@
           <w:sz w:val="24"/>
           <w:u w:val="single"/>
         </w:rPr>
-        <w:hyperlink r:id="rId16" w:history="1">
+        <w:hyperlink r:id="rId15" w:history="1">
           <w:r>
             <w:rPr>
               <w:rStyle w:val="Hyperlink"/>
@@ -1418,7 +1419,7 @@
           <w:sz w:val="24"/>
           <w:u w:val="single"/>
         </w:rPr>
-        <w:hyperlink r:id="rId16" w:history="1">
+        <w:hyperlink r:id="rId15" w:history="1">
           <w:r>
             <w:rPr>
               <w:rStyle w:val="Hyperlink"/>
@@ -1436,7 +1437,7 @@
           <w:sz w:val="24"/>
           <w:u w:val="single"/>
         </w:rPr>
-        <w:hyperlink r:id="rId16" w:history="1">
+        <w:hyperlink r:id="rId15" w:history="1">
           <w:r>
             <w:rPr>
               <w:rStyle w:val="Hyperlink"/>
@@ -1905,14 +1906,7 @@
           <w:color w:val="000000"/>
           <w:sz w:val="24"/>
         </w:rPr>
-        <w:hyperlink r:id="rId17" w:history="1">
-          <w:r>
-            <w:rPr>
-              <w:rStyle w:val="Hyperlink"/>
-            </w:rPr>
-            <w:t xml:space="preserve"> functi</w:t>
-          </w:r>
-        </w:hyperlink>
+        <w:t xml:space="preserve"> functi</w:t>
       </w:r>
       <w:r>
         <w:rPr>
@@ -2000,22 +1994,13 @@
             <w:rPr>
               <w:rStyle w:val="Hyperlink"/>
             </w:rPr>
-            <w:t xml:space="preserve"> files</w:t>
+            <w:t xml:space="preserve"> files </w:t>
           </w:r>
         </w:hyperlink>
       </w:r>
       <w:r>
         <w:rPr>
-          <w:rFonts w:ascii="Charis SIL Regular" w:hAnsi="Charis SIL Regular" w:eastAsia="Charis SIL Regular"/>
-          <w:b w:val="0"/>
-          <w:i w:val="0"/>
-          <w:color w:val="000000"/>
-          <w:sz w:val="24"/>
-        </w:rPr>
-        <w:t xml:space="preserve"> </w:t>
-      </w:r>
-      <w:r>
-        <w:rPr>
+          <w:u w:val="single" w:color="0000ff"/>
           <w:rFonts w:ascii="Charis SIL Regular" w:hAnsi="Charis SIL Regular" w:eastAsia="Charis SIL Regular"/>
           <w:b w:val="0"/>
           <w:i w:val="0"/>
@@ -2056,9 +2041,19 @@
             <w:rPr>
               <w:rStyle w:val="Hyperlink"/>
             </w:rPr>
-            <w:t xml:space="preserve">ervice </w:t>
+            <w:t>ervic</w:t>
           </w:r>
         </w:hyperlink>
+      </w:r>
+      <w:r>
+        <w:rPr>
+          <w:rFonts w:ascii="Charis SIL Regular" w:hAnsi="Charis SIL Regular" w:eastAsia="Charis SIL Regular"/>
+          <w:b w:val="0"/>
+          <w:i w:val="0"/>
+          <w:color w:val="000000"/>
+          <w:sz w:val="24"/>
+        </w:rPr>
+        <w:t xml:space="preserve">e </w:t>
       </w:r>
       <w:r>
         <w:rPr>
@@ -3060,7 +3055,7 @@
           <w:sz w:val="24"/>
           <w:u w:val="single"/>
         </w:rPr>
-        <w:hyperlink r:id="rId16" w:history="1">
+        <w:hyperlink r:id="rId20" w:history="1">
           <w:r>
             <w:rPr>
               <w:rStyle w:val="Hyperlink"/>
@@ -4554,6 +4549,7 @@
           <w:i w:val="0"/>
           <w:color w:val="0000FF"/>
           <w:sz w:val="24"/>
+          <w:u w:val="single"/>
         </w:rPr>
         <w:hyperlink r:id="rId32" w:history="1">
           <w:r>
@@ -4778,7 +4774,7 @@
           <w:sz w:val="24"/>
           <w:u w:val="single"/>
         </w:rPr>
-        <w:hyperlink r:id="rId33" w:history="1">
+        <w:hyperlink r:id="rId30" w:history="1">
           <w:r>
             <w:rPr>
               <w:rStyle w:val="Hyperlink"/>
@@ -4825,7 +4821,7 @@
           <w:sz w:val="24"/>
           <w:u w:val="single"/>
         </w:rPr>
-        <w:hyperlink r:id="rId33" w:history="1">
+        <w:hyperlink r:id="rId31" w:history="1">
           <w:r>
             <w:rPr>
               <w:rStyle w:val="Hyperlink"/>
@@ -4843,7 +4839,7 @@
           <w:sz w:val="24"/>
           <w:u w:val="single"/>
         </w:rPr>
-        <w:hyperlink r:id="rId33" w:history="1">
+        <w:hyperlink r:id="rId31" w:history="1">
           <w:r>
             <w:rPr>
               <w:rStyle w:val="Hyperlink"/>
@@ -5923,7 +5919,7 @@
           <w:sz w:val="24"/>
           <w:u w:val="single"/>
         </w:rPr>
-        <w:hyperlink r:id="rId37" w:history="1">
+        <w:hyperlink r:id="rId39" w:history="1">
           <w:r>
             <w:rPr>
               <w:rStyle w:val="Hyperlink"/>

--- a/EXPORTS/DOCX/published/niveau1/English/Sources.docx
+++ b/EXPORTS/DOCX/published/niveau1/English/Sources.docx
@@ -1296,7 +1296,25 @@
           <w:color w:val="000000"/>
           <w:sz w:val="24"/>
         </w:rPr>
-        <w:t xml:space="preserve">the </w:t>
+        <w:hyperlink r:id="rId15" w:history="1">
+          <w:r>
+            <w:rPr>
+              <w:rStyle w:val="Hyperlink"/>
+            </w:rPr>
+            <w:t>t</w:t>
+          </w:r>
+        </w:hyperlink>
+      </w:r>
+      <w:r>
+        <w:rPr>
+          <w:u w:val="single" w:color="0000ff"/>
+          <w:rFonts w:ascii="Charis SIL Regular" w:hAnsi="Charis SIL Regular" w:eastAsia="Charis SIL Regular"/>
+          <w:b w:val="0"/>
+          <w:i w:val="0"/>
+          <w:color w:val="000000"/>
+          <w:sz w:val="24"/>
+        </w:rPr>
+        <w:t xml:space="preserve">he </w:t>
       </w:r>
       <w:r>
         <w:rPr>
@@ -1352,7 +1370,6 @@
           <w:i w:val="0"/>
           <w:color w:val="0000FF"/>
           <w:sz w:val="24"/>
-          <w:u w:val="single"/>
         </w:rPr>
         <w:hyperlink r:id="rId16" w:history="1">
           <w:r>
@@ -1401,7 +1418,7 @@
           <w:sz w:val="24"/>
           <w:u w:val="single"/>
         </w:rPr>
-        <w:hyperlink r:id="rId15" w:history="1">
+        <w:hyperlink r:id="rId16" w:history="1">
           <w:r>
             <w:rPr>
               <w:rStyle w:val="Hyperlink"/>
@@ -1419,7 +1436,7 @@
           <w:sz w:val="24"/>
           <w:u w:val="single"/>
         </w:rPr>
-        <w:hyperlink r:id="rId15" w:history="1">
+        <w:hyperlink r:id="rId16" w:history="1">
           <w:r>
             <w:rPr>
               <w:rStyle w:val="Hyperlink"/>
@@ -1437,7 +1454,7 @@
           <w:sz w:val="24"/>
           <w:u w:val="single"/>
         </w:rPr>
-        <w:hyperlink r:id="rId15" w:history="1">
+        <w:hyperlink r:id="rId16" w:history="1">
           <w:r>
             <w:rPr>
               <w:rStyle w:val="Hyperlink"/>
@@ -1906,7 +1923,14 @@
           <w:color w:val="000000"/>
           <w:sz w:val="24"/>
         </w:rPr>
-        <w:t xml:space="preserve"> functi</w:t>
+        <w:hyperlink r:id="rId17" w:history="1">
+          <w:r>
+            <w:rPr>
+              <w:rStyle w:val="Hyperlink"/>
+            </w:rPr>
+            <w:t xml:space="preserve"> functi</w:t>
+          </w:r>
+        </w:hyperlink>
       </w:r>
       <w:r>
         <w:rPr>
@@ -1994,13 +2018,23 @@
             <w:rPr>
               <w:rStyle w:val="Hyperlink"/>
             </w:rPr>
-            <w:t xml:space="preserve"> files </w:t>
+            <w:t xml:space="preserve"> files</w:t>
           </w:r>
         </w:hyperlink>
       </w:r>
       <w:r>
         <w:rPr>
           <w:u w:val="single" w:color="0000ff"/>
+          <w:rFonts w:ascii="Charis SIL Regular" w:hAnsi="Charis SIL Regular" w:eastAsia="Charis SIL Regular"/>
+          <w:b w:val="0"/>
+          <w:i w:val="0"/>
+          <w:color w:val="000000"/>
+          <w:sz w:val="24"/>
+        </w:rPr>
+        <w:t xml:space="preserve"> </w:t>
+      </w:r>
+      <w:r>
+        <w:rPr>
           <w:rFonts w:ascii="Charis SIL Regular" w:hAnsi="Charis SIL Regular" w:eastAsia="Charis SIL Regular"/>
           <w:b w:val="0"/>
           <w:i w:val="0"/>
@@ -2041,19 +2075,9 @@
             <w:rPr>
               <w:rStyle w:val="Hyperlink"/>
             </w:rPr>
-            <w:t>ervic</w:t>
+            <w:t xml:space="preserve">ervice </w:t>
           </w:r>
         </w:hyperlink>
-      </w:r>
-      <w:r>
-        <w:rPr>
-          <w:rFonts w:ascii="Charis SIL Regular" w:hAnsi="Charis SIL Regular" w:eastAsia="Charis SIL Regular"/>
-          <w:b w:val="0"/>
-          <w:i w:val="0"/>
-          <w:color w:val="000000"/>
-          <w:sz w:val="24"/>
-        </w:rPr>
-        <w:t xml:space="preserve">e </w:t>
       </w:r>
       <w:r>
         <w:rPr>
@@ -2436,7 +2460,7 @@
           <w:sz w:val="24"/>
           <w:u w:val="single"/>
         </w:rPr>
-        <w:hyperlink r:id="rId19" w:history="1">
+        <w:hyperlink r:id="rId18" w:history="1">
           <w:r>
             <w:rPr>
               <w:rStyle w:val="Hyperlink"/>
@@ -2465,7 +2489,7 @@
           <w:sz w:val="24"/>
           <w:u w:val="single"/>
         </w:rPr>
-        <w:hyperlink r:id="rId19" w:history="1">
+        <w:hyperlink r:id="rId18" w:history="1">
           <w:r>
             <w:rPr>
               <w:rStyle w:val="Hyperlink"/>
@@ -2483,7 +2507,7 @@
           <w:sz w:val="24"/>
           <w:u w:val="single"/>
         </w:rPr>
-        <w:hyperlink r:id="rId19" w:history="1">
+        <w:hyperlink r:id="rId18" w:history="1">
           <w:r>
             <w:rPr>
               <w:rStyle w:val="Hyperlink"/>
@@ -3202,7 +3226,7 @@
           <w:sz w:val="24"/>
           <w:u w:val="single"/>
         </w:rPr>
-        <w:hyperlink r:id="rId16" w:history="1">
+        <w:hyperlink r:id="rId22" w:history="1">
           <w:r>
             <w:rPr>
               <w:rStyle w:val="Hyperlink"/>
@@ -3231,7 +3255,7 @@
           <w:sz w:val="24"/>
           <w:u w:val="single"/>
         </w:rPr>
-        <w:hyperlink r:id="rId16" w:history="1">
+        <w:hyperlink r:id="rId22" w:history="1">
           <w:r>
             <w:rPr>
               <w:rStyle w:val="Hyperlink"/>
@@ -3349,7 +3373,7 @@
           <w:sz w:val="24"/>
           <w:u w:val="single"/>
         </w:rPr>
-        <w:hyperlink r:id="rId22" w:history="1">
+        <w:hyperlink r:id="rId23" w:history="1">
           <w:r>
             <w:rPr>
               <w:rStyle w:val="Hyperlink"/>
@@ -3378,7 +3402,7 @@
           <w:sz w:val="24"/>
           <w:u w:val="single"/>
         </w:rPr>
-        <w:hyperlink r:id="rId22" w:history="1">
+        <w:hyperlink r:id="rId23" w:history="1">
           <w:r>
             <w:rPr>
               <w:rStyle w:val="Hyperlink"/>
@@ -3407,7 +3431,7 @@
           <w:sz w:val="24"/>
           <w:u w:val="single"/>
         </w:rPr>
-        <w:hyperlink r:id="rId22" w:history="1">
+        <w:hyperlink r:id="rId23" w:history="1">
           <w:r>
             <w:rPr>
               <w:rStyle w:val="Hyperlink"/>
@@ -3435,7 +3459,7 @@
           <w:sz w:val="24"/>
           <w:u w:val="single"/>
         </w:rPr>
-        <w:hyperlink r:id="rId23" w:history="1">
+        <w:hyperlink r:id="rId24" w:history="1">
           <w:r>
             <w:rPr>
               <w:rStyle w:val="Hyperlink"/>
@@ -3473,7 +3497,7 @@
           <w:sz w:val="24"/>
           <w:u w:val="single"/>
         </w:rPr>
-        <w:hyperlink r:id="rId22" w:history="1">
+        <w:hyperlink r:id="rId23" w:history="1">
           <w:r>
             <w:rPr>
               <w:rStyle w:val="Hyperlink"/>
@@ -3491,7 +3515,7 @@
           <w:sz w:val="24"/>
           <w:u w:val="single"/>
         </w:rPr>
-        <w:hyperlink r:id="rId22" w:history="1">
+        <w:hyperlink r:id="rId23" w:history="1">
           <w:r>
             <w:rPr>
               <w:rStyle w:val="Hyperlink"/>
@@ -3509,7 +3533,7 @@
           <w:sz w:val="24"/>
           <w:u w:val="single"/>
         </w:rPr>
-        <w:hyperlink r:id="rId22" w:history="1">
+        <w:hyperlink r:id="rId23" w:history="1">
           <w:r>
             <w:rPr>
               <w:rStyle w:val="Hyperlink"/>
@@ -3538,7 +3562,7 @@
           <w:sz w:val="24"/>
           <w:u w:val="single"/>
         </w:rPr>
-        <w:hyperlink r:id="rId22" w:history="1">
+        <w:hyperlink r:id="rId23" w:history="1">
           <w:r>
             <w:rPr>
               <w:rStyle w:val="Hyperlink"/>
@@ -3549,13 +3573,42 @@
       </w:r>
       <w:r>
         <w:rPr>
+          <w:u w:val="single" w:color="0000ff"/>
           <w:rFonts w:ascii="Charis SIL Regular" w:hAnsi="Charis SIL Regular" w:eastAsia="Charis SIL Regular"/>
           <w:b w:val="0"/>
           <w:i w:val="0"/>
           <w:color w:val="000000"/>
           <w:sz w:val="24"/>
         </w:rPr>
-        <w:t xml:space="preserve"> and the </w:t>
+        <w:t xml:space="preserve"> </w:t>
+      </w:r>
+      <w:r>
+        <w:rPr>
+          <w:u w:val="single" w:color="0000ff"/>
+          <w:rFonts w:ascii="Charis SIL Regular" w:hAnsi="Charis SIL Regular" w:eastAsia="Charis SIL Regular"/>
+          <w:b w:val="0"/>
+          <w:i w:val="0"/>
+          <w:color w:val="000000"/>
+          <w:sz w:val="24"/>
+        </w:rPr>
+        <w:hyperlink r:id="rId23" w:history="1">
+          <w:r>
+            <w:rPr>
+              <w:rStyle w:val="Hyperlink"/>
+            </w:rPr>
+            <w:t>and the</w:t>
+          </w:r>
+        </w:hyperlink>
+      </w:r>
+      <w:r>
+        <w:rPr>
+          <w:rFonts w:ascii="Charis SIL Regular" w:hAnsi="Charis SIL Regular" w:eastAsia="Charis SIL Regular"/>
+          <w:b w:val="0"/>
+          <w:i w:val="0"/>
+          <w:color w:val="000000"/>
+          <w:sz w:val="24"/>
+        </w:rPr>
+        <w:t xml:space="preserve"> </w:t>
       </w:r>
       <w:r>
         <w:rPr>
@@ -3564,9 +3617,8 @@
           <w:i w:val="0"/>
           <w:color w:val="0000FF"/>
           <w:sz w:val="24"/>
-          <w:u w:val="single"/>
-        </w:rPr>
-        <w:hyperlink r:id="rId24" w:history="1">
+        </w:rPr>
+        <w:hyperlink r:id="rId25" w:history="1">
           <w:r>
             <w:rPr>
               <w:rStyle w:val="Hyperlink"/>
@@ -3584,7 +3636,7 @@
           <w:sz w:val="24"/>
           <w:u w:val="single"/>
         </w:rPr>
-        <w:hyperlink r:id="rId23" w:history="1">
+        <w:hyperlink r:id="rId24" w:history="1">
           <w:r>
             <w:rPr>
               <w:rStyle w:val="Hyperlink"/>
@@ -3595,13 +3647,21 @@
       </w:r>
       <w:r>
         <w:rPr>
+          <w:u w:val="single" w:color="0000ff"/>
           <w:rFonts w:ascii="Charis SIL Regular" w:hAnsi="Charis SIL Regular" w:eastAsia="Charis SIL Regular"/>
           <w:b w:val="0"/>
           <w:i w:val="0"/>
           <w:color w:val="000000"/>
           <w:sz w:val="24"/>
         </w:rPr>
-        <w:t xml:space="preserve">. The </w:t>
+        <w:hyperlink r:id="rId24" w:history="1">
+          <w:r>
+            <w:rPr>
+              <w:rStyle w:val="Hyperlink"/>
+            </w:rPr>
+            <w:t xml:space="preserve">. The </w:t>
+          </w:r>
+        </w:hyperlink>
       </w:r>
       <w:r>
         <w:rPr>
@@ -3612,7 +3672,7 @@
           <w:sz w:val="24"/>
           <w:u w:val="single"/>
         </w:rPr>
-        <w:hyperlink r:id="rId23" w:history="1">
+        <w:hyperlink r:id="rId24" w:history="1">
           <w:r>
             <w:rPr>
               <w:rStyle w:val="Hyperlink"/>
@@ -3630,7 +3690,7 @@
           <w:sz w:val="24"/>
           <w:u w:val="single"/>
         </w:rPr>
-        <w:hyperlink r:id="rId25" w:history="1">
+        <w:hyperlink r:id="rId26" w:history="1">
           <w:r>
             <w:rPr>
               <w:rStyle w:val="Hyperlink"/>
@@ -3648,7 +3708,7 @@
           <w:sz w:val="24"/>
           <w:u w:val="single"/>
         </w:rPr>
-        <w:hyperlink r:id="rId25" w:history="1">
+        <w:hyperlink r:id="rId26" w:history="1">
           <w:r>
             <w:rPr>
               <w:rStyle w:val="Hyperlink"/>
@@ -3677,7 +3737,7 @@
           <w:sz w:val="24"/>
           <w:u w:val="single"/>
         </w:rPr>
-        <w:hyperlink r:id="rId25" w:history="1">
+        <w:hyperlink r:id="rId26" w:history="1">
           <w:r>
             <w:rPr>
               <w:rStyle w:val="Hyperlink"/>
@@ -3706,7 +3766,7 @@
           <w:sz w:val="24"/>
           <w:u w:val="single"/>
         </w:rPr>
-        <w:hyperlink r:id="rId25" w:history="1">
+        <w:hyperlink r:id="rId26" w:history="1">
           <w:r>
             <w:rPr>
               <w:rStyle w:val="Hyperlink"/>
@@ -3734,7 +3794,7 @@
           <w:sz w:val="24"/>
           <w:u w:val="single"/>
         </w:rPr>
-        <w:hyperlink r:id="rId26" w:history="1">
+        <w:hyperlink r:id="rId27" w:history="1">
           <w:r>
             <w:rPr>
               <w:rStyle w:val="Hyperlink"/>
@@ -3752,7 +3812,7 @@
           <w:sz w:val="24"/>
           <w:u w:val="single"/>
         </w:rPr>
-        <w:hyperlink r:id="rId27" w:history="1">
+        <w:hyperlink r:id="rId28" w:history="1">
           <w:r>
             <w:rPr>
               <w:rStyle w:val="Hyperlink"/>
@@ -3770,7 +3830,7 @@
           <w:sz w:val="24"/>
           <w:u w:val="single"/>
         </w:rPr>
-        <w:hyperlink r:id="rId24" w:history="1">
+        <w:hyperlink r:id="rId25" w:history="1">
           <w:r>
             <w:rPr>
               <w:rStyle w:val="Hyperlink"/>
@@ -3799,7 +3859,7 @@
           <w:sz w:val="24"/>
           <w:u w:val="single"/>
         </w:rPr>
-        <w:hyperlink r:id="rId24" w:history="1">
+        <w:hyperlink r:id="rId25" w:history="1">
           <w:r>
             <w:rPr>
               <w:rStyle w:val="Hyperlink"/>
@@ -3828,7 +3888,7 @@
           <w:sz w:val="24"/>
           <w:u w:val="single"/>
         </w:rPr>
-        <w:hyperlink r:id="rId24" w:history="1">
+        <w:hyperlink r:id="rId25" w:history="1">
           <w:r>
             <w:rPr>
               <w:rStyle w:val="Hyperlink"/>
@@ -3846,7 +3906,7 @@
           <w:sz w:val="24"/>
           <w:u w:val="single"/>
         </w:rPr>
-        <w:hyperlink r:id="rId27" w:history="1">
+        <w:hyperlink r:id="rId28" w:history="1">
           <w:r>
             <w:rPr>
               <w:rStyle w:val="Hyperlink"/>
@@ -3874,7 +3934,7 @@
           <w:color w:val="000000"/>
           <w:sz w:val="24"/>
         </w:rPr>
-        <w:hyperlink r:id="rId25" w:history="1">
+        <w:hyperlink r:id="rId26" w:history="1">
           <w:r>
             <w:rPr>
               <w:rStyle w:val="Hyperlink"/>
@@ -3892,7 +3952,7 @@
           <w:color w:val="000000"/>
           <w:sz w:val="24"/>
         </w:rPr>
-        <w:hyperlink r:id="rId25" w:history="1">
+        <w:hyperlink r:id="rId26" w:history="1">
           <w:r>
             <w:rPr>
               <w:rStyle w:val="Hyperlink"/>
@@ -3950,7 +4010,7 @@
           <w:sz w:val="24"/>
           <w:u w:val="single"/>
         </w:rPr>
-        <w:hyperlink r:id="rId28" w:history="1">
+        <w:hyperlink r:id="rId29" w:history="1">
           <w:r>
             <w:rPr>
               <w:rStyle w:val="Hyperlink"/>
@@ -3979,7 +4039,7 @@
           <w:sz w:val="24"/>
           <w:u w:val="single"/>
         </w:rPr>
-        <w:hyperlink r:id="rId28" w:history="1">
+        <w:hyperlink r:id="rId29" w:history="1">
           <w:r>
             <w:rPr>
               <w:rStyle w:val="Hyperlink"/>
@@ -4007,7 +4067,7 @@
           <w:sz w:val="24"/>
           <w:u w:val="single"/>
         </w:rPr>
-        <w:hyperlink r:id="rId29" w:history="1">
+        <w:hyperlink r:id="rId30" w:history="1">
           <w:r>
             <w:rPr>
               <w:rStyle w:val="Hyperlink"/>
@@ -4036,7 +4096,7 @@
           <w:sz w:val="24"/>
           <w:u w:val="single"/>
         </w:rPr>
-        <w:hyperlink r:id="rId29" w:history="1">
+        <w:hyperlink r:id="rId30" w:history="1">
           <w:r>
             <w:rPr>
               <w:rStyle w:val="Hyperlink"/>
@@ -4065,7 +4125,7 @@
           <w:sz w:val="24"/>
           <w:u w:val="single"/>
         </w:rPr>
-        <w:hyperlink r:id="rId29" w:history="1">
+        <w:hyperlink r:id="rId30" w:history="1">
           <w:r>
             <w:rPr>
               <w:rStyle w:val="Hyperlink"/>
@@ -4303,7 +4363,7 @@
           <w:sz w:val="24"/>
           <w:u w:val="single"/>
         </w:rPr>
-        <w:hyperlink r:id="rId30" w:history="1">
+        <w:hyperlink r:id="rId31" w:history="1">
           <w:r>
             <w:rPr>
               <w:rStyle w:val="Hyperlink"/>
@@ -4332,7 +4392,7 @@
           <w:sz w:val="24"/>
           <w:u w:val="single"/>
         </w:rPr>
-        <w:hyperlink r:id="rId30" w:history="1">
+        <w:hyperlink r:id="rId31" w:history="1">
           <w:r>
             <w:rPr>
               <w:rStyle w:val="Hyperlink"/>
@@ -4361,7 +4421,7 @@
           <w:sz w:val="24"/>
           <w:u w:val="single"/>
         </w:rPr>
-        <w:hyperlink r:id="rId30" w:history="1">
+        <w:hyperlink r:id="rId31" w:history="1">
           <w:r>
             <w:rPr>
               <w:rStyle w:val="Hyperlink"/>
@@ -4379,7 +4439,7 @@
           <w:sz w:val="24"/>
           <w:u w:val="single"/>
         </w:rPr>
-        <w:hyperlink r:id="rId30" w:history="1">
+        <w:hyperlink r:id="rId31" w:history="1">
           <w:r>
             <w:rPr>
               <w:rStyle w:val="Hyperlink"/>
@@ -4407,7 +4467,7 @@
           <w:sz w:val="24"/>
           <w:u w:val="single"/>
         </w:rPr>
-        <w:hyperlink r:id="rId31" w:history="1">
+        <w:hyperlink r:id="rId32" w:history="1">
           <w:r>
             <w:rPr>
               <w:rStyle w:val="Hyperlink"/>
@@ -4436,7 +4496,7 @@
           <w:sz w:val="24"/>
           <w:u w:val="single"/>
         </w:rPr>
-        <w:hyperlink r:id="rId31" w:history="1">
+        <w:hyperlink r:id="rId32" w:history="1">
           <w:r>
             <w:rPr>
               <w:rStyle w:val="Hyperlink"/>
@@ -4465,7 +4525,7 @@
           <w:sz w:val="24"/>
           <w:u w:val="single"/>
         </w:rPr>
-        <w:hyperlink r:id="rId31" w:history="1">
+        <w:hyperlink r:id="rId32" w:history="1">
           <w:r>
             <w:rPr>
               <w:rStyle w:val="Hyperlink"/>
@@ -4494,7 +4554,7 @@
           <w:sz w:val="24"/>
           <w:u w:val="single"/>
         </w:rPr>
-        <w:hyperlink r:id="rId31" w:history="1">
+        <w:hyperlink r:id="rId32" w:history="1">
           <w:r>
             <w:rPr>
               <w:rStyle w:val="Hyperlink"/>
@@ -4522,7 +4582,7 @@
           <w:sz w:val="24"/>
           <w:u w:val="single"/>
         </w:rPr>
-        <w:hyperlink r:id="rId32" w:history="1">
+        <w:hyperlink r:id="rId33" w:history="1">
           <w:r>
             <w:rPr>
               <w:rStyle w:val="Hyperlink"/>
@@ -4551,7 +4611,7 @@
           <w:sz w:val="24"/>
           <w:u w:val="single"/>
         </w:rPr>
-        <w:hyperlink r:id="rId32" w:history="1">
+        <w:hyperlink r:id="rId33" w:history="1">
           <w:r>
             <w:rPr>
               <w:rStyle w:val="Hyperlink"/>
@@ -4569,7 +4629,7 @@
           <w:sz w:val="24"/>
           <w:u w:val="single"/>
         </w:rPr>
-        <w:hyperlink r:id="rId32" w:history="1">
+        <w:hyperlink r:id="rId31" w:history="1">
           <w:r>
             <w:rPr>
               <w:rStyle w:val="Hyperlink"/>
@@ -4598,7 +4658,7 @@
           <w:sz w:val="24"/>
           <w:u w:val="single"/>
         </w:rPr>
-        <w:hyperlink r:id="rId32" w:history="1">
+        <w:hyperlink r:id="rId31" w:history="1">
           <w:r>
             <w:rPr>
               <w:rStyle w:val="Hyperlink"/>
@@ -4627,7 +4687,7 @@
           <w:sz w:val="24"/>
           <w:u w:val="single"/>
         </w:rPr>
-        <w:hyperlink r:id="rId32" w:history="1">
+        <w:hyperlink r:id="rId31" w:history="1">
           <w:r>
             <w:rPr>
               <w:rStyle w:val="Hyperlink"/>
@@ -4656,7 +4716,7 @@
           <w:sz w:val="24"/>
           <w:u w:val="single"/>
         </w:rPr>
-        <w:hyperlink r:id="rId32" w:history="1">
+        <w:hyperlink r:id="rId33" w:history="1">
           <w:r>
             <w:rPr>
               <w:rStyle w:val="Hyperlink"/>
@@ -4674,7 +4734,7 @@
           <w:sz w:val="24"/>
           <w:u w:val="single"/>
         </w:rPr>
-        <w:hyperlink r:id="rId32" w:history="1">
+        <w:hyperlink r:id="rId33" w:history="1">
           <w:r>
             <w:rPr>
               <w:rStyle w:val="Hyperlink"/>
@@ -4692,7 +4752,7 @@
           <w:sz w:val="24"/>
           <w:u w:val="single"/>
         </w:rPr>
-        <w:hyperlink r:id="rId32" w:history="1">
+        <w:hyperlink r:id="rId33" w:history="1">
           <w:r>
             <w:rPr>
               <w:rStyle w:val="Hyperlink"/>
@@ -4710,7 +4770,7 @@
           <w:color w:val="000000"/>
           <w:sz w:val="24"/>
         </w:rPr>
-        <w:hyperlink r:id="rId30" w:history="1">
+        <w:hyperlink r:id="rId31" w:history="1">
           <w:r>
             <w:rPr>
               <w:rStyle w:val="Hyperlink"/>
@@ -4739,7 +4799,7 @@
           <w:color w:val="000000"/>
           <w:sz w:val="24"/>
         </w:rPr>
-        <w:hyperlink r:id="rId30" w:history="1">
+        <w:hyperlink r:id="rId31" w:history="1">
           <w:r>
             <w:rPr>
               <w:rStyle w:val="Hyperlink"/>
@@ -4756,7 +4816,7 @@
           <w:color w:val="000000"/>
           <w:sz w:val="24"/>
         </w:rPr>
-        <w:hyperlink r:id="rId30" w:history="1">
+        <w:hyperlink r:id="rId31" w:history="1">
           <w:r>
             <w:rPr>
               <w:rStyle w:val="Hyperlink"/>
@@ -4774,7 +4834,7 @@
           <w:sz w:val="24"/>
           <w:u w:val="single"/>
         </w:rPr>
-        <w:hyperlink r:id="rId30" w:history="1">
+        <w:hyperlink r:id="rId34" w:history="1">
           <w:r>
             <w:rPr>
               <w:rStyle w:val="Hyperlink"/>
@@ -4803,7 +4863,7 @@
           <w:sz w:val="24"/>
           <w:u w:val="single"/>
         </w:rPr>
-        <w:hyperlink r:id="rId33" w:history="1">
+        <w:hyperlink r:id="rId34" w:history="1">
           <w:r>
             <w:rPr>
               <w:rStyle w:val="Hyperlink"/>
@@ -4821,7 +4881,7 @@
           <w:sz w:val="24"/>
           <w:u w:val="single"/>
         </w:rPr>
-        <w:hyperlink r:id="rId31" w:history="1">
+        <w:hyperlink r:id="rId34" w:history="1">
           <w:r>
             <w:rPr>
               <w:rStyle w:val="Hyperlink"/>
@@ -4839,7 +4899,7 @@
           <w:sz w:val="24"/>
           <w:u w:val="single"/>
         </w:rPr>
-        <w:hyperlink r:id="rId31" w:history="1">
+        <w:hyperlink r:id="rId34" w:history="1">
           <w:r>
             <w:rPr>
               <w:rStyle w:val="Hyperlink"/>
@@ -4857,7 +4917,7 @@
           <w:sz w:val="24"/>
           <w:u w:val="single"/>
         </w:rPr>
-        <w:hyperlink r:id="rId33" w:history="1">
+        <w:hyperlink r:id="rId34" w:history="1">
           <w:r>
             <w:rPr>
               <w:rStyle w:val="Hyperlink"/>
@@ -4886,7 +4946,7 @@
           <w:sz w:val="24"/>
           <w:u w:val="single"/>
         </w:rPr>
-        <w:hyperlink r:id="rId33" w:history="1">
+        <w:hyperlink r:id="rId34" w:history="1">
           <w:r>
             <w:rPr>
               <w:rStyle w:val="Hyperlink"/>
@@ -4915,7 +4975,7 @@
           <w:sz w:val="24"/>
           <w:u w:val="single"/>
         </w:rPr>
-        <w:hyperlink r:id="rId33" w:history="1">
+        <w:hyperlink r:id="rId34" w:history="1">
           <w:r>
             <w:rPr>
               <w:rStyle w:val="Hyperlink"/>
@@ -4933,7 +4993,7 @@
           <w:sz w:val="24"/>
           <w:u w:val="single"/>
         </w:rPr>
-        <w:hyperlink r:id="rId33" w:history="1">
+        <w:hyperlink r:id="rId34" w:history="1">
           <w:r>
             <w:rPr>
               <w:rStyle w:val="Hyperlink"/>
@@ -4951,7 +5011,7 @@
           <w:color w:val="000000"/>
           <w:sz w:val="24"/>
         </w:rPr>
-        <w:hyperlink r:id="rId31" w:history="1">
+        <w:hyperlink r:id="rId32" w:history="1">
           <w:r>
             <w:rPr>
               <w:rStyle w:val="Hyperlink"/>
@@ -4969,7 +5029,7 @@
           <w:color w:val="000000"/>
           <w:sz w:val="24"/>
         </w:rPr>
-        <w:hyperlink r:id="rId31" w:history="1">
+        <w:hyperlink r:id="rId32" w:history="1">
           <w:r>
             <w:rPr>
               <w:rStyle w:val="Hyperlink"/>
@@ -4987,7 +5047,7 @@
           <w:color w:val="000000"/>
           <w:sz w:val="24"/>
         </w:rPr>
-        <w:hyperlink r:id="rId31" w:history="1">
+        <w:hyperlink r:id="rId32" w:history="1">
           <w:r>
             <w:rPr>
               <w:rStyle w:val="Hyperlink"/>
@@ -5015,7 +5075,7 @@
           <w:color w:val="000000"/>
           <w:sz w:val="24"/>
         </w:rPr>
-        <w:hyperlink r:id="rId32" w:history="1">
+        <w:hyperlink r:id="rId33" w:history="1">
           <w:r>
             <w:rPr>
               <w:rStyle w:val="Hyperlink"/>
@@ -5033,7 +5093,7 @@
           <w:color w:val="000000"/>
           <w:sz w:val="24"/>
         </w:rPr>
-        <w:hyperlink r:id="rId32" w:history="1">
+        <w:hyperlink r:id="rId33" w:history="1">
           <w:r>
             <w:rPr>
               <w:rStyle w:val="Hyperlink"/>
@@ -5051,7 +5111,7 @@
           <w:color w:val="000000"/>
           <w:sz w:val="24"/>
         </w:rPr>
-        <w:hyperlink r:id="rId32" w:history="1">
+        <w:hyperlink r:id="rId33" w:history="1">
           <w:r>
             <w:rPr>
               <w:rStyle w:val="Hyperlink"/>
@@ -5069,7 +5129,7 @@
           <w:color w:val="000000"/>
           <w:sz w:val="24"/>
         </w:rPr>
-        <w:hyperlink r:id="rId32" w:history="1">
+        <w:hyperlink r:id="rId33" w:history="1">
           <w:r>
             <w:rPr>
               <w:rStyle w:val="Hyperlink"/>
@@ -5087,7 +5147,7 @@
           <w:color w:val="000000"/>
           <w:sz w:val="24"/>
         </w:rPr>
-        <w:hyperlink r:id="rId32" w:history="1">
+        <w:hyperlink r:id="rId33" w:history="1">
           <w:r>
             <w:rPr>
               <w:rStyle w:val="Hyperlink"/>
@@ -5105,7 +5165,7 @@
           <w:color w:val="000000"/>
           <w:sz w:val="24"/>
         </w:rPr>
-        <w:hyperlink r:id="rId32" w:history="1">
+        <w:hyperlink r:id="rId33" w:history="1">
           <w:r>
             <w:rPr>
               <w:rStyle w:val="Hyperlink"/>
@@ -5123,7 +5183,7 @@
           <w:color w:val="000000"/>
           <w:sz w:val="24"/>
         </w:rPr>
-        <w:hyperlink r:id="rId32" w:history="1">
+        <w:hyperlink r:id="rId33" w:history="1">
           <w:r>
             <w:rPr>
               <w:rStyle w:val="Hyperlink"/>
@@ -5141,7 +5201,7 @@
           <w:color w:val="000000"/>
           <w:sz w:val="24"/>
         </w:rPr>
-        <w:hyperlink r:id="rId32" w:history="1">
+        <w:hyperlink r:id="rId33" w:history="1">
           <w:r>
             <w:rPr>
               <w:rStyle w:val="Hyperlink"/>
@@ -5169,7 +5229,7 @@
           <w:sz w:val="24"/>
           <w:u w:val="single"/>
         </w:rPr>
-        <w:hyperlink r:id="rId34" w:history="1">
+        <w:hyperlink r:id="rId35" w:history="1">
           <w:r>
             <w:rPr>
               <w:rStyle w:val="Hyperlink"/>
@@ -5187,7 +5247,7 @@
           <w:color w:val="000000"/>
           <w:sz w:val="24"/>
         </w:rPr>
-        <w:hyperlink r:id="rId33" w:history="1">
+        <w:hyperlink r:id="rId34" w:history="1">
           <w:r>
             <w:rPr>
               <w:rStyle w:val="Hyperlink"/>
@@ -5225,7 +5285,7 @@
           <w:sz w:val="24"/>
           <w:u w:val="single"/>
         </w:rPr>
-        <w:hyperlink r:id="rId35" w:history="1">
+        <w:hyperlink r:id="rId36" w:history="1">
           <w:r>
             <w:rPr>
               <w:rStyle w:val="Hyperlink"/>
@@ -5254,7 +5314,7 @@
           <w:sz w:val="24"/>
           <w:u w:val="single"/>
         </w:rPr>
-        <w:hyperlink r:id="rId35" w:history="1">
+        <w:hyperlink r:id="rId36" w:history="1">
           <w:r>
             <w:rPr>
               <w:rStyle w:val="Hyperlink"/>
@@ -5283,7 +5343,7 @@
           <w:sz w:val="24"/>
           <w:u w:val="single"/>
         </w:rPr>
-        <w:hyperlink r:id="rId35" w:history="1">
+        <w:hyperlink r:id="rId36" w:history="1">
           <w:r>
             <w:rPr>
               <w:rStyle w:val="Hyperlink"/>
@@ -5312,7 +5372,7 @@
           <w:sz w:val="24"/>
           <w:u w:val="single"/>
         </w:rPr>
-        <w:hyperlink r:id="rId35" w:history="1">
+        <w:hyperlink r:id="rId36" w:history="1">
           <w:r>
             <w:rPr>
               <w:rStyle w:val="Hyperlink"/>
@@ -5341,7 +5401,7 @@
           <w:sz w:val="24"/>
           <w:u w:val="single"/>
         </w:rPr>
-        <w:hyperlink r:id="rId35" w:history="1">
+        <w:hyperlink r:id="rId36" w:history="1">
           <w:r>
             <w:rPr>
               <w:rStyle w:val="Hyperlink"/>
@@ -5370,7 +5430,7 @@
           <w:sz w:val="24"/>
           <w:u w:val="single"/>
         </w:rPr>
-        <w:hyperlink r:id="rId35" w:history="1">
+        <w:hyperlink r:id="rId36" w:history="1">
           <w:r>
             <w:rPr>
               <w:rStyle w:val="Hyperlink"/>
@@ -5398,7 +5458,7 @@
           <w:color w:val="000000"/>
           <w:sz w:val="24"/>
         </w:rPr>
-        <w:hyperlink r:id="rId35" w:history="1">
+        <w:hyperlink r:id="rId36" w:history="1">
           <w:r>
             <w:rPr>
               <w:rStyle w:val="Hyperlink"/>
@@ -5416,7 +5476,7 @@
           <w:color w:val="000000"/>
           <w:sz w:val="24"/>
         </w:rPr>
-        <w:hyperlink r:id="rId35" w:history="1">
+        <w:hyperlink r:id="rId36" w:history="1">
           <w:r>
             <w:rPr>
               <w:rStyle w:val="Hyperlink"/>
@@ -5434,7 +5494,7 @@
           <w:color w:val="000000"/>
           <w:sz w:val="24"/>
         </w:rPr>
-        <w:hyperlink r:id="rId35" w:history="1">
+        <w:hyperlink r:id="rId36" w:history="1">
           <w:r>
             <w:rPr>
               <w:rStyle w:val="Hyperlink"/>
@@ -5452,7 +5512,7 @@
           <w:color w:val="000000"/>
           <w:sz w:val="24"/>
         </w:rPr>
-        <w:hyperlink r:id="rId35" w:history="1">
+        <w:hyperlink r:id="rId36" w:history="1">
           <w:r>
             <w:rPr>
               <w:rStyle w:val="Hyperlink"/>
@@ -5481,7 +5541,7 @@
           <w:color w:val="000000"/>
           <w:sz w:val="24"/>
         </w:rPr>
-        <w:hyperlink r:id="rId35" w:history="1">
+        <w:hyperlink r:id="rId36" w:history="1">
           <w:r>
             <w:rPr>
               <w:rStyle w:val="Hyperlink"/>
@@ -5499,7 +5559,7 @@
           <w:color w:val="000000"/>
           <w:sz w:val="24"/>
         </w:rPr>
-        <w:hyperlink r:id="rId35" w:history="1">
+        <w:hyperlink r:id="rId36" w:history="1">
           <w:r>
             <w:rPr>
               <w:rStyle w:val="Hyperlink"/>
@@ -5517,7 +5577,7 @@
           <w:color w:val="000000"/>
           <w:sz w:val="24"/>
         </w:rPr>
-        <w:hyperlink r:id="rId35" w:history="1">
+        <w:hyperlink r:id="rId36" w:history="1">
           <w:r>
             <w:rPr>
               <w:rStyle w:val="Hyperlink"/>
@@ -5535,7 +5595,7 @@
           <w:color w:val="000000"/>
           <w:sz w:val="24"/>
         </w:rPr>
-        <w:hyperlink r:id="rId35" w:history="1">
+        <w:hyperlink r:id="rId36" w:history="1">
           <w:r>
             <w:rPr>
               <w:rStyle w:val="Hyperlink"/>
@@ -5633,7 +5693,7 @@
           <w:sz w:val="24"/>
           <w:u w:val="single"/>
         </w:rPr>
-        <w:hyperlink r:id="rId36" w:history="1">
+        <w:hyperlink r:id="rId37" w:history="1">
           <w:r>
             <w:rPr>
               <w:rStyle w:val="Hyperlink"/>
@@ -5661,7 +5721,7 @@
           <w:sz w:val="24"/>
           <w:u w:val="single"/>
         </w:rPr>
-        <w:hyperlink r:id="rId37" w:history="1">
+        <w:hyperlink r:id="rId38" w:history="1">
           <w:r>
             <w:rPr>
               <w:rStyle w:val="Hyperlink"/>
@@ -5690,7 +5750,7 @@
           <w:sz w:val="24"/>
           <w:u w:val="single"/>
         </w:rPr>
-        <w:hyperlink r:id="rId37" w:history="1">
+        <w:hyperlink r:id="rId38" w:history="1">
           <w:r>
             <w:rPr>
               <w:rStyle w:val="Hyperlink"/>
@@ -5719,7 +5779,7 @@
           <w:sz w:val="24"/>
           <w:u w:val="single"/>
         </w:rPr>
-        <w:hyperlink r:id="rId37" w:history="1">
+        <w:hyperlink r:id="rId38" w:history="1">
           <w:r>
             <w:rPr>
               <w:rStyle w:val="Hyperlink"/>
@@ -5766,7 +5826,7 @@
           <w:sz w:val="24"/>
           <w:u w:val="single"/>
         </w:rPr>
-        <w:hyperlink r:id="rId37" w:history="1">
+        <w:hyperlink r:id="rId38" w:history="1">
           <w:r>
             <w:rPr>
               <w:rStyle w:val="Hyperlink"/>
@@ -5794,7 +5854,7 @@
           <w:sz w:val="24"/>
           <w:u w:val="single"/>
         </w:rPr>
-        <w:hyperlink r:id="rId38" w:history="1">
+        <w:hyperlink r:id="rId39" w:history="1">
           <w:r>
             <w:rPr>
               <w:rStyle w:val="Hyperlink"/>
@@ -5823,7 +5883,7 @@
           <w:sz w:val="24"/>
           <w:u w:val="single"/>
         </w:rPr>
-        <w:hyperlink r:id="rId38" w:history="1">
+        <w:hyperlink r:id="rId39" w:history="1">
           <w:r>
             <w:rPr>
               <w:rStyle w:val="Hyperlink"/>
@@ -5852,7 +5912,7 @@
           <w:sz w:val="24"/>
           <w:u w:val="single"/>
         </w:rPr>
-        <w:hyperlink r:id="rId38" w:history="1">
+        <w:hyperlink r:id="rId39" w:history="1">
           <w:r>
             <w:rPr>
               <w:rStyle w:val="Hyperlink"/>
@@ -5881,7 +5941,7 @@
           <w:sz w:val="24"/>
           <w:u w:val="single"/>
         </w:rPr>
-        <w:hyperlink r:id="rId38" w:history="1">
+        <w:hyperlink r:id="rId39" w:history="1">
           <w:r>
             <w:rPr>
               <w:rStyle w:val="Hyperlink"/>
@@ -5902,13 +5962,21 @@
       </w:r>
       <w:r>
         <w:rPr>
+          <w:u w:val="single" w:color="0000ff"/>
           <w:rFonts w:ascii="Charis SIL Regular" w:hAnsi="Charis SIL Regular" w:eastAsia="Charis SIL Regular"/>
           <w:b w:val="0"/>
           <w:i w:val="0"/>
           <w:color w:val="000000"/>
           <w:sz w:val="24"/>
         </w:rPr>
-        <w:t xml:space="preserve">portal </w:t>
+        <w:hyperlink r:id="rId38" w:history="1">
+          <w:r>
+            <w:rPr>
+              <w:rStyle w:val="Hyperlink"/>
+            </w:rPr>
+            <w:t xml:space="preserve">portal </w:t>
+          </w:r>
+        </w:hyperlink>
       </w:r>
       <w:r>
         <w:rPr>
@@ -5919,7 +5987,7 @@
           <w:sz w:val="24"/>
           <w:u w:val="single"/>
         </w:rPr>
-        <w:hyperlink r:id="rId39" w:history="1">
+        <w:hyperlink r:id="rId38" w:history="1">
           <w:r>
             <w:rPr>
               <w:rStyle w:val="Hyperlink"/>
@@ -5937,7 +6005,7 @@
           <w:color w:val="000000"/>
           <w:sz w:val="24"/>
         </w:rPr>
-        <w:hyperlink r:id="rId37" w:history="1">
+        <w:hyperlink r:id="rId38" w:history="1">
           <w:r>
             <w:rPr>
               <w:rStyle w:val="Hyperlink"/>
@@ -5965,7 +6033,7 @@
           <w:color w:val="000000"/>
           <w:sz w:val="24"/>
         </w:rPr>
-        <w:hyperlink r:id="rId38" w:history="1">
+        <w:hyperlink r:id="rId39" w:history="1">
           <w:r>
             <w:rPr>
               <w:rStyle w:val="Hyperlink"/>
@@ -5994,7 +6062,7 @@
           <w:color w:val="000000"/>
           <w:sz w:val="24"/>
         </w:rPr>
-        <w:hyperlink r:id="rId38" w:history="1">
+        <w:hyperlink r:id="rId39" w:history="1">
           <w:r>
             <w:rPr>
               <w:rStyle w:val="Hyperlink"/>
@@ -6012,7 +6080,7 @@
           <w:color w:val="000000"/>
           <w:sz w:val="24"/>
         </w:rPr>
-        <w:hyperlink r:id="rId38" w:history="1">
+        <w:hyperlink r:id="rId39" w:history="1">
           <w:r>
             <w:rPr>
               <w:rStyle w:val="Hyperlink"/>
@@ -6030,7 +6098,7 @@
           <w:color w:val="000000"/>
           <w:sz w:val="24"/>
         </w:rPr>
-        <w:hyperlink r:id="rId38" w:history="1">
+        <w:hyperlink r:id="rId39" w:history="1">
           <w:r>
             <w:rPr>
               <w:rStyle w:val="Hyperlink"/>
@@ -6048,7 +6116,7 @@
           <w:color w:val="000000"/>
           <w:sz w:val="24"/>
         </w:rPr>
-        <w:hyperlink r:id="rId38" w:history="1">
+        <w:hyperlink r:id="rId39" w:history="1">
           <w:r>
             <w:rPr>
               <w:rStyle w:val="Hyperlink"/>
@@ -6066,7 +6134,7 @@
           <w:color w:val="000000"/>
           <w:sz w:val="24"/>
         </w:rPr>
-        <w:hyperlink r:id="rId38" w:history="1">
+        <w:hyperlink r:id="rId39" w:history="1">
           <w:r>
             <w:rPr>
               <w:rStyle w:val="Hyperlink"/>
@@ -6115,7 +6183,7 @@
           <w:color w:val="000000"/>
           <w:sz w:val="24"/>
         </w:rPr>
-        <w:hyperlink r:id="rId39" w:history="1">
+        <w:hyperlink r:id="rId40" w:history="1">
           <w:r>
             <w:rPr>
               <w:rStyle w:val="Hyperlink"/>

--- a/EXPORTS/DOCX/published/niveau1/English/Sources.docx
+++ b/EXPORTS/DOCX/published/niveau1/English/Sources.docx
@@ -1289,32 +1289,13 @@
       </w:r>
       <w:r>
         <w:rPr>
-          <w:u w:val="single" w:color="0000ff"/>
           <w:rFonts w:ascii="Charis SIL Regular" w:hAnsi="Charis SIL Regular" w:eastAsia="Charis SIL Regular"/>
           <w:b w:val="0"/>
           <w:i w:val="0"/>
           <w:color w:val="000000"/>
           <w:sz w:val="24"/>
         </w:rPr>
-        <w:hyperlink r:id="rId15" w:history="1">
-          <w:r>
-            <w:rPr>
-              <w:rStyle w:val="Hyperlink"/>
-            </w:rPr>
-            <w:t>t</w:t>
-          </w:r>
-        </w:hyperlink>
-      </w:r>
-      <w:r>
-        <w:rPr>
-          <w:u w:val="single" w:color="0000ff"/>
-          <w:rFonts w:ascii="Charis SIL Regular" w:hAnsi="Charis SIL Regular" w:eastAsia="Charis SIL Regular"/>
-          <w:b w:val="0"/>
-          <w:i w:val="0"/>
-          <w:color w:val="000000"/>
-          <w:sz w:val="24"/>
-        </w:rPr>
-        <w:t xml:space="preserve">he </w:t>
+        <w:t xml:space="preserve">the </w:t>
       </w:r>
       <w:r>
         <w:rPr>
@@ -1370,6 +1351,7 @@
           <w:i w:val="0"/>
           <w:color w:val="0000FF"/>
           <w:sz w:val="24"/>
+          <w:u w:val="single"/>
         </w:rPr>
         <w:hyperlink r:id="rId16" w:history="1">
           <w:r>
@@ -1436,7 +1418,7 @@
           <w:sz w:val="24"/>
           <w:u w:val="single"/>
         </w:rPr>
-        <w:hyperlink r:id="rId16" w:history="1">
+        <w:hyperlink r:id="rId15" w:history="1">
           <w:r>
             <w:rPr>
               <w:rStyle w:val="Hyperlink"/>
@@ -1454,7 +1436,7 @@
           <w:sz w:val="24"/>
           <w:u w:val="single"/>
         </w:rPr>
-        <w:hyperlink r:id="rId16" w:history="1">
+        <w:hyperlink r:id="rId15" w:history="1">
           <w:r>
             <w:rPr>
               <w:rStyle w:val="Hyperlink"/>
@@ -2018,23 +2000,13 @@
             <w:rPr>
               <w:rStyle w:val="Hyperlink"/>
             </w:rPr>
-            <w:t xml:space="preserve"> files</w:t>
+            <w:t xml:space="preserve"> files </w:t>
           </w:r>
         </w:hyperlink>
       </w:r>
       <w:r>
         <w:rPr>
           <w:u w:val="single" w:color="0000ff"/>
-          <w:rFonts w:ascii="Charis SIL Regular" w:hAnsi="Charis SIL Regular" w:eastAsia="Charis SIL Regular"/>
-          <w:b w:val="0"/>
-          <w:i w:val="0"/>
-          <w:color w:val="000000"/>
-          <w:sz w:val="24"/>
-        </w:rPr>
-        <w:t xml:space="preserve"> </w:t>
-      </w:r>
-      <w:r>
-        <w:rPr>
           <w:rFonts w:ascii="Charis SIL Regular" w:hAnsi="Charis SIL Regular" w:eastAsia="Charis SIL Regular"/>
           <w:b w:val="0"/>
           <w:i w:val="0"/>
@@ -2075,9 +2047,19 @@
             <w:rPr>
               <w:rStyle w:val="Hyperlink"/>
             </w:rPr>
-            <w:t xml:space="preserve">ervice </w:t>
+            <w:t>ervic</w:t>
           </w:r>
         </w:hyperlink>
+      </w:r>
+      <w:r>
+        <w:rPr>
+          <w:rFonts w:ascii="Charis SIL Regular" w:hAnsi="Charis SIL Regular" w:eastAsia="Charis SIL Regular"/>
+          <w:b w:val="0"/>
+          <w:i w:val="0"/>
+          <w:color w:val="000000"/>
+          <w:sz w:val="24"/>
+        </w:rPr>
+        <w:t xml:space="preserve">e </w:t>
       </w:r>
       <w:r>
         <w:rPr>
@@ -3226,7 +3208,7 @@
           <w:sz w:val="24"/>
           <w:u w:val="single"/>
         </w:rPr>
-        <w:hyperlink r:id="rId22" w:history="1">
+        <w:hyperlink r:id="rId16" w:history="1">
           <w:r>
             <w:rPr>
               <w:rStyle w:val="Hyperlink"/>
@@ -3255,7 +3237,7 @@
           <w:sz w:val="24"/>
           <w:u w:val="single"/>
         </w:rPr>
-        <w:hyperlink r:id="rId22" w:history="1">
+        <w:hyperlink r:id="rId16" w:history="1">
           <w:r>
             <w:rPr>
               <w:rStyle w:val="Hyperlink"/>
@@ -3373,7 +3355,7 @@
           <w:sz w:val="24"/>
           <w:u w:val="single"/>
         </w:rPr>
-        <w:hyperlink r:id="rId23" w:history="1">
+        <w:hyperlink r:id="rId22" w:history="1">
           <w:r>
             <w:rPr>
               <w:rStyle w:val="Hyperlink"/>
@@ -3402,7 +3384,7 @@
           <w:sz w:val="24"/>
           <w:u w:val="single"/>
         </w:rPr>
-        <w:hyperlink r:id="rId23" w:history="1">
+        <w:hyperlink r:id="rId22" w:history="1">
           <w:r>
             <w:rPr>
               <w:rStyle w:val="Hyperlink"/>
@@ -3431,7 +3413,7 @@
           <w:sz w:val="24"/>
           <w:u w:val="single"/>
         </w:rPr>
-        <w:hyperlink r:id="rId23" w:history="1">
+        <w:hyperlink r:id="rId22" w:history="1">
           <w:r>
             <w:rPr>
               <w:rStyle w:val="Hyperlink"/>
@@ -3459,7 +3441,7 @@
           <w:sz w:val="24"/>
           <w:u w:val="single"/>
         </w:rPr>
-        <w:hyperlink r:id="rId24" w:history="1">
+        <w:hyperlink r:id="rId23" w:history="1">
           <w:r>
             <w:rPr>
               <w:rStyle w:val="Hyperlink"/>
@@ -3497,7 +3479,7 @@
           <w:sz w:val="24"/>
           <w:u w:val="single"/>
         </w:rPr>
-        <w:hyperlink r:id="rId23" w:history="1">
+        <w:hyperlink r:id="rId22" w:history="1">
           <w:r>
             <w:rPr>
               <w:rStyle w:val="Hyperlink"/>
@@ -3515,7 +3497,7 @@
           <w:sz w:val="24"/>
           <w:u w:val="single"/>
         </w:rPr>
-        <w:hyperlink r:id="rId23" w:history="1">
+        <w:hyperlink r:id="rId22" w:history="1">
           <w:r>
             <w:rPr>
               <w:rStyle w:val="Hyperlink"/>
@@ -3533,7 +3515,7 @@
           <w:sz w:val="24"/>
           <w:u w:val="single"/>
         </w:rPr>
-        <w:hyperlink r:id="rId23" w:history="1">
+        <w:hyperlink r:id="rId22" w:history="1">
           <w:r>
             <w:rPr>
               <w:rStyle w:val="Hyperlink"/>
@@ -3562,7 +3544,7 @@
           <w:sz w:val="24"/>
           <w:u w:val="single"/>
         </w:rPr>
-        <w:hyperlink r:id="rId23" w:history="1">
+        <w:hyperlink r:id="rId22" w:history="1">
           <w:r>
             <w:rPr>
               <w:rStyle w:val="Hyperlink"/>
@@ -3591,7 +3573,7 @@
           <w:color w:val="000000"/>
           <w:sz w:val="24"/>
         </w:rPr>
-        <w:hyperlink r:id="rId23" w:history="1">
+        <w:hyperlink r:id="rId22" w:history="1">
           <w:r>
             <w:rPr>
               <w:rStyle w:val="Hyperlink"/>
@@ -3617,8 +3599,9 @@
           <w:i w:val="0"/>
           <w:color w:val="0000FF"/>
           <w:sz w:val="24"/>
-        </w:rPr>
-        <w:hyperlink r:id="rId25" w:history="1">
+          <w:u w:val="single"/>
+        </w:rPr>
+        <w:hyperlink r:id="rId24" w:history="1">
           <w:r>
             <w:rPr>
               <w:rStyle w:val="Hyperlink"/>
@@ -3636,7 +3619,7 @@
           <w:sz w:val="24"/>
           <w:u w:val="single"/>
         </w:rPr>
-        <w:hyperlink r:id="rId24" w:history="1">
+        <w:hyperlink r:id="rId23" w:history="1">
           <w:r>
             <w:rPr>
               <w:rStyle w:val="Hyperlink"/>
@@ -3654,14 +3637,7 @@
           <w:color w:val="000000"/>
           <w:sz w:val="24"/>
         </w:rPr>
-        <w:hyperlink r:id="rId24" w:history="1">
-          <w:r>
-            <w:rPr>
-              <w:rStyle w:val="Hyperlink"/>
-            </w:rPr>
-            <w:t xml:space="preserve">. The </w:t>
-          </w:r>
-        </w:hyperlink>
+        <w:t xml:space="preserve">. The </w:t>
       </w:r>
       <w:r>
         <w:rPr>
@@ -3672,7 +3648,7 @@
           <w:sz w:val="24"/>
           <w:u w:val="single"/>
         </w:rPr>
-        <w:hyperlink r:id="rId24" w:history="1">
+        <w:hyperlink r:id="rId23" w:history="1">
           <w:r>
             <w:rPr>
               <w:rStyle w:val="Hyperlink"/>
@@ -3690,7 +3666,7 @@
           <w:sz w:val="24"/>
           <w:u w:val="single"/>
         </w:rPr>
-        <w:hyperlink r:id="rId26" w:history="1">
+        <w:hyperlink r:id="rId25" w:history="1">
           <w:r>
             <w:rPr>
               <w:rStyle w:val="Hyperlink"/>
@@ -3708,7 +3684,7 @@
           <w:sz w:val="24"/>
           <w:u w:val="single"/>
         </w:rPr>
-        <w:hyperlink r:id="rId26" w:history="1">
+        <w:hyperlink r:id="rId25" w:history="1">
           <w:r>
             <w:rPr>
               <w:rStyle w:val="Hyperlink"/>
@@ -3737,7 +3713,7 @@
           <w:sz w:val="24"/>
           <w:u w:val="single"/>
         </w:rPr>
-        <w:hyperlink r:id="rId26" w:history="1">
+        <w:hyperlink r:id="rId25" w:history="1">
           <w:r>
             <w:rPr>
               <w:rStyle w:val="Hyperlink"/>
@@ -3766,7 +3742,7 @@
           <w:sz w:val="24"/>
           <w:u w:val="single"/>
         </w:rPr>
-        <w:hyperlink r:id="rId26" w:history="1">
+        <w:hyperlink r:id="rId25" w:history="1">
           <w:r>
             <w:rPr>
               <w:rStyle w:val="Hyperlink"/>
@@ -3783,7 +3759,18 @@
           <w:color w:val="000000"/>
           <w:sz w:val="24"/>
         </w:rPr>
-        <w:t xml:space="preserve"> is the custodian of the </w:t>
+        <w:t xml:space="preserve"> is the cu</w:t>
+      </w:r>
+      <w:r>
+        <w:rPr>
+          <w:u w:val="single" w:color="0000ff"/>
+          <w:rFonts w:ascii="Charis SIL Regular" w:hAnsi="Charis SIL Regular" w:eastAsia="Charis SIL Regular"/>
+          <w:b w:val="0"/>
+          <w:i w:val="0"/>
+          <w:color w:val="000000"/>
+          <w:sz w:val="24"/>
+        </w:rPr>
+        <w:t xml:space="preserve">stodian of the </w:t>
       </w:r>
       <w:r>
         <w:rPr>
@@ -3794,7 +3781,7 @@
           <w:sz w:val="24"/>
           <w:u w:val="single"/>
         </w:rPr>
-        <w:hyperlink r:id="rId27" w:history="1">
+        <w:hyperlink r:id="rId26" w:history="1">
           <w:r>
             <w:rPr>
               <w:rStyle w:val="Hyperlink"/>
@@ -3812,7 +3799,7 @@
           <w:sz w:val="24"/>
           <w:u w:val="single"/>
         </w:rPr>
-        <w:hyperlink r:id="rId28" w:history="1">
+        <w:hyperlink r:id="rId27" w:history="1">
           <w:r>
             <w:rPr>
               <w:rStyle w:val="Hyperlink"/>
@@ -3830,7 +3817,7 @@
           <w:sz w:val="24"/>
           <w:u w:val="single"/>
         </w:rPr>
-        <w:hyperlink r:id="rId25" w:history="1">
+        <w:hyperlink r:id="rId24" w:history="1">
           <w:r>
             <w:rPr>
               <w:rStyle w:val="Hyperlink"/>
@@ -3859,7 +3846,7 @@
           <w:sz w:val="24"/>
           <w:u w:val="single"/>
         </w:rPr>
-        <w:hyperlink r:id="rId25" w:history="1">
+        <w:hyperlink r:id="rId24" w:history="1">
           <w:r>
             <w:rPr>
               <w:rStyle w:val="Hyperlink"/>
@@ -3888,7 +3875,7 @@
           <w:sz w:val="24"/>
           <w:u w:val="single"/>
         </w:rPr>
-        <w:hyperlink r:id="rId25" w:history="1">
+        <w:hyperlink r:id="rId24" w:history="1">
           <w:r>
             <w:rPr>
               <w:rStyle w:val="Hyperlink"/>
@@ -3906,7 +3893,7 @@
           <w:sz w:val="24"/>
           <w:u w:val="single"/>
         </w:rPr>
-        <w:hyperlink r:id="rId28" w:history="1">
+        <w:hyperlink r:id="rId27" w:history="1">
           <w:r>
             <w:rPr>
               <w:rStyle w:val="Hyperlink"/>
@@ -3934,7 +3921,7 @@
           <w:color w:val="000000"/>
           <w:sz w:val="24"/>
         </w:rPr>
-        <w:hyperlink r:id="rId26" w:history="1">
+        <w:hyperlink r:id="rId25" w:history="1">
           <w:r>
             <w:rPr>
               <w:rStyle w:val="Hyperlink"/>
@@ -3952,7 +3939,7 @@
           <w:color w:val="000000"/>
           <w:sz w:val="24"/>
         </w:rPr>
-        <w:hyperlink r:id="rId26" w:history="1">
+        <w:hyperlink r:id="rId25" w:history="1">
           <w:r>
             <w:rPr>
               <w:rStyle w:val="Hyperlink"/>
@@ -4010,7 +3997,7 @@
           <w:sz w:val="24"/>
           <w:u w:val="single"/>
         </w:rPr>
-        <w:hyperlink r:id="rId29" w:history="1">
+        <w:hyperlink r:id="rId28" w:history="1">
           <w:r>
             <w:rPr>
               <w:rStyle w:val="Hyperlink"/>
@@ -4039,7 +4026,7 @@
           <w:sz w:val="24"/>
           <w:u w:val="single"/>
         </w:rPr>
-        <w:hyperlink r:id="rId29" w:history="1">
+        <w:hyperlink r:id="rId28" w:history="1">
           <w:r>
             <w:rPr>
               <w:rStyle w:val="Hyperlink"/>
@@ -4067,7 +4054,7 @@
           <w:sz w:val="24"/>
           <w:u w:val="single"/>
         </w:rPr>
-        <w:hyperlink r:id="rId30" w:history="1">
+        <w:hyperlink r:id="rId29" w:history="1">
           <w:r>
             <w:rPr>
               <w:rStyle w:val="Hyperlink"/>
@@ -4096,7 +4083,7 @@
           <w:sz w:val="24"/>
           <w:u w:val="single"/>
         </w:rPr>
-        <w:hyperlink r:id="rId30" w:history="1">
+        <w:hyperlink r:id="rId29" w:history="1">
           <w:r>
             <w:rPr>
               <w:rStyle w:val="Hyperlink"/>
@@ -4125,7 +4112,7 @@
           <w:sz w:val="24"/>
           <w:u w:val="single"/>
         </w:rPr>
-        <w:hyperlink r:id="rId30" w:history="1">
+        <w:hyperlink r:id="rId29" w:history="1">
           <w:r>
             <w:rPr>
               <w:rStyle w:val="Hyperlink"/>
@@ -4363,7 +4350,7 @@
           <w:sz w:val="24"/>
           <w:u w:val="single"/>
         </w:rPr>
-        <w:hyperlink r:id="rId31" w:history="1">
+        <w:hyperlink r:id="rId30" w:history="1">
           <w:r>
             <w:rPr>
               <w:rStyle w:val="Hyperlink"/>
@@ -4392,7 +4379,7 @@
           <w:sz w:val="24"/>
           <w:u w:val="single"/>
         </w:rPr>
-        <w:hyperlink r:id="rId31" w:history="1">
+        <w:hyperlink r:id="rId30" w:history="1">
           <w:r>
             <w:rPr>
               <w:rStyle w:val="Hyperlink"/>
@@ -4421,7 +4408,7 @@
           <w:sz w:val="24"/>
           <w:u w:val="single"/>
         </w:rPr>
-        <w:hyperlink r:id="rId31" w:history="1">
+        <w:hyperlink r:id="rId30" w:history="1">
           <w:r>
             <w:rPr>
               <w:rStyle w:val="Hyperlink"/>
@@ -4439,7 +4426,7 @@
           <w:sz w:val="24"/>
           <w:u w:val="single"/>
         </w:rPr>
-        <w:hyperlink r:id="rId31" w:history="1">
+        <w:hyperlink r:id="rId30" w:history="1">
           <w:r>
             <w:rPr>
               <w:rStyle w:val="Hyperlink"/>
@@ -4467,7 +4454,7 @@
           <w:sz w:val="24"/>
           <w:u w:val="single"/>
         </w:rPr>
-        <w:hyperlink r:id="rId32" w:history="1">
+        <w:hyperlink r:id="rId31" w:history="1">
           <w:r>
             <w:rPr>
               <w:rStyle w:val="Hyperlink"/>
@@ -4496,7 +4483,7 @@
           <w:sz w:val="24"/>
           <w:u w:val="single"/>
         </w:rPr>
-        <w:hyperlink r:id="rId32" w:history="1">
+        <w:hyperlink r:id="rId31" w:history="1">
           <w:r>
             <w:rPr>
               <w:rStyle w:val="Hyperlink"/>
@@ -4525,7 +4512,7 @@
           <w:sz w:val="24"/>
           <w:u w:val="single"/>
         </w:rPr>
-        <w:hyperlink r:id="rId32" w:history="1">
+        <w:hyperlink r:id="rId31" w:history="1">
           <w:r>
             <w:rPr>
               <w:rStyle w:val="Hyperlink"/>
@@ -4554,7 +4541,7 @@
           <w:sz w:val="24"/>
           <w:u w:val="single"/>
         </w:rPr>
-        <w:hyperlink r:id="rId32" w:history="1">
+        <w:hyperlink r:id="rId31" w:history="1">
           <w:r>
             <w:rPr>
               <w:rStyle w:val="Hyperlink"/>
@@ -4582,7 +4569,7 @@
           <w:sz w:val="24"/>
           <w:u w:val="single"/>
         </w:rPr>
-        <w:hyperlink r:id="rId33" w:history="1">
+        <w:hyperlink r:id="rId32" w:history="1">
           <w:r>
             <w:rPr>
               <w:rStyle w:val="Hyperlink"/>
@@ -4611,12 +4598,300 @@
           <w:sz w:val="24"/>
           <w:u w:val="single"/>
         </w:rPr>
+        <w:hyperlink r:id="rId32" w:history="1">
+          <w:r>
+            <w:rPr>
+              <w:rStyle w:val="Hyperlink"/>
+            </w:rPr>
+            <w:t>Archive</w:t>
+          </w:r>
+        </w:hyperlink>
+      </w:r>
+      <w:r>
+        <w:rPr>
+          <w:rFonts w:ascii="Charis SIL Regular" w:hAnsi="Charis SIL Regular" w:eastAsia="Charis SIL Regular"/>
+          <w:b w:val="0"/>
+          <w:i w:val="0"/>
+          <w:color w:val="0000FF"/>
+          <w:sz w:val="24"/>
+          <w:u w:val="single"/>
+        </w:rPr>
+        <w:hyperlink r:id="rId30" w:history="1">
+          <w:r>
+            <w:rPr>
+              <w:rStyle w:val="Hyperlink"/>
+            </w:rPr>
+            <w:t>s</w:t>
+          </w:r>
+        </w:hyperlink>
+      </w:r>
+      <w:r>
+        <w:rPr>
+          <w:rFonts w:ascii="Charis SIL Regular" w:hAnsi="Charis SIL Regular" w:eastAsia="Charis SIL Regular"/>
+          <w:b w:val="0"/>
+          <w:i w:val="0"/>
+          <w:color w:val="0000FF"/>
+          <w:sz w:val="24"/>
+          <w:u w:val="single"/>
+        </w:rPr>
+        <w:t xml:space="preserve"> </w:t>
+      </w:r>
+      <w:r>
+        <w:rPr>
+          <w:rFonts w:ascii="Charis SIL Regular" w:hAnsi="Charis SIL Regular" w:eastAsia="Charis SIL Regular"/>
+          <w:b w:val="0"/>
+          <w:i w:val="0"/>
+          <w:color w:val="0000FF"/>
+          <w:sz w:val="24"/>
+          <w:u w:val="single"/>
+        </w:rPr>
+        <w:hyperlink r:id="rId30" w:history="1">
+          <w:r>
+            <w:rPr>
+              <w:rStyle w:val="Hyperlink"/>
+            </w:rPr>
+            <w:t>of</w:t>
+          </w:r>
+        </w:hyperlink>
+      </w:r>
+      <w:r>
+        <w:rPr>
+          <w:rFonts w:ascii="Charis SIL Regular" w:hAnsi="Charis SIL Regular" w:eastAsia="Charis SIL Regular"/>
+          <w:b w:val="0"/>
+          <w:i w:val="0"/>
+          <w:color w:val="0000FF"/>
+          <w:sz w:val="24"/>
+          <w:u w:val="single"/>
+        </w:rPr>
+        <w:t xml:space="preserve"> </w:t>
+      </w:r>
+      <w:r>
+        <w:rPr>
+          <w:rFonts w:ascii="Charis SIL Regular" w:hAnsi="Charis SIL Regular" w:eastAsia="Charis SIL Regular"/>
+          <w:b w:val="0"/>
+          <w:i w:val="0"/>
+          <w:color w:val="0000FF"/>
+          <w:sz w:val="24"/>
+          <w:u w:val="single"/>
+        </w:rPr>
+        <w:hyperlink r:id="rId30" w:history="1">
+          <w:r>
+            <w:rPr>
+              <w:rStyle w:val="Hyperlink"/>
+            </w:rPr>
+            <w:t>Sri</w:t>
+          </w:r>
+        </w:hyperlink>
+      </w:r>
+      <w:r>
+        <w:rPr>
+          <w:rFonts w:ascii="Charis SIL Regular" w:hAnsi="Charis SIL Regular" w:eastAsia="Charis SIL Regular"/>
+          <w:b w:val="0"/>
+          <w:i w:val="0"/>
+          <w:color w:val="0000FF"/>
+          <w:sz w:val="24"/>
+          <w:u w:val="single"/>
+        </w:rPr>
+        <w:t xml:space="preserve"> </w:t>
+      </w:r>
+      <w:r>
+        <w:rPr>
+          <w:rFonts w:ascii="Charis SIL Regular" w:hAnsi="Charis SIL Regular" w:eastAsia="Charis SIL Regular"/>
+          <w:b w:val="0"/>
+          <w:i w:val="0"/>
+          <w:color w:val="0000FF"/>
+          <w:sz w:val="24"/>
+          <w:u w:val="single"/>
+        </w:rPr>
+        <w:hyperlink r:id="rId30" w:history="1">
+          <w:r>
+            <w:rPr>
+              <w:rStyle w:val="Hyperlink"/>
+            </w:rPr>
+            <w:t>L</w:t>
+          </w:r>
+        </w:hyperlink>
+      </w:r>
+      <w:r>
+        <w:rPr>
+          <w:rFonts w:ascii="Charis SIL Regular" w:hAnsi="Charis SIL Regular" w:eastAsia="Charis SIL Regular"/>
+          <w:b w:val="0"/>
+          <w:i w:val="0"/>
+          <w:color w:val="0000FF"/>
+          <w:sz w:val="24"/>
+          <w:u w:val="single"/>
+        </w:rPr>
+        <w:hyperlink r:id="rId30" w:history="1">
+          <w:r>
+            <w:rPr>
+              <w:rStyle w:val="Hyperlink"/>
+            </w:rPr>
+            <w:t>a</w:t>
+          </w:r>
+        </w:hyperlink>
+      </w:r>
+      <w:r>
+        <w:rPr>
+          <w:rFonts w:ascii="Charis SIL Regular" w:hAnsi="Charis SIL Regular" w:eastAsia="Charis SIL Regular"/>
+          <w:b w:val="0"/>
+          <w:i w:val="0"/>
+          <w:color w:val="0000FF"/>
+          <w:sz w:val="24"/>
+          <w:u w:val="single"/>
+        </w:rPr>
+        <w:hyperlink r:id="rId30" w:history="1">
+          <w:r>
+            <w:rPr>
+              <w:rStyle w:val="Hyperlink"/>
+            </w:rPr>
+            <w:t>nka</w:t>
+          </w:r>
+        </w:hyperlink>
+      </w:r>
+      <w:r>
+        <w:rPr>
+          <w:u w:val="single" w:color="0000ff"/>
+          <w:rFonts w:ascii="Charis SIL Regular" w:hAnsi="Charis SIL Regular" w:eastAsia="Charis SIL Regular"/>
+          <w:b w:val="0"/>
+          <w:i w:val="0"/>
+          <w:color w:val="000000"/>
+          <w:sz w:val="24"/>
+        </w:rPr>
+        <w:hyperlink r:id="rId30" w:history="1">
+          <w:r>
+            <w:rPr>
+              <w:rStyle w:val="Hyperlink"/>
+            </w:rPr>
+            <w:t xml:space="preserve"> and</w:t>
+          </w:r>
+        </w:hyperlink>
+      </w:r>
+      <w:r>
+        <w:rPr>
+          <w:u w:val="single" w:color="0000ff"/>
+          <w:rFonts w:ascii="Charis SIL Regular" w:hAnsi="Charis SIL Regular" w:eastAsia="Charis SIL Regular"/>
+          <w:b w:val="0"/>
+          <w:i w:val="0"/>
+          <w:color w:val="000000"/>
+          <w:sz w:val="24"/>
+        </w:rPr>
+        <w:t xml:space="preserve"> </w:t>
+      </w:r>
+      <w:r>
+        <w:rPr>
+          <w:u w:val="single" w:color="0000ff"/>
+          <w:rFonts w:ascii="Charis SIL Regular" w:hAnsi="Charis SIL Regular" w:eastAsia="Charis SIL Regular"/>
+          <w:b w:val="0"/>
+          <w:i w:val="0"/>
+          <w:color w:val="000000"/>
+          <w:sz w:val="24"/>
+        </w:rPr>
+        <w:hyperlink r:id="rId30" w:history="1">
+          <w:r>
+            <w:rPr>
+              <w:rStyle w:val="Hyperlink"/>
+            </w:rPr>
+            <w:t>th</w:t>
+          </w:r>
+        </w:hyperlink>
+      </w:r>
+      <w:r>
+        <w:rPr>
+          <w:rFonts w:ascii="Charis SIL Regular" w:hAnsi="Charis SIL Regular" w:eastAsia="Charis SIL Regular"/>
+          <w:b w:val="0"/>
+          <w:i w:val="0"/>
+          <w:color w:val="000000"/>
+          <w:sz w:val="24"/>
+        </w:rPr>
+        <w:hyperlink r:id="rId30" w:history="1">
+          <w:r>
+            <w:rPr>
+              <w:rStyle w:val="Hyperlink"/>
+            </w:rPr>
+            <w:t xml:space="preserve">e </w:t>
+          </w:r>
+        </w:hyperlink>
+      </w:r>
+      <w:r>
+        <w:rPr>
+          <w:rFonts w:ascii="Charis SIL Regular" w:hAnsi="Charis SIL Regular" w:eastAsia="Charis SIL Regular"/>
+          <w:b w:val="0"/>
+          <w:i w:val="0"/>
+          <w:color w:val="0000FF"/>
+          <w:sz w:val="24"/>
+          <w:u w:val="single"/>
+        </w:rPr>
+        <w:hyperlink r:id="rId30" w:history="1">
+          <w:r>
+            <w:rPr>
+              <w:rStyle w:val="Hyperlink"/>
+            </w:rPr>
+            <w:t>National</w:t>
+          </w:r>
+        </w:hyperlink>
+      </w:r>
+      <w:r>
+        <w:rPr>
+          <w:rFonts w:ascii="Charis SIL Regular" w:hAnsi="Charis SIL Regular" w:eastAsia="Charis SIL Regular"/>
+          <w:b w:val="0"/>
+          <w:i w:val="0"/>
+          <w:color w:val="0000FF"/>
+          <w:sz w:val="24"/>
+          <w:u w:val="single"/>
+        </w:rPr>
+        <w:t xml:space="preserve"> </w:t>
+      </w:r>
+      <w:r>
+        <w:rPr>
+          <w:rFonts w:ascii="Charis SIL Regular" w:hAnsi="Charis SIL Regular" w:eastAsia="Charis SIL Regular"/>
+          <w:b w:val="0"/>
+          <w:i w:val="0"/>
+          <w:color w:val="0000FF"/>
+          <w:sz w:val="24"/>
+          <w:u w:val="single"/>
+        </w:rPr>
         <w:hyperlink r:id="rId33" w:history="1">
           <w:r>
             <w:rPr>
               <w:rStyle w:val="Hyperlink"/>
             </w:rPr>
-            <w:t>Archive</w:t>
+            <w:t>A</w:t>
+          </w:r>
+        </w:hyperlink>
+      </w:r>
+      <w:r>
+        <w:rPr>
+          <w:rFonts w:ascii="Charis SIL Regular" w:hAnsi="Charis SIL Regular" w:eastAsia="Charis SIL Regular"/>
+          <w:b w:val="0"/>
+          <w:i w:val="0"/>
+          <w:color w:val="0000FF"/>
+          <w:sz w:val="24"/>
+          <w:u w:val="single"/>
+        </w:rPr>
+        <w:hyperlink r:id="rId31" w:history="1">
+          <w:r>
+            <w:rPr>
+              <w:rStyle w:val="Hyperlink"/>
+            </w:rPr>
+            <w:t>rchiv</w:t>
+          </w:r>
+        </w:hyperlink>
+      </w:r>
+      <w:r>
+        <w:rPr>
+          <w:rFonts w:ascii="Charis SIL Regular" w:hAnsi="Charis SIL Regular" w:eastAsia="Charis SIL Regular"/>
+          <w:b w:val="0"/>
+          <w:i w:val="0"/>
+          <w:color w:val="0000FF"/>
+          <w:sz w:val="24"/>
+          <w:u w:val="single"/>
+        </w:rPr>
+        <w:hyperlink r:id="rId31" w:history="1">
+          <w:r>
+            <w:rPr>
+              <w:rStyle w:val="Hyperlink"/>
+            </w:rPr>
+            <w:t>e</w:t>
           </w:r>
         </w:hyperlink>
       </w:r>
@@ -4692,7 +4967,7 @@
             <w:rPr>
               <w:rStyle w:val="Hyperlink"/>
             </w:rPr>
-            <w:t>Sri</w:t>
+            <w:t>Cura</w:t>
           </w:r>
         </w:hyperlink>
       </w:r>
@@ -4705,36 +4980,107 @@
           <w:sz w:val="24"/>
           <w:u w:val="single"/>
         </w:rPr>
-        <w:t xml:space="preserve"> </w:t>
-      </w:r>
-      <w:r>
-        <w:rPr>
-          <w:rFonts w:ascii="Charis SIL Regular" w:hAnsi="Charis SIL Regular" w:eastAsia="Charis SIL Regular"/>
-          <w:b w:val="0"/>
-          <w:i w:val="0"/>
-          <w:color w:val="0000FF"/>
-          <w:sz w:val="24"/>
-          <w:u w:val="single"/>
-        </w:rPr>
-        <w:hyperlink r:id="rId33" w:history="1">
+        <w:hyperlink r:id="rId31" w:history="1">
           <w:r>
             <w:rPr>
               <w:rStyle w:val="Hyperlink"/>
             </w:rPr>
-            <w:t>L</w:t>
+            <w:t>çao</w:t>
           </w:r>
         </w:hyperlink>
       </w:r>
       <w:r>
         <w:rPr>
-          <w:rFonts w:ascii="Charis SIL Regular" w:hAnsi="Charis SIL Regular" w:eastAsia="Charis SIL Regular"/>
-          <w:b w:val="0"/>
-          <w:i w:val="0"/>
-          <w:color w:val="0000FF"/>
-          <w:sz w:val="24"/>
-          <w:u w:val="single"/>
-        </w:rPr>
-        <w:hyperlink r:id="rId33" w:history="1">
+          <w:u w:val="single" w:color="0000ff"/>
+          <w:rFonts w:ascii="Charis SIL Regular" w:hAnsi="Charis SIL Regular" w:eastAsia="Charis SIL Regular"/>
+          <w:b w:val="0"/>
+          <w:i w:val="0"/>
+          <w:color w:val="000000"/>
+          <w:sz w:val="24"/>
+        </w:rPr>
+        <w:hyperlink r:id="rId31" w:history="1">
+          <w:r>
+            <w:rPr>
+              <w:rStyle w:val="Hyperlink"/>
+            </w:rPr>
+            <w:t>. Vari</w:t>
+          </w:r>
+        </w:hyperlink>
+      </w:r>
+      <w:r>
+        <w:rPr>
+          <w:u w:val="single" w:color="0000ff"/>
+          <w:rFonts w:ascii="Charis SIL Regular" w:hAnsi="Charis SIL Regular" w:eastAsia="Charis SIL Regular"/>
+          <w:b w:val="0"/>
+          <w:i w:val="0"/>
+          <w:color w:val="000000"/>
+          <w:sz w:val="24"/>
+        </w:rPr>
+        <w:hyperlink r:id="rId31" w:history="1">
+          <w:r>
+            <w:rPr>
+              <w:rStyle w:val="Hyperlink"/>
+            </w:rPr>
+            <w:t>o</w:t>
+          </w:r>
+        </w:hyperlink>
+      </w:r>
+      <w:r>
+        <w:rPr>
+          <w:u w:val="single" w:color="0000ff"/>
+          <w:rFonts w:ascii="Charis SIL Regular" w:hAnsi="Charis SIL Regular" w:eastAsia="Charis SIL Regular"/>
+          <w:b w:val="0"/>
+          <w:i w:val="0"/>
+          <w:color w:val="000000"/>
+          <w:sz w:val="24"/>
+        </w:rPr>
+        <w:hyperlink r:id="rId31" w:history="1">
+          <w:r>
+            <w:rPr>
+              <w:rStyle w:val="Hyperlink"/>
+            </w:rPr>
+            <w:t>us archiv</w:t>
+          </w:r>
+        </w:hyperlink>
+      </w:r>
+      <w:r>
+        <w:rPr>
+          <w:rFonts w:ascii="Charis SIL Regular" w:hAnsi="Charis SIL Regular" w:eastAsia="Charis SIL Regular"/>
+          <w:b w:val="0"/>
+          <w:i w:val="0"/>
+          <w:color w:val="000000"/>
+          <w:sz w:val="24"/>
+        </w:rPr>
+        <w:t xml:space="preserve">es in </w:t>
+      </w:r>
+      <w:r>
+        <w:rPr>
+          <w:u w:val="single" w:color="0000ff"/>
+          <w:rFonts w:ascii="Charis SIL Regular" w:hAnsi="Charis SIL Regular" w:eastAsia="Charis SIL Regular"/>
+          <w:b w:val="0"/>
+          <w:i w:val="0"/>
+          <w:color w:val="000000"/>
+          <w:sz w:val="24"/>
+        </w:rPr>
+        <w:hyperlink r:id="rId32" w:history="1">
+          <w:r>
+            <w:rPr>
+              <w:rStyle w:val="Hyperlink"/>
+            </w:rPr>
+            <w:t>Indonesi</w:t>
+          </w:r>
+        </w:hyperlink>
+      </w:r>
+      <w:r>
+        <w:rPr>
+          <w:u w:val="single" w:color="0000ff"/>
+          <w:rFonts w:ascii="Charis SIL Regular" w:hAnsi="Charis SIL Regular" w:eastAsia="Charis SIL Regular"/>
+          <w:b w:val="0"/>
+          <w:i w:val="0"/>
+          <w:color w:val="000000"/>
+          <w:sz w:val="24"/>
+        </w:rPr>
+        <w:hyperlink r:id="rId32" w:history="1">
           <w:r>
             <w:rPr>
               <w:rStyle w:val="Hyperlink"/>
@@ -4745,19 +5091,19 @@
       </w:r>
       <w:r>
         <w:rPr>
-          <w:rFonts w:ascii="Charis SIL Regular" w:hAnsi="Charis SIL Regular" w:eastAsia="Charis SIL Regular"/>
-          <w:b w:val="0"/>
-          <w:i w:val="0"/>
-          <w:color w:val="0000FF"/>
-          <w:sz w:val="24"/>
-          <w:u w:val="single"/>
-        </w:rPr>
-        <w:hyperlink r:id="rId33" w:history="1">
+          <w:u w:val="single" w:color="0000ff"/>
+          <w:rFonts w:ascii="Charis SIL Regular" w:hAnsi="Charis SIL Regular" w:eastAsia="Charis SIL Regular"/>
+          <w:b w:val="0"/>
+          <w:i w:val="0"/>
+          <w:color w:val="000000"/>
+          <w:sz w:val="24"/>
+        </w:rPr>
+        <w:hyperlink r:id="rId32" w:history="1">
           <w:r>
             <w:rPr>
               <w:rStyle w:val="Hyperlink"/>
             </w:rPr>
-            <w:t>nka</w:t>
+            <w:t xml:space="preserve"> can be </w:t>
           </w:r>
         </w:hyperlink>
       </w:r>
@@ -4770,12 +5116,12 @@
           <w:color w:val="000000"/>
           <w:sz w:val="24"/>
         </w:rPr>
-        <w:hyperlink r:id="rId31" w:history="1">
+        <w:hyperlink r:id="rId32" w:history="1">
           <w:r>
             <w:rPr>
               <w:rStyle w:val="Hyperlink"/>
             </w:rPr>
-            <w:t xml:space="preserve"> and</w:t>
+            <w:t>a</w:t>
           </w:r>
         </w:hyperlink>
       </w:r>
@@ -4788,118 +5134,43 @@
           <w:color w:val="000000"/>
           <w:sz w:val="24"/>
         </w:rPr>
-        <w:t xml:space="preserve"> </w:t>
-      </w:r>
-      <w:r>
-        <w:rPr>
-          <w:u w:val="single" w:color="0000ff"/>
-          <w:rFonts w:ascii="Charis SIL Regular" w:hAnsi="Charis SIL Regular" w:eastAsia="Charis SIL Regular"/>
-          <w:b w:val="0"/>
-          <w:i w:val="0"/>
-          <w:color w:val="000000"/>
-          <w:sz w:val="24"/>
-        </w:rPr>
-        <w:hyperlink r:id="rId31" w:history="1">
+        <w:hyperlink r:id="rId32" w:history="1">
           <w:r>
             <w:rPr>
               <w:rStyle w:val="Hyperlink"/>
             </w:rPr>
-            <w:t>th</w:t>
+            <w:t>cc</w:t>
           </w:r>
         </w:hyperlink>
       </w:r>
       <w:r>
         <w:rPr>
+          <w:u w:val="single" w:color="0000ff"/>
           <w:rFonts w:ascii="Charis SIL Regular" w:hAnsi="Charis SIL Regular" w:eastAsia="Charis SIL Regular"/>
           <w:b w:val="0"/>
           <w:i w:val="0"/>
           <w:color w:val="000000"/>
           <w:sz w:val="24"/>
         </w:rPr>
-        <w:hyperlink r:id="rId31" w:history="1">
+        <w:hyperlink r:id="rId32" w:history="1">
           <w:r>
             <w:rPr>
               <w:rStyle w:val="Hyperlink"/>
             </w:rPr>
-            <w:t xml:space="preserve">e </w:t>
+            <w:t>ess</w:t>
           </w:r>
         </w:hyperlink>
       </w:r>
       <w:r>
         <w:rPr>
-          <w:rFonts w:ascii="Charis SIL Regular" w:hAnsi="Charis SIL Regular" w:eastAsia="Charis SIL Regular"/>
-          <w:b w:val="0"/>
-          <w:i w:val="0"/>
-          <w:color w:val="0000FF"/>
-          <w:sz w:val="24"/>
-          <w:u w:val="single"/>
-        </w:rPr>
-        <w:hyperlink r:id="rId34" w:history="1">
-          <w:r>
-            <w:rPr>
-              <w:rStyle w:val="Hyperlink"/>
-            </w:rPr>
-            <w:t>National</w:t>
-          </w:r>
-        </w:hyperlink>
-      </w:r>
-      <w:r>
-        <w:rPr>
-          <w:rFonts w:ascii="Charis SIL Regular" w:hAnsi="Charis SIL Regular" w:eastAsia="Charis SIL Regular"/>
-          <w:b w:val="0"/>
-          <w:i w:val="0"/>
-          <w:color w:val="0000FF"/>
-          <w:sz w:val="24"/>
-          <w:u w:val="single"/>
-        </w:rPr>
-        <w:t xml:space="preserve"> </w:t>
-      </w:r>
-      <w:r>
-        <w:rPr>
-          <w:rFonts w:ascii="Charis SIL Regular" w:hAnsi="Charis SIL Regular" w:eastAsia="Charis SIL Regular"/>
-          <w:b w:val="0"/>
-          <w:i w:val="0"/>
-          <w:color w:val="0000FF"/>
-          <w:sz w:val="24"/>
-          <w:u w:val="single"/>
-        </w:rPr>
-        <w:hyperlink r:id="rId34" w:history="1">
-          <w:r>
-            <w:rPr>
-              <w:rStyle w:val="Hyperlink"/>
-            </w:rPr>
-            <w:t>A</w:t>
-          </w:r>
-        </w:hyperlink>
-      </w:r>
-      <w:r>
-        <w:rPr>
-          <w:rFonts w:ascii="Charis SIL Regular" w:hAnsi="Charis SIL Regular" w:eastAsia="Charis SIL Regular"/>
-          <w:b w:val="0"/>
-          <w:i w:val="0"/>
-          <w:color w:val="0000FF"/>
-          <w:sz w:val="24"/>
-          <w:u w:val="single"/>
-        </w:rPr>
-        <w:hyperlink r:id="rId34" w:history="1">
-          <w:r>
-            <w:rPr>
-              <w:rStyle w:val="Hyperlink"/>
-            </w:rPr>
-            <w:t>rchiv</w:t>
-          </w:r>
-        </w:hyperlink>
-      </w:r>
-      <w:r>
-        <w:rPr>
-          <w:rFonts w:ascii="Charis SIL Regular" w:hAnsi="Charis SIL Regular" w:eastAsia="Charis SIL Regular"/>
-          <w:b w:val="0"/>
-          <w:i w:val="0"/>
-          <w:color w:val="0000FF"/>
-          <w:sz w:val="24"/>
-          <w:u w:val="single"/>
-        </w:rPr>
-        <w:hyperlink r:id="rId34" w:history="1">
+          <w:u w:val="single" w:color="0000ff"/>
+          <w:rFonts w:ascii="Charis SIL Regular" w:hAnsi="Charis SIL Regular" w:eastAsia="Charis SIL Regular"/>
+          <w:b w:val="0"/>
+          <w:i w:val="0"/>
+          <w:color w:val="000000"/>
+          <w:sz w:val="24"/>
+        </w:rPr>
+        <w:hyperlink r:id="rId32" w:history="1">
           <w:r>
             <w:rPr>
               <w:rStyle w:val="Hyperlink"/>
@@ -4910,100 +5181,6 @@
       </w:r>
       <w:r>
         <w:rPr>
-          <w:rFonts w:ascii="Charis SIL Regular" w:hAnsi="Charis SIL Regular" w:eastAsia="Charis SIL Regular"/>
-          <w:b w:val="0"/>
-          <w:i w:val="0"/>
-          <w:color w:val="0000FF"/>
-          <w:sz w:val="24"/>
-          <w:u w:val="single"/>
-        </w:rPr>
-        <w:hyperlink r:id="rId34" w:history="1">
-          <w:r>
-            <w:rPr>
-              <w:rStyle w:val="Hyperlink"/>
-            </w:rPr>
-            <w:t>s</w:t>
-          </w:r>
-        </w:hyperlink>
-      </w:r>
-      <w:r>
-        <w:rPr>
-          <w:rFonts w:ascii="Charis SIL Regular" w:hAnsi="Charis SIL Regular" w:eastAsia="Charis SIL Regular"/>
-          <w:b w:val="0"/>
-          <w:i w:val="0"/>
-          <w:color w:val="0000FF"/>
-          <w:sz w:val="24"/>
-          <w:u w:val="single"/>
-        </w:rPr>
-        <w:t xml:space="preserve"> </w:t>
-      </w:r>
-      <w:r>
-        <w:rPr>
-          <w:rFonts w:ascii="Charis SIL Regular" w:hAnsi="Charis SIL Regular" w:eastAsia="Charis SIL Regular"/>
-          <w:b w:val="0"/>
-          <w:i w:val="0"/>
-          <w:color w:val="0000FF"/>
-          <w:sz w:val="24"/>
-          <w:u w:val="single"/>
-        </w:rPr>
-        <w:hyperlink r:id="rId34" w:history="1">
-          <w:r>
-            <w:rPr>
-              <w:rStyle w:val="Hyperlink"/>
-            </w:rPr>
-            <w:t>of</w:t>
-          </w:r>
-        </w:hyperlink>
-      </w:r>
-      <w:r>
-        <w:rPr>
-          <w:rFonts w:ascii="Charis SIL Regular" w:hAnsi="Charis SIL Regular" w:eastAsia="Charis SIL Regular"/>
-          <w:b w:val="0"/>
-          <w:i w:val="0"/>
-          <w:color w:val="0000FF"/>
-          <w:sz w:val="24"/>
-          <w:u w:val="single"/>
-        </w:rPr>
-        <w:t xml:space="preserve"> </w:t>
-      </w:r>
-      <w:r>
-        <w:rPr>
-          <w:rFonts w:ascii="Charis SIL Regular" w:hAnsi="Charis SIL Regular" w:eastAsia="Charis SIL Regular"/>
-          <w:b w:val="0"/>
-          <w:i w:val="0"/>
-          <w:color w:val="0000FF"/>
-          <w:sz w:val="24"/>
-          <w:u w:val="single"/>
-        </w:rPr>
-        <w:hyperlink r:id="rId34" w:history="1">
-          <w:r>
-            <w:rPr>
-              <w:rStyle w:val="Hyperlink"/>
-            </w:rPr>
-            <w:t>Cura</w:t>
-          </w:r>
-        </w:hyperlink>
-      </w:r>
-      <w:r>
-        <w:rPr>
-          <w:rFonts w:ascii="Charis SIL Regular" w:hAnsi="Charis SIL Regular" w:eastAsia="Charis SIL Regular"/>
-          <w:b w:val="0"/>
-          <w:i w:val="0"/>
-          <w:color w:val="0000FF"/>
-          <w:sz w:val="24"/>
-          <w:u w:val="single"/>
-        </w:rPr>
-        <w:hyperlink r:id="rId34" w:history="1">
-          <w:r>
-            <w:rPr>
-              <w:rStyle w:val="Hyperlink"/>
-            </w:rPr>
-            <w:t>çao</w:t>
-          </w:r>
-        </w:hyperlink>
-      </w:r>
-      <w:r>
-        <w:rPr>
           <w:u w:val="single" w:color="0000ff"/>
           <w:rFonts w:ascii="Charis SIL Regular" w:hAnsi="Charis SIL Regular" w:eastAsia="Charis SIL Regular"/>
           <w:b w:val="0"/>
@@ -5012,196 +5189,6 @@
           <w:sz w:val="24"/>
         </w:rPr>
         <w:hyperlink r:id="rId32" w:history="1">
-          <w:r>
-            <w:rPr>
-              <w:rStyle w:val="Hyperlink"/>
-            </w:rPr>
-            <w:t>. Vari</w:t>
-          </w:r>
-        </w:hyperlink>
-      </w:r>
-      <w:r>
-        <w:rPr>
-          <w:u w:val="single" w:color="0000ff"/>
-          <w:rFonts w:ascii="Charis SIL Regular" w:hAnsi="Charis SIL Regular" w:eastAsia="Charis SIL Regular"/>
-          <w:b w:val="0"/>
-          <w:i w:val="0"/>
-          <w:color w:val="000000"/>
-          <w:sz w:val="24"/>
-        </w:rPr>
-        <w:hyperlink r:id="rId32" w:history="1">
-          <w:r>
-            <w:rPr>
-              <w:rStyle w:val="Hyperlink"/>
-            </w:rPr>
-            <w:t>o</w:t>
-          </w:r>
-        </w:hyperlink>
-      </w:r>
-      <w:r>
-        <w:rPr>
-          <w:u w:val="single" w:color="0000ff"/>
-          <w:rFonts w:ascii="Charis SIL Regular" w:hAnsi="Charis SIL Regular" w:eastAsia="Charis SIL Regular"/>
-          <w:b w:val="0"/>
-          <w:i w:val="0"/>
-          <w:color w:val="000000"/>
-          <w:sz w:val="24"/>
-        </w:rPr>
-        <w:hyperlink r:id="rId32" w:history="1">
-          <w:r>
-            <w:rPr>
-              <w:rStyle w:val="Hyperlink"/>
-            </w:rPr>
-            <w:t>us archiv</w:t>
-          </w:r>
-        </w:hyperlink>
-      </w:r>
-      <w:r>
-        <w:rPr>
-          <w:rFonts w:ascii="Charis SIL Regular" w:hAnsi="Charis SIL Regular" w:eastAsia="Charis SIL Regular"/>
-          <w:b w:val="0"/>
-          <w:i w:val="0"/>
-          <w:color w:val="000000"/>
-          <w:sz w:val="24"/>
-        </w:rPr>
-        <w:t xml:space="preserve">es in </w:t>
-      </w:r>
-      <w:r>
-        <w:rPr>
-          <w:u w:val="single" w:color="0000ff"/>
-          <w:rFonts w:ascii="Charis SIL Regular" w:hAnsi="Charis SIL Regular" w:eastAsia="Charis SIL Regular"/>
-          <w:b w:val="0"/>
-          <w:i w:val="0"/>
-          <w:color w:val="000000"/>
-          <w:sz w:val="24"/>
-        </w:rPr>
-        <w:hyperlink r:id="rId33" w:history="1">
-          <w:r>
-            <w:rPr>
-              <w:rStyle w:val="Hyperlink"/>
-            </w:rPr>
-            <w:t>Indonesi</w:t>
-          </w:r>
-        </w:hyperlink>
-      </w:r>
-      <w:r>
-        <w:rPr>
-          <w:u w:val="single" w:color="0000ff"/>
-          <w:rFonts w:ascii="Charis SIL Regular" w:hAnsi="Charis SIL Regular" w:eastAsia="Charis SIL Regular"/>
-          <w:b w:val="0"/>
-          <w:i w:val="0"/>
-          <w:color w:val="000000"/>
-          <w:sz w:val="24"/>
-        </w:rPr>
-        <w:hyperlink r:id="rId33" w:history="1">
-          <w:r>
-            <w:rPr>
-              <w:rStyle w:val="Hyperlink"/>
-            </w:rPr>
-            <w:t>a</w:t>
-          </w:r>
-        </w:hyperlink>
-      </w:r>
-      <w:r>
-        <w:rPr>
-          <w:u w:val="single" w:color="0000ff"/>
-          <w:rFonts w:ascii="Charis SIL Regular" w:hAnsi="Charis SIL Regular" w:eastAsia="Charis SIL Regular"/>
-          <w:b w:val="0"/>
-          <w:i w:val="0"/>
-          <w:color w:val="000000"/>
-          <w:sz w:val="24"/>
-        </w:rPr>
-        <w:hyperlink r:id="rId33" w:history="1">
-          <w:r>
-            <w:rPr>
-              <w:rStyle w:val="Hyperlink"/>
-            </w:rPr>
-            <w:t xml:space="preserve"> can be </w:t>
-          </w:r>
-        </w:hyperlink>
-      </w:r>
-      <w:r>
-        <w:rPr>
-          <w:u w:val="single" w:color="0000ff"/>
-          <w:rFonts w:ascii="Charis SIL Regular" w:hAnsi="Charis SIL Regular" w:eastAsia="Charis SIL Regular"/>
-          <w:b w:val="0"/>
-          <w:i w:val="0"/>
-          <w:color w:val="000000"/>
-          <w:sz w:val="24"/>
-        </w:rPr>
-        <w:hyperlink r:id="rId33" w:history="1">
-          <w:r>
-            <w:rPr>
-              <w:rStyle w:val="Hyperlink"/>
-            </w:rPr>
-            <w:t>a</w:t>
-          </w:r>
-        </w:hyperlink>
-      </w:r>
-      <w:r>
-        <w:rPr>
-          <w:u w:val="single" w:color="0000ff"/>
-          <w:rFonts w:ascii="Charis SIL Regular" w:hAnsi="Charis SIL Regular" w:eastAsia="Charis SIL Regular"/>
-          <w:b w:val="0"/>
-          <w:i w:val="0"/>
-          <w:color w:val="000000"/>
-          <w:sz w:val="24"/>
-        </w:rPr>
-        <w:hyperlink r:id="rId33" w:history="1">
-          <w:r>
-            <w:rPr>
-              <w:rStyle w:val="Hyperlink"/>
-            </w:rPr>
-            <w:t>cc</w:t>
-          </w:r>
-        </w:hyperlink>
-      </w:r>
-      <w:r>
-        <w:rPr>
-          <w:u w:val="single" w:color="0000ff"/>
-          <w:rFonts w:ascii="Charis SIL Regular" w:hAnsi="Charis SIL Regular" w:eastAsia="Charis SIL Regular"/>
-          <w:b w:val="0"/>
-          <w:i w:val="0"/>
-          <w:color w:val="000000"/>
-          <w:sz w:val="24"/>
-        </w:rPr>
-        <w:hyperlink r:id="rId33" w:history="1">
-          <w:r>
-            <w:rPr>
-              <w:rStyle w:val="Hyperlink"/>
-            </w:rPr>
-            <w:t>ess</w:t>
-          </w:r>
-        </w:hyperlink>
-      </w:r>
-      <w:r>
-        <w:rPr>
-          <w:u w:val="single" w:color="0000ff"/>
-          <w:rFonts w:ascii="Charis SIL Regular" w:hAnsi="Charis SIL Regular" w:eastAsia="Charis SIL Regular"/>
-          <w:b w:val="0"/>
-          <w:i w:val="0"/>
-          <w:color w:val="000000"/>
-          <w:sz w:val="24"/>
-        </w:rPr>
-        <w:hyperlink r:id="rId33" w:history="1">
-          <w:r>
-            <w:rPr>
-              <w:rStyle w:val="Hyperlink"/>
-            </w:rPr>
-            <w:t>e</w:t>
-          </w:r>
-        </w:hyperlink>
-      </w:r>
-      <w:r>
-        <w:rPr>
-          <w:u w:val="single" w:color="0000ff"/>
-          <w:rFonts w:ascii="Charis SIL Regular" w:hAnsi="Charis SIL Regular" w:eastAsia="Charis SIL Regular"/>
-          <w:b w:val="0"/>
-          <w:i w:val="0"/>
-          <w:color w:val="000000"/>
-          <w:sz w:val="24"/>
-        </w:rPr>
-        <w:hyperlink r:id="rId33" w:history="1">
           <w:r>
             <w:rPr>
               <w:rStyle w:val="Hyperlink"/>
@@ -5229,7 +5216,7 @@
           <w:sz w:val="24"/>
           <w:u w:val="single"/>
         </w:rPr>
-        <w:hyperlink r:id="rId35" w:history="1">
+        <w:hyperlink r:id="rId34" w:history="1">
           <w:r>
             <w:rPr>
               <w:rStyle w:val="Hyperlink"/>
@@ -5247,7 +5234,7 @@
           <w:color w:val="000000"/>
           <w:sz w:val="24"/>
         </w:rPr>
-        <w:hyperlink r:id="rId34" w:history="1">
+        <w:hyperlink r:id="rId33" w:history="1">
           <w:r>
             <w:rPr>
               <w:rStyle w:val="Hyperlink"/>
@@ -5285,7 +5272,7 @@
           <w:sz w:val="24"/>
           <w:u w:val="single"/>
         </w:rPr>
-        <w:hyperlink r:id="rId36" w:history="1">
+        <w:hyperlink r:id="rId35" w:history="1">
           <w:r>
             <w:rPr>
               <w:rStyle w:val="Hyperlink"/>
@@ -5314,7 +5301,7 @@
           <w:sz w:val="24"/>
           <w:u w:val="single"/>
         </w:rPr>
-        <w:hyperlink r:id="rId36" w:history="1">
+        <w:hyperlink r:id="rId35" w:history="1">
           <w:r>
             <w:rPr>
               <w:rStyle w:val="Hyperlink"/>
@@ -5343,7 +5330,7 @@
           <w:sz w:val="24"/>
           <w:u w:val="single"/>
         </w:rPr>
-        <w:hyperlink r:id="rId36" w:history="1">
+        <w:hyperlink r:id="rId35" w:history="1">
           <w:r>
             <w:rPr>
               <w:rStyle w:val="Hyperlink"/>
@@ -5372,7 +5359,7 @@
           <w:sz w:val="24"/>
           <w:u w:val="single"/>
         </w:rPr>
-        <w:hyperlink r:id="rId36" w:history="1">
+        <w:hyperlink r:id="rId35" w:history="1">
           <w:r>
             <w:rPr>
               <w:rStyle w:val="Hyperlink"/>
@@ -5401,7 +5388,7 @@
           <w:sz w:val="24"/>
           <w:u w:val="single"/>
         </w:rPr>
-        <w:hyperlink r:id="rId36" w:history="1">
+        <w:hyperlink r:id="rId35" w:history="1">
           <w:r>
             <w:rPr>
               <w:rStyle w:val="Hyperlink"/>
@@ -5430,7 +5417,7 @@
           <w:sz w:val="24"/>
           <w:u w:val="single"/>
         </w:rPr>
-        <w:hyperlink r:id="rId36" w:history="1">
+        <w:hyperlink r:id="rId35" w:history="1">
           <w:r>
             <w:rPr>
               <w:rStyle w:val="Hyperlink"/>
@@ -5458,7 +5445,7 @@
           <w:color w:val="000000"/>
           <w:sz w:val="24"/>
         </w:rPr>
-        <w:hyperlink r:id="rId36" w:history="1">
+        <w:hyperlink r:id="rId35" w:history="1">
           <w:r>
             <w:rPr>
               <w:rStyle w:val="Hyperlink"/>
@@ -5476,7 +5463,7 @@
           <w:color w:val="000000"/>
           <w:sz w:val="24"/>
         </w:rPr>
-        <w:hyperlink r:id="rId36" w:history="1">
+        <w:hyperlink r:id="rId35" w:history="1">
           <w:r>
             <w:rPr>
               <w:rStyle w:val="Hyperlink"/>
@@ -5494,7 +5481,7 @@
           <w:color w:val="000000"/>
           <w:sz w:val="24"/>
         </w:rPr>
-        <w:hyperlink r:id="rId36" w:history="1">
+        <w:hyperlink r:id="rId35" w:history="1">
           <w:r>
             <w:rPr>
               <w:rStyle w:val="Hyperlink"/>
@@ -5512,7 +5499,7 @@
           <w:color w:val="000000"/>
           <w:sz w:val="24"/>
         </w:rPr>
-        <w:hyperlink r:id="rId36" w:history="1">
+        <w:hyperlink r:id="rId35" w:history="1">
           <w:r>
             <w:rPr>
               <w:rStyle w:val="Hyperlink"/>
@@ -5541,7 +5528,7 @@
           <w:color w:val="000000"/>
           <w:sz w:val="24"/>
         </w:rPr>
-        <w:hyperlink r:id="rId36" w:history="1">
+        <w:hyperlink r:id="rId35" w:history="1">
           <w:r>
             <w:rPr>
               <w:rStyle w:val="Hyperlink"/>
@@ -5559,7 +5546,7 @@
           <w:color w:val="000000"/>
           <w:sz w:val="24"/>
         </w:rPr>
-        <w:hyperlink r:id="rId36" w:history="1">
+        <w:hyperlink r:id="rId35" w:history="1">
           <w:r>
             <w:rPr>
               <w:rStyle w:val="Hyperlink"/>
@@ -5577,7 +5564,7 @@
           <w:color w:val="000000"/>
           <w:sz w:val="24"/>
         </w:rPr>
-        <w:hyperlink r:id="rId36" w:history="1">
+        <w:hyperlink r:id="rId35" w:history="1">
           <w:r>
             <w:rPr>
               <w:rStyle w:val="Hyperlink"/>
@@ -5595,7 +5582,7 @@
           <w:color w:val="000000"/>
           <w:sz w:val="24"/>
         </w:rPr>
-        <w:hyperlink r:id="rId36" w:history="1">
+        <w:hyperlink r:id="rId35" w:history="1">
           <w:r>
             <w:rPr>
               <w:rStyle w:val="Hyperlink"/>
@@ -5693,7 +5680,7 @@
           <w:sz w:val="24"/>
           <w:u w:val="single"/>
         </w:rPr>
-        <w:hyperlink r:id="rId37" w:history="1">
+        <w:hyperlink r:id="rId36" w:history="1">
           <w:r>
             <w:rPr>
               <w:rStyle w:val="Hyperlink"/>
@@ -5721,7 +5708,7 @@
           <w:sz w:val="24"/>
           <w:u w:val="single"/>
         </w:rPr>
-        <w:hyperlink r:id="rId38" w:history="1">
+        <w:hyperlink r:id="rId37" w:history="1">
           <w:r>
             <w:rPr>
               <w:rStyle w:val="Hyperlink"/>
@@ -5750,7 +5737,7 @@
           <w:sz w:val="24"/>
           <w:u w:val="single"/>
         </w:rPr>
-        <w:hyperlink r:id="rId38" w:history="1">
+        <w:hyperlink r:id="rId37" w:history="1">
           <w:r>
             <w:rPr>
               <w:rStyle w:val="Hyperlink"/>
@@ -5779,7 +5766,7 @@
           <w:sz w:val="24"/>
           <w:u w:val="single"/>
         </w:rPr>
-        <w:hyperlink r:id="rId38" w:history="1">
+        <w:hyperlink r:id="rId37" w:history="1">
           <w:r>
             <w:rPr>
               <w:rStyle w:val="Hyperlink"/>
@@ -5826,7 +5813,7 @@
           <w:sz w:val="24"/>
           <w:u w:val="single"/>
         </w:rPr>
-        <w:hyperlink r:id="rId38" w:history="1">
+        <w:hyperlink r:id="rId37" w:history="1">
           <w:r>
             <w:rPr>
               <w:rStyle w:val="Hyperlink"/>
@@ -5854,7 +5841,7 @@
           <w:sz w:val="24"/>
           <w:u w:val="single"/>
         </w:rPr>
-        <w:hyperlink r:id="rId39" w:history="1">
+        <w:hyperlink r:id="rId38" w:history="1">
           <w:r>
             <w:rPr>
               <w:rStyle w:val="Hyperlink"/>
@@ -5883,7 +5870,7 @@
           <w:sz w:val="24"/>
           <w:u w:val="single"/>
         </w:rPr>
-        <w:hyperlink r:id="rId39" w:history="1">
+        <w:hyperlink r:id="rId38" w:history="1">
           <w:r>
             <w:rPr>
               <w:rStyle w:val="Hyperlink"/>
@@ -5912,7 +5899,7 @@
           <w:sz w:val="24"/>
           <w:u w:val="single"/>
         </w:rPr>
-        <w:hyperlink r:id="rId39" w:history="1">
+        <w:hyperlink r:id="rId38" w:history="1">
           <w:r>
             <w:rPr>
               <w:rStyle w:val="Hyperlink"/>
@@ -5941,7 +5928,7 @@
           <w:sz w:val="24"/>
           <w:u w:val="single"/>
         </w:rPr>
-        <w:hyperlink r:id="rId39" w:history="1">
+        <w:hyperlink r:id="rId38" w:history="1">
           <w:r>
             <w:rPr>
               <w:rStyle w:val="Hyperlink"/>
@@ -5969,14 +5956,7 @@
           <w:color w:val="000000"/>
           <w:sz w:val="24"/>
         </w:rPr>
-        <w:hyperlink r:id="rId38" w:history="1">
-          <w:r>
-            <w:rPr>
-              <w:rStyle w:val="Hyperlink"/>
-            </w:rPr>
-            <w:t xml:space="preserve">portal </w:t>
-          </w:r>
-        </w:hyperlink>
+        <w:t xml:space="preserve">portal </w:t>
       </w:r>
       <w:r>
         <w:rPr>
@@ -5987,7 +5967,7 @@
           <w:sz w:val="24"/>
           <w:u w:val="single"/>
         </w:rPr>
-        <w:hyperlink r:id="rId38" w:history="1">
+        <w:hyperlink r:id="rId39" w:history="1">
           <w:r>
             <w:rPr>
               <w:rStyle w:val="Hyperlink"/>
@@ -6005,7 +5985,7 @@
           <w:color w:val="000000"/>
           <w:sz w:val="24"/>
         </w:rPr>
-        <w:hyperlink r:id="rId38" w:history="1">
+        <w:hyperlink r:id="rId37" w:history="1">
           <w:r>
             <w:rPr>
               <w:rStyle w:val="Hyperlink"/>
@@ -6033,7 +6013,7 @@
           <w:color w:val="000000"/>
           <w:sz w:val="24"/>
         </w:rPr>
-        <w:hyperlink r:id="rId39" w:history="1">
+        <w:hyperlink r:id="rId38" w:history="1">
           <w:r>
             <w:rPr>
               <w:rStyle w:val="Hyperlink"/>
@@ -6062,7 +6042,7 @@
           <w:color w:val="000000"/>
           <w:sz w:val="24"/>
         </w:rPr>
-        <w:hyperlink r:id="rId39" w:history="1">
+        <w:hyperlink r:id="rId38" w:history="1">
           <w:r>
             <w:rPr>
               <w:rStyle w:val="Hyperlink"/>
@@ -6080,7 +6060,7 @@
           <w:color w:val="000000"/>
           <w:sz w:val="24"/>
         </w:rPr>
-        <w:hyperlink r:id="rId39" w:history="1">
+        <w:hyperlink r:id="rId38" w:history="1">
           <w:r>
             <w:rPr>
               <w:rStyle w:val="Hyperlink"/>
@@ -6098,7 +6078,7 @@
           <w:color w:val="000000"/>
           <w:sz w:val="24"/>
         </w:rPr>
-        <w:hyperlink r:id="rId39" w:history="1">
+        <w:hyperlink r:id="rId38" w:history="1">
           <w:r>
             <w:rPr>
               <w:rStyle w:val="Hyperlink"/>
@@ -6116,7 +6096,7 @@
           <w:color w:val="000000"/>
           <w:sz w:val="24"/>
         </w:rPr>
-        <w:hyperlink r:id="rId39" w:history="1">
+        <w:hyperlink r:id="rId38" w:history="1">
           <w:r>
             <w:rPr>
               <w:rStyle w:val="Hyperlink"/>
@@ -6134,7 +6114,7 @@
           <w:color w:val="000000"/>
           <w:sz w:val="24"/>
         </w:rPr>
-        <w:hyperlink r:id="rId39" w:history="1">
+        <w:hyperlink r:id="rId38" w:history="1">
           <w:r>
             <w:rPr>
               <w:rStyle w:val="Hyperlink"/>
@@ -6183,7 +6163,7 @@
           <w:color w:val="000000"/>
           <w:sz w:val="24"/>
         </w:rPr>
-        <w:hyperlink r:id="rId40" w:history="1">
+        <w:hyperlink r:id="rId39" w:history="1">
           <w:r>
             <w:rPr>
               <w:rStyle w:val="Hyperlink"/>

--- a/EXPORTS/DOCX/published/niveau1/English/Sources.docx
+++ b/EXPORTS/DOCX/published/niveau1/English/Sources.docx
@@ -1289,13 +1289,39 @@
       </w:r>
       <w:r>
         <w:rPr>
+          <w:u w:val="single" w:color="0000ff"/>
           <w:rFonts w:ascii="Charis SIL Regular" w:hAnsi="Charis SIL Regular" w:eastAsia="Charis SIL Regular"/>
           <w:b w:val="0"/>
           <w:i w:val="0"/>
           <w:color w:val="000000"/>
           <w:sz w:val="24"/>
         </w:rPr>
-        <w:t xml:space="preserve">the </w:t>
+        <w:hyperlink r:id="rId15" w:history="1">
+          <w:r>
+            <w:rPr>
+              <w:rStyle w:val="Hyperlink"/>
+            </w:rPr>
+            <w:t>t</w:t>
+          </w:r>
+        </w:hyperlink>
+      </w:r>
+      <w:r>
+        <w:rPr>
+          <w:u w:val="single" w:color="0000ff"/>
+          <w:rFonts w:ascii="Charis SIL Regular" w:hAnsi="Charis SIL Regular" w:eastAsia="Charis SIL Regular"/>
+          <w:b w:val="0"/>
+          <w:i w:val="0"/>
+          <w:color w:val="000000"/>
+          <w:sz w:val="24"/>
+        </w:rPr>
+        <w:hyperlink r:id="rId15" w:history="1">
+          <w:r>
+            <w:rPr>
+              <w:rStyle w:val="Hyperlink"/>
+            </w:rPr>
+            <w:t xml:space="preserve">he </w:t>
+          </w:r>
+        </w:hyperlink>
       </w:r>
       <w:r>
         <w:rPr>
@@ -1304,9 +1330,8 @@
           <w:i w:val="0"/>
           <w:color w:val="0000FF"/>
           <w:sz w:val="24"/>
-          <w:u w:val="single"/>
-        </w:rPr>
-        <w:hyperlink r:id="rId15" w:history="1">
+        </w:rPr>
+        <w:hyperlink r:id="rId16" w:history="1">
           <w:r>
             <w:rPr>
               <w:rStyle w:val="Hyperlink"/>
@@ -1436,7 +1461,7 @@
           <w:sz w:val="24"/>
           <w:u w:val="single"/>
         </w:rPr>
-        <w:hyperlink r:id="rId15" w:history="1">
+        <w:hyperlink r:id="rId16" w:history="1">
           <w:r>
             <w:rPr>
               <w:rStyle w:val="Hyperlink"/>
@@ -2000,13 +2025,22 @@
             <w:rPr>
               <w:rStyle w:val="Hyperlink"/>
             </w:rPr>
-            <w:t xml:space="preserve"> files </w:t>
+            <w:t xml:space="preserve"> files</w:t>
           </w:r>
         </w:hyperlink>
       </w:r>
       <w:r>
         <w:rPr>
-          <w:u w:val="single" w:color="0000ff"/>
+          <w:rFonts w:ascii="Charis SIL Regular" w:hAnsi="Charis SIL Regular" w:eastAsia="Charis SIL Regular"/>
+          <w:b w:val="0"/>
+          <w:i w:val="0"/>
+          <w:color w:val="000000"/>
+          <w:sz w:val="24"/>
+        </w:rPr>
+        <w:t xml:space="preserve"> </w:t>
+      </w:r>
+      <w:r>
+        <w:rPr>
           <w:rFonts w:ascii="Charis SIL Regular" w:hAnsi="Charis SIL Regular" w:eastAsia="Charis SIL Regular"/>
           <w:b w:val="0"/>
           <w:i w:val="0"/>
@@ -2047,19 +2081,9 @@
             <w:rPr>
               <w:rStyle w:val="Hyperlink"/>
             </w:rPr>
-            <w:t>ervic</w:t>
+            <w:t xml:space="preserve">ervice </w:t>
           </w:r>
         </w:hyperlink>
-      </w:r>
-      <w:r>
-        <w:rPr>
-          <w:rFonts w:ascii="Charis SIL Regular" w:hAnsi="Charis SIL Regular" w:eastAsia="Charis SIL Regular"/>
-          <w:b w:val="0"/>
-          <w:i w:val="0"/>
-          <w:color w:val="000000"/>
-          <w:sz w:val="24"/>
-        </w:rPr>
-        <w:t xml:space="preserve">e </w:t>
       </w:r>
       <w:r>
         <w:rPr>
@@ -2442,7 +2466,7 @@
           <w:sz w:val="24"/>
           <w:u w:val="single"/>
         </w:rPr>
-        <w:hyperlink r:id="rId18" w:history="1">
+        <w:hyperlink r:id="rId19" w:history="1">
           <w:r>
             <w:rPr>
               <w:rStyle w:val="Hyperlink"/>
@@ -2471,7 +2495,7 @@
           <w:sz w:val="24"/>
           <w:u w:val="single"/>
         </w:rPr>
-        <w:hyperlink r:id="rId18" w:history="1">
+        <w:hyperlink r:id="rId19" w:history="1">
           <w:r>
             <w:rPr>
               <w:rStyle w:val="Hyperlink"/>
@@ -2489,7 +2513,7 @@
           <w:sz w:val="24"/>
           <w:u w:val="single"/>
         </w:rPr>
-        <w:hyperlink r:id="rId18" w:history="1">
+        <w:hyperlink r:id="rId19" w:history="1">
           <w:r>
             <w:rPr>
               <w:rStyle w:val="Hyperlink"/>
@@ -2507,7 +2531,7 @@
           <w:sz w:val="24"/>
           <w:u w:val="single"/>
         </w:rPr>
-        <w:hyperlink r:id="rId18" w:history="1">
+        <w:hyperlink r:id="rId19" w:history="1">
           <w:r>
             <w:rPr>
               <w:rStyle w:val="Hyperlink"/>
@@ -3555,42 +3579,13 @@
       </w:r>
       <w:r>
         <w:rPr>
-          <w:u w:val="single" w:color="0000ff"/>
           <w:rFonts w:ascii="Charis SIL Regular" w:hAnsi="Charis SIL Regular" w:eastAsia="Charis SIL Regular"/>
           <w:b w:val="0"/>
           <w:i w:val="0"/>
           <w:color w:val="000000"/>
           <w:sz w:val="24"/>
         </w:rPr>
-        <w:t xml:space="preserve"> </w:t>
-      </w:r>
-      <w:r>
-        <w:rPr>
-          <w:u w:val="single" w:color="0000ff"/>
-          <w:rFonts w:ascii="Charis SIL Regular" w:hAnsi="Charis SIL Regular" w:eastAsia="Charis SIL Regular"/>
-          <w:b w:val="0"/>
-          <w:i w:val="0"/>
-          <w:color w:val="000000"/>
-          <w:sz w:val="24"/>
-        </w:rPr>
-        <w:hyperlink r:id="rId22" w:history="1">
-          <w:r>
-            <w:rPr>
-              <w:rStyle w:val="Hyperlink"/>
-            </w:rPr>
-            <w:t>and the</w:t>
-          </w:r>
-        </w:hyperlink>
-      </w:r>
-      <w:r>
-        <w:rPr>
-          <w:rFonts w:ascii="Charis SIL Regular" w:hAnsi="Charis SIL Regular" w:eastAsia="Charis SIL Regular"/>
-          <w:b w:val="0"/>
-          <w:i w:val="0"/>
-          <w:color w:val="000000"/>
-          <w:sz w:val="24"/>
-        </w:rPr>
-        <w:t xml:space="preserve"> </w:t>
+        <w:t xml:space="preserve"> and the </w:t>
       </w:r>
       <w:r>
         <w:rPr>
@@ -3770,7 +3765,50 @@
           <w:color w:val="000000"/>
           <w:sz w:val="24"/>
         </w:rPr>
-        <w:t xml:space="preserve">stodian of the </w:t>
+        <w:hyperlink r:id="rId26" w:history="1">
+          <w:r>
+            <w:rPr>
+              <w:rStyle w:val="Hyperlink"/>
+            </w:rPr>
+            <w:t xml:space="preserve">stodian </w:t>
+          </w:r>
+        </w:hyperlink>
+      </w:r>
+      <w:r>
+        <w:rPr>
+          <w:u w:val="single" w:color="0000ff"/>
+          <w:rFonts w:ascii="Charis SIL Regular" w:hAnsi="Charis SIL Regular" w:eastAsia="Charis SIL Regular"/>
+          <w:b w:val="0"/>
+          <w:i w:val="0"/>
+          <w:color w:val="000000"/>
+          <w:sz w:val="24"/>
+        </w:rPr>
+        <w:hyperlink r:id="rId26" w:history="1">
+          <w:r>
+            <w:rPr>
+              <w:rStyle w:val="Hyperlink"/>
+            </w:rPr>
+            <w:t>o</w:t>
+          </w:r>
+        </w:hyperlink>
+      </w:r>
+      <w:r>
+        <w:rPr>
+          <w:u w:val="single" w:color="0000ff"/>
+          <w:rFonts w:ascii="Charis SIL Regular" w:hAnsi="Charis SIL Regular" w:eastAsia="Charis SIL Regular"/>
+          <w:b w:val="0"/>
+          <w:i w:val="0"/>
+          <w:color w:val="000000"/>
+          <w:sz w:val="24"/>
+        </w:rPr>
+        <w:hyperlink r:id="rId26" w:history="1">
+          <w:r>
+            <w:rPr>
+              <w:rStyle w:val="Hyperlink"/>
+            </w:rPr>
+            <w:t xml:space="preserve">f the </w:t>
+          </w:r>
+        </w:hyperlink>
       </w:r>
       <w:r>
         <w:rPr>
@@ -4616,7 +4654,7 @@
           <w:sz w:val="24"/>
           <w:u w:val="single"/>
         </w:rPr>
-        <w:hyperlink r:id="rId30" w:history="1">
+        <w:hyperlink r:id="rId32" w:history="1">
           <w:r>
             <w:rPr>
               <w:rStyle w:val="Hyperlink"/>
@@ -4645,7 +4683,7 @@
           <w:sz w:val="24"/>
           <w:u w:val="single"/>
         </w:rPr>
-        <w:hyperlink r:id="rId30" w:history="1">
+        <w:hyperlink r:id="rId32" w:history="1">
           <w:r>
             <w:rPr>
               <w:rStyle w:val="Hyperlink"/>
@@ -4674,7 +4712,7 @@
           <w:sz w:val="24"/>
           <w:u w:val="single"/>
         </w:rPr>
-        <w:hyperlink r:id="rId30" w:history="1">
+        <w:hyperlink r:id="rId32" w:history="1">
           <w:r>
             <w:rPr>
               <w:rStyle w:val="Hyperlink"/>
@@ -4703,7 +4741,7 @@
           <w:sz w:val="24"/>
           <w:u w:val="single"/>
         </w:rPr>
-        <w:hyperlink r:id="rId30" w:history="1">
+        <w:hyperlink r:id="rId32" w:history="1">
           <w:r>
             <w:rPr>
               <w:rStyle w:val="Hyperlink"/>
@@ -5949,7 +5987,6 @@
       </w:r>
       <w:r>
         <w:rPr>
-          <w:u w:val="single" w:color="0000ff"/>
           <w:rFonts w:ascii="Charis SIL Regular" w:hAnsi="Charis SIL Regular" w:eastAsia="Charis SIL Regular"/>
           <w:b w:val="0"/>
           <w:i w:val="0"/>
@@ -5967,7 +6004,7 @@
           <w:sz w:val="24"/>
           <w:u w:val="single"/>
         </w:rPr>
-        <w:hyperlink r:id="rId39" w:history="1">
+        <w:hyperlink r:id="rId37" w:history="1">
           <w:r>
             <w:rPr>
               <w:rStyle w:val="Hyperlink"/>

--- a/EXPORTS/DOCX/published/niveau1/English/Sources.docx
+++ b/EXPORTS/DOCX/published/niveau1/English/Sources.docx
@@ -1289,49 +1289,24 @@
       </w:r>
       <w:r>
         <w:rPr>
-          <w:u w:val="single" w:color="0000ff"/>
           <w:rFonts w:ascii="Charis SIL Regular" w:hAnsi="Charis SIL Regular" w:eastAsia="Charis SIL Regular"/>
           <w:b w:val="0"/>
           <w:i w:val="0"/>
           <w:color w:val="000000"/>
           <w:sz w:val="24"/>
         </w:rPr>
+        <w:t xml:space="preserve">the </w:t>
+      </w:r>
+      <w:r>
+        <w:rPr>
+          <w:rFonts w:ascii="Charis SIL Regular" w:hAnsi="Charis SIL Regular" w:eastAsia="Charis SIL Regular"/>
+          <w:b w:val="0"/>
+          <w:i w:val="0"/>
+          <w:color w:val="0000FF"/>
+          <w:sz w:val="24"/>
+          <w:u w:val="single"/>
+        </w:rPr>
         <w:hyperlink r:id="rId15" w:history="1">
-          <w:r>
-            <w:rPr>
-              <w:rStyle w:val="Hyperlink"/>
-            </w:rPr>
-            <w:t>t</w:t>
-          </w:r>
-        </w:hyperlink>
-      </w:r>
-      <w:r>
-        <w:rPr>
-          <w:u w:val="single" w:color="0000ff"/>
-          <w:rFonts w:ascii="Charis SIL Regular" w:hAnsi="Charis SIL Regular" w:eastAsia="Charis SIL Regular"/>
-          <w:b w:val="0"/>
-          <w:i w:val="0"/>
-          <w:color w:val="000000"/>
-          <w:sz w:val="24"/>
-        </w:rPr>
-        <w:hyperlink r:id="rId15" w:history="1">
-          <w:r>
-            <w:rPr>
-              <w:rStyle w:val="Hyperlink"/>
-            </w:rPr>
-            <w:t xml:space="preserve">he </w:t>
-          </w:r>
-        </w:hyperlink>
-      </w:r>
-      <w:r>
-        <w:rPr>
-          <w:rFonts w:ascii="Charis SIL Regular" w:hAnsi="Charis SIL Regular" w:eastAsia="Charis SIL Regular"/>
-          <w:b w:val="0"/>
-          <w:i w:val="0"/>
-          <w:color w:val="0000FF"/>
-          <w:sz w:val="24"/>
-        </w:rPr>
-        <w:hyperlink r:id="rId16" w:history="1">
           <w:r>
             <w:rPr>
               <w:rStyle w:val="Hyperlink"/>
@@ -1443,7 +1418,7 @@
           <w:sz w:val="24"/>
           <w:u w:val="single"/>
         </w:rPr>
-        <w:hyperlink r:id="rId15" w:history="1">
+        <w:hyperlink r:id="rId16" w:history="1">
           <w:r>
             <w:rPr>
               <w:rStyle w:val="Hyperlink"/>
@@ -1966,14 +1941,7 @@
           <w:color w:val="000000"/>
           <w:sz w:val="24"/>
         </w:rPr>
-        <w:hyperlink r:id="rId17" w:history="1">
-          <w:r>
-            <w:rPr>
-              <w:rStyle w:val="Hyperlink"/>
-            </w:rPr>
-            <w:t>or t</w:t>
-          </w:r>
-        </w:hyperlink>
+        <w:t>or t</w:t>
       </w:r>
       <w:r>
         <w:rPr>
@@ -3085,7 +3053,7 @@
           <w:sz w:val="24"/>
           <w:u w:val="single"/>
         </w:rPr>
-        <w:hyperlink r:id="rId20" w:history="1">
+        <w:hyperlink r:id="rId16" w:history="1">
           <w:r>
             <w:rPr>
               <w:rStyle w:val="Hyperlink"/>
@@ -4634,7 +4602,6 @@
           <w:i w:val="0"/>
           <w:color w:val="0000FF"/>
           <w:sz w:val="24"/>
-          <w:u w:val="single"/>
         </w:rPr>
         <w:hyperlink r:id="rId32" w:history="1">
           <w:r>
@@ -4759,7 +4726,7 @@
           <w:sz w:val="24"/>
           <w:u w:val="single"/>
         </w:rPr>
-        <w:hyperlink r:id="rId30" w:history="1">
+        <w:hyperlink r:id="rId32" w:history="1">
           <w:r>
             <w:rPr>
               <w:rStyle w:val="Hyperlink"/>

--- a/EXPORTS/DOCX/published/niveau1/English/Sources.docx
+++ b/EXPORTS/DOCX/published/niveau1/English/Sources.docx
@@ -1289,13 +1289,39 @@
       </w:r>
       <w:r>
         <w:rPr>
+          <w:u w:val="single" w:color="0000ff"/>
           <w:rFonts w:ascii="Charis SIL Regular" w:hAnsi="Charis SIL Regular" w:eastAsia="Charis SIL Regular"/>
           <w:b w:val="0"/>
           <w:i w:val="0"/>
           <w:color w:val="000000"/>
           <w:sz w:val="24"/>
         </w:rPr>
-        <w:t xml:space="preserve">the </w:t>
+        <w:hyperlink r:id="rId15" w:history="1">
+          <w:r>
+            <w:rPr>
+              <w:rStyle w:val="Hyperlink"/>
+            </w:rPr>
+            <w:t>t</w:t>
+          </w:r>
+        </w:hyperlink>
+      </w:r>
+      <w:r>
+        <w:rPr>
+          <w:u w:val="single" w:color="0000ff"/>
+          <w:rFonts w:ascii="Charis SIL Regular" w:hAnsi="Charis SIL Regular" w:eastAsia="Charis SIL Regular"/>
+          <w:b w:val="0"/>
+          <w:i w:val="0"/>
+          <w:color w:val="000000"/>
+          <w:sz w:val="24"/>
+        </w:rPr>
+        <w:hyperlink r:id="rId15" w:history="1">
+          <w:r>
+            <w:rPr>
+              <w:rStyle w:val="Hyperlink"/>
+            </w:rPr>
+            <w:t xml:space="preserve">he </w:t>
+          </w:r>
+        </w:hyperlink>
       </w:r>
       <w:r>
         <w:rPr>
@@ -1306,7 +1332,7 @@
           <w:sz w:val="24"/>
           <w:u w:val="single"/>
         </w:rPr>
-        <w:hyperlink r:id="rId15" w:history="1">
+        <w:hyperlink r:id="rId16" w:history="1">
           <w:r>
             <w:rPr>
               <w:rStyle w:val="Hyperlink"/>
@@ -1894,54 +1920,7 @@
           <w:color w:val="000000"/>
           <w:sz w:val="24"/>
         </w:rPr>
-        <w:t>. They also provide an online search</w:t>
-      </w:r>
-      <w:r>
-        <w:rPr>
-          <w:u w:val="single" w:color="0000ff"/>
-          <w:rFonts w:ascii="Charis SIL Regular" w:hAnsi="Charis SIL Regular" w:eastAsia="Charis SIL Regular"/>
-          <w:b w:val="0"/>
-          <w:i w:val="0"/>
-          <w:color w:val="000000"/>
-          <w:sz w:val="24"/>
-        </w:rPr>
-        <w:hyperlink r:id="rId17" w:history="1">
-          <w:r>
-            <w:rPr>
-              <w:rStyle w:val="Hyperlink"/>
-            </w:rPr>
-            <w:t xml:space="preserve"> functi</w:t>
-          </w:r>
-        </w:hyperlink>
-      </w:r>
-      <w:r>
-        <w:rPr>
-          <w:u w:val="single" w:color="0000ff"/>
-          <w:rFonts w:ascii="Charis SIL Regular" w:hAnsi="Charis SIL Regular" w:eastAsia="Charis SIL Regular"/>
-          <w:b w:val="0"/>
-          <w:i w:val="0"/>
-          <w:color w:val="000000"/>
-          <w:sz w:val="24"/>
-        </w:rPr>
-        <w:hyperlink r:id="rId17" w:history="1">
-          <w:r>
-            <w:rPr>
-              <w:rStyle w:val="Hyperlink"/>
-            </w:rPr>
-            <w:t>on f</w:t>
-          </w:r>
-        </w:hyperlink>
-      </w:r>
-      <w:r>
-        <w:rPr>
-          <w:u w:val="single" w:color="0000ff"/>
-          <w:rFonts w:ascii="Charis SIL Regular" w:hAnsi="Charis SIL Regular" w:eastAsia="Charis SIL Regular"/>
-          <w:b w:val="0"/>
-          <w:i w:val="0"/>
-          <w:color w:val="000000"/>
-          <w:sz w:val="24"/>
-        </w:rPr>
-        <w:t>or t</w:t>
+        <w:t>. They also provide an online search function for t</w:t>
       </w:r>
       <w:r>
         <w:rPr>
@@ -3053,7 +3032,7 @@
           <w:sz w:val="24"/>
           <w:u w:val="single"/>
         </w:rPr>
-        <w:hyperlink r:id="rId16" w:history="1">
+        <w:hyperlink r:id="rId20" w:history="1">
           <w:r>
             <w:rPr>
               <w:rStyle w:val="Hyperlink"/>
@@ -3547,13 +3526,42 @@
       </w:r>
       <w:r>
         <w:rPr>
+          <w:u w:val="single" w:color="0000ff"/>
           <w:rFonts w:ascii="Charis SIL Regular" w:hAnsi="Charis SIL Regular" w:eastAsia="Charis SIL Regular"/>
           <w:b w:val="0"/>
           <w:i w:val="0"/>
           <w:color w:val="000000"/>
           <w:sz w:val="24"/>
         </w:rPr>
-        <w:t xml:space="preserve"> and the </w:t>
+        <w:t xml:space="preserve"> </w:t>
+      </w:r>
+      <w:r>
+        <w:rPr>
+          <w:u w:val="single" w:color="0000ff"/>
+          <w:rFonts w:ascii="Charis SIL Regular" w:hAnsi="Charis SIL Regular" w:eastAsia="Charis SIL Regular"/>
+          <w:b w:val="0"/>
+          <w:i w:val="0"/>
+          <w:color w:val="000000"/>
+          <w:sz w:val="24"/>
+        </w:rPr>
+        <w:hyperlink r:id="rId22" w:history="1">
+          <w:r>
+            <w:rPr>
+              <w:rStyle w:val="Hyperlink"/>
+            </w:rPr>
+            <w:t>and the</w:t>
+          </w:r>
+        </w:hyperlink>
+      </w:r>
+      <w:r>
+        <w:rPr>
+          <w:rFonts w:ascii="Charis SIL Regular" w:hAnsi="Charis SIL Regular" w:eastAsia="Charis SIL Regular"/>
+          <w:b w:val="0"/>
+          <w:i w:val="0"/>
+          <w:color w:val="000000"/>
+          <w:sz w:val="24"/>
+        </w:rPr>
+        <w:t xml:space="preserve"> </w:t>
       </w:r>
       <w:r>
         <w:rPr>
@@ -3733,50 +3741,7 @@
           <w:color w:val="000000"/>
           <w:sz w:val="24"/>
         </w:rPr>
-        <w:hyperlink r:id="rId26" w:history="1">
-          <w:r>
-            <w:rPr>
-              <w:rStyle w:val="Hyperlink"/>
-            </w:rPr>
-            <w:t xml:space="preserve">stodian </w:t>
-          </w:r>
-        </w:hyperlink>
-      </w:r>
-      <w:r>
-        <w:rPr>
-          <w:u w:val="single" w:color="0000ff"/>
-          <w:rFonts w:ascii="Charis SIL Regular" w:hAnsi="Charis SIL Regular" w:eastAsia="Charis SIL Regular"/>
-          <w:b w:val="0"/>
-          <w:i w:val="0"/>
-          <w:color w:val="000000"/>
-          <w:sz w:val="24"/>
-        </w:rPr>
-        <w:hyperlink r:id="rId26" w:history="1">
-          <w:r>
-            <w:rPr>
-              <w:rStyle w:val="Hyperlink"/>
-            </w:rPr>
-            <w:t>o</w:t>
-          </w:r>
-        </w:hyperlink>
-      </w:r>
-      <w:r>
-        <w:rPr>
-          <w:u w:val="single" w:color="0000ff"/>
-          <w:rFonts w:ascii="Charis SIL Regular" w:hAnsi="Charis SIL Regular" w:eastAsia="Charis SIL Regular"/>
-          <w:b w:val="0"/>
-          <w:i w:val="0"/>
-          <w:color w:val="000000"/>
-          <w:sz w:val="24"/>
-        </w:rPr>
-        <w:hyperlink r:id="rId26" w:history="1">
-          <w:r>
-            <w:rPr>
-              <w:rStyle w:val="Hyperlink"/>
-            </w:rPr>
-            <w:t xml:space="preserve">f the </w:t>
-          </w:r>
-        </w:hyperlink>
+        <w:t xml:space="preserve">stodian of the </w:t>
       </w:r>
       <w:r>
         <w:rPr>
@@ -4602,6 +4567,7 @@
           <w:i w:val="0"/>
           <w:color w:val="0000FF"/>
           <w:sz w:val="24"/>
+          <w:u w:val="single"/>
         </w:rPr>
         <w:hyperlink r:id="rId32" w:history="1">
           <w:r>
@@ -4621,7 +4587,7 @@
           <w:sz w:val="24"/>
           <w:u w:val="single"/>
         </w:rPr>
-        <w:hyperlink r:id="rId32" w:history="1">
+        <w:hyperlink r:id="rId30" w:history="1">
           <w:r>
             <w:rPr>
               <w:rStyle w:val="Hyperlink"/>
@@ -4650,7 +4616,7 @@
           <w:sz w:val="24"/>
           <w:u w:val="single"/>
         </w:rPr>
-        <w:hyperlink r:id="rId32" w:history="1">
+        <w:hyperlink r:id="rId30" w:history="1">
           <w:r>
             <w:rPr>
               <w:rStyle w:val="Hyperlink"/>
@@ -4679,7 +4645,7 @@
           <w:sz w:val="24"/>
           <w:u w:val="single"/>
         </w:rPr>
-        <w:hyperlink r:id="rId32" w:history="1">
+        <w:hyperlink r:id="rId30" w:history="1">
           <w:r>
             <w:rPr>
               <w:rStyle w:val="Hyperlink"/>
@@ -4708,7 +4674,7 @@
           <w:sz w:val="24"/>
           <w:u w:val="single"/>
         </w:rPr>
-        <w:hyperlink r:id="rId32" w:history="1">
+        <w:hyperlink r:id="rId30" w:history="1">
           <w:r>
             <w:rPr>
               <w:rStyle w:val="Hyperlink"/>
@@ -4726,7 +4692,7 @@
           <w:sz w:val="24"/>
           <w:u w:val="single"/>
         </w:rPr>
-        <w:hyperlink r:id="rId32" w:history="1">
+        <w:hyperlink r:id="rId30" w:history="1">
           <w:r>
             <w:rPr>
               <w:rStyle w:val="Hyperlink"/>
@@ -5971,7 +5937,7 @@
           <w:sz w:val="24"/>
           <w:u w:val="single"/>
         </w:rPr>
-        <w:hyperlink r:id="rId37" w:history="1">
+        <w:hyperlink r:id="rId39" w:history="1">
           <w:r>
             <w:rPr>
               <w:rStyle w:val="Hyperlink"/>

--- a/EXPORTS/DOCX/published/niveau1/English/Sources.docx
+++ b/EXPORTS/DOCX/published/niveau1/English/Sources.docx
@@ -1289,50 +1289,24 @@
       </w:r>
       <w:r>
         <w:rPr>
-          <w:u w:val="single" w:color="0000ff"/>
           <w:rFonts w:ascii="Charis SIL Regular" w:hAnsi="Charis SIL Regular" w:eastAsia="Charis SIL Regular"/>
           <w:b w:val="0"/>
           <w:i w:val="0"/>
           <w:color w:val="000000"/>
           <w:sz w:val="24"/>
         </w:rPr>
+        <w:t xml:space="preserve">the </w:t>
+      </w:r>
+      <w:r>
+        <w:rPr>
+          <w:rFonts w:ascii="Charis SIL Regular" w:hAnsi="Charis SIL Regular" w:eastAsia="Charis SIL Regular"/>
+          <w:b w:val="0"/>
+          <w:i w:val="0"/>
+          <w:color w:val="0000FF"/>
+          <w:sz w:val="24"/>
+          <w:u w:val="single"/>
+        </w:rPr>
         <w:hyperlink r:id="rId15" w:history="1">
-          <w:r>
-            <w:rPr>
-              <w:rStyle w:val="Hyperlink"/>
-            </w:rPr>
-            <w:t>t</w:t>
-          </w:r>
-        </w:hyperlink>
-      </w:r>
-      <w:r>
-        <w:rPr>
-          <w:u w:val="single" w:color="0000ff"/>
-          <w:rFonts w:ascii="Charis SIL Regular" w:hAnsi="Charis SIL Regular" w:eastAsia="Charis SIL Regular"/>
-          <w:b w:val="0"/>
-          <w:i w:val="0"/>
-          <w:color w:val="000000"/>
-          <w:sz w:val="24"/>
-        </w:rPr>
-        <w:hyperlink r:id="rId15" w:history="1">
-          <w:r>
-            <w:rPr>
-              <w:rStyle w:val="Hyperlink"/>
-            </w:rPr>
-            <w:t xml:space="preserve">he </w:t>
-          </w:r>
-        </w:hyperlink>
-      </w:r>
-      <w:r>
-        <w:rPr>
-          <w:rFonts w:ascii="Charis SIL Regular" w:hAnsi="Charis SIL Regular" w:eastAsia="Charis SIL Regular"/>
-          <w:b w:val="0"/>
-          <w:i w:val="0"/>
-          <w:color w:val="0000FF"/>
-          <w:sz w:val="24"/>
-          <w:u w:val="single"/>
-        </w:rPr>
-        <w:hyperlink r:id="rId16" w:history="1">
           <w:r>
             <w:rPr>
               <w:rStyle w:val="Hyperlink"/>
@@ -1350,7 +1324,7 @@
           <w:sz w:val="24"/>
           <w:u w:val="single"/>
         </w:rPr>
-        <w:hyperlink r:id="rId16" w:history="1">
+        <w:hyperlink r:id="rId15" w:history="1">
           <w:r>
             <w:rPr>
               <w:rStyle w:val="Hyperlink"/>
@@ -1379,14 +1353,7 @@
           <w:sz w:val="24"/>
           <w:u w:val="single"/>
         </w:rPr>
-        <w:hyperlink r:id="rId16" w:history="1">
-          <w:r>
-            <w:rPr>
-              <w:rStyle w:val="Hyperlink"/>
-            </w:rPr>
-            <w:t>U</w:t>
-          </w:r>
-        </w:hyperlink>
+        <w:t>U</w:t>
       </w:r>
       <w:r>
         <w:rPr>
@@ -1397,7 +1364,7 @@
           <w:sz w:val="24"/>
           <w:u w:val="single"/>
         </w:rPr>
-        <w:hyperlink r:id="rId16" w:history="1">
+        <w:hyperlink r:id="rId15" w:history="1">
           <w:r>
             <w:rPr>
               <w:rStyle w:val="Hyperlink"/>
@@ -1426,7 +1393,7 @@
           <w:sz w:val="24"/>
           <w:u w:val="single"/>
         </w:rPr>
-        <w:hyperlink r:id="rId16" w:history="1">
+        <w:hyperlink r:id="rId15" w:history="1">
           <w:r>
             <w:rPr>
               <w:rStyle w:val="Hyperlink"/>
@@ -1444,7 +1411,7 @@
           <w:sz w:val="24"/>
           <w:u w:val="single"/>
         </w:rPr>
-        <w:hyperlink r:id="rId16" w:history="1">
+        <w:hyperlink r:id="rId15" w:history="1">
           <w:r>
             <w:rPr>
               <w:rStyle w:val="Hyperlink"/>
@@ -1462,7 +1429,7 @@
           <w:sz w:val="24"/>
           <w:u w:val="single"/>
         </w:rPr>
-        <w:hyperlink r:id="rId16" w:history="1">
+        <w:hyperlink r:id="rId15" w:history="1">
           <w:r>
             <w:rPr>
               <w:rStyle w:val="Hyperlink"/>
@@ -1920,7 +1887,25 @@
           <w:color w:val="000000"/>
           <w:sz w:val="24"/>
         </w:rPr>
-        <w:t>. They also provide an online search function for t</w:t>
+        <w:t>. They also provide an online search function f</w:t>
+      </w:r>
+      <w:r>
+        <w:rPr>
+          <w:u w:val="single" w:color="0000ff"/>
+          <w:rFonts w:ascii="Charis SIL Regular" w:hAnsi="Charis SIL Regular" w:eastAsia="Charis SIL Regular"/>
+          <w:b w:val="0"/>
+          <w:i w:val="0"/>
+          <w:color w:val="000000"/>
+          <w:sz w:val="24"/>
+        </w:rPr>
+        <w:hyperlink r:id="rId17" w:history="1">
+          <w:r>
+            <w:rPr>
+              <w:rStyle w:val="Hyperlink"/>
+            </w:rPr>
+            <w:t>or t</w:t>
+          </w:r>
+        </w:hyperlink>
       </w:r>
       <w:r>
         <w:rPr>
@@ -2413,7 +2398,7 @@
           <w:sz w:val="24"/>
           <w:u w:val="single"/>
         </w:rPr>
-        <w:hyperlink r:id="rId19" w:history="1">
+        <w:hyperlink r:id="rId18" w:history="1">
           <w:r>
             <w:rPr>
               <w:rStyle w:val="Hyperlink"/>
@@ -2442,7 +2427,7 @@
           <w:sz w:val="24"/>
           <w:u w:val="single"/>
         </w:rPr>
-        <w:hyperlink r:id="rId19" w:history="1">
+        <w:hyperlink r:id="rId18" w:history="1">
           <w:r>
             <w:rPr>
               <w:rStyle w:val="Hyperlink"/>
@@ -2478,7 +2463,7 @@
           <w:sz w:val="24"/>
           <w:u w:val="single"/>
         </w:rPr>
-        <w:hyperlink r:id="rId19" w:history="1">
+        <w:hyperlink r:id="rId18" w:history="1">
           <w:r>
             <w:rPr>
               <w:rStyle w:val="Hyperlink"/>
@@ -3526,42 +3511,13 @@
       </w:r>
       <w:r>
         <w:rPr>
-          <w:u w:val="single" w:color="0000ff"/>
           <w:rFonts w:ascii="Charis SIL Regular" w:hAnsi="Charis SIL Regular" w:eastAsia="Charis SIL Regular"/>
           <w:b w:val="0"/>
           <w:i w:val="0"/>
           <w:color w:val="000000"/>
           <w:sz w:val="24"/>
         </w:rPr>
-        <w:t xml:space="preserve"> </w:t>
-      </w:r>
-      <w:r>
-        <w:rPr>
-          <w:u w:val="single" w:color="0000ff"/>
-          <w:rFonts w:ascii="Charis SIL Regular" w:hAnsi="Charis SIL Regular" w:eastAsia="Charis SIL Regular"/>
-          <w:b w:val="0"/>
-          <w:i w:val="0"/>
-          <w:color w:val="000000"/>
-          <w:sz w:val="24"/>
-        </w:rPr>
-        <w:hyperlink r:id="rId22" w:history="1">
-          <w:r>
-            <w:rPr>
-              <w:rStyle w:val="Hyperlink"/>
-            </w:rPr>
-            <w:t>and the</w:t>
-          </w:r>
-        </w:hyperlink>
-      </w:r>
-      <w:r>
-        <w:rPr>
-          <w:rFonts w:ascii="Charis SIL Regular" w:hAnsi="Charis SIL Regular" w:eastAsia="Charis SIL Regular"/>
-          <w:b w:val="0"/>
-          <w:i w:val="0"/>
-          <w:color w:val="000000"/>
-          <w:sz w:val="24"/>
-        </w:rPr>
-        <w:t xml:space="preserve"> </w:t>
+        <w:t xml:space="preserve"> and the </w:t>
       </w:r>
       <w:r>
         <w:rPr>
@@ -3601,7 +3557,6 @@
       </w:r>
       <w:r>
         <w:rPr>
-          <w:u w:val="single" w:color="0000ff"/>
           <w:rFonts w:ascii="Charis SIL Regular" w:hAnsi="Charis SIL Regular" w:eastAsia="Charis SIL Regular"/>
           <w:b w:val="0"/>
           <w:i w:val="0"/>

--- a/EXPORTS/DOCX/published/niveau1/English/Sources.docx
+++ b/EXPORTS/DOCX/published/niveau1/English/Sources.docx
@@ -1324,7 +1324,7 @@
           <w:sz w:val="24"/>
           <w:u w:val="single"/>
         </w:rPr>
-        <w:hyperlink r:id="rId15" w:history="1">
+        <w:hyperlink r:id="rId16" w:history="1">
           <w:r>
             <w:rPr>
               <w:rStyle w:val="Hyperlink"/>
@@ -1353,7 +1353,14 @@
           <w:sz w:val="24"/>
           <w:u w:val="single"/>
         </w:rPr>
-        <w:t>U</w:t>
+        <w:hyperlink r:id="rId16" w:history="1">
+          <w:r>
+            <w:rPr>
+              <w:rStyle w:val="Hyperlink"/>
+            </w:rPr>
+            <w:t>U</w:t>
+          </w:r>
+        </w:hyperlink>
       </w:r>
       <w:r>
         <w:rPr>
@@ -1364,7 +1371,7 @@
           <w:sz w:val="24"/>
           <w:u w:val="single"/>
         </w:rPr>
-        <w:hyperlink r:id="rId15" w:history="1">
+        <w:hyperlink r:id="rId16" w:history="1">
           <w:r>
             <w:rPr>
               <w:rStyle w:val="Hyperlink"/>
@@ -1887,7 +1894,43 @@
           <w:color w:val="000000"/>
           <w:sz w:val="24"/>
         </w:rPr>
-        <w:t>. They also provide an online search function f</w:t>
+        <w:t>. They also provide an online search</w:t>
+      </w:r>
+      <w:r>
+        <w:rPr>
+          <w:u w:val="single" w:color="0000ff"/>
+          <w:rFonts w:ascii="Charis SIL Regular" w:hAnsi="Charis SIL Regular" w:eastAsia="Charis SIL Regular"/>
+          <w:b w:val="0"/>
+          <w:i w:val="0"/>
+          <w:color w:val="000000"/>
+          <w:sz w:val="24"/>
+        </w:rPr>
+        <w:hyperlink r:id="rId17" w:history="1">
+          <w:r>
+            <w:rPr>
+              <w:rStyle w:val="Hyperlink"/>
+            </w:rPr>
+            <w:t xml:space="preserve"> functi</w:t>
+          </w:r>
+        </w:hyperlink>
+      </w:r>
+      <w:r>
+        <w:rPr>
+          <w:u w:val="single" w:color="0000ff"/>
+          <w:rFonts w:ascii="Charis SIL Regular" w:hAnsi="Charis SIL Regular" w:eastAsia="Charis SIL Regular"/>
+          <w:b w:val="0"/>
+          <w:i w:val="0"/>
+          <w:color w:val="000000"/>
+          <w:sz w:val="24"/>
+        </w:rPr>
+        <w:hyperlink r:id="rId17" w:history="1">
+          <w:r>
+            <w:rPr>
+              <w:rStyle w:val="Hyperlink"/>
+            </w:rPr>
+            <w:t>on f</w:t>
+          </w:r>
+        </w:hyperlink>
       </w:r>
       <w:r>
         <w:rPr>
@@ -1957,22 +2000,13 @@
             <w:rPr>
               <w:rStyle w:val="Hyperlink"/>
             </w:rPr>
-            <w:t xml:space="preserve"> files</w:t>
+            <w:t xml:space="preserve"> files </w:t>
           </w:r>
         </w:hyperlink>
       </w:r>
       <w:r>
         <w:rPr>
-          <w:rFonts w:ascii="Charis SIL Regular" w:hAnsi="Charis SIL Regular" w:eastAsia="Charis SIL Regular"/>
-          <w:b w:val="0"/>
-          <w:i w:val="0"/>
-          <w:color w:val="000000"/>
-          <w:sz w:val="24"/>
-        </w:rPr>
-        <w:t xml:space="preserve"> </w:t>
-      </w:r>
-      <w:r>
-        <w:rPr>
+          <w:u w:val="single" w:color="0000ff"/>
           <w:rFonts w:ascii="Charis SIL Regular" w:hAnsi="Charis SIL Regular" w:eastAsia="Charis SIL Regular"/>
           <w:b w:val="0"/>
           <w:i w:val="0"/>
@@ -2013,9 +2047,19 @@
             <w:rPr>
               <w:rStyle w:val="Hyperlink"/>
             </w:rPr>
-            <w:t xml:space="preserve">ervice </w:t>
+            <w:t>ervic</w:t>
           </w:r>
         </w:hyperlink>
+      </w:r>
+      <w:r>
+        <w:rPr>
+          <w:rFonts w:ascii="Charis SIL Regular" w:hAnsi="Charis SIL Regular" w:eastAsia="Charis SIL Regular"/>
+          <w:b w:val="0"/>
+          <w:i w:val="0"/>
+          <w:color w:val="000000"/>
+          <w:sz w:val="24"/>
+        </w:rPr>
+        <w:t xml:space="preserve">e </w:t>
       </w:r>
       <w:r>
         <w:rPr>
@@ -2445,7 +2489,7 @@
           <w:sz w:val="24"/>
           <w:u w:val="single"/>
         </w:rPr>
-        <w:hyperlink r:id="rId19" w:history="1">
+        <w:hyperlink r:id="rId18" w:history="1">
           <w:r>
             <w:rPr>
               <w:rStyle w:val="Hyperlink"/>
@@ -3511,13 +3555,42 @@
       </w:r>
       <w:r>
         <w:rPr>
+          <w:u w:val="single" w:color="0000ff"/>
           <w:rFonts w:ascii="Charis SIL Regular" w:hAnsi="Charis SIL Regular" w:eastAsia="Charis SIL Regular"/>
           <w:b w:val="0"/>
           <w:i w:val="0"/>
           <w:color w:val="000000"/>
           <w:sz w:val="24"/>
         </w:rPr>
-        <w:t xml:space="preserve"> and the </w:t>
+        <w:t xml:space="preserve"> </w:t>
+      </w:r>
+      <w:r>
+        <w:rPr>
+          <w:u w:val="single" w:color="0000ff"/>
+          <w:rFonts w:ascii="Charis SIL Regular" w:hAnsi="Charis SIL Regular" w:eastAsia="Charis SIL Regular"/>
+          <w:b w:val="0"/>
+          <w:i w:val="0"/>
+          <w:color w:val="000000"/>
+          <w:sz w:val="24"/>
+        </w:rPr>
+        <w:hyperlink r:id="rId22" w:history="1">
+          <w:r>
+            <w:rPr>
+              <w:rStyle w:val="Hyperlink"/>
+            </w:rPr>
+            <w:t>and the</w:t>
+          </w:r>
+        </w:hyperlink>
+      </w:r>
+      <w:r>
+        <w:rPr>
+          <w:rFonts w:ascii="Charis SIL Regular" w:hAnsi="Charis SIL Regular" w:eastAsia="Charis SIL Regular"/>
+          <w:b w:val="0"/>
+          <w:i w:val="0"/>
+          <w:color w:val="000000"/>
+          <w:sz w:val="24"/>
+        </w:rPr>
+        <w:t xml:space="preserve"> </w:t>
       </w:r>
       <w:r>
         <w:rPr>
@@ -3557,6 +3630,7 @@
       </w:r>
       <w:r>
         <w:rPr>
+          <w:u w:val="single" w:color="0000ff"/>
           <w:rFonts w:ascii="Charis SIL Regular" w:hAnsi="Charis SIL Regular" w:eastAsia="Charis SIL Regular"/>
           <w:b w:val="0"/>
           <w:i w:val="0"/>
@@ -3574,7 +3648,7 @@
           <w:sz w:val="24"/>
           <w:u w:val="single"/>
         </w:rPr>
-        <w:hyperlink r:id="rId23" w:history="1">
+        <w:hyperlink r:id="rId25" w:history="1">
           <w:r>
             <w:rPr>
               <w:rStyle w:val="Hyperlink"/>
@@ -3725,7 +3799,7 @@
           <w:sz w:val="24"/>
           <w:u w:val="single"/>
         </w:rPr>
-        <w:hyperlink r:id="rId27" w:history="1">
+        <w:hyperlink r:id="rId26" w:history="1">
           <w:r>
             <w:rPr>
               <w:rStyle w:val="Hyperlink"/>
@@ -3743,7 +3817,7 @@
           <w:sz w:val="24"/>
           <w:u w:val="single"/>
         </w:rPr>
-        <w:hyperlink r:id="rId24" w:history="1">
+        <w:hyperlink r:id="rId26" w:history="1">
           <w:r>
             <w:rPr>
               <w:rStyle w:val="Hyperlink"/>
@@ -3772,7 +3846,7 @@
           <w:sz w:val="24"/>
           <w:u w:val="single"/>
         </w:rPr>
-        <w:hyperlink r:id="rId24" w:history="1">
+        <w:hyperlink r:id="rId26" w:history="1">
           <w:r>
             <w:rPr>
               <w:rStyle w:val="Hyperlink"/>
@@ -3801,7 +3875,7 @@
           <w:sz w:val="24"/>
           <w:u w:val="single"/>
         </w:rPr>
-        <w:hyperlink r:id="rId24" w:history="1">
+        <w:hyperlink r:id="rId26" w:history="1">
           <w:r>
             <w:rPr>
               <w:rStyle w:val="Hyperlink"/>
@@ -3819,7 +3893,7 @@
           <w:sz w:val="24"/>
           <w:u w:val="single"/>
         </w:rPr>
-        <w:hyperlink r:id="rId27" w:history="1">
+        <w:hyperlink r:id="rId26" w:history="1">
           <w:r>
             <w:rPr>
               <w:rStyle w:val="Hyperlink"/>
@@ -3923,7 +3997,7 @@
           <w:sz w:val="24"/>
           <w:u w:val="single"/>
         </w:rPr>
-        <w:hyperlink r:id="rId28" w:history="1">
+        <w:hyperlink r:id="rId27" w:history="1">
           <w:r>
             <w:rPr>
               <w:rStyle w:val="Hyperlink"/>
@@ -3952,7 +4026,7 @@
           <w:sz w:val="24"/>
           <w:u w:val="single"/>
         </w:rPr>
-        <w:hyperlink r:id="rId28" w:history="1">
+        <w:hyperlink r:id="rId27" w:history="1">
           <w:r>
             <w:rPr>
               <w:rStyle w:val="Hyperlink"/>
@@ -3980,7 +4054,7 @@
           <w:sz w:val="24"/>
           <w:u w:val="single"/>
         </w:rPr>
-        <w:hyperlink r:id="rId29" w:history="1">
+        <w:hyperlink r:id="rId28" w:history="1">
           <w:r>
             <w:rPr>
               <w:rStyle w:val="Hyperlink"/>
@@ -4009,7 +4083,7 @@
           <w:sz w:val="24"/>
           <w:u w:val="single"/>
         </w:rPr>
-        <w:hyperlink r:id="rId29" w:history="1">
+        <w:hyperlink r:id="rId28" w:history="1">
           <w:r>
             <w:rPr>
               <w:rStyle w:val="Hyperlink"/>
@@ -4038,7 +4112,7 @@
           <w:sz w:val="24"/>
           <w:u w:val="single"/>
         </w:rPr>
-        <w:hyperlink r:id="rId29" w:history="1">
+        <w:hyperlink r:id="rId28" w:history="1">
           <w:r>
             <w:rPr>
               <w:rStyle w:val="Hyperlink"/>
@@ -4276,7 +4350,7 @@
           <w:sz w:val="24"/>
           <w:u w:val="single"/>
         </w:rPr>
-        <w:hyperlink r:id="rId30" w:history="1">
+        <w:hyperlink r:id="rId29" w:history="1">
           <w:r>
             <w:rPr>
               <w:rStyle w:val="Hyperlink"/>
@@ -4305,7 +4379,7 @@
           <w:sz w:val="24"/>
           <w:u w:val="single"/>
         </w:rPr>
-        <w:hyperlink r:id="rId30" w:history="1">
+        <w:hyperlink r:id="rId29" w:history="1">
           <w:r>
             <w:rPr>
               <w:rStyle w:val="Hyperlink"/>
@@ -4334,7 +4408,7 @@
           <w:sz w:val="24"/>
           <w:u w:val="single"/>
         </w:rPr>
-        <w:hyperlink r:id="rId30" w:history="1">
+        <w:hyperlink r:id="rId29" w:history="1">
           <w:r>
             <w:rPr>
               <w:rStyle w:val="Hyperlink"/>
@@ -4352,7 +4426,7 @@
           <w:sz w:val="24"/>
           <w:u w:val="single"/>
         </w:rPr>
-        <w:hyperlink r:id="rId30" w:history="1">
+        <w:hyperlink r:id="rId29" w:history="1">
           <w:r>
             <w:rPr>
               <w:rStyle w:val="Hyperlink"/>
@@ -4380,7 +4454,7 @@
           <w:sz w:val="24"/>
           <w:u w:val="single"/>
         </w:rPr>
-        <w:hyperlink r:id="rId31" w:history="1">
+        <w:hyperlink r:id="rId30" w:history="1">
           <w:r>
             <w:rPr>
               <w:rStyle w:val="Hyperlink"/>
@@ -4409,7 +4483,7 @@
           <w:sz w:val="24"/>
           <w:u w:val="single"/>
         </w:rPr>
-        <w:hyperlink r:id="rId31" w:history="1">
+        <w:hyperlink r:id="rId30" w:history="1">
           <w:r>
             <w:rPr>
               <w:rStyle w:val="Hyperlink"/>
@@ -4438,7 +4512,7 @@
           <w:sz w:val="24"/>
           <w:u w:val="single"/>
         </w:rPr>
-        <w:hyperlink r:id="rId31" w:history="1">
+        <w:hyperlink r:id="rId30" w:history="1">
           <w:r>
             <w:rPr>
               <w:rStyle w:val="Hyperlink"/>
@@ -4467,7 +4541,7 @@
           <w:sz w:val="24"/>
           <w:u w:val="single"/>
         </w:rPr>
-        <w:hyperlink r:id="rId31" w:history="1">
+        <w:hyperlink r:id="rId30" w:history="1">
           <w:r>
             <w:rPr>
               <w:rStyle w:val="Hyperlink"/>
@@ -4495,7 +4569,7 @@
           <w:sz w:val="24"/>
           <w:u w:val="single"/>
         </w:rPr>
-        <w:hyperlink r:id="rId32" w:history="1">
+        <w:hyperlink r:id="rId31" w:history="1">
           <w:r>
             <w:rPr>
               <w:rStyle w:val="Hyperlink"/>
@@ -4524,12 +4598,300 @@
           <w:sz w:val="24"/>
           <w:u w:val="single"/>
         </w:rPr>
+        <w:hyperlink r:id="rId31" w:history="1">
+          <w:r>
+            <w:rPr>
+              <w:rStyle w:val="Hyperlink"/>
+            </w:rPr>
+            <w:t>Archive</w:t>
+          </w:r>
+        </w:hyperlink>
+      </w:r>
+      <w:r>
+        <w:rPr>
+          <w:rFonts w:ascii="Charis SIL Regular" w:hAnsi="Charis SIL Regular" w:eastAsia="Charis SIL Regular"/>
+          <w:b w:val="0"/>
+          <w:i w:val="0"/>
+          <w:color w:val="0000FF"/>
+          <w:sz w:val="24"/>
+          <w:u w:val="single"/>
+        </w:rPr>
+        <w:hyperlink r:id="rId29" w:history="1">
+          <w:r>
+            <w:rPr>
+              <w:rStyle w:val="Hyperlink"/>
+            </w:rPr>
+            <w:t>s</w:t>
+          </w:r>
+        </w:hyperlink>
+      </w:r>
+      <w:r>
+        <w:rPr>
+          <w:rFonts w:ascii="Charis SIL Regular" w:hAnsi="Charis SIL Regular" w:eastAsia="Charis SIL Regular"/>
+          <w:b w:val="0"/>
+          <w:i w:val="0"/>
+          <w:color w:val="0000FF"/>
+          <w:sz w:val="24"/>
+          <w:u w:val="single"/>
+        </w:rPr>
+        <w:t xml:space="preserve"> </w:t>
+      </w:r>
+      <w:r>
+        <w:rPr>
+          <w:rFonts w:ascii="Charis SIL Regular" w:hAnsi="Charis SIL Regular" w:eastAsia="Charis SIL Regular"/>
+          <w:b w:val="0"/>
+          <w:i w:val="0"/>
+          <w:color w:val="0000FF"/>
+          <w:sz w:val="24"/>
+          <w:u w:val="single"/>
+        </w:rPr>
+        <w:hyperlink r:id="rId29" w:history="1">
+          <w:r>
+            <w:rPr>
+              <w:rStyle w:val="Hyperlink"/>
+            </w:rPr>
+            <w:t>of</w:t>
+          </w:r>
+        </w:hyperlink>
+      </w:r>
+      <w:r>
+        <w:rPr>
+          <w:rFonts w:ascii="Charis SIL Regular" w:hAnsi="Charis SIL Regular" w:eastAsia="Charis SIL Regular"/>
+          <w:b w:val="0"/>
+          <w:i w:val="0"/>
+          <w:color w:val="0000FF"/>
+          <w:sz w:val="24"/>
+          <w:u w:val="single"/>
+        </w:rPr>
+        <w:t xml:space="preserve"> </w:t>
+      </w:r>
+      <w:r>
+        <w:rPr>
+          <w:rFonts w:ascii="Charis SIL Regular" w:hAnsi="Charis SIL Regular" w:eastAsia="Charis SIL Regular"/>
+          <w:b w:val="0"/>
+          <w:i w:val="0"/>
+          <w:color w:val="0000FF"/>
+          <w:sz w:val="24"/>
+          <w:u w:val="single"/>
+        </w:rPr>
+        <w:hyperlink r:id="rId29" w:history="1">
+          <w:r>
+            <w:rPr>
+              <w:rStyle w:val="Hyperlink"/>
+            </w:rPr>
+            <w:t>Sri</w:t>
+          </w:r>
+        </w:hyperlink>
+      </w:r>
+      <w:r>
+        <w:rPr>
+          <w:rFonts w:ascii="Charis SIL Regular" w:hAnsi="Charis SIL Regular" w:eastAsia="Charis SIL Regular"/>
+          <w:b w:val="0"/>
+          <w:i w:val="0"/>
+          <w:color w:val="0000FF"/>
+          <w:sz w:val="24"/>
+          <w:u w:val="single"/>
+        </w:rPr>
+        <w:t xml:space="preserve"> </w:t>
+      </w:r>
+      <w:r>
+        <w:rPr>
+          <w:rFonts w:ascii="Charis SIL Regular" w:hAnsi="Charis SIL Regular" w:eastAsia="Charis SIL Regular"/>
+          <w:b w:val="0"/>
+          <w:i w:val="0"/>
+          <w:color w:val="0000FF"/>
+          <w:sz w:val="24"/>
+          <w:u w:val="single"/>
+        </w:rPr>
+        <w:hyperlink r:id="rId29" w:history="1">
+          <w:r>
+            <w:rPr>
+              <w:rStyle w:val="Hyperlink"/>
+            </w:rPr>
+            <w:t>L</w:t>
+          </w:r>
+        </w:hyperlink>
+      </w:r>
+      <w:r>
+        <w:rPr>
+          <w:rFonts w:ascii="Charis SIL Regular" w:hAnsi="Charis SIL Regular" w:eastAsia="Charis SIL Regular"/>
+          <w:b w:val="0"/>
+          <w:i w:val="0"/>
+          <w:color w:val="0000FF"/>
+          <w:sz w:val="24"/>
+          <w:u w:val="single"/>
+        </w:rPr>
+        <w:hyperlink r:id="rId29" w:history="1">
+          <w:r>
+            <w:rPr>
+              <w:rStyle w:val="Hyperlink"/>
+            </w:rPr>
+            <w:t>a</w:t>
+          </w:r>
+        </w:hyperlink>
+      </w:r>
+      <w:r>
+        <w:rPr>
+          <w:rFonts w:ascii="Charis SIL Regular" w:hAnsi="Charis SIL Regular" w:eastAsia="Charis SIL Regular"/>
+          <w:b w:val="0"/>
+          <w:i w:val="0"/>
+          <w:color w:val="0000FF"/>
+          <w:sz w:val="24"/>
+          <w:u w:val="single"/>
+        </w:rPr>
+        <w:hyperlink r:id="rId29" w:history="1">
+          <w:r>
+            <w:rPr>
+              <w:rStyle w:val="Hyperlink"/>
+            </w:rPr>
+            <w:t>nka</w:t>
+          </w:r>
+        </w:hyperlink>
+      </w:r>
+      <w:r>
+        <w:rPr>
+          <w:u w:val="single" w:color="0000ff"/>
+          <w:rFonts w:ascii="Charis SIL Regular" w:hAnsi="Charis SIL Regular" w:eastAsia="Charis SIL Regular"/>
+          <w:b w:val="0"/>
+          <w:i w:val="0"/>
+          <w:color w:val="000000"/>
+          <w:sz w:val="24"/>
+        </w:rPr>
+        <w:hyperlink r:id="rId29" w:history="1">
+          <w:r>
+            <w:rPr>
+              <w:rStyle w:val="Hyperlink"/>
+            </w:rPr>
+            <w:t xml:space="preserve"> and</w:t>
+          </w:r>
+        </w:hyperlink>
+      </w:r>
+      <w:r>
+        <w:rPr>
+          <w:u w:val="single" w:color="0000ff"/>
+          <w:rFonts w:ascii="Charis SIL Regular" w:hAnsi="Charis SIL Regular" w:eastAsia="Charis SIL Regular"/>
+          <w:b w:val="0"/>
+          <w:i w:val="0"/>
+          <w:color w:val="000000"/>
+          <w:sz w:val="24"/>
+        </w:rPr>
+        <w:t xml:space="preserve"> </w:t>
+      </w:r>
+      <w:r>
+        <w:rPr>
+          <w:u w:val="single" w:color="0000ff"/>
+          <w:rFonts w:ascii="Charis SIL Regular" w:hAnsi="Charis SIL Regular" w:eastAsia="Charis SIL Regular"/>
+          <w:b w:val="0"/>
+          <w:i w:val="0"/>
+          <w:color w:val="000000"/>
+          <w:sz w:val="24"/>
+        </w:rPr>
+        <w:hyperlink r:id="rId29" w:history="1">
+          <w:r>
+            <w:rPr>
+              <w:rStyle w:val="Hyperlink"/>
+            </w:rPr>
+            <w:t>th</w:t>
+          </w:r>
+        </w:hyperlink>
+      </w:r>
+      <w:r>
+        <w:rPr>
+          <w:rFonts w:ascii="Charis SIL Regular" w:hAnsi="Charis SIL Regular" w:eastAsia="Charis SIL Regular"/>
+          <w:b w:val="0"/>
+          <w:i w:val="0"/>
+          <w:color w:val="000000"/>
+          <w:sz w:val="24"/>
+        </w:rPr>
+        <w:hyperlink r:id="rId29" w:history="1">
+          <w:r>
+            <w:rPr>
+              <w:rStyle w:val="Hyperlink"/>
+            </w:rPr>
+            <w:t xml:space="preserve">e </w:t>
+          </w:r>
+        </w:hyperlink>
+      </w:r>
+      <w:r>
+        <w:rPr>
+          <w:rFonts w:ascii="Charis SIL Regular" w:hAnsi="Charis SIL Regular" w:eastAsia="Charis SIL Regular"/>
+          <w:b w:val="0"/>
+          <w:i w:val="0"/>
+          <w:color w:val="0000FF"/>
+          <w:sz w:val="24"/>
+          <w:u w:val="single"/>
+        </w:rPr>
+        <w:hyperlink r:id="rId29" w:history="1">
+          <w:r>
+            <w:rPr>
+              <w:rStyle w:val="Hyperlink"/>
+            </w:rPr>
+            <w:t>National</w:t>
+          </w:r>
+        </w:hyperlink>
+      </w:r>
+      <w:r>
+        <w:rPr>
+          <w:rFonts w:ascii="Charis SIL Regular" w:hAnsi="Charis SIL Regular" w:eastAsia="Charis SIL Regular"/>
+          <w:b w:val="0"/>
+          <w:i w:val="0"/>
+          <w:color w:val="0000FF"/>
+          <w:sz w:val="24"/>
+          <w:u w:val="single"/>
+        </w:rPr>
+        <w:t xml:space="preserve"> </w:t>
+      </w:r>
+      <w:r>
+        <w:rPr>
+          <w:rFonts w:ascii="Charis SIL Regular" w:hAnsi="Charis SIL Regular" w:eastAsia="Charis SIL Regular"/>
+          <w:b w:val="0"/>
+          <w:i w:val="0"/>
+          <w:color w:val="0000FF"/>
+          <w:sz w:val="24"/>
+          <w:u w:val="single"/>
+        </w:rPr>
         <w:hyperlink r:id="rId32" w:history="1">
           <w:r>
             <w:rPr>
               <w:rStyle w:val="Hyperlink"/>
             </w:rPr>
-            <w:t>Archive</w:t>
+            <w:t>A</w:t>
+          </w:r>
+        </w:hyperlink>
+      </w:r>
+      <w:r>
+        <w:rPr>
+          <w:rFonts w:ascii="Charis SIL Regular" w:hAnsi="Charis SIL Regular" w:eastAsia="Charis SIL Regular"/>
+          <w:b w:val="0"/>
+          <w:i w:val="0"/>
+          <w:color w:val="0000FF"/>
+          <w:sz w:val="24"/>
+          <w:u w:val="single"/>
+        </w:rPr>
+        <w:hyperlink r:id="rId30" w:history="1">
+          <w:r>
+            <w:rPr>
+              <w:rStyle w:val="Hyperlink"/>
+            </w:rPr>
+            <w:t>rchiv</w:t>
+          </w:r>
+        </w:hyperlink>
+      </w:r>
+      <w:r>
+        <w:rPr>
+          <w:rFonts w:ascii="Charis SIL Regular" w:hAnsi="Charis SIL Regular" w:eastAsia="Charis SIL Regular"/>
+          <w:b w:val="0"/>
+          <w:i w:val="0"/>
+          <w:color w:val="0000FF"/>
+          <w:sz w:val="24"/>
+          <w:u w:val="single"/>
+        </w:rPr>
+        <w:hyperlink r:id="rId30" w:history="1">
+          <w:r>
+            <w:rPr>
+              <w:rStyle w:val="Hyperlink"/>
+            </w:rPr>
+            <w:t>e</w:t>
           </w:r>
         </w:hyperlink>
       </w:r>
@@ -4605,20 +4967,9 @@
             <w:rPr>
               <w:rStyle w:val="Hyperlink"/>
             </w:rPr>
-            <w:t>Sri</w:t>
+            <w:t>Cura</w:t>
           </w:r>
         </w:hyperlink>
-      </w:r>
-      <w:r>
-        <w:rPr>
-          <w:rFonts w:ascii="Charis SIL Regular" w:hAnsi="Charis SIL Regular" w:eastAsia="Charis SIL Regular"/>
-          <w:b w:val="0"/>
-          <w:i w:val="0"/>
-          <w:color w:val="0000FF"/>
-          <w:sz w:val="24"/>
-          <w:u w:val="single"/>
-        </w:rPr>
-        <w:t xml:space="preserve"> </w:t>
       </w:r>
       <w:r>
         <w:rPr>
@@ -4634,20 +4985,102 @@
             <w:rPr>
               <w:rStyle w:val="Hyperlink"/>
             </w:rPr>
-            <w:t>L</w:t>
+            <w:t>çao</w:t>
           </w:r>
         </w:hyperlink>
       </w:r>
       <w:r>
         <w:rPr>
-          <w:rFonts w:ascii="Charis SIL Regular" w:hAnsi="Charis SIL Regular" w:eastAsia="Charis SIL Regular"/>
-          <w:b w:val="0"/>
-          <w:i w:val="0"/>
-          <w:color w:val="0000FF"/>
-          <w:sz w:val="24"/>
-          <w:u w:val="single"/>
+          <w:u w:val="single" w:color="0000ff"/>
+          <w:rFonts w:ascii="Charis SIL Regular" w:hAnsi="Charis SIL Regular" w:eastAsia="Charis SIL Regular"/>
+          <w:b w:val="0"/>
+          <w:i w:val="0"/>
+          <w:color w:val="000000"/>
+          <w:sz w:val="24"/>
         </w:rPr>
         <w:hyperlink r:id="rId30" w:history="1">
+          <w:r>
+            <w:rPr>
+              <w:rStyle w:val="Hyperlink"/>
+            </w:rPr>
+            <w:t>. Vari</w:t>
+          </w:r>
+        </w:hyperlink>
+      </w:r>
+      <w:r>
+        <w:rPr>
+          <w:u w:val="single" w:color="0000ff"/>
+          <w:rFonts w:ascii="Charis SIL Regular" w:hAnsi="Charis SIL Regular" w:eastAsia="Charis SIL Regular"/>
+          <w:b w:val="0"/>
+          <w:i w:val="0"/>
+          <w:color w:val="000000"/>
+          <w:sz w:val="24"/>
+        </w:rPr>
+        <w:hyperlink r:id="rId30" w:history="1">
+          <w:r>
+            <w:rPr>
+              <w:rStyle w:val="Hyperlink"/>
+            </w:rPr>
+            <w:t>o</w:t>
+          </w:r>
+        </w:hyperlink>
+      </w:r>
+      <w:r>
+        <w:rPr>
+          <w:u w:val="single" w:color="0000ff"/>
+          <w:rFonts w:ascii="Charis SIL Regular" w:hAnsi="Charis SIL Regular" w:eastAsia="Charis SIL Regular"/>
+          <w:b w:val="0"/>
+          <w:i w:val="0"/>
+          <w:color w:val="000000"/>
+          <w:sz w:val="24"/>
+        </w:rPr>
+        <w:hyperlink r:id="rId30" w:history="1">
+          <w:r>
+            <w:rPr>
+              <w:rStyle w:val="Hyperlink"/>
+            </w:rPr>
+            <w:t>us archiv</w:t>
+          </w:r>
+        </w:hyperlink>
+      </w:r>
+      <w:r>
+        <w:rPr>
+          <w:rFonts w:ascii="Charis SIL Regular" w:hAnsi="Charis SIL Regular" w:eastAsia="Charis SIL Regular"/>
+          <w:b w:val="0"/>
+          <w:i w:val="0"/>
+          <w:color w:val="000000"/>
+          <w:sz w:val="24"/>
+        </w:rPr>
+        <w:t xml:space="preserve">es in </w:t>
+      </w:r>
+      <w:r>
+        <w:rPr>
+          <w:u w:val="single" w:color="0000ff"/>
+          <w:rFonts w:ascii="Charis SIL Regular" w:hAnsi="Charis SIL Regular" w:eastAsia="Charis SIL Regular"/>
+          <w:b w:val="0"/>
+          <w:i w:val="0"/>
+          <w:color w:val="000000"/>
+          <w:sz w:val="24"/>
+        </w:rPr>
+        <w:hyperlink r:id="rId31" w:history="1">
+          <w:r>
+            <w:rPr>
+              <w:rStyle w:val="Hyperlink"/>
+            </w:rPr>
+            <w:t>Indonesi</w:t>
+          </w:r>
+        </w:hyperlink>
+      </w:r>
+      <w:r>
+        <w:rPr>
+          <w:u w:val="single" w:color="0000ff"/>
+          <w:rFonts w:ascii="Charis SIL Regular" w:hAnsi="Charis SIL Regular" w:eastAsia="Charis SIL Regular"/>
+          <w:b w:val="0"/>
+          <w:i w:val="0"/>
+          <w:color w:val="000000"/>
+          <w:sz w:val="24"/>
+        </w:rPr>
+        <w:hyperlink r:id="rId31" w:history="1">
           <w:r>
             <w:rPr>
               <w:rStyle w:val="Hyperlink"/>
@@ -4658,159 +5091,84 @@
       </w:r>
       <w:r>
         <w:rPr>
-          <w:rFonts w:ascii="Charis SIL Regular" w:hAnsi="Charis SIL Regular" w:eastAsia="Charis SIL Regular"/>
-          <w:b w:val="0"/>
-          <w:i w:val="0"/>
-          <w:color w:val="0000FF"/>
-          <w:sz w:val="24"/>
-          <w:u w:val="single"/>
-        </w:rPr>
-        <w:hyperlink r:id="rId30" w:history="1">
-          <w:r>
-            <w:rPr>
-              <w:rStyle w:val="Hyperlink"/>
-            </w:rPr>
-            <w:t>nka</w:t>
-          </w:r>
-        </w:hyperlink>
-      </w:r>
-      <w:r>
-        <w:rPr>
           <w:u w:val="single" w:color="0000ff"/>
           <w:rFonts w:ascii="Charis SIL Regular" w:hAnsi="Charis SIL Regular" w:eastAsia="Charis SIL Regular"/>
           <w:b w:val="0"/>
           <w:i w:val="0"/>
           <w:color w:val="000000"/>
           <w:sz w:val="24"/>
-        </w:rPr>
-        <w:hyperlink r:id="rId30" w:history="1">
-          <w:r>
-            <w:rPr>
-              <w:rStyle w:val="Hyperlink"/>
-            </w:rPr>
-            <w:t xml:space="preserve"> and</w:t>
-          </w:r>
-        </w:hyperlink>
-      </w:r>
-      <w:r>
-        <w:rPr>
-          <w:u w:val="single" w:color="0000ff"/>
-          <w:rFonts w:ascii="Charis SIL Regular" w:hAnsi="Charis SIL Regular" w:eastAsia="Charis SIL Regular"/>
-          <w:b w:val="0"/>
-          <w:i w:val="0"/>
-          <w:color w:val="000000"/>
-          <w:sz w:val="24"/>
-        </w:rPr>
-        <w:t xml:space="preserve"> </w:t>
-      </w:r>
-      <w:r>
-        <w:rPr>
-          <w:u w:val="single" w:color="0000ff"/>
-          <w:rFonts w:ascii="Charis SIL Regular" w:hAnsi="Charis SIL Regular" w:eastAsia="Charis SIL Regular"/>
-          <w:b w:val="0"/>
-          <w:i w:val="0"/>
-          <w:color w:val="000000"/>
-          <w:sz w:val="24"/>
-        </w:rPr>
-        <w:hyperlink r:id="rId30" w:history="1">
-          <w:r>
-            <w:rPr>
-              <w:rStyle w:val="Hyperlink"/>
-            </w:rPr>
-            <w:t>th</w:t>
-          </w:r>
-        </w:hyperlink>
-      </w:r>
-      <w:r>
-        <w:rPr>
-          <w:rFonts w:ascii="Charis SIL Regular" w:hAnsi="Charis SIL Regular" w:eastAsia="Charis SIL Regular"/>
-          <w:b w:val="0"/>
-          <w:i w:val="0"/>
-          <w:color w:val="000000"/>
-          <w:sz w:val="24"/>
-        </w:rPr>
-        <w:hyperlink r:id="rId30" w:history="1">
-          <w:r>
-            <w:rPr>
-              <w:rStyle w:val="Hyperlink"/>
-            </w:rPr>
-            <w:t xml:space="preserve">e </w:t>
-          </w:r>
-        </w:hyperlink>
-      </w:r>
-      <w:r>
-        <w:rPr>
-          <w:rFonts w:ascii="Charis SIL Regular" w:hAnsi="Charis SIL Regular" w:eastAsia="Charis SIL Regular"/>
-          <w:b w:val="0"/>
-          <w:i w:val="0"/>
-          <w:color w:val="0000FF"/>
-          <w:sz w:val="24"/>
-          <w:u w:val="single"/>
-        </w:rPr>
-        <w:hyperlink r:id="rId30" w:history="1">
-          <w:r>
-            <w:rPr>
-              <w:rStyle w:val="Hyperlink"/>
-            </w:rPr>
-            <w:t>National</w:t>
-          </w:r>
-        </w:hyperlink>
-      </w:r>
-      <w:r>
-        <w:rPr>
-          <w:rFonts w:ascii="Charis SIL Regular" w:hAnsi="Charis SIL Regular" w:eastAsia="Charis SIL Regular"/>
-          <w:b w:val="0"/>
-          <w:i w:val="0"/>
-          <w:color w:val="0000FF"/>
-          <w:sz w:val="24"/>
-          <w:u w:val="single"/>
-        </w:rPr>
-        <w:t xml:space="preserve"> </w:t>
-      </w:r>
-      <w:r>
-        <w:rPr>
-          <w:rFonts w:ascii="Charis SIL Regular" w:hAnsi="Charis SIL Regular" w:eastAsia="Charis SIL Regular"/>
-          <w:b w:val="0"/>
-          <w:i w:val="0"/>
-          <w:color w:val="0000FF"/>
-          <w:sz w:val="24"/>
-          <w:u w:val="single"/>
-        </w:rPr>
-        <w:hyperlink r:id="rId33" w:history="1">
-          <w:r>
-            <w:rPr>
-              <w:rStyle w:val="Hyperlink"/>
-            </w:rPr>
-            <w:t>A</w:t>
-          </w:r>
-        </w:hyperlink>
-      </w:r>
-      <w:r>
-        <w:rPr>
-          <w:rFonts w:ascii="Charis SIL Regular" w:hAnsi="Charis SIL Regular" w:eastAsia="Charis SIL Regular"/>
-          <w:b w:val="0"/>
-          <w:i w:val="0"/>
-          <w:color w:val="0000FF"/>
-          <w:sz w:val="24"/>
-          <w:u w:val="single"/>
         </w:rPr>
         <w:hyperlink r:id="rId31" w:history="1">
           <w:r>
             <w:rPr>
               <w:rStyle w:val="Hyperlink"/>
             </w:rPr>
-            <w:t>rchiv</w:t>
+            <w:t xml:space="preserve"> can be </w:t>
           </w:r>
         </w:hyperlink>
       </w:r>
       <w:r>
         <w:rPr>
-          <w:rFonts w:ascii="Charis SIL Regular" w:hAnsi="Charis SIL Regular" w:eastAsia="Charis SIL Regular"/>
-          <w:b w:val="0"/>
-          <w:i w:val="0"/>
-          <w:color w:val="0000FF"/>
-          <w:sz w:val="24"/>
-          <w:u w:val="single"/>
+          <w:u w:val="single" w:color="0000ff"/>
+          <w:rFonts w:ascii="Charis SIL Regular" w:hAnsi="Charis SIL Regular" w:eastAsia="Charis SIL Regular"/>
+          <w:b w:val="0"/>
+          <w:i w:val="0"/>
+          <w:color w:val="000000"/>
+          <w:sz w:val="24"/>
+        </w:rPr>
+        <w:hyperlink r:id="rId31" w:history="1">
+          <w:r>
+            <w:rPr>
+              <w:rStyle w:val="Hyperlink"/>
+            </w:rPr>
+            <w:t>a</w:t>
+          </w:r>
+        </w:hyperlink>
+      </w:r>
+      <w:r>
+        <w:rPr>
+          <w:u w:val="single" w:color="0000ff"/>
+          <w:rFonts w:ascii="Charis SIL Regular" w:hAnsi="Charis SIL Regular" w:eastAsia="Charis SIL Regular"/>
+          <w:b w:val="0"/>
+          <w:i w:val="0"/>
+          <w:color w:val="000000"/>
+          <w:sz w:val="24"/>
+        </w:rPr>
+        <w:hyperlink r:id="rId31" w:history="1">
+          <w:r>
+            <w:rPr>
+              <w:rStyle w:val="Hyperlink"/>
+            </w:rPr>
+            <w:t>cc</w:t>
+          </w:r>
+        </w:hyperlink>
+      </w:r>
+      <w:r>
+        <w:rPr>
+          <w:u w:val="single" w:color="0000ff"/>
+          <w:rFonts w:ascii="Charis SIL Regular" w:hAnsi="Charis SIL Regular" w:eastAsia="Charis SIL Regular"/>
+          <w:b w:val="0"/>
+          <w:i w:val="0"/>
+          <w:color w:val="000000"/>
+          <w:sz w:val="24"/>
+        </w:rPr>
+        <w:hyperlink r:id="rId31" w:history="1">
+          <w:r>
+            <w:rPr>
+              <w:rStyle w:val="Hyperlink"/>
+            </w:rPr>
+            <w:t>ess</w:t>
+          </w:r>
+        </w:hyperlink>
+      </w:r>
+      <w:r>
+        <w:rPr>
+          <w:u w:val="single" w:color="0000ff"/>
+          <w:rFonts w:ascii="Charis SIL Regular" w:hAnsi="Charis SIL Regular" w:eastAsia="Charis SIL Regular"/>
+          <w:b w:val="0"/>
+          <w:i w:val="0"/>
+          <w:color w:val="000000"/>
+          <w:sz w:val="24"/>
         </w:rPr>
         <w:hyperlink r:id="rId31" w:history="1">
           <w:r>
@@ -4823,298 +5181,14 @@
       </w:r>
       <w:r>
         <w:rPr>
-          <w:rFonts w:ascii="Charis SIL Regular" w:hAnsi="Charis SIL Regular" w:eastAsia="Charis SIL Regular"/>
-          <w:b w:val="0"/>
-          <w:i w:val="0"/>
-          <w:color w:val="0000FF"/>
-          <w:sz w:val="24"/>
-          <w:u w:val="single"/>
+          <w:u w:val="single" w:color="0000ff"/>
+          <w:rFonts w:ascii="Charis SIL Regular" w:hAnsi="Charis SIL Regular" w:eastAsia="Charis SIL Regular"/>
+          <w:b w:val="0"/>
+          <w:i w:val="0"/>
+          <w:color w:val="000000"/>
+          <w:sz w:val="24"/>
         </w:rPr>
         <w:hyperlink r:id="rId31" w:history="1">
-          <w:r>
-            <w:rPr>
-              <w:rStyle w:val="Hyperlink"/>
-            </w:rPr>
-            <w:t>s</w:t>
-          </w:r>
-        </w:hyperlink>
-      </w:r>
-      <w:r>
-        <w:rPr>
-          <w:rFonts w:ascii="Charis SIL Regular" w:hAnsi="Charis SIL Regular" w:eastAsia="Charis SIL Regular"/>
-          <w:b w:val="0"/>
-          <w:i w:val="0"/>
-          <w:color w:val="0000FF"/>
-          <w:sz w:val="24"/>
-          <w:u w:val="single"/>
-        </w:rPr>
-        <w:t xml:space="preserve"> </w:t>
-      </w:r>
-      <w:r>
-        <w:rPr>
-          <w:rFonts w:ascii="Charis SIL Regular" w:hAnsi="Charis SIL Regular" w:eastAsia="Charis SIL Regular"/>
-          <w:b w:val="0"/>
-          <w:i w:val="0"/>
-          <w:color w:val="0000FF"/>
-          <w:sz w:val="24"/>
-          <w:u w:val="single"/>
-        </w:rPr>
-        <w:hyperlink r:id="rId31" w:history="1">
-          <w:r>
-            <w:rPr>
-              <w:rStyle w:val="Hyperlink"/>
-            </w:rPr>
-            <w:t>of</w:t>
-          </w:r>
-        </w:hyperlink>
-      </w:r>
-      <w:r>
-        <w:rPr>
-          <w:rFonts w:ascii="Charis SIL Regular" w:hAnsi="Charis SIL Regular" w:eastAsia="Charis SIL Regular"/>
-          <w:b w:val="0"/>
-          <w:i w:val="0"/>
-          <w:color w:val="0000FF"/>
-          <w:sz w:val="24"/>
-          <w:u w:val="single"/>
-        </w:rPr>
-        <w:t xml:space="preserve"> </w:t>
-      </w:r>
-      <w:r>
-        <w:rPr>
-          <w:rFonts w:ascii="Charis SIL Regular" w:hAnsi="Charis SIL Regular" w:eastAsia="Charis SIL Regular"/>
-          <w:b w:val="0"/>
-          <w:i w:val="0"/>
-          <w:color w:val="0000FF"/>
-          <w:sz w:val="24"/>
-          <w:u w:val="single"/>
-        </w:rPr>
-        <w:hyperlink r:id="rId31" w:history="1">
-          <w:r>
-            <w:rPr>
-              <w:rStyle w:val="Hyperlink"/>
-            </w:rPr>
-            <w:t>Cura</w:t>
-          </w:r>
-        </w:hyperlink>
-      </w:r>
-      <w:r>
-        <w:rPr>
-          <w:rFonts w:ascii="Charis SIL Regular" w:hAnsi="Charis SIL Regular" w:eastAsia="Charis SIL Regular"/>
-          <w:b w:val="0"/>
-          <w:i w:val="0"/>
-          <w:color w:val="0000FF"/>
-          <w:sz w:val="24"/>
-          <w:u w:val="single"/>
-        </w:rPr>
-        <w:hyperlink r:id="rId31" w:history="1">
-          <w:r>
-            <w:rPr>
-              <w:rStyle w:val="Hyperlink"/>
-            </w:rPr>
-            <w:t>çao</w:t>
-          </w:r>
-        </w:hyperlink>
-      </w:r>
-      <w:r>
-        <w:rPr>
-          <w:u w:val="single" w:color="0000ff"/>
-          <w:rFonts w:ascii="Charis SIL Regular" w:hAnsi="Charis SIL Regular" w:eastAsia="Charis SIL Regular"/>
-          <w:b w:val="0"/>
-          <w:i w:val="0"/>
-          <w:color w:val="000000"/>
-          <w:sz w:val="24"/>
-        </w:rPr>
-        <w:hyperlink r:id="rId31" w:history="1">
-          <w:r>
-            <w:rPr>
-              <w:rStyle w:val="Hyperlink"/>
-            </w:rPr>
-            <w:t>. Vari</w:t>
-          </w:r>
-        </w:hyperlink>
-      </w:r>
-      <w:r>
-        <w:rPr>
-          <w:u w:val="single" w:color="0000ff"/>
-          <w:rFonts w:ascii="Charis SIL Regular" w:hAnsi="Charis SIL Regular" w:eastAsia="Charis SIL Regular"/>
-          <w:b w:val="0"/>
-          <w:i w:val="0"/>
-          <w:color w:val="000000"/>
-          <w:sz w:val="24"/>
-        </w:rPr>
-        <w:hyperlink r:id="rId31" w:history="1">
-          <w:r>
-            <w:rPr>
-              <w:rStyle w:val="Hyperlink"/>
-            </w:rPr>
-            <w:t>o</w:t>
-          </w:r>
-        </w:hyperlink>
-      </w:r>
-      <w:r>
-        <w:rPr>
-          <w:u w:val="single" w:color="0000ff"/>
-          <w:rFonts w:ascii="Charis SIL Regular" w:hAnsi="Charis SIL Regular" w:eastAsia="Charis SIL Regular"/>
-          <w:b w:val="0"/>
-          <w:i w:val="0"/>
-          <w:color w:val="000000"/>
-          <w:sz w:val="24"/>
-        </w:rPr>
-        <w:hyperlink r:id="rId31" w:history="1">
-          <w:r>
-            <w:rPr>
-              <w:rStyle w:val="Hyperlink"/>
-            </w:rPr>
-            <w:t>us archiv</w:t>
-          </w:r>
-        </w:hyperlink>
-      </w:r>
-      <w:r>
-        <w:rPr>
-          <w:rFonts w:ascii="Charis SIL Regular" w:hAnsi="Charis SIL Regular" w:eastAsia="Charis SIL Regular"/>
-          <w:b w:val="0"/>
-          <w:i w:val="0"/>
-          <w:color w:val="000000"/>
-          <w:sz w:val="24"/>
-        </w:rPr>
-        <w:t xml:space="preserve">es in </w:t>
-      </w:r>
-      <w:r>
-        <w:rPr>
-          <w:u w:val="single" w:color="0000ff"/>
-          <w:rFonts w:ascii="Charis SIL Regular" w:hAnsi="Charis SIL Regular" w:eastAsia="Charis SIL Regular"/>
-          <w:b w:val="0"/>
-          <w:i w:val="0"/>
-          <w:color w:val="000000"/>
-          <w:sz w:val="24"/>
-        </w:rPr>
-        <w:hyperlink r:id="rId32" w:history="1">
-          <w:r>
-            <w:rPr>
-              <w:rStyle w:val="Hyperlink"/>
-            </w:rPr>
-            <w:t>Indonesi</w:t>
-          </w:r>
-        </w:hyperlink>
-      </w:r>
-      <w:r>
-        <w:rPr>
-          <w:u w:val="single" w:color="0000ff"/>
-          <w:rFonts w:ascii="Charis SIL Regular" w:hAnsi="Charis SIL Regular" w:eastAsia="Charis SIL Regular"/>
-          <w:b w:val="0"/>
-          <w:i w:val="0"/>
-          <w:color w:val="000000"/>
-          <w:sz w:val="24"/>
-        </w:rPr>
-        <w:hyperlink r:id="rId32" w:history="1">
-          <w:r>
-            <w:rPr>
-              <w:rStyle w:val="Hyperlink"/>
-            </w:rPr>
-            <w:t>a</w:t>
-          </w:r>
-        </w:hyperlink>
-      </w:r>
-      <w:r>
-        <w:rPr>
-          <w:u w:val="single" w:color="0000ff"/>
-          <w:rFonts w:ascii="Charis SIL Regular" w:hAnsi="Charis SIL Regular" w:eastAsia="Charis SIL Regular"/>
-          <w:b w:val="0"/>
-          <w:i w:val="0"/>
-          <w:color w:val="000000"/>
-          <w:sz w:val="24"/>
-        </w:rPr>
-        <w:hyperlink r:id="rId32" w:history="1">
-          <w:r>
-            <w:rPr>
-              <w:rStyle w:val="Hyperlink"/>
-            </w:rPr>
-            <w:t xml:space="preserve"> can be </w:t>
-          </w:r>
-        </w:hyperlink>
-      </w:r>
-      <w:r>
-        <w:rPr>
-          <w:u w:val="single" w:color="0000ff"/>
-          <w:rFonts w:ascii="Charis SIL Regular" w:hAnsi="Charis SIL Regular" w:eastAsia="Charis SIL Regular"/>
-          <w:b w:val="0"/>
-          <w:i w:val="0"/>
-          <w:color w:val="000000"/>
-          <w:sz w:val="24"/>
-        </w:rPr>
-        <w:hyperlink r:id="rId32" w:history="1">
-          <w:r>
-            <w:rPr>
-              <w:rStyle w:val="Hyperlink"/>
-            </w:rPr>
-            <w:t>a</w:t>
-          </w:r>
-        </w:hyperlink>
-      </w:r>
-      <w:r>
-        <w:rPr>
-          <w:u w:val="single" w:color="0000ff"/>
-          <w:rFonts w:ascii="Charis SIL Regular" w:hAnsi="Charis SIL Regular" w:eastAsia="Charis SIL Regular"/>
-          <w:b w:val="0"/>
-          <w:i w:val="0"/>
-          <w:color w:val="000000"/>
-          <w:sz w:val="24"/>
-        </w:rPr>
-        <w:hyperlink r:id="rId32" w:history="1">
-          <w:r>
-            <w:rPr>
-              <w:rStyle w:val="Hyperlink"/>
-            </w:rPr>
-            <w:t>cc</w:t>
-          </w:r>
-        </w:hyperlink>
-      </w:r>
-      <w:r>
-        <w:rPr>
-          <w:u w:val="single" w:color="0000ff"/>
-          <w:rFonts w:ascii="Charis SIL Regular" w:hAnsi="Charis SIL Regular" w:eastAsia="Charis SIL Regular"/>
-          <w:b w:val="0"/>
-          <w:i w:val="0"/>
-          <w:color w:val="000000"/>
-          <w:sz w:val="24"/>
-        </w:rPr>
-        <w:hyperlink r:id="rId32" w:history="1">
-          <w:r>
-            <w:rPr>
-              <w:rStyle w:val="Hyperlink"/>
-            </w:rPr>
-            <w:t>ess</w:t>
-          </w:r>
-        </w:hyperlink>
-      </w:r>
-      <w:r>
-        <w:rPr>
-          <w:u w:val="single" w:color="0000ff"/>
-          <w:rFonts w:ascii="Charis SIL Regular" w:hAnsi="Charis SIL Regular" w:eastAsia="Charis SIL Regular"/>
-          <w:b w:val="0"/>
-          <w:i w:val="0"/>
-          <w:color w:val="000000"/>
-          <w:sz w:val="24"/>
-        </w:rPr>
-        <w:hyperlink r:id="rId32" w:history="1">
-          <w:r>
-            <w:rPr>
-              <w:rStyle w:val="Hyperlink"/>
-            </w:rPr>
-            <w:t>e</w:t>
-          </w:r>
-        </w:hyperlink>
-      </w:r>
-      <w:r>
-        <w:rPr>
-          <w:u w:val="single" w:color="0000ff"/>
-          <w:rFonts w:ascii="Charis SIL Regular" w:hAnsi="Charis SIL Regular" w:eastAsia="Charis SIL Regular"/>
-          <w:b w:val="0"/>
-          <w:i w:val="0"/>
-          <w:color w:val="000000"/>
-          <w:sz w:val="24"/>
-        </w:rPr>
-        <w:hyperlink r:id="rId32" w:history="1">
           <w:r>
             <w:rPr>
               <w:rStyle w:val="Hyperlink"/>
@@ -5142,7 +5216,7 @@
           <w:sz w:val="24"/>
           <w:u w:val="single"/>
         </w:rPr>
-        <w:hyperlink r:id="rId34" w:history="1">
+        <w:hyperlink r:id="rId33" w:history="1">
           <w:r>
             <w:rPr>
               <w:rStyle w:val="Hyperlink"/>
@@ -5160,7 +5234,7 @@
           <w:color w:val="000000"/>
           <w:sz w:val="24"/>
         </w:rPr>
-        <w:hyperlink r:id="rId33" w:history="1">
+        <w:hyperlink r:id="rId32" w:history="1">
           <w:r>
             <w:rPr>
               <w:rStyle w:val="Hyperlink"/>
@@ -5198,7 +5272,7 @@
           <w:sz w:val="24"/>
           <w:u w:val="single"/>
         </w:rPr>
-        <w:hyperlink r:id="rId35" w:history="1">
+        <w:hyperlink r:id="rId34" w:history="1">
           <w:r>
             <w:rPr>
               <w:rStyle w:val="Hyperlink"/>
@@ -5227,7 +5301,7 @@
           <w:sz w:val="24"/>
           <w:u w:val="single"/>
         </w:rPr>
-        <w:hyperlink r:id="rId35" w:history="1">
+        <w:hyperlink r:id="rId34" w:history="1">
           <w:r>
             <w:rPr>
               <w:rStyle w:val="Hyperlink"/>
@@ -5256,7 +5330,7 @@
           <w:sz w:val="24"/>
           <w:u w:val="single"/>
         </w:rPr>
-        <w:hyperlink r:id="rId35" w:history="1">
+        <w:hyperlink r:id="rId34" w:history="1">
           <w:r>
             <w:rPr>
               <w:rStyle w:val="Hyperlink"/>
@@ -5285,7 +5359,7 @@
           <w:sz w:val="24"/>
           <w:u w:val="single"/>
         </w:rPr>
-        <w:hyperlink r:id="rId35" w:history="1">
+        <w:hyperlink r:id="rId34" w:history="1">
           <w:r>
             <w:rPr>
               <w:rStyle w:val="Hyperlink"/>
@@ -5314,7 +5388,7 @@
           <w:sz w:val="24"/>
           <w:u w:val="single"/>
         </w:rPr>
-        <w:hyperlink r:id="rId35" w:history="1">
+        <w:hyperlink r:id="rId34" w:history="1">
           <w:r>
             <w:rPr>
               <w:rStyle w:val="Hyperlink"/>
@@ -5343,7 +5417,7 @@
           <w:sz w:val="24"/>
           <w:u w:val="single"/>
         </w:rPr>
-        <w:hyperlink r:id="rId35" w:history="1">
+        <w:hyperlink r:id="rId34" w:history="1">
           <w:r>
             <w:rPr>
               <w:rStyle w:val="Hyperlink"/>
@@ -5371,7 +5445,7 @@
           <w:color w:val="000000"/>
           <w:sz w:val="24"/>
         </w:rPr>
-        <w:hyperlink r:id="rId35" w:history="1">
+        <w:hyperlink r:id="rId34" w:history="1">
           <w:r>
             <w:rPr>
               <w:rStyle w:val="Hyperlink"/>
@@ -5389,7 +5463,7 @@
           <w:color w:val="000000"/>
           <w:sz w:val="24"/>
         </w:rPr>
-        <w:hyperlink r:id="rId35" w:history="1">
+        <w:hyperlink r:id="rId34" w:history="1">
           <w:r>
             <w:rPr>
               <w:rStyle w:val="Hyperlink"/>
@@ -5407,7 +5481,7 @@
           <w:color w:val="000000"/>
           <w:sz w:val="24"/>
         </w:rPr>
-        <w:hyperlink r:id="rId35" w:history="1">
+        <w:hyperlink r:id="rId34" w:history="1">
           <w:r>
             <w:rPr>
               <w:rStyle w:val="Hyperlink"/>
@@ -5425,7 +5499,7 @@
           <w:color w:val="000000"/>
           <w:sz w:val="24"/>
         </w:rPr>
-        <w:hyperlink r:id="rId35" w:history="1">
+        <w:hyperlink r:id="rId34" w:history="1">
           <w:r>
             <w:rPr>
               <w:rStyle w:val="Hyperlink"/>
@@ -5454,7 +5528,7 @@
           <w:color w:val="000000"/>
           <w:sz w:val="24"/>
         </w:rPr>
-        <w:hyperlink r:id="rId35" w:history="1">
+        <w:hyperlink r:id="rId34" w:history="1">
           <w:r>
             <w:rPr>
               <w:rStyle w:val="Hyperlink"/>
@@ -5472,7 +5546,7 @@
           <w:color w:val="000000"/>
           <w:sz w:val="24"/>
         </w:rPr>
-        <w:hyperlink r:id="rId35" w:history="1">
+        <w:hyperlink r:id="rId34" w:history="1">
           <w:r>
             <w:rPr>
               <w:rStyle w:val="Hyperlink"/>
@@ -5490,7 +5564,7 @@
           <w:color w:val="000000"/>
           <w:sz w:val="24"/>
         </w:rPr>
-        <w:hyperlink r:id="rId35" w:history="1">
+        <w:hyperlink r:id="rId34" w:history="1">
           <w:r>
             <w:rPr>
               <w:rStyle w:val="Hyperlink"/>
@@ -5508,7 +5582,7 @@
           <w:color w:val="000000"/>
           <w:sz w:val="24"/>
         </w:rPr>
-        <w:hyperlink r:id="rId35" w:history="1">
+        <w:hyperlink r:id="rId34" w:history="1">
           <w:r>
             <w:rPr>
               <w:rStyle w:val="Hyperlink"/>
@@ -5606,7 +5680,7 @@
           <w:sz w:val="24"/>
           <w:u w:val="single"/>
         </w:rPr>
-        <w:hyperlink r:id="rId36" w:history="1">
+        <w:hyperlink r:id="rId35" w:history="1">
           <w:r>
             <w:rPr>
               <w:rStyle w:val="Hyperlink"/>
@@ -5634,7 +5708,7 @@
           <w:sz w:val="24"/>
           <w:u w:val="single"/>
         </w:rPr>
-        <w:hyperlink r:id="rId37" w:history="1">
+        <w:hyperlink r:id="rId36" w:history="1">
           <w:r>
             <w:rPr>
               <w:rStyle w:val="Hyperlink"/>
@@ -5663,7 +5737,7 @@
           <w:sz w:val="24"/>
           <w:u w:val="single"/>
         </w:rPr>
-        <w:hyperlink r:id="rId37" w:history="1">
+        <w:hyperlink r:id="rId36" w:history="1">
           <w:r>
             <w:rPr>
               <w:rStyle w:val="Hyperlink"/>
@@ -5692,7 +5766,7 @@
           <w:sz w:val="24"/>
           <w:u w:val="single"/>
         </w:rPr>
-        <w:hyperlink r:id="rId37" w:history="1">
+        <w:hyperlink r:id="rId36" w:history="1">
           <w:r>
             <w:rPr>
               <w:rStyle w:val="Hyperlink"/>
@@ -5739,7 +5813,7 @@
           <w:sz w:val="24"/>
           <w:u w:val="single"/>
         </w:rPr>
-        <w:hyperlink r:id="rId37" w:history="1">
+        <w:hyperlink r:id="rId36" w:history="1">
           <w:r>
             <w:rPr>
               <w:rStyle w:val="Hyperlink"/>
@@ -5767,7 +5841,7 @@
           <w:sz w:val="24"/>
           <w:u w:val="single"/>
         </w:rPr>
-        <w:hyperlink r:id="rId38" w:history="1">
+        <w:hyperlink r:id="rId37" w:history="1">
           <w:r>
             <w:rPr>
               <w:rStyle w:val="Hyperlink"/>
@@ -5796,7 +5870,7 @@
           <w:sz w:val="24"/>
           <w:u w:val="single"/>
         </w:rPr>
-        <w:hyperlink r:id="rId38" w:history="1">
+        <w:hyperlink r:id="rId37" w:history="1">
           <w:r>
             <w:rPr>
               <w:rStyle w:val="Hyperlink"/>
@@ -5825,7 +5899,7 @@
           <w:sz w:val="24"/>
           <w:u w:val="single"/>
         </w:rPr>
-        <w:hyperlink r:id="rId38" w:history="1">
+        <w:hyperlink r:id="rId37" w:history="1">
           <w:r>
             <w:rPr>
               <w:rStyle w:val="Hyperlink"/>
@@ -5854,7 +5928,7 @@
           <w:sz w:val="24"/>
           <w:u w:val="single"/>
         </w:rPr>
-        <w:hyperlink r:id="rId38" w:history="1">
+        <w:hyperlink r:id="rId37" w:history="1">
           <w:r>
             <w:rPr>
               <w:rStyle w:val="Hyperlink"/>
@@ -5875,6 +5949,7 @@
       </w:r>
       <w:r>
         <w:rPr>
+          <w:u w:val="single" w:color="0000ff"/>
           <w:rFonts w:ascii="Charis SIL Regular" w:hAnsi="Charis SIL Regular" w:eastAsia="Charis SIL Regular"/>
           <w:b w:val="0"/>
           <w:i w:val="0"/>
@@ -5892,7 +5967,7 @@
           <w:sz w:val="24"/>
           <w:u w:val="single"/>
         </w:rPr>
-        <w:hyperlink r:id="rId39" w:history="1">
+        <w:hyperlink r:id="rId38" w:history="1">
           <w:r>
             <w:rPr>
               <w:rStyle w:val="Hyperlink"/>
@@ -5910,7 +5985,7 @@
           <w:color w:val="000000"/>
           <w:sz w:val="24"/>
         </w:rPr>
-        <w:hyperlink r:id="rId37" w:history="1">
+        <w:hyperlink r:id="rId36" w:history="1">
           <w:r>
             <w:rPr>
               <w:rStyle w:val="Hyperlink"/>
@@ -5938,7 +6013,7 @@
           <w:color w:val="000000"/>
           <w:sz w:val="24"/>
         </w:rPr>
-        <w:hyperlink r:id="rId38" w:history="1">
+        <w:hyperlink r:id="rId37" w:history="1">
           <w:r>
             <w:rPr>
               <w:rStyle w:val="Hyperlink"/>
@@ -5967,7 +6042,7 @@
           <w:color w:val="000000"/>
           <w:sz w:val="24"/>
         </w:rPr>
-        <w:hyperlink r:id="rId38" w:history="1">
+        <w:hyperlink r:id="rId37" w:history="1">
           <w:r>
             <w:rPr>
               <w:rStyle w:val="Hyperlink"/>
@@ -5985,7 +6060,7 @@
           <w:color w:val="000000"/>
           <w:sz w:val="24"/>
         </w:rPr>
-        <w:hyperlink r:id="rId38" w:history="1">
+        <w:hyperlink r:id="rId37" w:history="1">
           <w:r>
             <w:rPr>
               <w:rStyle w:val="Hyperlink"/>
@@ -6003,7 +6078,7 @@
           <w:color w:val="000000"/>
           <w:sz w:val="24"/>
         </w:rPr>
-        <w:hyperlink r:id="rId38" w:history="1">
+        <w:hyperlink r:id="rId37" w:history="1">
           <w:r>
             <w:rPr>
               <w:rStyle w:val="Hyperlink"/>
@@ -6021,7 +6096,7 @@
           <w:color w:val="000000"/>
           <w:sz w:val="24"/>
         </w:rPr>
-        <w:hyperlink r:id="rId38" w:history="1">
+        <w:hyperlink r:id="rId37" w:history="1">
           <w:r>
             <w:rPr>
               <w:rStyle w:val="Hyperlink"/>
@@ -6039,7 +6114,7 @@
           <w:color w:val="000000"/>
           <w:sz w:val="24"/>
         </w:rPr>
-        <w:hyperlink r:id="rId38" w:history="1">
+        <w:hyperlink r:id="rId37" w:history="1">
           <w:r>
             <w:rPr>
               <w:rStyle w:val="Hyperlink"/>
@@ -6088,7 +6163,7 @@
           <w:color w:val="000000"/>
           <w:sz w:val="24"/>
         </w:rPr>
-        <w:hyperlink r:id="rId39" w:history="1">
+        <w:hyperlink r:id="rId38" w:history="1">
           <w:r>
             <w:rPr>
               <w:rStyle w:val="Hyperlink"/>

--- a/EXPORTS/DOCX/published/niveau1/English/Sources.docx
+++ b/EXPORTS/DOCX/published/niveau1/English/Sources.docx
@@ -1249,53 +1249,7 @@
           <w:color w:val="000000"/>
           <w:sz w:val="24"/>
         </w:rPr>
-        <w:hyperlink r:id="rId15" w:history="1">
-          <w:r>
-            <w:rPr>
-              <w:rStyle w:val="Hyperlink"/>
-            </w:rPr>
-            <w:t>es are</w:t>
-          </w:r>
-        </w:hyperlink>
-      </w:r>
-      <w:r>
-        <w:rPr>
-          <w:u w:val="single" w:color="0000ff"/>
-          <w:rFonts w:ascii="Charis SIL Regular" w:hAnsi="Charis SIL Regular" w:eastAsia="Charis SIL Regular"/>
-          <w:b w:val="0"/>
-          <w:i w:val="0"/>
-          <w:color w:val="000000"/>
-          <w:sz w:val="24"/>
-        </w:rPr>
-        <w:t xml:space="preserve"> </w:t>
-      </w:r>
-      <w:r>
-        <w:rPr>
-          <w:u w:val="single" w:color="0000ff"/>
-          <w:rFonts w:ascii="Charis SIL Regular" w:hAnsi="Charis SIL Regular" w:eastAsia="Charis SIL Regular"/>
-          <w:b w:val="0"/>
-          <w:i w:val="0"/>
-          <w:color w:val="000000"/>
-          <w:sz w:val="24"/>
-        </w:rPr>
-        <w:hyperlink r:id="rId15" w:history="1">
-          <w:r>
-            <w:rPr>
-              <w:rStyle w:val="Hyperlink"/>
-            </w:rPr>
-            <w:t xml:space="preserve">now part of </w:t>
-          </w:r>
-        </w:hyperlink>
-      </w:r>
-      <w:r>
-        <w:rPr>
-          <w:rFonts w:ascii="Charis SIL Regular" w:hAnsi="Charis SIL Regular" w:eastAsia="Charis SIL Regular"/>
-          <w:b w:val="0"/>
-          <w:i w:val="0"/>
-          <w:color w:val="000000"/>
-          <w:sz w:val="24"/>
-        </w:rPr>
-        <w:t xml:space="preserve">the </w:t>
+        <w:t xml:space="preserve">es are now part of the </w:t>
       </w:r>
       <w:r>
         <w:rPr>
@@ -1351,7 +1305,6 @@
           <w:i w:val="0"/>
           <w:color w:val="0000FF"/>
           <w:sz w:val="24"/>
-          <w:u w:val="single"/>
         </w:rPr>
         <w:hyperlink r:id="rId16" w:history="1">
           <w:r>
@@ -1400,7 +1353,7 @@
           <w:sz w:val="24"/>
           <w:u w:val="single"/>
         </w:rPr>
-        <w:hyperlink r:id="rId15" w:history="1">
+        <w:hyperlink r:id="rId16" w:history="1">
           <w:r>
             <w:rPr>
               <w:rStyle w:val="Hyperlink"/>
@@ -1418,7 +1371,7 @@
           <w:sz w:val="24"/>
           <w:u w:val="single"/>
         </w:rPr>
-        <w:hyperlink r:id="rId15" w:history="1">
+        <w:hyperlink r:id="rId16" w:history="1">
           <w:r>
             <w:rPr>
               <w:rStyle w:val="Hyperlink"/>
@@ -1436,7 +1389,7 @@
           <w:sz w:val="24"/>
           <w:u w:val="single"/>
         </w:rPr>
-        <w:hyperlink r:id="rId15" w:history="1">
+        <w:hyperlink r:id="rId16" w:history="1">
           <w:r>
             <w:rPr>
               <w:rStyle w:val="Hyperlink"/>
@@ -3208,7 +3161,7 @@
           <w:sz w:val="24"/>
           <w:u w:val="single"/>
         </w:rPr>
-        <w:hyperlink r:id="rId16" w:history="1">
+        <w:hyperlink r:id="rId22" w:history="1">
           <w:r>
             <w:rPr>
               <w:rStyle w:val="Hyperlink"/>
@@ -3237,7 +3190,7 @@
           <w:sz w:val="24"/>
           <w:u w:val="single"/>
         </w:rPr>
-        <w:hyperlink r:id="rId16" w:history="1">
+        <w:hyperlink r:id="rId22" w:history="1">
           <w:r>
             <w:rPr>
               <w:rStyle w:val="Hyperlink"/>
@@ -3355,7 +3308,7 @@
           <w:sz w:val="24"/>
           <w:u w:val="single"/>
         </w:rPr>
-        <w:hyperlink r:id="rId22" w:history="1">
+        <w:hyperlink r:id="rId23" w:history="1">
           <w:r>
             <w:rPr>
               <w:rStyle w:val="Hyperlink"/>
@@ -3384,7 +3337,7 @@
           <w:sz w:val="24"/>
           <w:u w:val="single"/>
         </w:rPr>
-        <w:hyperlink r:id="rId22" w:history="1">
+        <w:hyperlink r:id="rId23" w:history="1">
           <w:r>
             <w:rPr>
               <w:rStyle w:val="Hyperlink"/>
@@ -3413,7 +3366,7 @@
           <w:sz w:val="24"/>
           <w:u w:val="single"/>
         </w:rPr>
-        <w:hyperlink r:id="rId22" w:history="1">
+        <w:hyperlink r:id="rId23" w:history="1">
           <w:r>
             <w:rPr>
               <w:rStyle w:val="Hyperlink"/>
@@ -3441,7 +3394,7 @@
           <w:sz w:val="24"/>
           <w:u w:val="single"/>
         </w:rPr>
-        <w:hyperlink r:id="rId23" w:history="1">
+        <w:hyperlink r:id="rId24" w:history="1">
           <w:r>
             <w:rPr>
               <w:rStyle w:val="Hyperlink"/>
@@ -3479,7 +3432,7 @@
           <w:sz w:val="24"/>
           <w:u w:val="single"/>
         </w:rPr>
-        <w:hyperlink r:id="rId22" w:history="1">
+        <w:hyperlink r:id="rId23" w:history="1">
           <w:r>
             <w:rPr>
               <w:rStyle w:val="Hyperlink"/>
@@ -3497,7 +3450,7 @@
           <w:sz w:val="24"/>
           <w:u w:val="single"/>
         </w:rPr>
-        <w:hyperlink r:id="rId22" w:history="1">
+        <w:hyperlink r:id="rId23" w:history="1">
           <w:r>
             <w:rPr>
               <w:rStyle w:val="Hyperlink"/>
@@ -3515,7 +3468,7 @@
           <w:sz w:val="24"/>
           <w:u w:val="single"/>
         </w:rPr>
-        <w:hyperlink r:id="rId22" w:history="1">
+        <w:hyperlink r:id="rId23" w:history="1">
           <w:r>
             <w:rPr>
               <w:rStyle w:val="Hyperlink"/>
@@ -3544,7 +3497,7 @@
           <w:sz w:val="24"/>
           <w:u w:val="single"/>
         </w:rPr>
-        <w:hyperlink r:id="rId22" w:history="1">
+        <w:hyperlink r:id="rId23" w:history="1">
           <w:r>
             <w:rPr>
               <w:rStyle w:val="Hyperlink"/>
@@ -3573,7 +3526,7 @@
           <w:color w:val="000000"/>
           <w:sz w:val="24"/>
         </w:rPr>
-        <w:hyperlink r:id="rId22" w:history="1">
+        <w:hyperlink r:id="rId23" w:history="1">
           <w:r>
             <w:rPr>
               <w:rStyle w:val="Hyperlink"/>
@@ -3599,9 +3552,8 @@
           <w:i w:val="0"/>
           <w:color w:val="0000FF"/>
           <w:sz w:val="24"/>
-          <w:u w:val="single"/>
-        </w:rPr>
-        <w:hyperlink r:id="rId24" w:history="1">
+        </w:rPr>
+        <w:hyperlink r:id="rId25" w:history="1">
           <w:r>
             <w:rPr>
               <w:rStyle w:val="Hyperlink"/>
@@ -3619,7 +3571,7 @@
           <w:sz w:val="24"/>
           <w:u w:val="single"/>
         </w:rPr>
-        <w:hyperlink r:id="rId23" w:history="1">
+        <w:hyperlink r:id="rId24" w:history="1">
           <w:r>
             <w:rPr>
               <w:rStyle w:val="Hyperlink"/>
@@ -3637,7 +3589,14 @@
           <w:color w:val="000000"/>
           <w:sz w:val="24"/>
         </w:rPr>
-        <w:t xml:space="preserve">. The </w:t>
+        <w:hyperlink r:id="rId24" w:history="1">
+          <w:r>
+            <w:rPr>
+              <w:rStyle w:val="Hyperlink"/>
+            </w:rPr>
+            <w:t xml:space="preserve">. The </w:t>
+          </w:r>
+        </w:hyperlink>
       </w:r>
       <w:r>
         <w:rPr>
@@ -3648,7 +3607,7 @@
           <w:sz w:val="24"/>
           <w:u w:val="single"/>
         </w:rPr>
-        <w:hyperlink r:id="rId25" w:history="1">
+        <w:hyperlink r:id="rId24" w:history="1">
           <w:r>
             <w:rPr>
               <w:rStyle w:val="Hyperlink"/>
@@ -3666,7 +3625,7 @@
           <w:sz w:val="24"/>
           <w:u w:val="single"/>
         </w:rPr>
-        <w:hyperlink r:id="rId25" w:history="1">
+        <w:hyperlink r:id="rId26" w:history="1">
           <w:r>
             <w:rPr>
               <w:rStyle w:val="Hyperlink"/>
@@ -3684,7 +3643,7 @@
           <w:sz w:val="24"/>
           <w:u w:val="single"/>
         </w:rPr>
-        <w:hyperlink r:id="rId25" w:history="1">
+        <w:hyperlink r:id="rId26" w:history="1">
           <w:r>
             <w:rPr>
               <w:rStyle w:val="Hyperlink"/>
@@ -3713,7 +3672,7 @@
           <w:sz w:val="24"/>
           <w:u w:val="single"/>
         </w:rPr>
-        <w:hyperlink r:id="rId25" w:history="1">
+        <w:hyperlink r:id="rId26" w:history="1">
           <w:r>
             <w:rPr>
               <w:rStyle w:val="Hyperlink"/>
@@ -3742,7 +3701,7 @@
           <w:sz w:val="24"/>
           <w:u w:val="single"/>
         </w:rPr>
-        <w:hyperlink r:id="rId25" w:history="1">
+        <w:hyperlink r:id="rId26" w:history="1">
           <w:r>
             <w:rPr>
               <w:rStyle w:val="Hyperlink"/>
@@ -3759,18 +3718,7 @@
           <w:color w:val="000000"/>
           <w:sz w:val="24"/>
         </w:rPr>
-        <w:t xml:space="preserve"> is the cu</w:t>
-      </w:r>
-      <w:r>
-        <w:rPr>
-          <w:u w:val="single" w:color="0000ff"/>
-          <w:rFonts w:ascii="Charis SIL Regular" w:hAnsi="Charis SIL Regular" w:eastAsia="Charis SIL Regular"/>
-          <w:b w:val="0"/>
-          <w:i w:val="0"/>
-          <w:color w:val="000000"/>
-          <w:sz w:val="24"/>
-        </w:rPr>
-        <w:t xml:space="preserve">stodian of the </w:t>
+        <w:t xml:space="preserve"> is the custodian of the </w:t>
       </w:r>
       <w:r>
         <w:rPr>
@@ -3781,7 +3729,7 @@
           <w:sz w:val="24"/>
           <w:u w:val="single"/>
         </w:rPr>
-        <w:hyperlink r:id="rId26" w:history="1">
+        <w:hyperlink r:id="rId27" w:history="1">
           <w:r>
             <w:rPr>
               <w:rStyle w:val="Hyperlink"/>
@@ -3799,7 +3747,7 @@
           <w:sz w:val="24"/>
           <w:u w:val="single"/>
         </w:rPr>
-        <w:hyperlink r:id="rId26" w:history="1">
+        <w:hyperlink r:id="rId28" w:history="1">
           <w:r>
             <w:rPr>
               <w:rStyle w:val="Hyperlink"/>
@@ -3817,7 +3765,7 @@
           <w:sz w:val="24"/>
           <w:u w:val="single"/>
         </w:rPr>
-        <w:hyperlink r:id="rId26" w:history="1">
+        <w:hyperlink r:id="rId25" w:history="1">
           <w:r>
             <w:rPr>
               <w:rStyle w:val="Hyperlink"/>
@@ -3846,7 +3794,7 @@
           <w:sz w:val="24"/>
           <w:u w:val="single"/>
         </w:rPr>
-        <w:hyperlink r:id="rId26" w:history="1">
+        <w:hyperlink r:id="rId25" w:history="1">
           <w:r>
             <w:rPr>
               <w:rStyle w:val="Hyperlink"/>
@@ -3875,7 +3823,7 @@
           <w:sz w:val="24"/>
           <w:u w:val="single"/>
         </w:rPr>
-        <w:hyperlink r:id="rId26" w:history="1">
+        <w:hyperlink r:id="rId25" w:history="1">
           <w:r>
             <w:rPr>
               <w:rStyle w:val="Hyperlink"/>
@@ -3893,7 +3841,7 @@
           <w:sz w:val="24"/>
           <w:u w:val="single"/>
         </w:rPr>
-        <w:hyperlink r:id="rId26" w:history="1">
+        <w:hyperlink r:id="rId28" w:history="1">
           <w:r>
             <w:rPr>
               <w:rStyle w:val="Hyperlink"/>
@@ -3921,7 +3869,7 @@
           <w:color w:val="000000"/>
           <w:sz w:val="24"/>
         </w:rPr>
-        <w:hyperlink r:id="rId25" w:history="1">
+        <w:hyperlink r:id="rId26" w:history="1">
           <w:r>
             <w:rPr>
               <w:rStyle w:val="Hyperlink"/>
@@ -3939,7 +3887,7 @@
           <w:color w:val="000000"/>
           <w:sz w:val="24"/>
         </w:rPr>
-        <w:hyperlink r:id="rId25" w:history="1">
+        <w:hyperlink r:id="rId26" w:history="1">
           <w:r>
             <w:rPr>
               <w:rStyle w:val="Hyperlink"/>
@@ -3997,7 +3945,7 @@
           <w:sz w:val="24"/>
           <w:u w:val="single"/>
         </w:rPr>
-        <w:hyperlink r:id="rId27" w:history="1">
+        <w:hyperlink r:id="rId29" w:history="1">
           <w:r>
             <w:rPr>
               <w:rStyle w:val="Hyperlink"/>
@@ -4026,7 +3974,7 @@
           <w:sz w:val="24"/>
           <w:u w:val="single"/>
         </w:rPr>
-        <w:hyperlink r:id="rId27" w:history="1">
+        <w:hyperlink r:id="rId29" w:history="1">
           <w:r>
             <w:rPr>
               <w:rStyle w:val="Hyperlink"/>
@@ -4054,7 +4002,7 @@
           <w:sz w:val="24"/>
           <w:u w:val="single"/>
         </w:rPr>
-        <w:hyperlink r:id="rId28" w:history="1">
+        <w:hyperlink r:id="rId30" w:history="1">
           <w:r>
             <w:rPr>
               <w:rStyle w:val="Hyperlink"/>
@@ -4083,7 +4031,7 @@
           <w:sz w:val="24"/>
           <w:u w:val="single"/>
         </w:rPr>
-        <w:hyperlink r:id="rId28" w:history="1">
+        <w:hyperlink r:id="rId30" w:history="1">
           <w:r>
             <w:rPr>
               <w:rStyle w:val="Hyperlink"/>
@@ -4112,7 +4060,7 @@
           <w:sz w:val="24"/>
           <w:u w:val="single"/>
         </w:rPr>
-        <w:hyperlink r:id="rId28" w:history="1">
+        <w:hyperlink r:id="rId30" w:history="1">
           <w:r>
             <w:rPr>
               <w:rStyle w:val="Hyperlink"/>
@@ -4350,225 +4298,6 @@
           <w:sz w:val="24"/>
           <w:u w:val="single"/>
         </w:rPr>
-        <w:hyperlink r:id="rId29" w:history="1">
-          <w:r>
-            <w:rPr>
-              <w:rStyle w:val="Hyperlink"/>
-            </w:rPr>
-            <w:t>National</w:t>
-          </w:r>
-        </w:hyperlink>
-      </w:r>
-      <w:r>
-        <w:rPr>
-          <w:rFonts w:ascii="Charis SIL Regular" w:hAnsi="Charis SIL Regular" w:eastAsia="Charis SIL Regular"/>
-          <w:b w:val="0"/>
-          <w:i w:val="0"/>
-          <w:color w:val="0000FF"/>
-          <w:sz w:val="24"/>
-          <w:u w:val="single"/>
-        </w:rPr>
-        <w:t xml:space="preserve"> </w:t>
-      </w:r>
-      <w:r>
-        <w:rPr>
-          <w:rFonts w:ascii="Charis SIL Regular" w:hAnsi="Charis SIL Regular" w:eastAsia="Charis SIL Regular"/>
-          <w:b w:val="0"/>
-          <w:i w:val="0"/>
-          <w:color w:val="0000FF"/>
-          <w:sz w:val="24"/>
-          <w:u w:val="single"/>
-        </w:rPr>
-        <w:hyperlink r:id="rId29" w:history="1">
-          <w:r>
-            <w:rPr>
-              <w:rStyle w:val="Hyperlink"/>
-            </w:rPr>
-            <w:t>Archives</w:t>
-          </w:r>
-        </w:hyperlink>
-      </w:r>
-      <w:r>
-        <w:rPr>
-          <w:rFonts w:ascii="Charis SIL Regular" w:hAnsi="Charis SIL Regular" w:eastAsia="Charis SIL Regular"/>
-          <w:b w:val="0"/>
-          <w:i w:val="0"/>
-          <w:color w:val="0000FF"/>
-          <w:sz w:val="24"/>
-          <w:u w:val="single"/>
-        </w:rPr>
-        <w:t xml:space="preserve"> </w:t>
-      </w:r>
-      <w:r>
-        <w:rPr>
-          <w:rFonts w:ascii="Charis SIL Regular" w:hAnsi="Charis SIL Regular" w:eastAsia="Charis SIL Regular"/>
-          <w:b w:val="0"/>
-          <w:i w:val="0"/>
-          <w:color w:val="0000FF"/>
-          <w:sz w:val="24"/>
-          <w:u w:val="single"/>
-        </w:rPr>
-        <w:hyperlink r:id="rId29" w:history="1">
-          <w:r>
-            <w:rPr>
-              <w:rStyle w:val="Hyperlink"/>
-            </w:rPr>
-            <w:t xml:space="preserve">of </w:t>
-          </w:r>
-        </w:hyperlink>
-      </w:r>
-      <w:r>
-        <w:rPr>
-          <w:rFonts w:ascii="Charis SIL Regular" w:hAnsi="Charis SIL Regular" w:eastAsia="Charis SIL Regular"/>
-          <w:b w:val="0"/>
-          <w:i w:val="0"/>
-          <w:color w:val="0000FF"/>
-          <w:sz w:val="24"/>
-          <w:u w:val="single"/>
-        </w:rPr>
-        <w:hyperlink r:id="rId29" w:history="1">
-          <w:r>
-            <w:rPr>
-              <w:rStyle w:val="Hyperlink"/>
-            </w:rPr>
-            <w:t>Suriname</w:t>
-          </w:r>
-        </w:hyperlink>
-      </w:r>
-      <w:r>
-        <w:rPr>
-          <w:rFonts w:ascii="Charis SIL Regular" w:hAnsi="Charis SIL Regular" w:eastAsia="Charis SIL Regular"/>
-          <w:b w:val="0"/>
-          <w:i w:val="0"/>
-          <w:color w:val="000000"/>
-          <w:sz w:val="24"/>
-        </w:rPr>
-        <w:t xml:space="preserve">, </w:t>
-      </w:r>
-      <w:r>
-        <w:rPr>
-          <w:rFonts w:ascii="Charis SIL Regular" w:hAnsi="Charis SIL Regular" w:eastAsia="Charis SIL Regular"/>
-          <w:b w:val="0"/>
-          <w:i w:val="0"/>
-          <w:color w:val="0000FF"/>
-          <w:sz w:val="24"/>
-          <w:u w:val="single"/>
-        </w:rPr>
-        <w:hyperlink r:id="rId30" w:history="1">
-          <w:r>
-            <w:rPr>
-              <w:rStyle w:val="Hyperlink"/>
-            </w:rPr>
-            <w:t>Arsip</w:t>
-          </w:r>
-        </w:hyperlink>
-      </w:r>
-      <w:r>
-        <w:rPr>
-          <w:rFonts w:ascii="Charis SIL Regular" w:hAnsi="Charis SIL Regular" w:eastAsia="Charis SIL Regular"/>
-          <w:b w:val="0"/>
-          <w:i w:val="0"/>
-          <w:color w:val="0000FF"/>
-          <w:sz w:val="24"/>
-          <w:u w:val="single"/>
-        </w:rPr>
-        <w:t xml:space="preserve"> </w:t>
-      </w:r>
-      <w:r>
-        <w:rPr>
-          <w:rFonts w:ascii="Charis SIL Regular" w:hAnsi="Charis SIL Regular" w:eastAsia="Charis SIL Regular"/>
-          <w:b w:val="0"/>
-          <w:i w:val="0"/>
-          <w:color w:val="0000FF"/>
-          <w:sz w:val="24"/>
-          <w:u w:val="single"/>
-        </w:rPr>
-        <w:hyperlink r:id="rId30" w:history="1">
-          <w:r>
-            <w:rPr>
-              <w:rStyle w:val="Hyperlink"/>
-            </w:rPr>
-            <w:t>Nasional</w:t>
-          </w:r>
-        </w:hyperlink>
-      </w:r>
-      <w:r>
-        <w:rPr>
-          <w:rFonts w:ascii="Charis SIL Regular" w:hAnsi="Charis SIL Regular" w:eastAsia="Charis SIL Regular"/>
-          <w:b w:val="0"/>
-          <w:i w:val="0"/>
-          <w:color w:val="0000FF"/>
-          <w:sz w:val="24"/>
-          <w:u w:val="single"/>
-        </w:rPr>
-        <w:t xml:space="preserve"> </w:t>
-      </w:r>
-      <w:r>
-        <w:rPr>
-          <w:rFonts w:ascii="Charis SIL Regular" w:hAnsi="Charis SIL Regular" w:eastAsia="Charis SIL Regular"/>
-          <w:b w:val="0"/>
-          <w:i w:val="0"/>
-          <w:color w:val="0000FF"/>
-          <w:sz w:val="24"/>
-          <w:u w:val="single"/>
-        </w:rPr>
-        <w:hyperlink r:id="rId30" w:history="1">
-          <w:r>
-            <w:rPr>
-              <w:rStyle w:val="Hyperlink"/>
-            </w:rPr>
-            <w:t>Republik</w:t>
-          </w:r>
-        </w:hyperlink>
-      </w:r>
-      <w:r>
-        <w:rPr>
-          <w:rFonts w:ascii="Charis SIL Regular" w:hAnsi="Charis SIL Regular" w:eastAsia="Charis SIL Regular"/>
-          <w:b w:val="0"/>
-          <w:i w:val="0"/>
-          <w:color w:val="0000FF"/>
-          <w:sz w:val="24"/>
-          <w:u w:val="single"/>
-        </w:rPr>
-        <w:t xml:space="preserve"> </w:t>
-      </w:r>
-      <w:r>
-        <w:rPr>
-          <w:rFonts w:ascii="Charis SIL Regular" w:hAnsi="Charis SIL Regular" w:eastAsia="Charis SIL Regular"/>
-          <w:b w:val="0"/>
-          <w:i w:val="0"/>
-          <w:color w:val="0000FF"/>
-          <w:sz w:val="24"/>
-          <w:u w:val="single"/>
-        </w:rPr>
-        <w:hyperlink r:id="rId30" w:history="1">
-          <w:r>
-            <w:rPr>
-              <w:rStyle w:val="Hyperlink"/>
-            </w:rPr>
-            <w:t>Indonesia</w:t>
-          </w:r>
-        </w:hyperlink>
-      </w:r>
-      <w:r>
-        <w:rPr>
-          <w:rFonts w:ascii="Charis SIL Regular" w:hAnsi="Charis SIL Regular" w:eastAsia="Charis SIL Regular"/>
-          <w:b w:val="0"/>
-          <w:i w:val="0"/>
-          <w:color w:val="000000"/>
-          <w:sz w:val="24"/>
-        </w:rPr>
-        <w:t xml:space="preserve">, the </w:t>
-      </w:r>
-      <w:r>
-        <w:rPr>
-          <w:rFonts w:ascii="Charis SIL Regular" w:hAnsi="Charis SIL Regular" w:eastAsia="Charis SIL Regular"/>
-          <w:b w:val="0"/>
-          <w:i w:val="0"/>
-          <w:color w:val="0000FF"/>
-          <w:sz w:val="24"/>
-          <w:u w:val="single"/>
-        </w:rPr>
         <w:hyperlink r:id="rId31" w:history="1">
           <w:r>
             <w:rPr>
@@ -4603,6 +4332,225 @@
             <w:rPr>
               <w:rStyle w:val="Hyperlink"/>
             </w:rPr>
+            <w:t>Archives</w:t>
+          </w:r>
+        </w:hyperlink>
+      </w:r>
+      <w:r>
+        <w:rPr>
+          <w:rFonts w:ascii="Charis SIL Regular" w:hAnsi="Charis SIL Regular" w:eastAsia="Charis SIL Regular"/>
+          <w:b w:val="0"/>
+          <w:i w:val="0"/>
+          <w:color w:val="0000FF"/>
+          <w:sz w:val="24"/>
+          <w:u w:val="single"/>
+        </w:rPr>
+        <w:t xml:space="preserve"> </w:t>
+      </w:r>
+      <w:r>
+        <w:rPr>
+          <w:rFonts w:ascii="Charis SIL Regular" w:hAnsi="Charis SIL Regular" w:eastAsia="Charis SIL Regular"/>
+          <w:b w:val="0"/>
+          <w:i w:val="0"/>
+          <w:color w:val="0000FF"/>
+          <w:sz w:val="24"/>
+          <w:u w:val="single"/>
+        </w:rPr>
+        <w:hyperlink r:id="rId31" w:history="1">
+          <w:r>
+            <w:rPr>
+              <w:rStyle w:val="Hyperlink"/>
+            </w:rPr>
+            <w:t xml:space="preserve">of </w:t>
+          </w:r>
+        </w:hyperlink>
+      </w:r>
+      <w:r>
+        <w:rPr>
+          <w:rFonts w:ascii="Charis SIL Regular" w:hAnsi="Charis SIL Regular" w:eastAsia="Charis SIL Regular"/>
+          <w:b w:val="0"/>
+          <w:i w:val="0"/>
+          <w:color w:val="0000FF"/>
+          <w:sz w:val="24"/>
+          <w:u w:val="single"/>
+        </w:rPr>
+        <w:hyperlink r:id="rId31" w:history="1">
+          <w:r>
+            <w:rPr>
+              <w:rStyle w:val="Hyperlink"/>
+            </w:rPr>
+            <w:t>Suriname</w:t>
+          </w:r>
+        </w:hyperlink>
+      </w:r>
+      <w:r>
+        <w:rPr>
+          <w:rFonts w:ascii="Charis SIL Regular" w:hAnsi="Charis SIL Regular" w:eastAsia="Charis SIL Regular"/>
+          <w:b w:val="0"/>
+          <w:i w:val="0"/>
+          <w:color w:val="000000"/>
+          <w:sz w:val="24"/>
+        </w:rPr>
+        <w:t xml:space="preserve">, </w:t>
+      </w:r>
+      <w:r>
+        <w:rPr>
+          <w:rFonts w:ascii="Charis SIL Regular" w:hAnsi="Charis SIL Regular" w:eastAsia="Charis SIL Regular"/>
+          <w:b w:val="0"/>
+          <w:i w:val="0"/>
+          <w:color w:val="0000FF"/>
+          <w:sz w:val="24"/>
+          <w:u w:val="single"/>
+        </w:rPr>
+        <w:hyperlink r:id="rId32" w:history="1">
+          <w:r>
+            <w:rPr>
+              <w:rStyle w:val="Hyperlink"/>
+            </w:rPr>
+            <w:t>Arsip</w:t>
+          </w:r>
+        </w:hyperlink>
+      </w:r>
+      <w:r>
+        <w:rPr>
+          <w:rFonts w:ascii="Charis SIL Regular" w:hAnsi="Charis SIL Regular" w:eastAsia="Charis SIL Regular"/>
+          <w:b w:val="0"/>
+          <w:i w:val="0"/>
+          <w:color w:val="0000FF"/>
+          <w:sz w:val="24"/>
+          <w:u w:val="single"/>
+        </w:rPr>
+        <w:t xml:space="preserve"> </w:t>
+      </w:r>
+      <w:r>
+        <w:rPr>
+          <w:rFonts w:ascii="Charis SIL Regular" w:hAnsi="Charis SIL Regular" w:eastAsia="Charis SIL Regular"/>
+          <w:b w:val="0"/>
+          <w:i w:val="0"/>
+          <w:color w:val="0000FF"/>
+          <w:sz w:val="24"/>
+          <w:u w:val="single"/>
+        </w:rPr>
+        <w:hyperlink r:id="rId32" w:history="1">
+          <w:r>
+            <w:rPr>
+              <w:rStyle w:val="Hyperlink"/>
+            </w:rPr>
+            <w:t>Nasional</w:t>
+          </w:r>
+        </w:hyperlink>
+      </w:r>
+      <w:r>
+        <w:rPr>
+          <w:rFonts w:ascii="Charis SIL Regular" w:hAnsi="Charis SIL Regular" w:eastAsia="Charis SIL Regular"/>
+          <w:b w:val="0"/>
+          <w:i w:val="0"/>
+          <w:color w:val="0000FF"/>
+          <w:sz w:val="24"/>
+          <w:u w:val="single"/>
+        </w:rPr>
+        <w:t xml:space="preserve"> </w:t>
+      </w:r>
+      <w:r>
+        <w:rPr>
+          <w:rFonts w:ascii="Charis SIL Regular" w:hAnsi="Charis SIL Regular" w:eastAsia="Charis SIL Regular"/>
+          <w:b w:val="0"/>
+          <w:i w:val="0"/>
+          <w:color w:val="0000FF"/>
+          <w:sz w:val="24"/>
+          <w:u w:val="single"/>
+        </w:rPr>
+        <w:hyperlink r:id="rId32" w:history="1">
+          <w:r>
+            <w:rPr>
+              <w:rStyle w:val="Hyperlink"/>
+            </w:rPr>
+            <w:t>Republik</w:t>
+          </w:r>
+        </w:hyperlink>
+      </w:r>
+      <w:r>
+        <w:rPr>
+          <w:rFonts w:ascii="Charis SIL Regular" w:hAnsi="Charis SIL Regular" w:eastAsia="Charis SIL Regular"/>
+          <w:b w:val="0"/>
+          <w:i w:val="0"/>
+          <w:color w:val="0000FF"/>
+          <w:sz w:val="24"/>
+          <w:u w:val="single"/>
+        </w:rPr>
+        <w:t xml:space="preserve"> </w:t>
+      </w:r>
+      <w:r>
+        <w:rPr>
+          <w:rFonts w:ascii="Charis SIL Regular" w:hAnsi="Charis SIL Regular" w:eastAsia="Charis SIL Regular"/>
+          <w:b w:val="0"/>
+          <w:i w:val="0"/>
+          <w:color w:val="0000FF"/>
+          <w:sz w:val="24"/>
+          <w:u w:val="single"/>
+        </w:rPr>
+        <w:hyperlink r:id="rId32" w:history="1">
+          <w:r>
+            <w:rPr>
+              <w:rStyle w:val="Hyperlink"/>
+            </w:rPr>
+            <w:t>Indonesia</w:t>
+          </w:r>
+        </w:hyperlink>
+      </w:r>
+      <w:r>
+        <w:rPr>
+          <w:rFonts w:ascii="Charis SIL Regular" w:hAnsi="Charis SIL Regular" w:eastAsia="Charis SIL Regular"/>
+          <w:b w:val="0"/>
+          <w:i w:val="0"/>
+          <w:color w:val="000000"/>
+          <w:sz w:val="24"/>
+        </w:rPr>
+        <w:t xml:space="preserve">, the </w:t>
+      </w:r>
+      <w:r>
+        <w:rPr>
+          <w:rFonts w:ascii="Charis SIL Regular" w:hAnsi="Charis SIL Regular" w:eastAsia="Charis SIL Regular"/>
+          <w:b w:val="0"/>
+          <w:i w:val="0"/>
+          <w:color w:val="0000FF"/>
+          <w:sz w:val="24"/>
+          <w:u w:val="single"/>
+        </w:rPr>
+        <w:hyperlink r:id="rId33" w:history="1">
+          <w:r>
+            <w:rPr>
+              <w:rStyle w:val="Hyperlink"/>
+            </w:rPr>
+            <w:t>National</w:t>
+          </w:r>
+        </w:hyperlink>
+      </w:r>
+      <w:r>
+        <w:rPr>
+          <w:rFonts w:ascii="Charis SIL Regular" w:hAnsi="Charis SIL Regular" w:eastAsia="Charis SIL Regular"/>
+          <w:b w:val="0"/>
+          <w:i w:val="0"/>
+          <w:color w:val="0000FF"/>
+          <w:sz w:val="24"/>
+          <w:u w:val="single"/>
+        </w:rPr>
+        <w:t xml:space="preserve"> </w:t>
+      </w:r>
+      <w:r>
+        <w:rPr>
+          <w:rFonts w:ascii="Charis SIL Regular" w:hAnsi="Charis SIL Regular" w:eastAsia="Charis SIL Regular"/>
+          <w:b w:val="0"/>
+          <w:i w:val="0"/>
+          <w:color w:val="0000FF"/>
+          <w:sz w:val="24"/>
+          <w:u w:val="single"/>
+        </w:rPr>
+        <w:hyperlink r:id="rId33" w:history="1">
+          <w:r>
+            <w:rPr>
+              <w:rStyle w:val="Hyperlink"/>
+            </w:rPr>
             <w:t>Archive</w:t>
           </w:r>
         </w:hyperlink>
@@ -4616,7 +4564,7 @@
           <w:sz w:val="24"/>
           <w:u w:val="single"/>
         </w:rPr>
-        <w:hyperlink r:id="rId29" w:history="1">
+        <w:hyperlink r:id="rId31" w:history="1">
           <w:r>
             <w:rPr>
               <w:rStyle w:val="Hyperlink"/>
@@ -4645,7 +4593,7 @@
           <w:sz w:val="24"/>
           <w:u w:val="single"/>
         </w:rPr>
-        <w:hyperlink r:id="rId29" w:history="1">
+        <w:hyperlink r:id="rId33" w:history="1">
           <w:r>
             <w:rPr>
               <w:rStyle w:val="Hyperlink"/>
@@ -4674,7 +4622,7 @@
           <w:sz w:val="24"/>
           <w:u w:val="single"/>
         </w:rPr>
-        <w:hyperlink r:id="rId29" w:history="1">
+        <w:hyperlink r:id="rId33" w:history="1">
           <w:r>
             <w:rPr>
               <w:rStyle w:val="Hyperlink"/>
@@ -4703,7 +4651,7 @@
           <w:sz w:val="24"/>
           <w:u w:val="single"/>
         </w:rPr>
-        <w:hyperlink r:id="rId29" w:history="1">
+        <w:hyperlink r:id="rId33" w:history="1">
           <w:r>
             <w:rPr>
               <w:rStyle w:val="Hyperlink"/>
@@ -4721,7 +4669,7 @@
           <w:sz w:val="24"/>
           <w:u w:val="single"/>
         </w:rPr>
-        <w:hyperlink r:id="rId29" w:history="1">
+        <w:hyperlink r:id="rId33" w:history="1">
           <w:r>
             <w:rPr>
               <w:rStyle w:val="Hyperlink"/>
@@ -4739,7 +4687,7 @@
           <w:sz w:val="24"/>
           <w:u w:val="single"/>
         </w:rPr>
-        <w:hyperlink r:id="rId29" w:history="1">
+        <w:hyperlink r:id="rId33" w:history="1">
           <w:r>
             <w:rPr>
               <w:rStyle w:val="Hyperlink"/>
@@ -4757,7 +4705,7 @@
           <w:color w:val="000000"/>
           <w:sz w:val="24"/>
         </w:rPr>
-        <w:hyperlink r:id="rId29" w:history="1">
+        <w:hyperlink r:id="rId31" w:history="1">
           <w:r>
             <w:rPr>
               <w:rStyle w:val="Hyperlink"/>
@@ -4786,7 +4734,7 @@
           <w:color w:val="000000"/>
           <w:sz w:val="24"/>
         </w:rPr>
-        <w:hyperlink r:id="rId29" w:history="1">
+        <w:hyperlink r:id="rId31" w:history="1">
           <w:r>
             <w:rPr>
               <w:rStyle w:val="Hyperlink"/>
@@ -4803,7 +4751,7 @@
           <w:color w:val="000000"/>
           <w:sz w:val="24"/>
         </w:rPr>
-        <w:hyperlink r:id="rId29" w:history="1">
+        <w:hyperlink r:id="rId31" w:history="1">
           <w:r>
             <w:rPr>
               <w:rStyle w:val="Hyperlink"/>
@@ -4821,7 +4769,7 @@
           <w:sz w:val="24"/>
           <w:u w:val="single"/>
         </w:rPr>
-        <w:hyperlink r:id="rId29" w:history="1">
+        <w:hyperlink r:id="rId34" w:history="1">
           <w:r>
             <w:rPr>
               <w:rStyle w:val="Hyperlink"/>
@@ -4850,7 +4798,7 @@
           <w:sz w:val="24"/>
           <w:u w:val="single"/>
         </w:rPr>
-        <w:hyperlink r:id="rId32" w:history="1">
+        <w:hyperlink r:id="rId34" w:history="1">
           <w:r>
             <w:rPr>
               <w:rStyle w:val="Hyperlink"/>
@@ -4868,7 +4816,7 @@
           <w:sz w:val="24"/>
           <w:u w:val="single"/>
         </w:rPr>
-        <w:hyperlink r:id="rId30" w:history="1">
+        <w:hyperlink r:id="rId34" w:history="1">
           <w:r>
             <w:rPr>
               <w:rStyle w:val="Hyperlink"/>
@@ -4886,7 +4834,7 @@
           <w:sz w:val="24"/>
           <w:u w:val="single"/>
         </w:rPr>
-        <w:hyperlink r:id="rId30" w:history="1">
+        <w:hyperlink r:id="rId34" w:history="1">
           <w:r>
             <w:rPr>
               <w:rStyle w:val="Hyperlink"/>
@@ -4904,7 +4852,7 @@
           <w:sz w:val="24"/>
           <w:u w:val="single"/>
         </w:rPr>
-        <w:hyperlink r:id="rId30" w:history="1">
+        <w:hyperlink r:id="rId34" w:history="1">
           <w:r>
             <w:rPr>
               <w:rStyle w:val="Hyperlink"/>
@@ -4933,7 +4881,7 @@
           <w:sz w:val="24"/>
           <w:u w:val="single"/>
         </w:rPr>
-        <w:hyperlink r:id="rId30" w:history="1">
+        <w:hyperlink r:id="rId34" w:history="1">
           <w:r>
             <w:rPr>
               <w:rStyle w:val="Hyperlink"/>
@@ -4962,7 +4910,7 @@
           <w:sz w:val="24"/>
           <w:u w:val="single"/>
         </w:rPr>
-        <w:hyperlink r:id="rId30" w:history="1">
+        <w:hyperlink r:id="rId34" w:history="1">
           <w:r>
             <w:rPr>
               <w:rStyle w:val="Hyperlink"/>
@@ -4980,7 +4928,7 @@
           <w:sz w:val="24"/>
           <w:u w:val="single"/>
         </w:rPr>
-        <w:hyperlink r:id="rId30" w:history="1">
+        <w:hyperlink r:id="rId34" w:history="1">
           <w:r>
             <w:rPr>
               <w:rStyle w:val="Hyperlink"/>
@@ -4998,7 +4946,7 @@
           <w:color w:val="000000"/>
           <w:sz w:val="24"/>
         </w:rPr>
-        <w:hyperlink r:id="rId30" w:history="1">
+        <w:hyperlink r:id="rId32" w:history="1">
           <w:r>
             <w:rPr>
               <w:rStyle w:val="Hyperlink"/>
@@ -5016,7 +4964,7 @@
           <w:color w:val="000000"/>
           <w:sz w:val="24"/>
         </w:rPr>
-        <w:hyperlink r:id="rId30" w:history="1">
+        <w:hyperlink r:id="rId32" w:history="1">
           <w:r>
             <w:rPr>
               <w:rStyle w:val="Hyperlink"/>
@@ -5034,7 +4982,7 @@
           <w:color w:val="000000"/>
           <w:sz w:val="24"/>
         </w:rPr>
-        <w:hyperlink r:id="rId30" w:history="1">
+        <w:hyperlink r:id="rId32" w:history="1">
           <w:r>
             <w:rPr>
               <w:rStyle w:val="Hyperlink"/>
@@ -5062,7 +5010,7 @@
           <w:color w:val="000000"/>
           <w:sz w:val="24"/>
         </w:rPr>
-        <w:hyperlink r:id="rId31" w:history="1">
+        <w:hyperlink r:id="rId33" w:history="1">
           <w:r>
             <w:rPr>
               <w:rStyle w:val="Hyperlink"/>
@@ -5080,7 +5028,7 @@
           <w:color w:val="000000"/>
           <w:sz w:val="24"/>
         </w:rPr>
-        <w:hyperlink r:id="rId31" w:history="1">
+        <w:hyperlink r:id="rId33" w:history="1">
           <w:r>
             <w:rPr>
               <w:rStyle w:val="Hyperlink"/>
@@ -5098,7 +5046,7 @@
           <w:color w:val="000000"/>
           <w:sz w:val="24"/>
         </w:rPr>
-        <w:hyperlink r:id="rId31" w:history="1">
+        <w:hyperlink r:id="rId33" w:history="1">
           <w:r>
             <w:rPr>
               <w:rStyle w:val="Hyperlink"/>
@@ -5116,7 +5064,7 @@
           <w:color w:val="000000"/>
           <w:sz w:val="24"/>
         </w:rPr>
-        <w:hyperlink r:id="rId31" w:history="1">
+        <w:hyperlink r:id="rId33" w:history="1">
           <w:r>
             <w:rPr>
               <w:rStyle w:val="Hyperlink"/>
@@ -5134,7 +5082,7 @@
           <w:color w:val="000000"/>
           <w:sz w:val="24"/>
         </w:rPr>
-        <w:hyperlink r:id="rId31" w:history="1">
+        <w:hyperlink r:id="rId33" w:history="1">
           <w:r>
             <w:rPr>
               <w:rStyle w:val="Hyperlink"/>
@@ -5152,7 +5100,7 @@
           <w:color w:val="000000"/>
           <w:sz w:val="24"/>
         </w:rPr>
-        <w:hyperlink r:id="rId31" w:history="1">
+        <w:hyperlink r:id="rId33" w:history="1">
           <w:r>
             <w:rPr>
               <w:rStyle w:val="Hyperlink"/>
@@ -5170,7 +5118,7 @@
           <w:color w:val="000000"/>
           <w:sz w:val="24"/>
         </w:rPr>
-        <w:hyperlink r:id="rId31" w:history="1">
+        <w:hyperlink r:id="rId33" w:history="1">
           <w:r>
             <w:rPr>
               <w:rStyle w:val="Hyperlink"/>
@@ -5188,7 +5136,7 @@
           <w:color w:val="000000"/>
           <w:sz w:val="24"/>
         </w:rPr>
-        <w:hyperlink r:id="rId31" w:history="1">
+        <w:hyperlink r:id="rId33" w:history="1">
           <w:r>
             <w:rPr>
               <w:rStyle w:val="Hyperlink"/>
@@ -5216,7 +5164,7 @@
           <w:sz w:val="24"/>
           <w:u w:val="single"/>
         </w:rPr>
-        <w:hyperlink r:id="rId33" w:history="1">
+        <w:hyperlink r:id="rId35" w:history="1">
           <w:r>
             <w:rPr>
               <w:rStyle w:val="Hyperlink"/>
@@ -5234,7 +5182,7 @@
           <w:color w:val="000000"/>
           <w:sz w:val="24"/>
         </w:rPr>
-        <w:hyperlink r:id="rId32" w:history="1">
+        <w:hyperlink r:id="rId34" w:history="1">
           <w:r>
             <w:rPr>
               <w:rStyle w:val="Hyperlink"/>
@@ -5272,7 +5220,7 @@
           <w:sz w:val="24"/>
           <w:u w:val="single"/>
         </w:rPr>
-        <w:hyperlink r:id="rId34" w:history="1">
+        <w:hyperlink r:id="rId36" w:history="1">
           <w:r>
             <w:rPr>
               <w:rStyle w:val="Hyperlink"/>
@@ -5301,7 +5249,7 @@
           <w:sz w:val="24"/>
           <w:u w:val="single"/>
         </w:rPr>
-        <w:hyperlink r:id="rId34" w:history="1">
+        <w:hyperlink r:id="rId36" w:history="1">
           <w:r>
             <w:rPr>
               <w:rStyle w:val="Hyperlink"/>
@@ -5330,7 +5278,7 @@
           <w:sz w:val="24"/>
           <w:u w:val="single"/>
         </w:rPr>
-        <w:hyperlink r:id="rId34" w:history="1">
+        <w:hyperlink r:id="rId36" w:history="1">
           <w:r>
             <w:rPr>
               <w:rStyle w:val="Hyperlink"/>
@@ -5359,7 +5307,7 @@
           <w:sz w:val="24"/>
           <w:u w:val="single"/>
         </w:rPr>
-        <w:hyperlink r:id="rId34" w:history="1">
+        <w:hyperlink r:id="rId36" w:history="1">
           <w:r>
             <w:rPr>
               <w:rStyle w:val="Hyperlink"/>
@@ -5388,7 +5336,7 @@
           <w:sz w:val="24"/>
           <w:u w:val="single"/>
         </w:rPr>
-        <w:hyperlink r:id="rId34" w:history="1">
+        <w:hyperlink r:id="rId36" w:history="1">
           <w:r>
             <w:rPr>
               <w:rStyle w:val="Hyperlink"/>
@@ -5417,7 +5365,7 @@
           <w:sz w:val="24"/>
           <w:u w:val="single"/>
         </w:rPr>
-        <w:hyperlink r:id="rId34" w:history="1">
+        <w:hyperlink r:id="rId36" w:history="1">
           <w:r>
             <w:rPr>
               <w:rStyle w:val="Hyperlink"/>
@@ -5445,7 +5393,7 @@
           <w:color w:val="000000"/>
           <w:sz w:val="24"/>
         </w:rPr>
-        <w:hyperlink r:id="rId34" w:history="1">
+        <w:hyperlink r:id="rId36" w:history="1">
           <w:r>
             <w:rPr>
               <w:rStyle w:val="Hyperlink"/>
@@ -5463,7 +5411,7 @@
           <w:color w:val="000000"/>
           <w:sz w:val="24"/>
         </w:rPr>
-        <w:hyperlink r:id="rId34" w:history="1">
+        <w:hyperlink r:id="rId36" w:history="1">
           <w:r>
             <w:rPr>
               <w:rStyle w:val="Hyperlink"/>
@@ -5481,7 +5429,7 @@
           <w:color w:val="000000"/>
           <w:sz w:val="24"/>
         </w:rPr>
-        <w:hyperlink r:id="rId34" w:history="1">
+        <w:hyperlink r:id="rId36" w:history="1">
           <w:r>
             <w:rPr>
               <w:rStyle w:val="Hyperlink"/>
@@ -5499,7 +5447,7 @@
           <w:color w:val="000000"/>
           <w:sz w:val="24"/>
         </w:rPr>
-        <w:hyperlink r:id="rId34" w:history="1">
+        <w:hyperlink r:id="rId36" w:history="1">
           <w:r>
             <w:rPr>
               <w:rStyle w:val="Hyperlink"/>
@@ -5528,7 +5476,7 @@
           <w:color w:val="000000"/>
           <w:sz w:val="24"/>
         </w:rPr>
-        <w:hyperlink r:id="rId34" w:history="1">
+        <w:hyperlink r:id="rId36" w:history="1">
           <w:r>
             <w:rPr>
               <w:rStyle w:val="Hyperlink"/>
@@ -5546,7 +5494,7 @@
           <w:color w:val="000000"/>
           <w:sz w:val="24"/>
         </w:rPr>
-        <w:hyperlink r:id="rId34" w:history="1">
+        <w:hyperlink r:id="rId36" w:history="1">
           <w:r>
             <w:rPr>
               <w:rStyle w:val="Hyperlink"/>
@@ -5564,7 +5512,7 @@
           <w:color w:val="000000"/>
           <w:sz w:val="24"/>
         </w:rPr>
-        <w:hyperlink r:id="rId34" w:history="1">
+        <w:hyperlink r:id="rId36" w:history="1">
           <w:r>
             <w:rPr>
               <w:rStyle w:val="Hyperlink"/>
@@ -5582,7 +5530,7 @@
           <w:color w:val="000000"/>
           <w:sz w:val="24"/>
         </w:rPr>
-        <w:hyperlink r:id="rId34" w:history="1">
+        <w:hyperlink r:id="rId36" w:history="1">
           <w:r>
             <w:rPr>
               <w:rStyle w:val="Hyperlink"/>
@@ -5680,7 +5628,7 @@
           <w:sz w:val="24"/>
           <w:u w:val="single"/>
         </w:rPr>
-        <w:hyperlink r:id="rId35" w:history="1">
+        <w:hyperlink r:id="rId37" w:history="1">
           <w:r>
             <w:rPr>
               <w:rStyle w:val="Hyperlink"/>
@@ -5708,7 +5656,7 @@
           <w:sz w:val="24"/>
           <w:u w:val="single"/>
         </w:rPr>
-        <w:hyperlink r:id="rId36" w:history="1">
+        <w:hyperlink r:id="rId38" w:history="1">
           <w:r>
             <w:rPr>
               <w:rStyle w:val="Hyperlink"/>
@@ -5737,7 +5685,7 @@
           <w:sz w:val="24"/>
           <w:u w:val="single"/>
         </w:rPr>
-        <w:hyperlink r:id="rId36" w:history="1">
+        <w:hyperlink r:id="rId38" w:history="1">
           <w:r>
             <w:rPr>
               <w:rStyle w:val="Hyperlink"/>
@@ -5766,7 +5714,7 @@
           <w:sz w:val="24"/>
           <w:u w:val="single"/>
         </w:rPr>
-        <w:hyperlink r:id="rId36" w:history="1">
+        <w:hyperlink r:id="rId38" w:history="1">
           <w:r>
             <w:rPr>
               <w:rStyle w:val="Hyperlink"/>
@@ -5813,7 +5761,7 @@
           <w:sz w:val="24"/>
           <w:u w:val="single"/>
         </w:rPr>
-        <w:hyperlink r:id="rId36" w:history="1">
+        <w:hyperlink r:id="rId38" w:history="1">
           <w:r>
             <w:rPr>
               <w:rStyle w:val="Hyperlink"/>
@@ -5841,7 +5789,7 @@
           <w:sz w:val="24"/>
           <w:u w:val="single"/>
         </w:rPr>
-        <w:hyperlink r:id="rId37" w:history="1">
+        <w:hyperlink r:id="rId39" w:history="1">
           <w:r>
             <w:rPr>
               <w:rStyle w:val="Hyperlink"/>
@@ -5870,7 +5818,7 @@
           <w:sz w:val="24"/>
           <w:u w:val="single"/>
         </w:rPr>
-        <w:hyperlink r:id="rId37" w:history="1">
+        <w:hyperlink r:id="rId39" w:history="1">
           <w:r>
             <w:rPr>
               <w:rStyle w:val="Hyperlink"/>
@@ -5899,7 +5847,7 @@
           <w:sz w:val="24"/>
           <w:u w:val="single"/>
         </w:rPr>
-        <w:hyperlink r:id="rId37" w:history="1">
+        <w:hyperlink r:id="rId39" w:history="1">
           <w:r>
             <w:rPr>
               <w:rStyle w:val="Hyperlink"/>
@@ -5928,7 +5876,7 @@
           <w:sz w:val="24"/>
           <w:u w:val="single"/>
         </w:rPr>
-        <w:hyperlink r:id="rId37" w:history="1">
+        <w:hyperlink r:id="rId39" w:history="1">
           <w:r>
             <w:rPr>
               <w:rStyle w:val="Hyperlink"/>
@@ -5956,7 +5904,14 @@
           <w:color w:val="000000"/>
           <w:sz w:val="24"/>
         </w:rPr>
-        <w:t xml:space="preserve">portal </w:t>
+        <w:hyperlink r:id="rId38" w:history="1">
+          <w:r>
+            <w:rPr>
+              <w:rStyle w:val="Hyperlink"/>
+            </w:rPr>
+            <w:t xml:space="preserve">portal </w:t>
+          </w:r>
+        </w:hyperlink>
       </w:r>
       <w:r>
         <w:rPr>
@@ -5967,7 +5922,7 @@
           <w:sz w:val="24"/>
           <w:u w:val="single"/>
         </w:rPr>
-        <w:hyperlink r:id="rId38" w:history="1">
+        <w:hyperlink r:id="rId40" w:history="1">
           <w:r>
             <w:rPr>
               <w:rStyle w:val="Hyperlink"/>
@@ -5978,6 +5933,16 @@
       </w:r>
       <w:r>
         <w:rPr>
+          <w:rFonts w:ascii="Charis SIL Regular" w:hAnsi="Charis SIL Regular" w:eastAsia="Charis SIL Regular"/>
+          <w:b w:val="0"/>
+          <w:i w:val="0"/>
+          <w:color w:val="000000"/>
+          <w:sz w:val="24"/>
+        </w:rPr>
+        <w:t xml:space="preserve"> contains information</w:t>
+      </w:r>
+      <w:r>
+        <w:rPr>
           <w:u w:val="single" w:color="0000ff"/>
           <w:rFonts w:ascii="Charis SIL Regular" w:hAnsi="Charis SIL Regular" w:eastAsia="Charis SIL Regular"/>
           <w:b w:val="0"/>
@@ -5985,35 +5950,7 @@
           <w:color w:val="000000"/>
           <w:sz w:val="24"/>
         </w:rPr>
-        <w:hyperlink r:id="rId36" w:history="1">
-          <w:r>
-            <w:rPr>
-              <w:rStyle w:val="Hyperlink"/>
-            </w:rPr>
-            <w:t xml:space="preserve"> co</w:t>
-          </w:r>
-        </w:hyperlink>
-      </w:r>
-      <w:r>
-        <w:rPr>
-          <w:rFonts w:ascii="Charis SIL Regular" w:hAnsi="Charis SIL Regular" w:eastAsia="Charis SIL Regular"/>
-          <w:b w:val="0"/>
-          <w:i w:val="0"/>
-          <w:color w:val="000000"/>
-          <w:sz w:val="24"/>
-        </w:rPr>
-        <w:t>ntains information</w:t>
-      </w:r>
-      <w:r>
-        <w:rPr>
-          <w:u w:val="single" w:color="0000ff"/>
-          <w:rFonts w:ascii="Charis SIL Regular" w:hAnsi="Charis SIL Regular" w:eastAsia="Charis SIL Regular"/>
-          <w:b w:val="0"/>
-          <w:i w:val="0"/>
-          <w:color w:val="000000"/>
-          <w:sz w:val="24"/>
-        </w:rPr>
-        <w:hyperlink r:id="rId37" w:history="1">
+        <w:hyperlink r:id="rId39" w:history="1">
           <w:r>
             <w:rPr>
               <w:rStyle w:val="Hyperlink"/>
@@ -6042,7 +5979,7 @@
           <w:color w:val="000000"/>
           <w:sz w:val="24"/>
         </w:rPr>
-        <w:hyperlink r:id="rId37" w:history="1">
+        <w:hyperlink r:id="rId39" w:history="1">
           <w:r>
             <w:rPr>
               <w:rStyle w:val="Hyperlink"/>
@@ -6060,7 +5997,7 @@
           <w:color w:val="000000"/>
           <w:sz w:val="24"/>
         </w:rPr>
-        <w:hyperlink r:id="rId37" w:history="1">
+        <w:hyperlink r:id="rId39" w:history="1">
           <w:r>
             <w:rPr>
               <w:rStyle w:val="Hyperlink"/>
@@ -6078,7 +6015,7 @@
           <w:color w:val="000000"/>
           <w:sz w:val="24"/>
         </w:rPr>
-        <w:hyperlink r:id="rId37" w:history="1">
+        <w:hyperlink r:id="rId39" w:history="1">
           <w:r>
             <w:rPr>
               <w:rStyle w:val="Hyperlink"/>
@@ -6096,7 +6033,7 @@
           <w:color w:val="000000"/>
           <w:sz w:val="24"/>
         </w:rPr>
-        <w:hyperlink r:id="rId37" w:history="1">
+        <w:hyperlink r:id="rId39" w:history="1">
           <w:r>
             <w:rPr>
               <w:rStyle w:val="Hyperlink"/>
@@ -6114,7 +6051,7 @@
           <w:color w:val="000000"/>
           <w:sz w:val="24"/>
         </w:rPr>
-        <w:hyperlink r:id="rId37" w:history="1">
+        <w:hyperlink r:id="rId39" w:history="1">
           <w:r>
             <w:rPr>
               <w:rStyle w:val="Hyperlink"/>
@@ -6163,7 +6100,7 @@
           <w:color w:val="000000"/>
           <w:sz w:val="24"/>
         </w:rPr>
-        <w:hyperlink r:id="rId38" w:history="1">
+        <w:hyperlink r:id="rId40" w:history="1">
           <w:r>
             <w:rPr>
               <w:rStyle w:val="Hyperlink"/>

--- a/EXPORTS/DOCX/published/niveau1/English/Sources.docx
+++ b/EXPORTS/DOCX/published/niveau1/English/Sources.docx
@@ -1249,7 +1249,53 @@
           <w:color w:val="000000"/>
           <w:sz w:val="24"/>
         </w:rPr>
-        <w:t xml:space="preserve">es are now part of the </w:t>
+        <w:hyperlink r:id="rId15" w:history="1">
+          <w:r>
+            <w:rPr>
+              <w:rStyle w:val="Hyperlink"/>
+            </w:rPr>
+            <w:t>es are</w:t>
+          </w:r>
+        </w:hyperlink>
+      </w:r>
+      <w:r>
+        <w:rPr>
+          <w:u w:val="single" w:color="0000ff"/>
+          <w:rFonts w:ascii="Charis SIL Regular" w:hAnsi="Charis SIL Regular" w:eastAsia="Charis SIL Regular"/>
+          <w:b w:val="0"/>
+          <w:i w:val="0"/>
+          <w:color w:val="000000"/>
+          <w:sz w:val="24"/>
+        </w:rPr>
+        <w:t xml:space="preserve"> </w:t>
+      </w:r>
+      <w:r>
+        <w:rPr>
+          <w:u w:val="single" w:color="0000ff"/>
+          <w:rFonts w:ascii="Charis SIL Regular" w:hAnsi="Charis SIL Regular" w:eastAsia="Charis SIL Regular"/>
+          <w:b w:val="0"/>
+          <w:i w:val="0"/>
+          <w:color w:val="000000"/>
+          <w:sz w:val="24"/>
+        </w:rPr>
+        <w:hyperlink r:id="rId15" w:history="1">
+          <w:r>
+            <w:rPr>
+              <w:rStyle w:val="Hyperlink"/>
+            </w:rPr>
+            <w:t xml:space="preserve">now part of </w:t>
+          </w:r>
+        </w:hyperlink>
+      </w:r>
+      <w:r>
+        <w:rPr>
+          <w:rFonts w:ascii="Charis SIL Regular" w:hAnsi="Charis SIL Regular" w:eastAsia="Charis SIL Regular"/>
+          <w:b w:val="0"/>
+          <w:i w:val="0"/>
+          <w:color w:val="000000"/>
+          <w:sz w:val="24"/>
+        </w:rPr>
+        <w:t xml:space="preserve">the </w:t>
       </w:r>
       <w:r>
         <w:rPr>
@@ -1305,6 +1351,7 @@
           <w:i w:val="0"/>
           <w:color w:val="0000FF"/>
           <w:sz w:val="24"/>
+          <w:u w:val="single"/>
         </w:rPr>
         <w:hyperlink r:id="rId16" w:history="1">
           <w:r>
@@ -1389,7 +1436,7 @@
           <w:sz w:val="24"/>
           <w:u w:val="single"/>
         </w:rPr>
-        <w:hyperlink r:id="rId16" w:history="1">
+        <w:hyperlink r:id="rId15" w:history="1">
           <w:r>
             <w:rPr>
               <w:rStyle w:val="Hyperlink"/>
@@ -1953,13 +2000,22 @@
             <w:rPr>
               <w:rStyle w:val="Hyperlink"/>
             </w:rPr>
-            <w:t xml:space="preserve"> files </w:t>
+            <w:t xml:space="preserve"> files</w:t>
           </w:r>
         </w:hyperlink>
       </w:r>
       <w:r>
         <w:rPr>
-          <w:u w:val="single" w:color="0000ff"/>
+          <w:rFonts w:ascii="Charis SIL Regular" w:hAnsi="Charis SIL Regular" w:eastAsia="Charis SIL Regular"/>
+          <w:b w:val="0"/>
+          <w:i w:val="0"/>
+          <w:color w:val="000000"/>
+          <w:sz w:val="24"/>
+        </w:rPr>
+        <w:t xml:space="preserve"> </w:t>
+      </w:r>
+      <w:r>
+        <w:rPr>
           <w:rFonts w:ascii="Charis SIL Regular" w:hAnsi="Charis SIL Regular" w:eastAsia="Charis SIL Regular"/>
           <w:b w:val="0"/>
           <w:i w:val="0"/>
@@ -2000,19 +2056,9 @@
             <w:rPr>
               <w:rStyle w:val="Hyperlink"/>
             </w:rPr>
-            <w:t>ervic</w:t>
+            <w:t xml:space="preserve">ervice </w:t>
           </w:r>
         </w:hyperlink>
-      </w:r>
-      <w:r>
-        <w:rPr>
-          <w:rFonts w:ascii="Charis SIL Regular" w:hAnsi="Charis SIL Regular" w:eastAsia="Charis SIL Regular"/>
-          <w:b w:val="0"/>
-          <w:i w:val="0"/>
-          <w:color w:val="000000"/>
-          <w:sz w:val="24"/>
-        </w:rPr>
-        <w:t xml:space="preserve">e </w:t>
       </w:r>
       <w:r>
         <w:rPr>
@@ -2395,7 +2441,7 @@
           <w:sz w:val="24"/>
           <w:u w:val="single"/>
         </w:rPr>
-        <w:hyperlink r:id="rId18" w:history="1">
+        <w:hyperlink r:id="rId19" w:history="1">
           <w:r>
             <w:rPr>
               <w:rStyle w:val="Hyperlink"/>
@@ -2424,7 +2470,7 @@
           <w:sz w:val="24"/>
           <w:u w:val="single"/>
         </w:rPr>
-        <w:hyperlink r:id="rId18" w:history="1">
+        <w:hyperlink r:id="rId19" w:history="1">
           <w:r>
             <w:rPr>
               <w:rStyle w:val="Hyperlink"/>
@@ -3161,7 +3207,7 @@
           <w:sz w:val="24"/>
           <w:u w:val="single"/>
         </w:rPr>
-        <w:hyperlink r:id="rId22" w:history="1">
+        <w:hyperlink r:id="rId16" w:history="1">
           <w:r>
             <w:rPr>
               <w:rStyle w:val="Hyperlink"/>
@@ -4593,7 +4639,7 @@
           <w:sz w:val="24"/>
           <w:u w:val="single"/>
         </w:rPr>
-        <w:hyperlink r:id="rId33" w:history="1">
+        <w:hyperlink r:id="rId31" w:history="1">
           <w:r>
             <w:rPr>
               <w:rStyle w:val="Hyperlink"/>
@@ -4622,7 +4668,7 @@
           <w:sz w:val="24"/>
           <w:u w:val="single"/>
         </w:rPr>
-        <w:hyperlink r:id="rId33" w:history="1">
+        <w:hyperlink r:id="rId31" w:history="1">
           <w:r>
             <w:rPr>
               <w:rStyle w:val="Hyperlink"/>
@@ -4651,7 +4697,7 @@
           <w:sz w:val="24"/>
           <w:u w:val="single"/>
         </w:rPr>
-        <w:hyperlink r:id="rId33" w:history="1">
+        <w:hyperlink r:id="rId31" w:history="1">
           <w:r>
             <w:rPr>
               <w:rStyle w:val="Hyperlink"/>
@@ -4669,7 +4715,7 @@
           <w:sz w:val="24"/>
           <w:u w:val="single"/>
         </w:rPr>
-        <w:hyperlink r:id="rId33" w:history="1">
+        <w:hyperlink r:id="rId31" w:history="1">
           <w:r>
             <w:rPr>
               <w:rStyle w:val="Hyperlink"/>
@@ -4687,7 +4733,7 @@
           <w:sz w:val="24"/>
           <w:u w:val="single"/>
         </w:rPr>
-        <w:hyperlink r:id="rId33" w:history="1">
+        <w:hyperlink r:id="rId31" w:history="1">
           <w:r>
             <w:rPr>
               <w:rStyle w:val="Hyperlink"/>
@@ -5904,14 +5950,7 @@
           <w:color w:val="000000"/>
           <w:sz w:val="24"/>
         </w:rPr>
-        <w:hyperlink r:id="rId38" w:history="1">
-          <w:r>
-            <w:rPr>
-              <w:rStyle w:val="Hyperlink"/>
-            </w:rPr>
-            <w:t xml:space="preserve">portal </w:t>
-          </w:r>
-        </w:hyperlink>
+        <w:t xml:space="preserve">portal </w:t>
       </w:r>
       <w:r>
         <w:rPr>
@@ -5933,13 +5972,31 @@
       </w:r>
       <w:r>
         <w:rPr>
+          <w:u w:val="single" w:color="0000ff"/>
           <w:rFonts w:ascii="Charis SIL Regular" w:hAnsi="Charis SIL Regular" w:eastAsia="Charis SIL Regular"/>
           <w:b w:val="0"/>
           <w:i w:val="0"/>
           <w:color w:val="000000"/>
           <w:sz w:val="24"/>
         </w:rPr>
-        <w:t xml:space="preserve"> contains information</w:t>
+        <w:hyperlink r:id="rId38" w:history="1">
+          <w:r>
+            <w:rPr>
+              <w:rStyle w:val="Hyperlink"/>
+            </w:rPr>
+            <w:t xml:space="preserve"> co</w:t>
+          </w:r>
+        </w:hyperlink>
+      </w:r>
+      <w:r>
+        <w:rPr>
+          <w:rFonts w:ascii="Charis SIL Regular" w:hAnsi="Charis SIL Regular" w:eastAsia="Charis SIL Regular"/>
+          <w:b w:val="0"/>
+          <w:i w:val="0"/>
+          <w:color w:val="000000"/>
+          <w:sz w:val="24"/>
+        </w:rPr>
+        <w:t>ntains information</w:t>
       </w:r>
       <w:r>
         <w:rPr>

--- a/EXPORTS/DOCX/published/niveau1/English/Sources.docx
+++ b/EXPORTS/DOCX/published/niveau1/English/Sources.docx
@@ -1400,7 +1400,7 @@
           <w:sz w:val="24"/>
           <w:u w:val="single"/>
         </w:rPr>
-        <w:hyperlink r:id="rId16" w:history="1">
+        <w:hyperlink r:id="rId15" w:history="1">
           <w:r>
             <w:rPr>
               <w:rStyle w:val="Hyperlink"/>
@@ -1418,7 +1418,7 @@
           <w:sz w:val="24"/>
           <w:u w:val="single"/>
         </w:rPr>
-        <w:hyperlink r:id="rId16" w:history="1">
+        <w:hyperlink r:id="rId15" w:history="1">
           <w:r>
             <w:rPr>
               <w:rStyle w:val="Hyperlink"/>
@@ -1905,14 +1905,7 @@
           <w:color w:val="000000"/>
           <w:sz w:val="24"/>
         </w:rPr>
-        <w:hyperlink r:id="rId17" w:history="1">
-          <w:r>
-            <w:rPr>
-              <w:rStyle w:val="Hyperlink"/>
-            </w:rPr>
-            <w:t xml:space="preserve"> functi</w:t>
-          </w:r>
-        </w:hyperlink>
+        <w:t xml:space="preserve"> functi</w:t>
       </w:r>
       <w:r>
         <w:rPr>
@@ -2000,22 +1993,13 @@
             <w:rPr>
               <w:rStyle w:val="Hyperlink"/>
             </w:rPr>
-            <w:t xml:space="preserve"> files</w:t>
+            <w:t xml:space="preserve"> files </w:t>
           </w:r>
         </w:hyperlink>
       </w:r>
       <w:r>
         <w:rPr>
-          <w:rFonts w:ascii="Charis SIL Regular" w:hAnsi="Charis SIL Regular" w:eastAsia="Charis SIL Regular"/>
-          <w:b w:val="0"/>
-          <w:i w:val="0"/>
-          <w:color w:val="000000"/>
-          <w:sz w:val="24"/>
-        </w:rPr>
-        <w:t xml:space="preserve"> </w:t>
-      </w:r>
-      <w:r>
-        <w:rPr>
+          <w:u w:val="single" w:color="0000ff"/>
           <w:rFonts w:ascii="Charis SIL Regular" w:hAnsi="Charis SIL Regular" w:eastAsia="Charis SIL Regular"/>
           <w:b w:val="0"/>
           <w:i w:val="0"/>
@@ -2056,9 +2040,19 @@
             <w:rPr>
               <w:rStyle w:val="Hyperlink"/>
             </w:rPr>
-            <w:t xml:space="preserve">ervice </w:t>
+            <w:t>ervic</w:t>
           </w:r>
         </w:hyperlink>
+      </w:r>
+      <w:r>
+        <w:rPr>
+          <w:rFonts w:ascii="Charis SIL Regular" w:hAnsi="Charis SIL Regular" w:eastAsia="Charis SIL Regular"/>
+          <w:b w:val="0"/>
+          <w:i w:val="0"/>
+          <w:color w:val="000000"/>
+          <w:sz w:val="24"/>
+        </w:rPr>
+        <w:t xml:space="preserve">e </w:t>
       </w:r>
       <w:r>
         <w:rPr>
@@ -2441,7 +2435,7 @@
           <w:sz w:val="24"/>
           <w:u w:val="single"/>
         </w:rPr>
-        <w:hyperlink r:id="rId19" w:history="1">
+        <w:hyperlink r:id="rId18" w:history="1">
           <w:r>
             <w:rPr>
               <w:rStyle w:val="Hyperlink"/>
@@ -2470,7 +2464,7 @@
           <w:sz w:val="24"/>
           <w:u w:val="single"/>
         </w:rPr>
-        <w:hyperlink r:id="rId19" w:history="1">
+        <w:hyperlink r:id="rId18" w:history="1">
           <w:r>
             <w:rPr>
               <w:rStyle w:val="Hyperlink"/>
@@ -3236,7 +3230,7 @@
           <w:sz w:val="24"/>
           <w:u w:val="single"/>
         </w:rPr>
-        <w:hyperlink r:id="rId22" w:history="1">
+        <w:hyperlink r:id="rId16" w:history="1">
           <w:r>
             <w:rPr>
               <w:rStyle w:val="Hyperlink"/>
@@ -3354,7 +3348,7 @@
           <w:sz w:val="24"/>
           <w:u w:val="single"/>
         </w:rPr>
-        <w:hyperlink r:id="rId23" w:history="1">
+        <w:hyperlink r:id="rId22" w:history="1">
           <w:r>
             <w:rPr>
               <w:rStyle w:val="Hyperlink"/>
@@ -3383,7 +3377,7 @@
           <w:sz w:val="24"/>
           <w:u w:val="single"/>
         </w:rPr>
-        <w:hyperlink r:id="rId23" w:history="1">
+        <w:hyperlink r:id="rId22" w:history="1">
           <w:r>
             <w:rPr>
               <w:rStyle w:val="Hyperlink"/>
@@ -3412,7 +3406,7 @@
           <w:sz w:val="24"/>
           <w:u w:val="single"/>
         </w:rPr>
-        <w:hyperlink r:id="rId23" w:history="1">
+        <w:hyperlink r:id="rId22" w:history="1">
           <w:r>
             <w:rPr>
               <w:rStyle w:val="Hyperlink"/>
@@ -3440,7 +3434,7 @@
           <w:sz w:val="24"/>
           <w:u w:val="single"/>
         </w:rPr>
-        <w:hyperlink r:id="rId24" w:history="1">
+        <w:hyperlink r:id="rId23" w:history="1">
           <w:r>
             <w:rPr>
               <w:rStyle w:val="Hyperlink"/>
@@ -3478,7 +3472,7 @@
           <w:sz w:val="24"/>
           <w:u w:val="single"/>
         </w:rPr>
-        <w:hyperlink r:id="rId23" w:history="1">
+        <w:hyperlink r:id="rId22" w:history="1">
           <w:r>
             <w:rPr>
               <w:rStyle w:val="Hyperlink"/>
@@ -3496,7 +3490,7 @@
           <w:sz w:val="24"/>
           <w:u w:val="single"/>
         </w:rPr>
-        <w:hyperlink r:id="rId23" w:history="1">
+        <w:hyperlink r:id="rId22" w:history="1">
           <w:r>
             <w:rPr>
               <w:rStyle w:val="Hyperlink"/>
@@ -3514,7 +3508,7 @@
           <w:sz w:val="24"/>
           <w:u w:val="single"/>
         </w:rPr>
-        <w:hyperlink r:id="rId23" w:history="1">
+        <w:hyperlink r:id="rId22" w:history="1">
           <w:r>
             <w:rPr>
               <w:rStyle w:val="Hyperlink"/>
@@ -3543,7 +3537,7 @@
           <w:sz w:val="24"/>
           <w:u w:val="single"/>
         </w:rPr>
-        <w:hyperlink r:id="rId23" w:history="1">
+        <w:hyperlink r:id="rId22" w:history="1">
           <w:r>
             <w:rPr>
               <w:rStyle w:val="Hyperlink"/>
@@ -3572,7 +3566,7 @@
           <w:color w:val="000000"/>
           <w:sz w:val="24"/>
         </w:rPr>
-        <w:hyperlink r:id="rId23" w:history="1">
+        <w:hyperlink r:id="rId22" w:history="1">
           <w:r>
             <w:rPr>
               <w:rStyle w:val="Hyperlink"/>
@@ -3599,7 +3593,7 @@
           <w:color w:val="0000FF"/>
           <w:sz w:val="24"/>
         </w:rPr>
-        <w:hyperlink r:id="rId25" w:history="1">
+        <w:hyperlink r:id="rId24" w:history="1">
           <w:r>
             <w:rPr>
               <w:rStyle w:val="Hyperlink"/>
@@ -3617,7 +3611,7 @@
           <w:sz w:val="24"/>
           <w:u w:val="single"/>
         </w:rPr>
-        <w:hyperlink r:id="rId24" w:history="1">
+        <w:hyperlink r:id="rId23" w:history="1">
           <w:r>
             <w:rPr>
               <w:rStyle w:val="Hyperlink"/>
@@ -3635,7 +3629,7 @@
           <w:color w:val="000000"/>
           <w:sz w:val="24"/>
         </w:rPr>
-        <w:hyperlink r:id="rId24" w:history="1">
+        <w:hyperlink r:id="rId23" w:history="1">
           <w:r>
             <w:rPr>
               <w:rStyle w:val="Hyperlink"/>
@@ -3653,7 +3647,7 @@
           <w:sz w:val="24"/>
           <w:u w:val="single"/>
         </w:rPr>
-        <w:hyperlink r:id="rId24" w:history="1">
+        <w:hyperlink r:id="rId23" w:history="1">
           <w:r>
             <w:rPr>
               <w:rStyle w:val="Hyperlink"/>
@@ -3671,7 +3665,7 @@
           <w:sz w:val="24"/>
           <w:u w:val="single"/>
         </w:rPr>
-        <w:hyperlink r:id="rId26" w:history="1">
+        <w:hyperlink r:id="rId25" w:history="1">
           <w:r>
             <w:rPr>
               <w:rStyle w:val="Hyperlink"/>
@@ -3689,7 +3683,7 @@
           <w:sz w:val="24"/>
           <w:u w:val="single"/>
         </w:rPr>
-        <w:hyperlink r:id="rId26" w:history="1">
+        <w:hyperlink r:id="rId25" w:history="1">
           <w:r>
             <w:rPr>
               <w:rStyle w:val="Hyperlink"/>
@@ -3718,7 +3712,7 @@
           <w:sz w:val="24"/>
           <w:u w:val="single"/>
         </w:rPr>
-        <w:hyperlink r:id="rId26" w:history="1">
+        <w:hyperlink r:id="rId25" w:history="1">
           <w:r>
             <w:rPr>
               <w:rStyle w:val="Hyperlink"/>
@@ -3747,7 +3741,7 @@
           <w:sz w:val="24"/>
           <w:u w:val="single"/>
         </w:rPr>
-        <w:hyperlink r:id="rId26" w:history="1">
+        <w:hyperlink r:id="rId25" w:history="1">
           <w:r>
             <w:rPr>
               <w:rStyle w:val="Hyperlink"/>
@@ -3775,7 +3769,7 @@
           <w:sz w:val="24"/>
           <w:u w:val="single"/>
         </w:rPr>
-        <w:hyperlink r:id="rId27" w:history="1">
+        <w:hyperlink r:id="rId26" w:history="1">
           <w:r>
             <w:rPr>
               <w:rStyle w:val="Hyperlink"/>
@@ -3793,7 +3787,7 @@
           <w:sz w:val="24"/>
           <w:u w:val="single"/>
         </w:rPr>
-        <w:hyperlink r:id="rId28" w:history="1">
+        <w:hyperlink r:id="rId27" w:history="1">
           <w:r>
             <w:rPr>
               <w:rStyle w:val="Hyperlink"/>
@@ -3811,7 +3805,7 @@
           <w:sz w:val="24"/>
           <w:u w:val="single"/>
         </w:rPr>
-        <w:hyperlink r:id="rId25" w:history="1">
+        <w:hyperlink r:id="rId24" w:history="1">
           <w:r>
             <w:rPr>
               <w:rStyle w:val="Hyperlink"/>
@@ -3840,7 +3834,7 @@
           <w:sz w:val="24"/>
           <w:u w:val="single"/>
         </w:rPr>
-        <w:hyperlink r:id="rId25" w:history="1">
+        <w:hyperlink r:id="rId24" w:history="1">
           <w:r>
             <w:rPr>
               <w:rStyle w:val="Hyperlink"/>
@@ -3869,7 +3863,7 @@
           <w:sz w:val="24"/>
           <w:u w:val="single"/>
         </w:rPr>
-        <w:hyperlink r:id="rId25" w:history="1">
+        <w:hyperlink r:id="rId24" w:history="1">
           <w:r>
             <w:rPr>
               <w:rStyle w:val="Hyperlink"/>
@@ -3887,7 +3881,7 @@
           <w:sz w:val="24"/>
           <w:u w:val="single"/>
         </w:rPr>
-        <w:hyperlink r:id="rId28" w:history="1">
+        <w:hyperlink r:id="rId27" w:history="1">
           <w:r>
             <w:rPr>
               <w:rStyle w:val="Hyperlink"/>
@@ -3915,7 +3909,7 @@
           <w:color w:val="000000"/>
           <w:sz w:val="24"/>
         </w:rPr>
-        <w:hyperlink r:id="rId26" w:history="1">
+        <w:hyperlink r:id="rId25" w:history="1">
           <w:r>
             <w:rPr>
               <w:rStyle w:val="Hyperlink"/>
@@ -3933,7 +3927,7 @@
           <w:color w:val="000000"/>
           <w:sz w:val="24"/>
         </w:rPr>
-        <w:hyperlink r:id="rId26" w:history="1">
+        <w:hyperlink r:id="rId25" w:history="1">
           <w:r>
             <w:rPr>
               <w:rStyle w:val="Hyperlink"/>
@@ -3991,7 +3985,7 @@
           <w:sz w:val="24"/>
           <w:u w:val="single"/>
         </w:rPr>
-        <w:hyperlink r:id="rId29" w:history="1">
+        <w:hyperlink r:id="rId28" w:history="1">
           <w:r>
             <w:rPr>
               <w:rStyle w:val="Hyperlink"/>
@@ -4020,7 +4014,7 @@
           <w:sz w:val="24"/>
           <w:u w:val="single"/>
         </w:rPr>
-        <w:hyperlink r:id="rId29" w:history="1">
+        <w:hyperlink r:id="rId28" w:history="1">
           <w:r>
             <w:rPr>
               <w:rStyle w:val="Hyperlink"/>
@@ -4048,7 +4042,7 @@
           <w:sz w:val="24"/>
           <w:u w:val="single"/>
         </w:rPr>
-        <w:hyperlink r:id="rId30" w:history="1">
+        <w:hyperlink r:id="rId29" w:history="1">
           <w:r>
             <w:rPr>
               <w:rStyle w:val="Hyperlink"/>
@@ -4077,7 +4071,7 @@
           <w:sz w:val="24"/>
           <w:u w:val="single"/>
         </w:rPr>
-        <w:hyperlink r:id="rId30" w:history="1">
+        <w:hyperlink r:id="rId29" w:history="1">
           <w:r>
             <w:rPr>
               <w:rStyle w:val="Hyperlink"/>
@@ -4106,7 +4100,7 @@
           <w:sz w:val="24"/>
           <w:u w:val="single"/>
         </w:rPr>
-        <w:hyperlink r:id="rId30" w:history="1">
+        <w:hyperlink r:id="rId29" w:history="1">
           <w:r>
             <w:rPr>
               <w:rStyle w:val="Hyperlink"/>
@@ -4344,7 +4338,7 @@
           <w:sz w:val="24"/>
           <w:u w:val="single"/>
         </w:rPr>
-        <w:hyperlink r:id="rId31" w:history="1">
+        <w:hyperlink r:id="rId30" w:history="1">
           <w:r>
             <w:rPr>
               <w:rStyle w:val="Hyperlink"/>
@@ -4373,7 +4367,7 @@
           <w:sz w:val="24"/>
           <w:u w:val="single"/>
         </w:rPr>
-        <w:hyperlink r:id="rId31" w:history="1">
+        <w:hyperlink r:id="rId30" w:history="1">
           <w:r>
             <w:rPr>
               <w:rStyle w:val="Hyperlink"/>
@@ -4402,7 +4396,7 @@
           <w:sz w:val="24"/>
           <w:u w:val="single"/>
         </w:rPr>
-        <w:hyperlink r:id="rId31" w:history="1">
+        <w:hyperlink r:id="rId30" w:history="1">
           <w:r>
             <w:rPr>
               <w:rStyle w:val="Hyperlink"/>
@@ -4420,7 +4414,7 @@
           <w:sz w:val="24"/>
           <w:u w:val="single"/>
         </w:rPr>
-        <w:hyperlink r:id="rId31" w:history="1">
+        <w:hyperlink r:id="rId30" w:history="1">
           <w:r>
             <w:rPr>
               <w:rStyle w:val="Hyperlink"/>
@@ -4448,7 +4442,7 @@
           <w:sz w:val="24"/>
           <w:u w:val="single"/>
         </w:rPr>
-        <w:hyperlink r:id="rId32" w:history="1">
+        <w:hyperlink r:id="rId31" w:history="1">
           <w:r>
             <w:rPr>
               <w:rStyle w:val="Hyperlink"/>
@@ -4477,7 +4471,7 @@
           <w:sz w:val="24"/>
           <w:u w:val="single"/>
         </w:rPr>
-        <w:hyperlink r:id="rId32" w:history="1">
+        <w:hyperlink r:id="rId31" w:history="1">
           <w:r>
             <w:rPr>
               <w:rStyle w:val="Hyperlink"/>
@@ -4506,7 +4500,7 @@
           <w:sz w:val="24"/>
           <w:u w:val="single"/>
         </w:rPr>
-        <w:hyperlink r:id="rId32" w:history="1">
+        <w:hyperlink r:id="rId31" w:history="1">
           <w:r>
             <w:rPr>
               <w:rStyle w:val="Hyperlink"/>
@@ -4535,7 +4529,7 @@
           <w:sz w:val="24"/>
           <w:u w:val="single"/>
         </w:rPr>
-        <w:hyperlink r:id="rId32" w:history="1">
+        <w:hyperlink r:id="rId31" w:history="1">
           <w:r>
             <w:rPr>
               <w:rStyle w:val="Hyperlink"/>
@@ -4563,7 +4557,7 @@
           <w:sz w:val="24"/>
           <w:u w:val="single"/>
         </w:rPr>
-        <w:hyperlink r:id="rId33" w:history="1">
+        <w:hyperlink r:id="rId32" w:history="1">
           <w:r>
             <w:rPr>
               <w:rStyle w:val="Hyperlink"/>
@@ -4592,7 +4586,7 @@
           <w:sz w:val="24"/>
           <w:u w:val="single"/>
         </w:rPr>
-        <w:hyperlink r:id="rId33" w:history="1">
+        <w:hyperlink r:id="rId32" w:history="1">
           <w:r>
             <w:rPr>
               <w:rStyle w:val="Hyperlink"/>
@@ -4610,7 +4604,7 @@
           <w:sz w:val="24"/>
           <w:u w:val="single"/>
         </w:rPr>
-        <w:hyperlink r:id="rId31" w:history="1">
+        <w:hyperlink r:id="rId32" w:history="1">
           <w:r>
             <w:rPr>
               <w:rStyle w:val="Hyperlink"/>
@@ -4639,7 +4633,7 @@
           <w:sz w:val="24"/>
           <w:u w:val="single"/>
         </w:rPr>
-        <w:hyperlink r:id="rId31" w:history="1">
+        <w:hyperlink r:id="rId32" w:history="1">
           <w:r>
             <w:rPr>
               <w:rStyle w:val="Hyperlink"/>
@@ -4668,7 +4662,7 @@
           <w:sz w:val="24"/>
           <w:u w:val="single"/>
         </w:rPr>
-        <w:hyperlink r:id="rId31" w:history="1">
+        <w:hyperlink r:id="rId32" w:history="1">
           <w:r>
             <w:rPr>
               <w:rStyle w:val="Hyperlink"/>
@@ -4697,7 +4691,7 @@
           <w:sz w:val="24"/>
           <w:u w:val="single"/>
         </w:rPr>
-        <w:hyperlink r:id="rId31" w:history="1">
+        <w:hyperlink r:id="rId32" w:history="1">
           <w:r>
             <w:rPr>
               <w:rStyle w:val="Hyperlink"/>
@@ -4715,7 +4709,7 @@
           <w:sz w:val="24"/>
           <w:u w:val="single"/>
         </w:rPr>
-        <w:hyperlink r:id="rId31" w:history="1">
+        <w:hyperlink r:id="rId32" w:history="1">
           <w:r>
             <w:rPr>
               <w:rStyle w:val="Hyperlink"/>
@@ -4733,7 +4727,7 @@
           <w:sz w:val="24"/>
           <w:u w:val="single"/>
         </w:rPr>
-        <w:hyperlink r:id="rId31" w:history="1">
+        <w:hyperlink r:id="rId32" w:history="1">
           <w:r>
             <w:rPr>
               <w:rStyle w:val="Hyperlink"/>
@@ -4751,7 +4745,7 @@
           <w:color w:val="000000"/>
           <w:sz w:val="24"/>
         </w:rPr>
-        <w:hyperlink r:id="rId31" w:history="1">
+        <w:hyperlink r:id="rId30" w:history="1">
           <w:r>
             <w:rPr>
               <w:rStyle w:val="Hyperlink"/>
@@ -4780,7 +4774,7 @@
           <w:color w:val="000000"/>
           <w:sz w:val="24"/>
         </w:rPr>
-        <w:hyperlink r:id="rId31" w:history="1">
+        <w:hyperlink r:id="rId30" w:history="1">
           <w:r>
             <w:rPr>
               <w:rStyle w:val="Hyperlink"/>
@@ -4797,7 +4791,7 @@
           <w:color w:val="000000"/>
           <w:sz w:val="24"/>
         </w:rPr>
-        <w:hyperlink r:id="rId31" w:history="1">
+        <w:hyperlink r:id="rId30" w:history="1">
           <w:r>
             <w:rPr>
               <w:rStyle w:val="Hyperlink"/>
@@ -4813,74 +4807,209 @@
           <w:i w:val="0"/>
           <w:color w:val="0000FF"/>
           <w:sz w:val="24"/>
+        </w:rPr>
+        <w:t>National Archives of Cura</w:t>
+      </w:r>
+      <w:r>
+        <w:rPr>
+          <w:rFonts w:ascii="Charis SIL Regular" w:hAnsi="Charis SIL Regular" w:eastAsia="Charis SIL Regular"/>
+          <w:b w:val="0"/>
+          <w:i w:val="0"/>
+          <w:color w:val="0000FF"/>
+          <w:sz w:val="24"/>
           <w:u w:val="single"/>
         </w:rPr>
-        <w:hyperlink r:id="rId34" w:history="1">
+        <w:hyperlink r:id="rId31" w:history="1">
           <w:r>
             <w:rPr>
               <w:rStyle w:val="Hyperlink"/>
             </w:rPr>
-            <w:t>National</w:t>
+            <w:t>çao</w:t>
           </w:r>
         </w:hyperlink>
       </w:r>
       <w:r>
         <w:rPr>
-          <w:rFonts w:ascii="Charis SIL Regular" w:hAnsi="Charis SIL Regular" w:eastAsia="Charis SIL Regular"/>
-          <w:b w:val="0"/>
-          <w:i w:val="0"/>
-          <w:color w:val="0000FF"/>
-          <w:sz w:val="24"/>
-          <w:u w:val="single"/>
-        </w:rPr>
-        <w:t xml:space="preserve"> </w:t>
-      </w:r>
-      <w:r>
-        <w:rPr>
-          <w:rFonts w:ascii="Charis SIL Regular" w:hAnsi="Charis SIL Regular" w:eastAsia="Charis SIL Regular"/>
-          <w:b w:val="0"/>
-          <w:i w:val="0"/>
-          <w:color w:val="0000FF"/>
-          <w:sz w:val="24"/>
-          <w:u w:val="single"/>
-        </w:rPr>
-        <w:hyperlink r:id="rId34" w:history="1">
+          <w:u w:val="single" w:color="0000ff"/>
+          <w:rFonts w:ascii="Charis SIL Regular" w:hAnsi="Charis SIL Regular" w:eastAsia="Charis SIL Regular"/>
+          <w:b w:val="0"/>
+          <w:i w:val="0"/>
+          <w:color w:val="000000"/>
+          <w:sz w:val="24"/>
+        </w:rPr>
+        <w:hyperlink r:id="rId31" w:history="1">
           <w:r>
             <w:rPr>
               <w:rStyle w:val="Hyperlink"/>
             </w:rPr>
-            <w:t>A</w:t>
+            <w:t>. Vari</w:t>
           </w:r>
         </w:hyperlink>
       </w:r>
       <w:r>
         <w:rPr>
-          <w:rFonts w:ascii="Charis SIL Regular" w:hAnsi="Charis SIL Regular" w:eastAsia="Charis SIL Regular"/>
-          <w:b w:val="0"/>
-          <w:i w:val="0"/>
-          <w:color w:val="0000FF"/>
-          <w:sz w:val="24"/>
-          <w:u w:val="single"/>
-        </w:rPr>
-        <w:hyperlink r:id="rId34" w:history="1">
+          <w:u w:val="single" w:color="0000ff"/>
+          <w:rFonts w:ascii="Charis SIL Regular" w:hAnsi="Charis SIL Regular" w:eastAsia="Charis SIL Regular"/>
+          <w:b w:val="0"/>
+          <w:i w:val="0"/>
+          <w:color w:val="000000"/>
+          <w:sz w:val="24"/>
+        </w:rPr>
+        <w:hyperlink r:id="rId31" w:history="1">
           <w:r>
             <w:rPr>
               <w:rStyle w:val="Hyperlink"/>
             </w:rPr>
-            <w:t>rchiv</w:t>
+            <w:t>o</w:t>
           </w:r>
         </w:hyperlink>
       </w:r>
       <w:r>
         <w:rPr>
-          <w:rFonts w:ascii="Charis SIL Regular" w:hAnsi="Charis SIL Regular" w:eastAsia="Charis SIL Regular"/>
-          <w:b w:val="0"/>
-          <w:i w:val="0"/>
-          <w:color w:val="0000FF"/>
-          <w:sz w:val="24"/>
-          <w:u w:val="single"/>
-        </w:rPr>
-        <w:hyperlink r:id="rId34" w:history="1">
+          <w:u w:val="single" w:color="0000ff"/>
+          <w:rFonts w:ascii="Charis SIL Regular" w:hAnsi="Charis SIL Regular" w:eastAsia="Charis SIL Regular"/>
+          <w:b w:val="0"/>
+          <w:i w:val="0"/>
+          <w:color w:val="000000"/>
+          <w:sz w:val="24"/>
+        </w:rPr>
+        <w:hyperlink r:id="rId31" w:history="1">
+          <w:r>
+            <w:rPr>
+              <w:rStyle w:val="Hyperlink"/>
+            </w:rPr>
+            <w:t>us archiv</w:t>
+          </w:r>
+        </w:hyperlink>
+      </w:r>
+      <w:r>
+        <w:rPr>
+          <w:rFonts w:ascii="Charis SIL Regular" w:hAnsi="Charis SIL Regular" w:eastAsia="Charis SIL Regular"/>
+          <w:b w:val="0"/>
+          <w:i w:val="0"/>
+          <w:color w:val="000000"/>
+          <w:sz w:val="24"/>
+        </w:rPr>
+        <w:t xml:space="preserve">es in </w:t>
+      </w:r>
+      <w:r>
+        <w:rPr>
+          <w:u w:val="single" w:color="0000ff"/>
+          <w:rFonts w:ascii="Charis SIL Regular" w:hAnsi="Charis SIL Regular" w:eastAsia="Charis SIL Regular"/>
+          <w:b w:val="0"/>
+          <w:i w:val="0"/>
+          <w:color w:val="000000"/>
+          <w:sz w:val="24"/>
+        </w:rPr>
+        <w:hyperlink r:id="rId32" w:history="1">
+          <w:r>
+            <w:rPr>
+              <w:rStyle w:val="Hyperlink"/>
+            </w:rPr>
+            <w:t>Indonesi</w:t>
+          </w:r>
+        </w:hyperlink>
+      </w:r>
+      <w:r>
+        <w:rPr>
+          <w:u w:val="single" w:color="0000ff"/>
+          <w:rFonts w:ascii="Charis SIL Regular" w:hAnsi="Charis SIL Regular" w:eastAsia="Charis SIL Regular"/>
+          <w:b w:val="0"/>
+          <w:i w:val="0"/>
+          <w:color w:val="000000"/>
+          <w:sz w:val="24"/>
+        </w:rPr>
+        <w:hyperlink r:id="rId32" w:history="1">
+          <w:r>
+            <w:rPr>
+              <w:rStyle w:val="Hyperlink"/>
+            </w:rPr>
+            <w:t>a</w:t>
+          </w:r>
+        </w:hyperlink>
+      </w:r>
+      <w:r>
+        <w:rPr>
+          <w:u w:val="single" w:color="0000ff"/>
+          <w:rFonts w:ascii="Charis SIL Regular" w:hAnsi="Charis SIL Regular" w:eastAsia="Charis SIL Regular"/>
+          <w:b w:val="0"/>
+          <w:i w:val="0"/>
+          <w:color w:val="000000"/>
+          <w:sz w:val="24"/>
+        </w:rPr>
+        <w:hyperlink r:id="rId32" w:history="1">
+          <w:r>
+            <w:rPr>
+              <w:rStyle w:val="Hyperlink"/>
+            </w:rPr>
+            <w:t xml:space="preserve"> can be </w:t>
+          </w:r>
+        </w:hyperlink>
+      </w:r>
+      <w:r>
+        <w:rPr>
+          <w:u w:val="single" w:color="0000ff"/>
+          <w:rFonts w:ascii="Charis SIL Regular" w:hAnsi="Charis SIL Regular" w:eastAsia="Charis SIL Regular"/>
+          <w:b w:val="0"/>
+          <w:i w:val="0"/>
+          <w:color w:val="000000"/>
+          <w:sz w:val="24"/>
+        </w:rPr>
+        <w:hyperlink r:id="rId32" w:history="1">
+          <w:r>
+            <w:rPr>
+              <w:rStyle w:val="Hyperlink"/>
+            </w:rPr>
+            <w:t>a</w:t>
+          </w:r>
+        </w:hyperlink>
+      </w:r>
+      <w:r>
+        <w:rPr>
+          <w:u w:val="single" w:color="0000ff"/>
+          <w:rFonts w:ascii="Charis SIL Regular" w:hAnsi="Charis SIL Regular" w:eastAsia="Charis SIL Regular"/>
+          <w:b w:val="0"/>
+          <w:i w:val="0"/>
+          <w:color w:val="000000"/>
+          <w:sz w:val="24"/>
+        </w:rPr>
+        <w:hyperlink r:id="rId32" w:history="1">
+          <w:r>
+            <w:rPr>
+              <w:rStyle w:val="Hyperlink"/>
+            </w:rPr>
+            <w:t>cc</w:t>
+          </w:r>
+        </w:hyperlink>
+      </w:r>
+      <w:r>
+        <w:rPr>
+          <w:u w:val="single" w:color="0000ff"/>
+          <w:rFonts w:ascii="Charis SIL Regular" w:hAnsi="Charis SIL Regular" w:eastAsia="Charis SIL Regular"/>
+          <w:b w:val="0"/>
+          <w:i w:val="0"/>
+          <w:color w:val="000000"/>
+          <w:sz w:val="24"/>
+        </w:rPr>
+        <w:hyperlink r:id="rId32" w:history="1">
+          <w:r>
+            <w:rPr>
+              <w:rStyle w:val="Hyperlink"/>
+            </w:rPr>
+            <w:t>ess</w:t>
+          </w:r>
+        </w:hyperlink>
+      </w:r>
+      <w:r>
+        <w:rPr>
+          <w:u w:val="single" w:color="0000ff"/>
+          <w:rFonts w:ascii="Charis SIL Regular" w:hAnsi="Charis SIL Regular" w:eastAsia="Charis SIL Regular"/>
+          <w:b w:val="0"/>
+          <w:i w:val="0"/>
+          <w:color w:val="000000"/>
+          <w:sz w:val="24"/>
+        </w:rPr>
+        <w:hyperlink r:id="rId32" w:history="1">
           <w:r>
             <w:rPr>
               <w:rStyle w:val="Hyperlink"/>
@@ -4891,100 +5020,6 @@
       </w:r>
       <w:r>
         <w:rPr>
-          <w:rFonts w:ascii="Charis SIL Regular" w:hAnsi="Charis SIL Regular" w:eastAsia="Charis SIL Regular"/>
-          <w:b w:val="0"/>
-          <w:i w:val="0"/>
-          <w:color w:val="0000FF"/>
-          <w:sz w:val="24"/>
-          <w:u w:val="single"/>
-        </w:rPr>
-        <w:hyperlink r:id="rId34" w:history="1">
-          <w:r>
-            <w:rPr>
-              <w:rStyle w:val="Hyperlink"/>
-            </w:rPr>
-            <w:t>s</w:t>
-          </w:r>
-        </w:hyperlink>
-      </w:r>
-      <w:r>
-        <w:rPr>
-          <w:rFonts w:ascii="Charis SIL Regular" w:hAnsi="Charis SIL Regular" w:eastAsia="Charis SIL Regular"/>
-          <w:b w:val="0"/>
-          <w:i w:val="0"/>
-          <w:color w:val="0000FF"/>
-          <w:sz w:val="24"/>
-          <w:u w:val="single"/>
-        </w:rPr>
-        <w:t xml:space="preserve"> </w:t>
-      </w:r>
-      <w:r>
-        <w:rPr>
-          <w:rFonts w:ascii="Charis SIL Regular" w:hAnsi="Charis SIL Regular" w:eastAsia="Charis SIL Regular"/>
-          <w:b w:val="0"/>
-          <w:i w:val="0"/>
-          <w:color w:val="0000FF"/>
-          <w:sz w:val="24"/>
-          <w:u w:val="single"/>
-        </w:rPr>
-        <w:hyperlink r:id="rId34" w:history="1">
-          <w:r>
-            <w:rPr>
-              <w:rStyle w:val="Hyperlink"/>
-            </w:rPr>
-            <w:t>of</w:t>
-          </w:r>
-        </w:hyperlink>
-      </w:r>
-      <w:r>
-        <w:rPr>
-          <w:rFonts w:ascii="Charis SIL Regular" w:hAnsi="Charis SIL Regular" w:eastAsia="Charis SIL Regular"/>
-          <w:b w:val="0"/>
-          <w:i w:val="0"/>
-          <w:color w:val="0000FF"/>
-          <w:sz w:val="24"/>
-          <w:u w:val="single"/>
-        </w:rPr>
-        <w:t xml:space="preserve"> </w:t>
-      </w:r>
-      <w:r>
-        <w:rPr>
-          <w:rFonts w:ascii="Charis SIL Regular" w:hAnsi="Charis SIL Regular" w:eastAsia="Charis SIL Regular"/>
-          <w:b w:val="0"/>
-          <w:i w:val="0"/>
-          <w:color w:val="0000FF"/>
-          <w:sz w:val="24"/>
-          <w:u w:val="single"/>
-        </w:rPr>
-        <w:hyperlink r:id="rId34" w:history="1">
-          <w:r>
-            <w:rPr>
-              <w:rStyle w:val="Hyperlink"/>
-            </w:rPr>
-            <w:t>Cura</w:t>
-          </w:r>
-        </w:hyperlink>
-      </w:r>
-      <w:r>
-        <w:rPr>
-          <w:rFonts w:ascii="Charis SIL Regular" w:hAnsi="Charis SIL Regular" w:eastAsia="Charis SIL Regular"/>
-          <w:b w:val="0"/>
-          <w:i w:val="0"/>
-          <w:color w:val="0000FF"/>
-          <w:sz w:val="24"/>
-          <w:u w:val="single"/>
-        </w:rPr>
-        <w:hyperlink r:id="rId34" w:history="1">
-          <w:r>
-            <w:rPr>
-              <w:rStyle w:val="Hyperlink"/>
-            </w:rPr>
-            <w:t>çao</w:t>
-          </w:r>
-        </w:hyperlink>
-      </w:r>
-      <w:r>
-        <w:rPr>
           <w:u w:val="single" w:color="0000ff"/>
           <w:rFonts w:ascii="Charis SIL Regular" w:hAnsi="Charis SIL Regular" w:eastAsia="Charis SIL Regular"/>
           <w:b w:val="0"/>
@@ -4993,196 +5028,6 @@
           <w:sz w:val="24"/>
         </w:rPr>
         <w:hyperlink r:id="rId32" w:history="1">
-          <w:r>
-            <w:rPr>
-              <w:rStyle w:val="Hyperlink"/>
-            </w:rPr>
-            <w:t>. Vari</w:t>
-          </w:r>
-        </w:hyperlink>
-      </w:r>
-      <w:r>
-        <w:rPr>
-          <w:u w:val="single" w:color="0000ff"/>
-          <w:rFonts w:ascii="Charis SIL Regular" w:hAnsi="Charis SIL Regular" w:eastAsia="Charis SIL Regular"/>
-          <w:b w:val="0"/>
-          <w:i w:val="0"/>
-          <w:color w:val="000000"/>
-          <w:sz w:val="24"/>
-        </w:rPr>
-        <w:hyperlink r:id="rId32" w:history="1">
-          <w:r>
-            <w:rPr>
-              <w:rStyle w:val="Hyperlink"/>
-            </w:rPr>
-            <w:t>o</w:t>
-          </w:r>
-        </w:hyperlink>
-      </w:r>
-      <w:r>
-        <w:rPr>
-          <w:u w:val="single" w:color="0000ff"/>
-          <w:rFonts w:ascii="Charis SIL Regular" w:hAnsi="Charis SIL Regular" w:eastAsia="Charis SIL Regular"/>
-          <w:b w:val="0"/>
-          <w:i w:val="0"/>
-          <w:color w:val="000000"/>
-          <w:sz w:val="24"/>
-        </w:rPr>
-        <w:hyperlink r:id="rId32" w:history="1">
-          <w:r>
-            <w:rPr>
-              <w:rStyle w:val="Hyperlink"/>
-            </w:rPr>
-            <w:t>us archiv</w:t>
-          </w:r>
-        </w:hyperlink>
-      </w:r>
-      <w:r>
-        <w:rPr>
-          <w:rFonts w:ascii="Charis SIL Regular" w:hAnsi="Charis SIL Regular" w:eastAsia="Charis SIL Regular"/>
-          <w:b w:val="0"/>
-          <w:i w:val="0"/>
-          <w:color w:val="000000"/>
-          <w:sz w:val="24"/>
-        </w:rPr>
-        <w:t xml:space="preserve">es in </w:t>
-      </w:r>
-      <w:r>
-        <w:rPr>
-          <w:u w:val="single" w:color="0000ff"/>
-          <w:rFonts w:ascii="Charis SIL Regular" w:hAnsi="Charis SIL Regular" w:eastAsia="Charis SIL Regular"/>
-          <w:b w:val="0"/>
-          <w:i w:val="0"/>
-          <w:color w:val="000000"/>
-          <w:sz w:val="24"/>
-        </w:rPr>
-        <w:hyperlink r:id="rId33" w:history="1">
-          <w:r>
-            <w:rPr>
-              <w:rStyle w:val="Hyperlink"/>
-            </w:rPr>
-            <w:t>Indonesi</w:t>
-          </w:r>
-        </w:hyperlink>
-      </w:r>
-      <w:r>
-        <w:rPr>
-          <w:u w:val="single" w:color="0000ff"/>
-          <w:rFonts w:ascii="Charis SIL Regular" w:hAnsi="Charis SIL Regular" w:eastAsia="Charis SIL Regular"/>
-          <w:b w:val="0"/>
-          <w:i w:val="0"/>
-          <w:color w:val="000000"/>
-          <w:sz w:val="24"/>
-        </w:rPr>
-        <w:hyperlink r:id="rId33" w:history="1">
-          <w:r>
-            <w:rPr>
-              <w:rStyle w:val="Hyperlink"/>
-            </w:rPr>
-            <w:t>a</w:t>
-          </w:r>
-        </w:hyperlink>
-      </w:r>
-      <w:r>
-        <w:rPr>
-          <w:u w:val="single" w:color="0000ff"/>
-          <w:rFonts w:ascii="Charis SIL Regular" w:hAnsi="Charis SIL Regular" w:eastAsia="Charis SIL Regular"/>
-          <w:b w:val="0"/>
-          <w:i w:val="0"/>
-          <w:color w:val="000000"/>
-          <w:sz w:val="24"/>
-        </w:rPr>
-        <w:hyperlink r:id="rId33" w:history="1">
-          <w:r>
-            <w:rPr>
-              <w:rStyle w:val="Hyperlink"/>
-            </w:rPr>
-            <w:t xml:space="preserve"> can be </w:t>
-          </w:r>
-        </w:hyperlink>
-      </w:r>
-      <w:r>
-        <w:rPr>
-          <w:u w:val="single" w:color="0000ff"/>
-          <w:rFonts w:ascii="Charis SIL Regular" w:hAnsi="Charis SIL Regular" w:eastAsia="Charis SIL Regular"/>
-          <w:b w:val="0"/>
-          <w:i w:val="0"/>
-          <w:color w:val="000000"/>
-          <w:sz w:val="24"/>
-        </w:rPr>
-        <w:hyperlink r:id="rId33" w:history="1">
-          <w:r>
-            <w:rPr>
-              <w:rStyle w:val="Hyperlink"/>
-            </w:rPr>
-            <w:t>a</w:t>
-          </w:r>
-        </w:hyperlink>
-      </w:r>
-      <w:r>
-        <w:rPr>
-          <w:u w:val="single" w:color="0000ff"/>
-          <w:rFonts w:ascii="Charis SIL Regular" w:hAnsi="Charis SIL Regular" w:eastAsia="Charis SIL Regular"/>
-          <w:b w:val="0"/>
-          <w:i w:val="0"/>
-          <w:color w:val="000000"/>
-          <w:sz w:val="24"/>
-        </w:rPr>
-        <w:hyperlink r:id="rId33" w:history="1">
-          <w:r>
-            <w:rPr>
-              <w:rStyle w:val="Hyperlink"/>
-            </w:rPr>
-            <w:t>cc</w:t>
-          </w:r>
-        </w:hyperlink>
-      </w:r>
-      <w:r>
-        <w:rPr>
-          <w:u w:val="single" w:color="0000ff"/>
-          <w:rFonts w:ascii="Charis SIL Regular" w:hAnsi="Charis SIL Regular" w:eastAsia="Charis SIL Regular"/>
-          <w:b w:val="0"/>
-          <w:i w:val="0"/>
-          <w:color w:val="000000"/>
-          <w:sz w:val="24"/>
-        </w:rPr>
-        <w:hyperlink r:id="rId33" w:history="1">
-          <w:r>
-            <w:rPr>
-              <w:rStyle w:val="Hyperlink"/>
-            </w:rPr>
-            <w:t>ess</w:t>
-          </w:r>
-        </w:hyperlink>
-      </w:r>
-      <w:r>
-        <w:rPr>
-          <w:u w:val="single" w:color="0000ff"/>
-          <w:rFonts w:ascii="Charis SIL Regular" w:hAnsi="Charis SIL Regular" w:eastAsia="Charis SIL Regular"/>
-          <w:b w:val="0"/>
-          <w:i w:val="0"/>
-          <w:color w:val="000000"/>
-          <w:sz w:val="24"/>
-        </w:rPr>
-        <w:hyperlink r:id="rId33" w:history="1">
-          <w:r>
-            <w:rPr>
-              <w:rStyle w:val="Hyperlink"/>
-            </w:rPr>
-            <w:t>e</w:t>
-          </w:r>
-        </w:hyperlink>
-      </w:r>
-      <w:r>
-        <w:rPr>
-          <w:u w:val="single" w:color="0000ff"/>
-          <w:rFonts w:ascii="Charis SIL Regular" w:hAnsi="Charis SIL Regular" w:eastAsia="Charis SIL Regular"/>
-          <w:b w:val="0"/>
-          <w:i w:val="0"/>
-          <w:color w:val="000000"/>
-          <w:sz w:val="24"/>
-        </w:rPr>
-        <w:hyperlink r:id="rId33" w:history="1">
           <w:r>
             <w:rPr>
               <w:rStyle w:val="Hyperlink"/>
@@ -5210,7 +5055,7 @@
           <w:sz w:val="24"/>
           <w:u w:val="single"/>
         </w:rPr>
-        <w:hyperlink r:id="rId35" w:history="1">
+        <w:hyperlink r:id="rId33" w:history="1">
           <w:r>
             <w:rPr>
               <w:rStyle w:val="Hyperlink"/>
@@ -5266,7 +5111,7 @@
           <w:sz w:val="24"/>
           <w:u w:val="single"/>
         </w:rPr>
-        <w:hyperlink r:id="rId36" w:history="1">
+        <w:hyperlink r:id="rId35" w:history="1">
           <w:r>
             <w:rPr>
               <w:rStyle w:val="Hyperlink"/>
@@ -5295,7 +5140,7 @@
           <w:sz w:val="24"/>
           <w:u w:val="single"/>
         </w:rPr>
-        <w:hyperlink r:id="rId36" w:history="1">
+        <w:hyperlink r:id="rId35" w:history="1">
           <w:r>
             <w:rPr>
               <w:rStyle w:val="Hyperlink"/>
@@ -5324,7 +5169,7 @@
           <w:sz w:val="24"/>
           <w:u w:val="single"/>
         </w:rPr>
-        <w:hyperlink r:id="rId36" w:history="1">
+        <w:hyperlink r:id="rId35" w:history="1">
           <w:r>
             <w:rPr>
               <w:rStyle w:val="Hyperlink"/>
@@ -5353,7 +5198,7 @@
           <w:sz w:val="24"/>
           <w:u w:val="single"/>
         </w:rPr>
-        <w:hyperlink r:id="rId36" w:history="1">
+        <w:hyperlink r:id="rId35" w:history="1">
           <w:r>
             <w:rPr>
               <w:rStyle w:val="Hyperlink"/>
@@ -5382,7 +5227,7 @@
           <w:sz w:val="24"/>
           <w:u w:val="single"/>
         </w:rPr>
-        <w:hyperlink r:id="rId36" w:history="1">
+        <w:hyperlink r:id="rId35" w:history="1">
           <w:r>
             <w:rPr>
               <w:rStyle w:val="Hyperlink"/>
@@ -5411,7 +5256,7 @@
           <w:sz w:val="24"/>
           <w:u w:val="single"/>
         </w:rPr>
-        <w:hyperlink r:id="rId36" w:history="1">
+        <w:hyperlink r:id="rId35" w:history="1">
           <w:r>
             <w:rPr>
               <w:rStyle w:val="Hyperlink"/>
@@ -5439,7 +5284,7 @@
           <w:color w:val="000000"/>
           <w:sz w:val="24"/>
         </w:rPr>
-        <w:hyperlink r:id="rId36" w:history="1">
+        <w:hyperlink r:id="rId35" w:history="1">
           <w:r>
             <w:rPr>
               <w:rStyle w:val="Hyperlink"/>
@@ -5457,7 +5302,7 @@
           <w:color w:val="000000"/>
           <w:sz w:val="24"/>
         </w:rPr>
-        <w:hyperlink r:id="rId36" w:history="1">
+        <w:hyperlink r:id="rId35" w:history="1">
           <w:r>
             <w:rPr>
               <w:rStyle w:val="Hyperlink"/>
@@ -5475,7 +5320,7 @@
           <w:color w:val="000000"/>
           <w:sz w:val="24"/>
         </w:rPr>
-        <w:hyperlink r:id="rId36" w:history="1">
+        <w:hyperlink r:id="rId35" w:history="1">
           <w:r>
             <w:rPr>
               <w:rStyle w:val="Hyperlink"/>
@@ -5493,7 +5338,7 @@
           <w:color w:val="000000"/>
           <w:sz w:val="24"/>
         </w:rPr>
-        <w:hyperlink r:id="rId36" w:history="1">
+        <w:hyperlink r:id="rId35" w:history="1">
           <w:r>
             <w:rPr>
               <w:rStyle w:val="Hyperlink"/>
@@ -5522,7 +5367,7 @@
           <w:color w:val="000000"/>
           <w:sz w:val="24"/>
         </w:rPr>
-        <w:hyperlink r:id="rId36" w:history="1">
+        <w:hyperlink r:id="rId35" w:history="1">
           <w:r>
             <w:rPr>
               <w:rStyle w:val="Hyperlink"/>
@@ -5540,7 +5385,7 @@
           <w:color w:val="000000"/>
           <w:sz w:val="24"/>
         </w:rPr>
-        <w:hyperlink r:id="rId36" w:history="1">
+        <w:hyperlink r:id="rId35" w:history="1">
           <w:r>
             <w:rPr>
               <w:rStyle w:val="Hyperlink"/>
@@ -5558,7 +5403,7 @@
           <w:color w:val="000000"/>
           <w:sz w:val="24"/>
         </w:rPr>
-        <w:hyperlink r:id="rId36" w:history="1">
+        <w:hyperlink r:id="rId35" w:history="1">
           <w:r>
             <w:rPr>
               <w:rStyle w:val="Hyperlink"/>
@@ -5576,7 +5421,7 @@
           <w:color w:val="000000"/>
           <w:sz w:val="24"/>
         </w:rPr>
-        <w:hyperlink r:id="rId36" w:history="1">
+        <w:hyperlink r:id="rId35" w:history="1">
           <w:r>
             <w:rPr>
               <w:rStyle w:val="Hyperlink"/>
@@ -5674,7 +5519,7 @@
           <w:sz w:val="24"/>
           <w:u w:val="single"/>
         </w:rPr>
-        <w:hyperlink r:id="rId37" w:history="1">
+        <w:hyperlink r:id="rId36" w:history="1">
           <w:r>
             <w:rPr>
               <w:rStyle w:val="Hyperlink"/>
@@ -5702,7 +5547,7 @@
           <w:sz w:val="24"/>
           <w:u w:val="single"/>
         </w:rPr>
-        <w:hyperlink r:id="rId38" w:history="1">
+        <w:hyperlink r:id="rId37" w:history="1">
           <w:r>
             <w:rPr>
               <w:rStyle w:val="Hyperlink"/>
@@ -5731,7 +5576,7 @@
           <w:sz w:val="24"/>
           <w:u w:val="single"/>
         </w:rPr>
-        <w:hyperlink r:id="rId38" w:history="1">
+        <w:hyperlink r:id="rId37" w:history="1">
           <w:r>
             <w:rPr>
               <w:rStyle w:val="Hyperlink"/>
@@ -5760,7 +5605,7 @@
           <w:sz w:val="24"/>
           <w:u w:val="single"/>
         </w:rPr>
-        <w:hyperlink r:id="rId38" w:history="1">
+        <w:hyperlink r:id="rId37" w:history="1">
           <w:r>
             <w:rPr>
               <w:rStyle w:val="Hyperlink"/>
@@ -5807,7 +5652,7 @@
           <w:sz w:val="24"/>
           <w:u w:val="single"/>
         </w:rPr>
-        <w:hyperlink r:id="rId38" w:history="1">
+        <w:hyperlink r:id="rId37" w:history="1">
           <w:r>
             <w:rPr>
               <w:rStyle w:val="Hyperlink"/>
@@ -5835,7 +5680,7 @@
           <w:sz w:val="24"/>
           <w:u w:val="single"/>
         </w:rPr>
-        <w:hyperlink r:id="rId39" w:history="1">
+        <w:hyperlink r:id="rId38" w:history="1">
           <w:r>
             <w:rPr>
               <w:rStyle w:val="Hyperlink"/>
@@ -5864,7 +5709,7 @@
           <w:sz w:val="24"/>
           <w:u w:val="single"/>
         </w:rPr>
-        <w:hyperlink r:id="rId39" w:history="1">
+        <w:hyperlink r:id="rId38" w:history="1">
           <w:r>
             <w:rPr>
               <w:rStyle w:val="Hyperlink"/>
@@ -5893,7 +5738,7 @@
           <w:sz w:val="24"/>
           <w:u w:val="single"/>
         </w:rPr>
-        <w:hyperlink r:id="rId39" w:history="1">
+        <w:hyperlink r:id="rId38" w:history="1">
           <w:r>
             <w:rPr>
               <w:rStyle w:val="Hyperlink"/>
@@ -5922,7 +5767,7 @@
           <w:sz w:val="24"/>
           <w:u w:val="single"/>
         </w:rPr>
-        <w:hyperlink r:id="rId39" w:history="1">
+        <w:hyperlink r:id="rId38" w:history="1">
           <w:r>
             <w:rPr>
               <w:rStyle w:val="Hyperlink"/>
@@ -5943,7 +5788,6 @@
       </w:r>
       <w:r>
         <w:rPr>
-          <w:u w:val="single" w:color="0000ff"/>
           <w:rFonts w:ascii="Charis SIL Regular" w:hAnsi="Charis SIL Regular" w:eastAsia="Charis SIL Regular"/>
           <w:b w:val="0"/>
           <w:i w:val="0"/>
@@ -5961,7 +5805,7 @@
           <w:sz w:val="24"/>
           <w:u w:val="single"/>
         </w:rPr>
-        <w:hyperlink r:id="rId40" w:history="1">
+        <w:hyperlink r:id="rId39" w:history="1">
           <w:r>
             <w:rPr>
               <w:rStyle w:val="Hyperlink"/>
@@ -5979,7 +5823,7 @@
           <w:color w:val="000000"/>
           <w:sz w:val="24"/>
         </w:rPr>
-        <w:hyperlink r:id="rId38" w:history="1">
+        <w:hyperlink r:id="rId37" w:history="1">
           <w:r>
             <w:rPr>
               <w:rStyle w:val="Hyperlink"/>
@@ -6007,7 +5851,7 @@
           <w:color w:val="000000"/>
           <w:sz w:val="24"/>
         </w:rPr>
-        <w:hyperlink r:id="rId39" w:history="1">
+        <w:hyperlink r:id="rId38" w:history="1">
           <w:r>
             <w:rPr>
               <w:rStyle w:val="Hyperlink"/>
@@ -6036,7 +5880,7 @@
           <w:color w:val="000000"/>
           <w:sz w:val="24"/>
         </w:rPr>
-        <w:hyperlink r:id="rId39" w:history="1">
+        <w:hyperlink r:id="rId38" w:history="1">
           <w:r>
             <w:rPr>
               <w:rStyle w:val="Hyperlink"/>
@@ -6054,7 +5898,7 @@
           <w:color w:val="000000"/>
           <w:sz w:val="24"/>
         </w:rPr>
-        <w:hyperlink r:id="rId39" w:history="1">
+        <w:hyperlink r:id="rId38" w:history="1">
           <w:r>
             <w:rPr>
               <w:rStyle w:val="Hyperlink"/>
@@ -6072,7 +5916,7 @@
           <w:color w:val="000000"/>
           <w:sz w:val="24"/>
         </w:rPr>
-        <w:hyperlink r:id="rId39" w:history="1">
+        <w:hyperlink r:id="rId38" w:history="1">
           <w:r>
             <w:rPr>
               <w:rStyle w:val="Hyperlink"/>
@@ -6090,7 +5934,7 @@
           <w:color w:val="000000"/>
           <w:sz w:val="24"/>
         </w:rPr>
-        <w:hyperlink r:id="rId39" w:history="1">
+        <w:hyperlink r:id="rId38" w:history="1">
           <w:r>
             <w:rPr>
               <w:rStyle w:val="Hyperlink"/>
@@ -6108,7 +5952,7 @@
           <w:color w:val="000000"/>
           <w:sz w:val="24"/>
         </w:rPr>
-        <w:hyperlink r:id="rId39" w:history="1">
+        <w:hyperlink r:id="rId38" w:history="1">
           <w:r>
             <w:rPr>
               <w:rStyle w:val="Hyperlink"/>
@@ -6157,7 +6001,7 @@
           <w:color w:val="000000"/>
           <w:sz w:val="24"/>
         </w:rPr>
-        <w:hyperlink r:id="rId40" w:history="1">
+        <w:hyperlink r:id="rId39" w:history="1">
           <w:r>
             <w:rPr>
               <w:rStyle w:val="Hyperlink"/>

--- a/EXPORTS/DOCX/published/niveau1/English/Sources.docx
+++ b/EXPORTS/DOCX/published/niveau1/English/Sources.docx
@@ -1289,6 +1289,7 @@
       </w:r>
       <w:r>
         <w:rPr>
+          <w:u w:val="single" w:color="0000ff"/>
           <w:rFonts w:ascii="Charis SIL Regular" w:hAnsi="Charis SIL Regular" w:eastAsia="Charis SIL Regular"/>
           <w:b w:val="0"/>
           <w:i w:val="0"/>
@@ -2000,22 +2001,13 @@
             <w:rPr>
               <w:rStyle w:val="Hyperlink"/>
             </w:rPr>
-            <w:t xml:space="preserve"> files</w:t>
+            <w:t xml:space="preserve"> files </w:t>
           </w:r>
         </w:hyperlink>
       </w:r>
       <w:r>
         <w:rPr>
-          <w:rFonts w:ascii="Charis SIL Regular" w:hAnsi="Charis SIL Regular" w:eastAsia="Charis SIL Regular"/>
-          <w:b w:val="0"/>
-          <w:i w:val="0"/>
-          <w:color w:val="000000"/>
-          <w:sz w:val="24"/>
-        </w:rPr>
-        <w:t xml:space="preserve"> </w:t>
-      </w:r>
-      <w:r>
-        <w:rPr>
+          <w:u w:val="single" w:color="0000ff"/>
           <w:rFonts w:ascii="Charis SIL Regular" w:hAnsi="Charis SIL Regular" w:eastAsia="Charis SIL Regular"/>
           <w:b w:val="0"/>
           <w:i w:val="0"/>
@@ -2056,9 +2048,19 @@
             <w:rPr>
               <w:rStyle w:val="Hyperlink"/>
             </w:rPr>
-            <w:t xml:space="preserve">ervice </w:t>
+            <w:t>ervic</w:t>
           </w:r>
         </w:hyperlink>
+      </w:r>
+      <w:r>
+        <w:rPr>
+          <w:rFonts w:ascii="Charis SIL Regular" w:hAnsi="Charis SIL Regular" w:eastAsia="Charis SIL Regular"/>
+          <w:b w:val="0"/>
+          <w:i w:val="0"/>
+          <w:color w:val="000000"/>
+          <w:sz w:val="24"/>
+        </w:rPr>
+        <w:t xml:space="preserve">e </w:t>
       </w:r>
       <w:r>
         <w:rPr>
@@ -2441,7 +2443,7 @@
           <w:sz w:val="24"/>
           <w:u w:val="single"/>
         </w:rPr>
-        <w:hyperlink r:id="rId19" w:history="1">
+        <w:hyperlink r:id="rId18" w:history="1">
           <w:r>
             <w:rPr>
               <w:rStyle w:val="Hyperlink"/>
@@ -2470,7 +2472,7 @@
           <w:sz w:val="24"/>
           <w:u w:val="single"/>
         </w:rPr>
-        <w:hyperlink r:id="rId19" w:history="1">
+        <w:hyperlink r:id="rId18" w:history="1">
           <w:r>
             <w:rPr>
               <w:rStyle w:val="Hyperlink"/>
@@ -2488,7 +2490,7 @@
           <w:sz w:val="24"/>
           <w:u w:val="single"/>
         </w:rPr>
-        <w:hyperlink r:id="rId19" w:history="1">
+        <w:hyperlink r:id="rId18" w:history="1">
           <w:r>
             <w:rPr>
               <w:rStyle w:val="Hyperlink"/>
@@ -2506,7 +2508,7 @@
           <w:sz w:val="24"/>
           <w:u w:val="single"/>
         </w:rPr>
-        <w:hyperlink r:id="rId19" w:history="1">
+        <w:hyperlink r:id="rId18" w:history="1">
           <w:r>
             <w:rPr>
               <w:rStyle w:val="Hyperlink"/>
@@ -3543,7 +3545,7 @@
           <w:sz w:val="24"/>
           <w:u w:val="single"/>
         </w:rPr>
-        <w:hyperlink r:id="rId22" w:history="1">
+        <w:hyperlink r:id="rId24" w:history="1">
           <w:r>
             <w:rPr>
               <w:rStyle w:val="Hyperlink"/>
@@ -3600,7 +3602,7 @@
           <w:sz w:val="24"/>
           <w:u w:val="single"/>
         </w:rPr>
-        <w:hyperlink r:id="rId24" w:history="1">
+        <w:hyperlink r:id="rId25" w:history="1">
           <w:r>
             <w:rPr>
               <w:rStyle w:val="Hyperlink"/>
@@ -3618,7 +3620,7 @@
           <w:sz w:val="24"/>
           <w:u w:val="single"/>
         </w:rPr>
-        <w:hyperlink r:id="rId23" w:history="1">
+        <w:hyperlink r:id="rId25" w:history="1">
           <w:r>
             <w:rPr>
               <w:rStyle w:val="Hyperlink"/>
@@ -3647,7 +3649,7 @@
           <w:sz w:val="24"/>
           <w:u w:val="single"/>
         </w:rPr>
-        <w:hyperlink r:id="rId23" w:history="1">
+        <w:hyperlink r:id="rId26" w:history="1">
           <w:r>
             <w:rPr>
               <w:rStyle w:val="Hyperlink"/>
@@ -3665,7 +3667,7 @@
           <w:sz w:val="24"/>
           <w:u w:val="single"/>
         </w:rPr>
-        <w:hyperlink r:id="rId25" w:history="1">
+        <w:hyperlink r:id="rId26" w:history="1">
           <w:r>
             <w:rPr>
               <w:rStyle w:val="Hyperlink"/>
@@ -3683,7 +3685,7 @@
           <w:sz w:val="24"/>
           <w:u w:val="single"/>
         </w:rPr>
-        <w:hyperlink r:id="rId25" w:history="1">
+        <w:hyperlink r:id="rId26" w:history="1">
           <w:r>
             <w:rPr>
               <w:rStyle w:val="Hyperlink"/>
@@ -3712,7 +3714,7 @@
           <w:sz w:val="24"/>
           <w:u w:val="single"/>
         </w:rPr>
-        <w:hyperlink r:id="rId25" w:history="1">
+        <w:hyperlink r:id="rId26" w:history="1">
           <w:r>
             <w:rPr>
               <w:rStyle w:val="Hyperlink"/>
@@ -3741,7 +3743,7 @@
           <w:sz w:val="24"/>
           <w:u w:val="single"/>
         </w:rPr>
-        <w:hyperlink r:id="rId25" w:history="1">
+        <w:hyperlink r:id="rId26" w:history="1">
           <w:r>
             <w:rPr>
               <w:rStyle w:val="Hyperlink"/>
@@ -3769,7 +3771,50 @@
           <w:color w:val="000000"/>
           <w:sz w:val="24"/>
         </w:rPr>
-        <w:t xml:space="preserve">stodian of the </w:t>
+        <w:hyperlink r:id="rId24" w:history="1">
+          <w:r>
+            <w:rPr>
+              <w:rStyle w:val="Hyperlink"/>
+            </w:rPr>
+            <w:t xml:space="preserve">stodian </w:t>
+          </w:r>
+        </w:hyperlink>
+      </w:r>
+      <w:r>
+        <w:rPr>
+          <w:u w:val="single" w:color="0000ff"/>
+          <w:rFonts w:ascii="Charis SIL Regular" w:hAnsi="Charis SIL Regular" w:eastAsia="Charis SIL Regular"/>
+          <w:b w:val="0"/>
+          <w:i w:val="0"/>
+          <w:color w:val="000000"/>
+          <w:sz w:val="24"/>
+        </w:rPr>
+        <w:hyperlink r:id="rId24" w:history="1">
+          <w:r>
+            <w:rPr>
+              <w:rStyle w:val="Hyperlink"/>
+            </w:rPr>
+            <w:t>o</w:t>
+          </w:r>
+        </w:hyperlink>
+      </w:r>
+      <w:r>
+        <w:rPr>
+          <w:u w:val="single" w:color="0000ff"/>
+          <w:rFonts w:ascii="Charis SIL Regular" w:hAnsi="Charis SIL Regular" w:eastAsia="Charis SIL Regular"/>
+          <w:b w:val="0"/>
+          <w:i w:val="0"/>
+          <w:color w:val="000000"/>
+          <w:sz w:val="24"/>
+        </w:rPr>
+        <w:hyperlink r:id="rId24" w:history="1">
+          <w:r>
+            <w:rPr>
+              <w:rStyle w:val="Hyperlink"/>
+            </w:rPr>
+            <w:t xml:space="preserve">f the </w:t>
+          </w:r>
+        </w:hyperlink>
       </w:r>
       <w:r>
         <w:rPr>
@@ -3780,7 +3825,7 @@
           <w:sz w:val="24"/>
           <w:u w:val="single"/>
         </w:rPr>
-        <w:hyperlink r:id="rId26" w:history="1">
+        <w:hyperlink r:id="rId27" w:history="1">
           <w:r>
             <w:rPr>
               <w:rStyle w:val="Hyperlink"/>
@@ -3798,7 +3843,7 @@
           <w:sz w:val="24"/>
           <w:u w:val="single"/>
         </w:rPr>
-        <w:hyperlink r:id="rId26" w:history="1">
+        <w:hyperlink r:id="rId27" w:history="1">
           <w:r>
             <w:rPr>
               <w:rStyle w:val="Hyperlink"/>
@@ -3816,7 +3861,7 @@
           <w:sz w:val="24"/>
           <w:u w:val="single"/>
         </w:rPr>
-        <w:hyperlink r:id="rId26" w:history="1">
+        <w:hyperlink r:id="rId27" w:history="1">
           <w:r>
             <w:rPr>
               <w:rStyle w:val="Hyperlink"/>
@@ -3845,7 +3890,7 @@
           <w:sz w:val="24"/>
           <w:u w:val="single"/>
         </w:rPr>
-        <w:hyperlink r:id="rId26" w:history="1">
+        <w:hyperlink r:id="rId27" w:history="1">
           <w:r>
             <w:rPr>
               <w:rStyle w:val="Hyperlink"/>
@@ -3874,7 +3919,7 @@
           <w:sz w:val="24"/>
           <w:u w:val="single"/>
         </w:rPr>
-        <w:hyperlink r:id="rId26" w:history="1">
+        <w:hyperlink r:id="rId27" w:history="1">
           <w:r>
             <w:rPr>
               <w:rStyle w:val="Hyperlink"/>
@@ -3892,7 +3937,7 @@
           <w:sz w:val="24"/>
           <w:u w:val="single"/>
         </w:rPr>
-        <w:hyperlink r:id="rId26" w:history="1">
+        <w:hyperlink r:id="rId27" w:history="1">
           <w:r>
             <w:rPr>
               <w:rStyle w:val="Hyperlink"/>
@@ -3920,7 +3965,7 @@
           <w:color w:val="000000"/>
           <w:sz w:val="24"/>
         </w:rPr>
-        <w:hyperlink r:id="rId25" w:history="1">
+        <w:hyperlink r:id="rId26" w:history="1">
           <w:r>
             <w:rPr>
               <w:rStyle w:val="Hyperlink"/>
@@ -3938,7 +3983,7 @@
           <w:color w:val="000000"/>
           <w:sz w:val="24"/>
         </w:rPr>
-        <w:hyperlink r:id="rId25" w:history="1">
+        <w:hyperlink r:id="rId26" w:history="1">
           <w:r>
             <w:rPr>
               <w:rStyle w:val="Hyperlink"/>
@@ -3996,7 +4041,7 @@
           <w:sz w:val="24"/>
           <w:u w:val="single"/>
         </w:rPr>
-        <w:hyperlink r:id="rId27" w:history="1">
+        <w:hyperlink r:id="rId28" w:history="1">
           <w:r>
             <w:rPr>
               <w:rStyle w:val="Hyperlink"/>
@@ -4025,7 +4070,7 @@
           <w:sz w:val="24"/>
           <w:u w:val="single"/>
         </w:rPr>
-        <w:hyperlink r:id="rId27" w:history="1">
+        <w:hyperlink r:id="rId28" w:history="1">
           <w:r>
             <w:rPr>
               <w:rStyle w:val="Hyperlink"/>
@@ -4053,7 +4098,7 @@
           <w:sz w:val="24"/>
           <w:u w:val="single"/>
         </w:rPr>
-        <w:hyperlink r:id="rId28" w:history="1">
+        <w:hyperlink r:id="rId29" w:history="1">
           <w:r>
             <w:rPr>
               <w:rStyle w:val="Hyperlink"/>
@@ -4082,7 +4127,7 @@
           <w:sz w:val="24"/>
           <w:u w:val="single"/>
         </w:rPr>
-        <w:hyperlink r:id="rId28" w:history="1">
+        <w:hyperlink r:id="rId29" w:history="1">
           <w:r>
             <w:rPr>
               <w:rStyle w:val="Hyperlink"/>
@@ -4111,7 +4156,7 @@
           <w:sz w:val="24"/>
           <w:u w:val="single"/>
         </w:rPr>
-        <w:hyperlink r:id="rId28" w:history="1">
+        <w:hyperlink r:id="rId29" w:history="1">
           <w:r>
             <w:rPr>
               <w:rStyle w:val="Hyperlink"/>
@@ -4349,7 +4394,7 @@
           <w:sz w:val="24"/>
           <w:u w:val="single"/>
         </w:rPr>
-        <w:hyperlink r:id="rId29" w:history="1">
+        <w:hyperlink r:id="rId30" w:history="1">
           <w:r>
             <w:rPr>
               <w:rStyle w:val="Hyperlink"/>
@@ -4378,7 +4423,7 @@
           <w:sz w:val="24"/>
           <w:u w:val="single"/>
         </w:rPr>
-        <w:hyperlink r:id="rId29" w:history="1">
+        <w:hyperlink r:id="rId30" w:history="1">
           <w:r>
             <w:rPr>
               <w:rStyle w:val="Hyperlink"/>
@@ -4407,7 +4452,7 @@
           <w:sz w:val="24"/>
           <w:u w:val="single"/>
         </w:rPr>
-        <w:hyperlink r:id="rId29" w:history="1">
+        <w:hyperlink r:id="rId30" w:history="1">
           <w:r>
             <w:rPr>
               <w:rStyle w:val="Hyperlink"/>
@@ -4425,7 +4470,7 @@
           <w:sz w:val="24"/>
           <w:u w:val="single"/>
         </w:rPr>
-        <w:hyperlink r:id="rId29" w:history="1">
+        <w:hyperlink r:id="rId30" w:history="1">
           <w:r>
             <w:rPr>
               <w:rStyle w:val="Hyperlink"/>
@@ -4453,7 +4498,7 @@
           <w:sz w:val="24"/>
           <w:u w:val="single"/>
         </w:rPr>
-        <w:hyperlink r:id="rId30" w:history="1">
+        <w:hyperlink r:id="rId31" w:history="1">
           <w:r>
             <w:rPr>
               <w:rStyle w:val="Hyperlink"/>
@@ -4482,7 +4527,7 @@
           <w:sz w:val="24"/>
           <w:u w:val="single"/>
         </w:rPr>
-        <w:hyperlink r:id="rId30" w:history="1">
+        <w:hyperlink r:id="rId31" w:history="1">
           <w:r>
             <w:rPr>
               <w:rStyle w:val="Hyperlink"/>
@@ -4511,7 +4556,7 @@
           <w:sz w:val="24"/>
           <w:u w:val="single"/>
         </w:rPr>
-        <w:hyperlink r:id="rId30" w:history="1">
+        <w:hyperlink r:id="rId31" w:history="1">
           <w:r>
             <w:rPr>
               <w:rStyle w:val="Hyperlink"/>
@@ -4540,7 +4585,7 @@
           <w:sz w:val="24"/>
           <w:u w:val="single"/>
         </w:rPr>
-        <w:hyperlink r:id="rId30" w:history="1">
+        <w:hyperlink r:id="rId31" w:history="1">
           <w:r>
             <w:rPr>
               <w:rStyle w:val="Hyperlink"/>
@@ -4568,7 +4613,7 @@
           <w:sz w:val="24"/>
           <w:u w:val="single"/>
         </w:rPr>
-        <w:hyperlink r:id="rId31" w:history="1">
+        <w:hyperlink r:id="rId32" w:history="1">
           <w:r>
             <w:rPr>
               <w:rStyle w:val="Hyperlink"/>
@@ -4597,7 +4642,7 @@
           <w:sz w:val="24"/>
           <w:u w:val="single"/>
         </w:rPr>
-        <w:hyperlink r:id="rId31" w:history="1">
+        <w:hyperlink r:id="rId32" w:history="1">
           <w:r>
             <w:rPr>
               <w:rStyle w:val="Hyperlink"/>
@@ -4615,7 +4660,7 @@
           <w:sz w:val="24"/>
           <w:u w:val="single"/>
         </w:rPr>
-        <w:hyperlink r:id="rId29" w:history="1">
+        <w:hyperlink r:id="rId32" w:history="1">
           <w:r>
             <w:rPr>
               <w:rStyle w:val="Hyperlink"/>
@@ -4644,7 +4689,7 @@
           <w:sz w:val="24"/>
           <w:u w:val="single"/>
         </w:rPr>
-        <w:hyperlink r:id="rId29" w:history="1">
+        <w:hyperlink r:id="rId32" w:history="1">
           <w:r>
             <w:rPr>
               <w:rStyle w:val="Hyperlink"/>
@@ -4673,7 +4718,7 @@
           <w:sz w:val="24"/>
           <w:u w:val="single"/>
         </w:rPr>
-        <w:hyperlink r:id="rId29" w:history="1">
+        <w:hyperlink r:id="rId32" w:history="1">
           <w:r>
             <w:rPr>
               <w:rStyle w:val="Hyperlink"/>
@@ -4702,7 +4747,7 @@
           <w:sz w:val="24"/>
           <w:u w:val="single"/>
         </w:rPr>
-        <w:hyperlink r:id="rId29" w:history="1">
+        <w:hyperlink r:id="rId32" w:history="1">
           <w:r>
             <w:rPr>
               <w:rStyle w:val="Hyperlink"/>
@@ -4720,7 +4765,7 @@
           <w:sz w:val="24"/>
           <w:u w:val="single"/>
         </w:rPr>
-        <w:hyperlink r:id="rId29" w:history="1">
+        <w:hyperlink r:id="rId32" w:history="1">
           <w:r>
             <w:rPr>
               <w:rStyle w:val="Hyperlink"/>
@@ -4738,7 +4783,7 @@
           <w:sz w:val="24"/>
           <w:u w:val="single"/>
         </w:rPr>
-        <w:hyperlink r:id="rId29" w:history="1">
+        <w:hyperlink r:id="rId32" w:history="1">
           <w:r>
             <w:rPr>
               <w:rStyle w:val="Hyperlink"/>
@@ -4756,7 +4801,7 @@
           <w:color w:val="000000"/>
           <w:sz w:val="24"/>
         </w:rPr>
-        <w:hyperlink r:id="rId29" w:history="1">
+        <w:hyperlink r:id="rId30" w:history="1">
           <w:r>
             <w:rPr>
               <w:rStyle w:val="Hyperlink"/>
@@ -4785,7 +4830,7 @@
           <w:color w:val="000000"/>
           <w:sz w:val="24"/>
         </w:rPr>
-        <w:hyperlink r:id="rId29" w:history="1">
+        <w:hyperlink r:id="rId30" w:history="1">
           <w:r>
             <w:rPr>
               <w:rStyle w:val="Hyperlink"/>
@@ -4802,7 +4847,7 @@
           <w:color w:val="000000"/>
           <w:sz w:val="24"/>
         </w:rPr>
-        <w:hyperlink r:id="rId29" w:history="1">
+        <w:hyperlink r:id="rId30" w:history="1">
           <w:r>
             <w:rPr>
               <w:rStyle w:val="Hyperlink"/>
@@ -4820,7 +4865,7 @@
           <w:sz w:val="24"/>
           <w:u w:val="single"/>
         </w:rPr>
-        <w:hyperlink r:id="rId29" w:history="1">
+        <w:hyperlink r:id="rId33" w:history="1">
           <w:r>
             <w:rPr>
               <w:rStyle w:val="Hyperlink"/>
@@ -4849,7 +4894,7 @@
           <w:sz w:val="24"/>
           <w:u w:val="single"/>
         </w:rPr>
-        <w:hyperlink r:id="rId32" w:history="1">
+        <w:hyperlink r:id="rId33" w:history="1">
           <w:r>
             <w:rPr>
               <w:rStyle w:val="Hyperlink"/>
@@ -4867,7 +4912,7 @@
           <w:sz w:val="24"/>
           <w:u w:val="single"/>
         </w:rPr>
-        <w:hyperlink r:id="rId30" w:history="1">
+        <w:hyperlink r:id="rId33" w:history="1">
           <w:r>
             <w:rPr>
               <w:rStyle w:val="Hyperlink"/>
@@ -4885,7 +4930,7 @@
           <w:sz w:val="24"/>
           <w:u w:val="single"/>
         </w:rPr>
-        <w:hyperlink r:id="rId30" w:history="1">
+        <w:hyperlink r:id="rId33" w:history="1">
           <w:r>
             <w:rPr>
               <w:rStyle w:val="Hyperlink"/>
@@ -4903,7 +4948,7 @@
           <w:sz w:val="24"/>
           <w:u w:val="single"/>
         </w:rPr>
-        <w:hyperlink r:id="rId30" w:history="1">
+        <w:hyperlink r:id="rId33" w:history="1">
           <w:r>
             <w:rPr>
               <w:rStyle w:val="Hyperlink"/>
@@ -4932,7 +4977,7 @@
           <w:sz w:val="24"/>
           <w:u w:val="single"/>
         </w:rPr>
-        <w:hyperlink r:id="rId30" w:history="1">
+        <w:hyperlink r:id="rId33" w:history="1">
           <w:r>
             <w:rPr>
               <w:rStyle w:val="Hyperlink"/>
@@ -4961,7 +5006,7 @@
           <w:sz w:val="24"/>
           <w:u w:val="single"/>
         </w:rPr>
-        <w:hyperlink r:id="rId30" w:history="1">
+        <w:hyperlink r:id="rId33" w:history="1">
           <w:r>
             <w:rPr>
               <w:rStyle w:val="Hyperlink"/>
@@ -4979,7 +5024,7 @@
           <w:sz w:val="24"/>
           <w:u w:val="single"/>
         </w:rPr>
-        <w:hyperlink r:id="rId30" w:history="1">
+        <w:hyperlink r:id="rId33" w:history="1">
           <w:r>
             <w:rPr>
               <w:rStyle w:val="Hyperlink"/>
@@ -4997,7 +5042,7 @@
           <w:color w:val="000000"/>
           <w:sz w:val="24"/>
         </w:rPr>
-        <w:hyperlink r:id="rId30" w:history="1">
+        <w:hyperlink r:id="rId31" w:history="1">
           <w:r>
             <w:rPr>
               <w:rStyle w:val="Hyperlink"/>
@@ -5015,7 +5060,7 @@
           <w:color w:val="000000"/>
           <w:sz w:val="24"/>
         </w:rPr>
-        <w:hyperlink r:id="rId30" w:history="1">
+        <w:hyperlink r:id="rId31" w:history="1">
           <w:r>
             <w:rPr>
               <w:rStyle w:val="Hyperlink"/>
@@ -5033,7 +5078,7 @@
           <w:color w:val="000000"/>
           <w:sz w:val="24"/>
         </w:rPr>
-        <w:hyperlink r:id="rId30" w:history="1">
+        <w:hyperlink r:id="rId31" w:history="1">
           <w:r>
             <w:rPr>
               <w:rStyle w:val="Hyperlink"/>
@@ -5061,7 +5106,7 @@
           <w:color w:val="000000"/>
           <w:sz w:val="24"/>
         </w:rPr>
-        <w:hyperlink r:id="rId31" w:history="1">
+        <w:hyperlink r:id="rId32" w:history="1">
           <w:r>
             <w:rPr>
               <w:rStyle w:val="Hyperlink"/>
@@ -5079,7 +5124,7 @@
           <w:color w:val="000000"/>
           <w:sz w:val="24"/>
         </w:rPr>
-        <w:hyperlink r:id="rId31" w:history="1">
+        <w:hyperlink r:id="rId32" w:history="1">
           <w:r>
             <w:rPr>
               <w:rStyle w:val="Hyperlink"/>
@@ -5097,7 +5142,7 @@
           <w:color w:val="000000"/>
           <w:sz w:val="24"/>
         </w:rPr>
-        <w:hyperlink r:id="rId31" w:history="1">
+        <w:hyperlink r:id="rId32" w:history="1">
           <w:r>
             <w:rPr>
               <w:rStyle w:val="Hyperlink"/>
@@ -5115,7 +5160,7 @@
           <w:color w:val="000000"/>
           <w:sz w:val="24"/>
         </w:rPr>
-        <w:hyperlink r:id="rId31" w:history="1">
+        <w:hyperlink r:id="rId32" w:history="1">
           <w:r>
             <w:rPr>
               <w:rStyle w:val="Hyperlink"/>
@@ -5133,7 +5178,7 @@
           <w:color w:val="000000"/>
           <w:sz w:val="24"/>
         </w:rPr>
-        <w:hyperlink r:id="rId31" w:history="1">
+        <w:hyperlink r:id="rId32" w:history="1">
           <w:r>
             <w:rPr>
               <w:rStyle w:val="Hyperlink"/>
@@ -5151,7 +5196,7 @@
           <w:color w:val="000000"/>
           <w:sz w:val="24"/>
         </w:rPr>
-        <w:hyperlink r:id="rId31" w:history="1">
+        <w:hyperlink r:id="rId32" w:history="1">
           <w:r>
             <w:rPr>
               <w:rStyle w:val="Hyperlink"/>
@@ -5169,7 +5214,7 @@
           <w:color w:val="000000"/>
           <w:sz w:val="24"/>
         </w:rPr>
-        <w:hyperlink r:id="rId31" w:history="1">
+        <w:hyperlink r:id="rId32" w:history="1">
           <w:r>
             <w:rPr>
               <w:rStyle w:val="Hyperlink"/>
@@ -5187,7 +5232,7 @@
           <w:color w:val="000000"/>
           <w:sz w:val="24"/>
         </w:rPr>
-        <w:hyperlink r:id="rId31" w:history="1">
+        <w:hyperlink r:id="rId32" w:history="1">
           <w:r>
             <w:rPr>
               <w:rStyle w:val="Hyperlink"/>
@@ -5215,7 +5260,7 @@
           <w:sz w:val="24"/>
           <w:u w:val="single"/>
         </w:rPr>
-        <w:hyperlink r:id="rId33" w:history="1">
+        <w:hyperlink r:id="rId34" w:history="1">
           <w:r>
             <w:rPr>
               <w:rStyle w:val="Hyperlink"/>
@@ -5233,7 +5278,7 @@
           <w:color w:val="000000"/>
           <w:sz w:val="24"/>
         </w:rPr>
-        <w:hyperlink r:id="rId32" w:history="1">
+        <w:hyperlink r:id="rId33" w:history="1">
           <w:r>
             <w:rPr>
               <w:rStyle w:val="Hyperlink"/>
@@ -5271,7 +5316,7 @@
           <w:sz w:val="24"/>
           <w:u w:val="single"/>
         </w:rPr>
-        <w:hyperlink r:id="rId34" w:history="1">
+        <w:hyperlink r:id="rId35" w:history="1">
           <w:r>
             <w:rPr>
               <w:rStyle w:val="Hyperlink"/>
@@ -5300,7 +5345,7 @@
           <w:sz w:val="24"/>
           <w:u w:val="single"/>
         </w:rPr>
-        <w:hyperlink r:id="rId34" w:history="1">
+        <w:hyperlink r:id="rId35" w:history="1">
           <w:r>
             <w:rPr>
               <w:rStyle w:val="Hyperlink"/>
@@ -5329,7 +5374,7 @@
           <w:sz w:val="24"/>
           <w:u w:val="single"/>
         </w:rPr>
-        <w:hyperlink r:id="rId34" w:history="1">
+        <w:hyperlink r:id="rId35" w:history="1">
           <w:r>
             <w:rPr>
               <w:rStyle w:val="Hyperlink"/>
@@ -5358,7 +5403,7 @@
           <w:sz w:val="24"/>
           <w:u w:val="single"/>
         </w:rPr>
-        <w:hyperlink r:id="rId34" w:history="1">
+        <w:hyperlink r:id="rId35" w:history="1">
           <w:r>
             <w:rPr>
               <w:rStyle w:val="Hyperlink"/>
@@ -5387,7 +5432,7 @@
           <w:sz w:val="24"/>
           <w:u w:val="single"/>
         </w:rPr>
-        <w:hyperlink r:id="rId34" w:history="1">
+        <w:hyperlink r:id="rId35" w:history="1">
           <w:r>
             <w:rPr>
               <w:rStyle w:val="Hyperlink"/>
@@ -5416,7 +5461,7 @@
           <w:sz w:val="24"/>
           <w:u w:val="single"/>
         </w:rPr>
-        <w:hyperlink r:id="rId34" w:history="1">
+        <w:hyperlink r:id="rId35" w:history="1">
           <w:r>
             <w:rPr>
               <w:rStyle w:val="Hyperlink"/>
@@ -5444,7 +5489,14 @@
           <w:color w:val="000000"/>
           <w:sz w:val="24"/>
         </w:rPr>
-        <w:t>nd Sciences), which is held at the Arsip N</w:t>
+        <w:hyperlink r:id="rId35" w:history="1">
+          <w:r>
+            <w:rPr>
+              <w:rStyle w:val="Hyperlink"/>
+            </w:rPr>
+            <w:t>nd Sciences</w:t>
+          </w:r>
+        </w:hyperlink>
       </w:r>
       <w:r>
         <w:rPr>
@@ -5455,7 +5507,126 @@
           <w:color w:val="000000"/>
           <w:sz w:val="24"/>
         </w:rPr>
-        <w:hyperlink r:id="rId34" w:history="1">
+        <w:hyperlink r:id="rId35" w:history="1">
+          <w:r>
+            <w:rPr>
+              <w:rStyle w:val="Hyperlink"/>
+            </w:rPr>
+            <w:t>)</w:t>
+          </w:r>
+        </w:hyperlink>
+      </w:r>
+      <w:r>
+        <w:rPr>
+          <w:u w:val="single" w:color="0000ff"/>
+          <w:rFonts w:ascii="Charis SIL Regular" w:hAnsi="Charis SIL Regular" w:eastAsia="Charis SIL Regular"/>
+          <w:b w:val="0"/>
+          <w:i w:val="0"/>
+          <w:color w:val="000000"/>
+          <w:sz w:val="24"/>
+        </w:rPr>
+        <w:hyperlink r:id="rId35" w:history="1">
+          <w:r>
+            <w:rPr>
+              <w:rStyle w:val="Hyperlink"/>
+            </w:rPr>
+            <w:t>, which is hel</w:t>
+          </w:r>
+        </w:hyperlink>
+      </w:r>
+      <w:r>
+        <w:rPr>
+          <w:u w:val="single" w:color="0000ff"/>
+          <w:rFonts w:ascii="Charis SIL Regular" w:hAnsi="Charis SIL Regular" w:eastAsia="Charis SIL Regular"/>
+          <w:b w:val="0"/>
+          <w:i w:val="0"/>
+          <w:color w:val="000000"/>
+          <w:sz w:val="24"/>
+        </w:rPr>
+        <w:hyperlink r:id="rId35" w:history="1">
+          <w:r>
+            <w:rPr>
+              <w:rStyle w:val="Hyperlink"/>
+            </w:rPr>
+            <w:t>d at</w:t>
+          </w:r>
+        </w:hyperlink>
+      </w:r>
+      <w:r>
+        <w:rPr>
+          <w:u w:val="single" w:color="0000ff"/>
+          <w:rFonts w:ascii="Charis SIL Regular" w:hAnsi="Charis SIL Regular" w:eastAsia="Charis SIL Regular"/>
+          <w:b w:val="0"/>
+          <w:i w:val="0"/>
+          <w:color w:val="000000"/>
+          <w:sz w:val="24"/>
+        </w:rPr>
+        <w:t xml:space="preserve"> </w:t>
+      </w:r>
+      <w:r>
+        <w:rPr>
+          <w:u w:val="single" w:color="0000ff"/>
+          <w:rFonts w:ascii="Charis SIL Regular" w:hAnsi="Charis SIL Regular" w:eastAsia="Charis SIL Regular"/>
+          <w:b w:val="0"/>
+          <w:i w:val="0"/>
+          <w:color w:val="000000"/>
+          <w:sz w:val="24"/>
+        </w:rPr>
+        <w:hyperlink r:id="rId35" w:history="1">
+          <w:r>
+            <w:rPr>
+              <w:rStyle w:val="Hyperlink"/>
+            </w:rPr>
+            <w:t>the Arsi</w:t>
+          </w:r>
+        </w:hyperlink>
+      </w:r>
+      <w:r>
+        <w:rPr>
+          <w:u w:val="single" w:color="0000ff"/>
+          <w:rFonts w:ascii="Charis SIL Regular" w:hAnsi="Charis SIL Regular" w:eastAsia="Charis SIL Regular"/>
+          <w:b w:val="0"/>
+          <w:i w:val="0"/>
+          <w:color w:val="000000"/>
+          <w:sz w:val="24"/>
+        </w:rPr>
+        <w:hyperlink r:id="rId35" w:history="1">
+          <w:r>
+            <w:rPr>
+              <w:rStyle w:val="Hyperlink"/>
+            </w:rPr>
+            <w:t>p</w:t>
+          </w:r>
+        </w:hyperlink>
+      </w:r>
+      <w:r>
+        <w:rPr>
+          <w:u w:val="single" w:color="0000ff"/>
+          <w:rFonts w:ascii="Charis SIL Regular" w:hAnsi="Charis SIL Regular" w:eastAsia="Charis SIL Regular"/>
+          <w:b w:val="0"/>
+          <w:i w:val="0"/>
+          <w:color w:val="000000"/>
+          <w:sz w:val="24"/>
+        </w:rPr>
+        <w:hyperlink r:id="rId35" w:history="1">
+          <w:r>
+            <w:rPr>
+              <w:rStyle w:val="Hyperlink"/>
+            </w:rPr>
+            <w:t xml:space="preserve"> N</w:t>
+          </w:r>
+        </w:hyperlink>
+      </w:r>
+      <w:r>
+        <w:rPr>
+          <w:u w:val="single" w:color="0000ff"/>
+          <w:rFonts w:ascii="Charis SIL Regular" w:hAnsi="Charis SIL Regular" w:eastAsia="Charis SIL Regular"/>
+          <w:b w:val="0"/>
+          <w:i w:val="0"/>
+          <w:color w:val="000000"/>
+          <w:sz w:val="24"/>
+        </w:rPr>
+        <w:hyperlink r:id="rId35" w:history="1">
           <w:r>
             <w:rPr>
               <w:rStyle w:val="Hyperlink"/>
@@ -5553,7 +5724,7 @@
           <w:sz w:val="24"/>
           <w:u w:val="single"/>
         </w:rPr>
-        <w:hyperlink r:id="rId35" w:history="1">
+        <w:hyperlink r:id="rId36" w:history="1">
           <w:r>
             <w:rPr>
               <w:rStyle w:val="Hyperlink"/>
@@ -5581,7 +5752,7 @@
           <w:sz w:val="24"/>
           <w:u w:val="single"/>
         </w:rPr>
-        <w:hyperlink r:id="rId36" w:history="1">
+        <w:hyperlink r:id="rId37" w:history="1">
           <w:r>
             <w:rPr>
               <w:rStyle w:val="Hyperlink"/>
@@ -5610,7 +5781,7 @@
           <w:sz w:val="24"/>
           <w:u w:val="single"/>
         </w:rPr>
-        <w:hyperlink r:id="rId36" w:history="1">
+        <w:hyperlink r:id="rId37" w:history="1">
           <w:r>
             <w:rPr>
               <w:rStyle w:val="Hyperlink"/>
@@ -5639,7 +5810,7 @@
           <w:sz w:val="24"/>
           <w:u w:val="single"/>
         </w:rPr>
-        <w:hyperlink r:id="rId36" w:history="1">
+        <w:hyperlink r:id="rId37" w:history="1">
           <w:r>
             <w:rPr>
               <w:rStyle w:val="Hyperlink"/>
@@ -5686,7 +5857,7 @@
           <w:sz w:val="24"/>
           <w:u w:val="single"/>
         </w:rPr>
-        <w:hyperlink r:id="rId36" w:history="1">
+        <w:hyperlink r:id="rId37" w:history="1">
           <w:r>
             <w:rPr>
               <w:rStyle w:val="Hyperlink"/>
@@ -5714,7 +5885,7 @@
           <w:sz w:val="24"/>
           <w:u w:val="single"/>
         </w:rPr>
-        <w:hyperlink r:id="rId37" w:history="1">
+        <w:hyperlink r:id="rId38" w:history="1">
           <w:r>
             <w:rPr>
               <w:rStyle w:val="Hyperlink"/>
@@ -5743,7 +5914,7 @@
           <w:sz w:val="24"/>
           <w:u w:val="single"/>
         </w:rPr>
-        <w:hyperlink r:id="rId37" w:history="1">
+        <w:hyperlink r:id="rId38" w:history="1">
           <w:r>
             <w:rPr>
               <w:rStyle w:val="Hyperlink"/>
@@ -5772,7 +5943,7 @@
           <w:sz w:val="24"/>
           <w:u w:val="single"/>
         </w:rPr>
-        <w:hyperlink r:id="rId37" w:history="1">
+        <w:hyperlink r:id="rId38" w:history="1">
           <w:r>
             <w:rPr>
               <w:rStyle w:val="Hyperlink"/>
@@ -5801,7 +5972,7 @@
           <w:sz w:val="24"/>
           <w:u w:val="single"/>
         </w:rPr>
-        <w:hyperlink r:id="rId37" w:history="1">
+        <w:hyperlink r:id="rId38" w:history="1">
           <w:r>
             <w:rPr>
               <w:rStyle w:val="Hyperlink"/>
@@ -5822,6 +5993,7 @@
       </w:r>
       <w:r>
         <w:rPr>
+          <w:u w:val="single" w:color="0000ff"/>
           <w:rFonts w:ascii="Charis SIL Regular" w:hAnsi="Charis SIL Regular" w:eastAsia="Charis SIL Regular"/>
           <w:b w:val="0"/>
           <w:i w:val="0"/>
@@ -5839,7 +6011,7 @@
           <w:sz w:val="24"/>
           <w:u w:val="single"/>
         </w:rPr>
-        <w:hyperlink r:id="rId38" w:history="1">
+        <w:hyperlink r:id="rId39" w:history="1">
           <w:r>
             <w:rPr>
               <w:rStyle w:val="Hyperlink"/>
@@ -5857,7 +6029,7 @@
           <w:color w:val="000000"/>
           <w:sz w:val="24"/>
         </w:rPr>
-        <w:hyperlink r:id="rId36" w:history="1">
+        <w:hyperlink r:id="rId37" w:history="1">
           <w:r>
             <w:rPr>
               <w:rStyle w:val="Hyperlink"/>
@@ -5885,7 +6057,7 @@
           <w:color w:val="000000"/>
           <w:sz w:val="24"/>
         </w:rPr>
-        <w:hyperlink r:id="rId37" w:history="1">
+        <w:hyperlink r:id="rId38" w:history="1">
           <w:r>
             <w:rPr>
               <w:rStyle w:val="Hyperlink"/>
@@ -5914,7 +6086,7 @@
           <w:color w:val="000000"/>
           <w:sz w:val="24"/>
         </w:rPr>
-        <w:hyperlink r:id="rId37" w:history="1">
+        <w:hyperlink r:id="rId38" w:history="1">
           <w:r>
             <w:rPr>
               <w:rStyle w:val="Hyperlink"/>
@@ -5932,7 +6104,7 @@
           <w:color w:val="000000"/>
           <w:sz w:val="24"/>
         </w:rPr>
-        <w:hyperlink r:id="rId37" w:history="1">
+        <w:hyperlink r:id="rId38" w:history="1">
           <w:r>
             <w:rPr>
               <w:rStyle w:val="Hyperlink"/>
@@ -5950,7 +6122,7 @@
           <w:color w:val="000000"/>
           <w:sz w:val="24"/>
         </w:rPr>
-        <w:hyperlink r:id="rId37" w:history="1">
+        <w:hyperlink r:id="rId38" w:history="1">
           <w:r>
             <w:rPr>
               <w:rStyle w:val="Hyperlink"/>
@@ -5968,7 +6140,7 @@
           <w:color w:val="000000"/>
           <w:sz w:val="24"/>
         </w:rPr>
-        <w:hyperlink r:id="rId37" w:history="1">
+        <w:hyperlink r:id="rId38" w:history="1">
           <w:r>
             <w:rPr>
               <w:rStyle w:val="Hyperlink"/>
@@ -5986,7 +6158,7 @@
           <w:color w:val="000000"/>
           <w:sz w:val="24"/>
         </w:rPr>
-        <w:hyperlink r:id="rId37" w:history="1">
+        <w:hyperlink r:id="rId38" w:history="1">
           <w:r>
             <w:rPr>
               <w:rStyle w:val="Hyperlink"/>
@@ -6035,7 +6207,7 @@
           <w:color w:val="000000"/>
           <w:sz w:val="24"/>
         </w:rPr>
-        <w:hyperlink r:id="rId38" w:history="1">
+        <w:hyperlink r:id="rId39" w:history="1">
           <w:r>
             <w:rPr>
               <w:rStyle w:val="Hyperlink"/>

--- a/EXPORTS/DOCX/published/niveau1/English/Sources.docx
+++ b/EXPORTS/DOCX/published/niveau1/English/Sources.docx
@@ -1296,7 +1296,24 @@
           <w:color w:val="000000"/>
           <w:sz w:val="24"/>
         </w:rPr>
-        <w:t xml:space="preserve">the </w:t>
+        <w:hyperlink r:id="rId15" w:history="1">
+          <w:r>
+            <w:rPr>
+              <w:rStyle w:val="Hyperlink"/>
+            </w:rPr>
+            <w:t>t</w:t>
+          </w:r>
+        </w:hyperlink>
+      </w:r>
+      <w:r>
+        <w:rPr>
+          <w:rFonts w:ascii="Charis SIL Regular" w:hAnsi="Charis SIL Regular" w:eastAsia="Charis SIL Regular"/>
+          <w:b w:val="0"/>
+          <w:i w:val="0"/>
+          <w:color w:val="000000"/>
+          <w:sz w:val="24"/>
+        </w:rPr>
+        <w:t xml:space="preserve">he </w:t>
       </w:r>
       <w:r>
         <w:rPr>
@@ -1895,61 +1912,7 @@
           <w:color w:val="000000"/>
           <w:sz w:val="24"/>
         </w:rPr>
-        <w:t>. They also provide an online search</w:t>
-      </w:r>
-      <w:r>
-        <w:rPr>
-          <w:u w:val="single" w:color="0000ff"/>
-          <w:rFonts w:ascii="Charis SIL Regular" w:hAnsi="Charis SIL Regular" w:eastAsia="Charis SIL Regular"/>
-          <w:b w:val="0"/>
-          <w:i w:val="0"/>
-          <w:color w:val="000000"/>
-          <w:sz w:val="24"/>
-        </w:rPr>
-        <w:hyperlink r:id="rId17" w:history="1">
-          <w:r>
-            <w:rPr>
-              <w:rStyle w:val="Hyperlink"/>
-            </w:rPr>
-            <w:t xml:space="preserve"> functi</w:t>
-          </w:r>
-        </w:hyperlink>
-      </w:r>
-      <w:r>
-        <w:rPr>
-          <w:u w:val="single" w:color="0000ff"/>
-          <w:rFonts w:ascii="Charis SIL Regular" w:hAnsi="Charis SIL Regular" w:eastAsia="Charis SIL Regular"/>
-          <w:b w:val="0"/>
-          <w:i w:val="0"/>
-          <w:color w:val="000000"/>
-          <w:sz w:val="24"/>
-        </w:rPr>
-        <w:hyperlink r:id="rId17" w:history="1">
-          <w:r>
-            <w:rPr>
-              <w:rStyle w:val="Hyperlink"/>
-            </w:rPr>
-            <w:t>on f</w:t>
-          </w:r>
-        </w:hyperlink>
-      </w:r>
-      <w:r>
-        <w:rPr>
-          <w:u w:val="single" w:color="0000ff"/>
-          <w:rFonts w:ascii="Charis SIL Regular" w:hAnsi="Charis SIL Regular" w:eastAsia="Charis SIL Regular"/>
-          <w:b w:val="0"/>
-          <w:i w:val="0"/>
-          <w:color w:val="000000"/>
-          <w:sz w:val="24"/>
-        </w:rPr>
-        <w:hyperlink r:id="rId17" w:history="1">
-          <w:r>
-            <w:rPr>
-              <w:rStyle w:val="Hyperlink"/>
-            </w:rPr>
-            <w:t>or t</w:t>
-          </w:r>
-        </w:hyperlink>
+        <w:t>. They also provide an online search function for t</w:t>
       </w:r>
       <w:r>
         <w:rPr>
@@ -2001,13 +1964,22 @@
             <w:rPr>
               <w:rStyle w:val="Hyperlink"/>
             </w:rPr>
-            <w:t xml:space="preserve"> files </w:t>
+            <w:t xml:space="preserve"> files</w:t>
           </w:r>
         </w:hyperlink>
       </w:r>
       <w:r>
         <w:rPr>
-          <w:u w:val="single" w:color="0000ff"/>
+          <w:rFonts w:ascii="Charis SIL Regular" w:hAnsi="Charis SIL Regular" w:eastAsia="Charis SIL Regular"/>
+          <w:b w:val="0"/>
+          <w:i w:val="0"/>
+          <w:color w:val="000000"/>
+          <w:sz w:val="24"/>
+        </w:rPr>
+        <w:t xml:space="preserve"> </w:t>
+      </w:r>
+      <w:r>
+        <w:rPr>
           <w:rFonts w:ascii="Charis SIL Regular" w:hAnsi="Charis SIL Regular" w:eastAsia="Charis SIL Regular"/>
           <w:b w:val="0"/>
           <w:i w:val="0"/>
@@ -2048,19 +2020,9 @@
             <w:rPr>
               <w:rStyle w:val="Hyperlink"/>
             </w:rPr>
-            <w:t>ervic</w:t>
+            <w:t xml:space="preserve">ervice </w:t>
           </w:r>
         </w:hyperlink>
-      </w:r>
-      <w:r>
-        <w:rPr>
-          <w:rFonts w:ascii="Charis SIL Regular" w:hAnsi="Charis SIL Regular" w:eastAsia="Charis SIL Regular"/>
-          <w:b w:val="0"/>
-          <w:i w:val="0"/>
-          <w:color w:val="000000"/>
-          <w:sz w:val="24"/>
-        </w:rPr>
-        <w:t xml:space="preserve">e </w:t>
       </w:r>
       <w:r>
         <w:rPr>
@@ -2443,7 +2405,7 @@
           <w:sz w:val="24"/>
           <w:u w:val="single"/>
         </w:rPr>
-        <w:hyperlink r:id="rId18" w:history="1">
+        <w:hyperlink r:id="rId19" w:history="1">
           <w:r>
             <w:rPr>
               <w:rStyle w:val="Hyperlink"/>
@@ -2472,7 +2434,7 @@
           <w:sz w:val="24"/>
           <w:u w:val="single"/>
         </w:rPr>
-        <w:hyperlink r:id="rId18" w:history="1">
+        <w:hyperlink r:id="rId19" w:history="1">
           <w:r>
             <w:rPr>
               <w:rStyle w:val="Hyperlink"/>
@@ -2490,7 +2452,7 @@
           <w:sz w:val="24"/>
           <w:u w:val="single"/>
         </w:rPr>
-        <w:hyperlink r:id="rId18" w:history="1">
+        <w:hyperlink r:id="rId19" w:history="1">
           <w:r>
             <w:rPr>
               <w:rStyle w:val="Hyperlink"/>
@@ -2508,7 +2470,7 @@
           <w:sz w:val="24"/>
           <w:u w:val="single"/>
         </w:rPr>
-        <w:hyperlink r:id="rId18" w:history="1">
+        <w:hyperlink r:id="rId19" w:history="1">
           <w:r>
             <w:rPr>
               <w:rStyle w:val="Hyperlink"/>
@@ -3545,7 +3507,7 @@
           <w:sz w:val="24"/>
           <w:u w:val="single"/>
         </w:rPr>
-        <w:hyperlink r:id="rId24" w:history="1">
+        <w:hyperlink r:id="rId22" w:history="1">
           <w:r>
             <w:rPr>
               <w:rStyle w:val="Hyperlink"/>
@@ -3602,7 +3564,7 @@
           <w:sz w:val="24"/>
           <w:u w:val="single"/>
         </w:rPr>
-        <w:hyperlink r:id="rId25" w:history="1">
+        <w:hyperlink r:id="rId24" w:history="1">
           <w:r>
             <w:rPr>
               <w:rStyle w:val="Hyperlink"/>
@@ -3620,7 +3582,7 @@
           <w:sz w:val="24"/>
           <w:u w:val="single"/>
         </w:rPr>
-        <w:hyperlink r:id="rId25" w:history="1">
+        <w:hyperlink r:id="rId23" w:history="1">
           <w:r>
             <w:rPr>
               <w:rStyle w:val="Hyperlink"/>
@@ -3649,7 +3611,7 @@
           <w:sz w:val="24"/>
           <w:u w:val="single"/>
         </w:rPr>
-        <w:hyperlink r:id="rId26" w:history="1">
+        <w:hyperlink r:id="rId23" w:history="1">
           <w:r>
             <w:rPr>
               <w:rStyle w:val="Hyperlink"/>
@@ -3667,7 +3629,7 @@
           <w:sz w:val="24"/>
           <w:u w:val="single"/>
         </w:rPr>
-        <w:hyperlink r:id="rId26" w:history="1">
+        <w:hyperlink r:id="rId25" w:history="1">
           <w:r>
             <w:rPr>
               <w:rStyle w:val="Hyperlink"/>
@@ -3685,7 +3647,7 @@
           <w:sz w:val="24"/>
           <w:u w:val="single"/>
         </w:rPr>
-        <w:hyperlink r:id="rId26" w:history="1">
+        <w:hyperlink r:id="rId25" w:history="1">
           <w:r>
             <w:rPr>
               <w:rStyle w:val="Hyperlink"/>
@@ -3714,7 +3676,7 @@
           <w:sz w:val="24"/>
           <w:u w:val="single"/>
         </w:rPr>
-        <w:hyperlink r:id="rId26" w:history="1">
+        <w:hyperlink r:id="rId25" w:history="1">
           <w:r>
             <w:rPr>
               <w:rStyle w:val="Hyperlink"/>
@@ -3743,7 +3705,7 @@
           <w:sz w:val="24"/>
           <w:u w:val="single"/>
         </w:rPr>
-        <w:hyperlink r:id="rId26" w:history="1">
+        <w:hyperlink r:id="rId25" w:history="1">
           <w:r>
             <w:rPr>
               <w:rStyle w:val="Hyperlink"/>
@@ -3771,50 +3733,7 @@
           <w:color w:val="000000"/>
           <w:sz w:val="24"/>
         </w:rPr>
-        <w:hyperlink r:id="rId24" w:history="1">
-          <w:r>
-            <w:rPr>
-              <w:rStyle w:val="Hyperlink"/>
-            </w:rPr>
-            <w:t xml:space="preserve">stodian </w:t>
-          </w:r>
-        </w:hyperlink>
-      </w:r>
-      <w:r>
-        <w:rPr>
-          <w:u w:val="single" w:color="0000ff"/>
-          <w:rFonts w:ascii="Charis SIL Regular" w:hAnsi="Charis SIL Regular" w:eastAsia="Charis SIL Regular"/>
-          <w:b w:val="0"/>
-          <w:i w:val="0"/>
-          <w:color w:val="000000"/>
-          <w:sz w:val="24"/>
-        </w:rPr>
-        <w:hyperlink r:id="rId24" w:history="1">
-          <w:r>
-            <w:rPr>
-              <w:rStyle w:val="Hyperlink"/>
-            </w:rPr>
-            <w:t>o</w:t>
-          </w:r>
-        </w:hyperlink>
-      </w:r>
-      <w:r>
-        <w:rPr>
-          <w:u w:val="single" w:color="0000ff"/>
-          <w:rFonts w:ascii="Charis SIL Regular" w:hAnsi="Charis SIL Regular" w:eastAsia="Charis SIL Regular"/>
-          <w:b w:val="0"/>
-          <w:i w:val="0"/>
-          <w:color w:val="000000"/>
-          <w:sz w:val="24"/>
-        </w:rPr>
-        <w:hyperlink r:id="rId24" w:history="1">
-          <w:r>
-            <w:rPr>
-              <w:rStyle w:val="Hyperlink"/>
-            </w:rPr>
-            <w:t xml:space="preserve">f the </w:t>
-          </w:r>
-        </w:hyperlink>
+        <w:t xml:space="preserve">stodian of the </w:t>
       </w:r>
       <w:r>
         <w:rPr>
@@ -3825,7 +3744,7 @@
           <w:sz w:val="24"/>
           <w:u w:val="single"/>
         </w:rPr>
-        <w:hyperlink r:id="rId27" w:history="1">
+        <w:hyperlink r:id="rId26" w:history="1">
           <w:r>
             <w:rPr>
               <w:rStyle w:val="Hyperlink"/>
@@ -3861,7 +3780,7 @@
           <w:sz w:val="24"/>
           <w:u w:val="single"/>
         </w:rPr>
-        <w:hyperlink r:id="rId27" w:history="1">
+        <w:hyperlink r:id="rId24" w:history="1">
           <w:r>
             <w:rPr>
               <w:rStyle w:val="Hyperlink"/>
@@ -3890,7 +3809,7 @@
           <w:sz w:val="24"/>
           <w:u w:val="single"/>
         </w:rPr>
-        <w:hyperlink r:id="rId27" w:history="1">
+        <w:hyperlink r:id="rId24" w:history="1">
           <w:r>
             <w:rPr>
               <w:rStyle w:val="Hyperlink"/>
@@ -3965,7 +3884,7 @@
           <w:color w:val="000000"/>
           <w:sz w:val="24"/>
         </w:rPr>
-        <w:hyperlink r:id="rId26" w:history="1">
+        <w:hyperlink r:id="rId25" w:history="1">
           <w:r>
             <w:rPr>
               <w:rStyle w:val="Hyperlink"/>
@@ -3983,7 +3902,7 @@
           <w:color w:val="000000"/>
           <w:sz w:val="24"/>
         </w:rPr>
-        <w:hyperlink r:id="rId26" w:history="1">
+        <w:hyperlink r:id="rId25" w:history="1">
           <w:r>
             <w:rPr>
               <w:rStyle w:val="Hyperlink"/>
@@ -4660,7 +4579,7 @@
           <w:sz w:val="24"/>
           <w:u w:val="single"/>
         </w:rPr>
-        <w:hyperlink r:id="rId32" w:history="1">
+        <w:hyperlink r:id="rId30" w:history="1">
           <w:r>
             <w:rPr>
               <w:rStyle w:val="Hyperlink"/>
@@ -4689,7 +4608,7 @@
           <w:sz w:val="24"/>
           <w:u w:val="single"/>
         </w:rPr>
-        <w:hyperlink r:id="rId32" w:history="1">
+        <w:hyperlink r:id="rId30" w:history="1">
           <w:r>
             <w:rPr>
               <w:rStyle w:val="Hyperlink"/>
@@ -4718,7 +4637,7 @@
           <w:sz w:val="24"/>
           <w:u w:val="single"/>
         </w:rPr>
-        <w:hyperlink r:id="rId32" w:history="1">
+        <w:hyperlink r:id="rId30" w:history="1">
           <w:r>
             <w:rPr>
               <w:rStyle w:val="Hyperlink"/>
@@ -4747,7 +4666,7 @@
           <w:sz w:val="24"/>
           <w:u w:val="single"/>
         </w:rPr>
-        <w:hyperlink r:id="rId32" w:history="1">
+        <w:hyperlink r:id="rId30" w:history="1">
           <w:r>
             <w:rPr>
               <w:rStyle w:val="Hyperlink"/>
@@ -4765,7 +4684,7 @@
           <w:sz w:val="24"/>
           <w:u w:val="single"/>
         </w:rPr>
-        <w:hyperlink r:id="rId32" w:history="1">
+        <w:hyperlink r:id="rId30" w:history="1">
           <w:r>
             <w:rPr>
               <w:rStyle w:val="Hyperlink"/>
@@ -4783,7 +4702,7 @@
           <w:sz w:val="24"/>
           <w:u w:val="single"/>
         </w:rPr>
-        <w:hyperlink r:id="rId32" w:history="1">
+        <w:hyperlink r:id="rId30" w:history="1">
           <w:r>
             <w:rPr>
               <w:rStyle w:val="Hyperlink"/>
@@ -4865,7 +4784,7 @@
           <w:sz w:val="24"/>
           <w:u w:val="single"/>
         </w:rPr>
-        <w:hyperlink r:id="rId33" w:history="1">
+        <w:hyperlink r:id="rId30" w:history="1">
           <w:r>
             <w:rPr>
               <w:rStyle w:val="Hyperlink"/>
@@ -4912,7 +4831,7 @@
           <w:sz w:val="24"/>
           <w:u w:val="single"/>
         </w:rPr>
-        <w:hyperlink r:id="rId33" w:history="1">
+        <w:hyperlink r:id="rId31" w:history="1">
           <w:r>
             <w:rPr>
               <w:rStyle w:val="Hyperlink"/>
@@ -4930,7 +4849,7 @@
           <w:sz w:val="24"/>
           <w:u w:val="single"/>
         </w:rPr>
-        <w:hyperlink r:id="rId33" w:history="1">
+        <w:hyperlink r:id="rId31" w:history="1">
           <w:r>
             <w:rPr>
               <w:rStyle w:val="Hyperlink"/>
@@ -4948,7 +4867,7 @@
           <w:sz w:val="24"/>
           <w:u w:val="single"/>
         </w:rPr>
-        <w:hyperlink r:id="rId33" w:history="1">
+        <w:hyperlink r:id="rId31" w:history="1">
           <w:r>
             <w:rPr>
               <w:rStyle w:val="Hyperlink"/>
@@ -4977,7 +4896,7 @@
           <w:sz w:val="24"/>
           <w:u w:val="single"/>
         </w:rPr>
-        <w:hyperlink r:id="rId33" w:history="1">
+        <w:hyperlink r:id="rId31" w:history="1">
           <w:r>
             <w:rPr>
               <w:rStyle w:val="Hyperlink"/>
@@ -5006,7 +4925,7 @@
           <w:sz w:val="24"/>
           <w:u w:val="single"/>
         </w:rPr>
-        <w:hyperlink r:id="rId33" w:history="1">
+        <w:hyperlink r:id="rId31" w:history="1">
           <w:r>
             <w:rPr>
               <w:rStyle w:val="Hyperlink"/>
@@ -5024,7 +4943,7 @@
           <w:sz w:val="24"/>
           <w:u w:val="single"/>
         </w:rPr>
-        <w:hyperlink r:id="rId33" w:history="1">
+        <w:hyperlink r:id="rId31" w:history="1">
           <w:r>
             <w:rPr>
               <w:rStyle w:val="Hyperlink"/>

--- a/EXPORTS/DOCX/published/niveau1/English/Sources.docx
+++ b/EXPORTS/DOCX/published/niveau1/English/Sources.docx
@@ -1238,82 +1238,7 @@
           <w:color w:val="000000"/>
           <w:sz w:val="24"/>
         </w:rPr>
-        <w:t>. These archiv</w:t>
-      </w:r>
-      <w:r>
-        <w:rPr>
-          <w:u w:val="single" w:color="0000ff"/>
-          <w:rFonts w:ascii="Charis SIL Regular" w:hAnsi="Charis SIL Regular" w:eastAsia="Charis SIL Regular"/>
-          <w:b w:val="0"/>
-          <w:i w:val="0"/>
-          <w:color w:val="000000"/>
-          <w:sz w:val="24"/>
-        </w:rPr>
-        <w:hyperlink r:id="rId15" w:history="1">
-          <w:r>
-            <w:rPr>
-              <w:rStyle w:val="Hyperlink"/>
-            </w:rPr>
-            <w:t>es are</w:t>
-          </w:r>
-        </w:hyperlink>
-      </w:r>
-      <w:r>
-        <w:rPr>
-          <w:u w:val="single" w:color="0000ff"/>
-          <w:rFonts w:ascii="Charis SIL Regular" w:hAnsi="Charis SIL Regular" w:eastAsia="Charis SIL Regular"/>
-          <w:b w:val="0"/>
-          <w:i w:val="0"/>
-          <w:color w:val="000000"/>
-          <w:sz w:val="24"/>
-        </w:rPr>
-        <w:t xml:space="preserve"> </w:t>
-      </w:r>
-      <w:r>
-        <w:rPr>
-          <w:u w:val="single" w:color="0000ff"/>
-          <w:rFonts w:ascii="Charis SIL Regular" w:hAnsi="Charis SIL Regular" w:eastAsia="Charis SIL Regular"/>
-          <w:b w:val="0"/>
-          <w:i w:val="0"/>
-          <w:color w:val="000000"/>
-          <w:sz w:val="24"/>
-        </w:rPr>
-        <w:hyperlink r:id="rId15" w:history="1">
-          <w:r>
-            <w:rPr>
-              <w:rStyle w:val="Hyperlink"/>
-            </w:rPr>
-            <w:t xml:space="preserve">now part of </w:t>
-          </w:r>
-        </w:hyperlink>
-      </w:r>
-      <w:r>
-        <w:rPr>
-          <w:u w:val="single" w:color="0000ff"/>
-          <w:rFonts w:ascii="Charis SIL Regular" w:hAnsi="Charis SIL Regular" w:eastAsia="Charis SIL Regular"/>
-          <w:b w:val="0"/>
-          <w:i w:val="0"/>
-          <w:color w:val="000000"/>
-          <w:sz w:val="24"/>
-        </w:rPr>
-        <w:hyperlink r:id="rId15" w:history="1">
-          <w:r>
-            <w:rPr>
-              <w:rStyle w:val="Hyperlink"/>
-            </w:rPr>
-            <w:t>t</w:t>
-          </w:r>
-        </w:hyperlink>
-      </w:r>
-      <w:r>
-        <w:rPr>
-          <w:rFonts w:ascii="Charis SIL Regular" w:hAnsi="Charis SIL Regular" w:eastAsia="Charis SIL Regular"/>
-          <w:b w:val="0"/>
-          <w:i w:val="0"/>
-          <w:color w:val="000000"/>
-          <w:sz w:val="24"/>
-        </w:rPr>
-        <w:t xml:space="preserve">he </w:t>
+        <w:t xml:space="preserve">. These archives are now part of the </w:t>
       </w:r>
       <w:r>
         <w:rPr>
@@ -1322,9 +1247,8 @@
           <w:i w:val="0"/>
           <w:color w:val="0000FF"/>
           <w:sz w:val="24"/>
-          <w:u w:val="single"/>
-        </w:rPr>
-        <w:hyperlink r:id="rId15" w:history="1">
+        </w:rPr>
+        <w:hyperlink r:id="rId16" w:history="1">
           <w:r>
             <w:rPr>
               <w:rStyle w:val="Hyperlink"/>
@@ -1369,7 +1293,6 @@
           <w:i w:val="0"/>
           <w:color w:val="0000FF"/>
           <w:sz w:val="24"/>
-          <w:u w:val="single"/>
         </w:rPr>
         <w:hyperlink r:id="rId16" w:history="1">
           <w:r>
@@ -1912,7 +1835,61 @@
           <w:color w:val="000000"/>
           <w:sz w:val="24"/>
         </w:rPr>
-        <w:t>. They also provide an online search function for t</w:t>
+        <w:t>. They also provide an online search</w:t>
+      </w:r>
+      <w:r>
+        <w:rPr>
+          <w:u w:val="single" w:color="0000ff"/>
+          <w:rFonts w:ascii="Charis SIL Regular" w:hAnsi="Charis SIL Regular" w:eastAsia="Charis SIL Regular"/>
+          <w:b w:val="0"/>
+          <w:i w:val="0"/>
+          <w:color w:val="000000"/>
+          <w:sz w:val="24"/>
+        </w:rPr>
+        <w:hyperlink r:id="rId17" w:history="1">
+          <w:r>
+            <w:rPr>
+              <w:rStyle w:val="Hyperlink"/>
+            </w:rPr>
+            <w:t xml:space="preserve"> functi</w:t>
+          </w:r>
+        </w:hyperlink>
+      </w:r>
+      <w:r>
+        <w:rPr>
+          <w:u w:val="single" w:color="0000ff"/>
+          <w:rFonts w:ascii="Charis SIL Regular" w:hAnsi="Charis SIL Regular" w:eastAsia="Charis SIL Regular"/>
+          <w:b w:val="0"/>
+          <w:i w:val="0"/>
+          <w:color w:val="000000"/>
+          <w:sz w:val="24"/>
+        </w:rPr>
+        <w:hyperlink r:id="rId17" w:history="1">
+          <w:r>
+            <w:rPr>
+              <w:rStyle w:val="Hyperlink"/>
+            </w:rPr>
+            <w:t>on f</w:t>
+          </w:r>
+        </w:hyperlink>
+      </w:r>
+      <w:r>
+        <w:rPr>
+          <w:u w:val="single" w:color="0000ff"/>
+          <w:rFonts w:ascii="Charis SIL Regular" w:hAnsi="Charis SIL Regular" w:eastAsia="Charis SIL Regular"/>
+          <w:b w:val="0"/>
+          <w:i w:val="0"/>
+          <w:color w:val="000000"/>
+          <w:sz w:val="24"/>
+        </w:rPr>
+        <w:hyperlink r:id="rId17" w:history="1">
+          <w:r>
+            <w:rPr>
+              <w:rStyle w:val="Hyperlink"/>
+            </w:rPr>
+            <w:t>or t</w:t>
+          </w:r>
+        </w:hyperlink>
       </w:r>
       <w:r>
         <w:rPr>
@@ -1970,6 +1947,7 @@
       </w:r>
       <w:r>
         <w:rPr>
+          <w:u w:val="single" w:color="0000ff"/>
           <w:rFonts w:ascii="Charis SIL Regular" w:hAnsi="Charis SIL Regular" w:eastAsia="Charis SIL Regular"/>
           <w:b w:val="0"/>
           <w:i w:val="0"/>
@@ -2405,7 +2383,7 @@
           <w:sz w:val="24"/>
           <w:u w:val="single"/>
         </w:rPr>
-        <w:hyperlink r:id="rId19" w:history="1">
+        <w:hyperlink r:id="rId18" w:history="1">
           <w:r>
             <w:rPr>
               <w:rStyle w:val="Hyperlink"/>
@@ -2434,7 +2412,7 @@
           <w:sz w:val="24"/>
           <w:u w:val="single"/>
         </w:rPr>
-        <w:hyperlink r:id="rId19" w:history="1">
+        <w:hyperlink r:id="rId18" w:history="1">
           <w:r>
             <w:rPr>
               <w:rStyle w:val="Hyperlink"/>
@@ -2452,7 +2430,7 @@
           <w:sz w:val="24"/>
           <w:u w:val="single"/>
         </w:rPr>
-        <w:hyperlink r:id="rId19" w:history="1">
+        <w:hyperlink r:id="rId18" w:history="1">
           <w:r>
             <w:rPr>
               <w:rStyle w:val="Hyperlink"/>
@@ -2470,7 +2448,7 @@
           <w:sz w:val="24"/>
           <w:u w:val="single"/>
         </w:rPr>
-        <w:hyperlink r:id="rId19" w:history="1">
+        <w:hyperlink r:id="rId18" w:history="1">
           <w:r>
             <w:rPr>
               <w:rStyle w:val="Hyperlink"/>
@@ -3838,7 +3816,7 @@
           <w:sz w:val="24"/>
           <w:u w:val="single"/>
         </w:rPr>
-        <w:hyperlink r:id="rId27" w:history="1">
+        <w:hyperlink r:id="rId24" w:history="1">
           <w:r>
             <w:rPr>
               <w:rStyle w:val="Hyperlink"/>

--- a/EXPORTS/DOCX/published/niveau1/English/Sources.docx
+++ b/EXPORTS/DOCX/published/niveau1/English/Sources.docx
@@ -1238,81 +1238,104 @@
           <w:color w:val="000000"/>
           <w:sz w:val="24"/>
         </w:rPr>
-        <w:t xml:space="preserve">. These archives are now part of the </w:t>
-      </w:r>
-      <w:r>
-        <w:rPr>
-          <w:rFonts w:ascii="Charis SIL Regular" w:hAnsi="Charis SIL Regular" w:eastAsia="Charis SIL Regular"/>
-          <w:b w:val="0"/>
-          <w:i w:val="0"/>
-          <w:color w:val="0000FF"/>
-          <w:sz w:val="24"/>
-        </w:rPr>
-        <w:hyperlink r:id="rId16" w:history="1">
+        <w:t>. These archiv</w:t>
+      </w:r>
+      <w:r>
+        <w:rPr>
+          <w:u w:val="single" w:color="0000ff"/>
+          <w:rFonts w:ascii="Charis SIL Regular" w:hAnsi="Charis SIL Regular" w:eastAsia="Charis SIL Regular"/>
+          <w:b w:val="0"/>
+          <w:i w:val="0"/>
+          <w:color w:val="000000"/>
+          <w:sz w:val="24"/>
+        </w:rPr>
+        <w:hyperlink r:id="rId15" w:history="1">
           <w:r>
             <w:rPr>
               <w:rStyle w:val="Hyperlink"/>
             </w:rPr>
-            <w:t>Leide</w:t>
+            <w:t>es are</w:t>
           </w:r>
         </w:hyperlink>
       </w:r>
       <w:r>
         <w:rPr>
-          <w:rFonts w:ascii="Charis SIL Regular" w:hAnsi="Charis SIL Regular" w:eastAsia="Charis SIL Regular"/>
-          <w:b w:val="0"/>
-          <w:i w:val="0"/>
-          <w:color w:val="0000FF"/>
-          <w:sz w:val="24"/>
-          <w:u w:val="single"/>
-        </w:rPr>
-        <w:hyperlink r:id="rId16" w:history="1">
+          <w:u w:val="single" w:color="0000ff"/>
+          <w:rFonts w:ascii="Charis SIL Regular" w:hAnsi="Charis SIL Regular" w:eastAsia="Charis SIL Regular"/>
+          <w:b w:val="0"/>
+          <w:i w:val="0"/>
+          <w:color w:val="000000"/>
+          <w:sz w:val="24"/>
+        </w:rPr>
+        <w:t xml:space="preserve"> </w:t>
+      </w:r>
+      <w:r>
+        <w:rPr>
+          <w:u w:val="single" w:color="0000ff"/>
+          <w:rFonts w:ascii="Charis SIL Regular" w:hAnsi="Charis SIL Regular" w:eastAsia="Charis SIL Regular"/>
+          <w:b w:val="0"/>
+          <w:i w:val="0"/>
+          <w:color w:val="000000"/>
+          <w:sz w:val="24"/>
+        </w:rPr>
+        <w:hyperlink r:id="rId15" w:history="1">
           <w:r>
             <w:rPr>
               <w:rStyle w:val="Hyperlink"/>
             </w:rPr>
-            <w:t>n</w:t>
+            <w:t xml:space="preserve">now part of </w:t>
           </w:r>
         </w:hyperlink>
       </w:r>
       <w:r>
         <w:rPr>
-          <w:rFonts w:ascii="Charis SIL Regular" w:hAnsi="Charis SIL Regular" w:eastAsia="Charis SIL Regular"/>
-          <w:b w:val="0"/>
-          <w:i w:val="0"/>
-          <w:color w:val="0000FF"/>
-          <w:sz w:val="24"/>
-          <w:u w:val="single"/>
-        </w:rPr>
-        <w:t xml:space="preserve"> </w:t>
-      </w:r>
-      <w:r>
-        <w:rPr>
-          <w:rFonts w:ascii="Charis SIL Regular" w:hAnsi="Charis SIL Regular" w:eastAsia="Charis SIL Regular"/>
-          <w:b w:val="0"/>
-          <w:i w:val="0"/>
-          <w:color w:val="0000FF"/>
-          <w:sz w:val="24"/>
-        </w:rPr>
-        <w:hyperlink r:id="rId16" w:history="1">
+          <w:u w:val="single" w:color="0000ff"/>
+          <w:rFonts w:ascii="Charis SIL Regular" w:hAnsi="Charis SIL Regular" w:eastAsia="Charis SIL Regular"/>
+          <w:b w:val="0"/>
+          <w:i w:val="0"/>
+          <w:color w:val="000000"/>
+          <w:sz w:val="24"/>
+        </w:rPr>
+        <w:hyperlink r:id="rId15" w:history="1">
           <w:r>
             <w:rPr>
               <w:rStyle w:val="Hyperlink"/>
             </w:rPr>
-            <w:t>U</w:t>
+            <w:t>t</w:t>
           </w:r>
         </w:hyperlink>
       </w:r>
       <w:r>
         <w:rPr>
+          <w:u w:val="single" w:color="0000ff"/>
+          <w:rFonts w:ascii="Charis SIL Regular" w:hAnsi="Charis SIL Regular" w:eastAsia="Charis SIL Regular"/>
+          <w:b w:val="0"/>
+          <w:i w:val="0"/>
+          <w:color w:val="000000"/>
+          <w:sz w:val="24"/>
+        </w:rPr>
+        <w:t xml:space="preserve">he </w:t>
+      </w:r>
+      <w:r>
+        <w:rPr>
           <w:rFonts w:ascii="Charis SIL Regular" w:hAnsi="Charis SIL Regular" w:eastAsia="Charis SIL Regular"/>
           <w:b w:val="0"/>
           <w:i w:val="0"/>
           <w:color w:val="0000FF"/>
           <w:sz w:val="24"/>
+        </w:rPr>
+        <w:t>Leiden U</w:t>
+      </w:r>
+      <w:r>
+        <w:rPr>
+          <w:rFonts w:ascii="Charis SIL Regular" w:hAnsi="Charis SIL Regular" w:eastAsia="Charis SIL Regular"/>
+          <w:b w:val="0"/>
+          <w:i w:val="0"/>
+          <w:color w:val="0000FF"/>
+          <w:sz w:val="24"/>
           <w:u w:val="single"/>
         </w:rPr>
-        <w:hyperlink r:id="rId16" w:history="1">
+        <w:hyperlink r:id="rId15" w:history="1">
           <w:r>
             <w:rPr>
               <w:rStyle w:val="Hyperlink"/>
@@ -1941,23 +1964,13 @@
             <w:rPr>
               <w:rStyle w:val="Hyperlink"/>
             </w:rPr>
-            <w:t xml:space="preserve"> files</w:t>
+            <w:t xml:space="preserve"> files </w:t>
           </w:r>
         </w:hyperlink>
       </w:r>
       <w:r>
         <w:rPr>
           <w:u w:val="single" w:color="0000ff"/>
-          <w:rFonts w:ascii="Charis SIL Regular" w:hAnsi="Charis SIL Regular" w:eastAsia="Charis SIL Regular"/>
-          <w:b w:val="0"/>
-          <w:i w:val="0"/>
-          <w:color w:val="000000"/>
-          <w:sz w:val="24"/>
-        </w:rPr>
-        <w:t xml:space="preserve"> </w:t>
-      </w:r>
-      <w:r>
-        <w:rPr>
           <w:rFonts w:ascii="Charis SIL Regular" w:hAnsi="Charis SIL Regular" w:eastAsia="Charis SIL Regular"/>
           <w:b w:val="0"/>
           <w:i w:val="0"/>
@@ -1998,9 +2011,19 @@
             <w:rPr>
               <w:rStyle w:val="Hyperlink"/>
             </w:rPr>
-            <w:t xml:space="preserve">ervice </w:t>
+            <w:t>ervic</w:t>
           </w:r>
         </w:hyperlink>
+      </w:r>
+      <w:r>
+        <w:rPr>
+          <w:rFonts w:ascii="Charis SIL Regular" w:hAnsi="Charis SIL Regular" w:eastAsia="Charis SIL Regular"/>
+          <w:b w:val="0"/>
+          <w:i w:val="0"/>
+          <w:color w:val="000000"/>
+          <w:sz w:val="24"/>
+        </w:rPr>
+        <w:t xml:space="preserve">e </w:t>
       </w:r>
       <w:r>
         <w:rPr>
@@ -3740,7 +3763,7 @@
           <w:sz w:val="24"/>
           <w:u w:val="single"/>
         </w:rPr>
-        <w:hyperlink r:id="rId27" w:history="1">
+        <w:hyperlink r:id="rId26" w:history="1">
           <w:r>
             <w:rPr>
               <w:rStyle w:val="Hyperlink"/>
@@ -3758,7 +3781,7 @@
           <w:sz w:val="24"/>
           <w:u w:val="single"/>
         </w:rPr>
-        <w:hyperlink r:id="rId24" w:history="1">
+        <w:hyperlink r:id="rId26" w:history="1">
           <w:r>
             <w:rPr>
               <w:rStyle w:val="Hyperlink"/>
@@ -3787,7 +3810,7 @@
           <w:sz w:val="24"/>
           <w:u w:val="single"/>
         </w:rPr>
-        <w:hyperlink r:id="rId24" w:history="1">
+        <w:hyperlink r:id="rId26" w:history="1">
           <w:r>
             <w:rPr>
               <w:rStyle w:val="Hyperlink"/>
@@ -3816,7 +3839,7 @@
           <w:sz w:val="24"/>
           <w:u w:val="single"/>
         </w:rPr>
-        <w:hyperlink r:id="rId24" w:history="1">
+        <w:hyperlink r:id="rId26" w:history="1">
           <w:r>
             <w:rPr>
               <w:rStyle w:val="Hyperlink"/>
@@ -3834,7 +3857,7 @@
           <w:sz w:val="24"/>
           <w:u w:val="single"/>
         </w:rPr>
-        <w:hyperlink r:id="rId27" w:history="1">
+        <w:hyperlink r:id="rId26" w:history="1">
           <w:r>
             <w:rPr>
               <w:rStyle w:val="Hyperlink"/>
@@ -3938,7 +3961,7 @@
           <w:sz w:val="24"/>
           <w:u w:val="single"/>
         </w:rPr>
-        <w:hyperlink r:id="rId28" w:history="1">
+        <w:hyperlink r:id="rId27" w:history="1">
           <w:r>
             <w:rPr>
               <w:rStyle w:val="Hyperlink"/>
@@ -3967,7 +3990,7 @@
           <w:sz w:val="24"/>
           <w:u w:val="single"/>
         </w:rPr>
-        <w:hyperlink r:id="rId28" w:history="1">
+        <w:hyperlink r:id="rId27" w:history="1">
           <w:r>
             <w:rPr>
               <w:rStyle w:val="Hyperlink"/>
@@ -3995,7 +4018,7 @@
           <w:sz w:val="24"/>
           <w:u w:val="single"/>
         </w:rPr>
-        <w:hyperlink r:id="rId29" w:history="1">
+        <w:hyperlink r:id="rId28" w:history="1">
           <w:r>
             <w:rPr>
               <w:rStyle w:val="Hyperlink"/>
@@ -4024,7 +4047,7 @@
           <w:sz w:val="24"/>
           <w:u w:val="single"/>
         </w:rPr>
-        <w:hyperlink r:id="rId29" w:history="1">
+        <w:hyperlink r:id="rId28" w:history="1">
           <w:r>
             <w:rPr>
               <w:rStyle w:val="Hyperlink"/>
@@ -4053,7 +4076,7 @@
           <w:sz w:val="24"/>
           <w:u w:val="single"/>
         </w:rPr>
-        <w:hyperlink r:id="rId29" w:history="1">
+        <w:hyperlink r:id="rId28" w:history="1">
           <w:r>
             <w:rPr>
               <w:rStyle w:val="Hyperlink"/>
@@ -4291,7 +4314,7 @@
           <w:sz w:val="24"/>
           <w:u w:val="single"/>
         </w:rPr>
-        <w:hyperlink r:id="rId30" w:history="1">
+        <w:hyperlink r:id="rId29" w:history="1">
           <w:r>
             <w:rPr>
               <w:rStyle w:val="Hyperlink"/>
@@ -4320,7 +4343,7 @@
           <w:sz w:val="24"/>
           <w:u w:val="single"/>
         </w:rPr>
-        <w:hyperlink r:id="rId30" w:history="1">
+        <w:hyperlink r:id="rId29" w:history="1">
           <w:r>
             <w:rPr>
               <w:rStyle w:val="Hyperlink"/>
@@ -4349,7 +4372,7 @@
           <w:sz w:val="24"/>
           <w:u w:val="single"/>
         </w:rPr>
-        <w:hyperlink r:id="rId30" w:history="1">
+        <w:hyperlink r:id="rId29" w:history="1">
           <w:r>
             <w:rPr>
               <w:rStyle w:val="Hyperlink"/>
@@ -4367,7 +4390,7 @@
           <w:sz w:val="24"/>
           <w:u w:val="single"/>
         </w:rPr>
-        <w:hyperlink r:id="rId30" w:history="1">
+        <w:hyperlink r:id="rId29" w:history="1">
           <w:r>
             <w:rPr>
               <w:rStyle w:val="Hyperlink"/>
@@ -4395,7 +4418,7 @@
           <w:sz w:val="24"/>
           <w:u w:val="single"/>
         </w:rPr>
-        <w:hyperlink r:id="rId31" w:history="1">
+        <w:hyperlink r:id="rId30" w:history="1">
           <w:r>
             <w:rPr>
               <w:rStyle w:val="Hyperlink"/>
@@ -4424,7 +4447,7 @@
           <w:sz w:val="24"/>
           <w:u w:val="single"/>
         </w:rPr>
-        <w:hyperlink r:id="rId31" w:history="1">
+        <w:hyperlink r:id="rId30" w:history="1">
           <w:r>
             <w:rPr>
               <w:rStyle w:val="Hyperlink"/>
@@ -4453,7 +4476,7 @@
           <w:sz w:val="24"/>
           <w:u w:val="single"/>
         </w:rPr>
-        <w:hyperlink r:id="rId31" w:history="1">
+        <w:hyperlink r:id="rId30" w:history="1">
           <w:r>
             <w:rPr>
               <w:rStyle w:val="Hyperlink"/>
@@ -4482,7 +4505,7 @@
           <w:sz w:val="24"/>
           <w:u w:val="single"/>
         </w:rPr>
-        <w:hyperlink r:id="rId31" w:history="1">
+        <w:hyperlink r:id="rId30" w:history="1">
           <w:r>
             <w:rPr>
               <w:rStyle w:val="Hyperlink"/>
@@ -4510,7 +4533,7 @@
           <w:sz w:val="24"/>
           <w:u w:val="single"/>
         </w:rPr>
-        <w:hyperlink r:id="rId32" w:history="1">
+        <w:hyperlink r:id="rId31" w:history="1">
           <w:r>
             <w:rPr>
               <w:rStyle w:val="Hyperlink"/>
@@ -4539,12 +4562,300 @@
           <w:sz w:val="24"/>
           <w:u w:val="single"/>
         </w:rPr>
+        <w:hyperlink r:id="rId31" w:history="1">
+          <w:r>
+            <w:rPr>
+              <w:rStyle w:val="Hyperlink"/>
+            </w:rPr>
+            <w:t>Archive</w:t>
+          </w:r>
+        </w:hyperlink>
+      </w:r>
+      <w:r>
+        <w:rPr>
+          <w:rFonts w:ascii="Charis SIL Regular" w:hAnsi="Charis SIL Regular" w:eastAsia="Charis SIL Regular"/>
+          <w:b w:val="0"/>
+          <w:i w:val="0"/>
+          <w:color w:val="0000FF"/>
+          <w:sz w:val="24"/>
+          <w:u w:val="single"/>
+        </w:rPr>
+        <w:hyperlink r:id="rId29" w:history="1">
+          <w:r>
+            <w:rPr>
+              <w:rStyle w:val="Hyperlink"/>
+            </w:rPr>
+            <w:t>s</w:t>
+          </w:r>
+        </w:hyperlink>
+      </w:r>
+      <w:r>
+        <w:rPr>
+          <w:rFonts w:ascii="Charis SIL Regular" w:hAnsi="Charis SIL Regular" w:eastAsia="Charis SIL Regular"/>
+          <w:b w:val="0"/>
+          <w:i w:val="0"/>
+          <w:color w:val="0000FF"/>
+          <w:sz w:val="24"/>
+          <w:u w:val="single"/>
+        </w:rPr>
+        <w:t xml:space="preserve"> </w:t>
+      </w:r>
+      <w:r>
+        <w:rPr>
+          <w:rFonts w:ascii="Charis SIL Regular" w:hAnsi="Charis SIL Regular" w:eastAsia="Charis SIL Regular"/>
+          <w:b w:val="0"/>
+          <w:i w:val="0"/>
+          <w:color w:val="0000FF"/>
+          <w:sz w:val="24"/>
+          <w:u w:val="single"/>
+        </w:rPr>
+        <w:hyperlink r:id="rId29" w:history="1">
+          <w:r>
+            <w:rPr>
+              <w:rStyle w:val="Hyperlink"/>
+            </w:rPr>
+            <w:t>of</w:t>
+          </w:r>
+        </w:hyperlink>
+      </w:r>
+      <w:r>
+        <w:rPr>
+          <w:rFonts w:ascii="Charis SIL Regular" w:hAnsi="Charis SIL Regular" w:eastAsia="Charis SIL Regular"/>
+          <w:b w:val="0"/>
+          <w:i w:val="0"/>
+          <w:color w:val="0000FF"/>
+          <w:sz w:val="24"/>
+          <w:u w:val="single"/>
+        </w:rPr>
+        <w:t xml:space="preserve"> </w:t>
+      </w:r>
+      <w:r>
+        <w:rPr>
+          <w:rFonts w:ascii="Charis SIL Regular" w:hAnsi="Charis SIL Regular" w:eastAsia="Charis SIL Regular"/>
+          <w:b w:val="0"/>
+          <w:i w:val="0"/>
+          <w:color w:val="0000FF"/>
+          <w:sz w:val="24"/>
+          <w:u w:val="single"/>
+        </w:rPr>
+        <w:hyperlink r:id="rId29" w:history="1">
+          <w:r>
+            <w:rPr>
+              <w:rStyle w:val="Hyperlink"/>
+            </w:rPr>
+            <w:t>Sri</w:t>
+          </w:r>
+        </w:hyperlink>
+      </w:r>
+      <w:r>
+        <w:rPr>
+          <w:rFonts w:ascii="Charis SIL Regular" w:hAnsi="Charis SIL Regular" w:eastAsia="Charis SIL Regular"/>
+          <w:b w:val="0"/>
+          <w:i w:val="0"/>
+          <w:color w:val="0000FF"/>
+          <w:sz w:val="24"/>
+          <w:u w:val="single"/>
+        </w:rPr>
+        <w:t xml:space="preserve"> </w:t>
+      </w:r>
+      <w:r>
+        <w:rPr>
+          <w:rFonts w:ascii="Charis SIL Regular" w:hAnsi="Charis SIL Regular" w:eastAsia="Charis SIL Regular"/>
+          <w:b w:val="0"/>
+          <w:i w:val="0"/>
+          <w:color w:val="0000FF"/>
+          <w:sz w:val="24"/>
+          <w:u w:val="single"/>
+        </w:rPr>
+        <w:hyperlink r:id="rId29" w:history="1">
+          <w:r>
+            <w:rPr>
+              <w:rStyle w:val="Hyperlink"/>
+            </w:rPr>
+            <w:t>L</w:t>
+          </w:r>
+        </w:hyperlink>
+      </w:r>
+      <w:r>
+        <w:rPr>
+          <w:rFonts w:ascii="Charis SIL Regular" w:hAnsi="Charis SIL Regular" w:eastAsia="Charis SIL Regular"/>
+          <w:b w:val="0"/>
+          <w:i w:val="0"/>
+          <w:color w:val="0000FF"/>
+          <w:sz w:val="24"/>
+          <w:u w:val="single"/>
+        </w:rPr>
+        <w:hyperlink r:id="rId29" w:history="1">
+          <w:r>
+            <w:rPr>
+              <w:rStyle w:val="Hyperlink"/>
+            </w:rPr>
+            <w:t>a</w:t>
+          </w:r>
+        </w:hyperlink>
+      </w:r>
+      <w:r>
+        <w:rPr>
+          <w:rFonts w:ascii="Charis SIL Regular" w:hAnsi="Charis SIL Regular" w:eastAsia="Charis SIL Regular"/>
+          <w:b w:val="0"/>
+          <w:i w:val="0"/>
+          <w:color w:val="0000FF"/>
+          <w:sz w:val="24"/>
+          <w:u w:val="single"/>
+        </w:rPr>
+        <w:hyperlink r:id="rId29" w:history="1">
+          <w:r>
+            <w:rPr>
+              <w:rStyle w:val="Hyperlink"/>
+            </w:rPr>
+            <w:t>nka</w:t>
+          </w:r>
+        </w:hyperlink>
+      </w:r>
+      <w:r>
+        <w:rPr>
+          <w:u w:val="single" w:color="0000ff"/>
+          <w:rFonts w:ascii="Charis SIL Regular" w:hAnsi="Charis SIL Regular" w:eastAsia="Charis SIL Regular"/>
+          <w:b w:val="0"/>
+          <w:i w:val="0"/>
+          <w:color w:val="000000"/>
+          <w:sz w:val="24"/>
+        </w:rPr>
+        <w:hyperlink r:id="rId29" w:history="1">
+          <w:r>
+            <w:rPr>
+              <w:rStyle w:val="Hyperlink"/>
+            </w:rPr>
+            <w:t xml:space="preserve"> and</w:t>
+          </w:r>
+        </w:hyperlink>
+      </w:r>
+      <w:r>
+        <w:rPr>
+          <w:u w:val="single" w:color="0000ff"/>
+          <w:rFonts w:ascii="Charis SIL Regular" w:hAnsi="Charis SIL Regular" w:eastAsia="Charis SIL Regular"/>
+          <w:b w:val="0"/>
+          <w:i w:val="0"/>
+          <w:color w:val="000000"/>
+          <w:sz w:val="24"/>
+        </w:rPr>
+        <w:t xml:space="preserve"> </w:t>
+      </w:r>
+      <w:r>
+        <w:rPr>
+          <w:u w:val="single" w:color="0000ff"/>
+          <w:rFonts w:ascii="Charis SIL Regular" w:hAnsi="Charis SIL Regular" w:eastAsia="Charis SIL Regular"/>
+          <w:b w:val="0"/>
+          <w:i w:val="0"/>
+          <w:color w:val="000000"/>
+          <w:sz w:val="24"/>
+        </w:rPr>
+        <w:hyperlink r:id="rId29" w:history="1">
+          <w:r>
+            <w:rPr>
+              <w:rStyle w:val="Hyperlink"/>
+            </w:rPr>
+            <w:t>th</w:t>
+          </w:r>
+        </w:hyperlink>
+      </w:r>
+      <w:r>
+        <w:rPr>
+          <w:rFonts w:ascii="Charis SIL Regular" w:hAnsi="Charis SIL Regular" w:eastAsia="Charis SIL Regular"/>
+          <w:b w:val="0"/>
+          <w:i w:val="0"/>
+          <w:color w:val="000000"/>
+          <w:sz w:val="24"/>
+        </w:rPr>
+        <w:hyperlink r:id="rId29" w:history="1">
+          <w:r>
+            <w:rPr>
+              <w:rStyle w:val="Hyperlink"/>
+            </w:rPr>
+            <w:t xml:space="preserve">e </w:t>
+          </w:r>
+        </w:hyperlink>
+      </w:r>
+      <w:r>
+        <w:rPr>
+          <w:rFonts w:ascii="Charis SIL Regular" w:hAnsi="Charis SIL Regular" w:eastAsia="Charis SIL Regular"/>
+          <w:b w:val="0"/>
+          <w:i w:val="0"/>
+          <w:color w:val="0000FF"/>
+          <w:sz w:val="24"/>
+          <w:u w:val="single"/>
+        </w:rPr>
+        <w:hyperlink r:id="rId29" w:history="1">
+          <w:r>
+            <w:rPr>
+              <w:rStyle w:val="Hyperlink"/>
+            </w:rPr>
+            <w:t>National</w:t>
+          </w:r>
+        </w:hyperlink>
+      </w:r>
+      <w:r>
+        <w:rPr>
+          <w:rFonts w:ascii="Charis SIL Regular" w:hAnsi="Charis SIL Regular" w:eastAsia="Charis SIL Regular"/>
+          <w:b w:val="0"/>
+          <w:i w:val="0"/>
+          <w:color w:val="0000FF"/>
+          <w:sz w:val="24"/>
+          <w:u w:val="single"/>
+        </w:rPr>
+        <w:t xml:space="preserve"> </w:t>
+      </w:r>
+      <w:r>
+        <w:rPr>
+          <w:rFonts w:ascii="Charis SIL Regular" w:hAnsi="Charis SIL Regular" w:eastAsia="Charis SIL Regular"/>
+          <w:b w:val="0"/>
+          <w:i w:val="0"/>
+          <w:color w:val="0000FF"/>
+          <w:sz w:val="24"/>
+          <w:u w:val="single"/>
+        </w:rPr>
         <w:hyperlink r:id="rId32" w:history="1">
           <w:r>
             <w:rPr>
               <w:rStyle w:val="Hyperlink"/>
             </w:rPr>
-            <w:t>Archive</w:t>
+            <w:t>A</w:t>
+          </w:r>
+        </w:hyperlink>
+      </w:r>
+      <w:r>
+        <w:rPr>
+          <w:rFonts w:ascii="Charis SIL Regular" w:hAnsi="Charis SIL Regular" w:eastAsia="Charis SIL Regular"/>
+          <w:b w:val="0"/>
+          <w:i w:val="0"/>
+          <w:color w:val="0000FF"/>
+          <w:sz w:val="24"/>
+          <w:u w:val="single"/>
+        </w:rPr>
+        <w:hyperlink r:id="rId30" w:history="1">
+          <w:r>
+            <w:rPr>
+              <w:rStyle w:val="Hyperlink"/>
+            </w:rPr>
+            <w:t>rchiv</w:t>
+          </w:r>
+        </w:hyperlink>
+      </w:r>
+      <w:r>
+        <w:rPr>
+          <w:rFonts w:ascii="Charis SIL Regular" w:hAnsi="Charis SIL Regular" w:eastAsia="Charis SIL Regular"/>
+          <w:b w:val="0"/>
+          <w:i w:val="0"/>
+          <w:color w:val="0000FF"/>
+          <w:sz w:val="24"/>
+          <w:u w:val="single"/>
+        </w:rPr>
+        <w:hyperlink r:id="rId30" w:history="1">
+          <w:r>
+            <w:rPr>
+              <w:rStyle w:val="Hyperlink"/>
+            </w:rPr>
+            <w:t>e</w:t>
           </w:r>
         </w:hyperlink>
       </w:r>
@@ -4620,20 +4931,9 @@
             <w:rPr>
               <w:rStyle w:val="Hyperlink"/>
             </w:rPr>
-            <w:t>Sri</w:t>
+            <w:t>Cura</w:t>
           </w:r>
         </w:hyperlink>
-      </w:r>
-      <w:r>
-        <w:rPr>
-          <w:rFonts w:ascii="Charis SIL Regular" w:hAnsi="Charis SIL Regular" w:eastAsia="Charis SIL Regular"/>
-          <w:b w:val="0"/>
-          <w:i w:val="0"/>
-          <w:color w:val="0000FF"/>
-          <w:sz w:val="24"/>
-          <w:u w:val="single"/>
-        </w:rPr>
-        <w:t xml:space="preserve"> </w:t>
       </w:r>
       <w:r>
         <w:rPr>
@@ -4649,20 +4949,102 @@
             <w:rPr>
               <w:rStyle w:val="Hyperlink"/>
             </w:rPr>
-            <w:t>L</w:t>
+            <w:t>çao</w:t>
           </w:r>
         </w:hyperlink>
       </w:r>
       <w:r>
         <w:rPr>
-          <w:rFonts w:ascii="Charis SIL Regular" w:hAnsi="Charis SIL Regular" w:eastAsia="Charis SIL Regular"/>
-          <w:b w:val="0"/>
-          <w:i w:val="0"/>
-          <w:color w:val="0000FF"/>
-          <w:sz w:val="24"/>
-          <w:u w:val="single"/>
+          <w:u w:val="single" w:color="0000ff"/>
+          <w:rFonts w:ascii="Charis SIL Regular" w:hAnsi="Charis SIL Regular" w:eastAsia="Charis SIL Regular"/>
+          <w:b w:val="0"/>
+          <w:i w:val="0"/>
+          <w:color w:val="000000"/>
+          <w:sz w:val="24"/>
         </w:rPr>
         <w:hyperlink r:id="rId30" w:history="1">
+          <w:r>
+            <w:rPr>
+              <w:rStyle w:val="Hyperlink"/>
+            </w:rPr>
+            <w:t>. Vari</w:t>
+          </w:r>
+        </w:hyperlink>
+      </w:r>
+      <w:r>
+        <w:rPr>
+          <w:u w:val="single" w:color="0000ff"/>
+          <w:rFonts w:ascii="Charis SIL Regular" w:hAnsi="Charis SIL Regular" w:eastAsia="Charis SIL Regular"/>
+          <w:b w:val="0"/>
+          <w:i w:val="0"/>
+          <w:color w:val="000000"/>
+          <w:sz w:val="24"/>
+        </w:rPr>
+        <w:hyperlink r:id="rId30" w:history="1">
+          <w:r>
+            <w:rPr>
+              <w:rStyle w:val="Hyperlink"/>
+            </w:rPr>
+            <w:t>o</w:t>
+          </w:r>
+        </w:hyperlink>
+      </w:r>
+      <w:r>
+        <w:rPr>
+          <w:u w:val="single" w:color="0000ff"/>
+          <w:rFonts w:ascii="Charis SIL Regular" w:hAnsi="Charis SIL Regular" w:eastAsia="Charis SIL Regular"/>
+          <w:b w:val="0"/>
+          <w:i w:val="0"/>
+          <w:color w:val="000000"/>
+          <w:sz w:val="24"/>
+        </w:rPr>
+        <w:hyperlink r:id="rId30" w:history="1">
+          <w:r>
+            <w:rPr>
+              <w:rStyle w:val="Hyperlink"/>
+            </w:rPr>
+            <w:t>us archiv</w:t>
+          </w:r>
+        </w:hyperlink>
+      </w:r>
+      <w:r>
+        <w:rPr>
+          <w:rFonts w:ascii="Charis SIL Regular" w:hAnsi="Charis SIL Regular" w:eastAsia="Charis SIL Regular"/>
+          <w:b w:val="0"/>
+          <w:i w:val="0"/>
+          <w:color w:val="000000"/>
+          <w:sz w:val="24"/>
+        </w:rPr>
+        <w:t xml:space="preserve">es in </w:t>
+      </w:r>
+      <w:r>
+        <w:rPr>
+          <w:u w:val="single" w:color="0000ff"/>
+          <w:rFonts w:ascii="Charis SIL Regular" w:hAnsi="Charis SIL Regular" w:eastAsia="Charis SIL Regular"/>
+          <w:b w:val="0"/>
+          <w:i w:val="0"/>
+          <w:color w:val="000000"/>
+          <w:sz w:val="24"/>
+        </w:rPr>
+        <w:hyperlink r:id="rId31" w:history="1">
+          <w:r>
+            <w:rPr>
+              <w:rStyle w:val="Hyperlink"/>
+            </w:rPr>
+            <w:t>Indonesi</w:t>
+          </w:r>
+        </w:hyperlink>
+      </w:r>
+      <w:r>
+        <w:rPr>
+          <w:u w:val="single" w:color="0000ff"/>
+          <w:rFonts w:ascii="Charis SIL Regular" w:hAnsi="Charis SIL Regular" w:eastAsia="Charis SIL Regular"/>
+          <w:b w:val="0"/>
+          <w:i w:val="0"/>
+          <w:color w:val="000000"/>
+          <w:sz w:val="24"/>
+        </w:rPr>
+        <w:hyperlink r:id="rId31" w:history="1">
           <w:r>
             <w:rPr>
               <w:rStyle w:val="Hyperlink"/>
@@ -4673,159 +5055,84 @@
       </w:r>
       <w:r>
         <w:rPr>
-          <w:rFonts w:ascii="Charis SIL Regular" w:hAnsi="Charis SIL Regular" w:eastAsia="Charis SIL Regular"/>
-          <w:b w:val="0"/>
-          <w:i w:val="0"/>
-          <w:color w:val="0000FF"/>
-          <w:sz w:val="24"/>
-          <w:u w:val="single"/>
-        </w:rPr>
-        <w:hyperlink r:id="rId30" w:history="1">
-          <w:r>
-            <w:rPr>
-              <w:rStyle w:val="Hyperlink"/>
-            </w:rPr>
-            <w:t>nka</w:t>
-          </w:r>
-        </w:hyperlink>
-      </w:r>
-      <w:r>
-        <w:rPr>
           <w:u w:val="single" w:color="0000ff"/>
           <w:rFonts w:ascii="Charis SIL Regular" w:hAnsi="Charis SIL Regular" w:eastAsia="Charis SIL Regular"/>
           <w:b w:val="0"/>
           <w:i w:val="0"/>
           <w:color w:val="000000"/>
           <w:sz w:val="24"/>
-        </w:rPr>
-        <w:hyperlink r:id="rId30" w:history="1">
-          <w:r>
-            <w:rPr>
-              <w:rStyle w:val="Hyperlink"/>
-            </w:rPr>
-            <w:t xml:space="preserve"> and</w:t>
-          </w:r>
-        </w:hyperlink>
-      </w:r>
-      <w:r>
-        <w:rPr>
-          <w:u w:val="single" w:color="0000ff"/>
-          <w:rFonts w:ascii="Charis SIL Regular" w:hAnsi="Charis SIL Regular" w:eastAsia="Charis SIL Regular"/>
-          <w:b w:val="0"/>
-          <w:i w:val="0"/>
-          <w:color w:val="000000"/>
-          <w:sz w:val="24"/>
-        </w:rPr>
-        <w:t xml:space="preserve"> </w:t>
-      </w:r>
-      <w:r>
-        <w:rPr>
-          <w:u w:val="single" w:color="0000ff"/>
-          <w:rFonts w:ascii="Charis SIL Regular" w:hAnsi="Charis SIL Regular" w:eastAsia="Charis SIL Regular"/>
-          <w:b w:val="0"/>
-          <w:i w:val="0"/>
-          <w:color w:val="000000"/>
-          <w:sz w:val="24"/>
-        </w:rPr>
-        <w:hyperlink r:id="rId30" w:history="1">
-          <w:r>
-            <w:rPr>
-              <w:rStyle w:val="Hyperlink"/>
-            </w:rPr>
-            <w:t>th</w:t>
-          </w:r>
-        </w:hyperlink>
-      </w:r>
-      <w:r>
-        <w:rPr>
-          <w:rFonts w:ascii="Charis SIL Regular" w:hAnsi="Charis SIL Regular" w:eastAsia="Charis SIL Regular"/>
-          <w:b w:val="0"/>
-          <w:i w:val="0"/>
-          <w:color w:val="000000"/>
-          <w:sz w:val="24"/>
-        </w:rPr>
-        <w:hyperlink r:id="rId30" w:history="1">
-          <w:r>
-            <w:rPr>
-              <w:rStyle w:val="Hyperlink"/>
-            </w:rPr>
-            <w:t xml:space="preserve">e </w:t>
-          </w:r>
-        </w:hyperlink>
-      </w:r>
-      <w:r>
-        <w:rPr>
-          <w:rFonts w:ascii="Charis SIL Regular" w:hAnsi="Charis SIL Regular" w:eastAsia="Charis SIL Regular"/>
-          <w:b w:val="0"/>
-          <w:i w:val="0"/>
-          <w:color w:val="0000FF"/>
-          <w:sz w:val="24"/>
-          <w:u w:val="single"/>
-        </w:rPr>
-        <w:hyperlink r:id="rId30" w:history="1">
-          <w:r>
-            <w:rPr>
-              <w:rStyle w:val="Hyperlink"/>
-            </w:rPr>
-            <w:t>National</w:t>
-          </w:r>
-        </w:hyperlink>
-      </w:r>
-      <w:r>
-        <w:rPr>
-          <w:rFonts w:ascii="Charis SIL Regular" w:hAnsi="Charis SIL Regular" w:eastAsia="Charis SIL Regular"/>
-          <w:b w:val="0"/>
-          <w:i w:val="0"/>
-          <w:color w:val="0000FF"/>
-          <w:sz w:val="24"/>
-          <w:u w:val="single"/>
-        </w:rPr>
-        <w:t xml:space="preserve"> </w:t>
-      </w:r>
-      <w:r>
-        <w:rPr>
-          <w:rFonts w:ascii="Charis SIL Regular" w:hAnsi="Charis SIL Regular" w:eastAsia="Charis SIL Regular"/>
-          <w:b w:val="0"/>
-          <w:i w:val="0"/>
-          <w:color w:val="0000FF"/>
-          <w:sz w:val="24"/>
-          <w:u w:val="single"/>
-        </w:rPr>
-        <w:hyperlink r:id="rId33" w:history="1">
-          <w:r>
-            <w:rPr>
-              <w:rStyle w:val="Hyperlink"/>
-            </w:rPr>
-            <w:t>A</w:t>
-          </w:r>
-        </w:hyperlink>
-      </w:r>
-      <w:r>
-        <w:rPr>
-          <w:rFonts w:ascii="Charis SIL Regular" w:hAnsi="Charis SIL Regular" w:eastAsia="Charis SIL Regular"/>
-          <w:b w:val="0"/>
-          <w:i w:val="0"/>
-          <w:color w:val="0000FF"/>
-          <w:sz w:val="24"/>
-          <w:u w:val="single"/>
         </w:rPr>
         <w:hyperlink r:id="rId31" w:history="1">
           <w:r>
             <w:rPr>
               <w:rStyle w:val="Hyperlink"/>
             </w:rPr>
-            <w:t>rchiv</w:t>
+            <w:t xml:space="preserve"> can be </w:t>
           </w:r>
         </w:hyperlink>
       </w:r>
       <w:r>
         <w:rPr>
-          <w:rFonts w:ascii="Charis SIL Regular" w:hAnsi="Charis SIL Regular" w:eastAsia="Charis SIL Regular"/>
-          <w:b w:val="0"/>
-          <w:i w:val="0"/>
-          <w:color w:val="0000FF"/>
-          <w:sz w:val="24"/>
-          <w:u w:val="single"/>
+          <w:u w:val="single" w:color="0000ff"/>
+          <w:rFonts w:ascii="Charis SIL Regular" w:hAnsi="Charis SIL Regular" w:eastAsia="Charis SIL Regular"/>
+          <w:b w:val="0"/>
+          <w:i w:val="0"/>
+          <w:color w:val="000000"/>
+          <w:sz w:val="24"/>
+        </w:rPr>
+        <w:hyperlink r:id="rId31" w:history="1">
+          <w:r>
+            <w:rPr>
+              <w:rStyle w:val="Hyperlink"/>
+            </w:rPr>
+            <w:t>a</w:t>
+          </w:r>
+        </w:hyperlink>
+      </w:r>
+      <w:r>
+        <w:rPr>
+          <w:u w:val="single" w:color="0000ff"/>
+          <w:rFonts w:ascii="Charis SIL Regular" w:hAnsi="Charis SIL Regular" w:eastAsia="Charis SIL Regular"/>
+          <w:b w:val="0"/>
+          <w:i w:val="0"/>
+          <w:color w:val="000000"/>
+          <w:sz w:val="24"/>
+        </w:rPr>
+        <w:hyperlink r:id="rId31" w:history="1">
+          <w:r>
+            <w:rPr>
+              <w:rStyle w:val="Hyperlink"/>
+            </w:rPr>
+            <w:t>cc</w:t>
+          </w:r>
+        </w:hyperlink>
+      </w:r>
+      <w:r>
+        <w:rPr>
+          <w:u w:val="single" w:color="0000ff"/>
+          <w:rFonts w:ascii="Charis SIL Regular" w:hAnsi="Charis SIL Regular" w:eastAsia="Charis SIL Regular"/>
+          <w:b w:val="0"/>
+          <w:i w:val="0"/>
+          <w:color w:val="000000"/>
+          <w:sz w:val="24"/>
+        </w:rPr>
+        <w:hyperlink r:id="rId31" w:history="1">
+          <w:r>
+            <w:rPr>
+              <w:rStyle w:val="Hyperlink"/>
+            </w:rPr>
+            <w:t>ess</w:t>
+          </w:r>
+        </w:hyperlink>
+      </w:r>
+      <w:r>
+        <w:rPr>
+          <w:u w:val="single" w:color="0000ff"/>
+          <w:rFonts w:ascii="Charis SIL Regular" w:hAnsi="Charis SIL Regular" w:eastAsia="Charis SIL Regular"/>
+          <w:b w:val="0"/>
+          <w:i w:val="0"/>
+          <w:color w:val="000000"/>
+          <w:sz w:val="24"/>
         </w:rPr>
         <w:hyperlink r:id="rId31" w:history="1">
           <w:r>
@@ -4838,298 +5145,14 @@
       </w:r>
       <w:r>
         <w:rPr>
-          <w:rFonts w:ascii="Charis SIL Regular" w:hAnsi="Charis SIL Regular" w:eastAsia="Charis SIL Regular"/>
-          <w:b w:val="0"/>
-          <w:i w:val="0"/>
-          <w:color w:val="0000FF"/>
-          <w:sz w:val="24"/>
-          <w:u w:val="single"/>
+          <w:u w:val="single" w:color="0000ff"/>
+          <w:rFonts w:ascii="Charis SIL Regular" w:hAnsi="Charis SIL Regular" w:eastAsia="Charis SIL Regular"/>
+          <w:b w:val="0"/>
+          <w:i w:val="0"/>
+          <w:color w:val="000000"/>
+          <w:sz w:val="24"/>
         </w:rPr>
         <w:hyperlink r:id="rId31" w:history="1">
-          <w:r>
-            <w:rPr>
-              <w:rStyle w:val="Hyperlink"/>
-            </w:rPr>
-            <w:t>s</w:t>
-          </w:r>
-        </w:hyperlink>
-      </w:r>
-      <w:r>
-        <w:rPr>
-          <w:rFonts w:ascii="Charis SIL Regular" w:hAnsi="Charis SIL Regular" w:eastAsia="Charis SIL Regular"/>
-          <w:b w:val="0"/>
-          <w:i w:val="0"/>
-          <w:color w:val="0000FF"/>
-          <w:sz w:val="24"/>
-          <w:u w:val="single"/>
-        </w:rPr>
-        <w:t xml:space="preserve"> </w:t>
-      </w:r>
-      <w:r>
-        <w:rPr>
-          <w:rFonts w:ascii="Charis SIL Regular" w:hAnsi="Charis SIL Regular" w:eastAsia="Charis SIL Regular"/>
-          <w:b w:val="0"/>
-          <w:i w:val="0"/>
-          <w:color w:val="0000FF"/>
-          <w:sz w:val="24"/>
-          <w:u w:val="single"/>
-        </w:rPr>
-        <w:hyperlink r:id="rId31" w:history="1">
-          <w:r>
-            <w:rPr>
-              <w:rStyle w:val="Hyperlink"/>
-            </w:rPr>
-            <w:t>of</w:t>
-          </w:r>
-        </w:hyperlink>
-      </w:r>
-      <w:r>
-        <w:rPr>
-          <w:rFonts w:ascii="Charis SIL Regular" w:hAnsi="Charis SIL Regular" w:eastAsia="Charis SIL Regular"/>
-          <w:b w:val="0"/>
-          <w:i w:val="0"/>
-          <w:color w:val="0000FF"/>
-          <w:sz w:val="24"/>
-          <w:u w:val="single"/>
-        </w:rPr>
-        <w:t xml:space="preserve"> </w:t>
-      </w:r>
-      <w:r>
-        <w:rPr>
-          <w:rFonts w:ascii="Charis SIL Regular" w:hAnsi="Charis SIL Regular" w:eastAsia="Charis SIL Regular"/>
-          <w:b w:val="0"/>
-          <w:i w:val="0"/>
-          <w:color w:val="0000FF"/>
-          <w:sz w:val="24"/>
-          <w:u w:val="single"/>
-        </w:rPr>
-        <w:hyperlink r:id="rId31" w:history="1">
-          <w:r>
-            <w:rPr>
-              <w:rStyle w:val="Hyperlink"/>
-            </w:rPr>
-            <w:t>Cura</w:t>
-          </w:r>
-        </w:hyperlink>
-      </w:r>
-      <w:r>
-        <w:rPr>
-          <w:rFonts w:ascii="Charis SIL Regular" w:hAnsi="Charis SIL Regular" w:eastAsia="Charis SIL Regular"/>
-          <w:b w:val="0"/>
-          <w:i w:val="0"/>
-          <w:color w:val="0000FF"/>
-          <w:sz w:val="24"/>
-          <w:u w:val="single"/>
-        </w:rPr>
-        <w:hyperlink r:id="rId31" w:history="1">
-          <w:r>
-            <w:rPr>
-              <w:rStyle w:val="Hyperlink"/>
-            </w:rPr>
-            <w:t>çao</w:t>
-          </w:r>
-        </w:hyperlink>
-      </w:r>
-      <w:r>
-        <w:rPr>
-          <w:u w:val="single" w:color="0000ff"/>
-          <w:rFonts w:ascii="Charis SIL Regular" w:hAnsi="Charis SIL Regular" w:eastAsia="Charis SIL Regular"/>
-          <w:b w:val="0"/>
-          <w:i w:val="0"/>
-          <w:color w:val="000000"/>
-          <w:sz w:val="24"/>
-        </w:rPr>
-        <w:hyperlink r:id="rId31" w:history="1">
-          <w:r>
-            <w:rPr>
-              <w:rStyle w:val="Hyperlink"/>
-            </w:rPr>
-            <w:t>. Vari</w:t>
-          </w:r>
-        </w:hyperlink>
-      </w:r>
-      <w:r>
-        <w:rPr>
-          <w:u w:val="single" w:color="0000ff"/>
-          <w:rFonts w:ascii="Charis SIL Regular" w:hAnsi="Charis SIL Regular" w:eastAsia="Charis SIL Regular"/>
-          <w:b w:val="0"/>
-          <w:i w:val="0"/>
-          <w:color w:val="000000"/>
-          <w:sz w:val="24"/>
-        </w:rPr>
-        <w:hyperlink r:id="rId31" w:history="1">
-          <w:r>
-            <w:rPr>
-              <w:rStyle w:val="Hyperlink"/>
-            </w:rPr>
-            <w:t>o</w:t>
-          </w:r>
-        </w:hyperlink>
-      </w:r>
-      <w:r>
-        <w:rPr>
-          <w:u w:val="single" w:color="0000ff"/>
-          <w:rFonts w:ascii="Charis SIL Regular" w:hAnsi="Charis SIL Regular" w:eastAsia="Charis SIL Regular"/>
-          <w:b w:val="0"/>
-          <w:i w:val="0"/>
-          <w:color w:val="000000"/>
-          <w:sz w:val="24"/>
-        </w:rPr>
-        <w:hyperlink r:id="rId31" w:history="1">
-          <w:r>
-            <w:rPr>
-              <w:rStyle w:val="Hyperlink"/>
-            </w:rPr>
-            <w:t>us archiv</w:t>
-          </w:r>
-        </w:hyperlink>
-      </w:r>
-      <w:r>
-        <w:rPr>
-          <w:rFonts w:ascii="Charis SIL Regular" w:hAnsi="Charis SIL Regular" w:eastAsia="Charis SIL Regular"/>
-          <w:b w:val="0"/>
-          <w:i w:val="0"/>
-          <w:color w:val="000000"/>
-          <w:sz w:val="24"/>
-        </w:rPr>
-        <w:t xml:space="preserve">es in </w:t>
-      </w:r>
-      <w:r>
-        <w:rPr>
-          <w:u w:val="single" w:color="0000ff"/>
-          <w:rFonts w:ascii="Charis SIL Regular" w:hAnsi="Charis SIL Regular" w:eastAsia="Charis SIL Regular"/>
-          <w:b w:val="0"/>
-          <w:i w:val="0"/>
-          <w:color w:val="000000"/>
-          <w:sz w:val="24"/>
-        </w:rPr>
-        <w:hyperlink r:id="rId32" w:history="1">
-          <w:r>
-            <w:rPr>
-              <w:rStyle w:val="Hyperlink"/>
-            </w:rPr>
-            <w:t>Indonesi</w:t>
-          </w:r>
-        </w:hyperlink>
-      </w:r>
-      <w:r>
-        <w:rPr>
-          <w:u w:val="single" w:color="0000ff"/>
-          <w:rFonts w:ascii="Charis SIL Regular" w:hAnsi="Charis SIL Regular" w:eastAsia="Charis SIL Regular"/>
-          <w:b w:val="0"/>
-          <w:i w:val="0"/>
-          <w:color w:val="000000"/>
-          <w:sz w:val="24"/>
-        </w:rPr>
-        <w:hyperlink r:id="rId32" w:history="1">
-          <w:r>
-            <w:rPr>
-              <w:rStyle w:val="Hyperlink"/>
-            </w:rPr>
-            <w:t>a</w:t>
-          </w:r>
-        </w:hyperlink>
-      </w:r>
-      <w:r>
-        <w:rPr>
-          <w:u w:val="single" w:color="0000ff"/>
-          <w:rFonts w:ascii="Charis SIL Regular" w:hAnsi="Charis SIL Regular" w:eastAsia="Charis SIL Regular"/>
-          <w:b w:val="0"/>
-          <w:i w:val="0"/>
-          <w:color w:val="000000"/>
-          <w:sz w:val="24"/>
-        </w:rPr>
-        <w:hyperlink r:id="rId32" w:history="1">
-          <w:r>
-            <w:rPr>
-              <w:rStyle w:val="Hyperlink"/>
-            </w:rPr>
-            <w:t xml:space="preserve"> can be </w:t>
-          </w:r>
-        </w:hyperlink>
-      </w:r>
-      <w:r>
-        <w:rPr>
-          <w:u w:val="single" w:color="0000ff"/>
-          <w:rFonts w:ascii="Charis SIL Regular" w:hAnsi="Charis SIL Regular" w:eastAsia="Charis SIL Regular"/>
-          <w:b w:val="0"/>
-          <w:i w:val="0"/>
-          <w:color w:val="000000"/>
-          <w:sz w:val="24"/>
-        </w:rPr>
-        <w:hyperlink r:id="rId32" w:history="1">
-          <w:r>
-            <w:rPr>
-              <w:rStyle w:val="Hyperlink"/>
-            </w:rPr>
-            <w:t>a</w:t>
-          </w:r>
-        </w:hyperlink>
-      </w:r>
-      <w:r>
-        <w:rPr>
-          <w:u w:val="single" w:color="0000ff"/>
-          <w:rFonts w:ascii="Charis SIL Regular" w:hAnsi="Charis SIL Regular" w:eastAsia="Charis SIL Regular"/>
-          <w:b w:val="0"/>
-          <w:i w:val="0"/>
-          <w:color w:val="000000"/>
-          <w:sz w:val="24"/>
-        </w:rPr>
-        <w:hyperlink r:id="rId32" w:history="1">
-          <w:r>
-            <w:rPr>
-              <w:rStyle w:val="Hyperlink"/>
-            </w:rPr>
-            <w:t>cc</w:t>
-          </w:r>
-        </w:hyperlink>
-      </w:r>
-      <w:r>
-        <w:rPr>
-          <w:u w:val="single" w:color="0000ff"/>
-          <w:rFonts w:ascii="Charis SIL Regular" w:hAnsi="Charis SIL Regular" w:eastAsia="Charis SIL Regular"/>
-          <w:b w:val="0"/>
-          <w:i w:val="0"/>
-          <w:color w:val="000000"/>
-          <w:sz w:val="24"/>
-        </w:rPr>
-        <w:hyperlink r:id="rId32" w:history="1">
-          <w:r>
-            <w:rPr>
-              <w:rStyle w:val="Hyperlink"/>
-            </w:rPr>
-            <w:t>ess</w:t>
-          </w:r>
-        </w:hyperlink>
-      </w:r>
-      <w:r>
-        <w:rPr>
-          <w:u w:val="single" w:color="0000ff"/>
-          <w:rFonts w:ascii="Charis SIL Regular" w:hAnsi="Charis SIL Regular" w:eastAsia="Charis SIL Regular"/>
-          <w:b w:val="0"/>
-          <w:i w:val="0"/>
-          <w:color w:val="000000"/>
-          <w:sz w:val="24"/>
-        </w:rPr>
-        <w:hyperlink r:id="rId32" w:history="1">
-          <w:r>
-            <w:rPr>
-              <w:rStyle w:val="Hyperlink"/>
-            </w:rPr>
-            <w:t>e</w:t>
-          </w:r>
-        </w:hyperlink>
-      </w:r>
-      <w:r>
-        <w:rPr>
-          <w:u w:val="single" w:color="0000ff"/>
-          <w:rFonts w:ascii="Charis SIL Regular" w:hAnsi="Charis SIL Regular" w:eastAsia="Charis SIL Regular"/>
-          <w:b w:val="0"/>
-          <w:i w:val="0"/>
-          <w:color w:val="000000"/>
-          <w:sz w:val="24"/>
-        </w:rPr>
-        <w:hyperlink r:id="rId32" w:history="1">
           <w:r>
             <w:rPr>
               <w:rStyle w:val="Hyperlink"/>
@@ -5157,7 +5180,7 @@
           <w:sz w:val="24"/>
           <w:u w:val="single"/>
         </w:rPr>
-        <w:hyperlink r:id="rId34" w:history="1">
+        <w:hyperlink r:id="rId33" w:history="1">
           <w:r>
             <w:rPr>
               <w:rStyle w:val="Hyperlink"/>
@@ -5175,7 +5198,7 @@
           <w:color w:val="000000"/>
           <w:sz w:val="24"/>
         </w:rPr>
-        <w:hyperlink r:id="rId33" w:history="1">
+        <w:hyperlink r:id="rId32" w:history="1">
           <w:r>
             <w:rPr>
               <w:rStyle w:val="Hyperlink"/>
@@ -5213,7 +5236,7 @@
           <w:sz w:val="24"/>
           <w:u w:val="single"/>
         </w:rPr>
-        <w:hyperlink r:id="rId35" w:history="1">
+        <w:hyperlink r:id="rId34" w:history="1">
           <w:r>
             <w:rPr>
               <w:rStyle w:val="Hyperlink"/>
@@ -5242,7 +5265,7 @@
           <w:sz w:val="24"/>
           <w:u w:val="single"/>
         </w:rPr>
-        <w:hyperlink r:id="rId35" w:history="1">
+        <w:hyperlink r:id="rId34" w:history="1">
           <w:r>
             <w:rPr>
               <w:rStyle w:val="Hyperlink"/>
@@ -5271,7 +5294,7 @@
           <w:sz w:val="24"/>
           <w:u w:val="single"/>
         </w:rPr>
-        <w:hyperlink r:id="rId35" w:history="1">
+        <w:hyperlink r:id="rId34" w:history="1">
           <w:r>
             <w:rPr>
               <w:rStyle w:val="Hyperlink"/>
@@ -5300,7 +5323,7 @@
           <w:sz w:val="24"/>
           <w:u w:val="single"/>
         </w:rPr>
-        <w:hyperlink r:id="rId35" w:history="1">
+        <w:hyperlink r:id="rId34" w:history="1">
           <w:r>
             <w:rPr>
               <w:rStyle w:val="Hyperlink"/>
@@ -5329,7 +5352,7 @@
           <w:sz w:val="24"/>
           <w:u w:val="single"/>
         </w:rPr>
-        <w:hyperlink r:id="rId35" w:history="1">
+        <w:hyperlink r:id="rId34" w:history="1">
           <w:r>
             <w:rPr>
               <w:rStyle w:val="Hyperlink"/>
@@ -5358,7 +5381,7 @@
           <w:sz w:val="24"/>
           <w:u w:val="single"/>
         </w:rPr>
-        <w:hyperlink r:id="rId35" w:history="1">
+        <w:hyperlink r:id="rId34" w:history="1">
           <w:r>
             <w:rPr>
               <w:rStyle w:val="Hyperlink"/>
@@ -5386,7 +5409,7 @@
           <w:color w:val="000000"/>
           <w:sz w:val="24"/>
         </w:rPr>
-        <w:hyperlink r:id="rId35" w:history="1">
+        <w:hyperlink r:id="rId34" w:history="1">
           <w:r>
             <w:rPr>
               <w:rStyle w:val="Hyperlink"/>
@@ -5404,7 +5427,7 @@
           <w:color w:val="000000"/>
           <w:sz w:val="24"/>
         </w:rPr>
-        <w:hyperlink r:id="rId35" w:history="1">
+        <w:hyperlink r:id="rId34" w:history="1">
           <w:r>
             <w:rPr>
               <w:rStyle w:val="Hyperlink"/>
@@ -5422,7 +5445,7 @@
           <w:color w:val="000000"/>
           <w:sz w:val="24"/>
         </w:rPr>
-        <w:hyperlink r:id="rId35" w:history="1">
+        <w:hyperlink r:id="rId34" w:history="1">
           <w:r>
             <w:rPr>
               <w:rStyle w:val="Hyperlink"/>
@@ -5440,7 +5463,7 @@
           <w:color w:val="000000"/>
           <w:sz w:val="24"/>
         </w:rPr>
-        <w:hyperlink r:id="rId35" w:history="1">
+        <w:hyperlink r:id="rId34" w:history="1">
           <w:r>
             <w:rPr>
               <w:rStyle w:val="Hyperlink"/>
@@ -5469,7 +5492,7 @@
           <w:color w:val="000000"/>
           <w:sz w:val="24"/>
         </w:rPr>
-        <w:hyperlink r:id="rId35" w:history="1">
+        <w:hyperlink r:id="rId34" w:history="1">
           <w:r>
             <w:rPr>
               <w:rStyle w:val="Hyperlink"/>
@@ -5487,7 +5510,7 @@
           <w:color w:val="000000"/>
           <w:sz w:val="24"/>
         </w:rPr>
-        <w:hyperlink r:id="rId35" w:history="1">
+        <w:hyperlink r:id="rId34" w:history="1">
           <w:r>
             <w:rPr>
               <w:rStyle w:val="Hyperlink"/>
@@ -5505,7 +5528,7 @@
           <w:color w:val="000000"/>
           <w:sz w:val="24"/>
         </w:rPr>
-        <w:hyperlink r:id="rId35" w:history="1">
+        <w:hyperlink r:id="rId34" w:history="1">
           <w:r>
             <w:rPr>
               <w:rStyle w:val="Hyperlink"/>
@@ -5523,7 +5546,7 @@
           <w:color w:val="000000"/>
           <w:sz w:val="24"/>
         </w:rPr>
-        <w:hyperlink r:id="rId35" w:history="1">
+        <w:hyperlink r:id="rId34" w:history="1">
           <w:r>
             <w:rPr>
               <w:rStyle w:val="Hyperlink"/>
@@ -5621,7 +5644,7 @@
           <w:sz w:val="24"/>
           <w:u w:val="single"/>
         </w:rPr>
-        <w:hyperlink r:id="rId36" w:history="1">
+        <w:hyperlink r:id="rId35" w:history="1">
           <w:r>
             <w:rPr>
               <w:rStyle w:val="Hyperlink"/>
@@ -5649,7 +5672,7 @@
           <w:sz w:val="24"/>
           <w:u w:val="single"/>
         </w:rPr>
-        <w:hyperlink r:id="rId37" w:history="1">
+        <w:hyperlink r:id="rId36" w:history="1">
           <w:r>
             <w:rPr>
               <w:rStyle w:val="Hyperlink"/>
@@ -5678,7 +5701,7 @@
           <w:sz w:val="24"/>
           <w:u w:val="single"/>
         </w:rPr>
-        <w:hyperlink r:id="rId37" w:history="1">
+        <w:hyperlink r:id="rId36" w:history="1">
           <w:r>
             <w:rPr>
               <w:rStyle w:val="Hyperlink"/>
@@ -5707,7 +5730,7 @@
           <w:sz w:val="24"/>
           <w:u w:val="single"/>
         </w:rPr>
-        <w:hyperlink r:id="rId37" w:history="1">
+        <w:hyperlink r:id="rId36" w:history="1">
           <w:r>
             <w:rPr>
               <w:rStyle w:val="Hyperlink"/>
@@ -5754,7 +5777,7 @@
           <w:sz w:val="24"/>
           <w:u w:val="single"/>
         </w:rPr>
-        <w:hyperlink r:id="rId37" w:history="1">
+        <w:hyperlink r:id="rId36" w:history="1">
           <w:r>
             <w:rPr>
               <w:rStyle w:val="Hyperlink"/>
@@ -5782,7 +5805,7 @@
           <w:sz w:val="24"/>
           <w:u w:val="single"/>
         </w:rPr>
-        <w:hyperlink r:id="rId38" w:history="1">
+        <w:hyperlink r:id="rId37" w:history="1">
           <w:r>
             <w:rPr>
               <w:rStyle w:val="Hyperlink"/>
@@ -5811,7 +5834,7 @@
           <w:sz w:val="24"/>
           <w:u w:val="single"/>
         </w:rPr>
-        <w:hyperlink r:id="rId38" w:history="1">
+        <w:hyperlink r:id="rId37" w:history="1">
           <w:r>
             <w:rPr>
               <w:rStyle w:val="Hyperlink"/>
@@ -5840,7 +5863,7 @@
           <w:sz w:val="24"/>
           <w:u w:val="single"/>
         </w:rPr>
-        <w:hyperlink r:id="rId38" w:history="1">
+        <w:hyperlink r:id="rId37" w:history="1">
           <w:r>
             <w:rPr>
               <w:rStyle w:val="Hyperlink"/>
@@ -5869,7 +5892,7 @@
           <w:sz w:val="24"/>
           <w:u w:val="single"/>
         </w:rPr>
-        <w:hyperlink r:id="rId38" w:history="1">
+        <w:hyperlink r:id="rId37" w:history="1">
           <w:r>
             <w:rPr>
               <w:rStyle w:val="Hyperlink"/>
@@ -5890,7 +5913,6 @@
       </w:r>
       <w:r>
         <w:rPr>
-          <w:u w:val="single" w:color="0000ff"/>
           <w:rFonts w:ascii="Charis SIL Regular" w:hAnsi="Charis SIL Regular" w:eastAsia="Charis SIL Regular"/>
           <w:b w:val="0"/>
           <w:i w:val="0"/>
@@ -5908,7 +5930,7 @@
           <w:sz w:val="24"/>
           <w:u w:val="single"/>
         </w:rPr>
-        <w:hyperlink r:id="rId39" w:history="1">
+        <w:hyperlink r:id="rId38" w:history="1">
           <w:r>
             <w:rPr>
               <w:rStyle w:val="Hyperlink"/>
@@ -5926,7 +5948,7 @@
           <w:color w:val="000000"/>
           <w:sz w:val="24"/>
         </w:rPr>
-        <w:hyperlink r:id="rId37" w:history="1">
+        <w:hyperlink r:id="rId36" w:history="1">
           <w:r>
             <w:rPr>
               <w:rStyle w:val="Hyperlink"/>
@@ -5954,7 +5976,7 @@
           <w:color w:val="000000"/>
           <w:sz w:val="24"/>
         </w:rPr>
-        <w:hyperlink r:id="rId38" w:history="1">
+        <w:hyperlink r:id="rId37" w:history="1">
           <w:r>
             <w:rPr>
               <w:rStyle w:val="Hyperlink"/>
@@ -5983,7 +6005,7 @@
           <w:color w:val="000000"/>
           <w:sz w:val="24"/>
         </w:rPr>
-        <w:hyperlink r:id="rId38" w:history="1">
+        <w:hyperlink r:id="rId37" w:history="1">
           <w:r>
             <w:rPr>
               <w:rStyle w:val="Hyperlink"/>
@@ -6001,7 +6023,7 @@
           <w:color w:val="000000"/>
           <w:sz w:val="24"/>
         </w:rPr>
-        <w:hyperlink r:id="rId38" w:history="1">
+        <w:hyperlink r:id="rId37" w:history="1">
           <w:r>
             <w:rPr>
               <w:rStyle w:val="Hyperlink"/>
@@ -6019,7 +6041,7 @@
           <w:color w:val="000000"/>
           <w:sz w:val="24"/>
         </w:rPr>
-        <w:hyperlink r:id="rId38" w:history="1">
+        <w:hyperlink r:id="rId37" w:history="1">
           <w:r>
             <w:rPr>
               <w:rStyle w:val="Hyperlink"/>
@@ -6037,7 +6059,7 @@
           <w:color w:val="000000"/>
           <w:sz w:val="24"/>
         </w:rPr>
-        <w:hyperlink r:id="rId38" w:history="1">
+        <w:hyperlink r:id="rId37" w:history="1">
           <w:r>
             <w:rPr>
               <w:rStyle w:val="Hyperlink"/>
@@ -6055,7 +6077,7 @@
           <w:color w:val="000000"/>
           <w:sz w:val="24"/>
         </w:rPr>
-        <w:hyperlink r:id="rId38" w:history="1">
+        <w:hyperlink r:id="rId37" w:history="1">
           <w:r>
             <w:rPr>
               <w:rStyle w:val="Hyperlink"/>
@@ -6104,7 +6126,7 @@
           <w:color w:val="000000"/>
           <w:sz w:val="24"/>
         </w:rPr>
-        <w:hyperlink r:id="rId39" w:history="1">
+        <w:hyperlink r:id="rId38" w:history="1">
           <w:r>
             <w:rPr>
               <w:rStyle w:val="Hyperlink"/>

--- a/EXPORTS/DOCX/published/niveau1/English/Sources.docx
+++ b/EXPORTS/DOCX/published/niveau1/English/Sources.docx
@@ -1314,7 +1314,14 @@
           <w:color w:val="000000"/>
           <w:sz w:val="24"/>
         </w:rPr>
-        <w:t xml:space="preserve">he </w:t>
+        <w:hyperlink r:id="rId15" w:history="1">
+          <w:r>
+            <w:rPr>
+              <w:rStyle w:val="Hyperlink"/>
+            </w:rPr>
+            <w:t xml:space="preserve">he </w:t>
+          </w:r>
+        </w:hyperlink>
       </w:r>
       <w:r>
         <w:rPr>
@@ -1323,8 +1330,16 @@
           <w:i w:val="0"/>
           <w:color w:val="0000FF"/>
           <w:sz w:val="24"/>
-        </w:rPr>
-        <w:t>Leiden U</w:t>
+          <w:u w:val="single"/>
+        </w:rPr>
+        <w:hyperlink r:id="rId15" w:history="1">
+          <w:r>
+            <w:rPr>
+              <w:rStyle w:val="Hyperlink"/>
+            </w:rPr>
+            <w:t>Leide</w:t>
+          </w:r>
+        </w:hyperlink>
       </w:r>
       <w:r>
         <w:rPr>
@@ -1335,7 +1350,54 @@
           <w:sz w:val="24"/>
           <w:u w:val="single"/>
         </w:rPr>
-        <w:hyperlink r:id="rId15" w:history="1">
+        <w:hyperlink r:id="rId16" w:history="1">
+          <w:r>
+            <w:rPr>
+              <w:rStyle w:val="Hyperlink"/>
+            </w:rPr>
+            <w:t>n</w:t>
+          </w:r>
+        </w:hyperlink>
+      </w:r>
+      <w:r>
+        <w:rPr>
+          <w:rFonts w:ascii="Charis SIL Regular" w:hAnsi="Charis SIL Regular" w:eastAsia="Charis SIL Regular"/>
+          <w:b w:val="0"/>
+          <w:i w:val="0"/>
+          <w:color w:val="0000FF"/>
+          <w:sz w:val="24"/>
+          <w:u w:val="single"/>
+        </w:rPr>
+        <w:t xml:space="preserve"> </w:t>
+      </w:r>
+      <w:r>
+        <w:rPr>
+          <w:rFonts w:ascii="Charis SIL Regular" w:hAnsi="Charis SIL Regular" w:eastAsia="Charis SIL Regular"/>
+          <w:b w:val="0"/>
+          <w:i w:val="0"/>
+          <w:color w:val="0000FF"/>
+          <w:sz w:val="24"/>
+          <w:u w:val="single"/>
+        </w:rPr>
+        <w:hyperlink r:id="rId16" w:history="1">
+          <w:r>
+            <w:rPr>
+              <w:rStyle w:val="Hyperlink"/>
+            </w:rPr>
+            <w:t>U</w:t>
+          </w:r>
+        </w:hyperlink>
+      </w:r>
+      <w:r>
+        <w:rPr>
+          <w:rFonts w:ascii="Charis SIL Regular" w:hAnsi="Charis SIL Regular" w:eastAsia="Charis SIL Regular"/>
+          <w:b w:val="0"/>
+          <w:i w:val="0"/>
+          <w:color w:val="0000FF"/>
+          <w:sz w:val="24"/>
+          <w:u w:val="single"/>
+        </w:rPr>
+        <w:hyperlink r:id="rId16" w:history="1">
           <w:r>
             <w:rPr>
               <w:rStyle w:val="Hyperlink"/>
@@ -1382,7 +1444,7 @@
           <w:sz w:val="24"/>
           <w:u w:val="single"/>
         </w:rPr>
-        <w:hyperlink r:id="rId16" w:history="1">
+        <w:hyperlink r:id="rId15" w:history="1">
           <w:r>
             <w:rPr>
               <w:rStyle w:val="Hyperlink"/>
@@ -1400,7 +1462,7 @@
           <w:sz w:val="24"/>
           <w:u w:val="single"/>
         </w:rPr>
-        <w:hyperlink r:id="rId16" w:history="1">
+        <w:hyperlink r:id="rId15" w:history="1">
           <w:r>
             <w:rPr>
               <w:rStyle w:val="Hyperlink"/>
@@ -1858,25 +1920,7 @@
           <w:color w:val="000000"/>
           <w:sz w:val="24"/>
         </w:rPr>
-        <w:t>. They also provide an online search</w:t>
-      </w:r>
-      <w:r>
-        <w:rPr>
-          <w:u w:val="single" w:color="0000ff"/>
-          <w:rFonts w:ascii="Charis SIL Regular" w:hAnsi="Charis SIL Regular" w:eastAsia="Charis SIL Regular"/>
-          <w:b w:val="0"/>
-          <w:i w:val="0"/>
-          <w:color w:val="000000"/>
-          <w:sz w:val="24"/>
-        </w:rPr>
-        <w:hyperlink r:id="rId17" w:history="1">
-          <w:r>
-            <w:rPr>
-              <w:rStyle w:val="Hyperlink"/>
-            </w:rPr>
-            <w:t xml:space="preserve"> functi</w:t>
-          </w:r>
-        </w:hyperlink>
+        <w:t>. They also provide an online search functi</w:t>
       </w:r>
       <w:r>
         <w:rPr>
@@ -1964,13 +2008,22 @@
             <w:rPr>
               <w:rStyle w:val="Hyperlink"/>
             </w:rPr>
-            <w:t xml:space="preserve"> files </w:t>
+            <w:t xml:space="preserve"> files</w:t>
           </w:r>
         </w:hyperlink>
       </w:r>
       <w:r>
         <w:rPr>
-          <w:u w:val="single" w:color="0000ff"/>
+          <w:rFonts w:ascii="Charis SIL Regular" w:hAnsi="Charis SIL Regular" w:eastAsia="Charis SIL Regular"/>
+          <w:b w:val="0"/>
+          <w:i w:val="0"/>
+          <w:color w:val="000000"/>
+          <w:sz w:val="24"/>
+        </w:rPr>
+        <w:t xml:space="preserve"> </w:t>
+      </w:r>
+      <w:r>
+        <w:rPr>
           <w:rFonts w:ascii="Charis SIL Regular" w:hAnsi="Charis SIL Regular" w:eastAsia="Charis SIL Regular"/>
           <w:b w:val="0"/>
           <w:i w:val="0"/>
@@ -2011,19 +2064,9 @@
             <w:rPr>
               <w:rStyle w:val="Hyperlink"/>
             </w:rPr>
-            <w:t>ervic</w:t>
+            <w:t xml:space="preserve">ervice </w:t>
           </w:r>
         </w:hyperlink>
-      </w:r>
-      <w:r>
-        <w:rPr>
-          <w:rFonts w:ascii="Charis SIL Regular" w:hAnsi="Charis SIL Regular" w:eastAsia="Charis SIL Regular"/>
-          <w:b w:val="0"/>
-          <w:i w:val="0"/>
-          <w:color w:val="000000"/>
-          <w:sz w:val="24"/>
-        </w:rPr>
-        <w:t xml:space="preserve">e </w:t>
       </w:r>
       <w:r>
         <w:rPr>
@@ -3519,42 +3562,13 @@
       </w:r>
       <w:r>
         <w:rPr>
-          <w:u w:val="single" w:color="0000ff"/>
           <w:rFonts w:ascii="Charis SIL Regular" w:hAnsi="Charis SIL Regular" w:eastAsia="Charis SIL Regular"/>
           <w:b w:val="0"/>
           <w:i w:val="0"/>
           <w:color w:val="000000"/>
           <w:sz w:val="24"/>
         </w:rPr>
-        <w:t xml:space="preserve"> </w:t>
-      </w:r>
-      <w:r>
-        <w:rPr>
-          <w:u w:val="single" w:color="0000ff"/>
-          <w:rFonts w:ascii="Charis SIL Regular" w:hAnsi="Charis SIL Regular" w:eastAsia="Charis SIL Regular"/>
-          <w:b w:val="0"/>
-          <w:i w:val="0"/>
-          <w:color w:val="000000"/>
-          <w:sz w:val="24"/>
-        </w:rPr>
-        <w:hyperlink r:id="rId22" w:history="1">
-          <w:r>
-            <w:rPr>
-              <w:rStyle w:val="Hyperlink"/>
-            </w:rPr>
-            <w:t>and the</w:t>
-          </w:r>
-        </w:hyperlink>
-      </w:r>
-      <w:r>
-        <w:rPr>
-          <w:rFonts w:ascii="Charis SIL Regular" w:hAnsi="Charis SIL Regular" w:eastAsia="Charis SIL Regular"/>
-          <w:b w:val="0"/>
-          <w:i w:val="0"/>
-          <w:color w:val="000000"/>
-          <w:sz w:val="24"/>
-        </w:rPr>
-        <w:t xml:space="preserve"> </w:t>
+        <w:t xml:space="preserve"> and the </w:t>
       </w:r>
       <w:r>
         <w:rPr>
@@ -3763,7 +3777,7 @@
           <w:sz w:val="24"/>
           <w:u w:val="single"/>
         </w:rPr>
-        <w:hyperlink r:id="rId26" w:history="1">
+        <w:hyperlink r:id="rId27" w:history="1">
           <w:r>
             <w:rPr>
               <w:rStyle w:val="Hyperlink"/>
@@ -3781,7 +3795,7 @@
           <w:sz w:val="24"/>
           <w:u w:val="single"/>
         </w:rPr>
-        <w:hyperlink r:id="rId26" w:history="1">
+        <w:hyperlink r:id="rId24" w:history="1">
           <w:r>
             <w:rPr>
               <w:rStyle w:val="Hyperlink"/>
@@ -3810,7 +3824,7 @@
           <w:sz w:val="24"/>
           <w:u w:val="single"/>
         </w:rPr>
-        <w:hyperlink r:id="rId26" w:history="1">
+        <w:hyperlink r:id="rId24" w:history="1">
           <w:r>
             <w:rPr>
               <w:rStyle w:val="Hyperlink"/>
@@ -3839,7 +3853,7 @@
           <w:sz w:val="24"/>
           <w:u w:val="single"/>
         </w:rPr>
-        <w:hyperlink r:id="rId26" w:history="1">
+        <w:hyperlink r:id="rId24" w:history="1">
           <w:r>
             <w:rPr>
               <w:rStyle w:val="Hyperlink"/>
@@ -3857,7 +3871,7 @@
           <w:sz w:val="24"/>
           <w:u w:val="single"/>
         </w:rPr>
-        <w:hyperlink r:id="rId26" w:history="1">
+        <w:hyperlink r:id="rId27" w:history="1">
           <w:r>
             <w:rPr>
               <w:rStyle w:val="Hyperlink"/>
@@ -3961,7 +3975,7 @@
           <w:sz w:val="24"/>
           <w:u w:val="single"/>
         </w:rPr>
-        <w:hyperlink r:id="rId27" w:history="1">
+        <w:hyperlink r:id="rId28" w:history="1">
           <w:r>
             <w:rPr>
               <w:rStyle w:val="Hyperlink"/>
@@ -3990,7 +4004,7 @@
           <w:sz w:val="24"/>
           <w:u w:val="single"/>
         </w:rPr>
-        <w:hyperlink r:id="rId27" w:history="1">
+        <w:hyperlink r:id="rId28" w:history="1">
           <w:r>
             <w:rPr>
               <w:rStyle w:val="Hyperlink"/>
@@ -4018,7 +4032,7 @@
           <w:sz w:val="24"/>
           <w:u w:val="single"/>
         </w:rPr>
-        <w:hyperlink r:id="rId28" w:history="1">
+        <w:hyperlink r:id="rId29" w:history="1">
           <w:r>
             <w:rPr>
               <w:rStyle w:val="Hyperlink"/>
@@ -4047,7 +4061,7 @@
           <w:sz w:val="24"/>
           <w:u w:val="single"/>
         </w:rPr>
-        <w:hyperlink r:id="rId28" w:history="1">
+        <w:hyperlink r:id="rId29" w:history="1">
           <w:r>
             <w:rPr>
               <w:rStyle w:val="Hyperlink"/>
@@ -4076,7 +4090,7 @@
           <w:sz w:val="24"/>
           <w:u w:val="single"/>
         </w:rPr>
-        <w:hyperlink r:id="rId28" w:history="1">
+        <w:hyperlink r:id="rId29" w:history="1">
           <w:r>
             <w:rPr>
               <w:rStyle w:val="Hyperlink"/>
@@ -4314,7 +4328,7 @@
           <w:sz w:val="24"/>
           <w:u w:val="single"/>
         </w:rPr>
-        <w:hyperlink r:id="rId29" w:history="1">
+        <w:hyperlink r:id="rId30" w:history="1">
           <w:r>
             <w:rPr>
               <w:rStyle w:val="Hyperlink"/>
@@ -4343,7 +4357,7 @@
           <w:sz w:val="24"/>
           <w:u w:val="single"/>
         </w:rPr>
-        <w:hyperlink r:id="rId29" w:history="1">
+        <w:hyperlink r:id="rId30" w:history="1">
           <w:r>
             <w:rPr>
               <w:rStyle w:val="Hyperlink"/>
@@ -4372,7 +4386,7 @@
           <w:sz w:val="24"/>
           <w:u w:val="single"/>
         </w:rPr>
-        <w:hyperlink r:id="rId29" w:history="1">
+        <w:hyperlink r:id="rId30" w:history="1">
           <w:r>
             <w:rPr>
               <w:rStyle w:val="Hyperlink"/>
@@ -4390,7 +4404,7 @@
           <w:sz w:val="24"/>
           <w:u w:val="single"/>
         </w:rPr>
-        <w:hyperlink r:id="rId29" w:history="1">
+        <w:hyperlink r:id="rId30" w:history="1">
           <w:r>
             <w:rPr>
               <w:rStyle w:val="Hyperlink"/>
@@ -4418,7 +4432,7 @@
           <w:sz w:val="24"/>
           <w:u w:val="single"/>
         </w:rPr>
-        <w:hyperlink r:id="rId30" w:history="1">
+        <w:hyperlink r:id="rId31" w:history="1">
           <w:r>
             <w:rPr>
               <w:rStyle w:val="Hyperlink"/>
@@ -4447,7 +4461,7 @@
           <w:sz w:val="24"/>
           <w:u w:val="single"/>
         </w:rPr>
-        <w:hyperlink r:id="rId30" w:history="1">
+        <w:hyperlink r:id="rId31" w:history="1">
           <w:r>
             <w:rPr>
               <w:rStyle w:val="Hyperlink"/>
@@ -4476,7 +4490,7 @@
           <w:sz w:val="24"/>
           <w:u w:val="single"/>
         </w:rPr>
-        <w:hyperlink r:id="rId30" w:history="1">
+        <w:hyperlink r:id="rId31" w:history="1">
           <w:r>
             <w:rPr>
               <w:rStyle w:val="Hyperlink"/>
@@ -4505,7 +4519,7 @@
           <w:sz w:val="24"/>
           <w:u w:val="single"/>
         </w:rPr>
-        <w:hyperlink r:id="rId30" w:history="1">
+        <w:hyperlink r:id="rId31" w:history="1">
           <w:r>
             <w:rPr>
               <w:rStyle w:val="Hyperlink"/>
@@ -4533,7 +4547,7 @@
           <w:sz w:val="24"/>
           <w:u w:val="single"/>
         </w:rPr>
-        <w:hyperlink r:id="rId31" w:history="1">
+        <w:hyperlink r:id="rId32" w:history="1">
           <w:r>
             <w:rPr>
               <w:rStyle w:val="Hyperlink"/>
@@ -4562,7 +4576,7 @@
           <w:sz w:val="24"/>
           <w:u w:val="single"/>
         </w:rPr>
-        <w:hyperlink r:id="rId31" w:history="1">
+        <w:hyperlink r:id="rId32" w:history="1">
           <w:r>
             <w:rPr>
               <w:rStyle w:val="Hyperlink"/>
@@ -4580,7 +4594,7 @@
           <w:sz w:val="24"/>
           <w:u w:val="single"/>
         </w:rPr>
-        <w:hyperlink r:id="rId29" w:history="1">
+        <w:hyperlink r:id="rId32" w:history="1">
           <w:r>
             <w:rPr>
               <w:rStyle w:val="Hyperlink"/>
@@ -4609,7 +4623,7 @@
           <w:sz w:val="24"/>
           <w:u w:val="single"/>
         </w:rPr>
-        <w:hyperlink r:id="rId29" w:history="1">
+        <w:hyperlink r:id="rId32" w:history="1">
           <w:r>
             <w:rPr>
               <w:rStyle w:val="Hyperlink"/>
@@ -4638,7 +4652,7 @@
           <w:sz w:val="24"/>
           <w:u w:val="single"/>
         </w:rPr>
-        <w:hyperlink r:id="rId29" w:history="1">
+        <w:hyperlink r:id="rId32" w:history="1">
           <w:r>
             <w:rPr>
               <w:rStyle w:val="Hyperlink"/>
@@ -4667,7 +4681,7 @@
           <w:sz w:val="24"/>
           <w:u w:val="single"/>
         </w:rPr>
-        <w:hyperlink r:id="rId29" w:history="1">
+        <w:hyperlink r:id="rId32" w:history="1">
           <w:r>
             <w:rPr>
               <w:rStyle w:val="Hyperlink"/>
@@ -4685,7 +4699,7 @@
           <w:sz w:val="24"/>
           <w:u w:val="single"/>
         </w:rPr>
-        <w:hyperlink r:id="rId29" w:history="1">
+        <w:hyperlink r:id="rId32" w:history="1">
           <w:r>
             <w:rPr>
               <w:rStyle w:val="Hyperlink"/>
@@ -4703,7 +4717,7 @@
           <w:sz w:val="24"/>
           <w:u w:val="single"/>
         </w:rPr>
-        <w:hyperlink r:id="rId29" w:history="1">
+        <w:hyperlink r:id="rId32" w:history="1">
           <w:r>
             <w:rPr>
               <w:rStyle w:val="Hyperlink"/>
@@ -4721,7 +4735,7 @@
           <w:color w:val="000000"/>
           <w:sz w:val="24"/>
         </w:rPr>
-        <w:hyperlink r:id="rId29" w:history="1">
+        <w:hyperlink r:id="rId30" w:history="1">
           <w:r>
             <w:rPr>
               <w:rStyle w:val="Hyperlink"/>
@@ -4750,7 +4764,7 @@
           <w:color w:val="000000"/>
           <w:sz w:val="24"/>
         </w:rPr>
-        <w:hyperlink r:id="rId29" w:history="1">
+        <w:hyperlink r:id="rId30" w:history="1">
           <w:r>
             <w:rPr>
               <w:rStyle w:val="Hyperlink"/>
@@ -4767,7 +4781,7 @@
           <w:color w:val="000000"/>
           <w:sz w:val="24"/>
         </w:rPr>
-        <w:hyperlink r:id="rId29" w:history="1">
+        <w:hyperlink r:id="rId30" w:history="1">
           <w:r>
             <w:rPr>
               <w:rStyle w:val="Hyperlink"/>
@@ -4785,7 +4799,7 @@
           <w:sz w:val="24"/>
           <w:u w:val="single"/>
         </w:rPr>
-        <w:hyperlink r:id="rId29" w:history="1">
+        <w:hyperlink r:id="rId30" w:history="1">
           <w:r>
             <w:rPr>
               <w:rStyle w:val="Hyperlink"/>
@@ -4814,7 +4828,7 @@
           <w:sz w:val="24"/>
           <w:u w:val="single"/>
         </w:rPr>
-        <w:hyperlink r:id="rId32" w:history="1">
+        <w:hyperlink r:id="rId33" w:history="1">
           <w:r>
             <w:rPr>
               <w:rStyle w:val="Hyperlink"/>
@@ -4832,7 +4846,7 @@
           <w:sz w:val="24"/>
           <w:u w:val="single"/>
         </w:rPr>
-        <w:hyperlink r:id="rId30" w:history="1">
+        <w:hyperlink r:id="rId31" w:history="1">
           <w:r>
             <w:rPr>
               <w:rStyle w:val="Hyperlink"/>
@@ -4849,290 +4863,6 @@
           <w:color w:val="0000FF"/>
           <w:sz w:val="24"/>
           <w:u w:val="single"/>
-        </w:rPr>
-        <w:hyperlink r:id="rId30" w:history="1">
-          <w:r>
-            <w:rPr>
-              <w:rStyle w:val="Hyperlink"/>
-            </w:rPr>
-            <w:t>e</w:t>
-          </w:r>
-        </w:hyperlink>
-      </w:r>
-      <w:r>
-        <w:rPr>
-          <w:rFonts w:ascii="Charis SIL Regular" w:hAnsi="Charis SIL Regular" w:eastAsia="Charis SIL Regular"/>
-          <w:b w:val="0"/>
-          <w:i w:val="0"/>
-          <w:color w:val="0000FF"/>
-          <w:sz w:val="24"/>
-          <w:u w:val="single"/>
-        </w:rPr>
-        <w:hyperlink r:id="rId30" w:history="1">
-          <w:r>
-            <w:rPr>
-              <w:rStyle w:val="Hyperlink"/>
-            </w:rPr>
-            <w:t>s</w:t>
-          </w:r>
-        </w:hyperlink>
-      </w:r>
-      <w:r>
-        <w:rPr>
-          <w:rFonts w:ascii="Charis SIL Regular" w:hAnsi="Charis SIL Regular" w:eastAsia="Charis SIL Regular"/>
-          <w:b w:val="0"/>
-          <w:i w:val="0"/>
-          <w:color w:val="0000FF"/>
-          <w:sz w:val="24"/>
-          <w:u w:val="single"/>
-        </w:rPr>
-        <w:t xml:space="preserve"> </w:t>
-      </w:r>
-      <w:r>
-        <w:rPr>
-          <w:rFonts w:ascii="Charis SIL Regular" w:hAnsi="Charis SIL Regular" w:eastAsia="Charis SIL Regular"/>
-          <w:b w:val="0"/>
-          <w:i w:val="0"/>
-          <w:color w:val="0000FF"/>
-          <w:sz w:val="24"/>
-          <w:u w:val="single"/>
-        </w:rPr>
-        <w:hyperlink r:id="rId30" w:history="1">
-          <w:r>
-            <w:rPr>
-              <w:rStyle w:val="Hyperlink"/>
-            </w:rPr>
-            <w:t>of</w:t>
-          </w:r>
-        </w:hyperlink>
-      </w:r>
-      <w:r>
-        <w:rPr>
-          <w:rFonts w:ascii="Charis SIL Regular" w:hAnsi="Charis SIL Regular" w:eastAsia="Charis SIL Regular"/>
-          <w:b w:val="0"/>
-          <w:i w:val="0"/>
-          <w:color w:val="0000FF"/>
-          <w:sz w:val="24"/>
-          <w:u w:val="single"/>
-        </w:rPr>
-        <w:t xml:space="preserve"> </w:t>
-      </w:r>
-      <w:r>
-        <w:rPr>
-          <w:rFonts w:ascii="Charis SIL Regular" w:hAnsi="Charis SIL Regular" w:eastAsia="Charis SIL Regular"/>
-          <w:b w:val="0"/>
-          <w:i w:val="0"/>
-          <w:color w:val="0000FF"/>
-          <w:sz w:val="24"/>
-          <w:u w:val="single"/>
-        </w:rPr>
-        <w:hyperlink r:id="rId30" w:history="1">
-          <w:r>
-            <w:rPr>
-              <w:rStyle w:val="Hyperlink"/>
-            </w:rPr>
-            <w:t>Cura</w:t>
-          </w:r>
-        </w:hyperlink>
-      </w:r>
-      <w:r>
-        <w:rPr>
-          <w:rFonts w:ascii="Charis SIL Regular" w:hAnsi="Charis SIL Regular" w:eastAsia="Charis SIL Regular"/>
-          <w:b w:val="0"/>
-          <w:i w:val="0"/>
-          <w:color w:val="0000FF"/>
-          <w:sz w:val="24"/>
-          <w:u w:val="single"/>
-        </w:rPr>
-        <w:hyperlink r:id="rId30" w:history="1">
-          <w:r>
-            <w:rPr>
-              <w:rStyle w:val="Hyperlink"/>
-            </w:rPr>
-            <w:t>çao</w:t>
-          </w:r>
-        </w:hyperlink>
-      </w:r>
-      <w:r>
-        <w:rPr>
-          <w:u w:val="single" w:color="0000ff"/>
-          <w:rFonts w:ascii="Charis SIL Regular" w:hAnsi="Charis SIL Regular" w:eastAsia="Charis SIL Regular"/>
-          <w:b w:val="0"/>
-          <w:i w:val="0"/>
-          <w:color w:val="000000"/>
-          <w:sz w:val="24"/>
-        </w:rPr>
-        <w:hyperlink r:id="rId30" w:history="1">
-          <w:r>
-            <w:rPr>
-              <w:rStyle w:val="Hyperlink"/>
-            </w:rPr>
-            <w:t>. Vari</w:t>
-          </w:r>
-        </w:hyperlink>
-      </w:r>
-      <w:r>
-        <w:rPr>
-          <w:u w:val="single" w:color="0000ff"/>
-          <w:rFonts w:ascii="Charis SIL Regular" w:hAnsi="Charis SIL Regular" w:eastAsia="Charis SIL Regular"/>
-          <w:b w:val="0"/>
-          <w:i w:val="0"/>
-          <w:color w:val="000000"/>
-          <w:sz w:val="24"/>
-        </w:rPr>
-        <w:hyperlink r:id="rId30" w:history="1">
-          <w:r>
-            <w:rPr>
-              <w:rStyle w:val="Hyperlink"/>
-            </w:rPr>
-            <w:t>o</w:t>
-          </w:r>
-        </w:hyperlink>
-      </w:r>
-      <w:r>
-        <w:rPr>
-          <w:u w:val="single" w:color="0000ff"/>
-          <w:rFonts w:ascii="Charis SIL Regular" w:hAnsi="Charis SIL Regular" w:eastAsia="Charis SIL Regular"/>
-          <w:b w:val="0"/>
-          <w:i w:val="0"/>
-          <w:color w:val="000000"/>
-          <w:sz w:val="24"/>
-        </w:rPr>
-        <w:hyperlink r:id="rId30" w:history="1">
-          <w:r>
-            <w:rPr>
-              <w:rStyle w:val="Hyperlink"/>
-            </w:rPr>
-            <w:t>us archiv</w:t>
-          </w:r>
-        </w:hyperlink>
-      </w:r>
-      <w:r>
-        <w:rPr>
-          <w:rFonts w:ascii="Charis SIL Regular" w:hAnsi="Charis SIL Regular" w:eastAsia="Charis SIL Regular"/>
-          <w:b w:val="0"/>
-          <w:i w:val="0"/>
-          <w:color w:val="000000"/>
-          <w:sz w:val="24"/>
-        </w:rPr>
-        <w:t xml:space="preserve">es in </w:t>
-      </w:r>
-      <w:r>
-        <w:rPr>
-          <w:u w:val="single" w:color="0000ff"/>
-          <w:rFonts w:ascii="Charis SIL Regular" w:hAnsi="Charis SIL Regular" w:eastAsia="Charis SIL Regular"/>
-          <w:b w:val="0"/>
-          <w:i w:val="0"/>
-          <w:color w:val="000000"/>
-          <w:sz w:val="24"/>
-        </w:rPr>
-        <w:hyperlink r:id="rId31" w:history="1">
-          <w:r>
-            <w:rPr>
-              <w:rStyle w:val="Hyperlink"/>
-            </w:rPr>
-            <w:t>Indonesi</w:t>
-          </w:r>
-        </w:hyperlink>
-      </w:r>
-      <w:r>
-        <w:rPr>
-          <w:u w:val="single" w:color="0000ff"/>
-          <w:rFonts w:ascii="Charis SIL Regular" w:hAnsi="Charis SIL Regular" w:eastAsia="Charis SIL Regular"/>
-          <w:b w:val="0"/>
-          <w:i w:val="0"/>
-          <w:color w:val="000000"/>
-          <w:sz w:val="24"/>
-        </w:rPr>
-        <w:hyperlink r:id="rId31" w:history="1">
-          <w:r>
-            <w:rPr>
-              <w:rStyle w:val="Hyperlink"/>
-            </w:rPr>
-            <w:t>a</w:t>
-          </w:r>
-        </w:hyperlink>
-      </w:r>
-      <w:r>
-        <w:rPr>
-          <w:u w:val="single" w:color="0000ff"/>
-          <w:rFonts w:ascii="Charis SIL Regular" w:hAnsi="Charis SIL Regular" w:eastAsia="Charis SIL Regular"/>
-          <w:b w:val="0"/>
-          <w:i w:val="0"/>
-          <w:color w:val="000000"/>
-          <w:sz w:val="24"/>
-        </w:rPr>
-        <w:hyperlink r:id="rId31" w:history="1">
-          <w:r>
-            <w:rPr>
-              <w:rStyle w:val="Hyperlink"/>
-            </w:rPr>
-            <w:t xml:space="preserve"> can be </w:t>
-          </w:r>
-        </w:hyperlink>
-      </w:r>
-      <w:r>
-        <w:rPr>
-          <w:u w:val="single" w:color="0000ff"/>
-          <w:rFonts w:ascii="Charis SIL Regular" w:hAnsi="Charis SIL Regular" w:eastAsia="Charis SIL Regular"/>
-          <w:b w:val="0"/>
-          <w:i w:val="0"/>
-          <w:color w:val="000000"/>
-          <w:sz w:val="24"/>
-        </w:rPr>
-        <w:hyperlink r:id="rId31" w:history="1">
-          <w:r>
-            <w:rPr>
-              <w:rStyle w:val="Hyperlink"/>
-            </w:rPr>
-            <w:t>a</w:t>
-          </w:r>
-        </w:hyperlink>
-      </w:r>
-      <w:r>
-        <w:rPr>
-          <w:u w:val="single" w:color="0000ff"/>
-          <w:rFonts w:ascii="Charis SIL Regular" w:hAnsi="Charis SIL Regular" w:eastAsia="Charis SIL Regular"/>
-          <w:b w:val="0"/>
-          <w:i w:val="0"/>
-          <w:color w:val="000000"/>
-          <w:sz w:val="24"/>
-        </w:rPr>
-        <w:hyperlink r:id="rId31" w:history="1">
-          <w:r>
-            <w:rPr>
-              <w:rStyle w:val="Hyperlink"/>
-            </w:rPr>
-            <w:t>cc</w:t>
-          </w:r>
-        </w:hyperlink>
-      </w:r>
-      <w:r>
-        <w:rPr>
-          <w:u w:val="single" w:color="0000ff"/>
-          <w:rFonts w:ascii="Charis SIL Regular" w:hAnsi="Charis SIL Regular" w:eastAsia="Charis SIL Regular"/>
-          <w:b w:val="0"/>
-          <w:i w:val="0"/>
-          <w:color w:val="000000"/>
-          <w:sz w:val="24"/>
-        </w:rPr>
-        <w:hyperlink r:id="rId31" w:history="1">
-          <w:r>
-            <w:rPr>
-              <w:rStyle w:val="Hyperlink"/>
-            </w:rPr>
-            <w:t>ess</w:t>
-          </w:r>
-        </w:hyperlink>
-      </w:r>
-      <w:r>
-        <w:rPr>
-          <w:u w:val="single" w:color="0000ff"/>
-          <w:rFonts w:ascii="Charis SIL Regular" w:hAnsi="Charis SIL Regular" w:eastAsia="Charis SIL Regular"/>
-          <w:b w:val="0"/>
-          <w:i w:val="0"/>
-          <w:color w:val="000000"/>
-          <w:sz w:val="24"/>
         </w:rPr>
         <w:hyperlink r:id="rId31" w:history="1">
           <w:r>
@@ -5145,6 +4875,100 @@
       </w:r>
       <w:r>
         <w:rPr>
+          <w:rFonts w:ascii="Charis SIL Regular" w:hAnsi="Charis SIL Regular" w:eastAsia="Charis SIL Regular"/>
+          <w:b w:val="0"/>
+          <w:i w:val="0"/>
+          <w:color w:val="0000FF"/>
+          <w:sz w:val="24"/>
+          <w:u w:val="single"/>
+        </w:rPr>
+        <w:hyperlink r:id="rId31" w:history="1">
+          <w:r>
+            <w:rPr>
+              <w:rStyle w:val="Hyperlink"/>
+            </w:rPr>
+            <w:t>s</w:t>
+          </w:r>
+        </w:hyperlink>
+      </w:r>
+      <w:r>
+        <w:rPr>
+          <w:rFonts w:ascii="Charis SIL Regular" w:hAnsi="Charis SIL Regular" w:eastAsia="Charis SIL Regular"/>
+          <w:b w:val="0"/>
+          <w:i w:val="0"/>
+          <w:color w:val="0000FF"/>
+          <w:sz w:val="24"/>
+          <w:u w:val="single"/>
+        </w:rPr>
+        <w:t xml:space="preserve"> </w:t>
+      </w:r>
+      <w:r>
+        <w:rPr>
+          <w:rFonts w:ascii="Charis SIL Regular" w:hAnsi="Charis SIL Regular" w:eastAsia="Charis SIL Regular"/>
+          <w:b w:val="0"/>
+          <w:i w:val="0"/>
+          <w:color w:val="0000FF"/>
+          <w:sz w:val="24"/>
+          <w:u w:val="single"/>
+        </w:rPr>
+        <w:hyperlink r:id="rId31" w:history="1">
+          <w:r>
+            <w:rPr>
+              <w:rStyle w:val="Hyperlink"/>
+            </w:rPr>
+            <w:t>of</w:t>
+          </w:r>
+        </w:hyperlink>
+      </w:r>
+      <w:r>
+        <w:rPr>
+          <w:rFonts w:ascii="Charis SIL Regular" w:hAnsi="Charis SIL Regular" w:eastAsia="Charis SIL Regular"/>
+          <w:b w:val="0"/>
+          <w:i w:val="0"/>
+          <w:color w:val="0000FF"/>
+          <w:sz w:val="24"/>
+          <w:u w:val="single"/>
+        </w:rPr>
+        <w:t xml:space="preserve"> </w:t>
+      </w:r>
+      <w:r>
+        <w:rPr>
+          <w:rFonts w:ascii="Charis SIL Regular" w:hAnsi="Charis SIL Regular" w:eastAsia="Charis SIL Regular"/>
+          <w:b w:val="0"/>
+          <w:i w:val="0"/>
+          <w:color w:val="0000FF"/>
+          <w:sz w:val="24"/>
+          <w:u w:val="single"/>
+        </w:rPr>
+        <w:hyperlink r:id="rId31" w:history="1">
+          <w:r>
+            <w:rPr>
+              <w:rStyle w:val="Hyperlink"/>
+            </w:rPr>
+            <w:t>Cura</w:t>
+          </w:r>
+        </w:hyperlink>
+      </w:r>
+      <w:r>
+        <w:rPr>
+          <w:rFonts w:ascii="Charis SIL Regular" w:hAnsi="Charis SIL Regular" w:eastAsia="Charis SIL Regular"/>
+          <w:b w:val="0"/>
+          <w:i w:val="0"/>
+          <w:color w:val="0000FF"/>
+          <w:sz w:val="24"/>
+          <w:u w:val="single"/>
+        </w:rPr>
+        <w:hyperlink r:id="rId31" w:history="1">
+          <w:r>
+            <w:rPr>
+              <w:rStyle w:val="Hyperlink"/>
+            </w:rPr>
+            <w:t>çao</w:t>
+          </w:r>
+        </w:hyperlink>
+      </w:r>
+      <w:r>
+        <w:rPr>
           <w:u w:val="single" w:color="0000ff"/>
           <w:rFonts w:ascii="Charis SIL Regular" w:hAnsi="Charis SIL Regular" w:eastAsia="Charis SIL Regular"/>
           <w:b w:val="0"/>
@@ -5153,6 +4977,196 @@
           <w:sz w:val="24"/>
         </w:rPr>
         <w:hyperlink r:id="rId31" w:history="1">
+          <w:r>
+            <w:rPr>
+              <w:rStyle w:val="Hyperlink"/>
+            </w:rPr>
+            <w:t>. Vari</w:t>
+          </w:r>
+        </w:hyperlink>
+      </w:r>
+      <w:r>
+        <w:rPr>
+          <w:u w:val="single" w:color="0000ff"/>
+          <w:rFonts w:ascii="Charis SIL Regular" w:hAnsi="Charis SIL Regular" w:eastAsia="Charis SIL Regular"/>
+          <w:b w:val="0"/>
+          <w:i w:val="0"/>
+          <w:color w:val="000000"/>
+          <w:sz w:val="24"/>
+        </w:rPr>
+        <w:hyperlink r:id="rId31" w:history="1">
+          <w:r>
+            <w:rPr>
+              <w:rStyle w:val="Hyperlink"/>
+            </w:rPr>
+            <w:t>o</w:t>
+          </w:r>
+        </w:hyperlink>
+      </w:r>
+      <w:r>
+        <w:rPr>
+          <w:u w:val="single" w:color="0000ff"/>
+          <w:rFonts w:ascii="Charis SIL Regular" w:hAnsi="Charis SIL Regular" w:eastAsia="Charis SIL Regular"/>
+          <w:b w:val="0"/>
+          <w:i w:val="0"/>
+          <w:color w:val="000000"/>
+          <w:sz w:val="24"/>
+        </w:rPr>
+        <w:hyperlink r:id="rId31" w:history="1">
+          <w:r>
+            <w:rPr>
+              <w:rStyle w:val="Hyperlink"/>
+            </w:rPr>
+            <w:t>us archiv</w:t>
+          </w:r>
+        </w:hyperlink>
+      </w:r>
+      <w:r>
+        <w:rPr>
+          <w:rFonts w:ascii="Charis SIL Regular" w:hAnsi="Charis SIL Regular" w:eastAsia="Charis SIL Regular"/>
+          <w:b w:val="0"/>
+          <w:i w:val="0"/>
+          <w:color w:val="000000"/>
+          <w:sz w:val="24"/>
+        </w:rPr>
+        <w:t xml:space="preserve">es in </w:t>
+      </w:r>
+      <w:r>
+        <w:rPr>
+          <w:u w:val="single" w:color="0000ff"/>
+          <w:rFonts w:ascii="Charis SIL Regular" w:hAnsi="Charis SIL Regular" w:eastAsia="Charis SIL Regular"/>
+          <w:b w:val="0"/>
+          <w:i w:val="0"/>
+          <w:color w:val="000000"/>
+          <w:sz w:val="24"/>
+        </w:rPr>
+        <w:hyperlink r:id="rId32" w:history="1">
+          <w:r>
+            <w:rPr>
+              <w:rStyle w:val="Hyperlink"/>
+            </w:rPr>
+            <w:t>Indonesi</w:t>
+          </w:r>
+        </w:hyperlink>
+      </w:r>
+      <w:r>
+        <w:rPr>
+          <w:u w:val="single" w:color="0000ff"/>
+          <w:rFonts w:ascii="Charis SIL Regular" w:hAnsi="Charis SIL Regular" w:eastAsia="Charis SIL Regular"/>
+          <w:b w:val="0"/>
+          <w:i w:val="0"/>
+          <w:color w:val="000000"/>
+          <w:sz w:val="24"/>
+        </w:rPr>
+        <w:hyperlink r:id="rId32" w:history="1">
+          <w:r>
+            <w:rPr>
+              <w:rStyle w:val="Hyperlink"/>
+            </w:rPr>
+            <w:t>a</w:t>
+          </w:r>
+        </w:hyperlink>
+      </w:r>
+      <w:r>
+        <w:rPr>
+          <w:u w:val="single" w:color="0000ff"/>
+          <w:rFonts w:ascii="Charis SIL Regular" w:hAnsi="Charis SIL Regular" w:eastAsia="Charis SIL Regular"/>
+          <w:b w:val="0"/>
+          <w:i w:val="0"/>
+          <w:color w:val="000000"/>
+          <w:sz w:val="24"/>
+        </w:rPr>
+        <w:hyperlink r:id="rId32" w:history="1">
+          <w:r>
+            <w:rPr>
+              <w:rStyle w:val="Hyperlink"/>
+            </w:rPr>
+            <w:t xml:space="preserve"> can be </w:t>
+          </w:r>
+        </w:hyperlink>
+      </w:r>
+      <w:r>
+        <w:rPr>
+          <w:u w:val="single" w:color="0000ff"/>
+          <w:rFonts w:ascii="Charis SIL Regular" w:hAnsi="Charis SIL Regular" w:eastAsia="Charis SIL Regular"/>
+          <w:b w:val="0"/>
+          <w:i w:val="0"/>
+          <w:color w:val="000000"/>
+          <w:sz w:val="24"/>
+        </w:rPr>
+        <w:hyperlink r:id="rId32" w:history="1">
+          <w:r>
+            <w:rPr>
+              <w:rStyle w:val="Hyperlink"/>
+            </w:rPr>
+            <w:t>a</w:t>
+          </w:r>
+        </w:hyperlink>
+      </w:r>
+      <w:r>
+        <w:rPr>
+          <w:u w:val="single" w:color="0000ff"/>
+          <w:rFonts w:ascii="Charis SIL Regular" w:hAnsi="Charis SIL Regular" w:eastAsia="Charis SIL Regular"/>
+          <w:b w:val="0"/>
+          <w:i w:val="0"/>
+          <w:color w:val="000000"/>
+          <w:sz w:val="24"/>
+        </w:rPr>
+        <w:hyperlink r:id="rId32" w:history="1">
+          <w:r>
+            <w:rPr>
+              <w:rStyle w:val="Hyperlink"/>
+            </w:rPr>
+            <w:t>cc</w:t>
+          </w:r>
+        </w:hyperlink>
+      </w:r>
+      <w:r>
+        <w:rPr>
+          <w:u w:val="single" w:color="0000ff"/>
+          <w:rFonts w:ascii="Charis SIL Regular" w:hAnsi="Charis SIL Regular" w:eastAsia="Charis SIL Regular"/>
+          <w:b w:val="0"/>
+          <w:i w:val="0"/>
+          <w:color w:val="000000"/>
+          <w:sz w:val="24"/>
+        </w:rPr>
+        <w:hyperlink r:id="rId32" w:history="1">
+          <w:r>
+            <w:rPr>
+              <w:rStyle w:val="Hyperlink"/>
+            </w:rPr>
+            <w:t>ess</w:t>
+          </w:r>
+        </w:hyperlink>
+      </w:r>
+      <w:r>
+        <w:rPr>
+          <w:u w:val="single" w:color="0000ff"/>
+          <w:rFonts w:ascii="Charis SIL Regular" w:hAnsi="Charis SIL Regular" w:eastAsia="Charis SIL Regular"/>
+          <w:b w:val="0"/>
+          <w:i w:val="0"/>
+          <w:color w:val="000000"/>
+          <w:sz w:val="24"/>
+        </w:rPr>
+        <w:hyperlink r:id="rId32" w:history="1">
+          <w:r>
+            <w:rPr>
+              <w:rStyle w:val="Hyperlink"/>
+            </w:rPr>
+            <w:t>e</w:t>
+          </w:r>
+        </w:hyperlink>
+      </w:r>
+      <w:r>
+        <w:rPr>
+          <w:u w:val="single" w:color="0000ff"/>
+          <w:rFonts w:ascii="Charis SIL Regular" w:hAnsi="Charis SIL Regular" w:eastAsia="Charis SIL Regular"/>
+          <w:b w:val="0"/>
+          <w:i w:val="0"/>
+          <w:color w:val="000000"/>
+          <w:sz w:val="24"/>
+        </w:rPr>
+        <w:hyperlink r:id="rId32" w:history="1">
           <w:r>
             <w:rPr>
               <w:rStyle w:val="Hyperlink"/>
@@ -5180,7 +5194,7 @@
           <w:sz w:val="24"/>
           <w:u w:val="single"/>
         </w:rPr>
-        <w:hyperlink r:id="rId33" w:history="1">
+        <w:hyperlink r:id="rId34" w:history="1">
           <w:r>
             <w:rPr>
               <w:rStyle w:val="Hyperlink"/>
@@ -5198,7 +5212,7 @@
           <w:color w:val="000000"/>
           <w:sz w:val="24"/>
         </w:rPr>
-        <w:hyperlink r:id="rId32" w:history="1">
+        <w:hyperlink r:id="rId33" w:history="1">
           <w:r>
             <w:rPr>
               <w:rStyle w:val="Hyperlink"/>
@@ -5236,7 +5250,7 @@
           <w:sz w:val="24"/>
           <w:u w:val="single"/>
         </w:rPr>
-        <w:hyperlink r:id="rId34" w:history="1">
+        <w:hyperlink r:id="rId35" w:history="1">
           <w:r>
             <w:rPr>
               <w:rStyle w:val="Hyperlink"/>
@@ -5265,7 +5279,7 @@
           <w:sz w:val="24"/>
           <w:u w:val="single"/>
         </w:rPr>
-        <w:hyperlink r:id="rId34" w:history="1">
+        <w:hyperlink r:id="rId35" w:history="1">
           <w:r>
             <w:rPr>
               <w:rStyle w:val="Hyperlink"/>
@@ -5294,7 +5308,7 @@
           <w:sz w:val="24"/>
           <w:u w:val="single"/>
         </w:rPr>
-        <w:hyperlink r:id="rId34" w:history="1">
+        <w:hyperlink r:id="rId35" w:history="1">
           <w:r>
             <w:rPr>
               <w:rStyle w:val="Hyperlink"/>
@@ -5323,7 +5337,7 @@
           <w:sz w:val="24"/>
           <w:u w:val="single"/>
         </w:rPr>
-        <w:hyperlink r:id="rId34" w:history="1">
+        <w:hyperlink r:id="rId35" w:history="1">
           <w:r>
             <w:rPr>
               <w:rStyle w:val="Hyperlink"/>
@@ -5352,7 +5366,7 @@
           <w:sz w:val="24"/>
           <w:u w:val="single"/>
         </w:rPr>
-        <w:hyperlink r:id="rId34" w:history="1">
+        <w:hyperlink r:id="rId35" w:history="1">
           <w:r>
             <w:rPr>
               <w:rStyle w:val="Hyperlink"/>
@@ -5381,7 +5395,7 @@
           <w:sz w:val="24"/>
           <w:u w:val="single"/>
         </w:rPr>
-        <w:hyperlink r:id="rId34" w:history="1">
+        <w:hyperlink r:id="rId35" w:history="1">
           <w:r>
             <w:rPr>
               <w:rStyle w:val="Hyperlink"/>
@@ -5409,7 +5423,7 @@
           <w:color w:val="000000"/>
           <w:sz w:val="24"/>
         </w:rPr>
-        <w:hyperlink r:id="rId34" w:history="1">
+        <w:hyperlink r:id="rId35" w:history="1">
           <w:r>
             <w:rPr>
               <w:rStyle w:val="Hyperlink"/>
@@ -5427,7 +5441,7 @@
           <w:color w:val="000000"/>
           <w:sz w:val="24"/>
         </w:rPr>
-        <w:hyperlink r:id="rId34" w:history="1">
+        <w:hyperlink r:id="rId35" w:history="1">
           <w:r>
             <w:rPr>
               <w:rStyle w:val="Hyperlink"/>
@@ -5445,7 +5459,7 @@
           <w:color w:val="000000"/>
           <w:sz w:val="24"/>
         </w:rPr>
-        <w:hyperlink r:id="rId34" w:history="1">
+        <w:hyperlink r:id="rId35" w:history="1">
           <w:r>
             <w:rPr>
               <w:rStyle w:val="Hyperlink"/>
@@ -5463,7 +5477,7 @@
           <w:color w:val="000000"/>
           <w:sz w:val="24"/>
         </w:rPr>
-        <w:hyperlink r:id="rId34" w:history="1">
+        <w:hyperlink r:id="rId35" w:history="1">
           <w:r>
             <w:rPr>
               <w:rStyle w:val="Hyperlink"/>
@@ -5492,7 +5506,7 @@
           <w:color w:val="000000"/>
           <w:sz w:val="24"/>
         </w:rPr>
-        <w:hyperlink r:id="rId34" w:history="1">
+        <w:hyperlink r:id="rId35" w:history="1">
           <w:r>
             <w:rPr>
               <w:rStyle w:val="Hyperlink"/>
@@ -5510,7 +5524,7 @@
           <w:color w:val="000000"/>
           <w:sz w:val="24"/>
         </w:rPr>
-        <w:hyperlink r:id="rId34" w:history="1">
+        <w:hyperlink r:id="rId35" w:history="1">
           <w:r>
             <w:rPr>
               <w:rStyle w:val="Hyperlink"/>
@@ -5528,7 +5542,7 @@
           <w:color w:val="000000"/>
           <w:sz w:val="24"/>
         </w:rPr>
-        <w:hyperlink r:id="rId34" w:history="1">
+        <w:hyperlink r:id="rId35" w:history="1">
           <w:r>
             <w:rPr>
               <w:rStyle w:val="Hyperlink"/>
@@ -5546,7 +5560,7 @@
           <w:color w:val="000000"/>
           <w:sz w:val="24"/>
         </w:rPr>
-        <w:hyperlink r:id="rId34" w:history="1">
+        <w:hyperlink r:id="rId35" w:history="1">
           <w:r>
             <w:rPr>
               <w:rStyle w:val="Hyperlink"/>
@@ -5644,7 +5658,7 @@
           <w:sz w:val="24"/>
           <w:u w:val="single"/>
         </w:rPr>
-        <w:hyperlink r:id="rId35" w:history="1">
+        <w:hyperlink r:id="rId36" w:history="1">
           <w:r>
             <w:rPr>
               <w:rStyle w:val="Hyperlink"/>
@@ -5672,7 +5686,7 @@
           <w:sz w:val="24"/>
           <w:u w:val="single"/>
         </w:rPr>
-        <w:hyperlink r:id="rId36" w:history="1">
+        <w:hyperlink r:id="rId37" w:history="1">
           <w:r>
             <w:rPr>
               <w:rStyle w:val="Hyperlink"/>
@@ -5701,7 +5715,7 @@
           <w:sz w:val="24"/>
           <w:u w:val="single"/>
         </w:rPr>
-        <w:hyperlink r:id="rId36" w:history="1">
+        <w:hyperlink r:id="rId37" w:history="1">
           <w:r>
             <w:rPr>
               <w:rStyle w:val="Hyperlink"/>
@@ -5730,7 +5744,7 @@
           <w:sz w:val="24"/>
           <w:u w:val="single"/>
         </w:rPr>
-        <w:hyperlink r:id="rId36" w:history="1">
+        <w:hyperlink r:id="rId37" w:history="1">
           <w:r>
             <w:rPr>
               <w:rStyle w:val="Hyperlink"/>
@@ -5777,7 +5791,7 @@
           <w:sz w:val="24"/>
           <w:u w:val="single"/>
         </w:rPr>
-        <w:hyperlink r:id="rId36" w:history="1">
+        <w:hyperlink r:id="rId37" w:history="1">
           <w:r>
             <w:rPr>
               <w:rStyle w:val="Hyperlink"/>
@@ -5805,7 +5819,7 @@
           <w:sz w:val="24"/>
           <w:u w:val="single"/>
         </w:rPr>
-        <w:hyperlink r:id="rId37" w:history="1">
+        <w:hyperlink r:id="rId38" w:history="1">
           <w:r>
             <w:rPr>
               <w:rStyle w:val="Hyperlink"/>
@@ -5834,7 +5848,7 @@
           <w:sz w:val="24"/>
           <w:u w:val="single"/>
         </w:rPr>
-        <w:hyperlink r:id="rId37" w:history="1">
+        <w:hyperlink r:id="rId38" w:history="1">
           <w:r>
             <w:rPr>
               <w:rStyle w:val="Hyperlink"/>
@@ -5863,7 +5877,7 @@
           <w:sz w:val="24"/>
           <w:u w:val="single"/>
         </w:rPr>
-        <w:hyperlink r:id="rId37" w:history="1">
+        <w:hyperlink r:id="rId38" w:history="1">
           <w:r>
             <w:rPr>
               <w:rStyle w:val="Hyperlink"/>
@@ -5892,7 +5906,7 @@
           <w:sz w:val="24"/>
           <w:u w:val="single"/>
         </w:rPr>
-        <w:hyperlink r:id="rId37" w:history="1">
+        <w:hyperlink r:id="rId38" w:history="1">
           <w:r>
             <w:rPr>
               <w:rStyle w:val="Hyperlink"/>
@@ -5913,6 +5927,7 @@
       </w:r>
       <w:r>
         <w:rPr>
+          <w:u w:val="single" w:color="0000ff"/>
           <w:rFonts w:ascii="Charis SIL Regular" w:hAnsi="Charis SIL Regular" w:eastAsia="Charis SIL Regular"/>
           <w:b w:val="0"/>
           <w:i w:val="0"/>
@@ -5930,7 +5945,7 @@
           <w:sz w:val="24"/>
           <w:u w:val="single"/>
         </w:rPr>
-        <w:hyperlink r:id="rId38" w:history="1">
+        <w:hyperlink r:id="rId39" w:history="1">
           <w:r>
             <w:rPr>
               <w:rStyle w:val="Hyperlink"/>
@@ -5941,6 +5956,16 @@
       </w:r>
       <w:r>
         <w:rPr>
+          <w:rFonts w:ascii="Charis SIL Regular" w:hAnsi="Charis SIL Regular" w:eastAsia="Charis SIL Regular"/>
+          <w:b w:val="0"/>
+          <w:i w:val="0"/>
+          <w:color w:val="000000"/>
+          <w:sz w:val="24"/>
+        </w:rPr>
+        <w:t xml:space="preserve"> contains information</w:t>
+      </w:r>
+      <w:r>
+        <w:rPr>
           <w:u w:val="single" w:color="0000ff"/>
           <w:rFonts w:ascii="Charis SIL Regular" w:hAnsi="Charis SIL Regular" w:eastAsia="Charis SIL Regular"/>
           <w:b w:val="0"/>
@@ -5948,35 +5973,7 @@
           <w:color w:val="000000"/>
           <w:sz w:val="24"/>
         </w:rPr>
-        <w:hyperlink r:id="rId36" w:history="1">
-          <w:r>
-            <w:rPr>
-              <w:rStyle w:val="Hyperlink"/>
-            </w:rPr>
-            <w:t xml:space="preserve"> co</w:t>
-          </w:r>
-        </w:hyperlink>
-      </w:r>
-      <w:r>
-        <w:rPr>
-          <w:rFonts w:ascii="Charis SIL Regular" w:hAnsi="Charis SIL Regular" w:eastAsia="Charis SIL Regular"/>
-          <w:b w:val="0"/>
-          <w:i w:val="0"/>
-          <w:color w:val="000000"/>
-          <w:sz w:val="24"/>
-        </w:rPr>
-        <w:t>ntains information</w:t>
-      </w:r>
-      <w:r>
-        <w:rPr>
-          <w:u w:val="single" w:color="0000ff"/>
-          <w:rFonts w:ascii="Charis SIL Regular" w:hAnsi="Charis SIL Regular" w:eastAsia="Charis SIL Regular"/>
-          <w:b w:val="0"/>
-          <w:i w:val="0"/>
-          <w:color w:val="000000"/>
-          <w:sz w:val="24"/>
-        </w:rPr>
-        <w:hyperlink r:id="rId37" w:history="1">
+        <w:hyperlink r:id="rId38" w:history="1">
           <w:r>
             <w:rPr>
               <w:rStyle w:val="Hyperlink"/>
@@ -6005,7 +6002,7 @@
           <w:color w:val="000000"/>
           <w:sz w:val="24"/>
         </w:rPr>
-        <w:hyperlink r:id="rId37" w:history="1">
+        <w:hyperlink r:id="rId38" w:history="1">
           <w:r>
             <w:rPr>
               <w:rStyle w:val="Hyperlink"/>
@@ -6023,7 +6020,7 @@
           <w:color w:val="000000"/>
           <w:sz w:val="24"/>
         </w:rPr>
-        <w:hyperlink r:id="rId37" w:history="1">
+        <w:hyperlink r:id="rId38" w:history="1">
           <w:r>
             <w:rPr>
               <w:rStyle w:val="Hyperlink"/>
@@ -6041,7 +6038,7 @@
           <w:color w:val="000000"/>
           <w:sz w:val="24"/>
         </w:rPr>
-        <w:hyperlink r:id="rId37" w:history="1">
+        <w:hyperlink r:id="rId38" w:history="1">
           <w:r>
             <w:rPr>
               <w:rStyle w:val="Hyperlink"/>
@@ -6059,7 +6056,7 @@
           <w:color w:val="000000"/>
           <w:sz w:val="24"/>
         </w:rPr>
-        <w:hyperlink r:id="rId37" w:history="1">
+        <w:hyperlink r:id="rId38" w:history="1">
           <w:r>
             <w:rPr>
               <w:rStyle w:val="Hyperlink"/>
@@ -6077,7 +6074,7 @@
           <w:color w:val="000000"/>
           <w:sz w:val="24"/>
         </w:rPr>
-        <w:hyperlink r:id="rId37" w:history="1">
+        <w:hyperlink r:id="rId38" w:history="1">
           <w:r>
             <w:rPr>
               <w:rStyle w:val="Hyperlink"/>
@@ -6126,7 +6123,7 @@
           <w:color w:val="000000"/>
           <w:sz w:val="24"/>
         </w:rPr>
-        <w:hyperlink r:id="rId38" w:history="1">
+        <w:hyperlink r:id="rId39" w:history="1">
           <w:r>
             <w:rPr>
               <w:rStyle w:val="Hyperlink"/>

--- a/EXPORTS/DOCX/published/niveau1/English/Sources.docx
+++ b/EXPORTS/DOCX/published/niveau1/English/Sources.docx
@@ -1238,90 +1238,7 @@
           <w:color w:val="000000"/>
           <w:sz w:val="24"/>
         </w:rPr>
-        <w:t>. These archiv</w:t>
-      </w:r>
-      <w:r>
-        <w:rPr>
-          <w:u w:val="single" w:color="0000ff"/>
-          <w:rFonts w:ascii="Charis SIL Regular" w:hAnsi="Charis SIL Regular" w:eastAsia="Charis SIL Regular"/>
-          <w:b w:val="0"/>
-          <w:i w:val="0"/>
-          <w:color w:val="000000"/>
-          <w:sz w:val="24"/>
-        </w:rPr>
-        <w:hyperlink r:id="rId15" w:history="1">
-          <w:r>
-            <w:rPr>
-              <w:rStyle w:val="Hyperlink"/>
-            </w:rPr>
-            <w:t>es are</w:t>
-          </w:r>
-        </w:hyperlink>
-      </w:r>
-      <w:r>
-        <w:rPr>
-          <w:u w:val="single" w:color="0000ff"/>
-          <w:rFonts w:ascii="Charis SIL Regular" w:hAnsi="Charis SIL Regular" w:eastAsia="Charis SIL Regular"/>
-          <w:b w:val="0"/>
-          <w:i w:val="0"/>
-          <w:color w:val="000000"/>
-          <w:sz w:val="24"/>
-        </w:rPr>
-        <w:t xml:space="preserve"> </w:t>
-      </w:r>
-      <w:r>
-        <w:rPr>
-          <w:u w:val="single" w:color="0000ff"/>
-          <w:rFonts w:ascii="Charis SIL Regular" w:hAnsi="Charis SIL Regular" w:eastAsia="Charis SIL Regular"/>
-          <w:b w:val="0"/>
-          <w:i w:val="0"/>
-          <w:color w:val="000000"/>
-          <w:sz w:val="24"/>
-        </w:rPr>
-        <w:hyperlink r:id="rId15" w:history="1">
-          <w:r>
-            <w:rPr>
-              <w:rStyle w:val="Hyperlink"/>
-            </w:rPr>
-            <w:t xml:space="preserve">now part of </w:t>
-          </w:r>
-        </w:hyperlink>
-      </w:r>
-      <w:r>
-        <w:rPr>
-          <w:u w:val="single" w:color="0000ff"/>
-          <w:rFonts w:ascii="Charis SIL Regular" w:hAnsi="Charis SIL Regular" w:eastAsia="Charis SIL Regular"/>
-          <w:b w:val="0"/>
-          <w:i w:val="0"/>
-          <w:color w:val="000000"/>
-          <w:sz w:val="24"/>
-        </w:rPr>
-        <w:hyperlink r:id="rId15" w:history="1">
-          <w:r>
-            <w:rPr>
-              <w:rStyle w:val="Hyperlink"/>
-            </w:rPr>
-            <w:t>t</w:t>
-          </w:r>
-        </w:hyperlink>
-      </w:r>
-      <w:r>
-        <w:rPr>
-          <w:u w:val="single" w:color="0000ff"/>
-          <w:rFonts w:ascii="Charis SIL Regular" w:hAnsi="Charis SIL Regular" w:eastAsia="Charis SIL Regular"/>
-          <w:b w:val="0"/>
-          <w:i w:val="0"/>
-          <w:color w:val="000000"/>
-          <w:sz w:val="24"/>
-        </w:rPr>
-        <w:hyperlink r:id="rId15" w:history="1">
-          <w:r>
-            <w:rPr>
-              <w:rStyle w:val="Hyperlink"/>
-            </w:rPr>
-            <w:t xml:space="preserve">he </w:t>
-          </w:r>
-        </w:hyperlink>
+        <w:t xml:space="preserve">. These archives are now part of the </w:t>
       </w:r>
       <w:r>
         <w:rPr>
@@ -1444,7 +1361,7 @@
           <w:sz w:val="24"/>
           <w:u w:val="single"/>
         </w:rPr>
-        <w:hyperlink r:id="rId15" w:history="1">
+        <w:hyperlink r:id="rId16" w:history="1">
           <w:r>
             <w:rPr>
               <w:rStyle w:val="Hyperlink"/>
@@ -1462,7 +1379,7 @@
           <w:sz w:val="24"/>
           <w:u w:val="single"/>
         </w:rPr>
-        <w:hyperlink r:id="rId15" w:history="1">
+        <w:hyperlink r:id="rId16" w:history="1">
           <w:r>
             <w:rPr>
               <w:rStyle w:val="Hyperlink"/>
@@ -1920,7 +1837,25 @@
           <w:color w:val="000000"/>
           <w:sz w:val="24"/>
         </w:rPr>
-        <w:t>. They also provide an online search functi</w:t>
+        <w:t>. They also provide an online search</w:t>
+      </w:r>
+      <w:r>
+        <w:rPr>
+          <w:u w:val="single" w:color="0000ff"/>
+          <w:rFonts w:ascii="Charis SIL Regular" w:hAnsi="Charis SIL Regular" w:eastAsia="Charis SIL Regular"/>
+          <w:b w:val="0"/>
+          <w:i w:val="0"/>
+          <w:color w:val="000000"/>
+          <w:sz w:val="24"/>
+        </w:rPr>
+        <w:hyperlink r:id="rId17" w:history="1">
+          <w:r>
+            <w:rPr>
+              <w:rStyle w:val="Hyperlink"/>
+            </w:rPr>
+            <w:t xml:space="preserve"> functi</w:t>
+          </w:r>
+        </w:hyperlink>
       </w:r>
       <w:r>
         <w:rPr>
@@ -2449,7 +2384,7 @@
           <w:sz w:val="24"/>
           <w:u w:val="single"/>
         </w:rPr>
-        <w:hyperlink r:id="rId18" w:history="1">
+        <w:hyperlink r:id="rId19" w:history="1">
           <w:r>
             <w:rPr>
               <w:rStyle w:val="Hyperlink"/>
@@ -2478,7 +2413,7 @@
           <w:sz w:val="24"/>
           <w:u w:val="single"/>
         </w:rPr>
-        <w:hyperlink r:id="rId18" w:history="1">
+        <w:hyperlink r:id="rId19" w:history="1">
           <w:r>
             <w:rPr>
               <w:rStyle w:val="Hyperlink"/>
@@ -2496,7 +2431,7 @@
           <w:sz w:val="24"/>
           <w:u w:val="single"/>
         </w:rPr>
-        <w:hyperlink r:id="rId18" w:history="1">
+        <w:hyperlink r:id="rId19" w:history="1">
           <w:r>
             <w:rPr>
               <w:rStyle w:val="Hyperlink"/>
@@ -2514,7 +2449,7 @@
           <w:sz w:val="24"/>
           <w:u w:val="single"/>
         </w:rPr>
-        <w:hyperlink r:id="rId18" w:history="1">
+        <w:hyperlink r:id="rId19" w:history="1">
           <w:r>
             <w:rPr>
               <w:rStyle w:val="Hyperlink"/>
@@ -3486,7 +3421,7 @@
           <w:sz w:val="24"/>
           <w:u w:val="single"/>
         </w:rPr>
-        <w:hyperlink r:id="rId22" w:history="1">
+        <w:hyperlink r:id="rId24" w:history="1">
           <w:r>
             <w:rPr>
               <w:rStyle w:val="Hyperlink"/>
@@ -3504,7 +3439,7 @@
           <w:sz w:val="24"/>
           <w:u w:val="single"/>
         </w:rPr>
-        <w:hyperlink r:id="rId22" w:history="1">
+        <w:hyperlink r:id="rId24" w:history="1">
           <w:r>
             <w:rPr>
               <w:rStyle w:val="Hyperlink"/>
@@ -3522,7 +3457,7 @@
           <w:sz w:val="24"/>
           <w:u w:val="single"/>
         </w:rPr>
-        <w:hyperlink r:id="rId22" w:history="1">
+        <w:hyperlink r:id="rId24" w:history="1">
           <w:r>
             <w:rPr>
               <w:rStyle w:val="Hyperlink"/>
@@ -3551,7 +3486,7 @@
           <w:sz w:val="24"/>
           <w:u w:val="single"/>
         </w:rPr>
-        <w:hyperlink r:id="rId22" w:history="1">
+        <w:hyperlink r:id="rId24" w:history="1">
           <w:r>
             <w:rPr>
               <w:rStyle w:val="Hyperlink"/>
@@ -3562,13 +3497,42 @@
       </w:r>
       <w:r>
         <w:rPr>
+          <w:u w:val="single" w:color="0000ff"/>
           <w:rFonts w:ascii="Charis SIL Regular" w:hAnsi="Charis SIL Regular" w:eastAsia="Charis SIL Regular"/>
           <w:b w:val="0"/>
           <w:i w:val="0"/>
           <w:color w:val="000000"/>
           <w:sz w:val="24"/>
         </w:rPr>
-        <w:t xml:space="preserve"> and the </w:t>
+        <w:t xml:space="preserve"> </w:t>
+      </w:r>
+      <w:r>
+        <w:rPr>
+          <w:u w:val="single" w:color="0000ff"/>
+          <w:rFonts w:ascii="Charis SIL Regular" w:hAnsi="Charis SIL Regular" w:eastAsia="Charis SIL Regular"/>
+          <w:b w:val="0"/>
+          <w:i w:val="0"/>
+          <w:color w:val="000000"/>
+          <w:sz w:val="24"/>
+        </w:rPr>
+        <w:hyperlink r:id="rId22" w:history="1">
+          <w:r>
+            <w:rPr>
+              <w:rStyle w:val="Hyperlink"/>
+            </w:rPr>
+            <w:t>and the</w:t>
+          </w:r>
+        </w:hyperlink>
+      </w:r>
+      <w:r>
+        <w:rPr>
+          <w:rFonts w:ascii="Charis SIL Regular" w:hAnsi="Charis SIL Regular" w:eastAsia="Charis SIL Regular"/>
+          <w:b w:val="0"/>
+          <w:i w:val="0"/>
+          <w:color w:val="000000"/>
+          <w:sz w:val="24"/>
+        </w:rPr>
+        <w:t xml:space="preserve"> </w:t>
       </w:r>
       <w:r>
         <w:rPr>
@@ -3579,7 +3543,7 @@
           <w:sz w:val="24"/>
           <w:u w:val="single"/>
         </w:rPr>
-        <w:hyperlink r:id="rId24" w:history="1">
+        <w:hyperlink r:id="rId25" w:history="1">
           <w:r>
             <w:rPr>
               <w:rStyle w:val="Hyperlink"/>
@@ -3597,7 +3561,7 @@
           <w:sz w:val="24"/>
           <w:u w:val="single"/>
         </w:rPr>
-        <w:hyperlink r:id="rId23" w:history="1">
+        <w:hyperlink r:id="rId25" w:history="1">
           <w:r>
             <w:rPr>
               <w:rStyle w:val="Hyperlink"/>
@@ -3626,7 +3590,7 @@
           <w:sz w:val="24"/>
           <w:u w:val="single"/>
         </w:rPr>
-        <w:hyperlink r:id="rId23" w:history="1">
+        <w:hyperlink r:id="rId26" w:history="1">
           <w:r>
             <w:rPr>
               <w:rStyle w:val="Hyperlink"/>
@@ -3644,7 +3608,7 @@
           <w:sz w:val="24"/>
           <w:u w:val="single"/>
         </w:rPr>
-        <w:hyperlink r:id="rId25" w:history="1">
+        <w:hyperlink r:id="rId26" w:history="1">
           <w:r>
             <w:rPr>
               <w:rStyle w:val="Hyperlink"/>
@@ -3662,7 +3626,7 @@
           <w:sz w:val="24"/>
           <w:u w:val="single"/>
         </w:rPr>
-        <w:hyperlink r:id="rId25" w:history="1">
+        <w:hyperlink r:id="rId26" w:history="1">
           <w:r>
             <w:rPr>
               <w:rStyle w:val="Hyperlink"/>
@@ -3691,7 +3655,7 @@
           <w:sz w:val="24"/>
           <w:u w:val="single"/>
         </w:rPr>
-        <w:hyperlink r:id="rId25" w:history="1">
+        <w:hyperlink r:id="rId26" w:history="1">
           <w:r>
             <w:rPr>
               <w:rStyle w:val="Hyperlink"/>
@@ -3720,7 +3684,7 @@
           <w:sz w:val="24"/>
           <w:u w:val="single"/>
         </w:rPr>
-        <w:hyperlink r:id="rId25" w:history="1">
+        <w:hyperlink r:id="rId26" w:history="1">
           <w:r>
             <w:rPr>
               <w:rStyle w:val="Hyperlink"/>
@@ -3748,7 +3712,50 @@
           <w:color w:val="000000"/>
           <w:sz w:val="24"/>
         </w:rPr>
-        <w:t xml:space="preserve">stodian of the </w:t>
+        <w:hyperlink r:id="rId24" w:history="1">
+          <w:r>
+            <w:rPr>
+              <w:rStyle w:val="Hyperlink"/>
+            </w:rPr>
+            <w:t xml:space="preserve">stodian </w:t>
+          </w:r>
+        </w:hyperlink>
+      </w:r>
+      <w:r>
+        <w:rPr>
+          <w:u w:val="single" w:color="0000ff"/>
+          <w:rFonts w:ascii="Charis SIL Regular" w:hAnsi="Charis SIL Regular" w:eastAsia="Charis SIL Regular"/>
+          <w:b w:val="0"/>
+          <w:i w:val="0"/>
+          <w:color w:val="000000"/>
+          <w:sz w:val="24"/>
+        </w:rPr>
+        <w:hyperlink r:id="rId24" w:history="1">
+          <w:r>
+            <w:rPr>
+              <w:rStyle w:val="Hyperlink"/>
+            </w:rPr>
+            <w:t>o</w:t>
+          </w:r>
+        </w:hyperlink>
+      </w:r>
+      <w:r>
+        <w:rPr>
+          <w:u w:val="single" w:color="0000ff"/>
+          <w:rFonts w:ascii="Charis SIL Regular" w:hAnsi="Charis SIL Regular" w:eastAsia="Charis SIL Regular"/>
+          <w:b w:val="0"/>
+          <w:i w:val="0"/>
+          <w:color w:val="000000"/>
+          <w:sz w:val="24"/>
+        </w:rPr>
+        <w:hyperlink r:id="rId24" w:history="1">
+          <w:r>
+            <w:rPr>
+              <w:rStyle w:val="Hyperlink"/>
+            </w:rPr>
+            <w:t xml:space="preserve">f the </w:t>
+          </w:r>
+        </w:hyperlink>
       </w:r>
       <w:r>
         <w:rPr>
@@ -3759,7 +3766,7 @@
           <w:sz w:val="24"/>
           <w:u w:val="single"/>
         </w:rPr>
-        <w:hyperlink r:id="rId26" w:history="1">
+        <w:hyperlink r:id="rId24" w:history="1">
           <w:r>
             <w:rPr>
               <w:rStyle w:val="Hyperlink"/>
@@ -3775,7 +3782,6 @@
           <w:i w:val="0"/>
           <w:color w:val="0000FF"/>
           <w:sz w:val="24"/>
-          <w:u w:val="single"/>
         </w:rPr>
         <w:hyperlink r:id="rId27" w:history="1">
           <w:r>
@@ -3795,7 +3801,7 @@
           <w:sz w:val="24"/>
           <w:u w:val="single"/>
         </w:rPr>
-        <w:hyperlink r:id="rId24" w:history="1">
+        <w:hyperlink r:id="rId25" w:history="1">
           <w:r>
             <w:rPr>
               <w:rStyle w:val="Hyperlink"/>
@@ -3824,7 +3830,7 @@
           <w:sz w:val="24"/>
           <w:u w:val="single"/>
         </w:rPr>
-        <w:hyperlink r:id="rId24" w:history="1">
+        <w:hyperlink r:id="rId25" w:history="1">
           <w:r>
             <w:rPr>
               <w:rStyle w:val="Hyperlink"/>
@@ -3853,7 +3859,7 @@
           <w:sz w:val="24"/>
           <w:u w:val="single"/>
         </w:rPr>
-        <w:hyperlink r:id="rId24" w:history="1">
+        <w:hyperlink r:id="rId25" w:history="1">
           <w:r>
             <w:rPr>
               <w:rStyle w:val="Hyperlink"/>
@@ -3899,7 +3905,7 @@
           <w:color w:val="000000"/>
           <w:sz w:val="24"/>
         </w:rPr>
-        <w:hyperlink r:id="rId25" w:history="1">
+        <w:hyperlink r:id="rId26" w:history="1">
           <w:r>
             <w:rPr>
               <w:rStyle w:val="Hyperlink"/>
@@ -3917,7 +3923,7 @@
           <w:color w:val="000000"/>
           <w:sz w:val="24"/>
         </w:rPr>
-        <w:hyperlink r:id="rId25" w:history="1">
+        <w:hyperlink r:id="rId26" w:history="1">
           <w:r>
             <w:rPr>
               <w:rStyle w:val="Hyperlink"/>
@@ -4594,7 +4600,7 @@
           <w:sz w:val="24"/>
           <w:u w:val="single"/>
         </w:rPr>
-        <w:hyperlink r:id="rId32" w:history="1">
+        <w:hyperlink r:id="rId30" w:history="1">
           <w:r>
             <w:rPr>
               <w:rStyle w:val="Hyperlink"/>
@@ -4623,7 +4629,7 @@
           <w:sz w:val="24"/>
           <w:u w:val="single"/>
         </w:rPr>
-        <w:hyperlink r:id="rId32" w:history="1">
+        <w:hyperlink r:id="rId30" w:history="1">
           <w:r>
             <w:rPr>
               <w:rStyle w:val="Hyperlink"/>
@@ -4652,7 +4658,7 @@
           <w:sz w:val="24"/>
           <w:u w:val="single"/>
         </w:rPr>
-        <w:hyperlink r:id="rId32" w:history="1">
+        <w:hyperlink r:id="rId30" w:history="1">
           <w:r>
             <w:rPr>
               <w:rStyle w:val="Hyperlink"/>
@@ -4681,7 +4687,7 @@
           <w:sz w:val="24"/>
           <w:u w:val="single"/>
         </w:rPr>
-        <w:hyperlink r:id="rId32" w:history="1">
+        <w:hyperlink r:id="rId30" w:history="1">
           <w:r>
             <w:rPr>
               <w:rStyle w:val="Hyperlink"/>
@@ -4699,7 +4705,7 @@
           <w:sz w:val="24"/>
           <w:u w:val="single"/>
         </w:rPr>
-        <w:hyperlink r:id="rId32" w:history="1">
+        <w:hyperlink r:id="rId30" w:history="1">
           <w:r>
             <w:rPr>
               <w:rStyle w:val="Hyperlink"/>
@@ -4717,7 +4723,7 @@
           <w:sz w:val="24"/>
           <w:u w:val="single"/>
         </w:rPr>
-        <w:hyperlink r:id="rId32" w:history="1">
+        <w:hyperlink r:id="rId30" w:history="1">
           <w:r>
             <w:rPr>
               <w:rStyle w:val="Hyperlink"/>
@@ -5412,61 +5418,7 @@
           <w:color w:val="000000"/>
           <w:sz w:val="24"/>
         </w:rPr>
-        <w:t>(Royal Batavian Society of Arts a</w:t>
-      </w:r>
-      <w:r>
-        <w:rPr>
-          <w:u w:val="single" w:color="0000ff"/>
-          <w:rFonts w:ascii="Charis SIL Regular" w:hAnsi="Charis SIL Regular" w:eastAsia="Charis SIL Regular"/>
-          <w:b w:val="0"/>
-          <w:i w:val="0"/>
-          <w:color w:val="000000"/>
-          <w:sz w:val="24"/>
-        </w:rPr>
-        <w:hyperlink r:id="rId35" w:history="1">
-          <w:r>
-            <w:rPr>
-              <w:rStyle w:val="Hyperlink"/>
-            </w:rPr>
-            <w:t>nd Sciences</w:t>
-          </w:r>
-        </w:hyperlink>
-      </w:r>
-      <w:r>
-        <w:rPr>
-          <w:u w:val="single" w:color="0000ff"/>
-          <w:rFonts w:ascii="Charis SIL Regular" w:hAnsi="Charis SIL Regular" w:eastAsia="Charis SIL Regular"/>
-          <w:b w:val="0"/>
-          <w:i w:val="0"/>
-          <w:color w:val="000000"/>
-          <w:sz w:val="24"/>
-        </w:rPr>
-        <w:hyperlink r:id="rId35" w:history="1">
-          <w:r>
-            <w:rPr>
-              <w:rStyle w:val="Hyperlink"/>
-            </w:rPr>
-            <w:t>)</w:t>
-          </w:r>
-        </w:hyperlink>
-      </w:r>
-      <w:r>
-        <w:rPr>
-          <w:u w:val="single" w:color="0000ff"/>
-          <w:rFonts w:ascii="Charis SIL Regular" w:hAnsi="Charis SIL Regular" w:eastAsia="Charis SIL Regular"/>
-          <w:b w:val="0"/>
-          <w:i w:val="0"/>
-          <w:color w:val="000000"/>
-          <w:sz w:val="24"/>
-        </w:rPr>
-        <w:hyperlink r:id="rId35" w:history="1">
-          <w:r>
-            <w:rPr>
-              <w:rStyle w:val="Hyperlink"/>
-            </w:rPr>
-            <w:t>, which is hel</w:t>
-          </w:r>
-        </w:hyperlink>
+        <w:t>(Royal Batavian Society of Arts and Sciences), which is hel</w:t>
       </w:r>
       <w:r>
         <w:rPr>
@@ -5956,13 +5908,31 @@
       </w:r>
       <w:r>
         <w:rPr>
+          <w:u w:val="single" w:color="0000ff"/>
           <w:rFonts w:ascii="Charis SIL Regular" w:hAnsi="Charis SIL Regular" w:eastAsia="Charis SIL Regular"/>
           <w:b w:val="0"/>
           <w:i w:val="0"/>
           <w:color w:val="000000"/>
           <w:sz w:val="24"/>
         </w:rPr>
-        <w:t xml:space="preserve"> contains information</w:t>
+        <w:hyperlink r:id="rId37" w:history="1">
+          <w:r>
+            <w:rPr>
+              <w:rStyle w:val="Hyperlink"/>
+            </w:rPr>
+            <w:t xml:space="preserve"> co</w:t>
+          </w:r>
+        </w:hyperlink>
+      </w:r>
+      <w:r>
+        <w:rPr>
+          <w:rFonts w:ascii="Charis SIL Regular" w:hAnsi="Charis SIL Regular" w:eastAsia="Charis SIL Regular"/>
+          <w:b w:val="0"/>
+          <w:i w:val="0"/>
+          <w:color w:val="000000"/>
+          <w:sz w:val="24"/>
+        </w:rPr>
+        <w:t>ntains information</w:t>
       </w:r>
       <w:r>
         <w:rPr>

--- a/EXPORTS/DOCX/published/niveau1/English/Sources.docx
+++ b/EXPORTS/DOCX/published/niveau1/English/Sources.docx
@@ -1238,7 +1238,64 @@
           <w:color w:val="000000"/>
           <w:sz w:val="24"/>
         </w:rPr>
-        <w:t xml:space="preserve">. These archives are now part of the </w:t>
+        <w:t>. These archiv</w:t>
+      </w:r>
+      <w:r>
+        <w:rPr>
+          <w:u w:val="single" w:color="0000ff"/>
+          <w:rFonts w:ascii="Charis SIL Regular" w:hAnsi="Charis SIL Regular" w:eastAsia="Charis SIL Regular"/>
+          <w:b w:val="0"/>
+          <w:i w:val="0"/>
+          <w:color w:val="000000"/>
+          <w:sz w:val="24"/>
+        </w:rPr>
+        <w:hyperlink r:id="rId15" w:history="1">
+          <w:r>
+            <w:rPr>
+              <w:rStyle w:val="Hyperlink"/>
+            </w:rPr>
+            <w:t>es are</w:t>
+          </w:r>
+        </w:hyperlink>
+      </w:r>
+      <w:r>
+        <w:rPr>
+          <w:u w:val="single" w:color="0000ff"/>
+          <w:rFonts w:ascii="Charis SIL Regular" w:hAnsi="Charis SIL Regular" w:eastAsia="Charis SIL Regular"/>
+          <w:b w:val="0"/>
+          <w:i w:val="0"/>
+          <w:color w:val="000000"/>
+          <w:sz w:val="24"/>
+        </w:rPr>
+        <w:t xml:space="preserve"> </w:t>
+      </w:r>
+      <w:r>
+        <w:rPr>
+          <w:u w:val="single" w:color="0000ff"/>
+          <w:rFonts w:ascii="Charis SIL Regular" w:hAnsi="Charis SIL Regular" w:eastAsia="Charis SIL Regular"/>
+          <w:b w:val="0"/>
+          <w:i w:val="0"/>
+          <w:color w:val="000000"/>
+          <w:sz w:val="24"/>
+        </w:rPr>
+        <w:hyperlink r:id="rId15" w:history="1">
+          <w:r>
+            <w:rPr>
+              <w:rStyle w:val="Hyperlink"/>
+            </w:rPr>
+            <w:t xml:space="preserve">now part of </w:t>
+          </w:r>
+        </w:hyperlink>
+      </w:r>
+      <w:r>
+        <w:rPr>
+          <w:rFonts w:ascii="Charis SIL Regular" w:hAnsi="Charis SIL Regular" w:eastAsia="Charis SIL Regular"/>
+          <w:b w:val="0"/>
+          <w:i w:val="0"/>
+          <w:color w:val="000000"/>
+          <w:sz w:val="24"/>
+        </w:rPr>
+        <w:t xml:space="preserve">the </w:t>
       </w:r>
       <w:r>
         <w:rPr>
@@ -3150,7 +3207,7 @@
           <w:sz w:val="24"/>
           <w:u w:val="single"/>
         </w:rPr>
-        <w:hyperlink r:id="rId16" w:history="1">
+        <w:hyperlink r:id="rId22" w:history="1">
           <w:r>
             <w:rPr>
               <w:rStyle w:val="Hyperlink"/>
@@ -3179,7 +3236,7 @@
           <w:sz w:val="24"/>
           <w:u w:val="single"/>
         </w:rPr>
-        <w:hyperlink r:id="rId16" w:history="1">
+        <w:hyperlink r:id="rId22" w:history="1">
           <w:r>
             <w:rPr>
               <w:rStyle w:val="Hyperlink"/>
@@ -3297,7 +3354,7 @@
           <w:sz w:val="24"/>
           <w:u w:val="single"/>
         </w:rPr>
-        <w:hyperlink r:id="rId22" w:history="1">
+        <w:hyperlink r:id="rId23" w:history="1">
           <w:r>
             <w:rPr>
               <w:rStyle w:val="Hyperlink"/>
@@ -3326,7 +3383,7 @@
           <w:sz w:val="24"/>
           <w:u w:val="single"/>
         </w:rPr>
-        <w:hyperlink r:id="rId22" w:history="1">
+        <w:hyperlink r:id="rId23" w:history="1">
           <w:r>
             <w:rPr>
               <w:rStyle w:val="Hyperlink"/>
@@ -3355,7 +3412,7 @@
           <w:sz w:val="24"/>
           <w:u w:val="single"/>
         </w:rPr>
-        <w:hyperlink r:id="rId22" w:history="1">
+        <w:hyperlink r:id="rId23" w:history="1">
           <w:r>
             <w:rPr>
               <w:rStyle w:val="Hyperlink"/>
@@ -3383,7 +3440,7 @@
           <w:sz w:val="24"/>
           <w:u w:val="single"/>
         </w:rPr>
-        <w:hyperlink r:id="rId23" w:history="1">
+        <w:hyperlink r:id="rId24" w:history="1">
           <w:r>
             <w:rPr>
               <w:rStyle w:val="Hyperlink"/>
@@ -3421,7 +3478,7 @@
           <w:sz w:val="24"/>
           <w:u w:val="single"/>
         </w:rPr>
-        <w:hyperlink r:id="rId24" w:history="1">
+        <w:hyperlink r:id="rId23" w:history="1">
           <w:r>
             <w:rPr>
               <w:rStyle w:val="Hyperlink"/>
@@ -3439,7 +3496,7 @@
           <w:sz w:val="24"/>
           <w:u w:val="single"/>
         </w:rPr>
-        <w:hyperlink r:id="rId24" w:history="1">
+        <w:hyperlink r:id="rId23" w:history="1">
           <w:r>
             <w:rPr>
               <w:rStyle w:val="Hyperlink"/>
@@ -3457,7 +3514,7 @@
           <w:sz w:val="24"/>
           <w:u w:val="single"/>
         </w:rPr>
-        <w:hyperlink r:id="rId24" w:history="1">
+        <w:hyperlink r:id="rId23" w:history="1">
           <w:r>
             <w:rPr>
               <w:rStyle w:val="Hyperlink"/>
@@ -3486,7 +3543,7 @@
           <w:sz w:val="24"/>
           <w:u w:val="single"/>
         </w:rPr>
-        <w:hyperlink r:id="rId24" w:history="1">
+        <w:hyperlink r:id="rId23" w:history="1">
           <w:r>
             <w:rPr>
               <w:rStyle w:val="Hyperlink"/>
@@ -3515,7 +3572,7 @@
           <w:color w:val="000000"/>
           <w:sz w:val="24"/>
         </w:rPr>
-        <w:hyperlink r:id="rId22" w:history="1">
+        <w:hyperlink r:id="rId23" w:history="1">
           <w:r>
             <w:rPr>
               <w:rStyle w:val="Hyperlink"/>
@@ -3541,7 +3598,6 @@
           <w:i w:val="0"/>
           <w:color w:val="0000FF"/>
           <w:sz w:val="24"/>
-          <w:u w:val="single"/>
         </w:rPr>
         <w:hyperlink r:id="rId25" w:history="1">
           <w:r>
@@ -3561,7 +3617,7 @@
           <w:sz w:val="24"/>
           <w:u w:val="single"/>
         </w:rPr>
-        <w:hyperlink r:id="rId25" w:history="1">
+        <w:hyperlink r:id="rId24" w:history="1">
           <w:r>
             <w:rPr>
               <w:rStyle w:val="Hyperlink"/>
@@ -3579,7 +3635,14 @@
           <w:color w:val="000000"/>
           <w:sz w:val="24"/>
         </w:rPr>
-        <w:t xml:space="preserve">. The </w:t>
+        <w:hyperlink r:id="rId24" w:history="1">
+          <w:r>
+            <w:rPr>
+              <w:rStyle w:val="Hyperlink"/>
+            </w:rPr>
+            <w:t xml:space="preserve">. The </w:t>
+          </w:r>
+        </w:hyperlink>
       </w:r>
       <w:r>
         <w:rPr>
@@ -3590,7 +3653,7 @@
           <w:sz w:val="24"/>
           <w:u w:val="single"/>
         </w:rPr>
-        <w:hyperlink r:id="rId26" w:history="1">
+        <w:hyperlink r:id="rId24" w:history="1">
           <w:r>
             <w:rPr>
               <w:rStyle w:val="Hyperlink"/>
@@ -3712,7 +3775,7 @@
           <w:color w:val="000000"/>
           <w:sz w:val="24"/>
         </w:rPr>
-        <w:hyperlink r:id="rId24" w:history="1">
+        <w:hyperlink r:id="rId27" w:history="1">
           <w:r>
             <w:rPr>
               <w:rStyle w:val="Hyperlink"/>
@@ -3730,7 +3793,7 @@
           <w:color w:val="000000"/>
           <w:sz w:val="24"/>
         </w:rPr>
-        <w:hyperlink r:id="rId24" w:history="1">
+        <w:hyperlink r:id="rId27" w:history="1">
           <w:r>
             <w:rPr>
               <w:rStyle w:val="Hyperlink"/>
@@ -3748,7 +3811,7 @@
           <w:color w:val="000000"/>
           <w:sz w:val="24"/>
         </w:rPr>
-        <w:hyperlink r:id="rId24" w:history="1">
+        <w:hyperlink r:id="rId27" w:history="1">
           <w:r>
             <w:rPr>
               <w:rStyle w:val="Hyperlink"/>
@@ -3766,7 +3829,7 @@
           <w:sz w:val="24"/>
           <w:u w:val="single"/>
         </w:rPr>
-        <w:hyperlink r:id="rId24" w:history="1">
+        <w:hyperlink r:id="rId28" w:history="1">
           <w:r>
             <w:rPr>
               <w:rStyle w:val="Hyperlink"/>
@@ -3783,7 +3846,7 @@
           <w:color w:val="0000FF"/>
           <w:sz w:val="24"/>
         </w:rPr>
-        <w:hyperlink r:id="rId27" w:history="1">
+        <w:hyperlink r:id="rId28" w:history="1">
           <w:r>
             <w:rPr>
               <w:rStyle w:val="Hyperlink"/>
@@ -3801,7 +3864,7 @@
           <w:sz w:val="24"/>
           <w:u w:val="single"/>
         </w:rPr>
-        <w:hyperlink r:id="rId25" w:history="1">
+        <w:hyperlink r:id="rId28" w:history="1">
           <w:r>
             <w:rPr>
               <w:rStyle w:val="Hyperlink"/>
@@ -3830,7 +3893,7 @@
           <w:sz w:val="24"/>
           <w:u w:val="single"/>
         </w:rPr>
-        <w:hyperlink r:id="rId25" w:history="1">
+        <w:hyperlink r:id="rId28" w:history="1">
           <w:r>
             <w:rPr>
               <w:rStyle w:val="Hyperlink"/>
@@ -3859,7 +3922,7 @@
           <w:sz w:val="24"/>
           <w:u w:val="single"/>
         </w:rPr>
-        <w:hyperlink r:id="rId25" w:history="1">
+        <w:hyperlink r:id="rId28" w:history="1">
           <w:r>
             <w:rPr>
               <w:rStyle w:val="Hyperlink"/>
@@ -3877,7 +3940,7 @@
           <w:sz w:val="24"/>
           <w:u w:val="single"/>
         </w:rPr>
-        <w:hyperlink r:id="rId27" w:history="1">
+        <w:hyperlink r:id="rId28" w:history="1">
           <w:r>
             <w:rPr>
               <w:rStyle w:val="Hyperlink"/>
@@ -3981,7 +4044,7 @@
           <w:sz w:val="24"/>
           <w:u w:val="single"/>
         </w:rPr>
-        <w:hyperlink r:id="rId28" w:history="1">
+        <w:hyperlink r:id="rId29" w:history="1">
           <w:r>
             <w:rPr>
               <w:rStyle w:val="Hyperlink"/>
@@ -4010,7 +4073,7 @@
           <w:sz w:val="24"/>
           <w:u w:val="single"/>
         </w:rPr>
-        <w:hyperlink r:id="rId28" w:history="1">
+        <w:hyperlink r:id="rId29" w:history="1">
           <w:r>
             <w:rPr>
               <w:rStyle w:val="Hyperlink"/>
@@ -4038,7 +4101,7 @@
           <w:sz w:val="24"/>
           <w:u w:val="single"/>
         </w:rPr>
-        <w:hyperlink r:id="rId29" w:history="1">
+        <w:hyperlink r:id="rId30" w:history="1">
           <w:r>
             <w:rPr>
               <w:rStyle w:val="Hyperlink"/>
@@ -4067,7 +4130,7 @@
           <w:sz w:val="24"/>
           <w:u w:val="single"/>
         </w:rPr>
-        <w:hyperlink r:id="rId29" w:history="1">
+        <w:hyperlink r:id="rId30" w:history="1">
           <w:r>
             <w:rPr>
               <w:rStyle w:val="Hyperlink"/>
@@ -4096,7 +4159,7 @@
           <w:sz w:val="24"/>
           <w:u w:val="single"/>
         </w:rPr>
-        <w:hyperlink r:id="rId29" w:history="1">
+        <w:hyperlink r:id="rId30" w:history="1">
           <w:r>
             <w:rPr>
               <w:rStyle w:val="Hyperlink"/>
@@ -4334,7 +4397,7 @@
           <w:sz w:val="24"/>
           <w:u w:val="single"/>
         </w:rPr>
-        <w:hyperlink r:id="rId30" w:history="1">
+        <w:hyperlink r:id="rId31" w:history="1">
           <w:r>
             <w:rPr>
               <w:rStyle w:val="Hyperlink"/>
@@ -4363,7 +4426,7 @@
           <w:sz w:val="24"/>
           <w:u w:val="single"/>
         </w:rPr>
-        <w:hyperlink r:id="rId30" w:history="1">
+        <w:hyperlink r:id="rId31" w:history="1">
           <w:r>
             <w:rPr>
               <w:rStyle w:val="Hyperlink"/>
@@ -4392,7 +4455,7 @@
           <w:sz w:val="24"/>
           <w:u w:val="single"/>
         </w:rPr>
-        <w:hyperlink r:id="rId30" w:history="1">
+        <w:hyperlink r:id="rId31" w:history="1">
           <w:r>
             <w:rPr>
               <w:rStyle w:val="Hyperlink"/>
@@ -4410,7 +4473,7 @@
           <w:sz w:val="24"/>
           <w:u w:val="single"/>
         </w:rPr>
-        <w:hyperlink r:id="rId30" w:history="1">
+        <w:hyperlink r:id="rId31" w:history="1">
           <w:r>
             <w:rPr>
               <w:rStyle w:val="Hyperlink"/>
@@ -4438,7 +4501,7 @@
           <w:sz w:val="24"/>
           <w:u w:val="single"/>
         </w:rPr>
-        <w:hyperlink r:id="rId31" w:history="1">
+        <w:hyperlink r:id="rId32" w:history="1">
           <w:r>
             <w:rPr>
               <w:rStyle w:val="Hyperlink"/>
@@ -4467,7 +4530,7 @@
           <w:sz w:val="24"/>
           <w:u w:val="single"/>
         </w:rPr>
-        <w:hyperlink r:id="rId31" w:history="1">
+        <w:hyperlink r:id="rId32" w:history="1">
           <w:r>
             <w:rPr>
               <w:rStyle w:val="Hyperlink"/>
@@ -4496,7 +4559,7 @@
           <w:sz w:val="24"/>
           <w:u w:val="single"/>
         </w:rPr>
-        <w:hyperlink r:id="rId31" w:history="1">
+        <w:hyperlink r:id="rId32" w:history="1">
           <w:r>
             <w:rPr>
               <w:rStyle w:val="Hyperlink"/>
@@ -4525,7 +4588,7 @@
           <w:sz w:val="24"/>
           <w:u w:val="single"/>
         </w:rPr>
-        <w:hyperlink r:id="rId31" w:history="1">
+        <w:hyperlink r:id="rId32" w:history="1">
           <w:r>
             <w:rPr>
               <w:rStyle w:val="Hyperlink"/>
@@ -4553,7 +4616,7 @@
           <w:sz w:val="24"/>
           <w:u w:val="single"/>
         </w:rPr>
-        <w:hyperlink r:id="rId32" w:history="1">
+        <w:hyperlink r:id="rId33" w:history="1">
           <w:r>
             <w:rPr>
               <w:rStyle w:val="Hyperlink"/>
@@ -4582,300 +4645,12 @@
           <w:sz w:val="24"/>
           <w:u w:val="single"/>
         </w:rPr>
-        <w:hyperlink r:id="rId32" w:history="1">
+        <w:hyperlink r:id="rId33" w:history="1">
           <w:r>
             <w:rPr>
               <w:rStyle w:val="Hyperlink"/>
             </w:rPr>
             <w:t>Archive</w:t>
-          </w:r>
-        </w:hyperlink>
-      </w:r>
-      <w:r>
-        <w:rPr>
-          <w:rFonts w:ascii="Charis SIL Regular" w:hAnsi="Charis SIL Regular" w:eastAsia="Charis SIL Regular"/>
-          <w:b w:val="0"/>
-          <w:i w:val="0"/>
-          <w:color w:val="0000FF"/>
-          <w:sz w:val="24"/>
-          <w:u w:val="single"/>
-        </w:rPr>
-        <w:hyperlink r:id="rId30" w:history="1">
-          <w:r>
-            <w:rPr>
-              <w:rStyle w:val="Hyperlink"/>
-            </w:rPr>
-            <w:t>s</w:t>
-          </w:r>
-        </w:hyperlink>
-      </w:r>
-      <w:r>
-        <w:rPr>
-          <w:rFonts w:ascii="Charis SIL Regular" w:hAnsi="Charis SIL Regular" w:eastAsia="Charis SIL Regular"/>
-          <w:b w:val="0"/>
-          <w:i w:val="0"/>
-          <w:color w:val="0000FF"/>
-          <w:sz w:val="24"/>
-          <w:u w:val="single"/>
-        </w:rPr>
-        <w:t xml:space="preserve"> </w:t>
-      </w:r>
-      <w:r>
-        <w:rPr>
-          <w:rFonts w:ascii="Charis SIL Regular" w:hAnsi="Charis SIL Regular" w:eastAsia="Charis SIL Regular"/>
-          <w:b w:val="0"/>
-          <w:i w:val="0"/>
-          <w:color w:val="0000FF"/>
-          <w:sz w:val="24"/>
-          <w:u w:val="single"/>
-        </w:rPr>
-        <w:hyperlink r:id="rId30" w:history="1">
-          <w:r>
-            <w:rPr>
-              <w:rStyle w:val="Hyperlink"/>
-            </w:rPr>
-            <w:t>of</w:t>
-          </w:r>
-        </w:hyperlink>
-      </w:r>
-      <w:r>
-        <w:rPr>
-          <w:rFonts w:ascii="Charis SIL Regular" w:hAnsi="Charis SIL Regular" w:eastAsia="Charis SIL Regular"/>
-          <w:b w:val="0"/>
-          <w:i w:val="0"/>
-          <w:color w:val="0000FF"/>
-          <w:sz w:val="24"/>
-          <w:u w:val="single"/>
-        </w:rPr>
-        <w:t xml:space="preserve"> </w:t>
-      </w:r>
-      <w:r>
-        <w:rPr>
-          <w:rFonts w:ascii="Charis SIL Regular" w:hAnsi="Charis SIL Regular" w:eastAsia="Charis SIL Regular"/>
-          <w:b w:val="0"/>
-          <w:i w:val="0"/>
-          <w:color w:val="0000FF"/>
-          <w:sz w:val="24"/>
-          <w:u w:val="single"/>
-        </w:rPr>
-        <w:hyperlink r:id="rId30" w:history="1">
-          <w:r>
-            <w:rPr>
-              <w:rStyle w:val="Hyperlink"/>
-            </w:rPr>
-            <w:t>Sri</w:t>
-          </w:r>
-        </w:hyperlink>
-      </w:r>
-      <w:r>
-        <w:rPr>
-          <w:rFonts w:ascii="Charis SIL Regular" w:hAnsi="Charis SIL Regular" w:eastAsia="Charis SIL Regular"/>
-          <w:b w:val="0"/>
-          <w:i w:val="0"/>
-          <w:color w:val="0000FF"/>
-          <w:sz w:val="24"/>
-          <w:u w:val="single"/>
-        </w:rPr>
-        <w:t xml:space="preserve"> </w:t>
-      </w:r>
-      <w:r>
-        <w:rPr>
-          <w:rFonts w:ascii="Charis SIL Regular" w:hAnsi="Charis SIL Regular" w:eastAsia="Charis SIL Regular"/>
-          <w:b w:val="0"/>
-          <w:i w:val="0"/>
-          <w:color w:val="0000FF"/>
-          <w:sz w:val="24"/>
-          <w:u w:val="single"/>
-        </w:rPr>
-        <w:hyperlink r:id="rId30" w:history="1">
-          <w:r>
-            <w:rPr>
-              <w:rStyle w:val="Hyperlink"/>
-            </w:rPr>
-            <w:t>L</w:t>
-          </w:r>
-        </w:hyperlink>
-      </w:r>
-      <w:r>
-        <w:rPr>
-          <w:rFonts w:ascii="Charis SIL Regular" w:hAnsi="Charis SIL Regular" w:eastAsia="Charis SIL Regular"/>
-          <w:b w:val="0"/>
-          <w:i w:val="0"/>
-          <w:color w:val="0000FF"/>
-          <w:sz w:val="24"/>
-          <w:u w:val="single"/>
-        </w:rPr>
-        <w:hyperlink r:id="rId30" w:history="1">
-          <w:r>
-            <w:rPr>
-              <w:rStyle w:val="Hyperlink"/>
-            </w:rPr>
-            <w:t>a</w:t>
-          </w:r>
-        </w:hyperlink>
-      </w:r>
-      <w:r>
-        <w:rPr>
-          <w:rFonts w:ascii="Charis SIL Regular" w:hAnsi="Charis SIL Regular" w:eastAsia="Charis SIL Regular"/>
-          <w:b w:val="0"/>
-          <w:i w:val="0"/>
-          <w:color w:val="0000FF"/>
-          <w:sz w:val="24"/>
-          <w:u w:val="single"/>
-        </w:rPr>
-        <w:hyperlink r:id="rId30" w:history="1">
-          <w:r>
-            <w:rPr>
-              <w:rStyle w:val="Hyperlink"/>
-            </w:rPr>
-            <w:t>nka</w:t>
-          </w:r>
-        </w:hyperlink>
-      </w:r>
-      <w:r>
-        <w:rPr>
-          <w:u w:val="single" w:color="0000ff"/>
-          <w:rFonts w:ascii="Charis SIL Regular" w:hAnsi="Charis SIL Regular" w:eastAsia="Charis SIL Regular"/>
-          <w:b w:val="0"/>
-          <w:i w:val="0"/>
-          <w:color w:val="000000"/>
-          <w:sz w:val="24"/>
-        </w:rPr>
-        <w:hyperlink r:id="rId30" w:history="1">
-          <w:r>
-            <w:rPr>
-              <w:rStyle w:val="Hyperlink"/>
-            </w:rPr>
-            <w:t xml:space="preserve"> and</w:t>
-          </w:r>
-        </w:hyperlink>
-      </w:r>
-      <w:r>
-        <w:rPr>
-          <w:u w:val="single" w:color="0000ff"/>
-          <w:rFonts w:ascii="Charis SIL Regular" w:hAnsi="Charis SIL Regular" w:eastAsia="Charis SIL Regular"/>
-          <w:b w:val="0"/>
-          <w:i w:val="0"/>
-          <w:color w:val="000000"/>
-          <w:sz w:val="24"/>
-        </w:rPr>
-        <w:t xml:space="preserve"> </w:t>
-      </w:r>
-      <w:r>
-        <w:rPr>
-          <w:u w:val="single" w:color="0000ff"/>
-          <w:rFonts w:ascii="Charis SIL Regular" w:hAnsi="Charis SIL Regular" w:eastAsia="Charis SIL Regular"/>
-          <w:b w:val="0"/>
-          <w:i w:val="0"/>
-          <w:color w:val="000000"/>
-          <w:sz w:val="24"/>
-        </w:rPr>
-        <w:hyperlink r:id="rId30" w:history="1">
-          <w:r>
-            <w:rPr>
-              <w:rStyle w:val="Hyperlink"/>
-            </w:rPr>
-            <w:t>th</w:t>
-          </w:r>
-        </w:hyperlink>
-      </w:r>
-      <w:r>
-        <w:rPr>
-          <w:rFonts w:ascii="Charis SIL Regular" w:hAnsi="Charis SIL Regular" w:eastAsia="Charis SIL Regular"/>
-          <w:b w:val="0"/>
-          <w:i w:val="0"/>
-          <w:color w:val="000000"/>
-          <w:sz w:val="24"/>
-        </w:rPr>
-        <w:hyperlink r:id="rId30" w:history="1">
-          <w:r>
-            <w:rPr>
-              <w:rStyle w:val="Hyperlink"/>
-            </w:rPr>
-            <w:t xml:space="preserve">e </w:t>
-          </w:r>
-        </w:hyperlink>
-      </w:r>
-      <w:r>
-        <w:rPr>
-          <w:rFonts w:ascii="Charis SIL Regular" w:hAnsi="Charis SIL Regular" w:eastAsia="Charis SIL Regular"/>
-          <w:b w:val="0"/>
-          <w:i w:val="0"/>
-          <w:color w:val="0000FF"/>
-          <w:sz w:val="24"/>
-          <w:u w:val="single"/>
-        </w:rPr>
-        <w:hyperlink r:id="rId30" w:history="1">
-          <w:r>
-            <w:rPr>
-              <w:rStyle w:val="Hyperlink"/>
-            </w:rPr>
-            <w:t>National</w:t>
-          </w:r>
-        </w:hyperlink>
-      </w:r>
-      <w:r>
-        <w:rPr>
-          <w:rFonts w:ascii="Charis SIL Regular" w:hAnsi="Charis SIL Regular" w:eastAsia="Charis SIL Regular"/>
-          <w:b w:val="0"/>
-          <w:i w:val="0"/>
-          <w:color w:val="0000FF"/>
-          <w:sz w:val="24"/>
-          <w:u w:val="single"/>
-        </w:rPr>
-        <w:t xml:space="preserve"> </w:t>
-      </w:r>
-      <w:r>
-        <w:rPr>
-          <w:rFonts w:ascii="Charis SIL Regular" w:hAnsi="Charis SIL Regular" w:eastAsia="Charis SIL Regular"/>
-          <w:b w:val="0"/>
-          <w:i w:val="0"/>
-          <w:color w:val="0000FF"/>
-          <w:sz w:val="24"/>
-          <w:u w:val="single"/>
-        </w:rPr>
-        <w:hyperlink r:id="rId33" w:history="1">
-          <w:r>
-            <w:rPr>
-              <w:rStyle w:val="Hyperlink"/>
-            </w:rPr>
-            <w:t>A</w:t>
-          </w:r>
-        </w:hyperlink>
-      </w:r>
-      <w:r>
-        <w:rPr>
-          <w:rFonts w:ascii="Charis SIL Regular" w:hAnsi="Charis SIL Regular" w:eastAsia="Charis SIL Regular"/>
-          <w:b w:val="0"/>
-          <w:i w:val="0"/>
-          <w:color w:val="0000FF"/>
-          <w:sz w:val="24"/>
-          <w:u w:val="single"/>
-        </w:rPr>
-        <w:hyperlink r:id="rId31" w:history="1">
-          <w:r>
-            <w:rPr>
-              <w:rStyle w:val="Hyperlink"/>
-            </w:rPr>
-            <w:t>rchiv</w:t>
-          </w:r>
-        </w:hyperlink>
-      </w:r>
-      <w:r>
-        <w:rPr>
-          <w:rFonts w:ascii="Charis SIL Regular" w:hAnsi="Charis SIL Regular" w:eastAsia="Charis SIL Regular"/>
-          <w:b w:val="0"/>
-          <w:i w:val="0"/>
-          <w:color w:val="0000FF"/>
-          <w:sz w:val="24"/>
-          <w:u w:val="single"/>
-        </w:rPr>
-        <w:hyperlink r:id="rId31" w:history="1">
-          <w:r>
-            <w:rPr>
-              <w:rStyle w:val="Hyperlink"/>
-            </w:rPr>
-            <w:t>e</w:t>
           </w:r>
         </w:hyperlink>
       </w:r>
@@ -4951,9 +4726,20 @@
             <w:rPr>
               <w:rStyle w:val="Hyperlink"/>
             </w:rPr>
-            <w:t>Cura</w:t>
+            <w:t>Sri</w:t>
           </w:r>
         </w:hyperlink>
+      </w:r>
+      <w:r>
+        <w:rPr>
+          <w:rFonts w:ascii="Charis SIL Regular" w:hAnsi="Charis SIL Regular" w:eastAsia="Charis SIL Regular"/>
+          <w:b w:val="0"/>
+          <w:i w:val="0"/>
+          <w:color w:val="0000FF"/>
+          <w:sz w:val="24"/>
+          <w:u w:val="single"/>
+        </w:rPr>
+        <w:t xml:space="preserve"> </w:t>
       </w:r>
       <w:r>
         <w:rPr>
@@ -4969,102 +4755,20 @@
             <w:rPr>
               <w:rStyle w:val="Hyperlink"/>
             </w:rPr>
-            <w:t>çao</w:t>
+            <w:t>L</w:t>
           </w:r>
         </w:hyperlink>
       </w:r>
       <w:r>
         <w:rPr>
-          <w:u w:val="single" w:color="0000ff"/>
-          <w:rFonts w:ascii="Charis SIL Regular" w:hAnsi="Charis SIL Regular" w:eastAsia="Charis SIL Regular"/>
-          <w:b w:val="0"/>
-          <w:i w:val="0"/>
-          <w:color w:val="000000"/>
-          <w:sz w:val="24"/>
+          <w:rFonts w:ascii="Charis SIL Regular" w:hAnsi="Charis SIL Regular" w:eastAsia="Charis SIL Regular"/>
+          <w:b w:val="0"/>
+          <w:i w:val="0"/>
+          <w:color w:val="0000FF"/>
+          <w:sz w:val="24"/>
+          <w:u w:val="single"/>
         </w:rPr>
         <w:hyperlink r:id="rId31" w:history="1">
-          <w:r>
-            <w:rPr>
-              <w:rStyle w:val="Hyperlink"/>
-            </w:rPr>
-            <w:t>. Vari</w:t>
-          </w:r>
-        </w:hyperlink>
-      </w:r>
-      <w:r>
-        <w:rPr>
-          <w:u w:val="single" w:color="0000ff"/>
-          <w:rFonts w:ascii="Charis SIL Regular" w:hAnsi="Charis SIL Regular" w:eastAsia="Charis SIL Regular"/>
-          <w:b w:val="0"/>
-          <w:i w:val="0"/>
-          <w:color w:val="000000"/>
-          <w:sz w:val="24"/>
-        </w:rPr>
-        <w:hyperlink r:id="rId31" w:history="1">
-          <w:r>
-            <w:rPr>
-              <w:rStyle w:val="Hyperlink"/>
-            </w:rPr>
-            <w:t>o</w:t>
-          </w:r>
-        </w:hyperlink>
-      </w:r>
-      <w:r>
-        <w:rPr>
-          <w:u w:val="single" w:color="0000ff"/>
-          <w:rFonts w:ascii="Charis SIL Regular" w:hAnsi="Charis SIL Regular" w:eastAsia="Charis SIL Regular"/>
-          <w:b w:val="0"/>
-          <w:i w:val="0"/>
-          <w:color w:val="000000"/>
-          <w:sz w:val="24"/>
-        </w:rPr>
-        <w:hyperlink r:id="rId31" w:history="1">
-          <w:r>
-            <w:rPr>
-              <w:rStyle w:val="Hyperlink"/>
-            </w:rPr>
-            <w:t>us archiv</w:t>
-          </w:r>
-        </w:hyperlink>
-      </w:r>
-      <w:r>
-        <w:rPr>
-          <w:rFonts w:ascii="Charis SIL Regular" w:hAnsi="Charis SIL Regular" w:eastAsia="Charis SIL Regular"/>
-          <w:b w:val="0"/>
-          <w:i w:val="0"/>
-          <w:color w:val="000000"/>
-          <w:sz w:val="24"/>
-        </w:rPr>
-        <w:t xml:space="preserve">es in </w:t>
-      </w:r>
-      <w:r>
-        <w:rPr>
-          <w:u w:val="single" w:color="0000ff"/>
-          <w:rFonts w:ascii="Charis SIL Regular" w:hAnsi="Charis SIL Regular" w:eastAsia="Charis SIL Regular"/>
-          <w:b w:val="0"/>
-          <w:i w:val="0"/>
-          <w:color w:val="000000"/>
-          <w:sz w:val="24"/>
-        </w:rPr>
-        <w:hyperlink r:id="rId32" w:history="1">
-          <w:r>
-            <w:rPr>
-              <w:rStyle w:val="Hyperlink"/>
-            </w:rPr>
-            <w:t>Indonesi</w:t>
-          </w:r>
-        </w:hyperlink>
-      </w:r>
-      <w:r>
-        <w:rPr>
-          <w:u w:val="single" w:color="0000ff"/>
-          <w:rFonts w:ascii="Charis SIL Regular" w:hAnsi="Charis SIL Regular" w:eastAsia="Charis SIL Regular"/>
-          <w:b w:val="0"/>
-          <w:i w:val="0"/>
-          <w:color w:val="000000"/>
-          <w:sz w:val="24"/>
-        </w:rPr>
-        <w:hyperlink r:id="rId32" w:history="1">
           <w:r>
             <w:rPr>
               <w:rStyle w:val="Hyperlink"/>
@@ -5075,84 +4779,159 @@
       </w:r>
       <w:r>
         <w:rPr>
+          <w:rFonts w:ascii="Charis SIL Regular" w:hAnsi="Charis SIL Regular" w:eastAsia="Charis SIL Regular"/>
+          <w:b w:val="0"/>
+          <w:i w:val="0"/>
+          <w:color w:val="0000FF"/>
+          <w:sz w:val="24"/>
+          <w:u w:val="single"/>
+        </w:rPr>
+        <w:hyperlink r:id="rId31" w:history="1">
+          <w:r>
+            <w:rPr>
+              <w:rStyle w:val="Hyperlink"/>
+            </w:rPr>
+            <w:t>nka</w:t>
+          </w:r>
+        </w:hyperlink>
+      </w:r>
+      <w:r>
+        <w:rPr>
           <w:u w:val="single" w:color="0000ff"/>
           <w:rFonts w:ascii="Charis SIL Regular" w:hAnsi="Charis SIL Regular" w:eastAsia="Charis SIL Regular"/>
           <w:b w:val="0"/>
           <w:i w:val="0"/>
           <w:color w:val="000000"/>
           <w:sz w:val="24"/>
+        </w:rPr>
+        <w:hyperlink r:id="rId31" w:history="1">
+          <w:r>
+            <w:rPr>
+              <w:rStyle w:val="Hyperlink"/>
+            </w:rPr>
+            <w:t xml:space="preserve"> and</w:t>
+          </w:r>
+        </w:hyperlink>
+      </w:r>
+      <w:r>
+        <w:rPr>
+          <w:u w:val="single" w:color="0000ff"/>
+          <w:rFonts w:ascii="Charis SIL Regular" w:hAnsi="Charis SIL Regular" w:eastAsia="Charis SIL Regular"/>
+          <w:b w:val="0"/>
+          <w:i w:val="0"/>
+          <w:color w:val="000000"/>
+          <w:sz w:val="24"/>
+        </w:rPr>
+        <w:t xml:space="preserve"> </w:t>
+      </w:r>
+      <w:r>
+        <w:rPr>
+          <w:u w:val="single" w:color="0000ff"/>
+          <w:rFonts w:ascii="Charis SIL Regular" w:hAnsi="Charis SIL Regular" w:eastAsia="Charis SIL Regular"/>
+          <w:b w:val="0"/>
+          <w:i w:val="0"/>
+          <w:color w:val="000000"/>
+          <w:sz w:val="24"/>
+        </w:rPr>
+        <w:hyperlink r:id="rId31" w:history="1">
+          <w:r>
+            <w:rPr>
+              <w:rStyle w:val="Hyperlink"/>
+            </w:rPr>
+            <w:t>th</w:t>
+          </w:r>
+        </w:hyperlink>
+      </w:r>
+      <w:r>
+        <w:rPr>
+          <w:rFonts w:ascii="Charis SIL Regular" w:hAnsi="Charis SIL Regular" w:eastAsia="Charis SIL Regular"/>
+          <w:b w:val="0"/>
+          <w:i w:val="0"/>
+          <w:color w:val="000000"/>
+          <w:sz w:val="24"/>
+        </w:rPr>
+        <w:hyperlink r:id="rId31" w:history="1">
+          <w:r>
+            <w:rPr>
+              <w:rStyle w:val="Hyperlink"/>
+            </w:rPr>
+            <w:t xml:space="preserve">e </w:t>
+          </w:r>
+        </w:hyperlink>
+      </w:r>
+      <w:r>
+        <w:rPr>
+          <w:rFonts w:ascii="Charis SIL Regular" w:hAnsi="Charis SIL Regular" w:eastAsia="Charis SIL Regular"/>
+          <w:b w:val="0"/>
+          <w:i w:val="0"/>
+          <w:color w:val="0000FF"/>
+          <w:sz w:val="24"/>
+          <w:u w:val="single"/>
+        </w:rPr>
+        <w:hyperlink r:id="rId31" w:history="1">
+          <w:r>
+            <w:rPr>
+              <w:rStyle w:val="Hyperlink"/>
+            </w:rPr>
+            <w:t>National</w:t>
+          </w:r>
+        </w:hyperlink>
+      </w:r>
+      <w:r>
+        <w:rPr>
+          <w:rFonts w:ascii="Charis SIL Regular" w:hAnsi="Charis SIL Regular" w:eastAsia="Charis SIL Regular"/>
+          <w:b w:val="0"/>
+          <w:i w:val="0"/>
+          <w:color w:val="0000FF"/>
+          <w:sz w:val="24"/>
+          <w:u w:val="single"/>
+        </w:rPr>
+        <w:t xml:space="preserve"> </w:t>
+      </w:r>
+      <w:r>
+        <w:rPr>
+          <w:rFonts w:ascii="Charis SIL Regular" w:hAnsi="Charis SIL Regular" w:eastAsia="Charis SIL Regular"/>
+          <w:b w:val="0"/>
+          <w:i w:val="0"/>
+          <w:color w:val="0000FF"/>
+          <w:sz w:val="24"/>
+          <w:u w:val="single"/>
+        </w:rPr>
+        <w:hyperlink r:id="rId34" w:history="1">
+          <w:r>
+            <w:rPr>
+              <w:rStyle w:val="Hyperlink"/>
+            </w:rPr>
+            <w:t>A</w:t>
+          </w:r>
+        </w:hyperlink>
+      </w:r>
+      <w:r>
+        <w:rPr>
+          <w:rFonts w:ascii="Charis SIL Regular" w:hAnsi="Charis SIL Regular" w:eastAsia="Charis SIL Regular"/>
+          <w:b w:val="0"/>
+          <w:i w:val="0"/>
+          <w:color w:val="0000FF"/>
+          <w:sz w:val="24"/>
+          <w:u w:val="single"/>
         </w:rPr>
         <w:hyperlink r:id="rId32" w:history="1">
           <w:r>
             <w:rPr>
               <w:rStyle w:val="Hyperlink"/>
             </w:rPr>
-            <w:t xml:space="preserve"> can be </w:t>
+            <w:t>rchiv</w:t>
           </w:r>
         </w:hyperlink>
       </w:r>
       <w:r>
         <w:rPr>
-          <w:u w:val="single" w:color="0000ff"/>
-          <w:rFonts w:ascii="Charis SIL Regular" w:hAnsi="Charis SIL Regular" w:eastAsia="Charis SIL Regular"/>
-          <w:b w:val="0"/>
-          <w:i w:val="0"/>
-          <w:color w:val="000000"/>
-          <w:sz w:val="24"/>
-        </w:rPr>
-        <w:hyperlink r:id="rId32" w:history="1">
-          <w:r>
-            <w:rPr>
-              <w:rStyle w:val="Hyperlink"/>
-            </w:rPr>
-            <w:t>a</w:t>
-          </w:r>
-        </w:hyperlink>
-      </w:r>
-      <w:r>
-        <w:rPr>
-          <w:u w:val="single" w:color="0000ff"/>
-          <w:rFonts w:ascii="Charis SIL Regular" w:hAnsi="Charis SIL Regular" w:eastAsia="Charis SIL Regular"/>
-          <w:b w:val="0"/>
-          <w:i w:val="0"/>
-          <w:color w:val="000000"/>
-          <w:sz w:val="24"/>
-        </w:rPr>
-        <w:hyperlink r:id="rId32" w:history="1">
-          <w:r>
-            <w:rPr>
-              <w:rStyle w:val="Hyperlink"/>
-            </w:rPr>
-            <w:t>cc</w:t>
-          </w:r>
-        </w:hyperlink>
-      </w:r>
-      <w:r>
-        <w:rPr>
-          <w:u w:val="single" w:color="0000ff"/>
-          <w:rFonts w:ascii="Charis SIL Regular" w:hAnsi="Charis SIL Regular" w:eastAsia="Charis SIL Regular"/>
-          <w:b w:val="0"/>
-          <w:i w:val="0"/>
-          <w:color w:val="000000"/>
-          <w:sz w:val="24"/>
-        </w:rPr>
-        <w:hyperlink r:id="rId32" w:history="1">
-          <w:r>
-            <w:rPr>
-              <w:rStyle w:val="Hyperlink"/>
-            </w:rPr>
-            <w:t>ess</w:t>
-          </w:r>
-        </w:hyperlink>
-      </w:r>
-      <w:r>
-        <w:rPr>
-          <w:u w:val="single" w:color="0000ff"/>
-          <w:rFonts w:ascii="Charis SIL Regular" w:hAnsi="Charis SIL Regular" w:eastAsia="Charis SIL Regular"/>
-          <w:b w:val="0"/>
-          <w:i w:val="0"/>
-          <w:color w:val="000000"/>
-          <w:sz w:val="24"/>
+          <w:rFonts w:ascii="Charis SIL Regular" w:hAnsi="Charis SIL Regular" w:eastAsia="Charis SIL Regular"/>
+          <w:b w:val="0"/>
+          <w:i w:val="0"/>
+          <w:color w:val="0000FF"/>
+          <w:sz w:val="24"/>
+          <w:u w:val="single"/>
         </w:rPr>
         <w:hyperlink r:id="rId32" w:history="1">
           <w:r>
@@ -5165,6 +4944,100 @@
       </w:r>
       <w:r>
         <w:rPr>
+          <w:rFonts w:ascii="Charis SIL Regular" w:hAnsi="Charis SIL Regular" w:eastAsia="Charis SIL Regular"/>
+          <w:b w:val="0"/>
+          <w:i w:val="0"/>
+          <w:color w:val="0000FF"/>
+          <w:sz w:val="24"/>
+          <w:u w:val="single"/>
+        </w:rPr>
+        <w:hyperlink r:id="rId32" w:history="1">
+          <w:r>
+            <w:rPr>
+              <w:rStyle w:val="Hyperlink"/>
+            </w:rPr>
+            <w:t>s</w:t>
+          </w:r>
+        </w:hyperlink>
+      </w:r>
+      <w:r>
+        <w:rPr>
+          <w:rFonts w:ascii="Charis SIL Regular" w:hAnsi="Charis SIL Regular" w:eastAsia="Charis SIL Regular"/>
+          <w:b w:val="0"/>
+          <w:i w:val="0"/>
+          <w:color w:val="0000FF"/>
+          <w:sz w:val="24"/>
+          <w:u w:val="single"/>
+        </w:rPr>
+        <w:t xml:space="preserve"> </w:t>
+      </w:r>
+      <w:r>
+        <w:rPr>
+          <w:rFonts w:ascii="Charis SIL Regular" w:hAnsi="Charis SIL Regular" w:eastAsia="Charis SIL Regular"/>
+          <w:b w:val="0"/>
+          <w:i w:val="0"/>
+          <w:color w:val="0000FF"/>
+          <w:sz w:val="24"/>
+          <w:u w:val="single"/>
+        </w:rPr>
+        <w:hyperlink r:id="rId32" w:history="1">
+          <w:r>
+            <w:rPr>
+              <w:rStyle w:val="Hyperlink"/>
+            </w:rPr>
+            <w:t>of</w:t>
+          </w:r>
+        </w:hyperlink>
+      </w:r>
+      <w:r>
+        <w:rPr>
+          <w:rFonts w:ascii="Charis SIL Regular" w:hAnsi="Charis SIL Regular" w:eastAsia="Charis SIL Regular"/>
+          <w:b w:val="0"/>
+          <w:i w:val="0"/>
+          <w:color w:val="0000FF"/>
+          <w:sz w:val="24"/>
+          <w:u w:val="single"/>
+        </w:rPr>
+        <w:t xml:space="preserve"> </w:t>
+      </w:r>
+      <w:r>
+        <w:rPr>
+          <w:rFonts w:ascii="Charis SIL Regular" w:hAnsi="Charis SIL Regular" w:eastAsia="Charis SIL Regular"/>
+          <w:b w:val="0"/>
+          <w:i w:val="0"/>
+          <w:color w:val="0000FF"/>
+          <w:sz w:val="24"/>
+          <w:u w:val="single"/>
+        </w:rPr>
+        <w:hyperlink r:id="rId32" w:history="1">
+          <w:r>
+            <w:rPr>
+              <w:rStyle w:val="Hyperlink"/>
+            </w:rPr>
+            <w:t>Cura</w:t>
+          </w:r>
+        </w:hyperlink>
+      </w:r>
+      <w:r>
+        <w:rPr>
+          <w:rFonts w:ascii="Charis SIL Regular" w:hAnsi="Charis SIL Regular" w:eastAsia="Charis SIL Regular"/>
+          <w:b w:val="0"/>
+          <w:i w:val="0"/>
+          <w:color w:val="0000FF"/>
+          <w:sz w:val="24"/>
+          <w:u w:val="single"/>
+        </w:rPr>
+        <w:hyperlink r:id="rId32" w:history="1">
+          <w:r>
+            <w:rPr>
+              <w:rStyle w:val="Hyperlink"/>
+            </w:rPr>
+            <w:t>çao</w:t>
+          </w:r>
+        </w:hyperlink>
+      </w:r>
+      <w:r>
+        <w:rPr>
           <w:u w:val="single" w:color="0000ff"/>
           <w:rFonts w:ascii="Charis SIL Regular" w:hAnsi="Charis SIL Regular" w:eastAsia="Charis SIL Regular"/>
           <w:b w:val="0"/>
@@ -5173,6 +5046,196 @@
           <w:sz w:val="24"/>
         </w:rPr>
         <w:hyperlink r:id="rId32" w:history="1">
+          <w:r>
+            <w:rPr>
+              <w:rStyle w:val="Hyperlink"/>
+            </w:rPr>
+            <w:t>. Vari</w:t>
+          </w:r>
+        </w:hyperlink>
+      </w:r>
+      <w:r>
+        <w:rPr>
+          <w:u w:val="single" w:color="0000ff"/>
+          <w:rFonts w:ascii="Charis SIL Regular" w:hAnsi="Charis SIL Regular" w:eastAsia="Charis SIL Regular"/>
+          <w:b w:val="0"/>
+          <w:i w:val="0"/>
+          <w:color w:val="000000"/>
+          <w:sz w:val="24"/>
+        </w:rPr>
+        <w:hyperlink r:id="rId32" w:history="1">
+          <w:r>
+            <w:rPr>
+              <w:rStyle w:val="Hyperlink"/>
+            </w:rPr>
+            <w:t>o</w:t>
+          </w:r>
+        </w:hyperlink>
+      </w:r>
+      <w:r>
+        <w:rPr>
+          <w:u w:val="single" w:color="0000ff"/>
+          <w:rFonts w:ascii="Charis SIL Regular" w:hAnsi="Charis SIL Regular" w:eastAsia="Charis SIL Regular"/>
+          <w:b w:val="0"/>
+          <w:i w:val="0"/>
+          <w:color w:val="000000"/>
+          <w:sz w:val="24"/>
+        </w:rPr>
+        <w:hyperlink r:id="rId32" w:history="1">
+          <w:r>
+            <w:rPr>
+              <w:rStyle w:val="Hyperlink"/>
+            </w:rPr>
+            <w:t>us archiv</w:t>
+          </w:r>
+        </w:hyperlink>
+      </w:r>
+      <w:r>
+        <w:rPr>
+          <w:rFonts w:ascii="Charis SIL Regular" w:hAnsi="Charis SIL Regular" w:eastAsia="Charis SIL Regular"/>
+          <w:b w:val="0"/>
+          <w:i w:val="0"/>
+          <w:color w:val="000000"/>
+          <w:sz w:val="24"/>
+        </w:rPr>
+        <w:t xml:space="preserve">es in </w:t>
+      </w:r>
+      <w:r>
+        <w:rPr>
+          <w:u w:val="single" w:color="0000ff"/>
+          <w:rFonts w:ascii="Charis SIL Regular" w:hAnsi="Charis SIL Regular" w:eastAsia="Charis SIL Regular"/>
+          <w:b w:val="0"/>
+          <w:i w:val="0"/>
+          <w:color w:val="000000"/>
+          <w:sz w:val="24"/>
+        </w:rPr>
+        <w:hyperlink r:id="rId33" w:history="1">
+          <w:r>
+            <w:rPr>
+              <w:rStyle w:val="Hyperlink"/>
+            </w:rPr>
+            <w:t>Indonesi</w:t>
+          </w:r>
+        </w:hyperlink>
+      </w:r>
+      <w:r>
+        <w:rPr>
+          <w:u w:val="single" w:color="0000ff"/>
+          <w:rFonts w:ascii="Charis SIL Regular" w:hAnsi="Charis SIL Regular" w:eastAsia="Charis SIL Regular"/>
+          <w:b w:val="0"/>
+          <w:i w:val="0"/>
+          <w:color w:val="000000"/>
+          <w:sz w:val="24"/>
+        </w:rPr>
+        <w:hyperlink r:id="rId33" w:history="1">
+          <w:r>
+            <w:rPr>
+              <w:rStyle w:val="Hyperlink"/>
+            </w:rPr>
+            <w:t>a</w:t>
+          </w:r>
+        </w:hyperlink>
+      </w:r>
+      <w:r>
+        <w:rPr>
+          <w:u w:val="single" w:color="0000ff"/>
+          <w:rFonts w:ascii="Charis SIL Regular" w:hAnsi="Charis SIL Regular" w:eastAsia="Charis SIL Regular"/>
+          <w:b w:val="0"/>
+          <w:i w:val="0"/>
+          <w:color w:val="000000"/>
+          <w:sz w:val="24"/>
+        </w:rPr>
+        <w:hyperlink r:id="rId33" w:history="1">
+          <w:r>
+            <w:rPr>
+              <w:rStyle w:val="Hyperlink"/>
+            </w:rPr>
+            <w:t xml:space="preserve"> can be </w:t>
+          </w:r>
+        </w:hyperlink>
+      </w:r>
+      <w:r>
+        <w:rPr>
+          <w:u w:val="single" w:color="0000ff"/>
+          <w:rFonts w:ascii="Charis SIL Regular" w:hAnsi="Charis SIL Regular" w:eastAsia="Charis SIL Regular"/>
+          <w:b w:val="0"/>
+          <w:i w:val="0"/>
+          <w:color w:val="000000"/>
+          <w:sz w:val="24"/>
+        </w:rPr>
+        <w:hyperlink r:id="rId33" w:history="1">
+          <w:r>
+            <w:rPr>
+              <w:rStyle w:val="Hyperlink"/>
+            </w:rPr>
+            <w:t>a</w:t>
+          </w:r>
+        </w:hyperlink>
+      </w:r>
+      <w:r>
+        <w:rPr>
+          <w:u w:val="single" w:color="0000ff"/>
+          <w:rFonts w:ascii="Charis SIL Regular" w:hAnsi="Charis SIL Regular" w:eastAsia="Charis SIL Regular"/>
+          <w:b w:val="0"/>
+          <w:i w:val="0"/>
+          <w:color w:val="000000"/>
+          <w:sz w:val="24"/>
+        </w:rPr>
+        <w:hyperlink r:id="rId33" w:history="1">
+          <w:r>
+            <w:rPr>
+              <w:rStyle w:val="Hyperlink"/>
+            </w:rPr>
+            <w:t>cc</w:t>
+          </w:r>
+        </w:hyperlink>
+      </w:r>
+      <w:r>
+        <w:rPr>
+          <w:u w:val="single" w:color="0000ff"/>
+          <w:rFonts w:ascii="Charis SIL Regular" w:hAnsi="Charis SIL Regular" w:eastAsia="Charis SIL Regular"/>
+          <w:b w:val="0"/>
+          <w:i w:val="0"/>
+          <w:color w:val="000000"/>
+          <w:sz w:val="24"/>
+        </w:rPr>
+        <w:hyperlink r:id="rId33" w:history="1">
+          <w:r>
+            <w:rPr>
+              <w:rStyle w:val="Hyperlink"/>
+            </w:rPr>
+            <w:t>ess</w:t>
+          </w:r>
+        </w:hyperlink>
+      </w:r>
+      <w:r>
+        <w:rPr>
+          <w:u w:val="single" w:color="0000ff"/>
+          <w:rFonts w:ascii="Charis SIL Regular" w:hAnsi="Charis SIL Regular" w:eastAsia="Charis SIL Regular"/>
+          <w:b w:val="0"/>
+          <w:i w:val="0"/>
+          <w:color w:val="000000"/>
+          <w:sz w:val="24"/>
+        </w:rPr>
+        <w:hyperlink r:id="rId33" w:history="1">
+          <w:r>
+            <w:rPr>
+              <w:rStyle w:val="Hyperlink"/>
+            </w:rPr>
+            <w:t>e</w:t>
+          </w:r>
+        </w:hyperlink>
+      </w:r>
+      <w:r>
+        <w:rPr>
+          <w:u w:val="single" w:color="0000ff"/>
+          <w:rFonts w:ascii="Charis SIL Regular" w:hAnsi="Charis SIL Regular" w:eastAsia="Charis SIL Regular"/>
+          <w:b w:val="0"/>
+          <w:i w:val="0"/>
+          <w:color w:val="000000"/>
+          <w:sz w:val="24"/>
+        </w:rPr>
+        <w:hyperlink r:id="rId33" w:history="1">
           <w:r>
             <w:rPr>
               <w:rStyle w:val="Hyperlink"/>
@@ -5200,7 +5263,7 @@
           <w:sz w:val="24"/>
           <w:u w:val="single"/>
         </w:rPr>
-        <w:hyperlink r:id="rId34" w:history="1">
+        <w:hyperlink r:id="rId35" w:history="1">
           <w:r>
             <w:rPr>
               <w:rStyle w:val="Hyperlink"/>
@@ -5218,7 +5281,7 @@
           <w:color w:val="000000"/>
           <w:sz w:val="24"/>
         </w:rPr>
-        <w:hyperlink r:id="rId33" w:history="1">
+        <w:hyperlink r:id="rId34" w:history="1">
           <w:r>
             <w:rPr>
               <w:rStyle w:val="Hyperlink"/>
@@ -5256,7 +5319,7 @@
           <w:sz w:val="24"/>
           <w:u w:val="single"/>
         </w:rPr>
-        <w:hyperlink r:id="rId35" w:history="1">
+        <w:hyperlink r:id="rId36" w:history="1">
           <w:r>
             <w:rPr>
               <w:rStyle w:val="Hyperlink"/>
@@ -5285,7 +5348,7 @@
           <w:sz w:val="24"/>
           <w:u w:val="single"/>
         </w:rPr>
-        <w:hyperlink r:id="rId35" w:history="1">
+        <w:hyperlink r:id="rId36" w:history="1">
           <w:r>
             <w:rPr>
               <w:rStyle w:val="Hyperlink"/>
@@ -5314,7 +5377,7 @@
           <w:sz w:val="24"/>
           <w:u w:val="single"/>
         </w:rPr>
-        <w:hyperlink r:id="rId35" w:history="1">
+        <w:hyperlink r:id="rId36" w:history="1">
           <w:r>
             <w:rPr>
               <w:rStyle w:val="Hyperlink"/>
@@ -5343,7 +5406,7 @@
           <w:sz w:val="24"/>
           <w:u w:val="single"/>
         </w:rPr>
-        <w:hyperlink r:id="rId35" w:history="1">
+        <w:hyperlink r:id="rId36" w:history="1">
           <w:r>
             <w:rPr>
               <w:rStyle w:val="Hyperlink"/>
@@ -5372,7 +5435,7 @@
           <w:sz w:val="24"/>
           <w:u w:val="single"/>
         </w:rPr>
-        <w:hyperlink r:id="rId35" w:history="1">
+        <w:hyperlink r:id="rId36" w:history="1">
           <w:r>
             <w:rPr>
               <w:rStyle w:val="Hyperlink"/>
@@ -5401,7 +5464,7 @@
           <w:sz w:val="24"/>
           <w:u w:val="single"/>
         </w:rPr>
-        <w:hyperlink r:id="rId35" w:history="1">
+        <w:hyperlink r:id="rId36" w:history="1">
           <w:r>
             <w:rPr>
               <w:rStyle w:val="Hyperlink"/>
@@ -5418,7 +5481,7 @@
           <w:color w:val="000000"/>
           <w:sz w:val="24"/>
         </w:rPr>
-        <w:t>(Royal Batavian Society of Arts and Sciences), which is hel</w:t>
+        <w:t>(Royal Batavian Society of Arts a</w:t>
       </w:r>
       <w:r>
         <w:rPr>
@@ -5429,7 +5492,61 @@
           <w:color w:val="000000"/>
           <w:sz w:val="24"/>
         </w:rPr>
-        <w:hyperlink r:id="rId35" w:history="1">
+        <w:hyperlink r:id="rId36" w:history="1">
+          <w:r>
+            <w:rPr>
+              <w:rStyle w:val="Hyperlink"/>
+            </w:rPr>
+            <w:t>nd Sciences</w:t>
+          </w:r>
+        </w:hyperlink>
+      </w:r>
+      <w:r>
+        <w:rPr>
+          <w:u w:val="single" w:color="0000ff"/>
+          <w:rFonts w:ascii="Charis SIL Regular" w:hAnsi="Charis SIL Regular" w:eastAsia="Charis SIL Regular"/>
+          <w:b w:val="0"/>
+          <w:i w:val="0"/>
+          <w:color w:val="000000"/>
+          <w:sz w:val="24"/>
+        </w:rPr>
+        <w:hyperlink r:id="rId36" w:history="1">
+          <w:r>
+            <w:rPr>
+              <w:rStyle w:val="Hyperlink"/>
+            </w:rPr>
+            <w:t>)</w:t>
+          </w:r>
+        </w:hyperlink>
+      </w:r>
+      <w:r>
+        <w:rPr>
+          <w:u w:val="single" w:color="0000ff"/>
+          <w:rFonts w:ascii="Charis SIL Regular" w:hAnsi="Charis SIL Regular" w:eastAsia="Charis SIL Regular"/>
+          <w:b w:val="0"/>
+          <w:i w:val="0"/>
+          <w:color w:val="000000"/>
+          <w:sz w:val="24"/>
+        </w:rPr>
+        <w:hyperlink r:id="rId36" w:history="1">
+          <w:r>
+            <w:rPr>
+              <w:rStyle w:val="Hyperlink"/>
+            </w:rPr>
+            <w:t>, which is hel</w:t>
+          </w:r>
+        </w:hyperlink>
+      </w:r>
+      <w:r>
+        <w:rPr>
+          <w:u w:val="single" w:color="0000ff"/>
+          <w:rFonts w:ascii="Charis SIL Regular" w:hAnsi="Charis SIL Regular" w:eastAsia="Charis SIL Regular"/>
+          <w:b w:val="0"/>
+          <w:i w:val="0"/>
+          <w:color w:val="000000"/>
+          <w:sz w:val="24"/>
+        </w:rPr>
+        <w:hyperlink r:id="rId36" w:history="1">
           <w:r>
             <w:rPr>
               <w:rStyle w:val="Hyperlink"/>
@@ -5458,7 +5575,7 @@
           <w:color w:val="000000"/>
           <w:sz w:val="24"/>
         </w:rPr>
-        <w:hyperlink r:id="rId35" w:history="1">
+        <w:hyperlink r:id="rId36" w:history="1">
           <w:r>
             <w:rPr>
               <w:rStyle w:val="Hyperlink"/>
@@ -5476,7 +5593,7 @@
           <w:color w:val="000000"/>
           <w:sz w:val="24"/>
         </w:rPr>
-        <w:hyperlink r:id="rId35" w:history="1">
+        <w:hyperlink r:id="rId36" w:history="1">
           <w:r>
             <w:rPr>
               <w:rStyle w:val="Hyperlink"/>
@@ -5494,7 +5611,7 @@
           <w:color w:val="000000"/>
           <w:sz w:val="24"/>
         </w:rPr>
-        <w:hyperlink r:id="rId35" w:history="1">
+        <w:hyperlink r:id="rId36" w:history="1">
           <w:r>
             <w:rPr>
               <w:rStyle w:val="Hyperlink"/>
@@ -5512,7 +5629,7 @@
           <w:color w:val="000000"/>
           <w:sz w:val="24"/>
         </w:rPr>
-        <w:hyperlink r:id="rId35" w:history="1">
+        <w:hyperlink r:id="rId36" w:history="1">
           <w:r>
             <w:rPr>
               <w:rStyle w:val="Hyperlink"/>
@@ -5610,7 +5727,7 @@
           <w:sz w:val="24"/>
           <w:u w:val="single"/>
         </w:rPr>
-        <w:hyperlink r:id="rId36" w:history="1">
+        <w:hyperlink r:id="rId37" w:history="1">
           <w:r>
             <w:rPr>
               <w:rStyle w:val="Hyperlink"/>
@@ -5638,7 +5755,7 @@
           <w:sz w:val="24"/>
           <w:u w:val="single"/>
         </w:rPr>
-        <w:hyperlink r:id="rId37" w:history="1">
+        <w:hyperlink r:id="rId38" w:history="1">
           <w:r>
             <w:rPr>
               <w:rStyle w:val="Hyperlink"/>
@@ -5667,7 +5784,7 @@
           <w:sz w:val="24"/>
           <w:u w:val="single"/>
         </w:rPr>
-        <w:hyperlink r:id="rId37" w:history="1">
+        <w:hyperlink r:id="rId38" w:history="1">
           <w:r>
             <w:rPr>
               <w:rStyle w:val="Hyperlink"/>
@@ -5696,7 +5813,7 @@
           <w:sz w:val="24"/>
           <w:u w:val="single"/>
         </w:rPr>
-        <w:hyperlink r:id="rId37" w:history="1">
+        <w:hyperlink r:id="rId38" w:history="1">
           <w:r>
             <w:rPr>
               <w:rStyle w:val="Hyperlink"/>
@@ -5743,7 +5860,7 @@
           <w:sz w:val="24"/>
           <w:u w:val="single"/>
         </w:rPr>
-        <w:hyperlink r:id="rId37" w:history="1">
+        <w:hyperlink r:id="rId38" w:history="1">
           <w:r>
             <w:rPr>
               <w:rStyle w:val="Hyperlink"/>
@@ -5771,7 +5888,7 @@
           <w:sz w:val="24"/>
           <w:u w:val="single"/>
         </w:rPr>
-        <w:hyperlink r:id="rId38" w:history="1">
+        <w:hyperlink r:id="rId39" w:history="1">
           <w:r>
             <w:rPr>
               <w:rStyle w:val="Hyperlink"/>
@@ -5800,7 +5917,7 @@
           <w:sz w:val="24"/>
           <w:u w:val="single"/>
         </w:rPr>
-        <w:hyperlink r:id="rId38" w:history="1">
+        <w:hyperlink r:id="rId39" w:history="1">
           <w:r>
             <w:rPr>
               <w:rStyle w:val="Hyperlink"/>
@@ -5829,7 +5946,7 @@
           <w:sz w:val="24"/>
           <w:u w:val="single"/>
         </w:rPr>
-        <w:hyperlink r:id="rId38" w:history="1">
+        <w:hyperlink r:id="rId39" w:history="1">
           <w:r>
             <w:rPr>
               <w:rStyle w:val="Hyperlink"/>
@@ -5858,7 +5975,7 @@
           <w:sz w:val="24"/>
           <w:u w:val="single"/>
         </w:rPr>
-        <w:hyperlink r:id="rId38" w:history="1">
+        <w:hyperlink r:id="rId39" w:history="1">
           <w:r>
             <w:rPr>
               <w:rStyle w:val="Hyperlink"/>
@@ -5886,7 +6003,14 @@
           <w:color w:val="000000"/>
           <w:sz w:val="24"/>
         </w:rPr>
-        <w:t xml:space="preserve">portal </w:t>
+        <w:hyperlink r:id="rId38" w:history="1">
+          <w:r>
+            <w:rPr>
+              <w:rStyle w:val="Hyperlink"/>
+            </w:rPr>
+            <w:t xml:space="preserve">portal </w:t>
+          </w:r>
+        </w:hyperlink>
       </w:r>
       <w:r>
         <w:rPr>
@@ -5897,7 +6021,7 @@
           <w:sz w:val="24"/>
           <w:u w:val="single"/>
         </w:rPr>
-        <w:hyperlink r:id="rId39" w:history="1">
+        <w:hyperlink r:id="rId38" w:history="1">
           <w:r>
             <w:rPr>
               <w:rStyle w:val="Hyperlink"/>
@@ -5915,7 +6039,7 @@
           <w:color w:val="000000"/>
           <w:sz w:val="24"/>
         </w:rPr>
-        <w:hyperlink r:id="rId37" w:history="1">
+        <w:hyperlink r:id="rId38" w:history="1">
           <w:r>
             <w:rPr>
               <w:rStyle w:val="Hyperlink"/>
@@ -5943,7 +6067,7 @@
           <w:color w:val="000000"/>
           <w:sz w:val="24"/>
         </w:rPr>
-        <w:hyperlink r:id="rId38" w:history="1">
+        <w:hyperlink r:id="rId39" w:history="1">
           <w:r>
             <w:rPr>
               <w:rStyle w:val="Hyperlink"/>
@@ -5972,7 +6096,7 @@
           <w:color w:val="000000"/>
           <w:sz w:val="24"/>
         </w:rPr>
-        <w:hyperlink r:id="rId38" w:history="1">
+        <w:hyperlink r:id="rId39" w:history="1">
           <w:r>
             <w:rPr>
               <w:rStyle w:val="Hyperlink"/>
@@ -5990,7 +6114,7 @@
           <w:color w:val="000000"/>
           <w:sz w:val="24"/>
         </w:rPr>
-        <w:hyperlink r:id="rId38" w:history="1">
+        <w:hyperlink r:id="rId39" w:history="1">
           <w:r>
             <w:rPr>
               <w:rStyle w:val="Hyperlink"/>
@@ -6008,7 +6132,7 @@
           <w:color w:val="000000"/>
           <w:sz w:val="24"/>
         </w:rPr>
-        <w:hyperlink r:id="rId38" w:history="1">
+        <w:hyperlink r:id="rId39" w:history="1">
           <w:r>
             <w:rPr>
               <w:rStyle w:val="Hyperlink"/>
@@ -6026,7 +6150,7 @@
           <w:color w:val="000000"/>
           <w:sz w:val="24"/>
         </w:rPr>
-        <w:hyperlink r:id="rId38" w:history="1">
+        <w:hyperlink r:id="rId39" w:history="1">
           <w:r>
             <w:rPr>
               <w:rStyle w:val="Hyperlink"/>
@@ -6044,7 +6168,7 @@
           <w:color w:val="000000"/>
           <w:sz w:val="24"/>
         </w:rPr>
-        <w:hyperlink r:id="rId38" w:history="1">
+        <w:hyperlink r:id="rId39" w:history="1">
           <w:r>
             <w:rPr>
               <w:rStyle w:val="Hyperlink"/>
@@ -6093,7 +6217,7 @@
           <w:color w:val="000000"/>
           <w:sz w:val="24"/>
         </w:rPr>
-        <w:hyperlink r:id="rId39" w:history="1">
+        <w:hyperlink r:id="rId40" w:history="1">
           <w:r>
             <w:rPr>
               <w:rStyle w:val="Hyperlink"/>

--- a/EXPORTS/DOCX/published/niveau1/English/Sources.docx
+++ b/EXPORTS/DOCX/published/niveau1/English/Sources.docx
@@ -3207,7 +3207,7 @@
           <w:sz w:val="24"/>
           <w:u w:val="single"/>
         </w:rPr>
-        <w:hyperlink r:id="rId22" w:history="1">
+        <w:hyperlink r:id="rId16" w:history="1">
           <w:r>
             <w:rPr>
               <w:rStyle w:val="Hyperlink"/>
@@ -3236,7 +3236,7 @@
           <w:sz w:val="24"/>
           <w:u w:val="single"/>
         </w:rPr>
-        <w:hyperlink r:id="rId22" w:history="1">
+        <w:hyperlink r:id="rId16" w:history="1">
           <w:r>
             <w:rPr>
               <w:rStyle w:val="Hyperlink"/>
@@ -3354,7 +3354,7 @@
           <w:sz w:val="24"/>
           <w:u w:val="single"/>
         </w:rPr>
-        <w:hyperlink r:id="rId23" w:history="1">
+        <w:hyperlink r:id="rId22" w:history="1">
           <w:r>
             <w:rPr>
               <w:rStyle w:val="Hyperlink"/>
@@ -3383,7 +3383,7 @@
           <w:sz w:val="24"/>
           <w:u w:val="single"/>
         </w:rPr>
-        <w:hyperlink r:id="rId23" w:history="1">
+        <w:hyperlink r:id="rId22" w:history="1">
           <w:r>
             <w:rPr>
               <w:rStyle w:val="Hyperlink"/>
@@ -3412,7 +3412,7 @@
           <w:sz w:val="24"/>
           <w:u w:val="single"/>
         </w:rPr>
-        <w:hyperlink r:id="rId23" w:history="1">
+        <w:hyperlink r:id="rId22" w:history="1">
           <w:r>
             <w:rPr>
               <w:rStyle w:val="Hyperlink"/>
@@ -3440,7 +3440,7 @@
           <w:sz w:val="24"/>
           <w:u w:val="single"/>
         </w:rPr>
-        <w:hyperlink r:id="rId24" w:history="1">
+        <w:hyperlink r:id="rId23" w:history="1">
           <w:r>
             <w:rPr>
               <w:rStyle w:val="Hyperlink"/>
@@ -3478,7 +3478,7 @@
           <w:sz w:val="24"/>
           <w:u w:val="single"/>
         </w:rPr>
-        <w:hyperlink r:id="rId23" w:history="1">
+        <w:hyperlink r:id="rId22" w:history="1">
           <w:r>
             <w:rPr>
               <w:rStyle w:val="Hyperlink"/>
@@ -3496,7 +3496,7 @@
           <w:sz w:val="24"/>
           <w:u w:val="single"/>
         </w:rPr>
-        <w:hyperlink r:id="rId23" w:history="1">
+        <w:hyperlink r:id="rId22" w:history="1">
           <w:r>
             <w:rPr>
               <w:rStyle w:val="Hyperlink"/>
@@ -3514,7 +3514,7 @@
           <w:sz w:val="24"/>
           <w:u w:val="single"/>
         </w:rPr>
-        <w:hyperlink r:id="rId23" w:history="1">
+        <w:hyperlink r:id="rId22" w:history="1">
           <w:r>
             <w:rPr>
               <w:rStyle w:val="Hyperlink"/>
@@ -3543,7 +3543,7 @@
           <w:sz w:val="24"/>
           <w:u w:val="single"/>
         </w:rPr>
-        <w:hyperlink r:id="rId23" w:history="1">
+        <w:hyperlink r:id="rId22" w:history="1">
           <w:r>
             <w:rPr>
               <w:rStyle w:val="Hyperlink"/>
@@ -3554,42 +3554,13 @@
       </w:r>
       <w:r>
         <w:rPr>
-          <w:u w:val="single" w:color="0000ff"/>
           <w:rFonts w:ascii="Charis SIL Regular" w:hAnsi="Charis SIL Regular" w:eastAsia="Charis SIL Regular"/>
           <w:b w:val="0"/>
           <w:i w:val="0"/>
           <w:color w:val="000000"/>
           <w:sz w:val="24"/>
         </w:rPr>
-        <w:t xml:space="preserve"> </w:t>
-      </w:r>
-      <w:r>
-        <w:rPr>
-          <w:u w:val="single" w:color="0000ff"/>
-          <w:rFonts w:ascii="Charis SIL Regular" w:hAnsi="Charis SIL Regular" w:eastAsia="Charis SIL Regular"/>
-          <w:b w:val="0"/>
-          <w:i w:val="0"/>
-          <w:color w:val="000000"/>
-          <w:sz w:val="24"/>
-        </w:rPr>
-        <w:hyperlink r:id="rId23" w:history="1">
-          <w:r>
-            <w:rPr>
-              <w:rStyle w:val="Hyperlink"/>
-            </w:rPr>
-            <w:t>and the</w:t>
-          </w:r>
-        </w:hyperlink>
-      </w:r>
-      <w:r>
-        <w:rPr>
-          <w:rFonts w:ascii="Charis SIL Regular" w:hAnsi="Charis SIL Regular" w:eastAsia="Charis SIL Regular"/>
-          <w:b w:val="0"/>
-          <w:i w:val="0"/>
-          <w:color w:val="000000"/>
-          <w:sz w:val="24"/>
-        </w:rPr>
-        <w:t xml:space="preserve"> </w:t>
+        <w:t xml:space="preserve"> and the </w:t>
       </w:r>
       <w:r>
         <w:rPr>
@@ -3598,8 +3569,9 @@
           <w:i w:val="0"/>
           <w:color w:val="0000FF"/>
           <w:sz w:val="24"/>
-        </w:rPr>
-        <w:hyperlink r:id="rId25" w:history="1">
+          <w:u w:val="single"/>
+        </w:rPr>
+        <w:hyperlink r:id="rId24" w:history="1">
           <w:r>
             <w:rPr>
               <w:rStyle w:val="Hyperlink"/>
@@ -3617,7 +3589,7 @@
           <w:sz w:val="24"/>
           <w:u w:val="single"/>
         </w:rPr>
-        <w:hyperlink r:id="rId24" w:history="1">
+        <w:hyperlink r:id="rId23" w:history="1">
           <w:r>
             <w:rPr>
               <w:rStyle w:val="Hyperlink"/>
@@ -3635,14 +3607,7 @@
           <w:color w:val="000000"/>
           <w:sz w:val="24"/>
         </w:rPr>
-        <w:hyperlink r:id="rId24" w:history="1">
-          <w:r>
-            <w:rPr>
-              <w:rStyle w:val="Hyperlink"/>
-            </w:rPr>
-            <w:t xml:space="preserve">. The </w:t>
-          </w:r>
-        </w:hyperlink>
+        <w:t xml:space="preserve">. The </w:t>
       </w:r>
       <w:r>
         <w:rPr>
@@ -3653,7 +3618,7 @@
           <w:sz w:val="24"/>
           <w:u w:val="single"/>
         </w:rPr>
-        <w:hyperlink r:id="rId24" w:history="1">
+        <w:hyperlink r:id="rId23" w:history="1">
           <w:r>
             <w:rPr>
               <w:rStyle w:val="Hyperlink"/>
@@ -3671,7 +3636,7 @@
           <w:sz w:val="24"/>
           <w:u w:val="single"/>
         </w:rPr>
-        <w:hyperlink r:id="rId26" w:history="1">
+        <w:hyperlink r:id="rId25" w:history="1">
           <w:r>
             <w:rPr>
               <w:rStyle w:val="Hyperlink"/>
@@ -3689,7 +3654,7 @@
           <w:sz w:val="24"/>
           <w:u w:val="single"/>
         </w:rPr>
-        <w:hyperlink r:id="rId26" w:history="1">
+        <w:hyperlink r:id="rId25" w:history="1">
           <w:r>
             <w:rPr>
               <w:rStyle w:val="Hyperlink"/>
@@ -3718,7 +3683,7 @@
           <w:sz w:val="24"/>
           <w:u w:val="single"/>
         </w:rPr>
-        <w:hyperlink r:id="rId26" w:history="1">
+        <w:hyperlink r:id="rId25" w:history="1">
           <w:r>
             <w:rPr>
               <w:rStyle w:val="Hyperlink"/>
@@ -3747,7 +3712,7 @@
           <w:sz w:val="24"/>
           <w:u w:val="single"/>
         </w:rPr>
-        <w:hyperlink r:id="rId26" w:history="1">
+        <w:hyperlink r:id="rId25" w:history="1">
           <w:r>
             <w:rPr>
               <w:rStyle w:val="Hyperlink"/>
@@ -3775,50 +3740,7 @@
           <w:color w:val="000000"/>
           <w:sz w:val="24"/>
         </w:rPr>
-        <w:hyperlink r:id="rId27" w:history="1">
-          <w:r>
-            <w:rPr>
-              <w:rStyle w:val="Hyperlink"/>
-            </w:rPr>
-            <w:t xml:space="preserve">stodian </w:t>
-          </w:r>
-        </w:hyperlink>
-      </w:r>
-      <w:r>
-        <w:rPr>
-          <w:u w:val="single" w:color="0000ff"/>
-          <w:rFonts w:ascii="Charis SIL Regular" w:hAnsi="Charis SIL Regular" w:eastAsia="Charis SIL Regular"/>
-          <w:b w:val="0"/>
-          <w:i w:val="0"/>
-          <w:color w:val="000000"/>
-          <w:sz w:val="24"/>
-        </w:rPr>
-        <w:hyperlink r:id="rId27" w:history="1">
-          <w:r>
-            <w:rPr>
-              <w:rStyle w:val="Hyperlink"/>
-            </w:rPr>
-            <w:t>o</w:t>
-          </w:r>
-        </w:hyperlink>
-      </w:r>
-      <w:r>
-        <w:rPr>
-          <w:u w:val="single" w:color="0000ff"/>
-          <w:rFonts w:ascii="Charis SIL Regular" w:hAnsi="Charis SIL Regular" w:eastAsia="Charis SIL Regular"/>
-          <w:b w:val="0"/>
-          <w:i w:val="0"/>
-          <w:color w:val="000000"/>
-          <w:sz w:val="24"/>
-        </w:rPr>
-        <w:hyperlink r:id="rId27" w:history="1">
-          <w:r>
-            <w:rPr>
-              <w:rStyle w:val="Hyperlink"/>
-            </w:rPr>
-            <w:t xml:space="preserve">f the </w:t>
-          </w:r>
-        </w:hyperlink>
+        <w:t xml:space="preserve">stodian of the </w:t>
       </w:r>
       <w:r>
         <w:rPr>
@@ -3829,7 +3751,7 @@
           <w:sz w:val="24"/>
           <w:u w:val="single"/>
         </w:rPr>
-        <w:hyperlink r:id="rId28" w:history="1">
+        <w:hyperlink r:id="rId26" w:history="1">
           <w:r>
             <w:rPr>
               <w:rStyle w:val="Hyperlink"/>
@@ -3845,8 +3767,9 @@
           <w:i w:val="0"/>
           <w:color w:val="0000FF"/>
           <w:sz w:val="24"/>
-        </w:rPr>
-        <w:hyperlink r:id="rId28" w:history="1">
+          <w:u w:val="single"/>
+        </w:rPr>
+        <w:hyperlink r:id="rId27" w:history="1">
           <w:r>
             <w:rPr>
               <w:rStyle w:val="Hyperlink"/>
@@ -3864,7 +3787,7 @@
           <w:sz w:val="24"/>
           <w:u w:val="single"/>
         </w:rPr>
-        <w:hyperlink r:id="rId28" w:history="1">
+        <w:hyperlink r:id="rId24" w:history="1">
           <w:r>
             <w:rPr>
               <w:rStyle w:val="Hyperlink"/>
@@ -3893,7 +3816,7 @@
           <w:sz w:val="24"/>
           <w:u w:val="single"/>
         </w:rPr>
-        <w:hyperlink r:id="rId28" w:history="1">
+        <w:hyperlink r:id="rId24" w:history="1">
           <w:r>
             <w:rPr>
               <w:rStyle w:val="Hyperlink"/>
@@ -3922,7 +3845,7 @@
           <w:sz w:val="24"/>
           <w:u w:val="single"/>
         </w:rPr>
-        <w:hyperlink r:id="rId28" w:history="1">
+        <w:hyperlink r:id="rId24" w:history="1">
           <w:r>
             <w:rPr>
               <w:rStyle w:val="Hyperlink"/>
@@ -3940,7 +3863,7 @@
           <w:sz w:val="24"/>
           <w:u w:val="single"/>
         </w:rPr>
-        <w:hyperlink r:id="rId28" w:history="1">
+        <w:hyperlink r:id="rId27" w:history="1">
           <w:r>
             <w:rPr>
               <w:rStyle w:val="Hyperlink"/>
@@ -3968,7 +3891,7 @@
           <w:color w:val="000000"/>
           <w:sz w:val="24"/>
         </w:rPr>
-        <w:hyperlink r:id="rId26" w:history="1">
+        <w:hyperlink r:id="rId25" w:history="1">
           <w:r>
             <w:rPr>
               <w:rStyle w:val="Hyperlink"/>
@@ -3986,7 +3909,7 @@
           <w:color w:val="000000"/>
           <w:sz w:val="24"/>
         </w:rPr>
-        <w:hyperlink r:id="rId26" w:history="1">
+        <w:hyperlink r:id="rId25" w:history="1">
           <w:r>
             <w:rPr>
               <w:rStyle w:val="Hyperlink"/>
@@ -4044,7 +3967,7 @@
           <w:sz w:val="24"/>
           <w:u w:val="single"/>
         </w:rPr>
-        <w:hyperlink r:id="rId29" w:history="1">
+        <w:hyperlink r:id="rId28" w:history="1">
           <w:r>
             <w:rPr>
               <w:rStyle w:val="Hyperlink"/>
@@ -4073,7 +3996,7 @@
           <w:sz w:val="24"/>
           <w:u w:val="single"/>
         </w:rPr>
-        <w:hyperlink r:id="rId29" w:history="1">
+        <w:hyperlink r:id="rId28" w:history="1">
           <w:r>
             <w:rPr>
               <w:rStyle w:val="Hyperlink"/>
@@ -4101,7 +4024,7 @@
           <w:sz w:val="24"/>
           <w:u w:val="single"/>
         </w:rPr>
-        <w:hyperlink r:id="rId30" w:history="1">
+        <w:hyperlink r:id="rId29" w:history="1">
           <w:r>
             <w:rPr>
               <w:rStyle w:val="Hyperlink"/>
@@ -4130,7 +4053,7 @@
           <w:sz w:val="24"/>
           <w:u w:val="single"/>
         </w:rPr>
-        <w:hyperlink r:id="rId30" w:history="1">
+        <w:hyperlink r:id="rId29" w:history="1">
           <w:r>
             <w:rPr>
               <w:rStyle w:val="Hyperlink"/>
@@ -4159,7 +4082,7 @@
           <w:sz w:val="24"/>
           <w:u w:val="single"/>
         </w:rPr>
-        <w:hyperlink r:id="rId30" w:history="1">
+        <w:hyperlink r:id="rId29" w:history="1">
           <w:r>
             <w:rPr>
               <w:rStyle w:val="Hyperlink"/>
@@ -4397,7 +4320,7 @@
           <w:sz w:val="24"/>
           <w:u w:val="single"/>
         </w:rPr>
-        <w:hyperlink r:id="rId31" w:history="1">
+        <w:hyperlink r:id="rId30" w:history="1">
           <w:r>
             <w:rPr>
               <w:rStyle w:val="Hyperlink"/>
@@ -4426,7 +4349,7 @@
           <w:sz w:val="24"/>
           <w:u w:val="single"/>
         </w:rPr>
-        <w:hyperlink r:id="rId31" w:history="1">
+        <w:hyperlink r:id="rId30" w:history="1">
           <w:r>
             <w:rPr>
               <w:rStyle w:val="Hyperlink"/>
@@ -4455,7 +4378,7 @@
           <w:sz w:val="24"/>
           <w:u w:val="single"/>
         </w:rPr>
-        <w:hyperlink r:id="rId31" w:history="1">
+        <w:hyperlink r:id="rId30" w:history="1">
           <w:r>
             <w:rPr>
               <w:rStyle w:val="Hyperlink"/>
@@ -4473,7 +4396,7 @@
           <w:sz w:val="24"/>
           <w:u w:val="single"/>
         </w:rPr>
-        <w:hyperlink r:id="rId31" w:history="1">
+        <w:hyperlink r:id="rId30" w:history="1">
           <w:r>
             <w:rPr>
               <w:rStyle w:val="Hyperlink"/>
@@ -4501,7 +4424,7 @@
           <w:sz w:val="24"/>
           <w:u w:val="single"/>
         </w:rPr>
-        <w:hyperlink r:id="rId32" w:history="1">
+        <w:hyperlink r:id="rId31" w:history="1">
           <w:r>
             <w:rPr>
               <w:rStyle w:val="Hyperlink"/>
@@ -4530,7 +4453,7 @@
           <w:sz w:val="24"/>
           <w:u w:val="single"/>
         </w:rPr>
-        <w:hyperlink r:id="rId32" w:history="1">
+        <w:hyperlink r:id="rId31" w:history="1">
           <w:r>
             <w:rPr>
               <w:rStyle w:val="Hyperlink"/>
@@ -4559,7 +4482,7 @@
           <w:sz w:val="24"/>
           <w:u w:val="single"/>
         </w:rPr>
-        <w:hyperlink r:id="rId32" w:history="1">
+        <w:hyperlink r:id="rId31" w:history="1">
           <w:r>
             <w:rPr>
               <w:rStyle w:val="Hyperlink"/>
@@ -4588,7 +4511,7 @@
           <w:sz w:val="24"/>
           <w:u w:val="single"/>
         </w:rPr>
-        <w:hyperlink r:id="rId32" w:history="1">
+        <w:hyperlink r:id="rId31" w:history="1">
           <w:r>
             <w:rPr>
               <w:rStyle w:val="Hyperlink"/>
@@ -4616,7 +4539,7 @@
           <w:sz w:val="24"/>
           <w:u w:val="single"/>
         </w:rPr>
-        <w:hyperlink r:id="rId33" w:history="1">
+        <w:hyperlink r:id="rId32" w:history="1">
           <w:r>
             <w:rPr>
               <w:rStyle w:val="Hyperlink"/>
@@ -4645,12 +4568,300 @@
           <w:sz w:val="24"/>
           <w:u w:val="single"/>
         </w:rPr>
+        <w:hyperlink r:id="rId32" w:history="1">
+          <w:r>
+            <w:rPr>
+              <w:rStyle w:val="Hyperlink"/>
+            </w:rPr>
+            <w:t>Archive</w:t>
+          </w:r>
+        </w:hyperlink>
+      </w:r>
+      <w:r>
+        <w:rPr>
+          <w:rFonts w:ascii="Charis SIL Regular" w:hAnsi="Charis SIL Regular" w:eastAsia="Charis SIL Regular"/>
+          <w:b w:val="0"/>
+          <w:i w:val="0"/>
+          <w:color w:val="0000FF"/>
+          <w:sz w:val="24"/>
+          <w:u w:val="single"/>
+        </w:rPr>
+        <w:hyperlink r:id="rId30" w:history="1">
+          <w:r>
+            <w:rPr>
+              <w:rStyle w:val="Hyperlink"/>
+            </w:rPr>
+            <w:t>s</w:t>
+          </w:r>
+        </w:hyperlink>
+      </w:r>
+      <w:r>
+        <w:rPr>
+          <w:rFonts w:ascii="Charis SIL Regular" w:hAnsi="Charis SIL Regular" w:eastAsia="Charis SIL Regular"/>
+          <w:b w:val="0"/>
+          <w:i w:val="0"/>
+          <w:color w:val="0000FF"/>
+          <w:sz w:val="24"/>
+          <w:u w:val="single"/>
+        </w:rPr>
+        <w:t xml:space="preserve"> </w:t>
+      </w:r>
+      <w:r>
+        <w:rPr>
+          <w:rFonts w:ascii="Charis SIL Regular" w:hAnsi="Charis SIL Regular" w:eastAsia="Charis SIL Regular"/>
+          <w:b w:val="0"/>
+          <w:i w:val="0"/>
+          <w:color w:val="0000FF"/>
+          <w:sz w:val="24"/>
+          <w:u w:val="single"/>
+        </w:rPr>
+        <w:hyperlink r:id="rId30" w:history="1">
+          <w:r>
+            <w:rPr>
+              <w:rStyle w:val="Hyperlink"/>
+            </w:rPr>
+            <w:t>of</w:t>
+          </w:r>
+        </w:hyperlink>
+      </w:r>
+      <w:r>
+        <w:rPr>
+          <w:rFonts w:ascii="Charis SIL Regular" w:hAnsi="Charis SIL Regular" w:eastAsia="Charis SIL Regular"/>
+          <w:b w:val="0"/>
+          <w:i w:val="0"/>
+          <w:color w:val="0000FF"/>
+          <w:sz w:val="24"/>
+          <w:u w:val="single"/>
+        </w:rPr>
+        <w:t xml:space="preserve"> </w:t>
+      </w:r>
+      <w:r>
+        <w:rPr>
+          <w:rFonts w:ascii="Charis SIL Regular" w:hAnsi="Charis SIL Regular" w:eastAsia="Charis SIL Regular"/>
+          <w:b w:val="0"/>
+          <w:i w:val="0"/>
+          <w:color w:val="0000FF"/>
+          <w:sz w:val="24"/>
+          <w:u w:val="single"/>
+        </w:rPr>
+        <w:hyperlink r:id="rId30" w:history="1">
+          <w:r>
+            <w:rPr>
+              <w:rStyle w:val="Hyperlink"/>
+            </w:rPr>
+            <w:t>Sri</w:t>
+          </w:r>
+        </w:hyperlink>
+      </w:r>
+      <w:r>
+        <w:rPr>
+          <w:rFonts w:ascii="Charis SIL Regular" w:hAnsi="Charis SIL Regular" w:eastAsia="Charis SIL Regular"/>
+          <w:b w:val="0"/>
+          <w:i w:val="0"/>
+          <w:color w:val="0000FF"/>
+          <w:sz w:val="24"/>
+          <w:u w:val="single"/>
+        </w:rPr>
+        <w:t xml:space="preserve"> </w:t>
+      </w:r>
+      <w:r>
+        <w:rPr>
+          <w:rFonts w:ascii="Charis SIL Regular" w:hAnsi="Charis SIL Regular" w:eastAsia="Charis SIL Regular"/>
+          <w:b w:val="0"/>
+          <w:i w:val="0"/>
+          <w:color w:val="0000FF"/>
+          <w:sz w:val="24"/>
+          <w:u w:val="single"/>
+        </w:rPr>
+        <w:hyperlink r:id="rId30" w:history="1">
+          <w:r>
+            <w:rPr>
+              <w:rStyle w:val="Hyperlink"/>
+            </w:rPr>
+            <w:t>L</w:t>
+          </w:r>
+        </w:hyperlink>
+      </w:r>
+      <w:r>
+        <w:rPr>
+          <w:rFonts w:ascii="Charis SIL Regular" w:hAnsi="Charis SIL Regular" w:eastAsia="Charis SIL Regular"/>
+          <w:b w:val="0"/>
+          <w:i w:val="0"/>
+          <w:color w:val="0000FF"/>
+          <w:sz w:val="24"/>
+          <w:u w:val="single"/>
+        </w:rPr>
+        <w:hyperlink r:id="rId30" w:history="1">
+          <w:r>
+            <w:rPr>
+              <w:rStyle w:val="Hyperlink"/>
+            </w:rPr>
+            <w:t>a</w:t>
+          </w:r>
+        </w:hyperlink>
+      </w:r>
+      <w:r>
+        <w:rPr>
+          <w:rFonts w:ascii="Charis SIL Regular" w:hAnsi="Charis SIL Regular" w:eastAsia="Charis SIL Regular"/>
+          <w:b w:val="0"/>
+          <w:i w:val="0"/>
+          <w:color w:val="0000FF"/>
+          <w:sz w:val="24"/>
+          <w:u w:val="single"/>
+        </w:rPr>
+        <w:hyperlink r:id="rId30" w:history="1">
+          <w:r>
+            <w:rPr>
+              <w:rStyle w:val="Hyperlink"/>
+            </w:rPr>
+            <w:t>nka</w:t>
+          </w:r>
+        </w:hyperlink>
+      </w:r>
+      <w:r>
+        <w:rPr>
+          <w:u w:val="single" w:color="0000ff"/>
+          <w:rFonts w:ascii="Charis SIL Regular" w:hAnsi="Charis SIL Regular" w:eastAsia="Charis SIL Regular"/>
+          <w:b w:val="0"/>
+          <w:i w:val="0"/>
+          <w:color w:val="000000"/>
+          <w:sz w:val="24"/>
+        </w:rPr>
+        <w:hyperlink r:id="rId30" w:history="1">
+          <w:r>
+            <w:rPr>
+              <w:rStyle w:val="Hyperlink"/>
+            </w:rPr>
+            <w:t xml:space="preserve"> and</w:t>
+          </w:r>
+        </w:hyperlink>
+      </w:r>
+      <w:r>
+        <w:rPr>
+          <w:u w:val="single" w:color="0000ff"/>
+          <w:rFonts w:ascii="Charis SIL Regular" w:hAnsi="Charis SIL Regular" w:eastAsia="Charis SIL Regular"/>
+          <w:b w:val="0"/>
+          <w:i w:val="0"/>
+          <w:color w:val="000000"/>
+          <w:sz w:val="24"/>
+        </w:rPr>
+        <w:t xml:space="preserve"> </w:t>
+      </w:r>
+      <w:r>
+        <w:rPr>
+          <w:u w:val="single" w:color="0000ff"/>
+          <w:rFonts w:ascii="Charis SIL Regular" w:hAnsi="Charis SIL Regular" w:eastAsia="Charis SIL Regular"/>
+          <w:b w:val="0"/>
+          <w:i w:val="0"/>
+          <w:color w:val="000000"/>
+          <w:sz w:val="24"/>
+        </w:rPr>
+        <w:hyperlink r:id="rId30" w:history="1">
+          <w:r>
+            <w:rPr>
+              <w:rStyle w:val="Hyperlink"/>
+            </w:rPr>
+            <w:t>th</w:t>
+          </w:r>
+        </w:hyperlink>
+      </w:r>
+      <w:r>
+        <w:rPr>
+          <w:rFonts w:ascii="Charis SIL Regular" w:hAnsi="Charis SIL Regular" w:eastAsia="Charis SIL Regular"/>
+          <w:b w:val="0"/>
+          <w:i w:val="0"/>
+          <w:color w:val="000000"/>
+          <w:sz w:val="24"/>
+        </w:rPr>
+        <w:hyperlink r:id="rId30" w:history="1">
+          <w:r>
+            <w:rPr>
+              <w:rStyle w:val="Hyperlink"/>
+            </w:rPr>
+            <w:t xml:space="preserve">e </w:t>
+          </w:r>
+        </w:hyperlink>
+      </w:r>
+      <w:r>
+        <w:rPr>
+          <w:rFonts w:ascii="Charis SIL Regular" w:hAnsi="Charis SIL Regular" w:eastAsia="Charis SIL Regular"/>
+          <w:b w:val="0"/>
+          <w:i w:val="0"/>
+          <w:color w:val="0000FF"/>
+          <w:sz w:val="24"/>
+          <w:u w:val="single"/>
+        </w:rPr>
+        <w:hyperlink r:id="rId30" w:history="1">
+          <w:r>
+            <w:rPr>
+              <w:rStyle w:val="Hyperlink"/>
+            </w:rPr>
+            <w:t>National</w:t>
+          </w:r>
+        </w:hyperlink>
+      </w:r>
+      <w:r>
+        <w:rPr>
+          <w:rFonts w:ascii="Charis SIL Regular" w:hAnsi="Charis SIL Regular" w:eastAsia="Charis SIL Regular"/>
+          <w:b w:val="0"/>
+          <w:i w:val="0"/>
+          <w:color w:val="0000FF"/>
+          <w:sz w:val="24"/>
+          <w:u w:val="single"/>
+        </w:rPr>
+        <w:t xml:space="preserve"> </w:t>
+      </w:r>
+      <w:r>
+        <w:rPr>
+          <w:rFonts w:ascii="Charis SIL Regular" w:hAnsi="Charis SIL Regular" w:eastAsia="Charis SIL Regular"/>
+          <w:b w:val="0"/>
+          <w:i w:val="0"/>
+          <w:color w:val="0000FF"/>
+          <w:sz w:val="24"/>
+          <w:u w:val="single"/>
+        </w:rPr>
         <w:hyperlink r:id="rId33" w:history="1">
           <w:r>
             <w:rPr>
               <w:rStyle w:val="Hyperlink"/>
             </w:rPr>
-            <w:t>Archive</w:t>
+            <w:t>A</w:t>
+          </w:r>
+        </w:hyperlink>
+      </w:r>
+      <w:r>
+        <w:rPr>
+          <w:rFonts w:ascii="Charis SIL Regular" w:hAnsi="Charis SIL Regular" w:eastAsia="Charis SIL Regular"/>
+          <w:b w:val="0"/>
+          <w:i w:val="0"/>
+          <w:color w:val="0000FF"/>
+          <w:sz w:val="24"/>
+          <w:u w:val="single"/>
+        </w:rPr>
+        <w:hyperlink r:id="rId31" w:history="1">
+          <w:r>
+            <w:rPr>
+              <w:rStyle w:val="Hyperlink"/>
+            </w:rPr>
+            <w:t>rchiv</w:t>
+          </w:r>
+        </w:hyperlink>
+      </w:r>
+      <w:r>
+        <w:rPr>
+          <w:rFonts w:ascii="Charis SIL Regular" w:hAnsi="Charis SIL Regular" w:eastAsia="Charis SIL Regular"/>
+          <w:b w:val="0"/>
+          <w:i w:val="0"/>
+          <w:color w:val="0000FF"/>
+          <w:sz w:val="24"/>
+          <w:u w:val="single"/>
+        </w:rPr>
+        <w:hyperlink r:id="rId31" w:history="1">
+          <w:r>
+            <w:rPr>
+              <w:rStyle w:val="Hyperlink"/>
+            </w:rPr>
+            <w:t>e</w:t>
           </w:r>
         </w:hyperlink>
       </w:r>
@@ -4726,20 +4937,9 @@
             <w:rPr>
               <w:rStyle w:val="Hyperlink"/>
             </w:rPr>
-            <w:t>Sri</w:t>
+            <w:t>Cura</w:t>
           </w:r>
         </w:hyperlink>
-      </w:r>
-      <w:r>
-        <w:rPr>
-          <w:rFonts w:ascii="Charis SIL Regular" w:hAnsi="Charis SIL Regular" w:eastAsia="Charis SIL Regular"/>
-          <w:b w:val="0"/>
-          <w:i w:val="0"/>
-          <w:color w:val="0000FF"/>
-          <w:sz w:val="24"/>
-          <w:u w:val="single"/>
-        </w:rPr>
-        <w:t xml:space="preserve"> </w:t>
       </w:r>
       <w:r>
         <w:rPr>
@@ -4755,20 +4955,102 @@
             <w:rPr>
               <w:rStyle w:val="Hyperlink"/>
             </w:rPr>
-            <w:t>L</w:t>
+            <w:t>çao</w:t>
           </w:r>
         </w:hyperlink>
       </w:r>
       <w:r>
         <w:rPr>
-          <w:rFonts w:ascii="Charis SIL Regular" w:hAnsi="Charis SIL Regular" w:eastAsia="Charis SIL Regular"/>
-          <w:b w:val="0"/>
-          <w:i w:val="0"/>
-          <w:color w:val="0000FF"/>
-          <w:sz w:val="24"/>
-          <w:u w:val="single"/>
+          <w:u w:val="single" w:color="0000ff"/>
+          <w:rFonts w:ascii="Charis SIL Regular" w:hAnsi="Charis SIL Regular" w:eastAsia="Charis SIL Regular"/>
+          <w:b w:val="0"/>
+          <w:i w:val="0"/>
+          <w:color w:val="000000"/>
+          <w:sz w:val="24"/>
         </w:rPr>
         <w:hyperlink r:id="rId31" w:history="1">
+          <w:r>
+            <w:rPr>
+              <w:rStyle w:val="Hyperlink"/>
+            </w:rPr>
+            <w:t>. Vari</w:t>
+          </w:r>
+        </w:hyperlink>
+      </w:r>
+      <w:r>
+        <w:rPr>
+          <w:u w:val="single" w:color="0000ff"/>
+          <w:rFonts w:ascii="Charis SIL Regular" w:hAnsi="Charis SIL Regular" w:eastAsia="Charis SIL Regular"/>
+          <w:b w:val="0"/>
+          <w:i w:val="0"/>
+          <w:color w:val="000000"/>
+          <w:sz w:val="24"/>
+        </w:rPr>
+        <w:hyperlink r:id="rId31" w:history="1">
+          <w:r>
+            <w:rPr>
+              <w:rStyle w:val="Hyperlink"/>
+            </w:rPr>
+            <w:t>o</w:t>
+          </w:r>
+        </w:hyperlink>
+      </w:r>
+      <w:r>
+        <w:rPr>
+          <w:u w:val="single" w:color="0000ff"/>
+          <w:rFonts w:ascii="Charis SIL Regular" w:hAnsi="Charis SIL Regular" w:eastAsia="Charis SIL Regular"/>
+          <w:b w:val="0"/>
+          <w:i w:val="0"/>
+          <w:color w:val="000000"/>
+          <w:sz w:val="24"/>
+        </w:rPr>
+        <w:hyperlink r:id="rId31" w:history="1">
+          <w:r>
+            <w:rPr>
+              <w:rStyle w:val="Hyperlink"/>
+            </w:rPr>
+            <w:t>us archiv</w:t>
+          </w:r>
+        </w:hyperlink>
+      </w:r>
+      <w:r>
+        <w:rPr>
+          <w:rFonts w:ascii="Charis SIL Regular" w:hAnsi="Charis SIL Regular" w:eastAsia="Charis SIL Regular"/>
+          <w:b w:val="0"/>
+          <w:i w:val="0"/>
+          <w:color w:val="000000"/>
+          <w:sz w:val="24"/>
+        </w:rPr>
+        <w:t xml:space="preserve">es in </w:t>
+      </w:r>
+      <w:r>
+        <w:rPr>
+          <w:u w:val="single" w:color="0000ff"/>
+          <w:rFonts w:ascii="Charis SIL Regular" w:hAnsi="Charis SIL Regular" w:eastAsia="Charis SIL Regular"/>
+          <w:b w:val="0"/>
+          <w:i w:val="0"/>
+          <w:color w:val="000000"/>
+          <w:sz w:val="24"/>
+        </w:rPr>
+        <w:hyperlink r:id="rId32" w:history="1">
+          <w:r>
+            <w:rPr>
+              <w:rStyle w:val="Hyperlink"/>
+            </w:rPr>
+            <w:t>Indonesi</w:t>
+          </w:r>
+        </w:hyperlink>
+      </w:r>
+      <w:r>
+        <w:rPr>
+          <w:u w:val="single" w:color="0000ff"/>
+          <w:rFonts w:ascii="Charis SIL Regular" w:hAnsi="Charis SIL Regular" w:eastAsia="Charis SIL Regular"/>
+          <w:b w:val="0"/>
+          <w:i w:val="0"/>
+          <w:color w:val="000000"/>
+          <w:sz w:val="24"/>
+        </w:rPr>
+        <w:hyperlink r:id="rId32" w:history="1">
           <w:r>
             <w:rPr>
               <w:rStyle w:val="Hyperlink"/>
@@ -4779,159 +5061,84 @@
       </w:r>
       <w:r>
         <w:rPr>
-          <w:rFonts w:ascii="Charis SIL Regular" w:hAnsi="Charis SIL Regular" w:eastAsia="Charis SIL Regular"/>
-          <w:b w:val="0"/>
-          <w:i w:val="0"/>
-          <w:color w:val="0000FF"/>
-          <w:sz w:val="24"/>
-          <w:u w:val="single"/>
-        </w:rPr>
-        <w:hyperlink r:id="rId31" w:history="1">
-          <w:r>
-            <w:rPr>
-              <w:rStyle w:val="Hyperlink"/>
-            </w:rPr>
-            <w:t>nka</w:t>
-          </w:r>
-        </w:hyperlink>
-      </w:r>
-      <w:r>
-        <w:rPr>
           <w:u w:val="single" w:color="0000ff"/>
           <w:rFonts w:ascii="Charis SIL Regular" w:hAnsi="Charis SIL Regular" w:eastAsia="Charis SIL Regular"/>
           <w:b w:val="0"/>
           <w:i w:val="0"/>
           <w:color w:val="000000"/>
           <w:sz w:val="24"/>
-        </w:rPr>
-        <w:hyperlink r:id="rId31" w:history="1">
-          <w:r>
-            <w:rPr>
-              <w:rStyle w:val="Hyperlink"/>
-            </w:rPr>
-            <w:t xml:space="preserve"> and</w:t>
-          </w:r>
-        </w:hyperlink>
-      </w:r>
-      <w:r>
-        <w:rPr>
-          <w:u w:val="single" w:color="0000ff"/>
-          <w:rFonts w:ascii="Charis SIL Regular" w:hAnsi="Charis SIL Regular" w:eastAsia="Charis SIL Regular"/>
-          <w:b w:val="0"/>
-          <w:i w:val="0"/>
-          <w:color w:val="000000"/>
-          <w:sz w:val="24"/>
-        </w:rPr>
-        <w:t xml:space="preserve"> </w:t>
-      </w:r>
-      <w:r>
-        <w:rPr>
-          <w:u w:val="single" w:color="0000ff"/>
-          <w:rFonts w:ascii="Charis SIL Regular" w:hAnsi="Charis SIL Regular" w:eastAsia="Charis SIL Regular"/>
-          <w:b w:val="0"/>
-          <w:i w:val="0"/>
-          <w:color w:val="000000"/>
-          <w:sz w:val="24"/>
-        </w:rPr>
-        <w:hyperlink r:id="rId31" w:history="1">
-          <w:r>
-            <w:rPr>
-              <w:rStyle w:val="Hyperlink"/>
-            </w:rPr>
-            <w:t>th</w:t>
-          </w:r>
-        </w:hyperlink>
-      </w:r>
-      <w:r>
-        <w:rPr>
-          <w:rFonts w:ascii="Charis SIL Regular" w:hAnsi="Charis SIL Regular" w:eastAsia="Charis SIL Regular"/>
-          <w:b w:val="0"/>
-          <w:i w:val="0"/>
-          <w:color w:val="000000"/>
-          <w:sz w:val="24"/>
-        </w:rPr>
-        <w:hyperlink r:id="rId31" w:history="1">
-          <w:r>
-            <w:rPr>
-              <w:rStyle w:val="Hyperlink"/>
-            </w:rPr>
-            <w:t xml:space="preserve">e </w:t>
-          </w:r>
-        </w:hyperlink>
-      </w:r>
-      <w:r>
-        <w:rPr>
-          <w:rFonts w:ascii="Charis SIL Regular" w:hAnsi="Charis SIL Regular" w:eastAsia="Charis SIL Regular"/>
-          <w:b w:val="0"/>
-          <w:i w:val="0"/>
-          <w:color w:val="0000FF"/>
-          <w:sz w:val="24"/>
-          <w:u w:val="single"/>
-        </w:rPr>
-        <w:hyperlink r:id="rId31" w:history="1">
-          <w:r>
-            <w:rPr>
-              <w:rStyle w:val="Hyperlink"/>
-            </w:rPr>
-            <w:t>National</w:t>
-          </w:r>
-        </w:hyperlink>
-      </w:r>
-      <w:r>
-        <w:rPr>
-          <w:rFonts w:ascii="Charis SIL Regular" w:hAnsi="Charis SIL Regular" w:eastAsia="Charis SIL Regular"/>
-          <w:b w:val="0"/>
-          <w:i w:val="0"/>
-          <w:color w:val="0000FF"/>
-          <w:sz w:val="24"/>
-          <w:u w:val="single"/>
-        </w:rPr>
-        <w:t xml:space="preserve"> </w:t>
-      </w:r>
-      <w:r>
-        <w:rPr>
-          <w:rFonts w:ascii="Charis SIL Regular" w:hAnsi="Charis SIL Regular" w:eastAsia="Charis SIL Regular"/>
-          <w:b w:val="0"/>
-          <w:i w:val="0"/>
-          <w:color w:val="0000FF"/>
-          <w:sz w:val="24"/>
-          <w:u w:val="single"/>
-        </w:rPr>
-        <w:hyperlink r:id="rId34" w:history="1">
-          <w:r>
-            <w:rPr>
-              <w:rStyle w:val="Hyperlink"/>
-            </w:rPr>
-            <w:t>A</w:t>
-          </w:r>
-        </w:hyperlink>
-      </w:r>
-      <w:r>
-        <w:rPr>
-          <w:rFonts w:ascii="Charis SIL Regular" w:hAnsi="Charis SIL Regular" w:eastAsia="Charis SIL Regular"/>
-          <w:b w:val="0"/>
-          <w:i w:val="0"/>
-          <w:color w:val="0000FF"/>
-          <w:sz w:val="24"/>
-          <w:u w:val="single"/>
         </w:rPr>
         <w:hyperlink r:id="rId32" w:history="1">
           <w:r>
             <w:rPr>
               <w:rStyle w:val="Hyperlink"/>
             </w:rPr>
-            <w:t>rchiv</w:t>
+            <w:t xml:space="preserve"> can be </w:t>
           </w:r>
         </w:hyperlink>
       </w:r>
       <w:r>
         <w:rPr>
-          <w:rFonts w:ascii="Charis SIL Regular" w:hAnsi="Charis SIL Regular" w:eastAsia="Charis SIL Regular"/>
-          <w:b w:val="0"/>
-          <w:i w:val="0"/>
-          <w:color w:val="0000FF"/>
-          <w:sz w:val="24"/>
-          <w:u w:val="single"/>
+          <w:u w:val="single" w:color="0000ff"/>
+          <w:rFonts w:ascii="Charis SIL Regular" w:hAnsi="Charis SIL Regular" w:eastAsia="Charis SIL Regular"/>
+          <w:b w:val="0"/>
+          <w:i w:val="0"/>
+          <w:color w:val="000000"/>
+          <w:sz w:val="24"/>
+        </w:rPr>
+        <w:hyperlink r:id="rId32" w:history="1">
+          <w:r>
+            <w:rPr>
+              <w:rStyle w:val="Hyperlink"/>
+            </w:rPr>
+            <w:t>a</w:t>
+          </w:r>
+        </w:hyperlink>
+      </w:r>
+      <w:r>
+        <w:rPr>
+          <w:u w:val="single" w:color="0000ff"/>
+          <w:rFonts w:ascii="Charis SIL Regular" w:hAnsi="Charis SIL Regular" w:eastAsia="Charis SIL Regular"/>
+          <w:b w:val="0"/>
+          <w:i w:val="0"/>
+          <w:color w:val="000000"/>
+          <w:sz w:val="24"/>
+        </w:rPr>
+        <w:hyperlink r:id="rId32" w:history="1">
+          <w:r>
+            <w:rPr>
+              <w:rStyle w:val="Hyperlink"/>
+            </w:rPr>
+            <w:t>cc</w:t>
+          </w:r>
+        </w:hyperlink>
+      </w:r>
+      <w:r>
+        <w:rPr>
+          <w:u w:val="single" w:color="0000ff"/>
+          <w:rFonts w:ascii="Charis SIL Regular" w:hAnsi="Charis SIL Regular" w:eastAsia="Charis SIL Regular"/>
+          <w:b w:val="0"/>
+          <w:i w:val="0"/>
+          <w:color w:val="000000"/>
+          <w:sz w:val="24"/>
+        </w:rPr>
+        <w:hyperlink r:id="rId32" w:history="1">
+          <w:r>
+            <w:rPr>
+              <w:rStyle w:val="Hyperlink"/>
+            </w:rPr>
+            <w:t>ess</w:t>
+          </w:r>
+        </w:hyperlink>
+      </w:r>
+      <w:r>
+        <w:rPr>
+          <w:u w:val="single" w:color="0000ff"/>
+          <w:rFonts w:ascii="Charis SIL Regular" w:hAnsi="Charis SIL Regular" w:eastAsia="Charis SIL Regular"/>
+          <w:b w:val="0"/>
+          <w:i w:val="0"/>
+          <w:color w:val="000000"/>
+          <w:sz w:val="24"/>
         </w:rPr>
         <w:hyperlink r:id="rId32" w:history="1">
           <w:r>
@@ -4944,298 +5151,14 @@
       </w:r>
       <w:r>
         <w:rPr>
-          <w:rFonts w:ascii="Charis SIL Regular" w:hAnsi="Charis SIL Regular" w:eastAsia="Charis SIL Regular"/>
-          <w:b w:val="0"/>
-          <w:i w:val="0"/>
-          <w:color w:val="0000FF"/>
-          <w:sz w:val="24"/>
-          <w:u w:val="single"/>
+          <w:u w:val="single" w:color="0000ff"/>
+          <w:rFonts w:ascii="Charis SIL Regular" w:hAnsi="Charis SIL Regular" w:eastAsia="Charis SIL Regular"/>
+          <w:b w:val="0"/>
+          <w:i w:val="0"/>
+          <w:color w:val="000000"/>
+          <w:sz w:val="24"/>
         </w:rPr>
         <w:hyperlink r:id="rId32" w:history="1">
-          <w:r>
-            <w:rPr>
-              <w:rStyle w:val="Hyperlink"/>
-            </w:rPr>
-            <w:t>s</w:t>
-          </w:r>
-        </w:hyperlink>
-      </w:r>
-      <w:r>
-        <w:rPr>
-          <w:rFonts w:ascii="Charis SIL Regular" w:hAnsi="Charis SIL Regular" w:eastAsia="Charis SIL Regular"/>
-          <w:b w:val="0"/>
-          <w:i w:val="0"/>
-          <w:color w:val="0000FF"/>
-          <w:sz w:val="24"/>
-          <w:u w:val="single"/>
-        </w:rPr>
-        <w:t xml:space="preserve"> </w:t>
-      </w:r>
-      <w:r>
-        <w:rPr>
-          <w:rFonts w:ascii="Charis SIL Regular" w:hAnsi="Charis SIL Regular" w:eastAsia="Charis SIL Regular"/>
-          <w:b w:val="0"/>
-          <w:i w:val="0"/>
-          <w:color w:val="0000FF"/>
-          <w:sz w:val="24"/>
-          <w:u w:val="single"/>
-        </w:rPr>
-        <w:hyperlink r:id="rId32" w:history="1">
-          <w:r>
-            <w:rPr>
-              <w:rStyle w:val="Hyperlink"/>
-            </w:rPr>
-            <w:t>of</w:t>
-          </w:r>
-        </w:hyperlink>
-      </w:r>
-      <w:r>
-        <w:rPr>
-          <w:rFonts w:ascii="Charis SIL Regular" w:hAnsi="Charis SIL Regular" w:eastAsia="Charis SIL Regular"/>
-          <w:b w:val="0"/>
-          <w:i w:val="0"/>
-          <w:color w:val="0000FF"/>
-          <w:sz w:val="24"/>
-          <w:u w:val="single"/>
-        </w:rPr>
-        <w:t xml:space="preserve"> </w:t>
-      </w:r>
-      <w:r>
-        <w:rPr>
-          <w:rFonts w:ascii="Charis SIL Regular" w:hAnsi="Charis SIL Regular" w:eastAsia="Charis SIL Regular"/>
-          <w:b w:val="0"/>
-          <w:i w:val="0"/>
-          <w:color w:val="0000FF"/>
-          <w:sz w:val="24"/>
-          <w:u w:val="single"/>
-        </w:rPr>
-        <w:hyperlink r:id="rId32" w:history="1">
-          <w:r>
-            <w:rPr>
-              <w:rStyle w:val="Hyperlink"/>
-            </w:rPr>
-            <w:t>Cura</w:t>
-          </w:r>
-        </w:hyperlink>
-      </w:r>
-      <w:r>
-        <w:rPr>
-          <w:rFonts w:ascii="Charis SIL Regular" w:hAnsi="Charis SIL Regular" w:eastAsia="Charis SIL Regular"/>
-          <w:b w:val="0"/>
-          <w:i w:val="0"/>
-          <w:color w:val="0000FF"/>
-          <w:sz w:val="24"/>
-          <w:u w:val="single"/>
-        </w:rPr>
-        <w:hyperlink r:id="rId32" w:history="1">
-          <w:r>
-            <w:rPr>
-              <w:rStyle w:val="Hyperlink"/>
-            </w:rPr>
-            <w:t>çao</w:t>
-          </w:r>
-        </w:hyperlink>
-      </w:r>
-      <w:r>
-        <w:rPr>
-          <w:u w:val="single" w:color="0000ff"/>
-          <w:rFonts w:ascii="Charis SIL Regular" w:hAnsi="Charis SIL Regular" w:eastAsia="Charis SIL Regular"/>
-          <w:b w:val="0"/>
-          <w:i w:val="0"/>
-          <w:color w:val="000000"/>
-          <w:sz w:val="24"/>
-        </w:rPr>
-        <w:hyperlink r:id="rId32" w:history="1">
-          <w:r>
-            <w:rPr>
-              <w:rStyle w:val="Hyperlink"/>
-            </w:rPr>
-            <w:t>. Vari</w:t>
-          </w:r>
-        </w:hyperlink>
-      </w:r>
-      <w:r>
-        <w:rPr>
-          <w:u w:val="single" w:color="0000ff"/>
-          <w:rFonts w:ascii="Charis SIL Regular" w:hAnsi="Charis SIL Regular" w:eastAsia="Charis SIL Regular"/>
-          <w:b w:val="0"/>
-          <w:i w:val="0"/>
-          <w:color w:val="000000"/>
-          <w:sz w:val="24"/>
-        </w:rPr>
-        <w:hyperlink r:id="rId32" w:history="1">
-          <w:r>
-            <w:rPr>
-              <w:rStyle w:val="Hyperlink"/>
-            </w:rPr>
-            <w:t>o</w:t>
-          </w:r>
-        </w:hyperlink>
-      </w:r>
-      <w:r>
-        <w:rPr>
-          <w:u w:val="single" w:color="0000ff"/>
-          <w:rFonts w:ascii="Charis SIL Regular" w:hAnsi="Charis SIL Regular" w:eastAsia="Charis SIL Regular"/>
-          <w:b w:val="0"/>
-          <w:i w:val="0"/>
-          <w:color w:val="000000"/>
-          <w:sz w:val="24"/>
-        </w:rPr>
-        <w:hyperlink r:id="rId32" w:history="1">
-          <w:r>
-            <w:rPr>
-              <w:rStyle w:val="Hyperlink"/>
-            </w:rPr>
-            <w:t>us archiv</w:t>
-          </w:r>
-        </w:hyperlink>
-      </w:r>
-      <w:r>
-        <w:rPr>
-          <w:rFonts w:ascii="Charis SIL Regular" w:hAnsi="Charis SIL Regular" w:eastAsia="Charis SIL Regular"/>
-          <w:b w:val="0"/>
-          <w:i w:val="0"/>
-          <w:color w:val="000000"/>
-          <w:sz w:val="24"/>
-        </w:rPr>
-        <w:t xml:space="preserve">es in </w:t>
-      </w:r>
-      <w:r>
-        <w:rPr>
-          <w:u w:val="single" w:color="0000ff"/>
-          <w:rFonts w:ascii="Charis SIL Regular" w:hAnsi="Charis SIL Regular" w:eastAsia="Charis SIL Regular"/>
-          <w:b w:val="0"/>
-          <w:i w:val="0"/>
-          <w:color w:val="000000"/>
-          <w:sz w:val="24"/>
-        </w:rPr>
-        <w:hyperlink r:id="rId33" w:history="1">
-          <w:r>
-            <w:rPr>
-              <w:rStyle w:val="Hyperlink"/>
-            </w:rPr>
-            <w:t>Indonesi</w:t>
-          </w:r>
-        </w:hyperlink>
-      </w:r>
-      <w:r>
-        <w:rPr>
-          <w:u w:val="single" w:color="0000ff"/>
-          <w:rFonts w:ascii="Charis SIL Regular" w:hAnsi="Charis SIL Regular" w:eastAsia="Charis SIL Regular"/>
-          <w:b w:val="0"/>
-          <w:i w:val="0"/>
-          <w:color w:val="000000"/>
-          <w:sz w:val="24"/>
-        </w:rPr>
-        <w:hyperlink r:id="rId33" w:history="1">
-          <w:r>
-            <w:rPr>
-              <w:rStyle w:val="Hyperlink"/>
-            </w:rPr>
-            <w:t>a</w:t>
-          </w:r>
-        </w:hyperlink>
-      </w:r>
-      <w:r>
-        <w:rPr>
-          <w:u w:val="single" w:color="0000ff"/>
-          <w:rFonts w:ascii="Charis SIL Regular" w:hAnsi="Charis SIL Regular" w:eastAsia="Charis SIL Regular"/>
-          <w:b w:val="0"/>
-          <w:i w:val="0"/>
-          <w:color w:val="000000"/>
-          <w:sz w:val="24"/>
-        </w:rPr>
-        <w:hyperlink r:id="rId33" w:history="1">
-          <w:r>
-            <w:rPr>
-              <w:rStyle w:val="Hyperlink"/>
-            </w:rPr>
-            <w:t xml:space="preserve"> can be </w:t>
-          </w:r>
-        </w:hyperlink>
-      </w:r>
-      <w:r>
-        <w:rPr>
-          <w:u w:val="single" w:color="0000ff"/>
-          <w:rFonts w:ascii="Charis SIL Regular" w:hAnsi="Charis SIL Regular" w:eastAsia="Charis SIL Regular"/>
-          <w:b w:val="0"/>
-          <w:i w:val="0"/>
-          <w:color w:val="000000"/>
-          <w:sz w:val="24"/>
-        </w:rPr>
-        <w:hyperlink r:id="rId33" w:history="1">
-          <w:r>
-            <w:rPr>
-              <w:rStyle w:val="Hyperlink"/>
-            </w:rPr>
-            <w:t>a</w:t>
-          </w:r>
-        </w:hyperlink>
-      </w:r>
-      <w:r>
-        <w:rPr>
-          <w:u w:val="single" w:color="0000ff"/>
-          <w:rFonts w:ascii="Charis SIL Regular" w:hAnsi="Charis SIL Regular" w:eastAsia="Charis SIL Regular"/>
-          <w:b w:val="0"/>
-          <w:i w:val="0"/>
-          <w:color w:val="000000"/>
-          <w:sz w:val="24"/>
-        </w:rPr>
-        <w:hyperlink r:id="rId33" w:history="1">
-          <w:r>
-            <w:rPr>
-              <w:rStyle w:val="Hyperlink"/>
-            </w:rPr>
-            <w:t>cc</w:t>
-          </w:r>
-        </w:hyperlink>
-      </w:r>
-      <w:r>
-        <w:rPr>
-          <w:u w:val="single" w:color="0000ff"/>
-          <w:rFonts w:ascii="Charis SIL Regular" w:hAnsi="Charis SIL Regular" w:eastAsia="Charis SIL Regular"/>
-          <w:b w:val="0"/>
-          <w:i w:val="0"/>
-          <w:color w:val="000000"/>
-          <w:sz w:val="24"/>
-        </w:rPr>
-        <w:hyperlink r:id="rId33" w:history="1">
-          <w:r>
-            <w:rPr>
-              <w:rStyle w:val="Hyperlink"/>
-            </w:rPr>
-            <w:t>ess</w:t>
-          </w:r>
-        </w:hyperlink>
-      </w:r>
-      <w:r>
-        <w:rPr>
-          <w:u w:val="single" w:color="0000ff"/>
-          <w:rFonts w:ascii="Charis SIL Regular" w:hAnsi="Charis SIL Regular" w:eastAsia="Charis SIL Regular"/>
-          <w:b w:val="0"/>
-          <w:i w:val="0"/>
-          <w:color w:val="000000"/>
-          <w:sz w:val="24"/>
-        </w:rPr>
-        <w:hyperlink r:id="rId33" w:history="1">
-          <w:r>
-            <w:rPr>
-              <w:rStyle w:val="Hyperlink"/>
-            </w:rPr>
-            <w:t>e</w:t>
-          </w:r>
-        </w:hyperlink>
-      </w:r>
-      <w:r>
-        <w:rPr>
-          <w:u w:val="single" w:color="0000ff"/>
-          <w:rFonts w:ascii="Charis SIL Regular" w:hAnsi="Charis SIL Regular" w:eastAsia="Charis SIL Regular"/>
-          <w:b w:val="0"/>
-          <w:i w:val="0"/>
-          <w:color w:val="000000"/>
-          <w:sz w:val="24"/>
-        </w:rPr>
-        <w:hyperlink r:id="rId33" w:history="1">
           <w:r>
             <w:rPr>
               <w:rStyle w:val="Hyperlink"/>
@@ -5263,7 +5186,7 @@
           <w:sz w:val="24"/>
           <w:u w:val="single"/>
         </w:rPr>
-        <w:hyperlink r:id="rId35" w:history="1">
+        <w:hyperlink r:id="rId34" w:history="1">
           <w:r>
             <w:rPr>
               <w:rStyle w:val="Hyperlink"/>
@@ -5281,7 +5204,7 @@
           <w:color w:val="000000"/>
           <w:sz w:val="24"/>
         </w:rPr>
-        <w:hyperlink r:id="rId34" w:history="1">
+        <w:hyperlink r:id="rId33" w:history="1">
           <w:r>
             <w:rPr>
               <w:rStyle w:val="Hyperlink"/>
@@ -5319,7 +5242,7 @@
           <w:sz w:val="24"/>
           <w:u w:val="single"/>
         </w:rPr>
-        <w:hyperlink r:id="rId36" w:history="1">
+        <w:hyperlink r:id="rId35" w:history="1">
           <w:r>
             <w:rPr>
               <w:rStyle w:val="Hyperlink"/>
@@ -5348,7 +5271,7 @@
           <w:sz w:val="24"/>
           <w:u w:val="single"/>
         </w:rPr>
-        <w:hyperlink r:id="rId36" w:history="1">
+        <w:hyperlink r:id="rId35" w:history="1">
           <w:r>
             <w:rPr>
               <w:rStyle w:val="Hyperlink"/>
@@ -5377,7 +5300,7 @@
           <w:sz w:val="24"/>
           <w:u w:val="single"/>
         </w:rPr>
-        <w:hyperlink r:id="rId36" w:history="1">
+        <w:hyperlink r:id="rId35" w:history="1">
           <w:r>
             <w:rPr>
               <w:rStyle w:val="Hyperlink"/>
@@ -5406,7 +5329,7 @@
           <w:sz w:val="24"/>
           <w:u w:val="single"/>
         </w:rPr>
-        <w:hyperlink r:id="rId36" w:history="1">
+        <w:hyperlink r:id="rId35" w:history="1">
           <w:r>
             <w:rPr>
               <w:rStyle w:val="Hyperlink"/>
@@ -5435,7 +5358,7 @@
           <w:sz w:val="24"/>
           <w:u w:val="single"/>
         </w:rPr>
-        <w:hyperlink r:id="rId36" w:history="1">
+        <w:hyperlink r:id="rId35" w:history="1">
           <w:r>
             <w:rPr>
               <w:rStyle w:val="Hyperlink"/>
@@ -5464,7 +5387,7 @@
           <w:sz w:val="24"/>
           <w:u w:val="single"/>
         </w:rPr>
-        <w:hyperlink r:id="rId36" w:history="1">
+        <w:hyperlink r:id="rId35" w:history="1">
           <w:r>
             <w:rPr>
               <w:rStyle w:val="Hyperlink"/>
@@ -5492,7 +5415,7 @@
           <w:color w:val="000000"/>
           <w:sz w:val="24"/>
         </w:rPr>
-        <w:hyperlink r:id="rId36" w:history="1">
+        <w:hyperlink r:id="rId35" w:history="1">
           <w:r>
             <w:rPr>
               <w:rStyle w:val="Hyperlink"/>
@@ -5510,7 +5433,7 @@
           <w:color w:val="000000"/>
           <w:sz w:val="24"/>
         </w:rPr>
-        <w:hyperlink r:id="rId36" w:history="1">
+        <w:hyperlink r:id="rId35" w:history="1">
           <w:r>
             <w:rPr>
               <w:rStyle w:val="Hyperlink"/>
@@ -5528,7 +5451,7 @@
           <w:color w:val="000000"/>
           <w:sz w:val="24"/>
         </w:rPr>
-        <w:hyperlink r:id="rId36" w:history="1">
+        <w:hyperlink r:id="rId35" w:history="1">
           <w:r>
             <w:rPr>
               <w:rStyle w:val="Hyperlink"/>
@@ -5546,7 +5469,7 @@
           <w:color w:val="000000"/>
           <w:sz w:val="24"/>
         </w:rPr>
-        <w:hyperlink r:id="rId36" w:history="1">
+        <w:hyperlink r:id="rId35" w:history="1">
           <w:r>
             <w:rPr>
               <w:rStyle w:val="Hyperlink"/>
@@ -5575,7 +5498,7 @@
           <w:color w:val="000000"/>
           <w:sz w:val="24"/>
         </w:rPr>
-        <w:hyperlink r:id="rId36" w:history="1">
+        <w:hyperlink r:id="rId35" w:history="1">
           <w:r>
             <w:rPr>
               <w:rStyle w:val="Hyperlink"/>
@@ -5593,7 +5516,7 @@
           <w:color w:val="000000"/>
           <w:sz w:val="24"/>
         </w:rPr>
-        <w:hyperlink r:id="rId36" w:history="1">
+        <w:hyperlink r:id="rId35" w:history="1">
           <w:r>
             <w:rPr>
               <w:rStyle w:val="Hyperlink"/>
@@ -5611,7 +5534,7 @@
           <w:color w:val="000000"/>
           <w:sz w:val="24"/>
         </w:rPr>
-        <w:hyperlink r:id="rId36" w:history="1">
+        <w:hyperlink r:id="rId35" w:history="1">
           <w:r>
             <w:rPr>
               <w:rStyle w:val="Hyperlink"/>
@@ -5629,7 +5552,7 @@
           <w:color w:val="000000"/>
           <w:sz w:val="24"/>
         </w:rPr>
-        <w:hyperlink r:id="rId36" w:history="1">
+        <w:hyperlink r:id="rId35" w:history="1">
           <w:r>
             <w:rPr>
               <w:rStyle w:val="Hyperlink"/>
@@ -5727,7 +5650,7 @@
           <w:sz w:val="24"/>
           <w:u w:val="single"/>
         </w:rPr>
-        <w:hyperlink r:id="rId37" w:history="1">
+        <w:hyperlink r:id="rId36" w:history="1">
           <w:r>
             <w:rPr>
               <w:rStyle w:val="Hyperlink"/>
@@ -5755,7 +5678,7 @@
           <w:sz w:val="24"/>
           <w:u w:val="single"/>
         </w:rPr>
-        <w:hyperlink r:id="rId38" w:history="1">
+        <w:hyperlink r:id="rId37" w:history="1">
           <w:r>
             <w:rPr>
               <w:rStyle w:val="Hyperlink"/>
@@ -5784,7 +5707,7 @@
           <w:sz w:val="24"/>
           <w:u w:val="single"/>
         </w:rPr>
-        <w:hyperlink r:id="rId38" w:history="1">
+        <w:hyperlink r:id="rId37" w:history="1">
           <w:r>
             <w:rPr>
               <w:rStyle w:val="Hyperlink"/>
@@ -5813,7 +5736,7 @@
           <w:sz w:val="24"/>
           <w:u w:val="single"/>
         </w:rPr>
-        <w:hyperlink r:id="rId38" w:history="1">
+        <w:hyperlink r:id="rId37" w:history="1">
           <w:r>
             <w:rPr>
               <w:rStyle w:val="Hyperlink"/>
@@ -5860,7 +5783,7 @@
           <w:sz w:val="24"/>
           <w:u w:val="single"/>
         </w:rPr>
-        <w:hyperlink r:id="rId38" w:history="1">
+        <w:hyperlink r:id="rId37" w:history="1">
           <w:r>
             <w:rPr>
               <w:rStyle w:val="Hyperlink"/>
@@ -5888,7 +5811,7 @@
           <w:sz w:val="24"/>
           <w:u w:val="single"/>
         </w:rPr>
-        <w:hyperlink r:id="rId39" w:history="1">
+        <w:hyperlink r:id="rId38" w:history="1">
           <w:r>
             <w:rPr>
               <w:rStyle w:val="Hyperlink"/>
@@ -5917,7 +5840,7 @@
           <w:sz w:val="24"/>
           <w:u w:val="single"/>
         </w:rPr>
-        <w:hyperlink r:id="rId39" w:history="1">
+        <w:hyperlink r:id="rId38" w:history="1">
           <w:r>
             <w:rPr>
               <w:rStyle w:val="Hyperlink"/>
@@ -5946,7 +5869,7 @@
           <w:sz w:val="24"/>
           <w:u w:val="single"/>
         </w:rPr>
-        <w:hyperlink r:id="rId39" w:history="1">
+        <w:hyperlink r:id="rId38" w:history="1">
           <w:r>
             <w:rPr>
               <w:rStyle w:val="Hyperlink"/>
@@ -5975,7 +5898,7 @@
           <w:sz w:val="24"/>
           <w:u w:val="single"/>
         </w:rPr>
-        <w:hyperlink r:id="rId39" w:history="1">
+        <w:hyperlink r:id="rId38" w:history="1">
           <w:r>
             <w:rPr>
               <w:rStyle w:val="Hyperlink"/>
@@ -5996,21 +5919,13 @@
       </w:r>
       <w:r>
         <w:rPr>
-          <w:u w:val="single" w:color="0000ff"/>
           <w:rFonts w:ascii="Charis SIL Regular" w:hAnsi="Charis SIL Regular" w:eastAsia="Charis SIL Regular"/>
           <w:b w:val="0"/>
           <w:i w:val="0"/>
           <w:color w:val="000000"/>
           <w:sz w:val="24"/>
         </w:rPr>
-        <w:hyperlink r:id="rId38" w:history="1">
-          <w:r>
-            <w:rPr>
-              <w:rStyle w:val="Hyperlink"/>
-            </w:rPr>
-            <w:t xml:space="preserve">portal </w:t>
-          </w:r>
-        </w:hyperlink>
+        <w:t xml:space="preserve">portal </w:t>
       </w:r>
       <w:r>
         <w:rPr>
@@ -6021,7 +5936,7 @@
           <w:sz w:val="24"/>
           <w:u w:val="single"/>
         </w:rPr>
-        <w:hyperlink r:id="rId38" w:history="1">
+        <w:hyperlink r:id="rId37" w:history="1">
           <w:r>
             <w:rPr>
               <w:rStyle w:val="Hyperlink"/>
@@ -6032,6 +5947,16 @@
       </w:r>
       <w:r>
         <w:rPr>
+          <w:rFonts w:ascii="Charis SIL Regular" w:hAnsi="Charis SIL Regular" w:eastAsia="Charis SIL Regular"/>
+          <w:b w:val="0"/>
+          <w:i w:val="0"/>
+          <w:color w:val="000000"/>
+          <w:sz w:val="24"/>
+        </w:rPr>
+        <w:t xml:space="preserve"> contains information</w:t>
+      </w:r>
+      <w:r>
+        <w:rPr>
           <w:u w:val="single" w:color="0000ff"/>
           <w:rFonts w:ascii="Charis SIL Regular" w:hAnsi="Charis SIL Regular" w:eastAsia="Charis SIL Regular"/>
           <w:b w:val="0"/>
@@ -6040,34 +5965,6 @@
           <w:sz w:val="24"/>
         </w:rPr>
         <w:hyperlink r:id="rId38" w:history="1">
-          <w:r>
-            <w:rPr>
-              <w:rStyle w:val="Hyperlink"/>
-            </w:rPr>
-            <w:t xml:space="preserve"> co</w:t>
-          </w:r>
-        </w:hyperlink>
-      </w:r>
-      <w:r>
-        <w:rPr>
-          <w:rFonts w:ascii="Charis SIL Regular" w:hAnsi="Charis SIL Regular" w:eastAsia="Charis SIL Regular"/>
-          <w:b w:val="0"/>
-          <w:i w:val="0"/>
-          <w:color w:val="000000"/>
-          <w:sz w:val="24"/>
-        </w:rPr>
-        <w:t>ntains information</w:t>
-      </w:r>
-      <w:r>
-        <w:rPr>
-          <w:u w:val="single" w:color="0000ff"/>
-          <w:rFonts w:ascii="Charis SIL Regular" w:hAnsi="Charis SIL Regular" w:eastAsia="Charis SIL Regular"/>
-          <w:b w:val="0"/>
-          <w:i w:val="0"/>
-          <w:color w:val="000000"/>
-          <w:sz w:val="24"/>
-        </w:rPr>
-        <w:hyperlink r:id="rId39" w:history="1">
           <w:r>
             <w:rPr>
               <w:rStyle w:val="Hyperlink"/>
@@ -6096,7 +5993,7 @@
           <w:color w:val="000000"/>
           <w:sz w:val="24"/>
         </w:rPr>
-        <w:hyperlink r:id="rId39" w:history="1">
+        <w:hyperlink r:id="rId38" w:history="1">
           <w:r>
             <w:rPr>
               <w:rStyle w:val="Hyperlink"/>
@@ -6114,7 +6011,7 @@
           <w:color w:val="000000"/>
           <w:sz w:val="24"/>
         </w:rPr>
-        <w:hyperlink r:id="rId39" w:history="1">
+        <w:hyperlink r:id="rId38" w:history="1">
           <w:r>
             <w:rPr>
               <w:rStyle w:val="Hyperlink"/>
@@ -6132,7 +6029,7 @@
           <w:color w:val="000000"/>
           <w:sz w:val="24"/>
         </w:rPr>
-        <w:hyperlink r:id="rId39" w:history="1">
+        <w:hyperlink r:id="rId38" w:history="1">
           <w:r>
             <w:rPr>
               <w:rStyle w:val="Hyperlink"/>
@@ -6150,7 +6047,7 @@
           <w:color w:val="000000"/>
           <w:sz w:val="24"/>
         </w:rPr>
-        <w:hyperlink r:id="rId39" w:history="1">
+        <w:hyperlink r:id="rId38" w:history="1">
           <w:r>
             <w:rPr>
               <w:rStyle w:val="Hyperlink"/>
@@ -6168,7 +6065,7 @@
           <w:color w:val="000000"/>
           <w:sz w:val="24"/>
         </w:rPr>
-        <w:hyperlink r:id="rId39" w:history="1">
+        <w:hyperlink r:id="rId38" w:history="1">
           <w:r>
             <w:rPr>
               <w:rStyle w:val="Hyperlink"/>
@@ -6217,7 +6114,7 @@
           <w:color w:val="000000"/>
           <w:sz w:val="24"/>
         </w:rPr>
-        <w:hyperlink r:id="rId40" w:history="1">
+        <w:hyperlink r:id="rId39" w:history="1">
           <w:r>
             <w:rPr>
               <w:rStyle w:val="Hyperlink"/>

--- a/EXPORTS/DOCX/published/niveau1/English/Sources.docx
+++ b/EXPORTS/DOCX/published/niveau1/English/Sources.docx
@@ -3060,7 +3060,7 @@
           <w:sz w:val="24"/>
           <w:u w:val="single"/>
         </w:rPr>
-        <w:hyperlink r:id="rId20" w:history="1">
+        <w:hyperlink r:id="rId16" w:history="1">
           <w:r>
             <w:rPr>
               <w:rStyle w:val="Hyperlink"/>
@@ -3600,7 +3600,6 @@
       </w:r>
       <w:r>
         <w:rPr>
-          <w:u w:val="single" w:color="0000ff"/>
           <w:rFonts w:ascii="Charis SIL Regular" w:hAnsi="Charis SIL Regular" w:eastAsia="Charis SIL Regular"/>
           <w:b w:val="0"/>
           <w:i w:val="0"/>
@@ -3729,18 +3728,7 @@
           <w:color w:val="000000"/>
           <w:sz w:val="24"/>
         </w:rPr>
-        <w:t xml:space="preserve"> is the cu</w:t>
-      </w:r>
-      <w:r>
-        <w:rPr>
-          <w:u w:val="single" w:color="0000ff"/>
-          <w:rFonts w:ascii="Charis SIL Regular" w:hAnsi="Charis SIL Regular" w:eastAsia="Charis SIL Regular"/>
-          <w:b w:val="0"/>
-          <w:i w:val="0"/>
-          <w:color w:val="000000"/>
-          <w:sz w:val="24"/>
-        </w:rPr>
-        <w:t xml:space="preserve">stodian of the </w:t>
+        <w:t xml:space="preserve"> is the custodian of the </w:t>
       </w:r>
       <w:r>
         <w:rPr>
@@ -4586,7 +4574,7 @@
           <w:sz w:val="24"/>
           <w:u w:val="single"/>
         </w:rPr>
-        <w:hyperlink r:id="rId30" w:history="1">
+        <w:hyperlink r:id="rId32" w:history="1">
           <w:r>
             <w:rPr>
               <w:rStyle w:val="Hyperlink"/>
@@ -4615,7 +4603,7 @@
           <w:sz w:val="24"/>
           <w:u w:val="single"/>
         </w:rPr>
-        <w:hyperlink r:id="rId30" w:history="1">
+        <w:hyperlink r:id="rId32" w:history="1">
           <w:r>
             <w:rPr>
               <w:rStyle w:val="Hyperlink"/>
@@ -4644,7 +4632,7 @@
           <w:sz w:val="24"/>
           <w:u w:val="single"/>
         </w:rPr>
-        <w:hyperlink r:id="rId30" w:history="1">
+        <w:hyperlink r:id="rId32" w:history="1">
           <w:r>
             <w:rPr>
               <w:rStyle w:val="Hyperlink"/>
@@ -4673,7 +4661,7 @@
           <w:sz w:val="24"/>
           <w:u w:val="single"/>
         </w:rPr>
-        <w:hyperlink r:id="rId30" w:history="1">
+        <w:hyperlink r:id="rId32" w:history="1">
           <w:r>
             <w:rPr>
               <w:rStyle w:val="Hyperlink"/>
@@ -4691,7 +4679,7 @@
           <w:sz w:val="24"/>
           <w:u w:val="single"/>
         </w:rPr>
-        <w:hyperlink r:id="rId30" w:history="1">
+        <w:hyperlink r:id="rId32" w:history="1">
           <w:r>
             <w:rPr>
               <w:rStyle w:val="Hyperlink"/>
@@ -4709,7 +4697,7 @@
           <w:sz w:val="24"/>
           <w:u w:val="single"/>
         </w:rPr>
-        <w:hyperlink r:id="rId30" w:history="1">
+        <w:hyperlink r:id="rId32" w:history="1">
           <w:r>
             <w:rPr>
               <w:rStyle w:val="Hyperlink"/>
@@ -4791,7 +4779,7 @@
           <w:sz w:val="24"/>
           <w:u w:val="single"/>
         </w:rPr>
-        <w:hyperlink r:id="rId30" w:history="1">
+        <w:hyperlink r:id="rId33" w:history="1">
           <w:r>
             <w:rPr>
               <w:rStyle w:val="Hyperlink"/>
@@ -4838,7 +4826,7 @@
           <w:sz w:val="24"/>
           <w:u w:val="single"/>
         </w:rPr>
-        <w:hyperlink r:id="rId31" w:history="1">
+        <w:hyperlink r:id="rId33" w:history="1">
           <w:r>
             <w:rPr>
               <w:rStyle w:val="Hyperlink"/>
@@ -4856,7 +4844,7 @@
           <w:sz w:val="24"/>
           <w:u w:val="single"/>
         </w:rPr>
-        <w:hyperlink r:id="rId31" w:history="1">
+        <w:hyperlink r:id="rId33" w:history="1">
           <w:r>
             <w:rPr>
               <w:rStyle w:val="Hyperlink"/>
@@ -4874,7 +4862,7 @@
           <w:sz w:val="24"/>
           <w:u w:val="single"/>
         </w:rPr>
-        <w:hyperlink r:id="rId31" w:history="1">
+        <w:hyperlink r:id="rId33" w:history="1">
           <w:r>
             <w:rPr>
               <w:rStyle w:val="Hyperlink"/>
@@ -4903,7 +4891,7 @@
           <w:sz w:val="24"/>
           <w:u w:val="single"/>
         </w:rPr>
-        <w:hyperlink r:id="rId31" w:history="1">
+        <w:hyperlink r:id="rId33" w:history="1">
           <w:r>
             <w:rPr>
               <w:rStyle w:val="Hyperlink"/>
@@ -4932,7 +4920,7 @@
           <w:sz w:val="24"/>
           <w:u w:val="single"/>
         </w:rPr>
-        <w:hyperlink r:id="rId31" w:history="1">
+        <w:hyperlink r:id="rId33" w:history="1">
           <w:r>
             <w:rPr>
               <w:rStyle w:val="Hyperlink"/>
@@ -4950,7 +4938,7 @@
           <w:sz w:val="24"/>
           <w:u w:val="single"/>
         </w:rPr>
-        <w:hyperlink r:id="rId31" w:history="1">
+        <w:hyperlink r:id="rId33" w:history="1">
           <w:r>
             <w:rPr>
               <w:rStyle w:val="Hyperlink"/>
@@ -5936,7 +5924,7 @@
           <w:sz w:val="24"/>
           <w:u w:val="single"/>
         </w:rPr>
-        <w:hyperlink r:id="rId37" w:history="1">
+        <w:hyperlink r:id="rId39" w:history="1">
           <w:r>
             <w:rPr>
               <w:rStyle w:val="Hyperlink"/>
@@ -5947,13 +5935,31 @@
       </w:r>
       <w:r>
         <w:rPr>
+          <w:u w:val="single" w:color="0000ff"/>
           <w:rFonts w:ascii="Charis SIL Regular" w:hAnsi="Charis SIL Regular" w:eastAsia="Charis SIL Regular"/>
           <w:b w:val="0"/>
           <w:i w:val="0"/>
           <w:color w:val="000000"/>
           <w:sz w:val="24"/>
         </w:rPr>
-        <w:t xml:space="preserve"> contains information</w:t>
+        <w:hyperlink r:id="rId37" w:history="1">
+          <w:r>
+            <w:rPr>
+              <w:rStyle w:val="Hyperlink"/>
+            </w:rPr>
+            <w:t xml:space="preserve"> co</w:t>
+          </w:r>
+        </w:hyperlink>
+      </w:r>
+      <w:r>
+        <w:rPr>
+          <w:rFonts w:ascii="Charis SIL Regular" w:hAnsi="Charis SIL Regular" w:eastAsia="Charis SIL Regular"/>
+          <w:b w:val="0"/>
+          <w:i w:val="0"/>
+          <w:color w:val="000000"/>
+          <w:sz w:val="24"/>
+        </w:rPr>
+        <w:t>ntains information</w:t>
       </w:r>
       <w:r>
         <w:rPr>

--- a/EXPORTS/DOCX/published/niveau1/English/Sources.docx
+++ b/EXPORTS/DOCX/published/niveau1/English/Sources.docx
@@ -1271,31 +1271,13 @@
       </w:r>
       <w:r>
         <w:rPr>
-          <w:u w:val="single" w:color="0000ff"/>
           <w:rFonts w:ascii="Charis SIL Regular" w:hAnsi="Charis SIL Regular" w:eastAsia="Charis SIL Regular"/>
           <w:b w:val="0"/>
           <w:i w:val="0"/>
           <w:color w:val="000000"/>
           <w:sz w:val="24"/>
         </w:rPr>
-        <w:hyperlink r:id="rId15" w:history="1">
-          <w:r>
-            <w:rPr>
-              <w:rStyle w:val="Hyperlink"/>
-            </w:rPr>
-            <w:t xml:space="preserve">now part of </w:t>
-          </w:r>
-        </w:hyperlink>
-      </w:r>
-      <w:r>
-        <w:rPr>
-          <w:rFonts w:ascii="Charis SIL Regular" w:hAnsi="Charis SIL Regular" w:eastAsia="Charis SIL Regular"/>
-          <w:b w:val="0"/>
-          <w:i w:val="0"/>
-          <w:color w:val="000000"/>
-          <w:sz w:val="24"/>
-        </w:rPr>
-        <w:t xml:space="preserve">the </w:t>
+        <w:t xml:space="preserve">now part of the </w:t>
       </w:r>
       <w:r>
         <w:rPr>
@@ -1400,7 +1382,7 @@
           <w:sz w:val="24"/>
           <w:u w:val="single"/>
         </w:rPr>
-        <w:hyperlink r:id="rId16" w:history="1">
+        <w:hyperlink r:id="rId15" w:history="1">
           <w:r>
             <w:rPr>
               <w:rStyle w:val="Hyperlink"/>
@@ -1894,43 +1876,7 @@
           <w:color w:val="000000"/>
           <w:sz w:val="24"/>
         </w:rPr>
-        <w:t>. They also provide an online search</w:t>
-      </w:r>
-      <w:r>
-        <w:rPr>
-          <w:u w:val="single" w:color="0000ff"/>
-          <w:rFonts w:ascii="Charis SIL Regular" w:hAnsi="Charis SIL Regular" w:eastAsia="Charis SIL Regular"/>
-          <w:b w:val="0"/>
-          <w:i w:val="0"/>
-          <w:color w:val="000000"/>
-          <w:sz w:val="24"/>
-        </w:rPr>
-        <w:hyperlink r:id="rId17" w:history="1">
-          <w:r>
-            <w:rPr>
-              <w:rStyle w:val="Hyperlink"/>
-            </w:rPr>
-            <w:t xml:space="preserve"> functi</w:t>
-          </w:r>
-        </w:hyperlink>
-      </w:r>
-      <w:r>
-        <w:rPr>
-          <w:u w:val="single" w:color="0000ff"/>
-          <w:rFonts w:ascii="Charis SIL Regular" w:hAnsi="Charis SIL Regular" w:eastAsia="Charis SIL Regular"/>
-          <w:b w:val="0"/>
-          <w:i w:val="0"/>
-          <w:color w:val="000000"/>
-          <w:sz w:val="24"/>
-        </w:rPr>
-        <w:hyperlink r:id="rId17" w:history="1">
-          <w:r>
-            <w:rPr>
-              <w:rStyle w:val="Hyperlink"/>
-            </w:rPr>
-            <w:t>on f</w:t>
-          </w:r>
-        </w:hyperlink>
+        <w:t>. They also provide an online search function f</w:t>
       </w:r>
       <w:r>
         <w:rPr>
@@ -2506,7 +2452,7 @@
           <w:sz w:val="24"/>
           <w:u w:val="single"/>
         </w:rPr>
-        <w:hyperlink r:id="rId19" w:history="1">
+        <w:hyperlink r:id="rId18" w:history="1">
           <w:r>
             <w:rPr>
               <w:rStyle w:val="Hyperlink"/>
@@ -3060,7 +3006,7 @@
           <w:sz w:val="24"/>
           <w:u w:val="single"/>
         </w:rPr>
-        <w:hyperlink r:id="rId16" w:history="1">
+        <w:hyperlink r:id="rId20" w:history="1">
           <w:r>
             <w:rPr>
               <w:rStyle w:val="Hyperlink"/>
@@ -4844,7 +4790,7 @@
           <w:sz w:val="24"/>
           <w:u w:val="single"/>
         </w:rPr>
-        <w:hyperlink r:id="rId33" w:history="1">
+        <w:hyperlink r:id="rId31" w:history="1">
           <w:r>
             <w:rPr>
               <w:rStyle w:val="Hyperlink"/>
@@ -4862,7 +4808,7 @@
           <w:sz w:val="24"/>
           <w:u w:val="single"/>
         </w:rPr>
-        <w:hyperlink r:id="rId33" w:history="1">
+        <w:hyperlink r:id="rId31" w:history="1">
           <w:r>
             <w:rPr>
               <w:rStyle w:val="Hyperlink"/>
@@ -4891,7 +4837,7 @@
           <w:sz w:val="24"/>
           <w:u w:val="single"/>
         </w:rPr>
-        <w:hyperlink r:id="rId33" w:history="1">
+        <w:hyperlink r:id="rId31" w:history="1">
           <w:r>
             <w:rPr>
               <w:rStyle w:val="Hyperlink"/>
@@ -4920,7 +4866,7 @@
           <w:sz w:val="24"/>
           <w:u w:val="single"/>
         </w:rPr>
-        <w:hyperlink r:id="rId33" w:history="1">
+        <w:hyperlink r:id="rId31" w:history="1">
           <w:r>
             <w:rPr>
               <w:rStyle w:val="Hyperlink"/>
@@ -4938,7 +4884,7 @@
           <w:sz w:val="24"/>
           <w:u w:val="single"/>
         </w:rPr>
-        <w:hyperlink r:id="rId33" w:history="1">
+        <w:hyperlink r:id="rId31" w:history="1">
           <w:r>
             <w:rPr>
               <w:rStyle w:val="Hyperlink"/>
@@ -5907,6 +5853,7 @@
       </w:r>
       <w:r>
         <w:rPr>
+          <w:u w:val="single" w:color="0000ff"/>
           <w:rFonts w:ascii="Charis SIL Regular" w:hAnsi="Charis SIL Regular" w:eastAsia="Charis SIL Regular"/>
           <w:b w:val="0"/>
           <w:i w:val="0"/>

--- a/EXPORTS/DOCX/published/niveau1/English/Sources.docx
+++ b/EXPORTS/DOCX/published/niveau1/English/Sources.docx
@@ -1271,13 +1271,31 @@
       </w:r>
       <w:r>
         <w:rPr>
+          <w:u w:val="single" w:color="0000ff"/>
           <w:rFonts w:ascii="Charis SIL Regular" w:hAnsi="Charis SIL Regular" w:eastAsia="Charis SIL Regular"/>
           <w:b w:val="0"/>
           <w:i w:val="0"/>
           <w:color w:val="000000"/>
           <w:sz w:val="24"/>
         </w:rPr>
-        <w:t xml:space="preserve">now part of the </w:t>
+        <w:hyperlink r:id="rId15" w:history="1">
+          <w:r>
+            <w:rPr>
+              <w:rStyle w:val="Hyperlink"/>
+            </w:rPr>
+            <w:t xml:space="preserve">now part of </w:t>
+          </w:r>
+        </w:hyperlink>
+      </w:r>
+      <w:r>
+        <w:rPr>
+          <w:rFonts w:ascii="Charis SIL Regular" w:hAnsi="Charis SIL Regular" w:eastAsia="Charis SIL Regular"/>
+          <w:b w:val="0"/>
+          <w:i w:val="0"/>
+          <w:color w:val="000000"/>
+          <w:sz w:val="24"/>
+        </w:rPr>
+        <w:t xml:space="preserve">the </w:t>
       </w:r>
       <w:r>
         <w:rPr>
@@ -1382,7 +1400,7 @@
           <w:sz w:val="24"/>
           <w:u w:val="single"/>
         </w:rPr>
-        <w:hyperlink r:id="rId15" w:history="1">
+        <w:hyperlink r:id="rId16" w:history="1">
           <w:r>
             <w:rPr>
               <w:rStyle w:val="Hyperlink"/>
@@ -1876,7 +1894,43 @@
           <w:color w:val="000000"/>
           <w:sz w:val="24"/>
         </w:rPr>
-        <w:t>. They also provide an online search function f</w:t>
+        <w:t>. They also provide an online search</w:t>
+      </w:r>
+      <w:r>
+        <w:rPr>
+          <w:u w:val="single" w:color="0000ff"/>
+          <w:rFonts w:ascii="Charis SIL Regular" w:hAnsi="Charis SIL Regular" w:eastAsia="Charis SIL Regular"/>
+          <w:b w:val="0"/>
+          <w:i w:val="0"/>
+          <w:color w:val="000000"/>
+          <w:sz w:val="24"/>
+        </w:rPr>
+        <w:hyperlink r:id="rId17" w:history="1">
+          <w:r>
+            <w:rPr>
+              <w:rStyle w:val="Hyperlink"/>
+            </w:rPr>
+            <w:t xml:space="preserve"> functi</w:t>
+          </w:r>
+        </w:hyperlink>
+      </w:r>
+      <w:r>
+        <w:rPr>
+          <w:u w:val="single" w:color="0000ff"/>
+          <w:rFonts w:ascii="Charis SIL Regular" w:hAnsi="Charis SIL Regular" w:eastAsia="Charis SIL Regular"/>
+          <w:b w:val="0"/>
+          <w:i w:val="0"/>
+          <w:color w:val="000000"/>
+          <w:sz w:val="24"/>
+        </w:rPr>
+        <w:hyperlink r:id="rId17" w:history="1">
+          <w:r>
+            <w:rPr>
+              <w:rStyle w:val="Hyperlink"/>
+            </w:rPr>
+            <w:t>on f</w:t>
+          </w:r>
+        </w:hyperlink>
       </w:r>
       <w:r>
         <w:rPr>
@@ -2434,7 +2488,7 @@
           <w:sz w:val="24"/>
           <w:u w:val="single"/>
         </w:rPr>
-        <w:hyperlink r:id="rId19" w:history="1">
+        <w:hyperlink r:id="rId18" w:history="1">
           <w:r>
             <w:rPr>
               <w:rStyle w:val="Hyperlink"/>
@@ -3153,7 +3207,7 @@
           <w:sz w:val="24"/>
           <w:u w:val="single"/>
         </w:rPr>
-        <w:hyperlink r:id="rId16" w:history="1">
+        <w:hyperlink r:id="rId22" w:history="1">
           <w:r>
             <w:rPr>
               <w:rStyle w:val="Hyperlink"/>
@@ -3182,7 +3236,7 @@
           <w:sz w:val="24"/>
           <w:u w:val="single"/>
         </w:rPr>
-        <w:hyperlink r:id="rId16" w:history="1">
+        <w:hyperlink r:id="rId22" w:history="1">
           <w:r>
             <w:rPr>
               <w:rStyle w:val="Hyperlink"/>
@@ -3300,7 +3354,7 @@
           <w:sz w:val="24"/>
           <w:u w:val="single"/>
         </w:rPr>
-        <w:hyperlink r:id="rId22" w:history="1">
+        <w:hyperlink r:id="rId23" w:history="1">
           <w:r>
             <w:rPr>
               <w:rStyle w:val="Hyperlink"/>
@@ -3329,7 +3383,7 @@
           <w:sz w:val="24"/>
           <w:u w:val="single"/>
         </w:rPr>
-        <w:hyperlink r:id="rId22" w:history="1">
+        <w:hyperlink r:id="rId23" w:history="1">
           <w:r>
             <w:rPr>
               <w:rStyle w:val="Hyperlink"/>
@@ -3358,7 +3412,7 @@
           <w:sz w:val="24"/>
           <w:u w:val="single"/>
         </w:rPr>
-        <w:hyperlink r:id="rId22" w:history="1">
+        <w:hyperlink r:id="rId23" w:history="1">
           <w:r>
             <w:rPr>
               <w:rStyle w:val="Hyperlink"/>
@@ -3386,7 +3440,7 @@
           <w:sz w:val="24"/>
           <w:u w:val="single"/>
         </w:rPr>
-        <w:hyperlink r:id="rId23" w:history="1">
+        <w:hyperlink r:id="rId24" w:history="1">
           <w:r>
             <w:rPr>
               <w:rStyle w:val="Hyperlink"/>
@@ -3424,7 +3478,7 @@
           <w:sz w:val="24"/>
           <w:u w:val="single"/>
         </w:rPr>
-        <w:hyperlink r:id="rId22" w:history="1">
+        <w:hyperlink r:id="rId23" w:history="1">
           <w:r>
             <w:rPr>
               <w:rStyle w:val="Hyperlink"/>
@@ -3442,7 +3496,7 @@
           <w:sz w:val="24"/>
           <w:u w:val="single"/>
         </w:rPr>
-        <w:hyperlink r:id="rId22" w:history="1">
+        <w:hyperlink r:id="rId23" w:history="1">
           <w:r>
             <w:rPr>
               <w:rStyle w:val="Hyperlink"/>
@@ -3460,7 +3514,7 @@
           <w:sz w:val="24"/>
           <w:u w:val="single"/>
         </w:rPr>
-        <w:hyperlink r:id="rId22" w:history="1">
+        <w:hyperlink r:id="rId23" w:history="1">
           <w:r>
             <w:rPr>
               <w:rStyle w:val="Hyperlink"/>
@@ -3489,7 +3543,7 @@
           <w:sz w:val="24"/>
           <w:u w:val="single"/>
         </w:rPr>
-        <w:hyperlink r:id="rId22" w:history="1">
+        <w:hyperlink r:id="rId23" w:history="1">
           <w:r>
             <w:rPr>
               <w:rStyle w:val="Hyperlink"/>
@@ -3500,13 +3554,42 @@
       </w:r>
       <w:r>
         <w:rPr>
+          <w:u w:val="single" w:color="0000ff"/>
           <w:rFonts w:ascii="Charis SIL Regular" w:hAnsi="Charis SIL Regular" w:eastAsia="Charis SIL Regular"/>
           <w:b w:val="0"/>
           <w:i w:val="0"/>
           <w:color w:val="000000"/>
           <w:sz w:val="24"/>
         </w:rPr>
-        <w:t xml:space="preserve"> and the </w:t>
+        <w:t xml:space="preserve"> </w:t>
+      </w:r>
+      <w:r>
+        <w:rPr>
+          <w:u w:val="single" w:color="0000ff"/>
+          <w:rFonts w:ascii="Charis SIL Regular" w:hAnsi="Charis SIL Regular" w:eastAsia="Charis SIL Regular"/>
+          <w:b w:val="0"/>
+          <w:i w:val="0"/>
+          <w:color w:val="000000"/>
+          <w:sz w:val="24"/>
+        </w:rPr>
+        <w:hyperlink r:id="rId23" w:history="1">
+          <w:r>
+            <w:rPr>
+              <w:rStyle w:val="Hyperlink"/>
+            </w:rPr>
+            <w:t>and the</w:t>
+          </w:r>
+        </w:hyperlink>
+      </w:r>
+      <w:r>
+        <w:rPr>
+          <w:rFonts w:ascii="Charis SIL Regular" w:hAnsi="Charis SIL Regular" w:eastAsia="Charis SIL Regular"/>
+          <w:b w:val="0"/>
+          <w:i w:val="0"/>
+          <w:color w:val="000000"/>
+          <w:sz w:val="24"/>
+        </w:rPr>
+        <w:t xml:space="preserve"> </w:t>
       </w:r>
       <w:r>
         <w:rPr>
@@ -3515,9 +3598,8 @@
           <w:i w:val="0"/>
           <w:color w:val="0000FF"/>
           <w:sz w:val="24"/>
-          <w:u w:val="single"/>
-        </w:rPr>
-        <w:hyperlink r:id="rId24" w:history="1">
+        </w:rPr>
+        <w:hyperlink r:id="rId25" w:history="1">
           <w:r>
             <w:rPr>
               <w:rStyle w:val="Hyperlink"/>
@@ -3535,7 +3617,7 @@
           <w:sz w:val="24"/>
           <w:u w:val="single"/>
         </w:rPr>
-        <w:hyperlink r:id="rId23" w:history="1">
+        <w:hyperlink r:id="rId24" w:history="1">
           <w:r>
             <w:rPr>
               <w:rStyle w:val="Hyperlink"/>
@@ -3546,13 +3628,21 @@
       </w:r>
       <w:r>
         <w:rPr>
+          <w:u w:val="single" w:color="0000ff"/>
           <w:rFonts w:ascii="Charis SIL Regular" w:hAnsi="Charis SIL Regular" w:eastAsia="Charis SIL Regular"/>
           <w:b w:val="0"/>
           <w:i w:val="0"/>
           <w:color w:val="000000"/>
           <w:sz w:val="24"/>
         </w:rPr>
-        <w:t xml:space="preserve">. The </w:t>
+        <w:hyperlink r:id="rId24" w:history="1">
+          <w:r>
+            <w:rPr>
+              <w:rStyle w:val="Hyperlink"/>
+            </w:rPr>
+            <w:t xml:space="preserve">. The </w:t>
+          </w:r>
+        </w:hyperlink>
       </w:r>
       <w:r>
         <w:rPr>
@@ -3563,7 +3653,7 @@
           <w:sz w:val="24"/>
           <w:u w:val="single"/>
         </w:rPr>
-        <w:hyperlink r:id="rId23" w:history="1">
+        <w:hyperlink r:id="rId24" w:history="1">
           <w:r>
             <w:rPr>
               <w:rStyle w:val="Hyperlink"/>
@@ -3581,7 +3671,7 @@
           <w:sz w:val="24"/>
           <w:u w:val="single"/>
         </w:rPr>
-        <w:hyperlink r:id="rId25" w:history="1">
+        <w:hyperlink r:id="rId26" w:history="1">
           <w:r>
             <w:rPr>
               <w:rStyle w:val="Hyperlink"/>
@@ -3599,7 +3689,7 @@
           <w:sz w:val="24"/>
           <w:u w:val="single"/>
         </w:rPr>
-        <w:hyperlink r:id="rId25" w:history="1">
+        <w:hyperlink r:id="rId26" w:history="1">
           <w:r>
             <w:rPr>
               <w:rStyle w:val="Hyperlink"/>
@@ -3628,7 +3718,7 @@
           <w:sz w:val="24"/>
           <w:u w:val="single"/>
         </w:rPr>
-        <w:hyperlink r:id="rId25" w:history="1">
+        <w:hyperlink r:id="rId26" w:history="1">
           <w:r>
             <w:rPr>
               <w:rStyle w:val="Hyperlink"/>
@@ -3657,7 +3747,7 @@
           <w:sz w:val="24"/>
           <w:u w:val="single"/>
         </w:rPr>
-        <w:hyperlink r:id="rId25" w:history="1">
+        <w:hyperlink r:id="rId26" w:history="1">
           <w:r>
             <w:rPr>
               <w:rStyle w:val="Hyperlink"/>
@@ -3685,7 +3775,7 @@
           <w:sz w:val="24"/>
           <w:u w:val="single"/>
         </w:rPr>
-        <w:hyperlink r:id="rId26" w:history="1">
+        <w:hyperlink r:id="rId27" w:history="1">
           <w:r>
             <w:rPr>
               <w:rStyle w:val="Hyperlink"/>
@@ -3703,7 +3793,7 @@
           <w:sz w:val="24"/>
           <w:u w:val="single"/>
         </w:rPr>
-        <w:hyperlink r:id="rId27" w:history="1">
+        <w:hyperlink r:id="rId28" w:history="1">
           <w:r>
             <w:rPr>
               <w:rStyle w:val="Hyperlink"/>
@@ -3721,7 +3811,7 @@
           <w:sz w:val="24"/>
           <w:u w:val="single"/>
         </w:rPr>
-        <w:hyperlink r:id="rId24" w:history="1">
+        <w:hyperlink r:id="rId25" w:history="1">
           <w:r>
             <w:rPr>
               <w:rStyle w:val="Hyperlink"/>
@@ -3750,7 +3840,7 @@
           <w:sz w:val="24"/>
           <w:u w:val="single"/>
         </w:rPr>
-        <w:hyperlink r:id="rId24" w:history="1">
+        <w:hyperlink r:id="rId25" w:history="1">
           <w:r>
             <w:rPr>
               <w:rStyle w:val="Hyperlink"/>
@@ -3779,7 +3869,7 @@
           <w:sz w:val="24"/>
           <w:u w:val="single"/>
         </w:rPr>
-        <w:hyperlink r:id="rId24" w:history="1">
+        <w:hyperlink r:id="rId25" w:history="1">
           <w:r>
             <w:rPr>
               <w:rStyle w:val="Hyperlink"/>
@@ -3797,7 +3887,7 @@
           <w:sz w:val="24"/>
           <w:u w:val="single"/>
         </w:rPr>
-        <w:hyperlink r:id="rId27" w:history="1">
+        <w:hyperlink r:id="rId28" w:history="1">
           <w:r>
             <w:rPr>
               <w:rStyle w:val="Hyperlink"/>
@@ -3825,7 +3915,7 @@
           <w:color w:val="000000"/>
           <w:sz w:val="24"/>
         </w:rPr>
-        <w:hyperlink r:id="rId25" w:history="1">
+        <w:hyperlink r:id="rId26" w:history="1">
           <w:r>
             <w:rPr>
               <w:rStyle w:val="Hyperlink"/>
@@ -3843,7 +3933,7 @@
           <w:color w:val="000000"/>
           <w:sz w:val="24"/>
         </w:rPr>
-        <w:hyperlink r:id="rId25" w:history="1">
+        <w:hyperlink r:id="rId26" w:history="1">
           <w:r>
             <w:rPr>
               <w:rStyle w:val="Hyperlink"/>
@@ -3901,7 +3991,7 @@
           <w:sz w:val="24"/>
           <w:u w:val="single"/>
         </w:rPr>
-        <w:hyperlink r:id="rId28" w:history="1">
+        <w:hyperlink r:id="rId29" w:history="1">
           <w:r>
             <w:rPr>
               <w:rStyle w:val="Hyperlink"/>
@@ -3930,7 +4020,7 @@
           <w:sz w:val="24"/>
           <w:u w:val="single"/>
         </w:rPr>
-        <w:hyperlink r:id="rId28" w:history="1">
+        <w:hyperlink r:id="rId29" w:history="1">
           <w:r>
             <w:rPr>
               <w:rStyle w:val="Hyperlink"/>
@@ -3958,7 +4048,7 @@
           <w:sz w:val="24"/>
           <w:u w:val="single"/>
         </w:rPr>
-        <w:hyperlink r:id="rId29" w:history="1">
+        <w:hyperlink r:id="rId30" w:history="1">
           <w:r>
             <w:rPr>
               <w:rStyle w:val="Hyperlink"/>
@@ -3987,7 +4077,7 @@
           <w:sz w:val="24"/>
           <w:u w:val="single"/>
         </w:rPr>
-        <w:hyperlink r:id="rId29" w:history="1">
+        <w:hyperlink r:id="rId30" w:history="1">
           <w:r>
             <w:rPr>
               <w:rStyle w:val="Hyperlink"/>
@@ -4016,7 +4106,7 @@
           <w:sz w:val="24"/>
           <w:u w:val="single"/>
         </w:rPr>
-        <w:hyperlink r:id="rId29" w:history="1">
+        <w:hyperlink r:id="rId30" w:history="1">
           <w:r>
             <w:rPr>
               <w:rStyle w:val="Hyperlink"/>
@@ -4254,7 +4344,7 @@
           <w:sz w:val="24"/>
           <w:u w:val="single"/>
         </w:rPr>
-        <w:hyperlink r:id="rId30" w:history="1">
+        <w:hyperlink r:id="rId31" w:history="1">
           <w:r>
             <w:rPr>
               <w:rStyle w:val="Hyperlink"/>
@@ -4283,7 +4373,7 @@
           <w:sz w:val="24"/>
           <w:u w:val="single"/>
         </w:rPr>
-        <w:hyperlink r:id="rId30" w:history="1">
+        <w:hyperlink r:id="rId31" w:history="1">
           <w:r>
             <w:rPr>
               <w:rStyle w:val="Hyperlink"/>
@@ -4312,7 +4402,7 @@
           <w:sz w:val="24"/>
           <w:u w:val="single"/>
         </w:rPr>
-        <w:hyperlink r:id="rId30" w:history="1">
+        <w:hyperlink r:id="rId31" w:history="1">
           <w:r>
             <w:rPr>
               <w:rStyle w:val="Hyperlink"/>
@@ -4330,7 +4420,7 @@
           <w:sz w:val="24"/>
           <w:u w:val="single"/>
         </w:rPr>
-        <w:hyperlink r:id="rId30" w:history="1">
+        <w:hyperlink r:id="rId31" w:history="1">
           <w:r>
             <w:rPr>
               <w:rStyle w:val="Hyperlink"/>
@@ -4358,7 +4448,7 @@
           <w:sz w:val="24"/>
           <w:u w:val="single"/>
         </w:rPr>
-        <w:hyperlink r:id="rId31" w:history="1">
+        <w:hyperlink r:id="rId32" w:history="1">
           <w:r>
             <w:rPr>
               <w:rStyle w:val="Hyperlink"/>
@@ -4387,7 +4477,7 @@
           <w:sz w:val="24"/>
           <w:u w:val="single"/>
         </w:rPr>
-        <w:hyperlink r:id="rId31" w:history="1">
+        <w:hyperlink r:id="rId32" w:history="1">
           <w:r>
             <w:rPr>
               <w:rStyle w:val="Hyperlink"/>
@@ -4416,7 +4506,7 @@
           <w:sz w:val="24"/>
           <w:u w:val="single"/>
         </w:rPr>
-        <w:hyperlink r:id="rId31" w:history="1">
+        <w:hyperlink r:id="rId32" w:history="1">
           <w:r>
             <w:rPr>
               <w:rStyle w:val="Hyperlink"/>
@@ -4445,7 +4535,7 @@
           <w:sz w:val="24"/>
           <w:u w:val="single"/>
         </w:rPr>
-        <w:hyperlink r:id="rId31" w:history="1">
+        <w:hyperlink r:id="rId32" w:history="1">
           <w:r>
             <w:rPr>
               <w:rStyle w:val="Hyperlink"/>
@@ -4463,258 +4553,6 @@
           <w:sz w:val="24"/>
         </w:rPr>
         <w:t xml:space="preserve">, the </w:t>
-      </w:r>
-      <w:r>
-        <w:rPr>
-          <w:rFonts w:ascii="Charis SIL Regular" w:hAnsi="Charis SIL Regular" w:eastAsia="Charis SIL Regular"/>
-          <w:b w:val="0"/>
-          <w:i w:val="0"/>
-          <w:color w:val="0000FF"/>
-          <w:sz w:val="24"/>
-          <w:u w:val="single"/>
-        </w:rPr>
-        <w:hyperlink r:id="rId32" w:history="1">
-          <w:r>
-            <w:rPr>
-              <w:rStyle w:val="Hyperlink"/>
-            </w:rPr>
-            <w:t>National</w:t>
-          </w:r>
-        </w:hyperlink>
-      </w:r>
-      <w:r>
-        <w:rPr>
-          <w:rFonts w:ascii="Charis SIL Regular" w:hAnsi="Charis SIL Regular" w:eastAsia="Charis SIL Regular"/>
-          <w:b w:val="0"/>
-          <w:i w:val="0"/>
-          <w:color w:val="0000FF"/>
-          <w:sz w:val="24"/>
-          <w:u w:val="single"/>
-        </w:rPr>
-        <w:t xml:space="preserve"> </w:t>
-      </w:r>
-      <w:r>
-        <w:rPr>
-          <w:rFonts w:ascii="Charis SIL Regular" w:hAnsi="Charis SIL Regular" w:eastAsia="Charis SIL Regular"/>
-          <w:b w:val="0"/>
-          <w:i w:val="0"/>
-          <w:color w:val="0000FF"/>
-          <w:sz w:val="24"/>
-          <w:u w:val="single"/>
-        </w:rPr>
-        <w:hyperlink r:id="rId32" w:history="1">
-          <w:r>
-            <w:rPr>
-              <w:rStyle w:val="Hyperlink"/>
-            </w:rPr>
-            <w:t>Archive</w:t>
-          </w:r>
-        </w:hyperlink>
-      </w:r>
-      <w:r>
-        <w:rPr>
-          <w:rFonts w:ascii="Charis SIL Regular" w:hAnsi="Charis SIL Regular" w:eastAsia="Charis SIL Regular"/>
-          <w:b w:val="0"/>
-          <w:i w:val="0"/>
-          <w:color w:val="0000FF"/>
-          <w:sz w:val="24"/>
-          <w:u w:val="single"/>
-        </w:rPr>
-        <w:hyperlink r:id="rId32" w:history="1">
-          <w:r>
-            <w:rPr>
-              <w:rStyle w:val="Hyperlink"/>
-            </w:rPr>
-            <w:t>s</w:t>
-          </w:r>
-        </w:hyperlink>
-      </w:r>
-      <w:r>
-        <w:rPr>
-          <w:rFonts w:ascii="Charis SIL Regular" w:hAnsi="Charis SIL Regular" w:eastAsia="Charis SIL Regular"/>
-          <w:b w:val="0"/>
-          <w:i w:val="0"/>
-          <w:color w:val="0000FF"/>
-          <w:sz w:val="24"/>
-          <w:u w:val="single"/>
-        </w:rPr>
-        <w:t xml:space="preserve"> </w:t>
-      </w:r>
-      <w:r>
-        <w:rPr>
-          <w:rFonts w:ascii="Charis SIL Regular" w:hAnsi="Charis SIL Regular" w:eastAsia="Charis SIL Regular"/>
-          <w:b w:val="0"/>
-          <w:i w:val="0"/>
-          <w:color w:val="0000FF"/>
-          <w:sz w:val="24"/>
-          <w:u w:val="single"/>
-        </w:rPr>
-        <w:hyperlink r:id="rId32" w:history="1">
-          <w:r>
-            <w:rPr>
-              <w:rStyle w:val="Hyperlink"/>
-            </w:rPr>
-            <w:t>of</w:t>
-          </w:r>
-        </w:hyperlink>
-      </w:r>
-      <w:r>
-        <w:rPr>
-          <w:rFonts w:ascii="Charis SIL Regular" w:hAnsi="Charis SIL Regular" w:eastAsia="Charis SIL Regular"/>
-          <w:b w:val="0"/>
-          <w:i w:val="0"/>
-          <w:color w:val="0000FF"/>
-          <w:sz w:val="24"/>
-          <w:u w:val="single"/>
-        </w:rPr>
-        <w:t xml:space="preserve"> </w:t>
-      </w:r>
-      <w:r>
-        <w:rPr>
-          <w:rFonts w:ascii="Charis SIL Regular" w:hAnsi="Charis SIL Regular" w:eastAsia="Charis SIL Regular"/>
-          <w:b w:val="0"/>
-          <w:i w:val="0"/>
-          <w:color w:val="0000FF"/>
-          <w:sz w:val="24"/>
-          <w:u w:val="single"/>
-        </w:rPr>
-        <w:hyperlink r:id="rId32" w:history="1">
-          <w:r>
-            <w:rPr>
-              <w:rStyle w:val="Hyperlink"/>
-            </w:rPr>
-            <w:t>Sri</w:t>
-          </w:r>
-        </w:hyperlink>
-      </w:r>
-      <w:r>
-        <w:rPr>
-          <w:rFonts w:ascii="Charis SIL Regular" w:hAnsi="Charis SIL Regular" w:eastAsia="Charis SIL Regular"/>
-          <w:b w:val="0"/>
-          <w:i w:val="0"/>
-          <w:color w:val="0000FF"/>
-          <w:sz w:val="24"/>
-          <w:u w:val="single"/>
-        </w:rPr>
-        <w:t xml:space="preserve"> </w:t>
-      </w:r>
-      <w:r>
-        <w:rPr>
-          <w:rFonts w:ascii="Charis SIL Regular" w:hAnsi="Charis SIL Regular" w:eastAsia="Charis SIL Regular"/>
-          <w:b w:val="0"/>
-          <w:i w:val="0"/>
-          <w:color w:val="0000FF"/>
-          <w:sz w:val="24"/>
-          <w:u w:val="single"/>
-        </w:rPr>
-        <w:hyperlink r:id="rId32" w:history="1">
-          <w:r>
-            <w:rPr>
-              <w:rStyle w:val="Hyperlink"/>
-            </w:rPr>
-            <w:t>L</w:t>
-          </w:r>
-        </w:hyperlink>
-      </w:r>
-      <w:r>
-        <w:rPr>
-          <w:rFonts w:ascii="Charis SIL Regular" w:hAnsi="Charis SIL Regular" w:eastAsia="Charis SIL Regular"/>
-          <w:b w:val="0"/>
-          <w:i w:val="0"/>
-          <w:color w:val="0000FF"/>
-          <w:sz w:val="24"/>
-          <w:u w:val="single"/>
-        </w:rPr>
-        <w:hyperlink r:id="rId32" w:history="1">
-          <w:r>
-            <w:rPr>
-              <w:rStyle w:val="Hyperlink"/>
-            </w:rPr>
-            <w:t>a</w:t>
-          </w:r>
-        </w:hyperlink>
-      </w:r>
-      <w:r>
-        <w:rPr>
-          <w:rFonts w:ascii="Charis SIL Regular" w:hAnsi="Charis SIL Regular" w:eastAsia="Charis SIL Regular"/>
-          <w:b w:val="0"/>
-          <w:i w:val="0"/>
-          <w:color w:val="0000FF"/>
-          <w:sz w:val="24"/>
-          <w:u w:val="single"/>
-        </w:rPr>
-        <w:hyperlink r:id="rId32" w:history="1">
-          <w:r>
-            <w:rPr>
-              <w:rStyle w:val="Hyperlink"/>
-            </w:rPr>
-            <w:t>nka</w:t>
-          </w:r>
-        </w:hyperlink>
-      </w:r>
-      <w:r>
-        <w:rPr>
-          <w:u w:val="single" w:color="0000ff"/>
-          <w:rFonts w:ascii="Charis SIL Regular" w:hAnsi="Charis SIL Regular" w:eastAsia="Charis SIL Regular"/>
-          <w:b w:val="0"/>
-          <w:i w:val="0"/>
-          <w:color w:val="000000"/>
-          <w:sz w:val="24"/>
-        </w:rPr>
-        <w:hyperlink r:id="rId30" w:history="1">
-          <w:r>
-            <w:rPr>
-              <w:rStyle w:val="Hyperlink"/>
-            </w:rPr>
-            <w:t xml:space="preserve"> and</w:t>
-          </w:r>
-        </w:hyperlink>
-      </w:r>
-      <w:r>
-        <w:rPr>
-          <w:u w:val="single" w:color="0000ff"/>
-          <w:rFonts w:ascii="Charis SIL Regular" w:hAnsi="Charis SIL Regular" w:eastAsia="Charis SIL Regular"/>
-          <w:b w:val="0"/>
-          <w:i w:val="0"/>
-          <w:color w:val="000000"/>
-          <w:sz w:val="24"/>
-        </w:rPr>
-        <w:t xml:space="preserve"> </w:t>
-      </w:r>
-      <w:r>
-        <w:rPr>
-          <w:u w:val="single" w:color="0000ff"/>
-          <w:rFonts w:ascii="Charis SIL Regular" w:hAnsi="Charis SIL Regular" w:eastAsia="Charis SIL Regular"/>
-          <w:b w:val="0"/>
-          <w:i w:val="0"/>
-          <w:color w:val="000000"/>
-          <w:sz w:val="24"/>
-        </w:rPr>
-        <w:hyperlink r:id="rId30" w:history="1">
-          <w:r>
-            <w:rPr>
-              <w:rStyle w:val="Hyperlink"/>
-            </w:rPr>
-            <w:t>th</w:t>
-          </w:r>
-        </w:hyperlink>
-      </w:r>
-      <w:r>
-        <w:rPr>
-          <w:rFonts w:ascii="Charis SIL Regular" w:hAnsi="Charis SIL Regular" w:eastAsia="Charis SIL Regular"/>
-          <w:b w:val="0"/>
-          <w:i w:val="0"/>
-          <w:color w:val="000000"/>
-          <w:sz w:val="24"/>
-        </w:rPr>
-        <w:hyperlink r:id="rId30" w:history="1">
-          <w:r>
-            <w:rPr>
-              <w:rStyle w:val="Hyperlink"/>
-            </w:rPr>
-            <w:t xml:space="preserve">e </w:t>
-          </w:r>
-        </w:hyperlink>
       </w:r>
       <w:r>
         <w:rPr>
@@ -4759,43 +4597,7 @@
             <w:rPr>
               <w:rStyle w:val="Hyperlink"/>
             </w:rPr>
-            <w:t>A</w:t>
-          </w:r>
-        </w:hyperlink>
-      </w:r>
-      <w:r>
-        <w:rPr>
-          <w:rFonts w:ascii="Charis SIL Regular" w:hAnsi="Charis SIL Regular" w:eastAsia="Charis SIL Regular"/>
-          <w:b w:val="0"/>
-          <w:i w:val="0"/>
-          <w:color w:val="0000FF"/>
-          <w:sz w:val="24"/>
-          <w:u w:val="single"/>
-        </w:rPr>
-        <w:hyperlink r:id="rId33" w:history="1">
-          <w:r>
-            <w:rPr>
-              <w:rStyle w:val="Hyperlink"/>
-            </w:rPr>
-            <w:t>rchiv</w:t>
-          </w:r>
-        </w:hyperlink>
-      </w:r>
-      <w:r>
-        <w:rPr>
-          <w:rFonts w:ascii="Charis SIL Regular" w:hAnsi="Charis SIL Regular" w:eastAsia="Charis SIL Regular"/>
-          <w:b w:val="0"/>
-          <w:i w:val="0"/>
-          <w:color w:val="0000FF"/>
-          <w:sz w:val="24"/>
-          <w:u w:val="single"/>
-        </w:rPr>
-        <w:hyperlink r:id="rId31" w:history="1">
-          <w:r>
-            <w:rPr>
-              <w:rStyle w:val="Hyperlink"/>
-            </w:rPr>
-            <w:t>e</w:t>
+            <w:t>Archive</w:t>
           </w:r>
         </w:hyperlink>
       </w:r>
@@ -4866,7 +4668,295 @@
           <w:sz w:val="24"/>
           <w:u w:val="single"/>
         </w:rPr>
+        <w:hyperlink r:id="rId33" w:history="1">
+          <w:r>
+            <w:rPr>
+              <w:rStyle w:val="Hyperlink"/>
+            </w:rPr>
+            <w:t>Sri</w:t>
+          </w:r>
+        </w:hyperlink>
+      </w:r>
+      <w:r>
+        <w:rPr>
+          <w:rFonts w:ascii="Charis SIL Regular" w:hAnsi="Charis SIL Regular" w:eastAsia="Charis SIL Regular"/>
+          <w:b w:val="0"/>
+          <w:i w:val="0"/>
+          <w:color w:val="0000FF"/>
+          <w:sz w:val="24"/>
+          <w:u w:val="single"/>
+        </w:rPr>
+        <w:t xml:space="preserve"> </w:t>
+      </w:r>
+      <w:r>
+        <w:rPr>
+          <w:rFonts w:ascii="Charis SIL Regular" w:hAnsi="Charis SIL Regular" w:eastAsia="Charis SIL Regular"/>
+          <w:b w:val="0"/>
+          <w:i w:val="0"/>
+          <w:color w:val="0000FF"/>
+          <w:sz w:val="24"/>
+          <w:u w:val="single"/>
+        </w:rPr>
         <w:hyperlink r:id="rId31" w:history="1">
+          <w:r>
+            <w:rPr>
+              <w:rStyle w:val="Hyperlink"/>
+            </w:rPr>
+            <w:t>L</w:t>
+          </w:r>
+        </w:hyperlink>
+      </w:r>
+      <w:r>
+        <w:rPr>
+          <w:rFonts w:ascii="Charis SIL Regular" w:hAnsi="Charis SIL Regular" w:eastAsia="Charis SIL Regular"/>
+          <w:b w:val="0"/>
+          <w:i w:val="0"/>
+          <w:color w:val="0000FF"/>
+          <w:sz w:val="24"/>
+          <w:u w:val="single"/>
+        </w:rPr>
+        <w:hyperlink r:id="rId31" w:history="1">
+          <w:r>
+            <w:rPr>
+              <w:rStyle w:val="Hyperlink"/>
+            </w:rPr>
+            <w:t>a</w:t>
+          </w:r>
+        </w:hyperlink>
+      </w:r>
+      <w:r>
+        <w:rPr>
+          <w:rFonts w:ascii="Charis SIL Regular" w:hAnsi="Charis SIL Regular" w:eastAsia="Charis SIL Regular"/>
+          <w:b w:val="0"/>
+          <w:i w:val="0"/>
+          <w:color w:val="0000FF"/>
+          <w:sz w:val="24"/>
+          <w:u w:val="single"/>
+        </w:rPr>
+        <w:hyperlink r:id="rId31" w:history="1">
+          <w:r>
+            <w:rPr>
+              <w:rStyle w:val="Hyperlink"/>
+            </w:rPr>
+            <w:t>nka</w:t>
+          </w:r>
+        </w:hyperlink>
+      </w:r>
+      <w:r>
+        <w:rPr>
+          <w:u w:val="single" w:color="0000ff"/>
+          <w:rFonts w:ascii="Charis SIL Regular" w:hAnsi="Charis SIL Regular" w:eastAsia="Charis SIL Regular"/>
+          <w:b w:val="0"/>
+          <w:i w:val="0"/>
+          <w:color w:val="000000"/>
+          <w:sz w:val="24"/>
+        </w:rPr>
+        <w:hyperlink r:id="rId31" w:history="1">
+          <w:r>
+            <w:rPr>
+              <w:rStyle w:val="Hyperlink"/>
+            </w:rPr>
+            <w:t xml:space="preserve"> and</w:t>
+          </w:r>
+        </w:hyperlink>
+      </w:r>
+      <w:r>
+        <w:rPr>
+          <w:u w:val="single" w:color="0000ff"/>
+          <w:rFonts w:ascii="Charis SIL Regular" w:hAnsi="Charis SIL Regular" w:eastAsia="Charis SIL Regular"/>
+          <w:b w:val="0"/>
+          <w:i w:val="0"/>
+          <w:color w:val="000000"/>
+          <w:sz w:val="24"/>
+        </w:rPr>
+        <w:t xml:space="preserve"> </w:t>
+      </w:r>
+      <w:r>
+        <w:rPr>
+          <w:u w:val="single" w:color="0000ff"/>
+          <w:rFonts w:ascii="Charis SIL Regular" w:hAnsi="Charis SIL Regular" w:eastAsia="Charis SIL Regular"/>
+          <w:b w:val="0"/>
+          <w:i w:val="0"/>
+          <w:color w:val="000000"/>
+          <w:sz w:val="24"/>
+        </w:rPr>
+        <w:hyperlink r:id="rId31" w:history="1">
+          <w:r>
+            <w:rPr>
+              <w:rStyle w:val="Hyperlink"/>
+            </w:rPr>
+            <w:t>th</w:t>
+          </w:r>
+        </w:hyperlink>
+      </w:r>
+      <w:r>
+        <w:rPr>
+          <w:rFonts w:ascii="Charis SIL Regular" w:hAnsi="Charis SIL Regular" w:eastAsia="Charis SIL Regular"/>
+          <w:b w:val="0"/>
+          <w:i w:val="0"/>
+          <w:color w:val="000000"/>
+          <w:sz w:val="24"/>
+        </w:rPr>
+        <w:hyperlink r:id="rId31" w:history="1">
+          <w:r>
+            <w:rPr>
+              <w:rStyle w:val="Hyperlink"/>
+            </w:rPr>
+            <w:t xml:space="preserve">e </w:t>
+          </w:r>
+        </w:hyperlink>
+      </w:r>
+      <w:r>
+        <w:rPr>
+          <w:rFonts w:ascii="Charis SIL Regular" w:hAnsi="Charis SIL Regular" w:eastAsia="Charis SIL Regular"/>
+          <w:b w:val="0"/>
+          <w:i w:val="0"/>
+          <w:color w:val="0000FF"/>
+          <w:sz w:val="24"/>
+          <w:u w:val="single"/>
+        </w:rPr>
+        <w:hyperlink r:id="rId31" w:history="1">
+          <w:r>
+            <w:rPr>
+              <w:rStyle w:val="Hyperlink"/>
+            </w:rPr>
+            <w:t>National</w:t>
+          </w:r>
+        </w:hyperlink>
+      </w:r>
+      <w:r>
+        <w:rPr>
+          <w:rFonts w:ascii="Charis SIL Regular" w:hAnsi="Charis SIL Regular" w:eastAsia="Charis SIL Regular"/>
+          <w:b w:val="0"/>
+          <w:i w:val="0"/>
+          <w:color w:val="0000FF"/>
+          <w:sz w:val="24"/>
+          <w:u w:val="single"/>
+        </w:rPr>
+        <w:t xml:space="preserve"> </w:t>
+      </w:r>
+      <w:r>
+        <w:rPr>
+          <w:rFonts w:ascii="Charis SIL Regular" w:hAnsi="Charis SIL Regular" w:eastAsia="Charis SIL Regular"/>
+          <w:b w:val="0"/>
+          <w:i w:val="0"/>
+          <w:color w:val="0000FF"/>
+          <w:sz w:val="24"/>
+          <w:u w:val="single"/>
+        </w:rPr>
+        <w:hyperlink r:id="rId34" w:history="1">
+          <w:r>
+            <w:rPr>
+              <w:rStyle w:val="Hyperlink"/>
+            </w:rPr>
+            <w:t>A</w:t>
+          </w:r>
+        </w:hyperlink>
+      </w:r>
+      <w:r>
+        <w:rPr>
+          <w:rFonts w:ascii="Charis SIL Regular" w:hAnsi="Charis SIL Regular" w:eastAsia="Charis SIL Regular"/>
+          <w:b w:val="0"/>
+          <w:i w:val="0"/>
+          <w:color w:val="0000FF"/>
+          <w:sz w:val="24"/>
+          <w:u w:val="single"/>
+        </w:rPr>
+        <w:hyperlink r:id="rId34" w:history="1">
+          <w:r>
+            <w:rPr>
+              <w:rStyle w:val="Hyperlink"/>
+            </w:rPr>
+            <w:t>rchiv</w:t>
+          </w:r>
+        </w:hyperlink>
+      </w:r>
+      <w:r>
+        <w:rPr>
+          <w:rFonts w:ascii="Charis SIL Regular" w:hAnsi="Charis SIL Regular" w:eastAsia="Charis SIL Regular"/>
+          <w:b w:val="0"/>
+          <w:i w:val="0"/>
+          <w:color w:val="0000FF"/>
+          <w:sz w:val="24"/>
+          <w:u w:val="single"/>
+        </w:rPr>
+        <w:hyperlink r:id="rId34" w:history="1">
+          <w:r>
+            <w:rPr>
+              <w:rStyle w:val="Hyperlink"/>
+            </w:rPr>
+            <w:t>e</w:t>
+          </w:r>
+        </w:hyperlink>
+      </w:r>
+      <w:r>
+        <w:rPr>
+          <w:rFonts w:ascii="Charis SIL Regular" w:hAnsi="Charis SIL Regular" w:eastAsia="Charis SIL Regular"/>
+          <w:b w:val="0"/>
+          <w:i w:val="0"/>
+          <w:color w:val="0000FF"/>
+          <w:sz w:val="24"/>
+          <w:u w:val="single"/>
+        </w:rPr>
+        <w:hyperlink r:id="rId34" w:history="1">
+          <w:r>
+            <w:rPr>
+              <w:rStyle w:val="Hyperlink"/>
+            </w:rPr>
+            <w:t>s</w:t>
+          </w:r>
+        </w:hyperlink>
+      </w:r>
+      <w:r>
+        <w:rPr>
+          <w:rFonts w:ascii="Charis SIL Regular" w:hAnsi="Charis SIL Regular" w:eastAsia="Charis SIL Regular"/>
+          <w:b w:val="0"/>
+          <w:i w:val="0"/>
+          <w:color w:val="0000FF"/>
+          <w:sz w:val="24"/>
+          <w:u w:val="single"/>
+        </w:rPr>
+        <w:t xml:space="preserve"> </w:t>
+      </w:r>
+      <w:r>
+        <w:rPr>
+          <w:rFonts w:ascii="Charis SIL Regular" w:hAnsi="Charis SIL Regular" w:eastAsia="Charis SIL Regular"/>
+          <w:b w:val="0"/>
+          <w:i w:val="0"/>
+          <w:color w:val="0000FF"/>
+          <w:sz w:val="24"/>
+          <w:u w:val="single"/>
+        </w:rPr>
+        <w:hyperlink r:id="rId34" w:history="1">
+          <w:r>
+            <w:rPr>
+              <w:rStyle w:val="Hyperlink"/>
+            </w:rPr>
+            <w:t>of</w:t>
+          </w:r>
+        </w:hyperlink>
+      </w:r>
+      <w:r>
+        <w:rPr>
+          <w:rFonts w:ascii="Charis SIL Regular" w:hAnsi="Charis SIL Regular" w:eastAsia="Charis SIL Regular"/>
+          <w:b w:val="0"/>
+          <w:i w:val="0"/>
+          <w:color w:val="0000FF"/>
+          <w:sz w:val="24"/>
+          <w:u w:val="single"/>
+        </w:rPr>
+        <w:t xml:space="preserve"> </w:t>
+      </w:r>
+      <w:r>
+        <w:rPr>
+          <w:rFonts w:ascii="Charis SIL Regular" w:hAnsi="Charis SIL Regular" w:eastAsia="Charis SIL Regular"/>
+          <w:b w:val="0"/>
+          <w:i w:val="0"/>
+          <w:color w:val="0000FF"/>
+          <w:sz w:val="24"/>
+          <w:u w:val="single"/>
+        </w:rPr>
+        <w:hyperlink r:id="rId34" w:history="1">
           <w:r>
             <w:rPr>
               <w:rStyle w:val="Hyperlink"/>
@@ -4884,7 +4974,7 @@
           <w:sz w:val="24"/>
           <w:u w:val="single"/>
         </w:rPr>
-        <w:hyperlink r:id="rId31" w:history="1">
+        <w:hyperlink r:id="rId34" w:history="1">
           <w:r>
             <w:rPr>
               <w:rStyle w:val="Hyperlink"/>
@@ -4895,6 +4985,16 @@
       </w:r>
       <w:r>
         <w:rPr>
+          <w:rFonts w:ascii="Charis SIL Regular" w:hAnsi="Charis SIL Regular" w:eastAsia="Charis SIL Regular"/>
+          <w:b w:val="0"/>
+          <w:i w:val="0"/>
+          <w:color w:val="000000"/>
+          <w:sz w:val="24"/>
+        </w:rPr>
+        <w:t>. Various archives in Indonesia can be acc</w:t>
+      </w:r>
+      <w:r>
+        <w:rPr>
           <w:u w:val="single" w:color="0000ff"/>
           <w:rFonts w:ascii="Charis SIL Regular" w:hAnsi="Charis SIL Regular" w:eastAsia="Charis SIL Regular"/>
           <w:b w:val="0"/>
@@ -4902,161 +5002,7 @@
           <w:color w:val="000000"/>
           <w:sz w:val="24"/>
         </w:rPr>
-        <w:hyperlink r:id="rId31" w:history="1">
-          <w:r>
-            <w:rPr>
-              <w:rStyle w:val="Hyperlink"/>
-            </w:rPr>
-            <w:t>. Vari</w:t>
-          </w:r>
-        </w:hyperlink>
-      </w:r>
-      <w:r>
-        <w:rPr>
-          <w:u w:val="single" w:color="0000ff"/>
-          <w:rFonts w:ascii="Charis SIL Regular" w:hAnsi="Charis SIL Regular" w:eastAsia="Charis SIL Regular"/>
-          <w:b w:val="0"/>
-          <w:i w:val="0"/>
-          <w:color w:val="000000"/>
-          <w:sz w:val="24"/>
-        </w:rPr>
-        <w:hyperlink r:id="rId31" w:history="1">
-          <w:r>
-            <w:rPr>
-              <w:rStyle w:val="Hyperlink"/>
-            </w:rPr>
-            <w:t>o</w:t>
-          </w:r>
-        </w:hyperlink>
-      </w:r>
-      <w:r>
-        <w:rPr>
-          <w:u w:val="single" w:color="0000ff"/>
-          <w:rFonts w:ascii="Charis SIL Regular" w:hAnsi="Charis SIL Regular" w:eastAsia="Charis SIL Regular"/>
-          <w:b w:val="0"/>
-          <w:i w:val="0"/>
-          <w:color w:val="000000"/>
-          <w:sz w:val="24"/>
-        </w:rPr>
-        <w:hyperlink r:id="rId31" w:history="1">
-          <w:r>
-            <w:rPr>
-              <w:rStyle w:val="Hyperlink"/>
-            </w:rPr>
-            <w:t>us archiv</w:t>
-          </w:r>
-        </w:hyperlink>
-      </w:r>
-      <w:r>
-        <w:rPr>
-          <w:rFonts w:ascii="Charis SIL Regular" w:hAnsi="Charis SIL Regular" w:eastAsia="Charis SIL Regular"/>
-          <w:b w:val="0"/>
-          <w:i w:val="0"/>
-          <w:color w:val="000000"/>
-          <w:sz w:val="24"/>
-        </w:rPr>
-        <w:t xml:space="preserve">es in </w:t>
-      </w:r>
-      <w:r>
-        <w:rPr>
-          <w:u w:val="single" w:color="0000ff"/>
-          <w:rFonts w:ascii="Charis SIL Regular" w:hAnsi="Charis SIL Regular" w:eastAsia="Charis SIL Regular"/>
-          <w:b w:val="0"/>
-          <w:i w:val="0"/>
-          <w:color w:val="000000"/>
-          <w:sz w:val="24"/>
-        </w:rPr>
-        <w:hyperlink r:id="rId32" w:history="1">
-          <w:r>
-            <w:rPr>
-              <w:rStyle w:val="Hyperlink"/>
-            </w:rPr>
-            <w:t>Indonesi</w:t>
-          </w:r>
-        </w:hyperlink>
-      </w:r>
-      <w:r>
-        <w:rPr>
-          <w:u w:val="single" w:color="0000ff"/>
-          <w:rFonts w:ascii="Charis SIL Regular" w:hAnsi="Charis SIL Regular" w:eastAsia="Charis SIL Regular"/>
-          <w:b w:val="0"/>
-          <w:i w:val="0"/>
-          <w:color w:val="000000"/>
-          <w:sz w:val="24"/>
-        </w:rPr>
-        <w:hyperlink r:id="rId32" w:history="1">
-          <w:r>
-            <w:rPr>
-              <w:rStyle w:val="Hyperlink"/>
-            </w:rPr>
-            <w:t>a</w:t>
-          </w:r>
-        </w:hyperlink>
-      </w:r>
-      <w:r>
-        <w:rPr>
-          <w:u w:val="single" w:color="0000ff"/>
-          <w:rFonts w:ascii="Charis SIL Regular" w:hAnsi="Charis SIL Regular" w:eastAsia="Charis SIL Regular"/>
-          <w:b w:val="0"/>
-          <w:i w:val="0"/>
-          <w:color w:val="000000"/>
-          <w:sz w:val="24"/>
-        </w:rPr>
-        <w:hyperlink r:id="rId32" w:history="1">
-          <w:r>
-            <w:rPr>
-              <w:rStyle w:val="Hyperlink"/>
-            </w:rPr>
-            <w:t xml:space="preserve"> can be </w:t>
-          </w:r>
-        </w:hyperlink>
-      </w:r>
-      <w:r>
-        <w:rPr>
-          <w:u w:val="single" w:color="0000ff"/>
-          <w:rFonts w:ascii="Charis SIL Regular" w:hAnsi="Charis SIL Regular" w:eastAsia="Charis SIL Regular"/>
-          <w:b w:val="0"/>
-          <w:i w:val="0"/>
-          <w:color w:val="000000"/>
-          <w:sz w:val="24"/>
-        </w:rPr>
-        <w:hyperlink r:id="rId32" w:history="1">
-          <w:r>
-            <w:rPr>
-              <w:rStyle w:val="Hyperlink"/>
-            </w:rPr>
-            <w:t>a</w:t>
-          </w:r>
-        </w:hyperlink>
-      </w:r>
-      <w:r>
-        <w:rPr>
-          <w:u w:val="single" w:color="0000ff"/>
-          <w:rFonts w:ascii="Charis SIL Regular" w:hAnsi="Charis SIL Regular" w:eastAsia="Charis SIL Regular"/>
-          <w:b w:val="0"/>
-          <w:i w:val="0"/>
-          <w:color w:val="000000"/>
-          <w:sz w:val="24"/>
-        </w:rPr>
-        <w:hyperlink r:id="rId32" w:history="1">
-          <w:r>
-            <w:rPr>
-              <w:rStyle w:val="Hyperlink"/>
-            </w:rPr>
-            <w:t>cc</w:t>
-          </w:r>
-        </w:hyperlink>
-      </w:r>
-      <w:r>
-        <w:rPr>
-          <w:u w:val="single" w:color="0000ff"/>
-          <w:rFonts w:ascii="Charis SIL Regular" w:hAnsi="Charis SIL Regular" w:eastAsia="Charis SIL Regular"/>
-          <w:b w:val="0"/>
-          <w:i w:val="0"/>
-          <w:color w:val="000000"/>
-          <w:sz w:val="24"/>
-        </w:rPr>
-        <w:hyperlink r:id="rId32" w:history="1">
+        <w:hyperlink r:id="rId33" w:history="1">
           <w:r>
             <w:rPr>
               <w:rStyle w:val="Hyperlink"/>
@@ -5074,7 +5020,7 @@
           <w:color w:val="000000"/>
           <w:sz w:val="24"/>
         </w:rPr>
-        <w:hyperlink r:id="rId32" w:history="1">
+        <w:hyperlink r:id="rId33" w:history="1">
           <w:r>
             <w:rPr>
               <w:rStyle w:val="Hyperlink"/>
@@ -5092,7 +5038,7 @@
           <w:color w:val="000000"/>
           <w:sz w:val="24"/>
         </w:rPr>
-        <w:hyperlink r:id="rId32" w:history="1">
+        <w:hyperlink r:id="rId33" w:history="1">
           <w:r>
             <w:rPr>
               <w:rStyle w:val="Hyperlink"/>
@@ -5120,7 +5066,7 @@
           <w:sz w:val="24"/>
           <w:u w:val="single"/>
         </w:rPr>
-        <w:hyperlink r:id="rId34" w:history="1">
+        <w:hyperlink r:id="rId35" w:history="1">
           <w:r>
             <w:rPr>
               <w:rStyle w:val="Hyperlink"/>
@@ -5138,7 +5084,7 @@
           <w:color w:val="000000"/>
           <w:sz w:val="24"/>
         </w:rPr>
-        <w:hyperlink r:id="rId33" w:history="1">
+        <w:hyperlink r:id="rId34" w:history="1">
           <w:r>
             <w:rPr>
               <w:rStyle w:val="Hyperlink"/>
@@ -5176,7 +5122,7 @@
           <w:sz w:val="24"/>
           <w:u w:val="single"/>
         </w:rPr>
-        <w:hyperlink r:id="rId35" w:history="1">
+        <w:hyperlink r:id="rId36" w:history="1">
           <w:r>
             <w:rPr>
               <w:rStyle w:val="Hyperlink"/>
@@ -5205,7 +5151,7 @@
           <w:sz w:val="24"/>
           <w:u w:val="single"/>
         </w:rPr>
-        <w:hyperlink r:id="rId35" w:history="1">
+        <w:hyperlink r:id="rId36" w:history="1">
           <w:r>
             <w:rPr>
               <w:rStyle w:val="Hyperlink"/>
@@ -5234,7 +5180,7 @@
           <w:sz w:val="24"/>
           <w:u w:val="single"/>
         </w:rPr>
-        <w:hyperlink r:id="rId35" w:history="1">
+        <w:hyperlink r:id="rId36" w:history="1">
           <w:r>
             <w:rPr>
               <w:rStyle w:val="Hyperlink"/>
@@ -5263,7 +5209,7 @@
           <w:sz w:val="24"/>
           <w:u w:val="single"/>
         </w:rPr>
-        <w:hyperlink r:id="rId35" w:history="1">
+        <w:hyperlink r:id="rId36" w:history="1">
           <w:r>
             <w:rPr>
               <w:rStyle w:val="Hyperlink"/>
@@ -5292,7 +5238,7 @@
           <w:sz w:val="24"/>
           <w:u w:val="single"/>
         </w:rPr>
-        <w:hyperlink r:id="rId35" w:history="1">
+        <w:hyperlink r:id="rId36" w:history="1">
           <w:r>
             <w:rPr>
               <w:rStyle w:val="Hyperlink"/>
@@ -5321,7 +5267,7 @@
           <w:sz w:val="24"/>
           <w:u w:val="single"/>
         </w:rPr>
-        <w:hyperlink r:id="rId35" w:history="1">
+        <w:hyperlink r:id="rId36" w:history="1">
           <w:r>
             <w:rPr>
               <w:rStyle w:val="Hyperlink"/>
@@ -5349,7 +5295,7 @@
           <w:color w:val="000000"/>
           <w:sz w:val="24"/>
         </w:rPr>
-        <w:hyperlink r:id="rId35" w:history="1">
+        <w:hyperlink r:id="rId36" w:history="1">
           <w:r>
             <w:rPr>
               <w:rStyle w:val="Hyperlink"/>
@@ -5367,7 +5313,7 @@
           <w:color w:val="000000"/>
           <w:sz w:val="24"/>
         </w:rPr>
-        <w:hyperlink r:id="rId35" w:history="1">
+        <w:hyperlink r:id="rId36" w:history="1">
           <w:r>
             <w:rPr>
               <w:rStyle w:val="Hyperlink"/>
@@ -5385,7 +5331,7 @@
           <w:color w:val="000000"/>
           <w:sz w:val="24"/>
         </w:rPr>
-        <w:hyperlink r:id="rId35" w:history="1">
+        <w:hyperlink r:id="rId36" w:history="1">
           <w:r>
             <w:rPr>
               <w:rStyle w:val="Hyperlink"/>
@@ -5403,7 +5349,7 @@
           <w:color w:val="000000"/>
           <w:sz w:val="24"/>
         </w:rPr>
-        <w:hyperlink r:id="rId35" w:history="1">
+        <w:hyperlink r:id="rId36" w:history="1">
           <w:r>
             <w:rPr>
               <w:rStyle w:val="Hyperlink"/>
@@ -5432,7 +5378,7 @@
           <w:color w:val="000000"/>
           <w:sz w:val="24"/>
         </w:rPr>
-        <w:hyperlink r:id="rId35" w:history="1">
+        <w:hyperlink r:id="rId36" w:history="1">
           <w:r>
             <w:rPr>
               <w:rStyle w:val="Hyperlink"/>
@@ -5450,7 +5396,7 @@
           <w:color w:val="000000"/>
           <w:sz w:val="24"/>
         </w:rPr>
-        <w:hyperlink r:id="rId35" w:history="1">
+        <w:hyperlink r:id="rId36" w:history="1">
           <w:r>
             <w:rPr>
               <w:rStyle w:val="Hyperlink"/>
@@ -5468,7 +5414,7 @@
           <w:color w:val="000000"/>
           <w:sz w:val="24"/>
         </w:rPr>
-        <w:hyperlink r:id="rId35" w:history="1">
+        <w:hyperlink r:id="rId36" w:history="1">
           <w:r>
             <w:rPr>
               <w:rStyle w:val="Hyperlink"/>
@@ -5486,7 +5432,7 @@
           <w:color w:val="000000"/>
           <w:sz w:val="24"/>
         </w:rPr>
-        <w:hyperlink r:id="rId35" w:history="1">
+        <w:hyperlink r:id="rId36" w:history="1">
           <w:r>
             <w:rPr>
               <w:rStyle w:val="Hyperlink"/>
@@ -5584,7 +5530,7 @@
           <w:sz w:val="24"/>
           <w:u w:val="single"/>
         </w:rPr>
-        <w:hyperlink r:id="rId36" w:history="1">
+        <w:hyperlink r:id="rId37" w:history="1">
           <w:r>
             <w:rPr>
               <w:rStyle w:val="Hyperlink"/>
@@ -5612,7 +5558,7 @@
           <w:sz w:val="24"/>
           <w:u w:val="single"/>
         </w:rPr>
-        <w:hyperlink r:id="rId37" w:history="1">
+        <w:hyperlink r:id="rId38" w:history="1">
           <w:r>
             <w:rPr>
               <w:rStyle w:val="Hyperlink"/>
@@ -5641,7 +5587,7 @@
           <w:sz w:val="24"/>
           <w:u w:val="single"/>
         </w:rPr>
-        <w:hyperlink r:id="rId37" w:history="1">
+        <w:hyperlink r:id="rId38" w:history="1">
           <w:r>
             <w:rPr>
               <w:rStyle w:val="Hyperlink"/>
@@ -5670,7 +5616,7 @@
           <w:sz w:val="24"/>
           <w:u w:val="single"/>
         </w:rPr>
-        <w:hyperlink r:id="rId37" w:history="1">
+        <w:hyperlink r:id="rId38" w:history="1">
           <w:r>
             <w:rPr>
               <w:rStyle w:val="Hyperlink"/>
@@ -5717,7 +5663,7 @@
           <w:sz w:val="24"/>
           <w:u w:val="single"/>
         </w:rPr>
-        <w:hyperlink r:id="rId37" w:history="1">
+        <w:hyperlink r:id="rId38" w:history="1">
           <w:r>
             <w:rPr>
               <w:rStyle w:val="Hyperlink"/>
@@ -5745,7 +5691,7 @@
           <w:sz w:val="24"/>
           <w:u w:val="single"/>
         </w:rPr>
-        <w:hyperlink r:id="rId38" w:history="1">
+        <w:hyperlink r:id="rId39" w:history="1">
           <w:r>
             <w:rPr>
               <w:rStyle w:val="Hyperlink"/>
@@ -5774,7 +5720,7 @@
           <w:sz w:val="24"/>
           <w:u w:val="single"/>
         </w:rPr>
-        <w:hyperlink r:id="rId38" w:history="1">
+        <w:hyperlink r:id="rId39" w:history="1">
           <w:r>
             <w:rPr>
               <w:rStyle w:val="Hyperlink"/>
@@ -5803,7 +5749,7 @@
           <w:sz w:val="24"/>
           <w:u w:val="single"/>
         </w:rPr>
-        <w:hyperlink r:id="rId38" w:history="1">
+        <w:hyperlink r:id="rId39" w:history="1">
           <w:r>
             <w:rPr>
               <w:rStyle w:val="Hyperlink"/>
@@ -5832,7 +5778,7 @@
           <w:sz w:val="24"/>
           <w:u w:val="single"/>
         </w:rPr>
-        <w:hyperlink r:id="rId38" w:history="1">
+        <w:hyperlink r:id="rId39" w:history="1">
           <w:r>
             <w:rPr>
               <w:rStyle w:val="Hyperlink"/>
@@ -5860,7 +5806,14 @@
           <w:color w:val="000000"/>
           <w:sz w:val="24"/>
         </w:rPr>
-        <w:t xml:space="preserve">portal </w:t>
+        <w:hyperlink r:id="rId38" w:history="1">
+          <w:r>
+            <w:rPr>
+              <w:rStyle w:val="Hyperlink"/>
+            </w:rPr>
+            <w:t xml:space="preserve">portal </w:t>
+          </w:r>
+        </w:hyperlink>
       </w:r>
       <w:r>
         <w:rPr>
@@ -5871,7 +5824,7 @@
           <w:sz w:val="24"/>
           <w:u w:val="single"/>
         </w:rPr>
-        <w:hyperlink r:id="rId39" w:history="1">
+        <w:hyperlink r:id="rId40" w:history="1">
           <w:r>
             <w:rPr>
               <w:rStyle w:val="Hyperlink"/>
@@ -5889,7 +5842,7 @@
           <w:color w:val="000000"/>
           <w:sz w:val="24"/>
         </w:rPr>
-        <w:hyperlink r:id="rId37" w:history="1">
+        <w:hyperlink r:id="rId38" w:history="1">
           <w:r>
             <w:rPr>
               <w:rStyle w:val="Hyperlink"/>
@@ -5917,7 +5870,7 @@
           <w:color w:val="000000"/>
           <w:sz w:val="24"/>
         </w:rPr>
-        <w:hyperlink r:id="rId38" w:history="1">
+        <w:hyperlink r:id="rId39" w:history="1">
           <w:r>
             <w:rPr>
               <w:rStyle w:val="Hyperlink"/>
@@ -5946,7 +5899,7 @@
           <w:color w:val="000000"/>
           <w:sz w:val="24"/>
         </w:rPr>
-        <w:hyperlink r:id="rId38" w:history="1">
+        <w:hyperlink r:id="rId39" w:history="1">
           <w:r>
             <w:rPr>
               <w:rStyle w:val="Hyperlink"/>
@@ -5964,7 +5917,7 @@
           <w:color w:val="000000"/>
           <w:sz w:val="24"/>
         </w:rPr>
-        <w:hyperlink r:id="rId38" w:history="1">
+        <w:hyperlink r:id="rId39" w:history="1">
           <w:r>
             <w:rPr>
               <w:rStyle w:val="Hyperlink"/>
@@ -5982,7 +5935,7 @@
           <w:color w:val="000000"/>
           <w:sz w:val="24"/>
         </w:rPr>
-        <w:hyperlink r:id="rId38" w:history="1">
+        <w:hyperlink r:id="rId39" w:history="1">
           <w:r>
             <w:rPr>
               <w:rStyle w:val="Hyperlink"/>
@@ -6000,7 +5953,7 @@
           <w:color w:val="000000"/>
           <w:sz w:val="24"/>
         </w:rPr>
-        <w:hyperlink r:id="rId38" w:history="1">
+        <w:hyperlink r:id="rId39" w:history="1">
           <w:r>
             <w:rPr>
               <w:rStyle w:val="Hyperlink"/>
@@ -6018,7 +5971,7 @@
           <w:color w:val="000000"/>
           <w:sz w:val="24"/>
         </w:rPr>
-        <w:hyperlink r:id="rId38" w:history="1">
+        <w:hyperlink r:id="rId39" w:history="1">
           <w:r>
             <w:rPr>
               <w:rStyle w:val="Hyperlink"/>
@@ -6067,7 +6020,7 @@
           <w:color w:val="000000"/>
           <w:sz w:val="24"/>
         </w:rPr>
-        <w:hyperlink r:id="rId39" w:history="1">
+        <w:hyperlink r:id="rId40" w:history="1">
           <w:r>
             <w:rPr>
               <w:rStyle w:val="Hyperlink"/>

--- a/EXPORTS/DOCX/published/niveau1/English/Sources.docx
+++ b/EXPORTS/DOCX/published/niveau1/English/Sources.docx
@@ -1238,64 +1238,7 @@
           <w:color w:val="000000"/>
           <w:sz w:val="24"/>
         </w:rPr>
-        <w:t>. These archiv</w:t>
-      </w:r>
-      <w:r>
-        <w:rPr>
-          <w:u w:val="single" w:color="0000ff"/>
-          <w:rFonts w:ascii="Charis SIL Regular" w:hAnsi="Charis SIL Regular" w:eastAsia="Charis SIL Regular"/>
-          <w:b w:val="0"/>
-          <w:i w:val="0"/>
-          <w:color w:val="000000"/>
-          <w:sz w:val="24"/>
-        </w:rPr>
-        <w:hyperlink r:id="rId15" w:history="1">
-          <w:r>
-            <w:rPr>
-              <w:rStyle w:val="Hyperlink"/>
-            </w:rPr>
-            <w:t>es are</w:t>
-          </w:r>
-        </w:hyperlink>
-      </w:r>
-      <w:r>
-        <w:rPr>
-          <w:u w:val="single" w:color="0000ff"/>
-          <w:rFonts w:ascii="Charis SIL Regular" w:hAnsi="Charis SIL Regular" w:eastAsia="Charis SIL Regular"/>
-          <w:b w:val="0"/>
-          <w:i w:val="0"/>
-          <w:color w:val="000000"/>
-          <w:sz w:val="24"/>
-        </w:rPr>
-        <w:t xml:space="preserve"> </w:t>
-      </w:r>
-      <w:r>
-        <w:rPr>
-          <w:u w:val="single" w:color="0000ff"/>
-          <w:rFonts w:ascii="Charis SIL Regular" w:hAnsi="Charis SIL Regular" w:eastAsia="Charis SIL Regular"/>
-          <w:b w:val="0"/>
-          <w:i w:val="0"/>
-          <w:color w:val="000000"/>
-          <w:sz w:val="24"/>
-        </w:rPr>
-        <w:hyperlink r:id="rId15" w:history="1">
-          <w:r>
-            <w:rPr>
-              <w:rStyle w:val="Hyperlink"/>
-            </w:rPr>
-            <w:t xml:space="preserve">now part of </w:t>
-          </w:r>
-        </w:hyperlink>
-      </w:r>
-      <w:r>
-        <w:rPr>
-          <w:rFonts w:ascii="Charis SIL Regular" w:hAnsi="Charis SIL Regular" w:eastAsia="Charis SIL Regular"/>
-          <w:b w:val="0"/>
-          <w:i w:val="0"/>
-          <w:color w:val="000000"/>
-          <w:sz w:val="24"/>
-        </w:rPr>
-        <w:t xml:space="preserve">the </w:t>
+        <w:t xml:space="preserve">. These archives are now part of the </w:t>
       </w:r>
       <w:r>
         <w:rPr>
@@ -1324,12 +1267,12 @@
           <w:sz w:val="24"/>
           <w:u w:val="single"/>
         </w:rPr>
-        <w:hyperlink r:id="rId16" w:history="1">
+        <w:hyperlink r:id="rId15" w:history="1">
           <w:r>
             <w:rPr>
               <w:rStyle w:val="Hyperlink"/>
             </w:rPr>
-            <w:t>n</w:t>
+            <w:t xml:space="preserve">n </w:t>
           </w:r>
         </w:hyperlink>
       </w:r>
@@ -1342,7 +1285,7 @@
           <w:sz w:val="24"/>
           <w:u w:val="single"/>
         </w:rPr>
-        <w:t xml:space="preserve"> </w:t>
+        <w:t>U</w:t>
       </w:r>
       <w:r>
         <w:rPr>
@@ -1353,25 +1296,7 @@
           <w:sz w:val="24"/>
           <w:u w:val="single"/>
         </w:rPr>
-        <w:hyperlink r:id="rId16" w:history="1">
-          <w:r>
-            <w:rPr>
-              <w:rStyle w:val="Hyperlink"/>
-            </w:rPr>
-            <w:t>U</w:t>
-          </w:r>
-        </w:hyperlink>
-      </w:r>
-      <w:r>
-        <w:rPr>
-          <w:rFonts w:ascii="Charis SIL Regular" w:hAnsi="Charis SIL Regular" w:eastAsia="Charis SIL Regular"/>
-          <w:b w:val="0"/>
-          <w:i w:val="0"/>
-          <w:color w:val="0000FF"/>
-          <w:sz w:val="24"/>
-          <w:u w:val="single"/>
-        </w:rPr>
-        <w:hyperlink r:id="rId16" w:history="1">
+        <w:hyperlink r:id="rId15" w:history="1">
           <w:r>
             <w:rPr>
               <w:rStyle w:val="Hyperlink"/>
@@ -2000,22 +1925,13 @@
             <w:rPr>
               <w:rStyle w:val="Hyperlink"/>
             </w:rPr>
-            <w:t xml:space="preserve"> files</w:t>
+            <w:t xml:space="preserve"> files </w:t>
           </w:r>
         </w:hyperlink>
       </w:r>
       <w:r>
         <w:rPr>
-          <w:rFonts w:ascii="Charis SIL Regular" w:hAnsi="Charis SIL Regular" w:eastAsia="Charis SIL Regular"/>
-          <w:b w:val="0"/>
-          <w:i w:val="0"/>
-          <w:color w:val="000000"/>
-          <w:sz w:val="24"/>
-        </w:rPr>
-        <w:t xml:space="preserve"> </w:t>
-      </w:r>
-      <w:r>
-        <w:rPr>
+          <w:u w:val="single" w:color="0000ff"/>
           <w:rFonts w:ascii="Charis SIL Regular" w:hAnsi="Charis SIL Regular" w:eastAsia="Charis SIL Regular"/>
           <w:b w:val="0"/>
           <w:i w:val="0"/>
@@ -2056,9 +1972,19 @@
             <w:rPr>
               <w:rStyle w:val="Hyperlink"/>
             </w:rPr>
-            <w:t xml:space="preserve">ervice </w:t>
+            <w:t>ervic</w:t>
           </w:r>
         </w:hyperlink>
+      </w:r>
+      <w:r>
+        <w:rPr>
+          <w:rFonts w:ascii="Charis SIL Regular" w:hAnsi="Charis SIL Regular" w:eastAsia="Charis SIL Regular"/>
+          <w:b w:val="0"/>
+          <w:i w:val="0"/>
+          <w:color w:val="000000"/>
+          <w:sz w:val="24"/>
+        </w:rPr>
+        <w:t xml:space="preserve">e </w:t>
       </w:r>
       <w:r>
         <w:rPr>
@@ -2441,7 +2367,7 @@
           <w:sz w:val="24"/>
           <w:u w:val="single"/>
         </w:rPr>
-        <w:hyperlink r:id="rId19" w:history="1">
+        <w:hyperlink r:id="rId18" w:history="1">
           <w:r>
             <w:rPr>
               <w:rStyle w:val="Hyperlink"/>
@@ -2470,7 +2396,7 @@
           <w:sz w:val="24"/>
           <w:u w:val="single"/>
         </w:rPr>
-        <w:hyperlink r:id="rId19" w:history="1">
+        <w:hyperlink r:id="rId18" w:history="1">
           <w:r>
             <w:rPr>
               <w:rStyle w:val="Hyperlink"/>
@@ -3207,7 +3133,7 @@
           <w:sz w:val="24"/>
           <w:u w:val="single"/>
         </w:rPr>
-        <w:hyperlink r:id="rId22" w:history="1">
+        <w:hyperlink r:id="rId16" w:history="1">
           <w:r>
             <w:rPr>
               <w:rStyle w:val="Hyperlink"/>
@@ -3236,7 +3162,7 @@
           <w:sz w:val="24"/>
           <w:u w:val="single"/>
         </w:rPr>
-        <w:hyperlink r:id="rId22" w:history="1">
+        <w:hyperlink r:id="rId16" w:history="1">
           <w:r>
             <w:rPr>
               <w:rStyle w:val="Hyperlink"/>
@@ -3354,7 +3280,7 @@
           <w:sz w:val="24"/>
           <w:u w:val="single"/>
         </w:rPr>
-        <w:hyperlink r:id="rId23" w:history="1">
+        <w:hyperlink r:id="rId22" w:history="1">
           <w:r>
             <w:rPr>
               <w:rStyle w:val="Hyperlink"/>
@@ -3383,7 +3309,7 @@
           <w:sz w:val="24"/>
           <w:u w:val="single"/>
         </w:rPr>
-        <w:hyperlink r:id="rId23" w:history="1">
+        <w:hyperlink r:id="rId22" w:history="1">
           <w:r>
             <w:rPr>
               <w:rStyle w:val="Hyperlink"/>
@@ -3412,7 +3338,7 @@
           <w:sz w:val="24"/>
           <w:u w:val="single"/>
         </w:rPr>
-        <w:hyperlink r:id="rId23" w:history="1">
+        <w:hyperlink r:id="rId22" w:history="1">
           <w:r>
             <w:rPr>
               <w:rStyle w:val="Hyperlink"/>
@@ -3440,7 +3366,7 @@
           <w:sz w:val="24"/>
           <w:u w:val="single"/>
         </w:rPr>
-        <w:hyperlink r:id="rId24" w:history="1">
+        <w:hyperlink r:id="rId23" w:history="1">
           <w:r>
             <w:rPr>
               <w:rStyle w:val="Hyperlink"/>
@@ -3478,7 +3404,7 @@
           <w:sz w:val="24"/>
           <w:u w:val="single"/>
         </w:rPr>
-        <w:hyperlink r:id="rId23" w:history="1">
+        <w:hyperlink r:id="rId22" w:history="1">
           <w:r>
             <w:rPr>
               <w:rStyle w:val="Hyperlink"/>
@@ -3496,7 +3422,7 @@
           <w:sz w:val="24"/>
           <w:u w:val="single"/>
         </w:rPr>
-        <w:hyperlink r:id="rId23" w:history="1">
+        <w:hyperlink r:id="rId22" w:history="1">
           <w:r>
             <w:rPr>
               <w:rStyle w:val="Hyperlink"/>
@@ -3514,7 +3440,7 @@
           <w:sz w:val="24"/>
           <w:u w:val="single"/>
         </w:rPr>
-        <w:hyperlink r:id="rId23" w:history="1">
+        <w:hyperlink r:id="rId22" w:history="1">
           <w:r>
             <w:rPr>
               <w:rStyle w:val="Hyperlink"/>
@@ -3543,7 +3469,7 @@
           <w:sz w:val="24"/>
           <w:u w:val="single"/>
         </w:rPr>
-        <w:hyperlink r:id="rId23" w:history="1">
+        <w:hyperlink r:id="rId22" w:history="1">
           <w:r>
             <w:rPr>
               <w:rStyle w:val="Hyperlink"/>
@@ -3572,7 +3498,7 @@
           <w:color w:val="000000"/>
           <w:sz w:val="24"/>
         </w:rPr>
-        <w:hyperlink r:id="rId23" w:history="1">
+        <w:hyperlink r:id="rId22" w:history="1">
           <w:r>
             <w:rPr>
               <w:rStyle w:val="Hyperlink"/>
@@ -3598,8 +3524,9 @@
           <w:i w:val="0"/>
           <w:color w:val="0000FF"/>
           <w:sz w:val="24"/>
-        </w:rPr>
-        <w:hyperlink r:id="rId25" w:history="1">
+          <w:u w:val="single"/>
+        </w:rPr>
+        <w:hyperlink r:id="rId24" w:history="1">
           <w:r>
             <w:rPr>
               <w:rStyle w:val="Hyperlink"/>
@@ -3617,7 +3544,7 @@
           <w:sz w:val="24"/>
           <w:u w:val="single"/>
         </w:rPr>
-        <w:hyperlink r:id="rId24" w:history="1">
+        <w:hyperlink r:id="rId23" w:history="1">
           <w:r>
             <w:rPr>
               <w:rStyle w:val="Hyperlink"/>
@@ -3635,14 +3562,7 @@
           <w:color w:val="000000"/>
           <w:sz w:val="24"/>
         </w:rPr>
-        <w:hyperlink r:id="rId24" w:history="1">
-          <w:r>
-            <w:rPr>
-              <w:rStyle w:val="Hyperlink"/>
-            </w:rPr>
-            <w:t xml:space="preserve">. The </w:t>
-          </w:r>
-        </w:hyperlink>
+        <w:t xml:space="preserve">. The </w:t>
       </w:r>
       <w:r>
         <w:rPr>
@@ -3653,7 +3573,7 @@
           <w:sz w:val="24"/>
           <w:u w:val="single"/>
         </w:rPr>
-        <w:hyperlink r:id="rId24" w:history="1">
+        <w:hyperlink r:id="rId23" w:history="1">
           <w:r>
             <w:rPr>
               <w:rStyle w:val="Hyperlink"/>
@@ -3671,7 +3591,7 @@
           <w:sz w:val="24"/>
           <w:u w:val="single"/>
         </w:rPr>
-        <w:hyperlink r:id="rId26" w:history="1">
+        <w:hyperlink r:id="rId25" w:history="1">
           <w:r>
             <w:rPr>
               <w:rStyle w:val="Hyperlink"/>
@@ -3689,7 +3609,7 @@
           <w:sz w:val="24"/>
           <w:u w:val="single"/>
         </w:rPr>
-        <w:hyperlink r:id="rId26" w:history="1">
+        <w:hyperlink r:id="rId25" w:history="1">
           <w:r>
             <w:rPr>
               <w:rStyle w:val="Hyperlink"/>
@@ -3718,7 +3638,7 @@
           <w:sz w:val="24"/>
           <w:u w:val="single"/>
         </w:rPr>
-        <w:hyperlink r:id="rId26" w:history="1">
+        <w:hyperlink r:id="rId25" w:history="1">
           <w:r>
             <w:rPr>
               <w:rStyle w:val="Hyperlink"/>
@@ -3747,7 +3667,7 @@
           <w:sz w:val="24"/>
           <w:u w:val="single"/>
         </w:rPr>
-        <w:hyperlink r:id="rId26" w:history="1">
+        <w:hyperlink r:id="rId25" w:history="1">
           <w:r>
             <w:rPr>
               <w:rStyle w:val="Hyperlink"/>
@@ -3764,7 +3684,18 @@
           <w:color w:val="000000"/>
           <w:sz w:val="24"/>
         </w:rPr>
-        <w:t xml:space="preserve"> is the custodian of the </w:t>
+        <w:t xml:space="preserve"> is the cu</w:t>
+      </w:r>
+      <w:r>
+        <w:rPr>
+          <w:u w:val="single" w:color="0000ff"/>
+          <w:rFonts w:ascii="Charis SIL Regular" w:hAnsi="Charis SIL Regular" w:eastAsia="Charis SIL Regular"/>
+          <w:b w:val="0"/>
+          <w:i w:val="0"/>
+          <w:color w:val="000000"/>
+          <w:sz w:val="24"/>
+        </w:rPr>
+        <w:t xml:space="preserve">stodian of the </w:t>
       </w:r>
       <w:r>
         <w:rPr>
@@ -3775,7 +3706,7 @@
           <w:sz w:val="24"/>
           <w:u w:val="single"/>
         </w:rPr>
-        <w:hyperlink r:id="rId27" w:history="1">
+        <w:hyperlink r:id="rId26" w:history="1">
           <w:r>
             <w:rPr>
               <w:rStyle w:val="Hyperlink"/>
@@ -3793,7 +3724,7 @@
           <w:sz w:val="24"/>
           <w:u w:val="single"/>
         </w:rPr>
-        <w:hyperlink r:id="rId28" w:history="1">
+        <w:hyperlink r:id="rId27" w:history="1">
           <w:r>
             <w:rPr>
               <w:rStyle w:val="Hyperlink"/>
@@ -3811,7 +3742,7 @@
           <w:sz w:val="24"/>
           <w:u w:val="single"/>
         </w:rPr>
-        <w:hyperlink r:id="rId25" w:history="1">
+        <w:hyperlink r:id="rId24" w:history="1">
           <w:r>
             <w:rPr>
               <w:rStyle w:val="Hyperlink"/>
@@ -3840,7 +3771,7 @@
           <w:sz w:val="24"/>
           <w:u w:val="single"/>
         </w:rPr>
-        <w:hyperlink r:id="rId25" w:history="1">
+        <w:hyperlink r:id="rId24" w:history="1">
           <w:r>
             <w:rPr>
               <w:rStyle w:val="Hyperlink"/>
@@ -3869,7 +3800,7 @@
           <w:sz w:val="24"/>
           <w:u w:val="single"/>
         </w:rPr>
-        <w:hyperlink r:id="rId25" w:history="1">
+        <w:hyperlink r:id="rId24" w:history="1">
           <w:r>
             <w:rPr>
               <w:rStyle w:val="Hyperlink"/>
@@ -3887,7 +3818,7 @@
           <w:sz w:val="24"/>
           <w:u w:val="single"/>
         </w:rPr>
-        <w:hyperlink r:id="rId28" w:history="1">
+        <w:hyperlink r:id="rId27" w:history="1">
           <w:r>
             <w:rPr>
               <w:rStyle w:val="Hyperlink"/>
@@ -3915,7 +3846,7 @@
           <w:color w:val="000000"/>
           <w:sz w:val="24"/>
         </w:rPr>
-        <w:hyperlink r:id="rId26" w:history="1">
+        <w:hyperlink r:id="rId25" w:history="1">
           <w:r>
             <w:rPr>
               <w:rStyle w:val="Hyperlink"/>
@@ -3933,7 +3864,7 @@
           <w:color w:val="000000"/>
           <w:sz w:val="24"/>
         </w:rPr>
-        <w:hyperlink r:id="rId26" w:history="1">
+        <w:hyperlink r:id="rId25" w:history="1">
           <w:r>
             <w:rPr>
               <w:rStyle w:val="Hyperlink"/>
@@ -3991,7 +3922,7 @@
           <w:sz w:val="24"/>
           <w:u w:val="single"/>
         </w:rPr>
-        <w:hyperlink r:id="rId29" w:history="1">
+        <w:hyperlink r:id="rId28" w:history="1">
           <w:r>
             <w:rPr>
               <w:rStyle w:val="Hyperlink"/>
@@ -4020,7 +3951,7 @@
           <w:sz w:val="24"/>
           <w:u w:val="single"/>
         </w:rPr>
-        <w:hyperlink r:id="rId29" w:history="1">
+        <w:hyperlink r:id="rId28" w:history="1">
           <w:r>
             <w:rPr>
               <w:rStyle w:val="Hyperlink"/>
@@ -4048,7 +3979,7 @@
           <w:sz w:val="24"/>
           <w:u w:val="single"/>
         </w:rPr>
-        <w:hyperlink r:id="rId30" w:history="1">
+        <w:hyperlink r:id="rId29" w:history="1">
           <w:r>
             <w:rPr>
               <w:rStyle w:val="Hyperlink"/>
@@ -4077,7 +4008,7 @@
           <w:sz w:val="24"/>
           <w:u w:val="single"/>
         </w:rPr>
-        <w:hyperlink r:id="rId30" w:history="1">
+        <w:hyperlink r:id="rId29" w:history="1">
           <w:r>
             <w:rPr>
               <w:rStyle w:val="Hyperlink"/>
@@ -4106,7 +4037,7 @@
           <w:sz w:val="24"/>
           <w:u w:val="single"/>
         </w:rPr>
-        <w:hyperlink r:id="rId30" w:history="1">
+        <w:hyperlink r:id="rId29" w:history="1">
           <w:r>
             <w:rPr>
               <w:rStyle w:val="Hyperlink"/>
@@ -4344,7 +4275,7 @@
           <w:sz w:val="24"/>
           <w:u w:val="single"/>
         </w:rPr>
-        <w:hyperlink r:id="rId31" w:history="1">
+        <w:hyperlink r:id="rId30" w:history="1">
           <w:r>
             <w:rPr>
               <w:rStyle w:val="Hyperlink"/>
@@ -4373,7 +4304,7 @@
           <w:sz w:val="24"/>
           <w:u w:val="single"/>
         </w:rPr>
-        <w:hyperlink r:id="rId31" w:history="1">
+        <w:hyperlink r:id="rId30" w:history="1">
           <w:r>
             <w:rPr>
               <w:rStyle w:val="Hyperlink"/>
@@ -4402,7 +4333,7 @@
           <w:sz w:val="24"/>
           <w:u w:val="single"/>
         </w:rPr>
-        <w:hyperlink r:id="rId31" w:history="1">
+        <w:hyperlink r:id="rId30" w:history="1">
           <w:r>
             <w:rPr>
               <w:rStyle w:val="Hyperlink"/>
@@ -4420,7 +4351,7 @@
           <w:sz w:val="24"/>
           <w:u w:val="single"/>
         </w:rPr>
-        <w:hyperlink r:id="rId31" w:history="1">
+        <w:hyperlink r:id="rId30" w:history="1">
           <w:r>
             <w:rPr>
               <w:rStyle w:val="Hyperlink"/>
@@ -4448,7 +4379,7 @@
           <w:sz w:val="24"/>
           <w:u w:val="single"/>
         </w:rPr>
-        <w:hyperlink r:id="rId32" w:history="1">
+        <w:hyperlink r:id="rId31" w:history="1">
           <w:r>
             <w:rPr>
               <w:rStyle w:val="Hyperlink"/>
@@ -4477,7 +4408,7 @@
           <w:sz w:val="24"/>
           <w:u w:val="single"/>
         </w:rPr>
-        <w:hyperlink r:id="rId32" w:history="1">
+        <w:hyperlink r:id="rId31" w:history="1">
           <w:r>
             <w:rPr>
               <w:rStyle w:val="Hyperlink"/>
@@ -4506,7 +4437,7 @@
           <w:sz w:val="24"/>
           <w:u w:val="single"/>
         </w:rPr>
-        <w:hyperlink r:id="rId32" w:history="1">
+        <w:hyperlink r:id="rId31" w:history="1">
           <w:r>
             <w:rPr>
               <w:rStyle w:val="Hyperlink"/>
@@ -4535,7 +4466,7 @@
           <w:sz w:val="24"/>
           <w:u w:val="single"/>
         </w:rPr>
-        <w:hyperlink r:id="rId32" w:history="1">
+        <w:hyperlink r:id="rId31" w:history="1">
           <w:r>
             <w:rPr>
               <w:rStyle w:val="Hyperlink"/>
@@ -4563,7 +4494,7 @@
           <w:sz w:val="24"/>
           <w:u w:val="single"/>
         </w:rPr>
-        <w:hyperlink r:id="rId33" w:history="1">
+        <w:hyperlink r:id="rId32" w:history="1">
           <w:r>
             <w:rPr>
               <w:rStyle w:val="Hyperlink"/>
@@ -4592,12 +4523,300 @@
           <w:sz w:val="24"/>
           <w:u w:val="single"/>
         </w:rPr>
+        <w:hyperlink r:id="rId32" w:history="1">
+          <w:r>
+            <w:rPr>
+              <w:rStyle w:val="Hyperlink"/>
+            </w:rPr>
+            <w:t>Archive</w:t>
+          </w:r>
+        </w:hyperlink>
+      </w:r>
+      <w:r>
+        <w:rPr>
+          <w:rFonts w:ascii="Charis SIL Regular" w:hAnsi="Charis SIL Regular" w:eastAsia="Charis SIL Regular"/>
+          <w:b w:val="0"/>
+          <w:i w:val="0"/>
+          <w:color w:val="0000FF"/>
+          <w:sz w:val="24"/>
+          <w:u w:val="single"/>
+        </w:rPr>
+        <w:hyperlink r:id="rId30" w:history="1">
+          <w:r>
+            <w:rPr>
+              <w:rStyle w:val="Hyperlink"/>
+            </w:rPr>
+            <w:t>s</w:t>
+          </w:r>
+        </w:hyperlink>
+      </w:r>
+      <w:r>
+        <w:rPr>
+          <w:rFonts w:ascii="Charis SIL Regular" w:hAnsi="Charis SIL Regular" w:eastAsia="Charis SIL Regular"/>
+          <w:b w:val="0"/>
+          <w:i w:val="0"/>
+          <w:color w:val="0000FF"/>
+          <w:sz w:val="24"/>
+          <w:u w:val="single"/>
+        </w:rPr>
+        <w:t xml:space="preserve"> </w:t>
+      </w:r>
+      <w:r>
+        <w:rPr>
+          <w:rFonts w:ascii="Charis SIL Regular" w:hAnsi="Charis SIL Regular" w:eastAsia="Charis SIL Regular"/>
+          <w:b w:val="0"/>
+          <w:i w:val="0"/>
+          <w:color w:val="0000FF"/>
+          <w:sz w:val="24"/>
+          <w:u w:val="single"/>
+        </w:rPr>
+        <w:hyperlink r:id="rId30" w:history="1">
+          <w:r>
+            <w:rPr>
+              <w:rStyle w:val="Hyperlink"/>
+            </w:rPr>
+            <w:t>of</w:t>
+          </w:r>
+        </w:hyperlink>
+      </w:r>
+      <w:r>
+        <w:rPr>
+          <w:rFonts w:ascii="Charis SIL Regular" w:hAnsi="Charis SIL Regular" w:eastAsia="Charis SIL Regular"/>
+          <w:b w:val="0"/>
+          <w:i w:val="0"/>
+          <w:color w:val="0000FF"/>
+          <w:sz w:val="24"/>
+          <w:u w:val="single"/>
+        </w:rPr>
+        <w:t xml:space="preserve"> </w:t>
+      </w:r>
+      <w:r>
+        <w:rPr>
+          <w:rFonts w:ascii="Charis SIL Regular" w:hAnsi="Charis SIL Regular" w:eastAsia="Charis SIL Regular"/>
+          <w:b w:val="0"/>
+          <w:i w:val="0"/>
+          <w:color w:val="0000FF"/>
+          <w:sz w:val="24"/>
+          <w:u w:val="single"/>
+        </w:rPr>
+        <w:hyperlink r:id="rId30" w:history="1">
+          <w:r>
+            <w:rPr>
+              <w:rStyle w:val="Hyperlink"/>
+            </w:rPr>
+            <w:t>Sri</w:t>
+          </w:r>
+        </w:hyperlink>
+      </w:r>
+      <w:r>
+        <w:rPr>
+          <w:rFonts w:ascii="Charis SIL Regular" w:hAnsi="Charis SIL Regular" w:eastAsia="Charis SIL Regular"/>
+          <w:b w:val="0"/>
+          <w:i w:val="0"/>
+          <w:color w:val="0000FF"/>
+          <w:sz w:val="24"/>
+          <w:u w:val="single"/>
+        </w:rPr>
+        <w:t xml:space="preserve"> </w:t>
+      </w:r>
+      <w:r>
+        <w:rPr>
+          <w:rFonts w:ascii="Charis SIL Regular" w:hAnsi="Charis SIL Regular" w:eastAsia="Charis SIL Regular"/>
+          <w:b w:val="0"/>
+          <w:i w:val="0"/>
+          <w:color w:val="0000FF"/>
+          <w:sz w:val="24"/>
+          <w:u w:val="single"/>
+        </w:rPr>
+        <w:hyperlink r:id="rId30" w:history="1">
+          <w:r>
+            <w:rPr>
+              <w:rStyle w:val="Hyperlink"/>
+            </w:rPr>
+            <w:t>L</w:t>
+          </w:r>
+        </w:hyperlink>
+      </w:r>
+      <w:r>
+        <w:rPr>
+          <w:rFonts w:ascii="Charis SIL Regular" w:hAnsi="Charis SIL Regular" w:eastAsia="Charis SIL Regular"/>
+          <w:b w:val="0"/>
+          <w:i w:val="0"/>
+          <w:color w:val="0000FF"/>
+          <w:sz w:val="24"/>
+          <w:u w:val="single"/>
+        </w:rPr>
+        <w:hyperlink r:id="rId30" w:history="1">
+          <w:r>
+            <w:rPr>
+              <w:rStyle w:val="Hyperlink"/>
+            </w:rPr>
+            <w:t>a</w:t>
+          </w:r>
+        </w:hyperlink>
+      </w:r>
+      <w:r>
+        <w:rPr>
+          <w:rFonts w:ascii="Charis SIL Regular" w:hAnsi="Charis SIL Regular" w:eastAsia="Charis SIL Regular"/>
+          <w:b w:val="0"/>
+          <w:i w:val="0"/>
+          <w:color w:val="0000FF"/>
+          <w:sz w:val="24"/>
+          <w:u w:val="single"/>
+        </w:rPr>
+        <w:hyperlink r:id="rId30" w:history="1">
+          <w:r>
+            <w:rPr>
+              <w:rStyle w:val="Hyperlink"/>
+            </w:rPr>
+            <w:t>nka</w:t>
+          </w:r>
+        </w:hyperlink>
+      </w:r>
+      <w:r>
+        <w:rPr>
+          <w:u w:val="single" w:color="0000ff"/>
+          <w:rFonts w:ascii="Charis SIL Regular" w:hAnsi="Charis SIL Regular" w:eastAsia="Charis SIL Regular"/>
+          <w:b w:val="0"/>
+          <w:i w:val="0"/>
+          <w:color w:val="000000"/>
+          <w:sz w:val="24"/>
+        </w:rPr>
+        <w:hyperlink r:id="rId30" w:history="1">
+          <w:r>
+            <w:rPr>
+              <w:rStyle w:val="Hyperlink"/>
+            </w:rPr>
+            <w:t xml:space="preserve"> and</w:t>
+          </w:r>
+        </w:hyperlink>
+      </w:r>
+      <w:r>
+        <w:rPr>
+          <w:u w:val="single" w:color="0000ff"/>
+          <w:rFonts w:ascii="Charis SIL Regular" w:hAnsi="Charis SIL Regular" w:eastAsia="Charis SIL Regular"/>
+          <w:b w:val="0"/>
+          <w:i w:val="0"/>
+          <w:color w:val="000000"/>
+          <w:sz w:val="24"/>
+        </w:rPr>
+        <w:t xml:space="preserve"> </w:t>
+      </w:r>
+      <w:r>
+        <w:rPr>
+          <w:u w:val="single" w:color="0000ff"/>
+          <w:rFonts w:ascii="Charis SIL Regular" w:hAnsi="Charis SIL Regular" w:eastAsia="Charis SIL Regular"/>
+          <w:b w:val="0"/>
+          <w:i w:val="0"/>
+          <w:color w:val="000000"/>
+          <w:sz w:val="24"/>
+        </w:rPr>
+        <w:hyperlink r:id="rId30" w:history="1">
+          <w:r>
+            <w:rPr>
+              <w:rStyle w:val="Hyperlink"/>
+            </w:rPr>
+            <w:t>th</w:t>
+          </w:r>
+        </w:hyperlink>
+      </w:r>
+      <w:r>
+        <w:rPr>
+          <w:rFonts w:ascii="Charis SIL Regular" w:hAnsi="Charis SIL Regular" w:eastAsia="Charis SIL Regular"/>
+          <w:b w:val="0"/>
+          <w:i w:val="0"/>
+          <w:color w:val="000000"/>
+          <w:sz w:val="24"/>
+        </w:rPr>
+        <w:hyperlink r:id="rId30" w:history="1">
+          <w:r>
+            <w:rPr>
+              <w:rStyle w:val="Hyperlink"/>
+            </w:rPr>
+            <w:t xml:space="preserve">e </w:t>
+          </w:r>
+        </w:hyperlink>
+      </w:r>
+      <w:r>
+        <w:rPr>
+          <w:rFonts w:ascii="Charis SIL Regular" w:hAnsi="Charis SIL Regular" w:eastAsia="Charis SIL Regular"/>
+          <w:b w:val="0"/>
+          <w:i w:val="0"/>
+          <w:color w:val="0000FF"/>
+          <w:sz w:val="24"/>
+          <w:u w:val="single"/>
+        </w:rPr>
+        <w:hyperlink r:id="rId30" w:history="1">
+          <w:r>
+            <w:rPr>
+              <w:rStyle w:val="Hyperlink"/>
+            </w:rPr>
+            <w:t>National</w:t>
+          </w:r>
+        </w:hyperlink>
+      </w:r>
+      <w:r>
+        <w:rPr>
+          <w:rFonts w:ascii="Charis SIL Regular" w:hAnsi="Charis SIL Regular" w:eastAsia="Charis SIL Regular"/>
+          <w:b w:val="0"/>
+          <w:i w:val="0"/>
+          <w:color w:val="0000FF"/>
+          <w:sz w:val="24"/>
+          <w:u w:val="single"/>
+        </w:rPr>
+        <w:t xml:space="preserve"> </w:t>
+      </w:r>
+      <w:r>
+        <w:rPr>
+          <w:rFonts w:ascii="Charis SIL Regular" w:hAnsi="Charis SIL Regular" w:eastAsia="Charis SIL Regular"/>
+          <w:b w:val="0"/>
+          <w:i w:val="0"/>
+          <w:color w:val="0000FF"/>
+          <w:sz w:val="24"/>
+          <w:u w:val="single"/>
+        </w:rPr>
         <w:hyperlink r:id="rId33" w:history="1">
           <w:r>
             <w:rPr>
               <w:rStyle w:val="Hyperlink"/>
             </w:rPr>
-            <w:t>Archive</w:t>
+            <w:t>A</w:t>
+          </w:r>
+        </w:hyperlink>
+      </w:r>
+      <w:r>
+        <w:rPr>
+          <w:rFonts w:ascii="Charis SIL Regular" w:hAnsi="Charis SIL Regular" w:eastAsia="Charis SIL Regular"/>
+          <w:b w:val="0"/>
+          <w:i w:val="0"/>
+          <w:color w:val="0000FF"/>
+          <w:sz w:val="24"/>
+          <w:u w:val="single"/>
+        </w:rPr>
+        <w:hyperlink r:id="rId31" w:history="1">
+          <w:r>
+            <w:rPr>
+              <w:rStyle w:val="Hyperlink"/>
+            </w:rPr>
+            <w:t>rchiv</w:t>
+          </w:r>
+        </w:hyperlink>
+      </w:r>
+      <w:r>
+        <w:rPr>
+          <w:rFonts w:ascii="Charis SIL Regular" w:hAnsi="Charis SIL Regular" w:eastAsia="Charis SIL Regular"/>
+          <w:b w:val="0"/>
+          <w:i w:val="0"/>
+          <w:color w:val="0000FF"/>
+          <w:sz w:val="24"/>
+          <w:u w:val="single"/>
+        </w:rPr>
+        <w:hyperlink r:id="rId31" w:history="1">
+          <w:r>
+            <w:rPr>
+              <w:rStyle w:val="Hyperlink"/>
+            </w:rPr>
+            <w:t>e</w:t>
           </w:r>
         </w:hyperlink>
       </w:r>
@@ -4668,41 +4887,12 @@
           <w:sz w:val="24"/>
           <w:u w:val="single"/>
         </w:rPr>
-        <w:hyperlink r:id="rId33" w:history="1">
-          <w:r>
-            <w:rPr>
-              <w:rStyle w:val="Hyperlink"/>
-            </w:rPr>
-            <w:t>Sri</w:t>
-          </w:r>
-        </w:hyperlink>
-      </w:r>
-      <w:r>
-        <w:rPr>
-          <w:rFonts w:ascii="Charis SIL Regular" w:hAnsi="Charis SIL Regular" w:eastAsia="Charis SIL Regular"/>
-          <w:b w:val="0"/>
-          <w:i w:val="0"/>
-          <w:color w:val="0000FF"/>
-          <w:sz w:val="24"/>
-          <w:u w:val="single"/>
-        </w:rPr>
-        <w:t xml:space="preserve"> </w:t>
-      </w:r>
-      <w:r>
-        <w:rPr>
-          <w:rFonts w:ascii="Charis SIL Regular" w:hAnsi="Charis SIL Regular" w:eastAsia="Charis SIL Regular"/>
-          <w:b w:val="0"/>
-          <w:i w:val="0"/>
-          <w:color w:val="0000FF"/>
-          <w:sz w:val="24"/>
-          <w:u w:val="single"/>
-        </w:rPr>
         <w:hyperlink r:id="rId31" w:history="1">
           <w:r>
             <w:rPr>
               <w:rStyle w:val="Hyperlink"/>
             </w:rPr>
-            <w:t>L</w:t>
+            <w:t>Cura</w:t>
           </w:r>
         </w:hyperlink>
       </w:r>
@@ -4716,6 +4906,106 @@
           <w:u w:val="single"/>
         </w:rPr>
         <w:hyperlink r:id="rId31" w:history="1">
+          <w:r>
+            <w:rPr>
+              <w:rStyle w:val="Hyperlink"/>
+            </w:rPr>
+            <w:t>çao</w:t>
+          </w:r>
+        </w:hyperlink>
+      </w:r>
+      <w:r>
+        <w:rPr>
+          <w:u w:val="single" w:color="0000ff"/>
+          <w:rFonts w:ascii="Charis SIL Regular" w:hAnsi="Charis SIL Regular" w:eastAsia="Charis SIL Regular"/>
+          <w:b w:val="0"/>
+          <w:i w:val="0"/>
+          <w:color w:val="000000"/>
+          <w:sz w:val="24"/>
+        </w:rPr>
+        <w:hyperlink r:id="rId31" w:history="1">
+          <w:r>
+            <w:rPr>
+              <w:rStyle w:val="Hyperlink"/>
+            </w:rPr>
+            <w:t>. Vari</w:t>
+          </w:r>
+        </w:hyperlink>
+      </w:r>
+      <w:r>
+        <w:rPr>
+          <w:u w:val="single" w:color="0000ff"/>
+          <w:rFonts w:ascii="Charis SIL Regular" w:hAnsi="Charis SIL Regular" w:eastAsia="Charis SIL Regular"/>
+          <w:b w:val="0"/>
+          <w:i w:val="0"/>
+          <w:color w:val="000000"/>
+          <w:sz w:val="24"/>
+        </w:rPr>
+        <w:hyperlink r:id="rId31" w:history="1">
+          <w:r>
+            <w:rPr>
+              <w:rStyle w:val="Hyperlink"/>
+            </w:rPr>
+            <w:t>o</w:t>
+          </w:r>
+        </w:hyperlink>
+      </w:r>
+      <w:r>
+        <w:rPr>
+          <w:u w:val="single" w:color="0000ff"/>
+          <w:rFonts w:ascii="Charis SIL Regular" w:hAnsi="Charis SIL Regular" w:eastAsia="Charis SIL Regular"/>
+          <w:b w:val="0"/>
+          <w:i w:val="0"/>
+          <w:color w:val="000000"/>
+          <w:sz w:val="24"/>
+        </w:rPr>
+        <w:hyperlink r:id="rId31" w:history="1">
+          <w:r>
+            <w:rPr>
+              <w:rStyle w:val="Hyperlink"/>
+            </w:rPr>
+            <w:t>us archiv</w:t>
+          </w:r>
+        </w:hyperlink>
+      </w:r>
+      <w:r>
+        <w:rPr>
+          <w:rFonts w:ascii="Charis SIL Regular" w:hAnsi="Charis SIL Regular" w:eastAsia="Charis SIL Regular"/>
+          <w:b w:val="0"/>
+          <w:i w:val="0"/>
+          <w:color w:val="000000"/>
+          <w:sz w:val="24"/>
+        </w:rPr>
+        <w:t xml:space="preserve">es in </w:t>
+      </w:r>
+      <w:r>
+        <w:rPr>
+          <w:u w:val="single" w:color="0000ff"/>
+          <w:rFonts w:ascii="Charis SIL Regular" w:hAnsi="Charis SIL Regular" w:eastAsia="Charis SIL Regular"/>
+          <w:b w:val="0"/>
+          <w:i w:val="0"/>
+          <w:color w:val="000000"/>
+          <w:sz w:val="24"/>
+        </w:rPr>
+        <w:hyperlink r:id="rId32" w:history="1">
+          <w:r>
+            <w:rPr>
+              <w:rStyle w:val="Hyperlink"/>
+            </w:rPr>
+            <w:t>Indonesi</w:t>
+          </w:r>
+        </w:hyperlink>
+      </w:r>
+      <w:r>
+        <w:rPr>
+          <w:u w:val="single" w:color="0000ff"/>
+          <w:rFonts w:ascii="Charis SIL Regular" w:hAnsi="Charis SIL Regular" w:eastAsia="Charis SIL Regular"/>
+          <w:b w:val="0"/>
+          <w:i w:val="0"/>
+          <w:color w:val="000000"/>
+          <w:sz w:val="24"/>
+        </w:rPr>
+        <w:hyperlink r:id="rId32" w:history="1">
           <w:r>
             <w:rPr>
               <w:rStyle w:val="Hyperlink"/>
@@ -4726,19 +5016,19 @@
       </w:r>
       <w:r>
         <w:rPr>
-          <w:rFonts w:ascii="Charis SIL Regular" w:hAnsi="Charis SIL Regular" w:eastAsia="Charis SIL Regular"/>
-          <w:b w:val="0"/>
-          <w:i w:val="0"/>
-          <w:color w:val="0000FF"/>
-          <w:sz w:val="24"/>
-          <w:u w:val="single"/>
-        </w:rPr>
-        <w:hyperlink r:id="rId31" w:history="1">
+          <w:u w:val="single" w:color="0000ff"/>
+          <w:rFonts w:ascii="Charis SIL Regular" w:hAnsi="Charis SIL Regular" w:eastAsia="Charis SIL Regular"/>
+          <w:b w:val="0"/>
+          <w:i w:val="0"/>
+          <w:color w:val="000000"/>
+          <w:sz w:val="24"/>
+        </w:rPr>
+        <w:hyperlink r:id="rId32" w:history="1">
           <w:r>
             <w:rPr>
               <w:rStyle w:val="Hyperlink"/>
             </w:rPr>
-            <w:t>nka</w:t>
+            <w:t xml:space="preserve"> can be </w:t>
           </w:r>
         </w:hyperlink>
       </w:r>
@@ -4751,12 +5041,12 @@
           <w:color w:val="000000"/>
           <w:sz w:val="24"/>
         </w:rPr>
-        <w:hyperlink r:id="rId31" w:history="1">
+        <w:hyperlink r:id="rId32" w:history="1">
           <w:r>
             <w:rPr>
               <w:rStyle w:val="Hyperlink"/>
             </w:rPr>
-            <w:t xml:space="preserve"> and</w:t>
+            <w:t>a</w:t>
           </w:r>
         </w:hyperlink>
       </w:r>
@@ -4769,118 +5059,43 @@
           <w:color w:val="000000"/>
           <w:sz w:val="24"/>
         </w:rPr>
-        <w:t xml:space="preserve"> </w:t>
-      </w:r>
-      <w:r>
-        <w:rPr>
-          <w:u w:val="single" w:color="0000ff"/>
-          <w:rFonts w:ascii="Charis SIL Regular" w:hAnsi="Charis SIL Regular" w:eastAsia="Charis SIL Regular"/>
-          <w:b w:val="0"/>
-          <w:i w:val="0"/>
-          <w:color w:val="000000"/>
-          <w:sz w:val="24"/>
-        </w:rPr>
-        <w:hyperlink r:id="rId31" w:history="1">
+        <w:hyperlink r:id="rId32" w:history="1">
           <w:r>
             <w:rPr>
               <w:rStyle w:val="Hyperlink"/>
             </w:rPr>
-            <w:t>th</w:t>
+            <w:t>cc</w:t>
           </w:r>
         </w:hyperlink>
       </w:r>
       <w:r>
         <w:rPr>
+          <w:u w:val="single" w:color="0000ff"/>
           <w:rFonts w:ascii="Charis SIL Regular" w:hAnsi="Charis SIL Regular" w:eastAsia="Charis SIL Regular"/>
           <w:b w:val="0"/>
           <w:i w:val="0"/>
           <w:color w:val="000000"/>
           <w:sz w:val="24"/>
         </w:rPr>
-        <w:hyperlink r:id="rId31" w:history="1">
+        <w:hyperlink r:id="rId32" w:history="1">
           <w:r>
             <w:rPr>
               <w:rStyle w:val="Hyperlink"/>
             </w:rPr>
-            <w:t xml:space="preserve">e </w:t>
+            <w:t>ess</w:t>
           </w:r>
         </w:hyperlink>
       </w:r>
       <w:r>
         <w:rPr>
-          <w:rFonts w:ascii="Charis SIL Regular" w:hAnsi="Charis SIL Regular" w:eastAsia="Charis SIL Regular"/>
-          <w:b w:val="0"/>
-          <w:i w:val="0"/>
-          <w:color w:val="0000FF"/>
-          <w:sz w:val="24"/>
-          <w:u w:val="single"/>
-        </w:rPr>
-        <w:hyperlink r:id="rId31" w:history="1">
-          <w:r>
-            <w:rPr>
-              <w:rStyle w:val="Hyperlink"/>
-            </w:rPr>
-            <w:t>National</w:t>
-          </w:r>
-        </w:hyperlink>
-      </w:r>
-      <w:r>
-        <w:rPr>
-          <w:rFonts w:ascii="Charis SIL Regular" w:hAnsi="Charis SIL Regular" w:eastAsia="Charis SIL Regular"/>
-          <w:b w:val="0"/>
-          <w:i w:val="0"/>
-          <w:color w:val="0000FF"/>
-          <w:sz w:val="24"/>
-          <w:u w:val="single"/>
-        </w:rPr>
-        <w:t xml:space="preserve"> </w:t>
-      </w:r>
-      <w:r>
-        <w:rPr>
-          <w:rFonts w:ascii="Charis SIL Regular" w:hAnsi="Charis SIL Regular" w:eastAsia="Charis SIL Regular"/>
-          <w:b w:val="0"/>
-          <w:i w:val="0"/>
-          <w:color w:val="0000FF"/>
-          <w:sz w:val="24"/>
-          <w:u w:val="single"/>
-        </w:rPr>
-        <w:hyperlink r:id="rId34" w:history="1">
-          <w:r>
-            <w:rPr>
-              <w:rStyle w:val="Hyperlink"/>
-            </w:rPr>
-            <w:t>A</w:t>
-          </w:r>
-        </w:hyperlink>
-      </w:r>
-      <w:r>
-        <w:rPr>
-          <w:rFonts w:ascii="Charis SIL Regular" w:hAnsi="Charis SIL Regular" w:eastAsia="Charis SIL Regular"/>
-          <w:b w:val="0"/>
-          <w:i w:val="0"/>
-          <w:color w:val="0000FF"/>
-          <w:sz w:val="24"/>
-          <w:u w:val="single"/>
-        </w:rPr>
-        <w:hyperlink r:id="rId34" w:history="1">
-          <w:r>
-            <w:rPr>
-              <w:rStyle w:val="Hyperlink"/>
-            </w:rPr>
-            <w:t>rchiv</w:t>
-          </w:r>
-        </w:hyperlink>
-      </w:r>
-      <w:r>
-        <w:rPr>
-          <w:rFonts w:ascii="Charis SIL Regular" w:hAnsi="Charis SIL Regular" w:eastAsia="Charis SIL Regular"/>
-          <w:b w:val="0"/>
-          <w:i w:val="0"/>
-          <w:color w:val="0000FF"/>
-          <w:sz w:val="24"/>
-          <w:u w:val="single"/>
-        </w:rPr>
-        <w:hyperlink r:id="rId34" w:history="1">
+          <w:u w:val="single" w:color="0000ff"/>
+          <w:rFonts w:ascii="Charis SIL Regular" w:hAnsi="Charis SIL Regular" w:eastAsia="Charis SIL Regular"/>
+          <w:b w:val="0"/>
+          <w:i w:val="0"/>
+          <w:color w:val="000000"/>
+          <w:sz w:val="24"/>
+        </w:rPr>
+        <w:hyperlink r:id="rId32" w:history="1">
           <w:r>
             <w:rPr>
               <w:rStyle w:val="Hyperlink"/>
@@ -4891,154 +5106,14 @@
       </w:r>
       <w:r>
         <w:rPr>
-          <w:rFonts w:ascii="Charis SIL Regular" w:hAnsi="Charis SIL Regular" w:eastAsia="Charis SIL Regular"/>
-          <w:b w:val="0"/>
-          <w:i w:val="0"/>
-          <w:color w:val="0000FF"/>
-          <w:sz w:val="24"/>
-          <w:u w:val="single"/>
-        </w:rPr>
-        <w:hyperlink r:id="rId34" w:history="1">
-          <w:r>
-            <w:rPr>
-              <w:rStyle w:val="Hyperlink"/>
-            </w:rPr>
-            <w:t>s</w:t>
-          </w:r>
-        </w:hyperlink>
-      </w:r>
-      <w:r>
-        <w:rPr>
-          <w:rFonts w:ascii="Charis SIL Regular" w:hAnsi="Charis SIL Regular" w:eastAsia="Charis SIL Regular"/>
-          <w:b w:val="0"/>
-          <w:i w:val="0"/>
-          <w:color w:val="0000FF"/>
-          <w:sz w:val="24"/>
-          <w:u w:val="single"/>
-        </w:rPr>
-        <w:t xml:space="preserve"> </w:t>
-      </w:r>
-      <w:r>
-        <w:rPr>
-          <w:rFonts w:ascii="Charis SIL Regular" w:hAnsi="Charis SIL Regular" w:eastAsia="Charis SIL Regular"/>
-          <w:b w:val="0"/>
-          <w:i w:val="0"/>
-          <w:color w:val="0000FF"/>
-          <w:sz w:val="24"/>
-          <w:u w:val="single"/>
-        </w:rPr>
-        <w:hyperlink r:id="rId34" w:history="1">
-          <w:r>
-            <w:rPr>
-              <w:rStyle w:val="Hyperlink"/>
-            </w:rPr>
-            <w:t>of</w:t>
-          </w:r>
-        </w:hyperlink>
-      </w:r>
-      <w:r>
-        <w:rPr>
-          <w:rFonts w:ascii="Charis SIL Regular" w:hAnsi="Charis SIL Regular" w:eastAsia="Charis SIL Regular"/>
-          <w:b w:val="0"/>
-          <w:i w:val="0"/>
-          <w:color w:val="0000FF"/>
-          <w:sz w:val="24"/>
-          <w:u w:val="single"/>
-        </w:rPr>
-        <w:t xml:space="preserve"> </w:t>
-      </w:r>
-      <w:r>
-        <w:rPr>
-          <w:rFonts w:ascii="Charis SIL Regular" w:hAnsi="Charis SIL Regular" w:eastAsia="Charis SIL Regular"/>
-          <w:b w:val="0"/>
-          <w:i w:val="0"/>
-          <w:color w:val="0000FF"/>
-          <w:sz w:val="24"/>
-          <w:u w:val="single"/>
-        </w:rPr>
-        <w:hyperlink r:id="rId34" w:history="1">
-          <w:r>
-            <w:rPr>
-              <w:rStyle w:val="Hyperlink"/>
-            </w:rPr>
-            <w:t>Cura</w:t>
-          </w:r>
-        </w:hyperlink>
-      </w:r>
-      <w:r>
-        <w:rPr>
-          <w:rFonts w:ascii="Charis SIL Regular" w:hAnsi="Charis SIL Regular" w:eastAsia="Charis SIL Regular"/>
-          <w:b w:val="0"/>
-          <w:i w:val="0"/>
-          <w:color w:val="0000FF"/>
-          <w:sz w:val="24"/>
-          <w:u w:val="single"/>
-        </w:rPr>
-        <w:hyperlink r:id="rId34" w:history="1">
-          <w:r>
-            <w:rPr>
-              <w:rStyle w:val="Hyperlink"/>
-            </w:rPr>
-            <w:t>çao</w:t>
-          </w:r>
-        </w:hyperlink>
-      </w:r>
-      <w:r>
-        <w:rPr>
+          <w:u w:val="single" w:color="0000ff"/>
           <w:rFonts w:ascii="Charis SIL Regular" w:hAnsi="Charis SIL Regular" w:eastAsia="Charis SIL Regular"/>
           <w:b w:val="0"/>
           <w:i w:val="0"/>
           <w:color w:val="000000"/>
           <w:sz w:val="24"/>
         </w:rPr>
-        <w:t>. Various archives in Indonesia can be acc</w:t>
-      </w:r>
-      <w:r>
-        <w:rPr>
-          <w:u w:val="single" w:color="0000ff"/>
-          <w:rFonts w:ascii="Charis SIL Regular" w:hAnsi="Charis SIL Regular" w:eastAsia="Charis SIL Regular"/>
-          <w:b w:val="0"/>
-          <w:i w:val="0"/>
-          <w:color w:val="000000"/>
-          <w:sz w:val="24"/>
-        </w:rPr>
-        <w:hyperlink r:id="rId33" w:history="1">
-          <w:r>
-            <w:rPr>
-              <w:rStyle w:val="Hyperlink"/>
-            </w:rPr>
-            <w:t>ess</w:t>
-          </w:r>
-        </w:hyperlink>
-      </w:r>
-      <w:r>
-        <w:rPr>
-          <w:u w:val="single" w:color="0000ff"/>
-          <w:rFonts w:ascii="Charis SIL Regular" w:hAnsi="Charis SIL Regular" w:eastAsia="Charis SIL Regular"/>
-          <w:b w:val="0"/>
-          <w:i w:val="0"/>
-          <w:color w:val="000000"/>
-          <w:sz w:val="24"/>
-        </w:rPr>
-        <w:hyperlink r:id="rId33" w:history="1">
-          <w:r>
-            <w:rPr>
-              <w:rStyle w:val="Hyperlink"/>
-            </w:rPr>
-            <w:t>e</w:t>
-          </w:r>
-        </w:hyperlink>
-      </w:r>
-      <w:r>
-        <w:rPr>
-          <w:u w:val="single" w:color="0000ff"/>
-          <w:rFonts w:ascii="Charis SIL Regular" w:hAnsi="Charis SIL Regular" w:eastAsia="Charis SIL Regular"/>
-          <w:b w:val="0"/>
-          <w:i w:val="0"/>
-          <w:color w:val="000000"/>
-          <w:sz w:val="24"/>
-        </w:rPr>
-        <w:hyperlink r:id="rId33" w:history="1">
+        <w:hyperlink r:id="rId32" w:history="1">
           <w:r>
             <w:rPr>
               <w:rStyle w:val="Hyperlink"/>
@@ -5066,7 +5141,7 @@
           <w:sz w:val="24"/>
           <w:u w:val="single"/>
         </w:rPr>
-        <w:hyperlink r:id="rId35" w:history="1">
+        <w:hyperlink r:id="rId34" w:history="1">
           <w:r>
             <w:rPr>
               <w:rStyle w:val="Hyperlink"/>
@@ -5084,7 +5159,7 @@
           <w:color w:val="000000"/>
           <w:sz w:val="24"/>
         </w:rPr>
-        <w:hyperlink r:id="rId34" w:history="1">
+        <w:hyperlink r:id="rId33" w:history="1">
           <w:r>
             <w:rPr>
               <w:rStyle w:val="Hyperlink"/>
@@ -5122,7 +5197,7 @@
           <w:sz w:val="24"/>
           <w:u w:val="single"/>
         </w:rPr>
-        <w:hyperlink r:id="rId36" w:history="1">
+        <w:hyperlink r:id="rId35" w:history="1">
           <w:r>
             <w:rPr>
               <w:rStyle w:val="Hyperlink"/>
@@ -5151,7 +5226,7 @@
           <w:sz w:val="24"/>
           <w:u w:val="single"/>
         </w:rPr>
-        <w:hyperlink r:id="rId36" w:history="1">
+        <w:hyperlink r:id="rId35" w:history="1">
           <w:r>
             <w:rPr>
               <w:rStyle w:val="Hyperlink"/>
@@ -5180,7 +5255,7 @@
           <w:sz w:val="24"/>
           <w:u w:val="single"/>
         </w:rPr>
-        <w:hyperlink r:id="rId36" w:history="1">
+        <w:hyperlink r:id="rId35" w:history="1">
           <w:r>
             <w:rPr>
               <w:rStyle w:val="Hyperlink"/>
@@ -5209,7 +5284,7 @@
           <w:sz w:val="24"/>
           <w:u w:val="single"/>
         </w:rPr>
-        <w:hyperlink r:id="rId36" w:history="1">
+        <w:hyperlink r:id="rId35" w:history="1">
           <w:r>
             <w:rPr>
               <w:rStyle w:val="Hyperlink"/>
@@ -5238,7 +5313,7 @@
           <w:sz w:val="24"/>
           <w:u w:val="single"/>
         </w:rPr>
-        <w:hyperlink r:id="rId36" w:history="1">
+        <w:hyperlink r:id="rId35" w:history="1">
           <w:r>
             <w:rPr>
               <w:rStyle w:val="Hyperlink"/>
@@ -5267,7 +5342,7 @@
           <w:sz w:val="24"/>
           <w:u w:val="single"/>
         </w:rPr>
-        <w:hyperlink r:id="rId36" w:history="1">
+        <w:hyperlink r:id="rId35" w:history="1">
           <w:r>
             <w:rPr>
               <w:rStyle w:val="Hyperlink"/>
@@ -5295,7 +5370,7 @@
           <w:color w:val="000000"/>
           <w:sz w:val="24"/>
         </w:rPr>
-        <w:hyperlink r:id="rId36" w:history="1">
+        <w:hyperlink r:id="rId35" w:history="1">
           <w:r>
             <w:rPr>
               <w:rStyle w:val="Hyperlink"/>
@@ -5313,7 +5388,7 @@
           <w:color w:val="000000"/>
           <w:sz w:val="24"/>
         </w:rPr>
-        <w:hyperlink r:id="rId36" w:history="1">
+        <w:hyperlink r:id="rId35" w:history="1">
           <w:r>
             <w:rPr>
               <w:rStyle w:val="Hyperlink"/>
@@ -5331,7 +5406,7 @@
           <w:color w:val="000000"/>
           <w:sz w:val="24"/>
         </w:rPr>
-        <w:hyperlink r:id="rId36" w:history="1">
+        <w:hyperlink r:id="rId35" w:history="1">
           <w:r>
             <w:rPr>
               <w:rStyle w:val="Hyperlink"/>
@@ -5349,7 +5424,7 @@
           <w:color w:val="000000"/>
           <w:sz w:val="24"/>
         </w:rPr>
-        <w:hyperlink r:id="rId36" w:history="1">
+        <w:hyperlink r:id="rId35" w:history="1">
           <w:r>
             <w:rPr>
               <w:rStyle w:val="Hyperlink"/>
@@ -5378,7 +5453,7 @@
           <w:color w:val="000000"/>
           <w:sz w:val="24"/>
         </w:rPr>
-        <w:hyperlink r:id="rId36" w:history="1">
+        <w:hyperlink r:id="rId35" w:history="1">
           <w:r>
             <w:rPr>
               <w:rStyle w:val="Hyperlink"/>
@@ -5396,7 +5471,7 @@
           <w:color w:val="000000"/>
           <w:sz w:val="24"/>
         </w:rPr>
-        <w:hyperlink r:id="rId36" w:history="1">
+        <w:hyperlink r:id="rId35" w:history="1">
           <w:r>
             <w:rPr>
               <w:rStyle w:val="Hyperlink"/>
@@ -5414,7 +5489,7 @@
           <w:color w:val="000000"/>
           <w:sz w:val="24"/>
         </w:rPr>
-        <w:hyperlink r:id="rId36" w:history="1">
+        <w:hyperlink r:id="rId35" w:history="1">
           <w:r>
             <w:rPr>
               <w:rStyle w:val="Hyperlink"/>
@@ -5432,7 +5507,7 @@
           <w:color w:val="000000"/>
           <w:sz w:val="24"/>
         </w:rPr>
-        <w:hyperlink r:id="rId36" w:history="1">
+        <w:hyperlink r:id="rId35" w:history="1">
           <w:r>
             <w:rPr>
               <w:rStyle w:val="Hyperlink"/>
@@ -5530,7 +5605,7 @@
           <w:sz w:val="24"/>
           <w:u w:val="single"/>
         </w:rPr>
-        <w:hyperlink r:id="rId37" w:history="1">
+        <w:hyperlink r:id="rId36" w:history="1">
           <w:r>
             <w:rPr>
               <w:rStyle w:val="Hyperlink"/>
@@ -5558,7 +5633,7 @@
           <w:sz w:val="24"/>
           <w:u w:val="single"/>
         </w:rPr>
-        <w:hyperlink r:id="rId38" w:history="1">
+        <w:hyperlink r:id="rId37" w:history="1">
           <w:r>
             <w:rPr>
               <w:rStyle w:val="Hyperlink"/>
@@ -5587,7 +5662,7 @@
           <w:sz w:val="24"/>
           <w:u w:val="single"/>
         </w:rPr>
-        <w:hyperlink r:id="rId38" w:history="1">
+        <w:hyperlink r:id="rId37" w:history="1">
           <w:r>
             <w:rPr>
               <w:rStyle w:val="Hyperlink"/>
@@ -5616,7 +5691,7 @@
           <w:sz w:val="24"/>
           <w:u w:val="single"/>
         </w:rPr>
-        <w:hyperlink r:id="rId38" w:history="1">
+        <w:hyperlink r:id="rId37" w:history="1">
           <w:r>
             <w:rPr>
               <w:rStyle w:val="Hyperlink"/>
@@ -5663,7 +5738,7 @@
           <w:sz w:val="24"/>
           <w:u w:val="single"/>
         </w:rPr>
-        <w:hyperlink r:id="rId38" w:history="1">
+        <w:hyperlink r:id="rId37" w:history="1">
           <w:r>
             <w:rPr>
               <w:rStyle w:val="Hyperlink"/>
@@ -5691,7 +5766,7 @@
           <w:sz w:val="24"/>
           <w:u w:val="single"/>
         </w:rPr>
-        <w:hyperlink r:id="rId39" w:history="1">
+        <w:hyperlink r:id="rId38" w:history="1">
           <w:r>
             <w:rPr>
               <w:rStyle w:val="Hyperlink"/>
@@ -5720,7 +5795,7 @@
           <w:sz w:val="24"/>
           <w:u w:val="single"/>
         </w:rPr>
-        <w:hyperlink r:id="rId39" w:history="1">
+        <w:hyperlink r:id="rId38" w:history="1">
           <w:r>
             <w:rPr>
               <w:rStyle w:val="Hyperlink"/>
@@ -5749,7 +5824,7 @@
           <w:sz w:val="24"/>
           <w:u w:val="single"/>
         </w:rPr>
-        <w:hyperlink r:id="rId39" w:history="1">
+        <w:hyperlink r:id="rId38" w:history="1">
           <w:r>
             <w:rPr>
               <w:rStyle w:val="Hyperlink"/>
@@ -5778,7 +5853,7 @@
           <w:sz w:val="24"/>
           <w:u w:val="single"/>
         </w:rPr>
-        <w:hyperlink r:id="rId39" w:history="1">
+        <w:hyperlink r:id="rId38" w:history="1">
           <w:r>
             <w:rPr>
               <w:rStyle w:val="Hyperlink"/>
@@ -5799,21 +5874,13 @@
       </w:r>
       <w:r>
         <w:rPr>
-          <w:u w:val="single" w:color="0000ff"/>
           <w:rFonts w:ascii="Charis SIL Regular" w:hAnsi="Charis SIL Regular" w:eastAsia="Charis SIL Regular"/>
           <w:b w:val="0"/>
           <w:i w:val="0"/>
           <w:color w:val="000000"/>
           <w:sz w:val="24"/>
         </w:rPr>
-        <w:hyperlink r:id="rId38" w:history="1">
-          <w:r>
-            <w:rPr>
-              <w:rStyle w:val="Hyperlink"/>
-            </w:rPr>
-            <w:t xml:space="preserve">portal </w:t>
-          </w:r>
-        </w:hyperlink>
+        <w:t xml:space="preserve">portal </w:t>
       </w:r>
       <w:r>
         <w:rPr>
@@ -5824,7 +5891,7 @@
           <w:sz w:val="24"/>
           <w:u w:val="single"/>
         </w:rPr>
-        <w:hyperlink r:id="rId40" w:history="1">
+        <w:hyperlink r:id="rId39" w:history="1">
           <w:r>
             <w:rPr>
               <w:rStyle w:val="Hyperlink"/>
@@ -5842,7 +5909,7 @@
           <w:color w:val="000000"/>
           <w:sz w:val="24"/>
         </w:rPr>
-        <w:hyperlink r:id="rId38" w:history="1">
+        <w:hyperlink r:id="rId37" w:history="1">
           <w:r>
             <w:rPr>
               <w:rStyle w:val="Hyperlink"/>
@@ -5870,7 +5937,7 @@
           <w:color w:val="000000"/>
           <w:sz w:val="24"/>
         </w:rPr>
-        <w:hyperlink r:id="rId39" w:history="1">
+        <w:hyperlink r:id="rId38" w:history="1">
           <w:r>
             <w:rPr>
               <w:rStyle w:val="Hyperlink"/>
@@ -5899,7 +5966,7 @@
           <w:color w:val="000000"/>
           <w:sz w:val="24"/>
         </w:rPr>
-        <w:hyperlink r:id="rId39" w:history="1">
+        <w:hyperlink r:id="rId38" w:history="1">
           <w:r>
             <w:rPr>
               <w:rStyle w:val="Hyperlink"/>
@@ -5917,7 +5984,7 @@
           <w:color w:val="000000"/>
           <w:sz w:val="24"/>
         </w:rPr>
-        <w:hyperlink r:id="rId39" w:history="1">
+        <w:hyperlink r:id="rId38" w:history="1">
           <w:r>
             <w:rPr>
               <w:rStyle w:val="Hyperlink"/>
@@ -5935,7 +6002,7 @@
           <w:color w:val="000000"/>
           <w:sz w:val="24"/>
         </w:rPr>
-        <w:hyperlink r:id="rId39" w:history="1">
+        <w:hyperlink r:id="rId38" w:history="1">
           <w:r>
             <w:rPr>
               <w:rStyle w:val="Hyperlink"/>
@@ -5953,7 +6020,7 @@
           <w:color w:val="000000"/>
           <w:sz w:val="24"/>
         </w:rPr>
-        <w:hyperlink r:id="rId39" w:history="1">
+        <w:hyperlink r:id="rId38" w:history="1">
           <w:r>
             <w:rPr>
               <w:rStyle w:val="Hyperlink"/>
@@ -5971,7 +6038,7 @@
           <w:color w:val="000000"/>
           <w:sz w:val="24"/>
         </w:rPr>
-        <w:hyperlink r:id="rId39" w:history="1">
+        <w:hyperlink r:id="rId38" w:history="1">
           <w:r>
             <w:rPr>
               <w:rStyle w:val="Hyperlink"/>
@@ -6020,7 +6087,7 @@
           <w:color w:val="000000"/>
           <w:sz w:val="24"/>
         </w:rPr>
-        <w:hyperlink r:id="rId40" w:history="1">
+        <w:hyperlink r:id="rId39" w:history="1">
           <w:r>
             <w:rPr>
               <w:rStyle w:val="Hyperlink"/>

--- a/EXPORTS/DOCX/published/niveau1/English/Sources.docx
+++ b/EXPORTS/DOCX/published/niveau1/English/Sources.docx
@@ -1238,7 +1238,64 @@
           <w:color w:val="000000"/>
           <w:sz w:val="24"/>
         </w:rPr>
-        <w:t xml:space="preserve">. These archives are now part of the </w:t>
+        <w:t>. These archiv</w:t>
+      </w:r>
+      <w:r>
+        <w:rPr>
+          <w:u w:val="single" w:color="0000ff"/>
+          <w:rFonts w:ascii="Charis SIL Regular" w:hAnsi="Charis SIL Regular" w:eastAsia="Charis SIL Regular"/>
+          <w:b w:val="0"/>
+          <w:i w:val="0"/>
+          <w:color w:val="000000"/>
+          <w:sz w:val="24"/>
+        </w:rPr>
+        <w:hyperlink r:id="rId15" w:history="1">
+          <w:r>
+            <w:rPr>
+              <w:rStyle w:val="Hyperlink"/>
+            </w:rPr>
+            <w:t>es are</w:t>
+          </w:r>
+        </w:hyperlink>
+      </w:r>
+      <w:r>
+        <w:rPr>
+          <w:u w:val="single" w:color="0000ff"/>
+          <w:rFonts w:ascii="Charis SIL Regular" w:hAnsi="Charis SIL Regular" w:eastAsia="Charis SIL Regular"/>
+          <w:b w:val="0"/>
+          <w:i w:val="0"/>
+          <w:color w:val="000000"/>
+          <w:sz w:val="24"/>
+        </w:rPr>
+        <w:t xml:space="preserve"> </w:t>
+      </w:r>
+      <w:r>
+        <w:rPr>
+          <w:u w:val="single" w:color="0000ff"/>
+          <w:rFonts w:ascii="Charis SIL Regular" w:hAnsi="Charis SIL Regular" w:eastAsia="Charis SIL Regular"/>
+          <w:b w:val="0"/>
+          <w:i w:val="0"/>
+          <w:color w:val="000000"/>
+          <w:sz w:val="24"/>
+        </w:rPr>
+        <w:hyperlink r:id="rId15" w:history="1">
+          <w:r>
+            <w:rPr>
+              <w:rStyle w:val="Hyperlink"/>
+            </w:rPr>
+            <w:t xml:space="preserve">now part of </w:t>
+          </w:r>
+        </w:hyperlink>
+      </w:r>
+      <w:r>
+        <w:rPr>
+          <w:rFonts w:ascii="Charis SIL Regular" w:hAnsi="Charis SIL Regular" w:eastAsia="Charis SIL Regular"/>
+          <w:b w:val="0"/>
+          <w:i w:val="0"/>
+          <w:color w:val="000000"/>
+          <w:sz w:val="24"/>
+        </w:rPr>
+        <w:t xml:space="preserve">the </w:t>
       </w:r>
       <w:r>
         <w:rPr>
@@ -1267,12 +1324,12 @@
           <w:sz w:val="24"/>
           <w:u w:val="single"/>
         </w:rPr>
-        <w:hyperlink r:id="rId15" w:history="1">
+        <w:hyperlink r:id="rId16" w:history="1">
           <w:r>
             <w:rPr>
               <w:rStyle w:val="Hyperlink"/>
             </w:rPr>
-            <w:t xml:space="preserve">n </w:t>
+            <w:t>n</w:t>
           </w:r>
         </w:hyperlink>
       </w:r>
@@ -1285,7 +1342,7 @@
           <w:sz w:val="24"/>
           <w:u w:val="single"/>
         </w:rPr>
-        <w:t>U</w:t>
+        <w:t xml:space="preserve"> </w:t>
       </w:r>
       <w:r>
         <w:rPr>
@@ -1296,7 +1353,25 @@
           <w:sz w:val="24"/>
           <w:u w:val="single"/>
         </w:rPr>
-        <w:hyperlink r:id="rId15" w:history="1">
+        <w:hyperlink r:id="rId16" w:history="1">
+          <w:r>
+            <w:rPr>
+              <w:rStyle w:val="Hyperlink"/>
+            </w:rPr>
+            <w:t>U</w:t>
+          </w:r>
+        </w:hyperlink>
+      </w:r>
+      <w:r>
+        <w:rPr>
+          <w:rFonts w:ascii="Charis SIL Regular" w:hAnsi="Charis SIL Regular" w:eastAsia="Charis SIL Regular"/>
+          <w:b w:val="0"/>
+          <w:i w:val="0"/>
+          <w:color w:val="0000FF"/>
+          <w:sz w:val="24"/>
+          <w:u w:val="single"/>
+        </w:rPr>
+        <w:hyperlink r:id="rId16" w:history="1">
           <w:r>
             <w:rPr>
               <w:rStyle w:val="Hyperlink"/>
@@ -1361,7 +1436,7 @@
           <w:sz w:val="24"/>
           <w:u w:val="single"/>
         </w:rPr>
-        <w:hyperlink r:id="rId16" w:history="1">
+        <w:hyperlink r:id="rId15" w:history="1">
           <w:r>
             <w:rPr>
               <w:rStyle w:val="Hyperlink"/>
@@ -1925,13 +2000,22 @@
             <w:rPr>
               <w:rStyle w:val="Hyperlink"/>
             </w:rPr>
-            <w:t xml:space="preserve"> files </w:t>
+            <w:t xml:space="preserve"> files</w:t>
           </w:r>
         </w:hyperlink>
       </w:r>
       <w:r>
         <w:rPr>
-          <w:u w:val="single" w:color="0000ff"/>
+          <w:rFonts w:ascii="Charis SIL Regular" w:hAnsi="Charis SIL Regular" w:eastAsia="Charis SIL Regular"/>
+          <w:b w:val="0"/>
+          <w:i w:val="0"/>
+          <w:color w:val="000000"/>
+          <w:sz w:val="24"/>
+        </w:rPr>
+        <w:t xml:space="preserve"> </w:t>
+      </w:r>
+      <w:r>
+        <w:rPr>
           <w:rFonts w:ascii="Charis SIL Regular" w:hAnsi="Charis SIL Regular" w:eastAsia="Charis SIL Regular"/>
           <w:b w:val="0"/>
           <w:i w:val="0"/>
@@ -1972,19 +2056,9 @@
             <w:rPr>
               <w:rStyle w:val="Hyperlink"/>
             </w:rPr>
-            <w:t>ervic</w:t>
+            <w:t xml:space="preserve">ervice </w:t>
           </w:r>
         </w:hyperlink>
-      </w:r>
-      <w:r>
-        <w:rPr>
-          <w:rFonts w:ascii="Charis SIL Regular" w:hAnsi="Charis SIL Regular" w:eastAsia="Charis SIL Regular"/>
-          <w:b w:val="0"/>
-          <w:i w:val="0"/>
-          <w:color w:val="000000"/>
-          <w:sz w:val="24"/>
-        </w:rPr>
-        <w:t xml:space="preserve">e </w:t>
       </w:r>
       <w:r>
         <w:rPr>
@@ -2367,7 +2441,7 @@
           <w:sz w:val="24"/>
           <w:u w:val="single"/>
         </w:rPr>
-        <w:hyperlink r:id="rId18" w:history="1">
+        <w:hyperlink r:id="rId19" w:history="1">
           <w:r>
             <w:rPr>
               <w:rStyle w:val="Hyperlink"/>
@@ -2396,7 +2470,7 @@
           <w:sz w:val="24"/>
           <w:u w:val="single"/>
         </w:rPr>
-        <w:hyperlink r:id="rId18" w:history="1">
+        <w:hyperlink r:id="rId19" w:history="1">
           <w:r>
             <w:rPr>
               <w:rStyle w:val="Hyperlink"/>
@@ -3573,7 +3647,7 @@
           <w:sz w:val="24"/>
           <w:u w:val="single"/>
         </w:rPr>
-        <w:hyperlink r:id="rId23" w:history="1">
+        <w:hyperlink r:id="rId25" w:history="1">
           <w:r>
             <w:rPr>
               <w:rStyle w:val="Hyperlink"/>
@@ -3724,7 +3798,7 @@
           <w:sz w:val="24"/>
           <w:u w:val="single"/>
         </w:rPr>
-        <w:hyperlink r:id="rId27" w:history="1">
+        <w:hyperlink r:id="rId26" w:history="1">
           <w:r>
             <w:rPr>
               <w:rStyle w:val="Hyperlink"/>
@@ -3742,7 +3816,7 @@
           <w:sz w:val="24"/>
           <w:u w:val="single"/>
         </w:rPr>
-        <w:hyperlink r:id="rId24" w:history="1">
+        <w:hyperlink r:id="rId26" w:history="1">
           <w:r>
             <w:rPr>
               <w:rStyle w:val="Hyperlink"/>
@@ -3771,7 +3845,7 @@
           <w:sz w:val="24"/>
           <w:u w:val="single"/>
         </w:rPr>
-        <w:hyperlink r:id="rId24" w:history="1">
+        <w:hyperlink r:id="rId26" w:history="1">
           <w:r>
             <w:rPr>
               <w:rStyle w:val="Hyperlink"/>
@@ -3800,7 +3874,7 @@
           <w:sz w:val="24"/>
           <w:u w:val="single"/>
         </w:rPr>
-        <w:hyperlink r:id="rId24" w:history="1">
+        <w:hyperlink r:id="rId26" w:history="1">
           <w:r>
             <w:rPr>
               <w:rStyle w:val="Hyperlink"/>
@@ -3818,7 +3892,7 @@
           <w:sz w:val="24"/>
           <w:u w:val="single"/>
         </w:rPr>
-        <w:hyperlink r:id="rId27" w:history="1">
+        <w:hyperlink r:id="rId26" w:history="1">
           <w:r>
             <w:rPr>
               <w:rStyle w:val="Hyperlink"/>
@@ -3922,7 +3996,7 @@
           <w:sz w:val="24"/>
           <w:u w:val="single"/>
         </w:rPr>
-        <w:hyperlink r:id="rId28" w:history="1">
+        <w:hyperlink r:id="rId27" w:history="1">
           <w:r>
             <w:rPr>
               <w:rStyle w:val="Hyperlink"/>
@@ -3951,7 +4025,7 @@
           <w:sz w:val="24"/>
           <w:u w:val="single"/>
         </w:rPr>
-        <w:hyperlink r:id="rId28" w:history="1">
+        <w:hyperlink r:id="rId27" w:history="1">
           <w:r>
             <w:rPr>
               <w:rStyle w:val="Hyperlink"/>
@@ -3979,7 +4053,7 @@
           <w:sz w:val="24"/>
           <w:u w:val="single"/>
         </w:rPr>
-        <w:hyperlink r:id="rId29" w:history="1">
+        <w:hyperlink r:id="rId28" w:history="1">
           <w:r>
             <w:rPr>
               <w:rStyle w:val="Hyperlink"/>
@@ -4008,7 +4082,7 @@
           <w:sz w:val="24"/>
           <w:u w:val="single"/>
         </w:rPr>
-        <w:hyperlink r:id="rId29" w:history="1">
+        <w:hyperlink r:id="rId28" w:history="1">
           <w:r>
             <w:rPr>
               <w:rStyle w:val="Hyperlink"/>
@@ -4037,7 +4111,7 @@
           <w:sz w:val="24"/>
           <w:u w:val="single"/>
         </w:rPr>
-        <w:hyperlink r:id="rId29" w:history="1">
+        <w:hyperlink r:id="rId28" w:history="1">
           <w:r>
             <w:rPr>
               <w:rStyle w:val="Hyperlink"/>
@@ -4275,7 +4349,7 @@
           <w:sz w:val="24"/>
           <w:u w:val="single"/>
         </w:rPr>
-        <w:hyperlink r:id="rId30" w:history="1">
+        <w:hyperlink r:id="rId29" w:history="1">
           <w:r>
             <w:rPr>
               <w:rStyle w:val="Hyperlink"/>
@@ -4304,7 +4378,7 @@
           <w:sz w:val="24"/>
           <w:u w:val="single"/>
         </w:rPr>
-        <w:hyperlink r:id="rId30" w:history="1">
+        <w:hyperlink r:id="rId29" w:history="1">
           <w:r>
             <w:rPr>
               <w:rStyle w:val="Hyperlink"/>
@@ -4333,7 +4407,7 @@
           <w:sz w:val="24"/>
           <w:u w:val="single"/>
         </w:rPr>
-        <w:hyperlink r:id="rId30" w:history="1">
+        <w:hyperlink r:id="rId29" w:history="1">
           <w:r>
             <w:rPr>
               <w:rStyle w:val="Hyperlink"/>
@@ -4351,7 +4425,7 @@
           <w:sz w:val="24"/>
           <w:u w:val="single"/>
         </w:rPr>
-        <w:hyperlink r:id="rId30" w:history="1">
+        <w:hyperlink r:id="rId29" w:history="1">
           <w:r>
             <w:rPr>
               <w:rStyle w:val="Hyperlink"/>
@@ -4379,7 +4453,7 @@
           <w:sz w:val="24"/>
           <w:u w:val="single"/>
         </w:rPr>
-        <w:hyperlink r:id="rId31" w:history="1">
+        <w:hyperlink r:id="rId30" w:history="1">
           <w:r>
             <w:rPr>
               <w:rStyle w:val="Hyperlink"/>
@@ -4408,7 +4482,7 @@
           <w:sz w:val="24"/>
           <w:u w:val="single"/>
         </w:rPr>
-        <w:hyperlink r:id="rId31" w:history="1">
+        <w:hyperlink r:id="rId30" w:history="1">
           <w:r>
             <w:rPr>
               <w:rStyle w:val="Hyperlink"/>
@@ -4437,7 +4511,7 @@
           <w:sz w:val="24"/>
           <w:u w:val="single"/>
         </w:rPr>
-        <w:hyperlink r:id="rId31" w:history="1">
+        <w:hyperlink r:id="rId30" w:history="1">
           <w:r>
             <w:rPr>
               <w:rStyle w:val="Hyperlink"/>
@@ -4466,7 +4540,7 @@
           <w:sz w:val="24"/>
           <w:u w:val="single"/>
         </w:rPr>
-        <w:hyperlink r:id="rId31" w:history="1">
+        <w:hyperlink r:id="rId30" w:history="1">
           <w:r>
             <w:rPr>
               <w:rStyle w:val="Hyperlink"/>
@@ -4494,7 +4568,7 @@
           <w:sz w:val="24"/>
           <w:u w:val="single"/>
         </w:rPr>
-        <w:hyperlink r:id="rId32" w:history="1">
+        <w:hyperlink r:id="rId31" w:history="1">
           <w:r>
             <w:rPr>
               <w:rStyle w:val="Hyperlink"/>
@@ -4523,12 +4597,300 @@
           <w:sz w:val="24"/>
           <w:u w:val="single"/>
         </w:rPr>
+        <w:hyperlink r:id="rId31" w:history="1">
+          <w:r>
+            <w:rPr>
+              <w:rStyle w:val="Hyperlink"/>
+            </w:rPr>
+            <w:t>Archive</w:t>
+          </w:r>
+        </w:hyperlink>
+      </w:r>
+      <w:r>
+        <w:rPr>
+          <w:rFonts w:ascii="Charis SIL Regular" w:hAnsi="Charis SIL Regular" w:eastAsia="Charis SIL Regular"/>
+          <w:b w:val="0"/>
+          <w:i w:val="0"/>
+          <w:color w:val="0000FF"/>
+          <w:sz w:val="24"/>
+          <w:u w:val="single"/>
+        </w:rPr>
+        <w:hyperlink r:id="rId29" w:history="1">
+          <w:r>
+            <w:rPr>
+              <w:rStyle w:val="Hyperlink"/>
+            </w:rPr>
+            <w:t>s</w:t>
+          </w:r>
+        </w:hyperlink>
+      </w:r>
+      <w:r>
+        <w:rPr>
+          <w:rFonts w:ascii="Charis SIL Regular" w:hAnsi="Charis SIL Regular" w:eastAsia="Charis SIL Regular"/>
+          <w:b w:val="0"/>
+          <w:i w:val="0"/>
+          <w:color w:val="0000FF"/>
+          <w:sz w:val="24"/>
+          <w:u w:val="single"/>
+        </w:rPr>
+        <w:t xml:space="preserve"> </w:t>
+      </w:r>
+      <w:r>
+        <w:rPr>
+          <w:rFonts w:ascii="Charis SIL Regular" w:hAnsi="Charis SIL Regular" w:eastAsia="Charis SIL Regular"/>
+          <w:b w:val="0"/>
+          <w:i w:val="0"/>
+          <w:color w:val="0000FF"/>
+          <w:sz w:val="24"/>
+          <w:u w:val="single"/>
+        </w:rPr>
+        <w:hyperlink r:id="rId29" w:history="1">
+          <w:r>
+            <w:rPr>
+              <w:rStyle w:val="Hyperlink"/>
+            </w:rPr>
+            <w:t>of</w:t>
+          </w:r>
+        </w:hyperlink>
+      </w:r>
+      <w:r>
+        <w:rPr>
+          <w:rFonts w:ascii="Charis SIL Regular" w:hAnsi="Charis SIL Regular" w:eastAsia="Charis SIL Regular"/>
+          <w:b w:val="0"/>
+          <w:i w:val="0"/>
+          <w:color w:val="0000FF"/>
+          <w:sz w:val="24"/>
+          <w:u w:val="single"/>
+        </w:rPr>
+        <w:t xml:space="preserve"> </w:t>
+      </w:r>
+      <w:r>
+        <w:rPr>
+          <w:rFonts w:ascii="Charis SIL Regular" w:hAnsi="Charis SIL Regular" w:eastAsia="Charis SIL Regular"/>
+          <w:b w:val="0"/>
+          <w:i w:val="0"/>
+          <w:color w:val="0000FF"/>
+          <w:sz w:val="24"/>
+          <w:u w:val="single"/>
+        </w:rPr>
+        <w:hyperlink r:id="rId29" w:history="1">
+          <w:r>
+            <w:rPr>
+              <w:rStyle w:val="Hyperlink"/>
+            </w:rPr>
+            <w:t>Sri</w:t>
+          </w:r>
+        </w:hyperlink>
+      </w:r>
+      <w:r>
+        <w:rPr>
+          <w:rFonts w:ascii="Charis SIL Regular" w:hAnsi="Charis SIL Regular" w:eastAsia="Charis SIL Regular"/>
+          <w:b w:val="0"/>
+          <w:i w:val="0"/>
+          <w:color w:val="0000FF"/>
+          <w:sz w:val="24"/>
+          <w:u w:val="single"/>
+        </w:rPr>
+        <w:t xml:space="preserve"> </w:t>
+      </w:r>
+      <w:r>
+        <w:rPr>
+          <w:rFonts w:ascii="Charis SIL Regular" w:hAnsi="Charis SIL Regular" w:eastAsia="Charis SIL Regular"/>
+          <w:b w:val="0"/>
+          <w:i w:val="0"/>
+          <w:color w:val="0000FF"/>
+          <w:sz w:val="24"/>
+          <w:u w:val="single"/>
+        </w:rPr>
+        <w:hyperlink r:id="rId29" w:history="1">
+          <w:r>
+            <w:rPr>
+              <w:rStyle w:val="Hyperlink"/>
+            </w:rPr>
+            <w:t>L</w:t>
+          </w:r>
+        </w:hyperlink>
+      </w:r>
+      <w:r>
+        <w:rPr>
+          <w:rFonts w:ascii="Charis SIL Regular" w:hAnsi="Charis SIL Regular" w:eastAsia="Charis SIL Regular"/>
+          <w:b w:val="0"/>
+          <w:i w:val="0"/>
+          <w:color w:val="0000FF"/>
+          <w:sz w:val="24"/>
+          <w:u w:val="single"/>
+        </w:rPr>
+        <w:hyperlink r:id="rId29" w:history="1">
+          <w:r>
+            <w:rPr>
+              <w:rStyle w:val="Hyperlink"/>
+            </w:rPr>
+            <w:t>a</w:t>
+          </w:r>
+        </w:hyperlink>
+      </w:r>
+      <w:r>
+        <w:rPr>
+          <w:rFonts w:ascii="Charis SIL Regular" w:hAnsi="Charis SIL Regular" w:eastAsia="Charis SIL Regular"/>
+          <w:b w:val="0"/>
+          <w:i w:val="0"/>
+          <w:color w:val="0000FF"/>
+          <w:sz w:val="24"/>
+          <w:u w:val="single"/>
+        </w:rPr>
+        <w:hyperlink r:id="rId29" w:history="1">
+          <w:r>
+            <w:rPr>
+              <w:rStyle w:val="Hyperlink"/>
+            </w:rPr>
+            <w:t>nka</w:t>
+          </w:r>
+        </w:hyperlink>
+      </w:r>
+      <w:r>
+        <w:rPr>
+          <w:u w:val="single" w:color="0000ff"/>
+          <w:rFonts w:ascii="Charis SIL Regular" w:hAnsi="Charis SIL Regular" w:eastAsia="Charis SIL Regular"/>
+          <w:b w:val="0"/>
+          <w:i w:val="0"/>
+          <w:color w:val="000000"/>
+          <w:sz w:val="24"/>
+        </w:rPr>
+        <w:hyperlink r:id="rId29" w:history="1">
+          <w:r>
+            <w:rPr>
+              <w:rStyle w:val="Hyperlink"/>
+            </w:rPr>
+            <w:t xml:space="preserve"> and</w:t>
+          </w:r>
+        </w:hyperlink>
+      </w:r>
+      <w:r>
+        <w:rPr>
+          <w:u w:val="single" w:color="0000ff"/>
+          <w:rFonts w:ascii="Charis SIL Regular" w:hAnsi="Charis SIL Regular" w:eastAsia="Charis SIL Regular"/>
+          <w:b w:val="0"/>
+          <w:i w:val="0"/>
+          <w:color w:val="000000"/>
+          <w:sz w:val="24"/>
+        </w:rPr>
+        <w:t xml:space="preserve"> </w:t>
+      </w:r>
+      <w:r>
+        <w:rPr>
+          <w:u w:val="single" w:color="0000ff"/>
+          <w:rFonts w:ascii="Charis SIL Regular" w:hAnsi="Charis SIL Regular" w:eastAsia="Charis SIL Regular"/>
+          <w:b w:val="0"/>
+          <w:i w:val="0"/>
+          <w:color w:val="000000"/>
+          <w:sz w:val="24"/>
+        </w:rPr>
+        <w:hyperlink r:id="rId29" w:history="1">
+          <w:r>
+            <w:rPr>
+              <w:rStyle w:val="Hyperlink"/>
+            </w:rPr>
+            <w:t>th</w:t>
+          </w:r>
+        </w:hyperlink>
+      </w:r>
+      <w:r>
+        <w:rPr>
+          <w:rFonts w:ascii="Charis SIL Regular" w:hAnsi="Charis SIL Regular" w:eastAsia="Charis SIL Regular"/>
+          <w:b w:val="0"/>
+          <w:i w:val="0"/>
+          <w:color w:val="000000"/>
+          <w:sz w:val="24"/>
+        </w:rPr>
+        <w:hyperlink r:id="rId29" w:history="1">
+          <w:r>
+            <w:rPr>
+              <w:rStyle w:val="Hyperlink"/>
+            </w:rPr>
+            <w:t xml:space="preserve">e </w:t>
+          </w:r>
+        </w:hyperlink>
+      </w:r>
+      <w:r>
+        <w:rPr>
+          <w:rFonts w:ascii="Charis SIL Regular" w:hAnsi="Charis SIL Regular" w:eastAsia="Charis SIL Regular"/>
+          <w:b w:val="0"/>
+          <w:i w:val="0"/>
+          <w:color w:val="0000FF"/>
+          <w:sz w:val="24"/>
+          <w:u w:val="single"/>
+        </w:rPr>
+        <w:hyperlink r:id="rId29" w:history="1">
+          <w:r>
+            <w:rPr>
+              <w:rStyle w:val="Hyperlink"/>
+            </w:rPr>
+            <w:t>National</w:t>
+          </w:r>
+        </w:hyperlink>
+      </w:r>
+      <w:r>
+        <w:rPr>
+          <w:rFonts w:ascii="Charis SIL Regular" w:hAnsi="Charis SIL Regular" w:eastAsia="Charis SIL Regular"/>
+          <w:b w:val="0"/>
+          <w:i w:val="0"/>
+          <w:color w:val="0000FF"/>
+          <w:sz w:val="24"/>
+          <w:u w:val="single"/>
+        </w:rPr>
+        <w:t xml:space="preserve"> </w:t>
+      </w:r>
+      <w:r>
+        <w:rPr>
+          <w:rFonts w:ascii="Charis SIL Regular" w:hAnsi="Charis SIL Regular" w:eastAsia="Charis SIL Regular"/>
+          <w:b w:val="0"/>
+          <w:i w:val="0"/>
+          <w:color w:val="0000FF"/>
+          <w:sz w:val="24"/>
+          <w:u w:val="single"/>
+        </w:rPr>
         <w:hyperlink r:id="rId32" w:history="1">
           <w:r>
             <w:rPr>
               <w:rStyle w:val="Hyperlink"/>
             </w:rPr>
-            <w:t>Archive</w:t>
+            <w:t>A</w:t>
+          </w:r>
+        </w:hyperlink>
+      </w:r>
+      <w:r>
+        <w:rPr>
+          <w:rFonts w:ascii="Charis SIL Regular" w:hAnsi="Charis SIL Regular" w:eastAsia="Charis SIL Regular"/>
+          <w:b w:val="0"/>
+          <w:i w:val="0"/>
+          <w:color w:val="0000FF"/>
+          <w:sz w:val="24"/>
+          <w:u w:val="single"/>
+        </w:rPr>
+        <w:hyperlink r:id="rId30" w:history="1">
+          <w:r>
+            <w:rPr>
+              <w:rStyle w:val="Hyperlink"/>
+            </w:rPr>
+            <w:t>rchiv</w:t>
+          </w:r>
+        </w:hyperlink>
+      </w:r>
+      <w:r>
+        <w:rPr>
+          <w:rFonts w:ascii="Charis SIL Regular" w:hAnsi="Charis SIL Regular" w:eastAsia="Charis SIL Regular"/>
+          <w:b w:val="0"/>
+          <w:i w:val="0"/>
+          <w:color w:val="0000FF"/>
+          <w:sz w:val="24"/>
+          <w:u w:val="single"/>
+        </w:rPr>
+        <w:hyperlink r:id="rId30" w:history="1">
+          <w:r>
+            <w:rPr>
+              <w:rStyle w:val="Hyperlink"/>
+            </w:rPr>
+            <w:t>e</w:t>
           </w:r>
         </w:hyperlink>
       </w:r>
@@ -4604,20 +4966,9 @@
             <w:rPr>
               <w:rStyle w:val="Hyperlink"/>
             </w:rPr>
-            <w:t>Sri</w:t>
+            <w:t>Cura</w:t>
           </w:r>
         </w:hyperlink>
-      </w:r>
-      <w:r>
-        <w:rPr>
-          <w:rFonts w:ascii="Charis SIL Regular" w:hAnsi="Charis SIL Regular" w:eastAsia="Charis SIL Regular"/>
-          <w:b w:val="0"/>
-          <w:i w:val="0"/>
-          <w:color w:val="0000FF"/>
-          <w:sz w:val="24"/>
-          <w:u w:val="single"/>
-        </w:rPr>
-        <w:t xml:space="preserve"> </w:t>
       </w:r>
       <w:r>
         <w:rPr>
@@ -4633,20 +4984,102 @@
             <w:rPr>
               <w:rStyle w:val="Hyperlink"/>
             </w:rPr>
-            <w:t>L</w:t>
+            <w:t>çao</w:t>
           </w:r>
         </w:hyperlink>
       </w:r>
       <w:r>
         <w:rPr>
-          <w:rFonts w:ascii="Charis SIL Regular" w:hAnsi="Charis SIL Regular" w:eastAsia="Charis SIL Regular"/>
-          <w:b w:val="0"/>
-          <w:i w:val="0"/>
-          <w:color w:val="0000FF"/>
-          <w:sz w:val="24"/>
-          <w:u w:val="single"/>
+          <w:u w:val="single" w:color="0000ff"/>
+          <w:rFonts w:ascii="Charis SIL Regular" w:hAnsi="Charis SIL Regular" w:eastAsia="Charis SIL Regular"/>
+          <w:b w:val="0"/>
+          <w:i w:val="0"/>
+          <w:color w:val="000000"/>
+          <w:sz w:val="24"/>
         </w:rPr>
         <w:hyperlink r:id="rId30" w:history="1">
+          <w:r>
+            <w:rPr>
+              <w:rStyle w:val="Hyperlink"/>
+            </w:rPr>
+            <w:t>. Vari</w:t>
+          </w:r>
+        </w:hyperlink>
+      </w:r>
+      <w:r>
+        <w:rPr>
+          <w:u w:val="single" w:color="0000ff"/>
+          <w:rFonts w:ascii="Charis SIL Regular" w:hAnsi="Charis SIL Regular" w:eastAsia="Charis SIL Regular"/>
+          <w:b w:val="0"/>
+          <w:i w:val="0"/>
+          <w:color w:val="000000"/>
+          <w:sz w:val="24"/>
+        </w:rPr>
+        <w:hyperlink r:id="rId30" w:history="1">
+          <w:r>
+            <w:rPr>
+              <w:rStyle w:val="Hyperlink"/>
+            </w:rPr>
+            <w:t>o</w:t>
+          </w:r>
+        </w:hyperlink>
+      </w:r>
+      <w:r>
+        <w:rPr>
+          <w:u w:val="single" w:color="0000ff"/>
+          <w:rFonts w:ascii="Charis SIL Regular" w:hAnsi="Charis SIL Regular" w:eastAsia="Charis SIL Regular"/>
+          <w:b w:val="0"/>
+          <w:i w:val="0"/>
+          <w:color w:val="000000"/>
+          <w:sz w:val="24"/>
+        </w:rPr>
+        <w:hyperlink r:id="rId30" w:history="1">
+          <w:r>
+            <w:rPr>
+              <w:rStyle w:val="Hyperlink"/>
+            </w:rPr>
+            <w:t>us archiv</w:t>
+          </w:r>
+        </w:hyperlink>
+      </w:r>
+      <w:r>
+        <w:rPr>
+          <w:rFonts w:ascii="Charis SIL Regular" w:hAnsi="Charis SIL Regular" w:eastAsia="Charis SIL Regular"/>
+          <w:b w:val="0"/>
+          <w:i w:val="0"/>
+          <w:color w:val="000000"/>
+          <w:sz w:val="24"/>
+        </w:rPr>
+        <w:t xml:space="preserve">es in </w:t>
+      </w:r>
+      <w:r>
+        <w:rPr>
+          <w:u w:val="single" w:color="0000ff"/>
+          <w:rFonts w:ascii="Charis SIL Regular" w:hAnsi="Charis SIL Regular" w:eastAsia="Charis SIL Regular"/>
+          <w:b w:val="0"/>
+          <w:i w:val="0"/>
+          <w:color w:val="000000"/>
+          <w:sz w:val="24"/>
+        </w:rPr>
+        <w:hyperlink r:id="rId31" w:history="1">
+          <w:r>
+            <w:rPr>
+              <w:rStyle w:val="Hyperlink"/>
+            </w:rPr>
+            <w:t>Indonesi</w:t>
+          </w:r>
+        </w:hyperlink>
+      </w:r>
+      <w:r>
+        <w:rPr>
+          <w:u w:val="single" w:color="0000ff"/>
+          <w:rFonts w:ascii="Charis SIL Regular" w:hAnsi="Charis SIL Regular" w:eastAsia="Charis SIL Regular"/>
+          <w:b w:val="0"/>
+          <w:i w:val="0"/>
+          <w:color w:val="000000"/>
+          <w:sz w:val="24"/>
+        </w:rPr>
+        <w:hyperlink r:id="rId31" w:history="1">
           <w:r>
             <w:rPr>
               <w:rStyle w:val="Hyperlink"/>
@@ -4657,159 +5090,84 @@
       </w:r>
       <w:r>
         <w:rPr>
-          <w:rFonts w:ascii="Charis SIL Regular" w:hAnsi="Charis SIL Regular" w:eastAsia="Charis SIL Regular"/>
-          <w:b w:val="0"/>
-          <w:i w:val="0"/>
-          <w:color w:val="0000FF"/>
-          <w:sz w:val="24"/>
-          <w:u w:val="single"/>
-        </w:rPr>
-        <w:hyperlink r:id="rId30" w:history="1">
-          <w:r>
-            <w:rPr>
-              <w:rStyle w:val="Hyperlink"/>
-            </w:rPr>
-            <w:t>nka</w:t>
-          </w:r>
-        </w:hyperlink>
-      </w:r>
-      <w:r>
-        <w:rPr>
           <w:u w:val="single" w:color="0000ff"/>
           <w:rFonts w:ascii="Charis SIL Regular" w:hAnsi="Charis SIL Regular" w:eastAsia="Charis SIL Regular"/>
           <w:b w:val="0"/>
           <w:i w:val="0"/>
           <w:color w:val="000000"/>
           <w:sz w:val="24"/>
-        </w:rPr>
-        <w:hyperlink r:id="rId30" w:history="1">
-          <w:r>
-            <w:rPr>
-              <w:rStyle w:val="Hyperlink"/>
-            </w:rPr>
-            <w:t xml:space="preserve"> and</w:t>
-          </w:r>
-        </w:hyperlink>
-      </w:r>
-      <w:r>
-        <w:rPr>
-          <w:u w:val="single" w:color="0000ff"/>
-          <w:rFonts w:ascii="Charis SIL Regular" w:hAnsi="Charis SIL Regular" w:eastAsia="Charis SIL Regular"/>
-          <w:b w:val="0"/>
-          <w:i w:val="0"/>
-          <w:color w:val="000000"/>
-          <w:sz w:val="24"/>
-        </w:rPr>
-        <w:t xml:space="preserve"> </w:t>
-      </w:r>
-      <w:r>
-        <w:rPr>
-          <w:u w:val="single" w:color="0000ff"/>
-          <w:rFonts w:ascii="Charis SIL Regular" w:hAnsi="Charis SIL Regular" w:eastAsia="Charis SIL Regular"/>
-          <w:b w:val="0"/>
-          <w:i w:val="0"/>
-          <w:color w:val="000000"/>
-          <w:sz w:val="24"/>
-        </w:rPr>
-        <w:hyperlink r:id="rId30" w:history="1">
-          <w:r>
-            <w:rPr>
-              <w:rStyle w:val="Hyperlink"/>
-            </w:rPr>
-            <w:t>th</w:t>
-          </w:r>
-        </w:hyperlink>
-      </w:r>
-      <w:r>
-        <w:rPr>
-          <w:rFonts w:ascii="Charis SIL Regular" w:hAnsi="Charis SIL Regular" w:eastAsia="Charis SIL Regular"/>
-          <w:b w:val="0"/>
-          <w:i w:val="0"/>
-          <w:color w:val="000000"/>
-          <w:sz w:val="24"/>
-        </w:rPr>
-        <w:hyperlink r:id="rId30" w:history="1">
-          <w:r>
-            <w:rPr>
-              <w:rStyle w:val="Hyperlink"/>
-            </w:rPr>
-            <w:t xml:space="preserve">e </w:t>
-          </w:r>
-        </w:hyperlink>
-      </w:r>
-      <w:r>
-        <w:rPr>
-          <w:rFonts w:ascii="Charis SIL Regular" w:hAnsi="Charis SIL Regular" w:eastAsia="Charis SIL Regular"/>
-          <w:b w:val="0"/>
-          <w:i w:val="0"/>
-          <w:color w:val="0000FF"/>
-          <w:sz w:val="24"/>
-          <w:u w:val="single"/>
-        </w:rPr>
-        <w:hyperlink r:id="rId30" w:history="1">
-          <w:r>
-            <w:rPr>
-              <w:rStyle w:val="Hyperlink"/>
-            </w:rPr>
-            <w:t>National</w:t>
-          </w:r>
-        </w:hyperlink>
-      </w:r>
-      <w:r>
-        <w:rPr>
-          <w:rFonts w:ascii="Charis SIL Regular" w:hAnsi="Charis SIL Regular" w:eastAsia="Charis SIL Regular"/>
-          <w:b w:val="0"/>
-          <w:i w:val="0"/>
-          <w:color w:val="0000FF"/>
-          <w:sz w:val="24"/>
-          <w:u w:val="single"/>
-        </w:rPr>
-        <w:t xml:space="preserve"> </w:t>
-      </w:r>
-      <w:r>
-        <w:rPr>
-          <w:rFonts w:ascii="Charis SIL Regular" w:hAnsi="Charis SIL Regular" w:eastAsia="Charis SIL Regular"/>
-          <w:b w:val="0"/>
-          <w:i w:val="0"/>
-          <w:color w:val="0000FF"/>
-          <w:sz w:val="24"/>
-          <w:u w:val="single"/>
-        </w:rPr>
-        <w:hyperlink r:id="rId33" w:history="1">
-          <w:r>
-            <w:rPr>
-              <w:rStyle w:val="Hyperlink"/>
-            </w:rPr>
-            <w:t>A</w:t>
-          </w:r>
-        </w:hyperlink>
-      </w:r>
-      <w:r>
-        <w:rPr>
-          <w:rFonts w:ascii="Charis SIL Regular" w:hAnsi="Charis SIL Regular" w:eastAsia="Charis SIL Regular"/>
-          <w:b w:val="0"/>
-          <w:i w:val="0"/>
-          <w:color w:val="0000FF"/>
-          <w:sz w:val="24"/>
-          <w:u w:val="single"/>
         </w:rPr>
         <w:hyperlink r:id="rId31" w:history="1">
           <w:r>
             <w:rPr>
               <w:rStyle w:val="Hyperlink"/>
             </w:rPr>
-            <w:t>rchiv</w:t>
+            <w:t xml:space="preserve"> can be </w:t>
           </w:r>
         </w:hyperlink>
       </w:r>
       <w:r>
         <w:rPr>
-          <w:rFonts w:ascii="Charis SIL Regular" w:hAnsi="Charis SIL Regular" w:eastAsia="Charis SIL Regular"/>
-          <w:b w:val="0"/>
-          <w:i w:val="0"/>
-          <w:color w:val="0000FF"/>
-          <w:sz w:val="24"/>
-          <w:u w:val="single"/>
+          <w:u w:val="single" w:color="0000ff"/>
+          <w:rFonts w:ascii="Charis SIL Regular" w:hAnsi="Charis SIL Regular" w:eastAsia="Charis SIL Regular"/>
+          <w:b w:val="0"/>
+          <w:i w:val="0"/>
+          <w:color w:val="000000"/>
+          <w:sz w:val="24"/>
+        </w:rPr>
+        <w:hyperlink r:id="rId31" w:history="1">
+          <w:r>
+            <w:rPr>
+              <w:rStyle w:val="Hyperlink"/>
+            </w:rPr>
+            <w:t>a</w:t>
+          </w:r>
+        </w:hyperlink>
+      </w:r>
+      <w:r>
+        <w:rPr>
+          <w:u w:val="single" w:color="0000ff"/>
+          <w:rFonts w:ascii="Charis SIL Regular" w:hAnsi="Charis SIL Regular" w:eastAsia="Charis SIL Regular"/>
+          <w:b w:val="0"/>
+          <w:i w:val="0"/>
+          <w:color w:val="000000"/>
+          <w:sz w:val="24"/>
+        </w:rPr>
+        <w:hyperlink r:id="rId31" w:history="1">
+          <w:r>
+            <w:rPr>
+              <w:rStyle w:val="Hyperlink"/>
+            </w:rPr>
+            <w:t>cc</w:t>
+          </w:r>
+        </w:hyperlink>
+      </w:r>
+      <w:r>
+        <w:rPr>
+          <w:u w:val="single" w:color="0000ff"/>
+          <w:rFonts w:ascii="Charis SIL Regular" w:hAnsi="Charis SIL Regular" w:eastAsia="Charis SIL Regular"/>
+          <w:b w:val="0"/>
+          <w:i w:val="0"/>
+          <w:color w:val="000000"/>
+          <w:sz w:val="24"/>
+        </w:rPr>
+        <w:hyperlink r:id="rId31" w:history="1">
+          <w:r>
+            <w:rPr>
+              <w:rStyle w:val="Hyperlink"/>
+            </w:rPr>
+            <w:t>ess</w:t>
+          </w:r>
+        </w:hyperlink>
+      </w:r>
+      <w:r>
+        <w:rPr>
+          <w:u w:val="single" w:color="0000ff"/>
+          <w:rFonts w:ascii="Charis SIL Regular" w:hAnsi="Charis SIL Regular" w:eastAsia="Charis SIL Regular"/>
+          <w:b w:val="0"/>
+          <w:i w:val="0"/>
+          <w:color w:val="000000"/>
+          <w:sz w:val="24"/>
         </w:rPr>
         <w:hyperlink r:id="rId31" w:history="1">
           <w:r>
@@ -4822,298 +5180,14 @@
       </w:r>
       <w:r>
         <w:rPr>
-          <w:rFonts w:ascii="Charis SIL Regular" w:hAnsi="Charis SIL Regular" w:eastAsia="Charis SIL Regular"/>
-          <w:b w:val="0"/>
-          <w:i w:val="0"/>
-          <w:color w:val="0000FF"/>
-          <w:sz w:val="24"/>
-          <w:u w:val="single"/>
+          <w:u w:val="single" w:color="0000ff"/>
+          <w:rFonts w:ascii="Charis SIL Regular" w:hAnsi="Charis SIL Regular" w:eastAsia="Charis SIL Regular"/>
+          <w:b w:val="0"/>
+          <w:i w:val="0"/>
+          <w:color w:val="000000"/>
+          <w:sz w:val="24"/>
         </w:rPr>
         <w:hyperlink r:id="rId31" w:history="1">
-          <w:r>
-            <w:rPr>
-              <w:rStyle w:val="Hyperlink"/>
-            </w:rPr>
-            <w:t>s</w:t>
-          </w:r>
-        </w:hyperlink>
-      </w:r>
-      <w:r>
-        <w:rPr>
-          <w:rFonts w:ascii="Charis SIL Regular" w:hAnsi="Charis SIL Regular" w:eastAsia="Charis SIL Regular"/>
-          <w:b w:val="0"/>
-          <w:i w:val="0"/>
-          <w:color w:val="0000FF"/>
-          <w:sz w:val="24"/>
-          <w:u w:val="single"/>
-        </w:rPr>
-        <w:t xml:space="preserve"> </w:t>
-      </w:r>
-      <w:r>
-        <w:rPr>
-          <w:rFonts w:ascii="Charis SIL Regular" w:hAnsi="Charis SIL Regular" w:eastAsia="Charis SIL Regular"/>
-          <w:b w:val="0"/>
-          <w:i w:val="0"/>
-          <w:color w:val="0000FF"/>
-          <w:sz w:val="24"/>
-          <w:u w:val="single"/>
-        </w:rPr>
-        <w:hyperlink r:id="rId31" w:history="1">
-          <w:r>
-            <w:rPr>
-              <w:rStyle w:val="Hyperlink"/>
-            </w:rPr>
-            <w:t>of</w:t>
-          </w:r>
-        </w:hyperlink>
-      </w:r>
-      <w:r>
-        <w:rPr>
-          <w:rFonts w:ascii="Charis SIL Regular" w:hAnsi="Charis SIL Regular" w:eastAsia="Charis SIL Regular"/>
-          <w:b w:val="0"/>
-          <w:i w:val="0"/>
-          <w:color w:val="0000FF"/>
-          <w:sz w:val="24"/>
-          <w:u w:val="single"/>
-        </w:rPr>
-        <w:t xml:space="preserve"> </w:t>
-      </w:r>
-      <w:r>
-        <w:rPr>
-          <w:rFonts w:ascii="Charis SIL Regular" w:hAnsi="Charis SIL Regular" w:eastAsia="Charis SIL Regular"/>
-          <w:b w:val="0"/>
-          <w:i w:val="0"/>
-          <w:color w:val="0000FF"/>
-          <w:sz w:val="24"/>
-          <w:u w:val="single"/>
-        </w:rPr>
-        <w:hyperlink r:id="rId31" w:history="1">
-          <w:r>
-            <w:rPr>
-              <w:rStyle w:val="Hyperlink"/>
-            </w:rPr>
-            <w:t>Cura</w:t>
-          </w:r>
-        </w:hyperlink>
-      </w:r>
-      <w:r>
-        <w:rPr>
-          <w:rFonts w:ascii="Charis SIL Regular" w:hAnsi="Charis SIL Regular" w:eastAsia="Charis SIL Regular"/>
-          <w:b w:val="0"/>
-          <w:i w:val="0"/>
-          <w:color w:val="0000FF"/>
-          <w:sz w:val="24"/>
-          <w:u w:val="single"/>
-        </w:rPr>
-        <w:hyperlink r:id="rId31" w:history="1">
-          <w:r>
-            <w:rPr>
-              <w:rStyle w:val="Hyperlink"/>
-            </w:rPr>
-            <w:t>çao</w:t>
-          </w:r>
-        </w:hyperlink>
-      </w:r>
-      <w:r>
-        <w:rPr>
-          <w:u w:val="single" w:color="0000ff"/>
-          <w:rFonts w:ascii="Charis SIL Regular" w:hAnsi="Charis SIL Regular" w:eastAsia="Charis SIL Regular"/>
-          <w:b w:val="0"/>
-          <w:i w:val="0"/>
-          <w:color w:val="000000"/>
-          <w:sz w:val="24"/>
-        </w:rPr>
-        <w:hyperlink r:id="rId31" w:history="1">
-          <w:r>
-            <w:rPr>
-              <w:rStyle w:val="Hyperlink"/>
-            </w:rPr>
-            <w:t>. Vari</w:t>
-          </w:r>
-        </w:hyperlink>
-      </w:r>
-      <w:r>
-        <w:rPr>
-          <w:u w:val="single" w:color="0000ff"/>
-          <w:rFonts w:ascii="Charis SIL Regular" w:hAnsi="Charis SIL Regular" w:eastAsia="Charis SIL Regular"/>
-          <w:b w:val="0"/>
-          <w:i w:val="0"/>
-          <w:color w:val="000000"/>
-          <w:sz w:val="24"/>
-        </w:rPr>
-        <w:hyperlink r:id="rId31" w:history="1">
-          <w:r>
-            <w:rPr>
-              <w:rStyle w:val="Hyperlink"/>
-            </w:rPr>
-            <w:t>o</w:t>
-          </w:r>
-        </w:hyperlink>
-      </w:r>
-      <w:r>
-        <w:rPr>
-          <w:u w:val="single" w:color="0000ff"/>
-          <w:rFonts w:ascii="Charis SIL Regular" w:hAnsi="Charis SIL Regular" w:eastAsia="Charis SIL Regular"/>
-          <w:b w:val="0"/>
-          <w:i w:val="0"/>
-          <w:color w:val="000000"/>
-          <w:sz w:val="24"/>
-        </w:rPr>
-        <w:hyperlink r:id="rId31" w:history="1">
-          <w:r>
-            <w:rPr>
-              <w:rStyle w:val="Hyperlink"/>
-            </w:rPr>
-            <w:t>us archiv</w:t>
-          </w:r>
-        </w:hyperlink>
-      </w:r>
-      <w:r>
-        <w:rPr>
-          <w:rFonts w:ascii="Charis SIL Regular" w:hAnsi="Charis SIL Regular" w:eastAsia="Charis SIL Regular"/>
-          <w:b w:val="0"/>
-          <w:i w:val="0"/>
-          <w:color w:val="000000"/>
-          <w:sz w:val="24"/>
-        </w:rPr>
-        <w:t xml:space="preserve">es in </w:t>
-      </w:r>
-      <w:r>
-        <w:rPr>
-          <w:u w:val="single" w:color="0000ff"/>
-          <w:rFonts w:ascii="Charis SIL Regular" w:hAnsi="Charis SIL Regular" w:eastAsia="Charis SIL Regular"/>
-          <w:b w:val="0"/>
-          <w:i w:val="0"/>
-          <w:color w:val="000000"/>
-          <w:sz w:val="24"/>
-        </w:rPr>
-        <w:hyperlink r:id="rId32" w:history="1">
-          <w:r>
-            <w:rPr>
-              <w:rStyle w:val="Hyperlink"/>
-            </w:rPr>
-            <w:t>Indonesi</w:t>
-          </w:r>
-        </w:hyperlink>
-      </w:r>
-      <w:r>
-        <w:rPr>
-          <w:u w:val="single" w:color="0000ff"/>
-          <w:rFonts w:ascii="Charis SIL Regular" w:hAnsi="Charis SIL Regular" w:eastAsia="Charis SIL Regular"/>
-          <w:b w:val="0"/>
-          <w:i w:val="0"/>
-          <w:color w:val="000000"/>
-          <w:sz w:val="24"/>
-        </w:rPr>
-        <w:hyperlink r:id="rId32" w:history="1">
-          <w:r>
-            <w:rPr>
-              <w:rStyle w:val="Hyperlink"/>
-            </w:rPr>
-            <w:t>a</w:t>
-          </w:r>
-        </w:hyperlink>
-      </w:r>
-      <w:r>
-        <w:rPr>
-          <w:u w:val="single" w:color="0000ff"/>
-          <w:rFonts w:ascii="Charis SIL Regular" w:hAnsi="Charis SIL Regular" w:eastAsia="Charis SIL Regular"/>
-          <w:b w:val="0"/>
-          <w:i w:val="0"/>
-          <w:color w:val="000000"/>
-          <w:sz w:val="24"/>
-        </w:rPr>
-        <w:hyperlink r:id="rId32" w:history="1">
-          <w:r>
-            <w:rPr>
-              <w:rStyle w:val="Hyperlink"/>
-            </w:rPr>
-            <w:t xml:space="preserve"> can be </w:t>
-          </w:r>
-        </w:hyperlink>
-      </w:r>
-      <w:r>
-        <w:rPr>
-          <w:u w:val="single" w:color="0000ff"/>
-          <w:rFonts w:ascii="Charis SIL Regular" w:hAnsi="Charis SIL Regular" w:eastAsia="Charis SIL Regular"/>
-          <w:b w:val="0"/>
-          <w:i w:val="0"/>
-          <w:color w:val="000000"/>
-          <w:sz w:val="24"/>
-        </w:rPr>
-        <w:hyperlink r:id="rId32" w:history="1">
-          <w:r>
-            <w:rPr>
-              <w:rStyle w:val="Hyperlink"/>
-            </w:rPr>
-            <w:t>a</w:t>
-          </w:r>
-        </w:hyperlink>
-      </w:r>
-      <w:r>
-        <w:rPr>
-          <w:u w:val="single" w:color="0000ff"/>
-          <w:rFonts w:ascii="Charis SIL Regular" w:hAnsi="Charis SIL Regular" w:eastAsia="Charis SIL Regular"/>
-          <w:b w:val="0"/>
-          <w:i w:val="0"/>
-          <w:color w:val="000000"/>
-          <w:sz w:val="24"/>
-        </w:rPr>
-        <w:hyperlink r:id="rId32" w:history="1">
-          <w:r>
-            <w:rPr>
-              <w:rStyle w:val="Hyperlink"/>
-            </w:rPr>
-            <w:t>cc</w:t>
-          </w:r>
-        </w:hyperlink>
-      </w:r>
-      <w:r>
-        <w:rPr>
-          <w:u w:val="single" w:color="0000ff"/>
-          <w:rFonts w:ascii="Charis SIL Regular" w:hAnsi="Charis SIL Regular" w:eastAsia="Charis SIL Regular"/>
-          <w:b w:val="0"/>
-          <w:i w:val="0"/>
-          <w:color w:val="000000"/>
-          <w:sz w:val="24"/>
-        </w:rPr>
-        <w:hyperlink r:id="rId32" w:history="1">
-          <w:r>
-            <w:rPr>
-              <w:rStyle w:val="Hyperlink"/>
-            </w:rPr>
-            <w:t>ess</w:t>
-          </w:r>
-        </w:hyperlink>
-      </w:r>
-      <w:r>
-        <w:rPr>
-          <w:u w:val="single" w:color="0000ff"/>
-          <w:rFonts w:ascii="Charis SIL Regular" w:hAnsi="Charis SIL Regular" w:eastAsia="Charis SIL Regular"/>
-          <w:b w:val="0"/>
-          <w:i w:val="0"/>
-          <w:color w:val="000000"/>
-          <w:sz w:val="24"/>
-        </w:rPr>
-        <w:hyperlink r:id="rId32" w:history="1">
-          <w:r>
-            <w:rPr>
-              <w:rStyle w:val="Hyperlink"/>
-            </w:rPr>
-            <w:t>e</w:t>
-          </w:r>
-        </w:hyperlink>
-      </w:r>
-      <w:r>
-        <w:rPr>
-          <w:u w:val="single" w:color="0000ff"/>
-          <w:rFonts w:ascii="Charis SIL Regular" w:hAnsi="Charis SIL Regular" w:eastAsia="Charis SIL Regular"/>
-          <w:b w:val="0"/>
-          <w:i w:val="0"/>
-          <w:color w:val="000000"/>
-          <w:sz w:val="24"/>
-        </w:rPr>
-        <w:hyperlink r:id="rId32" w:history="1">
           <w:r>
             <w:rPr>
               <w:rStyle w:val="Hyperlink"/>
@@ -5141,7 +5215,7 @@
           <w:sz w:val="24"/>
           <w:u w:val="single"/>
         </w:rPr>
-        <w:hyperlink r:id="rId34" w:history="1">
+        <w:hyperlink r:id="rId33" w:history="1">
           <w:r>
             <w:rPr>
               <w:rStyle w:val="Hyperlink"/>
@@ -5159,7 +5233,7 @@
           <w:color w:val="000000"/>
           <w:sz w:val="24"/>
         </w:rPr>
-        <w:hyperlink r:id="rId33" w:history="1">
+        <w:hyperlink r:id="rId32" w:history="1">
           <w:r>
             <w:rPr>
               <w:rStyle w:val="Hyperlink"/>
@@ -5197,7 +5271,7 @@
           <w:sz w:val="24"/>
           <w:u w:val="single"/>
         </w:rPr>
-        <w:hyperlink r:id="rId35" w:history="1">
+        <w:hyperlink r:id="rId34" w:history="1">
           <w:r>
             <w:rPr>
               <w:rStyle w:val="Hyperlink"/>
@@ -5226,7 +5300,7 @@
           <w:sz w:val="24"/>
           <w:u w:val="single"/>
         </w:rPr>
-        <w:hyperlink r:id="rId35" w:history="1">
+        <w:hyperlink r:id="rId34" w:history="1">
           <w:r>
             <w:rPr>
               <w:rStyle w:val="Hyperlink"/>
@@ -5255,7 +5329,7 @@
           <w:sz w:val="24"/>
           <w:u w:val="single"/>
         </w:rPr>
-        <w:hyperlink r:id="rId35" w:history="1">
+        <w:hyperlink r:id="rId34" w:history="1">
           <w:r>
             <w:rPr>
               <w:rStyle w:val="Hyperlink"/>
@@ -5284,7 +5358,7 @@
           <w:sz w:val="24"/>
           <w:u w:val="single"/>
         </w:rPr>
-        <w:hyperlink r:id="rId35" w:history="1">
+        <w:hyperlink r:id="rId34" w:history="1">
           <w:r>
             <w:rPr>
               <w:rStyle w:val="Hyperlink"/>
@@ -5313,7 +5387,7 @@
           <w:sz w:val="24"/>
           <w:u w:val="single"/>
         </w:rPr>
-        <w:hyperlink r:id="rId35" w:history="1">
+        <w:hyperlink r:id="rId34" w:history="1">
           <w:r>
             <w:rPr>
               <w:rStyle w:val="Hyperlink"/>
@@ -5342,7 +5416,7 @@
           <w:sz w:val="24"/>
           <w:u w:val="single"/>
         </w:rPr>
-        <w:hyperlink r:id="rId35" w:history="1">
+        <w:hyperlink r:id="rId34" w:history="1">
           <w:r>
             <w:rPr>
               <w:rStyle w:val="Hyperlink"/>
@@ -5370,7 +5444,7 @@
           <w:color w:val="000000"/>
           <w:sz w:val="24"/>
         </w:rPr>
-        <w:hyperlink r:id="rId35" w:history="1">
+        <w:hyperlink r:id="rId34" w:history="1">
           <w:r>
             <w:rPr>
               <w:rStyle w:val="Hyperlink"/>
@@ -5388,7 +5462,7 @@
           <w:color w:val="000000"/>
           <w:sz w:val="24"/>
         </w:rPr>
-        <w:hyperlink r:id="rId35" w:history="1">
+        <w:hyperlink r:id="rId34" w:history="1">
           <w:r>
             <w:rPr>
               <w:rStyle w:val="Hyperlink"/>
@@ -5406,7 +5480,7 @@
           <w:color w:val="000000"/>
           <w:sz w:val="24"/>
         </w:rPr>
-        <w:hyperlink r:id="rId35" w:history="1">
+        <w:hyperlink r:id="rId34" w:history="1">
           <w:r>
             <w:rPr>
               <w:rStyle w:val="Hyperlink"/>
@@ -5424,7 +5498,7 @@
           <w:color w:val="000000"/>
           <w:sz w:val="24"/>
         </w:rPr>
-        <w:hyperlink r:id="rId35" w:history="1">
+        <w:hyperlink r:id="rId34" w:history="1">
           <w:r>
             <w:rPr>
               <w:rStyle w:val="Hyperlink"/>
@@ -5453,7 +5527,7 @@
           <w:color w:val="000000"/>
           <w:sz w:val="24"/>
         </w:rPr>
-        <w:hyperlink r:id="rId35" w:history="1">
+        <w:hyperlink r:id="rId34" w:history="1">
           <w:r>
             <w:rPr>
               <w:rStyle w:val="Hyperlink"/>
@@ -5471,7 +5545,7 @@
           <w:color w:val="000000"/>
           <w:sz w:val="24"/>
         </w:rPr>
-        <w:hyperlink r:id="rId35" w:history="1">
+        <w:hyperlink r:id="rId34" w:history="1">
           <w:r>
             <w:rPr>
               <w:rStyle w:val="Hyperlink"/>
@@ -5489,7 +5563,7 @@
           <w:color w:val="000000"/>
           <w:sz w:val="24"/>
         </w:rPr>
-        <w:hyperlink r:id="rId35" w:history="1">
+        <w:hyperlink r:id="rId34" w:history="1">
           <w:r>
             <w:rPr>
               <w:rStyle w:val="Hyperlink"/>
@@ -5507,7 +5581,7 @@
           <w:color w:val="000000"/>
           <w:sz w:val="24"/>
         </w:rPr>
-        <w:hyperlink r:id="rId35" w:history="1">
+        <w:hyperlink r:id="rId34" w:history="1">
           <w:r>
             <w:rPr>
               <w:rStyle w:val="Hyperlink"/>
@@ -5605,7 +5679,7 @@
           <w:sz w:val="24"/>
           <w:u w:val="single"/>
         </w:rPr>
-        <w:hyperlink r:id="rId36" w:history="1">
+        <w:hyperlink r:id="rId35" w:history="1">
           <w:r>
             <w:rPr>
               <w:rStyle w:val="Hyperlink"/>
@@ -5633,7 +5707,7 @@
           <w:sz w:val="24"/>
           <w:u w:val="single"/>
         </w:rPr>
-        <w:hyperlink r:id="rId37" w:history="1">
+        <w:hyperlink r:id="rId36" w:history="1">
           <w:r>
             <w:rPr>
               <w:rStyle w:val="Hyperlink"/>
@@ -5662,7 +5736,7 @@
           <w:sz w:val="24"/>
           <w:u w:val="single"/>
         </w:rPr>
-        <w:hyperlink r:id="rId37" w:history="1">
+        <w:hyperlink r:id="rId36" w:history="1">
           <w:r>
             <w:rPr>
               <w:rStyle w:val="Hyperlink"/>
@@ -5691,7 +5765,7 @@
           <w:sz w:val="24"/>
           <w:u w:val="single"/>
         </w:rPr>
-        <w:hyperlink r:id="rId37" w:history="1">
+        <w:hyperlink r:id="rId36" w:history="1">
           <w:r>
             <w:rPr>
               <w:rStyle w:val="Hyperlink"/>
@@ -5738,7 +5812,7 @@
           <w:sz w:val="24"/>
           <w:u w:val="single"/>
         </w:rPr>
-        <w:hyperlink r:id="rId37" w:history="1">
+        <w:hyperlink r:id="rId36" w:history="1">
           <w:r>
             <w:rPr>
               <w:rStyle w:val="Hyperlink"/>
@@ -5766,7 +5840,7 @@
           <w:sz w:val="24"/>
           <w:u w:val="single"/>
         </w:rPr>
-        <w:hyperlink r:id="rId38" w:history="1">
+        <w:hyperlink r:id="rId37" w:history="1">
           <w:r>
             <w:rPr>
               <w:rStyle w:val="Hyperlink"/>
@@ -5795,7 +5869,7 @@
           <w:sz w:val="24"/>
           <w:u w:val="single"/>
         </w:rPr>
-        <w:hyperlink r:id="rId38" w:history="1">
+        <w:hyperlink r:id="rId37" w:history="1">
           <w:r>
             <w:rPr>
               <w:rStyle w:val="Hyperlink"/>
@@ -5824,7 +5898,7 @@
           <w:sz w:val="24"/>
           <w:u w:val="single"/>
         </w:rPr>
-        <w:hyperlink r:id="rId38" w:history="1">
+        <w:hyperlink r:id="rId37" w:history="1">
           <w:r>
             <w:rPr>
               <w:rStyle w:val="Hyperlink"/>
@@ -5853,7 +5927,7 @@
           <w:sz w:val="24"/>
           <w:u w:val="single"/>
         </w:rPr>
-        <w:hyperlink r:id="rId38" w:history="1">
+        <w:hyperlink r:id="rId37" w:history="1">
           <w:r>
             <w:rPr>
               <w:rStyle w:val="Hyperlink"/>
@@ -5891,7 +5965,7 @@
           <w:sz w:val="24"/>
           <w:u w:val="single"/>
         </w:rPr>
-        <w:hyperlink r:id="rId39" w:history="1">
+        <w:hyperlink r:id="rId38" w:history="1">
           <w:r>
             <w:rPr>
               <w:rStyle w:val="Hyperlink"/>
@@ -5909,7 +5983,7 @@
           <w:color w:val="000000"/>
           <w:sz w:val="24"/>
         </w:rPr>
-        <w:hyperlink r:id="rId37" w:history="1">
+        <w:hyperlink r:id="rId36" w:history="1">
           <w:r>
             <w:rPr>
               <w:rStyle w:val="Hyperlink"/>
@@ -5937,7 +6011,7 @@
           <w:color w:val="000000"/>
           <w:sz w:val="24"/>
         </w:rPr>
-        <w:hyperlink r:id="rId38" w:history="1">
+        <w:hyperlink r:id="rId37" w:history="1">
           <w:r>
             <w:rPr>
               <w:rStyle w:val="Hyperlink"/>
@@ -5966,7 +6040,7 @@
           <w:color w:val="000000"/>
           <w:sz w:val="24"/>
         </w:rPr>
-        <w:hyperlink r:id="rId38" w:history="1">
+        <w:hyperlink r:id="rId37" w:history="1">
           <w:r>
             <w:rPr>
               <w:rStyle w:val="Hyperlink"/>
@@ -5984,7 +6058,7 @@
           <w:color w:val="000000"/>
           <w:sz w:val="24"/>
         </w:rPr>
-        <w:hyperlink r:id="rId38" w:history="1">
+        <w:hyperlink r:id="rId37" w:history="1">
           <w:r>
             <w:rPr>
               <w:rStyle w:val="Hyperlink"/>
@@ -6002,7 +6076,7 @@
           <w:color w:val="000000"/>
           <w:sz w:val="24"/>
         </w:rPr>
-        <w:hyperlink r:id="rId38" w:history="1">
+        <w:hyperlink r:id="rId37" w:history="1">
           <w:r>
             <w:rPr>
               <w:rStyle w:val="Hyperlink"/>
@@ -6020,7 +6094,7 @@
           <w:color w:val="000000"/>
           <w:sz w:val="24"/>
         </w:rPr>
-        <w:hyperlink r:id="rId38" w:history="1">
+        <w:hyperlink r:id="rId37" w:history="1">
           <w:r>
             <w:rPr>
               <w:rStyle w:val="Hyperlink"/>
@@ -6038,7 +6112,7 @@
           <w:color w:val="000000"/>
           <w:sz w:val="24"/>
         </w:rPr>
-        <w:hyperlink r:id="rId38" w:history="1">
+        <w:hyperlink r:id="rId37" w:history="1">
           <w:r>
             <w:rPr>
               <w:rStyle w:val="Hyperlink"/>
@@ -6087,7 +6161,7 @@
           <w:color w:val="000000"/>
           <w:sz w:val="24"/>
         </w:rPr>
-        <w:hyperlink r:id="rId39" w:history="1">
+        <w:hyperlink r:id="rId38" w:history="1">
           <w:r>
             <w:rPr>
               <w:rStyle w:val="Hyperlink"/>

--- a/EXPORTS/DOCX/published/niveau1/English/Sources.docx
+++ b/EXPORTS/DOCX/published/niveau1/English/Sources.docx
@@ -1289,13 +1289,39 @@
       </w:r>
       <w:r>
         <w:rPr>
+          <w:u w:val="single" w:color="0000ff"/>
           <w:rFonts w:ascii="Charis SIL Regular" w:hAnsi="Charis SIL Regular" w:eastAsia="Charis SIL Regular"/>
           <w:b w:val="0"/>
           <w:i w:val="0"/>
           <w:color w:val="000000"/>
           <w:sz w:val="24"/>
         </w:rPr>
-        <w:t xml:space="preserve">the </w:t>
+        <w:hyperlink r:id="rId15" w:history="1">
+          <w:r>
+            <w:rPr>
+              <w:rStyle w:val="Hyperlink"/>
+            </w:rPr>
+            <w:t>t</w:t>
+          </w:r>
+        </w:hyperlink>
+      </w:r>
+      <w:r>
+        <w:rPr>
+          <w:u w:val="single" w:color="0000ff"/>
+          <w:rFonts w:ascii="Charis SIL Regular" w:hAnsi="Charis SIL Regular" w:eastAsia="Charis SIL Regular"/>
+          <w:b w:val="0"/>
+          <w:i w:val="0"/>
+          <w:color w:val="000000"/>
+          <w:sz w:val="24"/>
+        </w:rPr>
+        <w:hyperlink r:id="rId15" w:history="1">
+          <w:r>
+            <w:rPr>
+              <w:rStyle w:val="Hyperlink"/>
+            </w:rPr>
+            <w:t xml:space="preserve">he </w:t>
+          </w:r>
+        </w:hyperlink>
       </w:r>
       <w:r>
         <w:rPr>
@@ -1436,7 +1462,7 @@
           <w:sz w:val="24"/>
           <w:u w:val="single"/>
         </w:rPr>
-        <w:hyperlink r:id="rId15" w:history="1">
+        <w:hyperlink r:id="rId16" w:history="1">
           <w:r>
             <w:rPr>
               <w:rStyle w:val="Hyperlink"/>
@@ -2441,7 +2467,7 @@
           <w:sz w:val="24"/>
           <w:u w:val="single"/>
         </w:rPr>
-        <w:hyperlink r:id="rId19" w:history="1">
+        <w:hyperlink r:id="rId18" w:history="1">
           <w:r>
             <w:rPr>
               <w:rStyle w:val="Hyperlink"/>
@@ -2488,7 +2514,7 @@
           <w:sz w:val="24"/>
           <w:u w:val="single"/>
         </w:rPr>
-        <w:hyperlink r:id="rId18" w:history="1">
+        <w:hyperlink r:id="rId19" w:history="1">
           <w:r>
             <w:rPr>
               <w:rStyle w:val="Hyperlink"/>
@@ -2506,7 +2532,7 @@
           <w:sz w:val="24"/>
           <w:u w:val="single"/>
         </w:rPr>
-        <w:hyperlink r:id="rId18" w:history="1">
+        <w:hyperlink r:id="rId19" w:history="1">
           <w:r>
             <w:rPr>
               <w:rStyle w:val="Hyperlink"/>
@@ -2551,90 +2577,7 @@
           <w:color w:val="000000"/>
           <w:sz w:val="24"/>
         </w:rPr>
-        <w:t>contains detailed explanations of the archiv</w:t>
-      </w:r>
-      <w:r>
-        <w:rPr>
-          <w:u w:val="single" w:color="0000ff"/>
-          <w:rFonts w:ascii="Charis SIL Regular" w:hAnsi="Charis SIL Regular" w:eastAsia="Charis SIL Regular"/>
-          <w:b w:val="0"/>
-          <w:i w:val="0"/>
-          <w:color w:val="000000"/>
-          <w:sz w:val="24"/>
-        </w:rPr>
-        <w:hyperlink r:id="rId19" w:history="1">
-          <w:r>
-            <w:rPr>
-              <w:rStyle w:val="Hyperlink"/>
-            </w:rPr>
-            <w:t>es</w:t>
-          </w:r>
-        </w:hyperlink>
-      </w:r>
-      <w:r>
-        <w:rPr>
-          <w:u w:val="single" w:color="0000ff"/>
-          <w:rFonts w:ascii="Charis SIL Regular" w:hAnsi="Charis SIL Regular" w:eastAsia="Charis SIL Regular"/>
-          <w:b w:val="0"/>
-          <w:i w:val="0"/>
-          <w:color w:val="000000"/>
-          <w:sz w:val="24"/>
-        </w:rPr>
-        <w:t xml:space="preserve"> </w:t>
-      </w:r>
-      <w:r>
-        <w:rPr>
-          <w:u w:val="single" w:color="0000ff"/>
-          <w:rFonts w:ascii="Charis SIL Regular" w:hAnsi="Charis SIL Regular" w:eastAsia="Charis SIL Regular"/>
-          <w:b w:val="0"/>
-          <w:i w:val="0"/>
-          <w:color w:val="000000"/>
-          <w:sz w:val="24"/>
-        </w:rPr>
-        <w:hyperlink r:id="rId19" w:history="1">
-          <w:r>
-            <w:rPr>
-              <w:rStyle w:val="Hyperlink"/>
-            </w:rPr>
-            <w:t>relating t</w:t>
-          </w:r>
-        </w:hyperlink>
-      </w:r>
-      <w:r>
-        <w:rPr>
-          <w:u w:val="single" w:color="0000ff"/>
-          <w:rFonts w:ascii="Charis SIL Regular" w:hAnsi="Charis SIL Regular" w:eastAsia="Charis SIL Regular"/>
-          <w:b w:val="0"/>
-          <w:i w:val="0"/>
-          <w:color w:val="000000"/>
-          <w:sz w:val="24"/>
-        </w:rPr>
-        <w:hyperlink r:id="rId19" w:history="1">
-          <w:r>
-            <w:rPr>
-              <w:rStyle w:val="Hyperlink"/>
-            </w:rPr>
-            <w:t>o</w:t>
-          </w:r>
-        </w:hyperlink>
-      </w:r>
-      <w:r>
-        <w:rPr>
-          <w:u w:val="single" w:color="0000ff"/>
-          <w:rFonts w:ascii="Charis SIL Regular" w:hAnsi="Charis SIL Regular" w:eastAsia="Charis SIL Regular"/>
-          <w:b w:val="0"/>
-          <w:i w:val="0"/>
-          <w:color w:val="000000"/>
-          <w:sz w:val="24"/>
-        </w:rPr>
-        <w:hyperlink r:id="rId19" w:history="1">
-          <w:r>
-            <w:rPr>
-              <w:rStyle w:val="Hyperlink"/>
-            </w:rPr>
-            <w:t xml:space="preserve"> the </w:t>
-          </w:r>
-        </w:hyperlink>
+        <w:t xml:space="preserve">contains detailed explanations of the archives relating to the </w:t>
       </w:r>
       <w:r>
         <w:rPr>
@@ -3554,42 +3497,13 @@
       </w:r>
       <w:r>
         <w:rPr>
-          <w:u w:val="single" w:color="0000ff"/>
           <w:rFonts w:ascii="Charis SIL Regular" w:hAnsi="Charis SIL Regular" w:eastAsia="Charis SIL Regular"/>
           <w:b w:val="0"/>
           <w:i w:val="0"/>
           <w:color w:val="000000"/>
           <w:sz w:val="24"/>
         </w:rPr>
-        <w:t xml:space="preserve"> </w:t>
-      </w:r>
-      <w:r>
-        <w:rPr>
-          <w:u w:val="single" w:color="0000ff"/>
-          <w:rFonts w:ascii="Charis SIL Regular" w:hAnsi="Charis SIL Regular" w:eastAsia="Charis SIL Regular"/>
-          <w:b w:val="0"/>
-          <w:i w:val="0"/>
-          <w:color w:val="000000"/>
-          <w:sz w:val="24"/>
-        </w:rPr>
-        <w:hyperlink r:id="rId22" w:history="1">
-          <w:r>
-            <w:rPr>
-              <w:rStyle w:val="Hyperlink"/>
-            </w:rPr>
-            <w:t>and the</w:t>
-          </w:r>
-        </w:hyperlink>
-      </w:r>
-      <w:r>
-        <w:rPr>
-          <w:rFonts w:ascii="Charis SIL Regular" w:hAnsi="Charis SIL Regular" w:eastAsia="Charis SIL Regular"/>
-          <w:b w:val="0"/>
-          <w:i w:val="0"/>
-          <w:color w:val="000000"/>
-          <w:sz w:val="24"/>
-        </w:rPr>
-        <w:t xml:space="preserve"> </w:t>
+        <w:t xml:space="preserve"> and the </w:t>
       </w:r>
       <w:r>
         <w:rPr>
@@ -3647,7 +3561,7 @@
           <w:sz w:val="24"/>
           <w:u w:val="single"/>
         </w:rPr>
-        <w:hyperlink r:id="rId25" w:history="1">
+        <w:hyperlink r:id="rId23" w:history="1">
           <w:r>
             <w:rPr>
               <w:rStyle w:val="Hyperlink"/>
@@ -3798,7 +3712,7 @@
           <w:sz w:val="24"/>
           <w:u w:val="single"/>
         </w:rPr>
-        <w:hyperlink r:id="rId26" w:history="1">
+        <w:hyperlink r:id="rId27" w:history="1">
           <w:r>
             <w:rPr>
               <w:rStyle w:val="Hyperlink"/>
@@ -3816,7 +3730,7 @@
           <w:sz w:val="24"/>
           <w:u w:val="single"/>
         </w:rPr>
-        <w:hyperlink r:id="rId26" w:history="1">
+        <w:hyperlink r:id="rId24" w:history="1">
           <w:r>
             <w:rPr>
               <w:rStyle w:val="Hyperlink"/>
@@ -3845,7 +3759,7 @@
           <w:sz w:val="24"/>
           <w:u w:val="single"/>
         </w:rPr>
-        <w:hyperlink r:id="rId26" w:history="1">
+        <w:hyperlink r:id="rId24" w:history="1">
           <w:r>
             <w:rPr>
               <w:rStyle w:val="Hyperlink"/>
@@ -3874,7 +3788,7 @@
           <w:sz w:val="24"/>
           <w:u w:val="single"/>
         </w:rPr>
-        <w:hyperlink r:id="rId26" w:history="1">
+        <w:hyperlink r:id="rId24" w:history="1">
           <w:r>
             <w:rPr>
               <w:rStyle w:val="Hyperlink"/>
@@ -3892,7 +3806,7 @@
           <w:sz w:val="24"/>
           <w:u w:val="single"/>
         </w:rPr>
-        <w:hyperlink r:id="rId26" w:history="1">
+        <w:hyperlink r:id="rId27" w:history="1">
           <w:r>
             <w:rPr>
               <w:rStyle w:val="Hyperlink"/>
@@ -3996,7 +3910,7 @@
           <w:sz w:val="24"/>
           <w:u w:val="single"/>
         </w:rPr>
-        <w:hyperlink r:id="rId27" w:history="1">
+        <w:hyperlink r:id="rId28" w:history="1">
           <w:r>
             <w:rPr>
               <w:rStyle w:val="Hyperlink"/>
@@ -4025,7 +3939,7 @@
           <w:sz w:val="24"/>
           <w:u w:val="single"/>
         </w:rPr>
-        <w:hyperlink r:id="rId27" w:history="1">
+        <w:hyperlink r:id="rId28" w:history="1">
           <w:r>
             <w:rPr>
               <w:rStyle w:val="Hyperlink"/>
@@ -4053,7 +3967,7 @@
           <w:sz w:val="24"/>
           <w:u w:val="single"/>
         </w:rPr>
-        <w:hyperlink r:id="rId28" w:history="1">
+        <w:hyperlink r:id="rId29" w:history="1">
           <w:r>
             <w:rPr>
               <w:rStyle w:val="Hyperlink"/>
@@ -4082,7 +3996,7 @@
           <w:sz w:val="24"/>
           <w:u w:val="single"/>
         </w:rPr>
-        <w:hyperlink r:id="rId28" w:history="1">
+        <w:hyperlink r:id="rId29" w:history="1">
           <w:r>
             <w:rPr>
               <w:rStyle w:val="Hyperlink"/>
@@ -4111,7 +4025,7 @@
           <w:sz w:val="24"/>
           <w:u w:val="single"/>
         </w:rPr>
-        <w:hyperlink r:id="rId28" w:history="1">
+        <w:hyperlink r:id="rId29" w:history="1">
           <w:r>
             <w:rPr>
               <w:rStyle w:val="Hyperlink"/>
@@ -4349,7 +4263,7 @@
           <w:sz w:val="24"/>
           <w:u w:val="single"/>
         </w:rPr>
-        <w:hyperlink r:id="rId29" w:history="1">
+        <w:hyperlink r:id="rId30" w:history="1">
           <w:r>
             <w:rPr>
               <w:rStyle w:val="Hyperlink"/>
@@ -4378,7 +4292,7 @@
           <w:sz w:val="24"/>
           <w:u w:val="single"/>
         </w:rPr>
-        <w:hyperlink r:id="rId29" w:history="1">
+        <w:hyperlink r:id="rId30" w:history="1">
           <w:r>
             <w:rPr>
               <w:rStyle w:val="Hyperlink"/>
@@ -4407,7 +4321,7 @@
           <w:sz w:val="24"/>
           <w:u w:val="single"/>
         </w:rPr>
-        <w:hyperlink r:id="rId29" w:history="1">
+        <w:hyperlink r:id="rId30" w:history="1">
           <w:r>
             <w:rPr>
               <w:rStyle w:val="Hyperlink"/>
@@ -4425,7 +4339,7 @@
           <w:sz w:val="24"/>
           <w:u w:val="single"/>
         </w:rPr>
-        <w:hyperlink r:id="rId29" w:history="1">
+        <w:hyperlink r:id="rId30" w:history="1">
           <w:r>
             <w:rPr>
               <w:rStyle w:val="Hyperlink"/>
@@ -4453,7 +4367,7 @@
           <w:sz w:val="24"/>
           <w:u w:val="single"/>
         </w:rPr>
-        <w:hyperlink r:id="rId30" w:history="1">
+        <w:hyperlink r:id="rId31" w:history="1">
           <w:r>
             <w:rPr>
               <w:rStyle w:val="Hyperlink"/>
@@ -4482,7 +4396,7 @@
           <w:sz w:val="24"/>
           <w:u w:val="single"/>
         </w:rPr>
-        <w:hyperlink r:id="rId30" w:history="1">
+        <w:hyperlink r:id="rId31" w:history="1">
           <w:r>
             <w:rPr>
               <w:rStyle w:val="Hyperlink"/>
@@ -4511,7 +4425,7 @@
           <w:sz w:val="24"/>
           <w:u w:val="single"/>
         </w:rPr>
-        <w:hyperlink r:id="rId30" w:history="1">
+        <w:hyperlink r:id="rId31" w:history="1">
           <w:r>
             <w:rPr>
               <w:rStyle w:val="Hyperlink"/>
@@ -4540,7 +4454,7 @@
           <w:sz w:val="24"/>
           <w:u w:val="single"/>
         </w:rPr>
-        <w:hyperlink r:id="rId30" w:history="1">
+        <w:hyperlink r:id="rId31" w:history="1">
           <w:r>
             <w:rPr>
               <w:rStyle w:val="Hyperlink"/>
@@ -4568,7 +4482,7 @@
           <w:sz w:val="24"/>
           <w:u w:val="single"/>
         </w:rPr>
-        <w:hyperlink r:id="rId31" w:history="1">
+        <w:hyperlink r:id="rId32" w:history="1">
           <w:r>
             <w:rPr>
               <w:rStyle w:val="Hyperlink"/>
@@ -4597,7 +4511,7 @@
           <w:sz w:val="24"/>
           <w:u w:val="single"/>
         </w:rPr>
-        <w:hyperlink r:id="rId31" w:history="1">
+        <w:hyperlink r:id="rId32" w:history="1">
           <w:r>
             <w:rPr>
               <w:rStyle w:val="Hyperlink"/>
@@ -4615,7 +4529,7 @@
           <w:sz w:val="24"/>
           <w:u w:val="single"/>
         </w:rPr>
-        <w:hyperlink r:id="rId29" w:history="1">
+        <w:hyperlink r:id="rId32" w:history="1">
           <w:r>
             <w:rPr>
               <w:rStyle w:val="Hyperlink"/>
@@ -4644,7 +4558,7 @@
           <w:sz w:val="24"/>
           <w:u w:val="single"/>
         </w:rPr>
-        <w:hyperlink r:id="rId29" w:history="1">
+        <w:hyperlink r:id="rId32" w:history="1">
           <w:r>
             <w:rPr>
               <w:rStyle w:val="Hyperlink"/>
@@ -4673,7 +4587,7 @@
           <w:sz w:val="24"/>
           <w:u w:val="single"/>
         </w:rPr>
-        <w:hyperlink r:id="rId29" w:history="1">
+        <w:hyperlink r:id="rId32" w:history="1">
           <w:r>
             <w:rPr>
               <w:rStyle w:val="Hyperlink"/>
@@ -4702,7 +4616,7 @@
           <w:sz w:val="24"/>
           <w:u w:val="single"/>
         </w:rPr>
-        <w:hyperlink r:id="rId29" w:history="1">
+        <w:hyperlink r:id="rId32" w:history="1">
           <w:r>
             <w:rPr>
               <w:rStyle w:val="Hyperlink"/>
@@ -4720,7 +4634,7 @@
           <w:sz w:val="24"/>
           <w:u w:val="single"/>
         </w:rPr>
-        <w:hyperlink r:id="rId29" w:history="1">
+        <w:hyperlink r:id="rId32" w:history="1">
           <w:r>
             <w:rPr>
               <w:rStyle w:val="Hyperlink"/>
@@ -4738,7 +4652,7 @@
           <w:sz w:val="24"/>
           <w:u w:val="single"/>
         </w:rPr>
-        <w:hyperlink r:id="rId29" w:history="1">
+        <w:hyperlink r:id="rId32" w:history="1">
           <w:r>
             <w:rPr>
               <w:rStyle w:val="Hyperlink"/>
@@ -4756,7 +4670,7 @@
           <w:color w:val="000000"/>
           <w:sz w:val="24"/>
         </w:rPr>
-        <w:hyperlink r:id="rId29" w:history="1">
+        <w:hyperlink r:id="rId30" w:history="1">
           <w:r>
             <w:rPr>
               <w:rStyle w:val="Hyperlink"/>
@@ -4785,7 +4699,7 @@
           <w:color w:val="000000"/>
           <w:sz w:val="24"/>
         </w:rPr>
-        <w:hyperlink r:id="rId29" w:history="1">
+        <w:hyperlink r:id="rId30" w:history="1">
           <w:r>
             <w:rPr>
               <w:rStyle w:val="Hyperlink"/>
@@ -4802,7 +4716,7 @@
           <w:color w:val="000000"/>
           <w:sz w:val="24"/>
         </w:rPr>
-        <w:hyperlink r:id="rId29" w:history="1">
+        <w:hyperlink r:id="rId30" w:history="1">
           <w:r>
             <w:rPr>
               <w:rStyle w:val="Hyperlink"/>
@@ -4820,7 +4734,7 @@
           <w:sz w:val="24"/>
           <w:u w:val="single"/>
         </w:rPr>
-        <w:hyperlink r:id="rId29" w:history="1">
+        <w:hyperlink r:id="rId30" w:history="1">
           <w:r>
             <w:rPr>
               <w:rStyle w:val="Hyperlink"/>
@@ -4849,7 +4763,7 @@
           <w:sz w:val="24"/>
           <w:u w:val="single"/>
         </w:rPr>
-        <w:hyperlink r:id="rId32" w:history="1">
+        <w:hyperlink r:id="rId33" w:history="1">
           <w:r>
             <w:rPr>
               <w:rStyle w:val="Hyperlink"/>
@@ -4867,7 +4781,7 @@
           <w:sz w:val="24"/>
           <w:u w:val="single"/>
         </w:rPr>
-        <w:hyperlink r:id="rId30" w:history="1">
+        <w:hyperlink r:id="rId31" w:history="1">
           <w:r>
             <w:rPr>
               <w:rStyle w:val="Hyperlink"/>
@@ -4884,290 +4798,6 @@
           <w:color w:val="0000FF"/>
           <w:sz w:val="24"/>
           <w:u w:val="single"/>
-        </w:rPr>
-        <w:hyperlink r:id="rId30" w:history="1">
-          <w:r>
-            <w:rPr>
-              <w:rStyle w:val="Hyperlink"/>
-            </w:rPr>
-            <w:t>e</w:t>
-          </w:r>
-        </w:hyperlink>
-      </w:r>
-      <w:r>
-        <w:rPr>
-          <w:rFonts w:ascii="Charis SIL Regular" w:hAnsi="Charis SIL Regular" w:eastAsia="Charis SIL Regular"/>
-          <w:b w:val="0"/>
-          <w:i w:val="0"/>
-          <w:color w:val="0000FF"/>
-          <w:sz w:val="24"/>
-          <w:u w:val="single"/>
-        </w:rPr>
-        <w:hyperlink r:id="rId30" w:history="1">
-          <w:r>
-            <w:rPr>
-              <w:rStyle w:val="Hyperlink"/>
-            </w:rPr>
-            <w:t>s</w:t>
-          </w:r>
-        </w:hyperlink>
-      </w:r>
-      <w:r>
-        <w:rPr>
-          <w:rFonts w:ascii="Charis SIL Regular" w:hAnsi="Charis SIL Regular" w:eastAsia="Charis SIL Regular"/>
-          <w:b w:val="0"/>
-          <w:i w:val="0"/>
-          <w:color w:val="0000FF"/>
-          <w:sz w:val="24"/>
-          <w:u w:val="single"/>
-        </w:rPr>
-        <w:t xml:space="preserve"> </w:t>
-      </w:r>
-      <w:r>
-        <w:rPr>
-          <w:rFonts w:ascii="Charis SIL Regular" w:hAnsi="Charis SIL Regular" w:eastAsia="Charis SIL Regular"/>
-          <w:b w:val="0"/>
-          <w:i w:val="0"/>
-          <w:color w:val="0000FF"/>
-          <w:sz w:val="24"/>
-          <w:u w:val="single"/>
-        </w:rPr>
-        <w:hyperlink r:id="rId30" w:history="1">
-          <w:r>
-            <w:rPr>
-              <w:rStyle w:val="Hyperlink"/>
-            </w:rPr>
-            <w:t>of</w:t>
-          </w:r>
-        </w:hyperlink>
-      </w:r>
-      <w:r>
-        <w:rPr>
-          <w:rFonts w:ascii="Charis SIL Regular" w:hAnsi="Charis SIL Regular" w:eastAsia="Charis SIL Regular"/>
-          <w:b w:val="0"/>
-          <w:i w:val="0"/>
-          <w:color w:val="0000FF"/>
-          <w:sz w:val="24"/>
-          <w:u w:val="single"/>
-        </w:rPr>
-        <w:t xml:space="preserve"> </w:t>
-      </w:r>
-      <w:r>
-        <w:rPr>
-          <w:rFonts w:ascii="Charis SIL Regular" w:hAnsi="Charis SIL Regular" w:eastAsia="Charis SIL Regular"/>
-          <w:b w:val="0"/>
-          <w:i w:val="0"/>
-          <w:color w:val="0000FF"/>
-          <w:sz w:val="24"/>
-          <w:u w:val="single"/>
-        </w:rPr>
-        <w:hyperlink r:id="rId30" w:history="1">
-          <w:r>
-            <w:rPr>
-              <w:rStyle w:val="Hyperlink"/>
-            </w:rPr>
-            <w:t>Cura</w:t>
-          </w:r>
-        </w:hyperlink>
-      </w:r>
-      <w:r>
-        <w:rPr>
-          <w:rFonts w:ascii="Charis SIL Regular" w:hAnsi="Charis SIL Regular" w:eastAsia="Charis SIL Regular"/>
-          <w:b w:val="0"/>
-          <w:i w:val="0"/>
-          <w:color w:val="0000FF"/>
-          <w:sz w:val="24"/>
-          <w:u w:val="single"/>
-        </w:rPr>
-        <w:hyperlink r:id="rId30" w:history="1">
-          <w:r>
-            <w:rPr>
-              <w:rStyle w:val="Hyperlink"/>
-            </w:rPr>
-            <w:t>çao</w:t>
-          </w:r>
-        </w:hyperlink>
-      </w:r>
-      <w:r>
-        <w:rPr>
-          <w:u w:val="single" w:color="0000ff"/>
-          <w:rFonts w:ascii="Charis SIL Regular" w:hAnsi="Charis SIL Regular" w:eastAsia="Charis SIL Regular"/>
-          <w:b w:val="0"/>
-          <w:i w:val="0"/>
-          <w:color w:val="000000"/>
-          <w:sz w:val="24"/>
-        </w:rPr>
-        <w:hyperlink r:id="rId30" w:history="1">
-          <w:r>
-            <w:rPr>
-              <w:rStyle w:val="Hyperlink"/>
-            </w:rPr>
-            <w:t>. Vari</w:t>
-          </w:r>
-        </w:hyperlink>
-      </w:r>
-      <w:r>
-        <w:rPr>
-          <w:u w:val="single" w:color="0000ff"/>
-          <w:rFonts w:ascii="Charis SIL Regular" w:hAnsi="Charis SIL Regular" w:eastAsia="Charis SIL Regular"/>
-          <w:b w:val="0"/>
-          <w:i w:val="0"/>
-          <w:color w:val="000000"/>
-          <w:sz w:val="24"/>
-        </w:rPr>
-        <w:hyperlink r:id="rId30" w:history="1">
-          <w:r>
-            <w:rPr>
-              <w:rStyle w:val="Hyperlink"/>
-            </w:rPr>
-            <w:t>o</w:t>
-          </w:r>
-        </w:hyperlink>
-      </w:r>
-      <w:r>
-        <w:rPr>
-          <w:u w:val="single" w:color="0000ff"/>
-          <w:rFonts w:ascii="Charis SIL Regular" w:hAnsi="Charis SIL Regular" w:eastAsia="Charis SIL Regular"/>
-          <w:b w:val="0"/>
-          <w:i w:val="0"/>
-          <w:color w:val="000000"/>
-          <w:sz w:val="24"/>
-        </w:rPr>
-        <w:hyperlink r:id="rId30" w:history="1">
-          <w:r>
-            <w:rPr>
-              <w:rStyle w:val="Hyperlink"/>
-            </w:rPr>
-            <w:t>us archiv</w:t>
-          </w:r>
-        </w:hyperlink>
-      </w:r>
-      <w:r>
-        <w:rPr>
-          <w:rFonts w:ascii="Charis SIL Regular" w:hAnsi="Charis SIL Regular" w:eastAsia="Charis SIL Regular"/>
-          <w:b w:val="0"/>
-          <w:i w:val="0"/>
-          <w:color w:val="000000"/>
-          <w:sz w:val="24"/>
-        </w:rPr>
-        <w:t xml:space="preserve">es in </w:t>
-      </w:r>
-      <w:r>
-        <w:rPr>
-          <w:u w:val="single" w:color="0000ff"/>
-          <w:rFonts w:ascii="Charis SIL Regular" w:hAnsi="Charis SIL Regular" w:eastAsia="Charis SIL Regular"/>
-          <w:b w:val="0"/>
-          <w:i w:val="0"/>
-          <w:color w:val="000000"/>
-          <w:sz w:val="24"/>
-        </w:rPr>
-        <w:hyperlink r:id="rId31" w:history="1">
-          <w:r>
-            <w:rPr>
-              <w:rStyle w:val="Hyperlink"/>
-            </w:rPr>
-            <w:t>Indonesi</w:t>
-          </w:r>
-        </w:hyperlink>
-      </w:r>
-      <w:r>
-        <w:rPr>
-          <w:u w:val="single" w:color="0000ff"/>
-          <w:rFonts w:ascii="Charis SIL Regular" w:hAnsi="Charis SIL Regular" w:eastAsia="Charis SIL Regular"/>
-          <w:b w:val="0"/>
-          <w:i w:val="0"/>
-          <w:color w:val="000000"/>
-          <w:sz w:val="24"/>
-        </w:rPr>
-        <w:hyperlink r:id="rId31" w:history="1">
-          <w:r>
-            <w:rPr>
-              <w:rStyle w:val="Hyperlink"/>
-            </w:rPr>
-            <w:t>a</w:t>
-          </w:r>
-        </w:hyperlink>
-      </w:r>
-      <w:r>
-        <w:rPr>
-          <w:u w:val="single" w:color="0000ff"/>
-          <w:rFonts w:ascii="Charis SIL Regular" w:hAnsi="Charis SIL Regular" w:eastAsia="Charis SIL Regular"/>
-          <w:b w:val="0"/>
-          <w:i w:val="0"/>
-          <w:color w:val="000000"/>
-          <w:sz w:val="24"/>
-        </w:rPr>
-        <w:hyperlink r:id="rId31" w:history="1">
-          <w:r>
-            <w:rPr>
-              <w:rStyle w:val="Hyperlink"/>
-            </w:rPr>
-            <w:t xml:space="preserve"> can be </w:t>
-          </w:r>
-        </w:hyperlink>
-      </w:r>
-      <w:r>
-        <w:rPr>
-          <w:u w:val="single" w:color="0000ff"/>
-          <w:rFonts w:ascii="Charis SIL Regular" w:hAnsi="Charis SIL Regular" w:eastAsia="Charis SIL Regular"/>
-          <w:b w:val="0"/>
-          <w:i w:val="0"/>
-          <w:color w:val="000000"/>
-          <w:sz w:val="24"/>
-        </w:rPr>
-        <w:hyperlink r:id="rId31" w:history="1">
-          <w:r>
-            <w:rPr>
-              <w:rStyle w:val="Hyperlink"/>
-            </w:rPr>
-            <w:t>a</w:t>
-          </w:r>
-        </w:hyperlink>
-      </w:r>
-      <w:r>
-        <w:rPr>
-          <w:u w:val="single" w:color="0000ff"/>
-          <w:rFonts w:ascii="Charis SIL Regular" w:hAnsi="Charis SIL Regular" w:eastAsia="Charis SIL Regular"/>
-          <w:b w:val="0"/>
-          <w:i w:val="0"/>
-          <w:color w:val="000000"/>
-          <w:sz w:val="24"/>
-        </w:rPr>
-        <w:hyperlink r:id="rId31" w:history="1">
-          <w:r>
-            <w:rPr>
-              <w:rStyle w:val="Hyperlink"/>
-            </w:rPr>
-            <w:t>cc</w:t>
-          </w:r>
-        </w:hyperlink>
-      </w:r>
-      <w:r>
-        <w:rPr>
-          <w:u w:val="single" w:color="0000ff"/>
-          <w:rFonts w:ascii="Charis SIL Regular" w:hAnsi="Charis SIL Regular" w:eastAsia="Charis SIL Regular"/>
-          <w:b w:val="0"/>
-          <w:i w:val="0"/>
-          <w:color w:val="000000"/>
-          <w:sz w:val="24"/>
-        </w:rPr>
-        <w:hyperlink r:id="rId31" w:history="1">
-          <w:r>
-            <w:rPr>
-              <w:rStyle w:val="Hyperlink"/>
-            </w:rPr>
-            <w:t>ess</w:t>
-          </w:r>
-        </w:hyperlink>
-      </w:r>
-      <w:r>
-        <w:rPr>
-          <w:u w:val="single" w:color="0000ff"/>
-          <w:rFonts w:ascii="Charis SIL Regular" w:hAnsi="Charis SIL Regular" w:eastAsia="Charis SIL Regular"/>
-          <w:b w:val="0"/>
-          <w:i w:val="0"/>
-          <w:color w:val="000000"/>
-          <w:sz w:val="24"/>
         </w:rPr>
         <w:hyperlink r:id="rId31" w:history="1">
           <w:r>
@@ -5180,6 +4810,100 @@
       </w:r>
       <w:r>
         <w:rPr>
+          <w:rFonts w:ascii="Charis SIL Regular" w:hAnsi="Charis SIL Regular" w:eastAsia="Charis SIL Regular"/>
+          <w:b w:val="0"/>
+          <w:i w:val="0"/>
+          <w:color w:val="0000FF"/>
+          <w:sz w:val="24"/>
+          <w:u w:val="single"/>
+        </w:rPr>
+        <w:hyperlink r:id="rId31" w:history="1">
+          <w:r>
+            <w:rPr>
+              <w:rStyle w:val="Hyperlink"/>
+            </w:rPr>
+            <w:t>s</w:t>
+          </w:r>
+        </w:hyperlink>
+      </w:r>
+      <w:r>
+        <w:rPr>
+          <w:rFonts w:ascii="Charis SIL Regular" w:hAnsi="Charis SIL Regular" w:eastAsia="Charis SIL Regular"/>
+          <w:b w:val="0"/>
+          <w:i w:val="0"/>
+          <w:color w:val="0000FF"/>
+          <w:sz w:val="24"/>
+          <w:u w:val="single"/>
+        </w:rPr>
+        <w:t xml:space="preserve"> </w:t>
+      </w:r>
+      <w:r>
+        <w:rPr>
+          <w:rFonts w:ascii="Charis SIL Regular" w:hAnsi="Charis SIL Regular" w:eastAsia="Charis SIL Regular"/>
+          <w:b w:val="0"/>
+          <w:i w:val="0"/>
+          <w:color w:val="0000FF"/>
+          <w:sz w:val="24"/>
+          <w:u w:val="single"/>
+        </w:rPr>
+        <w:hyperlink r:id="rId31" w:history="1">
+          <w:r>
+            <w:rPr>
+              <w:rStyle w:val="Hyperlink"/>
+            </w:rPr>
+            <w:t>of</w:t>
+          </w:r>
+        </w:hyperlink>
+      </w:r>
+      <w:r>
+        <w:rPr>
+          <w:rFonts w:ascii="Charis SIL Regular" w:hAnsi="Charis SIL Regular" w:eastAsia="Charis SIL Regular"/>
+          <w:b w:val="0"/>
+          <w:i w:val="0"/>
+          <w:color w:val="0000FF"/>
+          <w:sz w:val="24"/>
+          <w:u w:val="single"/>
+        </w:rPr>
+        <w:t xml:space="preserve"> </w:t>
+      </w:r>
+      <w:r>
+        <w:rPr>
+          <w:rFonts w:ascii="Charis SIL Regular" w:hAnsi="Charis SIL Regular" w:eastAsia="Charis SIL Regular"/>
+          <w:b w:val="0"/>
+          <w:i w:val="0"/>
+          <w:color w:val="0000FF"/>
+          <w:sz w:val="24"/>
+          <w:u w:val="single"/>
+        </w:rPr>
+        <w:hyperlink r:id="rId31" w:history="1">
+          <w:r>
+            <w:rPr>
+              <w:rStyle w:val="Hyperlink"/>
+            </w:rPr>
+            <w:t>Cura</w:t>
+          </w:r>
+        </w:hyperlink>
+      </w:r>
+      <w:r>
+        <w:rPr>
+          <w:rFonts w:ascii="Charis SIL Regular" w:hAnsi="Charis SIL Regular" w:eastAsia="Charis SIL Regular"/>
+          <w:b w:val="0"/>
+          <w:i w:val="0"/>
+          <w:color w:val="0000FF"/>
+          <w:sz w:val="24"/>
+          <w:u w:val="single"/>
+        </w:rPr>
+        <w:hyperlink r:id="rId31" w:history="1">
+          <w:r>
+            <w:rPr>
+              <w:rStyle w:val="Hyperlink"/>
+            </w:rPr>
+            <w:t>çao</w:t>
+          </w:r>
+        </w:hyperlink>
+      </w:r>
+      <w:r>
+        <w:rPr>
           <w:u w:val="single" w:color="0000ff"/>
           <w:rFonts w:ascii="Charis SIL Regular" w:hAnsi="Charis SIL Regular" w:eastAsia="Charis SIL Regular"/>
           <w:b w:val="0"/>
@@ -5188,6 +4912,196 @@
           <w:sz w:val="24"/>
         </w:rPr>
         <w:hyperlink r:id="rId31" w:history="1">
+          <w:r>
+            <w:rPr>
+              <w:rStyle w:val="Hyperlink"/>
+            </w:rPr>
+            <w:t>. Vari</w:t>
+          </w:r>
+        </w:hyperlink>
+      </w:r>
+      <w:r>
+        <w:rPr>
+          <w:u w:val="single" w:color="0000ff"/>
+          <w:rFonts w:ascii="Charis SIL Regular" w:hAnsi="Charis SIL Regular" w:eastAsia="Charis SIL Regular"/>
+          <w:b w:val="0"/>
+          <w:i w:val="0"/>
+          <w:color w:val="000000"/>
+          <w:sz w:val="24"/>
+        </w:rPr>
+        <w:hyperlink r:id="rId31" w:history="1">
+          <w:r>
+            <w:rPr>
+              <w:rStyle w:val="Hyperlink"/>
+            </w:rPr>
+            <w:t>o</w:t>
+          </w:r>
+        </w:hyperlink>
+      </w:r>
+      <w:r>
+        <w:rPr>
+          <w:u w:val="single" w:color="0000ff"/>
+          <w:rFonts w:ascii="Charis SIL Regular" w:hAnsi="Charis SIL Regular" w:eastAsia="Charis SIL Regular"/>
+          <w:b w:val="0"/>
+          <w:i w:val="0"/>
+          <w:color w:val="000000"/>
+          <w:sz w:val="24"/>
+        </w:rPr>
+        <w:hyperlink r:id="rId31" w:history="1">
+          <w:r>
+            <w:rPr>
+              <w:rStyle w:val="Hyperlink"/>
+            </w:rPr>
+            <w:t>us archiv</w:t>
+          </w:r>
+        </w:hyperlink>
+      </w:r>
+      <w:r>
+        <w:rPr>
+          <w:rFonts w:ascii="Charis SIL Regular" w:hAnsi="Charis SIL Regular" w:eastAsia="Charis SIL Regular"/>
+          <w:b w:val="0"/>
+          <w:i w:val="0"/>
+          <w:color w:val="000000"/>
+          <w:sz w:val="24"/>
+        </w:rPr>
+        <w:t xml:space="preserve">es in </w:t>
+      </w:r>
+      <w:r>
+        <w:rPr>
+          <w:u w:val="single" w:color="0000ff"/>
+          <w:rFonts w:ascii="Charis SIL Regular" w:hAnsi="Charis SIL Regular" w:eastAsia="Charis SIL Regular"/>
+          <w:b w:val="0"/>
+          <w:i w:val="0"/>
+          <w:color w:val="000000"/>
+          <w:sz w:val="24"/>
+        </w:rPr>
+        <w:hyperlink r:id="rId32" w:history="1">
+          <w:r>
+            <w:rPr>
+              <w:rStyle w:val="Hyperlink"/>
+            </w:rPr>
+            <w:t>Indonesi</w:t>
+          </w:r>
+        </w:hyperlink>
+      </w:r>
+      <w:r>
+        <w:rPr>
+          <w:u w:val="single" w:color="0000ff"/>
+          <w:rFonts w:ascii="Charis SIL Regular" w:hAnsi="Charis SIL Regular" w:eastAsia="Charis SIL Regular"/>
+          <w:b w:val="0"/>
+          <w:i w:val="0"/>
+          <w:color w:val="000000"/>
+          <w:sz w:val="24"/>
+        </w:rPr>
+        <w:hyperlink r:id="rId32" w:history="1">
+          <w:r>
+            <w:rPr>
+              <w:rStyle w:val="Hyperlink"/>
+            </w:rPr>
+            <w:t>a</w:t>
+          </w:r>
+        </w:hyperlink>
+      </w:r>
+      <w:r>
+        <w:rPr>
+          <w:u w:val="single" w:color="0000ff"/>
+          <w:rFonts w:ascii="Charis SIL Regular" w:hAnsi="Charis SIL Regular" w:eastAsia="Charis SIL Regular"/>
+          <w:b w:val="0"/>
+          <w:i w:val="0"/>
+          <w:color w:val="000000"/>
+          <w:sz w:val="24"/>
+        </w:rPr>
+        <w:hyperlink r:id="rId32" w:history="1">
+          <w:r>
+            <w:rPr>
+              <w:rStyle w:val="Hyperlink"/>
+            </w:rPr>
+            <w:t xml:space="preserve"> can be </w:t>
+          </w:r>
+        </w:hyperlink>
+      </w:r>
+      <w:r>
+        <w:rPr>
+          <w:u w:val="single" w:color="0000ff"/>
+          <w:rFonts w:ascii="Charis SIL Regular" w:hAnsi="Charis SIL Regular" w:eastAsia="Charis SIL Regular"/>
+          <w:b w:val="0"/>
+          <w:i w:val="0"/>
+          <w:color w:val="000000"/>
+          <w:sz w:val="24"/>
+        </w:rPr>
+        <w:hyperlink r:id="rId32" w:history="1">
+          <w:r>
+            <w:rPr>
+              <w:rStyle w:val="Hyperlink"/>
+            </w:rPr>
+            <w:t>a</w:t>
+          </w:r>
+        </w:hyperlink>
+      </w:r>
+      <w:r>
+        <w:rPr>
+          <w:u w:val="single" w:color="0000ff"/>
+          <w:rFonts w:ascii="Charis SIL Regular" w:hAnsi="Charis SIL Regular" w:eastAsia="Charis SIL Regular"/>
+          <w:b w:val="0"/>
+          <w:i w:val="0"/>
+          <w:color w:val="000000"/>
+          <w:sz w:val="24"/>
+        </w:rPr>
+        <w:hyperlink r:id="rId32" w:history="1">
+          <w:r>
+            <w:rPr>
+              <w:rStyle w:val="Hyperlink"/>
+            </w:rPr>
+            <w:t>cc</w:t>
+          </w:r>
+        </w:hyperlink>
+      </w:r>
+      <w:r>
+        <w:rPr>
+          <w:u w:val="single" w:color="0000ff"/>
+          <w:rFonts w:ascii="Charis SIL Regular" w:hAnsi="Charis SIL Regular" w:eastAsia="Charis SIL Regular"/>
+          <w:b w:val="0"/>
+          <w:i w:val="0"/>
+          <w:color w:val="000000"/>
+          <w:sz w:val="24"/>
+        </w:rPr>
+        <w:hyperlink r:id="rId32" w:history="1">
+          <w:r>
+            <w:rPr>
+              <w:rStyle w:val="Hyperlink"/>
+            </w:rPr>
+            <w:t>ess</w:t>
+          </w:r>
+        </w:hyperlink>
+      </w:r>
+      <w:r>
+        <w:rPr>
+          <w:u w:val="single" w:color="0000ff"/>
+          <w:rFonts w:ascii="Charis SIL Regular" w:hAnsi="Charis SIL Regular" w:eastAsia="Charis SIL Regular"/>
+          <w:b w:val="0"/>
+          <w:i w:val="0"/>
+          <w:color w:val="000000"/>
+          <w:sz w:val="24"/>
+        </w:rPr>
+        <w:hyperlink r:id="rId32" w:history="1">
+          <w:r>
+            <w:rPr>
+              <w:rStyle w:val="Hyperlink"/>
+            </w:rPr>
+            <w:t>e</w:t>
+          </w:r>
+        </w:hyperlink>
+      </w:r>
+      <w:r>
+        <w:rPr>
+          <w:u w:val="single" w:color="0000ff"/>
+          <w:rFonts w:ascii="Charis SIL Regular" w:hAnsi="Charis SIL Regular" w:eastAsia="Charis SIL Regular"/>
+          <w:b w:val="0"/>
+          <w:i w:val="0"/>
+          <w:color w:val="000000"/>
+          <w:sz w:val="24"/>
+        </w:rPr>
+        <w:hyperlink r:id="rId32" w:history="1">
           <w:r>
             <w:rPr>
               <w:rStyle w:val="Hyperlink"/>
@@ -5215,7 +5129,7 @@
           <w:sz w:val="24"/>
           <w:u w:val="single"/>
         </w:rPr>
-        <w:hyperlink r:id="rId33" w:history="1">
+        <w:hyperlink r:id="rId34" w:history="1">
           <w:r>
             <w:rPr>
               <w:rStyle w:val="Hyperlink"/>
@@ -5233,7 +5147,7 @@
           <w:color w:val="000000"/>
           <w:sz w:val="24"/>
         </w:rPr>
-        <w:hyperlink r:id="rId32" w:history="1">
+        <w:hyperlink r:id="rId33" w:history="1">
           <w:r>
             <w:rPr>
               <w:rStyle w:val="Hyperlink"/>
@@ -5271,7 +5185,7 @@
           <w:sz w:val="24"/>
           <w:u w:val="single"/>
         </w:rPr>
-        <w:hyperlink r:id="rId34" w:history="1">
+        <w:hyperlink r:id="rId35" w:history="1">
           <w:r>
             <w:rPr>
               <w:rStyle w:val="Hyperlink"/>
@@ -5300,7 +5214,7 @@
           <w:sz w:val="24"/>
           <w:u w:val="single"/>
         </w:rPr>
-        <w:hyperlink r:id="rId34" w:history="1">
+        <w:hyperlink r:id="rId35" w:history="1">
           <w:r>
             <w:rPr>
               <w:rStyle w:val="Hyperlink"/>
@@ -5329,7 +5243,7 @@
           <w:sz w:val="24"/>
           <w:u w:val="single"/>
         </w:rPr>
-        <w:hyperlink r:id="rId34" w:history="1">
+        <w:hyperlink r:id="rId35" w:history="1">
           <w:r>
             <w:rPr>
               <w:rStyle w:val="Hyperlink"/>
@@ -5358,7 +5272,7 @@
           <w:sz w:val="24"/>
           <w:u w:val="single"/>
         </w:rPr>
-        <w:hyperlink r:id="rId34" w:history="1">
+        <w:hyperlink r:id="rId35" w:history="1">
           <w:r>
             <w:rPr>
               <w:rStyle w:val="Hyperlink"/>
@@ -5387,7 +5301,7 @@
           <w:sz w:val="24"/>
           <w:u w:val="single"/>
         </w:rPr>
-        <w:hyperlink r:id="rId34" w:history="1">
+        <w:hyperlink r:id="rId35" w:history="1">
           <w:r>
             <w:rPr>
               <w:rStyle w:val="Hyperlink"/>
@@ -5416,7 +5330,7 @@
           <w:sz w:val="24"/>
           <w:u w:val="single"/>
         </w:rPr>
-        <w:hyperlink r:id="rId34" w:history="1">
+        <w:hyperlink r:id="rId35" w:history="1">
           <w:r>
             <w:rPr>
               <w:rStyle w:val="Hyperlink"/>
@@ -5444,7 +5358,7 @@
           <w:color w:val="000000"/>
           <w:sz w:val="24"/>
         </w:rPr>
-        <w:hyperlink r:id="rId34" w:history="1">
+        <w:hyperlink r:id="rId35" w:history="1">
           <w:r>
             <w:rPr>
               <w:rStyle w:val="Hyperlink"/>
@@ -5462,7 +5376,7 @@
           <w:color w:val="000000"/>
           <w:sz w:val="24"/>
         </w:rPr>
-        <w:hyperlink r:id="rId34" w:history="1">
+        <w:hyperlink r:id="rId35" w:history="1">
           <w:r>
             <w:rPr>
               <w:rStyle w:val="Hyperlink"/>
@@ -5480,7 +5394,7 @@
           <w:color w:val="000000"/>
           <w:sz w:val="24"/>
         </w:rPr>
-        <w:hyperlink r:id="rId34" w:history="1">
+        <w:hyperlink r:id="rId35" w:history="1">
           <w:r>
             <w:rPr>
               <w:rStyle w:val="Hyperlink"/>
@@ -5498,7 +5412,7 @@
           <w:color w:val="000000"/>
           <w:sz w:val="24"/>
         </w:rPr>
-        <w:hyperlink r:id="rId34" w:history="1">
+        <w:hyperlink r:id="rId35" w:history="1">
           <w:r>
             <w:rPr>
               <w:rStyle w:val="Hyperlink"/>
@@ -5527,7 +5441,7 @@
           <w:color w:val="000000"/>
           <w:sz w:val="24"/>
         </w:rPr>
-        <w:hyperlink r:id="rId34" w:history="1">
+        <w:hyperlink r:id="rId35" w:history="1">
           <w:r>
             <w:rPr>
               <w:rStyle w:val="Hyperlink"/>
@@ -5545,7 +5459,7 @@
           <w:color w:val="000000"/>
           <w:sz w:val="24"/>
         </w:rPr>
-        <w:hyperlink r:id="rId34" w:history="1">
+        <w:hyperlink r:id="rId35" w:history="1">
           <w:r>
             <w:rPr>
               <w:rStyle w:val="Hyperlink"/>
@@ -5563,7 +5477,7 @@
           <w:color w:val="000000"/>
           <w:sz w:val="24"/>
         </w:rPr>
-        <w:hyperlink r:id="rId34" w:history="1">
+        <w:hyperlink r:id="rId35" w:history="1">
           <w:r>
             <w:rPr>
               <w:rStyle w:val="Hyperlink"/>
@@ -5581,7 +5495,7 @@
           <w:color w:val="000000"/>
           <w:sz w:val="24"/>
         </w:rPr>
-        <w:hyperlink r:id="rId34" w:history="1">
+        <w:hyperlink r:id="rId35" w:history="1">
           <w:r>
             <w:rPr>
               <w:rStyle w:val="Hyperlink"/>
@@ -5679,7 +5593,7 @@
           <w:sz w:val="24"/>
           <w:u w:val="single"/>
         </w:rPr>
-        <w:hyperlink r:id="rId35" w:history="1">
+        <w:hyperlink r:id="rId36" w:history="1">
           <w:r>
             <w:rPr>
               <w:rStyle w:val="Hyperlink"/>
@@ -5707,7 +5621,7 @@
           <w:sz w:val="24"/>
           <w:u w:val="single"/>
         </w:rPr>
-        <w:hyperlink r:id="rId36" w:history="1">
+        <w:hyperlink r:id="rId37" w:history="1">
           <w:r>
             <w:rPr>
               <w:rStyle w:val="Hyperlink"/>
@@ -5736,7 +5650,7 @@
           <w:sz w:val="24"/>
           <w:u w:val="single"/>
         </w:rPr>
-        <w:hyperlink r:id="rId36" w:history="1">
+        <w:hyperlink r:id="rId37" w:history="1">
           <w:r>
             <w:rPr>
               <w:rStyle w:val="Hyperlink"/>
@@ -5765,7 +5679,7 @@
           <w:sz w:val="24"/>
           <w:u w:val="single"/>
         </w:rPr>
-        <w:hyperlink r:id="rId36" w:history="1">
+        <w:hyperlink r:id="rId37" w:history="1">
           <w:r>
             <w:rPr>
               <w:rStyle w:val="Hyperlink"/>
@@ -5812,7 +5726,7 @@
           <w:sz w:val="24"/>
           <w:u w:val="single"/>
         </w:rPr>
-        <w:hyperlink r:id="rId36" w:history="1">
+        <w:hyperlink r:id="rId37" w:history="1">
           <w:r>
             <w:rPr>
               <w:rStyle w:val="Hyperlink"/>
@@ -5840,7 +5754,7 @@
           <w:sz w:val="24"/>
           <w:u w:val="single"/>
         </w:rPr>
-        <w:hyperlink r:id="rId37" w:history="1">
+        <w:hyperlink r:id="rId38" w:history="1">
           <w:r>
             <w:rPr>
               <w:rStyle w:val="Hyperlink"/>
@@ -5869,7 +5783,7 @@
           <w:sz w:val="24"/>
           <w:u w:val="single"/>
         </w:rPr>
-        <w:hyperlink r:id="rId37" w:history="1">
+        <w:hyperlink r:id="rId38" w:history="1">
           <w:r>
             <w:rPr>
               <w:rStyle w:val="Hyperlink"/>
@@ -5898,7 +5812,7 @@
           <w:sz w:val="24"/>
           <w:u w:val="single"/>
         </w:rPr>
-        <w:hyperlink r:id="rId37" w:history="1">
+        <w:hyperlink r:id="rId38" w:history="1">
           <w:r>
             <w:rPr>
               <w:rStyle w:val="Hyperlink"/>
@@ -5927,7 +5841,7 @@
           <w:sz w:val="24"/>
           <w:u w:val="single"/>
         </w:rPr>
-        <w:hyperlink r:id="rId37" w:history="1">
+        <w:hyperlink r:id="rId38" w:history="1">
           <w:r>
             <w:rPr>
               <w:rStyle w:val="Hyperlink"/>
@@ -5948,6 +5862,7 @@
       </w:r>
       <w:r>
         <w:rPr>
+          <w:u w:val="single" w:color="0000ff"/>
           <w:rFonts w:ascii="Charis SIL Regular" w:hAnsi="Charis SIL Regular" w:eastAsia="Charis SIL Regular"/>
           <w:b w:val="0"/>
           <w:i w:val="0"/>
@@ -5965,7 +5880,7 @@
           <w:sz w:val="24"/>
           <w:u w:val="single"/>
         </w:rPr>
-        <w:hyperlink r:id="rId38" w:history="1">
+        <w:hyperlink r:id="rId39" w:history="1">
           <w:r>
             <w:rPr>
               <w:rStyle w:val="Hyperlink"/>
@@ -5976,6 +5891,16 @@
       </w:r>
       <w:r>
         <w:rPr>
+          <w:rFonts w:ascii="Charis SIL Regular" w:hAnsi="Charis SIL Regular" w:eastAsia="Charis SIL Regular"/>
+          <w:b w:val="0"/>
+          <w:i w:val="0"/>
+          <w:color w:val="000000"/>
+          <w:sz w:val="24"/>
+        </w:rPr>
+        <w:t xml:space="preserve"> contains information</w:t>
+      </w:r>
+      <w:r>
+        <w:rPr>
           <w:u w:val="single" w:color="0000ff"/>
           <w:rFonts w:ascii="Charis SIL Regular" w:hAnsi="Charis SIL Regular" w:eastAsia="Charis SIL Regular"/>
           <w:b w:val="0"/>
@@ -5983,35 +5908,7 @@
           <w:color w:val="000000"/>
           <w:sz w:val="24"/>
         </w:rPr>
-        <w:hyperlink r:id="rId36" w:history="1">
-          <w:r>
-            <w:rPr>
-              <w:rStyle w:val="Hyperlink"/>
-            </w:rPr>
-            <w:t xml:space="preserve"> co</w:t>
-          </w:r>
-        </w:hyperlink>
-      </w:r>
-      <w:r>
-        <w:rPr>
-          <w:rFonts w:ascii="Charis SIL Regular" w:hAnsi="Charis SIL Regular" w:eastAsia="Charis SIL Regular"/>
-          <w:b w:val="0"/>
-          <w:i w:val="0"/>
-          <w:color w:val="000000"/>
-          <w:sz w:val="24"/>
-        </w:rPr>
-        <w:t>ntains information</w:t>
-      </w:r>
-      <w:r>
-        <w:rPr>
-          <w:u w:val="single" w:color="0000ff"/>
-          <w:rFonts w:ascii="Charis SIL Regular" w:hAnsi="Charis SIL Regular" w:eastAsia="Charis SIL Regular"/>
-          <w:b w:val="0"/>
-          <w:i w:val="0"/>
-          <w:color w:val="000000"/>
-          <w:sz w:val="24"/>
-        </w:rPr>
-        <w:hyperlink r:id="rId37" w:history="1">
+        <w:hyperlink r:id="rId38" w:history="1">
           <w:r>
             <w:rPr>
               <w:rStyle w:val="Hyperlink"/>
@@ -6040,7 +5937,7 @@
           <w:color w:val="000000"/>
           <w:sz w:val="24"/>
         </w:rPr>
-        <w:hyperlink r:id="rId37" w:history="1">
+        <w:hyperlink r:id="rId38" w:history="1">
           <w:r>
             <w:rPr>
               <w:rStyle w:val="Hyperlink"/>
@@ -6058,7 +5955,7 @@
           <w:color w:val="000000"/>
           <w:sz w:val="24"/>
         </w:rPr>
-        <w:hyperlink r:id="rId37" w:history="1">
+        <w:hyperlink r:id="rId38" w:history="1">
           <w:r>
             <w:rPr>
               <w:rStyle w:val="Hyperlink"/>
@@ -6076,7 +5973,7 @@
           <w:color w:val="000000"/>
           <w:sz w:val="24"/>
         </w:rPr>
-        <w:hyperlink r:id="rId37" w:history="1">
+        <w:hyperlink r:id="rId38" w:history="1">
           <w:r>
             <w:rPr>
               <w:rStyle w:val="Hyperlink"/>
@@ -6094,7 +5991,7 @@
           <w:color w:val="000000"/>
           <w:sz w:val="24"/>
         </w:rPr>
-        <w:hyperlink r:id="rId37" w:history="1">
+        <w:hyperlink r:id="rId38" w:history="1">
           <w:r>
             <w:rPr>
               <w:rStyle w:val="Hyperlink"/>
@@ -6112,7 +6009,7 @@
           <w:color w:val="000000"/>
           <w:sz w:val="24"/>
         </w:rPr>
-        <w:hyperlink r:id="rId37" w:history="1">
+        <w:hyperlink r:id="rId38" w:history="1">
           <w:r>
             <w:rPr>
               <w:rStyle w:val="Hyperlink"/>
@@ -6161,7 +6058,7 @@
           <w:color w:val="000000"/>
           <w:sz w:val="24"/>
         </w:rPr>
-        <w:hyperlink r:id="rId38" w:history="1">
+        <w:hyperlink r:id="rId39" w:history="1">
           <w:r>
             <w:rPr>
               <w:rStyle w:val="Hyperlink"/>

--- a/EXPORTS/DOCX/published/niveau1/English/Sources.docx
+++ b/EXPORTS/DOCX/published/niveau1/English/Sources.docx
@@ -1289,39 +1289,13 @@
       </w:r>
       <w:r>
         <w:rPr>
-          <w:u w:val="single" w:color="0000ff"/>
           <w:rFonts w:ascii="Charis SIL Regular" w:hAnsi="Charis SIL Regular" w:eastAsia="Charis SIL Regular"/>
           <w:b w:val="0"/>
           <w:i w:val="0"/>
           <w:color w:val="000000"/>
           <w:sz w:val="24"/>
         </w:rPr>
-        <w:hyperlink r:id="rId15" w:history="1">
-          <w:r>
-            <w:rPr>
-              <w:rStyle w:val="Hyperlink"/>
-            </w:rPr>
-            <w:t>t</w:t>
-          </w:r>
-        </w:hyperlink>
-      </w:r>
-      <w:r>
-        <w:rPr>
-          <w:u w:val="single" w:color="0000ff"/>
-          <w:rFonts w:ascii="Charis SIL Regular" w:hAnsi="Charis SIL Regular" w:eastAsia="Charis SIL Regular"/>
-          <w:b w:val="0"/>
-          <w:i w:val="0"/>
-          <w:color w:val="000000"/>
-          <w:sz w:val="24"/>
-        </w:rPr>
-        <w:hyperlink r:id="rId15" w:history="1">
-          <w:r>
-            <w:rPr>
-              <w:rStyle w:val="Hyperlink"/>
-            </w:rPr>
-            <w:t xml:space="preserve">he </w:t>
-          </w:r>
-        </w:hyperlink>
+        <w:t xml:space="preserve">the </w:t>
       </w:r>
       <w:r>
         <w:rPr>
@@ -1426,7 +1400,7 @@
           <w:sz w:val="24"/>
           <w:u w:val="single"/>
         </w:rPr>
-        <w:hyperlink r:id="rId16" w:history="1">
+        <w:hyperlink r:id="rId15" w:history="1">
           <w:r>
             <w:rPr>
               <w:rStyle w:val="Hyperlink"/>
@@ -1444,7 +1418,7 @@
           <w:sz w:val="24"/>
           <w:u w:val="single"/>
         </w:rPr>
-        <w:hyperlink r:id="rId16" w:history="1">
+        <w:hyperlink r:id="rId15" w:history="1">
           <w:r>
             <w:rPr>
               <w:rStyle w:val="Hyperlink"/>
@@ -1462,7 +1436,7 @@
           <w:sz w:val="24"/>
           <w:u w:val="single"/>
         </w:rPr>
-        <w:hyperlink r:id="rId16" w:history="1">
+        <w:hyperlink r:id="rId15" w:history="1">
           <w:r>
             <w:rPr>
               <w:rStyle w:val="Hyperlink"/>
@@ -2026,22 +2000,13 @@
             <w:rPr>
               <w:rStyle w:val="Hyperlink"/>
             </w:rPr>
-            <w:t xml:space="preserve"> files</w:t>
+            <w:t xml:space="preserve"> files </w:t>
           </w:r>
         </w:hyperlink>
       </w:r>
       <w:r>
         <w:rPr>
-          <w:rFonts w:ascii="Charis SIL Regular" w:hAnsi="Charis SIL Regular" w:eastAsia="Charis SIL Regular"/>
-          <w:b w:val="0"/>
-          <w:i w:val="0"/>
-          <w:color w:val="000000"/>
-          <w:sz w:val="24"/>
-        </w:rPr>
-        <w:t xml:space="preserve"> </w:t>
-      </w:r>
-      <w:r>
-        <w:rPr>
+          <w:u w:val="single" w:color="0000ff"/>
           <w:rFonts w:ascii="Charis SIL Regular" w:hAnsi="Charis SIL Regular" w:eastAsia="Charis SIL Regular"/>
           <w:b w:val="0"/>
           <w:i w:val="0"/>
@@ -2082,9 +2047,19 @@
             <w:rPr>
               <w:rStyle w:val="Hyperlink"/>
             </w:rPr>
-            <w:t xml:space="preserve">ervice </w:t>
+            <w:t>ervic</w:t>
           </w:r>
         </w:hyperlink>
+      </w:r>
+      <w:r>
+        <w:rPr>
+          <w:rFonts w:ascii="Charis SIL Regular" w:hAnsi="Charis SIL Regular" w:eastAsia="Charis SIL Regular"/>
+          <w:b w:val="0"/>
+          <w:i w:val="0"/>
+          <w:color w:val="000000"/>
+          <w:sz w:val="24"/>
+        </w:rPr>
+        <w:t xml:space="preserve">e </w:t>
       </w:r>
       <w:r>
         <w:rPr>
@@ -2496,7 +2471,7 @@
           <w:sz w:val="24"/>
           <w:u w:val="single"/>
         </w:rPr>
-        <w:hyperlink r:id="rId19" w:history="1">
+        <w:hyperlink r:id="rId18" w:history="1">
           <w:r>
             <w:rPr>
               <w:rStyle w:val="Hyperlink"/>
@@ -2514,7 +2489,7 @@
           <w:sz w:val="24"/>
           <w:u w:val="single"/>
         </w:rPr>
-        <w:hyperlink r:id="rId19" w:history="1">
+        <w:hyperlink r:id="rId18" w:history="1">
           <w:r>
             <w:rPr>
               <w:rStyle w:val="Hyperlink"/>
@@ -2532,7 +2507,7 @@
           <w:sz w:val="24"/>
           <w:u w:val="single"/>
         </w:rPr>
-        <w:hyperlink r:id="rId19" w:history="1">
+        <w:hyperlink r:id="rId18" w:history="1">
           <w:r>
             <w:rPr>
               <w:rStyle w:val="Hyperlink"/>
@@ -2577,7 +2552,90 @@
           <w:color w:val="000000"/>
           <w:sz w:val="24"/>
         </w:rPr>
-        <w:t xml:space="preserve">contains detailed explanations of the archives relating to the </w:t>
+        <w:t>contains detailed explanations of the archiv</w:t>
+      </w:r>
+      <w:r>
+        <w:rPr>
+          <w:u w:val="single" w:color="0000ff"/>
+          <w:rFonts w:ascii="Charis SIL Regular" w:hAnsi="Charis SIL Regular" w:eastAsia="Charis SIL Regular"/>
+          <w:b w:val="0"/>
+          <w:i w:val="0"/>
+          <w:color w:val="000000"/>
+          <w:sz w:val="24"/>
+        </w:rPr>
+        <w:hyperlink r:id="rId19" w:history="1">
+          <w:r>
+            <w:rPr>
+              <w:rStyle w:val="Hyperlink"/>
+            </w:rPr>
+            <w:t>es</w:t>
+          </w:r>
+        </w:hyperlink>
+      </w:r>
+      <w:r>
+        <w:rPr>
+          <w:u w:val="single" w:color="0000ff"/>
+          <w:rFonts w:ascii="Charis SIL Regular" w:hAnsi="Charis SIL Regular" w:eastAsia="Charis SIL Regular"/>
+          <w:b w:val="0"/>
+          <w:i w:val="0"/>
+          <w:color w:val="000000"/>
+          <w:sz w:val="24"/>
+        </w:rPr>
+        <w:t xml:space="preserve"> </w:t>
+      </w:r>
+      <w:r>
+        <w:rPr>
+          <w:u w:val="single" w:color="0000ff"/>
+          <w:rFonts w:ascii="Charis SIL Regular" w:hAnsi="Charis SIL Regular" w:eastAsia="Charis SIL Regular"/>
+          <w:b w:val="0"/>
+          <w:i w:val="0"/>
+          <w:color w:val="000000"/>
+          <w:sz w:val="24"/>
+        </w:rPr>
+        <w:hyperlink r:id="rId19" w:history="1">
+          <w:r>
+            <w:rPr>
+              <w:rStyle w:val="Hyperlink"/>
+            </w:rPr>
+            <w:t>relating t</w:t>
+          </w:r>
+        </w:hyperlink>
+      </w:r>
+      <w:r>
+        <w:rPr>
+          <w:u w:val="single" w:color="0000ff"/>
+          <w:rFonts w:ascii="Charis SIL Regular" w:hAnsi="Charis SIL Regular" w:eastAsia="Charis SIL Regular"/>
+          <w:b w:val="0"/>
+          <w:i w:val="0"/>
+          <w:color w:val="000000"/>
+          <w:sz w:val="24"/>
+        </w:rPr>
+        <w:hyperlink r:id="rId19" w:history="1">
+          <w:r>
+            <w:rPr>
+              <w:rStyle w:val="Hyperlink"/>
+            </w:rPr>
+            <w:t>o</w:t>
+          </w:r>
+        </w:hyperlink>
+      </w:r>
+      <w:r>
+        <w:rPr>
+          <w:u w:val="single" w:color="0000ff"/>
+          <w:rFonts w:ascii="Charis SIL Regular" w:hAnsi="Charis SIL Regular" w:eastAsia="Charis SIL Regular"/>
+          <w:b w:val="0"/>
+          <w:i w:val="0"/>
+          <w:color w:val="000000"/>
+          <w:sz w:val="24"/>
+        </w:rPr>
+        <w:hyperlink r:id="rId19" w:history="1">
+          <w:r>
+            <w:rPr>
+              <w:rStyle w:val="Hyperlink"/>
+            </w:rPr>
+            <w:t xml:space="preserve"> the </w:t>
+          </w:r>
+        </w:hyperlink>
       </w:r>
       <w:r>
         <w:rPr>
@@ -3150,7 +3208,7 @@
           <w:sz w:val="24"/>
           <w:u w:val="single"/>
         </w:rPr>
-        <w:hyperlink r:id="rId16" w:history="1">
+        <w:hyperlink r:id="rId22" w:history="1">
           <w:r>
             <w:rPr>
               <w:rStyle w:val="Hyperlink"/>
@@ -3179,7 +3237,7 @@
           <w:sz w:val="24"/>
           <w:u w:val="single"/>
         </w:rPr>
-        <w:hyperlink r:id="rId16" w:history="1">
+        <w:hyperlink r:id="rId22" w:history="1">
           <w:r>
             <w:rPr>
               <w:rStyle w:val="Hyperlink"/>
@@ -3297,7 +3355,7 @@
           <w:sz w:val="24"/>
           <w:u w:val="single"/>
         </w:rPr>
-        <w:hyperlink r:id="rId22" w:history="1">
+        <w:hyperlink r:id="rId23" w:history="1">
           <w:r>
             <w:rPr>
               <w:rStyle w:val="Hyperlink"/>
@@ -3326,7 +3384,7 @@
           <w:sz w:val="24"/>
           <w:u w:val="single"/>
         </w:rPr>
-        <w:hyperlink r:id="rId22" w:history="1">
+        <w:hyperlink r:id="rId23" w:history="1">
           <w:r>
             <w:rPr>
               <w:rStyle w:val="Hyperlink"/>
@@ -3355,7 +3413,7 @@
           <w:sz w:val="24"/>
           <w:u w:val="single"/>
         </w:rPr>
-        <w:hyperlink r:id="rId22" w:history="1">
+        <w:hyperlink r:id="rId23" w:history="1">
           <w:r>
             <w:rPr>
               <w:rStyle w:val="Hyperlink"/>
@@ -3383,7 +3441,7 @@
           <w:sz w:val="24"/>
           <w:u w:val="single"/>
         </w:rPr>
-        <w:hyperlink r:id="rId23" w:history="1">
+        <w:hyperlink r:id="rId24" w:history="1">
           <w:r>
             <w:rPr>
               <w:rStyle w:val="Hyperlink"/>
@@ -3421,7 +3479,7 @@
           <w:sz w:val="24"/>
           <w:u w:val="single"/>
         </w:rPr>
-        <w:hyperlink r:id="rId22" w:history="1">
+        <w:hyperlink r:id="rId23" w:history="1">
           <w:r>
             <w:rPr>
               <w:rStyle w:val="Hyperlink"/>
@@ -3439,7 +3497,7 @@
           <w:sz w:val="24"/>
           <w:u w:val="single"/>
         </w:rPr>
-        <w:hyperlink r:id="rId22" w:history="1">
+        <w:hyperlink r:id="rId23" w:history="1">
           <w:r>
             <w:rPr>
               <w:rStyle w:val="Hyperlink"/>
@@ -3457,7 +3515,7 @@
           <w:sz w:val="24"/>
           <w:u w:val="single"/>
         </w:rPr>
-        <w:hyperlink r:id="rId22" w:history="1">
+        <w:hyperlink r:id="rId23" w:history="1">
           <w:r>
             <w:rPr>
               <w:rStyle w:val="Hyperlink"/>
@@ -3486,7 +3544,7 @@
           <w:sz w:val="24"/>
           <w:u w:val="single"/>
         </w:rPr>
-        <w:hyperlink r:id="rId22" w:history="1">
+        <w:hyperlink r:id="rId23" w:history="1">
           <w:r>
             <w:rPr>
               <w:rStyle w:val="Hyperlink"/>
@@ -3497,13 +3555,42 @@
       </w:r>
       <w:r>
         <w:rPr>
+          <w:u w:val="single" w:color="0000ff"/>
           <w:rFonts w:ascii="Charis SIL Regular" w:hAnsi="Charis SIL Regular" w:eastAsia="Charis SIL Regular"/>
           <w:b w:val="0"/>
           <w:i w:val="0"/>
           <w:color w:val="000000"/>
           <w:sz w:val="24"/>
         </w:rPr>
-        <w:t xml:space="preserve"> and the </w:t>
+        <w:t xml:space="preserve"> </w:t>
+      </w:r>
+      <w:r>
+        <w:rPr>
+          <w:u w:val="single" w:color="0000ff"/>
+          <w:rFonts w:ascii="Charis SIL Regular" w:hAnsi="Charis SIL Regular" w:eastAsia="Charis SIL Regular"/>
+          <w:b w:val="0"/>
+          <w:i w:val="0"/>
+          <w:color w:val="000000"/>
+          <w:sz w:val="24"/>
+        </w:rPr>
+        <w:hyperlink r:id="rId23" w:history="1">
+          <w:r>
+            <w:rPr>
+              <w:rStyle w:val="Hyperlink"/>
+            </w:rPr>
+            <w:t>and the</w:t>
+          </w:r>
+        </w:hyperlink>
+      </w:r>
+      <w:r>
+        <w:rPr>
+          <w:rFonts w:ascii="Charis SIL Regular" w:hAnsi="Charis SIL Regular" w:eastAsia="Charis SIL Regular"/>
+          <w:b w:val="0"/>
+          <w:i w:val="0"/>
+          <w:color w:val="000000"/>
+          <w:sz w:val="24"/>
+        </w:rPr>
+        <w:t xml:space="preserve"> </w:t>
       </w:r>
       <w:r>
         <w:rPr>
@@ -3514,7 +3601,7 @@
           <w:sz w:val="24"/>
           <w:u w:val="single"/>
         </w:rPr>
-        <w:hyperlink r:id="rId24" w:history="1">
+        <w:hyperlink r:id="rId25" w:history="1">
           <w:r>
             <w:rPr>
               <w:rStyle w:val="Hyperlink"/>
@@ -3532,7 +3619,7 @@
           <w:sz w:val="24"/>
           <w:u w:val="single"/>
         </w:rPr>
-        <w:hyperlink r:id="rId23" w:history="1">
+        <w:hyperlink r:id="rId25" w:history="1">
           <w:r>
             <w:rPr>
               <w:rStyle w:val="Hyperlink"/>
@@ -3561,7 +3648,7 @@
           <w:sz w:val="24"/>
           <w:u w:val="single"/>
         </w:rPr>
-        <w:hyperlink r:id="rId23" w:history="1">
+        <w:hyperlink r:id="rId26" w:history="1">
           <w:r>
             <w:rPr>
               <w:rStyle w:val="Hyperlink"/>
@@ -3579,7 +3666,7 @@
           <w:sz w:val="24"/>
           <w:u w:val="single"/>
         </w:rPr>
-        <w:hyperlink r:id="rId25" w:history="1">
+        <w:hyperlink r:id="rId26" w:history="1">
           <w:r>
             <w:rPr>
               <w:rStyle w:val="Hyperlink"/>
@@ -3597,7 +3684,7 @@
           <w:sz w:val="24"/>
           <w:u w:val="single"/>
         </w:rPr>
-        <w:hyperlink r:id="rId25" w:history="1">
+        <w:hyperlink r:id="rId26" w:history="1">
           <w:r>
             <w:rPr>
               <w:rStyle w:val="Hyperlink"/>
@@ -3626,7 +3713,7 @@
           <w:sz w:val="24"/>
           <w:u w:val="single"/>
         </w:rPr>
-        <w:hyperlink r:id="rId25" w:history="1">
+        <w:hyperlink r:id="rId26" w:history="1">
           <w:r>
             <w:rPr>
               <w:rStyle w:val="Hyperlink"/>
@@ -3655,7 +3742,7 @@
           <w:sz w:val="24"/>
           <w:u w:val="single"/>
         </w:rPr>
-        <w:hyperlink r:id="rId25" w:history="1">
+        <w:hyperlink r:id="rId26" w:history="1">
           <w:r>
             <w:rPr>
               <w:rStyle w:val="Hyperlink"/>
@@ -3683,7 +3770,43 @@
           <w:color w:val="000000"/>
           <w:sz w:val="24"/>
         </w:rPr>
-        <w:t xml:space="preserve">stodian of the </w:t>
+        <w:hyperlink r:id="rId27" w:history="1">
+          <w:r>
+            <w:rPr>
+              <w:rStyle w:val="Hyperlink"/>
+            </w:rPr>
+            <w:t xml:space="preserve">stodian </w:t>
+          </w:r>
+        </w:hyperlink>
+      </w:r>
+      <w:r>
+        <w:rPr>
+          <w:u w:val="single" w:color="0000ff"/>
+          <w:rFonts w:ascii="Charis SIL Regular" w:hAnsi="Charis SIL Regular" w:eastAsia="Charis SIL Regular"/>
+          <w:b w:val="0"/>
+          <w:i w:val="0"/>
+          <w:color w:val="000000"/>
+          <w:sz w:val="24"/>
+        </w:rPr>
+        <w:hyperlink r:id="rId27" w:history="1">
+          <w:r>
+            <w:rPr>
+              <w:rStyle w:val="Hyperlink"/>
+            </w:rPr>
+            <w:t>o</w:t>
+          </w:r>
+        </w:hyperlink>
+      </w:r>
+      <w:r>
+        <w:rPr>
+          <w:u w:val="single" w:color="0000ff"/>
+          <w:rFonts w:ascii="Charis SIL Regular" w:hAnsi="Charis SIL Regular" w:eastAsia="Charis SIL Regular"/>
+          <w:b w:val="0"/>
+          <w:i w:val="0"/>
+          <w:color w:val="000000"/>
+          <w:sz w:val="24"/>
+        </w:rPr>
+        <w:t xml:space="preserve">f the </w:t>
       </w:r>
       <w:r>
         <w:rPr>
@@ -3694,7 +3817,7 @@
           <w:sz w:val="24"/>
           <w:u w:val="single"/>
         </w:rPr>
-        <w:hyperlink r:id="rId26" w:history="1">
+        <w:hyperlink r:id="rId28" w:history="1">
           <w:r>
             <w:rPr>
               <w:rStyle w:val="Hyperlink"/>
@@ -3710,9 +3833,8 @@
           <w:i w:val="0"/>
           <w:color w:val="0000FF"/>
           <w:sz w:val="24"/>
-          <w:u w:val="single"/>
-        </w:rPr>
-        <w:hyperlink r:id="rId27" w:history="1">
+        </w:rPr>
+        <w:hyperlink r:id="rId28" w:history="1">
           <w:r>
             <w:rPr>
               <w:rStyle w:val="Hyperlink"/>
@@ -3730,7 +3852,7 @@
           <w:sz w:val="24"/>
           <w:u w:val="single"/>
         </w:rPr>
-        <w:hyperlink r:id="rId24" w:history="1">
+        <w:hyperlink r:id="rId25" w:history="1">
           <w:r>
             <w:rPr>
               <w:rStyle w:val="Hyperlink"/>
@@ -3759,7 +3881,7 @@
           <w:sz w:val="24"/>
           <w:u w:val="single"/>
         </w:rPr>
-        <w:hyperlink r:id="rId24" w:history="1">
+        <w:hyperlink r:id="rId25" w:history="1">
           <w:r>
             <w:rPr>
               <w:rStyle w:val="Hyperlink"/>
@@ -3788,7 +3910,7 @@
           <w:sz w:val="24"/>
           <w:u w:val="single"/>
         </w:rPr>
-        <w:hyperlink r:id="rId24" w:history="1">
+        <w:hyperlink r:id="rId25" w:history="1">
           <w:r>
             <w:rPr>
               <w:rStyle w:val="Hyperlink"/>
@@ -3806,7 +3928,7 @@
           <w:sz w:val="24"/>
           <w:u w:val="single"/>
         </w:rPr>
-        <w:hyperlink r:id="rId27" w:history="1">
+        <w:hyperlink r:id="rId28" w:history="1">
           <w:r>
             <w:rPr>
               <w:rStyle w:val="Hyperlink"/>
@@ -3834,7 +3956,7 @@
           <w:color w:val="000000"/>
           <w:sz w:val="24"/>
         </w:rPr>
-        <w:hyperlink r:id="rId25" w:history="1">
+        <w:hyperlink r:id="rId26" w:history="1">
           <w:r>
             <w:rPr>
               <w:rStyle w:val="Hyperlink"/>
@@ -3852,7 +3974,7 @@
           <w:color w:val="000000"/>
           <w:sz w:val="24"/>
         </w:rPr>
-        <w:hyperlink r:id="rId25" w:history="1">
+        <w:hyperlink r:id="rId26" w:history="1">
           <w:r>
             <w:rPr>
               <w:rStyle w:val="Hyperlink"/>
@@ -3910,7 +4032,7 @@
           <w:sz w:val="24"/>
           <w:u w:val="single"/>
         </w:rPr>
-        <w:hyperlink r:id="rId28" w:history="1">
+        <w:hyperlink r:id="rId29" w:history="1">
           <w:r>
             <w:rPr>
               <w:rStyle w:val="Hyperlink"/>
@@ -3939,7 +4061,7 @@
           <w:sz w:val="24"/>
           <w:u w:val="single"/>
         </w:rPr>
-        <w:hyperlink r:id="rId28" w:history="1">
+        <w:hyperlink r:id="rId29" w:history="1">
           <w:r>
             <w:rPr>
               <w:rStyle w:val="Hyperlink"/>
@@ -3967,7 +4089,7 @@
           <w:sz w:val="24"/>
           <w:u w:val="single"/>
         </w:rPr>
-        <w:hyperlink r:id="rId29" w:history="1">
+        <w:hyperlink r:id="rId30" w:history="1">
           <w:r>
             <w:rPr>
               <w:rStyle w:val="Hyperlink"/>
@@ -3996,7 +4118,7 @@
           <w:sz w:val="24"/>
           <w:u w:val="single"/>
         </w:rPr>
-        <w:hyperlink r:id="rId29" w:history="1">
+        <w:hyperlink r:id="rId30" w:history="1">
           <w:r>
             <w:rPr>
               <w:rStyle w:val="Hyperlink"/>
@@ -4025,7 +4147,7 @@
           <w:sz w:val="24"/>
           <w:u w:val="single"/>
         </w:rPr>
-        <w:hyperlink r:id="rId29" w:history="1">
+        <w:hyperlink r:id="rId30" w:history="1">
           <w:r>
             <w:rPr>
               <w:rStyle w:val="Hyperlink"/>
@@ -4263,7 +4385,7 @@
           <w:sz w:val="24"/>
           <w:u w:val="single"/>
         </w:rPr>
-        <w:hyperlink r:id="rId30" w:history="1">
+        <w:hyperlink r:id="rId31" w:history="1">
           <w:r>
             <w:rPr>
               <w:rStyle w:val="Hyperlink"/>
@@ -4292,7 +4414,7 @@
           <w:sz w:val="24"/>
           <w:u w:val="single"/>
         </w:rPr>
-        <w:hyperlink r:id="rId30" w:history="1">
+        <w:hyperlink r:id="rId31" w:history="1">
           <w:r>
             <w:rPr>
               <w:rStyle w:val="Hyperlink"/>
@@ -4321,7 +4443,7 @@
           <w:sz w:val="24"/>
           <w:u w:val="single"/>
         </w:rPr>
-        <w:hyperlink r:id="rId30" w:history="1">
+        <w:hyperlink r:id="rId31" w:history="1">
           <w:r>
             <w:rPr>
               <w:rStyle w:val="Hyperlink"/>
@@ -4339,7 +4461,7 @@
           <w:sz w:val="24"/>
           <w:u w:val="single"/>
         </w:rPr>
-        <w:hyperlink r:id="rId30" w:history="1">
+        <w:hyperlink r:id="rId31" w:history="1">
           <w:r>
             <w:rPr>
               <w:rStyle w:val="Hyperlink"/>
@@ -4367,7 +4489,7 @@
           <w:sz w:val="24"/>
           <w:u w:val="single"/>
         </w:rPr>
-        <w:hyperlink r:id="rId31" w:history="1">
+        <w:hyperlink r:id="rId32" w:history="1">
           <w:r>
             <w:rPr>
               <w:rStyle w:val="Hyperlink"/>
@@ -4396,7 +4518,7 @@
           <w:sz w:val="24"/>
           <w:u w:val="single"/>
         </w:rPr>
-        <w:hyperlink r:id="rId31" w:history="1">
+        <w:hyperlink r:id="rId32" w:history="1">
           <w:r>
             <w:rPr>
               <w:rStyle w:val="Hyperlink"/>
@@ -4425,7 +4547,7 @@
           <w:sz w:val="24"/>
           <w:u w:val="single"/>
         </w:rPr>
-        <w:hyperlink r:id="rId31" w:history="1">
+        <w:hyperlink r:id="rId32" w:history="1">
           <w:r>
             <w:rPr>
               <w:rStyle w:val="Hyperlink"/>
@@ -4454,7 +4576,7 @@
           <w:sz w:val="24"/>
           <w:u w:val="single"/>
         </w:rPr>
-        <w:hyperlink r:id="rId31" w:history="1">
+        <w:hyperlink r:id="rId32" w:history="1">
           <w:r>
             <w:rPr>
               <w:rStyle w:val="Hyperlink"/>
@@ -4482,7 +4604,7 @@
           <w:sz w:val="24"/>
           <w:u w:val="single"/>
         </w:rPr>
-        <w:hyperlink r:id="rId32" w:history="1">
+        <w:hyperlink r:id="rId33" w:history="1">
           <w:r>
             <w:rPr>
               <w:rStyle w:val="Hyperlink"/>
@@ -4511,300 +4633,12 @@
           <w:sz w:val="24"/>
           <w:u w:val="single"/>
         </w:rPr>
-        <w:hyperlink r:id="rId32" w:history="1">
+        <w:hyperlink r:id="rId33" w:history="1">
           <w:r>
             <w:rPr>
               <w:rStyle w:val="Hyperlink"/>
             </w:rPr>
             <w:t>Archive</w:t>
-          </w:r>
-        </w:hyperlink>
-      </w:r>
-      <w:r>
-        <w:rPr>
-          <w:rFonts w:ascii="Charis SIL Regular" w:hAnsi="Charis SIL Regular" w:eastAsia="Charis SIL Regular"/>
-          <w:b w:val="0"/>
-          <w:i w:val="0"/>
-          <w:color w:val="0000FF"/>
-          <w:sz w:val="24"/>
-          <w:u w:val="single"/>
-        </w:rPr>
-        <w:hyperlink r:id="rId32" w:history="1">
-          <w:r>
-            <w:rPr>
-              <w:rStyle w:val="Hyperlink"/>
-            </w:rPr>
-            <w:t>s</w:t>
-          </w:r>
-        </w:hyperlink>
-      </w:r>
-      <w:r>
-        <w:rPr>
-          <w:rFonts w:ascii="Charis SIL Regular" w:hAnsi="Charis SIL Regular" w:eastAsia="Charis SIL Regular"/>
-          <w:b w:val="0"/>
-          <w:i w:val="0"/>
-          <w:color w:val="0000FF"/>
-          <w:sz w:val="24"/>
-          <w:u w:val="single"/>
-        </w:rPr>
-        <w:t xml:space="preserve"> </w:t>
-      </w:r>
-      <w:r>
-        <w:rPr>
-          <w:rFonts w:ascii="Charis SIL Regular" w:hAnsi="Charis SIL Regular" w:eastAsia="Charis SIL Regular"/>
-          <w:b w:val="0"/>
-          <w:i w:val="0"/>
-          <w:color w:val="0000FF"/>
-          <w:sz w:val="24"/>
-          <w:u w:val="single"/>
-        </w:rPr>
-        <w:hyperlink r:id="rId32" w:history="1">
-          <w:r>
-            <w:rPr>
-              <w:rStyle w:val="Hyperlink"/>
-            </w:rPr>
-            <w:t>of</w:t>
-          </w:r>
-        </w:hyperlink>
-      </w:r>
-      <w:r>
-        <w:rPr>
-          <w:rFonts w:ascii="Charis SIL Regular" w:hAnsi="Charis SIL Regular" w:eastAsia="Charis SIL Regular"/>
-          <w:b w:val="0"/>
-          <w:i w:val="0"/>
-          <w:color w:val="0000FF"/>
-          <w:sz w:val="24"/>
-          <w:u w:val="single"/>
-        </w:rPr>
-        <w:t xml:space="preserve"> </w:t>
-      </w:r>
-      <w:r>
-        <w:rPr>
-          <w:rFonts w:ascii="Charis SIL Regular" w:hAnsi="Charis SIL Regular" w:eastAsia="Charis SIL Regular"/>
-          <w:b w:val="0"/>
-          <w:i w:val="0"/>
-          <w:color w:val="0000FF"/>
-          <w:sz w:val="24"/>
-          <w:u w:val="single"/>
-        </w:rPr>
-        <w:hyperlink r:id="rId32" w:history="1">
-          <w:r>
-            <w:rPr>
-              <w:rStyle w:val="Hyperlink"/>
-            </w:rPr>
-            <w:t>Sri</w:t>
-          </w:r>
-        </w:hyperlink>
-      </w:r>
-      <w:r>
-        <w:rPr>
-          <w:rFonts w:ascii="Charis SIL Regular" w:hAnsi="Charis SIL Regular" w:eastAsia="Charis SIL Regular"/>
-          <w:b w:val="0"/>
-          <w:i w:val="0"/>
-          <w:color w:val="0000FF"/>
-          <w:sz w:val="24"/>
-          <w:u w:val="single"/>
-        </w:rPr>
-        <w:t xml:space="preserve"> </w:t>
-      </w:r>
-      <w:r>
-        <w:rPr>
-          <w:rFonts w:ascii="Charis SIL Regular" w:hAnsi="Charis SIL Regular" w:eastAsia="Charis SIL Regular"/>
-          <w:b w:val="0"/>
-          <w:i w:val="0"/>
-          <w:color w:val="0000FF"/>
-          <w:sz w:val="24"/>
-          <w:u w:val="single"/>
-        </w:rPr>
-        <w:hyperlink r:id="rId32" w:history="1">
-          <w:r>
-            <w:rPr>
-              <w:rStyle w:val="Hyperlink"/>
-            </w:rPr>
-            <w:t>L</w:t>
-          </w:r>
-        </w:hyperlink>
-      </w:r>
-      <w:r>
-        <w:rPr>
-          <w:rFonts w:ascii="Charis SIL Regular" w:hAnsi="Charis SIL Regular" w:eastAsia="Charis SIL Regular"/>
-          <w:b w:val="0"/>
-          <w:i w:val="0"/>
-          <w:color w:val="0000FF"/>
-          <w:sz w:val="24"/>
-          <w:u w:val="single"/>
-        </w:rPr>
-        <w:hyperlink r:id="rId32" w:history="1">
-          <w:r>
-            <w:rPr>
-              <w:rStyle w:val="Hyperlink"/>
-            </w:rPr>
-            <w:t>a</w:t>
-          </w:r>
-        </w:hyperlink>
-      </w:r>
-      <w:r>
-        <w:rPr>
-          <w:rFonts w:ascii="Charis SIL Regular" w:hAnsi="Charis SIL Regular" w:eastAsia="Charis SIL Regular"/>
-          <w:b w:val="0"/>
-          <w:i w:val="0"/>
-          <w:color w:val="0000FF"/>
-          <w:sz w:val="24"/>
-          <w:u w:val="single"/>
-        </w:rPr>
-        <w:hyperlink r:id="rId32" w:history="1">
-          <w:r>
-            <w:rPr>
-              <w:rStyle w:val="Hyperlink"/>
-            </w:rPr>
-            <w:t>nka</w:t>
-          </w:r>
-        </w:hyperlink>
-      </w:r>
-      <w:r>
-        <w:rPr>
-          <w:u w:val="single" w:color="0000ff"/>
-          <w:rFonts w:ascii="Charis SIL Regular" w:hAnsi="Charis SIL Regular" w:eastAsia="Charis SIL Regular"/>
-          <w:b w:val="0"/>
-          <w:i w:val="0"/>
-          <w:color w:val="000000"/>
-          <w:sz w:val="24"/>
-        </w:rPr>
-        <w:hyperlink r:id="rId30" w:history="1">
-          <w:r>
-            <w:rPr>
-              <w:rStyle w:val="Hyperlink"/>
-            </w:rPr>
-            <w:t xml:space="preserve"> and</w:t>
-          </w:r>
-        </w:hyperlink>
-      </w:r>
-      <w:r>
-        <w:rPr>
-          <w:u w:val="single" w:color="0000ff"/>
-          <w:rFonts w:ascii="Charis SIL Regular" w:hAnsi="Charis SIL Regular" w:eastAsia="Charis SIL Regular"/>
-          <w:b w:val="0"/>
-          <w:i w:val="0"/>
-          <w:color w:val="000000"/>
-          <w:sz w:val="24"/>
-        </w:rPr>
-        <w:t xml:space="preserve"> </w:t>
-      </w:r>
-      <w:r>
-        <w:rPr>
-          <w:u w:val="single" w:color="0000ff"/>
-          <w:rFonts w:ascii="Charis SIL Regular" w:hAnsi="Charis SIL Regular" w:eastAsia="Charis SIL Regular"/>
-          <w:b w:val="0"/>
-          <w:i w:val="0"/>
-          <w:color w:val="000000"/>
-          <w:sz w:val="24"/>
-        </w:rPr>
-        <w:hyperlink r:id="rId30" w:history="1">
-          <w:r>
-            <w:rPr>
-              <w:rStyle w:val="Hyperlink"/>
-            </w:rPr>
-            <w:t>th</w:t>
-          </w:r>
-        </w:hyperlink>
-      </w:r>
-      <w:r>
-        <w:rPr>
-          <w:rFonts w:ascii="Charis SIL Regular" w:hAnsi="Charis SIL Regular" w:eastAsia="Charis SIL Regular"/>
-          <w:b w:val="0"/>
-          <w:i w:val="0"/>
-          <w:color w:val="000000"/>
-          <w:sz w:val="24"/>
-        </w:rPr>
-        <w:hyperlink r:id="rId30" w:history="1">
-          <w:r>
-            <w:rPr>
-              <w:rStyle w:val="Hyperlink"/>
-            </w:rPr>
-            <w:t xml:space="preserve">e </w:t>
-          </w:r>
-        </w:hyperlink>
-      </w:r>
-      <w:r>
-        <w:rPr>
-          <w:rFonts w:ascii="Charis SIL Regular" w:hAnsi="Charis SIL Regular" w:eastAsia="Charis SIL Regular"/>
-          <w:b w:val="0"/>
-          <w:i w:val="0"/>
-          <w:color w:val="0000FF"/>
-          <w:sz w:val="24"/>
-          <w:u w:val="single"/>
-        </w:rPr>
-        <w:hyperlink r:id="rId30" w:history="1">
-          <w:r>
-            <w:rPr>
-              <w:rStyle w:val="Hyperlink"/>
-            </w:rPr>
-            <w:t>National</w:t>
-          </w:r>
-        </w:hyperlink>
-      </w:r>
-      <w:r>
-        <w:rPr>
-          <w:rFonts w:ascii="Charis SIL Regular" w:hAnsi="Charis SIL Regular" w:eastAsia="Charis SIL Regular"/>
-          <w:b w:val="0"/>
-          <w:i w:val="0"/>
-          <w:color w:val="0000FF"/>
-          <w:sz w:val="24"/>
-          <w:u w:val="single"/>
-        </w:rPr>
-        <w:t xml:space="preserve"> </w:t>
-      </w:r>
-      <w:r>
-        <w:rPr>
-          <w:rFonts w:ascii="Charis SIL Regular" w:hAnsi="Charis SIL Regular" w:eastAsia="Charis SIL Regular"/>
-          <w:b w:val="0"/>
-          <w:i w:val="0"/>
-          <w:color w:val="0000FF"/>
-          <w:sz w:val="24"/>
-          <w:u w:val="single"/>
-        </w:rPr>
-        <w:hyperlink r:id="rId33" w:history="1">
-          <w:r>
-            <w:rPr>
-              <w:rStyle w:val="Hyperlink"/>
-            </w:rPr>
-            <w:t>A</w:t>
-          </w:r>
-        </w:hyperlink>
-      </w:r>
-      <w:r>
-        <w:rPr>
-          <w:rFonts w:ascii="Charis SIL Regular" w:hAnsi="Charis SIL Regular" w:eastAsia="Charis SIL Regular"/>
-          <w:b w:val="0"/>
-          <w:i w:val="0"/>
-          <w:color w:val="0000FF"/>
-          <w:sz w:val="24"/>
-          <w:u w:val="single"/>
-        </w:rPr>
-        <w:hyperlink r:id="rId31" w:history="1">
-          <w:r>
-            <w:rPr>
-              <w:rStyle w:val="Hyperlink"/>
-            </w:rPr>
-            <w:t>rchiv</w:t>
-          </w:r>
-        </w:hyperlink>
-      </w:r>
-      <w:r>
-        <w:rPr>
-          <w:rFonts w:ascii="Charis SIL Regular" w:hAnsi="Charis SIL Regular" w:eastAsia="Charis SIL Regular"/>
-          <w:b w:val="0"/>
-          <w:i w:val="0"/>
-          <w:color w:val="0000FF"/>
-          <w:sz w:val="24"/>
-          <w:u w:val="single"/>
-        </w:rPr>
-        <w:hyperlink r:id="rId31" w:history="1">
-          <w:r>
-            <w:rPr>
-              <w:rStyle w:val="Hyperlink"/>
-            </w:rPr>
-            <w:t>e</w:t>
           </w:r>
         </w:hyperlink>
       </w:r>
@@ -4880,6 +4714,294 @@
             <w:rPr>
               <w:rStyle w:val="Hyperlink"/>
             </w:rPr>
+            <w:t>Sri</w:t>
+          </w:r>
+        </w:hyperlink>
+      </w:r>
+      <w:r>
+        <w:rPr>
+          <w:rFonts w:ascii="Charis SIL Regular" w:hAnsi="Charis SIL Regular" w:eastAsia="Charis SIL Regular"/>
+          <w:b w:val="0"/>
+          <w:i w:val="0"/>
+          <w:color w:val="0000FF"/>
+          <w:sz w:val="24"/>
+          <w:u w:val="single"/>
+        </w:rPr>
+        <w:t xml:space="preserve"> </w:t>
+      </w:r>
+      <w:r>
+        <w:rPr>
+          <w:rFonts w:ascii="Charis SIL Regular" w:hAnsi="Charis SIL Regular" w:eastAsia="Charis SIL Regular"/>
+          <w:b w:val="0"/>
+          <w:i w:val="0"/>
+          <w:color w:val="0000FF"/>
+          <w:sz w:val="24"/>
+          <w:u w:val="single"/>
+        </w:rPr>
+        <w:hyperlink r:id="rId33" w:history="1">
+          <w:r>
+            <w:rPr>
+              <w:rStyle w:val="Hyperlink"/>
+            </w:rPr>
+            <w:t>L</w:t>
+          </w:r>
+        </w:hyperlink>
+      </w:r>
+      <w:r>
+        <w:rPr>
+          <w:rFonts w:ascii="Charis SIL Regular" w:hAnsi="Charis SIL Regular" w:eastAsia="Charis SIL Regular"/>
+          <w:b w:val="0"/>
+          <w:i w:val="0"/>
+          <w:color w:val="0000FF"/>
+          <w:sz w:val="24"/>
+          <w:u w:val="single"/>
+        </w:rPr>
+        <w:hyperlink r:id="rId33" w:history="1">
+          <w:r>
+            <w:rPr>
+              <w:rStyle w:val="Hyperlink"/>
+            </w:rPr>
+            <w:t>a</w:t>
+          </w:r>
+        </w:hyperlink>
+      </w:r>
+      <w:r>
+        <w:rPr>
+          <w:rFonts w:ascii="Charis SIL Regular" w:hAnsi="Charis SIL Regular" w:eastAsia="Charis SIL Regular"/>
+          <w:b w:val="0"/>
+          <w:i w:val="0"/>
+          <w:color w:val="0000FF"/>
+          <w:sz w:val="24"/>
+          <w:u w:val="single"/>
+        </w:rPr>
+        <w:hyperlink r:id="rId33" w:history="1">
+          <w:r>
+            <w:rPr>
+              <w:rStyle w:val="Hyperlink"/>
+            </w:rPr>
+            <w:t>nka</w:t>
+          </w:r>
+        </w:hyperlink>
+      </w:r>
+      <w:r>
+        <w:rPr>
+          <w:u w:val="single" w:color="0000ff"/>
+          <w:rFonts w:ascii="Charis SIL Regular" w:hAnsi="Charis SIL Regular" w:eastAsia="Charis SIL Regular"/>
+          <w:b w:val="0"/>
+          <w:i w:val="0"/>
+          <w:color w:val="000000"/>
+          <w:sz w:val="24"/>
+        </w:rPr>
+        <w:hyperlink r:id="rId31" w:history="1">
+          <w:r>
+            <w:rPr>
+              <w:rStyle w:val="Hyperlink"/>
+            </w:rPr>
+            <w:t xml:space="preserve"> and</w:t>
+          </w:r>
+        </w:hyperlink>
+      </w:r>
+      <w:r>
+        <w:rPr>
+          <w:u w:val="single" w:color="0000ff"/>
+          <w:rFonts w:ascii="Charis SIL Regular" w:hAnsi="Charis SIL Regular" w:eastAsia="Charis SIL Regular"/>
+          <w:b w:val="0"/>
+          <w:i w:val="0"/>
+          <w:color w:val="000000"/>
+          <w:sz w:val="24"/>
+        </w:rPr>
+        <w:t xml:space="preserve"> </w:t>
+      </w:r>
+      <w:r>
+        <w:rPr>
+          <w:u w:val="single" w:color="0000ff"/>
+          <w:rFonts w:ascii="Charis SIL Regular" w:hAnsi="Charis SIL Regular" w:eastAsia="Charis SIL Regular"/>
+          <w:b w:val="0"/>
+          <w:i w:val="0"/>
+          <w:color w:val="000000"/>
+          <w:sz w:val="24"/>
+        </w:rPr>
+        <w:hyperlink r:id="rId31" w:history="1">
+          <w:r>
+            <w:rPr>
+              <w:rStyle w:val="Hyperlink"/>
+            </w:rPr>
+            <w:t>th</w:t>
+          </w:r>
+        </w:hyperlink>
+      </w:r>
+      <w:r>
+        <w:rPr>
+          <w:rFonts w:ascii="Charis SIL Regular" w:hAnsi="Charis SIL Regular" w:eastAsia="Charis SIL Regular"/>
+          <w:b w:val="0"/>
+          <w:i w:val="0"/>
+          <w:color w:val="000000"/>
+          <w:sz w:val="24"/>
+        </w:rPr>
+        <w:hyperlink r:id="rId31" w:history="1">
+          <w:r>
+            <w:rPr>
+              <w:rStyle w:val="Hyperlink"/>
+            </w:rPr>
+            <w:t xml:space="preserve">e </w:t>
+          </w:r>
+        </w:hyperlink>
+      </w:r>
+      <w:r>
+        <w:rPr>
+          <w:rFonts w:ascii="Charis SIL Regular" w:hAnsi="Charis SIL Regular" w:eastAsia="Charis SIL Regular"/>
+          <w:b w:val="0"/>
+          <w:i w:val="0"/>
+          <w:color w:val="0000FF"/>
+          <w:sz w:val="24"/>
+          <w:u w:val="single"/>
+        </w:rPr>
+        <w:hyperlink r:id="rId34" w:history="1">
+          <w:r>
+            <w:rPr>
+              <w:rStyle w:val="Hyperlink"/>
+            </w:rPr>
+            <w:t>National</w:t>
+          </w:r>
+        </w:hyperlink>
+      </w:r>
+      <w:r>
+        <w:rPr>
+          <w:rFonts w:ascii="Charis SIL Regular" w:hAnsi="Charis SIL Regular" w:eastAsia="Charis SIL Regular"/>
+          <w:b w:val="0"/>
+          <w:i w:val="0"/>
+          <w:color w:val="0000FF"/>
+          <w:sz w:val="24"/>
+          <w:u w:val="single"/>
+        </w:rPr>
+        <w:t xml:space="preserve"> </w:t>
+      </w:r>
+      <w:r>
+        <w:rPr>
+          <w:rFonts w:ascii="Charis SIL Regular" w:hAnsi="Charis SIL Regular" w:eastAsia="Charis SIL Regular"/>
+          <w:b w:val="0"/>
+          <w:i w:val="0"/>
+          <w:color w:val="0000FF"/>
+          <w:sz w:val="24"/>
+          <w:u w:val="single"/>
+        </w:rPr>
+        <w:hyperlink r:id="rId34" w:history="1">
+          <w:r>
+            <w:rPr>
+              <w:rStyle w:val="Hyperlink"/>
+            </w:rPr>
+            <w:t>A</w:t>
+          </w:r>
+        </w:hyperlink>
+      </w:r>
+      <w:r>
+        <w:rPr>
+          <w:rFonts w:ascii="Charis SIL Regular" w:hAnsi="Charis SIL Regular" w:eastAsia="Charis SIL Regular"/>
+          <w:b w:val="0"/>
+          <w:i w:val="0"/>
+          <w:color w:val="0000FF"/>
+          <w:sz w:val="24"/>
+          <w:u w:val="single"/>
+        </w:rPr>
+        <w:hyperlink r:id="rId34" w:history="1">
+          <w:r>
+            <w:rPr>
+              <w:rStyle w:val="Hyperlink"/>
+            </w:rPr>
+            <w:t>rchiv</w:t>
+          </w:r>
+        </w:hyperlink>
+      </w:r>
+      <w:r>
+        <w:rPr>
+          <w:rFonts w:ascii="Charis SIL Regular" w:hAnsi="Charis SIL Regular" w:eastAsia="Charis SIL Regular"/>
+          <w:b w:val="0"/>
+          <w:i w:val="0"/>
+          <w:color w:val="0000FF"/>
+          <w:sz w:val="24"/>
+          <w:u w:val="single"/>
+        </w:rPr>
+        <w:hyperlink r:id="rId34" w:history="1">
+          <w:r>
+            <w:rPr>
+              <w:rStyle w:val="Hyperlink"/>
+            </w:rPr>
+            <w:t>e</w:t>
+          </w:r>
+        </w:hyperlink>
+      </w:r>
+      <w:r>
+        <w:rPr>
+          <w:rFonts w:ascii="Charis SIL Regular" w:hAnsi="Charis SIL Regular" w:eastAsia="Charis SIL Regular"/>
+          <w:b w:val="0"/>
+          <w:i w:val="0"/>
+          <w:color w:val="0000FF"/>
+          <w:sz w:val="24"/>
+          <w:u w:val="single"/>
+        </w:rPr>
+        <w:hyperlink r:id="rId34" w:history="1">
+          <w:r>
+            <w:rPr>
+              <w:rStyle w:val="Hyperlink"/>
+            </w:rPr>
+            <w:t>s</w:t>
+          </w:r>
+        </w:hyperlink>
+      </w:r>
+      <w:r>
+        <w:rPr>
+          <w:rFonts w:ascii="Charis SIL Regular" w:hAnsi="Charis SIL Regular" w:eastAsia="Charis SIL Regular"/>
+          <w:b w:val="0"/>
+          <w:i w:val="0"/>
+          <w:color w:val="0000FF"/>
+          <w:sz w:val="24"/>
+          <w:u w:val="single"/>
+        </w:rPr>
+        <w:t xml:space="preserve"> </w:t>
+      </w:r>
+      <w:r>
+        <w:rPr>
+          <w:rFonts w:ascii="Charis SIL Regular" w:hAnsi="Charis SIL Regular" w:eastAsia="Charis SIL Regular"/>
+          <w:b w:val="0"/>
+          <w:i w:val="0"/>
+          <w:color w:val="0000FF"/>
+          <w:sz w:val="24"/>
+          <w:u w:val="single"/>
+        </w:rPr>
+        <w:hyperlink r:id="rId34" w:history="1">
+          <w:r>
+            <w:rPr>
+              <w:rStyle w:val="Hyperlink"/>
+            </w:rPr>
+            <w:t>of</w:t>
+          </w:r>
+        </w:hyperlink>
+      </w:r>
+      <w:r>
+        <w:rPr>
+          <w:rFonts w:ascii="Charis SIL Regular" w:hAnsi="Charis SIL Regular" w:eastAsia="Charis SIL Regular"/>
+          <w:b w:val="0"/>
+          <w:i w:val="0"/>
+          <w:color w:val="0000FF"/>
+          <w:sz w:val="24"/>
+          <w:u w:val="single"/>
+        </w:rPr>
+        <w:t xml:space="preserve"> </w:t>
+      </w:r>
+      <w:r>
+        <w:rPr>
+          <w:rFonts w:ascii="Charis SIL Regular" w:hAnsi="Charis SIL Regular" w:eastAsia="Charis SIL Regular"/>
+          <w:b w:val="0"/>
+          <w:i w:val="0"/>
+          <w:color w:val="0000FF"/>
+          <w:sz w:val="24"/>
+          <w:u w:val="single"/>
+        </w:rPr>
+        <w:hyperlink r:id="rId34" w:history="1">
+          <w:r>
+            <w:rPr>
+              <w:rStyle w:val="Hyperlink"/>
+            </w:rPr>
             <w:t>Cura</w:t>
           </w:r>
         </w:hyperlink>
@@ -4893,7 +5015,7 @@
           <w:sz w:val="24"/>
           <w:u w:val="single"/>
         </w:rPr>
-        <w:hyperlink r:id="rId31" w:history="1">
+        <w:hyperlink r:id="rId34" w:history="1">
           <w:r>
             <w:rPr>
               <w:rStyle w:val="Hyperlink"/>
@@ -4911,7 +5033,7 @@
           <w:color w:val="000000"/>
           <w:sz w:val="24"/>
         </w:rPr>
-        <w:hyperlink r:id="rId31" w:history="1">
+        <w:hyperlink r:id="rId32" w:history="1">
           <w:r>
             <w:rPr>
               <w:rStyle w:val="Hyperlink"/>
@@ -4929,7 +5051,7 @@
           <w:color w:val="000000"/>
           <w:sz w:val="24"/>
         </w:rPr>
-        <w:hyperlink r:id="rId31" w:history="1">
+        <w:hyperlink r:id="rId32" w:history="1">
           <w:r>
             <w:rPr>
               <w:rStyle w:val="Hyperlink"/>
@@ -4947,7 +5069,7 @@
           <w:color w:val="000000"/>
           <w:sz w:val="24"/>
         </w:rPr>
-        <w:hyperlink r:id="rId31" w:history="1">
+        <w:hyperlink r:id="rId32" w:history="1">
           <w:r>
             <w:rPr>
               <w:rStyle w:val="Hyperlink"/>
@@ -4975,7 +5097,7 @@
           <w:color w:val="000000"/>
           <w:sz w:val="24"/>
         </w:rPr>
-        <w:hyperlink r:id="rId32" w:history="1">
+        <w:hyperlink r:id="rId33" w:history="1">
           <w:r>
             <w:rPr>
               <w:rStyle w:val="Hyperlink"/>
@@ -4993,7 +5115,7 @@
           <w:color w:val="000000"/>
           <w:sz w:val="24"/>
         </w:rPr>
-        <w:hyperlink r:id="rId32" w:history="1">
+        <w:hyperlink r:id="rId33" w:history="1">
           <w:r>
             <w:rPr>
               <w:rStyle w:val="Hyperlink"/>
@@ -5011,7 +5133,7 @@
           <w:color w:val="000000"/>
           <w:sz w:val="24"/>
         </w:rPr>
-        <w:hyperlink r:id="rId32" w:history="1">
+        <w:hyperlink r:id="rId33" w:history="1">
           <w:r>
             <w:rPr>
               <w:rStyle w:val="Hyperlink"/>
@@ -5029,7 +5151,7 @@
           <w:color w:val="000000"/>
           <w:sz w:val="24"/>
         </w:rPr>
-        <w:hyperlink r:id="rId32" w:history="1">
+        <w:hyperlink r:id="rId33" w:history="1">
           <w:r>
             <w:rPr>
               <w:rStyle w:val="Hyperlink"/>
@@ -5047,7 +5169,7 @@
           <w:color w:val="000000"/>
           <w:sz w:val="24"/>
         </w:rPr>
-        <w:hyperlink r:id="rId32" w:history="1">
+        <w:hyperlink r:id="rId33" w:history="1">
           <w:r>
             <w:rPr>
               <w:rStyle w:val="Hyperlink"/>
@@ -5065,7 +5187,7 @@
           <w:color w:val="000000"/>
           <w:sz w:val="24"/>
         </w:rPr>
-        <w:hyperlink r:id="rId32" w:history="1">
+        <w:hyperlink r:id="rId33" w:history="1">
           <w:r>
             <w:rPr>
               <w:rStyle w:val="Hyperlink"/>
@@ -5083,7 +5205,7 @@
           <w:color w:val="000000"/>
           <w:sz w:val="24"/>
         </w:rPr>
-        <w:hyperlink r:id="rId32" w:history="1">
+        <w:hyperlink r:id="rId33" w:history="1">
           <w:r>
             <w:rPr>
               <w:rStyle w:val="Hyperlink"/>
@@ -5101,7 +5223,7 @@
           <w:color w:val="000000"/>
           <w:sz w:val="24"/>
         </w:rPr>
-        <w:hyperlink r:id="rId32" w:history="1">
+        <w:hyperlink r:id="rId33" w:history="1">
           <w:r>
             <w:rPr>
               <w:rStyle w:val="Hyperlink"/>
@@ -5129,7 +5251,7 @@
           <w:sz w:val="24"/>
           <w:u w:val="single"/>
         </w:rPr>
-        <w:hyperlink r:id="rId34" w:history="1">
+        <w:hyperlink r:id="rId35" w:history="1">
           <w:r>
             <w:rPr>
               <w:rStyle w:val="Hyperlink"/>
@@ -5147,7 +5269,7 @@
           <w:color w:val="000000"/>
           <w:sz w:val="24"/>
         </w:rPr>
-        <w:hyperlink r:id="rId33" w:history="1">
+        <w:hyperlink r:id="rId34" w:history="1">
           <w:r>
             <w:rPr>
               <w:rStyle w:val="Hyperlink"/>
@@ -5185,7 +5307,7 @@
           <w:sz w:val="24"/>
           <w:u w:val="single"/>
         </w:rPr>
-        <w:hyperlink r:id="rId35" w:history="1">
+        <w:hyperlink r:id="rId36" w:history="1">
           <w:r>
             <w:rPr>
               <w:rStyle w:val="Hyperlink"/>
@@ -5214,7 +5336,7 @@
           <w:sz w:val="24"/>
           <w:u w:val="single"/>
         </w:rPr>
-        <w:hyperlink r:id="rId35" w:history="1">
+        <w:hyperlink r:id="rId36" w:history="1">
           <w:r>
             <w:rPr>
               <w:rStyle w:val="Hyperlink"/>
@@ -5243,7 +5365,7 @@
           <w:sz w:val="24"/>
           <w:u w:val="single"/>
         </w:rPr>
-        <w:hyperlink r:id="rId35" w:history="1">
+        <w:hyperlink r:id="rId36" w:history="1">
           <w:r>
             <w:rPr>
               <w:rStyle w:val="Hyperlink"/>
@@ -5272,7 +5394,7 @@
           <w:sz w:val="24"/>
           <w:u w:val="single"/>
         </w:rPr>
-        <w:hyperlink r:id="rId35" w:history="1">
+        <w:hyperlink r:id="rId36" w:history="1">
           <w:r>
             <w:rPr>
               <w:rStyle w:val="Hyperlink"/>
@@ -5301,7 +5423,7 @@
           <w:sz w:val="24"/>
           <w:u w:val="single"/>
         </w:rPr>
-        <w:hyperlink r:id="rId35" w:history="1">
+        <w:hyperlink r:id="rId36" w:history="1">
           <w:r>
             <w:rPr>
               <w:rStyle w:val="Hyperlink"/>
@@ -5330,7 +5452,7 @@
           <w:sz w:val="24"/>
           <w:u w:val="single"/>
         </w:rPr>
-        <w:hyperlink r:id="rId35" w:history="1">
+        <w:hyperlink r:id="rId36" w:history="1">
           <w:r>
             <w:rPr>
               <w:rStyle w:val="Hyperlink"/>
@@ -5358,7 +5480,7 @@
           <w:color w:val="000000"/>
           <w:sz w:val="24"/>
         </w:rPr>
-        <w:hyperlink r:id="rId35" w:history="1">
+        <w:hyperlink r:id="rId36" w:history="1">
           <w:r>
             <w:rPr>
               <w:rStyle w:val="Hyperlink"/>
@@ -5376,7 +5498,7 @@
           <w:color w:val="000000"/>
           <w:sz w:val="24"/>
         </w:rPr>
-        <w:hyperlink r:id="rId35" w:history="1">
+        <w:hyperlink r:id="rId36" w:history="1">
           <w:r>
             <w:rPr>
               <w:rStyle w:val="Hyperlink"/>
@@ -5394,7 +5516,7 @@
           <w:color w:val="000000"/>
           <w:sz w:val="24"/>
         </w:rPr>
-        <w:hyperlink r:id="rId35" w:history="1">
+        <w:hyperlink r:id="rId36" w:history="1">
           <w:r>
             <w:rPr>
               <w:rStyle w:val="Hyperlink"/>
@@ -5412,7 +5534,7 @@
           <w:color w:val="000000"/>
           <w:sz w:val="24"/>
         </w:rPr>
-        <w:hyperlink r:id="rId35" w:history="1">
+        <w:hyperlink r:id="rId36" w:history="1">
           <w:r>
             <w:rPr>
               <w:rStyle w:val="Hyperlink"/>
@@ -5441,7 +5563,7 @@
           <w:color w:val="000000"/>
           <w:sz w:val="24"/>
         </w:rPr>
-        <w:hyperlink r:id="rId35" w:history="1">
+        <w:hyperlink r:id="rId36" w:history="1">
           <w:r>
             <w:rPr>
               <w:rStyle w:val="Hyperlink"/>
@@ -5459,7 +5581,7 @@
           <w:color w:val="000000"/>
           <w:sz w:val="24"/>
         </w:rPr>
-        <w:hyperlink r:id="rId35" w:history="1">
+        <w:hyperlink r:id="rId36" w:history="1">
           <w:r>
             <w:rPr>
               <w:rStyle w:val="Hyperlink"/>
@@ -5477,7 +5599,7 @@
           <w:color w:val="000000"/>
           <w:sz w:val="24"/>
         </w:rPr>
-        <w:hyperlink r:id="rId35" w:history="1">
+        <w:hyperlink r:id="rId36" w:history="1">
           <w:r>
             <w:rPr>
               <w:rStyle w:val="Hyperlink"/>
@@ -5495,7 +5617,7 @@
           <w:color w:val="000000"/>
           <w:sz w:val="24"/>
         </w:rPr>
-        <w:hyperlink r:id="rId35" w:history="1">
+        <w:hyperlink r:id="rId36" w:history="1">
           <w:r>
             <w:rPr>
               <w:rStyle w:val="Hyperlink"/>
@@ -5593,7 +5715,7 @@
           <w:sz w:val="24"/>
           <w:u w:val="single"/>
         </w:rPr>
-        <w:hyperlink r:id="rId36" w:history="1">
+        <w:hyperlink r:id="rId37" w:history="1">
           <w:r>
             <w:rPr>
               <w:rStyle w:val="Hyperlink"/>
@@ -5621,7 +5743,7 @@
           <w:sz w:val="24"/>
           <w:u w:val="single"/>
         </w:rPr>
-        <w:hyperlink r:id="rId37" w:history="1">
+        <w:hyperlink r:id="rId38" w:history="1">
           <w:r>
             <w:rPr>
               <w:rStyle w:val="Hyperlink"/>
@@ -5650,7 +5772,7 @@
           <w:sz w:val="24"/>
           <w:u w:val="single"/>
         </w:rPr>
-        <w:hyperlink r:id="rId37" w:history="1">
+        <w:hyperlink r:id="rId38" w:history="1">
           <w:r>
             <w:rPr>
               <w:rStyle w:val="Hyperlink"/>
@@ -5679,7 +5801,7 @@
           <w:sz w:val="24"/>
           <w:u w:val="single"/>
         </w:rPr>
-        <w:hyperlink r:id="rId37" w:history="1">
+        <w:hyperlink r:id="rId38" w:history="1">
           <w:r>
             <w:rPr>
               <w:rStyle w:val="Hyperlink"/>
@@ -5726,7 +5848,7 @@
           <w:sz w:val="24"/>
           <w:u w:val="single"/>
         </w:rPr>
-        <w:hyperlink r:id="rId37" w:history="1">
+        <w:hyperlink r:id="rId38" w:history="1">
           <w:r>
             <w:rPr>
               <w:rStyle w:val="Hyperlink"/>
@@ -5754,7 +5876,7 @@
           <w:sz w:val="24"/>
           <w:u w:val="single"/>
         </w:rPr>
-        <w:hyperlink r:id="rId38" w:history="1">
+        <w:hyperlink r:id="rId39" w:history="1">
           <w:r>
             <w:rPr>
               <w:rStyle w:val="Hyperlink"/>
@@ -5783,7 +5905,7 @@
           <w:sz w:val="24"/>
           <w:u w:val="single"/>
         </w:rPr>
-        <w:hyperlink r:id="rId38" w:history="1">
+        <w:hyperlink r:id="rId39" w:history="1">
           <w:r>
             <w:rPr>
               <w:rStyle w:val="Hyperlink"/>
@@ -5812,7 +5934,7 @@
           <w:sz w:val="24"/>
           <w:u w:val="single"/>
         </w:rPr>
-        <w:hyperlink r:id="rId38" w:history="1">
+        <w:hyperlink r:id="rId39" w:history="1">
           <w:r>
             <w:rPr>
               <w:rStyle w:val="Hyperlink"/>
@@ -5841,7 +5963,7 @@
           <w:sz w:val="24"/>
           <w:u w:val="single"/>
         </w:rPr>
-        <w:hyperlink r:id="rId38" w:history="1">
+        <w:hyperlink r:id="rId39" w:history="1">
           <w:r>
             <w:rPr>
               <w:rStyle w:val="Hyperlink"/>
@@ -5862,7 +5984,6 @@
       </w:r>
       <w:r>
         <w:rPr>
-          <w:u w:val="single" w:color="0000ff"/>
           <w:rFonts w:ascii="Charis SIL Regular" w:hAnsi="Charis SIL Regular" w:eastAsia="Charis SIL Regular"/>
           <w:b w:val="0"/>
           <w:i w:val="0"/>
@@ -5880,7 +6001,7 @@
           <w:sz w:val="24"/>
           <w:u w:val="single"/>
         </w:rPr>
-        <w:hyperlink r:id="rId39" w:history="1">
+        <w:hyperlink r:id="rId40" w:history="1">
           <w:r>
             <w:rPr>
               <w:rStyle w:val="Hyperlink"/>
@@ -5891,13 +6012,31 @@
       </w:r>
       <w:r>
         <w:rPr>
+          <w:u w:val="single" w:color="0000ff"/>
           <w:rFonts w:ascii="Charis SIL Regular" w:hAnsi="Charis SIL Regular" w:eastAsia="Charis SIL Regular"/>
           <w:b w:val="0"/>
           <w:i w:val="0"/>
           <w:color w:val="000000"/>
           <w:sz w:val="24"/>
         </w:rPr>
-        <w:t xml:space="preserve"> contains information</w:t>
+        <w:hyperlink r:id="rId38" w:history="1">
+          <w:r>
+            <w:rPr>
+              <w:rStyle w:val="Hyperlink"/>
+            </w:rPr>
+            <w:t xml:space="preserve"> co</w:t>
+          </w:r>
+        </w:hyperlink>
+      </w:r>
+      <w:r>
+        <w:rPr>
+          <w:rFonts w:ascii="Charis SIL Regular" w:hAnsi="Charis SIL Regular" w:eastAsia="Charis SIL Regular"/>
+          <w:b w:val="0"/>
+          <w:i w:val="0"/>
+          <w:color w:val="000000"/>
+          <w:sz w:val="24"/>
+        </w:rPr>
+        <w:t>ntains information</w:t>
       </w:r>
       <w:r>
         <w:rPr>
@@ -5908,7 +6047,7 @@
           <w:color w:val="000000"/>
           <w:sz w:val="24"/>
         </w:rPr>
-        <w:hyperlink r:id="rId38" w:history="1">
+        <w:hyperlink r:id="rId39" w:history="1">
           <w:r>
             <w:rPr>
               <w:rStyle w:val="Hyperlink"/>
@@ -5937,7 +6076,7 @@
           <w:color w:val="000000"/>
           <w:sz w:val="24"/>
         </w:rPr>
-        <w:hyperlink r:id="rId38" w:history="1">
+        <w:hyperlink r:id="rId39" w:history="1">
           <w:r>
             <w:rPr>
               <w:rStyle w:val="Hyperlink"/>
@@ -5955,7 +6094,7 @@
           <w:color w:val="000000"/>
           <w:sz w:val="24"/>
         </w:rPr>
-        <w:hyperlink r:id="rId38" w:history="1">
+        <w:hyperlink r:id="rId39" w:history="1">
           <w:r>
             <w:rPr>
               <w:rStyle w:val="Hyperlink"/>
@@ -5973,7 +6112,7 @@
           <w:color w:val="000000"/>
           <w:sz w:val="24"/>
         </w:rPr>
-        <w:hyperlink r:id="rId38" w:history="1">
+        <w:hyperlink r:id="rId39" w:history="1">
           <w:r>
             <w:rPr>
               <w:rStyle w:val="Hyperlink"/>
@@ -5991,7 +6130,7 @@
           <w:color w:val="000000"/>
           <w:sz w:val="24"/>
         </w:rPr>
-        <w:hyperlink r:id="rId38" w:history="1">
+        <w:hyperlink r:id="rId39" w:history="1">
           <w:r>
             <w:rPr>
               <w:rStyle w:val="Hyperlink"/>
@@ -6009,7 +6148,7 @@
           <w:color w:val="000000"/>
           <w:sz w:val="24"/>
         </w:rPr>
-        <w:hyperlink r:id="rId38" w:history="1">
+        <w:hyperlink r:id="rId39" w:history="1">
           <w:r>
             <w:rPr>
               <w:rStyle w:val="Hyperlink"/>
@@ -6058,7 +6197,7 @@
           <w:color w:val="000000"/>
           <w:sz w:val="24"/>
         </w:rPr>
-        <w:hyperlink r:id="rId39" w:history="1">
+        <w:hyperlink r:id="rId40" w:history="1">
           <w:r>
             <w:rPr>
               <w:rStyle w:val="Hyperlink"/>

--- a/EXPORTS/DOCX/published/niveau1/English/Sources.docx
+++ b/EXPORTS/DOCX/published/niveau1/English/Sources.docx
@@ -1400,7 +1400,7 @@
           <w:sz w:val="24"/>
           <w:u w:val="single"/>
         </w:rPr>
-        <w:hyperlink r:id="rId15" w:history="1">
+        <w:hyperlink r:id="rId16" w:history="1">
           <w:r>
             <w:rPr>
               <w:rStyle w:val="Hyperlink"/>
@@ -1418,7 +1418,7 @@
           <w:sz w:val="24"/>
           <w:u w:val="single"/>
         </w:rPr>
-        <w:hyperlink r:id="rId15" w:history="1">
+        <w:hyperlink r:id="rId16" w:history="1">
           <w:r>
             <w:rPr>
               <w:rStyle w:val="Hyperlink"/>
@@ -1436,7 +1436,7 @@
           <w:sz w:val="24"/>
           <w:u w:val="single"/>
         </w:rPr>
-        <w:hyperlink r:id="rId15" w:history="1">
+        <w:hyperlink r:id="rId16" w:history="1">
           <w:r>
             <w:rPr>
               <w:rStyle w:val="Hyperlink"/>
@@ -2000,13 +2000,22 @@
             <w:rPr>
               <w:rStyle w:val="Hyperlink"/>
             </w:rPr>
-            <w:t xml:space="preserve"> files </w:t>
+            <w:t xml:space="preserve"> files</w:t>
           </w:r>
         </w:hyperlink>
       </w:r>
       <w:r>
         <w:rPr>
-          <w:u w:val="single" w:color="0000ff"/>
+          <w:rFonts w:ascii="Charis SIL Regular" w:hAnsi="Charis SIL Regular" w:eastAsia="Charis SIL Regular"/>
+          <w:b w:val="0"/>
+          <w:i w:val="0"/>
+          <w:color w:val="000000"/>
+          <w:sz w:val="24"/>
+        </w:rPr>
+        <w:t xml:space="preserve"> </w:t>
+      </w:r>
+      <w:r>
+        <w:rPr>
           <w:rFonts w:ascii="Charis SIL Regular" w:hAnsi="Charis SIL Regular" w:eastAsia="Charis SIL Regular"/>
           <w:b w:val="0"/>
           <w:i w:val="0"/>
@@ -2047,19 +2056,9 @@
             <w:rPr>
               <w:rStyle w:val="Hyperlink"/>
             </w:rPr>
-            <w:t>ervic</w:t>
+            <w:t xml:space="preserve">ervice </w:t>
           </w:r>
         </w:hyperlink>
-      </w:r>
-      <w:r>
-        <w:rPr>
-          <w:rFonts w:ascii="Charis SIL Regular" w:hAnsi="Charis SIL Regular" w:eastAsia="Charis SIL Regular"/>
-          <w:b w:val="0"/>
-          <w:i w:val="0"/>
-          <w:color w:val="000000"/>
-          <w:sz w:val="24"/>
-        </w:rPr>
-        <w:t xml:space="preserve">e </w:t>
       </w:r>
       <w:r>
         <w:rPr>
@@ -2442,7 +2441,7 @@
           <w:sz w:val="24"/>
           <w:u w:val="single"/>
         </w:rPr>
-        <w:hyperlink r:id="rId18" w:history="1">
+        <w:hyperlink r:id="rId19" w:history="1">
           <w:r>
             <w:rPr>
               <w:rStyle w:val="Hyperlink"/>
@@ -2471,7 +2470,7 @@
           <w:sz w:val="24"/>
           <w:u w:val="single"/>
         </w:rPr>
-        <w:hyperlink r:id="rId18" w:history="1">
+        <w:hyperlink r:id="rId19" w:history="1">
           <w:r>
             <w:rPr>
               <w:rStyle w:val="Hyperlink"/>
@@ -2489,7 +2488,7 @@
           <w:sz w:val="24"/>
           <w:u w:val="single"/>
         </w:rPr>
-        <w:hyperlink r:id="rId18" w:history="1">
+        <w:hyperlink r:id="rId19" w:history="1">
           <w:r>
             <w:rPr>
               <w:rStyle w:val="Hyperlink"/>
@@ -3208,7 +3207,7 @@
           <w:sz w:val="24"/>
           <w:u w:val="single"/>
         </w:rPr>
-        <w:hyperlink r:id="rId22" w:history="1">
+        <w:hyperlink r:id="rId16" w:history="1">
           <w:r>
             <w:rPr>
               <w:rStyle w:val="Hyperlink"/>
@@ -3237,7 +3236,7 @@
           <w:sz w:val="24"/>
           <w:u w:val="single"/>
         </w:rPr>
-        <w:hyperlink r:id="rId22" w:history="1">
+        <w:hyperlink r:id="rId16" w:history="1">
           <w:r>
             <w:rPr>
               <w:rStyle w:val="Hyperlink"/>
@@ -3355,7 +3354,7 @@
           <w:sz w:val="24"/>
           <w:u w:val="single"/>
         </w:rPr>
-        <w:hyperlink r:id="rId23" w:history="1">
+        <w:hyperlink r:id="rId22" w:history="1">
           <w:r>
             <w:rPr>
               <w:rStyle w:val="Hyperlink"/>
@@ -3384,7 +3383,7 @@
           <w:sz w:val="24"/>
           <w:u w:val="single"/>
         </w:rPr>
-        <w:hyperlink r:id="rId23" w:history="1">
+        <w:hyperlink r:id="rId22" w:history="1">
           <w:r>
             <w:rPr>
               <w:rStyle w:val="Hyperlink"/>
@@ -3413,7 +3412,7 @@
           <w:sz w:val="24"/>
           <w:u w:val="single"/>
         </w:rPr>
-        <w:hyperlink r:id="rId23" w:history="1">
+        <w:hyperlink r:id="rId22" w:history="1">
           <w:r>
             <w:rPr>
               <w:rStyle w:val="Hyperlink"/>
@@ -3441,7 +3440,7 @@
           <w:sz w:val="24"/>
           <w:u w:val="single"/>
         </w:rPr>
-        <w:hyperlink r:id="rId24" w:history="1">
+        <w:hyperlink r:id="rId23" w:history="1">
           <w:r>
             <w:rPr>
               <w:rStyle w:val="Hyperlink"/>
@@ -3479,7 +3478,7 @@
           <w:sz w:val="24"/>
           <w:u w:val="single"/>
         </w:rPr>
-        <w:hyperlink r:id="rId23" w:history="1">
+        <w:hyperlink r:id="rId22" w:history="1">
           <w:r>
             <w:rPr>
               <w:rStyle w:val="Hyperlink"/>
@@ -3497,7 +3496,7 @@
           <w:sz w:val="24"/>
           <w:u w:val="single"/>
         </w:rPr>
-        <w:hyperlink r:id="rId23" w:history="1">
+        <w:hyperlink r:id="rId22" w:history="1">
           <w:r>
             <w:rPr>
               <w:rStyle w:val="Hyperlink"/>
@@ -3515,7 +3514,7 @@
           <w:sz w:val="24"/>
           <w:u w:val="single"/>
         </w:rPr>
-        <w:hyperlink r:id="rId23" w:history="1">
+        <w:hyperlink r:id="rId22" w:history="1">
           <w:r>
             <w:rPr>
               <w:rStyle w:val="Hyperlink"/>
@@ -3544,7 +3543,7 @@
           <w:sz w:val="24"/>
           <w:u w:val="single"/>
         </w:rPr>
-        <w:hyperlink r:id="rId23" w:history="1">
+        <w:hyperlink r:id="rId22" w:history="1">
           <w:r>
             <w:rPr>
               <w:rStyle w:val="Hyperlink"/>
@@ -3573,7 +3572,7 @@
           <w:color w:val="000000"/>
           <w:sz w:val="24"/>
         </w:rPr>
-        <w:hyperlink r:id="rId23" w:history="1">
+        <w:hyperlink r:id="rId22" w:history="1">
           <w:r>
             <w:rPr>
               <w:rStyle w:val="Hyperlink"/>
@@ -3601,7 +3600,7 @@
           <w:sz w:val="24"/>
           <w:u w:val="single"/>
         </w:rPr>
-        <w:hyperlink r:id="rId25" w:history="1">
+        <w:hyperlink r:id="rId24" w:history="1">
           <w:r>
             <w:rPr>
               <w:rStyle w:val="Hyperlink"/>
@@ -3619,7 +3618,7 @@
           <w:sz w:val="24"/>
           <w:u w:val="single"/>
         </w:rPr>
-        <w:hyperlink r:id="rId25" w:history="1">
+        <w:hyperlink r:id="rId23" w:history="1">
           <w:r>
             <w:rPr>
               <w:rStyle w:val="Hyperlink"/>
@@ -3648,7 +3647,7 @@
           <w:sz w:val="24"/>
           <w:u w:val="single"/>
         </w:rPr>
-        <w:hyperlink r:id="rId26" w:history="1">
+        <w:hyperlink r:id="rId23" w:history="1">
           <w:r>
             <w:rPr>
               <w:rStyle w:val="Hyperlink"/>
@@ -3666,7 +3665,7 @@
           <w:sz w:val="24"/>
           <w:u w:val="single"/>
         </w:rPr>
-        <w:hyperlink r:id="rId26" w:history="1">
+        <w:hyperlink r:id="rId25" w:history="1">
           <w:r>
             <w:rPr>
               <w:rStyle w:val="Hyperlink"/>
@@ -3684,7 +3683,7 @@
           <w:sz w:val="24"/>
           <w:u w:val="single"/>
         </w:rPr>
-        <w:hyperlink r:id="rId26" w:history="1">
+        <w:hyperlink r:id="rId25" w:history="1">
           <w:r>
             <w:rPr>
               <w:rStyle w:val="Hyperlink"/>
@@ -3713,7 +3712,7 @@
           <w:sz w:val="24"/>
           <w:u w:val="single"/>
         </w:rPr>
-        <w:hyperlink r:id="rId26" w:history="1">
+        <w:hyperlink r:id="rId25" w:history="1">
           <w:r>
             <w:rPr>
               <w:rStyle w:val="Hyperlink"/>
@@ -3742,7 +3741,7 @@
           <w:sz w:val="24"/>
           <w:u w:val="single"/>
         </w:rPr>
-        <w:hyperlink r:id="rId26" w:history="1">
+        <w:hyperlink r:id="rId25" w:history="1">
           <w:r>
             <w:rPr>
               <w:rStyle w:val="Hyperlink"/>
@@ -3770,43 +3769,7 @@
           <w:color w:val="000000"/>
           <w:sz w:val="24"/>
         </w:rPr>
-        <w:hyperlink r:id="rId27" w:history="1">
-          <w:r>
-            <w:rPr>
-              <w:rStyle w:val="Hyperlink"/>
-            </w:rPr>
-            <w:t xml:space="preserve">stodian </w:t>
-          </w:r>
-        </w:hyperlink>
-      </w:r>
-      <w:r>
-        <w:rPr>
-          <w:u w:val="single" w:color="0000ff"/>
-          <w:rFonts w:ascii="Charis SIL Regular" w:hAnsi="Charis SIL Regular" w:eastAsia="Charis SIL Regular"/>
-          <w:b w:val="0"/>
-          <w:i w:val="0"/>
-          <w:color w:val="000000"/>
-          <w:sz w:val="24"/>
-        </w:rPr>
-        <w:hyperlink r:id="rId27" w:history="1">
-          <w:r>
-            <w:rPr>
-              <w:rStyle w:val="Hyperlink"/>
-            </w:rPr>
-            <w:t>o</w:t>
-          </w:r>
-        </w:hyperlink>
-      </w:r>
-      <w:r>
-        <w:rPr>
-          <w:u w:val="single" w:color="0000ff"/>
-          <w:rFonts w:ascii="Charis SIL Regular" w:hAnsi="Charis SIL Regular" w:eastAsia="Charis SIL Regular"/>
-          <w:b w:val="0"/>
-          <w:i w:val="0"/>
-          <w:color w:val="000000"/>
-          <w:sz w:val="24"/>
-        </w:rPr>
-        <w:t xml:space="preserve">f the </w:t>
+        <w:t xml:space="preserve">stodian of the </w:t>
       </w:r>
       <w:r>
         <w:rPr>
@@ -3817,7 +3780,7 @@
           <w:sz w:val="24"/>
           <w:u w:val="single"/>
         </w:rPr>
-        <w:hyperlink r:id="rId28" w:history="1">
+        <w:hyperlink r:id="rId26" w:history="1">
           <w:r>
             <w:rPr>
               <w:rStyle w:val="Hyperlink"/>
@@ -3833,8 +3796,9 @@
           <w:i w:val="0"/>
           <w:color w:val="0000FF"/>
           <w:sz w:val="24"/>
-        </w:rPr>
-        <w:hyperlink r:id="rId28" w:history="1">
+          <w:u w:val="single"/>
+        </w:rPr>
+        <w:hyperlink r:id="rId26" w:history="1">
           <w:r>
             <w:rPr>
               <w:rStyle w:val="Hyperlink"/>
@@ -3852,7 +3816,7 @@
           <w:sz w:val="24"/>
           <w:u w:val="single"/>
         </w:rPr>
-        <w:hyperlink r:id="rId25" w:history="1">
+        <w:hyperlink r:id="rId26" w:history="1">
           <w:r>
             <w:rPr>
               <w:rStyle w:val="Hyperlink"/>
@@ -3881,7 +3845,7 @@
           <w:sz w:val="24"/>
           <w:u w:val="single"/>
         </w:rPr>
-        <w:hyperlink r:id="rId25" w:history="1">
+        <w:hyperlink r:id="rId26" w:history="1">
           <w:r>
             <w:rPr>
               <w:rStyle w:val="Hyperlink"/>
@@ -3910,7 +3874,7 @@
           <w:sz w:val="24"/>
           <w:u w:val="single"/>
         </w:rPr>
-        <w:hyperlink r:id="rId25" w:history="1">
+        <w:hyperlink r:id="rId26" w:history="1">
           <w:r>
             <w:rPr>
               <w:rStyle w:val="Hyperlink"/>
@@ -3928,7 +3892,7 @@
           <w:sz w:val="24"/>
           <w:u w:val="single"/>
         </w:rPr>
-        <w:hyperlink r:id="rId28" w:history="1">
+        <w:hyperlink r:id="rId26" w:history="1">
           <w:r>
             <w:rPr>
               <w:rStyle w:val="Hyperlink"/>
@@ -3956,7 +3920,7 @@
           <w:color w:val="000000"/>
           <w:sz w:val="24"/>
         </w:rPr>
-        <w:hyperlink r:id="rId26" w:history="1">
+        <w:hyperlink r:id="rId25" w:history="1">
           <w:r>
             <w:rPr>
               <w:rStyle w:val="Hyperlink"/>
@@ -3974,7 +3938,7 @@
           <w:color w:val="000000"/>
           <w:sz w:val="24"/>
         </w:rPr>
-        <w:hyperlink r:id="rId26" w:history="1">
+        <w:hyperlink r:id="rId25" w:history="1">
           <w:r>
             <w:rPr>
               <w:rStyle w:val="Hyperlink"/>
@@ -4032,7 +3996,7 @@
           <w:sz w:val="24"/>
           <w:u w:val="single"/>
         </w:rPr>
-        <w:hyperlink r:id="rId29" w:history="1">
+        <w:hyperlink r:id="rId27" w:history="1">
           <w:r>
             <w:rPr>
               <w:rStyle w:val="Hyperlink"/>
@@ -4061,7 +4025,7 @@
           <w:sz w:val="24"/>
           <w:u w:val="single"/>
         </w:rPr>
-        <w:hyperlink r:id="rId29" w:history="1">
+        <w:hyperlink r:id="rId27" w:history="1">
           <w:r>
             <w:rPr>
               <w:rStyle w:val="Hyperlink"/>
@@ -4089,7 +4053,7 @@
           <w:sz w:val="24"/>
           <w:u w:val="single"/>
         </w:rPr>
-        <w:hyperlink r:id="rId30" w:history="1">
+        <w:hyperlink r:id="rId28" w:history="1">
           <w:r>
             <w:rPr>
               <w:rStyle w:val="Hyperlink"/>
@@ -4118,7 +4082,7 @@
           <w:sz w:val="24"/>
           <w:u w:val="single"/>
         </w:rPr>
-        <w:hyperlink r:id="rId30" w:history="1">
+        <w:hyperlink r:id="rId28" w:history="1">
           <w:r>
             <w:rPr>
               <w:rStyle w:val="Hyperlink"/>
@@ -4147,7 +4111,7 @@
           <w:sz w:val="24"/>
           <w:u w:val="single"/>
         </w:rPr>
-        <w:hyperlink r:id="rId30" w:history="1">
+        <w:hyperlink r:id="rId28" w:history="1">
           <w:r>
             <w:rPr>
               <w:rStyle w:val="Hyperlink"/>
@@ -4385,6 +4349,225 @@
           <w:sz w:val="24"/>
           <w:u w:val="single"/>
         </w:rPr>
+        <w:hyperlink r:id="rId29" w:history="1">
+          <w:r>
+            <w:rPr>
+              <w:rStyle w:val="Hyperlink"/>
+            </w:rPr>
+            <w:t>National</w:t>
+          </w:r>
+        </w:hyperlink>
+      </w:r>
+      <w:r>
+        <w:rPr>
+          <w:rFonts w:ascii="Charis SIL Regular" w:hAnsi="Charis SIL Regular" w:eastAsia="Charis SIL Regular"/>
+          <w:b w:val="0"/>
+          <w:i w:val="0"/>
+          <w:color w:val="0000FF"/>
+          <w:sz w:val="24"/>
+          <w:u w:val="single"/>
+        </w:rPr>
+        <w:t xml:space="preserve"> </w:t>
+      </w:r>
+      <w:r>
+        <w:rPr>
+          <w:rFonts w:ascii="Charis SIL Regular" w:hAnsi="Charis SIL Regular" w:eastAsia="Charis SIL Regular"/>
+          <w:b w:val="0"/>
+          <w:i w:val="0"/>
+          <w:color w:val="0000FF"/>
+          <w:sz w:val="24"/>
+          <w:u w:val="single"/>
+        </w:rPr>
+        <w:hyperlink r:id="rId29" w:history="1">
+          <w:r>
+            <w:rPr>
+              <w:rStyle w:val="Hyperlink"/>
+            </w:rPr>
+            <w:t>Archives</w:t>
+          </w:r>
+        </w:hyperlink>
+      </w:r>
+      <w:r>
+        <w:rPr>
+          <w:rFonts w:ascii="Charis SIL Regular" w:hAnsi="Charis SIL Regular" w:eastAsia="Charis SIL Regular"/>
+          <w:b w:val="0"/>
+          <w:i w:val="0"/>
+          <w:color w:val="0000FF"/>
+          <w:sz w:val="24"/>
+          <w:u w:val="single"/>
+        </w:rPr>
+        <w:t xml:space="preserve"> </w:t>
+      </w:r>
+      <w:r>
+        <w:rPr>
+          <w:rFonts w:ascii="Charis SIL Regular" w:hAnsi="Charis SIL Regular" w:eastAsia="Charis SIL Regular"/>
+          <w:b w:val="0"/>
+          <w:i w:val="0"/>
+          <w:color w:val="0000FF"/>
+          <w:sz w:val="24"/>
+          <w:u w:val="single"/>
+        </w:rPr>
+        <w:hyperlink r:id="rId29" w:history="1">
+          <w:r>
+            <w:rPr>
+              <w:rStyle w:val="Hyperlink"/>
+            </w:rPr>
+            <w:t xml:space="preserve">of </w:t>
+          </w:r>
+        </w:hyperlink>
+      </w:r>
+      <w:r>
+        <w:rPr>
+          <w:rFonts w:ascii="Charis SIL Regular" w:hAnsi="Charis SIL Regular" w:eastAsia="Charis SIL Regular"/>
+          <w:b w:val="0"/>
+          <w:i w:val="0"/>
+          <w:color w:val="0000FF"/>
+          <w:sz w:val="24"/>
+          <w:u w:val="single"/>
+        </w:rPr>
+        <w:hyperlink r:id="rId29" w:history="1">
+          <w:r>
+            <w:rPr>
+              <w:rStyle w:val="Hyperlink"/>
+            </w:rPr>
+            <w:t>Suriname</w:t>
+          </w:r>
+        </w:hyperlink>
+      </w:r>
+      <w:r>
+        <w:rPr>
+          <w:rFonts w:ascii="Charis SIL Regular" w:hAnsi="Charis SIL Regular" w:eastAsia="Charis SIL Regular"/>
+          <w:b w:val="0"/>
+          <w:i w:val="0"/>
+          <w:color w:val="000000"/>
+          <w:sz w:val="24"/>
+        </w:rPr>
+        <w:t xml:space="preserve">, </w:t>
+      </w:r>
+      <w:r>
+        <w:rPr>
+          <w:rFonts w:ascii="Charis SIL Regular" w:hAnsi="Charis SIL Regular" w:eastAsia="Charis SIL Regular"/>
+          <w:b w:val="0"/>
+          <w:i w:val="0"/>
+          <w:color w:val="0000FF"/>
+          <w:sz w:val="24"/>
+          <w:u w:val="single"/>
+        </w:rPr>
+        <w:hyperlink r:id="rId30" w:history="1">
+          <w:r>
+            <w:rPr>
+              <w:rStyle w:val="Hyperlink"/>
+            </w:rPr>
+            <w:t>Arsip</w:t>
+          </w:r>
+        </w:hyperlink>
+      </w:r>
+      <w:r>
+        <w:rPr>
+          <w:rFonts w:ascii="Charis SIL Regular" w:hAnsi="Charis SIL Regular" w:eastAsia="Charis SIL Regular"/>
+          <w:b w:val="0"/>
+          <w:i w:val="0"/>
+          <w:color w:val="0000FF"/>
+          <w:sz w:val="24"/>
+          <w:u w:val="single"/>
+        </w:rPr>
+        <w:t xml:space="preserve"> </w:t>
+      </w:r>
+      <w:r>
+        <w:rPr>
+          <w:rFonts w:ascii="Charis SIL Regular" w:hAnsi="Charis SIL Regular" w:eastAsia="Charis SIL Regular"/>
+          <w:b w:val="0"/>
+          <w:i w:val="0"/>
+          <w:color w:val="0000FF"/>
+          <w:sz w:val="24"/>
+          <w:u w:val="single"/>
+        </w:rPr>
+        <w:hyperlink r:id="rId30" w:history="1">
+          <w:r>
+            <w:rPr>
+              <w:rStyle w:val="Hyperlink"/>
+            </w:rPr>
+            <w:t>Nasional</w:t>
+          </w:r>
+        </w:hyperlink>
+      </w:r>
+      <w:r>
+        <w:rPr>
+          <w:rFonts w:ascii="Charis SIL Regular" w:hAnsi="Charis SIL Regular" w:eastAsia="Charis SIL Regular"/>
+          <w:b w:val="0"/>
+          <w:i w:val="0"/>
+          <w:color w:val="0000FF"/>
+          <w:sz w:val="24"/>
+          <w:u w:val="single"/>
+        </w:rPr>
+        <w:t xml:space="preserve"> </w:t>
+      </w:r>
+      <w:r>
+        <w:rPr>
+          <w:rFonts w:ascii="Charis SIL Regular" w:hAnsi="Charis SIL Regular" w:eastAsia="Charis SIL Regular"/>
+          <w:b w:val="0"/>
+          <w:i w:val="0"/>
+          <w:color w:val="0000FF"/>
+          <w:sz w:val="24"/>
+          <w:u w:val="single"/>
+        </w:rPr>
+        <w:hyperlink r:id="rId30" w:history="1">
+          <w:r>
+            <w:rPr>
+              <w:rStyle w:val="Hyperlink"/>
+            </w:rPr>
+            <w:t>Republik</w:t>
+          </w:r>
+        </w:hyperlink>
+      </w:r>
+      <w:r>
+        <w:rPr>
+          <w:rFonts w:ascii="Charis SIL Regular" w:hAnsi="Charis SIL Regular" w:eastAsia="Charis SIL Regular"/>
+          <w:b w:val="0"/>
+          <w:i w:val="0"/>
+          <w:color w:val="0000FF"/>
+          <w:sz w:val="24"/>
+          <w:u w:val="single"/>
+        </w:rPr>
+        <w:t xml:space="preserve"> </w:t>
+      </w:r>
+      <w:r>
+        <w:rPr>
+          <w:rFonts w:ascii="Charis SIL Regular" w:hAnsi="Charis SIL Regular" w:eastAsia="Charis SIL Regular"/>
+          <w:b w:val="0"/>
+          <w:i w:val="0"/>
+          <w:color w:val="0000FF"/>
+          <w:sz w:val="24"/>
+          <w:u w:val="single"/>
+        </w:rPr>
+        <w:hyperlink r:id="rId30" w:history="1">
+          <w:r>
+            <w:rPr>
+              <w:rStyle w:val="Hyperlink"/>
+            </w:rPr>
+            <w:t>Indonesia</w:t>
+          </w:r>
+        </w:hyperlink>
+      </w:r>
+      <w:r>
+        <w:rPr>
+          <w:rFonts w:ascii="Charis SIL Regular" w:hAnsi="Charis SIL Regular" w:eastAsia="Charis SIL Regular"/>
+          <w:b w:val="0"/>
+          <w:i w:val="0"/>
+          <w:color w:val="000000"/>
+          <w:sz w:val="24"/>
+        </w:rPr>
+        <w:t xml:space="preserve">, the </w:t>
+      </w:r>
+      <w:r>
+        <w:rPr>
+          <w:rFonts w:ascii="Charis SIL Regular" w:hAnsi="Charis SIL Regular" w:eastAsia="Charis SIL Regular"/>
+          <w:b w:val="0"/>
+          <w:i w:val="0"/>
+          <w:color w:val="0000FF"/>
+          <w:sz w:val="24"/>
+          <w:u w:val="single"/>
+        </w:rPr>
         <w:hyperlink r:id="rId31" w:history="1">
           <w:r>
             <w:rPr>
@@ -4419,7 +4602,7 @@
             <w:rPr>
               <w:rStyle w:val="Hyperlink"/>
             </w:rPr>
-            <w:t>Archives</w:t>
+            <w:t>Archive</w:t>
           </w:r>
         </w:hyperlink>
       </w:r>
@@ -4432,23 +4615,12 @@
           <w:sz w:val="24"/>
           <w:u w:val="single"/>
         </w:rPr>
-        <w:t xml:space="preserve"> </w:t>
-      </w:r>
-      <w:r>
-        <w:rPr>
-          <w:rFonts w:ascii="Charis SIL Regular" w:hAnsi="Charis SIL Regular" w:eastAsia="Charis SIL Regular"/>
-          <w:b w:val="0"/>
-          <w:i w:val="0"/>
-          <w:color w:val="0000FF"/>
-          <w:sz w:val="24"/>
-          <w:u w:val="single"/>
-        </w:rPr>
-        <w:hyperlink r:id="rId31" w:history="1">
+        <w:hyperlink r:id="rId29" w:history="1">
           <w:r>
             <w:rPr>
               <w:rStyle w:val="Hyperlink"/>
             </w:rPr>
-            <w:t xml:space="preserve">of </w:t>
+            <w:t>s</w:t>
           </w:r>
         </w:hyperlink>
       </w:r>
@@ -4461,12 +4633,23 @@
           <w:sz w:val="24"/>
           <w:u w:val="single"/>
         </w:rPr>
-        <w:hyperlink r:id="rId31" w:history="1">
+        <w:t xml:space="preserve"> </w:t>
+      </w:r>
+      <w:r>
+        <w:rPr>
+          <w:rFonts w:ascii="Charis SIL Regular" w:hAnsi="Charis SIL Regular" w:eastAsia="Charis SIL Regular"/>
+          <w:b w:val="0"/>
+          <w:i w:val="0"/>
+          <w:color w:val="0000FF"/>
+          <w:sz w:val="24"/>
+          <w:u w:val="single"/>
+        </w:rPr>
+        <w:hyperlink r:id="rId29" w:history="1">
           <w:r>
             <w:rPr>
               <w:rStyle w:val="Hyperlink"/>
             </w:rPr>
-            <w:t>Suriname</w:t>
+            <w:t>of</w:t>
           </w:r>
         </w:hyperlink>
       </w:r>
@@ -4475,26 +4658,27 @@
           <w:rFonts w:ascii="Charis SIL Regular" w:hAnsi="Charis SIL Regular" w:eastAsia="Charis SIL Regular"/>
           <w:b w:val="0"/>
           <w:i w:val="0"/>
-          <w:color w:val="000000"/>
-          <w:sz w:val="24"/>
-        </w:rPr>
-        <w:t xml:space="preserve">, </w:t>
-      </w:r>
-      <w:r>
-        <w:rPr>
-          <w:rFonts w:ascii="Charis SIL Regular" w:hAnsi="Charis SIL Regular" w:eastAsia="Charis SIL Regular"/>
-          <w:b w:val="0"/>
-          <w:i w:val="0"/>
           <w:color w:val="0000FF"/>
           <w:sz w:val="24"/>
           <w:u w:val="single"/>
         </w:rPr>
-        <w:hyperlink r:id="rId32" w:history="1">
+        <w:t xml:space="preserve"> </w:t>
+      </w:r>
+      <w:r>
+        <w:rPr>
+          <w:rFonts w:ascii="Charis SIL Regular" w:hAnsi="Charis SIL Regular" w:eastAsia="Charis SIL Regular"/>
+          <w:b w:val="0"/>
+          <w:i w:val="0"/>
+          <w:color w:val="0000FF"/>
+          <w:sz w:val="24"/>
+          <w:u w:val="single"/>
+        </w:rPr>
+        <w:hyperlink r:id="rId29" w:history="1">
           <w:r>
             <w:rPr>
               <w:rStyle w:val="Hyperlink"/>
             </w:rPr>
-            <w:t>Arsip</w:t>
+            <w:t>Sri</w:t>
           </w:r>
         </w:hyperlink>
       </w:r>
@@ -4518,12 +4702,12 @@
           <w:sz w:val="24"/>
           <w:u w:val="single"/>
         </w:rPr>
-        <w:hyperlink r:id="rId32" w:history="1">
+        <w:hyperlink r:id="rId29" w:history="1">
           <w:r>
             <w:rPr>
               <w:rStyle w:val="Hyperlink"/>
             </w:rPr>
-            <w:t>Nasional</w:t>
+            <w:t>L</w:t>
           </w:r>
         </w:hyperlink>
       </w:r>
@@ -4536,23 +4720,12 @@
           <w:sz w:val="24"/>
           <w:u w:val="single"/>
         </w:rPr>
-        <w:t xml:space="preserve"> </w:t>
-      </w:r>
-      <w:r>
-        <w:rPr>
-          <w:rFonts w:ascii="Charis SIL Regular" w:hAnsi="Charis SIL Regular" w:eastAsia="Charis SIL Regular"/>
-          <w:b w:val="0"/>
-          <w:i w:val="0"/>
-          <w:color w:val="0000FF"/>
-          <w:sz w:val="24"/>
-          <w:u w:val="single"/>
-        </w:rPr>
-        <w:hyperlink r:id="rId32" w:history="1">
+        <w:hyperlink r:id="rId29" w:history="1">
           <w:r>
             <w:rPr>
               <w:rStyle w:val="Hyperlink"/>
             </w:rPr>
-            <w:t>Republik</w:t>
+            <w:t>a</w:t>
           </w:r>
         </w:hyperlink>
       </w:r>
@@ -4565,35 +4738,78 @@
           <w:sz w:val="24"/>
           <w:u w:val="single"/>
         </w:rPr>
-        <w:t xml:space="preserve"> </w:t>
-      </w:r>
-      <w:r>
-        <w:rPr>
-          <w:rFonts w:ascii="Charis SIL Regular" w:hAnsi="Charis SIL Regular" w:eastAsia="Charis SIL Regular"/>
-          <w:b w:val="0"/>
-          <w:i w:val="0"/>
-          <w:color w:val="0000FF"/>
-          <w:sz w:val="24"/>
-          <w:u w:val="single"/>
-        </w:rPr>
-        <w:hyperlink r:id="rId32" w:history="1">
+        <w:hyperlink r:id="rId29" w:history="1">
           <w:r>
             <w:rPr>
               <w:rStyle w:val="Hyperlink"/>
             </w:rPr>
-            <w:t>Indonesia</w:t>
+            <w:t>nka</w:t>
           </w:r>
         </w:hyperlink>
       </w:r>
       <w:r>
         <w:rPr>
+          <w:u w:val="single" w:color="0000ff"/>
           <w:rFonts w:ascii="Charis SIL Regular" w:hAnsi="Charis SIL Regular" w:eastAsia="Charis SIL Regular"/>
           <w:b w:val="0"/>
           <w:i w:val="0"/>
           <w:color w:val="000000"/>
           <w:sz w:val="24"/>
         </w:rPr>
-        <w:t xml:space="preserve">, the </w:t>
+        <w:hyperlink r:id="rId29" w:history="1">
+          <w:r>
+            <w:rPr>
+              <w:rStyle w:val="Hyperlink"/>
+            </w:rPr>
+            <w:t xml:space="preserve"> and</w:t>
+          </w:r>
+        </w:hyperlink>
+      </w:r>
+      <w:r>
+        <w:rPr>
+          <w:u w:val="single" w:color="0000ff"/>
+          <w:rFonts w:ascii="Charis SIL Regular" w:hAnsi="Charis SIL Regular" w:eastAsia="Charis SIL Regular"/>
+          <w:b w:val="0"/>
+          <w:i w:val="0"/>
+          <w:color w:val="000000"/>
+          <w:sz w:val="24"/>
+        </w:rPr>
+        <w:t xml:space="preserve"> </w:t>
+      </w:r>
+      <w:r>
+        <w:rPr>
+          <w:u w:val="single" w:color="0000ff"/>
+          <w:rFonts w:ascii="Charis SIL Regular" w:hAnsi="Charis SIL Regular" w:eastAsia="Charis SIL Regular"/>
+          <w:b w:val="0"/>
+          <w:i w:val="0"/>
+          <w:color w:val="000000"/>
+          <w:sz w:val="24"/>
+        </w:rPr>
+        <w:hyperlink r:id="rId29" w:history="1">
+          <w:r>
+            <w:rPr>
+              <w:rStyle w:val="Hyperlink"/>
+            </w:rPr>
+            <w:t>th</w:t>
+          </w:r>
+        </w:hyperlink>
+      </w:r>
+      <w:r>
+        <w:rPr>
+          <w:rFonts w:ascii="Charis SIL Regular" w:hAnsi="Charis SIL Regular" w:eastAsia="Charis SIL Regular"/>
+          <w:b w:val="0"/>
+          <w:i w:val="0"/>
+          <w:color w:val="000000"/>
+          <w:sz w:val="24"/>
+        </w:rPr>
+        <w:hyperlink r:id="rId29" w:history="1">
+          <w:r>
+            <w:rPr>
+              <w:rStyle w:val="Hyperlink"/>
+            </w:rPr>
+            <w:t xml:space="preserve">e </w:t>
+          </w:r>
+        </w:hyperlink>
       </w:r>
       <w:r>
         <w:rPr>
@@ -4604,7 +4820,7 @@
           <w:sz w:val="24"/>
           <w:u w:val="single"/>
         </w:rPr>
-        <w:hyperlink r:id="rId33" w:history="1">
+        <w:hyperlink r:id="rId29" w:history="1">
           <w:r>
             <w:rPr>
               <w:rStyle w:val="Hyperlink"/>
@@ -4631,14 +4847,13 @@
           <w:i w:val="0"/>
           <w:color w:val="0000FF"/>
           <w:sz w:val="24"/>
-          <w:u w:val="single"/>
-        </w:rPr>
-        <w:hyperlink r:id="rId33" w:history="1">
+        </w:rPr>
+        <w:hyperlink r:id="rId32" w:history="1">
           <w:r>
             <w:rPr>
               <w:rStyle w:val="Hyperlink"/>
             </w:rPr>
-            <w:t>Archive</w:t>
+            <w:t>A</w:t>
           </w:r>
         </w:hyperlink>
       </w:r>
@@ -4651,7 +4866,43 @@
           <w:sz w:val="24"/>
           <w:u w:val="single"/>
         </w:rPr>
-        <w:hyperlink r:id="rId31" w:history="1">
+        <w:hyperlink r:id="rId30" w:history="1">
+          <w:r>
+            <w:rPr>
+              <w:rStyle w:val="Hyperlink"/>
+            </w:rPr>
+            <w:t>rchiv</w:t>
+          </w:r>
+        </w:hyperlink>
+      </w:r>
+      <w:r>
+        <w:rPr>
+          <w:rFonts w:ascii="Charis SIL Regular" w:hAnsi="Charis SIL Regular" w:eastAsia="Charis SIL Regular"/>
+          <w:b w:val="0"/>
+          <w:i w:val="0"/>
+          <w:color w:val="0000FF"/>
+          <w:sz w:val="24"/>
+          <w:u w:val="single"/>
+        </w:rPr>
+        <w:hyperlink r:id="rId30" w:history="1">
+          <w:r>
+            <w:rPr>
+              <w:rStyle w:val="Hyperlink"/>
+            </w:rPr>
+            <w:t>e</w:t>
+          </w:r>
+        </w:hyperlink>
+      </w:r>
+      <w:r>
+        <w:rPr>
+          <w:rFonts w:ascii="Charis SIL Regular" w:hAnsi="Charis SIL Regular" w:eastAsia="Charis SIL Regular"/>
+          <w:b w:val="0"/>
+          <w:i w:val="0"/>
+          <w:color w:val="0000FF"/>
+          <w:sz w:val="24"/>
+          <w:u w:val="single"/>
+        </w:rPr>
+        <w:hyperlink r:id="rId30" w:history="1">
           <w:r>
             <w:rPr>
               <w:rStyle w:val="Hyperlink"/>
@@ -4680,7 +4931,7 @@
           <w:sz w:val="24"/>
           <w:u w:val="single"/>
         </w:rPr>
-        <w:hyperlink r:id="rId31" w:history="1">
+        <w:hyperlink r:id="rId30" w:history="1">
           <w:r>
             <w:rPr>
               <w:rStyle w:val="Hyperlink"/>
@@ -4709,54 +4960,125 @@
           <w:sz w:val="24"/>
           <w:u w:val="single"/>
         </w:rPr>
+        <w:hyperlink r:id="rId30" w:history="1">
+          <w:r>
+            <w:rPr>
+              <w:rStyle w:val="Hyperlink"/>
+            </w:rPr>
+            <w:t>Cura</w:t>
+          </w:r>
+        </w:hyperlink>
+      </w:r>
+      <w:r>
+        <w:rPr>
+          <w:rFonts w:ascii="Charis SIL Regular" w:hAnsi="Charis SIL Regular" w:eastAsia="Charis SIL Regular"/>
+          <w:b w:val="0"/>
+          <w:i w:val="0"/>
+          <w:color w:val="0000FF"/>
+          <w:sz w:val="24"/>
+          <w:u w:val="single"/>
+        </w:rPr>
+        <w:hyperlink r:id="rId30" w:history="1">
+          <w:r>
+            <w:rPr>
+              <w:rStyle w:val="Hyperlink"/>
+            </w:rPr>
+            <w:t>çao</w:t>
+          </w:r>
+        </w:hyperlink>
+      </w:r>
+      <w:r>
+        <w:rPr>
+          <w:u w:val="single" w:color="0000ff"/>
+          <w:rFonts w:ascii="Charis SIL Regular" w:hAnsi="Charis SIL Regular" w:eastAsia="Charis SIL Regular"/>
+          <w:b w:val="0"/>
+          <w:i w:val="0"/>
+          <w:color w:val="000000"/>
+          <w:sz w:val="24"/>
+        </w:rPr>
+        <w:hyperlink r:id="rId30" w:history="1">
+          <w:r>
+            <w:rPr>
+              <w:rStyle w:val="Hyperlink"/>
+            </w:rPr>
+            <w:t>. Vari</w:t>
+          </w:r>
+        </w:hyperlink>
+      </w:r>
+      <w:r>
+        <w:rPr>
+          <w:u w:val="single" w:color="0000ff"/>
+          <w:rFonts w:ascii="Charis SIL Regular" w:hAnsi="Charis SIL Regular" w:eastAsia="Charis SIL Regular"/>
+          <w:b w:val="0"/>
+          <w:i w:val="0"/>
+          <w:color w:val="000000"/>
+          <w:sz w:val="24"/>
+        </w:rPr>
+        <w:hyperlink r:id="rId30" w:history="1">
+          <w:r>
+            <w:rPr>
+              <w:rStyle w:val="Hyperlink"/>
+            </w:rPr>
+            <w:t>o</w:t>
+          </w:r>
+        </w:hyperlink>
+      </w:r>
+      <w:r>
+        <w:rPr>
+          <w:u w:val="single" w:color="0000ff"/>
+          <w:rFonts w:ascii="Charis SIL Regular" w:hAnsi="Charis SIL Regular" w:eastAsia="Charis SIL Regular"/>
+          <w:b w:val="0"/>
+          <w:i w:val="0"/>
+          <w:color w:val="000000"/>
+          <w:sz w:val="24"/>
+        </w:rPr>
+        <w:hyperlink r:id="rId30" w:history="1">
+          <w:r>
+            <w:rPr>
+              <w:rStyle w:val="Hyperlink"/>
+            </w:rPr>
+            <w:t>us archiv</w:t>
+          </w:r>
+        </w:hyperlink>
+      </w:r>
+      <w:r>
+        <w:rPr>
+          <w:rFonts w:ascii="Charis SIL Regular" w:hAnsi="Charis SIL Regular" w:eastAsia="Charis SIL Regular"/>
+          <w:b w:val="0"/>
+          <w:i w:val="0"/>
+          <w:color w:val="000000"/>
+          <w:sz w:val="24"/>
+        </w:rPr>
+        <w:t xml:space="preserve">es in </w:t>
+      </w:r>
+      <w:r>
+        <w:rPr>
+          <w:u w:val="single" w:color="0000ff"/>
+          <w:rFonts w:ascii="Charis SIL Regular" w:hAnsi="Charis SIL Regular" w:eastAsia="Charis SIL Regular"/>
+          <w:b w:val="0"/>
+          <w:i w:val="0"/>
+          <w:color w:val="000000"/>
+          <w:sz w:val="24"/>
+        </w:rPr>
         <w:hyperlink r:id="rId31" w:history="1">
           <w:r>
             <w:rPr>
               <w:rStyle w:val="Hyperlink"/>
             </w:rPr>
-            <w:t>Sri</w:t>
+            <w:t>Indonesi</w:t>
           </w:r>
         </w:hyperlink>
       </w:r>
       <w:r>
         <w:rPr>
-          <w:rFonts w:ascii="Charis SIL Regular" w:hAnsi="Charis SIL Regular" w:eastAsia="Charis SIL Regular"/>
-          <w:b w:val="0"/>
-          <w:i w:val="0"/>
-          <w:color w:val="0000FF"/>
-          <w:sz w:val="24"/>
-          <w:u w:val="single"/>
-        </w:rPr>
-        <w:t xml:space="preserve"> </w:t>
-      </w:r>
-      <w:r>
-        <w:rPr>
-          <w:rFonts w:ascii="Charis SIL Regular" w:hAnsi="Charis SIL Regular" w:eastAsia="Charis SIL Regular"/>
-          <w:b w:val="0"/>
-          <w:i w:val="0"/>
-          <w:color w:val="0000FF"/>
-          <w:sz w:val="24"/>
-          <w:u w:val="single"/>
-        </w:rPr>
-        <w:hyperlink r:id="rId33" w:history="1">
-          <w:r>
-            <w:rPr>
-              <w:rStyle w:val="Hyperlink"/>
-            </w:rPr>
-            <w:t>L</w:t>
-          </w:r>
-        </w:hyperlink>
-      </w:r>
-      <w:r>
-        <w:rPr>
-          <w:rFonts w:ascii="Charis SIL Regular" w:hAnsi="Charis SIL Regular" w:eastAsia="Charis SIL Regular"/>
-          <w:b w:val="0"/>
-          <w:i w:val="0"/>
-          <w:color w:val="0000FF"/>
-          <w:sz w:val="24"/>
-          <w:u w:val="single"/>
-        </w:rPr>
-        <w:hyperlink r:id="rId33" w:history="1">
+          <w:u w:val="single" w:color="0000ff"/>
+          <w:rFonts w:ascii="Charis SIL Regular" w:hAnsi="Charis SIL Regular" w:eastAsia="Charis SIL Regular"/>
+          <w:b w:val="0"/>
+          <w:i w:val="0"/>
+          <w:color w:val="000000"/>
+          <w:sz w:val="24"/>
+        </w:rPr>
+        <w:hyperlink r:id="rId31" w:history="1">
           <w:r>
             <w:rPr>
               <w:rStyle w:val="Hyperlink"/>
@@ -4767,24 +5089,6 @@
       </w:r>
       <w:r>
         <w:rPr>
-          <w:rFonts w:ascii="Charis SIL Regular" w:hAnsi="Charis SIL Regular" w:eastAsia="Charis SIL Regular"/>
-          <w:b w:val="0"/>
-          <w:i w:val="0"/>
-          <w:color w:val="0000FF"/>
-          <w:sz w:val="24"/>
-          <w:u w:val="single"/>
-        </w:rPr>
-        <w:hyperlink r:id="rId33" w:history="1">
-          <w:r>
-            <w:rPr>
-              <w:rStyle w:val="Hyperlink"/>
-            </w:rPr>
-            <w:t>nka</w:t>
-          </w:r>
-        </w:hyperlink>
-      </w:r>
-      <w:r>
-        <w:rPr>
           <w:u w:val="single" w:color="0000ff"/>
           <w:rFonts w:ascii="Charis SIL Regular" w:hAnsi="Charis SIL Regular" w:eastAsia="Charis SIL Regular"/>
           <w:b w:val="0"/>
@@ -4797,20 +5101,9 @@
             <w:rPr>
               <w:rStyle w:val="Hyperlink"/>
             </w:rPr>
-            <w:t xml:space="preserve"> and</w:t>
+            <w:t xml:space="preserve"> can be </w:t>
           </w:r>
         </w:hyperlink>
-      </w:r>
-      <w:r>
-        <w:rPr>
-          <w:u w:val="single" w:color="0000ff"/>
-          <w:rFonts w:ascii="Charis SIL Regular" w:hAnsi="Charis SIL Regular" w:eastAsia="Charis SIL Regular"/>
-          <w:b w:val="0"/>
-          <w:i w:val="0"/>
-          <w:color w:val="000000"/>
-          <w:sz w:val="24"/>
-        </w:rPr>
-        <w:t xml:space="preserve"> </w:t>
       </w:r>
       <w:r>
         <w:rPr>
@@ -4826,12 +5119,13 @@
             <w:rPr>
               <w:rStyle w:val="Hyperlink"/>
             </w:rPr>
-            <w:t>th</w:t>
+            <w:t>a</w:t>
           </w:r>
         </w:hyperlink>
       </w:r>
       <w:r>
         <w:rPr>
+          <w:u w:val="single" w:color="0000ff"/>
           <w:rFonts w:ascii="Charis SIL Regular" w:hAnsi="Charis SIL Regular" w:eastAsia="Charis SIL Regular"/>
           <w:b w:val="0"/>
           <w:i w:val="0"/>
@@ -4843,85 +5137,38 @@
             <w:rPr>
               <w:rStyle w:val="Hyperlink"/>
             </w:rPr>
-            <w:t xml:space="preserve">e </w:t>
+            <w:t>cc</w:t>
           </w:r>
         </w:hyperlink>
       </w:r>
       <w:r>
         <w:rPr>
-          <w:rFonts w:ascii="Charis SIL Regular" w:hAnsi="Charis SIL Regular" w:eastAsia="Charis SIL Regular"/>
-          <w:b w:val="0"/>
-          <w:i w:val="0"/>
-          <w:color w:val="0000FF"/>
-          <w:sz w:val="24"/>
-          <w:u w:val="single"/>
-        </w:rPr>
-        <w:hyperlink r:id="rId34" w:history="1">
+          <w:u w:val="single" w:color="0000ff"/>
+          <w:rFonts w:ascii="Charis SIL Regular" w:hAnsi="Charis SIL Regular" w:eastAsia="Charis SIL Regular"/>
+          <w:b w:val="0"/>
+          <w:i w:val="0"/>
+          <w:color w:val="000000"/>
+          <w:sz w:val="24"/>
+        </w:rPr>
+        <w:hyperlink r:id="rId31" w:history="1">
           <w:r>
             <w:rPr>
               <w:rStyle w:val="Hyperlink"/>
             </w:rPr>
-            <w:t>National</w:t>
+            <w:t>ess</w:t>
           </w:r>
         </w:hyperlink>
       </w:r>
       <w:r>
         <w:rPr>
-          <w:rFonts w:ascii="Charis SIL Regular" w:hAnsi="Charis SIL Regular" w:eastAsia="Charis SIL Regular"/>
-          <w:b w:val="0"/>
-          <w:i w:val="0"/>
-          <w:color w:val="0000FF"/>
-          <w:sz w:val="24"/>
-          <w:u w:val="single"/>
-        </w:rPr>
-        <w:t xml:space="preserve"> </w:t>
-      </w:r>
-      <w:r>
-        <w:rPr>
-          <w:rFonts w:ascii="Charis SIL Regular" w:hAnsi="Charis SIL Regular" w:eastAsia="Charis SIL Regular"/>
-          <w:b w:val="0"/>
-          <w:i w:val="0"/>
-          <w:color w:val="0000FF"/>
-          <w:sz w:val="24"/>
-          <w:u w:val="single"/>
-        </w:rPr>
-        <w:hyperlink r:id="rId34" w:history="1">
-          <w:r>
-            <w:rPr>
-              <w:rStyle w:val="Hyperlink"/>
-            </w:rPr>
-            <w:t>A</w:t>
-          </w:r>
-        </w:hyperlink>
-      </w:r>
-      <w:r>
-        <w:rPr>
-          <w:rFonts w:ascii="Charis SIL Regular" w:hAnsi="Charis SIL Regular" w:eastAsia="Charis SIL Regular"/>
-          <w:b w:val="0"/>
-          <w:i w:val="0"/>
-          <w:color w:val="0000FF"/>
-          <w:sz w:val="24"/>
-          <w:u w:val="single"/>
-        </w:rPr>
-        <w:hyperlink r:id="rId34" w:history="1">
-          <w:r>
-            <w:rPr>
-              <w:rStyle w:val="Hyperlink"/>
-            </w:rPr>
-            <w:t>rchiv</w:t>
-          </w:r>
-        </w:hyperlink>
-      </w:r>
-      <w:r>
-        <w:rPr>
-          <w:rFonts w:ascii="Charis SIL Regular" w:hAnsi="Charis SIL Regular" w:eastAsia="Charis SIL Regular"/>
-          <w:b w:val="0"/>
-          <w:i w:val="0"/>
-          <w:color w:val="0000FF"/>
-          <w:sz w:val="24"/>
-          <w:u w:val="single"/>
-        </w:rPr>
-        <w:hyperlink r:id="rId34" w:history="1">
+          <w:u w:val="single" w:color="0000ff"/>
+          <w:rFonts w:ascii="Charis SIL Regular" w:hAnsi="Charis SIL Regular" w:eastAsia="Charis SIL Regular"/>
+          <w:b w:val="0"/>
+          <w:i w:val="0"/>
+          <w:color w:val="000000"/>
+          <w:sz w:val="24"/>
+        </w:rPr>
+        <w:hyperlink r:id="rId31" w:history="1">
           <w:r>
             <w:rPr>
               <w:rStyle w:val="Hyperlink"/>
@@ -4932,100 +5179,6 @@
       </w:r>
       <w:r>
         <w:rPr>
-          <w:rFonts w:ascii="Charis SIL Regular" w:hAnsi="Charis SIL Regular" w:eastAsia="Charis SIL Regular"/>
-          <w:b w:val="0"/>
-          <w:i w:val="0"/>
-          <w:color w:val="0000FF"/>
-          <w:sz w:val="24"/>
-          <w:u w:val="single"/>
-        </w:rPr>
-        <w:hyperlink r:id="rId34" w:history="1">
-          <w:r>
-            <w:rPr>
-              <w:rStyle w:val="Hyperlink"/>
-            </w:rPr>
-            <w:t>s</w:t>
-          </w:r>
-        </w:hyperlink>
-      </w:r>
-      <w:r>
-        <w:rPr>
-          <w:rFonts w:ascii="Charis SIL Regular" w:hAnsi="Charis SIL Regular" w:eastAsia="Charis SIL Regular"/>
-          <w:b w:val="0"/>
-          <w:i w:val="0"/>
-          <w:color w:val="0000FF"/>
-          <w:sz w:val="24"/>
-          <w:u w:val="single"/>
-        </w:rPr>
-        <w:t xml:space="preserve"> </w:t>
-      </w:r>
-      <w:r>
-        <w:rPr>
-          <w:rFonts w:ascii="Charis SIL Regular" w:hAnsi="Charis SIL Regular" w:eastAsia="Charis SIL Regular"/>
-          <w:b w:val="0"/>
-          <w:i w:val="0"/>
-          <w:color w:val="0000FF"/>
-          <w:sz w:val="24"/>
-          <w:u w:val="single"/>
-        </w:rPr>
-        <w:hyperlink r:id="rId34" w:history="1">
-          <w:r>
-            <w:rPr>
-              <w:rStyle w:val="Hyperlink"/>
-            </w:rPr>
-            <w:t>of</w:t>
-          </w:r>
-        </w:hyperlink>
-      </w:r>
-      <w:r>
-        <w:rPr>
-          <w:rFonts w:ascii="Charis SIL Regular" w:hAnsi="Charis SIL Regular" w:eastAsia="Charis SIL Regular"/>
-          <w:b w:val="0"/>
-          <w:i w:val="0"/>
-          <w:color w:val="0000FF"/>
-          <w:sz w:val="24"/>
-          <w:u w:val="single"/>
-        </w:rPr>
-        <w:t xml:space="preserve"> </w:t>
-      </w:r>
-      <w:r>
-        <w:rPr>
-          <w:rFonts w:ascii="Charis SIL Regular" w:hAnsi="Charis SIL Regular" w:eastAsia="Charis SIL Regular"/>
-          <w:b w:val="0"/>
-          <w:i w:val="0"/>
-          <w:color w:val="0000FF"/>
-          <w:sz w:val="24"/>
-          <w:u w:val="single"/>
-        </w:rPr>
-        <w:hyperlink r:id="rId34" w:history="1">
-          <w:r>
-            <w:rPr>
-              <w:rStyle w:val="Hyperlink"/>
-            </w:rPr>
-            <w:t>Cura</w:t>
-          </w:r>
-        </w:hyperlink>
-      </w:r>
-      <w:r>
-        <w:rPr>
-          <w:rFonts w:ascii="Charis SIL Regular" w:hAnsi="Charis SIL Regular" w:eastAsia="Charis SIL Regular"/>
-          <w:b w:val="0"/>
-          <w:i w:val="0"/>
-          <w:color w:val="0000FF"/>
-          <w:sz w:val="24"/>
-          <w:u w:val="single"/>
-        </w:rPr>
-        <w:hyperlink r:id="rId34" w:history="1">
-          <w:r>
-            <w:rPr>
-              <w:rStyle w:val="Hyperlink"/>
-            </w:rPr>
-            <w:t>çao</w:t>
-          </w:r>
-        </w:hyperlink>
-      </w:r>
-      <w:r>
-        <w:rPr>
           <w:u w:val="single" w:color="0000ff"/>
           <w:rFonts w:ascii="Charis SIL Regular" w:hAnsi="Charis SIL Regular" w:eastAsia="Charis SIL Regular"/>
           <w:b w:val="0"/>
@@ -5033,197 +5186,7 @@
           <w:color w:val="000000"/>
           <w:sz w:val="24"/>
         </w:rPr>
-        <w:hyperlink r:id="rId32" w:history="1">
-          <w:r>
-            <w:rPr>
-              <w:rStyle w:val="Hyperlink"/>
-            </w:rPr>
-            <w:t>. Vari</w:t>
-          </w:r>
-        </w:hyperlink>
-      </w:r>
-      <w:r>
-        <w:rPr>
-          <w:u w:val="single" w:color="0000ff"/>
-          <w:rFonts w:ascii="Charis SIL Regular" w:hAnsi="Charis SIL Regular" w:eastAsia="Charis SIL Regular"/>
-          <w:b w:val="0"/>
-          <w:i w:val="0"/>
-          <w:color w:val="000000"/>
-          <w:sz w:val="24"/>
-        </w:rPr>
-        <w:hyperlink r:id="rId32" w:history="1">
-          <w:r>
-            <w:rPr>
-              <w:rStyle w:val="Hyperlink"/>
-            </w:rPr>
-            <w:t>o</w:t>
-          </w:r>
-        </w:hyperlink>
-      </w:r>
-      <w:r>
-        <w:rPr>
-          <w:u w:val="single" w:color="0000ff"/>
-          <w:rFonts w:ascii="Charis SIL Regular" w:hAnsi="Charis SIL Regular" w:eastAsia="Charis SIL Regular"/>
-          <w:b w:val="0"/>
-          <w:i w:val="0"/>
-          <w:color w:val="000000"/>
-          <w:sz w:val="24"/>
-        </w:rPr>
-        <w:hyperlink r:id="rId32" w:history="1">
-          <w:r>
-            <w:rPr>
-              <w:rStyle w:val="Hyperlink"/>
-            </w:rPr>
-            <w:t>us archiv</w:t>
-          </w:r>
-        </w:hyperlink>
-      </w:r>
-      <w:r>
-        <w:rPr>
-          <w:rFonts w:ascii="Charis SIL Regular" w:hAnsi="Charis SIL Regular" w:eastAsia="Charis SIL Regular"/>
-          <w:b w:val="0"/>
-          <w:i w:val="0"/>
-          <w:color w:val="000000"/>
-          <w:sz w:val="24"/>
-        </w:rPr>
-        <w:t xml:space="preserve">es in </w:t>
-      </w:r>
-      <w:r>
-        <w:rPr>
-          <w:u w:val="single" w:color="0000ff"/>
-          <w:rFonts w:ascii="Charis SIL Regular" w:hAnsi="Charis SIL Regular" w:eastAsia="Charis SIL Regular"/>
-          <w:b w:val="0"/>
-          <w:i w:val="0"/>
-          <w:color w:val="000000"/>
-          <w:sz w:val="24"/>
-        </w:rPr>
-        <w:hyperlink r:id="rId33" w:history="1">
-          <w:r>
-            <w:rPr>
-              <w:rStyle w:val="Hyperlink"/>
-            </w:rPr>
-            <w:t>Indonesi</w:t>
-          </w:r>
-        </w:hyperlink>
-      </w:r>
-      <w:r>
-        <w:rPr>
-          <w:u w:val="single" w:color="0000ff"/>
-          <w:rFonts w:ascii="Charis SIL Regular" w:hAnsi="Charis SIL Regular" w:eastAsia="Charis SIL Regular"/>
-          <w:b w:val="0"/>
-          <w:i w:val="0"/>
-          <w:color w:val="000000"/>
-          <w:sz w:val="24"/>
-        </w:rPr>
-        <w:hyperlink r:id="rId33" w:history="1">
-          <w:r>
-            <w:rPr>
-              <w:rStyle w:val="Hyperlink"/>
-            </w:rPr>
-            <w:t>a</w:t>
-          </w:r>
-        </w:hyperlink>
-      </w:r>
-      <w:r>
-        <w:rPr>
-          <w:u w:val="single" w:color="0000ff"/>
-          <w:rFonts w:ascii="Charis SIL Regular" w:hAnsi="Charis SIL Regular" w:eastAsia="Charis SIL Regular"/>
-          <w:b w:val="0"/>
-          <w:i w:val="0"/>
-          <w:color w:val="000000"/>
-          <w:sz w:val="24"/>
-        </w:rPr>
-        <w:hyperlink r:id="rId33" w:history="1">
-          <w:r>
-            <w:rPr>
-              <w:rStyle w:val="Hyperlink"/>
-            </w:rPr>
-            <w:t xml:space="preserve"> can be </w:t>
-          </w:r>
-        </w:hyperlink>
-      </w:r>
-      <w:r>
-        <w:rPr>
-          <w:u w:val="single" w:color="0000ff"/>
-          <w:rFonts w:ascii="Charis SIL Regular" w:hAnsi="Charis SIL Regular" w:eastAsia="Charis SIL Regular"/>
-          <w:b w:val="0"/>
-          <w:i w:val="0"/>
-          <w:color w:val="000000"/>
-          <w:sz w:val="24"/>
-        </w:rPr>
-        <w:hyperlink r:id="rId33" w:history="1">
-          <w:r>
-            <w:rPr>
-              <w:rStyle w:val="Hyperlink"/>
-            </w:rPr>
-            <w:t>a</w:t>
-          </w:r>
-        </w:hyperlink>
-      </w:r>
-      <w:r>
-        <w:rPr>
-          <w:u w:val="single" w:color="0000ff"/>
-          <w:rFonts w:ascii="Charis SIL Regular" w:hAnsi="Charis SIL Regular" w:eastAsia="Charis SIL Regular"/>
-          <w:b w:val="0"/>
-          <w:i w:val="0"/>
-          <w:color w:val="000000"/>
-          <w:sz w:val="24"/>
-        </w:rPr>
-        <w:hyperlink r:id="rId33" w:history="1">
-          <w:r>
-            <w:rPr>
-              <w:rStyle w:val="Hyperlink"/>
-            </w:rPr>
-            <w:t>cc</w:t>
-          </w:r>
-        </w:hyperlink>
-      </w:r>
-      <w:r>
-        <w:rPr>
-          <w:u w:val="single" w:color="0000ff"/>
-          <w:rFonts w:ascii="Charis SIL Regular" w:hAnsi="Charis SIL Regular" w:eastAsia="Charis SIL Regular"/>
-          <w:b w:val="0"/>
-          <w:i w:val="0"/>
-          <w:color w:val="000000"/>
-          <w:sz w:val="24"/>
-        </w:rPr>
-        <w:hyperlink r:id="rId33" w:history="1">
-          <w:r>
-            <w:rPr>
-              <w:rStyle w:val="Hyperlink"/>
-            </w:rPr>
-            <w:t>ess</w:t>
-          </w:r>
-        </w:hyperlink>
-      </w:r>
-      <w:r>
-        <w:rPr>
-          <w:u w:val="single" w:color="0000ff"/>
-          <w:rFonts w:ascii="Charis SIL Regular" w:hAnsi="Charis SIL Regular" w:eastAsia="Charis SIL Regular"/>
-          <w:b w:val="0"/>
-          <w:i w:val="0"/>
-          <w:color w:val="000000"/>
-          <w:sz w:val="24"/>
-        </w:rPr>
-        <w:hyperlink r:id="rId33" w:history="1">
-          <w:r>
-            <w:rPr>
-              <w:rStyle w:val="Hyperlink"/>
-            </w:rPr>
-            <w:t>e</w:t>
-          </w:r>
-        </w:hyperlink>
-      </w:r>
-      <w:r>
-        <w:rPr>
-          <w:u w:val="single" w:color="0000ff"/>
-          <w:rFonts w:ascii="Charis SIL Regular" w:hAnsi="Charis SIL Regular" w:eastAsia="Charis SIL Regular"/>
-          <w:b w:val="0"/>
-          <w:i w:val="0"/>
-          <w:color w:val="000000"/>
-          <w:sz w:val="24"/>
-        </w:rPr>
-        <w:hyperlink r:id="rId33" w:history="1">
+        <w:hyperlink r:id="rId31" w:history="1">
           <w:r>
             <w:rPr>
               <w:rStyle w:val="Hyperlink"/>
@@ -5251,7 +5214,7 @@
           <w:sz w:val="24"/>
           <w:u w:val="single"/>
         </w:rPr>
-        <w:hyperlink r:id="rId35" w:history="1">
+        <w:hyperlink r:id="rId33" w:history="1">
           <w:r>
             <w:rPr>
               <w:rStyle w:val="Hyperlink"/>
@@ -5269,7 +5232,7 @@
           <w:color w:val="000000"/>
           <w:sz w:val="24"/>
         </w:rPr>
-        <w:hyperlink r:id="rId34" w:history="1">
+        <w:hyperlink r:id="rId32" w:history="1">
           <w:r>
             <w:rPr>
               <w:rStyle w:val="Hyperlink"/>
@@ -5307,7 +5270,7 @@
           <w:sz w:val="24"/>
           <w:u w:val="single"/>
         </w:rPr>
-        <w:hyperlink r:id="rId36" w:history="1">
+        <w:hyperlink r:id="rId34" w:history="1">
           <w:r>
             <w:rPr>
               <w:rStyle w:val="Hyperlink"/>
@@ -5336,7 +5299,7 @@
           <w:sz w:val="24"/>
           <w:u w:val="single"/>
         </w:rPr>
-        <w:hyperlink r:id="rId36" w:history="1">
+        <w:hyperlink r:id="rId34" w:history="1">
           <w:r>
             <w:rPr>
               <w:rStyle w:val="Hyperlink"/>
@@ -5365,7 +5328,7 @@
           <w:sz w:val="24"/>
           <w:u w:val="single"/>
         </w:rPr>
-        <w:hyperlink r:id="rId36" w:history="1">
+        <w:hyperlink r:id="rId34" w:history="1">
           <w:r>
             <w:rPr>
               <w:rStyle w:val="Hyperlink"/>
@@ -5394,7 +5357,7 @@
           <w:sz w:val="24"/>
           <w:u w:val="single"/>
         </w:rPr>
-        <w:hyperlink r:id="rId36" w:history="1">
+        <w:hyperlink r:id="rId34" w:history="1">
           <w:r>
             <w:rPr>
               <w:rStyle w:val="Hyperlink"/>
@@ -5423,7 +5386,7 @@
           <w:sz w:val="24"/>
           <w:u w:val="single"/>
         </w:rPr>
-        <w:hyperlink r:id="rId36" w:history="1">
+        <w:hyperlink r:id="rId34" w:history="1">
           <w:r>
             <w:rPr>
               <w:rStyle w:val="Hyperlink"/>
@@ -5452,7 +5415,7 @@
           <w:sz w:val="24"/>
           <w:u w:val="single"/>
         </w:rPr>
-        <w:hyperlink r:id="rId36" w:history="1">
+        <w:hyperlink r:id="rId34" w:history="1">
           <w:r>
             <w:rPr>
               <w:rStyle w:val="Hyperlink"/>
@@ -5480,7 +5443,7 @@
           <w:color w:val="000000"/>
           <w:sz w:val="24"/>
         </w:rPr>
-        <w:hyperlink r:id="rId36" w:history="1">
+        <w:hyperlink r:id="rId34" w:history="1">
           <w:r>
             <w:rPr>
               <w:rStyle w:val="Hyperlink"/>
@@ -5498,7 +5461,7 @@
           <w:color w:val="000000"/>
           <w:sz w:val="24"/>
         </w:rPr>
-        <w:hyperlink r:id="rId36" w:history="1">
+        <w:hyperlink r:id="rId34" w:history="1">
           <w:r>
             <w:rPr>
               <w:rStyle w:val="Hyperlink"/>
@@ -5516,7 +5479,7 @@
           <w:color w:val="000000"/>
           <w:sz w:val="24"/>
         </w:rPr>
-        <w:hyperlink r:id="rId36" w:history="1">
+        <w:hyperlink r:id="rId34" w:history="1">
           <w:r>
             <w:rPr>
               <w:rStyle w:val="Hyperlink"/>
@@ -5534,7 +5497,7 @@
           <w:color w:val="000000"/>
           <w:sz w:val="24"/>
         </w:rPr>
-        <w:hyperlink r:id="rId36" w:history="1">
+        <w:hyperlink r:id="rId34" w:history="1">
           <w:r>
             <w:rPr>
               <w:rStyle w:val="Hyperlink"/>
@@ -5563,7 +5526,7 @@
           <w:color w:val="000000"/>
           <w:sz w:val="24"/>
         </w:rPr>
-        <w:hyperlink r:id="rId36" w:history="1">
+        <w:hyperlink r:id="rId34" w:history="1">
           <w:r>
             <w:rPr>
               <w:rStyle w:val="Hyperlink"/>
@@ -5581,7 +5544,7 @@
           <w:color w:val="000000"/>
           <w:sz w:val="24"/>
         </w:rPr>
-        <w:hyperlink r:id="rId36" w:history="1">
+        <w:hyperlink r:id="rId34" w:history="1">
           <w:r>
             <w:rPr>
               <w:rStyle w:val="Hyperlink"/>
@@ -5599,7 +5562,7 @@
           <w:color w:val="000000"/>
           <w:sz w:val="24"/>
         </w:rPr>
-        <w:hyperlink r:id="rId36" w:history="1">
+        <w:hyperlink r:id="rId34" w:history="1">
           <w:r>
             <w:rPr>
               <w:rStyle w:val="Hyperlink"/>
@@ -5617,7 +5580,7 @@
           <w:color w:val="000000"/>
           <w:sz w:val="24"/>
         </w:rPr>
-        <w:hyperlink r:id="rId36" w:history="1">
+        <w:hyperlink r:id="rId34" w:history="1">
           <w:r>
             <w:rPr>
               <w:rStyle w:val="Hyperlink"/>
@@ -5715,7 +5678,7 @@
           <w:sz w:val="24"/>
           <w:u w:val="single"/>
         </w:rPr>
-        <w:hyperlink r:id="rId37" w:history="1">
+        <w:hyperlink r:id="rId35" w:history="1">
           <w:r>
             <w:rPr>
               <w:rStyle w:val="Hyperlink"/>
@@ -5743,7 +5706,7 @@
           <w:sz w:val="24"/>
           <w:u w:val="single"/>
         </w:rPr>
-        <w:hyperlink r:id="rId38" w:history="1">
+        <w:hyperlink r:id="rId36" w:history="1">
           <w:r>
             <w:rPr>
               <w:rStyle w:val="Hyperlink"/>
@@ -5772,7 +5735,7 @@
           <w:sz w:val="24"/>
           <w:u w:val="single"/>
         </w:rPr>
-        <w:hyperlink r:id="rId38" w:history="1">
+        <w:hyperlink r:id="rId36" w:history="1">
           <w:r>
             <w:rPr>
               <w:rStyle w:val="Hyperlink"/>
@@ -5801,7 +5764,7 @@
           <w:sz w:val="24"/>
           <w:u w:val="single"/>
         </w:rPr>
-        <w:hyperlink r:id="rId38" w:history="1">
+        <w:hyperlink r:id="rId36" w:history="1">
           <w:r>
             <w:rPr>
               <w:rStyle w:val="Hyperlink"/>
@@ -5848,7 +5811,7 @@
           <w:sz w:val="24"/>
           <w:u w:val="single"/>
         </w:rPr>
-        <w:hyperlink r:id="rId38" w:history="1">
+        <w:hyperlink r:id="rId36" w:history="1">
           <w:r>
             <w:rPr>
               <w:rStyle w:val="Hyperlink"/>
@@ -5876,7 +5839,7 @@
           <w:sz w:val="24"/>
           <w:u w:val="single"/>
         </w:rPr>
-        <w:hyperlink r:id="rId39" w:history="1">
+        <w:hyperlink r:id="rId37" w:history="1">
           <w:r>
             <w:rPr>
               <w:rStyle w:val="Hyperlink"/>
@@ -5905,7 +5868,7 @@
           <w:sz w:val="24"/>
           <w:u w:val="single"/>
         </w:rPr>
-        <w:hyperlink r:id="rId39" w:history="1">
+        <w:hyperlink r:id="rId37" w:history="1">
           <w:r>
             <w:rPr>
               <w:rStyle w:val="Hyperlink"/>
@@ -5934,7 +5897,7 @@
           <w:sz w:val="24"/>
           <w:u w:val="single"/>
         </w:rPr>
-        <w:hyperlink r:id="rId39" w:history="1">
+        <w:hyperlink r:id="rId37" w:history="1">
           <w:r>
             <w:rPr>
               <w:rStyle w:val="Hyperlink"/>
@@ -5963,7 +5926,7 @@
           <w:sz w:val="24"/>
           <w:u w:val="single"/>
         </w:rPr>
-        <w:hyperlink r:id="rId39" w:history="1">
+        <w:hyperlink r:id="rId37" w:history="1">
           <w:r>
             <w:rPr>
               <w:rStyle w:val="Hyperlink"/>
@@ -6001,7 +5964,7 @@
           <w:sz w:val="24"/>
           <w:u w:val="single"/>
         </w:rPr>
-        <w:hyperlink r:id="rId40" w:history="1">
+        <w:hyperlink r:id="rId38" w:history="1">
           <w:r>
             <w:rPr>
               <w:rStyle w:val="Hyperlink"/>
@@ -6019,7 +5982,7 @@
           <w:color w:val="000000"/>
           <w:sz w:val="24"/>
         </w:rPr>
-        <w:hyperlink r:id="rId38" w:history="1">
+        <w:hyperlink r:id="rId36" w:history="1">
           <w:r>
             <w:rPr>
               <w:rStyle w:val="Hyperlink"/>
@@ -6047,7 +6010,7 @@
           <w:color w:val="000000"/>
           <w:sz w:val="24"/>
         </w:rPr>
-        <w:hyperlink r:id="rId39" w:history="1">
+        <w:hyperlink r:id="rId37" w:history="1">
           <w:r>
             <w:rPr>
               <w:rStyle w:val="Hyperlink"/>
@@ -6076,7 +6039,7 @@
           <w:color w:val="000000"/>
           <w:sz w:val="24"/>
         </w:rPr>
-        <w:hyperlink r:id="rId39" w:history="1">
+        <w:hyperlink r:id="rId37" w:history="1">
           <w:r>
             <w:rPr>
               <w:rStyle w:val="Hyperlink"/>
@@ -6094,7 +6057,7 @@
           <w:color w:val="000000"/>
           <w:sz w:val="24"/>
         </w:rPr>
-        <w:hyperlink r:id="rId39" w:history="1">
+        <w:hyperlink r:id="rId37" w:history="1">
           <w:r>
             <w:rPr>
               <w:rStyle w:val="Hyperlink"/>
@@ -6112,7 +6075,7 @@
           <w:color w:val="000000"/>
           <w:sz w:val="24"/>
         </w:rPr>
-        <w:hyperlink r:id="rId39" w:history="1">
+        <w:hyperlink r:id="rId37" w:history="1">
           <w:r>
             <w:rPr>
               <w:rStyle w:val="Hyperlink"/>
@@ -6130,7 +6093,7 @@
           <w:color w:val="000000"/>
           <w:sz w:val="24"/>
         </w:rPr>
-        <w:hyperlink r:id="rId39" w:history="1">
+        <w:hyperlink r:id="rId37" w:history="1">
           <w:r>
             <w:rPr>
               <w:rStyle w:val="Hyperlink"/>
@@ -6148,7 +6111,7 @@
           <w:color w:val="000000"/>
           <w:sz w:val="24"/>
         </w:rPr>
-        <w:hyperlink r:id="rId39" w:history="1">
+        <w:hyperlink r:id="rId37" w:history="1">
           <w:r>
             <w:rPr>
               <w:rStyle w:val="Hyperlink"/>
@@ -6197,7 +6160,7 @@
           <w:color w:val="000000"/>
           <w:sz w:val="24"/>
         </w:rPr>
-        <w:hyperlink r:id="rId40" w:history="1">
+        <w:hyperlink r:id="rId38" w:history="1">
           <w:r>
             <w:rPr>
               <w:rStyle w:val="Hyperlink"/>

--- a/EXPORTS/DOCX/published/niveau1/English/Sources.docx
+++ b/EXPORTS/DOCX/published/niveau1/English/Sources.docx
@@ -1289,13 +1289,38 @@
       </w:r>
       <w:r>
         <w:rPr>
+          <w:u w:val="single" w:color="0000ff"/>
           <w:rFonts w:ascii="Charis SIL Regular" w:hAnsi="Charis SIL Regular" w:eastAsia="Charis SIL Regular"/>
           <w:b w:val="0"/>
           <w:i w:val="0"/>
           <w:color w:val="000000"/>
           <w:sz w:val="24"/>
         </w:rPr>
-        <w:t xml:space="preserve">the </w:t>
+        <w:hyperlink r:id="rId15" w:history="1">
+          <w:r>
+            <w:rPr>
+              <w:rStyle w:val="Hyperlink"/>
+            </w:rPr>
+            <w:t>t</w:t>
+          </w:r>
+        </w:hyperlink>
+      </w:r>
+      <w:r>
+        <w:rPr>
+          <w:rFonts w:ascii="Charis SIL Regular" w:hAnsi="Charis SIL Regular" w:eastAsia="Charis SIL Regular"/>
+          <w:b w:val="0"/>
+          <w:i w:val="0"/>
+          <w:color w:val="000000"/>
+          <w:sz w:val="24"/>
+        </w:rPr>
+        <w:hyperlink r:id="rId15" w:history="1">
+          <w:r>
+            <w:rPr>
+              <w:rStyle w:val="Hyperlink"/>
+            </w:rPr>
+            <w:t xml:space="preserve">he </w:t>
+          </w:r>
+        </w:hyperlink>
       </w:r>
       <w:r>
         <w:rPr>
@@ -1306,7 +1331,7 @@
           <w:sz w:val="24"/>
           <w:u w:val="single"/>
         </w:rPr>
-        <w:hyperlink r:id="rId15" w:history="1">
+        <w:hyperlink r:id="rId16" w:history="1">
           <w:r>
             <w:rPr>
               <w:rStyle w:val="Hyperlink"/>
@@ -1418,7 +1443,7 @@
           <w:sz w:val="24"/>
           <w:u w:val="single"/>
         </w:rPr>
-        <w:hyperlink r:id="rId16" w:history="1">
+        <w:hyperlink r:id="rId15" w:history="1">
           <w:r>
             <w:rPr>
               <w:rStyle w:val="Hyperlink"/>
@@ -2006,6 +2031,7 @@
       </w:r>
       <w:r>
         <w:rPr>
+          <w:u w:val="single" w:color="0000ff"/>
           <w:rFonts w:ascii="Charis SIL Regular" w:hAnsi="Charis SIL Regular" w:eastAsia="Charis SIL Regular"/>
           <w:b w:val="0"/>
           <w:i w:val="0"/>
@@ -2441,7 +2467,7 @@
           <w:sz w:val="24"/>
           <w:u w:val="single"/>
         </w:rPr>
-        <w:hyperlink r:id="rId19" w:history="1">
+        <w:hyperlink r:id="rId18" w:history="1">
           <w:r>
             <w:rPr>
               <w:rStyle w:val="Hyperlink"/>
@@ -2506,7 +2532,7 @@
           <w:sz w:val="24"/>
           <w:u w:val="single"/>
         </w:rPr>
-        <w:hyperlink r:id="rId18" w:history="1">
+        <w:hyperlink r:id="rId19" w:history="1">
           <w:r>
             <w:rPr>
               <w:rStyle w:val="Hyperlink"/>
@@ -2551,90 +2577,7 @@
           <w:color w:val="000000"/>
           <w:sz w:val="24"/>
         </w:rPr>
-        <w:t>contains detailed explanations of the archiv</w:t>
-      </w:r>
-      <w:r>
-        <w:rPr>
-          <w:u w:val="single" w:color="0000ff"/>
-          <w:rFonts w:ascii="Charis SIL Regular" w:hAnsi="Charis SIL Regular" w:eastAsia="Charis SIL Regular"/>
-          <w:b w:val="0"/>
-          <w:i w:val="0"/>
-          <w:color w:val="000000"/>
-          <w:sz w:val="24"/>
-        </w:rPr>
-        <w:hyperlink r:id="rId19" w:history="1">
-          <w:r>
-            <w:rPr>
-              <w:rStyle w:val="Hyperlink"/>
-            </w:rPr>
-            <w:t>es</w:t>
-          </w:r>
-        </w:hyperlink>
-      </w:r>
-      <w:r>
-        <w:rPr>
-          <w:u w:val="single" w:color="0000ff"/>
-          <w:rFonts w:ascii="Charis SIL Regular" w:hAnsi="Charis SIL Regular" w:eastAsia="Charis SIL Regular"/>
-          <w:b w:val="0"/>
-          <w:i w:val="0"/>
-          <w:color w:val="000000"/>
-          <w:sz w:val="24"/>
-        </w:rPr>
-        <w:t xml:space="preserve"> </w:t>
-      </w:r>
-      <w:r>
-        <w:rPr>
-          <w:u w:val="single" w:color="0000ff"/>
-          <w:rFonts w:ascii="Charis SIL Regular" w:hAnsi="Charis SIL Regular" w:eastAsia="Charis SIL Regular"/>
-          <w:b w:val="0"/>
-          <w:i w:val="0"/>
-          <w:color w:val="000000"/>
-          <w:sz w:val="24"/>
-        </w:rPr>
-        <w:hyperlink r:id="rId19" w:history="1">
-          <w:r>
-            <w:rPr>
-              <w:rStyle w:val="Hyperlink"/>
-            </w:rPr>
-            <w:t>relating t</w:t>
-          </w:r>
-        </w:hyperlink>
-      </w:r>
-      <w:r>
-        <w:rPr>
-          <w:u w:val="single" w:color="0000ff"/>
-          <w:rFonts w:ascii="Charis SIL Regular" w:hAnsi="Charis SIL Regular" w:eastAsia="Charis SIL Regular"/>
-          <w:b w:val="0"/>
-          <w:i w:val="0"/>
-          <w:color w:val="000000"/>
-          <w:sz w:val="24"/>
-        </w:rPr>
-        <w:hyperlink r:id="rId19" w:history="1">
-          <w:r>
-            <w:rPr>
-              <w:rStyle w:val="Hyperlink"/>
-            </w:rPr>
-            <w:t>o</w:t>
-          </w:r>
-        </w:hyperlink>
-      </w:r>
-      <w:r>
-        <w:rPr>
-          <w:u w:val="single" w:color="0000ff"/>
-          <w:rFonts w:ascii="Charis SIL Regular" w:hAnsi="Charis SIL Regular" w:eastAsia="Charis SIL Regular"/>
-          <w:b w:val="0"/>
-          <w:i w:val="0"/>
-          <w:color w:val="000000"/>
-          <w:sz w:val="24"/>
-        </w:rPr>
-        <w:hyperlink r:id="rId19" w:history="1">
-          <w:r>
-            <w:rPr>
-              <w:rStyle w:val="Hyperlink"/>
-            </w:rPr>
-            <w:t xml:space="preserve"> the </w:t>
-          </w:r>
-        </w:hyperlink>
+        <w:t xml:space="preserve">contains detailed explanations of the archives relating to the </w:t>
       </w:r>
       <w:r>
         <w:rPr>
@@ -3798,7 +3741,7 @@
           <w:sz w:val="24"/>
           <w:u w:val="single"/>
         </w:rPr>
-        <w:hyperlink r:id="rId26" w:history="1">
+        <w:hyperlink r:id="rId27" w:history="1">
           <w:r>
             <w:rPr>
               <w:rStyle w:val="Hyperlink"/>
@@ -3816,7 +3759,7 @@
           <w:sz w:val="24"/>
           <w:u w:val="single"/>
         </w:rPr>
-        <w:hyperlink r:id="rId26" w:history="1">
+        <w:hyperlink r:id="rId24" w:history="1">
           <w:r>
             <w:rPr>
               <w:rStyle w:val="Hyperlink"/>
@@ -3845,7 +3788,7 @@
           <w:sz w:val="24"/>
           <w:u w:val="single"/>
         </w:rPr>
-        <w:hyperlink r:id="rId26" w:history="1">
+        <w:hyperlink r:id="rId24" w:history="1">
           <w:r>
             <w:rPr>
               <w:rStyle w:val="Hyperlink"/>
@@ -3874,7 +3817,7 @@
           <w:sz w:val="24"/>
           <w:u w:val="single"/>
         </w:rPr>
-        <w:hyperlink r:id="rId26" w:history="1">
+        <w:hyperlink r:id="rId24" w:history="1">
           <w:r>
             <w:rPr>
               <w:rStyle w:val="Hyperlink"/>
@@ -3892,7 +3835,7 @@
           <w:sz w:val="24"/>
           <w:u w:val="single"/>
         </w:rPr>
-        <w:hyperlink r:id="rId26" w:history="1">
+        <w:hyperlink r:id="rId27" w:history="1">
           <w:r>
             <w:rPr>
               <w:rStyle w:val="Hyperlink"/>
@@ -3996,7 +3939,7 @@
           <w:sz w:val="24"/>
           <w:u w:val="single"/>
         </w:rPr>
-        <w:hyperlink r:id="rId27" w:history="1">
+        <w:hyperlink r:id="rId28" w:history="1">
           <w:r>
             <w:rPr>
               <w:rStyle w:val="Hyperlink"/>
@@ -4025,7 +3968,7 @@
           <w:sz w:val="24"/>
           <w:u w:val="single"/>
         </w:rPr>
-        <w:hyperlink r:id="rId27" w:history="1">
+        <w:hyperlink r:id="rId28" w:history="1">
           <w:r>
             <w:rPr>
               <w:rStyle w:val="Hyperlink"/>
@@ -4053,7 +3996,7 @@
           <w:sz w:val="24"/>
           <w:u w:val="single"/>
         </w:rPr>
-        <w:hyperlink r:id="rId28" w:history="1">
+        <w:hyperlink r:id="rId29" w:history="1">
           <w:r>
             <w:rPr>
               <w:rStyle w:val="Hyperlink"/>
@@ -4082,7 +4025,7 @@
           <w:sz w:val="24"/>
           <w:u w:val="single"/>
         </w:rPr>
-        <w:hyperlink r:id="rId28" w:history="1">
+        <w:hyperlink r:id="rId29" w:history="1">
           <w:r>
             <w:rPr>
               <w:rStyle w:val="Hyperlink"/>
@@ -4111,7 +4054,7 @@
           <w:sz w:val="24"/>
           <w:u w:val="single"/>
         </w:rPr>
-        <w:hyperlink r:id="rId28" w:history="1">
+        <w:hyperlink r:id="rId29" w:history="1">
           <w:r>
             <w:rPr>
               <w:rStyle w:val="Hyperlink"/>
@@ -4349,7 +4292,7 @@
           <w:sz w:val="24"/>
           <w:u w:val="single"/>
         </w:rPr>
-        <w:hyperlink r:id="rId29" w:history="1">
+        <w:hyperlink r:id="rId30" w:history="1">
           <w:r>
             <w:rPr>
               <w:rStyle w:val="Hyperlink"/>
@@ -4378,7 +4321,7 @@
           <w:sz w:val="24"/>
           <w:u w:val="single"/>
         </w:rPr>
-        <w:hyperlink r:id="rId29" w:history="1">
+        <w:hyperlink r:id="rId30" w:history="1">
           <w:r>
             <w:rPr>
               <w:rStyle w:val="Hyperlink"/>
@@ -4407,7 +4350,7 @@
           <w:sz w:val="24"/>
           <w:u w:val="single"/>
         </w:rPr>
-        <w:hyperlink r:id="rId29" w:history="1">
+        <w:hyperlink r:id="rId30" w:history="1">
           <w:r>
             <w:rPr>
               <w:rStyle w:val="Hyperlink"/>
@@ -4425,7 +4368,7 @@
           <w:sz w:val="24"/>
           <w:u w:val="single"/>
         </w:rPr>
-        <w:hyperlink r:id="rId29" w:history="1">
+        <w:hyperlink r:id="rId30" w:history="1">
           <w:r>
             <w:rPr>
               <w:rStyle w:val="Hyperlink"/>
@@ -4453,7 +4396,7 @@
           <w:sz w:val="24"/>
           <w:u w:val="single"/>
         </w:rPr>
-        <w:hyperlink r:id="rId30" w:history="1">
+        <w:hyperlink r:id="rId31" w:history="1">
           <w:r>
             <w:rPr>
               <w:rStyle w:val="Hyperlink"/>
@@ -4482,7 +4425,7 @@
           <w:sz w:val="24"/>
           <w:u w:val="single"/>
         </w:rPr>
-        <w:hyperlink r:id="rId30" w:history="1">
+        <w:hyperlink r:id="rId31" w:history="1">
           <w:r>
             <w:rPr>
               <w:rStyle w:val="Hyperlink"/>
@@ -4511,7 +4454,7 @@
           <w:sz w:val="24"/>
           <w:u w:val="single"/>
         </w:rPr>
-        <w:hyperlink r:id="rId30" w:history="1">
+        <w:hyperlink r:id="rId31" w:history="1">
           <w:r>
             <w:rPr>
               <w:rStyle w:val="Hyperlink"/>
@@ -4540,7 +4483,7 @@
           <w:sz w:val="24"/>
           <w:u w:val="single"/>
         </w:rPr>
-        <w:hyperlink r:id="rId30" w:history="1">
+        <w:hyperlink r:id="rId31" w:history="1">
           <w:r>
             <w:rPr>
               <w:rStyle w:val="Hyperlink"/>
@@ -4568,7 +4511,7 @@
           <w:sz w:val="24"/>
           <w:u w:val="single"/>
         </w:rPr>
-        <w:hyperlink r:id="rId31" w:history="1">
+        <w:hyperlink r:id="rId32" w:history="1">
           <w:r>
             <w:rPr>
               <w:rStyle w:val="Hyperlink"/>
@@ -4597,299 +4540,12 @@
           <w:sz w:val="24"/>
           <w:u w:val="single"/>
         </w:rPr>
-        <w:hyperlink r:id="rId31" w:history="1">
+        <w:hyperlink r:id="rId32" w:history="1">
           <w:r>
             <w:rPr>
               <w:rStyle w:val="Hyperlink"/>
             </w:rPr>
             <w:t>Archive</w:t>
-          </w:r>
-        </w:hyperlink>
-      </w:r>
-      <w:r>
-        <w:rPr>
-          <w:rFonts w:ascii="Charis SIL Regular" w:hAnsi="Charis SIL Regular" w:eastAsia="Charis SIL Regular"/>
-          <w:b w:val="0"/>
-          <w:i w:val="0"/>
-          <w:color w:val="0000FF"/>
-          <w:sz w:val="24"/>
-          <w:u w:val="single"/>
-        </w:rPr>
-        <w:hyperlink r:id="rId29" w:history="1">
-          <w:r>
-            <w:rPr>
-              <w:rStyle w:val="Hyperlink"/>
-            </w:rPr>
-            <w:t>s</w:t>
-          </w:r>
-        </w:hyperlink>
-      </w:r>
-      <w:r>
-        <w:rPr>
-          <w:rFonts w:ascii="Charis SIL Regular" w:hAnsi="Charis SIL Regular" w:eastAsia="Charis SIL Regular"/>
-          <w:b w:val="0"/>
-          <w:i w:val="0"/>
-          <w:color w:val="0000FF"/>
-          <w:sz w:val="24"/>
-          <w:u w:val="single"/>
-        </w:rPr>
-        <w:t xml:space="preserve"> </w:t>
-      </w:r>
-      <w:r>
-        <w:rPr>
-          <w:rFonts w:ascii="Charis SIL Regular" w:hAnsi="Charis SIL Regular" w:eastAsia="Charis SIL Regular"/>
-          <w:b w:val="0"/>
-          <w:i w:val="0"/>
-          <w:color w:val="0000FF"/>
-          <w:sz w:val="24"/>
-          <w:u w:val="single"/>
-        </w:rPr>
-        <w:hyperlink r:id="rId29" w:history="1">
-          <w:r>
-            <w:rPr>
-              <w:rStyle w:val="Hyperlink"/>
-            </w:rPr>
-            <w:t>of</w:t>
-          </w:r>
-        </w:hyperlink>
-      </w:r>
-      <w:r>
-        <w:rPr>
-          <w:rFonts w:ascii="Charis SIL Regular" w:hAnsi="Charis SIL Regular" w:eastAsia="Charis SIL Regular"/>
-          <w:b w:val="0"/>
-          <w:i w:val="0"/>
-          <w:color w:val="0000FF"/>
-          <w:sz w:val="24"/>
-          <w:u w:val="single"/>
-        </w:rPr>
-        <w:t xml:space="preserve"> </w:t>
-      </w:r>
-      <w:r>
-        <w:rPr>
-          <w:rFonts w:ascii="Charis SIL Regular" w:hAnsi="Charis SIL Regular" w:eastAsia="Charis SIL Regular"/>
-          <w:b w:val="0"/>
-          <w:i w:val="0"/>
-          <w:color w:val="0000FF"/>
-          <w:sz w:val="24"/>
-          <w:u w:val="single"/>
-        </w:rPr>
-        <w:hyperlink r:id="rId29" w:history="1">
-          <w:r>
-            <w:rPr>
-              <w:rStyle w:val="Hyperlink"/>
-            </w:rPr>
-            <w:t>Sri</w:t>
-          </w:r>
-        </w:hyperlink>
-      </w:r>
-      <w:r>
-        <w:rPr>
-          <w:rFonts w:ascii="Charis SIL Regular" w:hAnsi="Charis SIL Regular" w:eastAsia="Charis SIL Regular"/>
-          <w:b w:val="0"/>
-          <w:i w:val="0"/>
-          <w:color w:val="0000FF"/>
-          <w:sz w:val="24"/>
-          <w:u w:val="single"/>
-        </w:rPr>
-        <w:t xml:space="preserve"> </w:t>
-      </w:r>
-      <w:r>
-        <w:rPr>
-          <w:rFonts w:ascii="Charis SIL Regular" w:hAnsi="Charis SIL Regular" w:eastAsia="Charis SIL Regular"/>
-          <w:b w:val="0"/>
-          <w:i w:val="0"/>
-          <w:color w:val="0000FF"/>
-          <w:sz w:val="24"/>
-          <w:u w:val="single"/>
-        </w:rPr>
-        <w:hyperlink r:id="rId29" w:history="1">
-          <w:r>
-            <w:rPr>
-              <w:rStyle w:val="Hyperlink"/>
-            </w:rPr>
-            <w:t>L</w:t>
-          </w:r>
-        </w:hyperlink>
-      </w:r>
-      <w:r>
-        <w:rPr>
-          <w:rFonts w:ascii="Charis SIL Regular" w:hAnsi="Charis SIL Regular" w:eastAsia="Charis SIL Regular"/>
-          <w:b w:val="0"/>
-          <w:i w:val="0"/>
-          <w:color w:val="0000FF"/>
-          <w:sz w:val="24"/>
-          <w:u w:val="single"/>
-        </w:rPr>
-        <w:hyperlink r:id="rId29" w:history="1">
-          <w:r>
-            <w:rPr>
-              <w:rStyle w:val="Hyperlink"/>
-            </w:rPr>
-            <w:t>a</w:t>
-          </w:r>
-        </w:hyperlink>
-      </w:r>
-      <w:r>
-        <w:rPr>
-          <w:rFonts w:ascii="Charis SIL Regular" w:hAnsi="Charis SIL Regular" w:eastAsia="Charis SIL Regular"/>
-          <w:b w:val="0"/>
-          <w:i w:val="0"/>
-          <w:color w:val="0000FF"/>
-          <w:sz w:val="24"/>
-          <w:u w:val="single"/>
-        </w:rPr>
-        <w:hyperlink r:id="rId29" w:history="1">
-          <w:r>
-            <w:rPr>
-              <w:rStyle w:val="Hyperlink"/>
-            </w:rPr>
-            <w:t>nka</w:t>
-          </w:r>
-        </w:hyperlink>
-      </w:r>
-      <w:r>
-        <w:rPr>
-          <w:u w:val="single" w:color="0000ff"/>
-          <w:rFonts w:ascii="Charis SIL Regular" w:hAnsi="Charis SIL Regular" w:eastAsia="Charis SIL Regular"/>
-          <w:b w:val="0"/>
-          <w:i w:val="0"/>
-          <w:color w:val="000000"/>
-          <w:sz w:val="24"/>
-        </w:rPr>
-        <w:hyperlink r:id="rId29" w:history="1">
-          <w:r>
-            <w:rPr>
-              <w:rStyle w:val="Hyperlink"/>
-            </w:rPr>
-            <w:t xml:space="preserve"> and</w:t>
-          </w:r>
-        </w:hyperlink>
-      </w:r>
-      <w:r>
-        <w:rPr>
-          <w:u w:val="single" w:color="0000ff"/>
-          <w:rFonts w:ascii="Charis SIL Regular" w:hAnsi="Charis SIL Regular" w:eastAsia="Charis SIL Regular"/>
-          <w:b w:val="0"/>
-          <w:i w:val="0"/>
-          <w:color w:val="000000"/>
-          <w:sz w:val="24"/>
-        </w:rPr>
-        <w:t xml:space="preserve"> </w:t>
-      </w:r>
-      <w:r>
-        <w:rPr>
-          <w:u w:val="single" w:color="0000ff"/>
-          <w:rFonts w:ascii="Charis SIL Regular" w:hAnsi="Charis SIL Regular" w:eastAsia="Charis SIL Regular"/>
-          <w:b w:val="0"/>
-          <w:i w:val="0"/>
-          <w:color w:val="000000"/>
-          <w:sz w:val="24"/>
-        </w:rPr>
-        <w:hyperlink r:id="rId29" w:history="1">
-          <w:r>
-            <w:rPr>
-              <w:rStyle w:val="Hyperlink"/>
-            </w:rPr>
-            <w:t>th</w:t>
-          </w:r>
-        </w:hyperlink>
-      </w:r>
-      <w:r>
-        <w:rPr>
-          <w:rFonts w:ascii="Charis SIL Regular" w:hAnsi="Charis SIL Regular" w:eastAsia="Charis SIL Regular"/>
-          <w:b w:val="0"/>
-          <w:i w:val="0"/>
-          <w:color w:val="000000"/>
-          <w:sz w:val="24"/>
-        </w:rPr>
-        <w:hyperlink r:id="rId29" w:history="1">
-          <w:r>
-            <w:rPr>
-              <w:rStyle w:val="Hyperlink"/>
-            </w:rPr>
-            <w:t xml:space="preserve">e </w:t>
-          </w:r>
-        </w:hyperlink>
-      </w:r>
-      <w:r>
-        <w:rPr>
-          <w:rFonts w:ascii="Charis SIL Regular" w:hAnsi="Charis SIL Regular" w:eastAsia="Charis SIL Regular"/>
-          <w:b w:val="0"/>
-          <w:i w:val="0"/>
-          <w:color w:val="0000FF"/>
-          <w:sz w:val="24"/>
-          <w:u w:val="single"/>
-        </w:rPr>
-        <w:hyperlink r:id="rId29" w:history="1">
-          <w:r>
-            <w:rPr>
-              <w:rStyle w:val="Hyperlink"/>
-            </w:rPr>
-            <w:t>National</w:t>
-          </w:r>
-        </w:hyperlink>
-      </w:r>
-      <w:r>
-        <w:rPr>
-          <w:rFonts w:ascii="Charis SIL Regular" w:hAnsi="Charis SIL Regular" w:eastAsia="Charis SIL Regular"/>
-          <w:b w:val="0"/>
-          <w:i w:val="0"/>
-          <w:color w:val="0000FF"/>
-          <w:sz w:val="24"/>
-          <w:u w:val="single"/>
-        </w:rPr>
-        <w:t xml:space="preserve"> </w:t>
-      </w:r>
-      <w:r>
-        <w:rPr>
-          <w:rFonts w:ascii="Charis SIL Regular" w:hAnsi="Charis SIL Regular" w:eastAsia="Charis SIL Regular"/>
-          <w:b w:val="0"/>
-          <w:i w:val="0"/>
-          <w:color w:val="0000FF"/>
-          <w:sz w:val="24"/>
-        </w:rPr>
-        <w:hyperlink r:id="rId32" w:history="1">
-          <w:r>
-            <w:rPr>
-              <w:rStyle w:val="Hyperlink"/>
-            </w:rPr>
-            <w:t>A</w:t>
-          </w:r>
-        </w:hyperlink>
-      </w:r>
-      <w:r>
-        <w:rPr>
-          <w:rFonts w:ascii="Charis SIL Regular" w:hAnsi="Charis SIL Regular" w:eastAsia="Charis SIL Regular"/>
-          <w:b w:val="0"/>
-          <w:i w:val="0"/>
-          <w:color w:val="0000FF"/>
-          <w:sz w:val="24"/>
-          <w:u w:val="single"/>
-        </w:rPr>
-        <w:hyperlink r:id="rId30" w:history="1">
-          <w:r>
-            <w:rPr>
-              <w:rStyle w:val="Hyperlink"/>
-            </w:rPr>
-            <w:t>rchiv</w:t>
-          </w:r>
-        </w:hyperlink>
-      </w:r>
-      <w:r>
-        <w:rPr>
-          <w:rFonts w:ascii="Charis SIL Regular" w:hAnsi="Charis SIL Regular" w:eastAsia="Charis SIL Regular"/>
-          <w:b w:val="0"/>
-          <w:i w:val="0"/>
-          <w:color w:val="0000FF"/>
-          <w:sz w:val="24"/>
-          <w:u w:val="single"/>
-        </w:rPr>
-        <w:hyperlink r:id="rId30" w:history="1">
-          <w:r>
-            <w:rPr>
-              <w:rStyle w:val="Hyperlink"/>
-            </w:rPr>
-            <w:t>e</w:t>
           </w:r>
         </w:hyperlink>
       </w:r>
@@ -4965,9 +4621,20 @@
             <w:rPr>
               <w:rStyle w:val="Hyperlink"/>
             </w:rPr>
-            <w:t>Cura</w:t>
+            <w:t>Sri</w:t>
           </w:r>
         </w:hyperlink>
+      </w:r>
+      <w:r>
+        <w:rPr>
+          <w:rFonts w:ascii="Charis SIL Regular" w:hAnsi="Charis SIL Regular" w:eastAsia="Charis SIL Regular"/>
+          <w:b w:val="0"/>
+          <w:i w:val="0"/>
+          <w:color w:val="0000FF"/>
+          <w:sz w:val="24"/>
+          <w:u w:val="single"/>
+        </w:rPr>
+        <w:t xml:space="preserve"> </w:t>
       </w:r>
       <w:r>
         <w:rPr>
@@ -4983,102 +4650,20 @@
             <w:rPr>
               <w:rStyle w:val="Hyperlink"/>
             </w:rPr>
-            <w:t>çao</w:t>
+            <w:t>L</w:t>
           </w:r>
         </w:hyperlink>
       </w:r>
       <w:r>
         <w:rPr>
-          <w:u w:val="single" w:color="0000ff"/>
-          <w:rFonts w:ascii="Charis SIL Regular" w:hAnsi="Charis SIL Regular" w:eastAsia="Charis SIL Regular"/>
-          <w:b w:val="0"/>
-          <w:i w:val="0"/>
-          <w:color w:val="000000"/>
-          <w:sz w:val="24"/>
+          <w:rFonts w:ascii="Charis SIL Regular" w:hAnsi="Charis SIL Regular" w:eastAsia="Charis SIL Regular"/>
+          <w:b w:val="0"/>
+          <w:i w:val="0"/>
+          <w:color w:val="0000FF"/>
+          <w:sz w:val="24"/>
+          <w:u w:val="single"/>
         </w:rPr>
         <w:hyperlink r:id="rId30" w:history="1">
-          <w:r>
-            <w:rPr>
-              <w:rStyle w:val="Hyperlink"/>
-            </w:rPr>
-            <w:t>. Vari</w:t>
-          </w:r>
-        </w:hyperlink>
-      </w:r>
-      <w:r>
-        <w:rPr>
-          <w:u w:val="single" w:color="0000ff"/>
-          <w:rFonts w:ascii="Charis SIL Regular" w:hAnsi="Charis SIL Regular" w:eastAsia="Charis SIL Regular"/>
-          <w:b w:val="0"/>
-          <w:i w:val="0"/>
-          <w:color w:val="000000"/>
-          <w:sz w:val="24"/>
-        </w:rPr>
-        <w:hyperlink r:id="rId30" w:history="1">
-          <w:r>
-            <w:rPr>
-              <w:rStyle w:val="Hyperlink"/>
-            </w:rPr>
-            <w:t>o</w:t>
-          </w:r>
-        </w:hyperlink>
-      </w:r>
-      <w:r>
-        <w:rPr>
-          <w:u w:val="single" w:color="0000ff"/>
-          <w:rFonts w:ascii="Charis SIL Regular" w:hAnsi="Charis SIL Regular" w:eastAsia="Charis SIL Regular"/>
-          <w:b w:val="0"/>
-          <w:i w:val="0"/>
-          <w:color w:val="000000"/>
-          <w:sz w:val="24"/>
-        </w:rPr>
-        <w:hyperlink r:id="rId30" w:history="1">
-          <w:r>
-            <w:rPr>
-              <w:rStyle w:val="Hyperlink"/>
-            </w:rPr>
-            <w:t>us archiv</w:t>
-          </w:r>
-        </w:hyperlink>
-      </w:r>
-      <w:r>
-        <w:rPr>
-          <w:rFonts w:ascii="Charis SIL Regular" w:hAnsi="Charis SIL Regular" w:eastAsia="Charis SIL Regular"/>
-          <w:b w:val="0"/>
-          <w:i w:val="0"/>
-          <w:color w:val="000000"/>
-          <w:sz w:val="24"/>
-        </w:rPr>
-        <w:t xml:space="preserve">es in </w:t>
-      </w:r>
-      <w:r>
-        <w:rPr>
-          <w:u w:val="single" w:color="0000ff"/>
-          <w:rFonts w:ascii="Charis SIL Regular" w:hAnsi="Charis SIL Regular" w:eastAsia="Charis SIL Regular"/>
-          <w:b w:val="0"/>
-          <w:i w:val="0"/>
-          <w:color w:val="000000"/>
-          <w:sz w:val="24"/>
-        </w:rPr>
-        <w:hyperlink r:id="rId31" w:history="1">
-          <w:r>
-            <w:rPr>
-              <w:rStyle w:val="Hyperlink"/>
-            </w:rPr>
-            <w:t>Indonesi</w:t>
-          </w:r>
-        </w:hyperlink>
-      </w:r>
-      <w:r>
-        <w:rPr>
-          <w:u w:val="single" w:color="0000ff"/>
-          <w:rFonts w:ascii="Charis SIL Regular" w:hAnsi="Charis SIL Regular" w:eastAsia="Charis SIL Regular"/>
-          <w:b w:val="0"/>
-          <w:i w:val="0"/>
-          <w:color w:val="000000"/>
-          <w:sz w:val="24"/>
-        </w:rPr>
-        <w:hyperlink r:id="rId31" w:history="1">
           <w:r>
             <w:rPr>
               <w:rStyle w:val="Hyperlink"/>
@@ -5089,84 +4674,159 @@
       </w:r>
       <w:r>
         <w:rPr>
+          <w:rFonts w:ascii="Charis SIL Regular" w:hAnsi="Charis SIL Regular" w:eastAsia="Charis SIL Regular"/>
+          <w:b w:val="0"/>
+          <w:i w:val="0"/>
+          <w:color w:val="0000FF"/>
+          <w:sz w:val="24"/>
+          <w:u w:val="single"/>
+        </w:rPr>
+        <w:hyperlink r:id="rId30" w:history="1">
+          <w:r>
+            <w:rPr>
+              <w:rStyle w:val="Hyperlink"/>
+            </w:rPr>
+            <w:t>nka</w:t>
+          </w:r>
+        </w:hyperlink>
+      </w:r>
+      <w:r>
+        <w:rPr>
           <w:u w:val="single" w:color="0000ff"/>
           <w:rFonts w:ascii="Charis SIL Regular" w:hAnsi="Charis SIL Regular" w:eastAsia="Charis SIL Regular"/>
           <w:b w:val="0"/>
           <w:i w:val="0"/>
           <w:color w:val="000000"/>
           <w:sz w:val="24"/>
+        </w:rPr>
+        <w:hyperlink r:id="rId30" w:history="1">
+          <w:r>
+            <w:rPr>
+              <w:rStyle w:val="Hyperlink"/>
+            </w:rPr>
+            <w:t xml:space="preserve"> and</w:t>
+          </w:r>
+        </w:hyperlink>
+      </w:r>
+      <w:r>
+        <w:rPr>
+          <w:u w:val="single" w:color="0000ff"/>
+          <w:rFonts w:ascii="Charis SIL Regular" w:hAnsi="Charis SIL Regular" w:eastAsia="Charis SIL Regular"/>
+          <w:b w:val="0"/>
+          <w:i w:val="0"/>
+          <w:color w:val="000000"/>
+          <w:sz w:val="24"/>
+        </w:rPr>
+        <w:t xml:space="preserve"> </w:t>
+      </w:r>
+      <w:r>
+        <w:rPr>
+          <w:u w:val="single" w:color="0000ff"/>
+          <w:rFonts w:ascii="Charis SIL Regular" w:hAnsi="Charis SIL Regular" w:eastAsia="Charis SIL Regular"/>
+          <w:b w:val="0"/>
+          <w:i w:val="0"/>
+          <w:color w:val="000000"/>
+          <w:sz w:val="24"/>
+        </w:rPr>
+        <w:hyperlink r:id="rId30" w:history="1">
+          <w:r>
+            <w:rPr>
+              <w:rStyle w:val="Hyperlink"/>
+            </w:rPr>
+            <w:t>th</w:t>
+          </w:r>
+        </w:hyperlink>
+      </w:r>
+      <w:r>
+        <w:rPr>
+          <w:rFonts w:ascii="Charis SIL Regular" w:hAnsi="Charis SIL Regular" w:eastAsia="Charis SIL Regular"/>
+          <w:b w:val="0"/>
+          <w:i w:val="0"/>
+          <w:color w:val="000000"/>
+          <w:sz w:val="24"/>
+        </w:rPr>
+        <w:hyperlink r:id="rId30" w:history="1">
+          <w:r>
+            <w:rPr>
+              <w:rStyle w:val="Hyperlink"/>
+            </w:rPr>
+            <w:t xml:space="preserve">e </w:t>
+          </w:r>
+        </w:hyperlink>
+      </w:r>
+      <w:r>
+        <w:rPr>
+          <w:rFonts w:ascii="Charis SIL Regular" w:hAnsi="Charis SIL Regular" w:eastAsia="Charis SIL Regular"/>
+          <w:b w:val="0"/>
+          <w:i w:val="0"/>
+          <w:color w:val="0000FF"/>
+          <w:sz w:val="24"/>
+          <w:u w:val="single"/>
+        </w:rPr>
+        <w:hyperlink r:id="rId30" w:history="1">
+          <w:r>
+            <w:rPr>
+              <w:rStyle w:val="Hyperlink"/>
+            </w:rPr>
+            <w:t>National</w:t>
+          </w:r>
+        </w:hyperlink>
+      </w:r>
+      <w:r>
+        <w:rPr>
+          <w:rFonts w:ascii="Charis SIL Regular" w:hAnsi="Charis SIL Regular" w:eastAsia="Charis SIL Regular"/>
+          <w:b w:val="0"/>
+          <w:i w:val="0"/>
+          <w:color w:val="0000FF"/>
+          <w:sz w:val="24"/>
+          <w:u w:val="single"/>
+        </w:rPr>
+        <w:t xml:space="preserve"> </w:t>
+      </w:r>
+      <w:r>
+        <w:rPr>
+          <w:rFonts w:ascii="Charis SIL Regular" w:hAnsi="Charis SIL Regular" w:eastAsia="Charis SIL Regular"/>
+          <w:b w:val="0"/>
+          <w:i w:val="0"/>
+          <w:color w:val="0000FF"/>
+          <w:sz w:val="24"/>
+          <w:u w:val="single"/>
+        </w:rPr>
+        <w:hyperlink r:id="rId33" w:history="1">
+          <w:r>
+            <w:rPr>
+              <w:rStyle w:val="Hyperlink"/>
+            </w:rPr>
+            <w:t>A</w:t>
+          </w:r>
+        </w:hyperlink>
+      </w:r>
+      <w:r>
+        <w:rPr>
+          <w:rFonts w:ascii="Charis SIL Regular" w:hAnsi="Charis SIL Regular" w:eastAsia="Charis SIL Regular"/>
+          <w:b w:val="0"/>
+          <w:i w:val="0"/>
+          <w:color w:val="0000FF"/>
+          <w:sz w:val="24"/>
+          <w:u w:val="single"/>
         </w:rPr>
         <w:hyperlink r:id="rId31" w:history="1">
           <w:r>
             <w:rPr>
               <w:rStyle w:val="Hyperlink"/>
             </w:rPr>
-            <w:t xml:space="preserve"> can be </w:t>
+            <w:t>rchiv</w:t>
           </w:r>
         </w:hyperlink>
       </w:r>
       <w:r>
         <w:rPr>
-          <w:u w:val="single" w:color="0000ff"/>
-          <w:rFonts w:ascii="Charis SIL Regular" w:hAnsi="Charis SIL Regular" w:eastAsia="Charis SIL Regular"/>
-          <w:b w:val="0"/>
-          <w:i w:val="0"/>
-          <w:color w:val="000000"/>
-          <w:sz w:val="24"/>
-        </w:rPr>
-        <w:hyperlink r:id="rId31" w:history="1">
-          <w:r>
-            <w:rPr>
-              <w:rStyle w:val="Hyperlink"/>
-            </w:rPr>
-            <w:t>a</w:t>
-          </w:r>
-        </w:hyperlink>
-      </w:r>
-      <w:r>
-        <w:rPr>
-          <w:u w:val="single" w:color="0000ff"/>
-          <w:rFonts w:ascii="Charis SIL Regular" w:hAnsi="Charis SIL Regular" w:eastAsia="Charis SIL Regular"/>
-          <w:b w:val="0"/>
-          <w:i w:val="0"/>
-          <w:color w:val="000000"/>
-          <w:sz w:val="24"/>
-        </w:rPr>
-        <w:hyperlink r:id="rId31" w:history="1">
-          <w:r>
-            <w:rPr>
-              <w:rStyle w:val="Hyperlink"/>
-            </w:rPr>
-            <w:t>cc</w:t>
-          </w:r>
-        </w:hyperlink>
-      </w:r>
-      <w:r>
-        <w:rPr>
-          <w:u w:val="single" w:color="0000ff"/>
-          <w:rFonts w:ascii="Charis SIL Regular" w:hAnsi="Charis SIL Regular" w:eastAsia="Charis SIL Regular"/>
-          <w:b w:val="0"/>
-          <w:i w:val="0"/>
-          <w:color w:val="000000"/>
-          <w:sz w:val="24"/>
-        </w:rPr>
-        <w:hyperlink r:id="rId31" w:history="1">
-          <w:r>
-            <w:rPr>
-              <w:rStyle w:val="Hyperlink"/>
-            </w:rPr>
-            <w:t>ess</w:t>
-          </w:r>
-        </w:hyperlink>
-      </w:r>
-      <w:r>
-        <w:rPr>
-          <w:u w:val="single" w:color="0000ff"/>
-          <w:rFonts w:ascii="Charis SIL Regular" w:hAnsi="Charis SIL Regular" w:eastAsia="Charis SIL Regular"/>
-          <w:b w:val="0"/>
-          <w:i w:val="0"/>
-          <w:color w:val="000000"/>
-          <w:sz w:val="24"/>
+          <w:rFonts w:ascii="Charis SIL Regular" w:hAnsi="Charis SIL Regular" w:eastAsia="Charis SIL Regular"/>
+          <w:b w:val="0"/>
+          <w:i w:val="0"/>
+          <w:color w:val="0000FF"/>
+          <w:sz w:val="24"/>
+          <w:u w:val="single"/>
         </w:rPr>
         <w:hyperlink r:id="rId31" w:history="1">
           <w:r>
@@ -5179,6 +4839,100 @@
       </w:r>
       <w:r>
         <w:rPr>
+          <w:rFonts w:ascii="Charis SIL Regular" w:hAnsi="Charis SIL Regular" w:eastAsia="Charis SIL Regular"/>
+          <w:b w:val="0"/>
+          <w:i w:val="0"/>
+          <w:color w:val="0000FF"/>
+          <w:sz w:val="24"/>
+          <w:u w:val="single"/>
+        </w:rPr>
+        <w:hyperlink r:id="rId31" w:history="1">
+          <w:r>
+            <w:rPr>
+              <w:rStyle w:val="Hyperlink"/>
+            </w:rPr>
+            <w:t>s</w:t>
+          </w:r>
+        </w:hyperlink>
+      </w:r>
+      <w:r>
+        <w:rPr>
+          <w:rFonts w:ascii="Charis SIL Regular" w:hAnsi="Charis SIL Regular" w:eastAsia="Charis SIL Regular"/>
+          <w:b w:val="0"/>
+          <w:i w:val="0"/>
+          <w:color w:val="0000FF"/>
+          <w:sz w:val="24"/>
+          <w:u w:val="single"/>
+        </w:rPr>
+        <w:t xml:space="preserve"> </w:t>
+      </w:r>
+      <w:r>
+        <w:rPr>
+          <w:rFonts w:ascii="Charis SIL Regular" w:hAnsi="Charis SIL Regular" w:eastAsia="Charis SIL Regular"/>
+          <w:b w:val="0"/>
+          <w:i w:val="0"/>
+          <w:color w:val="0000FF"/>
+          <w:sz w:val="24"/>
+          <w:u w:val="single"/>
+        </w:rPr>
+        <w:hyperlink r:id="rId31" w:history="1">
+          <w:r>
+            <w:rPr>
+              <w:rStyle w:val="Hyperlink"/>
+            </w:rPr>
+            <w:t>of</w:t>
+          </w:r>
+        </w:hyperlink>
+      </w:r>
+      <w:r>
+        <w:rPr>
+          <w:rFonts w:ascii="Charis SIL Regular" w:hAnsi="Charis SIL Regular" w:eastAsia="Charis SIL Regular"/>
+          <w:b w:val="0"/>
+          <w:i w:val="0"/>
+          <w:color w:val="0000FF"/>
+          <w:sz w:val="24"/>
+          <w:u w:val="single"/>
+        </w:rPr>
+        <w:t xml:space="preserve"> </w:t>
+      </w:r>
+      <w:r>
+        <w:rPr>
+          <w:rFonts w:ascii="Charis SIL Regular" w:hAnsi="Charis SIL Regular" w:eastAsia="Charis SIL Regular"/>
+          <w:b w:val="0"/>
+          <w:i w:val="0"/>
+          <w:color w:val="0000FF"/>
+          <w:sz w:val="24"/>
+          <w:u w:val="single"/>
+        </w:rPr>
+        <w:hyperlink r:id="rId31" w:history="1">
+          <w:r>
+            <w:rPr>
+              <w:rStyle w:val="Hyperlink"/>
+            </w:rPr>
+            <w:t>Cura</w:t>
+          </w:r>
+        </w:hyperlink>
+      </w:r>
+      <w:r>
+        <w:rPr>
+          <w:rFonts w:ascii="Charis SIL Regular" w:hAnsi="Charis SIL Regular" w:eastAsia="Charis SIL Regular"/>
+          <w:b w:val="0"/>
+          <w:i w:val="0"/>
+          <w:color w:val="0000FF"/>
+          <w:sz w:val="24"/>
+          <w:u w:val="single"/>
+        </w:rPr>
+        <w:hyperlink r:id="rId31" w:history="1">
+          <w:r>
+            <w:rPr>
+              <w:rStyle w:val="Hyperlink"/>
+            </w:rPr>
+            <w:t>çao</w:t>
+          </w:r>
+        </w:hyperlink>
+      </w:r>
+      <w:r>
+        <w:rPr>
           <w:u w:val="single" w:color="0000ff"/>
           <w:rFonts w:ascii="Charis SIL Regular" w:hAnsi="Charis SIL Regular" w:eastAsia="Charis SIL Regular"/>
           <w:b w:val="0"/>
@@ -5187,6 +4941,196 @@
           <w:sz w:val="24"/>
         </w:rPr>
         <w:hyperlink r:id="rId31" w:history="1">
+          <w:r>
+            <w:rPr>
+              <w:rStyle w:val="Hyperlink"/>
+            </w:rPr>
+            <w:t>. Vari</w:t>
+          </w:r>
+        </w:hyperlink>
+      </w:r>
+      <w:r>
+        <w:rPr>
+          <w:u w:val="single" w:color="0000ff"/>
+          <w:rFonts w:ascii="Charis SIL Regular" w:hAnsi="Charis SIL Regular" w:eastAsia="Charis SIL Regular"/>
+          <w:b w:val="0"/>
+          <w:i w:val="0"/>
+          <w:color w:val="000000"/>
+          <w:sz w:val="24"/>
+        </w:rPr>
+        <w:hyperlink r:id="rId31" w:history="1">
+          <w:r>
+            <w:rPr>
+              <w:rStyle w:val="Hyperlink"/>
+            </w:rPr>
+            <w:t>o</w:t>
+          </w:r>
+        </w:hyperlink>
+      </w:r>
+      <w:r>
+        <w:rPr>
+          <w:u w:val="single" w:color="0000ff"/>
+          <w:rFonts w:ascii="Charis SIL Regular" w:hAnsi="Charis SIL Regular" w:eastAsia="Charis SIL Regular"/>
+          <w:b w:val="0"/>
+          <w:i w:val="0"/>
+          <w:color w:val="000000"/>
+          <w:sz w:val="24"/>
+        </w:rPr>
+        <w:hyperlink r:id="rId31" w:history="1">
+          <w:r>
+            <w:rPr>
+              <w:rStyle w:val="Hyperlink"/>
+            </w:rPr>
+            <w:t>us archiv</w:t>
+          </w:r>
+        </w:hyperlink>
+      </w:r>
+      <w:r>
+        <w:rPr>
+          <w:rFonts w:ascii="Charis SIL Regular" w:hAnsi="Charis SIL Regular" w:eastAsia="Charis SIL Regular"/>
+          <w:b w:val="0"/>
+          <w:i w:val="0"/>
+          <w:color w:val="000000"/>
+          <w:sz w:val="24"/>
+        </w:rPr>
+        <w:t xml:space="preserve">es in </w:t>
+      </w:r>
+      <w:r>
+        <w:rPr>
+          <w:u w:val="single" w:color="0000ff"/>
+          <w:rFonts w:ascii="Charis SIL Regular" w:hAnsi="Charis SIL Regular" w:eastAsia="Charis SIL Regular"/>
+          <w:b w:val="0"/>
+          <w:i w:val="0"/>
+          <w:color w:val="000000"/>
+          <w:sz w:val="24"/>
+        </w:rPr>
+        <w:hyperlink r:id="rId32" w:history="1">
+          <w:r>
+            <w:rPr>
+              <w:rStyle w:val="Hyperlink"/>
+            </w:rPr>
+            <w:t>Indonesi</w:t>
+          </w:r>
+        </w:hyperlink>
+      </w:r>
+      <w:r>
+        <w:rPr>
+          <w:u w:val="single" w:color="0000ff"/>
+          <w:rFonts w:ascii="Charis SIL Regular" w:hAnsi="Charis SIL Regular" w:eastAsia="Charis SIL Regular"/>
+          <w:b w:val="0"/>
+          <w:i w:val="0"/>
+          <w:color w:val="000000"/>
+          <w:sz w:val="24"/>
+        </w:rPr>
+        <w:hyperlink r:id="rId32" w:history="1">
+          <w:r>
+            <w:rPr>
+              <w:rStyle w:val="Hyperlink"/>
+            </w:rPr>
+            <w:t>a</w:t>
+          </w:r>
+        </w:hyperlink>
+      </w:r>
+      <w:r>
+        <w:rPr>
+          <w:u w:val="single" w:color="0000ff"/>
+          <w:rFonts w:ascii="Charis SIL Regular" w:hAnsi="Charis SIL Regular" w:eastAsia="Charis SIL Regular"/>
+          <w:b w:val="0"/>
+          <w:i w:val="0"/>
+          <w:color w:val="000000"/>
+          <w:sz w:val="24"/>
+        </w:rPr>
+        <w:hyperlink r:id="rId32" w:history="1">
+          <w:r>
+            <w:rPr>
+              <w:rStyle w:val="Hyperlink"/>
+            </w:rPr>
+            <w:t xml:space="preserve"> can be </w:t>
+          </w:r>
+        </w:hyperlink>
+      </w:r>
+      <w:r>
+        <w:rPr>
+          <w:u w:val="single" w:color="0000ff"/>
+          <w:rFonts w:ascii="Charis SIL Regular" w:hAnsi="Charis SIL Regular" w:eastAsia="Charis SIL Regular"/>
+          <w:b w:val="0"/>
+          <w:i w:val="0"/>
+          <w:color w:val="000000"/>
+          <w:sz w:val="24"/>
+        </w:rPr>
+        <w:hyperlink r:id="rId32" w:history="1">
+          <w:r>
+            <w:rPr>
+              <w:rStyle w:val="Hyperlink"/>
+            </w:rPr>
+            <w:t>a</w:t>
+          </w:r>
+        </w:hyperlink>
+      </w:r>
+      <w:r>
+        <w:rPr>
+          <w:u w:val="single" w:color="0000ff"/>
+          <w:rFonts w:ascii="Charis SIL Regular" w:hAnsi="Charis SIL Regular" w:eastAsia="Charis SIL Regular"/>
+          <w:b w:val="0"/>
+          <w:i w:val="0"/>
+          <w:color w:val="000000"/>
+          <w:sz w:val="24"/>
+        </w:rPr>
+        <w:hyperlink r:id="rId32" w:history="1">
+          <w:r>
+            <w:rPr>
+              <w:rStyle w:val="Hyperlink"/>
+            </w:rPr>
+            <w:t>cc</w:t>
+          </w:r>
+        </w:hyperlink>
+      </w:r>
+      <w:r>
+        <w:rPr>
+          <w:u w:val="single" w:color="0000ff"/>
+          <w:rFonts w:ascii="Charis SIL Regular" w:hAnsi="Charis SIL Regular" w:eastAsia="Charis SIL Regular"/>
+          <w:b w:val="0"/>
+          <w:i w:val="0"/>
+          <w:color w:val="000000"/>
+          <w:sz w:val="24"/>
+        </w:rPr>
+        <w:hyperlink r:id="rId32" w:history="1">
+          <w:r>
+            <w:rPr>
+              <w:rStyle w:val="Hyperlink"/>
+            </w:rPr>
+            <w:t>ess</w:t>
+          </w:r>
+        </w:hyperlink>
+      </w:r>
+      <w:r>
+        <w:rPr>
+          <w:u w:val="single" w:color="0000ff"/>
+          <w:rFonts w:ascii="Charis SIL Regular" w:hAnsi="Charis SIL Regular" w:eastAsia="Charis SIL Regular"/>
+          <w:b w:val="0"/>
+          <w:i w:val="0"/>
+          <w:color w:val="000000"/>
+          <w:sz w:val="24"/>
+        </w:rPr>
+        <w:hyperlink r:id="rId32" w:history="1">
+          <w:r>
+            <w:rPr>
+              <w:rStyle w:val="Hyperlink"/>
+            </w:rPr>
+            <w:t>e</w:t>
+          </w:r>
+        </w:hyperlink>
+      </w:r>
+      <w:r>
+        <w:rPr>
+          <w:u w:val="single" w:color="0000ff"/>
+          <w:rFonts w:ascii="Charis SIL Regular" w:hAnsi="Charis SIL Regular" w:eastAsia="Charis SIL Regular"/>
+          <w:b w:val="0"/>
+          <w:i w:val="0"/>
+          <w:color w:val="000000"/>
+          <w:sz w:val="24"/>
+        </w:rPr>
+        <w:hyperlink r:id="rId32" w:history="1">
           <w:r>
             <w:rPr>
               <w:rStyle w:val="Hyperlink"/>
@@ -5214,7 +5158,7 @@
           <w:sz w:val="24"/>
           <w:u w:val="single"/>
         </w:rPr>
-        <w:hyperlink r:id="rId33" w:history="1">
+        <w:hyperlink r:id="rId34" w:history="1">
           <w:r>
             <w:rPr>
               <w:rStyle w:val="Hyperlink"/>
@@ -5232,7 +5176,7 @@
           <w:color w:val="000000"/>
           <w:sz w:val="24"/>
         </w:rPr>
-        <w:hyperlink r:id="rId32" w:history="1">
+        <w:hyperlink r:id="rId33" w:history="1">
           <w:r>
             <w:rPr>
               <w:rStyle w:val="Hyperlink"/>
@@ -5270,7 +5214,7 @@
           <w:sz w:val="24"/>
           <w:u w:val="single"/>
         </w:rPr>
-        <w:hyperlink r:id="rId34" w:history="1">
+        <w:hyperlink r:id="rId35" w:history="1">
           <w:r>
             <w:rPr>
               <w:rStyle w:val="Hyperlink"/>
@@ -5299,7 +5243,7 @@
           <w:sz w:val="24"/>
           <w:u w:val="single"/>
         </w:rPr>
-        <w:hyperlink r:id="rId34" w:history="1">
+        <w:hyperlink r:id="rId35" w:history="1">
           <w:r>
             <w:rPr>
               <w:rStyle w:val="Hyperlink"/>
@@ -5328,7 +5272,7 @@
           <w:sz w:val="24"/>
           <w:u w:val="single"/>
         </w:rPr>
-        <w:hyperlink r:id="rId34" w:history="1">
+        <w:hyperlink r:id="rId35" w:history="1">
           <w:r>
             <w:rPr>
               <w:rStyle w:val="Hyperlink"/>
@@ -5357,7 +5301,7 @@
           <w:sz w:val="24"/>
           <w:u w:val="single"/>
         </w:rPr>
-        <w:hyperlink r:id="rId34" w:history="1">
+        <w:hyperlink r:id="rId35" w:history="1">
           <w:r>
             <w:rPr>
               <w:rStyle w:val="Hyperlink"/>
@@ -5386,7 +5330,7 @@
           <w:sz w:val="24"/>
           <w:u w:val="single"/>
         </w:rPr>
-        <w:hyperlink r:id="rId34" w:history="1">
+        <w:hyperlink r:id="rId35" w:history="1">
           <w:r>
             <w:rPr>
               <w:rStyle w:val="Hyperlink"/>
@@ -5415,7 +5359,7 @@
           <w:sz w:val="24"/>
           <w:u w:val="single"/>
         </w:rPr>
-        <w:hyperlink r:id="rId34" w:history="1">
+        <w:hyperlink r:id="rId35" w:history="1">
           <w:r>
             <w:rPr>
               <w:rStyle w:val="Hyperlink"/>
@@ -5443,7 +5387,7 @@
           <w:color w:val="000000"/>
           <w:sz w:val="24"/>
         </w:rPr>
-        <w:hyperlink r:id="rId34" w:history="1">
+        <w:hyperlink r:id="rId35" w:history="1">
           <w:r>
             <w:rPr>
               <w:rStyle w:val="Hyperlink"/>
@@ -5461,7 +5405,7 @@
           <w:color w:val="000000"/>
           <w:sz w:val="24"/>
         </w:rPr>
-        <w:hyperlink r:id="rId34" w:history="1">
+        <w:hyperlink r:id="rId35" w:history="1">
           <w:r>
             <w:rPr>
               <w:rStyle w:val="Hyperlink"/>
@@ -5479,7 +5423,7 @@
           <w:color w:val="000000"/>
           <w:sz w:val="24"/>
         </w:rPr>
-        <w:hyperlink r:id="rId34" w:history="1">
+        <w:hyperlink r:id="rId35" w:history="1">
           <w:r>
             <w:rPr>
               <w:rStyle w:val="Hyperlink"/>
@@ -5497,7 +5441,7 @@
           <w:color w:val="000000"/>
           <w:sz w:val="24"/>
         </w:rPr>
-        <w:hyperlink r:id="rId34" w:history="1">
+        <w:hyperlink r:id="rId35" w:history="1">
           <w:r>
             <w:rPr>
               <w:rStyle w:val="Hyperlink"/>
@@ -5526,7 +5470,7 @@
           <w:color w:val="000000"/>
           <w:sz w:val="24"/>
         </w:rPr>
-        <w:hyperlink r:id="rId34" w:history="1">
+        <w:hyperlink r:id="rId35" w:history="1">
           <w:r>
             <w:rPr>
               <w:rStyle w:val="Hyperlink"/>
@@ -5544,7 +5488,7 @@
           <w:color w:val="000000"/>
           <w:sz w:val="24"/>
         </w:rPr>
-        <w:hyperlink r:id="rId34" w:history="1">
+        <w:hyperlink r:id="rId35" w:history="1">
           <w:r>
             <w:rPr>
               <w:rStyle w:val="Hyperlink"/>
@@ -5562,7 +5506,7 @@
           <w:color w:val="000000"/>
           <w:sz w:val="24"/>
         </w:rPr>
-        <w:hyperlink r:id="rId34" w:history="1">
+        <w:hyperlink r:id="rId35" w:history="1">
           <w:r>
             <w:rPr>
               <w:rStyle w:val="Hyperlink"/>
@@ -5580,7 +5524,7 @@
           <w:color w:val="000000"/>
           <w:sz w:val="24"/>
         </w:rPr>
-        <w:hyperlink r:id="rId34" w:history="1">
+        <w:hyperlink r:id="rId35" w:history="1">
           <w:r>
             <w:rPr>
               <w:rStyle w:val="Hyperlink"/>
@@ -5678,7 +5622,7 @@
           <w:sz w:val="24"/>
           <w:u w:val="single"/>
         </w:rPr>
-        <w:hyperlink r:id="rId35" w:history="1">
+        <w:hyperlink r:id="rId36" w:history="1">
           <w:r>
             <w:rPr>
               <w:rStyle w:val="Hyperlink"/>
@@ -5706,7 +5650,7 @@
           <w:sz w:val="24"/>
           <w:u w:val="single"/>
         </w:rPr>
-        <w:hyperlink r:id="rId36" w:history="1">
+        <w:hyperlink r:id="rId37" w:history="1">
           <w:r>
             <w:rPr>
               <w:rStyle w:val="Hyperlink"/>
@@ -5735,7 +5679,7 @@
           <w:sz w:val="24"/>
           <w:u w:val="single"/>
         </w:rPr>
-        <w:hyperlink r:id="rId36" w:history="1">
+        <w:hyperlink r:id="rId37" w:history="1">
           <w:r>
             <w:rPr>
               <w:rStyle w:val="Hyperlink"/>
@@ -5764,7 +5708,7 @@
           <w:sz w:val="24"/>
           <w:u w:val="single"/>
         </w:rPr>
-        <w:hyperlink r:id="rId36" w:history="1">
+        <w:hyperlink r:id="rId37" w:history="1">
           <w:r>
             <w:rPr>
               <w:rStyle w:val="Hyperlink"/>
@@ -5811,7 +5755,7 @@
           <w:sz w:val="24"/>
           <w:u w:val="single"/>
         </w:rPr>
-        <w:hyperlink r:id="rId36" w:history="1">
+        <w:hyperlink r:id="rId37" w:history="1">
           <w:r>
             <w:rPr>
               <w:rStyle w:val="Hyperlink"/>
@@ -5839,7 +5783,7 @@
           <w:sz w:val="24"/>
           <w:u w:val="single"/>
         </w:rPr>
-        <w:hyperlink r:id="rId37" w:history="1">
+        <w:hyperlink r:id="rId38" w:history="1">
           <w:r>
             <w:rPr>
               <w:rStyle w:val="Hyperlink"/>
@@ -5868,7 +5812,7 @@
           <w:sz w:val="24"/>
           <w:u w:val="single"/>
         </w:rPr>
-        <w:hyperlink r:id="rId37" w:history="1">
+        <w:hyperlink r:id="rId38" w:history="1">
           <w:r>
             <w:rPr>
               <w:rStyle w:val="Hyperlink"/>
@@ -5897,7 +5841,7 @@
           <w:sz w:val="24"/>
           <w:u w:val="single"/>
         </w:rPr>
-        <w:hyperlink r:id="rId37" w:history="1">
+        <w:hyperlink r:id="rId38" w:history="1">
           <w:r>
             <w:rPr>
               <w:rStyle w:val="Hyperlink"/>
@@ -5926,7 +5870,7 @@
           <w:sz w:val="24"/>
           <w:u w:val="single"/>
         </w:rPr>
-        <w:hyperlink r:id="rId37" w:history="1">
+        <w:hyperlink r:id="rId38" w:history="1">
           <w:r>
             <w:rPr>
               <w:rStyle w:val="Hyperlink"/>
@@ -5964,7 +5908,7 @@
           <w:sz w:val="24"/>
           <w:u w:val="single"/>
         </w:rPr>
-        <w:hyperlink r:id="rId38" w:history="1">
+        <w:hyperlink r:id="rId39" w:history="1">
           <w:r>
             <w:rPr>
               <w:rStyle w:val="Hyperlink"/>
@@ -5982,7 +5926,7 @@
           <w:color w:val="000000"/>
           <w:sz w:val="24"/>
         </w:rPr>
-        <w:hyperlink r:id="rId36" w:history="1">
+        <w:hyperlink r:id="rId37" w:history="1">
           <w:r>
             <w:rPr>
               <w:rStyle w:val="Hyperlink"/>
@@ -6010,7 +5954,7 @@
           <w:color w:val="000000"/>
           <w:sz w:val="24"/>
         </w:rPr>
-        <w:hyperlink r:id="rId37" w:history="1">
+        <w:hyperlink r:id="rId38" w:history="1">
           <w:r>
             <w:rPr>
               <w:rStyle w:val="Hyperlink"/>
@@ -6039,7 +5983,7 @@
           <w:color w:val="000000"/>
           <w:sz w:val="24"/>
         </w:rPr>
-        <w:hyperlink r:id="rId37" w:history="1">
+        <w:hyperlink r:id="rId38" w:history="1">
           <w:r>
             <w:rPr>
               <w:rStyle w:val="Hyperlink"/>
@@ -6057,7 +6001,7 @@
           <w:color w:val="000000"/>
           <w:sz w:val="24"/>
         </w:rPr>
-        <w:hyperlink r:id="rId37" w:history="1">
+        <w:hyperlink r:id="rId38" w:history="1">
           <w:r>
             <w:rPr>
               <w:rStyle w:val="Hyperlink"/>
@@ -6075,7 +6019,7 @@
           <w:color w:val="000000"/>
           <w:sz w:val="24"/>
         </w:rPr>
-        <w:hyperlink r:id="rId37" w:history="1">
+        <w:hyperlink r:id="rId38" w:history="1">
           <w:r>
             <w:rPr>
               <w:rStyle w:val="Hyperlink"/>
@@ -6093,7 +6037,7 @@
           <w:color w:val="000000"/>
           <w:sz w:val="24"/>
         </w:rPr>
-        <w:hyperlink r:id="rId37" w:history="1">
+        <w:hyperlink r:id="rId38" w:history="1">
           <w:r>
             <w:rPr>
               <w:rStyle w:val="Hyperlink"/>
@@ -6111,7 +6055,7 @@
           <w:color w:val="000000"/>
           <w:sz w:val="24"/>
         </w:rPr>
-        <w:hyperlink r:id="rId37" w:history="1">
+        <w:hyperlink r:id="rId38" w:history="1">
           <w:r>
             <w:rPr>
               <w:rStyle w:val="Hyperlink"/>
@@ -6160,7 +6104,7 @@
           <w:color w:val="000000"/>
           <w:sz w:val="24"/>
         </w:rPr>
-        <w:hyperlink r:id="rId38" w:history="1">
+        <w:hyperlink r:id="rId39" w:history="1">
           <w:r>
             <w:rPr>
               <w:rStyle w:val="Hyperlink"/>

--- a/EXPORTS/DOCX/published/niveau1/English/Sources.docx
+++ b/EXPORTS/DOCX/published/niveau1/English/Sources.docx
@@ -1296,31 +1296,7 @@
           <w:color w:val="000000"/>
           <w:sz w:val="24"/>
         </w:rPr>
-        <w:hyperlink r:id="rId15" w:history="1">
-          <w:r>
-            <w:rPr>
-              <w:rStyle w:val="Hyperlink"/>
-            </w:rPr>
-            <w:t>t</w:t>
-          </w:r>
-        </w:hyperlink>
-      </w:r>
-      <w:r>
-        <w:rPr>
-          <w:rFonts w:ascii="Charis SIL Regular" w:hAnsi="Charis SIL Regular" w:eastAsia="Charis SIL Regular"/>
-          <w:b w:val="0"/>
-          <w:i w:val="0"/>
-          <w:color w:val="000000"/>
-          <w:sz w:val="24"/>
-        </w:rPr>
-        <w:hyperlink r:id="rId15" w:history="1">
-          <w:r>
-            <w:rPr>
-              <w:rStyle w:val="Hyperlink"/>
-            </w:rPr>
-            <w:t xml:space="preserve">he </w:t>
-          </w:r>
-        </w:hyperlink>
+        <w:t xml:space="preserve">the </w:t>
       </w:r>
       <w:r>
         <w:rPr>
@@ -1329,7 +1305,6 @@
           <w:i w:val="0"/>
           <w:color w:val="0000FF"/>
           <w:sz w:val="24"/>
-          <w:u w:val="single"/>
         </w:rPr>
         <w:hyperlink r:id="rId16" w:history="1">
           <w:r>
@@ -1376,7 +1351,6 @@
           <w:i w:val="0"/>
           <w:color w:val="0000FF"/>
           <w:sz w:val="24"/>
-          <w:u w:val="single"/>
         </w:rPr>
         <w:hyperlink r:id="rId16" w:history="1">
           <w:r>
@@ -1443,7 +1417,7 @@
           <w:sz w:val="24"/>
           <w:u w:val="single"/>
         </w:rPr>
-        <w:hyperlink r:id="rId15" w:history="1">
+        <w:hyperlink r:id="rId16" w:history="1">
           <w:r>
             <w:rPr>
               <w:rStyle w:val="Hyperlink"/>
@@ -2025,7 +1999,7 @@
             <w:rPr>
               <w:rStyle w:val="Hyperlink"/>
             </w:rPr>
-            <w:t xml:space="preserve"> files</w:t>
+            <w:t xml:space="preserve"> files </w:t>
           </w:r>
         </w:hyperlink>
       </w:r>
@@ -2038,7 +2012,7 @@
           <w:color w:val="000000"/>
           <w:sz w:val="24"/>
         </w:rPr>
-        <w:t xml:space="preserve"> </w:t>
+        <w:t>(</w:t>
       </w:r>
       <w:r>
         <w:rPr>
@@ -2048,25 +2022,7 @@
           <w:color w:val="000000"/>
           <w:sz w:val="24"/>
         </w:rPr>
-        <w:t>(</w:t>
-      </w:r>
-      <w:r>
-        <w:rPr>
-          <w:u w:val="single" w:color="0000ff"/>
-          <w:rFonts w:ascii="Charis SIL Regular" w:hAnsi="Charis SIL Regular" w:eastAsia="Charis SIL Regular"/>
-          <w:b w:val="0"/>
-          <w:i w:val="0"/>
-          <w:color w:val="000000"/>
-          <w:sz w:val="24"/>
-        </w:rPr>
-        <w:hyperlink r:id="rId17" w:history="1">
-          <w:r>
-            <w:rPr>
-              <w:rStyle w:val="Hyperlink"/>
-            </w:rPr>
-            <w:t>s</w:t>
-          </w:r>
-        </w:hyperlink>
+        <w:t>s</w:t>
       </w:r>
       <w:r>
         <w:rPr>
@@ -2577,7 +2533,90 @@
           <w:color w:val="000000"/>
           <w:sz w:val="24"/>
         </w:rPr>
-        <w:t xml:space="preserve">contains detailed explanations of the archives relating to the </w:t>
+        <w:t>contains detailed explanations of the archiv</w:t>
+      </w:r>
+      <w:r>
+        <w:rPr>
+          <w:u w:val="single" w:color="0000ff"/>
+          <w:rFonts w:ascii="Charis SIL Regular" w:hAnsi="Charis SIL Regular" w:eastAsia="Charis SIL Regular"/>
+          <w:b w:val="0"/>
+          <w:i w:val="0"/>
+          <w:color w:val="000000"/>
+          <w:sz w:val="24"/>
+        </w:rPr>
+        <w:hyperlink r:id="rId19" w:history="1">
+          <w:r>
+            <w:rPr>
+              <w:rStyle w:val="Hyperlink"/>
+            </w:rPr>
+            <w:t>es</w:t>
+          </w:r>
+        </w:hyperlink>
+      </w:r>
+      <w:r>
+        <w:rPr>
+          <w:u w:val="single" w:color="0000ff"/>
+          <w:rFonts w:ascii="Charis SIL Regular" w:hAnsi="Charis SIL Regular" w:eastAsia="Charis SIL Regular"/>
+          <w:b w:val="0"/>
+          <w:i w:val="0"/>
+          <w:color w:val="000000"/>
+          <w:sz w:val="24"/>
+        </w:rPr>
+        <w:t xml:space="preserve"> </w:t>
+      </w:r>
+      <w:r>
+        <w:rPr>
+          <w:u w:val="single" w:color="0000ff"/>
+          <w:rFonts w:ascii="Charis SIL Regular" w:hAnsi="Charis SIL Regular" w:eastAsia="Charis SIL Regular"/>
+          <w:b w:val="0"/>
+          <w:i w:val="0"/>
+          <w:color w:val="000000"/>
+          <w:sz w:val="24"/>
+        </w:rPr>
+        <w:hyperlink r:id="rId19" w:history="1">
+          <w:r>
+            <w:rPr>
+              <w:rStyle w:val="Hyperlink"/>
+            </w:rPr>
+            <w:t>relating t</w:t>
+          </w:r>
+        </w:hyperlink>
+      </w:r>
+      <w:r>
+        <w:rPr>
+          <w:u w:val="single" w:color="0000ff"/>
+          <w:rFonts w:ascii="Charis SIL Regular" w:hAnsi="Charis SIL Regular" w:eastAsia="Charis SIL Regular"/>
+          <w:b w:val="0"/>
+          <w:i w:val="0"/>
+          <w:color w:val="000000"/>
+          <w:sz w:val="24"/>
+        </w:rPr>
+        <w:hyperlink r:id="rId19" w:history="1">
+          <w:r>
+            <w:rPr>
+              <w:rStyle w:val="Hyperlink"/>
+            </w:rPr>
+            <w:t>o</w:t>
+          </w:r>
+        </w:hyperlink>
+      </w:r>
+      <w:r>
+        <w:rPr>
+          <w:u w:val="single" w:color="0000ff"/>
+          <w:rFonts w:ascii="Charis SIL Regular" w:hAnsi="Charis SIL Regular" w:eastAsia="Charis SIL Regular"/>
+          <w:b w:val="0"/>
+          <w:i w:val="0"/>
+          <w:color w:val="000000"/>
+          <w:sz w:val="24"/>
+        </w:rPr>
+        <w:hyperlink r:id="rId19" w:history="1">
+          <w:r>
+            <w:rPr>
+              <w:rStyle w:val="Hyperlink"/>
+            </w:rPr>
+            <w:t xml:space="preserve"> the </w:t>
+          </w:r>
+        </w:hyperlink>
       </w:r>
       <w:r>
         <w:rPr>
@@ -3179,7 +3218,7 @@
           <w:sz w:val="24"/>
           <w:u w:val="single"/>
         </w:rPr>
-        <w:hyperlink r:id="rId16" w:history="1">
+        <w:hyperlink r:id="rId22" w:history="1">
           <w:r>
             <w:rPr>
               <w:rStyle w:val="Hyperlink"/>
@@ -3297,7 +3336,7 @@
           <w:sz w:val="24"/>
           <w:u w:val="single"/>
         </w:rPr>
-        <w:hyperlink r:id="rId22" w:history="1">
+        <w:hyperlink r:id="rId23" w:history="1">
           <w:r>
             <w:rPr>
               <w:rStyle w:val="Hyperlink"/>
@@ -3326,7 +3365,7 @@
           <w:sz w:val="24"/>
           <w:u w:val="single"/>
         </w:rPr>
-        <w:hyperlink r:id="rId22" w:history="1">
+        <w:hyperlink r:id="rId23" w:history="1">
           <w:r>
             <w:rPr>
               <w:rStyle w:val="Hyperlink"/>
@@ -3355,7 +3394,7 @@
           <w:sz w:val="24"/>
           <w:u w:val="single"/>
         </w:rPr>
-        <w:hyperlink r:id="rId22" w:history="1">
+        <w:hyperlink r:id="rId23" w:history="1">
           <w:r>
             <w:rPr>
               <w:rStyle w:val="Hyperlink"/>
@@ -3383,7 +3422,7 @@
           <w:sz w:val="24"/>
           <w:u w:val="single"/>
         </w:rPr>
-        <w:hyperlink r:id="rId23" w:history="1">
+        <w:hyperlink r:id="rId24" w:history="1">
           <w:r>
             <w:rPr>
               <w:rStyle w:val="Hyperlink"/>
@@ -3421,7 +3460,7 @@
           <w:sz w:val="24"/>
           <w:u w:val="single"/>
         </w:rPr>
-        <w:hyperlink r:id="rId22" w:history="1">
+        <w:hyperlink r:id="rId23" w:history="1">
           <w:r>
             <w:rPr>
               <w:rStyle w:val="Hyperlink"/>
@@ -3439,7 +3478,7 @@
           <w:sz w:val="24"/>
           <w:u w:val="single"/>
         </w:rPr>
-        <w:hyperlink r:id="rId22" w:history="1">
+        <w:hyperlink r:id="rId23" w:history="1">
           <w:r>
             <w:rPr>
               <w:rStyle w:val="Hyperlink"/>
@@ -3457,7 +3496,7 @@
           <w:sz w:val="24"/>
           <w:u w:val="single"/>
         </w:rPr>
-        <w:hyperlink r:id="rId22" w:history="1">
+        <w:hyperlink r:id="rId23" w:history="1">
           <w:r>
             <w:rPr>
               <w:rStyle w:val="Hyperlink"/>
@@ -3486,7 +3525,7 @@
           <w:sz w:val="24"/>
           <w:u w:val="single"/>
         </w:rPr>
-        <w:hyperlink r:id="rId22" w:history="1">
+        <w:hyperlink r:id="rId23" w:history="1">
           <w:r>
             <w:rPr>
               <w:rStyle w:val="Hyperlink"/>
@@ -3508,31 +3547,13 @@
       </w:r>
       <w:r>
         <w:rPr>
-          <w:u w:val="single" w:color="0000ff"/>
           <w:rFonts w:ascii="Charis SIL Regular" w:hAnsi="Charis SIL Regular" w:eastAsia="Charis SIL Regular"/>
           <w:b w:val="0"/>
           <w:i w:val="0"/>
           <w:color w:val="000000"/>
           <w:sz w:val="24"/>
         </w:rPr>
-        <w:hyperlink r:id="rId22" w:history="1">
-          <w:r>
-            <w:rPr>
-              <w:rStyle w:val="Hyperlink"/>
-            </w:rPr>
-            <w:t>and the</w:t>
-          </w:r>
-        </w:hyperlink>
-      </w:r>
-      <w:r>
-        <w:rPr>
-          <w:rFonts w:ascii="Charis SIL Regular" w:hAnsi="Charis SIL Regular" w:eastAsia="Charis SIL Regular"/>
-          <w:b w:val="0"/>
-          <w:i w:val="0"/>
-          <w:color w:val="000000"/>
-          <w:sz w:val="24"/>
-        </w:rPr>
-        <w:t xml:space="preserve"> </w:t>
+        <w:t xml:space="preserve">and the </w:t>
       </w:r>
       <w:r>
         <w:rPr>
@@ -3543,7 +3564,7 @@
           <w:sz w:val="24"/>
           <w:u w:val="single"/>
         </w:rPr>
-        <w:hyperlink r:id="rId24" w:history="1">
+        <w:hyperlink r:id="rId25" w:history="1">
           <w:r>
             <w:rPr>
               <w:rStyle w:val="Hyperlink"/>
@@ -3561,7 +3582,7 @@
           <w:sz w:val="24"/>
           <w:u w:val="single"/>
         </w:rPr>
-        <w:hyperlink r:id="rId23" w:history="1">
+        <w:hyperlink r:id="rId25" w:history="1">
           <w:r>
             <w:rPr>
               <w:rStyle w:val="Hyperlink"/>
@@ -3590,7 +3611,7 @@
           <w:sz w:val="24"/>
           <w:u w:val="single"/>
         </w:rPr>
-        <w:hyperlink r:id="rId23" w:history="1">
+        <w:hyperlink r:id="rId26" w:history="1">
           <w:r>
             <w:rPr>
               <w:rStyle w:val="Hyperlink"/>
@@ -3608,7 +3629,7 @@
           <w:sz w:val="24"/>
           <w:u w:val="single"/>
         </w:rPr>
-        <w:hyperlink r:id="rId25" w:history="1">
+        <w:hyperlink r:id="rId26" w:history="1">
           <w:r>
             <w:rPr>
               <w:rStyle w:val="Hyperlink"/>
@@ -3626,7 +3647,7 @@
           <w:sz w:val="24"/>
           <w:u w:val="single"/>
         </w:rPr>
-        <w:hyperlink r:id="rId25" w:history="1">
+        <w:hyperlink r:id="rId26" w:history="1">
           <w:r>
             <w:rPr>
               <w:rStyle w:val="Hyperlink"/>
@@ -3655,7 +3676,7 @@
           <w:sz w:val="24"/>
           <w:u w:val="single"/>
         </w:rPr>
-        <w:hyperlink r:id="rId25" w:history="1">
+        <w:hyperlink r:id="rId26" w:history="1">
           <w:r>
             <w:rPr>
               <w:rStyle w:val="Hyperlink"/>
@@ -3684,7 +3705,7 @@
           <w:sz w:val="24"/>
           <w:u w:val="single"/>
         </w:rPr>
-        <w:hyperlink r:id="rId25" w:history="1">
+        <w:hyperlink r:id="rId26" w:history="1">
           <w:r>
             <w:rPr>
               <w:rStyle w:val="Hyperlink"/>
@@ -3712,7 +3733,50 @@
           <w:color w:val="000000"/>
           <w:sz w:val="24"/>
         </w:rPr>
-        <w:t xml:space="preserve">stodian of the </w:t>
+        <w:hyperlink r:id="rId27" w:history="1">
+          <w:r>
+            <w:rPr>
+              <w:rStyle w:val="Hyperlink"/>
+            </w:rPr>
+            <w:t xml:space="preserve">stodian </w:t>
+          </w:r>
+        </w:hyperlink>
+      </w:r>
+      <w:r>
+        <w:rPr>
+          <w:u w:val="single" w:color="0000ff"/>
+          <w:rFonts w:ascii="Charis SIL Regular" w:hAnsi="Charis SIL Regular" w:eastAsia="Charis SIL Regular"/>
+          <w:b w:val="0"/>
+          <w:i w:val="0"/>
+          <w:color w:val="000000"/>
+          <w:sz w:val="24"/>
+        </w:rPr>
+        <w:hyperlink r:id="rId27" w:history="1">
+          <w:r>
+            <w:rPr>
+              <w:rStyle w:val="Hyperlink"/>
+            </w:rPr>
+            <w:t>o</w:t>
+          </w:r>
+        </w:hyperlink>
+      </w:r>
+      <w:r>
+        <w:rPr>
+          <w:u w:val="single" w:color="0000ff"/>
+          <w:rFonts w:ascii="Charis SIL Regular" w:hAnsi="Charis SIL Regular" w:eastAsia="Charis SIL Regular"/>
+          <w:b w:val="0"/>
+          <w:i w:val="0"/>
+          <w:color w:val="000000"/>
+          <w:sz w:val="24"/>
+        </w:rPr>
+        <w:hyperlink r:id="rId27" w:history="1">
+          <w:r>
+            <w:rPr>
+              <w:rStyle w:val="Hyperlink"/>
+            </w:rPr>
+            <w:t xml:space="preserve">f the </w:t>
+          </w:r>
+        </w:hyperlink>
       </w:r>
       <w:r>
         <w:rPr>
@@ -3723,7 +3787,7 @@
           <w:sz w:val="24"/>
           <w:u w:val="single"/>
         </w:rPr>
-        <w:hyperlink r:id="rId26" w:history="1">
+        <w:hyperlink r:id="rId28" w:history="1">
           <w:r>
             <w:rPr>
               <w:rStyle w:val="Hyperlink"/>
@@ -3741,7 +3805,7 @@
           <w:sz w:val="24"/>
           <w:u w:val="single"/>
         </w:rPr>
-        <w:hyperlink r:id="rId27" w:history="1">
+        <w:hyperlink r:id="rId28" w:history="1">
           <w:r>
             <w:rPr>
               <w:rStyle w:val="Hyperlink"/>
@@ -3759,7 +3823,7 @@
           <w:sz w:val="24"/>
           <w:u w:val="single"/>
         </w:rPr>
-        <w:hyperlink r:id="rId24" w:history="1">
+        <w:hyperlink r:id="rId28" w:history="1">
           <w:r>
             <w:rPr>
               <w:rStyle w:val="Hyperlink"/>
@@ -3788,7 +3852,7 @@
           <w:sz w:val="24"/>
           <w:u w:val="single"/>
         </w:rPr>
-        <w:hyperlink r:id="rId24" w:history="1">
+        <w:hyperlink r:id="rId28" w:history="1">
           <w:r>
             <w:rPr>
               <w:rStyle w:val="Hyperlink"/>
@@ -3817,7 +3881,7 @@
           <w:sz w:val="24"/>
           <w:u w:val="single"/>
         </w:rPr>
-        <w:hyperlink r:id="rId24" w:history="1">
+        <w:hyperlink r:id="rId28" w:history="1">
           <w:r>
             <w:rPr>
               <w:rStyle w:val="Hyperlink"/>
@@ -3835,7 +3899,7 @@
           <w:sz w:val="24"/>
           <w:u w:val="single"/>
         </w:rPr>
-        <w:hyperlink r:id="rId27" w:history="1">
+        <w:hyperlink r:id="rId28" w:history="1">
           <w:r>
             <w:rPr>
               <w:rStyle w:val="Hyperlink"/>
@@ -3863,7 +3927,7 @@
           <w:color w:val="000000"/>
           <w:sz w:val="24"/>
         </w:rPr>
-        <w:hyperlink r:id="rId25" w:history="1">
+        <w:hyperlink r:id="rId26" w:history="1">
           <w:r>
             <w:rPr>
               <w:rStyle w:val="Hyperlink"/>
@@ -3881,7 +3945,7 @@
           <w:color w:val="000000"/>
           <w:sz w:val="24"/>
         </w:rPr>
-        <w:hyperlink r:id="rId25" w:history="1">
+        <w:hyperlink r:id="rId26" w:history="1">
           <w:r>
             <w:rPr>
               <w:rStyle w:val="Hyperlink"/>
@@ -3939,7 +4003,7 @@
           <w:sz w:val="24"/>
           <w:u w:val="single"/>
         </w:rPr>
-        <w:hyperlink r:id="rId28" w:history="1">
+        <w:hyperlink r:id="rId29" w:history="1">
           <w:r>
             <w:rPr>
               <w:rStyle w:val="Hyperlink"/>
@@ -3968,7 +4032,7 @@
           <w:sz w:val="24"/>
           <w:u w:val="single"/>
         </w:rPr>
-        <w:hyperlink r:id="rId28" w:history="1">
+        <w:hyperlink r:id="rId29" w:history="1">
           <w:r>
             <w:rPr>
               <w:rStyle w:val="Hyperlink"/>
@@ -3996,7 +4060,7 @@
           <w:sz w:val="24"/>
           <w:u w:val="single"/>
         </w:rPr>
-        <w:hyperlink r:id="rId29" w:history="1">
+        <w:hyperlink r:id="rId30" w:history="1">
           <w:r>
             <w:rPr>
               <w:rStyle w:val="Hyperlink"/>
@@ -4025,7 +4089,7 @@
           <w:sz w:val="24"/>
           <w:u w:val="single"/>
         </w:rPr>
-        <w:hyperlink r:id="rId29" w:history="1">
+        <w:hyperlink r:id="rId30" w:history="1">
           <w:r>
             <w:rPr>
               <w:rStyle w:val="Hyperlink"/>
@@ -4054,7 +4118,7 @@
           <w:sz w:val="24"/>
           <w:u w:val="single"/>
         </w:rPr>
-        <w:hyperlink r:id="rId29" w:history="1">
+        <w:hyperlink r:id="rId30" w:history="1">
           <w:r>
             <w:rPr>
               <w:rStyle w:val="Hyperlink"/>
@@ -4292,7 +4356,7 @@
           <w:sz w:val="24"/>
           <w:u w:val="single"/>
         </w:rPr>
-        <w:hyperlink r:id="rId30" w:history="1">
+        <w:hyperlink r:id="rId31" w:history="1">
           <w:r>
             <w:rPr>
               <w:rStyle w:val="Hyperlink"/>
@@ -4321,7 +4385,7 @@
           <w:sz w:val="24"/>
           <w:u w:val="single"/>
         </w:rPr>
-        <w:hyperlink r:id="rId30" w:history="1">
+        <w:hyperlink r:id="rId31" w:history="1">
           <w:r>
             <w:rPr>
               <w:rStyle w:val="Hyperlink"/>
@@ -4350,7 +4414,7 @@
           <w:sz w:val="24"/>
           <w:u w:val="single"/>
         </w:rPr>
-        <w:hyperlink r:id="rId30" w:history="1">
+        <w:hyperlink r:id="rId31" w:history="1">
           <w:r>
             <w:rPr>
               <w:rStyle w:val="Hyperlink"/>
@@ -4368,7 +4432,7 @@
           <w:sz w:val="24"/>
           <w:u w:val="single"/>
         </w:rPr>
-        <w:hyperlink r:id="rId30" w:history="1">
+        <w:hyperlink r:id="rId31" w:history="1">
           <w:r>
             <w:rPr>
               <w:rStyle w:val="Hyperlink"/>
@@ -4396,7 +4460,7 @@
           <w:sz w:val="24"/>
           <w:u w:val="single"/>
         </w:rPr>
-        <w:hyperlink r:id="rId31" w:history="1">
+        <w:hyperlink r:id="rId32" w:history="1">
           <w:r>
             <w:rPr>
               <w:rStyle w:val="Hyperlink"/>
@@ -4425,7 +4489,7 @@
           <w:sz w:val="24"/>
           <w:u w:val="single"/>
         </w:rPr>
-        <w:hyperlink r:id="rId31" w:history="1">
+        <w:hyperlink r:id="rId32" w:history="1">
           <w:r>
             <w:rPr>
               <w:rStyle w:val="Hyperlink"/>
@@ -4454,7 +4518,7 @@
           <w:sz w:val="24"/>
           <w:u w:val="single"/>
         </w:rPr>
-        <w:hyperlink r:id="rId31" w:history="1">
+        <w:hyperlink r:id="rId32" w:history="1">
           <w:r>
             <w:rPr>
               <w:rStyle w:val="Hyperlink"/>
@@ -4483,7 +4547,7 @@
           <w:sz w:val="24"/>
           <w:u w:val="single"/>
         </w:rPr>
-        <w:hyperlink r:id="rId31" w:history="1">
+        <w:hyperlink r:id="rId32" w:history="1">
           <w:r>
             <w:rPr>
               <w:rStyle w:val="Hyperlink"/>
@@ -4511,7 +4575,7 @@
           <w:sz w:val="24"/>
           <w:u w:val="single"/>
         </w:rPr>
-        <w:hyperlink r:id="rId32" w:history="1">
+        <w:hyperlink r:id="rId33" w:history="1">
           <w:r>
             <w:rPr>
               <w:rStyle w:val="Hyperlink"/>
@@ -4538,9 +4602,8 @@
           <w:i w:val="0"/>
           <w:color w:val="0000FF"/>
           <w:sz w:val="24"/>
-          <w:u w:val="single"/>
-        </w:rPr>
-        <w:hyperlink r:id="rId32" w:history="1">
+        </w:rPr>
+        <w:hyperlink r:id="rId33" w:history="1">
           <w:r>
             <w:rPr>
               <w:rStyle w:val="Hyperlink"/>
@@ -4558,7 +4621,7 @@
           <w:sz w:val="24"/>
           <w:u w:val="single"/>
         </w:rPr>
-        <w:hyperlink r:id="rId30" w:history="1">
+        <w:hyperlink r:id="rId33" w:history="1">
           <w:r>
             <w:rPr>
               <w:rStyle w:val="Hyperlink"/>
@@ -4587,7 +4650,7 @@
           <w:sz w:val="24"/>
           <w:u w:val="single"/>
         </w:rPr>
-        <w:hyperlink r:id="rId30" w:history="1">
+        <w:hyperlink r:id="rId33" w:history="1">
           <w:r>
             <w:rPr>
               <w:rStyle w:val="Hyperlink"/>
@@ -4616,7 +4679,7 @@
           <w:sz w:val="24"/>
           <w:u w:val="single"/>
         </w:rPr>
-        <w:hyperlink r:id="rId30" w:history="1">
+        <w:hyperlink r:id="rId33" w:history="1">
           <w:r>
             <w:rPr>
               <w:rStyle w:val="Hyperlink"/>
@@ -4645,7 +4708,7 @@
           <w:sz w:val="24"/>
           <w:u w:val="single"/>
         </w:rPr>
-        <w:hyperlink r:id="rId30" w:history="1">
+        <w:hyperlink r:id="rId33" w:history="1">
           <w:r>
             <w:rPr>
               <w:rStyle w:val="Hyperlink"/>
@@ -4663,7 +4726,7 @@
           <w:sz w:val="24"/>
           <w:u w:val="single"/>
         </w:rPr>
-        <w:hyperlink r:id="rId30" w:history="1">
+        <w:hyperlink r:id="rId33" w:history="1">
           <w:r>
             <w:rPr>
               <w:rStyle w:val="Hyperlink"/>
@@ -4681,7 +4744,7 @@
           <w:sz w:val="24"/>
           <w:u w:val="single"/>
         </w:rPr>
-        <w:hyperlink r:id="rId30" w:history="1">
+        <w:hyperlink r:id="rId33" w:history="1">
           <w:r>
             <w:rPr>
               <w:rStyle w:val="Hyperlink"/>
@@ -4699,7 +4762,7 @@
           <w:color w:val="000000"/>
           <w:sz w:val="24"/>
         </w:rPr>
-        <w:hyperlink r:id="rId30" w:history="1">
+        <w:hyperlink r:id="rId31" w:history="1">
           <w:r>
             <w:rPr>
               <w:rStyle w:val="Hyperlink"/>
@@ -4728,7 +4791,7 @@
           <w:color w:val="000000"/>
           <w:sz w:val="24"/>
         </w:rPr>
-        <w:hyperlink r:id="rId30" w:history="1">
+        <w:hyperlink r:id="rId31" w:history="1">
           <w:r>
             <w:rPr>
               <w:rStyle w:val="Hyperlink"/>
@@ -4745,7 +4808,7 @@
           <w:color w:val="000000"/>
           <w:sz w:val="24"/>
         </w:rPr>
-        <w:hyperlink r:id="rId30" w:history="1">
+        <w:hyperlink r:id="rId31" w:history="1">
           <w:r>
             <w:rPr>
               <w:rStyle w:val="Hyperlink"/>
@@ -4761,74 +4824,209 @@
           <w:i w:val="0"/>
           <w:color w:val="0000FF"/>
           <w:sz w:val="24"/>
+        </w:rPr>
+        <w:t>National Archives of Cura</w:t>
+      </w:r>
+      <w:r>
+        <w:rPr>
+          <w:rFonts w:ascii="Charis SIL Regular" w:hAnsi="Charis SIL Regular" w:eastAsia="Charis SIL Regular"/>
+          <w:b w:val="0"/>
+          <w:i w:val="0"/>
+          <w:color w:val="0000FF"/>
+          <w:sz w:val="24"/>
           <w:u w:val="single"/>
         </w:rPr>
-        <w:hyperlink r:id="rId30" w:history="1">
+        <w:hyperlink r:id="rId32" w:history="1">
           <w:r>
             <w:rPr>
               <w:rStyle w:val="Hyperlink"/>
             </w:rPr>
-            <w:t>National</w:t>
+            <w:t>çao</w:t>
           </w:r>
         </w:hyperlink>
       </w:r>
       <w:r>
         <w:rPr>
-          <w:rFonts w:ascii="Charis SIL Regular" w:hAnsi="Charis SIL Regular" w:eastAsia="Charis SIL Regular"/>
-          <w:b w:val="0"/>
-          <w:i w:val="0"/>
-          <w:color w:val="0000FF"/>
-          <w:sz w:val="24"/>
-          <w:u w:val="single"/>
-        </w:rPr>
-        <w:t xml:space="preserve"> </w:t>
-      </w:r>
-      <w:r>
-        <w:rPr>
-          <w:rFonts w:ascii="Charis SIL Regular" w:hAnsi="Charis SIL Regular" w:eastAsia="Charis SIL Regular"/>
-          <w:b w:val="0"/>
-          <w:i w:val="0"/>
-          <w:color w:val="0000FF"/>
-          <w:sz w:val="24"/>
-          <w:u w:val="single"/>
+          <w:u w:val="single" w:color="0000ff"/>
+          <w:rFonts w:ascii="Charis SIL Regular" w:hAnsi="Charis SIL Regular" w:eastAsia="Charis SIL Regular"/>
+          <w:b w:val="0"/>
+          <w:i w:val="0"/>
+          <w:color w:val="000000"/>
+          <w:sz w:val="24"/>
+        </w:rPr>
+        <w:hyperlink r:id="rId32" w:history="1">
+          <w:r>
+            <w:rPr>
+              <w:rStyle w:val="Hyperlink"/>
+            </w:rPr>
+            <w:t>. Vari</w:t>
+          </w:r>
+        </w:hyperlink>
+      </w:r>
+      <w:r>
+        <w:rPr>
+          <w:u w:val="single" w:color="0000ff"/>
+          <w:rFonts w:ascii="Charis SIL Regular" w:hAnsi="Charis SIL Regular" w:eastAsia="Charis SIL Regular"/>
+          <w:b w:val="0"/>
+          <w:i w:val="0"/>
+          <w:color w:val="000000"/>
+          <w:sz w:val="24"/>
+        </w:rPr>
+        <w:hyperlink r:id="rId32" w:history="1">
+          <w:r>
+            <w:rPr>
+              <w:rStyle w:val="Hyperlink"/>
+            </w:rPr>
+            <w:t>o</w:t>
+          </w:r>
+        </w:hyperlink>
+      </w:r>
+      <w:r>
+        <w:rPr>
+          <w:u w:val="single" w:color="0000ff"/>
+          <w:rFonts w:ascii="Charis SIL Regular" w:hAnsi="Charis SIL Regular" w:eastAsia="Charis SIL Regular"/>
+          <w:b w:val="0"/>
+          <w:i w:val="0"/>
+          <w:color w:val="000000"/>
+          <w:sz w:val="24"/>
+        </w:rPr>
+        <w:hyperlink r:id="rId32" w:history="1">
+          <w:r>
+            <w:rPr>
+              <w:rStyle w:val="Hyperlink"/>
+            </w:rPr>
+            <w:t>us archiv</w:t>
+          </w:r>
+        </w:hyperlink>
+      </w:r>
+      <w:r>
+        <w:rPr>
+          <w:rFonts w:ascii="Charis SIL Regular" w:hAnsi="Charis SIL Regular" w:eastAsia="Charis SIL Regular"/>
+          <w:b w:val="0"/>
+          <w:i w:val="0"/>
+          <w:color w:val="000000"/>
+          <w:sz w:val="24"/>
+        </w:rPr>
+        <w:t xml:space="preserve">es in </w:t>
+      </w:r>
+      <w:r>
+        <w:rPr>
+          <w:u w:val="single" w:color="0000ff"/>
+          <w:rFonts w:ascii="Charis SIL Regular" w:hAnsi="Charis SIL Regular" w:eastAsia="Charis SIL Regular"/>
+          <w:b w:val="0"/>
+          <w:i w:val="0"/>
+          <w:color w:val="000000"/>
+          <w:sz w:val="24"/>
         </w:rPr>
         <w:hyperlink r:id="rId33" w:history="1">
           <w:r>
             <w:rPr>
               <w:rStyle w:val="Hyperlink"/>
             </w:rPr>
-            <w:t>A</w:t>
+            <w:t>Indonesi</w:t>
           </w:r>
         </w:hyperlink>
       </w:r>
       <w:r>
         <w:rPr>
-          <w:rFonts w:ascii="Charis SIL Regular" w:hAnsi="Charis SIL Regular" w:eastAsia="Charis SIL Regular"/>
-          <w:b w:val="0"/>
-          <w:i w:val="0"/>
-          <w:color w:val="0000FF"/>
-          <w:sz w:val="24"/>
-          <w:u w:val="single"/>
-        </w:rPr>
-        <w:hyperlink r:id="rId31" w:history="1">
+          <w:u w:val="single" w:color="0000ff"/>
+          <w:rFonts w:ascii="Charis SIL Regular" w:hAnsi="Charis SIL Regular" w:eastAsia="Charis SIL Regular"/>
+          <w:b w:val="0"/>
+          <w:i w:val="0"/>
+          <w:color w:val="000000"/>
+          <w:sz w:val="24"/>
+        </w:rPr>
+        <w:hyperlink r:id="rId33" w:history="1">
           <w:r>
             <w:rPr>
               <w:rStyle w:val="Hyperlink"/>
             </w:rPr>
-            <w:t>rchiv</w:t>
+            <w:t>a</w:t>
           </w:r>
         </w:hyperlink>
       </w:r>
       <w:r>
         <w:rPr>
-          <w:rFonts w:ascii="Charis SIL Regular" w:hAnsi="Charis SIL Regular" w:eastAsia="Charis SIL Regular"/>
-          <w:b w:val="0"/>
-          <w:i w:val="0"/>
-          <w:color w:val="0000FF"/>
-          <w:sz w:val="24"/>
-          <w:u w:val="single"/>
-        </w:rPr>
-        <w:hyperlink r:id="rId31" w:history="1">
+          <w:u w:val="single" w:color="0000ff"/>
+          <w:rFonts w:ascii="Charis SIL Regular" w:hAnsi="Charis SIL Regular" w:eastAsia="Charis SIL Regular"/>
+          <w:b w:val="0"/>
+          <w:i w:val="0"/>
+          <w:color w:val="000000"/>
+          <w:sz w:val="24"/>
+        </w:rPr>
+        <w:hyperlink r:id="rId33" w:history="1">
+          <w:r>
+            <w:rPr>
+              <w:rStyle w:val="Hyperlink"/>
+            </w:rPr>
+            <w:t xml:space="preserve"> can be </w:t>
+          </w:r>
+        </w:hyperlink>
+      </w:r>
+      <w:r>
+        <w:rPr>
+          <w:u w:val="single" w:color="0000ff"/>
+          <w:rFonts w:ascii="Charis SIL Regular" w:hAnsi="Charis SIL Regular" w:eastAsia="Charis SIL Regular"/>
+          <w:b w:val="0"/>
+          <w:i w:val="0"/>
+          <w:color w:val="000000"/>
+          <w:sz w:val="24"/>
+        </w:rPr>
+        <w:hyperlink r:id="rId33" w:history="1">
+          <w:r>
+            <w:rPr>
+              <w:rStyle w:val="Hyperlink"/>
+            </w:rPr>
+            <w:t>a</w:t>
+          </w:r>
+        </w:hyperlink>
+      </w:r>
+      <w:r>
+        <w:rPr>
+          <w:u w:val="single" w:color="0000ff"/>
+          <w:rFonts w:ascii="Charis SIL Regular" w:hAnsi="Charis SIL Regular" w:eastAsia="Charis SIL Regular"/>
+          <w:b w:val="0"/>
+          <w:i w:val="0"/>
+          <w:color w:val="000000"/>
+          <w:sz w:val="24"/>
+        </w:rPr>
+        <w:hyperlink r:id="rId33" w:history="1">
+          <w:r>
+            <w:rPr>
+              <w:rStyle w:val="Hyperlink"/>
+            </w:rPr>
+            <w:t>cc</w:t>
+          </w:r>
+        </w:hyperlink>
+      </w:r>
+      <w:r>
+        <w:rPr>
+          <w:u w:val="single" w:color="0000ff"/>
+          <w:rFonts w:ascii="Charis SIL Regular" w:hAnsi="Charis SIL Regular" w:eastAsia="Charis SIL Regular"/>
+          <w:b w:val="0"/>
+          <w:i w:val="0"/>
+          <w:color w:val="000000"/>
+          <w:sz w:val="24"/>
+        </w:rPr>
+        <w:hyperlink r:id="rId33" w:history="1">
+          <w:r>
+            <w:rPr>
+              <w:rStyle w:val="Hyperlink"/>
+            </w:rPr>
+            <w:t>ess</w:t>
+          </w:r>
+        </w:hyperlink>
+      </w:r>
+      <w:r>
+        <w:rPr>
+          <w:u w:val="single" w:color="0000ff"/>
+          <w:rFonts w:ascii="Charis SIL Regular" w:hAnsi="Charis SIL Regular" w:eastAsia="Charis SIL Regular"/>
+          <w:b w:val="0"/>
+          <w:i w:val="0"/>
+          <w:color w:val="000000"/>
+          <w:sz w:val="24"/>
+        </w:rPr>
+        <w:hyperlink r:id="rId33" w:history="1">
           <w:r>
             <w:rPr>
               <w:rStyle w:val="Hyperlink"/>
@@ -4839,100 +5037,6 @@
       </w:r>
       <w:r>
         <w:rPr>
-          <w:rFonts w:ascii="Charis SIL Regular" w:hAnsi="Charis SIL Regular" w:eastAsia="Charis SIL Regular"/>
-          <w:b w:val="0"/>
-          <w:i w:val="0"/>
-          <w:color w:val="0000FF"/>
-          <w:sz w:val="24"/>
-          <w:u w:val="single"/>
-        </w:rPr>
-        <w:hyperlink r:id="rId31" w:history="1">
-          <w:r>
-            <w:rPr>
-              <w:rStyle w:val="Hyperlink"/>
-            </w:rPr>
-            <w:t>s</w:t>
-          </w:r>
-        </w:hyperlink>
-      </w:r>
-      <w:r>
-        <w:rPr>
-          <w:rFonts w:ascii="Charis SIL Regular" w:hAnsi="Charis SIL Regular" w:eastAsia="Charis SIL Regular"/>
-          <w:b w:val="0"/>
-          <w:i w:val="0"/>
-          <w:color w:val="0000FF"/>
-          <w:sz w:val="24"/>
-          <w:u w:val="single"/>
-        </w:rPr>
-        <w:t xml:space="preserve"> </w:t>
-      </w:r>
-      <w:r>
-        <w:rPr>
-          <w:rFonts w:ascii="Charis SIL Regular" w:hAnsi="Charis SIL Regular" w:eastAsia="Charis SIL Regular"/>
-          <w:b w:val="0"/>
-          <w:i w:val="0"/>
-          <w:color w:val="0000FF"/>
-          <w:sz w:val="24"/>
-          <w:u w:val="single"/>
-        </w:rPr>
-        <w:hyperlink r:id="rId31" w:history="1">
-          <w:r>
-            <w:rPr>
-              <w:rStyle w:val="Hyperlink"/>
-            </w:rPr>
-            <w:t>of</w:t>
-          </w:r>
-        </w:hyperlink>
-      </w:r>
-      <w:r>
-        <w:rPr>
-          <w:rFonts w:ascii="Charis SIL Regular" w:hAnsi="Charis SIL Regular" w:eastAsia="Charis SIL Regular"/>
-          <w:b w:val="0"/>
-          <w:i w:val="0"/>
-          <w:color w:val="0000FF"/>
-          <w:sz w:val="24"/>
-          <w:u w:val="single"/>
-        </w:rPr>
-        <w:t xml:space="preserve"> </w:t>
-      </w:r>
-      <w:r>
-        <w:rPr>
-          <w:rFonts w:ascii="Charis SIL Regular" w:hAnsi="Charis SIL Regular" w:eastAsia="Charis SIL Regular"/>
-          <w:b w:val="0"/>
-          <w:i w:val="0"/>
-          <w:color w:val="0000FF"/>
-          <w:sz w:val="24"/>
-          <w:u w:val="single"/>
-        </w:rPr>
-        <w:hyperlink r:id="rId31" w:history="1">
-          <w:r>
-            <w:rPr>
-              <w:rStyle w:val="Hyperlink"/>
-            </w:rPr>
-            <w:t>Cura</w:t>
-          </w:r>
-        </w:hyperlink>
-      </w:r>
-      <w:r>
-        <w:rPr>
-          <w:rFonts w:ascii="Charis SIL Regular" w:hAnsi="Charis SIL Regular" w:eastAsia="Charis SIL Regular"/>
-          <w:b w:val="0"/>
-          <w:i w:val="0"/>
-          <w:color w:val="0000FF"/>
-          <w:sz w:val="24"/>
-          <w:u w:val="single"/>
-        </w:rPr>
-        <w:hyperlink r:id="rId31" w:history="1">
-          <w:r>
-            <w:rPr>
-              <w:rStyle w:val="Hyperlink"/>
-            </w:rPr>
-            <w:t>çao</w:t>
-          </w:r>
-        </w:hyperlink>
-      </w:r>
-      <w:r>
-        <w:rPr>
           <w:u w:val="single" w:color="0000ff"/>
           <w:rFonts w:ascii="Charis SIL Regular" w:hAnsi="Charis SIL Regular" w:eastAsia="Charis SIL Regular"/>
           <w:b w:val="0"/>
@@ -4940,197 +5044,7 @@
           <w:color w:val="000000"/>
           <w:sz w:val="24"/>
         </w:rPr>
-        <w:hyperlink r:id="rId31" w:history="1">
-          <w:r>
-            <w:rPr>
-              <w:rStyle w:val="Hyperlink"/>
-            </w:rPr>
-            <w:t>. Vari</w:t>
-          </w:r>
-        </w:hyperlink>
-      </w:r>
-      <w:r>
-        <w:rPr>
-          <w:u w:val="single" w:color="0000ff"/>
-          <w:rFonts w:ascii="Charis SIL Regular" w:hAnsi="Charis SIL Regular" w:eastAsia="Charis SIL Regular"/>
-          <w:b w:val="0"/>
-          <w:i w:val="0"/>
-          <w:color w:val="000000"/>
-          <w:sz w:val="24"/>
-        </w:rPr>
-        <w:hyperlink r:id="rId31" w:history="1">
-          <w:r>
-            <w:rPr>
-              <w:rStyle w:val="Hyperlink"/>
-            </w:rPr>
-            <w:t>o</w:t>
-          </w:r>
-        </w:hyperlink>
-      </w:r>
-      <w:r>
-        <w:rPr>
-          <w:u w:val="single" w:color="0000ff"/>
-          <w:rFonts w:ascii="Charis SIL Regular" w:hAnsi="Charis SIL Regular" w:eastAsia="Charis SIL Regular"/>
-          <w:b w:val="0"/>
-          <w:i w:val="0"/>
-          <w:color w:val="000000"/>
-          <w:sz w:val="24"/>
-        </w:rPr>
-        <w:hyperlink r:id="rId31" w:history="1">
-          <w:r>
-            <w:rPr>
-              <w:rStyle w:val="Hyperlink"/>
-            </w:rPr>
-            <w:t>us archiv</w:t>
-          </w:r>
-        </w:hyperlink>
-      </w:r>
-      <w:r>
-        <w:rPr>
-          <w:rFonts w:ascii="Charis SIL Regular" w:hAnsi="Charis SIL Regular" w:eastAsia="Charis SIL Regular"/>
-          <w:b w:val="0"/>
-          <w:i w:val="0"/>
-          <w:color w:val="000000"/>
-          <w:sz w:val="24"/>
-        </w:rPr>
-        <w:t xml:space="preserve">es in </w:t>
-      </w:r>
-      <w:r>
-        <w:rPr>
-          <w:u w:val="single" w:color="0000ff"/>
-          <w:rFonts w:ascii="Charis SIL Regular" w:hAnsi="Charis SIL Regular" w:eastAsia="Charis SIL Regular"/>
-          <w:b w:val="0"/>
-          <w:i w:val="0"/>
-          <w:color w:val="000000"/>
-          <w:sz w:val="24"/>
-        </w:rPr>
-        <w:hyperlink r:id="rId32" w:history="1">
-          <w:r>
-            <w:rPr>
-              <w:rStyle w:val="Hyperlink"/>
-            </w:rPr>
-            <w:t>Indonesi</w:t>
-          </w:r>
-        </w:hyperlink>
-      </w:r>
-      <w:r>
-        <w:rPr>
-          <w:u w:val="single" w:color="0000ff"/>
-          <w:rFonts w:ascii="Charis SIL Regular" w:hAnsi="Charis SIL Regular" w:eastAsia="Charis SIL Regular"/>
-          <w:b w:val="0"/>
-          <w:i w:val="0"/>
-          <w:color w:val="000000"/>
-          <w:sz w:val="24"/>
-        </w:rPr>
-        <w:hyperlink r:id="rId32" w:history="1">
-          <w:r>
-            <w:rPr>
-              <w:rStyle w:val="Hyperlink"/>
-            </w:rPr>
-            <w:t>a</w:t>
-          </w:r>
-        </w:hyperlink>
-      </w:r>
-      <w:r>
-        <w:rPr>
-          <w:u w:val="single" w:color="0000ff"/>
-          <w:rFonts w:ascii="Charis SIL Regular" w:hAnsi="Charis SIL Regular" w:eastAsia="Charis SIL Regular"/>
-          <w:b w:val="0"/>
-          <w:i w:val="0"/>
-          <w:color w:val="000000"/>
-          <w:sz w:val="24"/>
-        </w:rPr>
-        <w:hyperlink r:id="rId32" w:history="1">
-          <w:r>
-            <w:rPr>
-              <w:rStyle w:val="Hyperlink"/>
-            </w:rPr>
-            <w:t xml:space="preserve"> can be </w:t>
-          </w:r>
-        </w:hyperlink>
-      </w:r>
-      <w:r>
-        <w:rPr>
-          <w:u w:val="single" w:color="0000ff"/>
-          <w:rFonts w:ascii="Charis SIL Regular" w:hAnsi="Charis SIL Regular" w:eastAsia="Charis SIL Regular"/>
-          <w:b w:val="0"/>
-          <w:i w:val="0"/>
-          <w:color w:val="000000"/>
-          <w:sz w:val="24"/>
-        </w:rPr>
-        <w:hyperlink r:id="rId32" w:history="1">
-          <w:r>
-            <w:rPr>
-              <w:rStyle w:val="Hyperlink"/>
-            </w:rPr>
-            <w:t>a</w:t>
-          </w:r>
-        </w:hyperlink>
-      </w:r>
-      <w:r>
-        <w:rPr>
-          <w:u w:val="single" w:color="0000ff"/>
-          <w:rFonts w:ascii="Charis SIL Regular" w:hAnsi="Charis SIL Regular" w:eastAsia="Charis SIL Regular"/>
-          <w:b w:val="0"/>
-          <w:i w:val="0"/>
-          <w:color w:val="000000"/>
-          <w:sz w:val="24"/>
-        </w:rPr>
-        <w:hyperlink r:id="rId32" w:history="1">
-          <w:r>
-            <w:rPr>
-              <w:rStyle w:val="Hyperlink"/>
-            </w:rPr>
-            <w:t>cc</w:t>
-          </w:r>
-        </w:hyperlink>
-      </w:r>
-      <w:r>
-        <w:rPr>
-          <w:u w:val="single" w:color="0000ff"/>
-          <w:rFonts w:ascii="Charis SIL Regular" w:hAnsi="Charis SIL Regular" w:eastAsia="Charis SIL Regular"/>
-          <w:b w:val="0"/>
-          <w:i w:val="0"/>
-          <w:color w:val="000000"/>
-          <w:sz w:val="24"/>
-        </w:rPr>
-        <w:hyperlink r:id="rId32" w:history="1">
-          <w:r>
-            <w:rPr>
-              <w:rStyle w:val="Hyperlink"/>
-            </w:rPr>
-            <w:t>ess</w:t>
-          </w:r>
-        </w:hyperlink>
-      </w:r>
-      <w:r>
-        <w:rPr>
-          <w:u w:val="single" w:color="0000ff"/>
-          <w:rFonts w:ascii="Charis SIL Regular" w:hAnsi="Charis SIL Regular" w:eastAsia="Charis SIL Regular"/>
-          <w:b w:val="0"/>
-          <w:i w:val="0"/>
-          <w:color w:val="000000"/>
-          <w:sz w:val="24"/>
-        </w:rPr>
-        <w:hyperlink r:id="rId32" w:history="1">
-          <w:r>
-            <w:rPr>
-              <w:rStyle w:val="Hyperlink"/>
-            </w:rPr>
-            <w:t>e</w:t>
-          </w:r>
-        </w:hyperlink>
-      </w:r>
-      <w:r>
-        <w:rPr>
-          <w:u w:val="single" w:color="0000ff"/>
-          <w:rFonts w:ascii="Charis SIL Regular" w:hAnsi="Charis SIL Regular" w:eastAsia="Charis SIL Regular"/>
-          <w:b w:val="0"/>
-          <w:i w:val="0"/>
-          <w:color w:val="000000"/>
-          <w:sz w:val="24"/>
-        </w:rPr>
-        <w:hyperlink r:id="rId32" w:history="1">
+        <w:hyperlink r:id="rId33" w:history="1">
           <w:r>
             <w:rPr>
               <w:rStyle w:val="Hyperlink"/>
@@ -5176,7 +5090,7 @@
           <w:color w:val="000000"/>
           <w:sz w:val="24"/>
         </w:rPr>
-        <w:hyperlink r:id="rId33" w:history="1">
+        <w:hyperlink r:id="rId35" w:history="1">
           <w:r>
             <w:rPr>
               <w:rStyle w:val="Hyperlink"/>
@@ -5214,7 +5128,7 @@
           <w:sz w:val="24"/>
           <w:u w:val="single"/>
         </w:rPr>
-        <w:hyperlink r:id="rId35" w:history="1">
+        <w:hyperlink r:id="rId36" w:history="1">
           <w:r>
             <w:rPr>
               <w:rStyle w:val="Hyperlink"/>
@@ -5243,7 +5157,7 @@
           <w:sz w:val="24"/>
           <w:u w:val="single"/>
         </w:rPr>
-        <w:hyperlink r:id="rId35" w:history="1">
+        <w:hyperlink r:id="rId36" w:history="1">
           <w:r>
             <w:rPr>
               <w:rStyle w:val="Hyperlink"/>
@@ -5272,7 +5186,7 @@
           <w:sz w:val="24"/>
           <w:u w:val="single"/>
         </w:rPr>
-        <w:hyperlink r:id="rId35" w:history="1">
+        <w:hyperlink r:id="rId36" w:history="1">
           <w:r>
             <w:rPr>
               <w:rStyle w:val="Hyperlink"/>
@@ -5301,7 +5215,7 @@
           <w:sz w:val="24"/>
           <w:u w:val="single"/>
         </w:rPr>
-        <w:hyperlink r:id="rId35" w:history="1">
+        <w:hyperlink r:id="rId36" w:history="1">
           <w:r>
             <w:rPr>
               <w:rStyle w:val="Hyperlink"/>
@@ -5330,7 +5244,7 @@
           <w:sz w:val="24"/>
           <w:u w:val="single"/>
         </w:rPr>
-        <w:hyperlink r:id="rId35" w:history="1">
+        <w:hyperlink r:id="rId36" w:history="1">
           <w:r>
             <w:rPr>
               <w:rStyle w:val="Hyperlink"/>
@@ -5359,7 +5273,7 @@
           <w:sz w:val="24"/>
           <w:u w:val="single"/>
         </w:rPr>
-        <w:hyperlink r:id="rId35" w:history="1">
+        <w:hyperlink r:id="rId36" w:history="1">
           <w:r>
             <w:rPr>
               <w:rStyle w:val="Hyperlink"/>
@@ -5387,7 +5301,7 @@
           <w:color w:val="000000"/>
           <w:sz w:val="24"/>
         </w:rPr>
-        <w:hyperlink r:id="rId35" w:history="1">
+        <w:hyperlink r:id="rId36" w:history="1">
           <w:r>
             <w:rPr>
               <w:rStyle w:val="Hyperlink"/>
@@ -5405,7 +5319,7 @@
           <w:color w:val="000000"/>
           <w:sz w:val="24"/>
         </w:rPr>
-        <w:hyperlink r:id="rId35" w:history="1">
+        <w:hyperlink r:id="rId36" w:history="1">
           <w:r>
             <w:rPr>
               <w:rStyle w:val="Hyperlink"/>
@@ -5423,7 +5337,7 @@
           <w:color w:val="000000"/>
           <w:sz w:val="24"/>
         </w:rPr>
-        <w:hyperlink r:id="rId35" w:history="1">
+        <w:hyperlink r:id="rId36" w:history="1">
           <w:r>
             <w:rPr>
               <w:rStyle w:val="Hyperlink"/>
@@ -5441,7 +5355,7 @@
           <w:color w:val="000000"/>
           <w:sz w:val="24"/>
         </w:rPr>
-        <w:hyperlink r:id="rId35" w:history="1">
+        <w:hyperlink r:id="rId36" w:history="1">
           <w:r>
             <w:rPr>
               <w:rStyle w:val="Hyperlink"/>
@@ -5470,7 +5384,7 @@
           <w:color w:val="000000"/>
           <w:sz w:val="24"/>
         </w:rPr>
-        <w:hyperlink r:id="rId35" w:history="1">
+        <w:hyperlink r:id="rId36" w:history="1">
           <w:r>
             <w:rPr>
               <w:rStyle w:val="Hyperlink"/>
@@ -5488,7 +5402,7 @@
           <w:color w:val="000000"/>
           <w:sz w:val="24"/>
         </w:rPr>
-        <w:hyperlink r:id="rId35" w:history="1">
+        <w:hyperlink r:id="rId36" w:history="1">
           <w:r>
             <w:rPr>
               <w:rStyle w:val="Hyperlink"/>
@@ -5506,7 +5420,7 @@
           <w:color w:val="000000"/>
           <w:sz w:val="24"/>
         </w:rPr>
-        <w:hyperlink r:id="rId35" w:history="1">
+        <w:hyperlink r:id="rId36" w:history="1">
           <w:r>
             <w:rPr>
               <w:rStyle w:val="Hyperlink"/>
@@ -5524,7 +5438,7 @@
           <w:color w:val="000000"/>
           <w:sz w:val="24"/>
         </w:rPr>
-        <w:hyperlink r:id="rId35" w:history="1">
+        <w:hyperlink r:id="rId36" w:history="1">
           <w:r>
             <w:rPr>
               <w:rStyle w:val="Hyperlink"/>
@@ -5622,7 +5536,7 @@
           <w:sz w:val="24"/>
           <w:u w:val="single"/>
         </w:rPr>
-        <w:hyperlink r:id="rId36" w:history="1">
+        <w:hyperlink r:id="rId37" w:history="1">
           <w:r>
             <w:rPr>
               <w:rStyle w:val="Hyperlink"/>
@@ -5650,7 +5564,7 @@
           <w:sz w:val="24"/>
           <w:u w:val="single"/>
         </w:rPr>
-        <w:hyperlink r:id="rId37" w:history="1">
+        <w:hyperlink r:id="rId38" w:history="1">
           <w:r>
             <w:rPr>
               <w:rStyle w:val="Hyperlink"/>
@@ -5679,7 +5593,7 @@
           <w:sz w:val="24"/>
           <w:u w:val="single"/>
         </w:rPr>
-        <w:hyperlink r:id="rId37" w:history="1">
+        <w:hyperlink r:id="rId38" w:history="1">
           <w:r>
             <w:rPr>
               <w:rStyle w:val="Hyperlink"/>
@@ -5708,7 +5622,7 @@
           <w:sz w:val="24"/>
           <w:u w:val="single"/>
         </w:rPr>
-        <w:hyperlink r:id="rId37" w:history="1">
+        <w:hyperlink r:id="rId38" w:history="1">
           <w:r>
             <w:rPr>
               <w:rStyle w:val="Hyperlink"/>
@@ -5755,7 +5669,7 @@
           <w:sz w:val="24"/>
           <w:u w:val="single"/>
         </w:rPr>
-        <w:hyperlink r:id="rId37" w:history="1">
+        <w:hyperlink r:id="rId38" w:history="1">
           <w:r>
             <w:rPr>
               <w:rStyle w:val="Hyperlink"/>
@@ -5783,7 +5697,7 @@
           <w:sz w:val="24"/>
           <w:u w:val="single"/>
         </w:rPr>
-        <w:hyperlink r:id="rId38" w:history="1">
+        <w:hyperlink r:id="rId39" w:history="1">
           <w:r>
             <w:rPr>
               <w:rStyle w:val="Hyperlink"/>
@@ -5812,7 +5726,7 @@
           <w:sz w:val="24"/>
           <w:u w:val="single"/>
         </w:rPr>
-        <w:hyperlink r:id="rId38" w:history="1">
+        <w:hyperlink r:id="rId39" w:history="1">
           <w:r>
             <w:rPr>
               <w:rStyle w:val="Hyperlink"/>
@@ -5841,7 +5755,7 @@
           <w:sz w:val="24"/>
           <w:u w:val="single"/>
         </w:rPr>
-        <w:hyperlink r:id="rId38" w:history="1">
+        <w:hyperlink r:id="rId39" w:history="1">
           <w:r>
             <w:rPr>
               <w:rStyle w:val="Hyperlink"/>
@@ -5870,7 +5784,7 @@
           <w:sz w:val="24"/>
           <w:u w:val="single"/>
         </w:rPr>
-        <w:hyperlink r:id="rId38" w:history="1">
+        <w:hyperlink r:id="rId39" w:history="1">
           <w:r>
             <w:rPr>
               <w:rStyle w:val="Hyperlink"/>
@@ -5897,7 +5811,14 @@
           <w:color w:val="000000"/>
           <w:sz w:val="24"/>
         </w:rPr>
-        <w:t xml:space="preserve">portal </w:t>
+        <w:hyperlink r:id="rId38" w:history="1">
+          <w:r>
+            <w:rPr>
+              <w:rStyle w:val="Hyperlink"/>
+            </w:rPr>
+            <w:t xml:space="preserve">portal </w:t>
+          </w:r>
+        </w:hyperlink>
       </w:r>
       <w:r>
         <w:rPr>
@@ -5908,7 +5829,7 @@
           <w:sz w:val="24"/>
           <w:u w:val="single"/>
         </w:rPr>
-        <w:hyperlink r:id="rId39" w:history="1">
+        <w:hyperlink r:id="rId38" w:history="1">
           <w:r>
             <w:rPr>
               <w:rStyle w:val="Hyperlink"/>
@@ -5926,7 +5847,7 @@
           <w:color w:val="000000"/>
           <w:sz w:val="24"/>
         </w:rPr>
-        <w:hyperlink r:id="rId37" w:history="1">
+        <w:hyperlink r:id="rId38" w:history="1">
           <w:r>
             <w:rPr>
               <w:rStyle w:val="Hyperlink"/>
@@ -5954,7 +5875,7 @@
           <w:color w:val="000000"/>
           <w:sz w:val="24"/>
         </w:rPr>
-        <w:hyperlink r:id="rId38" w:history="1">
+        <w:hyperlink r:id="rId39" w:history="1">
           <w:r>
             <w:rPr>
               <w:rStyle w:val="Hyperlink"/>
@@ -5983,7 +5904,7 @@
           <w:color w:val="000000"/>
           <w:sz w:val="24"/>
         </w:rPr>
-        <w:hyperlink r:id="rId38" w:history="1">
+        <w:hyperlink r:id="rId39" w:history="1">
           <w:r>
             <w:rPr>
               <w:rStyle w:val="Hyperlink"/>
@@ -6001,7 +5922,7 @@
           <w:color w:val="000000"/>
           <w:sz w:val="24"/>
         </w:rPr>
-        <w:hyperlink r:id="rId38" w:history="1">
+        <w:hyperlink r:id="rId39" w:history="1">
           <w:r>
             <w:rPr>
               <w:rStyle w:val="Hyperlink"/>
@@ -6019,7 +5940,7 @@
           <w:color w:val="000000"/>
           <w:sz w:val="24"/>
         </w:rPr>
-        <w:hyperlink r:id="rId38" w:history="1">
+        <w:hyperlink r:id="rId39" w:history="1">
           <w:r>
             <w:rPr>
               <w:rStyle w:val="Hyperlink"/>
@@ -6037,7 +5958,7 @@
           <w:color w:val="000000"/>
           <w:sz w:val="24"/>
         </w:rPr>
-        <w:hyperlink r:id="rId38" w:history="1">
+        <w:hyperlink r:id="rId39" w:history="1">
           <w:r>
             <w:rPr>
               <w:rStyle w:val="Hyperlink"/>
@@ -6055,7 +5976,7 @@
           <w:color w:val="000000"/>
           <w:sz w:val="24"/>
         </w:rPr>
-        <w:hyperlink r:id="rId38" w:history="1">
+        <w:hyperlink r:id="rId39" w:history="1">
           <w:r>
             <w:rPr>
               <w:rStyle w:val="Hyperlink"/>
@@ -6104,7 +6025,7 @@
           <w:color w:val="000000"/>
           <w:sz w:val="24"/>
         </w:rPr>
-        <w:hyperlink r:id="rId39" w:history="1">
+        <w:hyperlink r:id="rId40" w:history="1">
           <w:r>
             <w:rPr>
               <w:rStyle w:val="Hyperlink"/>

--- a/EXPORTS/DOCX/published/niveau1/English/Sources.docx
+++ b/EXPORTS/DOCX/published/niveau1/English/Sources.docx
@@ -1289,7 +1289,6 @@
       </w:r>
       <w:r>
         <w:rPr>
-          <w:u w:val="single" w:color="0000ff"/>
           <w:rFonts w:ascii="Charis SIL Regular" w:hAnsi="Charis SIL Regular" w:eastAsia="Charis SIL Regular"/>
           <w:b w:val="0"/>
           <w:i w:val="0"/>
@@ -1306,14 +1305,7 @@
           <w:color w:val="0000FF"/>
           <w:sz w:val="24"/>
         </w:rPr>
-        <w:hyperlink r:id="rId16" w:history="1">
-          <w:r>
-            <w:rPr>
-              <w:rStyle w:val="Hyperlink"/>
-            </w:rPr>
-            <w:t>Leide</w:t>
-          </w:r>
-        </w:hyperlink>
+        <w:t>Leide</w:t>
       </w:r>
       <w:r>
         <w:rPr>
@@ -1324,7 +1316,7 @@
           <w:sz w:val="24"/>
           <w:u w:val="single"/>
         </w:rPr>
-        <w:hyperlink r:id="rId16" w:history="1">
+        <w:hyperlink r:id="rId15" w:history="1">
           <w:r>
             <w:rPr>
               <w:rStyle w:val="Hyperlink"/>
@@ -1352,14 +1344,7 @@
           <w:color w:val="0000FF"/>
           <w:sz w:val="24"/>
         </w:rPr>
-        <w:hyperlink r:id="rId16" w:history="1">
-          <w:r>
-            <w:rPr>
-              <w:rStyle w:val="Hyperlink"/>
-            </w:rPr>
-            <w:t>U</w:t>
-          </w:r>
-        </w:hyperlink>
+        <w:t>U</w:t>
       </w:r>
       <w:r>
         <w:rPr>
@@ -1370,7 +1355,7 @@
           <w:sz w:val="24"/>
           <w:u w:val="single"/>
         </w:rPr>
-        <w:hyperlink r:id="rId16" w:history="1">
+        <w:hyperlink r:id="rId15" w:history="1">
           <w:r>
             <w:rPr>
               <w:rStyle w:val="Hyperlink"/>
@@ -1399,7 +1384,7 @@
           <w:sz w:val="24"/>
           <w:u w:val="single"/>
         </w:rPr>
-        <w:hyperlink r:id="rId16" w:history="1">
+        <w:hyperlink r:id="rId15" w:history="1">
           <w:r>
             <w:rPr>
               <w:rStyle w:val="Hyperlink"/>
@@ -1922,32 +1907,7 @@
           <w:color w:val="000000"/>
           <w:sz w:val="24"/>
         </w:rPr>
-        <w:hyperlink r:id="rId17" w:history="1">
-          <w:r>
-            <w:rPr>
-              <w:rStyle w:val="Hyperlink"/>
-            </w:rPr>
-            <w:t>on f</w:t>
-          </w:r>
-        </w:hyperlink>
-      </w:r>
-      <w:r>
-        <w:rPr>
-          <w:u w:val="single" w:color="0000ff"/>
-          <w:rFonts w:ascii="Charis SIL Regular" w:hAnsi="Charis SIL Regular" w:eastAsia="Charis SIL Regular"/>
-          <w:b w:val="0"/>
-          <w:i w:val="0"/>
-          <w:color w:val="000000"/>
-          <w:sz w:val="24"/>
-        </w:rPr>
-        <w:hyperlink r:id="rId17" w:history="1">
-          <w:r>
-            <w:rPr>
-              <w:rStyle w:val="Hyperlink"/>
-            </w:rPr>
-            <w:t>or t</w:t>
-          </w:r>
-        </w:hyperlink>
+        <w:t>on for t</w:t>
       </w:r>
       <w:r>
         <w:rPr>
@@ -3218,7 +3178,7 @@
           <w:sz w:val="24"/>
           <w:u w:val="single"/>
         </w:rPr>
-        <w:hyperlink r:id="rId22" w:history="1">
+        <w:hyperlink r:id="rId16" w:history="1">
           <w:r>
             <w:rPr>
               <w:rStyle w:val="Hyperlink"/>
@@ -3336,7 +3296,7 @@
           <w:sz w:val="24"/>
           <w:u w:val="single"/>
         </w:rPr>
-        <w:hyperlink r:id="rId23" w:history="1">
+        <w:hyperlink r:id="rId22" w:history="1">
           <w:r>
             <w:rPr>
               <w:rStyle w:val="Hyperlink"/>
@@ -3365,7 +3325,7 @@
           <w:sz w:val="24"/>
           <w:u w:val="single"/>
         </w:rPr>
-        <w:hyperlink r:id="rId23" w:history="1">
+        <w:hyperlink r:id="rId22" w:history="1">
           <w:r>
             <w:rPr>
               <w:rStyle w:val="Hyperlink"/>
@@ -3394,7 +3354,7 @@
           <w:sz w:val="24"/>
           <w:u w:val="single"/>
         </w:rPr>
-        <w:hyperlink r:id="rId23" w:history="1">
+        <w:hyperlink r:id="rId22" w:history="1">
           <w:r>
             <w:rPr>
               <w:rStyle w:val="Hyperlink"/>
@@ -3422,7 +3382,7 @@
           <w:sz w:val="24"/>
           <w:u w:val="single"/>
         </w:rPr>
-        <w:hyperlink r:id="rId24" w:history="1">
+        <w:hyperlink r:id="rId23" w:history="1">
           <w:r>
             <w:rPr>
               <w:rStyle w:val="Hyperlink"/>
@@ -3460,7 +3420,7 @@
           <w:sz w:val="24"/>
           <w:u w:val="single"/>
         </w:rPr>
-        <w:hyperlink r:id="rId23" w:history="1">
+        <w:hyperlink r:id="rId22" w:history="1">
           <w:r>
             <w:rPr>
               <w:rStyle w:val="Hyperlink"/>
@@ -3478,7 +3438,7 @@
           <w:sz w:val="24"/>
           <w:u w:val="single"/>
         </w:rPr>
-        <w:hyperlink r:id="rId23" w:history="1">
+        <w:hyperlink r:id="rId22" w:history="1">
           <w:r>
             <w:rPr>
               <w:rStyle w:val="Hyperlink"/>
@@ -3496,7 +3456,7 @@
           <w:sz w:val="24"/>
           <w:u w:val="single"/>
         </w:rPr>
-        <w:hyperlink r:id="rId23" w:history="1">
+        <w:hyperlink r:id="rId22" w:history="1">
           <w:r>
             <w:rPr>
               <w:rStyle w:val="Hyperlink"/>
@@ -3525,7 +3485,7 @@
           <w:sz w:val="24"/>
           <w:u w:val="single"/>
         </w:rPr>
-        <w:hyperlink r:id="rId23" w:history="1">
+        <w:hyperlink r:id="rId22" w:history="1">
           <w:r>
             <w:rPr>
               <w:rStyle w:val="Hyperlink"/>
@@ -3547,13 +3507,31 @@
       </w:r>
       <w:r>
         <w:rPr>
+          <w:u w:val="single" w:color="0000ff"/>
           <w:rFonts w:ascii="Charis SIL Regular" w:hAnsi="Charis SIL Regular" w:eastAsia="Charis SIL Regular"/>
           <w:b w:val="0"/>
           <w:i w:val="0"/>
           <w:color w:val="000000"/>
           <w:sz w:val="24"/>
         </w:rPr>
-        <w:t xml:space="preserve">and the </w:t>
+        <w:hyperlink r:id="rId22" w:history="1">
+          <w:r>
+            <w:rPr>
+              <w:rStyle w:val="Hyperlink"/>
+            </w:rPr>
+            <w:t>and the</w:t>
+          </w:r>
+        </w:hyperlink>
+      </w:r>
+      <w:r>
+        <w:rPr>
+          <w:rFonts w:ascii="Charis SIL Regular" w:hAnsi="Charis SIL Regular" w:eastAsia="Charis SIL Regular"/>
+          <w:b w:val="0"/>
+          <w:i w:val="0"/>
+          <w:color w:val="000000"/>
+          <w:sz w:val="24"/>
+        </w:rPr>
+        <w:t xml:space="preserve"> </w:t>
       </w:r>
       <w:r>
         <w:rPr>
@@ -3564,7 +3542,7 @@
           <w:sz w:val="24"/>
           <w:u w:val="single"/>
         </w:rPr>
-        <w:hyperlink r:id="rId25" w:history="1">
+        <w:hyperlink r:id="rId24" w:history="1">
           <w:r>
             <w:rPr>
               <w:rStyle w:val="Hyperlink"/>
@@ -3582,7 +3560,7 @@
           <w:sz w:val="24"/>
           <w:u w:val="single"/>
         </w:rPr>
-        <w:hyperlink r:id="rId25" w:history="1">
+        <w:hyperlink r:id="rId23" w:history="1">
           <w:r>
             <w:rPr>
               <w:rStyle w:val="Hyperlink"/>
@@ -3611,7 +3589,7 @@
           <w:sz w:val="24"/>
           <w:u w:val="single"/>
         </w:rPr>
-        <w:hyperlink r:id="rId26" w:history="1">
+        <w:hyperlink r:id="rId23" w:history="1">
           <w:r>
             <w:rPr>
               <w:rStyle w:val="Hyperlink"/>
@@ -3629,7 +3607,7 @@
           <w:sz w:val="24"/>
           <w:u w:val="single"/>
         </w:rPr>
-        <w:hyperlink r:id="rId26" w:history="1">
+        <w:hyperlink r:id="rId25" w:history="1">
           <w:r>
             <w:rPr>
               <w:rStyle w:val="Hyperlink"/>
@@ -3647,7 +3625,7 @@
           <w:sz w:val="24"/>
           <w:u w:val="single"/>
         </w:rPr>
-        <w:hyperlink r:id="rId26" w:history="1">
+        <w:hyperlink r:id="rId25" w:history="1">
           <w:r>
             <w:rPr>
               <w:rStyle w:val="Hyperlink"/>
@@ -3676,7 +3654,7 @@
           <w:sz w:val="24"/>
           <w:u w:val="single"/>
         </w:rPr>
-        <w:hyperlink r:id="rId26" w:history="1">
+        <w:hyperlink r:id="rId25" w:history="1">
           <w:r>
             <w:rPr>
               <w:rStyle w:val="Hyperlink"/>
@@ -3705,7 +3683,7 @@
           <w:sz w:val="24"/>
           <w:u w:val="single"/>
         </w:rPr>
-        <w:hyperlink r:id="rId26" w:history="1">
+        <w:hyperlink r:id="rId25" w:history="1">
           <w:r>
             <w:rPr>
               <w:rStyle w:val="Hyperlink"/>
@@ -3733,50 +3711,7 @@
           <w:color w:val="000000"/>
           <w:sz w:val="24"/>
         </w:rPr>
-        <w:hyperlink r:id="rId27" w:history="1">
-          <w:r>
-            <w:rPr>
-              <w:rStyle w:val="Hyperlink"/>
-            </w:rPr>
-            <w:t xml:space="preserve">stodian </w:t>
-          </w:r>
-        </w:hyperlink>
-      </w:r>
-      <w:r>
-        <w:rPr>
-          <w:u w:val="single" w:color="0000ff"/>
-          <w:rFonts w:ascii="Charis SIL Regular" w:hAnsi="Charis SIL Regular" w:eastAsia="Charis SIL Regular"/>
-          <w:b w:val="0"/>
-          <w:i w:val="0"/>
-          <w:color w:val="000000"/>
-          <w:sz w:val="24"/>
-        </w:rPr>
-        <w:hyperlink r:id="rId27" w:history="1">
-          <w:r>
-            <w:rPr>
-              <w:rStyle w:val="Hyperlink"/>
-            </w:rPr>
-            <w:t>o</w:t>
-          </w:r>
-        </w:hyperlink>
-      </w:r>
-      <w:r>
-        <w:rPr>
-          <w:u w:val="single" w:color="0000ff"/>
-          <w:rFonts w:ascii="Charis SIL Regular" w:hAnsi="Charis SIL Regular" w:eastAsia="Charis SIL Regular"/>
-          <w:b w:val="0"/>
-          <w:i w:val="0"/>
-          <w:color w:val="000000"/>
-          <w:sz w:val="24"/>
-        </w:rPr>
-        <w:hyperlink r:id="rId27" w:history="1">
-          <w:r>
-            <w:rPr>
-              <w:rStyle w:val="Hyperlink"/>
-            </w:rPr>
-            <w:t xml:space="preserve">f the </w:t>
-          </w:r>
-        </w:hyperlink>
+        <w:t xml:space="preserve">stodian of the </w:t>
       </w:r>
       <w:r>
         <w:rPr>
@@ -3787,7 +3722,7 @@
           <w:sz w:val="24"/>
           <w:u w:val="single"/>
         </w:rPr>
-        <w:hyperlink r:id="rId28" w:history="1">
+        <w:hyperlink r:id="rId26" w:history="1">
           <w:r>
             <w:rPr>
               <w:rStyle w:val="Hyperlink"/>
@@ -3805,7 +3740,7 @@
           <w:sz w:val="24"/>
           <w:u w:val="single"/>
         </w:rPr>
-        <w:hyperlink r:id="rId28" w:history="1">
+        <w:hyperlink r:id="rId27" w:history="1">
           <w:r>
             <w:rPr>
               <w:rStyle w:val="Hyperlink"/>
@@ -3823,7 +3758,7 @@
           <w:sz w:val="24"/>
           <w:u w:val="single"/>
         </w:rPr>
-        <w:hyperlink r:id="rId28" w:history="1">
+        <w:hyperlink r:id="rId24" w:history="1">
           <w:r>
             <w:rPr>
               <w:rStyle w:val="Hyperlink"/>
@@ -3852,7 +3787,7 @@
           <w:sz w:val="24"/>
           <w:u w:val="single"/>
         </w:rPr>
-        <w:hyperlink r:id="rId28" w:history="1">
+        <w:hyperlink r:id="rId24" w:history="1">
           <w:r>
             <w:rPr>
               <w:rStyle w:val="Hyperlink"/>
@@ -3881,7 +3816,7 @@
           <w:sz w:val="24"/>
           <w:u w:val="single"/>
         </w:rPr>
-        <w:hyperlink r:id="rId28" w:history="1">
+        <w:hyperlink r:id="rId24" w:history="1">
           <w:r>
             <w:rPr>
               <w:rStyle w:val="Hyperlink"/>
@@ -3899,7 +3834,7 @@
           <w:sz w:val="24"/>
           <w:u w:val="single"/>
         </w:rPr>
-        <w:hyperlink r:id="rId28" w:history="1">
+        <w:hyperlink r:id="rId27" w:history="1">
           <w:r>
             <w:rPr>
               <w:rStyle w:val="Hyperlink"/>
@@ -3927,7 +3862,7 @@
           <w:color w:val="000000"/>
           <w:sz w:val="24"/>
         </w:rPr>
-        <w:hyperlink r:id="rId26" w:history="1">
+        <w:hyperlink r:id="rId25" w:history="1">
           <w:r>
             <w:rPr>
               <w:rStyle w:val="Hyperlink"/>
@@ -3945,7 +3880,7 @@
           <w:color w:val="000000"/>
           <w:sz w:val="24"/>
         </w:rPr>
-        <w:hyperlink r:id="rId26" w:history="1">
+        <w:hyperlink r:id="rId25" w:history="1">
           <w:r>
             <w:rPr>
               <w:rStyle w:val="Hyperlink"/>
@@ -4003,7 +3938,7 @@
           <w:sz w:val="24"/>
           <w:u w:val="single"/>
         </w:rPr>
-        <w:hyperlink r:id="rId29" w:history="1">
+        <w:hyperlink r:id="rId28" w:history="1">
           <w:r>
             <w:rPr>
               <w:rStyle w:val="Hyperlink"/>
@@ -4032,7 +3967,7 @@
           <w:sz w:val="24"/>
           <w:u w:val="single"/>
         </w:rPr>
-        <w:hyperlink r:id="rId29" w:history="1">
+        <w:hyperlink r:id="rId28" w:history="1">
           <w:r>
             <w:rPr>
               <w:rStyle w:val="Hyperlink"/>
@@ -4060,7 +3995,7 @@
           <w:sz w:val="24"/>
           <w:u w:val="single"/>
         </w:rPr>
-        <w:hyperlink r:id="rId30" w:history="1">
+        <w:hyperlink r:id="rId29" w:history="1">
           <w:r>
             <w:rPr>
               <w:rStyle w:val="Hyperlink"/>
@@ -4089,7 +4024,7 @@
           <w:sz w:val="24"/>
           <w:u w:val="single"/>
         </w:rPr>
-        <w:hyperlink r:id="rId30" w:history="1">
+        <w:hyperlink r:id="rId29" w:history="1">
           <w:r>
             <w:rPr>
               <w:rStyle w:val="Hyperlink"/>
@@ -4118,7 +4053,7 @@
           <w:sz w:val="24"/>
           <w:u w:val="single"/>
         </w:rPr>
-        <w:hyperlink r:id="rId30" w:history="1">
+        <w:hyperlink r:id="rId29" w:history="1">
           <w:r>
             <w:rPr>
               <w:rStyle w:val="Hyperlink"/>
@@ -4356,7 +4291,7 @@
           <w:sz w:val="24"/>
           <w:u w:val="single"/>
         </w:rPr>
-        <w:hyperlink r:id="rId31" w:history="1">
+        <w:hyperlink r:id="rId30" w:history="1">
           <w:r>
             <w:rPr>
               <w:rStyle w:val="Hyperlink"/>
@@ -4385,7 +4320,7 @@
           <w:sz w:val="24"/>
           <w:u w:val="single"/>
         </w:rPr>
-        <w:hyperlink r:id="rId31" w:history="1">
+        <w:hyperlink r:id="rId30" w:history="1">
           <w:r>
             <w:rPr>
               <w:rStyle w:val="Hyperlink"/>
@@ -4414,7 +4349,7 @@
           <w:sz w:val="24"/>
           <w:u w:val="single"/>
         </w:rPr>
-        <w:hyperlink r:id="rId31" w:history="1">
+        <w:hyperlink r:id="rId30" w:history="1">
           <w:r>
             <w:rPr>
               <w:rStyle w:val="Hyperlink"/>
@@ -4432,7 +4367,7 @@
           <w:sz w:val="24"/>
           <w:u w:val="single"/>
         </w:rPr>
-        <w:hyperlink r:id="rId31" w:history="1">
+        <w:hyperlink r:id="rId30" w:history="1">
           <w:r>
             <w:rPr>
               <w:rStyle w:val="Hyperlink"/>
@@ -4460,7 +4395,7 @@
           <w:sz w:val="24"/>
           <w:u w:val="single"/>
         </w:rPr>
-        <w:hyperlink r:id="rId32" w:history="1">
+        <w:hyperlink r:id="rId31" w:history="1">
           <w:r>
             <w:rPr>
               <w:rStyle w:val="Hyperlink"/>
@@ -4489,7 +4424,7 @@
           <w:sz w:val="24"/>
           <w:u w:val="single"/>
         </w:rPr>
-        <w:hyperlink r:id="rId32" w:history="1">
+        <w:hyperlink r:id="rId31" w:history="1">
           <w:r>
             <w:rPr>
               <w:rStyle w:val="Hyperlink"/>
@@ -4518,7 +4453,7 @@
           <w:sz w:val="24"/>
           <w:u w:val="single"/>
         </w:rPr>
-        <w:hyperlink r:id="rId32" w:history="1">
+        <w:hyperlink r:id="rId31" w:history="1">
           <w:r>
             <w:rPr>
               <w:rStyle w:val="Hyperlink"/>
@@ -4547,7 +4482,7 @@
           <w:sz w:val="24"/>
           <w:u w:val="single"/>
         </w:rPr>
-        <w:hyperlink r:id="rId32" w:history="1">
+        <w:hyperlink r:id="rId31" w:history="1">
           <w:r>
             <w:rPr>
               <w:rStyle w:val="Hyperlink"/>
@@ -4575,7 +4510,7 @@
           <w:sz w:val="24"/>
           <w:u w:val="single"/>
         </w:rPr>
-        <w:hyperlink r:id="rId33" w:history="1">
+        <w:hyperlink r:id="rId32" w:history="1">
           <w:r>
             <w:rPr>
               <w:rStyle w:val="Hyperlink"/>
@@ -4602,8 +4537,9 @@
           <w:i w:val="0"/>
           <w:color w:val="0000FF"/>
           <w:sz w:val="24"/>
-        </w:rPr>
-        <w:hyperlink r:id="rId33" w:history="1">
+          <w:u w:val="single"/>
+        </w:rPr>
+        <w:hyperlink r:id="rId32" w:history="1">
           <w:r>
             <w:rPr>
               <w:rStyle w:val="Hyperlink"/>
@@ -4621,7 +4557,7 @@
           <w:sz w:val="24"/>
           <w:u w:val="single"/>
         </w:rPr>
-        <w:hyperlink r:id="rId33" w:history="1">
+        <w:hyperlink r:id="rId30" w:history="1">
           <w:r>
             <w:rPr>
               <w:rStyle w:val="Hyperlink"/>
@@ -4650,7 +4586,7 @@
           <w:sz w:val="24"/>
           <w:u w:val="single"/>
         </w:rPr>
-        <w:hyperlink r:id="rId33" w:history="1">
+        <w:hyperlink r:id="rId30" w:history="1">
           <w:r>
             <w:rPr>
               <w:rStyle w:val="Hyperlink"/>
@@ -4679,7 +4615,7 @@
           <w:sz w:val="24"/>
           <w:u w:val="single"/>
         </w:rPr>
-        <w:hyperlink r:id="rId33" w:history="1">
+        <w:hyperlink r:id="rId30" w:history="1">
           <w:r>
             <w:rPr>
               <w:rStyle w:val="Hyperlink"/>
@@ -4708,7 +4644,7 @@
           <w:sz w:val="24"/>
           <w:u w:val="single"/>
         </w:rPr>
-        <w:hyperlink r:id="rId33" w:history="1">
+        <w:hyperlink r:id="rId30" w:history="1">
           <w:r>
             <w:rPr>
               <w:rStyle w:val="Hyperlink"/>
@@ -4726,7 +4662,7 @@
           <w:sz w:val="24"/>
           <w:u w:val="single"/>
         </w:rPr>
-        <w:hyperlink r:id="rId33" w:history="1">
+        <w:hyperlink r:id="rId30" w:history="1">
           <w:r>
             <w:rPr>
               <w:rStyle w:val="Hyperlink"/>
@@ -4744,7 +4680,7 @@
           <w:sz w:val="24"/>
           <w:u w:val="single"/>
         </w:rPr>
-        <w:hyperlink r:id="rId33" w:history="1">
+        <w:hyperlink r:id="rId30" w:history="1">
           <w:r>
             <w:rPr>
               <w:rStyle w:val="Hyperlink"/>
@@ -4762,7 +4698,7 @@
           <w:color w:val="000000"/>
           <w:sz w:val="24"/>
         </w:rPr>
-        <w:hyperlink r:id="rId31" w:history="1">
+        <w:hyperlink r:id="rId30" w:history="1">
           <w:r>
             <w:rPr>
               <w:rStyle w:val="Hyperlink"/>
@@ -4791,7 +4727,7 @@
           <w:color w:val="000000"/>
           <w:sz w:val="24"/>
         </w:rPr>
-        <w:hyperlink r:id="rId31" w:history="1">
+        <w:hyperlink r:id="rId30" w:history="1">
           <w:r>
             <w:rPr>
               <w:rStyle w:val="Hyperlink"/>
@@ -4808,7 +4744,7 @@
           <w:color w:val="000000"/>
           <w:sz w:val="24"/>
         </w:rPr>
-        <w:hyperlink r:id="rId31" w:history="1">
+        <w:hyperlink r:id="rId30" w:history="1">
           <w:r>
             <w:rPr>
               <w:rStyle w:val="Hyperlink"/>
@@ -4824,8 +4760,16 @@
           <w:i w:val="0"/>
           <w:color w:val="0000FF"/>
           <w:sz w:val="24"/>
-        </w:rPr>
-        <w:t>National Archives of Cura</w:t>
+          <w:u w:val="single"/>
+        </w:rPr>
+        <w:hyperlink r:id="rId30" w:history="1">
+          <w:r>
+            <w:rPr>
+              <w:rStyle w:val="Hyperlink"/>
+            </w:rPr>
+            <w:t>National</w:t>
+          </w:r>
+        </w:hyperlink>
       </w:r>
       <w:r>
         <w:rPr>
@@ -4836,7 +4780,148 @@
           <w:sz w:val="24"/>
           <w:u w:val="single"/>
         </w:rPr>
-        <w:hyperlink r:id="rId32" w:history="1">
+        <w:t xml:space="preserve"> </w:t>
+      </w:r>
+      <w:r>
+        <w:rPr>
+          <w:rFonts w:ascii="Charis SIL Regular" w:hAnsi="Charis SIL Regular" w:eastAsia="Charis SIL Regular"/>
+          <w:b w:val="0"/>
+          <w:i w:val="0"/>
+          <w:color w:val="0000FF"/>
+          <w:sz w:val="24"/>
+          <w:u w:val="single"/>
+        </w:rPr>
+        <w:hyperlink r:id="rId33" w:history="1">
+          <w:r>
+            <w:rPr>
+              <w:rStyle w:val="Hyperlink"/>
+            </w:rPr>
+            <w:t>A</w:t>
+          </w:r>
+        </w:hyperlink>
+      </w:r>
+      <w:r>
+        <w:rPr>
+          <w:rFonts w:ascii="Charis SIL Regular" w:hAnsi="Charis SIL Regular" w:eastAsia="Charis SIL Regular"/>
+          <w:b w:val="0"/>
+          <w:i w:val="0"/>
+          <w:color w:val="0000FF"/>
+          <w:sz w:val="24"/>
+          <w:u w:val="single"/>
+        </w:rPr>
+        <w:hyperlink r:id="rId31" w:history="1">
+          <w:r>
+            <w:rPr>
+              <w:rStyle w:val="Hyperlink"/>
+            </w:rPr>
+            <w:t>rchiv</w:t>
+          </w:r>
+        </w:hyperlink>
+      </w:r>
+      <w:r>
+        <w:rPr>
+          <w:rFonts w:ascii="Charis SIL Regular" w:hAnsi="Charis SIL Regular" w:eastAsia="Charis SIL Regular"/>
+          <w:b w:val="0"/>
+          <w:i w:val="0"/>
+          <w:color w:val="0000FF"/>
+          <w:sz w:val="24"/>
+          <w:u w:val="single"/>
+        </w:rPr>
+        <w:hyperlink r:id="rId31" w:history="1">
+          <w:r>
+            <w:rPr>
+              <w:rStyle w:val="Hyperlink"/>
+            </w:rPr>
+            <w:t>e</w:t>
+          </w:r>
+        </w:hyperlink>
+      </w:r>
+      <w:r>
+        <w:rPr>
+          <w:rFonts w:ascii="Charis SIL Regular" w:hAnsi="Charis SIL Regular" w:eastAsia="Charis SIL Regular"/>
+          <w:b w:val="0"/>
+          <w:i w:val="0"/>
+          <w:color w:val="0000FF"/>
+          <w:sz w:val="24"/>
+          <w:u w:val="single"/>
+        </w:rPr>
+        <w:hyperlink r:id="rId31" w:history="1">
+          <w:r>
+            <w:rPr>
+              <w:rStyle w:val="Hyperlink"/>
+            </w:rPr>
+            <w:t>s</w:t>
+          </w:r>
+        </w:hyperlink>
+      </w:r>
+      <w:r>
+        <w:rPr>
+          <w:rFonts w:ascii="Charis SIL Regular" w:hAnsi="Charis SIL Regular" w:eastAsia="Charis SIL Regular"/>
+          <w:b w:val="0"/>
+          <w:i w:val="0"/>
+          <w:color w:val="0000FF"/>
+          <w:sz w:val="24"/>
+          <w:u w:val="single"/>
+        </w:rPr>
+        <w:t xml:space="preserve"> </w:t>
+      </w:r>
+      <w:r>
+        <w:rPr>
+          <w:rFonts w:ascii="Charis SIL Regular" w:hAnsi="Charis SIL Regular" w:eastAsia="Charis SIL Regular"/>
+          <w:b w:val="0"/>
+          <w:i w:val="0"/>
+          <w:color w:val="0000FF"/>
+          <w:sz w:val="24"/>
+          <w:u w:val="single"/>
+        </w:rPr>
+        <w:hyperlink r:id="rId31" w:history="1">
+          <w:r>
+            <w:rPr>
+              <w:rStyle w:val="Hyperlink"/>
+            </w:rPr>
+            <w:t>of</w:t>
+          </w:r>
+        </w:hyperlink>
+      </w:r>
+      <w:r>
+        <w:rPr>
+          <w:rFonts w:ascii="Charis SIL Regular" w:hAnsi="Charis SIL Regular" w:eastAsia="Charis SIL Regular"/>
+          <w:b w:val="0"/>
+          <w:i w:val="0"/>
+          <w:color w:val="0000FF"/>
+          <w:sz w:val="24"/>
+          <w:u w:val="single"/>
+        </w:rPr>
+        <w:t xml:space="preserve"> </w:t>
+      </w:r>
+      <w:r>
+        <w:rPr>
+          <w:rFonts w:ascii="Charis SIL Regular" w:hAnsi="Charis SIL Regular" w:eastAsia="Charis SIL Regular"/>
+          <w:b w:val="0"/>
+          <w:i w:val="0"/>
+          <w:color w:val="0000FF"/>
+          <w:sz w:val="24"/>
+          <w:u w:val="single"/>
+        </w:rPr>
+        <w:hyperlink r:id="rId31" w:history="1">
+          <w:r>
+            <w:rPr>
+              <w:rStyle w:val="Hyperlink"/>
+            </w:rPr>
+            <w:t>Cura</w:t>
+          </w:r>
+        </w:hyperlink>
+      </w:r>
+      <w:r>
+        <w:rPr>
+          <w:rFonts w:ascii="Charis SIL Regular" w:hAnsi="Charis SIL Regular" w:eastAsia="Charis SIL Regular"/>
+          <w:b w:val="0"/>
+          <w:i w:val="0"/>
+          <w:color w:val="0000FF"/>
+          <w:sz w:val="24"/>
+          <w:u w:val="single"/>
+        </w:rPr>
+        <w:hyperlink r:id="rId31" w:history="1">
           <w:r>
             <w:rPr>
               <w:rStyle w:val="Hyperlink"/>
@@ -4854,7 +4939,7 @@
           <w:color w:val="000000"/>
           <w:sz w:val="24"/>
         </w:rPr>
-        <w:hyperlink r:id="rId32" w:history="1">
+        <w:hyperlink r:id="rId31" w:history="1">
           <w:r>
             <w:rPr>
               <w:rStyle w:val="Hyperlink"/>
@@ -4872,7 +4957,7 @@
           <w:color w:val="000000"/>
           <w:sz w:val="24"/>
         </w:rPr>
-        <w:hyperlink r:id="rId32" w:history="1">
+        <w:hyperlink r:id="rId31" w:history="1">
           <w:r>
             <w:rPr>
               <w:rStyle w:val="Hyperlink"/>
@@ -4890,7 +4975,7 @@
           <w:color w:val="000000"/>
           <w:sz w:val="24"/>
         </w:rPr>
-        <w:hyperlink r:id="rId32" w:history="1">
+        <w:hyperlink r:id="rId31" w:history="1">
           <w:r>
             <w:rPr>
               <w:rStyle w:val="Hyperlink"/>
@@ -4918,7 +5003,7 @@
           <w:color w:val="000000"/>
           <w:sz w:val="24"/>
         </w:rPr>
-        <w:hyperlink r:id="rId33" w:history="1">
+        <w:hyperlink r:id="rId32" w:history="1">
           <w:r>
             <w:rPr>
               <w:rStyle w:val="Hyperlink"/>
@@ -4936,7 +5021,7 @@
           <w:color w:val="000000"/>
           <w:sz w:val="24"/>
         </w:rPr>
-        <w:hyperlink r:id="rId33" w:history="1">
+        <w:hyperlink r:id="rId32" w:history="1">
           <w:r>
             <w:rPr>
               <w:rStyle w:val="Hyperlink"/>
@@ -4954,7 +5039,7 @@
           <w:color w:val="000000"/>
           <w:sz w:val="24"/>
         </w:rPr>
-        <w:hyperlink r:id="rId33" w:history="1">
+        <w:hyperlink r:id="rId32" w:history="1">
           <w:r>
             <w:rPr>
               <w:rStyle w:val="Hyperlink"/>
@@ -4972,7 +5057,7 @@
           <w:color w:val="000000"/>
           <w:sz w:val="24"/>
         </w:rPr>
-        <w:hyperlink r:id="rId33" w:history="1">
+        <w:hyperlink r:id="rId32" w:history="1">
           <w:r>
             <w:rPr>
               <w:rStyle w:val="Hyperlink"/>
@@ -4990,7 +5075,7 @@
           <w:color w:val="000000"/>
           <w:sz w:val="24"/>
         </w:rPr>
-        <w:hyperlink r:id="rId33" w:history="1">
+        <w:hyperlink r:id="rId32" w:history="1">
           <w:r>
             <w:rPr>
               <w:rStyle w:val="Hyperlink"/>
@@ -5008,7 +5093,7 @@
           <w:color w:val="000000"/>
           <w:sz w:val="24"/>
         </w:rPr>
-        <w:hyperlink r:id="rId33" w:history="1">
+        <w:hyperlink r:id="rId32" w:history="1">
           <w:r>
             <w:rPr>
               <w:rStyle w:val="Hyperlink"/>
@@ -5026,7 +5111,7 @@
           <w:color w:val="000000"/>
           <w:sz w:val="24"/>
         </w:rPr>
-        <w:hyperlink r:id="rId33" w:history="1">
+        <w:hyperlink r:id="rId32" w:history="1">
           <w:r>
             <w:rPr>
               <w:rStyle w:val="Hyperlink"/>
@@ -5044,7 +5129,7 @@
           <w:color w:val="000000"/>
           <w:sz w:val="24"/>
         </w:rPr>
-        <w:hyperlink r:id="rId33" w:history="1">
+        <w:hyperlink r:id="rId32" w:history="1">
           <w:r>
             <w:rPr>
               <w:rStyle w:val="Hyperlink"/>
@@ -5090,7 +5175,7 @@
           <w:color w:val="000000"/>
           <w:sz w:val="24"/>
         </w:rPr>
-        <w:hyperlink r:id="rId35" w:history="1">
+        <w:hyperlink r:id="rId33" w:history="1">
           <w:r>
             <w:rPr>
               <w:rStyle w:val="Hyperlink"/>
@@ -5128,7 +5213,7 @@
           <w:sz w:val="24"/>
           <w:u w:val="single"/>
         </w:rPr>
-        <w:hyperlink r:id="rId36" w:history="1">
+        <w:hyperlink r:id="rId35" w:history="1">
           <w:r>
             <w:rPr>
               <w:rStyle w:val="Hyperlink"/>
@@ -5157,7 +5242,7 @@
           <w:sz w:val="24"/>
           <w:u w:val="single"/>
         </w:rPr>
-        <w:hyperlink r:id="rId36" w:history="1">
+        <w:hyperlink r:id="rId35" w:history="1">
           <w:r>
             <w:rPr>
               <w:rStyle w:val="Hyperlink"/>
@@ -5186,7 +5271,7 @@
           <w:sz w:val="24"/>
           <w:u w:val="single"/>
         </w:rPr>
-        <w:hyperlink r:id="rId36" w:history="1">
+        <w:hyperlink r:id="rId35" w:history="1">
           <w:r>
             <w:rPr>
               <w:rStyle w:val="Hyperlink"/>
@@ -5215,7 +5300,7 @@
           <w:sz w:val="24"/>
           <w:u w:val="single"/>
         </w:rPr>
-        <w:hyperlink r:id="rId36" w:history="1">
+        <w:hyperlink r:id="rId35" w:history="1">
           <w:r>
             <w:rPr>
               <w:rStyle w:val="Hyperlink"/>
@@ -5244,7 +5329,7 @@
           <w:sz w:val="24"/>
           <w:u w:val="single"/>
         </w:rPr>
-        <w:hyperlink r:id="rId36" w:history="1">
+        <w:hyperlink r:id="rId35" w:history="1">
           <w:r>
             <w:rPr>
               <w:rStyle w:val="Hyperlink"/>
@@ -5273,7 +5358,7 @@
           <w:sz w:val="24"/>
           <w:u w:val="single"/>
         </w:rPr>
-        <w:hyperlink r:id="rId36" w:history="1">
+        <w:hyperlink r:id="rId35" w:history="1">
           <w:r>
             <w:rPr>
               <w:rStyle w:val="Hyperlink"/>
@@ -5301,7 +5386,7 @@
           <w:color w:val="000000"/>
           <w:sz w:val="24"/>
         </w:rPr>
-        <w:hyperlink r:id="rId36" w:history="1">
+        <w:hyperlink r:id="rId35" w:history="1">
           <w:r>
             <w:rPr>
               <w:rStyle w:val="Hyperlink"/>
@@ -5319,7 +5404,7 @@
           <w:color w:val="000000"/>
           <w:sz w:val="24"/>
         </w:rPr>
-        <w:hyperlink r:id="rId36" w:history="1">
+        <w:hyperlink r:id="rId35" w:history="1">
           <w:r>
             <w:rPr>
               <w:rStyle w:val="Hyperlink"/>
@@ -5337,7 +5422,7 @@
           <w:color w:val="000000"/>
           <w:sz w:val="24"/>
         </w:rPr>
-        <w:hyperlink r:id="rId36" w:history="1">
+        <w:hyperlink r:id="rId35" w:history="1">
           <w:r>
             <w:rPr>
               <w:rStyle w:val="Hyperlink"/>
@@ -5355,7 +5440,7 @@
           <w:color w:val="000000"/>
           <w:sz w:val="24"/>
         </w:rPr>
-        <w:hyperlink r:id="rId36" w:history="1">
+        <w:hyperlink r:id="rId35" w:history="1">
           <w:r>
             <w:rPr>
               <w:rStyle w:val="Hyperlink"/>
@@ -5384,7 +5469,7 @@
           <w:color w:val="000000"/>
           <w:sz w:val="24"/>
         </w:rPr>
-        <w:hyperlink r:id="rId36" w:history="1">
+        <w:hyperlink r:id="rId35" w:history="1">
           <w:r>
             <w:rPr>
               <w:rStyle w:val="Hyperlink"/>
@@ -5402,7 +5487,7 @@
           <w:color w:val="000000"/>
           <w:sz w:val="24"/>
         </w:rPr>
-        <w:hyperlink r:id="rId36" w:history="1">
+        <w:hyperlink r:id="rId35" w:history="1">
           <w:r>
             <w:rPr>
               <w:rStyle w:val="Hyperlink"/>
@@ -5420,7 +5505,7 @@
           <w:color w:val="000000"/>
           <w:sz w:val="24"/>
         </w:rPr>
-        <w:hyperlink r:id="rId36" w:history="1">
+        <w:hyperlink r:id="rId35" w:history="1">
           <w:r>
             <w:rPr>
               <w:rStyle w:val="Hyperlink"/>
@@ -5438,7 +5523,7 @@
           <w:color w:val="000000"/>
           <w:sz w:val="24"/>
         </w:rPr>
-        <w:hyperlink r:id="rId36" w:history="1">
+        <w:hyperlink r:id="rId35" w:history="1">
           <w:r>
             <w:rPr>
               <w:rStyle w:val="Hyperlink"/>
@@ -5536,7 +5621,7 @@
           <w:sz w:val="24"/>
           <w:u w:val="single"/>
         </w:rPr>
-        <w:hyperlink r:id="rId37" w:history="1">
+        <w:hyperlink r:id="rId36" w:history="1">
           <w:r>
             <w:rPr>
               <w:rStyle w:val="Hyperlink"/>
@@ -5564,7 +5649,7 @@
           <w:sz w:val="24"/>
           <w:u w:val="single"/>
         </w:rPr>
-        <w:hyperlink r:id="rId38" w:history="1">
+        <w:hyperlink r:id="rId37" w:history="1">
           <w:r>
             <w:rPr>
               <w:rStyle w:val="Hyperlink"/>
@@ -5593,7 +5678,7 @@
           <w:sz w:val="24"/>
           <w:u w:val="single"/>
         </w:rPr>
-        <w:hyperlink r:id="rId38" w:history="1">
+        <w:hyperlink r:id="rId37" w:history="1">
           <w:r>
             <w:rPr>
               <w:rStyle w:val="Hyperlink"/>
@@ -5622,7 +5707,7 @@
           <w:sz w:val="24"/>
           <w:u w:val="single"/>
         </w:rPr>
-        <w:hyperlink r:id="rId38" w:history="1">
+        <w:hyperlink r:id="rId37" w:history="1">
           <w:r>
             <w:rPr>
               <w:rStyle w:val="Hyperlink"/>
@@ -5669,7 +5754,7 @@
           <w:sz w:val="24"/>
           <w:u w:val="single"/>
         </w:rPr>
-        <w:hyperlink r:id="rId38" w:history="1">
+        <w:hyperlink r:id="rId37" w:history="1">
           <w:r>
             <w:rPr>
               <w:rStyle w:val="Hyperlink"/>
@@ -5697,7 +5782,7 @@
           <w:sz w:val="24"/>
           <w:u w:val="single"/>
         </w:rPr>
-        <w:hyperlink r:id="rId39" w:history="1">
+        <w:hyperlink r:id="rId38" w:history="1">
           <w:r>
             <w:rPr>
               <w:rStyle w:val="Hyperlink"/>
@@ -5726,7 +5811,7 @@
           <w:sz w:val="24"/>
           <w:u w:val="single"/>
         </w:rPr>
-        <w:hyperlink r:id="rId39" w:history="1">
+        <w:hyperlink r:id="rId38" w:history="1">
           <w:r>
             <w:rPr>
               <w:rStyle w:val="Hyperlink"/>
@@ -5755,7 +5840,7 @@
           <w:sz w:val="24"/>
           <w:u w:val="single"/>
         </w:rPr>
-        <w:hyperlink r:id="rId39" w:history="1">
+        <w:hyperlink r:id="rId38" w:history="1">
           <w:r>
             <w:rPr>
               <w:rStyle w:val="Hyperlink"/>
@@ -5784,7 +5869,7 @@
           <w:sz w:val="24"/>
           <w:u w:val="single"/>
         </w:rPr>
-        <w:hyperlink r:id="rId39" w:history="1">
+        <w:hyperlink r:id="rId38" w:history="1">
           <w:r>
             <w:rPr>
               <w:rStyle w:val="Hyperlink"/>
@@ -5811,14 +5896,7 @@
           <w:color w:val="000000"/>
           <w:sz w:val="24"/>
         </w:rPr>
-        <w:hyperlink r:id="rId38" w:history="1">
-          <w:r>
-            <w:rPr>
-              <w:rStyle w:val="Hyperlink"/>
-            </w:rPr>
-            <w:t xml:space="preserve">portal </w:t>
-          </w:r>
-        </w:hyperlink>
+        <w:t xml:space="preserve">portal </w:t>
       </w:r>
       <w:r>
         <w:rPr>
@@ -5829,7 +5907,7 @@
           <w:sz w:val="24"/>
           <w:u w:val="single"/>
         </w:rPr>
-        <w:hyperlink r:id="rId38" w:history="1">
+        <w:hyperlink r:id="rId39" w:history="1">
           <w:r>
             <w:rPr>
               <w:rStyle w:val="Hyperlink"/>
@@ -5847,7 +5925,7 @@
           <w:color w:val="000000"/>
           <w:sz w:val="24"/>
         </w:rPr>
-        <w:hyperlink r:id="rId38" w:history="1">
+        <w:hyperlink r:id="rId37" w:history="1">
           <w:r>
             <w:rPr>
               <w:rStyle w:val="Hyperlink"/>
@@ -5875,7 +5953,7 @@
           <w:color w:val="000000"/>
           <w:sz w:val="24"/>
         </w:rPr>
-        <w:hyperlink r:id="rId39" w:history="1">
+        <w:hyperlink r:id="rId38" w:history="1">
           <w:r>
             <w:rPr>
               <w:rStyle w:val="Hyperlink"/>
@@ -5904,7 +5982,7 @@
           <w:color w:val="000000"/>
           <w:sz w:val="24"/>
         </w:rPr>
-        <w:hyperlink r:id="rId39" w:history="1">
+        <w:hyperlink r:id="rId38" w:history="1">
           <w:r>
             <w:rPr>
               <w:rStyle w:val="Hyperlink"/>
@@ -5922,7 +6000,7 @@
           <w:color w:val="000000"/>
           <w:sz w:val="24"/>
         </w:rPr>
-        <w:hyperlink r:id="rId39" w:history="1">
+        <w:hyperlink r:id="rId38" w:history="1">
           <w:r>
             <w:rPr>
               <w:rStyle w:val="Hyperlink"/>
@@ -5940,7 +6018,7 @@
           <w:color w:val="000000"/>
           <w:sz w:val="24"/>
         </w:rPr>
-        <w:hyperlink r:id="rId39" w:history="1">
+        <w:hyperlink r:id="rId38" w:history="1">
           <w:r>
             <w:rPr>
               <w:rStyle w:val="Hyperlink"/>
@@ -5958,7 +6036,7 @@
           <w:color w:val="000000"/>
           <w:sz w:val="24"/>
         </w:rPr>
-        <w:hyperlink r:id="rId39" w:history="1">
+        <w:hyperlink r:id="rId38" w:history="1">
           <w:r>
             <w:rPr>
               <w:rStyle w:val="Hyperlink"/>
@@ -5976,7 +6054,7 @@
           <w:color w:val="000000"/>
           <w:sz w:val="24"/>
         </w:rPr>
-        <w:hyperlink r:id="rId39" w:history="1">
+        <w:hyperlink r:id="rId38" w:history="1">
           <w:r>
             <w:rPr>
               <w:rStyle w:val="Hyperlink"/>
@@ -6025,7 +6103,7 @@
           <w:color w:val="000000"/>
           <w:sz w:val="24"/>
         </w:rPr>
-        <w:hyperlink r:id="rId40" w:history="1">
+        <w:hyperlink r:id="rId39" w:history="1">
           <w:r>
             <w:rPr>
               <w:rStyle w:val="Hyperlink"/>

--- a/EXPORTS/DOCX/published/niveau1/English/Sources.docx
+++ b/EXPORTS/DOCX/published/niveau1/English/Sources.docx
@@ -1304,8 +1304,16 @@
           <w:i w:val="0"/>
           <w:color w:val="0000FF"/>
           <w:sz w:val="24"/>
-        </w:rPr>
-        <w:t>Leide</w:t>
+          <w:u w:val="single"/>
+        </w:rPr>
+        <w:hyperlink r:id="rId15" w:history="1">
+          <w:r>
+            <w:rPr>
+              <w:rStyle w:val="Hyperlink"/>
+            </w:rPr>
+            <w:t>Leide</w:t>
+          </w:r>
+        </w:hyperlink>
       </w:r>
       <w:r>
         <w:rPr>
@@ -1316,7 +1324,7 @@
           <w:sz w:val="24"/>
           <w:u w:val="single"/>
         </w:rPr>
-        <w:hyperlink r:id="rId15" w:history="1">
+        <w:hyperlink r:id="rId16" w:history="1">
           <w:r>
             <w:rPr>
               <w:rStyle w:val="Hyperlink"/>
@@ -1343,8 +1351,16 @@
           <w:i w:val="0"/>
           <w:color w:val="0000FF"/>
           <w:sz w:val="24"/>
-        </w:rPr>
-        <w:t>U</w:t>
+          <w:u w:val="single"/>
+        </w:rPr>
+        <w:hyperlink r:id="rId16" w:history="1">
+          <w:r>
+            <w:rPr>
+              <w:rStyle w:val="Hyperlink"/>
+            </w:rPr>
+            <w:t>U</w:t>
+          </w:r>
+        </w:hyperlink>
       </w:r>
       <w:r>
         <w:rPr>
@@ -1355,7 +1371,7 @@
           <w:sz w:val="24"/>
           <w:u w:val="single"/>
         </w:rPr>
-        <w:hyperlink r:id="rId15" w:history="1">
+        <w:hyperlink r:id="rId16" w:history="1">
           <w:r>
             <w:rPr>
               <w:rStyle w:val="Hyperlink"/>
@@ -1384,7 +1400,7 @@
           <w:sz w:val="24"/>
           <w:u w:val="single"/>
         </w:rPr>
-        <w:hyperlink r:id="rId15" w:history="1">
+        <w:hyperlink r:id="rId16" w:history="1">
           <w:r>
             <w:rPr>
               <w:rStyle w:val="Hyperlink"/>
@@ -1907,7 +1923,32 @@
           <w:color w:val="000000"/>
           <w:sz w:val="24"/>
         </w:rPr>
-        <w:t>on for t</w:t>
+        <w:hyperlink r:id="rId17" w:history="1">
+          <w:r>
+            <w:rPr>
+              <w:rStyle w:val="Hyperlink"/>
+            </w:rPr>
+            <w:t>on f</w:t>
+          </w:r>
+        </w:hyperlink>
+      </w:r>
+      <w:r>
+        <w:rPr>
+          <w:u w:val="single" w:color="0000ff"/>
+          <w:rFonts w:ascii="Charis SIL Regular" w:hAnsi="Charis SIL Regular" w:eastAsia="Charis SIL Regular"/>
+          <w:b w:val="0"/>
+          <w:i w:val="0"/>
+          <w:color w:val="000000"/>
+          <w:sz w:val="24"/>
+        </w:rPr>
+        <w:hyperlink r:id="rId17" w:history="1">
+          <w:r>
+            <w:rPr>
+              <w:rStyle w:val="Hyperlink"/>
+            </w:rPr>
+            <w:t>or t</w:t>
+          </w:r>
+        </w:hyperlink>
       </w:r>
       <w:r>
         <w:rPr>
@@ -1959,12 +2000,32 @@
             <w:rPr>
               <w:rStyle w:val="Hyperlink"/>
             </w:rPr>
-            <w:t xml:space="preserve"> files </w:t>
+            <w:t xml:space="preserve"> files</w:t>
           </w:r>
         </w:hyperlink>
       </w:r>
       <w:r>
         <w:rPr>
+          <w:rFonts w:ascii="Charis SIL Regular" w:hAnsi="Charis SIL Regular" w:eastAsia="Charis SIL Regular"/>
+          <w:b w:val="0"/>
+          <w:i w:val="0"/>
+          <w:color w:val="000000"/>
+          <w:sz w:val="24"/>
+        </w:rPr>
+        <w:t xml:space="preserve"> </w:t>
+      </w:r>
+      <w:r>
+        <w:rPr>
+          <w:rFonts w:ascii="Charis SIL Regular" w:hAnsi="Charis SIL Regular" w:eastAsia="Charis SIL Regular"/>
+          <w:b w:val="0"/>
+          <w:i w:val="0"/>
+          <w:color w:val="000000"/>
+          <w:sz w:val="24"/>
+        </w:rPr>
+        <w:t>(</w:t>
+      </w:r>
+      <w:r>
+        <w:rPr>
           <w:u w:val="single" w:color="0000ff"/>
           <w:rFonts w:ascii="Charis SIL Regular" w:hAnsi="Charis SIL Regular" w:eastAsia="Charis SIL Regular"/>
           <w:b w:val="0"/>
@@ -1972,17 +2033,14 @@
           <w:color w:val="000000"/>
           <w:sz w:val="24"/>
         </w:rPr>
-        <w:t>(</w:t>
-      </w:r>
-      <w:r>
-        <w:rPr>
-          <w:rFonts w:ascii="Charis SIL Regular" w:hAnsi="Charis SIL Regular" w:eastAsia="Charis SIL Regular"/>
-          <w:b w:val="0"/>
-          <w:i w:val="0"/>
-          <w:color w:val="000000"/>
-          <w:sz w:val="24"/>
-        </w:rPr>
-        <w:t>s</w:t>
+        <w:hyperlink r:id="rId17" w:history="1">
+          <w:r>
+            <w:rPr>
+              <w:rStyle w:val="Hyperlink"/>
+            </w:rPr>
+            <w:t>s</w:t>
+          </w:r>
+        </w:hyperlink>
       </w:r>
       <w:r>
         <w:rPr>
@@ -2383,7 +2441,7 @@
           <w:sz w:val="24"/>
           <w:u w:val="single"/>
         </w:rPr>
-        <w:hyperlink r:id="rId18" w:history="1">
+        <w:hyperlink r:id="rId19" w:history="1">
           <w:r>
             <w:rPr>
               <w:rStyle w:val="Hyperlink"/>
@@ -3178,7 +3236,7 @@
           <w:sz w:val="24"/>
           <w:u w:val="single"/>
         </w:rPr>
-        <w:hyperlink r:id="rId16" w:history="1">
+        <w:hyperlink r:id="rId22" w:history="1">
           <w:r>
             <w:rPr>
               <w:rStyle w:val="Hyperlink"/>
@@ -3296,7 +3354,7 @@
           <w:sz w:val="24"/>
           <w:u w:val="single"/>
         </w:rPr>
-        <w:hyperlink r:id="rId22" w:history="1">
+        <w:hyperlink r:id="rId23" w:history="1">
           <w:r>
             <w:rPr>
               <w:rStyle w:val="Hyperlink"/>
@@ -3325,7 +3383,7 @@
           <w:sz w:val="24"/>
           <w:u w:val="single"/>
         </w:rPr>
-        <w:hyperlink r:id="rId22" w:history="1">
+        <w:hyperlink r:id="rId23" w:history="1">
           <w:r>
             <w:rPr>
               <w:rStyle w:val="Hyperlink"/>
@@ -3354,7 +3412,7 @@
           <w:sz w:val="24"/>
           <w:u w:val="single"/>
         </w:rPr>
-        <w:hyperlink r:id="rId22" w:history="1">
+        <w:hyperlink r:id="rId23" w:history="1">
           <w:r>
             <w:rPr>
               <w:rStyle w:val="Hyperlink"/>
@@ -3382,7 +3440,7 @@
           <w:sz w:val="24"/>
           <w:u w:val="single"/>
         </w:rPr>
-        <w:hyperlink r:id="rId23" w:history="1">
+        <w:hyperlink r:id="rId24" w:history="1">
           <w:r>
             <w:rPr>
               <w:rStyle w:val="Hyperlink"/>
@@ -3420,7 +3478,7 @@
           <w:sz w:val="24"/>
           <w:u w:val="single"/>
         </w:rPr>
-        <w:hyperlink r:id="rId22" w:history="1">
+        <w:hyperlink r:id="rId25" w:history="1">
           <w:r>
             <w:rPr>
               <w:rStyle w:val="Hyperlink"/>
@@ -3438,7 +3496,7 @@
           <w:sz w:val="24"/>
           <w:u w:val="single"/>
         </w:rPr>
-        <w:hyperlink r:id="rId22" w:history="1">
+        <w:hyperlink r:id="rId25" w:history="1">
           <w:r>
             <w:rPr>
               <w:rStyle w:val="Hyperlink"/>
@@ -3456,7 +3514,7 @@
           <w:sz w:val="24"/>
           <w:u w:val="single"/>
         </w:rPr>
-        <w:hyperlink r:id="rId22" w:history="1">
+        <w:hyperlink r:id="rId23" w:history="1">
           <w:r>
             <w:rPr>
               <w:rStyle w:val="Hyperlink"/>
@@ -3485,7 +3543,7 @@
           <w:sz w:val="24"/>
           <w:u w:val="single"/>
         </w:rPr>
-        <w:hyperlink r:id="rId22" w:history="1">
+        <w:hyperlink r:id="rId23" w:history="1">
           <w:r>
             <w:rPr>
               <w:rStyle w:val="Hyperlink"/>
@@ -3514,7 +3572,7 @@
           <w:color w:val="000000"/>
           <w:sz w:val="24"/>
         </w:rPr>
-        <w:hyperlink r:id="rId22" w:history="1">
+        <w:hyperlink r:id="rId23" w:history="1">
           <w:r>
             <w:rPr>
               <w:rStyle w:val="Hyperlink"/>
@@ -3540,9 +3598,8 @@
           <w:i w:val="0"/>
           <w:color w:val="0000FF"/>
           <w:sz w:val="24"/>
-          <w:u w:val="single"/>
-        </w:rPr>
-        <w:hyperlink r:id="rId24" w:history="1">
+        </w:rPr>
+        <w:hyperlink r:id="rId26" w:history="1">
           <w:r>
             <w:rPr>
               <w:rStyle w:val="Hyperlink"/>
@@ -3560,7 +3617,7 @@
           <w:sz w:val="24"/>
           <w:u w:val="single"/>
         </w:rPr>
-        <w:hyperlink r:id="rId23" w:history="1">
+        <w:hyperlink r:id="rId24" w:history="1">
           <w:r>
             <w:rPr>
               <w:rStyle w:val="Hyperlink"/>
@@ -3578,7 +3635,14 @@
           <w:color w:val="000000"/>
           <w:sz w:val="24"/>
         </w:rPr>
-        <w:t xml:space="preserve">. The </w:t>
+        <w:hyperlink r:id="rId24" w:history="1">
+          <w:r>
+            <w:rPr>
+              <w:rStyle w:val="Hyperlink"/>
+            </w:rPr>
+            <w:t xml:space="preserve">. The </w:t>
+          </w:r>
+        </w:hyperlink>
       </w:r>
       <w:r>
         <w:rPr>
@@ -3589,7 +3653,7 @@
           <w:sz w:val="24"/>
           <w:u w:val="single"/>
         </w:rPr>
-        <w:hyperlink r:id="rId23" w:history="1">
+        <w:hyperlink r:id="rId24" w:history="1">
           <w:r>
             <w:rPr>
               <w:rStyle w:val="Hyperlink"/>
@@ -3607,7 +3671,7 @@
           <w:sz w:val="24"/>
           <w:u w:val="single"/>
         </w:rPr>
-        <w:hyperlink r:id="rId25" w:history="1">
+        <w:hyperlink r:id="rId27" w:history="1">
           <w:r>
             <w:rPr>
               <w:rStyle w:val="Hyperlink"/>
@@ -3625,7 +3689,7 @@
           <w:sz w:val="24"/>
           <w:u w:val="single"/>
         </w:rPr>
-        <w:hyperlink r:id="rId25" w:history="1">
+        <w:hyperlink r:id="rId27" w:history="1">
           <w:r>
             <w:rPr>
               <w:rStyle w:val="Hyperlink"/>
@@ -3654,7 +3718,7 @@
           <w:sz w:val="24"/>
           <w:u w:val="single"/>
         </w:rPr>
-        <w:hyperlink r:id="rId25" w:history="1">
+        <w:hyperlink r:id="rId27" w:history="1">
           <w:r>
             <w:rPr>
               <w:rStyle w:val="Hyperlink"/>
@@ -3683,7 +3747,7 @@
           <w:sz w:val="24"/>
           <w:u w:val="single"/>
         </w:rPr>
-        <w:hyperlink r:id="rId25" w:history="1">
+        <w:hyperlink r:id="rId27" w:history="1">
           <w:r>
             <w:rPr>
               <w:rStyle w:val="Hyperlink"/>
@@ -3700,18 +3764,7 @@
           <w:color w:val="000000"/>
           <w:sz w:val="24"/>
         </w:rPr>
-        <w:t xml:space="preserve"> is the cu</w:t>
-      </w:r>
-      <w:r>
-        <w:rPr>
-          <w:u w:val="single" w:color="0000ff"/>
-          <w:rFonts w:ascii="Charis SIL Regular" w:hAnsi="Charis SIL Regular" w:eastAsia="Charis SIL Regular"/>
-          <w:b w:val="0"/>
-          <w:i w:val="0"/>
-          <w:color w:val="000000"/>
-          <w:sz w:val="24"/>
-        </w:rPr>
-        <w:t xml:space="preserve">stodian of the </w:t>
+        <w:t xml:space="preserve"> is the custodian of the </w:t>
       </w:r>
       <w:r>
         <w:rPr>
@@ -3722,7 +3775,7 @@
           <w:sz w:val="24"/>
           <w:u w:val="single"/>
         </w:rPr>
-        <w:hyperlink r:id="rId26" w:history="1">
+        <w:hyperlink r:id="rId25" w:history="1">
           <w:r>
             <w:rPr>
               <w:rStyle w:val="Hyperlink"/>
@@ -3740,7 +3793,7 @@
           <w:sz w:val="24"/>
           <w:u w:val="single"/>
         </w:rPr>
-        <w:hyperlink r:id="rId27" w:history="1">
+        <w:hyperlink r:id="rId28" w:history="1">
           <w:r>
             <w:rPr>
               <w:rStyle w:val="Hyperlink"/>
@@ -3758,7 +3811,7 @@
           <w:sz w:val="24"/>
           <w:u w:val="single"/>
         </w:rPr>
-        <w:hyperlink r:id="rId24" w:history="1">
+        <w:hyperlink r:id="rId26" w:history="1">
           <w:r>
             <w:rPr>
               <w:rStyle w:val="Hyperlink"/>
@@ -3787,7 +3840,7 @@
           <w:sz w:val="24"/>
           <w:u w:val="single"/>
         </w:rPr>
-        <w:hyperlink r:id="rId24" w:history="1">
+        <w:hyperlink r:id="rId26" w:history="1">
           <w:r>
             <w:rPr>
               <w:rStyle w:val="Hyperlink"/>
@@ -3816,7 +3869,7 @@
           <w:sz w:val="24"/>
           <w:u w:val="single"/>
         </w:rPr>
-        <w:hyperlink r:id="rId24" w:history="1">
+        <w:hyperlink r:id="rId26" w:history="1">
           <w:r>
             <w:rPr>
               <w:rStyle w:val="Hyperlink"/>
@@ -3834,7 +3887,7 @@
           <w:sz w:val="24"/>
           <w:u w:val="single"/>
         </w:rPr>
-        <w:hyperlink r:id="rId27" w:history="1">
+        <w:hyperlink r:id="rId28" w:history="1">
           <w:r>
             <w:rPr>
               <w:rStyle w:val="Hyperlink"/>
@@ -3862,7 +3915,7 @@
           <w:color w:val="000000"/>
           <w:sz w:val="24"/>
         </w:rPr>
-        <w:hyperlink r:id="rId25" w:history="1">
+        <w:hyperlink r:id="rId27" w:history="1">
           <w:r>
             <w:rPr>
               <w:rStyle w:val="Hyperlink"/>
@@ -3880,7 +3933,7 @@
           <w:color w:val="000000"/>
           <w:sz w:val="24"/>
         </w:rPr>
-        <w:hyperlink r:id="rId25" w:history="1">
+        <w:hyperlink r:id="rId27" w:history="1">
           <w:r>
             <w:rPr>
               <w:rStyle w:val="Hyperlink"/>
@@ -3938,7 +3991,7 @@
           <w:sz w:val="24"/>
           <w:u w:val="single"/>
         </w:rPr>
-        <w:hyperlink r:id="rId28" w:history="1">
+        <w:hyperlink r:id="rId29" w:history="1">
           <w:r>
             <w:rPr>
               <w:rStyle w:val="Hyperlink"/>
@@ -3967,7 +4020,7 @@
           <w:sz w:val="24"/>
           <w:u w:val="single"/>
         </w:rPr>
-        <w:hyperlink r:id="rId28" w:history="1">
+        <w:hyperlink r:id="rId29" w:history="1">
           <w:r>
             <w:rPr>
               <w:rStyle w:val="Hyperlink"/>
@@ -3995,7 +4048,7 @@
           <w:sz w:val="24"/>
           <w:u w:val="single"/>
         </w:rPr>
-        <w:hyperlink r:id="rId29" w:history="1">
+        <w:hyperlink r:id="rId30" w:history="1">
           <w:r>
             <w:rPr>
               <w:rStyle w:val="Hyperlink"/>
@@ -4024,7 +4077,7 @@
           <w:sz w:val="24"/>
           <w:u w:val="single"/>
         </w:rPr>
-        <w:hyperlink r:id="rId29" w:history="1">
+        <w:hyperlink r:id="rId30" w:history="1">
           <w:r>
             <w:rPr>
               <w:rStyle w:val="Hyperlink"/>
@@ -4053,7 +4106,7 @@
           <w:sz w:val="24"/>
           <w:u w:val="single"/>
         </w:rPr>
-        <w:hyperlink r:id="rId29" w:history="1">
+        <w:hyperlink r:id="rId30" w:history="1">
           <w:r>
             <w:rPr>
               <w:rStyle w:val="Hyperlink"/>
@@ -4291,7 +4344,7 @@
           <w:sz w:val="24"/>
           <w:u w:val="single"/>
         </w:rPr>
-        <w:hyperlink r:id="rId30" w:history="1">
+        <w:hyperlink r:id="rId31" w:history="1">
           <w:r>
             <w:rPr>
               <w:rStyle w:val="Hyperlink"/>
@@ -4320,7 +4373,7 @@
           <w:sz w:val="24"/>
           <w:u w:val="single"/>
         </w:rPr>
-        <w:hyperlink r:id="rId30" w:history="1">
+        <w:hyperlink r:id="rId31" w:history="1">
           <w:r>
             <w:rPr>
               <w:rStyle w:val="Hyperlink"/>
@@ -4349,7 +4402,7 @@
           <w:sz w:val="24"/>
           <w:u w:val="single"/>
         </w:rPr>
-        <w:hyperlink r:id="rId30" w:history="1">
+        <w:hyperlink r:id="rId31" w:history="1">
           <w:r>
             <w:rPr>
               <w:rStyle w:val="Hyperlink"/>
@@ -4367,7 +4420,7 @@
           <w:sz w:val="24"/>
           <w:u w:val="single"/>
         </w:rPr>
-        <w:hyperlink r:id="rId30" w:history="1">
+        <w:hyperlink r:id="rId31" w:history="1">
           <w:r>
             <w:rPr>
               <w:rStyle w:val="Hyperlink"/>
@@ -4395,7 +4448,7 @@
           <w:sz w:val="24"/>
           <w:u w:val="single"/>
         </w:rPr>
-        <w:hyperlink r:id="rId31" w:history="1">
+        <w:hyperlink r:id="rId32" w:history="1">
           <w:r>
             <w:rPr>
               <w:rStyle w:val="Hyperlink"/>
@@ -4424,7 +4477,7 @@
           <w:sz w:val="24"/>
           <w:u w:val="single"/>
         </w:rPr>
-        <w:hyperlink r:id="rId31" w:history="1">
+        <w:hyperlink r:id="rId32" w:history="1">
           <w:r>
             <w:rPr>
               <w:rStyle w:val="Hyperlink"/>
@@ -4453,7 +4506,7 @@
           <w:sz w:val="24"/>
           <w:u w:val="single"/>
         </w:rPr>
-        <w:hyperlink r:id="rId31" w:history="1">
+        <w:hyperlink r:id="rId32" w:history="1">
           <w:r>
             <w:rPr>
               <w:rStyle w:val="Hyperlink"/>
@@ -4482,7 +4535,7 @@
           <w:sz w:val="24"/>
           <w:u w:val="single"/>
         </w:rPr>
-        <w:hyperlink r:id="rId31" w:history="1">
+        <w:hyperlink r:id="rId32" w:history="1">
           <w:r>
             <w:rPr>
               <w:rStyle w:val="Hyperlink"/>
@@ -4510,7 +4563,7 @@
           <w:sz w:val="24"/>
           <w:u w:val="single"/>
         </w:rPr>
-        <w:hyperlink r:id="rId32" w:history="1">
+        <w:hyperlink r:id="rId33" w:history="1">
           <w:r>
             <w:rPr>
               <w:rStyle w:val="Hyperlink"/>
@@ -4539,300 +4592,12 @@
           <w:sz w:val="24"/>
           <w:u w:val="single"/>
         </w:rPr>
-        <w:hyperlink r:id="rId32" w:history="1">
+        <w:hyperlink r:id="rId33" w:history="1">
           <w:r>
             <w:rPr>
               <w:rStyle w:val="Hyperlink"/>
             </w:rPr>
             <w:t>Archive</w:t>
-          </w:r>
-        </w:hyperlink>
-      </w:r>
-      <w:r>
-        <w:rPr>
-          <w:rFonts w:ascii="Charis SIL Regular" w:hAnsi="Charis SIL Regular" w:eastAsia="Charis SIL Regular"/>
-          <w:b w:val="0"/>
-          <w:i w:val="0"/>
-          <w:color w:val="0000FF"/>
-          <w:sz w:val="24"/>
-          <w:u w:val="single"/>
-        </w:rPr>
-        <w:hyperlink r:id="rId30" w:history="1">
-          <w:r>
-            <w:rPr>
-              <w:rStyle w:val="Hyperlink"/>
-            </w:rPr>
-            <w:t>s</w:t>
-          </w:r>
-        </w:hyperlink>
-      </w:r>
-      <w:r>
-        <w:rPr>
-          <w:rFonts w:ascii="Charis SIL Regular" w:hAnsi="Charis SIL Regular" w:eastAsia="Charis SIL Regular"/>
-          <w:b w:val="0"/>
-          <w:i w:val="0"/>
-          <w:color w:val="0000FF"/>
-          <w:sz w:val="24"/>
-          <w:u w:val="single"/>
-        </w:rPr>
-        <w:t xml:space="preserve"> </w:t>
-      </w:r>
-      <w:r>
-        <w:rPr>
-          <w:rFonts w:ascii="Charis SIL Regular" w:hAnsi="Charis SIL Regular" w:eastAsia="Charis SIL Regular"/>
-          <w:b w:val="0"/>
-          <w:i w:val="0"/>
-          <w:color w:val="0000FF"/>
-          <w:sz w:val="24"/>
-          <w:u w:val="single"/>
-        </w:rPr>
-        <w:hyperlink r:id="rId30" w:history="1">
-          <w:r>
-            <w:rPr>
-              <w:rStyle w:val="Hyperlink"/>
-            </w:rPr>
-            <w:t>of</w:t>
-          </w:r>
-        </w:hyperlink>
-      </w:r>
-      <w:r>
-        <w:rPr>
-          <w:rFonts w:ascii="Charis SIL Regular" w:hAnsi="Charis SIL Regular" w:eastAsia="Charis SIL Regular"/>
-          <w:b w:val="0"/>
-          <w:i w:val="0"/>
-          <w:color w:val="0000FF"/>
-          <w:sz w:val="24"/>
-          <w:u w:val="single"/>
-        </w:rPr>
-        <w:t xml:space="preserve"> </w:t>
-      </w:r>
-      <w:r>
-        <w:rPr>
-          <w:rFonts w:ascii="Charis SIL Regular" w:hAnsi="Charis SIL Regular" w:eastAsia="Charis SIL Regular"/>
-          <w:b w:val="0"/>
-          <w:i w:val="0"/>
-          <w:color w:val="0000FF"/>
-          <w:sz w:val="24"/>
-          <w:u w:val="single"/>
-        </w:rPr>
-        <w:hyperlink r:id="rId30" w:history="1">
-          <w:r>
-            <w:rPr>
-              <w:rStyle w:val="Hyperlink"/>
-            </w:rPr>
-            <w:t>Sri</w:t>
-          </w:r>
-        </w:hyperlink>
-      </w:r>
-      <w:r>
-        <w:rPr>
-          <w:rFonts w:ascii="Charis SIL Regular" w:hAnsi="Charis SIL Regular" w:eastAsia="Charis SIL Regular"/>
-          <w:b w:val="0"/>
-          <w:i w:val="0"/>
-          <w:color w:val="0000FF"/>
-          <w:sz w:val="24"/>
-          <w:u w:val="single"/>
-        </w:rPr>
-        <w:t xml:space="preserve"> </w:t>
-      </w:r>
-      <w:r>
-        <w:rPr>
-          <w:rFonts w:ascii="Charis SIL Regular" w:hAnsi="Charis SIL Regular" w:eastAsia="Charis SIL Regular"/>
-          <w:b w:val="0"/>
-          <w:i w:val="0"/>
-          <w:color w:val="0000FF"/>
-          <w:sz w:val="24"/>
-          <w:u w:val="single"/>
-        </w:rPr>
-        <w:hyperlink r:id="rId30" w:history="1">
-          <w:r>
-            <w:rPr>
-              <w:rStyle w:val="Hyperlink"/>
-            </w:rPr>
-            <w:t>L</w:t>
-          </w:r>
-        </w:hyperlink>
-      </w:r>
-      <w:r>
-        <w:rPr>
-          <w:rFonts w:ascii="Charis SIL Regular" w:hAnsi="Charis SIL Regular" w:eastAsia="Charis SIL Regular"/>
-          <w:b w:val="0"/>
-          <w:i w:val="0"/>
-          <w:color w:val="0000FF"/>
-          <w:sz w:val="24"/>
-          <w:u w:val="single"/>
-        </w:rPr>
-        <w:hyperlink r:id="rId30" w:history="1">
-          <w:r>
-            <w:rPr>
-              <w:rStyle w:val="Hyperlink"/>
-            </w:rPr>
-            <w:t>a</w:t>
-          </w:r>
-        </w:hyperlink>
-      </w:r>
-      <w:r>
-        <w:rPr>
-          <w:rFonts w:ascii="Charis SIL Regular" w:hAnsi="Charis SIL Regular" w:eastAsia="Charis SIL Regular"/>
-          <w:b w:val="0"/>
-          <w:i w:val="0"/>
-          <w:color w:val="0000FF"/>
-          <w:sz w:val="24"/>
-          <w:u w:val="single"/>
-        </w:rPr>
-        <w:hyperlink r:id="rId30" w:history="1">
-          <w:r>
-            <w:rPr>
-              <w:rStyle w:val="Hyperlink"/>
-            </w:rPr>
-            <w:t>nka</w:t>
-          </w:r>
-        </w:hyperlink>
-      </w:r>
-      <w:r>
-        <w:rPr>
-          <w:u w:val="single" w:color="0000ff"/>
-          <w:rFonts w:ascii="Charis SIL Regular" w:hAnsi="Charis SIL Regular" w:eastAsia="Charis SIL Regular"/>
-          <w:b w:val="0"/>
-          <w:i w:val="0"/>
-          <w:color w:val="000000"/>
-          <w:sz w:val="24"/>
-        </w:rPr>
-        <w:hyperlink r:id="rId30" w:history="1">
-          <w:r>
-            <w:rPr>
-              <w:rStyle w:val="Hyperlink"/>
-            </w:rPr>
-            <w:t xml:space="preserve"> and</w:t>
-          </w:r>
-        </w:hyperlink>
-      </w:r>
-      <w:r>
-        <w:rPr>
-          <w:u w:val="single" w:color="0000ff"/>
-          <w:rFonts w:ascii="Charis SIL Regular" w:hAnsi="Charis SIL Regular" w:eastAsia="Charis SIL Regular"/>
-          <w:b w:val="0"/>
-          <w:i w:val="0"/>
-          <w:color w:val="000000"/>
-          <w:sz w:val="24"/>
-        </w:rPr>
-        <w:t xml:space="preserve"> </w:t>
-      </w:r>
-      <w:r>
-        <w:rPr>
-          <w:u w:val="single" w:color="0000ff"/>
-          <w:rFonts w:ascii="Charis SIL Regular" w:hAnsi="Charis SIL Regular" w:eastAsia="Charis SIL Regular"/>
-          <w:b w:val="0"/>
-          <w:i w:val="0"/>
-          <w:color w:val="000000"/>
-          <w:sz w:val="24"/>
-        </w:rPr>
-        <w:hyperlink r:id="rId30" w:history="1">
-          <w:r>
-            <w:rPr>
-              <w:rStyle w:val="Hyperlink"/>
-            </w:rPr>
-            <w:t>th</w:t>
-          </w:r>
-        </w:hyperlink>
-      </w:r>
-      <w:r>
-        <w:rPr>
-          <w:rFonts w:ascii="Charis SIL Regular" w:hAnsi="Charis SIL Regular" w:eastAsia="Charis SIL Regular"/>
-          <w:b w:val="0"/>
-          <w:i w:val="0"/>
-          <w:color w:val="000000"/>
-          <w:sz w:val="24"/>
-        </w:rPr>
-        <w:hyperlink r:id="rId30" w:history="1">
-          <w:r>
-            <w:rPr>
-              <w:rStyle w:val="Hyperlink"/>
-            </w:rPr>
-            <w:t xml:space="preserve">e </w:t>
-          </w:r>
-        </w:hyperlink>
-      </w:r>
-      <w:r>
-        <w:rPr>
-          <w:rFonts w:ascii="Charis SIL Regular" w:hAnsi="Charis SIL Regular" w:eastAsia="Charis SIL Regular"/>
-          <w:b w:val="0"/>
-          <w:i w:val="0"/>
-          <w:color w:val="0000FF"/>
-          <w:sz w:val="24"/>
-          <w:u w:val="single"/>
-        </w:rPr>
-        <w:hyperlink r:id="rId30" w:history="1">
-          <w:r>
-            <w:rPr>
-              <w:rStyle w:val="Hyperlink"/>
-            </w:rPr>
-            <w:t>National</w:t>
-          </w:r>
-        </w:hyperlink>
-      </w:r>
-      <w:r>
-        <w:rPr>
-          <w:rFonts w:ascii="Charis SIL Regular" w:hAnsi="Charis SIL Regular" w:eastAsia="Charis SIL Regular"/>
-          <w:b w:val="0"/>
-          <w:i w:val="0"/>
-          <w:color w:val="0000FF"/>
-          <w:sz w:val="24"/>
-          <w:u w:val="single"/>
-        </w:rPr>
-        <w:t xml:space="preserve"> </w:t>
-      </w:r>
-      <w:r>
-        <w:rPr>
-          <w:rFonts w:ascii="Charis SIL Regular" w:hAnsi="Charis SIL Regular" w:eastAsia="Charis SIL Regular"/>
-          <w:b w:val="0"/>
-          <w:i w:val="0"/>
-          <w:color w:val="0000FF"/>
-          <w:sz w:val="24"/>
-          <w:u w:val="single"/>
-        </w:rPr>
-        <w:hyperlink r:id="rId33" w:history="1">
-          <w:r>
-            <w:rPr>
-              <w:rStyle w:val="Hyperlink"/>
-            </w:rPr>
-            <w:t>A</w:t>
-          </w:r>
-        </w:hyperlink>
-      </w:r>
-      <w:r>
-        <w:rPr>
-          <w:rFonts w:ascii="Charis SIL Regular" w:hAnsi="Charis SIL Regular" w:eastAsia="Charis SIL Regular"/>
-          <w:b w:val="0"/>
-          <w:i w:val="0"/>
-          <w:color w:val="0000FF"/>
-          <w:sz w:val="24"/>
-          <w:u w:val="single"/>
-        </w:rPr>
-        <w:hyperlink r:id="rId31" w:history="1">
-          <w:r>
-            <w:rPr>
-              <w:rStyle w:val="Hyperlink"/>
-            </w:rPr>
-            <w:t>rchiv</w:t>
-          </w:r>
-        </w:hyperlink>
-      </w:r>
-      <w:r>
-        <w:rPr>
-          <w:rFonts w:ascii="Charis SIL Regular" w:hAnsi="Charis SIL Regular" w:eastAsia="Charis SIL Regular"/>
-          <w:b w:val="0"/>
-          <w:i w:val="0"/>
-          <w:color w:val="0000FF"/>
-          <w:sz w:val="24"/>
-          <w:u w:val="single"/>
-        </w:rPr>
-        <w:hyperlink r:id="rId31" w:history="1">
-          <w:r>
-            <w:rPr>
-              <w:rStyle w:val="Hyperlink"/>
-            </w:rPr>
-            <w:t>e</w:t>
           </w:r>
         </w:hyperlink>
       </w:r>
@@ -4908,9 +4673,20 @@
             <w:rPr>
               <w:rStyle w:val="Hyperlink"/>
             </w:rPr>
-            <w:t>Cura</w:t>
+            <w:t>Sri</w:t>
           </w:r>
         </w:hyperlink>
+      </w:r>
+      <w:r>
+        <w:rPr>
+          <w:rFonts w:ascii="Charis SIL Regular" w:hAnsi="Charis SIL Regular" w:eastAsia="Charis SIL Regular"/>
+          <w:b w:val="0"/>
+          <w:i w:val="0"/>
+          <w:color w:val="0000FF"/>
+          <w:sz w:val="24"/>
+          <w:u w:val="single"/>
+        </w:rPr>
+        <w:t xml:space="preserve"> </w:t>
       </w:r>
       <w:r>
         <w:rPr>
@@ -4926,102 +4702,20 @@
             <w:rPr>
               <w:rStyle w:val="Hyperlink"/>
             </w:rPr>
-            <w:t>çao</w:t>
+            <w:t>L</w:t>
           </w:r>
         </w:hyperlink>
       </w:r>
       <w:r>
         <w:rPr>
-          <w:u w:val="single" w:color="0000ff"/>
-          <w:rFonts w:ascii="Charis SIL Regular" w:hAnsi="Charis SIL Regular" w:eastAsia="Charis SIL Regular"/>
-          <w:b w:val="0"/>
-          <w:i w:val="0"/>
-          <w:color w:val="000000"/>
-          <w:sz w:val="24"/>
+          <w:rFonts w:ascii="Charis SIL Regular" w:hAnsi="Charis SIL Regular" w:eastAsia="Charis SIL Regular"/>
+          <w:b w:val="0"/>
+          <w:i w:val="0"/>
+          <w:color w:val="0000FF"/>
+          <w:sz w:val="24"/>
+          <w:u w:val="single"/>
         </w:rPr>
         <w:hyperlink r:id="rId31" w:history="1">
-          <w:r>
-            <w:rPr>
-              <w:rStyle w:val="Hyperlink"/>
-            </w:rPr>
-            <w:t>. Vari</w:t>
-          </w:r>
-        </w:hyperlink>
-      </w:r>
-      <w:r>
-        <w:rPr>
-          <w:u w:val="single" w:color="0000ff"/>
-          <w:rFonts w:ascii="Charis SIL Regular" w:hAnsi="Charis SIL Regular" w:eastAsia="Charis SIL Regular"/>
-          <w:b w:val="0"/>
-          <w:i w:val="0"/>
-          <w:color w:val="000000"/>
-          <w:sz w:val="24"/>
-        </w:rPr>
-        <w:hyperlink r:id="rId31" w:history="1">
-          <w:r>
-            <w:rPr>
-              <w:rStyle w:val="Hyperlink"/>
-            </w:rPr>
-            <w:t>o</w:t>
-          </w:r>
-        </w:hyperlink>
-      </w:r>
-      <w:r>
-        <w:rPr>
-          <w:u w:val="single" w:color="0000ff"/>
-          <w:rFonts w:ascii="Charis SIL Regular" w:hAnsi="Charis SIL Regular" w:eastAsia="Charis SIL Regular"/>
-          <w:b w:val="0"/>
-          <w:i w:val="0"/>
-          <w:color w:val="000000"/>
-          <w:sz w:val="24"/>
-        </w:rPr>
-        <w:hyperlink r:id="rId31" w:history="1">
-          <w:r>
-            <w:rPr>
-              <w:rStyle w:val="Hyperlink"/>
-            </w:rPr>
-            <w:t>us archiv</w:t>
-          </w:r>
-        </w:hyperlink>
-      </w:r>
-      <w:r>
-        <w:rPr>
-          <w:rFonts w:ascii="Charis SIL Regular" w:hAnsi="Charis SIL Regular" w:eastAsia="Charis SIL Regular"/>
-          <w:b w:val="0"/>
-          <w:i w:val="0"/>
-          <w:color w:val="000000"/>
-          <w:sz w:val="24"/>
-        </w:rPr>
-        <w:t xml:space="preserve">es in </w:t>
-      </w:r>
-      <w:r>
-        <w:rPr>
-          <w:u w:val="single" w:color="0000ff"/>
-          <w:rFonts w:ascii="Charis SIL Regular" w:hAnsi="Charis SIL Regular" w:eastAsia="Charis SIL Regular"/>
-          <w:b w:val="0"/>
-          <w:i w:val="0"/>
-          <w:color w:val="000000"/>
-          <w:sz w:val="24"/>
-        </w:rPr>
-        <w:hyperlink r:id="rId32" w:history="1">
-          <w:r>
-            <w:rPr>
-              <w:rStyle w:val="Hyperlink"/>
-            </w:rPr>
-            <w:t>Indonesi</w:t>
-          </w:r>
-        </w:hyperlink>
-      </w:r>
-      <w:r>
-        <w:rPr>
-          <w:u w:val="single" w:color="0000ff"/>
-          <w:rFonts w:ascii="Charis SIL Regular" w:hAnsi="Charis SIL Regular" w:eastAsia="Charis SIL Regular"/>
-          <w:b w:val="0"/>
-          <w:i w:val="0"/>
-          <w:color w:val="000000"/>
-          <w:sz w:val="24"/>
-        </w:rPr>
-        <w:hyperlink r:id="rId32" w:history="1">
           <w:r>
             <w:rPr>
               <w:rStyle w:val="Hyperlink"/>
@@ -5032,84 +4726,159 @@
       </w:r>
       <w:r>
         <w:rPr>
+          <w:rFonts w:ascii="Charis SIL Regular" w:hAnsi="Charis SIL Regular" w:eastAsia="Charis SIL Regular"/>
+          <w:b w:val="0"/>
+          <w:i w:val="0"/>
+          <w:color w:val="0000FF"/>
+          <w:sz w:val="24"/>
+          <w:u w:val="single"/>
+        </w:rPr>
+        <w:hyperlink r:id="rId31" w:history="1">
+          <w:r>
+            <w:rPr>
+              <w:rStyle w:val="Hyperlink"/>
+            </w:rPr>
+            <w:t>nka</w:t>
+          </w:r>
+        </w:hyperlink>
+      </w:r>
+      <w:r>
+        <w:rPr>
           <w:u w:val="single" w:color="0000ff"/>
           <w:rFonts w:ascii="Charis SIL Regular" w:hAnsi="Charis SIL Regular" w:eastAsia="Charis SIL Regular"/>
           <w:b w:val="0"/>
           <w:i w:val="0"/>
           <w:color w:val="000000"/>
           <w:sz w:val="24"/>
+        </w:rPr>
+        <w:hyperlink r:id="rId31" w:history="1">
+          <w:r>
+            <w:rPr>
+              <w:rStyle w:val="Hyperlink"/>
+            </w:rPr>
+            <w:t xml:space="preserve"> and</w:t>
+          </w:r>
+        </w:hyperlink>
+      </w:r>
+      <w:r>
+        <w:rPr>
+          <w:u w:val="single" w:color="0000ff"/>
+          <w:rFonts w:ascii="Charis SIL Regular" w:hAnsi="Charis SIL Regular" w:eastAsia="Charis SIL Regular"/>
+          <w:b w:val="0"/>
+          <w:i w:val="0"/>
+          <w:color w:val="000000"/>
+          <w:sz w:val="24"/>
+        </w:rPr>
+        <w:t xml:space="preserve"> </w:t>
+      </w:r>
+      <w:r>
+        <w:rPr>
+          <w:u w:val="single" w:color="0000ff"/>
+          <w:rFonts w:ascii="Charis SIL Regular" w:hAnsi="Charis SIL Regular" w:eastAsia="Charis SIL Regular"/>
+          <w:b w:val="0"/>
+          <w:i w:val="0"/>
+          <w:color w:val="000000"/>
+          <w:sz w:val="24"/>
+        </w:rPr>
+        <w:hyperlink r:id="rId31" w:history="1">
+          <w:r>
+            <w:rPr>
+              <w:rStyle w:val="Hyperlink"/>
+            </w:rPr>
+            <w:t>th</w:t>
+          </w:r>
+        </w:hyperlink>
+      </w:r>
+      <w:r>
+        <w:rPr>
+          <w:rFonts w:ascii="Charis SIL Regular" w:hAnsi="Charis SIL Regular" w:eastAsia="Charis SIL Regular"/>
+          <w:b w:val="0"/>
+          <w:i w:val="0"/>
+          <w:color w:val="000000"/>
+          <w:sz w:val="24"/>
+        </w:rPr>
+        <w:hyperlink r:id="rId31" w:history="1">
+          <w:r>
+            <w:rPr>
+              <w:rStyle w:val="Hyperlink"/>
+            </w:rPr>
+            <w:t xml:space="preserve">e </w:t>
+          </w:r>
+        </w:hyperlink>
+      </w:r>
+      <w:r>
+        <w:rPr>
+          <w:rFonts w:ascii="Charis SIL Regular" w:hAnsi="Charis SIL Regular" w:eastAsia="Charis SIL Regular"/>
+          <w:b w:val="0"/>
+          <w:i w:val="0"/>
+          <w:color w:val="0000FF"/>
+          <w:sz w:val="24"/>
+          <w:u w:val="single"/>
+        </w:rPr>
+        <w:hyperlink r:id="rId31" w:history="1">
+          <w:r>
+            <w:rPr>
+              <w:rStyle w:val="Hyperlink"/>
+            </w:rPr>
+            <w:t>National</w:t>
+          </w:r>
+        </w:hyperlink>
+      </w:r>
+      <w:r>
+        <w:rPr>
+          <w:rFonts w:ascii="Charis SIL Regular" w:hAnsi="Charis SIL Regular" w:eastAsia="Charis SIL Regular"/>
+          <w:b w:val="0"/>
+          <w:i w:val="0"/>
+          <w:color w:val="0000FF"/>
+          <w:sz w:val="24"/>
+          <w:u w:val="single"/>
+        </w:rPr>
+        <w:t xml:space="preserve"> </w:t>
+      </w:r>
+      <w:r>
+        <w:rPr>
+          <w:rFonts w:ascii="Charis SIL Regular" w:hAnsi="Charis SIL Regular" w:eastAsia="Charis SIL Regular"/>
+          <w:b w:val="0"/>
+          <w:i w:val="0"/>
+          <w:color w:val="0000FF"/>
+          <w:sz w:val="24"/>
+          <w:u w:val="single"/>
+        </w:rPr>
+        <w:hyperlink r:id="rId34" w:history="1">
+          <w:r>
+            <w:rPr>
+              <w:rStyle w:val="Hyperlink"/>
+            </w:rPr>
+            <w:t>A</w:t>
+          </w:r>
+        </w:hyperlink>
+      </w:r>
+      <w:r>
+        <w:rPr>
+          <w:rFonts w:ascii="Charis SIL Regular" w:hAnsi="Charis SIL Regular" w:eastAsia="Charis SIL Regular"/>
+          <w:b w:val="0"/>
+          <w:i w:val="0"/>
+          <w:color w:val="0000FF"/>
+          <w:sz w:val="24"/>
+          <w:u w:val="single"/>
         </w:rPr>
         <w:hyperlink r:id="rId32" w:history="1">
           <w:r>
             <w:rPr>
               <w:rStyle w:val="Hyperlink"/>
             </w:rPr>
-            <w:t xml:space="preserve"> can be </w:t>
+            <w:t>rchiv</w:t>
           </w:r>
         </w:hyperlink>
       </w:r>
       <w:r>
         <w:rPr>
-          <w:u w:val="single" w:color="0000ff"/>
-          <w:rFonts w:ascii="Charis SIL Regular" w:hAnsi="Charis SIL Regular" w:eastAsia="Charis SIL Regular"/>
-          <w:b w:val="0"/>
-          <w:i w:val="0"/>
-          <w:color w:val="000000"/>
-          <w:sz w:val="24"/>
-        </w:rPr>
-        <w:hyperlink r:id="rId32" w:history="1">
-          <w:r>
-            <w:rPr>
-              <w:rStyle w:val="Hyperlink"/>
-            </w:rPr>
-            <w:t>a</w:t>
-          </w:r>
-        </w:hyperlink>
-      </w:r>
-      <w:r>
-        <w:rPr>
-          <w:u w:val="single" w:color="0000ff"/>
-          <w:rFonts w:ascii="Charis SIL Regular" w:hAnsi="Charis SIL Regular" w:eastAsia="Charis SIL Regular"/>
-          <w:b w:val="0"/>
-          <w:i w:val="0"/>
-          <w:color w:val="000000"/>
-          <w:sz w:val="24"/>
-        </w:rPr>
-        <w:hyperlink r:id="rId32" w:history="1">
-          <w:r>
-            <w:rPr>
-              <w:rStyle w:val="Hyperlink"/>
-            </w:rPr>
-            <w:t>cc</w:t>
-          </w:r>
-        </w:hyperlink>
-      </w:r>
-      <w:r>
-        <w:rPr>
-          <w:u w:val="single" w:color="0000ff"/>
-          <w:rFonts w:ascii="Charis SIL Regular" w:hAnsi="Charis SIL Regular" w:eastAsia="Charis SIL Regular"/>
-          <w:b w:val="0"/>
-          <w:i w:val="0"/>
-          <w:color w:val="000000"/>
-          <w:sz w:val="24"/>
-        </w:rPr>
-        <w:hyperlink r:id="rId32" w:history="1">
-          <w:r>
-            <w:rPr>
-              <w:rStyle w:val="Hyperlink"/>
-            </w:rPr>
-            <w:t>ess</w:t>
-          </w:r>
-        </w:hyperlink>
-      </w:r>
-      <w:r>
-        <w:rPr>
-          <w:u w:val="single" w:color="0000ff"/>
-          <w:rFonts w:ascii="Charis SIL Regular" w:hAnsi="Charis SIL Regular" w:eastAsia="Charis SIL Regular"/>
-          <w:b w:val="0"/>
-          <w:i w:val="0"/>
-          <w:color w:val="000000"/>
-          <w:sz w:val="24"/>
+          <w:rFonts w:ascii="Charis SIL Regular" w:hAnsi="Charis SIL Regular" w:eastAsia="Charis SIL Regular"/>
+          <w:b w:val="0"/>
+          <w:i w:val="0"/>
+          <w:color w:val="0000FF"/>
+          <w:sz w:val="24"/>
+          <w:u w:val="single"/>
         </w:rPr>
         <w:hyperlink r:id="rId32" w:history="1">
           <w:r>
@@ -5122,6 +4891,100 @@
       </w:r>
       <w:r>
         <w:rPr>
+          <w:rFonts w:ascii="Charis SIL Regular" w:hAnsi="Charis SIL Regular" w:eastAsia="Charis SIL Regular"/>
+          <w:b w:val="0"/>
+          <w:i w:val="0"/>
+          <w:color w:val="0000FF"/>
+          <w:sz w:val="24"/>
+          <w:u w:val="single"/>
+        </w:rPr>
+        <w:hyperlink r:id="rId32" w:history="1">
+          <w:r>
+            <w:rPr>
+              <w:rStyle w:val="Hyperlink"/>
+            </w:rPr>
+            <w:t>s</w:t>
+          </w:r>
+        </w:hyperlink>
+      </w:r>
+      <w:r>
+        <w:rPr>
+          <w:rFonts w:ascii="Charis SIL Regular" w:hAnsi="Charis SIL Regular" w:eastAsia="Charis SIL Regular"/>
+          <w:b w:val="0"/>
+          <w:i w:val="0"/>
+          <w:color w:val="0000FF"/>
+          <w:sz w:val="24"/>
+          <w:u w:val="single"/>
+        </w:rPr>
+        <w:t xml:space="preserve"> </w:t>
+      </w:r>
+      <w:r>
+        <w:rPr>
+          <w:rFonts w:ascii="Charis SIL Regular" w:hAnsi="Charis SIL Regular" w:eastAsia="Charis SIL Regular"/>
+          <w:b w:val="0"/>
+          <w:i w:val="0"/>
+          <w:color w:val="0000FF"/>
+          <w:sz w:val="24"/>
+          <w:u w:val="single"/>
+        </w:rPr>
+        <w:hyperlink r:id="rId34" w:history="1">
+          <w:r>
+            <w:rPr>
+              <w:rStyle w:val="Hyperlink"/>
+            </w:rPr>
+            <w:t>of</w:t>
+          </w:r>
+        </w:hyperlink>
+      </w:r>
+      <w:r>
+        <w:rPr>
+          <w:rFonts w:ascii="Charis SIL Regular" w:hAnsi="Charis SIL Regular" w:eastAsia="Charis SIL Regular"/>
+          <w:b w:val="0"/>
+          <w:i w:val="0"/>
+          <w:color w:val="0000FF"/>
+          <w:sz w:val="24"/>
+          <w:u w:val="single"/>
+        </w:rPr>
+        <w:t xml:space="preserve"> </w:t>
+      </w:r>
+      <w:r>
+        <w:rPr>
+          <w:rFonts w:ascii="Charis SIL Regular" w:hAnsi="Charis SIL Regular" w:eastAsia="Charis SIL Regular"/>
+          <w:b w:val="0"/>
+          <w:i w:val="0"/>
+          <w:color w:val="0000FF"/>
+          <w:sz w:val="24"/>
+          <w:u w:val="single"/>
+        </w:rPr>
+        <w:hyperlink r:id="rId34" w:history="1">
+          <w:r>
+            <w:rPr>
+              <w:rStyle w:val="Hyperlink"/>
+            </w:rPr>
+            <w:t>Cura</w:t>
+          </w:r>
+        </w:hyperlink>
+      </w:r>
+      <w:r>
+        <w:rPr>
+          <w:rFonts w:ascii="Charis SIL Regular" w:hAnsi="Charis SIL Regular" w:eastAsia="Charis SIL Regular"/>
+          <w:b w:val="0"/>
+          <w:i w:val="0"/>
+          <w:color w:val="0000FF"/>
+          <w:sz w:val="24"/>
+          <w:u w:val="single"/>
+        </w:rPr>
+        <w:hyperlink r:id="rId34" w:history="1">
+          <w:r>
+            <w:rPr>
+              <w:rStyle w:val="Hyperlink"/>
+            </w:rPr>
+            <w:t>çao</w:t>
+          </w:r>
+        </w:hyperlink>
+      </w:r>
+      <w:r>
+        <w:rPr>
           <w:u w:val="single" w:color="0000ff"/>
           <w:rFonts w:ascii="Charis SIL Regular" w:hAnsi="Charis SIL Regular" w:eastAsia="Charis SIL Regular"/>
           <w:b w:val="0"/>
@@ -5130,6 +4993,196 @@
           <w:sz w:val="24"/>
         </w:rPr>
         <w:hyperlink r:id="rId32" w:history="1">
+          <w:r>
+            <w:rPr>
+              <w:rStyle w:val="Hyperlink"/>
+            </w:rPr>
+            <w:t>. Vari</w:t>
+          </w:r>
+        </w:hyperlink>
+      </w:r>
+      <w:r>
+        <w:rPr>
+          <w:u w:val="single" w:color="0000ff"/>
+          <w:rFonts w:ascii="Charis SIL Regular" w:hAnsi="Charis SIL Regular" w:eastAsia="Charis SIL Regular"/>
+          <w:b w:val="0"/>
+          <w:i w:val="0"/>
+          <w:color w:val="000000"/>
+          <w:sz w:val="24"/>
+        </w:rPr>
+        <w:hyperlink r:id="rId32" w:history="1">
+          <w:r>
+            <w:rPr>
+              <w:rStyle w:val="Hyperlink"/>
+            </w:rPr>
+            <w:t>o</w:t>
+          </w:r>
+        </w:hyperlink>
+      </w:r>
+      <w:r>
+        <w:rPr>
+          <w:u w:val="single" w:color="0000ff"/>
+          <w:rFonts w:ascii="Charis SIL Regular" w:hAnsi="Charis SIL Regular" w:eastAsia="Charis SIL Regular"/>
+          <w:b w:val="0"/>
+          <w:i w:val="0"/>
+          <w:color w:val="000000"/>
+          <w:sz w:val="24"/>
+        </w:rPr>
+        <w:hyperlink r:id="rId32" w:history="1">
+          <w:r>
+            <w:rPr>
+              <w:rStyle w:val="Hyperlink"/>
+            </w:rPr>
+            <w:t>us archiv</w:t>
+          </w:r>
+        </w:hyperlink>
+      </w:r>
+      <w:r>
+        <w:rPr>
+          <w:rFonts w:ascii="Charis SIL Regular" w:hAnsi="Charis SIL Regular" w:eastAsia="Charis SIL Regular"/>
+          <w:b w:val="0"/>
+          <w:i w:val="0"/>
+          <w:color w:val="000000"/>
+          <w:sz w:val="24"/>
+        </w:rPr>
+        <w:t xml:space="preserve">es in </w:t>
+      </w:r>
+      <w:r>
+        <w:rPr>
+          <w:u w:val="single" w:color="0000ff"/>
+          <w:rFonts w:ascii="Charis SIL Regular" w:hAnsi="Charis SIL Regular" w:eastAsia="Charis SIL Regular"/>
+          <w:b w:val="0"/>
+          <w:i w:val="0"/>
+          <w:color w:val="000000"/>
+          <w:sz w:val="24"/>
+        </w:rPr>
+        <w:hyperlink r:id="rId33" w:history="1">
+          <w:r>
+            <w:rPr>
+              <w:rStyle w:val="Hyperlink"/>
+            </w:rPr>
+            <w:t>Indonesi</w:t>
+          </w:r>
+        </w:hyperlink>
+      </w:r>
+      <w:r>
+        <w:rPr>
+          <w:u w:val="single" w:color="0000ff"/>
+          <w:rFonts w:ascii="Charis SIL Regular" w:hAnsi="Charis SIL Regular" w:eastAsia="Charis SIL Regular"/>
+          <w:b w:val="0"/>
+          <w:i w:val="0"/>
+          <w:color w:val="000000"/>
+          <w:sz w:val="24"/>
+        </w:rPr>
+        <w:hyperlink r:id="rId33" w:history="1">
+          <w:r>
+            <w:rPr>
+              <w:rStyle w:val="Hyperlink"/>
+            </w:rPr>
+            <w:t>a</w:t>
+          </w:r>
+        </w:hyperlink>
+      </w:r>
+      <w:r>
+        <w:rPr>
+          <w:u w:val="single" w:color="0000ff"/>
+          <w:rFonts w:ascii="Charis SIL Regular" w:hAnsi="Charis SIL Regular" w:eastAsia="Charis SIL Regular"/>
+          <w:b w:val="0"/>
+          <w:i w:val="0"/>
+          <w:color w:val="000000"/>
+          <w:sz w:val="24"/>
+        </w:rPr>
+        <w:hyperlink r:id="rId33" w:history="1">
+          <w:r>
+            <w:rPr>
+              <w:rStyle w:val="Hyperlink"/>
+            </w:rPr>
+            <w:t xml:space="preserve"> can be </w:t>
+          </w:r>
+        </w:hyperlink>
+      </w:r>
+      <w:r>
+        <w:rPr>
+          <w:u w:val="single" w:color="0000ff"/>
+          <w:rFonts w:ascii="Charis SIL Regular" w:hAnsi="Charis SIL Regular" w:eastAsia="Charis SIL Regular"/>
+          <w:b w:val="0"/>
+          <w:i w:val="0"/>
+          <w:color w:val="000000"/>
+          <w:sz w:val="24"/>
+        </w:rPr>
+        <w:hyperlink r:id="rId33" w:history="1">
+          <w:r>
+            <w:rPr>
+              <w:rStyle w:val="Hyperlink"/>
+            </w:rPr>
+            <w:t>a</w:t>
+          </w:r>
+        </w:hyperlink>
+      </w:r>
+      <w:r>
+        <w:rPr>
+          <w:u w:val="single" w:color="0000ff"/>
+          <w:rFonts w:ascii="Charis SIL Regular" w:hAnsi="Charis SIL Regular" w:eastAsia="Charis SIL Regular"/>
+          <w:b w:val="0"/>
+          <w:i w:val="0"/>
+          <w:color w:val="000000"/>
+          <w:sz w:val="24"/>
+        </w:rPr>
+        <w:hyperlink r:id="rId33" w:history="1">
+          <w:r>
+            <w:rPr>
+              <w:rStyle w:val="Hyperlink"/>
+            </w:rPr>
+            <w:t>cc</w:t>
+          </w:r>
+        </w:hyperlink>
+      </w:r>
+      <w:r>
+        <w:rPr>
+          <w:u w:val="single" w:color="0000ff"/>
+          <w:rFonts w:ascii="Charis SIL Regular" w:hAnsi="Charis SIL Regular" w:eastAsia="Charis SIL Regular"/>
+          <w:b w:val="0"/>
+          <w:i w:val="0"/>
+          <w:color w:val="000000"/>
+          <w:sz w:val="24"/>
+        </w:rPr>
+        <w:hyperlink r:id="rId33" w:history="1">
+          <w:r>
+            <w:rPr>
+              <w:rStyle w:val="Hyperlink"/>
+            </w:rPr>
+            <w:t>ess</w:t>
+          </w:r>
+        </w:hyperlink>
+      </w:r>
+      <w:r>
+        <w:rPr>
+          <w:u w:val="single" w:color="0000ff"/>
+          <w:rFonts w:ascii="Charis SIL Regular" w:hAnsi="Charis SIL Regular" w:eastAsia="Charis SIL Regular"/>
+          <w:b w:val="0"/>
+          <w:i w:val="0"/>
+          <w:color w:val="000000"/>
+          <w:sz w:val="24"/>
+        </w:rPr>
+        <w:hyperlink r:id="rId33" w:history="1">
+          <w:r>
+            <w:rPr>
+              <w:rStyle w:val="Hyperlink"/>
+            </w:rPr>
+            <w:t>e</w:t>
+          </w:r>
+        </w:hyperlink>
+      </w:r>
+      <w:r>
+        <w:rPr>
+          <w:u w:val="single" w:color="0000ff"/>
+          <w:rFonts w:ascii="Charis SIL Regular" w:hAnsi="Charis SIL Regular" w:eastAsia="Charis SIL Regular"/>
+          <w:b w:val="0"/>
+          <w:i w:val="0"/>
+          <w:color w:val="000000"/>
+          <w:sz w:val="24"/>
+        </w:rPr>
+        <w:hyperlink r:id="rId33" w:history="1">
           <w:r>
             <w:rPr>
               <w:rStyle w:val="Hyperlink"/>
@@ -5157,7 +5210,7 @@
           <w:sz w:val="24"/>
           <w:u w:val="single"/>
         </w:rPr>
-        <w:hyperlink r:id="rId34" w:history="1">
+        <w:hyperlink r:id="rId35" w:history="1">
           <w:r>
             <w:rPr>
               <w:rStyle w:val="Hyperlink"/>
@@ -5175,7 +5228,7 @@
           <w:color w:val="000000"/>
           <w:sz w:val="24"/>
         </w:rPr>
-        <w:hyperlink r:id="rId33" w:history="1">
+        <w:hyperlink r:id="rId34" w:history="1">
           <w:r>
             <w:rPr>
               <w:rStyle w:val="Hyperlink"/>
@@ -5213,7 +5266,7 @@
           <w:sz w:val="24"/>
           <w:u w:val="single"/>
         </w:rPr>
-        <w:hyperlink r:id="rId35" w:history="1">
+        <w:hyperlink r:id="rId36" w:history="1">
           <w:r>
             <w:rPr>
               <w:rStyle w:val="Hyperlink"/>
@@ -5242,7 +5295,7 @@
           <w:sz w:val="24"/>
           <w:u w:val="single"/>
         </w:rPr>
-        <w:hyperlink r:id="rId35" w:history="1">
+        <w:hyperlink r:id="rId36" w:history="1">
           <w:r>
             <w:rPr>
               <w:rStyle w:val="Hyperlink"/>
@@ -5271,7 +5324,7 @@
           <w:sz w:val="24"/>
           <w:u w:val="single"/>
         </w:rPr>
-        <w:hyperlink r:id="rId35" w:history="1">
+        <w:hyperlink r:id="rId36" w:history="1">
           <w:r>
             <w:rPr>
               <w:rStyle w:val="Hyperlink"/>
@@ -5300,7 +5353,7 @@
           <w:sz w:val="24"/>
           <w:u w:val="single"/>
         </w:rPr>
-        <w:hyperlink r:id="rId35" w:history="1">
+        <w:hyperlink r:id="rId36" w:history="1">
           <w:r>
             <w:rPr>
               <w:rStyle w:val="Hyperlink"/>
@@ -5329,7 +5382,7 @@
           <w:sz w:val="24"/>
           <w:u w:val="single"/>
         </w:rPr>
-        <w:hyperlink r:id="rId35" w:history="1">
+        <w:hyperlink r:id="rId36" w:history="1">
           <w:r>
             <w:rPr>
               <w:rStyle w:val="Hyperlink"/>
@@ -5358,7 +5411,7 @@
           <w:sz w:val="24"/>
           <w:u w:val="single"/>
         </w:rPr>
-        <w:hyperlink r:id="rId35" w:history="1">
+        <w:hyperlink r:id="rId36" w:history="1">
           <w:r>
             <w:rPr>
               <w:rStyle w:val="Hyperlink"/>
@@ -5386,7 +5439,7 @@
           <w:color w:val="000000"/>
           <w:sz w:val="24"/>
         </w:rPr>
-        <w:hyperlink r:id="rId35" w:history="1">
+        <w:hyperlink r:id="rId36" w:history="1">
           <w:r>
             <w:rPr>
               <w:rStyle w:val="Hyperlink"/>
@@ -5404,7 +5457,7 @@
           <w:color w:val="000000"/>
           <w:sz w:val="24"/>
         </w:rPr>
-        <w:hyperlink r:id="rId35" w:history="1">
+        <w:hyperlink r:id="rId36" w:history="1">
           <w:r>
             <w:rPr>
               <w:rStyle w:val="Hyperlink"/>
@@ -5422,7 +5475,7 @@
           <w:color w:val="000000"/>
           <w:sz w:val="24"/>
         </w:rPr>
-        <w:hyperlink r:id="rId35" w:history="1">
+        <w:hyperlink r:id="rId36" w:history="1">
           <w:r>
             <w:rPr>
               <w:rStyle w:val="Hyperlink"/>
@@ -5440,7 +5493,7 @@
           <w:color w:val="000000"/>
           <w:sz w:val="24"/>
         </w:rPr>
-        <w:hyperlink r:id="rId35" w:history="1">
+        <w:hyperlink r:id="rId36" w:history="1">
           <w:r>
             <w:rPr>
               <w:rStyle w:val="Hyperlink"/>
@@ -5469,7 +5522,7 @@
           <w:color w:val="000000"/>
           <w:sz w:val="24"/>
         </w:rPr>
-        <w:hyperlink r:id="rId35" w:history="1">
+        <w:hyperlink r:id="rId36" w:history="1">
           <w:r>
             <w:rPr>
               <w:rStyle w:val="Hyperlink"/>
@@ -5487,7 +5540,7 @@
           <w:color w:val="000000"/>
           <w:sz w:val="24"/>
         </w:rPr>
-        <w:hyperlink r:id="rId35" w:history="1">
+        <w:hyperlink r:id="rId36" w:history="1">
           <w:r>
             <w:rPr>
               <w:rStyle w:val="Hyperlink"/>
@@ -5505,7 +5558,7 @@
           <w:color w:val="000000"/>
           <w:sz w:val="24"/>
         </w:rPr>
-        <w:hyperlink r:id="rId35" w:history="1">
+        <w:hyperlink r:id="rId36" w:history="1">
           <w:r>
             <w:rPr>
               <w:rStyle w:val="Hyperlink"/>
@@ -5523,7 +5576,7 @@
           <w:color w:val="000000"/>
           <w:sz w:val="24"/>
         </w:rPr>
-        <w:hyperlink r:id="rId35" w:history="1">
+        <w:hyperlink r:id="rId36" w:history="1">
           <w:r>
             <w:rPr>
               <w:rStyle w:val="Hyperlink"/>
@@ -5621,7 +5674,7 @@
           <w:sz w:val="24"/>
           <w:u w:val="single"/>
         </w:rPr>
-        <w:hyperlink r:id="rId36" w:history="1">
+        <w:hyperlink r:id="rId37" w:history="1">
           <w:r>
             <w:rPr>
               <w:rStyle w:val="Hyperlink"/>
@@ -5649,7 +5702,7 @@
           <w:sz w:val="24"/>
           <w:u w:val="single"/>
         </w:rPr>
-        <w:hyperlink r:id="rId37" w:history="1">
+        <w:hyperlink r:id="rId38" w:history="1">
           <w:r>
             <w:rPr>
               <w:rStyle w:val="Hyperlink"/>
@@ -5678,7 +5731,7 @@
           <w:sz w:val="24"/>
           <w:u w:val="single"/>
         </w:rPr>
-        <w:hyperlink r:id="rId37" w:history="1">
+        <w:hyperlink r:id="rId38" w:history="1">
           <w:r>
             <w:rPr>
               <w:rStyle w:val="Hyperlink"/>
@@ -5707,7 +5760,7 @@
           <w:sz w:val="24"/>
           <w:u w:val="single"/>
         </w:rPr>
-        <w:hyperlink r:id="rId37" w:history="1">
+        <w:hyperlink r:id="rId38" w:history="1">
           <w:r>
             <w:rPr>
               <w:rStyle w:val="Hyperlink"/>
@@ -5754,7 +5807,7 @@
           <w:sz w:val="24"/>
           <w:u w:val="single"/>
         </w:rPr>
-        <w:hyperlink r:id="rId37" w:history="1">
+        <w:hyperlink r:id="rId38" w:history="1">
           <w:r>
             <w:rPr>
               <w:rStyle w:val="Hyperlink"/>
@@ -5782,7 +5835,7 @@
           <w:sz w:val="24"/>
           <w:u w:val="single"/>
         </w:rPr>
-        <w:hyperlink r:id="rId38" w:history="1">
+        <w:hyperlink r:id="rId39" w:history="1">
           <w:r>
             <w:rPr>
               <w:rStyle w:val="Hyperlink"/>
@@ -5811,7 +5864,7 @@
           <w:sz w:val="24"/>
           <w:u w:val="single"/>
         </w:rPr>
-        <w:hyperlink r:id="rId38" w:history="1">
+        <w:hyperlink r:id="rId39" w:history="1">
           <w:r>
             <w:rPr>
               <w:rStyle w:val="Hyperlink"/>
@@ -5840,7 +5893,7 @@
           <w:sz w:val="24"/>
           <w:u w:val="single"/>
         </w:rPr>
-        <w:hyperlink r:id="rId38" w:history="1">
+        <w:hyperlink r:id="rId39" w:history="1">
           <w:r>
             <w:rPr>
               <w:rStyle w:val="Hyperlink"/>
@@ -5869,7 +5922,7 @@
           <w:sz w:val="24"/>
           <w:u w:val="single"/>
         </w:rPr>
-        <w:hyperlink r:id="rId38" w:history="1">
+        <w:hyperlink r:id="rId39" w:history="1">
           <w:r>
             <w:rPr>
               <w:rStyle w:val="Hyperlink"/>
@@ -5896,7 +5949,14 @@
           <w:color w:val="000000"/>
           <w:sz w:val="24"/>
         </w:rPr>
-        <w:t xml:space="preserve">portal </w:t>
+        <w:hyperlink r:id="rId38" w:history="1">
+          <w:r>
+            <w:rPr>
+              <w:rStyle w:val="Hyperlink"/>
+            </w:rPr>
+            <w:t xml:space="preserve">portal </w:t>
+          </w:r>
+        </w:hyperlink>
       </w:r>
       <w:r>
         <w:rPr>
@@ -5907,7 +5967,7 @@
           <w:sz w:val="24"/>
           <w:u w:val="single"/>
         </w:rPr>
-        <w:hyperlink r:id="rId39" w:history="1">
+        <w:hyperlink r:id="rId40" w:history="1">
           <w:r>
             <w:rPr>
               <w:rStyle w:val="Hyperlink"/>
@@ -5925,7 +5985,7 @@
           <w:color w:val="000000"/>
           <w:sz w:val="24"/>
         </w:rPr>
-        <w:hyperlink r:id="rId37" w:history="1">
+        <w:hyperlink r:id="rId38" w:history="1">
           <w:r>
             <w:rPr>
               <w:rStyle w:val="Hyperlink"/>
@@ -5953,7 +6013,7 @@
           <w:color w:val="000000"/>
           <w:sz w:val="24"/>
         </w:rPr>
-        <w:hyperlink r:id="rId38" w:history="1">
+        <w:hyperlink r:id="rId39" w:history="1">
           <w:r>
             <w:rPr>
               <w:rStyle w:val="Hyperlink"/>
@@ -5982,7 +6042,7 @@
           <w:color w:val="000000"/>
           <w:sz w:val="24"/>
         </w:rPr>
-        <w:hyperlink r:id="rId38" w:history="1">
+        <w:hyperlink r:id="rId39" w:history="1">
           <w:r>
             <w:rPr>
               <w:rStyle w:val="Hyperlink"/>
@@ -6000,7 +6060,7 @@
           <w:color w:val="000000"/>
           <w:sz w:val="24"/>
         </w:rPr>
-        <w:hyperlink r:id="rId38" w:history="1">
+        <w:hyperlink r:id="rId39" w:history="1">
           <w:r>
             <w:rPr>
               <w:rStyle w:val="Hyperlink"/>
@@ -6018,7 +6078,7 @@
           <w:color w:val="000000"/>
           <w:sz w:val="24"/>
         </w:rPr>
-        <w:hyperlink r:id="rId38" w:history="1">
+        <w:hyperlink r:id="rId39" w:history="1">
           <w:r>
             <w:rPr>
               <w:rStyle w:val="Hyperlink"/>
@@ -6036,7 +6096,7 @@
           <w:color w:val="000000"/>
           <w:sz w:val="24"/>
         </w:rPr>
-        <w:hyperlink r:id="rId38" w:history="1">
+        <w:hyperlink r:id="rId39" w:history="1">
           <w:r>
             <w:rPr>
               <w:rStyle w:val="Hyperlink"/>
@@ -6054,7 +6114,7 @@
           <w:color w:val="000000"/>
           <w:sz w:val="24"/>
         </w:rPr>
-        <w:hyperlink r:id="rId38" w:history="1">
+        <w:hyperlink r:id="rId39" w:history="1">
           <w:r>
             <w:rPr>
               <w:rStyle w:val="Hyperlink"/>
@@ -6103,7 +6163,7 @@
           <w:color w:val="000000"/>
           <w:sz w:val="24"/>
         </w:rPr>
-        <w:hyperlink r:id="rId39" w:history="1">
+        <w:hyperlink r:id="rId40" w:history="1">
           <w:r>
             <w:rPr>
               <w:rStyle w:val="Hyperlink"/>

--- a/EXPORTS/DOCX/published/niveau1/English/Sources.docx
+++ b/EXPORTS/DOCX/published/niveau1/English/Sources.docx
@@ -1894,61 +1894,7 @@
           <w:color w:val="000000"/>
           <w:sz w:val="24"/>
         </w:rPr>
-        <w:t>. They also provide an online search</w:t>
-      </w:r>
-      <w:r>
-        <w:rPr>
-          <w:u w:val="single" w:color="0000ff"/>
-          <w:rFonts w:ascii="Charis SIL Regular" w:hAnsi="Charis SIL Regular" w:eastAsia="Charis SIL Regular"/>
-          <w:b w:val="0"/>
-          <w:i w:val="0"/>
-          <w:color w:val="000000"/>
-          <w:sz w:val="24"/>
-        </w:rPr>
-        <w:hyperlink r:id="rId17" w:history="1">
-          <w:r>
-            <w:rPr>
-              <w:rStyle w:val="Hyperlink"/>
-            </w:rPr>
-            <w:t xml:space="preserve"> functi</w:t>
-          </w:r>
-        </w:hyperlink>
-      </w:r>
-      <w:r>
-        <w:rPr>
-          <w:u w:val="single" w:color="0000ff"/>
-          <w:rFonts w:ascii="Charis SIL Regular" w:hAnsi="Charis SIL Regular" w:eastAsia="Charis SIL Regular"/>
-          <w:b w:val="0"/>
-          <w:i w:val="0"/>
-          <w:color w:val="000000"/>
-          <w:sz w:val="24"/>
-        </w:rPr>
-        <w:hyperlink r:id="rId17" w:history="1">
-          <w:r>
-            <w:rPr>
-              <w:rStyle w:val="Hyperlink"/>
-            </w:rPr>
-            <w:t>on f</w:t>
-          </w:r>
-        </w:hyperlink>
-      </w:r>
-      <w:r>
-        <w:rPr>
-          <w:u w:val="single" w:color="0000ff"/>
-          <w:rFonts w:ascii="Charis SIL Regular" w:hAnsi="Charis SIL Regular" w:eastAsia="Charis SIL Regular"/>
-          <w:b w:val="0"/>
-          <w:i w:val="0"/>
-          <w:color w:val="000000"/>
-          <w:sz w:val="24"/>
-        </w:rPr>
-        <w:hyperlink r:id="rId17" w:history="1">
-          <w:r>
-            <w:rPr>
-              <w:rStyle w:val="Hyperlink"/>
-            </w:rPr>
-            <w:t>or t</w:t>
-          </w:r>
-        </w:hyperlink>
+        <w:t>. They also provide an online search function for t</w:t>
       </w:r>
       <w:r>
         <w:rPr>
@@ -3207,7 +3153,7 @@
           <w:sz w:val="24"/>
           <w:u w:val="single"/>
         </w:rPr>
-        <w:hyperlink r:id="rId16" w:history="1">
+        <w:hyperlink r:id="rId22" w:history="1">
           <w:r>
             <w:rPr>
               <w:rStyle w:val="Hyperlink"/>
@@ -3478,7 +3424,7 @@
           <w:sz w:val="24"/>
           <w:u w:val="single"/>
         </w:rPr>
-        <w:hyperlink r:id="rId25" w:history="1">
+        <w:hyperlink r:id="rId23" w:history="1">
           <w:r>
             <w:rPr>
               <w:rStyle w:val="Hyperlink"/>
@@ -3496,7 +3442,7 @@
           <w:sz w:val="24"/>
           <w:u w:val="single"/>
         </w:rPr>
-        <w:hyperlink r:id="rId25" w:history="1">
+        <w:hyperlink r:id="rId23" w:history="1">
           <w:r>
             <w:rPr>
               <w:rStyle w:val="Hyperlink"/>
@@ -3599,7 +3545,7 @@
           <w:color w:val="0000FF"/>
           <w:sz w:val="24"/>
         </w:rPr>
-        <w:hyperlink r:id="rId26" w:history="1">
+        <w:hyperlink r:id="rId25" w:history="1">
           <w:r>
             <w:rPr>
               <w:rStyle w:val="Hyperlink"/>
@@ -3671,7 +3617,7 @@
           <w:sz w:val="24"/>
           <w:u w:val="single"/>
         </w:rPr>
-        <w:hyperlink r:id="rId27" w:history="1">
+        <w:hyperlink r:id="rId26" w:history="1">
           <w:r>
             <w:rPr>
               <w:rStyle w:val="Hyperlink"/>
@@ -3689,7 +3635,7 @@
           <w:sz w:val="24"/>
           <w:u w:val="single"/>
         </w:rPr>
-        <w:hyperlink r:id="rId27" w:history="1">
+        <w:hyperlink r:id="rId26" w:history="1">
           <w:r>
             <w:rPr>
               <w:rStyle w:val="Hyperlink"/>
@@ -3718,7 +3664,7 @@
           <w:sz w:val="24"/>
           <w:u w:val="single"/>
         </w:rPr>
-        <w:hyperlink r:id="rId27" w:history="1">
+        <w:hyperlink r:id="rId26" w:history="1">
           <w:r>
             <w:rPr>
               <w:rStyle w:val="Hyperlink"/>
@@ -3747,7 +3693,7 @@
           <w:sz w:val="24"/>
           <w:u w:val="single"/>
         </w:rPr>
-        <w:hyperlink r:id="rId27" w:history="1">
+        <w:hyperlink r:id="rId26" w:history="1">
           <w:r>
             <w:rPr>
               <w:rStyle w:val="Hyperlink"/>
@@ -3775,7 +3721,7 @@
           <w:sz w:val="24"/>
           <w:u w:val="single"/>
         </w:rPr>
-        <w:hyperlink r:id="rId25" w:history="1">
+        <w:hyperlink r:id="rId27" w:history="1">
           <w:r>
             <w:rPr>
               <w:rStyle w:val="Hyperlink"/>
@@ -3811,7 +3757,7 @@
           <w:sz w:val="24"/>
           <w:u w:val="single"/>
         </w:rPr>
-        <w:hyperlink r:id="rId26" w:history="1">
+        <w:hyperlink r:id="rId25" w:history="1">
           <w:r>
             <w:rPr>
               <w:rStyle w:val="Hyperlink"/>
@@ -3840,7 +3786,7 @@
           <w:sz w:val="24"/>
           <w:u w:val="single"/>
         </w:rPr>
-        <w:hyperlink r:id="rId26" w:history="1">
+        <w:hyperlink r:id="rId25" w:history="1">
           <w:r>
             <w:rPr>
               <w:rStyle w:val="Hyperlink"/>
@@ -3869,7 +3815,7 @@
           <w:sz w:val="24"/>
           <w:u w:val="single"/>
         </w:rPr>
-        <w:hyperlink r:id="rId26" w:history="1">
+        <w:hyperlink r:id="rId25" w:history="1">
           <w:r>
             <w:rPr>
               <w:rStyle w:val="Hyperlink"/>
@@ -3915,7 +3861,7 @@
           <w:color w:val="000000"/>
           <w:sz w:val="24"/>
         </w:rPr>
-        <w:hyperlink r:id="rId27" w:history="1">
+        <w:hyperlink r:id="rId26" w:history="1">
           <w:r>
             <w:rPr>
               <w:rStyle w:val="Hyperlink"/>
@@ -3933,7 +3879,7 @@
           <w:color w:val="000000"/>
           <w:sz w:val="24"/>
         </w:rPr>
-        <w:hyperlink r:id="rId27" w:history="1">
+        <w:hyperlink r:id="rId26" w:history="1">
           <w:r>
             <w:rPr>
               <w:rStyle w:val="Hyperlink"/>
@@ -4862,7 +4808,7 @@
           <w:sz w:val="24"/>
           <w:u w:val="single"/>
         </w:rPr>
-        <w:hyperlink r:id="rId32" w:history="1">
+        <w:hyperlink r:id="rId34" w:history="1">
           <w:r>
             <w:rPr>
               <w:rStyle w:val="Hyperlink"/>
@@ -4880,7 +4826,7 @@
           <w:sz w:val="24"/>
           <w:u w:val="single"/>
         </w:rPr>
-        <w:hyperlink r:id="rId32" w:history="1">
+        <w:hyperlink r:id="rId34" w:history="1">
           <w:r>
             <w:rPr>
               <w:rStyle w:val="Hyperlink"/>
@@ -4898,7 +4844,7 @@
           <w:sz w:val="24"/>
           <w:u w:val="single"/>
         </w:rPr>
-        <w:hyperlink r:id="rId32" w:history="1">
+        <w:hyperlink r:id="rId34" w:history="1">
           <w:r>
             <w:rPr>
               <w:rStyle w:val="Hyperlink"/>
@@ -5949,14 +5895,7 @@
           <w:color w:val="000000"/>
           <w:sz w:val="24"/>
         </w:rPr>
-        <w:hyperlink r:id="rId38" w:history="1">
-          <w:r>
-            <w:rPr>
-              <w:rStyle w:val="Hyperlink"/>
-            </w:rPr>
-            <w:t xml:space="preserve">portal </w:t>
-          </w:r>
-        </w:hyperlink>
+        <w:t xml:space="preserve">portal </w:t>
       </w:r>
       <w:r>
         <w:rPr>

--- a/EXPORTS/DOCX/published/niveau1/English/Sources.docx
+++ b/EXPORTS/DOCX/published/niveau1/English/Sources.docx
@@ -1289,13 +1289,31 @@
       </w:r>
       <w:r>
         <w:rPr>
+          <w:u w:val="single" w:color="0000ff"/>
           <w:rFonts w:ascii="Charis SIL Regular" w:hAnsi="Charis SIL Regular" w:eastAsia="Charis SIL Regular"/>
           <w:b w:val="0"/>
           <w:i w:val="0"/>
           <w:color w:val="000000"/>
           <w:sz w:val="24"/>
         </w:rPr>
-        <w:t xml:space="preserve">the </w:t>
+        <w:hyperlink r:id="rId15" w:history="1">
+          <w:r>
+            <w:rPr>
+              <w:rStyle w:val="Hyperlink"/>
+            </w:rPr>
+            <w:t>t</w:t>
+          </w:r>
+        </w:hyperlink>
+      </w:r>
+      <w:r>
+        <w:rPr>
+          <w:rFonts w:ascii="Charis SIL Regular" w:hAnsi="Charis SIL Regular" w:eastAsia="Charis SIL Regular"/>
+          <w:b w:val="0"/>
+          <w:i w:val="0"/>
+          <w:color w:val="000000"/>
+          <w:sz w:val="24"/>
+        </w:rPr>
+        <w:t xml:space="preserve">he </w:t>
       </w:r>
       <w:r>
         <w:rPr>
@@ -1894,7 +1912,61 @@
           <w:color w:val="000000"/>
           <w:sz w:val="24"/>
         </w:rPr>
-        <w:t>. They also provide an online search function for t</w:t>
+        <w:t>. They also provide an online search</w:t>
+      </w:r>
+      <w:r>
+        <w:rPr>
+          <w:u w:val="single" w:color="0000ff"/>
+          <w:rFonts w:ascii="Charis SIL Regular" w:hAnsi="Charis SIL Regular" w:eastAsia="Charis SIL Regular"/>
+          <w:b w:val="0"/>
+          <w:i w:val="0"/>
+          <w:color w:val="000000"/>
+          <w:sz w:val="24"/>
+        </w:rPr>
+        <w:hyperlink r:id="rId17" w:history="1">
+          <w:r>
+            <w:rPr>
+              <w:rStyle w:val="Hyperlink"/>
+            </w:rPr>
+            <w:t xml:space="preserve"> functi</w:t>
+          </w:r>
+        </w:hyperlink>
+      </w:r>
+      <w:r>
+        <w:rPr>
+          <w:u w:val="single" w:color="0000ff"/>
+          <w:rFonts w:ascii="Charis SIL Regular" w:hAnsi="Charis SIL Regular" w:eastAsia="Charis SIL Regular"/>
+          <w:b w:val="0"/>
+          <w:i w:val="0"/>
+          <w:color w:val="000000"/>
+          <w:sz w:val="24"/>
+        </w:rPr>
+        <w:hyperlink r:id="rId17" w:history="1">
+          <w:r>
+            <w:rPr>
+              <w:rStyle w:val="Hyperlink"/>
+            </w:rPr>
+            <w:t>on f</w:t>
+          </w:r>
+        </w:hyperlink>
+      </w:r>
+      <w:r>
+        <w:rPr>
+          <w:u w:val="single" w:color="0000ff"/>
+          <w:rFonts w:ascii="Charis SIL Regular" w:hAnsi="Charis SIL Regular" w:eastAsia="Charis SIL Regular"/>
+          <w:b w:val="0"/>
+          <w:i w:val="0"/>
+          <w:color w:val="000000"/>
+          <w:sz w:val="24"/>
+        </w:rPr>
+        <w:hyperlink r:id="rId17" w:history="1">
+          <w:r>
+            <w:rPr>
+              <w:rStyle w:val="Hyperlink"/>
+            </w:rPr>
+            <w:t>or t</w:t>
+          </w:r>
+        </w:hyperlink>
       </w:r>
       <w:r>
         <w:rPr>
@@ -4766,20 +4838,9 @@
             <w:rPr>
               <w:rStyle w:val="Hyperlink"/>
             </w:rPr>
-            <w:t>National</w:t>
+            <w:t xml:space="preserve">National </w:t>
           </w:r>
         </w:hyperlink>
-      </w:r>
-      <w:r>
-        <w:rPr>
-          <w:rFonts w:ascii="Charis SIL Regular" w:hAnsi="Charis SIL Regular" w:eastAsia="Charis SIL Regular"/>
-          <w:b w:val="0"/>
-          <w:i w:val="0"/>
-          <w:color w:val="0000FF"/>
-          <w:sz w:val="24"/>
-          <w:u w:val="single"/>
-        </w:rPr>
-        <w:t xml:space="preserve"> </w:t>
       </w:r>
       <w:r>
         <w:rPr>
@@ -4808,7 +4869,7 @@
           <w:sz w:val="24"/>
           <w:u w:val="single"/>
         </w:rPr>
-        <w:hyperlink r:id="rId34" w:history="1">
+        <w:hyperlink r:id="rId32" w:history="1">
           <w:r>
             <w:rPr>
               <w:rStyle w:val="Hyperlink"/>
@@ -4826,7 +4887,7 @@
           <w:sz w:val="24"/>
           <w:u w:val="single"/>
         </w:rPr>
-        <w:hyperlink r:id="rId34" w:history="1">
+        <w:hyperlink r:id="rId32" w:history="1">
           <w:r>
             <w:rPr>
               <w:rStyle w:val="Hyperlink"/>
@@ -4844,7 +4905,7 @@
           <w:sz w:val="24"/>
           <w:u w:val="single"/>
         </w:rPr>
-        <w:hyperlink r:id="rId34" w:history="1">
+        <w:hyperlink r:id="rId32" w:history="1">
           <w:r>
             <w:rPr>
               <w:rStyle w:val="Hyperlink"/>
@@ -5895,7 +5956,14 @@
           <w:color w:val="000000"/>
           <w:sz w:val="24"/>
         </w:rPr>
-        <w:t xml:space="preserve">portal </w:t>
+        <w:hyperlink r:id="rId38" w:history="1">
+          <w:r>
+            <w:rPr>
+              <w:rStyle w:val="Hyperlink"/>
+            </w:rPr>
+            <w:t xml:space="preserve">portal </w:t>
+          </w:r>
+        </w:hyperlink>
       </w:r>
       <w:r>
         <w:rPr>
@@ -5906,7 +5974,7 @@
           <w:sz w:val="24"/>
           <w:u w:val="single"/>
         </w:rPr>
-        <w:hyperlink r:id="rId40" w:history="1">
+        <w:hyperlink r:id="rId38" w:history="1">
           <w:r>
             <w:rPr>
               <w:rStyle w:val="Hyperlink"/>

--- a/EXPORTS/DOCX/published/niveau1/English/Sources.docx
+++ b/EXPORTS/DOCX/published/niveau1/English/Sources.docx
@@ -1238,82 +1238,7 @@
           <w:color w:val="000000"/>
           <w:sz w:val="24"/>
         </w:rPr>
-        <w:t>. These archiv</w:t>
-      </w:r>
-      <w:r>
-        <w:rPr>
-          <w:u w:val="single" w:color="0000ff"/>
-          <w:rFonts w:ascii="Charis SIL Regular" w:hAnsi="Charis SIL Regular" w:eastAsia="Charis SIL Regular"/>
-          <w:b w:val="0"/>
-          <w:i w:val="0"/>
-          <w:color w:val="000000"/>
-          <w:sz w:val="24"/>
-        </w:rPr>
-        <w:hyperlink r:id="rId15" w:history="1">
-          <w:r>
-            <w:rPr>
-              <w:rStyle w:val="Hyperlink"/>
-            </w:rPr>
-            <w:t>es are</w:t>
-          </w:r>
-        </w:hyperlink>
-      </w:r>
-      <w:r>
-        <w:rPr>
-          <w:u w:val="single" w:color="0000ff"/>
-          <w:rFonts w:ascii="Charis SIL Regular" w:hAnsi="Charis SIL Regular" w:eastAsia="Charis SIL Regular"/>
-          <w:b w:val="0"/>
-          <w:i w:val="0"/>
-          <w:color w:val="000000"/>
-          <w:sz w:val="24"/>
-        </w:rPr>
-        <w:t xml:space="preserve"> </w:t>
-      </w:r>
-      <w:r>
-        <w:rPr>
-          <w:u w:val="single" w:color="0000ff"/>
-          <w:rFonts w:ascii="Charis SIL Regular" w:hAnsi="Charis SIL Regular" w:eastAsia="Charis SIL Regular"/>
-          <w:b w:val="0"/>
-          <w:i w:val="0"/>
-          <w:color w:val="000000"/>
-          <w:sz w:val="24"/>
-        </w:rPr>
-        <w:hyperlink r:id="rId15" w:history="1">
-          <w:r>
-            <w:rPr>
-              <w:rStyle w:val="Hyperlink"/>
-            </w:rPr>
-            <w:t xml:space="preserve">now part of </w:t>
-          </w:r>
-        </w:hyperlink>
-      </w:r>
-      <w:r>
-        <w:rPr>
-          <w:u w:val="single" w:color="0000ff"/>
-          <w:rFonts w:ascii="Charis SIL Regular" w:hAnsi="Charis SIL Regular" w:eastAsia="Charis SIL Regular"/>
-          <w:b w:val="0"/>
-          <w:i w:val="0"/>
-          <w:color w:val="000000"/>
-          <w:sz w:val="24"/>
-        </w:rPr>
-        <w:hyperlink r:id="rId15" w:history="1">
-          <w:r>
-            <w:rPr>
-              <w:rStyle w:val="Hyperlink"/>
-            </w:rPr>
-            <w:t>t</w:t>
-          </w:r>
-        </w:hyperlink>
-      </w:r>
-      <w:r>
-        <w:rPr>
-          <w:rFonts w:ascii="Charis SIL Regular" w:hAnsi="Charis SIL Regular" w:eastAsia="Charis SIL Regular"/>
-          <w:b w:val="0"/>
-          <w:i w:val="0"/>
-          <w:color w:val="000000"/>
-          <w:sz w:val="24"/>
-        </w:rPr>
-        <w:t xml:space="preserve">he </w:t>
+        <w:t xml:space="preserve">. These archives are now part of the </w:t>
       </w:r>
       <w:r>
         <w:rPr>
@@ -1340,14 +1265,13 @@
           <w:i w:val="0"/>
           <w:color w:val="0000FF"/>
           <w:sz w:val="24"/>
-          <w:u w:val="single"/>
-        </w:rPr>
-        <w:hyperlink r:id="rId16" w:history="1">
+        </w:rPr>
+        <w:hyperlink r:id="rId15" w:history="1">
           <w:r>
             <w:rPr>
               <w:rStyle w:val="Hyperlink"/>
             </w:rPr>
-            <w:t>n</w:t>
+            <w:t xml:space="preserve">n </w:t>
           </w:r>
         </w:hyperlink>
       </w:r>
@@ -1358,18 +1282,6 @@
           <w:i w:val="0"/>
           <w:color w:val="0000FF"/>
           <w:sz w:val="24"/>
-          <w:u w:val="single"/>
-        </w:rPr>
-        <w:t xml:space="preserve"> </w:t>
-      </w:r>
-      <w:r>
-        <w:rPr>
-          <w:rFonts w:ascii="Charis SIL Regular" w:hAnsi="Charis SIL Regular" w:eastAsia="Charis SIL Regular"/>
-          <w:b w:val="0"/>
-          <w:i w:val="0"/>
-          <w:color w:val="0000FF"/>
-          <w:sz w:val="24"/>
-          <w:u w:val="single"/>
         </w:rPr>
         <w:hyperlink r:id="rId16" w:history="1">
           <w:r>
@@ -2459,7 +2371,7 @@
           <w:sz w:val="24"/>
           <w:u w:val="single"/>
         </w:rPr>
-        <w:hyperlink r:id="rId19" w:history="1">
+        <w:hyperlink r:id="rId18" w:history="1">
           <w:r>
             <w:rPr>
               <w:rStyle w:val="Hyperlink"/>
@@ -2488,7 +2400,7 @@
           <w:sz w:val="24"/>
           <w:u w:val="single"/>
         </w:rPr>
-        <w:hyperlink r:id="rId19" w:history="1">
+        <w:hyperlink r:id="rId18" w:history="1">
           <w:r>
             <w:rPr>
               <w:rStyle w:val="Hyperlink"/>
@@ -2506,7 +2418,7 @@
           <w:sz w:val="24"/>
           <w:u w:val="single"/>
         </w:rPr>
-        <w:hyperlink r:id="rId19" w:history="1">
+        <w:hyperlink r:id="rId18" w:history="1">
           <w:r>
             <w:rPr>
               <w:rStyle w:val="Hyperlink"/>
@@ -2524,7 +2436,7 @@
           <w:sz w:val="24"/>
           <w:u w:val="single"/>
         </w:rPr>
-        <w:hyperlink r:id="rId19" w:history="1">
+        <w:hyperlink r:id="rId18" w:history="1">
           <w:r>
             <w:rPr>
               <w:rStyle w:val="Hyperlink"/>
@@ -3225,7 +3137,7 @@
           <w:sz w:val="24"/>
           <w:u w:val="single"/>
         </w:rPr>
-        <w:hyperlink r:id="rId22" w:history="1">
+        <w:hyperlink r:id="rId16" w:history="1">
           <w:r>
             <w:rPr>
               <w:rStyle w:val="Hyperlink"/>
@@ -3254,7 +3166,7 @@
           <w:sz w:val="24"/>
           <w:u w:val="single"/>
         </w:rPr>
-        <w:hyperlink r:id="rId22" w:history="1">
+        <w:hyperlink r:id="rId16" w:history="1">
           <w:r>
             <w:rPr>
               <w:rStyle w:val="Hyperlink"/>
@@ -3372,7 +3284,7 @@
           <w:sz w:val="24"/>
           <w:u w:val="single"/>
         </w:rPr>
-        <w:hyperlink r:id="rId23" w:history="1">
+        <w:hyperlink r:id="rId22" w:history="1">
           <w:r>
             <w:rPr>
               <w:rStyle w:val="Hyperlink"/>
@@ -3401,7 +3313,7 @@
           <w:sz w:val="24"/>
           <w:u w:val="single"/>
         </w:rPr>
-        <w:hyperlink r:id="rId23" w:history="1">
+        <w:hyperlink r:id="rId22" w:history="1">
           <w:r>
             <w:rPr>
               <w:rStyle w:val="Hyperlink"/>
@@ -3430,7 +3342,7 @@
           <w:sz w:val="24"/>
           <w:u w:val="single"/>
         </w:rPr>
-        <w:hyperlink r:id="rId23" w:history="1">
+        <w:hyperlink r:id="rId22" w:history="1">
           <w:r>
             <w:rPr>
               <w:rStyle w:val="Hyperlink"/>
@@ -3458,7 +3370,7 @@
           <w:sz w:val="24"/>
           <w:u w:val="single"/>
         </w:rPr>
-        <w:hyperlink r:id="rId24" w:history="1">
+        <w:hyperlink r:id="rId23" w:history="1">
           <w:r>
             <w:rPr>
               <w:rStyle w:val="Hyperlink"/>
@@ -3496,7 +3408,7 @@
           <w:sz w:val="24"/>
           <w:u w:val="single"/>
         </w:rPr>
-        <w:hyperlink r:id="rId23" w:history="1">
+        <w:hyperlink r:id="rId22" w:history="1">
           <w:r>
             <w:rPr>
               <w:rStyle w:val="Hyperlink"/>
@@ -3514,7 +3426,7 @@
           <w:sz w:val="24"/>
           <w:u w:val="single"/>
         </w:rPr>
-        <w:hyperlink r:id="rId23" w:history="1">
+        <w:hyperlink r:id="rId22" w:history="1">
           <w:r>
             <w:rPr>
               <w:rStyle w:val="Hyperlink"/>
@@ -3532,7 +3444,7 @@
           <w:sz w:val="24"/>
           <w:u w:val="single"/>
         </w:rPr>
-        <w:hyperlink r:id="rId23" w:history="1">
+        <w:hyperlink r:id="rId22" w:history="1">
           <w:r>
             <w:rPr>
               <w:rStyle w:val="Hyperlink"/>
@@ -3561,7 +3473,7 @@
           <w:sz w:val="24"/>
           <w:u w:val="single"/>
         </w:rPr>
-        <w:hyperlink r:id="rId23" w:history="1">
+        <w:hyperlink r:id="rId22" w:history="1">
           <w:r>
             <w:rPr>
               <w:rStyle w:val="Hyperlink"/>
@@ -3590,7 +3502,7 @@
           <w:color w:val="000000"/>
           <w:sz w:val="24"/>
         </w:rPr>
-        <w:hyperlink r:id="rId23" w:history="1">
+        <w:hyperlink r:id="rId22" w:history="1">
           <w:r>
             <w:rPr>
               <w:rStyle w:val="Hyperlink"/>
@@ -3616,8 +3528,9 @@
           <w:i w:val="0"/>
           <w:color w:val="0000FF"/>
           <w:sz w:val="24"/>
-        </w:rPr>
-        <w:hyperlink r:id="rId25" w:history="1">
+          <w:u w:val="single"/>
+        </w:rPr>
+        <w:hyperlink r:id="rId24" w:history="1">
           <w:r>
             <w:rPr>
               <w:rStyle w:val="Hyperlink"/>
@@ -3653,14 +3566,7 @@
           <w:color w:val="000000"/>
           <w:sz w:val="24"/>
         </w:rPr>
-        <w:hyperlink r:id="rId24" w:history="1">
-          <w:r>
-            <w:rPr>
-              <w:rStyle w:val="Hyperlink"/>
-            </w:rPr>
-            <w:t xml:space="preserve">. The </w:t>
-          </w:r>
-        </w:hyperlink>
+        <w:t xml:space="preserve">. The </w:t>
       </w:r>
       <w:r>
         <w:rPr>
@@ -3671,7 +3577,7 @@
           <w:sz w:val="24"/>
           <w:u w:val="single"/>
         </w:rPr>
-        <w:hyperlink r:id="rId24" w:history="1">
+        <w:hyperlink r:id="rId25" w:history="1">
           <w:r>
             <w:rPr>
               <w:rStyle w:val="Hyperlink"/>
@@ -3689,7 +3595,7 @@
           <w:sz w:val="24"/>
           <w:u w:val="single"/>
         </w:rPr>
-        <w:hyperlink r:id="rId26" w:history="1">
+        <w:hyperlink r:id="rId25" w:history="1">
           <w:r>
             <w:rPr>
               <w:rStyle w:val="Hyperlink"/>
@@ -3707,7 +3613,7 @@
           <w:sz w:val="24"/>
           <w:u w:val="single"/>
         </w:rPr>
-        <w:hyperlink r:id="rId26" w:history="1">
+        <w:hyperlink r:id="rId25" w:history="1">
           <w:r>
             <w:rPr>
               <w:rStyle w:val="Hyperlink"/>
@@ -3736,7 +3642,7 @@
           <w:sz w:val="24"/>
           <w:u w:val="single"/>
         </w:rPr>
-        <w:hyperlink r:id="rId26" w:history="1">
+        <w:hyperlink r:id="rId25" w:history="1">
           <w:r>
             <w:rPr>
               <w:rStyle w:val="Hyperlink"/>
@@ -3765,7 +3671,7 @@
           <w:sz w:val="24"/>
           <w:u w:val="single"/>
         </w:rPr>
-        <w:hyperlink r:id="rId26" w:history="1">
+        <w:hyperlink r:id="rId25" w:history="1">
           <w:r>
             <w:rPr>
               <w:rStyle w:val="Hyperlink"/>
@@ -3782,7 +3688,61 @@
           <w:color w:val="000000"/>
           <w:sz w:val="24"/>
         </w:rPr>
-        <w:t xml:space="preserve"> is the custodian of the </w:t>
+        <w:t xml:space="preserve"> is the cu</w:t>
+      </w:r>
+      <w:r>
+        <w:rPr>
+          <w:u w:val="single" w:color="0000ff"/>
+          <w:rFonts w:ascii="Charis SIL Regular" w:hAnsi="Charis SIL Regular" w:eastAsia="Charis SIL Regular"/>
+          <w:b w:val="0"/>
+          <w:i w:val="0"/>
+          <w:color w:val="000000"/>
+          <w:sz w:val="24"/>
+        </w:rPr>
+        <w:hyperlink r:id="rId26" w:history="1">
+          <w:r>
+            <w:rPr>
+              <w:rStyle w:val="Hyperlink"/>
+            </w:rPr>
+            <w:t xml:space="preserve">stodian </w:t>
+          </w:r>
+        </w:hyperlink>
+      </w:r>
+      <w:r>
+        <w:rPr>
+          <w:u w:val="single" w:color="0000ff"/>
+          <w:rFonts w:ascii="Charis SIL Regular" w:hAnsi="Charis SIL Regular" w:eastAsia="Charis SIL Regular"/>
+          <w:b w:val="0"/>
+          <w:i w:val="0"/>
+          <w:color w:val="000000"/>
+          <w:sz w:val="24"/>
+        </w:rPr>
+        <w:hyperlink r:id="rId26" w:history="1">
+          <w:r>
+            <w:rPr>
+              <w:rStyle w:val="Hyperlink"/>
+            </w:rPr>
+            <w:t>o</w:t>
+          </w:r>
+        </w:hyperlink>
+      </w:r>
+      <w:r>
+        <w:rPr>
+          <w:u w:val="single" w:color="0000ff"/>
+          <w:rFonts w:ascii="Charis SIL Regular" w:hAnsi="Charis SIL Regular" w:eastAsia="Charis SIL Regular"/>
+          <w:b w:val="0"/>
+          <w:i w:val="0"/>
+          <w:color w:val="000000"/>
+          <w:sz w:val="24"/>
+        </w:rPr>
+        <w:hyperlink r:id="rId26" w:history="1">
+          <w:r>
+            <w:rPr>
+              <w:rStyle w:val="Hyperlink"/>
+            </w:rPr>
+            <w:t xml:space="preserve">f the </w:t>
+          </w:r>
+        </w:hyperlink>
       </w:r>
       <w:r>
         <w:rPr>
@@ -3809,9 +3769,8 @@
           <w:i w:val="0"/>
           <w:color w:val="0000FF"/>
           <w:sz w:val="24"/>
-          <w:u w:val="single"/>
-        </w:rPr>
-        <w:hyperlink r:id="rId28" w:history="1">
+        </w:rPr>
+        <w:hyperlink r:id="rId27" w:history="1">
           <w:r>
             <w:rPr>
               <w:rStyle w:val="Hyperlink"/>
@@ -3829,7 +3788,7 @@
           <w:sz w:val="24"/>
           <w:u w:val="single"/>
         </w:rPr>
-        <w:hyperlink r:id="rId25" w:history="1">
+        <w:hyperlink r:id="rId24" w:history="1">
           <w:r>
             <w:rPr>
               <w:rStyle w:val="Hyperlink"/>
@@ -3858,7 +3817,7 @@
           <w:sz w:val="24"/>
           <w:u w:val="single"/>
         </w:rPr>
-        <w:hyperlink r:id="rId25" w:history="1">
+        <w:hyperlink r:id="rId24" w:history="1">
           <w:r>
             <w:rPr>
               <w:rStyle w:val="Hyperlink"/>
@@ -3887,7 +3846,7 @@
           <w:sz w:val="24"/>
           <w:u w:val="single"/>
         </w:rPr>
-        <w:hyperlink r:id="rId25" w:history="1">
+        <w:hyperlink r:id="rId24" w:history="1">
           <w:r>
             <w:rPr>
               <w:rStyle w:val="Hyperlink"/>
@@ -3905,7 +3864,7 @@
           <w:sz w:val="24"/>
           <w:u w:val="single"/>
         </w:rPr>
-        <w:hyperlink r:id="rId28" w:history="1">
+        <w:hyperlink r:id="rId27" w:history="1">
           <w:r>
             <w:rPr>
               <w:rStyle w:val="Hyperlink"/>
@@ -3933,7 +3892,7 @@
           <w:color w:val="000000"/>
           <w:sz w:val="24"/>
         </w:rPr>
-        <w:hyperlink r:id="rId26" w:history="1">
+        <w:hyperlink r:id="rId25" w:history="1">
           <w:r>
             <w:rPr>
               <w:rStyle w:val="Hyperlink"/>
@@ -3951,7 +3910,7 @@
           <w:color w:val="000000"/>
           <w:sz w:val="24"/>
         </w:rPr>
-        <w:hyperlink r:id="rId26" w:history="1">
+        <w:hyperlink r:id="rId25" w:history="1">
           <w:r>
             <w:rPr>
               <w:rStyle w:val="Hyperlink"/>
@@ -4009,7 +3968,7 @@
           <w:sz w:val="24"/>
           <w:u w:val="single"/>
         </w:rPr>
-        <w:hyperlink r:id="rId29" w:history="1">
+        <w:hyperlink r:id="rId28" w:history="1">
           <w:r>
             <w:rPr>
               <w:rStyle w:val="Hyperlink"/>
@@ -4038,7 +3997,7 @@
           <w:sz w:val="24"/>
           <w:u w:val="single"/>
         </w:rPr>
-        <w:hyperlink r:id="rId29" w:history="1">
+        <w:hyperlink r:id="rId28" w:history="1">
           <w:r>
             <w:rPr>
               <w:rStyle w:val="Hyperlink"/>
@@ -4066,7 +4025,7 @@
           <w:sz w:val="24"/>
           <w:u w:val="single"/>
         </w:rPr>
-        <w:hyperlink r:id="rId30" w:history="1">
+        <w:hyperlink r:id="rId29" w:history="1">
           <w:r>
             <w:rPr>
               <w:rStyle w:val="Hyperlink"/>
@@ -4095,7 +4054,7 @@
           <w:sz w:val="24"/>
           <w:u w:val="single"/>
         </w:rPr>
-        <w:hyperlink r:id="rId30" w:history="1">
+        <w:hyperlink r:id="rId29" w:history="1">
           <w:r>
             <w:rPr>
               <w:rStyle w:val="Hyperlink"/>
@@ -4124,7 +4083,7 @@
           <w:sz w:val="24"/>
           <w:u w:val="single"/>
         </w:rPr>
-        <w:hyperlink r:id="rId30" w:history="1">
+        <w:hyperlink r:id="rId29" w:history="1">
           <w:r>
             <w:rPr>
               <w:rStyle w:val="Hyperlink"/>
@@ -4362,7 +4321,7 @@
           <w:sz w:val="24"/>
           <w:u w:val="single"/>
         </w:rPr>
-        <w:hyperlink r:id="rId31" w:history="1">
+        <w:hyperlink r:id="rId30" w:history="1">
           <w:r>
             <w:rPr>
               <w:rStyle w:val="Hyperlink"/>
@@ -4391,7 +4350,7 @@
           <w:sz w:val="24"/>
           <w:u w:val="single"/>
         </w:rPr>
-        <w:hyperlink r:id="rId31" w:history="1">
+        <w:hyperlink r:id="rId30" w:history="1">
           <w:r>
             <w:rPr>
               <w:rStyle w:val="Hyperlink"/>
@@ -4420,7 +4379,7 @@
           <w:sz w:val="24"/>
           <w:u w:val="single"/>
         </w:rPr>
-        <w:hyperlink r:id="rId31" w:history="1">
+        <w:hyperlink r:id="rId30" w:history="1">
           <w:r>
             <w:rPr>
               <w:rStyle w:val="Hyperlink"/>
@@ -4438,7 +4397,7 @@
           <w:sz w:val="24"/>
           <w:u w:val="single"/>
         </w:rPr>
-        <w:hyperlink r:id="rId31" w:history="1">
+        <w:hyperlink r:id="rId30" w:history="1">
           <w:r>
             <w:rPr>
               <w:rStyle w:val="Hyperlink"/>
@@ -4466,7 +4425,7 @@
           <w:sz w:val="24"/>
           <w:u w:val="single"/>
         </w:rPr>
-        <w:hyperlink r:id="rId32" w:history="1">
+        <w:hyperlink r:id="rId31" w:history="1">
           <w:r>
             <w:rPr>
               <w:rStyle w:val="Hyperlink"/>
@@ -4495,7 +4454,7 @@
           <w:sz w:val="24"/>
           <w:u w:val="single"/>
         </w:rPr>
-        <w:hyperlink r:id="rId32" w:history="1">
+        <w:hyperlink r:id="rId31" w:history="1">
           <w:r>
             <w:rPr>
               <w:rStyle w:val="Hyperlink"/>
@@ -4524,7 +4483,7 @@
           <w:sz w:val="24"/>
           <w:u w:val="single"/>
         </w:rPr>
-        <w:hyperlink r:id="rId32" w:history="1">
+        <w:hyperlink r:id="rId31" w:history="1">
           <w:r>
             <w:rPr>
               <w:rStyle w:val="Hyperlink"/>
@@ -4553,7 +4512,7 @@
           <w:sz w:val="24"/>
           <w:u w:val="single"/>
         </w:rPr>
-        <w:hyperlink r:id="rId32" w:history="1">
+        <w:hyperlink r:id="rId31" w:history="1">
           <w:r>
             <w:rPr>
               <w:rStyle w:val="Hyperlink"/>
@@ -4581,7 +4540,7 @@
           <w:sz w:val="24"/>
           <w:u w:val="single"/>
         </w:rPr>
-        <w:hyperlink r:id="rId33" w:history="1">
+        <w:hyperlink r:id="rId32" w:history="1">
           <w:r>
             <w:rPr>
               <w:rStyle w:val="Hyperlink"/>
@@ -4610,12 +4569,300 @@
           <w:sz w:val="24"/>
           <w:u w:val="single"/>
         </w:rPr>
+        <w:hyperlink r:id="rId32" w:history="1">
+          <w:r>
+            <w:rPr>
+              <w:rStyle w:val="Hyperlink"/>
+            </w:rPr>
+            <w:t>Archive</w:t>
+          </w:r>
+        </w:hyperlink>
+      </w:r>
+      <w:r>
+        <w:rPr>
+          <w:rFonts w:ascii="Charis SIL Regular" w:hAnsi="Charis SIL Regular" w:eastAsia="Charis SIL Regular"/>
+          <w:b w:val="0"/>
+          <w:i w:val="0"/>
+          <w:color w:val="0000FF"/>
+          <w:sz w:val="24"/>
+          <w:u w:val="single"/>
+        </w:rPr>
+        <w:hyperlink r:id="rId30" w:history="1">
+          <w:r>
+            <w:rPr>
+              <w:rStyle w:val="Hyperlink"/>
+            </w:rPr>
+            <w:t>s</w:t>
+          </w:r>
+        </w:hyperlink>
+      </w:r>
+      <w:r>
+        <w:rPr>
+          <w:rFonts w:ascii="Charis SIL Regular" w:hAnsi="Charis SIL Regular" w:eastAsia="Charis SIL Regular"/>
+          <w:b w:val="0"/>
+          <w:i w:val="0"/>
+          <w:color w:val="0000FF"/>
+          <w:sz w:val="24"/>
+          <w:u w:val="single"/>
+        </w:rPr>
+        <w:t xml:space="preserve"> </w:t>
+      </w:r>
+      <w:r>
+        <w:rPr>
+          <w:rFonts w:ascii="Charis SIL Regular" w:hAnsi="Charis SIL Regular" w:eastAsia="Charis SIL Regular"/>
+          <w:b w:val="0"/>
+          <w:i w:val="0"/>
+          <w:color w:val="0000FF"/>
+          <w:sz w:val="24"/>
+          <w:u w:val="single"/>
+        </w:rPr>
+        <w:hyperlink r:id="rId30" w:history="1">
+          <w:r>
+            <w:rPr>
+              <w:rStyle w:val="Hyperlink"/>
+            </w:rPr>
+            <w:t>of</w:t>
+          </w:r>
+        </w:hyperlink>
+      </w:r>
+      <w:r>
+        <w:rPr>
+          <w:rFonts w:ascii="Charis SIL Regular" w:hAnsi="Charis SIL Regular" w:eastAsia="Charis SIL Regular"/>
+          <w:b w:val="0"/>
+          <w:i w:val="0"/>
+          <w:color w:val="0000FF"/>
+          <w:sz w:val="24"/>
+          <w:u w:val="single"/>
+        </w:rPr>
+        <w:t xml:space="preserve"> </w:t>
+      </w:r>
+      <w:r>
+        <w:rPr>
+          <w:rFonts w:ascii="Charis SIL Regular" w:hAnsi="Charis SIL Regular" w:eastAsia="Charis SIL Regular"/>
+          <w:b w:val="0"/>
+          <w:i w:val="0"/>
+          <w:color w:val="0000FF"/>
+          <w:sz w:val="24"/>
+          <w:u w:val="single"/>
+        </w:rPr>
+        <w:hyperlink r:id="rId30" w:history="1">
+          <w:r>
+            <w:rPr>
+              <w:rStyle w:val="Hyperlink"/>
+            </w:rPr>
+            <w:t>Sri</w:t>
+          </w:r>
+        </w:hyperlink>
+      </w:r>
+      <w:r>
+        <w:rPr>
+          <w:rFonts w:ascii="Charis SIL Regular" w:hAnsi="Charis SIL Regular" w:eastAsia="Charis SIL Regular"/>
+          <w:b w:val="0"/>
+          <w:i w:val="0"/>
+          <w:color w:val="0000FF"/>
+          <w:sz w:val="24"/>
+          <w:u w:val="single"/>
+        </w:rPr>
+        <w:t xml:space="preserve"> </w:t>
+      </w:r>
+      <w:r>
+        <w:rPr>
+          <w:rFonts w:ascii="Charis SIL Regular" w:hAnsi="Charis SIL Regular" w:eastAsia="Charis SIL Regular"/>
+          <w:b w:val="0"/>
+          <w:i w:val="0"/>
+          <w:color w:val="0000FF"/>
+          <w:sz w:val="24"/>
+          <w:u w:val="single"/>
+        </w:rPr>
+        <w:hyperlink r:id="rId30" w:history="1">
+          <w:r>
+            <w:rPr>
+              <w:rStyle w:val="Hyperlink"/>
+            </w:rPr>
+            <w:t>L</w:t>
+          </w:r>
+        </w:hyperlink>
+      </w:r>
+      <w:r>
+        <w:rPr>
+          <w:rFonts w:ascii="Charis SIL Regular" w:hAnsi="Charis SIL Regular" w:eastAsia="Charis SIL Regular"/>
+          <w:b w:val="0"/>
+          <w:i w:val="0"/>
+          <w:color w:val="0000FF"/>
+          <w:sz w:val="24"/>
+          <w:u w:val="single"/>
+        </w:rPr>
+        <w:hyperlink r:id="rId30" w:history="1">
+          <w:r>
+            <w:rPr>
+              <w:rStyle w:val="Hyperlink"/>
+            </w:rPr>
+            <w:t>a</w:t>
+          </w:r>
+        </w:hyperlink>
+      </w:r>
+      <w:r>
+        <w:rPr>
+          <w:rFonts w:ascii="Charis SIL Regular" w:hAnsi="Charis SIL Regular" w:eastAsia="Charis SIL Regular"/>
+          <w:b w:val="0"/>
+          <w:i w:val="0"/>
+          <w:color w:val="0000FF"/>
+          <w:sz w:val="24"/>
+          <w:u w:val="single"/>
+        </w:rPr>
+        <w:hyperlink r:id="rId30" w:history="1">
+          <w:r>
+            <w:rPr>
+              <w:rStyle w:val="Hyperlink"/>
+            </w:rPr>
+            <w:t>nka</w:t>
+          </w:r>
+        </w:hyperlink>
+      </w:r>
+      <w:r>
+        <w:rPr>
+          <w:u w:val="single" w:color="0000ff"/>
+          <w:rFonts w:ascii="Charis SIL Regular" w:hAnsi="Charis SIL Regular" w:eastAsia="Charis SIL Regular"/>
+          <w:b w:val="0"/>
+          <w:i w:val="0"/>
+          <w:color w:val="000000"/>
+          <w:sz w:val="24"/>
+        </w:rPr>
+        <w:hyperlink r:id="rId30" w:history="1">
+          <w:r>
+            <w:rPr>
+              <w:rStyle w:val="Hyperlink"/>
+            </w:rPr>
+            <w:t xml:space="preserve"> and</w:t>
+          </w:r>
+        </w:hyperlink>
+      </w:r>
+      <w:r>
+        <w:rPr>
+          <w:u w:val="single" w:color="0000ff"/>
+          <w:rFonts w:ascii="Charis SIL Regular" w:hAnsi="Charis SIL Regular" w:eastAsia="Charis SIL Regular"/>
+          <w:b w:val="0"/>
+          <w:i w:val="0"/>
+          <w:color w:val="000000"/>
+          <w:sz w:val="24"/>
+        </w:rPr>
+        <w:t xml:space="preserve"> </w:t>
+      </w:r>
+      <w:r>
+        <w:rPr>
+          <w:u w:val="single" w:color="0000ff"/>
+          <w:rFonts w:ascii="Charis SIL Regular" w:hAnsi="Charis SIL Regular" w:eastAsia="Charis SIL Regular"/>
+          <w:b w:val="0"/>
+          <w:i w:val="0"/>
+          <w:color w:val="000000"/>
+          <w:sz w:val="24"/>
+        </w:rPr>
+        <w:hyperlink r:id="rId30" w:history="1">
+          <w:r>
+            <w:rPr>
+              <w:rStyle w:val="Hyperlink"/>
+            </w:rPr>
+            <w:t>th</w:t>
+          </w:r>
+        </w:hyperlink>
+      </w:r>
+      <w:r>
+        <w:rPr>
+          <w:rFonts w:ascii="Charis SIL Regular" w:hAnsi="Charis SIL Regular" w:eastAsia="Charis SIL Regular"/>
+          <w:b w:val="0"/>
+          <w:i w:val="0"/>
+          <w:color w:val="000000"/>
+          <w:sz w:val="24"/>
+        </w:rPr>
+        <w:hyperlink r:id="rId30" w:history="1">
+          <w:r>
+            <w:rPr>
+              <w:rStyle w:val="Hyperlink"/>
+            </w:rPr>
+            <w:t xml:space="preserve">e </w:t>
+          </w:r>
+        </w:hyperlink>
+      </w:r>
+      <w:r>
+        <w:rPr>
+          <w:rFonts w:ascii="Charis SIL Regular" w:hAnsi="Charis SIL Regular" w:eastAsia="Charis SIL Regular"/>
+          <w:b w:val="0"/>
+          <w:i w:val="0"/>
+          <w:color w:val="0000FF"/>
+          <w:sz w:val="24"/>
+          <w:u w:val="single"/>
+        </w:rPr>
+        <w:hyperlink r:id="rId30" w:history="1">
+          <w:r>
+            <w:rPr>
+              <w:rStyle w:val="Hyperlink"/>
+            </w:rPr>
+            <w:t>National</w:t>
+          </w:r>
+        </w:hyperlink>
+      </w:r>
+      <w:r>
+        <w:rPr>
+          <w:rFonts w:ascii="Charis SIL Regular" w:hAnsi="Charis SIL Regular" w:eastAsia="Charis SIL Regular"/>
+          <w:b w:val="0"/>
+          <w:i w:val="0"/>
+          <w:color w:val="0000FF"/>
+          <w:sz w:val="24"/>
+          <w:u w:val="single"/>
+        </w:rPr>
+        <w:t xml:space="preserve"> </w:t>
+      </w:r>
+      <w:r>
+        <w:rPr>
+          <w:rFonts w:ascii="Charis SIL Regular" w:hAnsi="Charis SIL Regular" w:eastAsia="Charis SIL Regular"/>
+          <w:b w:val="0"/>
+          <w:i w:val="0"/>
+          <w:color w:val="0000FF"/>
+          <w:sz w:val="24"/>
+          <w:u w:val="single"/>
+        </w:rPr>
         <w:hyperlink r:id="rId33" w:history="1">
           <w:r>
             <w:rPr>
               <w:rStyle w:val="Hyperlink"/>
             </w:rPr>
-            <w:t>Archive</w:t>
+            <w:t>A</w:t>
+          </w:r>
+        </w:hyperlink>
+      </w:r>
+      <w:r>
+        <w:rPr>
+          <w:rFonts w:ascii="Charis SIL Regular" w:hAnsi="Charis SIL Regular" w:eastAsia="Charis SIL Regular"/>
+          <w:b w:val="0"/>
+          <w:i w:val="0"/>
+          <w:color w:val="0000FF"/>
+          <w:sz w:val="24"/>
+          <w:u w:val="single"/>
+        </w:rPr>
+        <w:hyperlink r:id="rId31" w:history="1">
+          <w:r>
+            <w:rPr>
+              <w:rStyle w:val="Hyperlink"/>
+            </w:rPr>
+            <w:t>rchiv</w:t>
+          </w:r>
+        </w:hyperlink>
+      </w:r>
+      <w:r>
+        <w:rPr>
+          <w:rFonts w:ascii="Charis SIL Regular" w:hAnsi="Charis SIL Regular" w:eastAsia="Charis SIL Regular"/>
+          <w:b w:val="0"/>
+          <w:i w:val="0"/>
+          <w:color w:val="0000FF"/>
+          <w:sz w:val="24"/>
+          <w:u w:val="single"/>
+        </w:rPr>
+        <w:hyperlink r:id="rId31" w:history="1">
+          <w:r>
+            <w:rPr>
+              <w:rStyle w:val="Hyperlink"/>
+            </w:rPr>
+            <w:t>e</w:t>
           </w:r>
         </w:hyperlink>
       </w:r>
@@ -4691,20 +4938,9 @@
             <w:rPr>
               <w:rStyle w:val="Hyperlink"/>
             </w:rPr>
-            <w:t>Sri</w:t>
+            <w:t>Cura</w:t>
           </w:r>
         </w:hyperlink>
-      </w:r>
-      <w:r>
-        <w:rPr>
-          <w:rFonts w:ascii="Charis SIL Regular" w:hAnsi="Charis SIL Regular" w:eastAsia="Charis SIL Regular"/>
-          <w:b w:val="0"/>
-          <w:i w:val="0"/>
-          <w:color w:val="0000FF"/>
-          <w:sz w:val="24"/>
-          <w:u w:val="single"/>
-        </w:rPr>
-        <w:t xml:space="preserve"> </w:t>
       </w:r>
       <w:r>
         <w:rPr>
@@ -4720,20 +4956,102 @@
             <w:rPr>
               <w:rStyle w:val="Hyperlink"/>
             </w:rPr>
-            <w:t>L</w:t>
+            <w:t>çao</w:t>
           </w:r>
         </w:hyperlink>
       </w:r>
       <w:r>
         <w:rPr>
-          <w:rFonts w:ascii="Charis SIL Regular" w:hAnsi="Charis SIL Regular" w:eastAsia="Charis SIL Regular"/>
-          <w:b w:val="0"/>
-          <w:i w:val="0"/>
-          <w:color w:val="0000FF"/>
-          <w:sz w:val="24"/>
-          <w:u w:val="single"/>
+          <w:u w:val="single" w:color="0000ff"/>
+          <w:rFonts w:ascii="Charis SIL Regular" w:hAnsi="Charis SIL Regular" w:eastAsia="Charis SIL Regular"/>
+          <w:b w:val="0"/>
+          <w:i w:val="0"/>
+          <w:color w:val="000000"/>
+          <w:sz w:val="24"/>
         </w:rPr>
         <w:hyperlink r:id="rId31" w:history="1">
+          <w:r>
+            <w:rPr>
+              <w:rStyle w:val="Hyperlink"/>
+            </w:rPr>
+            <w:t>. Vari</w:t>
+          </w:r>
+        </w:hyperlink>
+      </w:r>
+      <w:r>
+        <w:rPr>
+          <w:u w:val="single" w:color="0000ff"/>
+          <w:rFonts w:ascii="Charis SIL Regular" w:hAnsi="Charis SIL Regular" w:eastAsia="Charis SIL Regular"/>
+          <w:b w:val="0"/>
+          <w:i w:val="0"/>
+          <w:color w:val="000000"/>
+          <w:sz w:val="24"/>
+        </w:rPr>
+        <w:hyperlink r:id="rId31" w:history="1">
+          <w:r>
+            <w:rPr>
+              <w:rStyle w:val="Hyperlink"/>
+            </w:rPr>
+            <w:t>o</w:t>
+          </w:r>
+        </w:hyperlink>
+      </w:r>
+      <w:r>
+        <w:rPr>
+          <w:u w:val="single" w:color="0000ff"/>
+          <w:rFonts w:ascii="Charis SIL Regular" w:hAnsi="Charis SIL Regular" w:eastAsia="Charis SIL Regular"/>
+          <w:b w:val="0"/>
+          <w:i w:val="0"/>
+          <w:color w:val="000000"/>
+          <w:sz w:val="24"/>
+        </w:rPr>
+        <w:hyperlink r:id="rId31" w:history="1">
+          <w:r>
+            <w:rPr>
+              <w:rStyle w:val="Hyperlink"/>
+            </w:rPr>
+            <w:t>us archiv</w:t>
+          </w:r>
+        </w:hyperlink>
+      </w:r>
+      <w:r>
+        <w:rPr>
+          <w:rFonts w:ascii="Charis SIL Regular" w:hAnsi="Charis SIL Regular" w:eastAsia="Charis SIL Regular"/>
+          <w:b w:val="0"/>
+          <w:i w:val="0"/>
+          <w:color w:val="000000"/>
+          <w:sz w:val="24"/>
+        </w:rPr>
+        <w:t xml:space="preserve">es in </w:t>
+      </w:r>
+      <w:r>
+        <w:rPr>
+          <w:u w:val="single" w:color="0000ff"/>
+          <w:rFonts w:ascii="Charis SIL Regular" w:hAnsi="Charis SIL Regular" w:eastAsia="Charis SIL Regular"/>
+          <w:b w:val="0"/>
+          <w:i w:val="0"/>
+          <w:color w:val="000000"/>
+          <w:sz w:val="24"/>
+        </w:rPr>
+        <w:hyperlink r:id="rId32" w:history="1">
+          <w:r>
+            <w:rPr>
+              <w:rStyle w:val="Hyperlink"/>
+            </w:rPr>
+            <w:t>Indonesi</w:t>
+          </w:r>
+        </w:hyperlink>
+      </w:r>
+      <w:r>
+        <w:rPr>
+          <w:u w:val="single" w:color="0000ff"/>
+          <w:rFonts w:ascii="Charis SIL Regular" w:hAnsi="Charis SIL Regular" w:eastAsia="Charis SIL Regular"/>
+          <w:b w:val="0"/>
+          <w:i w:val="0"/>
+          <w:color w:val="000000"/>
+          <w:sz w:val="24"/>
+        </w:rPr>
+        <w:hyperlink r:id="rId32" w:history="1">
           <w:r>
             <w:rPr>
               <w:rStyle w:val="Hyperlink"/>
@@ -4744,148 +5062,84 @@
       </w:r>
       <w:r>
         <w:rPr>
-          <w:rFonts w:ascii="Charis SIL Regular" w:hAnsi="Charis SIL Regular" w:eastAsia="Charis SIL Regular"/>
-          <w:b w:val="0"/>
-          <w:i w:val="0"/>
-          <w:color w:val="0000FF"/>
-          <w:sz w:val="24"/>
-          <w:u w:val="single"/>
-        </w:rPr>
-        <w:hyperlink r:id="rId31" w:history="1">
-          <w:r>
-            <w:rPr>
-              <w:rStyle w:val="Hyperlink"/>
-            </w:rPr>
-            <w:t>nka</w:t>
-          </w:r>
-        </w:hyperlink>
-      </w:r>
-      <w:r>
-        <w:rPr>
           <w:u w:val="single" w:color="0000ff"/>
           <w:rFonts w:ascii="Charis SIL Regular" w:hAnsi="Charis SIL Regular" w:eastAsia="Charis SIL Regular"/>
           <w:b w:val="0"/>
           <w:i w:val="0"/>
           <w:color w:val="000000"/>
           <w:sz w:val="24"/>
-        </w:rPr>
-        <w:hyperlink r:id="rId31" w:history="1">
-          <w:r>
-            <w:rPr>
-              <w:rStyle w:val="Hyperlink"/>
-            </w:rPr>
-            <w:t xml:space="preserve"> and</w:t>
-          </w:r>
-        </w:hyperlink>
-      </w:r>
-      <w:r>
-        <w:rPr>
-          <w:u w:val="single" w:color="0000ff"/>
-          <w:rFonts w:ascii="Charis SIL Regular" w:hAnsi="Charis SIL Regular" w:eastAsia="Charis SIL Regular"/>
-          <w:b w:val="0"/>
-          <w:i w:val="0"/>
-          <w:color w:val="000000"/>
-          <w:sz w:val="24"/>
-        </w:rPr>
-        <w:t xml:space="preserve"> </w:t>
-      </w:r>
-      <w:r>
-        <w:rPr>
-          <w:u w:val="single" w:color="0000ff"/>
-          <w:rFonts w:ascii="Charis SIL Regular" w:hAnsi="Charis SIL Regular" w:eastAsia="Charis SIL Regular"/>
-          <w:b w:val="0"/>
-          <w:i w:val="0"/>
-          <w:color w:val="000000"/>
-          <w:sz w:val="24"/>
-        </w:rPr>
-        <w:hyperlink r:id="rId31" w:history="1">
-          <w:r>
-            <w:rPr>
-              <w:rStyle w:val="Hyperlink"/>
-            </w:rPr>
-            <w:t>th</w:t>
-          </w:r>
-        </w:hyperlink>
-      </w:r>
-      <w:r>
-        <w:rPr>
-          <w:rFonts w:ascii="Charis SIL Regular" w:hAnsi="Charis SIL Regular" w:eastAsia="Charis SIL Regular"/>
-          <w:b w:val="0"/>
-          <w:i w:val="0"/>
-          <w:color w:val="000000"/>
-          <w:sz w:val="24"/>
-        </w:rPr>
-        <w:hyperlink r:id="rId31" w:history="1">
-          <w:r>
-            <w:rPr>
-              <w:rStyle w:val="Hyperlink"/>
-            </w:rPr>
-            <w:t xml:space="preserve">e </w:t>
-          </w:r>
-        </w:hyperlink>
-      </w:r>
-      <w:r>
-        <w:rPr>
-          <w:rFonts w:ascii="Charis SIL Regular" w:hAnsi="Charis SIL Regular" w:eastAsia="Charis SIL Regular"/>
-          <w:b w:val="0"/>
-          <w:i w:val="0"/>
-          <w:color w:val="0000FF"/>
-          <w:sz w:val="24"/>
-          <w:u w:val="single"/>
-        </w:rPr>
-        <w:hyperlink r:id="rId31" w:history="1">
-          <w:r>
-            <w:rPr>
-              <w:rStyle w:val="Hyperlink"/>
-            </w:rPr>
-            <w:t xml:space="preserve">National </w:t>
-          </w:r>
-        </w:hyperlink>
-      </w:r>
-      <w:r>
-        <w:rPr>
-          <w:rFonts w:ascii="Charis SIL Regular" w:hAnsi="Charis SIL Regular" w:eastAsia="Charis SIL Regular"/>
-          <w:b w:val="0"/>
-          <w:i w:val="0"/>
-          <w:color w:val="0000FF"/>
-          <w:sz w:val="24"/>
-          <w:u w:val="single"/>
-        </w:rPr>
-        <w:hyperlink r:id="rId34" w:history="1">
-          <w:r>
-            <w:rPr>
-              <w:rStyle w:val="Hyperlink"/>
-            </w:rPr>
-            <w:t>A</w:t>
-          </w:r>
-        </w:hyperlink>
-      </w:r>
-      <w:r>
-        <w:rPr>
-          <w:rFonts w:ascii="Charis SIL Regular" w:hAnsi="Charis SIL Regular" w:eastAsia="Charis SIL Regular"/>
-          <w:b w:val="0"/>
-          <w:i w:val="0"/>
-          <w:color w:val="0000FF"/>
-          <w:sz w:val="24"/>
-          <w:u w:val="single"/>
         </w:rPr>
         <w:hyperlink r:id="rId32" w:history="1">
           <w:r>
             <w:rPr>
               <w:rStyle w:val="Hyperlink"/>
             </w:rPr>
-            <w:t>rchiv</w:t>
+            <w:t xml:space="preserve"> can be </w:t>
           </w:r>
         </w:hyperlink>
       </w:r>
       <w:r>
         <w:rPr>
-          <w:rFonts w:ascii="Charis SIL Regular" w:hAnsi="Charis SIL Regular" w:eastAsia="Charis SIL Regular"/>
-          <w:b w:val="0"/>
-          <w:i w:val="0"/>
-          <w:color w:val="0000FF"/>
-          <w:sz w:val="24"/>
-          <w:u w:val="single"/>
+          <w:u w:val="single" w:color="0000ff"/>
+          <w:rFonts w:ascii="Charis SIL Regular" w:hAnsi="Charis SIL Regular" w:eastAsia="Charis SIL Regular"/>
+          <w:b w:val="0"/>
+          <w:i w:val="0"/>
+          <w:color w:val="000000"/>
+          <w:sz w:val="24"/>
+        </w:rPr>
+        <w:hyperlink r:id="rId32" w:history="1">
+          <w:r>
+            <w:rPr>
+              <w:rStyle w:val="Hyperlink"/>
+            </w:rPr>
+            <w:t>a</w:t>
+          </w:r>
+        </w:hyperlink>
+      </w:r>
+      <w:r>
+        <w:rPr>
+          <w:u w:val="single" w:color="0000ff"/>
+          <w:rFonts w:ascii="Charis SIL Regular" w:hAnsi="Charis SIL Regular" w:eastAsia="Charis SIL Regular"/>
+          <w:b w:val="0"/>
+          <w:i w:val="0"/>
+          <w:color w:val="000000"/>
+          <w:sz w:val="24"/>
+        </w:rPr>
+        <w:hyperlink r:id="rId32" w:history="1">
+          <w:r>
+            <w:rPr>
+              <w:rStyle w:val="Hyperlink"/>
+            </w:rPr>
+            <w:t>cc</w:t>
+          </w:r>
+        </w:hyperlink>
+      </w:r>
+      <w:r>
+        <w:rPr>
+          <w:u w:val="single" w:color="0000ff"/>
+          <w:rFonts w:ascii="Charis SIL Regular" w:hAnsi="Charis SIL Regular" w:eastAsia="Charis SIL Regular"/>
+          <w:b w:val="0"/>
+          <w:i w:val="0"/>
+          <w:color w:val="000000"/>
+          <w:sz w:val="24"/>
+        </w:rPr>
+        <w:hyperlink r:id="rId32" w:history="1">
+          <w:r>
+            <w:rPr>
+              <w:rStyle w:val="Hyperlink"/>
+            </w:rPr>
+            <w:t>ess</w:t>
+          </w:r>
+        </w:hyperlink>
+      </w:r>
+      <w:r>
+        <w:rPr>
+          <w:u w:val="single" w:color="0000ff"/>
+          <w:rFonts w:ascii="Charis SIL Regular" w:hAnsi="Charis SIL Regular" w:eastAsia="Charis SIL Regular"/>
+          <w:b w:val="0"/>
+          <w:i w:val="0"/>
+          <w:color w:val="000000"/>
+          <w:sz w:val="24"/>
         </w:rPr>
         <w:hyperlink r:id="rId32" w:history="1">
           <w:r>
@@ -4898,298 +5152,14 @@
       </w:r>
       <w:r>
         <w:rPr>
-          <w:rFonts w:ascii="Charis SIL Regular" w:hAnsi="Charis SIL Regular" w:eastAsia="Charis SIL Regular"/>
-          <w:b w:val="0"/>
-          <w:i w:val="0"/>
-          <w:color w:val="0000FF"/>
-          <w:sz w:val="24"/>
-          <w:u w:val="single"/>
+          <w:u w:val="single" w:color="0000ff"/>
+          <w:rFonts w:ascii="Charis SIL Regular" w:hAnsi="Charis SIL Regular" w:eastAsia="Charis SIL Regular"/>
+          <w:b w:val="0"/>
+          <w:i w:val="0"/>
+          <w:color w:val="000000"/>
+          <w:sz w:val="24"/>
         </w:rPr>
         <w:hyperlink r:id="rId32" w:history="1">
-          <w:r>
-            <w:rPr>
-              <w:rStyle w:val="Hyperlink"/>
-            </w:rPr>
-            <w:t>s</w:t>
-          </w:r>
-        </w:hyperlink>
-      </w:r>
-      <w:r>
-        <w:rPr>
-          <w:rFonts w:ascii="Charis SIL Regular" w:hAnsi="Charis SIL Regular" w:eastAsia="Charis SIL Regular"/>
-          <w:b w:val="0"/>
-          <w:i w:val="0"/>
-          <w:color w:val="0000FF"/>
-          <w:sz w:val="24"/>
-          <w:u w:val="single"/>
-        </w:rPr>
-        <w:t xml:space="preserve"> </w:t>
-      </w:r>
-      <w:r>
-        <w:rPr>
-          <w:rFonts w:ascii="Charis SIL Regular" w:hAnsi="Charis SIL Regular" w:eastAsia="Charis SIL Regular"/>
-          <w:b w:val="0"/>
-          <w:i w:val="0"/>
-          <w:color w:val="0000FF"/>
-          <w:sz w:val="24"/>
-          <w:u w:val="single"/>
-        </w:rPr>
-        <w:hyperlink r:id="rId34" w:history="1">
-          <w:r>
-            <w:rPr>
-              <w:rStyle w:val="Hyperlink"/>
-            </w:rPr>
-            <w:t>of</w:t>
-          </w:r>
-        </w:hyperlink>
-      </w:r>
-      <w:r>
-        <w:rPr>
-          <w:rFonts w:ascii="Charis SIL Regular" w:hAnsi="Charis SIL Regular" w:eastAsia="Charis SIL Regular"/>
-          <w:b w:val="0"/>
-          <w:i w:val="0"/>
-          <w:color w:val="0000FF"/>
-          <w:sz w:val="24"/>
-          <w:u w:val="single"/>
-        </w:rPr>
-        <w:t xml:space="preserve"> </w:t>
-      </w:r>
-      <w:r>
-        <w:rPr>
-          <w:rFonts w:ascii="Charis SIL Regular" w:hAnsi="Charis SIL Regular" w:eastAsia="Charis SIL Regular"/>
-          <w:b w:val="0"/>
-          <w:i w:val="0"/>
-          <w:color w:val="0000FF"/>
-          <w:sz w:val="24"/>
-          <w:u w:val="single"/>
-        </w:rPr>
-        <w:hyperlink r:id="rId34" w:history="1">
-          <w:r>
-            <w:rPr>
-              <w:rStyle w:val="Hyperlink"/>
-            </w:rPr>
-            <w:t>Cura</w:t>
-          </w:r>
-        </w:hyperlink>
-      </w:r>
-      <w:r>
-        <w:rPr>
-          <w:rFonts w:ascii="Charis SIL Regular" w:hAnsi="Charis SIL Regular" w:eastAsia="Charis SIL Regular"/>
-          <w:b w:val="0"/>
-          <w:i w:val="0"/>
-          <w:color w:val="0000FF"/>
-          <w:sz w:val="24"/>
-          <w:u w:val="single"/>
-        </w:rPr>
-        <w:hyperlink r:id="rId34" w:history="1">
-          <w:r>
-            <w:rPr>
-              <w:rStyle w:val="Hyperlink"/>
-            </w:rPr>
-            <w:t>çao</w:t>
-          </w:r>
-        </w:hyperlink>
-      </w:r>
-      <w:r>
-        <w:rPr>
-          <w:u w:val="single" w:color="0000ff"/>
-          <w:rFonts w:ascii="Charis SIL Regular" w:hAnsi="Charis SIL Regular" w:eastAsia="Charis SIL Regular"/>
-          <w:b w:val="0"/>
-          <w:i w:val="0"/>
-          <w:color w:val="000000"/>
-          <w:sz w:val="24"/>
-        </w:rPr>
-        <w:hyperlink r:id="rId32" w:history="1">
-          <w:r>
-            <w:rPr>
-              <w:rStyle w:val="Hyperlink"/>
-            </w:rPr>
-            <w:t>. Vari</w:t>
-          </w:r>
-        </w:hyperlink>
-      </w:r>
-      <w:r>
-        <w:rPr>
-          <w:u w:val="single" w:color="0000ff"/>
-          <w:rFonts w:ascii="Charis SIL Regular" w:hAnsi="Charis SIL Regular" w:eastAsia="Charis SIL Regular"/>
-          <w:b w:val="0"/>
-          <w:i w:val="0"/>
-          <w:color w:val="000000"/>
-          <w:sz w:val="24"/>
-        </w:rPr>
-        <w:hyperlink r:id="rId32" w:history="1">
-          <w:r>
-            <w:rPr>
-              <w:rStyle w:val="Hyperlink"/>
-            </w:rPr>
-            <w:t>o</w:t>
-          </w:r>
-        </w:hyperlink>
-      </w:r>
-      <w:r>
-        <w:rPr>
-          <w:u w:val="single" w:color="0000ff"/>
-          <w:rFonts w:ascii="Charis SIL Regular" w:hAnsi="Charis SIL Regular" w:eastAsia="Charis SIL Regular"/>
-          <w:b w:val="0"/>
-          <w:i w:val="0"/>
-          <w:color w:val="000000"/>
-          <w:sz w:val="24"/>
-        </w:rPr>
-        <w:hyperlink r:id="rId32" w:history="1">
-          <w:r>
-            <w:rPr>
-              <w:rStyle w:val="Hyperlink"/>
-            </w:rPr>
-            <w:t>us archiv</w:t>
-          </w:r>
-        </w:hyperlink>
-      </w:r>
-      <w:r>
-        <w:rPr>
-          <w:rFonts w:ascii="Charis SIL Regular" w:hAnsi="Charis SIL Regular" w:eastAsia="Charis SIL Regular"/>
-          <w:b w:val="0"/>
-          <w:i w:val="0"/>
-          <w:color w:val="000000"/>
-          <w:sz w:val="24"/>
-        </w:rPr>
-        <w:t xml:space="preserve">es in </w:t>
-      </w:r>
-      <w:r>
-        <w:rPr>
-          <w:u w:val="single" w:color="0000ff"/>
-          <w:rFonts w:ascii="Charis SIL Regular" w:hAnsi="Charis SIL Regular" w:eastAsia="Charis SIL Regular"/>
-          <w:b w:val="0"/>
-          <w:i w:val="0"/>
-          <w:color w:val="000000"/>
-          <w:sz w:val="24"/>
-        </w:rPr>
-        <w:hyperlink r:id="rId33" w:history="1">
-          <w:r>
-            <w:rPr>
-              <w:rStyle w:val="Hyperlink"/>
-            </w:rPr>
-            <w:t>Indonesi</w:t>
-          </w:r>
-        </w:hyperlink>
-      </w:r>
-      <w:r>
-        <w:rPr>
-          <w:u w:val="single" w:color="0000ff"/>
-          <w:rFonts w:ascii="Charis SIL Regular" w:hAnsi="Charis SIL Regular" w:eastAsia="Charis SIL Regular"/>
-          <w:b w:val="0"/>
-          <w:i w:val="0"/>
-          <w:color w:val="000000"/>
-          <w:sz w:val="24"/>
-        </w:rPr>
-        <w:hyperlink r:id="rId33" w:history="1">
-          <w:r>
-            <w:rPr>
-              <w:rStyle w:val="Hyperlink"/>
-            </w:rPr>
-            <w:t>a</w:t>
-          </w:r>
-        </w:hyperlink>
-      </w:r>
-      <w:r>
-        <w:rPr>
-          <w:u w:val="single" w:color="0000ff"/>
-          <w:rFonts w:ascii="Charis SIL Regular" w:hAnsi="Charis SIL Regular" w:eastAsia="Charis SIL Regular"/>
-          <w:b w:val="0"/>
-          <w:i w:val="0"/>
-          <w:color w:val="000000"/>
-          <w:sz w:val="24"/>
-        </w:rPr>
-        <w:hyperlink r:id="rId33" w:history="1">
-          <w:r>
-            <w:rPr>
-              <w:rStyle w:val="Hyperlink"/>
-            </w:rPr>
-            <w:t xml:space="preserve"> can be </w:t>
-          </w:r>
-        </w:hyperlink>
-      </w:r>
-      <w:r>
-        <w:rPr>
-          <w:u w:val="single" w:color="0000ff"/>
-          <w:rFonts w:ascii="Charis SIL Regular" w:hAnsi="Charis SIL Regular" w:eastAsia="Charis SIL Regular"/>
-          <w:b w:val="0"/>
-          <w:i w:val="0"/>
-          <w:color w:val="000000"/>
-          <w:sz w:val="24"/>
-        </w:rPr>
-        <w:hyperlink r:id="rId33" w:history="1">
-          <w:r>
-            <w:rPr>
-              <w:rStyle w:val="Hyperlink"/>
-            </w:rPr>
-            <w:t>a</w:t>
-          </w:r>
-        </w:hyperlink>
-      </w:r>
-      <w:r>
-        <w:rPr>
-          <w:u w:val="single" w:color="0000ff"/>
-          <w:rFonts w:ascii="Charis SIL Regular" w:hAnsi="Charis SIL Regular" w:eastAsia="Charis SIL Regular"/>
-          <w:b w:val="0"/>
-          <w:i w:val="0"/>
-          <w:color w:val="000000"/>
-          <w:sz w:val="24"/>
-        </w:rPr>
-        <w:hyperlink r:id="rId33" w:history="1">
-          <w:r>
-            <w:rPr>
-              <w:rStyle w:val="Hyperlink"/>
-            </w:rPr>
-            <w:t>cc</w:t>
-          </w:r>
-        </w:hyperlink>
-      </w:r>
-      <w:r>
-        <w:rPr>
-          <w:u w:val="single" w:color="0000ff"/>
-          <w:rFonts w:ascii="Charis SIL Regular" w:hAnsi="Charis SIL Regular" w:eastAsia="Charis SIL Regular"/>
-          <w:b w:val="0"/>
-          <w:i w:val="0"/>
-          <w:color w:val="000000"/>
-          <w:sz w:val="24"/>
-        </w:rPr>
-        <w:hyperlink r:id="rId33" w:history="1">
-          <w:r>
-            <w:rPr>
-              <w:rStyle w:val="Hyperlink"/>
-            </w:rPr>
-            <w:t>ess</w:t>
-          </w:r>
-        </w:hyperlink>
-      </w:r>
-      <w:r>
-        <w:rPr>
-          <w:u w:val="single" w:color="0000ff"/>
-          <w:rFonts w:ascii="Charis SIL Regular" w:hAnsi="Charis SIL Regular" w:eastAsia="Charis SIL Regular"/>
-          <w:b w:val="0"/>
-          <w:i w:val="0"/>
-          <w:color w:val="000000"/>
-          <w:sz w:val="24"/>
-        </w:rPr>
-        <w:hyperlink r:id="rId33" w:history="1">
-          <w:r>
-            <w:rPr>
-              <w:rStyle w:val="Hyperlink"/>
-            </w:rPr>
-            <w:t>e</w:t>
-          </w:r>
-        </w:hyperlink>
-      </w:r>
-      <w:r>
-        <w:rPr>
-          <w:u w:val="single" w:color="0000ff"/>
-          <w:rFonts w:ascii="Charis SIL Regular" w:hAnsi="Charis SIL Regular" w:eastAsia="Charis SIL Regular"/>
-          <w:b w:val="0"/>
-          <w:i w:val="0"/>
-          <w:color w:val="000000"/>
-          <w:sz w:val="24"/>
-        </w:rPr>
-        <w:hyperlink r:id="rId33" w:history="1">
           <w:r>
             <w:rPr>
               <w:rStyle w:val="Hyperlink"/>
@@ -5217,7 +5187,7 @@
           <w:sz w:val="24"/>
           <w:u w:val="single"/>
         </w:rPr>
-        <w:hyperlink r:id="rId35" w:history="1">
+        <w:hyperlink r:id="rId34" w:history="1">
           <w:r>
             <w:rPr>
               <w:rStyle w:val="Hyperlink"/>
@@ -5235,7 +5205,7 @@
           <w:color w:val="000000"/>
           <w:sz w:val="24"/>
         </w:rPr>
-        <w:hyperlink r:id="rId34" w:history="1">
+        <w:hyperlink r:id="rId33" w:history="1">
           <w:r>
             <w:rPr>
               <w:rStyle w:val="Hyperlink"/>
@@ -5273,7 +5243,7 @@
           <w:sz w:val="24"/>
           <w:u w:val="single"/>
         </w:rPr>
-        <w:hyperlink r:id="rId36" w:history="1">
+        <w:hyperlink r:id="rId35" w:history="1">
           <w:r>
             <w:rPr>
               <w:rStyle w:val="Hyperlink"/>
@@ -5302,7 +5272,7 @@
           <w:sz w:val="24"/>
           <w:u w:val="single"/>
         </w:rPr>
-        <w:hyperlink r:id="rId36" w:history="1">
+        <w:hyperlink r:id="rId35" w:history="1">
           <w:r>
             <w:rPr>
               <w:rStyle w:val="Hyperlink"/>
@@ -5331,7 +5301,7 @@
           <w:sz w:val="24"/>
           <w:u w:val="single"/>
         </w:rPr>
-        <w:hyperlink r:id="rId36" w:history="1">
+        <w:hyperlink r:id="rId35" w:history="1">
           <w:r>
             <w:rPr>
               <w:rStyle w:val="Hyperlink"/>
@@ -5360,7 +5330,7 @@
           <w:sz w:val="24"/>
           <w:u w:val="single"/>
         </w:rPr>
-        <w:hyperlink r:id="rId36" w:history="1">
+        <w:hyperlink r:id="rId35" w:history="1">
           <w:r>
             <w:rPr>
               <w:rStyle w:val="Hyperlink"/>
@@ -5389,7 +5359,7 @@
           <w:sz w:val="24"/>
           <w:u w:val="single"/>
         </w:rPr>
-        <w:hyperlink r:id="rId36" w:history="1">
+        <w:hyperlink r:id="rId35" w:history="1">
           <w:r>
             <w:rPr>
               <w:rStyle w:val="Hyperlink"/>
@@ -5418,7 +5388,7 @@
           <w:sz w:val="24"/>
           <w:u w:val="single"/>
         </w:rPr>
-        <w:hyperlink r:id="rId36" w:history="1">
+        <w:hyperlink r:id="rId35" w:history="1">
           <w:r>
             <w:rPr>
               <w:rStyle w:val="Hyperlink"/>
@@ -5446,7 +5416,7 @@
           <w:color w:val="000000"/>
           <w:sz w:val="24"/>
         </w:rPr>
-        <w:hyperlink r:id="rId36" w:history="1">
+        <w:hyperlink r:id="rId35" w:history="1">
           <w:r>
             <w:rPr>
               <w:rStyle w:val="Hyperlink"/>
@@ -5464,7 +5434,7 @@
           <w:color w:val="000000"/>
           <w:sz w:val="24"/>
         </w:rPr>
-        <w:hyperlink r:id="rId36" w:history="1">
+        <w:hyperlink r:id="rId35" w:history="1">
           <w:r>
             <w:rPr>
               <w:rStyle w:val="Hyperlink"/>
@@ -5482,7 +5452,7 @@
           <w:color w:val="000000"/>
           <w:sz w:val="24"/>
         </w:rPr>
-        <w:hyperlink r:id="rId36" w:history="1">
+        <w:hyperlink r:id="rId35" w:history="1">
           <w:r>
             <w:rPr>
               <w:rStyle w:val="Hyperlink"/>
@@ -5500,7 +5470,7 @@
           <w:color w:val="000000"/>
           <w:sz w:val="24"/>
         </w:rPr>
-        <w:hyperlink r:id="rId36" w:history="1">
+        <w:hyperlink r:id="rId35" w:history="1">
           <w:r>
             <w:rPr>
               <w:rStyle w:val="Hyperlink"/>
@@ -5529,7 +5499,7 @@
           <w:color w:val="000000"/>
           <w:sz w:val="24"/>
         </w:rPr>
-        <w:hyperlink r:id="rId36" w:history="1">
+        <w:hyperlink r:id="rId35" w:history="1">
           <w:r>
             <w:rPr>
               <w:rStyle w:val="Hyperlink"/>
@@ -5547,7 +5517,7 @@
           <w:color w:val="000000"/>
           <w:sz w:val="24"/>
         </w:rPr>
-        <w:hyperlink r:id="rId36" w:history="1">
+        <w:hyperlink r:id="rId35" w:history="1">
           <w:r>
             <w:rPr>
               <w:rStyle w:val="Hyperlink"/>
@@ -5565,7 +5535,7 @@
           <w:color w:val="000000"/>
           <w:sz w:val="24"/>
         </w:rPr>
-        <w:hyperlink r:id="rId36" w:history="1">
+        <w:hyperlink r:id="rId35" w:history="1">
           <w:r>
             <w:rPr>
               <w:rStyle w:val="Hyperlink"/>
@@ -5583,7 +5553,7 @@
           <w:color w:val="000000"/>
           <w:sz w:val="24"/>
         </w:rPr>
-        <w:hyperlink r:id="rId36" w:history="1">
+        <w:hyperlink r:id="rId35" w:history="1">
           <w:r>
             <w:rPr>
               <w:rStyle w:val="Hyperlink"/>
@@ -5681,7 +5651,7 @@
           <w:sz w:val="24"/>
           <w:u w:val="single"/>
         </w:rPr>
-        <w:hyperlink r:id="rId37" w:history="1">
+        <w:hyperlink r:id="rId36" w:history="1">
           <w:r>
             <w:rPr>
               <w:rStyle w:val="Hyperlink"/>
@@ -5709,7 +5679,7 @@
           <w:sz w:val="24"/>
           <w:u w:val="single"/>
         </w:rPr>
-        <w:hyperlink r:id="rId38" w:history="1">
+        <w:hyperlink r:id="rId37" w:history="1">
           <w:r>
             <w:rPr>
               <w:rStyle w:val="Hyperlink"/>
@@ -5738,7 +5708,7 @@
           <w:sz w:val="24"/>
           <w:u w:val="single"/>
         </w:rPr>
-        <w:hyperlink r:id="rId38" w:history="1">
+        <w:hyperlink r:id="rId37" w:history="1">
           <w:r>
             <w:rPr>
               <w:rStyle w:val="Hyperlink"/>
@@ -5767,7 +5737,7 @@
           <w:sz w:val="24"/>
           <w:u w:val="single"/>
         </w:rPr>
-        <w:hyperlink r:id="rId38" w:history="1">
+        <w:hyperlink r:id="rId37" w:history="1">
           <w:r>
             <w:rPr>
               <w:rStyle w:val="Hyperlink"/>
@@ -5814,7 +5784,7 @@
           <w:sz w:val="24"/>
           <w:u w:val="single"/>
         </w:rPr>
-        <w:hyperlink r:id="rId38" w:history="1">
+        <w:hyperlink r:id="rId37" w:history="1">
           <w:r>
             <w:rPr>
               <w:rStyle w:val="Hyperlink"/>
@@ -5842,7 +5812,7 @@
           <w:sz w:val="24"/>
           <w:u w:val="single"/>
         </w:rPr>
-        <w:hyperlink r:id="rId39" w:history="1">
+        <w:hyperlink r:id="rId38" w:history="1">
           <w:r>
             <w:rPr>
               <w:rStyle w:val="Hyperlink"/>
@@ -5871,7 +5841,7 @@
           <w:sz w:val="24"/>
           <w:u w:val="single"/>
         </w:rPr>
-        <w:hyperlink r:id="rId39" w:history="1">
+        <w:hyperlink r:id="rId38" w:history="1">
           <w:r>
             <w:rPr>
               <w:rStyle w:val="Hyperlink"/>
@@ -5900,7 +5870,7 @@
           <w:sz w:val="24"/>
           <w:u w:val="single"/>
         </w:rPr>
-        <w:hyperlink r:id="rId39" w:history="1">
+        <w:hyperlink r:id="rId38" w:history="1">
           <w:r>
             <w:rPr>
               <w:rStyle w:val="Hyperlink"/>
@@ -5929,7 +5899,7 @@
           <w:sz w:val="24"/>
           <w:u w:val="single"/>
         </w:rPr>
-        <w:hyperlink r:id="rId39" w:history="1">
+        <w:hyperlink r:id="rId38" w:history="1">
           <w:r>
             <w:rPr>
               <w:rStyle w:val="Hyperlink"/>
@@ -5950,20 +5920,14 @@
       </w:r>
       <w:r>
         <w:rPr>
+          <w:u w:val="single" w:color="0000ff"/>
           <w:rFonts w:ascii="Charis SIL Regular" w:hAnsi="Charis SIL Regular" w:eastAsia="Charis SIL Regular"/>
           <w:b w:val="0"/>
           <w:i w:val="0"/>
           <w:color w:val="000000"/>
           <w:sz w:val="24"/>
         </w:rPr>
-        <w:hyperlink r:id="rId38" w:history="1">
-          <w:r>
-            <w:rPr>
-              <w:rStyle w:val="Hyperlink"/>
-            </w:rPr>
-            <w:t xml:space="preserve">portal </w:t>
-          </w:r>
-        </w:hyperlink>
+        <w:t xml:space="preserve">portal </w:t>
       </w:r>
       <w:r>
         <w:rPr>
@@ -5974,7 +5938,7 @@
           <w:sz w:val="24"/>
           <w:u w:val="single"/>
         </w:rPr>
-        <w:hyperlink r:id="rId38" w:history="1">
+        <w:hyperlink r:id="rId39" w:history="1">
           <w:r>
             <w:rPr>
               <w:rStyle w:val="Hyperlink"/>
@@ -5992,7 +5956,7 @@
           <w:color w:val="000000"/>
           <w:sz w:val="24"/>
         </w:rPr>
-        <w:hyperlink r:id="rId38" w:history="1">
+        <w:hyperlink r:id="rId37" w:history="1">
           <w:r>
             <w:rPr>
               <w:rStyle w:val="Hyperlink"/>
@@ -6020,7 +5984,7 @@
           <w:color w:val="000000"/>
           <w:sz w:val="24"/>
         </w:rPr>
-        <w:hyperlink r:id="rId39" w:history="1">
+        <w:hyperlink r:id="rId38" w:history="1">
           <w:r>
             <w:rPr>
               <w:rStyle w:val="Hyperlink"/>
@@ -6049,7 +6013,7 @@
           <w:color w:val="000000"/>
           <w:sz w:val="24"/>
         </w:rPr>
-        <w:hyperlink r:id="rId39" w:history="1">
+        <w:hyperlink r:id="rId38" w:history="1">
           <w:r>
             <w:rPr>
               <w:rStyle w:val="Hyperlink"/>
@@ -6067,7 +6031,7 @@
           <w:color w:val="000000"/>
           <w:sz w:val="24"/>
         </w:rPr>
-        <w:hyperlink r:id="rId39" w:history="1">
+        <w:hyperlink r:id="rId38" w:history="1">
           <w:r>
             <w:rPr>
               <w:rStyle w:val="Hyperlink"/>
@@ -6085,7 +6049,7 @@
           <w:color w:val="000000"/>
           <w:sz w:val="24"/>
         </w:rPr>
-        <w:hyperlink r:id="rId39" w:history="1">
+        <w:hyperlink r:id="rId38" w:history="1">
           <w:r>
             <w:rPr>
               <w:rStyle w:val="Hyperlink"/>
@@ -6103,7 +6067,7 @@
           <w:color w:val="000000"/>
           <w:sz w:val="24"/>
         </w:rPr>
-        <w:hyperlink r:id="rId39" w:history="1">
+        <w:hyperlink r:id="rId38" w:history="1">
           <w:r>
             <w:rPr>
               <w:rStyle w:val="Hyperlink"/>
@@ -6121,7 +6085,7 @@
           <w:color w:val="000000"/>
           <w:sz w:val="24"/>
         </w:rPr>
-        <w:hyperlink r:id="rId39" w:history="1">
+        <w:hyperlink r:id="rId38" w:history="1">
           <w:r>
             <w:rPr>
               <w:rStyle w:val="Hyperlink"/>
@@ -6170,7 +6134,7 @@
           <w:color w:val="000000"/>
           <w:sz w:val="24"/>
         </w:rPr>
-        <w:hyperlink r:id="rId40" w:history="1">
+        <w:hyperlink r:id="rId39" w:history="1">
           <w:r>
             <w:rPr>
               <w:rStyle w:val="Hyperlink"/>

--- a/EXPORTS/DOCX/published/niveau1/English/Sources.docx
+++ b/EXPORTS/DOCX/published/niveau1/English/Sources.docx
@@ -1238,7 +1238,64 @@
           <w:color w:val="000000"/>
           <w:sz w:val="24"/>
         </w:rPr>
-        <w:t xml:space="preserve">. These archives are now part of the </w:t>
+        <w:t>. These archiv</w:t>
+      </w:r>
+      <w:r>
+        <w:rPr>
+          <w:u w:val="single" w:color="0000ff"/>
+          <w:rFonts w:ascii="Charis SIL Regular" w:hAnsi="Charis SIL Regular" w:eastAsia="Charis SIL Regular"/>
+          <w:b w:val="0"/>
+          <w:i w:val="0"/>
+          <w:color w:val="000000"/>
+          <w:sz w:val="24"/>
+        </w:rPr>
+        <w:hyperlink r:id="rId15" w:history="1">
+          <w:r>
+            <w:rPr>
+              <w:rStyle w:val="Hyperlink"/>
+            </w:rPr>
+            <w:t>es are</w:t>
+          </w:r>
+        </w:hyperlink>
+      </w:r>
+      <w:r>
+        <w:rPr>
+          <w:u w:val="single" w:color="0000ff"/>
+          <w:rFonts w:ascii="Charis SIL Regular" w:hAnsi="Charis SIL Regular" w:eastAsia="Charis SIL Regular"/>
+          <w:b w:val="0"/>
+          <w:i w:val="0"/>
+          <w:color w:val="000000"/>
+          <w:sz w:val="24"/>
+        </w:rPr>
+        <w:t xml:space="preserve"> </w:t>
+      </w:r>
+      <w:r>
+        <w:rPr>
+          <w:u w:val="single" w:color="0000ff"/>
+          <w:rFonts w:ascii="Charis SIL Regular" w:hAnsi="Charis SIL Regular" w:eastAsia="Charis SIL Regular"/>
+          <w:b w:val="0"/>
+          <w:i w:val="0"/>
+          <w:color w:val="000000"/>
+          <w:sz w:val="24"/>
+        </w:rPr>
+        <w:hyperlink r:id="rId15" w:history="1">
+          <w:r>
+            <w:rPr>
+              <w:rStyle w:val="Hyperlink"/>
+            </w:rPr>
+            <w:t xml:space="preserve">now part of </w:t>
+          </w:r>
+        </w:hyperlink>
+      </w:r>
+      <w:r>
+        <w:rPr>
+          <w:rFonts w:ascii="Charis SIL Regular" w:hAnsi="Charis SIL Regular" w:eastAsia="Charis SIL Regular"/>
+          <w:b w:val="0"/>
+          <w:i w:val="0"/>
+          <w:color w:val="000000"/>
+          <w:sz w:val="24"/>
+        </w:rPr>
+        <w:t xml:space="preserve">the </w:t>
       </w:r>
       <w:r>
         <w:rPr>
@@ -1265,13 +1322,14 @@
           <w:i w:val="0"/>
           <w:color w:val="0000FF"/>
           <w:sz w:val="24"/>
-        </w:rPr>
-        <w:hyperlink r:id="rId15" w:history="1">
+          <w:u w:val="single"/>
+        </w:rPr>
+        <w:hyperlink r:id="rId16" w:history="1">
           <w:r>
             <w:rPr>
               <w:rStyle w:val="Hyperlink"/>
             </w:rPr>
-            <w:t xml:space="preserve">n </w:t>
+            <w:t>n</w:t>
           </w:r>
         </w:hyperlink>
       </w:r>
@@ -1282,6 +1340,18 @@
           <w:i w:val="0"/>
           <w:color w:val="0000FF"/>
           <w:sz w:val="24"/>
+          <w:u w:val="single"/>
+        </w:rPr>
+        <w:t xml:space="preserve"> </w:t>
+      </w:r>
+      <w:r>
+        <w:rPr>
+          <w:rFonts w:ascii="Charis SIL Regular" w:hAnsi="Charis SIL Regular" w:eastAsia="Charis SIL Regular"/>
+          <w:b w:val="0"/>
+          <w:i w:val="0"/>
+          <w:color w:val="0000FF"/>
+          <w:sz w:val="24"/>
+          <w:u w:val="single"/>
         </w:rPr>
         <w:hyperlink r:id="rId16" w:history="1">
           <w:r>
@@ -1330,7 +1400,7 @@
           <w:sz w:val="24"/>
           <w:u w:val="single"/>
         </w:rPr>
-        <w:hyperlink r:id="rId16" w:history="1">
+        <w:hyperlink r:id="rId15" w:history="1">
           <w:r>
             <w:rPr>
               <w:rStyle w:val="Hyperlink"/>
@@ -1348,7 +1418,7 @@
           <w:sz w:val="24"/>
           <w:u w:val="single"/>
         </w:rPr>
-        <w:hyperlink r:id="rId16" w:history="1">
+        <w:hyperlink r:id="rId15" w:history="1">
           <w:r>
             <w:rPr>
               <w:rStyle w:val="Hyperlink"/>
@@ -1366,7 +1436,7 @@
           <w:sz w:val="24"/>
           <w:u w:val="single"/>
         </w:rPr>
-        <w:hyperlink r:id="rId16" w:history="1">
+        <w:hyperlink r:id="rId15" w:history="1">
           <w:r>
             <w:rPr>
               <w:rStyle w:val="Hyperlink"/>
@@ -1930,22 +2000,13 @@
             <w:rPr>
               <w:rStyle w:val="Hyperlink"/>
             </w:rPr>
-            <w:t xml:space="preserve"> files</w:t>
+            <w:t xml:space="preserve"> files </w:t>
           </w:r>
         </w:hyperlink>
       </w:r>
       <w:r>
         <w:rPr>
-          <w:rFonts w:ascii="Charis SIL Regular" w:hAnsi="Charis SIL Regular" w:eastAsia="Charis SIL Regular"/>
-          <w:b w:val="0"/>
-          <w:i w:val="0"/>
-          <w:color w:val="000000"/>
-          <w:sz w:val="24"/>
-        </w:rPr>
-        <w:t xml:space="preserve"> </w:t>
-      </w:r>
-      <w:r>
-        <w:rPr>
+          <w:u w:val="single" w:color="0000ff"/>
           <w:rFonts w:ascii="Charis SIL Regular" w:hAnsi="Charis SIL Regular" w:eastAsia="Charis SIL Regular"/>
           <w:b w:val="0"/>
           <w:i w:val="0"/>
@@ -1986,9 +2047,19 @@
             <w:rPr>
               <w:rStyle w:val="Hyperlink"/>
             </w:rPr>
-            <w:t xml:space="preserve">ervice </w:t>
+            <w:t>ervic</w:t>
           </w:r>
         </w:hyperlink>
+      </w:r>
+      <w:r>
+        <w:rPr>
+          <w:rFonts w:ascii="Charis SIL Regular" w:hAnsi="Charis SIL Regular" w:eastAsia="Charis SIL Regular"/>
+          <w:b w:val="0"/>
+          <w:i w:val="0"/>
+          <w:color w:val="000000"/>
+          <w:sz w:val="24"/>
+        </w:rPr>
+        <w:t xml:space="preserve">e </w:t>
       </w:r>
       <w:r>
         <w:rPr>
@@ -3548,7 +3619,7 @@
           <w:sz w:val="24"/>
           <w:u w:val="single"/>
         </w:rPr>
-        <w:hyperlink r:id="rId24" w:history="1">
+        <w:hyperlink r:id="rId23" w:history="1">
           <w:r>
             <w:rPr>
               <w:rStyle w:val="Hyperlink"/>
@@ -3577,7 +3648,7 @@
           <w:sz w:val="24"/>
           <w:u w:val="single"/>
         </w:rPr>
-        <w:hyperlink r:id="rId25" w:history="1">
+        <w:hyperlink r:id="rId23" w:history="1">
           <w:r>
             <w:rPr>
               <w:rStyle w:val="Hyperlink"/>
@@ -3699,61 +3770,18 @@
           <w:color w:val="000000"/>
           <w:sz w:val="24"/>
         </w:rPr>
+        <w:t xml:space="preserve">stodian of the </w:t>
+      </w:r>
+      <w:r>
+        <w:rPr>
+          <w:rFonts w:ascii="Charis SIL Regular" w:hAnsi="Charis SIL Regular" w:eastAsia="Charis SIL Regular"/>
+          <w:b w:val="0"/>
+          <w:i w:val="0"/>
+          <w:color w:val="0000FF"/>
+          <w:sz w:val="24"/>
+          <w:u w:val="single"/>
+        </w:rPr>
         <w:hyperlink r:id="rId26" w:history="1">
-          <w:r>
-            <w:rPr>
-              <w:rStyle w:val="Hyperlink"/>
-            </w:rPr>
-            <w:t xml:space="preserve">stodian </w:t>
-          </w:r>
-        </w:hyperlink>
-      </w:r>
-      <w:r>
-        <w:rPr>
-          <w:u w:val="single" w:color="0000ff"/>
-          <w:rFonts w:ascii="Charis SIL Regular" w:hAnsi="Charis SIL Regular" w:eastAsia="Charis SIL Regular"/>
-          <w:b w:val="0"/>
-          <w:i w:val="0"/>
-          <w:color w:val="000000"/>
-          <w:sz w:val="24"/>
-        </w:rPr>
-        <w:hyperlink r:id="rId26" w:history="1">
-          <w:r>
-            <w:rPr>
-              <w:rStyle w:val="Hyperlink"/>
-            </w:rPr>
-            <w:t>o</w:t>
-          </w:r>
-        </w:hyperlink>
-      </w:r>
-      <w:r>
-        <w:rPr>
-          <w:u w:val="single" w:color="0000ff"/>
-          <w:rFonts w:ascii="Charis SIL Regular" w:hAnsi="Charis SIL Regular" w:eastAsia="Charis SIL Regular"/>
-          <w:b w:val="0"/>
-          <w:i w:val="0"/>
-          <w:color w:val="000000"/>
-          <w:sz w:val="24"/>
-        </w:rPr>
-        <w:hyperlink r:id="rId26" w:history="1">
-          <w:r>
-            <w:rPr>
-              <w:rStyle w:val="Hyperlink"/>
-            </w:rPr>
-            <w:t xml:space="preserve">f the </w:t>
-          </w:r>
-        </w:hyperlink>
-      </w:r>
-      <w:r>
-        <w:rPr>
-          <w:rFonts w:ascii="Charis SIL Regular" w:hAnsi="Charis SIL Regular" w:eastAsia="Charis SIL Regular"/>
-          <w:b w:val="0"/>
-          <w:i w:val="0"/>
-          <w:color w:val="0000FF"/>
-          <w:sz w:val="24"/>
-          <w:u w:val="single"/>
-        </w:rPr>
-        <w:hyperlink r:id="rId27" w:history="1">
           <w:r>
             <w:rPr>
               <w:rStyle w:val="Hyperlink"/>
@@ -3769,8 +3797,9 @@
           <w:i w:val="0"/>
           <w:color w:val="0000FF"/>
           <w:sz w:val="24"/>
-        </w:rPr>
-        <w:hyperlink r:id="rId27" w:history="1">
+          <w:u w:val="single"/>
+        </w:rPr>
+        <w:hyperlink r:id="rId26" w:history="1">
           <w:r>
             <w:rPr>
               <w:rStyle w:val="Hyperlink"/>
@@ -3788,7 +3817,7 @@
           <w:sz w:val="24"/>
           <w:u w:val="single"/>
         </w:rPr>
-        <w:hyperlink r:id="rId24" w:history="1">
+        <w:hyperlink r:id="rId26" w:history="1">
           <w:r>
             <w:rPr>
               <w:rStyle w:val="Hyperlink"/>
@@ -3817,7 +3846,7 @@
           <w:sz w:val="24"/>
           <w:u w:val="single"/>
         </w:rPr>
-        <w:hyperlink r:id="rId24" w:history="1">
+        <w:hyperlink r:id="rId26" w:history="1">
           <w:r>
             <w:rPr>
               <w:rStyle w:val="Hyperlink"/>
@@ -3846,7 +3875,7 @@
           <w:sz w:val="24"/>
           <w:u w:val="single"/>
         </w:rPr>
-        <w:hyperlink r:id="rId24" w:history="1">
+        <w:hyperlink r:id="rId26" w:history="1">
           <w:r>
             <w:rPr>
               <w:rStyle w:val="Hyperlink"/>
@@ -3864,7 +3893,7 @@
           <w:sz w:val="24"/>
           <w:u w:val="single"/>
         </w:rPr>
-        <w:hyperlink r:id="rId27" w:history="1">
+        <w:hyperlink r:id="rId26" w:history="1">
           <w:r>
             <w:rPr>
               <w:rStyle w:val="Hyperlink"/>
@@ -3968,7 +3997,7 @@
           <w:sz w:val="24"/>
           <w:u w:val="single"/>
         </w:rPr>
-        <w:hyperlink r:id="rId28" w:history="1">
+        <w:hyperlink r:id="rId27" w:history="1">
           <w:r>
             <w:rPr>
               <w:rStyle w:val="Hyperlink"/>
@@ -3997,7 +4026,7 @@
           <w:sz w:val="24"/>
           <w:u w:val="single"/>
         </w:rPr>
-        <w:hyperlink r:id="rId28" w:history="1">
+        <w:hyperlink r:id="rId27" w:history="1">
           <w:r>
             <w:rPr>
               <w:rStyle w:val="Hyperlink"/>
@@ -4025,7 +4054,7 @@
           <w:sz w:val="24"/>
           <w:u w:val="single"/>
         </w:rPr>
-        <w:hyperlink r:id="rId29" w:history="1">
+        <w:hyperlink r:id="rId28" w:history="1">
           <w:r>
             <w:rPr>
               <w:rStyle w:val="Hyperlink"/>
@@ -4054,7 +4083,7 @@
           <w:sz w:val="24"/>
           <w:u w:val="single"/>
         </w:rPr>
-        <w:hyperlink r:id="rId29" w:history="1">
+        <w:hyperlink r:id="rId28" w:history="1">
           <w:r>
             <w:rPr>
               <w:rStyle w:val="Hyperlink"/>
@@ -4083,7 +4112,7 @@
           <w:sz w:val="24"/>
           <w:u w:val="single"/>
         </w:rPr>
-        <w:hyperlink r:id="rId29" w:history="1">
+        <w:hyperlink r:id="rId28" w:history="1">
           <w:r>
             <w:rPr>
               <w:rStyle w:val="Hyperlink"/>
@@ -4321,7 +4350,7 @@
           <w:sz w:val="24"/>
           <w:u w:val="single"/>
         </w:rPr>
-        <w:hyperlink r:id="rId30" w:history="1">
+        <w:hyperlink r:id="rId29" w:history="1">
           <w:r>
             <w:rPr>
               <w:rStyle w:val="Hyperlink"/>
@@ -4350,7 +4379,7 @@
           <w:sz w:val="24"/>
           <w:u w:val="single"/>
         </w:rPr>
-        <w:hyperlink r:id="rId30" w:history="1">
+        <w:hyperlink r:id="rId29" w:history="1">
           <w:r>
             <w:rPr>
               <w:rStyle w:val="Hyperlink"/>
@@ -4379,7 +4408,7 @@
           <w:sz w:val="24"/>
           <w:u w:val="single"/>
         </w:rPr>
-        <w:hyperlink r:id="rId30" w:history="1">
+        <w:hyperlink r:id="rId29" w:history="1">
           <w:r>
             <w:rPr>
               <w:rStyle w:val="Hyperlink"/>
@@ -4397,7 +4426,7 @@
           <w:sz w:val="24"/>
           <w:u w:val="single"/>
         </w:rPr>
-        <w:hyperlink r:id="rId30" w:history="1">
+        <w:hyperlink r:id="rId29" w:history="1">
           <w:r>
             <w:rPr>
               <w:rStyle w:val="Hyperlink"/>
@@ -4425,7 +4454,7 @@
           <w:sz w:val="24"/>
           <w:u w:val="single"/>
         </w:rPr>
-        <w:hyperlink r:id="rId31" w:history="1">
+        <w:hyperlink r:id="rId30" w:history="1">
           <w:r>
             <w:rPr>
               <w:rStyle w:val="Hyperlink"/>
@@ -4454,7 +4483,7 @@
           <w:sz w:val="24"/>
           <w:u w:val="single"/>
         </w:rPr>
-        <w:hyperlink r:id="rId31" w:history="1">
+        <w:hyperlink r:id="rId30" w:history="1">
           <w:r>
             <w:rPr>
               <w:rStyle w:val="Hyperlink"/>
@@ -4483,7 +4512,7 @@
           <w:sz w:val="24"/>
           <w:u w:val="single"/>
         </w:rPr>
-        <w:hyperlink r:id="rId31" w:history="1">
+        <w:hyperlink r:id="rId30" w:history="1">
           <w:r>
             <w:rPr>
               <w:rStyle w:val="Hyperlink"/>
@@ -4512,7 +4541,7 @@
           <w:sz w:val="24"/>
           <w:u w:val="single"/>
         </w:rPr>
-        <w:hyperlink r:id="rId31" w:history="1">
+        <w:hyperlink r:id="rId30" w:history="1">
           <w:r>
             <w:rPr>
               <w:rStyle w:val="Hyperlink"/>
@@ -4540,7 +4569,7 @@
           <w:sz w:val="24"/>
           <w:u w:val="single"/>
         </w:rPr>
-        <w:hyperlink r:id="rId32" w:history="1">
+        <w:hyperlink r:id="rId31" w:history="1">
           <w:r>
             <w:rPr>
               <w:rStyle w:val="Hyperlink"/>
@@ -4569,12 +4598,300 @@
           <w:sz w:val="24"/>
           <w:u w:val="single"/>
         </w:rPr>
+        <w:hyperlink r:id="rId31" w:history="1">
+          <w:r>
+            <w:rPr>
+              <w:rStyle w:val="Hyperlink"/>
+            </w:rPr>
+            <w:t>Archive</w:t>
+          </w:r>
+        </w:hyperlink>
+      </w:r>
+      <w:r>
+        <w:rPr>
+          <w:rFonts w:ascii="Charis SIL Regular" w:hAnsi="Charis SIL Regular" w:eastAsia="Charis SIL Regular"/>
+          <w:b w:val="0"/>
+          <w:i w:val="0"/>
+          <w:color w:val="0000FF"/>
+          <w:sz w:val="24"/>
+          <w:u w:val="single"/>
+        </w:rPr>
+        <w:hyperlink r:id="rId29" w:history="1">
+          <w:r>
+            <w:rPr>
+              <w:rStyle w:val="Hyperlink"/>
+            </w:rPr>
+            <w:t>s</w:t>
+          </w:r>
+        </w:hyperlink>
+      </w:r>
+      <w:r>
+        <w:rPr>
+          <w:rFonts w:ascii="Charis SIL Regular" w:hAnsi="Charis SIL Regular" w:eastAsia="Charis SIL Regular"/>
+          <w:b w:val="0"/>
+          <w:i w:val="0"/>
+          <w:color w:val="0000FF"/>
+          <w:sz w:val="24"/>
+          <w:u w:val="single"/>
+        </w:rPr>
+        <w:t xml:space="preserve"> </w:t>
+      </w:r>
+      <w:r>
+        <w:rPr>
+          <w:rFonts w:ascii="Charis SIL Regular" w:hAnsi="Charis SIL Regular" w:eastAsia="Charis SIL Regular"/>
+          <w:b w:val="0"/>
+          <w:i w:val="0"/>
+          <w:color w:val="0000FF"/>
+          <w:sz w:val="24"/>
+          <w:u w:val="single"/>
+        </w:rPr>
+        <w:hyperlink r:id="rId29" w:history="1">
+          <w:r>
+            <w:rPr>
+              <w:rStyle w:val="Hyperlink"/>
+            </w:rPr>
+            <w:t>of</w:t>
+          </w:r>
+        </w:hyperlink>
+      </w:r>
+      <w:r>
+        <w:rPr>
+          <w:rFonts w:ascii="Charis SIL Regular" w:hAnsi="Charis SIL Regular" w:eastAsia="Charis SIL Regular"/>
+          <w:b w:val="0"/>
+          <w:i w:val="0"/>
+          <w:color w:val="0000FF"/>
+          <w:sz w:val="24"/>
+          <w:u w:val="single"/>
+        </w:rPr>
+        <w:t xml:space="preserve"> </w:t>
+      </w:r>
+      <w:r>
+        <w:rPr>
+          <w:rFonts w:ascii="Charis SIL Regular" w:hAnsi="Charis SIL Regular" w:eastAsia="Charis SIL Regular"/>
+          <w:b w:val="0"/>
+          <w:i w:val="0"/>
+          <w:color w:val="0000FF"/>
+          <w:sz w:val="24"/>
+          <w:u w:val="single"/>
+        </w:rPr>
+        <w:hyperlink r:id="rId29" w:history="1">
+          <w:r>
+            <w:rPr>
+              <w:rStyle w:val="Hyperlink"/>
+            </w:rPr>
+            <w:t>Sri</w:t>
+          </w:r>
+        </w:hyperlink>
+      </w:r>
+      <w:r>
+        <w:rPr>
+          <w:rFonts w:ascii="Charis SIL Regular" w:hAnsi="Charis SIL Regular" w:eastAsia="Charis SIL Regular"/>
+          <w:b w:val="0"/>
+          <w:i w:val="0"/>
+          <w:color w:val="0000FF"/>
+          <w:sz w:val="24"/>
+          <w:u w:val="single"/>
+        </w:rPr>
+        <w:t xml:space="preserve"> </w:t>
+      </w:r>
+      <w:r>
+        <w:rPr>
+          <w:rFonts w:ascii="Charis SIL Regular" w:hAnsi="Charis SIL Regular" w:eastAsia="Charis SIL Regular"/>
+          <w:b w:val="0"/>
+          <w:i w:val="0"/>
+          <w:color w:val="0000FF"/>
+          <w:sz w:val="24"/>
+          <w:u w:val="single"/>
+        </w:rPr>
+        <w:hyperlink r:id="rId29" w:history="1">
+          <w:r>
+            <w:rPr>
+              <w:rStyle w:val="Hyperlink"/>
+            </w:rPr>
+            <w:t>L</w:t>
+          </w:r>
+        </w:hyperlink>
+      </w:r>
+      <w:r>
+        <w:rPr>
+          <w:rFonts w:ascii="Charis SIL Regular" w:hAnsi="Charis SIL Regular" w:eastAsia="Charis SIL Regular"/>
+          <w:b w:val="0"/>
+          <w:i w:val="0"/>
+          <w:color w:val="0000FF"/>
+          <w:sz w:val="24"/>
+          <w:u w:val="single"/>
+        </w:rPr>
+        <w:hyperlink r:id="rId29" w:history="1">
+          <w:r>
+            <w:rPr>
+              <w:rStyle w:val="Hyperlink"/>
+            </w:rPr>
+            <w:t>a</w:t>
+          </w:r>
+        </w:hyperlink>
+      </w:r>
+      <w:r>
+        <w:rPr>
+          <w:rFonts w:ascii="Charis SIL Regular" w:hAnsi="Charis SIL Regular" w:eastAsia="Charis SIL Regular"/>
+          <w:b w:val="0"/>
+          <w:i w:val="0"/>
+          <w:color w:val="0000FF"/>
+          <w:sz w:val="24"/>
+          <w:u w:val="single"/>
+        </w:rPr>
+        <w:hyperlink r:id="rId29" w:history="1">
+          <w:r>
+            <w:rPr>
+              <w:rStyle w:val="Hyperlink"/>
+            </w:rPr>
+            <w:t>nka</w:t>
+          </w:r>
+        </w:hyperlink>
+      </w:r>
+      <w:r>
+        <w:rPr>
+          <w:u w:val="single" w:color="0000ff"/>
+          <w:rFonts w:ascii="Charis SIL Regular" w:hAnsi="Charis SIL Regular" w:eastAsia="Charis SIL Regular"/>
+          <w:b w:val="0"/>
+          <w:i w:val="0"/>
+          <w:color w:val="000000"/>
+          <w:sz w:val="24"/>
+        </w:rPr>
+        <w:hyperlink r:id="rId29" w:history="1">
+          <w:r>
+            <w:rPr>
+              <w:rStyle w:val="Hyperlink"/>
+            </w:rPr>
+            <w:t xml:space="preserve"> and</w:t>
+          </w:r>
+        </w:hyperlink>
+      </w:r>
+      <w:r>
+        <w:rPr>
+          <w:u w:val="single" w:color="0000ff"/>
+          <w:rFonts w:ascii="Charis SIL Regular" w:hAnsi="Charis SIL Regular" w:eastAsia="Charis SIL Regular"/>
+          <w:b w:val="0"/>
+          <w:i w:val="0"/>
+          <w:color w:val="000000"/>
+          <w:sz w:val="24"/>
+        </w:rPr>
+        <w:t xml:space="preserve"> </w:t>
+      </w:r>
+      <w:r>
+        <w:rPr>
+          <w:u w:val="single" w:color="0000ff"/>
+          <w:rFonts w:ascii="Charis SIL Regular" w:hAnsi="Charis SIL Regular" w:eastAsia="Charis SIL Regular"/>
+          <w:b w:val="0"/>
+          <w:i w:val="0"/>
+          <w:color w:val="000000"/>
+          <w:sz w:val="24"/>
+        </w:rPr>
+        <w:hyperlink r:id="rId29" w:history="1">
+          <w:r>
+            <w:rPr>
+              <w:rStyle w:val="Hyperlink"/>
+            </w:rPr>
+            <w:t>th</w:t>
+          </w:r>
+        </w:hyperlink>
+      </w:r>
+      <w:r>
+        <w:rPr>
+          <w:rFonts w:ascii="Charis SIL Regular" w:hAnsi="Charis SIL Regular" w:eastAsia="Charis SIL Regular"/>
+          <w:b w:val="0"/>
+          <w:i w:val="0"/>
+          <w:color w:val="000000"/>
+          <w:sz w:val="24"/>
+        </w:rPr>
+        <w:hyperlink r:id="rId29" w:history="1">
+          <w:r>
+            <w:rPr>
+              <w:rStyle w:val="Hyperlink"/>
+            </w:rPr>
+            <w:t xml:space="preserve">e </w:t>
+          </w:r>
+        </w:hyperlink>
+      </w:r>
+      <w:r>
+        <w:rPr>
+          <w:rFonts w:ascii="Charis SIL Regular" w:hAnsi="Charis SIL Regular" w:eastAsia="Charis SIL Regular"/>
+          <w:b w:val="0"/>
+          <w:i w:val="0"/>
+          <w:color w:val="0000FF"/>
+          <w:sz w:val="24"/>
+          <w:u w:val="single"/>
+        </w:rPr>
+        <w:hyperlink r:id="rId29" w:history="1">
+          <w:r>
+            <w:rPr>
+              <w:rStyle w:val="Hyperlink"/>
+            </w:rPr>
+            <w:t>National</w:t>
+          </w:r>
+        </w:hyperlink>
+      </w:r>
+      <w:r>
+        <w:rPr>
+          <w:rFonts w:ascii="Charis SIL Regular" w:hAnsi="Charis SIL Regular" w:eastAsia="Charis SIL Regular"/>
+          <w:b w:val="0"/>
+          <w:i w:val="0"/>
+          <w:color w:val="0000FF"/>
+          <w:sz w:val="24"/>
+          <w:u w:val="single"/>
+        </w:rPr>
+        <w:t xml:space="preserve"> </w:t>
+      </w:r>
+      <w:r>
+        <w:rPr>
+          <w:rFonts w:ascii="Charis SIL Regular" w:hAnsi="Charis SIL Regular" w:eastAsia="Charis SIL Regular"/>
+          <w:b w:val="0"/>
+          <w:i w:val="0"/>
+          <w:color w:val="0000FF"/>
+          <w:sz w:val="24"/>
+          <w:u w:val="single"/>
+        </w:rPr>
         <w:hyperlink r:id="rId32" w:history="1">
           <w:r>
             <w:rPr>
               <w:rStyle w:val="Hyperlink"/>
             </w:rPr>
-            <w:t>Archive</w:t>
+            <w:t>A</w:t>
+          </w:r>
+        </w:hyperlink>
+      </w:r>
+      <w:r>
+        <w:rPr>
+          <w:rFonts w:ascii="Charis SIL Regular" w:hAnsi="Charis SIL Regular" w:eastAsia="Charis SIL Regular"/>
+          <w:b w:val="0"/>
+          <w:i w:val="0"/>
+          <w:color w:val="0000FF"/>
+          <w:sz w:val="24"/>
+          <w:u w:val="single"/>
+        </w:rPr>
+        <w:hyperlink r:id="rId30" w:history="1">
+          <w:r>
+            <w:rPr>
+              <w:rStyle w:val="Hyperlink"/>
+            </w:rPr>
+            <w:t>rchiv</w:t>
+          </w:r>
+        </w:hyperlink>
+      </w:r>
+      <w:r>
+        <w:rPr>
+          <w:rFonts w:ascii="Charis SIL Regular" w:hAnsi="Charis SIL Regular" w:eastAsia="Charis SIL Regular"/>
+          <w:b w:val="0"/>
+          <w:i w:val="0"/>
+          <w:color w:val="0000FF"/>
+          <w:sz w:val="24"/>
+          <w:u w:val="single"/>
+        </w:rPr>
+        <w:hyperlink r:id="rId30" w:history="1">
+          <w:r>
+            <w:rPr>
+              <w:rStyle w:val="Hyperlink"/>
+            </w:rPr>
+            <w:t>e</w:t>
           </w:r>
         </w:hyperlink>
       </w:r>
@@ -4650,20 +4967,9 @@
             <w:rPr>
               <w:rStyle w:val="Hyperlink"/>
             </w:rPr>
-            <w:t>Sri</w:t>
+            <w:t>Cura</w:t>
           </w:r>
         </w:hyperlink>
-      </w:r>
-      <w:r>
-        <w:rPr>
-          <w:rFonts w:ascii="Charis SIL Regular" w:hAnsi="Charis SIL Regular" w:eastAsia="Charis SIL Regular"/>
-          <w:b w:val="0"/>
-          <w:i w:val="0"/>
-          <w:color w:val="0000FF"/>
-          <w:sz w:val="24"/>
-          <w:u w:val="single"/>
-        </w:rPr>
-        <w:t xml:space="preserve"> </w:t>
       </w:r>
       <w:r>
         <w:rPr>
@@ -4679,20 +4985,102 @@
             <w:rPr>
               <w:rStyle w:val="Hyperlink"/>
             </w:rPr>
-            <w:t>L</w:t>
+            <w:t>çao</w:t>
           </w:r>
         </w:hyperlink>
       </w:r>
       <w:r>
         <w:rPr>
-          <w:rFonts w:ascii="Charis SIL Regular" w:hAnsi="Charis SIL Regular" w:eastAsia="Charis SIL Regular"/>
-          <w:b w:val="0"/>
-          <w:i w:val="0"/>
-          <w:color w:val="0000FF"/>
-          <w:sz w:val="24"/>
-          <w:u w:val="single"/>
+          <w:u w:val="single" w:color="0000ff"/>
+          <w:rFonts w:ascii="Charis SIL Regular" w:hAnsi="Charis SIL Regular" w:eastAsia="Charis SIL Regular"/>
+          <w:b w:val="0"/>
+          <w:i w:val="0"/>
+          <w:color w:val="000000"/>
+          <w:sz w:val="24"/>
         </w:rPr>
         <w:hyperlink r:id="rId30" w:history="1">
+          <w:r>
+            <w:rPr>
+              <w:rStyle w:val="Hyperlink"/>
+            </w:rPr>
+            <w:t>. Vari</w:t>
+          </w:r>
+        </w:hyperlink>
+      </w:r>
+      <w:r>
+        <w:rPr>
+          <w:u w:val="single" w:color="0000ff"/>
+          <w:rFonts w:ascii="Charis SIL Regular" w:hAnsi="Charis SIL Regular" w:eastAsia="Charis SIL Regular"/>
+          <w:b w:val="0"/>
+          <w:i w:val="0"/>
+          <w:color w:val="000000"/>
+          <w:sz w:val="24"/>
+        </w:rPr>
+        <w:hyperlink r:id="rId30" w:history="1">
+          <w:r>
+            <w:rPr>
+              <w:rStyle w:val="Hyperlink"/>
+            </w:rPr>
+            <w:t>o</w:t>
+          </w:r>
+        </w:hyperlink>
+      </w:r>
+      <w:r>
+        <w:rPr>
+          <w:u w:val="single" w:color="0000ff"/>
+          <w:rFonts w:ascii="Charis SIL Regular" w:hAnsi="Charis SIL Regular" w:eastAsia="Charis SIL Regular"/>
+          <w:b w:val="0"/>
+          <w:i w:val="0"/>
+          <w:color w:val="000000"/>
+          <w:sz w:val="24"/>
+        </w:rPr>
+        <w:hyperlink r:id="rId30" w:history="1">
+          <w:r>
+            <w:rPr>
+              <w:rStyle w:val="Hyperlink"/>
+            </w:rPr>
+            <w:t>us archiv</w:t>
+          </w:r>
+        </w:hyperlink>
+      </w:r>
+      <w:r>
+        <w:rPr>
+          <w:rFonts w:ascii="Charis SIL Regular" w:hAnsi="Charis SIL Regular" w:eastAsia="Charis SIL Regular"/>
+          <w:b w:val="0"/>
+          <w:i w:val="0"/>
+          <w:color w:val="000000"/>
+          <w:sz w:val="24"/>
+        </w:rPr>
+        <w:t xml:space="preserve">es in </w:t>
+      </w:r>
+      <w:r>
+        <w:rPr>
+          <w:u w:val="single" w:color="0000ff"/>
+          <w:rFonts w:ascii="Charis SIL Regular" w:hAnsi="Charis SIL Regular" w:eastAsia="Charis SIL Regular"/>
+          <w:b w:val="0"/>
+          <w:i w:val="0"/>
+          <w:color w:val="000000"/>
+          <w:sz w:val="24"/>
+        </w:rPr>
+        <w:hyperlink r:id="rId31" w:history="1">
+          <w:r>
+            <w:rPr>
+              <w:rStyle w:val="Hyperlink"/>
+            </w:rPr>
+            <w:t>Indonesi</w:t>
+          </w:r>
+        </w:hyperlink>
+      </w:r>
+      <w:r>
+        <w:rPr>
+          <w:u w:val="single" w:color="0000ff"/>
+          <w:rFonts w:ascii="Charis SIL Regular" w:hAnsi="Charis SIL Regular" w:eastAsia="Charis SIL Regular"/>
+          <w:b w:val="0"/>
+          <w:i w:val="0"/>
+          <w:color w:val="000000"/>
+          <w:sz w:val="24"/>
+        </w:rPr>
+        <w:hyperlink r:id="rId31" w:history="1">
           <w:r>
             <w:rPr>
               <w:rStyle w:val="Hyperlink"/>
@@ -4703,159 +5091,84 @@
       </w:r>
       <w:r>
         <w:rPr>
-          <w:rFonts w:ascii="Charis SIL Regular" w:hAnsi="Charis SIL Regular" w:eastAsia="Charis SIL Regular"/>
-          <w:b w:val="0"/>
-          <w:i w:val="0"/>
-          <w:color w:val="0000FF"/>
-          <w:sz w:val="24"/>
-          <w:u w:val="single"/>
-        </w:rPr>
-        <w:hyperlink r:id="rId30" w:history="1">
-          <w:r>
-            <w:rPr>
-              <w:rStyle w:val="Hyperlink"/>
-            </w:rPr>
-            <w:t>nka</w:t>
-          </w:r>
-        </w:hyperlink>
-      </w:r>
-      <w:r>
-        <w:rPr>
           <w:u w:val="single" w:color="0000ff"/>
           <w:rFonts w:ascii="Charis SIL Regular" w:hAnsi="Charis SIL Regular" w:eastAsia="Charis SIL Regular"/>
           <w:b w:val="0"/>
           <w:i w:val="0"/>
           <w:color w:val="000000"/>
           <w:sz w:val="24"/>
-        </w:rPr>
-        <w:hyperlink r:id="rId30" w:history="1">
-          <w:r>
-            <w:rPr>
-              <w:rStyle w:val="Hyperlink"/>
-            </w:rPr>
-            <w:t xml:space="preserve"> and</w:t>
-          </w:r>
-        </w:hyperlink>
-      </w:r>
-      <w:r>
-        <w:rPr>
-          <w:u w:val="single" w:color="0000ff"/>
-          <w:rFonts w:ascii="Charis SIL Regular" w:hAnsi="Charis SIL Regular" w:eastAsia="Charis SIL Regular"/>
-          <w:b w:val="0"/>
-          <w:i w:val="0"/>
-          <w:color w:val="000000"/>
-          <w:sz w:val="24"/>
-        </w:rPr>
-        <w:t xml:space="preserve"> </w:t>
-      </w:r>
-      <w:r>
-        <w:rPr>
-          <w:u w:val="single" w:color="0000ff"/>
-          <w:rFonts w:ascii="Charis SIL Regular" w:hAnsi="Charis SIL Regular" w:eastAsia="Charis SIL Regular"/>
-          <w:b w:val="0"/>
-          <w:i w:val="0"/>
-          <w:color w:val="000000"/>
-          <w:sz w:val="24"/>
-        </w:rPr>
-        <w:hyperlink r:id="rId30" w:history="1">
-          <w:r>
-            <w:rPr>
-              <w:rStyle w:val="Hyperlink"/>
-            </w:rPr>
-            <w:t>th</w:t>
-          </w:r>
-        </w:hyperlink>
-      </w:r>
-      <w:r>
-        <w:rPr>
-          <w:rFonts w:ascii="Charis SIL Regular" w:hAnsi="Charis SIL Regular" w:eastAsia="Charis SIL Regular"/>
-          <w:b w:val="0"/>
-          <w:i w:val="0"/>
-          <w:color w:val="000000"/>
-          <w:sz w:val="24"/>
-        </w:rPr>
-        <w:hyperlink r:id="rId30" w:history="1">
-          <w:r>
-            <w:rPr>
-              <w:rStyle w:val="Hyperlink"/>
-            </w:rPr>
-            <w:t xml:space="preserve">e </w:t>
-          </w:r>
-        </w:hyperlink>
-      </w:r>
-      <w:r>
-        <w:rPr>
-          <w:rFonts w:ascii="Charis SIL Regular" w:hAnsi="Charis SIL Regular" w:eastAsia="Charis SIL Regular"/>
-          <w:b w:val="0"/>
-          <w:i w:val="0"/>
-          <w:color w:val="0000FF"/>
-          <w:sz w:val="24"/>
-          <w:u w:val="single"/>
-        </w:rPr>
-        <w:hyperlink r:id="rId30" w:history="1">
-          <w:r>
-            <w:rPr>
-              <w:rStyle w:val="Hyperlink"/>
-            </w:rPr>
-            <w:t>National</w:t>
-          </w:r>
-        </w:hyperlink>
-      </w:r>
-      <w:r>
-        <w:rPr>
-          <w:rFonts w:ascii="Charis SIL Regular" w:hAnsi="Charis SIL Regular" w:eastAsia="Charis SIL Regular"/>
-          <w:b w:val="0"/>
-          <w:i w:val="0"/>
-          <w:color w:val="0000FF"/>
-          <w:sz w:val="24"/>
-          <w:u w:val="single"/>
-        </w:rPr>
-        <w:t xml:space="preserve"> </w:t>
-      </w:r>
-      <w:r>
-        <w:rPr>
-          <w:rFonts w:ascii="Charis SIL Regular" w:hAnsi="Charis SIL Regular" w:eastAsia="Charis SIL Regular"/>
-          <w:b w:val="0"/>
-          <w:i w:val="0"/>
-          <w:color w:val="0000FF"/>
-          <w:sz w:val="24"/>
-          <w:u w:val="single"/>
-        </w:rPr>
-        <w:hyperlink r:id="rId33" w:history="1">
-          <w:r>
-            <w:rPr>
-              <w:rStyle w:val="Hyperlink"/>
-            </w:rPr>
-            <w:t>A</w:t>
-          </w:r>
-        </w:hyperlink>
-      </w:r>
-      <w:r>
-        <w:rPr>
-          <w:rFonts w:ascii="Charis SIL Regular" w:hAnsi="Charis SIL Regular" w:eastAsia="Charis SIL Regular"/>
-          <w:b w:val="0"/>
-          <w:i w:val="0"/>
-          <w:color w:val="0000FF"/>
-          <w:sz w:val="24"/>
-          <w:u w:val="single"/>
         </w:rPr>
         <w:hyperlink r:id="rId31" w:history="1">
           <w:r>
             <w:rPr>
               <w:rStyle w:val="Hyperlink"/>
             </w:rPr>
-            <w:t>rchiv</w:t>
+            <w:t xml:space="preserve"> can be </w:t>
           </w:r>
         </w:hyperlink>
       </w:r>
       <w:r>
         <w:rPr>
-          <w:rFonts w:ascii="Charis SIL Regular" w:hAnsi="Charis SIL Regular" w:eastAsia="Charis SIL Regular"/>
-          <w:b w:val="0"/>
-          <w:i w:val="0"/>
-          <w:color w:val="0000FF"/>
-          <w:sz w:val="24"/>
-          <w:u w:val="single"/>
+          <w:u w:val="single" w:color="0000ff"/>
+          <w:rFonts w:ascii="Charis SIL Regular" w:hAnsi="Charis SIL Regular" w:eastAsia="Charis SIL Regular"/>
+          <w:b w:val="0"/>
+          <w:i w:val="0"/>
+          <w:color w:val="000000"/>
+          <w:sz w:val="24"/>
+        </w:rPr>
+        <w:hyperlink r:id="rId31" w:history="1">
+          <w:r>
+            <w:rPr>
+              <w:rStyle w:val="Hyperlink"/>
+            </w:rPr>
+            <w:t>a</w:t>
+          </w:r>
+        </w:hyperlink>
+      </w:r>
+      <w:r>
+        <w:rPr>
+          <w:u w:val="single" w:color="0000ff"/>
+          <w:rFonts w:ascii="Charis SIL Regular" w:hAnsi="Charis SIL Regular" w:eastAsia="Charis SIL Regular"/>
+          <w:b w:val="0"/>
+          <w:i w:val="0"/>
+          <w:color w:val="000000"/>
+          <w:sz w:val="24"/>
+        </w:rPr>
+        <w:hyperlink r:id="rId31" w:history="1">
+          <w:r>
+            <w:rPr>
+              <w:rStyle w:val="Hyperlink"/>
+            </w:rPr>
+            <w:t>cc</w:t>
+          </w:r>
+        </w:hyperlink>
+      </w:r>
+      <w:r>
+        <w:rPr>
+          <w:u w:val="single" w:color="0000ff"/>
+          <w:rFonts w:ascii="Charis SIL Regular" w:hAnsi="Charis SIL Regular" w:eastAsia="Charis SIL Regular"/>
+          <w:b w:val="0"/>
+          <w:i w:val="0"/>
+          <w:color w:val="000000"/>
+          <w:sz w:val="24"/>
+        </w:rPr>
+        <w:hyperlink r:id="rId31" w:history="1">
+          <w:r>
+            <w:rPr>
+              <w:rStyle w:val="Hyperlink"/>
+            </w:rPr>
+            <w:t>ess</w:t>
+          </w:r>
+        </w:hyperlink>
+      </w:r>
+      <w:r>
+        <w:rPr>
+          <w:u w:val="single" w:color="0000ff"/>
+          <w:rFonts w:ascii="Charis SIL Regular" w:hAnsi="Charis SIL Regular" w:eastAsia="Charis SIL Regular"/>
+          <w:b w:val="0"/>
+          <w:i w:val="0"/>
+          <w:color w:val="000000"/>
+          <w:sz w:val="24"/>
         </w:rPr>
         <w:hyperlink r:id="rId31" w:history="1">
           <w:r>
@@ -4868,298 +5181,14 @@
       </w:r>
       <w:r>
         <w:rPr>
-          <w:rFonts w:ascii="Charis SIL Regular" w:hAnsi="Charis SIL Regular" w:eastAsia="Charis SIL Regular"/>
-          <w:b w:val="0"/>
-          <w:i w:val="0"/>
-          <w:color w:val="0000FF"/>
-          <w:sz w:val="24"/>
-          <w:u w:val="single"/>
+          <w:u w:val="single" w:color="0000ff"/>
+          <w:rFonts w:ascii="Charis SIL Regular" w:hAnsi="Charis SIL Regular" w:eastAsia="Charis SIL Regular"/>
+          <w:b w:val="0"/>
+          <w:i w:val="0"/>
+          <w:color w:val="000000"/>
+          <w:sz w:val="24"/>
         </w:rPr>
         <w:hyperlink r:id="rId31" w:history="1">
-          <w:r>
-            <w:rPr>
-              <w:rStyle w:val="Hyperlink"/>
-            </w:rPr>
-            <w:t>s</w:t>
-          </w:r>
-        </w:hyperlink>
-      </w:r>
-      <w:r>
-        <w:rPr>
-          <w:rFonts w:ascii="Charis SIL Regular" w:hAnsi="Charis SIL Regular" w:eastAsia="Charis SIL Regular"/>
-          <w:b w:val="0"/>
-          <w:i w:val="0"/>
-          <w:color w:val="0000FF"/>
-          <w:sz w:val="24"/>
-          <w:u w:val="single"/>
-        </w:rPr>
-        <w:t xml:space="preserve"> </w:t>
-      </w:r>
-      <w:r>
-        <w:rPr>
-          <w:rFonts w:ascii="Charis SIL Regular" w:hAnsi="Charis SIL Regular" w:eastAsia="Charis SIL Regular"/>
-          <w:b w:val="0"/>
-          <w:i w:val="0"/>
-          <w:color w:val="0000FF"/>
-          <w:sz w:val="24"/>
-          <w:u w:val="single"/>
-        </w:rPr>
-        <w:hyperlink r:id="rId31" w:history="1">
-          <w:r>
-            <w:rPr>
-              <w:rStyle w:val="Hyperlink"/>
-            </w:rPr>
-            <w:t>of</w:t>
-          </w:r>
-        </w:hyperlink>
-      </w:r>
-      <w:r>
-        <w:rPr>
-          <w:rFonts w:ascii="Charis SIL Regular" w:hAnsi="Charis SIL Regular" w:eastAsia="Charis SIL Regular"/>
-          <w:b w:val="0"/>
-          <w:i w:val="0"/>
-          <w:color w:val="0000FF"/>
-          <w:sz w:val="24"/>
-          <w:u w:val="single"/>
-        </w:rPr>
-        <w:t xml:space="preserve"> </w:t>
-      </w:r>
-      <w:r>
-        <w:rPr>
-          <w:rFonts w:ascii="Charis SIL Regular" w:hAnsi="Charis SIL Regular" w:eastAsia="Charis SIL Regular"/>
-          <w:b w:val="0"/>
-          <w:i w:val="0"/>
-          <w:color w:val="0000FF"/>
-          <w:sz w:val="24"/>
-          <w:u w:val="single"/>
-        </w:rPr>
-        <w:hyperlink r:id="rId31" w:history="1">
-          <w:r>
-            <w:rPr>
-              <w:rStyle w:val="Hyperlink"/>
-            </w:rPr>
-            <w:t>Cura</w:t>
-          </w:r>
-        </w:hyperlink>
-      </w:r>
-      <w:r>
-        <w:rPr>
-          <w:rFonts w:ascii="Charis SIL Regular" w:hAnsi="Charis SIL Regular" w:eastAsia="Charis SIL Regular"/>
-          <w:b w:val="0"/>
-          <w:i w:val="0"/>
-          <w:color w:val="0000FF"/>
-          <w:sz w:val="24"/>
-          <w:u w:val="single"/>
-        </w:rPr>
-        <w:hyperlink r:id="rId31" w:history="1">
-          <w:r>
-            <w:rPr>
-              <w:rStyle w:val="Hyperlink"/>
-            </w:rPr>
-            <w:t>çao</w:t>
-          </w:r>
-        </w:hyperlink>
-      </w:r>
-      <w:r>
-        <w:rPr>
-          <w:u w:val="single" w:color="0000ff"/>
-          <w:rFonts w:ascii="Charis SIL Regular" w:hAnsi="Charis SIL Regular" w:eastAsia="Charis SIL Regular"/>
-          <w:b w:val="0"/>
-          <w:i w:val="0"/>
-          <w:color w:val="000000"/>
-          <w:sz w:val="24"/>
-        </w:rPr>
-        <w:hyperlink r:id="rId31" w:history="1">
-          <w:r>
-            <w:rPr>
-              <w:rStyle w:val="Hyperlink"/>
-            </w:rPr>
-            <w:t>. Vari</w:t>
-          </w:r>
-        </w:hyperlink>
-      </w:r>
-      <w:r>
-        <w:rPr>
-          <w:u w:val="single" w:color="0000ff"/>
-          <w:rFonts w:ascii="Charis SIL Regular" w:hAnsi="Charis SIL Regular" w:eastAsia="Charis SIL Regular"/>
-          <w:b w:val="0"/>
-          <w:i w:val="0"/>
-          <w:color w:val="000000"/>
-          <w:sz w:val="24"/>
-        </w:rPr>
-        <w:hyperlink r:id="rId31" w:history="1">
-          <w:r>
-            <w:rPr>
-              <w:rStyle w:val="Hyperlink"/>
-            </w:rPr>
-            <w:t>o</w:t>
-          </w:r>
-        </w:hyperlink>
-      </w:r>
-      <w:r>
-        <w:rPr>
-          <w:u w:val="single" w:color="0000ff"/>
-          <w:rFonts w:ascii="Charis SIL Regular" w:hAnsi="Charis SIL Regular" w:eastAsia="Charis SIL Regular"/>
-          <w:b w:val="0"/>
-          <w:i w:val="0"/>
-          <w:color w:val="000000"/>
-          <w:sz w:val="24"/>
-        </w:rPr>
-        <w:hyperlink r:id="rId31" w:history="1">
-          <w:r>
-            <w:rPr>
-              <w:rStyle w:val="Hyperlink"/>
-            </w:rPr>
-            <w:t>us archiv</w:t>
-          </w:r>
-        </w:hyperlink>
-      </w:r>
-      <w:r>
-        <w:rPr>
-          <w:rFonts w:ascii="Charis SIL Regular" w:hAnsi="Charis SIL Regular" w:eastAsia="Charis SIL Regular"/>
-          <w:b w:val="0"/>
-          <w:i w:val="0"/>
-          <w:color w:val="000000"/>
-          <w:sz w:val="24"/>
-        </w:rPr>
-        <w:t xml:space="preserve">es in </w:t>
-      </w:r>
-      <w:r>
-        <w:rPr>
-          <w:u w:val="single" w:color="0000ff"/>
-          <w:rFonts w:ascii="Charis SIL Regular" w:hAnsi="Charis SIL Regular" w:eastAsia="Charis SIL Regular"/>
-          <w:b w:val="0"/>
-          <w:i w:val="0"/>
-          <w:color w:val="000000"/>
-          <w:sz w:val="24"/>
-        </w:rPr>
-        <w:hyperlink r:id="rId32" w:history="1">
-          <w:r>
-            <w:rPr>
-              <w:rStyle w:val="Hyperlink"/>
-            </w:rPr>
-            <w:t>Indonesi</w:t>
-          </w:r>
-        </w:hyperlink>
-      </w:r>
-      <w:r>
-        <w:rPr>
-          <w:u w:val="single" w:color="0000ff"/>
-          <w:rFonts w:ascii="Charis SIL Regular" w:hAnsi="Charis SIL Regular" w:eastAsia="Charis SIL Regular"/>
-          <w:b w:val="0"/>
-          <w:i w:val="0"/>
-          <w:color w:val="000000"/>
-          <w:sz w:val="24"/>
-        </w:rPr>
-        <w:hyperlink r:id="rId32" w:history="1">
-          <w:r>
-            <w:rPr>
-              <w:rStyle w:val="Hyperlink"/>
-            </w:rPr>
-            <w:t>a</w:t>
-          </w:r>
-        </w:hyperlink>
-      </w:r>
-      <w:r>
-        <w:rPr>
-          <w:u w:val="single" w:color="0000ff"/>
-          <w:rFonts w:ascii="Charis SIL Regular" w:hAnsi="Charis SIL Regular" w:eastAsia="Charis SIL Regular"/>
-          <w:b w:val="0"/>
-          <w:i w:val="0"/>
-          <w:color w:val="000000"/>
-          <w:sz w:val="24"/>
-        </w:rPr>
-        <w:hyperlink r:id="rId32" w:history="1">
-          <w:r>
-            <w:rPr>
-              <w:rStyle w:val="Hyperlink"/>
-            </w:rPr>
-            <w:t xml:space="preserve"> can be </w:t>
-          </w:r>
-        </w:hyperlink>
-      </w:r>
-      <w:r>
-        <w:rPr>
-          <w:u w:val="single" w:color="0000ff"/>
-          <w:rFonts w:ascii="Charis SIL Regular" w:hAnsi="Charis SIL Regular" w:eastAsia="Charis SIL Regular"/>
-          <w:b w:val="0"/>
-          <w:i w:val="0"/>
-          <w:color w:val="000000"/>
-          <w:sz w:val="24"/>
-        </w:rPr>
-        <w:hyperlink r:id="rId32" w:history="1">
-          <w:r>
-            <w:rPr>
-              <w:rStyle w:val="Hyperlink"/>
-            </w:rPr>
-            <w:t>a</w:t>
-          </w:r>
-        </w:hyperlink>
-      </w:r>
-      <w:r>
-        <w:rPr>
-          <w:u w:val="single" w:color="0000ff"/>
-          <w:rFonts w:ascii="Charis SIL Regular" w:hAnsi="Charis SIL Regular" w:eastAsia="Charis SIL Regular"/>
-          <w:b w:val="0"/>
-          <w:i w:val="0"/>
-          <w:color w:val="000000"/>
-          <w:sz w:val="24"/>
-        </w:rPr>
-        <w:hyperlink r:id="rId32" w:history="1">
-          <w:r>
-            <w:rPr>
-              <w:rStyle w:val="Hyperlink"/>
-            </w:rPr>
-            <w:t>cc</w:t>
-          </w:r>
-        </w:hyperlink>
-      </w:r>
-      <w:r>
-        <w:rPr>
-          <w:u w:val="single" w:color="0000ff"/>
-          <w:rFonts w:ascii="Charis SIL Regular" w:hAnsi="Charis SIL Regular" w:eastAsia="Charis SIL Regular"/>
-          <w:b w:val="0"/>
-          <w:i w:val="0"/>
-          <w:color w:val="000000"/>
-          <w:sz w:val="24"/>
-        </w:rPr>
-        <w:hyperlink r:id="rId32" w:history="1">
-          <w:r>
-            <w:rPr>
-              <w:rStyle w:val="Hyperlink"/>
-            </w:rPr>
-            <w:t>ess</w:t>
-          </w:r>
-        </w:hyperlink>
-      </w:r>
-      <w:r>
-        <w:rPr>
-          <w:u w:val="single" w:color="0000ff"/>
-          <w:rFonts w:ascii="Charis SIL Regular" w:hAnsi="Charis SIL Regular" w:eastAsia="Charis SIL Regular"/>
-          <w:b w:val="0"/>
-          <w:i w:val="0"/>
-          <w:color w:val="000000"/>
-          <w:sz w:val="24"/>
-        </w:rPr>
-        <w:hyperlink r:id="rId32" w:history="1">
-          <w:r>
-            <w:rPr>
-              <w:rStyle w:val="Hyperlink"/>
-            </w:rPr>
-            <w:t>e</w:t>
-          </w:r>
-        </w:hyperlink>
-      </w:r>
-      <w:r>
-        <w:rPr>
-          <w:u w:val="single" w:color="0000ff"/>
-          <w:rFonts w:ascii="Charis SIL Regular" w:hAnsi="Charis SIL Regular" w:eastAsia="Charis SIL Regular"/>
-          <w:b w:val="0"/>
-          <w:i w:val="0"/>
-          <w:color w:val="000000"/>
-          <w:sz w:val="24"/>
-        </w:rPr>
-        <w:hyperlink r:id="rId32" w:history="1">
           <w:r>
             <w:rPr>
               <w:rStyle w:val="Hyperlink"/>
@@ -5187,7 +5216,7 @@
           <w:sz w:val="24"/>
           <w:u w:val="single"/>
         </w:rPr>
-        <w:hyperlink r:id="rId34" w:history="1">
+        <w:hyperlink r:id="rId33" w:history="1">
           <w:r>
             <w:rPr>
               <w:rStyle w:val="Hyperlink"/>
@@ -5205,7 +5234,7 @@
           <w:color w:val="000000"/>
           <w:sz w:val="24"/>
         </w:rPr>
-        <w:hyperlink r:id="rId33" w:history="1">
+        <w:hyperlink r:id="rId32" w:history="1">
           <w:r>
             <w:rPr>
               <w:rStyle w:val="Hyperlink"/>
@@ -5243,7 +5272,7 @@
           <w:sz w:val="24"/>
           <w:u w:val="single"/>
         </w:rPr>
-        <w:hyperlink r:id="rId35" w:history="1">
+        <w:hyperlink r:id="rId34" w:history="1">
           <w:r>
             <w:rPr>
               <w:rStyle w:val="Hyperlink"/>
@@ -5272,7 +5301,7 @@
           <w:sz w:val="24"/>
           <w:u w:val="single"/>
         </w:rPr>
-        <w:hyperlink r:id="rId35" w:history="1">
+        <w:hyperlink r:id="rId34" w:history="1">
           <w:r>
             <w:rPr>
               <w:rStyle w:val="Hyperlink"/>
@@ -5301,7 +5330,7 @@
           <w:sz w:val="24"/>
           <w:u w:val="single"/>
         </w:rPr>
-        <w:hyperlink r:id="rId35" w:history="1">
+        <w:hyperlink r:id="rId34" w:history="1">
           <w:r>
             <w:rPr>
               <w:rStyle w:val="Hyperlink"/>
@@ -5330,7 +5359,7 @@
           <w:sz w:val="24"/>
           <w:u w:val="single"/>
         </w:rPr>
-        <w:hyperlink r:id="rId35" w:history="1">
+        <w:hyperlink r:id="rId34" w:history="1">
           <w:r>
             <w:rPr>
               <w:rStyle w:val="Hyperlink"/>
@@ -5359,7 +5388,7 @@
           <w:sz w:val="24"/>
           <w:u w:val="single"/>
         </w:rPr>
-        <w:hyperlink r:id="rId35" w:history="1">
+        <w:hyperlink r:id="rId34" w:history="1">
           <w:r>
             <w:rPr>
               <w:rStyle w:val="Hyperlink"/>
@@ -5388,7 +5417,7 @@
           <w:sz w:val="24"/>
           <w:u w:val="single"/>
         </w:rPr>
-        <w:hyperlink r:id="rId35" w:history="1">
+        <w:hyperlink r:id="rId34" w:history="1">
           <w:r>
             <w:rPr>
               <w:rStyle w:val="Hyperlink"/>
@@ -5405,7 +5434,7 @@
           <w:color w:val="000000"/>
           <w:sz w:val="24"/>
         </w:rPr>
-        <w:t>(Royal Batavian Society of Arts a</w:t>
+        <w:t>(Royal Batavian Society of Arts and Sciences), which is hel</w:t>
       </w:r>
       <w:r>
         <w:rPr>
@@ -5416,61 +5445,7 @@
           <w:color w:val="000000"/>
           <w:sz w:val="24"/>
         </w:rPr>
-        <w:hyperlink r:id="rId35" w:history="1">
-          <w:r>
-            <w:rPr>
-              <w:rStyle w:val="Hyperlink"/>
-            </w:rPr>
-            <w:t>nd Sciences</w:t>
-          </w:r>
-        </w:hyperlink>
-      </w:r>
-      <w:r>
-        <w:rPr>
-          <w:u w:val="single" w:color="0000ff"/>
-          <w:rFonts w:ascii="Charis SIL Regular" w:hAnsi="Charis SIL Regular" w:eastAsia="Charis SIL Regular"/>
-          <w:b w:val="0"/>
-          <w:i w:val="0"/>
-          <w:color w:val="000000"/>
-          <w:sz w:val="24"/>
-        </w:rPr>
-        <w:hyperlink r:id="rId35" w:history="1">
-          <w:r>
-            <w:rPr>
-              <w:rStyle w:val="Hyperlink"/>
-            </w:rPr>
-            <w:t>)</w:t>
-          </w:r>
-        </w:hyperlink>
-      </w:r>
-      <w:r>
-        <w:rPr>
-          <w:u w:val="single" w:color="0000ff"/>
-          <w:rFonts w:ascii="Charis SIL Regular" w:hAnsi="Charis SIL Regular" w:eastAsia="Charis SIL Regular"/>
-          <w:b w:val="0"/>
-          <w:i w:val="0"/>
-          <w:color w:val="000000"/>
-          <w:sz w:val="24"/>
-        </w:rPr>
-        <w:hyperlink r:id="rId35" w:history="1">
-          <w:r>
-            <w:rPr>
-              <w:rStyle w:val="Hyperlink"/>
-            </w:rPr>
-            <w:t>, which is hel</w:t>
-          </w:r>
-        </w:hyperlink>
-      </w:r>
-      <w:r>
-        <w:rPr>
-          <w:u w:val="single" w:color="0000ff"/>
-          <w:rFonts w:ascii="Charis SIL Regular" w:hAnsi="Charis SIL Regular" w:eastAsia="Charis SIL Regular"/>
-          <w:b w:val="0"/>
-          <w:i w:val="0"/>
-          <w:color w:val="000000"/>
-          <w:sz w:val="24"/>
-        </w:rPr>
-        <w:hyperlink r:id="rId35" w:history="1">
+        <w:hyperlink r:id="rId34" w:history="1">
           <w:r>
             <w:rPr>
               <w:rStyle w:val="Hyperlink"/>
@@ -5499,7 +5474,7 @@
           <w:color w:val="000000"/>
           <w:sz w:val="24"/>
         </w:rPr>
-        <w:hyperlink r:id="rId35" w:history="1">
+        <w:hyperlink r:id="rId34" w:history="1">
           <w:r>
             <w:rPr>
               <w:rStyle w:val="Hyperlink"/>
@@ -5517,7 +5492,7 @@
           <w:color w:val="000000"/>
           <w:sz w:val="24"/>
         </w:rPr>
-        <w:hyperlink r:id="rId35" w:history="1">
+        <w:hyperlink r:id="rId34" w:history="1">
           <w:r>
             <w:rPr>
               <w:rStyle w:val="Hyperlink"/>
@@ -5535,7 +5510,7 @@
           <w:color w:val="000000"/>
           <w:sz w:val="24"/>
         </w:rPr>
-        <w:hyperlink r:id="rId35" w:history="1">
+        <w:hyperlink r:id="rId34" w:history="1">
           <w:r>
             <w:rPr>
               <w:rStyle w:val="Hyperlink"/>
@@ -5553,7 +5528,7 @@
           <w:color w:val="000000"/>
           <w:sz w:val="24"/>
         </w:rPr>
-        <w:hyperlink r:id="rId35" w:history="1">
+        <w:hyperlink r:id="rId34" w:history="1">
           <w:r>
             <w:rPr>
               <w:rStyle w:val="Hyperlink"/>
@@ -5651,7 +5626,7 @@
           <w:sz w:val="24"/>
           <w:u w:val="single"/>
         </w:rPr>
-        <w:hyperlink r:id="rId36" w:history="1">
+        <w:hyperlink r:id="rId35" w:history="1">
           <w:r>
             <w:rPr>
               <w:rStyle w:val="Hyperlink"/>
@@ -5679,7 +5654,7 @@
           <w:sz w:val="24"/>
           <w:u w:val="single"/>
         </w:rPr>
-        <w:hyperlink r:id="rId37" w:history="1">
+        <w:hyperlink r:id="rId36" w:history="1">
           <w:r>
             <w:rPr>
               <w:rStyle w:val="Hyperlink"/>
@@ -5708,7 +5683,7 @@
           <w:sz w:val="24"/>
           <w:u w:val="single"/>
         </w:rPr>
-        <w:hyperlink r:id="rId37" w:history="1">
+        <w:hyperlink r:id="rId36" w:history="1">
           <w:r>
             <w:rPr>
               <w:rStyle w:val="Hyperlink"/>
@@ -5737,7 +5712,7 @@
           <w:sz w:val="24"/>
           <w:u w:val="single"/>
         </w:rPr>
-        <w:hyperlink r:id="rId37" w:history="1">
+        <w:hyperlink r:id="rId36" w:history="1">
           <w:r>
             <w:rPr>
               <w:rStyle w:val="Hyperlink"/>
@@ -5784,7 +5759,7 @@
           <w:sz w:val="24"/>
           <w:u w:val="single"/>
         </w:rPr>
-        <w:hyperlink r:id="rId37" w:history="1">
+        <w:hyperlink r:id="rId36" w:history="1">
           <w:r>
             <w:rPr>
               <w:rStyle w:val="Hyperlink"/>
@@ -5812,7 +5787,7 @@
           <w:sz w:val="24"/>
           <w:u w:val="single"/>
         </w:rPr>
-        <w:hyperlink r:id="rId38" w:history="1">
+        <w:hyperlink r:id="rId37" w:history="1">
           <w:r>
             <w:rPr>
               <w:rStyle w:val="Hyperlink"/>
@@ -5841,7 +5816,7 @@
           <w:sz w:val="24"/>
           <w:u w:val="single"/>
         </w:rPr>
-        <w:hyperlink r:id="rId38" w:history="1">
+        <w:hyperlink r:id="rId37" w:history="1">
           <w:r>
             <w:rPr>
               <w:rStyle w:val="Hyperlink"/>
@@ -5870,7 +5845,7 @@
           <w:sz w:val="24"/>
           <w:u w:val="single"/>
         </w:rPr>
-        <w:hyperlink r:id="rId38" w:history="1">
+        <w:hyperlink r:id="rId37" w:history="1">
           <w:r>
             <w:rPr>
               <w:rStyle w:val="Hyperlink"/>
@@ -5899,7 +5874,7 @@
           <w:sz w:val="24"/>
           <w:u w:val="single"/>
         </w:rPr>
-        <w:hyperlink r:id="rId38" w:history="1">
+        <w:hyperlink r:id="rId37" w:history="1">
           <w:r>
             <w:rPr>
               <w:rStyle w:val="Hyperlink"/>
@@ -5920,14 +5895,20 @@
       </w:r>
       <w:r>
         <w:rPr>
-          <w:u w:val="single" w:color="0000ff"/>
           <w:rFonts w:ascii="Charis SIL Regular" w:hAnsi="Charis SIL Regular" w:eastAsia="Charis SIL Regular"/>
           <w:b w:val="0"/>
           <w:i w:val="0"/>
           <w:color w:val="000000"/>
           <w:sz w:val="24"/>
         </w:rPr>
-        <w:t xml:space="preserve">portal </w:t>
+        <w:hyperlink r:id="rId36" w:history="1">
+          <w:r>
+            <w:rPr>
+              <w:rStyle w:val="Hyperlink"/>
+            </w:rPr>
+            <w:t xml:space="preserve">portal </w:t>
+          </w:r>
+        </w:hyperlink>
       </w:r>
       <w:r>
         <w:rPr>
@@ -5938,7 +5919,7 @@
           <w:sz w:val="24"/>
           <w:u w:val="single"/>
         </w:rPr>
-        <w:hyperlink r:id="rId39" w:history="1">
+        <w:hyperlink r:id="rId36" w:history="1">
           <w:r>
             <w:rPr>
               <w:rStyle w:val="Hyperlink"/>
@@ -5956,7 +5937,7 @@
           <w:color w:val="000000"/>
           <w:sz w:val="24"/>
         </w:rPr>
-        <w:hyperlink r:id="rId37" w:history="1">
+        <w:hyperlink r:id="rId36" w:history="1">
           <w:r>
             <w:rPr>
               <w:rStyle w:val="Hyperlink"/>
@@ -5984,7 +5965,7 @@
           <w:color w:val="000000"/>
           <w:sz w:val="24"/>
         </w:rPr>
-        <w:hyperlink r:id="rId38" w:history="1">
+        <w:hyperlink r:id="rId37" w:history="1">
           <w:r>
             <w:rPr>
               <w:rStyle w:val="Hyperlink"/>
@@ -6013,7 +5994,7 @@
           <w:color w:val="000000"/>
           <w:sz w:val="24"/>
         </w:rPr>
-        <w:hyperlink r:id="rId38" w:history="1">
+        <w:hyperlink r:id="rId37" w:history="1">
           <w:r>
             <w:rPr>
               <w:rStyle w:val="Hyperlink"/>
@@ -6031,7 +6012,7 @@
           <w:color w:val="000000"/>
           <w:sz w:val="24"/>
         </w:rPr>
-        <w:hyperlink r:id="rId38" w:history="1">
+        <w:hyperlink r:id="rId37" w:history="1">
           <w:r>
             <w:rPr>
               <w:rStyle w:val="Hyperlink"/>
@@ -6049,7 +6030,7 @@
           <w:color w:val="000000"/>
           <w:sz w:val="24"/>
         </w:rPr>
-        <w:hyperlink r:id="rId38" w:history="1">
+        <w:hyperlink r:id="rId37" w:history="1">
           <w:r>
             <w:rPr>
               <w:rStyle w:val="Hyperlink"/>
@@ -6067,7 +6048,7 @@
           <w:color w:val="000000"/>
           <w:sz w:val="24"/>
         </w:rPr>
-        <w:hyperlink r:id="rId38" w:history="1">
+        <w:hyperlink r:id="rId37" w:history="1">
           <w:r>
             <w:rPr>
               <w:rStyle w:val="Hyperlink"/>
@@ -6085,7 +6066,7 @@
           <w:color w:val="000000"/>
           <w:sz w:val="24"/>
         </w:rPr>
-        <w:hyperlink r:id="rId38" w:history="1">
+        <w:hyperlink r:id="rId37" w:history="1">
           <w:r>
             <w:rPr>
               <w:rStyle w:val="Hyperlink"/>
@@ -6134,7 +6115,7 @@
           <w:color w:val="000000"/>
           <w:sz w:val="24"/>
         </w:rPr>
-        <w:hyperlink r:id="rId39" w:history="1">
+        <w:hyperlink r:id="rId38" w:history="1">
           <w:r>
             <w:rPr>
               <w:rStyle w:val="Hyperlink"/>

--- a/EXPORTS/DOCX/published/niveau1/English/Sources.docx
+++ b/EXPORTS/DOCX/published/niveau1/English/Sources.docx
@@ -1400,7 +1400,7 @@
           <w:sz w:val="24"/>
           <w:u w:val="single"/>
         </w:rPr>
-        <w:hyperlink r:id="rId15" w:history="1">
+        <w:hyperlink r:id="rId16" w:history="1">
           <w:r>
             <w:rPr>
               <w:rStyle w:val="Hyperlink"/>
@@ -1418,7 +1418,7 @@
           <w:sz w:val="24"/>
           <w:u w:val="single"/>
         </w:rPr>
-        <w:hyperlink r:id="rId15" w:history="1">
+        <w:hyperlink r:id="rId16" w:history="1">
           <w:r>
             <w:rPr>
               <w:rStyle w:val="Hyperlink"/>
@@ -1436,7 +1436,7 @@
           <w:sz w:val="24"/>
           <w:u w:val="single"/>
         </w:rPr>
-        <w:hyperlink r:id="rId15" w:history="1">
+        <w:hyperlink r:id="rId16" w:history="1">
           <w:r>
             <w:rPr>
               <w:rStyle w:val="Hyperlink"/>
@@ -2000,13 +2000,22 @@
             <w:rPr>
               <w:rStyle w:val="Hyperlink"/>
             </w:rPr>
-            <w:t xml:space="preserve"> files </w:t>
+            <w:t xml:space="preserve"> files</w:t>
           </w:r>
         </w:hyperlink>
       </w:r>
       <w:r>
         <w:rPr>
-          <w:u w:val="single" w:color="0000ff"/>
+          <w:rFonts w:ascii="Charis SIL Regular" w:hAnsi="Charis SIL Regular" w:eastAsia="Charis SIL Regular"/>
+          <w:b w:val="0"/>
+          <w:i w:val="0"/>
+          <w:color w:val="000000"/>
+          <w:sz w:val="24"/>
+        </w:rPr>
+        <w:t xml:space="preserve"> </w:t>
+      </w:r>
+      <w:r>
+        <w:rPr>
           <w:rFonts w:ascii="Charis SIL Regular" w:hAnsi="Charis SIL Regular" w:eastAsia="Charis SIL Regular"/>
           <w:b w:val="0"/>
           <w:i w:val="0"/>
@@ -2047,19 +2056,9 @@
             <w:rPr>
               <w:rStyle w:val="Hyperlink"/>
             </w:rPr>
-            <w:t>ervic</w:t>
+            <w:t xml:space="preserve">ervice </w:t>
           </w:r>
         </w:hyperlink>
-      </w:r>
-      <w:r>
-        <w:rPr>
-          <w:rFonts w:ascii="Charis SIL Regular" w:hAnsi="Charis SIL Regular" w:eastAsia="Charis SIL Regular"/>
-          <w:b w:val="0"/>
-          <w:i w:val="0"/>
-          <w:color w:val="000000"/>
-          <w:sz w:val="24"/>
-        </w:rPr>
-        <w:t xml:space="preserve">e </w:t>
       </w:r>
       <w:r>
         <w:rPr>
@@ -2442,7 +2441,7 @@
           <w:sz w:val="24"/>
           <w:u w:val="single"/>
         </w:rPr>
-        <w:hyperlink r:id="rId18" w:history="1">
+        <w:hyperlink r:id="rId19" w:history="1">
           <w:r>
             <w:rPr>
               <w:rStyle w:val="Hyperlink"/>
@@ -2471,7 +2470,7 @@
           <w:sz w:val="24"/>
           <w:u w:val="single"/>
         </w:rPr>
-        <w:hyperlink r:id="rId18" w:history="1">
+        <w:hyperlink r:id="rId19" w:history="1">
           <w:r>
             <w:rPr>
               <w:rStyle w:val="Hyperlink"/>
@@ -2489,7 +2488,7 @@
           <w:sz w:val="24"/>
           <w:u w:val="single"/>
         </w:rPr>
-        <w:hyperlink r:id="rId18" w:history="1">
+        <w:hyperlink r:id="rId19" w:history="1">
           <w:r>
             <w:rPr>
               <w:rStyle w:val="Hyperlink"/>
@@ -2507,7 +2506,7 @@
           <w:sz w:val="24"/>
           <w:u w:val="single"/>
         </w:rPr>
-        <w:hyperlink r:id="rId18" w:history="1">
+        <w:hyperlink r:id="rId19" w:history="1">
           <w:r>
             <w:rPr>
               <w:rStyle w:val="Hyperlink"/>
@@ -3479,7 +3478,7 @@
           <w:sz w:val="24"/>
           <w:u w:val="single"/>
         </w:rPr>
-        <w:hyperlink r:id="rId22" w:history="1">
+        <w:hyperlink r:id="rId24" w:history="1">
           <w:r>
             <w:rPr>
               <w:rStyle w:val="Hyperlink"/>
@@ -3601,7 +3600,7 @@
           <w:sz w:val="24"/>
           <w:u w:val="single"/>
         </w:rPr>
-        <w:hyperlink r:id="rId24" w:history="1">
+        <w:hyperlink r:id="rId25" w:history="1">
           <w:r>
             <w:rPr>
               <w:rStyle w:val="Hyperlink"/>
@@ -3630,14 +3629,20 @@
       </w:r>
       <w:r>
         <w:rPr>
-          <w:u w:val="single" w:color="0000ff"/>
           <w:rFonts w:ascii="Charis SIL Regular" w:hAnsi="Charis SIL Regular" w:eastAsia="Charis SIL Regular"/>
           <w:b w:val="0"/>
           <w:i w:val="0"/>
           <w:color w:val="000000"/>
           <w:sz w:val="24"/>
         </w:rPr>
-        <w:t xml:space="preserve">. The </w:t>
+        <w:hyperlink r:id="rId23" w:history="1">
+          <w:r>
+            <w:rPr>
+              <w:rStyle w:val="Hyperlink"/>
+            </w:rPr>
+            <w:t xml:space="preserve">. The </w:t>
+          </w:r>
+        </w:hyperlink>
       </w:r>
       <w:r>
         <w:rPr>
@@ -3666,7 +3671,7 @@
           <w:sz w:val="24"/>
           <w:u w:val="single"/>
         </w:rPr>
-        <w:hyperlink r:id="rId25" w:history="1">
+        <w:hyperlink r:id="rId26" w:history="1">
           <w:r>
             <w:rPr>
               <w:rStyle w:val="Hyperlink"/>
@@ -3684,7 +3689,7 @@
           <w:sz w:val="24"/>
           <w:u w:val="single"/>
         </w:rPr>
-        <w:hyperlink r:id="rId25" w:history="1">
+        <w:hyperlink r:id="rId26" w:history="1">
           <w:r>
             <w:rPr>
               <w:rStyle w:val="Hyperlink"/>
@@ -3713,7 +3718,7 @@
           <w:sz w:val="24"/>
           <w:u w:val="single"/>
         </w:rPr>
-        <w:hyperlink r:id="rId25" w:history="1">
+        <w:hyperlink r:id="rId26" w:history="1">
           <w:r>
             <w:rPr>
               <w:rStyle w:val="Hyperlink"/>
@@ -3742,7 +3747,7 @@
           <w:sz w:val="24"/>
           <w:u w:val="single"/>
         </w:rPr>
-        <w:hyperlink r:id="rId25" w:history="1">
+        <w:hyperlink r:id="rId26" w:history="1">
           <w:r>
             <w:rPr>
               <w:rStyle w:val="Hyperlink"/>
@@ -3759,18 +3764,7 @@
           <w:color w:val="000000"/>
           <w:sz w:val="24"/>
         </w:rPr>
-        <w:t xml:space="preserve"> is the cu</w:t>
-      </w:r>
-      <w:r>
-        <w:rPr>
-          <w:u w:val="single" w:color="0000ff"/>
-          <w:rFonts w:ascii="Charis SIL Regular" w:hAnsi="Charis SIL Regular" w:eastAsia="Charis SIL Regular"/>
-          <w:b w:val="0"/>
-          <w:i w:val="0"/>
-          <w:color w:val="000000"/>
-          <w:sz w:val="24"/>
-        </w:rPr>
-        <w:t xml:space="preserve">stodian of the </w:t>
+        <w:t xml:space="preserve"> is the custodian of the </w:t>
       </w:r>
       <w:r>
         <w:rPr>
@@ -3781,7 +3775,7 @@
           <w:sz w:val="24"/>
           <w:u w:val="single"/>
         </w:rPr>
-        <w:hyperlink r:id="rId26" w:history="1">
+        <w:hyperlink r:id="rId24" w:history="1">
           <w:r>
             <w:rPr>
               <w:rStyle w:val="Hyperlink"/>
@@ -3799,7 +3793,7 @@
           <w:sz w:val="24"/>
           <w:u w:val="single"/>
         </w:rPr>
-        <w:hyperlink r:id="rId26" w:history="1">
+        <w:hyperlink r:id="rId27" w:history="1">
           <w:r>
             <w:rPr>
               <w:rStyle w:val="Hyperlink"/>
@@ -3817,7 +3811,7 @@
           <w:sz w:val="24"/>
           <w:u w:val="single"/>
         </w:rPr>
-        <w:hyperlink r:id="rId26" w:history="1">
+        <w:hyperlink r:id="rId25" w:history="1">
           <w:r>
             <w:rPr>
               <w:rStyle w:val="Hyperlink"/>
@@ -3846,7 +3840,7 @@
           <w:sz w:val="24"/>
           <w:u w:val="single"/>
         </w:rPr>
-        <w:hyperlink r:id="rId26" w:history="1">
+        <w:hyperlink r:id="rId25" w:history="1">
           <w:r>
             <w:rPr>
               <w:rStyle w:val="Hyperlink"/>
@@ -3875,7 +3869,7 @@
           <w:sz w:val="24"/>
           <w:u w:val="single"/>
         </w:rPr>
-        <w:hyperlink r:id="rId26" w:history="1">
+        <w:hyperlink r:id="rId25" w:history="1">
           <w:r>
             <w:rPr>
               <w:rStyle w:val="Hyperlink"/>
@@ -3893,7 +3887,7 @@
           <w:sz w:val="24"/>
           <w:u w:val="single"/>
         </w:rPr>
-        <w:hyperlink r:id="rId26" w:history="1">
+        <w:hyperlink r:id="rId27" w:history="1">
           <w:r>
             <w:rPr>
               <w:rStyle w:val="Hyperlink"/>
@@ -3921,7 +3915,7 @@
           <w:color w:val="000000"/>
           <w:sz w:val="24"/>
         </w:rPr>
-        <w:hyperlink r:id="rId25" w:history="1">
+        <w:hyperlink r:id="rId26" w:history="1">
           <w:r>
             <w:rPr>
               <w:rStyle w:val="Hyperlink"/>
@@ -3939,7 +3933,7 @@
           <w:color w:val="000000"/>
           <w:sz w:val="24"/>
         </w:rPr>
-        <w:hyperlink r:id="rId25" w:history="1">
+        <w:hyperlink r:id="rId26" w:history="1">
           <w:r>
             <w:rPr>
               <w:rStyle w:val="Hyperlink"/>
@@ -3997,7 +3991,7 @@
           <w:sz w:val="24"/>
           <w:u w:val="single"/>
         </w:rPr>
-        <w:hyperlink r:id="rId27" w:history="1">
+        <w:hyperlink r:id="rId28" w:history="1">
           <w:r>
             <w:rPr>
               <w:rStyle w:val="Hyperlink"/>
@@ -4026,7 +4020,7 @@
           <w:sz w:val="24"/>
           <w:u w:val="single"/>
         </w:rPr>
-        <w:hyperlink r:id="rId27" w:history="1">
+        <w:hyperlink r:id="rId28" w:history="1">
           <w:r>
             <w:rPr>
               <w:rStyle w:val="Hyperlink"/>
@@ -4054,7 +4048,7 @@
           <w:sz w:val="24"/>
           <w:u w:val="single"/>
         </w:rPr>
-        <w:hyperlink r:id="rId28" w:history="1">
+        <w:hyperlink r:id="rId29" w:history="1">
           <w:r>
             <w:rPr>
               <w:rStyle w:val="Hyperlink"/>
@@ -4083,7 +4077,7 @@
           <w:sz w:val="24"/>
           <w:u w:val="single"/>
         </w:rPr>
-        <w:hyperlink r:id="rId28" w:history="1">
+        <w:hyperlink r:id="rId29" w:history="1">
           <w:r>
             <w:rPr>
               <w:rStyle w:val="Hyperlink"/>
@@ -4112,7 +4106,7 @@
           <w:sz w:val="24"/>
           <w:u w:val="single"/>
         </w:rPr>
-        <w:hyperlink r:id="rId28" w:history="1">
+        <w:hyperlink r:id="rId29" w:history="1">
           <w:r>
             <w:rPr>
               <w:rStyle w:val="Hyperlink"/>
@@ -4350,7 +4344,7 @@
           <w:sz w:val="24"/>
           <w:u w:val="single"/>
         </w:rPr>
-        <w:hyperlink r:id="rId29" w:history="1">
+        <w:hyperlink r:id="rId30" w:history="1">
           <w:r>
             <w:rPr>
               <w:rStyle w:val="Hyperlink"/>
@@ -4379,7 +4373,7 @@
           <w:sz w:val="24"/>
           <w:u w:val="single"/>
         </w:rPr>
-        <w:hyperlink r:id="rId29" w:history="1">
+        <w:hyperlink r:id="rId30" w:history="1">
           <w:r>
             <w:rPr>
               <w:rStyle w:val="Hyperlink"/>
@@ -4408,7 +4402,7 @@
           <w:sz w:val="24"/>
           <w:u w:val="single"/>
         </w:rPr>
-        <w:hyperlink r:id="rId29" w:history="1">
+        <w:hyperlink r:id="rId30" w:history="1">
           <w:r>
             <w:rPr>
               <w:rStyle w:val="Hyperlink"/>
@@ -4426,7 +4420,7 @@
           <w:sz w:val="24"/>
           <w:u w:val="single"/>
         </w:rPr>
-        <w:hyperlink r:id="rId29" w:history="1">
+        <w:hyperlink r:id="rId30" w:history="1">
           <w:r>
             <w:rPr>
               <w:rStyle w:val="Hyperlink"/>
@@ -4454,7 +4448,7 @@
           <w:sz w:val="24"/>
           <w:u w:val="single"/>
         </w:rPr>
-        <w:hyperlink r:id="rId30" w:history="1">
+        <w:hyperlink r:id="rId31" w:history="1">
           <w:r>
             <w:rPr>
               <w:rStyle w:val="Hyperlink"/>
@@ -4483,7 +4477,7 @@
           <w:sz w:val="24"/>
           <w:u w:val="single"/>
         </w:rPr>
-        <w:hyperlink r:id="rId30" w:history="1">
+        <w:hyperlink r:id="rId31" w:history="1">
           <w:r>
             <w:rPr>
               <w:rStyle w:val="Hyperlink"/>
@@ -4512,7 +4506,7 @@
           <w:sz w:val="24"/>
           <w:u w:val="single"/>
         </w:rPr>
-        <w:hyperlink r:id="rId30" w:history="1">
+        <w:hyperlink r:id="rId31" w:history="1">
           <w:r>
             <w:rPr>
               <w:rStyle w:val="Hyperlink"/>
@@ -4541,7 +4535,7 @@
           <w:sz w:val="24"/>
           <w:u w:val="single"/>
         </w:rPr>
-        <w:hyperlink r:id="rId30" w:history="1">
+        <w:hyperlink r:id="rId31" w:history="1">
           <w:r>
             <w:rPr>
               <w:rStyle w:val="Hyperlink"/>
@@ -4569,7 +4563,7 @@
           <w:sz w:val="24"/>
           <w:u w:val="single"/>
         </w:rPr>
-        <w:hyperlink r:id="rId31" w:history="1">
+        <w:hyperlink r:id="rId32" w:history="1">
           <w:r>
             <w:rPr>
               <w:rStyle w:val="Hyperlink"/>
@@ -4598,300 +4592,12 @@
           <w:sz w:val="24"/>
           <w:u w:val="single"/>
         </w:rPr>
-        <w:hyperlink r:id="rId31" w:history="1">
+        <w:hyperlink r:id="rId32" w:history="1">
           <w:r>
             <w:rPr>
               <w:rStyle w:val="Hyperlink"/>
             </w:rPr>
             <w:t>Archive</w:t>
-          </w:r>
-        </w:hyperlink>
-      </w:r>
-      <w:r>
-        <w:rPr>
-          <w:rFonts w:ascii="Charis SIL Regular" w:hAnsi="Charis SIL Regular" w:eastAsia="Charis SIL Regular"/>
-          <w:b w:val="0"/>
-          <w:i w:val="0"/>
-          <w:color w:val="0000FF"/>
-          <w:sz w:val="24"/>
-          <w:u w:val="single"/>
-        </w:rPr>
-        <w:hyperlink r:id="rId29" w:history="1">
-          <w:r>
-            <w:rPr>
-              <w:rStyle w:val="Hyperlink"/>
-            </w:rPr>
-            <w:t>s</w:t>
-          </w:r>
-        </w:hyperlink>
-      </w:r>
-      <w:r>
-        <w:rPr>
-          <w:rFonts w:ascii="Charis SIL Regular" w:hAnsi="Charis SIL Regular" w:eastAsia="Charis SIL Regular"/>
-          <w:b w:val="0"/>
-          <w:i w:val="0"/>
-          <w:color w:val="0000FF"/>
-          <w:sz w:val="24"/>
-          <w:u w:val="single"/>
-        </w:rPr>
-        <w:t xml:space="preserve"> </w:t>
-      </w:r>
-      <w:r>
-        <w:rPr>
-          <w:rFonts w:ascii="Charis SIL Regular" w:hAnsi="Charis SIL Regular" w:eastAsia="Charis SIL Regular"/>
-          <w:b w:val="0"/>
-          <w:i w:val="0"/>
-          <w:color w:val="0000FF"/>
-          <w:sz w:val="24"/>
-          <w:u w:val="single"/>
-        </w:rPr>
-        <w:hyperlink r:id="rId29" w:history="1">
-          <w:r>
-            <w:rPr>
-              <w:rStyle w:val="Hyperlink"/>
-            </w:rPr>
-            <w:t>of</w:t>
-          </w:r>
-        </w:hyperlink>
-      </w:r>
-      <w:r>
-        <w:rPr>
-          <w:rFonts w:ascii="Charis SIL Regular" w:hAnsi="Charis SIL Regular" w:eastAsia="Charis SIL Regular"/>
-          <w:b w:val="0"/>
-          <w:i w:val="0"/>
-          <w:color w:val="0000FF"/>
-          <w:sz w:val="24"/>
-          <w:u w:val="single"/>
-        </w:rPr>
-        <w:t xml:space="preserve"> </w:t>
-      </w:r>
-      <w:r>
-        <w:rPr>
-          <w:rFonts w:ascii="Charis SIL Regular" w:hAnsi="Charis SIL Regular" w:eastAsia="Charis SIL Regular"/>
-          <w:b w:val="0"/>
-          <w:i w:val="0"/>
-          <w:color w:val="0000FF"/>
-          <w:sz w:val="24"/>
-          <w:u w:val="single"/>
-        </w:rPr>
-        <w:hyperlink r:id="rId29" w:history="1">
-          <w:r>
-            <w:rPr>
-              <w:rStyle w:val="Hyperlink"/>
-            </w:rPr>
-            <w:t>Sri</w:t>
-          </w:r>
-        </w:hyperlink>
-      </w:r>
-      <w:r>
-        <w:rPr>
-          <w:rFonts w:ascii="Charis SIL Regular" w:hAnsi="Charis SIL Regular" w:eastAsia="Charis SIL Regular"/>
-          <w:b w:val="0"/>
-          <w:i w:val="0"/>
-          <w:color w:val="0000FF"/>
-          <w:sz w:val="24"/>
-          <w:u w:val="single"/>
-        </w:rPr>
-        <w:t xml:space="preserve"> </w:t>
-      </w:r>
-      <w:r>
-        <w:rPr>
-          <w:rFonts w:ascii="Charis SIL Regular" w:hAnsi="Charis SIL Regular" w:eastAsia="Charis SIL Regular"/>
-          <w:b w:val="0"/>
-          <w:i w:val="0"/>
-          <w:color w:val="0000FF"/>
-          <w:sz w:val="24"/>
-          <w:u w:val="single"/>
-        </w:rPr>
-        <w:hyperlink r:id="rId29" w:history="1">
-          <w:r>
-            <w:rPr>
-              <w:rStyle w:val="Hyperlink"/>
-            </w:rPr>
-            <w:t>L</w:t>
-          </w:r>
-        </w:hyperlink>
-      </w:r>
-      <w:r>
-        <w:rPr>
-          <w:rFonts w:ascii="Charis SIL Regular" w:hAnsi="Charis SIL Regular" w:eastAsia="Charis SIL Regular"/>
-          <w:b w:val="0"/>
-          <w:i w:val="0"/>
-          <w:color w:val="0000FF"/>
-          <w:sz w:val="24"/>
-          <w:u w:val="single"/>
-        </w:rPr>
-        <w:hyperlink r:id="rId29" w:history="1">
-          <w:r>
-            <w:rPr>
-              <w:rStyle w:val="Hyperlink"/>
-            </w:rPr>
-            <w:t>a</w:t>
-          </w:r>
-        </w:hyperlink>
-      </w:r>
-      <w:r>
-        <w:rPr>
-          <w:rFonts w:ascii="Charis SIL Regular" w:hAnsi="Charis SIL Regular" w:eastAsia="Charis SIL Regular"/>
-          <w:b w:val="0"/>
-          <w:i w:val="0"/>
-          <w:color w:val="0000FF"/>
-          <w:sz w:val="24"/>
-          <w:u w:val="single"/>
-        </w:rPr>
-        <w:hyperlink r:id="rId29" w:history="1">
-          <w:r>
-            <w:rPr>
-              <w:rStyle w:val="Hyperlink"/>
-            </w:rPr>
-            <w:t>nka</w:t>
-          </w:r>
-        </w:hyperlink>
-      </w:r>
-      <w:r>
-        <w:rPr>
-          <w:u w:val="single" w:color="0000ff"/>
-          <w:rFonts w:ascii="Charis SIL Regular" w:hAnsi="Charis SIL Regular" w:eastAsia="Charis SIL Regular"/>
-          <w:b w:val="0"/>
-          <w:i w:val="0"/>
-          <w:color w:val="000000"/>
-          <w:sz w:val="24"/>
-        </w:rPr>
-        <w:hyperlink r:id="rId29" w:history="1">
-          <w:r>
-            <w:rPr>
-              <w:rStyle w:val="Hyperlink"/>
-            </w:rPr>
-            <w:t xml:space="preserve"> and</w:t>
-          </w:r>
-        </w:hyperlink>
-      </w:r>
-      <w:r>
-        <w:rPr>
-          <w:u w:val="single" w:color="0000ff"/>
-          <w:rFonts w:ascii="Charis SIL Regular" w:hAnsi="Charis SIL Regular" w:eastAsia="Charis SIL Regular"/>
-          <w:b w:val="0"/>
-          <w:i w:val="0"/>
-          <w:color w:val="000000"/>
-          <w:sz w:val="24"/>
-        </w:rPr>
-        <w:t xml:space="preserve"> </w:t>
-      </w:r>
-      <w:r>
-        <w:rPr>
-          <w:u w:val="single" w:color="0000ff"/>
-          <w:rFonts w:ascii="Charis SIL Regular" w:hAnsi="Charis SIL Regular" w:eastAsia="Charis SIL Regular"/>
-          <w:b w:val="0"/>
-          <w:i w:val="0"/>
-          <w:color w:val="000000"/>
-          <w:sz w:val="24"/>
-        </w:rPr>
-        <w:hyperlink r:id="rId29" w:history="1">
-          <w:r>
-            <w:rPr>
-              <w:rStyle w:val="Hyperlink"/>
-            </w:rPr>
-            <w:t>th</w:t>
-          </w:r>
-        </w:hyperlink>
-      </w:r>
-      <w:r>
-        <w:rPr>
-          <w:rFonts w:ascii="Charis SIL Regular" w:hAnsi="Charis SIL Regular" w:eastAsia="Charis SIL Regular"/>
-          <w:b w:val="0"/>
-          <w:i w:val="0"/>
-          <w:color w:val="000000"/>
-          <w:sz w:val="24"/>
-        </w:rPr>
-        <w:hyperlink r:id="rId29" w:history="1">
-          <w:r>
-            <w:rPr>
-              <w:rStyle w:val="Hyperlink"/>
-            </w:rPr>
-            <w:t xml:space="preserve">e </w:t>
-          </w:r>
-        </w:hyperlink>
-      </w:r>
-      <w:r>
-        <w:rPr>
-          <w:rFonts w:ascii="Charis SIL Regular" w:hAnsi="Charis SIL Regular" w:eastAsia="Charis SIL Regular"/>
-          <w:b w:val="0"/>
-          <w:i w:val="0"/>
-          <w:color w:val="0000FF"/>
-          <w:sz w:val="24"/>
-          <w:u w:val="single"/>
-        </w:rPr>
-        <w:hyperlink r:id="rId29" w:history="1">
-          <w:r>
-            <w:rPr>
-              <w:rStyle w:val="Hyperlink"/>
-            </w:rPr>
-            <w:t>National</w:t>
-          </w:r>
-        </w:hyperlink>
-      </w:r>
-      <w:r>
-        <w:rPr>
-          <w:rFonts w:ascii="Charis SIL Regular" w:hAnsi="Charis SIL Regular" w:eastAsia="Charis SIL Regular"/>
-          <w:b w:val="0"/>
-          <w:i w:val="0"/>
-          <w:color w:val="0000FF"/>
-          <w:sz w:val="24"/>
-          <w:u w:val="single"/>
-        </w:rPr>
-        <w:t xml:space="preserve"> </w:t>
-      </w:r>
-      <w:r>
-        <w:rPr>
-          <w:rFonts w:ascii="Charis SIL Regular" w:hAnsi="Charis SIL Regular" w:eastAsia="Charis SIL Regular"/>
-          <w:b w:val="0"/>
-          <w:i w:val="0"/>
-          <w:color w:val="0000FF"/>
-          <w:sz w:val="24"/>
-          <w:u w:val="single"/>
-        </w:rPr>
-        <w:hyperlink r:id="rId32" w:history="1">
-          <w:r>
-            <w:rPr>
-              <w:rStyle w:val="Hyperlink"/>
-            </w:rPr>
-            <w:t>A</w:t>
-          </w:r>
-        </w:hyperlink>
-      </w:r>
-      <w:r>
-        <w:rPr>
-          <w:rFonts w:ascii="Charis SIL Regular" w:hAnsi="Charis SIL Regular" w:eastAsia="Charis SIL Regular"/>
-          <w:b w:val="0"/>
-          <w:i w:val="0"/>
-          <w:color w:val="0000FF"/>
-          <w:sz w:val="24"/>
-          <w:u w:val="single"/>
-        </w:rPr>
-        <w:hyperlink r:id="rId30" w:history="1">
-          <w:r>
-            <w:rPr>
-              <w:rStyle w:val="Hyperlink"/>
-            </w:rPr>
-            <w:t>rchiv</w:t>
-          </w:r>
-        </w:hyperlink>
-      </w:r>
-      <w:r>
-        <w:rPr>
-          <w:rFonts w:ascii="Charis SIL Regular" w:hAnsi="Charis SIL Regular" w:eastAsia="Charis SIL Regular"/>
-          <w:b w:val="0"/>
-          <w:i w:val="0"/>
-          <w:color w:val="0000FF"/>
-          <w:sz w:val="24"/>
-          <w:u w:val="single"/>
-        </w:rPr>
-        <w:hyperlink r:id="rId30" w:history="1">
-          <w:r>
-            <w:rPr>
-              <w:rStyle w:val="Hyperlink"/>
-            </w:rPr>
-            <w:t>e</w:t>
           </w:r>
         </w:hyperlink>
       </w:r>
@@ -4967,6 +4673,294 @@
             <w:rPr>
               <w:rStyle w:val="Hyperlink"/>
             </w:rPr>
+            <w:t>Sri</w:t>
+          </w:r>
+        </w:hyperlink>
+      </w:r>
+      <w:r>
+        <w:rPr>
+          <w:rFonts w:ascii="Charis SIL Regular" w:hAnsi="Charis SIL Regular" w:eastAsia="Charis SIL Regular"/>
+          <w:b w:val="0"/>
+          <w:i w:val="0"/>
+          <w:color w:val="0000FF"/>
+          <w:sz w:val="24"/>
+          <w:u w:val="single"/>
+        </w:rPr>
+        <w:t xml:space="preserve"> </w:t>
+      </w:r>
+      <w:r>
+        <w:rPr>
+          <w:rFonts w:ascii="Charis SIL Regular" w:hAnsi="Charis SIL Regular" w:eastAsia="Charis SIL Regular"/>
+          <w:b w:val="0"/>
+          <w:i w:val="0"/>
+          <w:color w:val="0000FF"/>
+          <w:sz w:val="24"/>
+          <w:u w:val="single"/>
+        </w:rPr>
+        <w:hyperlink r:id="rId32" w:history="1">
+          <w:r>
+            <w:rPr>
+              <w:rStyle w:val="Hyperlink"/>
+            </w:rPr>
+            <w:t>L</w:t>
+          </w:r>
+        </w:hyperlink>
+      </w:r>
+      <w:r>
+        <w:rPr>
+          <w:rFonts w:ascii="Charis SIL Regular" w:hAnsi="Charis SIL Regular" w:eastAsia="Charis SIL Regular"/>
+          <w:b w:val="0"/>
+          <w:i w:val="0"/>
+          <w:color w:val="0000FF"/>
+          <w:sz w:val="24"/>
+          <w:u w:val="single"/>
+        </w:rPr>
+        <w:hyperlink r:id="rId32" w:history="1">
+          <w:r>
+            <w:rPr>
+              <w:rStyle w:val="Hyperlink"/>
+            </w:rPr>
+            <w:t>a</w:t>
+          </w:r>
+        </w:hyperlink>
+      </w:r>
+      <w:r>
+        <w:rPr>
+          <w:rFonts w:ascii="Charis SIL Regular" w:hAnsi="Charis SIL Regular" w:eastAsia="Charis SIL Regular"/>
+          <w:b w:val="0"/>
+          <w:i w:val="0"/>
+          <w:color w:val="0000FF"/>
+          <w:sz w:val="24"/>
+          <w:u w:val="single"/>
+        </w:rPr>
+        <w:hyperlink r:id="rId32" w:history="1">
+          <w:r>
+            <w:rPr>
+              <w:rStyle w:val="Hyperlink"/>
+            </w:rPr>
+            <w:t>nka</w:t>
+          </w:r>
+        </w:hyperlink>
+      </w:r>
+      <w:r>
+        <w:rPr>
+          <w:u w:val="single" w:color="0000ff"/>
+          <w:rFonts w:ascii="Charis SIL Regular" w:hAnsi="Charis SIL Regular" w:eastAsia="Charis SIL Regular"/>
+          <w:b w:val="0"/>
+          <w:i w:val="0"/>
+          <w:color w:val="000000"/>
+          <w:sz w:val="24"/>
+        </w:rPr>
+        <w:hyperlink r:id="rId30" w:history="1">
+          <w:r>
+            <w:rPr>
+              <w:rStyle w:val="Hyperlink"/>
+            </w:rPr>
+            <w:t xml:space="preserve"> and</w:t>
+          </w:r>
+        </w:hyperlink>
+      </w:r>
+      <w:r>
+        <w:rPr>
+          <w:u w:val="single" w:color="0000ff"/>
+          <w:rFonts w:ascii="Charis SIL Regular" w:hAnsi="Charis SIL Regular" w:eastAsia="Charis SIL Regular"/>
+          <w:b w:val="0"/>
+          <w:i w:val="0"/>
+          <w:color w:val="000000"/>
+          <w:sz w:val="24"/>
+        </w:rPr>
+        <w:t xml:space="preserve"> </w:t>
+      </w:r>
+      <w:r>
+        <w:rPr>
+          <w:u w:val="single" w:color="0000ff"/>
+          <w:rFonts w:ascii="Charis SIL Regular" w:hAnsi="Charis SIL Regular" w:eastAsia="Charis SIL Regular"/>
+          <w:b w:val="0"/>
+          <w:i w:val="0"/>
+          <w:color w:val="000000"/>
+          <w:sz w:val="24"/>
+        </w:rPr>
+        <w:hyperlink r:id="rId30" w:history="1">
+          <w:r>
+            <w:rPr>
+              <w:rStyle w:val="Hyperlink"/>
+            </w:rPr>
+            <w:t>th</w:t>
+          </w:r>
+        </w:hyperlink>
+      </w:r>
+      <w:r>
+        <w:rPr>
+          <w:rFonts w:ascii="Charis SIL Regular" w:hAnsi="Charis SIL Regular" w:eastAsia="Charis SIL Regular"/>
+          <w:b w:val="0"/>
+          <w:i w:val="0"/>
+          <w:color w:val="000000"/>
+          <w:sz w:val="24"/>
+        </w:rPr>
+        <w:hyperlink r:id="rId30" w:history="1">
+          <w:r>
+            <w:rPr>
+              <w:rStyle w:val="Hyperlink"/>
+            </w:rPr>
+            <w:t xml:space="preserve">e </w:t>
+          </w:r>
+        </w:hyperlink>
+      </w:r>
+      <w:r>
+        <w:rPr>
+          <w:rFonts w:ascii="Charis SIL Regular" w:hAnsi="Charis SIL Regular" w:eastAsia="Charis SIL Regular"/>
+          <w:b w:val="0"/>
+          <w:i w:val="0"/>
+          <w:color w:val="0000FF"/>
+          <w:sz w:val="24"/>
+          <w:u w:val="single"/>
+        </w:rPr>
+        <w:hyperlink r:id="rId33" w:history="1">
+          <w:r>
+            <w:rPr>
+              <w:rStyle w:val="Hyperlink"/>
+            </w:rPr>
+            <w:t>National</w:t>
+          </w:r>
+        </w:hyperlink>
+      </w:r>
+      <w:r>
+        <w:rPr>
+          <w:rFonts w:ascii="Charis SIL Regular" w:hAnsi="Charis SIL Regular" w:eastAsia="Charis SIL Regular"/>
+          <w:b w:val="0"/>
+          <w:i w:val="0"/>
+          <w:color w:val="0000FF"/>
+          <w:sz w:val="24"/>
+          <w:u w:val="single"/>
+        </w:rPr>
+        <w:t xml:space="preserve"> </w:t>
+      </w:r>
+      <w:r>
+        <w:rPr>
+          <w:rFonts w:ascii="Charis SIL Regular" w:hAnsi="Charis SIL Regular" w:eastAsia="Charis SIL Regular"/>
+          <w:b w:val="0"/>
+          <w:i w:val="0"/>
+          <w:color w:val="0000FF"/>
+          <w:sz w:val="24"/>
+          <w:u w:val="single"/>
+        </w:rPr>
+        <w:hyperlink r:id="rId33" w:history="1">
+          <w:r>
+            <w:rPr>
+              <w:rStyle w:val="Hyperlink"/>
+            </w:rPr>
+            <w:t>A</w:t>
+          </w:r>
+        </w:hyperlink>
+      </w:r>
+      <w:r>
+        <w:rPr>
+          <w:rFonts w:ascii="Charis SIL Regular" w:hAnsi="Charis SIL Regular" w:eastAsia="Charis SIL Regular"/>
+          <w:b w:val="0"/>
+          <w:i w:val="0"/>
+          <w:color w:val="0000FF"/>
+          <w:sz w:val="24"/>
+          <w:u w:val="single"/>
+        </w:rPr>
+        <w:hyperlink r:id="rId33" w:history="1">
+          <w:r>
+            <w:rPr>
+              <w:rStyle w:val="Hyperlink"/>
+            </w:rPr>
+            <w:t>rchiv</w:t>
+          </w:r>
+        </w:hyperlink>
+      </w:r>
+      <w:r>
+        <w:rPr>
+          <w:rFonts w:ascii="Charis SIL Regular" w:hAnsi="Charis SIL Regular" w:eastAsia="Charis SIL Regular"/>
+          <w:b w:val="0"/>
+          <w:i w:val="0"/>
+          <w:color w:val="0000FF"/>
+          <w:sz w:val="24"/>
+          <w:u w:val="single"/>
+        </w:rPr>
+        <w:hyperlink r:id="rId33" w:history="1">
+          <w:r>
+            <w:rPr>
+              <w:rStyle w:val="Hyperlink"/>
+            </w:rPr>
+            <w:t>e</w:t>
+          </w:r>
+        </w:hyperlink>
+      </w:r>
+      <w:r>
+        <w:rPr>
+          <w:rFonts w:ascii="Charis SIL Regular" w:hAnsi="Charis SIL Regular" w:eastAsia="Charis SIL Regular"/>
+          <w:b w:val="0"/>
+          <w:i w:val="0"/>
+          <w:color w:val="0000FF"/>
+          <w:sz w:val="24"/>
+          <w:u w:val="single"/>
+        </w:rPr>
+        <w:hyperlink r:id="rId33" w:history="1">
+          <w:r>
+            <w:rPr>
+              <w:rStyle w:val="Hyperlink"/>
+            </w:rPr>
+            <w:t>s</w:t>
+          </w:r>
+        </w:hyperlink>
+      </w:r>
+      <w:r>
+        <w:rPr>
+          <w:rFonts w:ascii="Charis SIL Regular" w:hAnsi="Charis SIL Regular" w:eastAsia="Charis SIL Regular"/>
+          <w:b w:val="0"/>
+          <w:i w:val="0"/>
+          <w:color w:val="0000FF"/>
+          <w:sz w:val="24"/>
+          <w:u w:val="single"/>
+        </w:rPr>
+        <w:t xml:space="preserve"> </w:t>
+      </w:r>
+      <w:r>
+        <w:rPr>
+          <w:rFonts w:ascii="Charis SIL Regular" w:hAnsi="Charis SIL Regular" w:eastAsia="Charis SIL Regular"/>
+          <w:b w:val="0"/>
+          <w:i w:val="0"/>
+          <w:color w:val="0000FF"/>
+          <w:sz w:val="24"/>
+          <w:u w:val="single"/>
+        </w:rPr>
+        <w:hyperlink r:id="rId33" w:history="1">
+          <w:r>
+            <w:rPr>
+              <w:rStyle w:val="Hyperlink"/>
+            </w:rPr>
+            <w:t>of</w:t>
+          </w:r>
+        </w:hyperlink>
+      </w:r>
+      <w:r>
+        <w:rPr>
+          <w:rFonts w:ascii="Charis SIL Regular" w:hAnsi="Charis SIL Regular" w:eastAsia="Charis SIL Regular"/>
+          <w:b w:val="0"/>
+          <w:i w:val="0"/>
+          <w:color w:val="0000FF"/>
+          <w:sz w:val="24"/>
+          <w:u w:val="single"/>
+        </w:rPr>
+        <w:t xml:space="preserve"> </w:t>
+      </w:r>
+      <w:r>
+        <w:rPr>
+          <w:rFonts w:ascii="Charis SIL Regular" w:hAnsi="Charis SIL Regular" w:eastAsia="Charis SIL Regular"/>
+          <w:b w:val="0"/>
+          <w:i w:val="0"/>
+          <w:color w:val="0000FF"/>
+          <w:sz w:val="24"/>
+          <w:u w:val="single"/>
+        </w:rPr>
+        <w:hyperlink r:id="rId33" w:history="1">
+          <w:r>
+            <w:rPr>
+              <w:rStyle w:val="Hyperlink"/>
+            </w:rPr>
             <w:t>Cura</w:t>
           </w:r>
         </w:hyperlink>
@@ -4980,7 +4974,7 @@
           <w:sz w:val="24"/>
           <w:u w:val="single"/>
         </w:rPr>
-        <w:hyperlink r:id="rId30" w:history="1">
+        <w:hyperlink r:id="rId33" w:history="1">
           <w:r>
             <w:rPr>
               <w:rStyle w:val="Hyperlink"/>
@@ -4998,7 +4992,7 @@
           <w:color w:val="000000"/>
           <w:sz w:val="24"/>
         </w:rPr>
-        <w:hyperlink r:id="rId30" w:history="1">
+        <w:hyperlink r:id="rId31" w:history="1">
           <w:r>
             <w:rPr>
               <w:rStyle w:val="Hyperlink"/>
@@ -5016,7 +5010,7 @@
           <w:color w:val="000000"/>
           <w:sz w:val="24"/>
         </w:rPr>
-        <w:hyperlink r:id="rId30" w:history="1">
+        <w:hyperlink r:id="rId31" w:history="1">
           <w:r>
             <w:rPr>
               <w:rStyle w:val="Hyperlink"/>
@@ -5034,7 +5028,7 @@
           <w:color w:val="000000"/>
           <w:sz w:val="24"/>
         </w:rPr>
-        <w:hyperlink r:id="rId30" w:history="1">
+        <w:hyperlink r:id="rId31" w:history="1">
           <w:r>
             <w:rPr>
               <w:rStyle w:val="Hyperlink"/>
@@ -5062,7 +5056,7 @@
           <w:color w:val="000000"/>
           <w:sz w:val="24"/>
         </w:rPr>
-        <w:hyperlink r:id="rId31" w:history="1">
+        <w:hyperlink r:id="rId32" w:history="1">
           <w:r>
             <w:rPr>
               <w:rStyle w:val="Hyperlink"/>
@@ -5080,7 +5074,7 @@
           <w:color w:val="000000"/>
           <w:sz w:val="24"/>
         </w:rPr>
-        <w:hyperlink r:id="rId31" w:history="1">
+        <w:hyperlink r:id="rId32" w:history="1">
           <w:r>
             <w:rPr>
               <w:rStyle w:val="Hyperlink"/>
@@ -5098,7 +5092,7 @@
           <w:color w:val="000000"/>
           <w:sz w:val="24"/>
         </w:rPr>
-        <w:hyperlink r:id="rId31" w:history="1">
+        <w:hyperlink r:id="rId32" w:history="1">
           <w:r>
             <w:rPr>
               <w:rStyle w:val="Hyperlink"/>
@@ -5116,7 +5110,7 @@
           <w:color w:val="000000"/>
           <w:sz w:val="24"/>
         </w:rPr>
-        <w:hyperlink r:id="rId31" w:history="1">
+        <w:hyperlink r:id="rId32" w:history="1">
           <w:r>
             <w:rPr>
               <w:rStyle w:val="Hyperlink"/>
@@ -5134,7 +5128,7 @@
           <w:color w:val="000000"/>
           <w:sz w:val="24"/>
         </w:rPr>
-        <w:hyperlink r:id="rId31" w:history="1">
+        <w:hyperlink r:id="rId32" w:history="1">
           <w:r>
             <w:rPr>
               <w:rStyle w:val="Hyperlink"/>
@@ -5152,7 +5146,7 @@
           <w:color w:val="000000"/>
           <w:sz w:val="24"/>
         </w:rPr>
-        <w:hyperlink r:id="rId31" w:history="1">
+        <w:hyperlink r:id="rId32" w:history="1">
           <w:r>
             <w:rPr>
               <w:rStyle w:val="Hyperlink"/>
@@ -5170,7 +5164,7 @@
           <w:color w:val="000000"/>
           <w:sz w:val="24"/>
         </w:rPr>
-        <w:hyperlink r:id="rId31" w:history="1">
+        <w:hyperlink r:id="rId32" w:history="1">
           <w:r>
             <w:rPr>
               <w:rStyle w:val="Hyperlink"/>
@@ -5188,7 +5182,7 @@
           <w:color w:val="000000"/>
           <w:sz w:val="24"/>
         </w:rPr>
-        <w:hyperlink r:id="rId31" w:history="1">
+        <w:hyperlink r:id="rId32" w:history="1">
           <w:r>
             <w:rPr>
               <w:rStyle w:val="Hyperlink"/>
@@ -5216,7 +5210,7 @@
           <w:sz w:val="24"/>
           <w:u w:val="single"/>
         </w:rPr>
-        <w:hyperlink r:id="rId33" w:history="1">
+        <w:hyperlink r:id="rId34" w:history="1">
           <w:r>
             <w:rPr>
               <w:rStyle w:val="Hyperlink"/>
@@ -5234,7 +5228,7 @@
           <w:color w:val="000000"/>
           <w:sz w:val="24"/>
         </w:rPr>
-        <w:hyperlink r:id="rId32" w:history="1">
+        <w:hyperlink r:id="rId33" w:history="1">
           <w:r>
             <w:rPr>
               <w:rStyle w:val="Hyperlink"/>
@@ -5272,7 +5266,7 @@
           <w:sz w:val="24"/>
           <w:u w:val="single"/>
         </w:rPr>
-        <w:hyperlink r:id="rId34" w:history="1">
+        <w:hyperlink r:id="rId35" w:history="1">
           <w:r>
             <w:rPr>
               <w:rStyle w:val="Hyperlink"/>
@@ -5301,7 +5295,7 @@
           <w:sz w:val="24"/>
           <w:u w:val="single"/>
         </w:rPr>
-        <w:hyperlink r:id="rId34" w:history="1">
+        <w:hyperlink r:id="rId35" w:history="1">
           <w:r>
             <w:rPr>
               <w:rStyle w:val="Hyperlink"/>
@@ -5330,7 +5324,7 @@
           <w:sz w:val="24"/>
           <w:u w:val="single"/>
         </w:rPr>
-        <w:hyperlink r:id="rId34" w:history="1">
+        <w:hyperlink r:id="rId35" w:history="1">
           <w:r>
             <w:rPr>
               <w:rStyle w:val="Hyperlink"/>
@@ -5359,7 +5353,7 @@
           <w:sz w:val="24"/>
           <w:u w:val="single"/>
         </w:rPr>
-        <w:hyperlink r:id="rId34" w:history="1">
+        <w:hyperlink r:id="rId35" w:history="1">
           <w:r>
             <w:rPr>
               <w:rStyle w:val="Hyperlink"/>
@@ -5388,7 +5382,7 @@
           <w:sz w:val="24"/>
           <w:u w:val="single"/>
         </w:rPr>
-        <w:hyperlink r:id="rId34" w:history="1">
+        <w:hyperlink r:id="rId35" w:history="1">
           <w:r>
             <w:rPr>
               <w:rStyle w:val="Hyperlink"/>
@@ -5417,7 +5411,7 @@
           <w:sz w:val="24"/>
           <w:u w:val="single"/>
         </w:rPr>
-        <w:hyperlink r:id="rId34" w:history="1">
+        <w:hyperlink r:id="rId35" w:history="1">
           <w:r>
             <w:rPr>
               <w:rStyle w:val="Hyperlink"/>
@@ -5434,7 +5428,7 @@
           <w:color w:val="000000"/>
           <w:sz w:val="24"/>
         </w:rPr>
-        <w:t>(Royal Batavian Society of Arts and Sciences), which is hel</w:t>
+        <w:t>(Royal Batavian Society of Arts a</w:t>
       </w:r>
       <w:r>
         <w:rPr>
@@ -5445,7 +5439,61 @@
           <w:color w:val="000000"/>
           <w:sz w:val="24"/>
         </w:rPr>
-        <w:hyperlink r:id="rId34" w:history="1">
+        <w:hyperlink r:id="rId35" w:history="1">
+          <w:r>
+            <w:rPr>
+              <w:rStyle w:val="Hyperlink"/>
+            </w:rPr>
+            <w:t>nd Sciences</w:t>
+          </w:r>
+        </w:hyperlink>
+      </w:r>
+      <w:r>
+        <w:rPr>
+          <w:u w:val="single" w:color="0000ff"/>
+          <w:rFonts w:ascii="Charis SIL Regular" w:hAnsi="Charis SIL Regular" w:eastAsia="Charis SIL Regular"/>
+          <w:b w:val="0"/>
+          <w:i w:val="0"/>
+          <w:color w:val="000000"/>
+          <w:sz w:val="24"/>
+        </w:rPr>
+        <w:hyperlink r:id="rId35" w:history="1">
+          <w:r>
+            <w:rPr>
+              <w:rStyle w:val="Hyperlink"/>
+            </w:rPr>
+            <w:t>)</w:t>
+          </w:r>
+        </w:hyperlink>
+      </w:r>
+      <w:r>
+        <w:rPr>
+          <w:u w:val="single" w:color="0000ff"/>
+          <w:rFonts w:ascii="Charis SIL Regular" w:hAnsi="Charis SIL Regular" w:eastAsia="Charis SIL Regular"/>
+          <w:b w:val="0"/>
+          <w:i w:val="0"/>
+          <w:color w:val="000000"/>
+          <w:sz w:val="24"/>
+        </w:rPr>
+        <w:hyperlink r:id="rId35" w:history="1">
+          <w:r>
+            <w:rPr>
+              <w:rStyle w:val="Hyperlink"/>
+            </w:rPr>
+            <w:t>, which is hel</w:t>
+          </w:r>
+        </w:hyperlink>
+      </w:r>
+      <w:r>
+        <w:rPr>
+          <w:u w:val="single" w:color="0000ff"/>
+          <w:rFonts w:ascii="Charis SIL Regular" w:hAnsi="Charis SIL Regular" w:eastAsia="Charis SIL Regular"/>
+          <w:b w:val="0"/>
+          <w:i w:val="0"/>
+          <w:color w:val="000000"/>
+          <w:sz w:val="24"/>
+        </w:rPr>
+        <w:hyperlink r:id="rId35" w:history="1">
           <w:r>
             <w:rPr>
               <w:rStyle w:val="Hyperlink"/>
@@ -5474,7 +5522,7 @@
           <w:color w:val="000000"/>
           <w:sz w:val="24"/>
         </w:rPr>
-        <w:hyperlink r:id="rId34" w:history="1">
+        <w:hyperlink r:id="rId35" w:history="1">
           <w:r>
             <w:rPr>
               <w:rStyle w:val="Hyperlink"/>
@@ -5492,7 +5540,7 @@
           <w:color w:val="000000"/>
           <w:sz w:val="24"/>
         </w:rPr>
-        <w:hyperlink r:id="rId34" w:history="1">
+        <w:hyperlink r:id="rId35" w:history="1">
           <w:r>
             <w:rPr>
               <w:rStyle w:val="Hyperlink"/>
@@ -5510,7 +5558,7 @@
           <w:color w:val="000000"/>
           <w:sz w:val="24"/>
         </w:rPr>
-        <w:hyperlink r:id="rId34" w:history="1">
+        <w:hyperlink r:id="rId35" w:history="1">
           <w:r>
             <w:rPr>
               <w:rStyle w:val="Hyperlink"/>
@@ -5528,7 +5576,7 @@
           <w:color w:val="000000"/>
           <w:sz w:val="24"/>
         </w:rPr>
-        <w:hyperlink r:id="rId34" w:history="1">
+        <w:hyperlink r:id="rId35" w:history="1">
           <w:r>
             <w:rPr>
               <w:rStyle w:val="Hyperlink"/>
@@ -5626,7 +5674,7 @@
           <w:sz w:val="24"/>
           <w:u w:val="single"/>
         </w:rPr>
-        <w:hyperlink r:id="rId35" w:history="1">
+        <w:hyperlink r:id="rId36" w:history="1">
           <w:r>
             <w:rPr>
               <w:rStyle w:val="Hyperlink"/>
@@ -5654,7 +5702,7 @@
           <w:sz w:val="24"/>
           <w:u w:val="single"/>
         </w:rPr>
-        <w:hyperlink r:id="rId36" w:history="1">
+        <w:hyperlink r:id="rId37" w:history="1">
           <w:r>
             <w:rPr>
               <w:rStyle w:val="Hyperlink"/>
@@ -5683,7 +5731,7 @@
           <w:sz w:val="24"/>
           <w:u w:val="single"/>
         </w:rPr>
-        <w:hyperlink r:id="rId36" w:history="1">
+        <w:hyperlink r:id="rId37" w:history="1">
           <w:r>
             <w:rPr>
               <w:rStyle w:val="Hyperlink"/>
@@ -5712,7 +5760,7 @@
           <w:sz w:val="24"/>
           <w:u w:val="single"/>
         </w:rPr>
-        <w:hyperlink r:id="rId36" w:history="1">
+        <w:hyperlink r:id="rId37" w:history="1">
           <w:r>
             <w:rPr>
               <w:rStyle w:val="Hyperlink"/>
@@ -5759,7 +5807,7 @@
           <w:sz w:val="24"/>
           <w:u w:val="single"/>
         </w:rPr>
-        <w:hyperlink r:id="rId36" w:history="1">
+        <w:hyperlink r:id="rId37" w:history="1">
           <w:r>
             <w:rPr>
               <w:rStyle w:val="Hyperlink"/>
@@ -5787,7 +5835,7 @@
           <w:sz w:val="24"/>
           <w:u w:val="single"/>
         </w:rPr>
-        <w:hyperlink r:id="rId37" w:history="1">
+        <w:hyperlink r:id="rId38" w:history="1">
           <w:r>
             <w:rPr>
               <w:rStyle w:val="Hyperlink"/>
@@ -5816,7 +5864,7 @@
           <w:sz w:val="24"/>
           <w:u w:val="single"/>
         </w:rPr>
-        <w:hyperlink r:id="rId37" w:history="1">
+        <w:hyperlink r:id="rId38" w:history="1">
           <w:r>
             <w:rPr>
               <w:rStyle w:val="Hyperlink"/>
@@ -5845,7 +5893,7 @@
           <w:sz w:val="24"/>
           <w:u w:val="single"/>
         </w:rPr>
-        <w:hyperlink r:id="rId37" w:history="1">
+        <w:hyperlink r:id="rId38" w:history="1">
           <w:r>
             <w:rPr>
               <w:rStyle w:val="Hyperlink"/>
@@ -5874,7 +5922,7 @@
           <w:sz w:val="24"/>
           <w:u w:val="single"/>
         </w:rPr>
-        <w:hyperlink r:id="rId37" w:history="1">
+        <w:hyperlink r:id="rId38" w:history="1">
           <w:r>
             <w:rPr>
               <w:rStyle w:val="Hyperlink"/>
@@ -5895,20 +5943,14 @@
       </w:r>
       <w:r>
         <w:rPr>
+          <w:u w:val="single" w:color="0000ff"/>
           <w:rFonts w:ascii="Charis SIL Regular" w:hAnsi="Charis SIL Regular" w:eastAsia="Charis SIL Regular"/>
           <w:b w:val="0"/>
           <w:i w:val="0"/>
           <w:color w:val="000000"/>
           <w:sz w:val="24"/>
         </w:rPr>
-        <w:hyperlink r:id="rId36" w:history="1">
-          <w:r>
-            <w:rPr>
-              <w:rStyle w:val="Hyperlink"/>
-            </w:rPr>
-            <w:t xml:space="preserve">portal </w:t>
-          </w:r>
-        </w:hyperlink>
+        <w:t xml:space="preserve">portal </w:t>
       </w:r>
       <w:r>
         <w:rPr>
@@ -5919,7 +5961,7 @@
           <w:sz w:val="24"/>
           <w:u w:val="single"/>
         </w:rPr>
-        <w:hyperlink r:id="rId36" w:history="1">
+        <w:hyperlink r:id="rId39" w:history="1">
           <w:r>
             <w:rPr>
               <w:rStyle w:val="Hyperlink"/>
@@ -5937,7 +5979,7 @@
           <w:color w:val="000000"/>
           <w:sz w:val="24"/>
         </w:rPr>
-        <w:hyperlink r:id="rId36" w:history="1">
+        <w:hyperlink r:id="rId37" w:history="1">
           <w:r>
             <w:rPr>
               <w:rStyle w:val="Hyperlink"/>
@@ -5965,7 +6007,7 @@
           <w:color w:val="000000"/>
           <w:sz w:val="24"/>
         </w:rPr>
-        <w:hyperlink r:id="rId37" w:history="1">
+        <w:hyperlink r:id="rId38" w:history="1">
           <w:r>
             <w:rPr>
               <w:rStyle w:val="Hyperlink"/>
@@ -5994,7 +6036,7 @@
           <w:color w:val="000000"/>
           <w:sz w:val="24"/>
         </w:rPr>
-        <w:hyperlink r:id="rId37" w:history="1">
+        <w:hyperlink r:id="rId38" w:history="1">
           <w:r>
             <w:rPr>
               <w:rStyle w:val="Hyperlink"/>
@@ -6012,7 +6054,7 @@
           <w:color w:val="000000"/>
           <w:sz w:val="24"/>
         </w:rPr>
-        <w:hyperlink r:id="rId37" w:history="1">
+        <w:hyperlink r:id="rId38" w:history="1">
           <w:r>
             <w:rPr>
               <w:rStyle w:val="Hyperlink"/>
@@ -6030,7 +6072,7 @@
           <w:color w:val="000000"/>
           <w:sz w:val="24"/>
         </w:rPr>
-        <w:hyperlink r:id="rId37" w:history="1">
+        <w:hyperlink r:id="rId38" w:history="1">
           <w:r>
             <w:rPr>
               <w:rStyle w:val="Hyperlink"/>
@@ -6048,7 +6090,7 @@
           <w:color w:val="000000"/>
           <w:sz w:val="24"/>
         </w:rPr>
-        <w:hyperlink r:id="rId37" w:history="1">
+        <w:hyperlink r:id="rId38" w:history="1">
           <w:r>
             <w:rPr>
               <w:rStyle w:val="Hyperlink"/>
@@ -6066,7 +6108,7 @@
           <w:color w:val="000000"/>
           <w:sz w:val="24"/>
         </w:rPr>
-        <w:hyperlink r:id="rId37" w:history="1">
+        <w:hyperlink r:id="rId38" w:history="1">
           <w:r>
             <w:rPr>
               <w:rStyle w:val="Hyperlink"/>
@@ -6115,7 +6157,7 @@
           <w:color w:val="000000"/>
           <w:sz w:val="24"/>
         </w:rPr>
-        <w:hyperlink r:id="rId38" w:history="1">
+        <w:hyperlink r:id="rId39" w:history="1">
           <w:r>
             <w:rPr>
               <w:rStyle w:val="Hyperlink"/>

--- a/EXPORTS/DOCX/published/niveau1/English/Sources.docx
+++ b/EXPORTS/DOCX/published/niveau1/English/Sources.docx
@@ -1289,13 +1289,31 @@
       </w:r>
       <w:r>
         <w:rPr>
+          <w:u w:val="single" w:color="0000ff"/>
           <w:rFonts w:ascii="Charis SIL Regular" w:hAnsi="Charis SIL Regular" w:eastAsia="Charis SIL Regular"/>
           <w:b w:val="0"/>
           <w:i w:val="0"/>
           <w:color w:val="000000"/>
           <w:sz w:val="24"/>
         </w:rPr>
-        <w:t xml:space="preserve">the </w:t>
+        <w:hyperlink r:id="rId15" w:history="1">
+          <w:r>
+            <w:rPr>
+              <w:rStyle w:val="Hyperlink"/>
+            </w:rPr>
+            <w:t>t</w:t>
+          </w:r>
+        </w:hyperlink>
+      </w:r>
+      <w:r>
+        <w:rPr>
+          <w:rFonts w:ascii="Charis SIL Regular" w:hAnsi="Charis SIL Regular" w:eastAsia="Charis SIL Regular"/>
+          <w:b w:val="0"/>
+          <w:i w:val="0"/>
+          <w:color w:val="000000"/>
+          <w:sz w:val="24"/>
+        </w:rPr>
+        <w:t xml:space="preserve">he </w:t>
       </w:r>
       <w:r>
         <w:rPr>
@@ -3236,7 +3254,7 @@
           <w:sz w:val="24"/>
           <w:u w:val="single"/>
         </w:rPr>
-        <w:hyperlink r:id="rId16" w:history="1">
+        <w:hyperlink r:id="rId22" w:history="1">
           <w:r>
             <w:rPr>
               <w:rStyle w:val="Hyperlink"/>
@@ -3354,7 +3372,7 @@
           <w:sz w:val="24"/>
           <w:u w:val="single"/>
         </w:rPr>
-        <w:hyperlink r:id="rId22" w:history="1">
+        <w:hyperlink r:id="rId23" w:history="1">
           <w:r>
             <w:rPr>
               <w:rStyle w:val="Hyperlink"/>
@@ -3383,7 +3401,7 @@
           <w:sz w:val="24"/>
           <w:u w:val="single"/>
         </w:rPr>
-        <w:hyperlink r:id="rId22" w:history="1">
+        <w:hyperlink r:id="rId23" w:history="1">
           <w:r>
             <w:rPr>
               <w:rStyle w:val="Hyperlink"/>
@@ -3412,7 +3430,7 @@
           <w:sz w:val="24"/>
           <w:u w:val="single"/>
         </w:rPr>
-        <w:hyperlink r:id="rId22" w:history="1">
+        <w:hyperlink r:id="rId23" w:history="1">
           <w:r>
             <w:rPr>
               <w:rStyle w:val="Hyperlink"/>
@@ -3440,7 +3458,7 @@
           <w:sz w:val="24"/>
           <w:u w:val="single"/>
         </w:rPr>
-        <w:hyperlink r:id="rId23" w:history="1">
+        <w:hyperlink r:id="rId24" w:history="1">
           <w:r>
             <w:rPr>
               <w:rStyle w:val="Hyperlink"/>
@@ -3478,7 +3496,7 @@
           <w:sz w:val="24"/>
           <w:u w:val="single"/>
         </w:rPr>
-        <w:hyperlink r:id="rId24" w:history="1">
+        <w:hyperlink r:id="rId23" w:history="1">
           <w:r>
             <w:rPr>
               <w:rStyle w:val="Hyperlink"/>
@@ -3496,7 +3514,7 @@
           <w:sz w:val="24"/>
           <w:u w:val="single"/>
         </w:rPr>
-        <w:hyperlink r:id="rId22" w:history="1">
+        <w:hyperlink r:id="rId23" w:history="1">
           <w:r>
             <w:rPr>
               <w:rStyle w:val="Hyperlink"/>
@@ -3514,7 +3532,7 @@
           <w:sz w:val="24"/>
           <w:u w:val="single"/>
         </w:rPr>
-        <w:hyperlink r:id="rId22" w:history="1">
+        <w:hyperlink r:id="rId23" w:history="1">
           <w:r>
             <w:rPr>
               <w:rStyle w:val="Hyperlink"/>
@@ -3543,7 +3561,7 @@
           <w:sz w:val="24"/>
           <w:u w:val="single"/>
         </w:rPr>
-        <w:hyperlink r:id="rId22" w:history="1">
+        <w:hyperlink r:id="rId23" w:history="1">
           <w:r>
             <w:rPr>
               <w:rStyle w:val="Hyperlink"/>
@@ -3572,7 +3590,7 @@
           <w:color w:val="000000"/>
           <w:sz w:val="24"/>
         </w:rPr>
-        <w:hyperlink r:id="rId22" w:history="1">
+        <w:hyperlink r:id="rId23" w:history="1">
           <w:r>
             <w:rPr>
               <w:rStyle w:val="Hyperlink"/>
@@ -3598,7 +3616,6 @@
           <w:i w:val="0"/>
           <w:color w:val="0000FF"/>
           <w:sz w:val="24"/>
-          <w:u w:val="single"/>
         </w:rPr>
         <w:hyperlink r:id="rId25" w:history="1">
           <w:r>
@@ -3618,7 +3635,7 @@
           <w:sz w:val="24"/>
           <w:u w:val="single"/>
         </w:rPr>
-        <w:hyperlink r:id="rId23" w:history="1">
+        <w:hyperlink r:id="rId24" w:history="1">
           <w:r>
             <w:rPr>
               <w:rStyle w:val="Hyperlink"/>
@@ -3629,13 +3646,14 @@
       </w:r>
       <w:r>
         <w:rPr>
+          <w:u w:val="single" w:color="0000ff"/>
           <w:rFonts w:ascii="Charis SIL Regular" w:hAnsi="Charis SIL Regular" w:eastAsia="Charis SIL Regular"/>
           <w:b w:val="0"/>
           <w:i w:val="0"/>
           <w:color w:val="000000"/>
           <w:sz w:val="24"/>
         </w:rPr>
-        <w:hyperlink r:id="rId23" w:history="1">
+        <w:hyperlink r:id="rId24" w:history="1">
           <w:r>
             <w:rPr>
               <w:rStyle w:val="Hyperlink"/>
@@ -3653,7 +3671,7 @@
           <w:sz w:val="24"/>
           <w:u w:val="single"/>
         </w:rPr>
-        <w:hyperlink r:id="rId23" w:history="1">
+        <w:hyperlink r:id="rId24" w:history="1">
           <w:r>
             <w:rPr>
               <w:rStyle w:val="Hyperlink"/>
@@ -3775,7 +3793,7 @@
           <w:sz w:val="24"/>
           <w:u w:val="single"/>
         </w:rPr>
-        <w:hyperlink r:id="rId24" w:history="1">
+        <w:hyperlink r:id="rId27" w:history="1">
           <w:r>
             <w:rPr>
               <w:rStyle w:val="Hyperlink"/>
@@ -3793,7 +3811,7 @@
           <w:sz w:val="24"/>
           <w:u w:val="single"/>
         </w:rPr>
-        <w:hyperlink r:id="rId27" w:history="1">
+        <w:hyperlink r:id="rId28" w:history="1">
           <w:r>
             <w:rPr>
               <w:rStyle w:val="Hyperlink"/>
@@ -3887,7 +3905,7 @@
           <w:sz w:val="24"/>
           <w:u w:val="single"/>
         </w:rPr>
-        <w:hyperlink r:id="rId27" w:history="1">
+        <w:hyperlink r:id="rId28" w:history="1">
           <w:r>
             <w:rPr>
               <w:rStyle w:val="Hyperlink"/>
@@ -3991,7 +4009,7 @@
           <w:sz w:val="24"/>
           <w:u w:val="single"/>
         </w:rPr>
-        <w:hyperlink r:id="rId28" w:history="1">
+        <w:hyperlink r:id="rId29" w:history="1">
           <w:r>
             <w:rPr>
               <w:rStyle w:val="Hyperlink"/>
@@ -4020,7 +4038,7 @@
           <w:sz w:val="24"/>
           <w:u w:val="single"/>
         </w:rPr>
-        <w:hyperlink r:id="rId28" w:history="1">
+        <w:hyperlink r:id="rId29" w:history="1">
           <w:r>
             <w:rPr>
               <w:rStyle w:val="Hyperlink"/>
@@ -4048,7 +4066,7 @@
           <w:sz w:val="24"/>
           <w:u w:val="single"/>
         </w:rPr>
-        <w:hyperlink r:id="rId29" w:history="1">
+        <w:hyperlink r:id="rId30" w:history="1">
           <w:r>
             <w:rPr>
               <w:rStyle w:val="Hyperlink"/>
@@ -4077,7 +4095,7 @@
           <w:sz w:val="24"/>
           <w:u w:val="single"/>
         </w:rPr>
-        <w:hyperlink r:id="rId29" w:history="1">
+        <w:hyperlink r:id="rId30" w:history="1">
           <w:r>
             <w:rPr>
               <w:rStyle w:val="Hyperlink"/>
@@ -4106,7 +4124,7 @@
           <w:sz w:val="24"/>
           <w:u w:val="single"/>
         </w:rPr>
-        <w:hyperlink r:id="rId29" w:history="1">
+        <w:hyperlink r:id="rId30" w:history="1">
           <w:r>
             <w:rPr>
               <w:rStyle w:val="Hyperlink"/>
@@ -4344,7 +4362,7 @@
           <w:sz w:val="24"/>
           <w:u w:val="single"/>
         </w:rPr>
-        <w:hyperlink r:id="rId30" w:history="1">
+        <w:hyperlink r:id="rId31" w:history="1">
           <w:r>
             <w:rPr>
               <w:rStyle w:val="Hyperlink"/>
@@ -4373,7 +4391,7 @@
           <w:sz w:val="24"/>
           <w:u w:val="single"/>
         </w:rPr>
-        <w:hyperlink r:id="rId30" w:history="1">
+        <w:hyperlink r:id="rId31" w:history="1">
           <w:r>
             <w:rPr>
               <w:rStyle w:val="Hyperlink"/>
@@ -4402,7 +4420,7 @@
           <w:sz w:val="24"/>
           <w:u w:val="single"/>
         </w:rPr>
-        <w:hyperlink r:id="rId30" w:history="1">
+        <w:hyperlink r:id="rId31" w:history="1">
           <w:r>
             <w:rPr>
               <w:rStyle w:val="Hyperlink"/>
@@ -4420,7 +4438,7 @@
           <w:sz w:val="24"/>
           <w:u w:val="single"/>
         </w:rPr>
-        <w:hyperlink r:id="rId30" w:history="1">
+        <w:hyperlink r:id="rId31" w:history="1">
           <w:r>
             <w:rPr>
               <w:rStyle w:val="Hyperlink"/>
@@ -4448,7 +4466,7 @@
           <w:sz w:val="24"/>
           <w:u w:val="single"/>
         </w:rPr>
-        <w:hyperlink r:id="rId31" w:history="1">
+        <w:hyperlink r:id="rId32" w:history="1">
           <w:r>
             <w:rPr>
               <w:rStyle w:val="Hyperlink"/>
@@ -4477,7 +4495,7 @@
           <w:sz w:val="24"/>
           <w:u w:val="single"/>
         </w:rPr>
-        <w:hyperlink r:id="rId31" w:history="1">
+        <w:hyperlink r:id="rId32" w:history="1">
           <w:r>
             <w:rPr>
               <w:rStyle w:val="Hyperlink"/>
@@ -4506,7 +4524,7 @@
           <w:sz w:val="24"/>
           <w:u w:val="single"/>
         </w:rPr>
-        <w:hyperlink r:id="rId31" w:history="1">
+        <w:hyperlink r:id="rId32" w:history="1">
           <w:r>
             <w:rPr>
               <w:rStyle w:val="Hyperlink"/>
@@ -4535,7 +4553,7 @@
           <w:sz w:val="24"/>
           <w:u w:val="single"/>
         </w:rPr>
-        <w:hyperlink r:id="rId31" w:history="1">
+        <w:hyperlink r:id="rId32" w:history="1">
           <w:r>
             <w:rPr>
               <w:rStyle w:val="Hyperlink"/>
@@ -4553,258 +4571,6 @@
           <w:sz w:val="24"/>
         </w:rPr>
         <w:t xml:space="preserve">, the </w:t>
-      </w:r>
-      <w:r>
-        <w:rPr>
-          <w:rFonts w:ascii="Charis SIL Regular" w:hAnsi="Charis SIL Regular" w:eastAsia="Charis SIL Regular"/>
-          <w:b w:val="0"/>
-          <w:i w:val="0"/>
-          <w:color w:val="0000FF"/>
-          <w:sz w:val="24"/>
-          <w:u w:val="single"/>
-        </w:rPr>
-        <w:hyperlink r:id="rId32" w:history="1">
-          <w:r>
-            <w:rPr>
-              <w:rStyle w:val="Hyperlink"/>
-            </w:rPr>
-            <w:t>National</w:t>
-          </w:r>
-        </w:hyperlink>
-      </w:r>
-      <w:r>
-        <w:rPr>
-          <w:rFonts w:ascii="Charis SIL Regular" w:hAnsi="Charis SIL Regular" w:eastAsia="Charis SIL Regular"/>
-          <w:b w:val="0"/>
-          <w:i w:val="0"/>
-          <w:color w:val="0000FF"/>
-          <w:sz w:val="24"/>
-          <w:u w:val="single"/>
-        </w:rPr>
-        <w:t xml:space="preserve"> </w:t>
-      </w:r>
-      <w:r>
-        <w:rPr>
-          <w:rFonts w:ascii="Charis SIL Regular" w:hAnsi="Charis SIL Regular" w:eastAsia="Charis SIL Regular"/>
-          <w:b w:val="0"/>
-          <w:i w:val="0"/>
-          <w:color w:val="0000FF"/>
-          <w:sz w:val="24"/>
-          <w:u w:val="single"/>
-        </w:rPr>
-        <w:hyperlink r:id="rId32" w:history="1">
-          <w:r>
-            <w:rPr>
-              <w:rStyle w:val="Hyperlink"/>
-            </w:rPr>
-            <w:t>Archive</w:t>
-          </w:r>
-        </w:hyperlink>
-      </w:r>
-      <w:r>
-        <w:rPr>
-          <w:rFonts w:ascii="Charis SIL Regular" w:hAnsi="Charis SIL Regular" w:eastAsia="Charis SIL Regular"/>
-          <w:b w:val="0"/>
-          <w:i w:val="0"/>
-          <w:color w:val="0000FF"/>
-          <w:sz w:val="24"/>
-          <w:u w:val="single"/>
-        </w:rPr>
-        <w:hyperlink r:id="rId30" w:history="1">
-          <w:r>
-            <w:rPr>
-              <w:rStyle w:val="Hyperlink"/>
-            </w:rPr>
-            <w:t>s</w:t>
-          </w:r>
-        </w:hyperlink>
-      </w:r>
-      <w:r>
-        <w:rPr>
-          <w:rFonts w:ascii="Charis SIL Regular" w:hAnsi="Charis SIL Regular" w:eastAsia="Charis SIL Regular"/>
-          <w:b w:val="0"/>
-          <w:i w:val="0"/>
-          <w:color w:val="0000FF"/>
-          <w:sz w:val="24"/>
-          <w:u w:val="single"/>
-        </w:rPr>
-        <w:t xml:space="preserve"> </w:t>
-      </w:r>
-      <w:r>
-        <w:rPr>
-          <w:rFonts w:ascii="Charis SIL Regular" w:hAnsi="Charis SIL Regular" w:eastAsia="Charis SIL Regular"/>
-          <w:b w:val="0"/>
-          <w:i w:val="0"/>
-          <w:color w:val="0000FF"/>
-          <w:sz w:val="24"/>
-          <w:u w:val="single"/>
-        </w:rPr>
-        <w:hyperlink r:id="rId30" w:history="1">
-          <w:r>
-            <w:rPr>
-              <w:rStyle w:val="Hyperlink"/>
-            </w:rPr>
-            <w:t>of</w:t>
-          </w:r>
-        </w:hyperlink>
-      </w:r>
-      <w:r>
-        <w:rPr>
-          <w:rFonts w:ascii="Charis SIL Regular" w:hAnsi="Charis SIL Regular" w:eastAsia="Charis SIL Regular"/>
-          <w:b w:val="0"/>
-          <w:i w:val="0"/>
-          <w:color w:val="0000FF"/>
-          <w:sz w:val="24"/>
-          <w:u w:val="single"/>
-        </w:rPr>
-        <w:t xml:space="preserve"> </w:t>
-      </w:r>
-      <w:r>
-        <w:rPr>
-          <w:rFonts w:ascii="Charis SIL Regular" w:hAnsi="Charis SIL Regular" w:eastAsia="Charis SIL Regular"/>
-          <w:b w:val="0"/>
-          <w:i w:val="0"/>
-          <w:color w:val="0000FF"/>
-          <w:sz w:val="24"/>
-          <w:u w:val="single"/>
-        </w:rPr>
-        <w:hyperlink r:id="rId30" w:history="1">
-          <w:r>
-            <w:rPr>
-              <w:rStyle w:val="Hyperlink"/>
-            </w:rPr>
-            <w:t>Sri</w:t>
-          </w:r>
-        </w:hyperlink>
-      </w:r>
-      <w:r>
-        <w:rPr>
-          <w:rFonts w:ascii="Charis SIL Regular" w:hAnsi="Charis SIL Regular" w:eastAsia="Charis SIL Regular"/>
-          <w:b w:val="0"/>
-          <w:i w:val="0"/>
-          <w:color w:val="0000FF"/>
-          <w:sz w:val="24"/>
-          <w:u w:val="single"/>
-        </w:rPr>
-        <w:t xml:space="preserve"> </w:t>
-      </w:r>
-      <w:r>
-        <w:rPr>
-          <w:rFonts w:ascii="Charis SIL Regular" w:hAnsi="Charis SIL Regular" w:eastAsia="Charis SIL Regular"/>
-          <w:b w:val="0"/>
-          <w:i w:val="0"/>
-          <w:color w:val="0000FF"/>
-          <w:sz w:val="24"/>
-          <w:u w:val="single"/>
-        </w:rPr>
-        <w:hyperlink r:id="rId32" w:history="1">
-          <w:r>
-            <w:rPr>
-              <w:rStyle w:val="Hyperlink"/>
-            </w:rPr>
-            <w:t>L</w:t>
-          </w:r>
-        </w:hyperlink>
-      </w:r>
-      <w:r>
-        <w:rPr>
-          <w:rFonts w:ascii="Charis SIL Regular" w:hAnsi="Charis SIL Regular" w:eastAsia="Charis SIL Regular"/>
-          <w:b w:val="0"/>
-          <w:i w:val="0"/>
-          <w:color w:val="0000FF"/>
-          <w:sz w:val="24"/>
-          <w:u w:val="single"/>
-        </w:rPr>
-        <w:hyperlink r:id="rId32" w:history="1">
-          <w:r>
-            <w:rPr>
-              <w:rStyle w:val="Hyperlink"/>
-            </w:rPr>
-            <w:t>a</w:t>
-          </w:r>
-        </w:hyperlink>
-      </w:r>
-      <w:r>
-        <w:rPr>
-          <w:rFonts w:ascii="Charis SIL Regular" w:hAnsi="Charis SIL Regular" w:eastAsia="Charis SIL Regular"/>
-          <w:b w:val="0"/>
-          <w:i w:val="0"/>
-          <w:color w:val="0000FF"/>
-          <w:sz w:val="24"/>
-          <w:u w:val="single"/>
-        </w:rPr>
-        <w:hyperlink r:id="rId32" w:history="1">
-          <w:r>
-            <w:rPr>
-              <w:rStyle w:val="Hyperlink"/>
-            </w:rPr>
-            <w:t>nka</w:t>
-          </w:r>
-        </w:hyperlink>
-      </w:r>
-      <w:r>
-        <w:rPr>
-          <w:u w:val="single" w:color="0000ff"/>
-          <w:rFonts w:ascii="Charis SIL Regular" w:hAnsi="Charis SIL Regular" w:eastAsia="Charis SIL Regular"/>
-          <w:b w:val="0"/>
-          <w:i w:val="0"/>
-          <w:color w:val="000000"/>
-          <w:sz w:val="24"/>
-        </w:rPr>
-        <w:hyperlink r:id="rId30" w:history="1">
-          <w:r>
-            <w:rPr>
-              <w:rStyle w:val="Hyperlink"/>
-            </w:rPr>
-            <w:t xml:space="preserve"> and</w:t>
-          </w:r>
-        </w:hyperlink>
-      </w:r>
-      <w:r>
-        <w:rPr>
-          <w:u w:val="single" w:color="0000ff"/>
-          <w:rFonts w:ascii="Charis SIL Regular" w:hAnsi="Charis SIL Regular" w:eastAsia="Charis SIL Regular"/>
-          <w:b w:val="0"/>
-          <w:i w:val="0"/>
-          <w:color w:val="000000"/>
-          <w:sz w:val="24"/>
-        </w:rPr>
-        <w:t xml:space="preserve"> </w:t>
-      </w:r>
-      <w:r>
-        <w:rPr>
-          <w:u w:val="single" w:color="0000ff"/>
-          <w:rFonts w:ascii="Charis SIL Regular" w:hAnsi="Charis SIL Regular" w:eastAsia="Charis SIL Regular"/>
-          <w:b w:val="0"/>
-          <w:i w:val="0"/>
-          <w:color w:val="000000"/>
-          <w:sz w:val="24"/>
-        </w:rPr>
-        <w:hyperlink r:id="rId30" w:history="1">
-          <w:r>
-            <w:rPr>
-              <w:rStyle w:val="Hyperlink"/>
-            </w:rPr>
-            <w:t>th</w:t>
-          </w:r>
-        </w:hyperlink>
-      </w:r>
-      <w:r>
-        <w:rPr>
-          <w:rFonts w:ascii="Charis SIL Regular" w:hAnsi="Charis SIL Regular" w:eastAsia="Charis SIL Regular"/>
-          <w:b w:val="0"/>
-          <w:i w:val="0"/>
-          <w:color w:val="000000"/>
-          <w:sz w:val="24"/>
-        </w:rPr>
-        <w:hyperlink r:id="rId30" w:history="1">
-          <w:r>
-            <w:rPr>
-              <w:rStyle w:val="Hyperlink"/>
-            </w:rPr>
-            <w:t xml:space="preserve">e </w:t>
-          </w:r>
-        </w:hyperlink>
       </w:r>
       <w:r>
         <w:rPr>
@@ -4849,6 +4615,258 @@
             <w:rPr>
               <w:rStyle w:val="Hyperlink"/>
             </w:rPr>
+            <w:t>Archive</w:t>
+          </w:r>
+        </w:hyperlink>
+      </w:r>
+      <w:r>
+        <w:rPr>
+          <w:rFonts w:ascii="Charis SIL Regular" w:hAnsi="Charis SIL Regular" w:eastAsia="Charis SIL Regular"/>
+          <w:b w:val="0"/>
+          <w:i w:val="0"/>
+          <w:color w:val="0000FF"/>
+          <w:sz w:val="24"/>
+          <w:u w:val="single"/>
+        </w:rPr>
+        <w:hyperlink r:id="rId31" w:history="1">
+          <w:r>
+            <w:rPr>
+              <w:rStyle w:val="Hyperlink"/>
+            </w:rPr>
+            <w:t>s</w:t>
+          </w:r>
+        </w:hyperlink>
+      </w:r>
+      <w:r>
+        <w:rPr>
+          <w:rFonts w:ascii="Charis SIL Regular" w:hAnsi="Charis SIL Regular" w:eastAsia="Charis SIL Regular"/>
+          <w:b w:val="0"/>
+          <w:i w:val="0"/>
+          <w:color w:val="0000FF"/>
+          <w:sz w:val="24"/>
+          <w:u w:val="single"/>
+        </w:rPr>
+        <w:t xml:space="preserve"> </w:t>
+      </w:r>
+      <w:r>
+        <w:rPr>
+          <w:rFonts w:ascii="Charis SIL Regular" w:hAnsi="Charis SIL Regular" w:eastAsia="Charis SIL Regular"/>
+          <w:b w:val="0"/>
+          <w:i w:val="0"/>
+          <w:color w:val="0000FF"/>
+          <w:sz w:val="24"/>
+          <w:u w:val="single"/>
+        </w:rPr>
+        <w:hyperlink r:id="rId31" w:history="1">
+          <w:r>
+            <w:rPr>
+              <w:rStyle w:val="Hyperlink"/>
+            </w:rPr>
+            <w:t>of</w:t>
+          </w:r>
+        </w:hyperlink>
+      </w:r>
+      <w:r>
+        <w:rPr>
+          <w:rFonts w:ascii="Charis SIL Regular" w:hAnsi="Charis SIL Regular" w:eastAsia="Charis SIL Regular"/>
+          <w:b w:val="0"/>
+          <w:i w:val="0"/>
+          <w:color w:val="0000FF"/>
+          <w:sz w:val="24"/>
+          <w:u w:val="single"/>
+        </w:rPr>
+        <w:t xml:space="preserve"> </w:t>
+      </w:r>
+      <w:r>
+        <w:rPr>
+          <w:rFonts w:ascii="Charis SIL Regular" w:hAnsi="Charis SIL Regular" w:eastAsia="Charis SIL Regular"/>
+          <w:b w:val="0"/>
+          <w:i w:val="0"/>
+          <w:color w:val="0000FF"/>
+          <w:sz w:val="24"/>
+          <w:u w:val="single"/>
+        </w:rPr>
+        <w:hyperlink r:id="rId31" w:history="1">
+          <w:r>
+            <w:rPr>
+              <w:rStyle w:val="Hyperlink"/>
+            </w:rPr>
+            <w:t>Sri</w:t>
+          </w:r>
+        </w:hyperlink>
+      </w:r>
+      <w:r>
+        <w:rPr>
+          <w:rFonts w:ascii="Charis SIL Regular" w:hAnsi="Charis SIL Regular" w:eastAsia="Charis SIL Regular"/>
+          <w:b w:val="0"/>
+          <w:i w:val="0"/>
+          <w:color w:val="0000FF"/>
+          <w:sz w:val="24"/>
+          <w:u w:val="single"/>
+        </w:rPr>
+        <w:t xml:space="preserve"> </w:t>
+      </w:r>
+      <w:r>
+        <w:rPr>
+          <w:rFonts w:ascii="Charis SIL Regular" w:hAnsi="Charis SIL Regular" w:eastAsia="Charis SIL Regular"/>
+          <w:b w:val="0"/>
+          <w:i w:val="0"/>
+          <w:color w:val="0000FF"/>
+          <w:sz w:val="24"/>
+          <w:u w:val="single"/>
+        </w:rPr>
+        <w:hyperlink r:id="rId31" w:history="1">
+          <w:r>
+            <w:rPr>
+              <w:rStyle w:val="Hyperlink"/>
+            </w:rPr>
+            <w:t>L</w:t>
+          </w:r>
+        </w:hyperlink>
+      </w:r>
+      <w:r>
+        <w:rPr>
+          <w:rFonts w:ascii="Charis SIL Regular" w:hAnsi="Charis SIL Regular" w:eastAsia="Charis SIL Regular"/>
+          <w:b w:val="0"/>
+          <w:i w:val="0"/>
+          <w:color w:val="0000FF"/>
+          <w:sz w:val="24"/>
+          <w:u w:val="single"/>
+        </w:rPr>
+        <w:hyperlink r:id="rId31" w:history="1">
+          <w:r>
+            <w:rPr>
+              <w:rStyle w:val="Hyperlink"/>
+            </w:rPr>
+            <w:t>a</w:t>
+          </w:r>
+        </w:hyperlink>
+      </w:r>
+      <w:r>
+        <w:rPr>
+          <w:rFonts w:ascii="Charis SIL Regular" w:hAnsi="Charis SIL Regular" w:eastAsia="Charis SIL Regular"/>
+          <w:b w:val="0"/>
+          <w:i w:val="0"/>
+          <w:color w:val="0000FF"/>
+          <w:sz w:val="24"/>
+          <w:u w:val="single"/>
+        </w:rPr>
+        <w:hyperlink r:id="rId31" w:history="1">
+          <w:r>
+            <w:rPr>
+              <w:rStyle w:val="Hyperlink"/>
+            </w:rPr>
+            <w:t>nka</w:t>
+          </w:r>
+        </w:hyperlink>
+      </w:r>
+      <w:r>
+        <w:rPr>
+          <w:u w:val="single" w:color="0000ff"/>
+          <w:rFonts w:ascii="Charis SIL Regular" w:hAnsi="Charis SIL Regular" w:eastAsia="Charis SIL Regular"/>
+          <w:b w:val="0"/>
+          <w:i w:val="0"/>
+          <w:color w:val="000000"/>
+          <w:sz w:val="24"/>
+        </w:rPr>
+        <w:hyperlink r:id="rId31" w:history="1">
+          <w:r>
+            <w:rPr>
+              <w:rStyle w:val="Hyperlink"/>
+            </w:rPr>
+            <w:t xml:space="preserve"> and</w:t>
+          </w:r>
+        </w:hyperlink>
+      </w:r>
+      <w:r>
+        <w:rPr>
+          <w:u w:val="single" w:color="0000ff"/>
+          <w:rFonts w:ascii="Charis SIL Regular" w:hAnsi="Charis SIL Regular" w:eastAsia="Charis SIL Regular"/>
+          <w:b w:val="0"/>
+          <w:i w:val="0"/>
+          <w:color w:val="000000"/>
+          <w:sz w:val="24"/>
+        </w:rPr>
+        <w:t xml:space="preserve"> </w:t>
+      </w:r>
+      <w:r>
+        <w:rPr>
+          <w:u w:val="single" w:color="0000ff"/>
+          <w:rFonts w:ascii="Charis SIL Regular" w:hAnsi="Charis SIL Regular" w:eastAsia="Charis SIL Regular"/>
+          <w:b w:val="0"/>
+          <w:i w:val="0"/>
+          <w:color w:val="000000"/>
+          <w:sz w:val="24"/>
+        </w:rPr>
+        <w:hyperlink r:id="rId31" w:history="1">
+          <w:r>
+            <w:rPr>
+              <w:rStyle w:val="Hyperlink"/>
+            </w:rPr>
+            <w:t>th</w:t>
+          </w:r>
+        </w:hyperlink>
+      </w:r>
+      <w:r>
+        <w:rPr>
+          <w:rFonts w:ascii="Charis SIL Regular" w:hAnsi="Charis SIL Regular" w:eastAsia="Charis SIL Regular"/>
+          <w:b w:val="0"/>
+          <w:i w:val="0"/>
+          <w:color w:val="000000"/>
+          <w:sz w:val="24"/>
+        </w:rPr>
+        <w:hyperlink r:id="rId31" w:history="1">
+          <w:r>
+            <w:rPr>
+              <w:rStyle w:val="Hyperlink"/>
+            </w:rPr>
+            <w:t xml:space="preserve">e </w:t>
+          </w:r>
+        </w:hyperlink>
+      </w:r>
+      <w:r>
+        <w:rPr>
+          <w:rFonts w:ascii="Charis SIL Regular" w:hAnsi="Charis SIL Regular" w:eastAsia="Charis SIL Regular"/>
+          <w:b w:val="0"/>
+          <w:i w:val="0"/>
+          <w:color w:val="0000FF"/>
+          <w:sz w:val="24"/>
+          <w:u w:val="single"/>
+        </w:rPr>
+        <w:hyperlink r:id="rId31" w:history="1">
+          <w:r>
+            <w:rPr>
+              <w:rStyle w:val="Hyperlink"/>
+            </w:rPr>
+            <w:t>National</w:t>
+          </w:r>
+        </w:hyperlink>
+      </w:r>
+      <w:r>
+        <w:rPr>
+          <w:rFonts w:ascii="Charis SIL Regular" w:hAnsi="Charis SIL Regular" w:eastAsia="Charis SIL Regular"/>
+          <w:b w:val="0"/>
+          <w:i w:val="0"/>
+          <w:color w:val="0000FF"/>
+          <w:sz w:val="24"/>
+          <w:u w:val="single"/>
+        </w:rPr>
+        <w:t xml:space="preserve"> </w:t>
+      </w:r>
+      <w:r>
+        <w:rPr>
+          <w:rFonts w:ascii="Charis SIL Regular" w:hAnsi="Charis SIL Regular" w:eastAsia="Charis SIL Regular"/>
+          <w:b w:val="0"/>
+          <w:i w:val="0"/>
+          <w:color w:val="0000FF"/>
+          <w:sz w:val="24"/>
+          <w:u w:val="single"/>
+        </w:rPr>
+        <w:hyperlink r:id="rId34" w:history="1">
+          <w:r>
+            <w:rPr>
+              <w:rStyle w:val="Hyperlink"/>
+            </w:rPr>
             <w:t>A</w:t>
           </w:r>
         </w:hyperlink>
@@ -4862,7 +4880,7 @@
           <w:sz w:val="24"/>
           <w:u w:val="single"/>
         </w:rPr>
-        <w:hyperlink r:id="rId33" w:history="1">
+        <w:hyperlink r:id="rId34" w:history="1">
           <w:r>
             <w:rPr>
               <w:rStyle w:val="Hyperlink"/>
@@ -4879,6 +4897,290 @@
           <w:color w:val="0000FF"/>
           <w:sz w:val="24"/>
           <w:u w:val="single"/>
+        </w:rPr>
+        <w:hyperlink r:id="rId34" w:history="1">
+          <w:r>
+            <w:rPr>
+              <w:rStyle w:val="Hyperlink"/>
+            </w:rPr>
+            <w:t>e</w:t>
+          </w:r>
+        </w:hyperlink>
+      </w:r>
+      <w:r>
+        <w:rPr>
+          <w:rFonts w:ascii="Charis SIL Regular" w:hAnsi="Charis SIL Regular" w:eastAsia="Charis SIL Regular"/>
+          <w:b w:val="0"/>
+          <w:i w:val="0"/>
+          <w:color w:val="0000FF"/>
+          <w:sz w:val="24"/>
+          <w:u w:val="single"/>
+        </w:rPr>
+        <w:hyperlink r:id="rId34" w:history="1">
+          <w:r>
+            <w:rPr>
+              <w:rStyle w:val="Hyperlink"/>
+            </w:rPr>
+            <w:t>s</w:t>
+          </w:r>
+        </w:hyperlink>
+      </w:r>
+      <w:r>
+        <w:rPr>
+          <w:rFonts w:ascii="Charis SIL Regular" w:hAnsi="Charis SIL Regular" w:eastAsia="Charis SIL Regular"/>
+          <w:b w:val="0"/>
+          <w:i w:val="0"/>
+          <w:color w:val="0000FF"/>
+          <w:sz w:val="24"/>
+          <w:u w:val="single"/>
+        </w:rPr>
+        <w:t xml:space="preserve"> </w:t>
+      </w:r>
+      <w:r>
+        <w:rPr>
+          <w:rFonts w:ascii="Charis SIL Regular" w:hAnsi="Charis SIL Regular" w:eastAsia="Charis SIL Regular"/>
+          <w:b w:val="0"/>
+          <w:i w:val="0"/>
+          <w:color w:val="0000FF"/>
+          <w:sz w:val="24"/>
+          <w:u w:val="single"/>
+        </w:rPr>
+        <w:hyperlink r:id="rId34" w:history="1">
+          <w:r>
+            <w:rPr>
+              <w:rStyle w:val="Hyperlink"/>
+            </w:rPr>
+            <w:t>of</w:t>
+          </w:r>
+        </w:hyperlink>
+      </w:r>
+      <w:r>
+        <w:rPr>
+          <w:rFonts w:ascii="Charis SIL Regular" w:hAnsi="Charis SIL Regular" w:eastAsia="Charis SIL Regular"/>
+          <w:b w:val="0"/>
+          <w:i w:val="0"/>
+          <w:color w:val="0000FF"/>
+          <w:sz w:val="24"/>
+          <w:u w:val="single"/>
+        </w:rPr>
+        <w:t xml:space="preserve"> </w:t>
+      </w:r>
+      <w:r>
+        <w:rPr>
+          <w:rFonts w:ascii="Charis SIL Regular" w:hAnsi="Charis SIL Regular" w:eastAsia="Charis SIL Regular"/>
+          <w:b w:val="0"/>
+          <w:i w:val="0"/>
+          <w:color w:val="0000FF"/>
+          <w:sz w:val="24"/>
+          <w:u w:val="single"/>
+        </w:rPr>
+        <w:hyperlink r:id="rId34" w:history="1">
+          <w:r>
+            <w:rPr>
+              <w:rStyle w:val="Hyperlink"/>
+            </w:rPr>
+            <w:t>Cura</w:t>
+          </w:r>
+        </w:hyperlink>
+      </w:r>
+      <w:r>
+        <w:rPr>
+          <w:rFonts w:ascii="Charis SIL Regular" w:hAnsi="Charis SIL Regular" w:eastAsia="Charis SIL Regular"/>
+          <w:b w:val="0"/>
+          <w:i w:val="0"/>
+          <w:color w:val="0000FF"/>
+          <w:sz w:val="24"/>
+          <w:u w:val="single"/>
+        </w:rPr>
+        <w:hyperlink r:id="rId34" w:history="1">
+          <w:r>
+            <w:rPr>
+              <w:rStyle w:val="Hyperlink"/>
+            </w:rPr>
+            <w:t>çao</w:t>
+          </w:r>
+        </w:hyperlink>
+      </w:r>
+      <w:r>
+        <w:rPr>
+          <w:u w:val="single" w:color="0000ff"/>
+          <w:rFonts w:ascii="Charis SIL Regular" w:hAnsi="Charis SIL Regular" w:eastAsia="Charis SIL Regular"/>
+          <w:b w:val="0"/>
+          <w:i w:val="0"/>
+          <w:color w:val="000000"/>
+          <w:sz w:val="24"/>
+        </w:rPr>
+        <w:hyperlink r:id="rId32" w:history="1">
+          <w:r>
+            <w:rPr>
+              <w:rStyle w:val="Hyperlink"/>
+            </w:rPr>
+            <w:t>. Vari</w:t>
+          </w:r>
+        </w:hyperlink>
+      </w:r>
+      <w:r>
+        <w:rPr>
+          <w:u w:val="single" w:color="0000ff"/>
+          <w:rFonts w:ascii="Charis SIL Regular" w:hAnsi="Charis SIL Regular" w:eastAsia="Charis SIL Regular"/>
+          <w:b w:val="0"/>
+          <w:i w:val="0"/>
+          <w:color w:val="000000"/>
+          <w:sz w:val="24"/>
+        </w:rPr>
+        <w:hyperlink r:id="rId32" w:history="1">
+          <w:r>
+            <w:rPr>
+              <w:rStyle w:val="Hyperlink"/>
+            </w:rPr>
+            <w:t>o</w:t>
+          </w:r>
+        </w:hyperlink>
+      </w:r>
+      <w:r>
+        <w:rPr>
+          <w:u w:val="single" w:color="0000ff"/>
+          <w:rFonts w:ascii="Charis SIL Regular" w:hAnsi="Charis SIL Regular" w:eastAsia="Charis SIL Regular"/>
+          <w:b w:val="0"/>
+          <w:i w:val="0"/>
+          <w:color w:val="000000"/>
+          <w:sz w:val="24"/>
+        </w:rPr>
+        <w:hyperlink r:id="rId32" w:history="1">
+          <w:r>
+            <w:rPr>
+              <w:rStyle w:val="Hyperlink"/>
+            </w:rPr>
+            <w:t>us archiv</w:t>
+          </w:r>
+        </w:hyperlink>
+      </w:r>
+      <w:r>
+        <w:rPr>
+          <w:rFonts w:ascii="Charis SIL Regular" w:hAnsi="Charis SIL Regular" w:eastAsia="Charis SIL Regular"/>
+          <w:b w:val="0"/>
+          <w:i w:val="0"/>
+          <w:color w:val="000000"/>
+          <w:sz w:val="24"/>
+        </w:rPr>
+        <w:t xml:space="preserve">es in </w:t>
+      </w:r>
+      <w:r>
+        <w:rPr>
+          <w:u w:val="single" w:color="0000ff"/>
+          <w:rFonts w:ascii="Charis SIL Regular" w:hAnsi="Charis SIL Regular" w:eastAsia="Charis SIL Regular"/>
+          <w:b w:val="0"/>
+          <w:i w:val="0"/>
+          <w:color w:val="000000"/>
+          <w:sz w:val="24"/>
+        </w:rPr>
+        <w:hyperlink r:id="rId33" w:history="1">
+          <w:r>
+            <w:rPr>
+              <w:rStyle w:val="Hyperlink"/>
+            </w:rPr>
+            <w:t>Indonesi</w:t>
+          </w:r>
+        </w:hyperlink>
+      </w:r>
+      <w:r>
+        <w:rPr>
+          <w:u w:val="single" w:color="0000ff"/>
+          <w:rFonts w:ascii="Charis SIL Regular" w:hAnsi="Charis SIL Regular" w:eastAsia="Charis SIL Regular"/>
+          <w:b w:val="0"/>
+          <w:i w:val="0"/>
+          <w:color w:val="000000"/>
+          <w:sz w:val="24"/>
+        </w:rPr>
+        <w:hyperlink r:id="rId33" w:history="1">
+          <w:r>
+            <w:rPr>
+              <w:rStyle w:val="Hyperlink"/>
+            </w:rPr>
+            <w:t>a</w:t>
+          </w:r>
+        </w:hyperlink>
+      </w:r>
+      <w:r>
+        <w:rPr>
+          <w:u w:val="single" w:color="0000ff"/>
+          <w:rFonts w:ascii="Charis SIL Regular" w:hAnsi="Charis SIL Regular" w:eastAsia="Charis SIL Regular"/>
+          <w:b w:val="0"/>
+          <w:i w:val="0"/>
+          <w:color w:val="000000"/>
+          <w:sz w:val="24"/>
+        </w:rPr>
+        <w:hyperlink r:id="rId33" w:history="1">
+          <w:r>
+            <w:rPr>
+              <w:rStyle w:val="Hyperlink"/>
+            </w:rPr>
+            <w:t xml:space="preserve"> can be </w:t>
+          </w:r>
+        </w:hyperlink>
+      </w:r>
+      <w:r>
+        <w:rPr>
+          <w:u w:val="single" w:color="0000ff"/>
+          <w:rFonts w:ascii="Charis SIL Regular" w:hAnsi="Charis SIL Regular" w:eastAsia="Charis SIL Regular"/>
+          <w:b w:val="0"/>
+          <w:i w:val="0"/>
+          <w:color w:val="000000"/>
+          <w:sz w:val="24"/>
+        </w:rPr>
+        <w:hyperlink r:id="rId33" w:history="1">
+          <w:r>
+            <w:rPr>
+              <w:rStyle w:val="Hyperlink"/>
+            </w:rPr>
+            <w:t>a</w:t>
+          </w:r>
+        </w:hyperlink>
+      </w:r>
+      <w:r>
+        <w:rPr>
+          <w:u w:val="single" w:color="0000ff"/>
+          <w:rFonts w:ascii="Charis SIL Regular" w:hAnsi="Charis SIL Regular" w:eastAsia="Charis SIL Regular"/>
+          <w:b w:val="0"/>
+          <w:i w:val="0"/>
+          <w:color w:val="000000"/>
+          <w:sz w:val="24"/>
+        </w:rPr>
+        <w:hyperlink r:id="rId33" w:history="1">
+          <w:r>
+            <w:rPr>
+              <w:rStyle w:val="Hyperlink"/>
+            </w:rPr>
+            <w:t>cc</w:t>
+          </w:r>
+        </w:hyperlink>
+      </w:r>
+      <w:r>
+        <w:rPr>
+          <w:u w:val="single" w:color="0000ff"/>
+          <w:rFonts w:ascii="Charis SIL Regular" w:hAnsi="Charis SIL Regular" w:eastAsia="Charis SIL Regular"/>
+          <w:b w:val="0"/>
+          <w:i w:val="0"/>
+          <w:color w:val="000000"/>
+          <w:sz w:val="24"/>
+        </w:rPr>
+        <w:hyperlink r:id="rId33" w:history="1">
+          <w:r>
+            <w:rPr>
+              <w:rStyle w:val="Hyperlink"/>
+            </w:rPr>
+            <w:t>ess</w:t>
+          </w:r>
+        </w:hyperlink>
+      </w:r>
+      <w:r>
+        <w:rPr>
+          <w:u w:val="single" w:color="0000ff"/>
+          <w:rFonts w:ascii="Charis SIL Regular" w:hAnsi="Charis SIL Regular" w:eastAsia="Charis SIL Regular"/>
+          <w:b w:val="0"/>
+          <w:i w:val="0"/>
+          <w:color w:val="000000"/>
+          <w:sz w:val="24"/>
         </w:rPr>
         <w:hyperlink r:id="rId33" w:history="1">
           <w:r>
@@ -4891,298 +5193,14 @@
       </w:r>
       <w:r>
         <w:rPr>
-          <w:rFonts w:ascii="Charis SIL Regular" w:hAnsi="Charis SIL Regular" w:eastAsia="Charis SIL Regular"/>
-          <w:b w:val="0"/>
-          <w:i w:val="0"/>
-          <w:color w:val="0000FF"/>
-          <w:sz w:val="24"/>
-          <w:u w:val="single"/>
+          <w:u w:val="single" w:color="0000ff"/>
+          <w:rFonts w:ascii="Charis SIL Regular" w:hAnsi="Charis SIL Regular" w:eastAsia="Charis SIL Regular"/>
+          <w:b w:val="0"/>
+          <w:i w:val="0"/>
+          <w:color w:val="000000"/>
+          <w:sz w:val="24"/>
         </w:rPr>
         <w:hyperlink r:id="rId33" w:history="1">
-          <w:r>
-            <w:rPr>
-              <w:rStyle w:val="Hyperlink"/>
-            </w:rPr>
-            <w:t>s</w:t>
-          </w:r>
-        </w:hyperlink>
-      </w:r>
-      <w:r>
-        <w:rPr>
-          <w:rFonts w:ascii="Charis SIL Regular" w:hAnsi="Charis SIL Regular" w:eastAsia="Charis SIL Regular"/>
-          <w:b w:val="0"/>
-          <w:i w:val="0"/>
-          <w:color w:val="0000FF"/>
-          <w:sz w:val="24"/>
-          <w:u w:val="single"/>
-        </w:rPr>
-        <w:t xml:space="preserve"> </w:t>
-      </w:r>
-      <w:r>
-        <w:rPr>
-          <w:rFonts w:ascii="Charis SIL Regular" w:hAnsi="Charis SIL Regular" w:eastAsia="Charis SIL Regular"/>
-          <w:b w:val="0"/>
-          <w:i w:val="0"/>
-          <w:color w:val="0000FF"/>
-          <w:sz w:val="24"/>
-          <w:u w:val="single"/>
-        </w:rPr>
-        <w:hyperlink r:id="rId33" w:history="1">
-          <w:r>
-            <w:rPr>
-              <w:rStyle w:val="Hyperlink"/>
-            </w:rPr>
-            <w:t>of</w:t>
-          </w:r>
-        </w:hyperlink>
-      </w:r>
-      <w:r>
-        <w:rPr>
-          <w:rFonts w:ascii="Charis SIL Regular" w:hAnsi="Charis SIL Regular" w:eastAsia="Charis SIL Regular"/>
-          <w:b w:val="0"/>
-          <w:i w:val="0"/>
-          <w:color w:val="0000FF"/>
-          <w:sz w:val="24"/>
-          <w:u w:val="single"/>
-        </w:rPr>
-        <w:t xml:space="preserve"> </w:t>
-      </w:r>
-      <w:r>
-        <w:rPr>
-          <w:rFonts w:ascii="Charis SIL Regular" w:hAnsi="Charis SIL Regular" w:eastAsia="Charis SIL Regular"/>
-          <w:b w:val="0"/>
-          <w:i w:val="0"/>
-          <w:color w:val="0000FF"/>
-          <w:sz w:val="24"/>
-          <w:u w:val="single"/>
-        </w:rPr>
-        <w:hyperlink r:id="rId33" w:history="1">
-          <w:r>
-            <w:rPr>
-              <w:rStyle w:val="Hyperlink"/>
-            </w:rPr>
-            <w:t>Cura</w:t>
-          </w:r>
-        </w:hyperlink>
-      </w:r>
-      <w:r>
-        <w:rPr>
-          <w:rFonts w:ascii="Charis SIL Regular" w:hAnsi="Charis SIL Regular" w:eastAsia="Charis SIL Regular"/>
-          <w:b w:val="0"/>
-          <w:i w:val="0"/>
-          <w:color w:val="0000FF"/>
-          <w:sz w:val="24"/>
-          <w:u w:val="single"/>
-        </w:rPr>
-        <w:hyperlink r:id="rId33" w:history="1">
-          <w:r>
-            <w:rPr>
-              <w:rStyle w:val="Hyperlink"/>
-            </w:rPr>
-            <w:t>çao</w:t>
-          </w:r>
-        </w:hyperlink>
-      </w:r>
-      <w:r>
-        <w:rPr>
-          <w:u w:val="single" w:color="0000ff"/>
-          <w:rFonts w:ascii="Charis SIL Regular" w:hAnsi="Charis SIL Regular" w:eastAsia="Charis SIL Regular"/>
-          <w:b w:val="0"/>
-          <w:i w:val="0"/>
-          <w:color w:val="000000"/>
-          <w:sz w:val="24"/>
-        </w:rPr>
-        <w:hyperlink r:id="rId31" w:history="1">
-          <w:r>
-            <w:rPr>
-              <w:rStyle w:val="Hyperlink"/>
-            </w:rPr>
-            <w:t>. Vari</w:t>
-          </w:r>
-        </w:hyperlink>
-      </w:r>
-      <w:r>
-        <w:rPr>
-          <w:u w:val="single" w:color="0000ff"/>
-          <w:rFonts w:ascii="Charis SIL Regular" w:hAnsi="Charis SIL Regular" w:eastAsia="Charis SIL Regular"/>
-          <w:b w:val="0"/>
-          <w:i w:val="0"/>
-          <w:color w:val="000000"/>
-          <w:sz w:val="24"/>
-        </w:rPr>
-        <w:hyperlink r:id="rId31" w:history="1">
-          <w:r>
-            <w:rPr>
-              <w:rStyle w:val="Hyperlink"/>
-            </w:rPr>
-            <w:t>o</w:t>
-          </w:r>
-        </w:hyperlink>
-      </w:r>
-      <w:r>
-        <w:rPr>
-          <w:u w:val="single" w:color="0000ff"/>
-          <w:rFonts w:ascii="Charis SIL Regular" w:hAnsi="Charis SIL Regular" w:eastAsia="Charis SIL Regular"/>
-          <w:b w:val="0"/>
-          <w:i w:val="0"/>
-          <w:color w:val="000000"/>
-          <w:sz w:val="24"/>
-        </w:rPr>
-        <w:hyperlink r:id="rId31" w:history="1">
-          <w:r>
-            <w:rPr>
-              <w:rStyle w:val="Hyperlink"/>
-            </w:rPr>
-            <w:t>us archiv</w:t>
-          </w:r>
-        </w:hyperlink>
-      </w:r>
-      <w:r>
-        <w:rPr>
-          <w:rFonts w:ascii="Charis SIL Regular" w:hAnsi="Charis SIL Regular" w:eastAsia="Charis SIL Regular"/>
-          <w:b w:val="0"/>
-          <w:i w:val="0"/>
-          <w:color w:val="000000"/>
-          <w:sz w:val="24"/>
-        </w:rPr>
-        <w:t xml:space="preserve">es in </w:t>
-      </w:r>
-      <w:r>
-        <w:rPr>
-          <w:u w:val="single" w:color="0000ff"/>
-          <w:rFonts w:ascii="Charis SIL Regular" w:hAnsi="Charis SIL Regular" w:eastAsia="Charis SIL Regular"/>
-          <w:b w:val="0"/>
-          <w:i w:val="0"/>
-          <w:color w:val="000000"/>
-          <w:sz w:val="24"/>
-        </w:rPr>
-        <w:hyperlink r:id="rId32" w:history="1">
-          <w:r>
-            <w:rPr>
-              <w:rStyle w:val="Hyperlink"/>
-            </w:rPr>
-            <w:t>Indonesi</w:t>
-          </w:r>
-        </w:hyperlink>
-      </w:r>
-      <w:r>
-        <w:rPr>
-          <w:u w:val="single" w:color="0000ff"/>
-          <w:rFonts w:ascii="Charis SIL Regular" w:hAnsi="Charis SIL Regular" w:eastAsia="Charis SIL Regular"/>
-          <w:b w:val="0"/>
-          <w:i w:val="0"/>
-          <w:color w:val="000000"/>
-          <w:sz w:val="24"/>
-        </w:rPr>
-        <w:hyperlink r:id="rId32" w:history="1">
-          <w:r>
-            <w:rPr>
-              <w:rStyle w:val="Hyperlink"/>
-            </w:rPr>
-            <w:t>a</w:t>
-          </w:r>
-        </w:hyperlink>
-      </w:r>
-      <w:r>
-        <w:rPr>
-          <w:u w:val="single" w:color="0000ff"/>
-          <w:rFonts w:ascii="Charis SIL Regular" w:hAnsi="Charis SIL Regular" w:eastAsia="Charis SIL Regular"/>
-          <w:b w:val="0"/>
-          <w:i w:val="0"/>
-          <w:color w:val="000000"/>
-          <w:sz w:val="24"/>
-        </w:rPr>
-        <w:hyperlink r:id="rId32" w:history="1">
-          <w:r>
-            <w:rPr>
-              <w:rStyle w:val="Hyperlink"/>
-            </w:rPr>
-            <w:t xml:space="preserve"> can be </w:t>
-          </w:r>
-        </w:hyperlink>
-      </w:r>
-      <w:r>
-        <w:rPr>
-          <w:u w:val="single" w:color="0000ff"/>
-          <w:rFonts w:ascii="Charis SIL Regular" w:hAnsi="Charis SIL Regular" w:eastAsia="Charis SIL Regular"/>
-          <w:b w:val="0"/>
-          <w:i w:val="0"/>
-          <w:color w:val="000000"/>
-          <w:sz w:val="24"/>
-        </w:rPr>
-        <w:hyperlink r:id="rId32" w:history="1">
-          <w:r>
-            <w:rPr>
-              <w:rStyle w:val="Hyperlink"/>
-            </w:rPr>
-            <w:t>a</w:t>
-          </w:r>
-        </w:hyperlink>
-      </w:r>
-      <w:r>
-        <w:rPr>
-          <w:u w:val="single" w:color="0000ff"/>
-          <w:rFonts w:ascii="Charis SIL Regular" w:hAnsi="Charis SIL Regular" w:eastAsia="Charis SIL Regular"/>
-          <w:b w:val="0"/>
-          <w:i w:val="0"/>
-          <w:color w:val="000000"/>
-          <w:sz w:val="24"/>
-        </w:rPr>
-        <w:hyperlink r:id="rId32" w:history="1">
-          <w:r>
-            <w:rPr>
-              <w:rStyle w:val="Hyperlink"/>
-            </w:rPr>
-            <w:t>cc</w:t>
-          </w:r>
-        </w:hyperlink>
-      </w:r>
-      <w:r>
-        <w:rPr>
-          <w:u w:val="single" w:color="0000ff"/>
-          <w:rFonts w:ascii="Charis SIL Regular" w:hAnsi="Charis SIL Regular" w:eastAsia="Charis SIL Regular"/>
-          <w:b w:val="0"/>
-          <w:i w:val="0"/>
-          <w:color w:val="000000"/>
-          <w:sz w:val="24"/>
-        </w:rPr>
-        <w:hyperlink r:id="rId32" w:history="1">
-          <w:r>
-            <w:rPr>
-              <w:rStyle w:val="Hyperlink"/>
-            </w:rPr>
-            <w:t>ess</w:t>
-          </w:r>
-        </w:hyperlink>
-      </w:r>
-      <w:r>
-        <w:rPr>
-          <w:u w:val="single" w:color="0000ff"/>
-          <w:rFonts w:ascii="Charis SIL Regular" w:hAnsi="Charis SIL Regular" w:eastAsia="Charis SIL Regular"/>
-          <w:b w:val="0"/>
-          <w:i w:val="0"/>
-          <w:color w:val="000000"/>
-          <w:sz w:val="24"/>
-        </w:rPr>
-        <w:hyperlink r:id="rId32" w:history="1">
-          <w:r>
-            <w:rPr>
-              <w:rStyle w:val="Hyperlink"/>
-            </w:rPr>
-            <w:t>e</w:t>
-          </w:r>
-        </w:hyperlink>
-      </w:r>
-      <w:r>
-        <w:rPr>
-          <w:u w:val="single" w:color="0000ff"/>
-          <w:rFonts w:ascii="Charis SIL Regular" w:hAnsi="Charis SIL Regular" w:eastAsia="Charis SIL Regular"/>
-          <w:b w:val="0"/>
-          <w:i w:val="0"/>
-          <w:color w:val="000000"/>
-          <w:sz w:val="24"/>
-        </w:rPr>
-        <w:hyperlink r:id="rId32" w:history="1">
           <w:r>
             <w:rPr>
               <w:rStyle w:val="Hyperlink"/>
@@ -5210,7 +5228,7 @@
           <w:sz w:val="24"/>
           <w:u w:val="single"/>
         </w:rPr>
-        <w:hyperlink r:id="rId34" w:history="1">
+        <w:hyperlink r:id="rId35" w:history="1">
           <w:r>
             <w:rPr>
               <w:rStyle w:val="Hyperlink"/>
@@ -5228,7 +5246,7 @@
           <w:color w:val="000000"/>
           <w:sz w:val="24"/>
         </w:rPr>
-        <w:hyperlink r:id="rId33" w:history="1">
+        <w:hyperlink r:id="rId34" w:history="1">
           <w:r>
             <w:rPr>
               <w:rStyle w:val="Hyperlink"/>
@@ -5266,7 +5284,7 @@
           <w:sz w:val="24"/>
           <w:u w:val="single"/>
         </w:rPr>
-        <w:hyperlink r:id="rId35" w:history="1">
+        <w:hyperlink r:id="rId36" w:history="1">
           <w:r>
             <w:rPr>
               <w:rStyle w:val="Hyperlink"/>
@@ -5295,7 +5313,7 @@
           <w:sz w:val="24"/>
           <w:u w:val="single"/>
         </w:rPr>
-        <w:hyperlink r:id="rId35" w:history="1">
+        <w:hyperlink r:id="rId36" w:history="1">
           <w:r>
             <w:rPr>
               <w:rStyle w:val="Hyperlink"/>
@@ -5324,7 +5342,7 @@
           <w:sz w:val="24"/>
           <w:u w:val="single"/>
         </w:rPr>
-        <w:hyperlink r:id="rId35" w:history="1">
+        <w:hyperlink r:id="rId36" w:history="1">
           <w:r>
             <w:rPr>
               <w:rStyle w:val="Hyperlink"/>
@@ -5353,7 +5371,7 @@
           <w:sz w:val="24"/>
           <w:u w:val="single"/>
         </w:rPr>
-        <w:hyperlink r:id="rId35" w:history="1">
+        <w:hyperlink r:id="rId36" w:history="1">
           <w:r>
             <w:rPr>
               <w:rStyle w:val="Hyperlink"/>
@@ -5382,7 +5400,7 @@
           <w:sz w:val="24"/>
           <w:u w:val="single"/>
         </w:rPr>
-        <w:hyperlink r:id="rId35" w:history="1">
+        <w:hyperlink r:id="rId36" w:history="1">
           <w:r>
             <w:rPr>
               <w:rStyle w:val="Hyperlink"/>
@@ -5411,7 +5429,7 @@
           <w:sz w:val="24"/>
           <w:u w:val="single"/>
         </w:rPr>
-        <w:hyperlink r:id="rId35" w:history="1">
+        <w:hyperlink r:id="rId36" w:history="1">
           <w:r>
             <w:rPr>
               <w:rStyle w:val="Hyperlink"/>
@@ -5439,7 +5457,7 @@
           <w:color w:val="000000"/>
           <w:sz w:val="24"/>
         </w:rPr>
-        <w:hyperlink r:id="rId35" w:history="1">
+        <w:hyperlink r:id="rId36" w:history="1">
           <w:r>
             <w:rPr>
               <w:rStyle w:val="Hyperlink"/>
@@ -5457,7 +5475,7 @@
           <w:color w:val="000000"/>
           <w:sz w:val="24"/>
         </w:rPr>
-        <w:hyperlink r:id="rId35" w:history="1">
+        <w:hyperlink r:id="rId36" w:history="1">
           <w:r>
             <w:rPr>
               <w:rStyle w:val="Hyperlink"/>
@@ -5475,7 +5493,7 @@
           <w:color w:val="000000"/>
           <w:sz w:val="24"/>
         </w:rPr>
-        <w:hyperlink r:id="rId35" w:history="1">
+        <w:hyperlink r:id="rId36" w:history="1">
           <w:r>
             <w:rPr>
               <w:rStyle w:val="Hyperlink"/>
@@ -5493,7 +5511,7 @@
           <w:color w:val="000000"/>
           <w:sz w:val="24"/>
         </w:rPr>
-        <w:hyperlink r:id="rId35" w:history="1">
+        <w:hyperlink r:id="rId36" w:history="1">
           <w:r>
             <w:rPr>
               <w:rStyle w:val="Hyperlink"/>
@@ -5522,7 +5540,7 @@
           <w:color w:val="000000"/>
           <w:sz w:val="24"/>
         </w:rPr>
-        <w:hyperlink r:id="rId35" w:history="1">
+        <w:hyperlink r:id="rId36" w:history="1">
           <w:r>
             <w:rPr>
               <w:rStyle w:val="Hyperlink"/>
@@ -5540,7 +5558,7 @@
           <w:color w:val="000000"/>
           <w:sz w:val="24"/>
         </w:rPr>
-        <w:hyperlink r:id="rId35" w:history="1">
+        <w:hyperlink r:id="rId36" w:history="1">
           <w:r>
             <w:rPr>
               <w:rStyle w:val="Hyperlink"/>
@@ -5558,7 +5576,7 @@
           <w:color w:val="000000"/>
           <w:sz w:val="24"/>
         </w:rPr>
-        <w:hyperlink r:id="rId35" w:history="1">
+        <w:hyperlink r:id="rId36" w:history="1">
           <w:r>
             <w:rPr>
               <w:rStyle w:val="Hyperlink"/>
@@ -5576,7 +5594,7 @@
           <w:color w:val="000000"/>
           <w:sz w:val="24"/>
         </w:rPr>
-        <w:hyperlink r:id="rId35" w:history="1">
+        <w:hyperlink r:id="rId36" w:history="1">
           <w:r>
             <w:rPr>
               <w:rStyle w:val="Hyperlink"/>
@@ -5674,7 +5692,7 @@
           <w:sz w:val="24"/>
           <w:u w:val="single"/>
         </w:rPr>
-        <w:hyperlink r:id="rId36" w:history="1">
+        <w:hyperlink r:id="rId37" w:history="1">
           <w:r>
             <w:rPr>
               <w:rStyle w:val="Hyperlink"/>
@@ -5702,7 +5720,7 @@
           <w:sz w:val="24"/>
           <w:u w:val="single"/>
         </w:rPr>
-        <w:hyperlink r:id="rId37" w:history="1">
+        <w:hyperlink r:id="rId38" w:history="1">
           <w:r>
             <w:rPr>
               <w:rStyle w:val="Hyperlink"/>
@@ -5731,7 +5749,7 @@
           <w:sz w:val="24"/>
           <w:u w:val="single"/>
         </w:rPr>
-        <w:hyperlink r:id="rId37" w:history="1">
+        <w:hyperlink r:id="rId38" w:history="1">
           <w:r>
             <w:rPr>
               <w:rStyle w:val="Hyperlink"/>
@@ -5760,7 +5778,7 @@
           <w:sz w:val="24"/>
           <w:u w:val="single"/>
         </w:rPr>
-        <w:hyperlink r:id="rId37" w:history="1">
+        <w:hyperlink r:id="rId38" w:history="1">
           <w:r>
             <w:rPr>
               <w:rStyle w:val="Hyperlink"/>
@@ -5807,7 +5825,7 @@
           <w:sz w:val="24"/>
           <w:u w:val="single"/>
         </w:rPr>
-        <w:hyperlink r:id="rId37" w:history="1">
+        <w:hyperlink r:id="rId38" w:history="1">
           <w:r>
             <w:rPr>
               <w:rStyle w:val="Hyperlink"/>
@@ -5835,7 +5853,7 @@
           <w:sz w:val="24"/>
           <w:u w:val="single"/>
         </w:rPr>
-        <w:hyperlink r:id="rId38" w:history="1">
+        <w:hyperlink r:id="rId39" w:history="1">
           <w:r>
             <w:rPr>
               <w:rStyle w:val="Hyperlink"/>
@@ -5864,7 +5882,7 @@
           <w:sz w:val="24"/>
           <w:u w:val="single"/>
         </w:rPr>
-        <w:hyperlink r:id="rId38" w:history="1">
+        <w:hyperlink r:id="rId39" w:history="1">
           <w:r>
             <w:rPr>
               <w:rStyle w:val="Hyperlink"/>
@@ -5893,7 +5911,7 @@
           <w:sz w:val="24"/>
           <w:u w:val="single"/>
         </w:rPr>
-        <w:hyperlink r:id="rId38" w:history="1">
+        <w:hyperlink r:id="rId39" w:history="1">
           <w:r>
             <w:rPr>
               <w:rStyle w:val="Hyperlink"/>
@@ -5922,7 +5940,7 @@
           <w:sz w:val="24"/>
           <w:u w:val="single"/>
         </w:rPr>
-        <w:hyperlink r:id="rId38" w:history="1">
+        <w:hyperlink r:id="rId39" w:history="1">
           <w:r>
             <w:rPr>
               <w:rStyle w:val="Hyperlink"/>
@@ -5943,7 +5961,6 @@
       </w:r>
       <w:r>
         <w:rPr>
-          <w:u w:val="single" w:color="0000ff"/>
           <w:rFonts w:ascii="Charis SIL Regular" w:hAnsi="Charis SIL Regular" w:eastAsia="Charis SIL Regular"/>
           <w:b w:val="0"/>
           <w:i w:val="0"/>
@@ -5961,7 +5978,7 @@
           <w:sz w:val="24"/>
           <w:u w:val="single"/>
         </w:rPr>
-        <w:hyperlink r:id="rId39" w:history="1">
+        <w:hyperlink r:id="rId40" w:history="1">
           <w:r>
             <w:rPr>
               <w:rStyle w:val="Hyperlink"/>
@@ -5979,7 +5996,7 @@
           <w:color w:val="000000"/>
           <w:sz w:val="24"/>
         </w:rPr>
-        <w:hyperlink r:id="rId37" w:history="1">
+        <w:hyperlink r:id="rId38" w:history="1">
           <w:r>
             <w:rPr>
               <w:rStyle w:val="Hyperlink"/>
@@ -6007,7 +6024,7 @@
           <w:color w:val="000000"/>
           <w:sz w:val="24"/>
         </w:rPr>
-        <w:hyperlink r:id="rId38" w:history="1">
+        <w:hyperlink r:id="rId39" w:history="1">
           <w:r>
             <w:rPr>
               <w:rStyle w:val="Hyperlink"/>
@@ -6036,7 +6053,7 @@
           <w:color w:val="000000"/>
           <w:sz w:val="24"/>
         </w:rPr>
-        <w:hyperlink r:id="rId38" w:history="1">
+        <w:hyperlink r:id="rId39" w:history="1">
           <w:r>
             <w:rPr>
               <w:rStyle w:val="Hyperlink"/>
@@ -6054,7 +6071,7 @@
           <w:color w:val="000000"/>
           <w:sz w:val="24"/>
         </w:rPr>
-        <w:hyperlink r:id="rId38" w:history="1">
+        <w:hyperlink r:id="rId39" w:history="1">
           <w:r>
             <w:rPr>
               <w:rStyle w:val="Hyperlink"/>
@@ -6072,7 +6089,7 @@
           <w:color w:val="000000"/>
           <w:sz w:val="24"/>
         </w:rPr>
-        <w:hyperlink r:id="rId38" w:history="1">
+        <w:hyperlink r:id="rId39" w:history="1">
           <w:r>
             <w:rPr>
               <w:rStyle w:val="Hyperlink"/>
@@ -6090,7 +6107,7 @@
           <w:color w:val="000000"/>
           <w:sz w:val="24"/>
         </w:rPr>
-        <w:hyperlink r:id="rId38" w:history="1">
+        <w:hyperlink r:id="rId39" w:history="1">
           <w:r>
             <w:rPr>
               <w:rStyle w:val="Hyperlink"/>
@@ -6108,7 +6125,7 @@
           <w:color w:val="000000"/>
           <w:sz w:val="24"/>
         </w:rPr>
-        <w:hyperlink r:id="rId38" w:history="1">
+        <w:hyperlink r:id="rId39" w:history="1">
           <w:r>
             <w:rPr>
               <w:rStyle w:val="Hyperlink"/>
@@ -6157,7 +6174,7 @@
           <w:color w:val="000000"/>
           <w:sz w:val="24"/>
         </w:rPr>
-        <w:hyperlink r:id="rId39" w:history="1">
+        <w:hyperlink r:id="rId40" w:history="1">
           <w:r>
             <w:rPr>
               <w:rStyle w:val="Hyperlink"/>

--- a/EXPORTS/DOCX/published/niveau1/English/Sources.docx
+++ b/EXPORTS/DOCX/published/niveau1/English/Sources.docx
@@ -1436,7 +1436,7 @@
           <w:sz w:val="24"/>
           <w:u w:val="single"/>
         </w:rPr>
-        <w:hyperlink r:id="rId16" w:history="1">
+        <w:hyperlink r:id="rId15" w:history="1">
           <w:r>
             <w:rPr>
               <w:rStyle w:val="Hyperlink"/>
@@ -1454,7 +1454,7 @@
           <w:sz w:val="24"/>
           <w:u w:val="single"/>
         </w:rPr>
-        <w:hyperlink r:id="rId16" w:history="1">
+        <w:hyperlink r:id="rId15" w:history="1">
           <w:r>
             <w:rPr>
               <w:rStyle w:val="Hyperlink"/>
@@ -1923,14 +1923,7 @@
           <w:color w:val="000000"/>
           <w:sz w:val="24"/>
         </w:rPr>
-        <w:hyperlink r:id="rId17" w:history="1">
-          <w:r>
-            <w:rPr>
-              <w:rStyle w:val="Hyperlink"/>
-            </w:rPr>
-            <w:t xml:space="preserve"> functi</w:t>
-          </w:r>
-        </w:hyperlink>
+        <w:t xml:space="preserve"> functi</w:t>
       </w:r>
       <w:r>
         <w:rPr>
@@ -2018,22 +2011,13 @@
             <w:rPr>
               <w:rStyle w:val="Hyperlink"/>
             </w:rPr>
-            <w:t xml:space="preserve"> files</w:t>
+            <w:t xml:space="preserve"> files </w:t>
           </w:r>
         </w:hyperlink>
       </w:r>
       <w:r>
         <w:rPr>
-          <w:rFonts w:ascii="Charis SIL Regular" w:hAnsi="Charis SIL Regular" w:eastAsia="Charis SIL Regular"/>
-          <w:b w:val="0"/>
-          <w:i w:val="0"/>
-          <w:color w:val="000000"/>
-          <w:sz w:val="24"/>
-        </w:rPr>
-        <w:t xml:space="preserve"> </w:t>
-      </w:r>
-      <w:r>
-        <w:rPr>
+          <w:u w:val="single" w:color="0000ff"/>
           <w:rFonts w:ascii="Charis SIL Regular" w:hAnsi="Charis SIL Regular" w:eastAsia="Charis SIL Regular"/>
           <w:b w:val="0"/>
           <w:i w:val="0"/>
@@ -2074,9 +2058,19 @@
             <w:rPr>
               <w:rStyle w:val="Hyperlink"/>
             </w:rPr>
-            <w:t xml:space="preserve">ervice </w:t>
+            <w:t>ervic</w:t>
           </w:r>
         </w:hyperlink>
+      </w:r>
+      <w:r>
+        <w:rPr>
+          <w:rFonts w:ascii="Charis SIL Regular" w:hAnsi="Charis SIL Regular" w:eastAsia="Charis SIL Regular"/>
+          <w:b w:val="0"/>
+          <w:i w:val="0"/>
+          <w:color w:val="000000"/>
+          <w:sz w:val="24"/>
+        </w:rPr>
+        <w:t xml:space="preserve">e </w:t>
       </w:r>
       <w:r>
         <w:rPr>
@@ -2459,7 +2453,7 @@
           <w:sz w:val="24"/>
           <w:u w:val="single"/>
         </w:rPr>
-        <w:hyperlink r:id="rId19" w:history="1">
+        <w:hyperlink r:id="rId18" w:history="1">
           <w:r>
             <w:rPr>
               <w:rStyle w:val="Hyperlink"/>
@@ -2488,7 +2482,7 @@
           <w:sz w:val="24"/>
           <w:u w:val="single"/>
         </w:rPr>
-        <w:hyperlink r:id="rId19" w:history="1">
+        <w:hyperlink r:id="rId18" w:history="1">
           <w:r>
             <w:rPr>
               <w:rStyle w:val="Hyperlink"/>
@@ -2506,7 +2500,7 @@
           <w:sz w:val="24"/>
           <w:u w:val="single"/>
         </w:rPr>
-        <w:hyperlink r:id="rId19" w:history="1">
+        <w:hyperlink r:id="rId18" w:history="1">
           <w:r>
             <w:rPr>
               <w:rStyle w:val="Hyperlink"/>
@@ -2524,7 +2518,7 @@
           <w:sz w:val="24"/>
           <w:u w:val="single"/>
         </w:rPr>
-        <w:hyperlink r:id="rId19" w:history="1">
+        <w:hyperlink r:id="rId18" w:history="1">
           <w:r>
             <w:rPr>
               <w:rStyle w:val="Hyperlink"/>
@@ -3254,7 +3248,7 @@
           <w:sz w:val="24"/>
           <w:u w:val="single"/>
         </w:rPr>
-        <w:hyperlink r:id="rId22" w:history="1">
+        <w:hyperlink r:id="rId16" w:history="1">
           <w:r>
             <w:rPr>
               <w:rStyle w:val="Hyperlink"/>
@@ -3372,7 +3366,7 @@
           <w:sz w:val="24"/>
           <w:u w:val="single"/>
         </w:rPr>
-        <w:hyperlink r:id="rId23" w:history="1">
+        <w:hyperlink r:id="rId22" w:history="1">
           <w:r>
             <w:rPr>
               <w:rStyle w:val="Hyperlink"/>
@@ -3401,7 +3395,7 @@
           <w:sz w:val="24"/>
           <w:u w:val="single"/>
         </w:rPr>
-        <w:hyperlink r:id="rId23" w:history="1">
+        <w:hyperlink r:id="rId22" w:history="1">
           <w:r>
             <w:rPr>
               <w:rStyle w:val="Hyperlink"/>
@@ -3430,7 +3424,7 @@
           <w:sz w:val="24"/>
           <w:u w:val="single"/>
         </w:rPr>
-        <w:hyperlink r:id="rId23" w:history="1">
+        <w:hyperlink r:id="rId22" w:history="1">
           <w:r>
             <w:rPr>
               <w:rStyle w:val="Hyperlink"/>
@@ -3458,7 +3452,7 @@
           <w:sz w:val="24"/>
           <w:u w:val="single"/>
         </w:rPr>
-        <w:hyperlink r:id="rId24" w:history="1">
+        <w:hyperlink r:id="rId23" w:history="1">
           <w:r>
             <w:rPr>
               <w:rStyle w:val="Hyperlink"/>
@@ -3496,7 +3490,7 @@
           <w:sz w:val="24"/>
           <w:u w:val="single"/>
         </w:rPr>
-        <w:hyperlink r:id="rId23" w:history="1">
+        <w:hyperlink r:id="rId22" w:history="1">
           <w:r>
             <w:rPr>
               <w:rStyle w:val="Hyperlink"/>
@@ -3514,7 +3508,7 @@
           <w:sz w:val="24"/>
           <w:u w:val="single"/>
         </w:rPr>
-        <w:hyperlink r:id="rId23" w:history="1">
+        <w:hyperlink r:id="rId22" w:history="1">
           <w:r>
             <w:rPr>
               <w:rStyle w:val="Hyperlink"/>
@@ -3532,7 +3526,7 @@
           <w:sz w:val="24"/>
           <w:u w:val="single"/>
         </w:rPr>
-        <w:hyperlink r:id="rId23" w:history="1">
+        <w:hyperlink r:id="rId22" w:history="1">
           <w:r>
             <w:rPr>
               <w:rStyle w:val="Hyperlink"/>
@@ -3561,7 +3555,7 @@
           <w:sz w:val="24"/>
           <w:u w:val="single"/>
         </w:rPr>
-        <w:hyperlink r:id="rId23" w:history="1">
+        <w:hyperlink r:id="rId22" w:history="1">
           <w:r>
             <w:rPr>
               <w:rStyle w:val="Hyperlink"/>
@@ -3590,7 +3584,7 @@
           <w:color w:val="000000"/>
           <w:sz w:val="24"/>
         </w:rPr>
-        <w:hyperlink r:id="rId23" w:history="1">
+        <w:hyperlink r:id="rId22" w:history="1">
           <w:r>
             <w:rPr>
               <w:rStyle w:val="Hyperlink"/>
@@ -3616,8 +3610,9 @@
           <w:i w:val="0"/>
           <w:color w:val="0000FF"/>
           <w:sz w:val="24"/>
-        </w:rPr>
-        <w:hyperlink r:id="rId25" w:history="1">
+          <w:u w:val="single"/>
+        </w:rPr>
+        <w:hyperlink r:id="rId24" w:history="1">
           <w:r>
             <w:rPr>
               <w:rStyle w:val="Hyperlink"/>
@@ -3635,7 +3630,7 @@
           <w:sz w:val="24"/>
           <w:u w:val="single"/>
         </w:rPr>
-        <w:hyperlink r:id="rId24" w:history="1">
+        <w:hyperlink r:id="rId23" w:history="1">
           <w:r>
             <w:rPr>
               <w:rStyle w:val="Hyperlink"/>
@@ -3653,14 +3648,7 @@
           <w:color w:val="000000"/>
           <w:sz w:val="24"/>
         </w:rPr>
-        <w:hyperlink r:id="rId24" w:history="1">
-          <w:r>
-            <w:rPr>
-              <w:rStyle w:val="Hyperlink"/>
-            </w:rPr>
-            <w:t xml:space="preserve">. The </w:t>
-          </w:r>
-        </w:hyperlink>
+        <w:t xml:space="preserve">. The </w:t>
       </w:r>
       <w:r>
         <w:rPr>
@@ -3671,7 +3659,7 @@
           <w:sz w:val="24"/>
           <w:u w:val="single"/>
         </w:rPr>
-        <w:hyperlink r:id="rId24" w:history="1">
+        <w:hyperlink r:id="rId23" w:history="1">
           <w:r>
             <w:rPr>
               <w:rStyle w:val="Hyperlink"/>
@@ -3689,7 +3677,7 @@
           <w:sz w:val="24"/>
           <w:u w:val="single"/>
         </w:rPr>
-        <w:hyperlink r:id="rId26" w:history="1">
+        <w:hyperlink r:id="rId25" w:history="1">
           <w:r>
             <w:rPr>
               <w:rStyle w:val="Hyperlink"/>
@@ -3707,7 +3695,7 @@
           <w:sz w:val="24"/>
           <w:u w:val="single"/>
         </w:rPr>
-        <w:hyperlink r:id="rId26" w:history="1">
+        <w:hyperlink r:id="rId25" w:history="1">
           <w:r>
             <w:rPr>
               <w:rStyle w:val="Hyperlink"/>
@@ -3736,7 +3724,7 @@
           <w:sz w:val="24"/>
           <w:u w:val="single"/>
         </w:rPr>
-        <w:hyperlink r:id="rId26" w:history="1">
+        <w:hyperlink r:id="rId25" w:history="1">
           <w:r>
             <w:rPr>
               <w:rStyle w:val="Hyperlink"/>
@@ -3765,7 +3753,7 @@
           <w:sz w:val="24"/>
           <w:u w:val="single"/>
         </w:rPr>
-        <w:hyperlink r:id="rId26" w:history="1">
+        <w:hyperlink r:id="rId25" w:history="1">
           <w:r>
             <w:rPr>
               <w:rStyle w:val="Hyperlink"/>
@@ -3782,7 +3770,18 @@
           <w:color w:val="000000"/>
           <w:sz w:val="24"/>
         </w:rPr>
-        <w:t xml:space="preserve"> is the custodian of the </w:t>
+        <w:t xml:space="preserve"> is the cu</w:t>
+      </w:r>
+      <w:r>
+        <w:rPr>
+          <w:u w:val="single" w:color="0000ff"/>
+          <w:rFonts w:ascii="Charis SIL Regular" w:hAnsi="Charis SIL Regular" w:eastAsia="Charis SIL Regular"/>
+          <w:b w:val="0"/>
+          <w:i w:val="0"/>
+          <w:color w:val="000000"/>
+          <w:sz w:val="24"/>
+        </w:rPr>
+        <w:t xml:space="preserve">stodian of the </w:t>
       </w:r>
       <w:r>
         <w:rPr>
@@ -3793,7 +3792,7 @@
           <w:sz w:val="24"/>
           <w:u w:val="single"/>
         </w:rPr>
-        <w:hyperlink r:id="rId27" w:history="1">
+        <w:hyperlink r:id="rId26" w:history="1">
           <w:r>
             <w:rPr>
               <w:rStyle w:val="Hyperlink"/>
@@ -3811,7 +3810,7 @@
           <w:sz w:val="24"/>
           <w:u w:val="single"/>
         </w:rPr>
-        <w:hyperlink r:id="rId28" w:history="1">
+        <w:hyperlink r:id="rId26" w:history="1">
           <w:r>
             <w:rPr>
               <w:rStyle w:val="Hyperlink"/>
@@ -3829,7 +3828,7 @@
           <w:sz w:val="24"/>
           <w:u w:val="single"/>
         </w:rPr>
-        <w:hyperlink r:id="rId25" w:history="1">
+        <w:hyperlink r:id="rId26" w:history="1">
           <w:r>
             <w:rPr>
               <w:rStyle w:val="Hyperlink"/>
@@ -3858,7 +3857,7 @@
           <w:sz w:val="24"/>
           <w:u w:val="single"/>
         </w:rPr>
-        <w:hyperlink r:id="rId25" w:history="1">
+        <w:hyperlink r:id="rId26" w:history="1">
           <w:r>
             <w:rPr>
               <w:rStyle w:val="Hyperlink"/>
@@ -3887,7 +3886,7 @@
           <w:sz w:val="24"/>
           <w:u w:val="single"/>
         </w:rPr>
-        <w:hyperlink r:id="rId25" w:history="1">
+        <w:hyperlink r:id="rId26" w:history="1">
           <w:r>
             <w:rPr>
               <w:rStyle w:val="Hyperlink"/>
@@ -3905,7 +3904,7 @@
           <w:sz w:val="24"/>
           <w:u w:val="single"/>
         </w:rPr>
-        <w:hyperlink r:id="rId28" w:history="1">
+        <w:hyperlink r:id="rId26" w:history="1">
           <w:r>
             <w:rPr>
               <w:rStyle w:val="Hyperlink"/>
@@ -3933,7 +3932,7 @@
           <w:color w:val="000000"/>
           <w:sz w:val="24"/>
         </w:rPr>
-        <w:hyperlink r:id="rId26" w:history="1">
+        <w:hyperlink r:id="rId25" w:history="1">
           <w:r>
             <w:rPr>
               <w:rStyle w:val="Hyperlink"/>
@@ -3951,7 +3950,7 @@
           <w:color w:val="000000"/>
           <w:sz w:val="24"/>
         </w:rPr>
-        <w:hyperlink r:id="rId26" w:history="1">
+        <w:hyperlink r:id="rId25" w:history="1">
           <w:r>
             <w:rPr>
               <w:rStyle w:val="Hyperlink"/>
@@ -4009,7 +4008,7 @@
           <w:sz w:val="24"/>
           <w:u w:val="single"/>
         </w:rPr>
-        <w:hyperlink r:id="rId29" w:history="1">
+        <w:hyperlink r:id="rId27" w:history="1">
           <w:r>
             <w:rPr>
               <w:rStyle w:val="Hyperlink"/>
@@ -4038,7 +4037,7 @@
           <w:sz w:val="24"/>
           <w:u w:val="single"/>
         </w:rPr>
-        <w:hyperlink r:id="rId29" w:history="1">
+        <w:hyperlink r:id="rId27" w:history="1">
           <w:r>
             <w:rPr>
               <w:rStyle w:val="Hyperlink"/>
@@ -4066,7 +4065,7 @@
           <w:sz w:val="24"/>
           <w:u w:val="single"/>
         </w:rPr>
-        <w:hyperlink r:id="rId30" w:history="1">
+        <w:hyperlink r:id="rId28" w:history="1">
           <w:r>
             <w:rPr>
               <w:rStyle w:val="Hyperlink"/>
@@ -4095,7 +4094,7 @@
           <w:sz w:val="24"/>
           <w:u w:val="single"/>
         </w:rPr>
-        <w:hyperlink r:id="rId30" w:history="1">
+        <w:hyperlink r:id="rId28" w:history="1">
           <w:r>
             <w:rPr>
               <w:rStyle w:val="Hyperlink"/>
@@ -4124,7 +4123,7 @@
           <w:sz w:val="24"/>
           <w:u w:val="single"/>
         </w:rPr>
-        <w:hyperlink r:id="rId30" w:history="1">
+        <w:hyperlink r:id="rId28" w:history="1">
           <w:r>
             <w:rPr>
               <w:rStyle w:val="Hyperlink"/>
@@ -4362,6 +4361,225 @@
           <w:sz w:val="24"/>
           <w:u w:val="single"/>
         </w:rPr>
+        <w:hyperlink r:id="rId29" w:history="1">
+          <w:r>
+            <w:rPr>
+              <w:rStyle w:val="Hyperlink"/>
+            </w:rPr>
+            <w:t>National</w:t>
+          </w:r>
+        </w:hyperlink>
+      </w:r>
+      <w:r>
+        <w:rPr>
+          <w:rFonts w:ascii="Charis SIL Regular" w:hAnsi="Charis SIL Regular" w:eastAsia="Charis SIL Regular"/>
+          <w:b w:val="0"/>
+          <w:i w:val="0"/>
+          <w:color w:val="0000FF"/>
+          <w:sz w:val="24"/>
+          <w:u w:val="single"/>
+        </w:rPr>
+        <w:t xml:space="preserve"> </w:t>
+      </w:r>
+      <w:r>
+        <w:rPr>
+          <w:rFonts w:ascii="Charis SIL Regular" w:hAnsi="Charis SIL Regular" w:eastAsia="Charis SIL Regular"/>
+          <w:b w:val="0"/>
+          <w:i w:val="0"/>
+          <w:color w:val="0000FF"/>
+          <w:sz w:val="24"/>
+          <w:u w:val="single"/>
+        </w:rPr>
+        <w:hyperlink r:id="rId29" w:history="1">
+          <w:r>
+            <w:rPr>
+              <w:rStyle w:val="Hyperlink"/>
+            </w:rPr>
+            <w:t>Archives</w:t>
+          </w:r>
+        </w:hyperlink>
+      </w:r>
+      <w:r>
+        <w:rPr>
+          <w:rFonts w:ascii="Charis SIL Regular" w:hAnsi="Charis SIL Regular" w:eastAsia="Charis SIL Regular"/>
+          <w:b w:val="0"/>
+          <w:i w:val="0"/>
+          <w:color w:val="0000FF"/>
+          <w:sz w:val="24"/>
+          <w:u w:val="single"/>
+        </w:rPr>
+        <w:t xml:space="preserve"> </w:t>
+      </w:r>
+      <w:r>
+        <w:rPr>
+          <w:rFonts w:ascii="Charis SIL Regular" w:hAnsi="Charis SIL Regular" w:eastAsia="Charis SIL Regular"/>
+          <w:b w:val="0"/>
+          <w:i w:val="0"/>
+          <w:color w:val="0000FF"/>
+          <w:sz w:val="24"/>
+          <w:u w:val="single"/>
+        </w:rPr>
+        <w:hyperlink r:id="rId29" w:history="1">
+          <w:r>
+            <w:rPr>
+              <w:rStyle w:val="Hyperlink"/>
+            </w:rPr>
+            <w:t xml:space="preserve">of </w:t>
+          </w:r>
+        </w:hyperlink>
+      </w:r>
+      <w:r>
+        <w:rPr>
+          <w:rFonts w:ascii="Charis SIL Regular" w:hAnsi="Charis SIL Regular" w:eastAsia="Charis SIL Regular"/>
+          <w:b w:val="0"/>
+          <w:i w:val="0"/>
+          <w:color w:val="0000FF"/>
+          <w:sz w:val="24"/>
+          <w:u w:val="single"/>
+        </w:rPr>
+        <w:hyperlink r:id="rId29" w:history="1">
+          <w:r>
+            <w:rPr>
+              <w:rStyle w:val="Hyperlink"/>
+            </w:rPr>
+            <w:t>Suriname</w:t>
+          </w:r>
+        </w:hyperlink>
+      </w:r>
+      <w:r>
+        <w:rPr>
+          <w:rFonts w:ascii="Charis SIL Regular" w:hAnsi="Charis SIL Regular" w:eastAsia="Charis SIL Regular"/>
+          <w:b w:val="0"/>
+          <w:i w:val="0"/>
+          <w:color w:val="000000"/>
+          <w:sz w:val="24"/>
+        </w:rPr>
+        <w:t xml:space="preserve">, </w:t>
+      </w:r>
+      <w:r>
+        <w:rPr>
+          <w:rFonts w:ascii="Charis SIL Regular" w:hAnsi="Charis SIL Regular" w:eastAsia="Charis SIL Regular"/>
+          <w:b w:val="0"/>
+          <w:i w:val="0"/>
+          <w:color w:val="0000FF"/>
+          <w:sz w:val="24"/>
+          <w:u w:val="single"/>
+        </w:rPr>
+        <w:hyperlink r:id="rId30" w:history="1">
+          <w:r>
+            <w:rPr>
+              <w:rStyle w:val="Hyperlink"/>
+            </w:rPr>
+            <w:t>Arsip</w:t>
+          </w:r>
+        </w:hyperlink>
+      </w:r>
+      <w:r>
+        <w:rPr>
+          <w:rFonts w:ascii="Charis SIL Regular" w:hAnsi="Charis SIL Regular" w:eastAsia="Charis SIL Regular"/>
+          <w:b w:val="0"/>
+          <w:i w:val="0"/>
+          <w:color w:val="0000FF"/>
+          <w:sz w:val="24"/>
+          <w:u w:val="single"/>
+        </w:rPr>
+        <w:t xml:space="preserve"> </w:t>
+      </w:r>
+      <w:r>
+        <w:rPr>
+          <w:rFonts w:ascii="Charis SIL Regular" w:hAnsi="Charis SIL Regular" w:eastAsia="Charis SIL Regular"/>
+          <w:b w:val="0"/>
+          <w:i w:val="0"/>
+          <w:color w:val="0000FF"/>
+          <w:sz w:val="24"/>
+          <w:u w:val="single"/>
+        </w:rPr>
+        <w:hyperlink r:id="rId30" w:history="1">
+          <w:r>
+            <w:rPr>
+              <w:rStyle w:val="Hyperlink"/>
+            </w:rPr>
+            <w:t>Nasional</w:t>
+          </w:r>
+        </w:hyperlink>
+      </w:r>
+      <w:r>
+        <w:rPr>
+          <w:rFonts w:ascii="Charis SIL Regular" w:hAnsi="Charis SIL Regular" w:eastAsia="Charis SIL Regular"/>
+          <w:b w:val="0"/>
+          <w:i w:val="0"/>
+          <w:color w:val="0000FF"/>
+          <w:sz w:val="24"/>
+          <w:u w:val="single"/>
+        </w:rPr>
+        <w:t xml:space="preserve"> </w:t>
+      </w:r>
+      <w:r>
+        <w:rPr>
+          <w:rFonts w:ascii="Charis SIL Regular" w:hAnsi="Charis SIL Regular" w:eastAsia="Charis SIL Regular"/>
+          <w:b w:val="0"/>
+          <w:i w:val="0"/>
+          <w:color w:val="0000FF"/>
+          <w:sz w:val="24"/>
+          <w:u w:val="single"/>
+        </w:rPr>
+        <w:hyperlink r:id="rId30" w:history="1">
+          <w:r>
+            <w:rPr>
+              <w:rStyle w:val="Hyperlink"/>
+            </w:rPr>
+            <w:t>Republik</w:t>
+          </w:r>
+        </w:hyperlink>
+      </w:r>
+      <w:r>
+        <w:rPr>
+          <w:rFonts w:ascii="Charis SIL Regular" w:hAnsi="Charis SIL Regular" w:eastAsia="Charis SIL Regular"/>
+          <w:b w:val="0"/>
+          <w:i w:val="0"/>
+          <w:color w:val="0000FF"/>
+          <w:sz w:val="24"/>
+          <w:u w:val="single"/>
+        </w:rPr>
+        <w:t xml:space="preserve"> </w:t>
+      </w:r>
+      <w:r>
+        <w:rPr>
+          <w:rFonts w:ascii="Charis SIL Regular" w:hAnsi="Charis SIL Regular" w:eastAsia="Charis SIL Regular"/>
+          <w:b w:val="0"/>
+          <w:i w:val="0"/>
+          <w:color w:val="0000FF"/>
+          <w:sz w:val="24"/>
+          <w:u w:val="single"/>
+        </w:rPr>
+        <w:hyperlink r:id="rId30" w:history="1">
+          <w:r>
+            <w:rPr>
+              <w:rStyle w:val="Hyperlink"/>
+            </w:rPr>
+            <w:t>Indonesia</w:t>
+          </w:r>
+        </w:hyperlink>
+      </w:r>
+      <w:r>
+        <w:rPr>
+          <w:rFonts w:ascii="Charis SIL Regular" w:hAnsi="Charis SIL Regular" w:eastAsia="Charis SIL Regular"/>
+          <w:b w:val="0"/>
+          <w:i w:val="0"/>
+          <w:color w:val="000000"/>
+          <w:sz w:val="24"/>
+        </w:rPr>
+        <w:t xml:space="preserve">, the </w:t>
+      </w:r>
+      <w:r>
+        <w:rPr>
+          <w:rFonts w:ascii="Charis SIL Regular" w:hAnsi="Charis SIL Regular" w:eastAsia="Charis SIL Regular"/>
+          <w:b w:val="0"/>
+          <w:i w:val="0"/>
+          <w:color w:val="0000FF"/>
+          <w:sz w:val="24"/>
+          <w:u w:val="single"/>
+        </w:rPr>
         <w:hyperlink r:id="rId31" w:history="1">
           <w:r>
             <w:rPr>
@@ -4396,7 +4614,7 @@
             <w:rPr>
               <w:rStyle w:val="Hyperlink"/>
             </w:rPr>
-            <w:t>Archives</w:t>
+            <w:t>Archive</w:t>
           </w:r>
         </w:hyperlink>
       </w:r>
@@ -4409,23 +4627,12 @@
           <w:sz w:val="24"/>
           <w:u w:val="single"/>
         </w:rPr>
-        <w:t xml:space="preserve"> </w:t>
-      </w:r>
-      <w:r>
-        <w:rPr>
-          <w:rFonts w:ascii="Charis SIL Regular" w:hAnsi="Charis SIL Regular" w:eastAsia="Charis SIL Regular"/>
-          <w:b w:val="0"/>
-          <w:i w:val="0"/>
-          <w:color w:val="0000FF"/>
-          <w:sz w:val="24"/>
-          <w:u w:val="single"/>
-        </w:rPr>
-        <w:hyperlink r:id="rId31" w:history="1">
+        <w:hyperlink r:id="rId29" w:history="1">
           <w:r>
             <w:rPr>
               <w:rStyle w:val="Hyperlink"/>
             </w:rPr>
-            <w:t xml:space="preserve">of </w:t>
+            <w:t>s</w:t>
           </w:r>
         </w:hyperlink>
       </w:r>
@@ -4438,12 +4645,23 @@
           <w:sz w:val="24"/>
           <w:u w:val="single"/>
         </w:rPr>
-        <w:hyperlink r:id="rId31" w:history="1">
+        <w:t xml:space="preserve"> </w:t>
+      </w:r>
+      <w:r>
+        <w:rPr>
+          <w:rFonts w:ascii="Charis SIL Regular" w:hAnsi="Charis SIL Regular" w:eastAsia="Charis SIL Regular"/>
+          <w:b w:val="0"/>
+          <w:i w:val="0"/>
+          <w:color w:val="0000FF"/>
+          <w:sz w:val="24"/>
+          <w:u w:val="single"/>
+        </w:rPr>
+        <w:hyperlink r:id="rId29" w:history="1">
           <w:r>
             <w:rPr>
               <w:rStyle w:val="Hyperlink"/>
             </w:rPr>
-            <w:t>Suriname</w:t>
+            <w:t>of</w:t>
           </w:r>
         </w:hyperlink>
       </w:r>
@@ -4452,26 +4670,27 @@
           <w:rFonts w:ascii="Charis SIL Regular" w:hAnsi="Charis SIL Regular" w:eastAsia="Charis SIL Regular"/>
           <w:b w:val="0"/>
           <w:i w:val="0"/>
-          <w:color w:val="000000"/>
-          <w:sz w:val="24"/>
-        </w:rPr>
-        <w:t xml:space="preserve">, </w:t>
-      </w:r>
-      <w:r>
-        <w:rPr>
-          <w:rFonts w:ascii="Charis SIL Regular" w:hAnsi="Charis SIL Regular" w:eastAsia="Charis SIL Regular"/>
-          <w:b w:val="0"/>
-          <w:i w:val="0"/>
           <w:color w:val="0000FF"/>
           <w:sz w:val="24"/>
           <w:u w:val="single"/>
         </w:rPr>
-        <w:hyperlink r:id="rId32" w:history="1">
+        <w:t xml:space="preserve"> </w:t>
+      </w:r>
+      <w:r>
+        <w:rPr>
+          <w:rFonts w:ascii="Charis SIL Regular" w:hAnsi="Charis SIL Regular" w:eastAsia="Charis SIL Regular"/>
+          <w:b w:val="0"/>
+          <w:i w:val="0"/>
+          <w:color w:val="0000FF"/>
+          <w:sz w:val="24"/>
+          <w:u w:val="single"/>
+        </w:rPr>
+        <w:hyperlink r:id="rId29" w:history="1">
           <w:r>
             <w:rPr>
               <w:rStyle w:val="Hyperlink"/>
             </w:rPr>
-            <w:t>Arsip</w:t>
+            <w:t>Sri</w:t>
           </w:r>
         </w:hyperlink>
       </w:r>
@@ -4495,12 +4714,12 @@
           <w:sz w:val="24"/>
           <w:u w:val="single"/>
         </w:rPr>
-        <w:hyperlink r:id="rId32" w:history="1">
+        <w:hyperlink r:id="rId29" w:history="1">
           <w:r>
             <w:rPr>
               <w:rStyle w:val="Hyperlink"/>
             </w:rPr>
-            <w:t>Nasional</w:t>
+            <w:t>L</w:t>
           </w:r>
         </w:hyperlink>
       </w:r>
@@ -4513,23 +4732,12 @@
           <w:sz w:val="24"/>
           <w:u w:val="single"/>
         </w:rPr>
-        <w:t xml:space="preserve"> </w:t>
-      </w:r>
-      <w:r>
-        <w:rPr>
-          <w:rFonts w:ascii="Charis SIL Regular" w:hAnsi="Charis SIL Regular" w:eastAsia="Charis SIL Regular"/>
-          <w:b w:val="0"/>
-          <w:i w:val="0"/>
-          <w:color w:val="0000FF"/>
-          <w:sz w:val="24"/>
-          <w:u w:val="single"/>
-        </w:rPr>
-        <w:hyperlink r:id="rId32" w:history="1">
+        <w:hyperlink r:id="rId29" w:history="1">
           <w:r>
             <w:rPr>
               <w:rStyle w:val="Hyperlink"/>
             </w:rPr>
-            <w:t>Republik</w:t>
+            <w:t>a</w:t>
           </w:r>
         </w:hyperlink>
       </w:r>
@@ -4542,35 +4750,78 @@
           <w:sz w:val="24"/>
           <w:u w:val="single"/>
         </w:rPr>
-        <w:t xml:space="preserve"> </w:t>
-      </w:r>
-      <w:r>
-        <w:rPr>
-          <w:rFonts w:ascii="Charis SIL Regular" w:hAnsi="Charis SIL Regular" w:eastAsia="Charis SIL Regular"/>
-          <w:b w:val="0"/>
-          <w:i w:val="0"/>
-          <w:color w:val="0000FF"/>
-          <w:sz w:val="24"/>
-          <w:u w:val="single"/>
-        </w:rPr>
-        <w:hyperlink r:id="rId32" w:history="1">
+        <w:hyperlink r:id="rId29" w:history="1">
           <w:r>
             <w:rPr>
               <w:rStyle w:val="Hyperlink"/>
             </w:rPr>
-            <w:t>Indonesia</w:t>
+            <w:t>nka</w:t>
           </w:r>
         </w:hyperlink>
       </w:r>
       <w:r>
         <w:rPr>
+          <w:u w:val="single" w:color="0000ff"/>
           <w:rFonts w:ascii="Charis SIL Regular" w:hAnsi="Charis SIL Regular" w:eastAsia="Charis SIL Regular"/>
           <w:b w:val="0"/>
           <w:i w:val="0"/>
           <w:color w:val="000000"/>
           <w:sz w:val="24"/>
         </w:rPr>
-        <w:t xml:space="preserve">, the </w:t>
+        <w:hyperlink r:id="rId29" w:history="1">
+          <w:r>
+            <w:rPr>
+              <w:rStyle w:val="Hyperlink"/>
+            </w:rPr>
+            <w:t xml:space="preserve"> and</w:t>
+          </w:r>
+        </w:hyperlink>
+      </w:r>
+      <w:r>
+        <w:rPr>
+          <w:u w:val="single" w:color="0000ff"/>
+          <w:rFonts w:ascii="Charis SIL Regular" w:hAnsi="Charis SIL Regular" w:eastAsia="Charis SIL Regular"/>
+          <w:b w:val="0"/>
+          <w:i w:val="0"/>
+          <w:color w:val="000000"/>
+          <w:sz w:val="24"/>
+        </w:rPr>
+        <w:t xml:space="preserve"> </w:t>
+      </w:r>
+      <w:r>
+        <w:rPr>
+          <w:u w:val="single" w:color="0000ff"/>
+          <w:rFonts w:ascii="Charis SIL Regular" w:hAnsi="Charis SIL Regular" w:eastAsia="Charis SIL Regular"/>
+          <w:b w:val="0"/>
+          <w:i w:val="0"/>
+          <w:color w:val="000000"/>
+          <w:sz w:val="24"/>
+        </w:rPr>
+        <w:hyperlink r:id="rId29" w:history="1">
+          <w:r>
+            <w:rPr>
+              <w:rStyle w:val="Hyperlink"/>
+            </w:rPr>
+            <w:t>th</w:t>
+          </w:r>
+        </w:hyperlink>
+      </w:r>
+      <w:r>
+        <w:rPr>
+          <w:rFonts w:ascii="Charis SIL Regular" w:hAnsi="Charis SIL Regular" w:eastAsia="Charis SIL Regular"/>
+          <w:b w:val="0"/>
+          <w:i w:val="0"/>
+          <w:color w:val="000000"/>
+          <w:sz w:val="24"/>
+        </w:rPr>
+        <w:hyperlink r:id="rId29" w:history="1">
+          <w:r>
+            <w:rPr>
+              <w:rStyle w:val="Hyperlink"/>
+            </w:rPr>
+            <w:t xml:space="preserve">e </w:t>
+          </w:r>
+        </w:hyperlink>
       </w:r>
       <w:r>
         <w:rPr>
@@ -4581,7 +4832,7 @@
           <w:sz w:val="24"/>
           <w:u w:val="single"/>
         </w:rPr>
-        <w:hyperlink r:id="rId33" w:history="1">
+        <w:hyperlink r:id="rId29" w:history="1">
           <w:r>
             <w:rPr>
               <w:rStyle w:val="Hyperlink"/>
@@ -4610,12 +4861,12 @@
           <w:sz w:val="24"/>
           <w:u w:val="single"/>
         </w:rPr>
-        <w:hyperlink r:id="rId33" w:history="1">
+        <w:hyperlink r:id="rId32" w:history="1">
           <w:r>
             <w:rPr>
               <w:rStyle w:val="Hyperlink"/>
             </w:rPr>
-            <w:t>Archive</w:t>
+            <w:t>A</w:t>
           </w:r>
         </w:hyperlink>
       </w:r>
@@ -4628,7 +4879,43 @@
           <w:sz w:val="24"/>
           <w:u w:val="single"/>
         </w:rPr>
-        <w:hyperlink r:id="rId31" w:history="1">
+        <w:hyperlink r:id="rId30" w:history="1">
+          <w:r>
+            <w:rPr>
+              <w:rStyle w:val="Hyperlink"/>
+            </w:rPr>
+            <w:t>rchiv</w:t>
+          </w:r>
+        </w:hyperlink>
+      </w:r>
+      <w:r>
+        <w:rPr>
+          <w:rFonts w:ascii="Charis SIL Regular" w:hAnsi="Charis SIL Regular" w:eastAsia="Charis SIL Regular"/>
+          <w:b w:val="0"/>
+          <w:i w:val="0"/>
+          <w:color w:val="0000FF"/>
+          <w:sz w:val="24"/>
+          <w:u w:val="single"/>
+        </w:rPr>
+        <w:hyperlink r:id="rId30" w:history="1">
+          <w:r>
+            <w:rPr>
+              <w:rStyle w:val="Hyperlink"/>
+            </w:rPr>
+            <w:t>e</w:t>
+          </w:r>
+        </w:hyperlink>
+      </w:r>
+      <w:r>
+        <w:rPr>
+          <w:rFonts w:ascii="Charis SIL Regular" w:hAnsi="Charis SIL Regular" w:eastAsia="Charis SIL Regular"/>
+          <w:b w:val="0"/>
+          <w:i w:val="0"/>
+          <w:color w:val="0000FF"/>
+          <w:sz w:val="24"/>
+          <w:u w:val="single"/>
+        </w:rPr>
+        <w:hyperlink r:id="rId30" w:history="1">
           <w:r>
             <w:rPr>
               <w:rStyle w:val="Hyperlink"/>
@@ -4657,7 +4944,7 @@
           <w:sz w:val="24"/>
           <w:u w:val="single"/>
         </w:rPr>
-        <w:hyperlink r:id="rId31" w:history="1">
+        <w:hyperlink r:id="rId30" w:history="1">
           <w:r>
             <w:rPr>
               <w:rStyle w:val="Hyperlink"/>
@@ -4686,52 +4973,123 @@
           <w:sz w:val="24"/>
           <w:u w:val="single"/>
         </w:rPr>
+        <w:hyperlink r:id="rId30" w:history="1">
+          <w:r>
+            <w:rPr>
+              <w:rStyle w:val="Hyperlink"/>
+            </w:rPr>
+            <w:t>Cura</w:t>
+          </w:r>
+        </w:hyperlink>
+      </w:r>
+      <w:r>
+        <w:rPr>
+          <w:rFonts w:ascii="Charis SIL Regular" w:hAnsi="Charis SIL Regular" w:eastAsia="Charis SIL Regular"/>
+          <w:b w:val="0"/>
+          <w:i w:val="0"/>
+          <w:color w:val="0000FF"/>
+          <w:sz w:val="24"/>
+          <w:u w:val="single"/>
+        </w:rPr>
+        <w:hyperlink r:id="rId30" w:history="1">
+          <w:r>
+            <w:rPr>
+              <w:rStyle w:val="Hyperlink"/>
+            </w:rPr>
+            <w:t>çao</w:t>
+          </w:r>
+        </w:hyperlink>
+      </w:r>
+      <w:r>
+        <w:rPr>
+          <w:u w:val="single" w:color="0000ff"/>
+          <w:rFonts w:ascii="Charis SIL Regular" w:hAnsi="Charis SIL Regular" w:eastAsia="Charis SIL Regular"/>
+          <w:b w:val="0"/>
+          <w:i w:val="0"/>
+          <w:color w:val="000000"/>
+          <w:sz w:val="24"/>
+        </w:rPr>
+        <w:hyperlink r:id="rId30" w:history="1">
+          <w:r>
+            <w:rPr>
+              <w:rStyle w:val="Hyperlink"/>
+            </w:rPr>
+            <w:t>. Vari</w:t>
+          </w:r>
+        </w:hyperlink>
+      </w:r>
+      <w:r>
+        <w:rPr>
+          <w:u w:val="single" w:color="0000ff"/>
+          <w:rFonts w:ascii="Charis SIL Regular" w:hAnsi="Charis SIL Regular" w:eastAsia="Charis SIL Regular"/>
+          <w:b w:val="0"/>
+          <w:i w:val="0"/>
+          <w:color w:val="000000"/>
+          <w:sz w:val="24"/>
+        </w:rPr>
+        <w:hyperlink r:id="rId30" w:history="1">
+          <w:r>
+            <w:rPr>
+              <w:rStyle w:val="Hyperlink"/>
+            </w:rPr>
+            <w:t>o</w:t>
+          </w:r>
+        </w:hyperlink>
+      </w:r>
+      <w:r>
+        <w:rPr>
+          <w:u w:val="single" w:color="0000ff"/>
+          <w:rFonts w:ascii="Charis SIL Regular" w:hAnsi="Charis SIL Regular" w:eastAsia="Charis SIL Regular"/>
+          <w:b w:val="0"/>
+          <w:i w:val="0"/>
+          <w:color w:val="000000"/>
+          <w:sz w:val="24"/>
+        </w:rPr>
+        <w:hyperlink r:id="rId30" w:history="1">
+          <w:r>
+            <w:rPr>
+              <w:rStyle w:val="Hyperlink"/>
+            </w:rPr>
+            <w:t>us archiv</w:t>
+          </w:r>
+        </w:hyperlink>
+      </w:r>
+      <w:r>
+        <w:rPr>
+          <w:rFonts w:ascii="Charis SIL Regular" w:hAnsi="Charis SIL Regular" w:eastAsia="Charis SIL Regular"/>
+          <w:b w:val="0"/>
+          <w:i w:val="0"/>
+          <w:color w:val="000000"/>
+          <w:sz w:val="24"/>
+        </w:rPr>
+        <w:t xml:space="preserve">es in </w:t>
+      </w:r>
+      <w:r>
+        <w:rPr>
+          <w:u w:val="single" w:color="0000ff"/>
+          <w:rFonts w:ascii="Charis SIL Regular" w:hAnsi="Charis SIL Regular" w:eastAsia="Charis SIL Regular"/>
+          <w:b w:val="0"/>
+          <w:i w:val="0"/>
+          <w:color w:val="000000"/>
+          <w:sz w:val="24"/>
+        </w:rPr>
         <w:hyperlink r:id="rId31" w:history="1">
           <w:r>
             <w:rPr>
               <w:rStyle w:val="Hyperlink"/>
             </w:rPr>
-            <w:t>Sri</w:t>
+            <w:t>Indonesi</w:t>
           </w:r>
         </w:hyperlink>
       </w:r>
       <w:r>
         <w:rPr>
-          <w:rFonts w:ascii="Charis SIL Regular" w:hAnsi="Charis SIL Regular" w:eastAsia="Charis SIL Regular"/>
-          <w:b w:val="0"/>
-          <w:i w:val="0"/>
-          <w:color w:val="0000FF"/>
-          <w:sz w:val="24"/>
-          <w:u w:val="single"/>
-        </w:rPr>
-        <w:t xml:space="preserve"> </w:t>
-      </w:r>
-      <w:r>
-        <w:rPr>
-          <w:rFonts w:ascii="Charis SIL Regular" w:hAnsi="Charis SIL Regular" w:eastAsia="Charis SIL Regular"/>
-          <w:b w:val="0"/>
-          <w:i w:val="0"/>
-          <w:color w:val="0000FF"/>
-          <w:sz w:val="24"/>
-          <w:u w:val="single"/>
-        </w:rPr>
-        <w:hyperlink r:id="rId31" w:history="1">
-          <w:r>
-            <w:rPr>
-              <w:rStyle w:val="Hyperlink"/>
-            </w:rPr>
-            <w:t>L</w:t>
-          </w:r>
-        </w:hyperlink>
-      </w:r>
-      <w:r>
-        <w:rPr>
-          <w:rFonts w:ascii="Charis SIL Regular" w:hAnsi="Charis SIL Regular" w:eastAsia="Charis SIL Regular"/>
-          <w:b w:val="0"/>
-          <w:i w:val="0"/>
-          <w:color w:val="0000FF"/>
-          <w:sz w:val="24"/>
-          <w:u w:val="single"/>
+          <w:u w:val="single" w:color="0000ff"/>
+          <w:rFonts w:ascii="Charis SIL Regular" w:hAnsi="Charis SIL Regular" w:eastAsia="Charis SIL Regular"/>
+          <w:b w:val="0"/>
+          <w:i w:val="0"/>
+          <w:color w:val="000000"/>
+          <w:sz w:val="24"/>
         </w:rPr>
         <w:hyperlink r:id="rId31" w:history="1">
           <w:r>
@@ -4744,19 +5102,19 @@
       </w:r>
       <w:r>
         <w:rPr>
-          <w:rFonts w:ascii="Charis SIL Regular" w:hAnsi="Charis SIL Regular" w:eastAsia="Charis SIL Regular"/>
-          <w:b w:val="0"/>
-          <w:i w:val="0"/>
-          <w:color w:val="0000FF"/>
-          <w:sz w:val="24"/>
-          <w:u w:val="single"/>
+          <w:u w:val="single" w:color="0000ff"/>
+          <w:rFonts w:ascii="Charis SIL Regular" w:hAnsi="Charis SIL Regular" w:eastAsia="Charis SIL Regular"/>
+          <w:b w:val="0"/>
+          <w:i w:val="0"/>
+          <w:color w:val="000000"/>
+          <w:sz w:val="24"/>
         </w:rPr>
         <w:hyperlink r:id="rId31" w:history="1">
           <w:r>
             <w:rPr>
               <w:rStyle w:val="Hyperlink"/>
             </w:rPr>
-            <w:t>nka</w:t>
+            <w:t xml:space="preserve"> can be </w:t>
           </w:r>
         </w:hyperlink>
       </w:r>
@@ -4774,20 +5132,9 @@
             <w:rPr>
               <w:rStyle w:val="Hyperlink"/>
             </w:rPr>
-            <w:t xml:space="preserve"> and</w:t>
+            <w:t>a</w:t>
           </w:r>
         </w:hyperlink>
-      </w:r>
-      <w:r>
-        <w:rPr>
-          <w:u w:val="single" w:color="0000ff"/>
-          <w:rFonts w:ascii="Charis SIL Regular" w:hAnsi="Charis SIL Regular" w:eastAsia="Charis SIL Regular"/>
-          <w:b w:val="0"/>
-          <w:i w:val="0"/>
-          <w:color w:val="000000"/>
-          <w:sz w:val="24"/>
-        </w:rPr>
-        <w:t xml:space="preserve"> </w:t>
       </w:r>
       <w:r>
         <w:rPr>
@@ -4803,12 +5150,13 @@
             <w:rPr>
               <w:rStyle w:val="Hyperlink"/>
             </w:rPr>
-            <w:t>th</w:t>
+            <w:t>cc</w:t>
           </w:r>
         </w:hyperlink>
       </w:r>
       <w:r>
         <w:rPr>
+          <w:u w:val="single" w:color="0000ff"/>
           <w:rFonts w:ascii="Charis SIL Regular" w:hAnsi="Charis SIL Regular" w:eastAsia="Charis SIL Regular"/>
           <w:b w:val="0"/>
           <w:i w:val="0"/>
@@ -4820,85 +5168,20 @@
             <w:rPr>
               <w:rStyle w:val="Hyperlink"/>
             </w:rPr>
-            <w:t xml:space="preserve">e </w:t>
+            <w:t>ess</w:t>
           </w:r>
         </w:hyperlink>
       </w:r>
       <w:r>
         <w:rPr>
-          <w:rFonts w:ascii="Charis SIL Regular" w:hAnsi="Charis SIL Regular" w:eastAsia="Charis SIL Regular"/>
-          <w:b w:val="0"/>
-          <w:i w:val="0"/>
-          <w:color w:val="0000FF"/>
-          <w:sz w:val="24"/>
-          <w:u w:val="single"/>
+          <w:u w:val="single" w:color="0000ff"/>
+          <w:rFonts w:ascii="Charis SIL Regular" w:hAnsi="Charis SIL Regular" w:eastAsia="Charis SIL Regular"/>
+          <w:b w:val="0"/>
+          <w:i w:val="0"/>
+          <w:color w:val="000000"/>
+          <w:sz w:val="24"/>
         </w:rPr>
         <w:hyperlink r:id="rId31" w:history="1">
-          <w:r>
-            <w:rPr>
-              <w:rStyle w:val="Hyperlink"/>
-            </w:rPr>
-            <w:t>National</w:t>
-          </w:r>
-        </w:hyperlink>
-      </w:r>
-      <w:r>
-        <w:rPr>
-          <w:rFonts w:ascii="Charis SIL Regular" w:hAnsi="Charis SIL Regular" w:eastAsia="Charis SIL Regular"/>
-          <w:b w:val="0"/>
-          <w:i w:val="0"/>
-          <w:color w:val="0000FF"/>
-          <w:sz w:val="24"/>
-          <w:u w:val="single"/>
-        </w:rPr>
-        <w:t xml:space="preserve"> </w:t>
-      </w:r>
-      <w:r>
-        <w:rPr>
-          <w:rFonts w:ascii="Charis SIL Regular" w:hAnsi="Charis SIL Regular" w:eastAsia="Charis SIL Regular"/>
-          <w:b w:val="0"/>
-          <w:i w:val="0"/>
-          <w:color w:val="0000FF"/>
-          <w:sz w:val="24"/>
-          <w:u w:val="single"/>
-        </w:rPr>
-        <w:hyperlink r:id="rId34" w:history="1">
-          <w:r>
-            <w:rPr>
-              <w:rStyle w:val="Hyperlink"/>
-            </w:rPr>
-            <w:t>A</w:t>
-          </w:r>
-        </w:hyperlink>
-      </w:r>
-      <w:r>
-        <w:rPr>
-          <w:rFonts w:ascii="Charis SIL Regular" w:hAnsi="Charis SIL Regular" w:eastAsia="Charis SIL Regular"/>
-          <w:b w:val="0"/>
-          <w:i w:val="0"/>
-          <w:color w:val="0000FF"/>
-          <w:sz w:val="24"/>
-          <w:u w:val="single"/>
-        </w:rPr>
-        <w:hyperlink r:id="rId34" w:history="1">
-          <w:r>
-            <w:rPr>
-              <w:rStyle w:val="Hyperlink"/>
-            </w:rPr>
-            <w:t>rchiv</w:t>
-          </w:r>
-        </w:hyperlink>
-      </w:r>
-      <w:r>
-        <w:rPr>
-          <w:rFonts w:ascii="Charis SIL Regular" w:hAnsi="Charis SIL Regular" w:eastAsia="Charis SIL Regular"/>
-          <w:b w:val="0"/>
-          <w:i w:val="0"/>
-          <w:color w:val="0000FF"/>
-          <w:sz w:val="24"/>
-          <w:u w:val="single"/>
-        </w:rPr>
-        <w:hyperlink r:id="rId34" w:history="1">
           <w:r>
             <w:rPr>
               <w:rStyle w:val="Hyperlink"/>
@@ -4909,100 +5192,6 @@
       </w:r>
       <w:r>
         <w:rPr>
-          <w:rFonts w:ascii="Charis SIL Regular" w:hAnsi="Charis SIL Regular" w:eastAsia="Charis SIL Regular"/>
-          <w:b w:val="0"/>
-          <w:i w:val="0"/>
-          <w:color w:val="0000FF"/>
-          <w:sz w:val="24"/>
-          <w:u w:val="single"/>
-        </w:rPr>
-        <w:hyperlink r:id="rId34" w:history="1">
-          <w:r>
-            <w:rPr>
-              <w:rStyle w:val="Hyperlink"/>
-            </w:rPr>
-            <w:t>s</w:t>
-          </w:r>
-        </w:hyperlink>
-      </w:r>
-      <w:r>
-        <w:rPr>
-          <w:rFonts w:ascii="Charis SIL Regular" w:hAnsi="Charis SIL Regular" w:eastAsia="Charis SIL Regular"/>
-          <w:b w:val="0"/>
-          <w:i w:val="0"/>
-          <w:color w:val="0000FF"/>
-          <w:sz w:val="24"/>
-          <w:u w:val="single"/>
-        </w:rPr>
-        <w:t xml:space="preserve"> </w:t>
-      </w:r>
-      <w:r>
-        <w:rPr>
-          <w:rFonts w:ascii="Charis SIL Regular" w:hAnsi="Charis SIL Regular" w:eastAsia="Charis SIL Regular"/>
-          <w:b w:val="0"/>
-          <w:i w:val="0"/>
-          <w:color w:val="0000FF"/>
-          <w:sz w:val="24"/>
-          <w:u w:val="single"/>
-        </w:rPr>
-        <w:hyperlink r:id="rId34" w:history="1">
-          <w:r>
-            <w:rPr>
-              <w:rStyle w:val="Hyperlink"/>
-            </w:rPr>
-            <w:t>of</w:t>
-          </w:r>
-        </w:hyperlink>
-      </w:r>
-      <w:r>
-        <w:rPr>
-          <w:rFonts w:ascii="Charis SIL Regular" w:hAnsi="Charis SIL Regular" w:eastAsia="Charis SIL Regular"/>
-          <w:b w:val="0"/>
-          <w:i w:val="0"/>
-          <w:color w:val="0000FF"/>
-          <w:sz w:val="24"/>
-          <w:u w:val="single"/>
-        </w:rPr>
-        <w:t xml:space="preserve"> </w:t>
-      </w:r>
-      <w:r>
-        <w:rPr>
-          <w:rFonts w:ascii="Charis SIL Regular" w:hAnsi="Charis SIL Regular" w:eastAsia="Charis SIL Regular"/>
-          <w:b w:val="0"/>
-          <w:i w:val="0"/>
-          <w:color w:val="0000FF"/>
-          <w:sz w:val="24"/>
-          <w:u w:val="single"/>
-        </w:rPr>
-        <w:hyperlink r:id="rId34" w:history="1">
-          <w:r>
-            <w:rPr>
-              <w:rStyle w:val="Hyperlink"/>
-            </w:rPr>
-            <w:t>Cura</w:t>
-          </w:r>
-        </w:hyperlink>
-      </w:r>
-      <w:r>
-        <w:rPr>
-          <w:rFonts w:ascii="Charis SIL Regular" w:hAnsi="Charis SIL Regular" w:eastAsia="Charis SIL Regular"/>
-          <w:b w:val="0"/>
-          <w:i w:val="0"/>
-          <w:color w:val="0000FF"/>
-          <w:sz w:val="24"/>
-          <w:u w:val="single"/>
-        </w:rPr>
-        <w:hyperlink r:id="rId34" w:history="1">
-          <w:r>
-            <w:rPr>
-              <w:rStyle w:val="Hyperlink"/>
-            </w:rPr>
-            <w:t>çao</w:t>
-          </w:r>
-        </w:hyperlink>
-      </w:r>
-      <w:r>
-        <w:rPr>
           <w:u w:val="single" w:color="0000ff"/>
           <w:rFonts w:ascii="Charis SIL Regular" w:hAnsi="Charis SIL Regular" w:eastAsia="Charis SIL Regular"/>
           <w:b w:val="0"/>
@@ -5010,197 +5199,7 @@
           <w:color w:val="000000"/>
           <w:sz w:val="24"/>
         </w:rPr>
-        <w:hyperlink r:id="rId32" w:history="1">
-          <w:r>
-            <w:rPr>
-              <w:rStyle w:val="Hyperlink"/>
-            </w:rPr>
-            <w:t>. Vari</w:t>
-          </w:r>
-        </w:hyperlink>
-      </w:r>
-      <w:r>
-        <w:rPr>
-          <w:u w:val="single" w:color="0000ff"/>
-          <w:rFonts w:ascii="Charis SIL Regular" w:hAnsi="Charis SIL Regular" w:eastAsia="Charis SIL Regular"/>
-          <w:b w:val="0"/>
-          <w:i w:val="0"/>
-          <w:color w:val="000000"/>
-          <w:sz w:val="24"/>
-        </w:rPr>
-        <w:hyperlink r:id="rId32" w:history="1">
-          <w:r>
-            <w:rPr>
-              <w:rStyle w:val="Hyperlink"/>
-            </w:rPr>
-            <w:t>o</w:t>
-          </w:r>
-        </w:hyperlink>
-      </w:r>
-      <w:r>
-        <w:rPr>
-          <w:u w:val="single" w:color="0000ff"/>
-          <w:rFonts w:ascii="Charis SIL Regular" w:hAnsi="Charis SIL Regular" w:eastAsia="Charis SIL Regular"/>
-          <w:b w:val="0"/>
-          <w:i w:val="0"/>
-          <w:color w:val="000000"/>
-          <w:sz w:val="24"/>
-        </w:rPr>
-        <w:hyperlink r:id="rId32" w:history="1">
-          <w:r>
-            <w:rPr>
-              <w:rStyle w:val="Hyperlink"/>
-            </w:rPr>
-            <w:t>us archiv</w:t>
-          </w:r>
-        </w:hyperlink>
-      </w:r>
-      <w:r>
-        <w:rPr>
-          <w:rFonts w:ascii="Charis SIL Regular" w:hAnsi="Charis SIL Regular" w:eastAsia="Charis SIL Regular"/>
-          <w:b w:val="0"/>
-          <w:i w:val="0"/>
-          <w:color w:val="000000"/>
-          <w:sz w:val="24"/>
-        </w:rPr>
-        <w:t xml:space="preserve">es in </w:t>
-      </w:r>
-      <w:r>
-        <w:rPr>
-          <w:u w:val="single" w:color="0000ff"/>
-          <w:rFonts w:ascii="Charis SIL Regular" w:hAnsi="Charis SIL Regular" w:eastAsia="Charis SIL Regular"/>
-          <w:b w:val="0"/>
-          <w:i w:val="0"/>
-          <w:color w:val="000000"/>
-          <w:sz w:val="24"/>
-        </w:rPr>
-        <w:hyperlink r:id="rId33" w:history="1">
-          <w:r>
-            <w:rPr>
-              <w:rStyle w:val="Hyperlink"/>
-            </w:rPr>
-            <w:t>Indonesi</w:t>
-          </w:r>
-        </w:hyperlink>
-      </w:r>
-      <w:r>
-        <w:rPr>
-          <w:u w:val="single" w:color="0000ff"/>
-          <w:rFonts w:ascii="Charis SIL Regular" w:hAnsi="Charis SIL Regular" w:eastAsia="Charis SIL Regular"/>
-          <w:b w:val="0"/>
-          <w:i w:val="0"/>
-          <w:color w:val="000000"/>
-          <w:sz w:val="24"/>
-        </w:rPr>
-        <w:hyperlink r:id="rId33" w:history="1">
-          <w:r>
-            <w:rPr>
-              <w:rStyle w:val="Hyperlink"/>
-            </w:rPr>
-            <w:t>a</w:t>
-          </w:r>
-        </w:hyperlink>
-      </w:r>
-      <w:r>
-        <w:rPr>
-          <w:u w:val="single" w:color="0000ff"/>
-          <w:rFonts w:ascii="Charis SIL Regular" w:hAnsi="Charis SIL Regular" w:eastAsia="Charis SIL Regular"/>
-          <w:b w:val="0"/>
-          <w:i w:val="0"/>
-          <w:color w:val="000000"/>
-          <w:sz w:val="24"/>
-        </w:rPr>
-        <w:hyperlink r:id="rId33" w:history="1">
-          <w:r>
-            <w:rPr>
-              <w:rStyle w:val="Hyperlink"/>
-            </w:rPr>
-            <w:t xml:space="preserve"> can be </w:t>
-          </w:r>
-        </w:hyperlink>
-      </w:r>
-      <w:r>
-        <w:rPr>
-          <w:u w:val="single" w:color="0000ff"/>
-          <w:rFonts w:ascii="Charis SIL Regular" w:hAnsi="Charis SIL Regular" w:eastAsia="Charis SIL Regular"/>
-          <w:b w:val="0"/>
-          <w:i w:val="0"/>
-          <w:color w:val="000000"/>
-          <w:sz w:val="24"/>
-        </w:rPr>
-        <w:hyperlink r:id="rId33" w:history="1">
-          <w:r>
-            <w:rPr>
-              <w:rStyle w:val="Hyperlink"/>
-            </w:rPr>
-            <w:t>a</w:t>
-          </w:r>
-        </w:hyperlink>
-      </w:r>
-      <w:r>
-        <w:rPr>
-          <w:u w:val="single" w:color="0000ff"/>
-          <w:rFonts w:ascii="Charis SIL Regular" w:hAnsi="Charis SIL Regular" w:eastAsia="Charis SIL Regular"/>
-          <w:b w:val="0"/>
-          <w:i w:val="0"/>
-          <w:color w:val="000000"/>
-          <w:sz w:val="24"/>
-        </w:rPr>
-        <w:hyperlink r:id="rId33" w:history="1">
-          <w:r>
-            <w:rPr>
-              <w:rStyle w:val="Hyperlink"/>
-            </w:rPr>
-            <w:t>cc</w:t>
-          </w:r>
-        </w:hyperlink>
-      </w:r>
-      <w:r>
-        <w:rPr>
-          <w:u w:val="single" w:color="0000ff"/>
-          <w:rFonts w:ascii="Charis SIL Regular" w:hAnsi="Charis SIL Regular" w:eastAsia="Charis SIL Regular"/>
-          <w:b w:val="0"/>
-          <w:i w:val="0"/>
-          <w:color w:val="000000"/>
-          <w:sz w:val="24"/>
-        </w:rPr>
-        <w:hyperlink r:id="rId33" w:history="1">
-          <w:r>
-            <w:rPr>
-              <w:rStyle w:val="Hyperlink"/>
-            </w:rPr>
-            <w:t>ess</w:t>
-          </w:r>
-        </w:hyperlink>
-      </w:r>
-      <w:r>
-        <w:rPr>
-          <w:u w:val="single" w:color="0000ff"/>
-          <w:rFonts w:ascii="Charis SIL Regular" w:hAnsi="Charis SIL Regular" w:eastAsia="Charis SIL Regular"/>
-          <w:b w:val="0"/>
-          <w:i w:val="0"/>
-          <w:color w:val="000000"/>
-          <w:sz w:val="24"/>
-        </w:rPr>
-        <w:hyperlink r:id="rId33" w:history="1">
-          <w:r>
-            <w:rPr>
-              <w:rStyle w:val="Hyperlink"/>
-            </w:rPr>
-            <w:t>e</w:t>
-          </w:r>
-        </w:hyperlink>
-      </w:r>
-      <w:r>
-        <w:rPr>
-          <w:u w:val="single" w:color="0000ff"/>
-          <w:rFonts w:ascii="Charis SIL Regular" w:hAnsi="Charis SIL Regular" w:eastAsia="Charis SIL Regular"/>
-          <w:b w:val="0"/>
-          <w:i w:val="0"/>
-          <w:color w:val="000000"/>
-          <w:sz w:val="24"/>
-        </w:rPr>
-        <w:hyperlink r:id="rId33" w:history="1">
+        <w:hyperlink r:id="rId31" w:history="1">
           <w:r>
             <w:rPr>
               <w:rStyle w:val="Hyperlink"/>
@@ -5228,7 +5227,7 @@
           <w:sz w:val="24"/>
           <w:u w:val="single"/>
         </w:rPr>
-        <w:hyperlink r:id="rId35" w:history="1">
+        <w:hyperlink r:id="rId33" w:history="1">
           <w:r>
             <w:rPr>
               <w:rStyle w:val="Hyperlink"/>
@@ -5246,7 +5245,7 @@
           <w:color w:val="000000"/>
           <w:sz w:val="24"/>
         </w:rPr>
-        <w:hyperlink r:id="rId34" w:history="1">
+        <w:hyperlink r:id="rId32" w:history="1">
           <w:r>
             <w:rPr>
               <w:rStyle w:val="Hyperlink"/>
@@ -5284,7 +5283,7 @@
           <w:sz w:val="24"/>
           <w:u w:val="single"/>
         </w:rPr>
-        <w:hyperlink r:id="rId36" w:history="1">
+        <w:hyperlink r:id="rId34" w:history="1">
           <w:r>
             <w:rPr>
               <w:rStyle w:val="Hyperlink"/>
@@ -5313,7 +5312,7 @@
           <w:sz w:val="24"/>
           <w:u w:val="single"/>
         </w:rPr>
-        <w:hyperlink r:id="rId36" w:history="1">
+        <w:hyperlink r:id="rId34" w:history="1">
           <w:r>
             <w:rPr>
               <w:rStyle w:val="Hyperlink"/>
@@ -5342,7 +5341,7 @@
           <w:sz w:val="24"/>
           <w:u w:val="single"/>
         </w:rPr>
-        <w:hyperlink r:id="rId36" w:history="1">
+        <w:hyperlink r:id="rId34" w:history="1">
           <w:r>
             <w:rPr>
               <w:rStyle w:val="Hyperlink"/>
@@ -5371,7 +5370,7 @@
           <w:sz w:val="24"/>
           <w:u w:val="single"/>
         </w:rPr>
-        <w:hyperlink r:id="rId36" w:history="1">
+        <w:hyperlink r:id="rId34" w:history="1">
           <w:r>
             <w:rPr>
               <w:rStyle w:val="Hyperlink"/>
@@ -5400,7 +5399,7 @@
           <w:sz w:val="24"/>
           <w:u w:val="single"/>
         </w:rPr>
-        <w:hyperlink r:id="rId36" w:history="1">
+        <w:hyperlink r:id="rId34" w:history="1">
           <w:r>
             <w:rPr>
               <w:rStyle w:val="Hyperlink"/>
@@ -5429,7 +5428,7 @@
           <w:sz w:val="24"/>
           <w:u w:val="single"/>
         </w:rPr>
-        <w:hyperlink r:id="rId36" w:history="1">
+        <w:hyperlink r:id="rId34" w:history="1">
           <w:r>
             <w:rPr>
               <w:rStyle w:val="Hyperlink"/>
@@ -5457,7 +5456,7 @@
           <w:color w:val="000000"/>
           <w:sz w:val="24"/>
         </w:rPr>
-        <w:hyperlink r:id="rId36" w:history="1">
+        <w:hyperlink r:id="rId34" w:history="1">
           <w:r>
             <w:rPr>
               <w:rStyle w:val="Hyperlink"/>
@@ -5475,7 +5474,7 @@
           <w:color w:val="000000"/>
           <w:sz w:val="24"/>
         </w:rPr>
-        <w:hyperlink r:id="rId36" w:history="1">
+        <w:hyperlink r:id="rId34" w:history="1">
           <w:r>
             <w:rPr>
               <w:rStyle w:val="Hyperlink"/>
@@ -5493,7 +5492,7 @@
           <w:color w:val="000000"/>
           <w:sz w:val="24"/>
         </w:rPr>
-        <w:hyperlink r:id="rId36" w:history="1">
+        <w:hyperlink r:id="rId34" w:history="1">
           <w:r>
             <w:rPr>
               <w:rStyle w:val="Hyperlink"/>
@@ -5511,7 +5510,7 @@
           <w:color w:val="000000"/>
           <w:sz w:val="24"/>
         </w:rPr>
-        <w:hyperlink r:id="rId36" w:history="1">
+        <w:hyperlink r:id="rId34" w:history="1">
           <w:r>
             <w:rPr>
               <w:rStyle w:val="Hyperlink"/>
@@ -5540,7 +5539,7 @@
           <w:color w:val="000000"/>
           <w:sz w:val="24"/>
         </w:rPr>
-        <w:hyperlink r:id="rId36" w:history="1">
+        <w:hyperlink r:id="rId34" w:history="1">
           <w:r>
             <w:rPr>
               <w:rStyle w:val="Hyperlink"/>
@@ -5558,7 +5557,7 @@
           <w:color w:val="000000"/>
           <w:sz w:val="24"/>
         </w:rPr>
-        <w:hyperlink r:id="rId36" w:history="1">
+        <w:hyperlink r:id="rId34" w:history="1">
           <w:r>
             <w:rPr>
               <w:rStyle w:val="Hyperlink"/>
@@ -5576,7 +5575,7 @@
           <w:color w:val="000000"/>
           <w:sz w:val="24"/>
         </w:rPr>
-        <w:hyperlink r:id="rId36" w:history="1">
+        <w:hyperlink r:id="rId34" w:history="1">
           <w:r>
             <w:rPr>
               <w:rStyle w:val="Hyperlink"/>
@@ -5594,7 +5593,7 @@
           <w:color w:val="000000"/>
           <w:sz w:val="24"/>
         </w:rPr>
-        <w:hyperlink r:id="rId36" w:history="1">
+        <w:hyperlink r:id="rId34" w:history="1">
           <w:r>
             <w:rPr>
               <w:rStyle w:val="Hyperlink"/>
@@ -5692,7 +5691,7 @@
           <w:sz w:val="24"/>
           <w:u w:val="single"/>
         </w:rPr>
-        <w:hyperlink r:id="rId37" w:history="1">
+        <w:hyperlink r:id="rId35" w:history="1">
           <w:r>
             <w:rPr>
               <w:rStyle w:val="Hyperlink"/>
@@ -5720,7 +5719,7 @@
           <w:sz w:val="24"/>
           <w:u w:val="single"/>
         </w:rPr>
-        <w:hyperlink r:id="rId38" w:history="1">
+        <w:hyperlink r:id="rId36" w:history="1">
           <w:r>
             <w:rPr>
               <w:rStyle w:val="Hyperlink"/>
@@ -5749,7 +5748,7 @@
           <w:sz w:val="24"/>
           <w:u w:val="single"/>
         </w:rPr>
-        <w:hyperlink r:id="rId38" w:history="1">
+        <w:hyperlink r:id="rId36" w:history="1">
           <w:r>
             <w:rPr>
               <w:rStyle w:val="Hyperlink"/>
@@ -5778,7 +5777,7 @@
           <w:sz w:val="24"/>
           <w:u w:val="single"/>
         </w:rPr>
-        <w:hyperlink r:id="rId38" w:history="1">
+        <w:hyperlink r:id="rId36" w:history="1">
           <w:r>
             <w:rPr>
               <w:rStyle w:val="Hyperlink"/>
@@ -5825,7 +5824,7 @@
           <w:sz w:val="24"/>
           <w:u w:val="single"/>
         </w:rPr>
-        <w:hyperlink r:id="rId38" w:history="1">
+        <w:hyperlink r:id="rId36" w:history="1">
           <w:r>
             <w:rPr>
               <w:rStyle w:val="Hyperlink"/>
@@ -5853,7 +5852,7 @@
           <w:sz w:val="24"/>
           <w:u w:val="single"/>
         </w:rPr>
-        <w:hyperlink r:id="rId39" w:history="1">
+        <w:hyperlink r:id="rId37" w:history="1">
           <w:r>
             <w:rPr>
               <w:rStyle w:val="Hyperlink"/>
@@ -5882,7 +5881,7 @@
           <w:sz w:val="24"/>
           <w:u w:val="single"/>
         </w:rPr>
-        <w:hyperlink r:id="rId39" w:history="1">
+        <w:hyperlink r:id="rId37" w:history="1">
           <w:r>
             <w:rPr>
               <w:rStyle w:val="Hyperlink"/>
@@ -5911,7 +5910,7 @@
           <w:sz w:val="24"/>
           <w:u w:val="single"/>
         </w:rPr>
-        <w:hyperlink r:id="rId39" w:history="1">
+        <w:hyperlink r:id="rId37" w:history="1">
           <w:r>
             <w:rPr>
               <w:rStyle w:val="Hyperlink"/>
@@ -5940,7 +5939,7 @@
           <w:sz w:val="24"/>
           <w:u w:val="single"/>
         </w:rPr>
-        <w:hyperlink r:id="rId39" w:history="1">
+        <w:hyperlink r:id="rId37" w:history="1">
           <w:r>
             <w:rPr>
               <w:rStyle w:val="Hyperlink"/>
@@ -5978,7 +5977,7 @@
           <w:sz w:val="24"/>
           <w:u w:val="single"/>
         </w:rPr>
-        <w:hyperlink r:id="rId40" w:history="1">
+        <w:hyperlink r:id="rId38" w:history="1">
           <w:r>
             <w:rPr>
               <w:rStyle w:val="Hyperlink"/>
@@ -5996,7 +5995,7 @@
           <w:color w:val="000000"/>
           <w:sz w:val="24"/>
         </w:rPr>
-        <w:hyperlink r:id="rId38" w:history="1">
+        <w:hyperlink r:id="rId36" w:history="1">
           <w:r>
             <w:rPr>
               <w:rStyle w:val="Hyperlink"/>
@@ -6024,7 +6023,7 @@
           <w:color w:val="000000"/>
           <w:sz w:val="24"/>
         </w:rPr>
-        <w:hyperlink r:id="rId39" w:history="1">
+        <w:hyperlink r:id="rId37" w:history="1">
           <w:r>
             <w:rPr>
               <w:rStyle w:val="Hyperlink"/>
@@ -6053,7 +6052,7 @@
           <w:color w:val="000000"/>
           <w:sz w:val="24"/>
         </w:rPr>
-        <w:hyperlink r:id="rId39" w:history="1">
+        <w:hyperlink r:id="rId37" w:history="1">
           <w:r>
             <w:rPr>
               <w:rStyle w:val="Hyperlink"/>
@@ -6071,7 +6070,7 @@
           <w:color w:val="000000"/>
           <w:sz w:val="24"/>
         </w:rPr>
-        <w:hyperlink r:id="rId39" w:history="1">
+        <w:hyperlink r:id="rId37" w:history="1">
           <w:r>
             <w:rPr>
               <w:rStyle w:val="Hyperlink"/>
@@ -6089,7 +6088,7 @@
           <w:color w:val="000000"/>
           <w:sz w:val="24"/>
         </w:rPr>
-        <w:hyperlink r:id="rId39" w:history="1">
+        <w:hyperlink r:id="rId37" w:history="1">
           <w:r>
             <w:rPr>
               <w:rStyle w:val="Hyperlink"/>
@@ -6107,7 +6106,7 @@
           <w:color w:val="000000"/>
           <w:sz w:val="24"/>
         </w:rPr>
-        <w:hyperlink r:id="rId39" w:history="1">
+        <w:hyperlink r:id="rId37" w:history="1">
           <w:r>
             <w:rPr>
               <w:rStyle w:val="Hyperlink"/>
@@ -6125,7 +6124,7 @@
           <w:color w:val="000000"/>
           <w:sz w:val="24"/>
         </w:rPr>
-        <w:hyperlink r:id="rId39" w:history="1">
+        <w:hyperlink r:id="rId37" w:history="1">
           <w:r>
             <w:rPr>
               <w:rStyle w:val="Hyperlink"/>
@@ -6174,7 +6173,7 @@
           <w:color w:val="000000"/>
           <w:sz w:val="24"/>
         </w:rPr>
-        <w:hyperlink r:id="rId40" w:history="1">
+        <w:hyperlink r:id="rId38" w:history="1">
           <w:r>
             <w:rPr>
               <w:rStyle w:val="Hyperlink"/>

--- a/EXPORTS/DOCX/published/niveau1/English/Sources.docx
+++ b/EXPORTS/DOCX/published/niveau1/English/Sources.docx
@@ -1307,6 +1307,7 @@
       </w:r>
       <w:r>
         <w:rPr>
+          <w:u w:val="single" w:color="0000ff"/>
           <w:rFonts w:ascii="Charis SIL Regular" w:hAnsi="Charis SIL Regular" w:eastAsia="Charis SIL Regular"/>
           <w:b w:val="0"/>
           <w:i w:val="0"/>
@@ -1436,7 +1437,7 @@
           <w:sz w:val="24"/>
           <w:u w:val="single"/>
         </w:rPr>
-        <w:hyperlink r:id="rId15" w:history="1">
+        <w:hyperlink r:id="rId16" w:history="1">
           <w:r>
             <w:rPr>
               <w:rStyle w:val="Hyperlink"/>
@@ -1454,7 +1455,7 @@
           <w:sz w:val="24"/>
           <w:u w:val="single"/>
         </w:rPr>
-        <w:hyperlink r:id="rId15" w:history="1">
+        <w:hyperlink r:id="rId16" w:history="1">
           <w:r>
             <w:rPr>
               <w:rStyle w:val="Hyperlink"/>
@@ -1912,54 +1913,7 @@
           <w:color w:val="000000"/>
           <w:sz w:val="24"/>
         </w:rPr>
-        <w:t>. They also provide an online search</w:t>
-      </w:r>
-      <w:r>
-        <w:rPr>
-          <w:u w:val="single" w:color="0000ff"/>
-          <w:rFonts w:ascii="Charis SIL Regular" w:hAnsi="Charis SIL Regular" w:eastAsia="Charis SIL Regular"/>
-          <w:b w:val="0"/>
-          <w:i w:val="0"/>
-          <w:color w:val="000000"/>
-          <w:sz w:val="24"/>
-        </w:rPr>
-        <w:t xml:space="preserve"> functi</w:t>
-      </w:r>
-      <w:r>
-        <w:rPr>
-          <w:u w:val="single" w:color="0000ff"/>
-          <w:rFonts w:ascii="Charis SIL Regular" w:hAnsi="Charis SIL Regular" w:eastAsia="Charis SIL Regular"/>
-          <w:b w:val="0"/>
-          <w:i w:val="0"/>
-          <w:color w:val="000000"/>
-          <w:sz w:val="24"/>
-        </w:rPr>
-        <w:hyperlink r:id="rId17" w:history="1">
-          <w:r>
-            <w:rPr>
-              <w:rStyle w:val="Hyperlink"/>
-            </w:rPr>
-            <w:t>on f</w:t>
-          </w:r>
-        </w:hyperlink>
-      </w:r>
-      <w:r>
-        <w:rPr>
-          <w:u w:val="single" w:color="0000ff"/>
-          <w:rFonts w:ascii="Charis SIL Regular" w:hAnsi="Charis SIL Regular" w:eastAsia="Charis SIL Regular"/>
-          <w:b w:val="0"/>
-          <w:i w:val="0"/>
-          <w:color w:val="000000"/>
-          <w:sz w:val="24"/>
-        </w:rPr>
-        <w:hyperlink r:id="rId17" w:history="1">
-          <w:r>
-            <w:rPr>
-              <w:rStyle w:val="Hyperlink"/>
-            </w:rPr>
-            <w:t>or t</w:t>
-          </w:r>
-        </w:hyperlink>
+        <w:t>. They also provide an online search function for t</w:t>
       </w:r>
       <w:r>
         <w:rPr>
@@ -2011,13 +1965,22 @@
             <w:rPr>
               <w:rStyle w:val="Hyperlink"/>
             </w:rPr>
-            <w:t xml:space="preserve"> files </w:t>
+            <w:t xml:space="preserve"> files</w:t>
           </w:r>
         </w:hyperlink>
       </w:r>
       <w:r>
         <w:rPr>
-          <w:u w:val="single" w:color="0000ff"/>
+          <w:rFonts w:ascii="Charis SIL Regular" w:hAnsi="Charis SIL Regular" w:eastAsia="Charis SIL Regular"/>
+          <w:b w:val="0"/>
+          <w:i w:val="0"/>
+          <w:color w:val="000000"/>
+          <w:sz w:val="24"/>
+        </w:rPr>
+        <w:t xml:space="preserve"> </w:t>
+      </w:r>
+      <w:r>
+        <w:rPr>
           <w:rFonts w:ascii="Charis SIL Regular" w:hAnsi="Charis SIL Regular" w:eastAsia="Charis SIL Regular"/>
           <w:b w:val="0"/>
           <w:i w:val="0"/>
@@ -2058,19 +2021,9 @@
             <w:rPr>
               <w:rStyle w:val="Hyperlink"/>
             </w:rPr>
-            <w:t>ervic</w:t>
+            <w:t xml:space="preserve">ervice </w:t>
           </w:r>
         </w:hyperlink>
-      </w:r>
-      <w:r>
-        <w:rPr>
-          <w:rFonts w:ascii="Charis SIL Regular" w:hAnsi="Charis SIL Regular" w:eastAsia="Charis SIL Regular"/>
-          <w:b w:val="0"/>
-          <w:i w:val="0"/>
-          <w:color w:val="000000"/>
-          <w:sz w:val="24"/>
-        </w:rPr>
-        <w:t xml:space="preserve">e </w:t>
       </w:r>
       <w:r>
         <w:rPr>
@@ -2453,7 +2406,7 @@
           <w:sz w:val="24"/>
           <w:u w:val="single"/>
         </w:rPr>
-        <w:hyperlink r:id="rId18" w:history="1">
+        <w:hyperlink r:id="rId19" w:history="1">
           <w:r>
             <w:rPr>
               <w:rStyle w:val="Hyperlink"/>
@@ -2482,7 +2435,7 @@
           <w:sz w:val="24"/>
           <w:u w:val="single"/>
         </w:rPr>
-        <w:hyperlink r:id="rId18" w:history="1">
+        <w:hyperlink r:id="rId19" w:history="1">
           <w:r>
             <w:rPr>
               <w:rStyle w:val="Hyperlink"/>
@@ -2500,7 +2453,7 @@
           <w:sz w:val="24"/>
           <w:u w:val="single"/>
         </w:rPr>
-        <w:hyperlink r:id="rId18" w:history="1">
+        <w:hyperlink r:id="rId19" w:history="1">
           <w:r>
             <w:rPr>
               <w:rStyle w:val="Hyperlink"/>
@@ -2518,7 +2471,7 @@
           <w:sz w:val="24"/>
           <w:u w:val="single"/>
         </w:rPr>
-        <w:hyperlink r:id="rId18" w:history="1">
+        <w:hyperlink r:id="rId19" w:history="1">
           <w:r>
             <w:rPr>
               <w:rStyle w:val="Hyperlink"/>
@@ -3659,7 +3612,7 @@
           <w:sz w:val="24"/>
           <w:u w:val="single"/>
         </w:rPr>
-        <w:hyperlink r:id="rId23" w:history="1">
+        <w:hyperlink r:id="rId25" w:history="1">
           <w:r>
             <w:rPr>
               <w:rStyle w:val="Hyperlink"/>
@@ -5960,6 +5913,7 @@
       </w:r>
       <w:r>
         <w:rPr>
+          <w:u w:val="single" w:color="0000ff"/>
           <w:rFonts w:ascii="Charis SIL Regular" w:hAnsi="Charis SIL Regular" w:eastAsia="Charis SIL Regular"/>
           <w:b w:val="0"/>
           <w:i w:val="0"/>

--- a/EXPORTS/DOCX/published/niveau1/English/Sources.docx
+++ b/EXPORTS/DOCX/published/niveau1/English/Sources.docx
@@ -1296,7 +1296,32 @@
           <w:color w:val="000000"/>
           <w:sz w:val="24"/>
         </w:rPr>
-        <w:t xml:space="preserve">the </w:t>
+        <w:hyperlink r:id="rId15" w:history="1">
+          <w:r>
+            <w:rPr>
+              <w:rStyle w:val="Hyperlink"/>
+            </w:rPr>
+            <w:t>t</w:t>
+          </w:r>
+        </w:hyperlink>
+      </w:r>
+      <w:r>
+        <w:rPr>
+          <w:u w:val="single" w:color="0000ff"/>
+          <w:rFonts w:ascii="Charis SIL Regular" w:hAnsi="Charis SIL Regular" w:eastAsia="Charis SIL Regular"/>
+          <w:b w:val="0"/>
+          <w:i w:val="0"/>
+          <w:color w:val="000000"/>
+          <w:sz w:val="24"/>
+        </w:rPr>
+        <w:hyperlink r:id="rId15" w:history="1">
+          <w:r>
+            <w:rPr>
+              <w:rStyle w:val="Hyperlink"/>
+            </w:rPr>
+            <w:t xml:space="preserve">he </w:t>
+          </w:r>
+        </w:hyperlink>
       </w:r>
       <w:r>
         <w:rPr>
@@ -1895,61 +1920,7 @@
           <w:color w:val="000000"/>
           <w:sz w:val="24"/>
         </w:rPr>
-        <w:t>. They also provide an online search</w:t>
-      </w:r>
-      <w:r>
-        <w:rPr>
-          <w:u w:val="single" w:color="0000ff"/>
-          <w:rFonts w:ascii="Charis SIL Regular" w:hAnsi="Charis SIL Regular" w:eastAsia="Charis SIL Regular"/>
-          <w:b w:val="0"/>
-          <w:i w:val="0"/>
-          <w:color w:val="000000"/>
-          <w:sz w:val="24"/>
-        </w:rPr>
-        <w:hyperlink r:id="rId17" w:history="1">
-          <w:r>
-            <w:rPr>
-              <w:rStyle w:val="Hyperlink"/>
-            </w:rPr>
-            <w:t xml:space="preserve"> functi</w:t>
-          </w:r>
-        </w:hyperlink>
-      </w:r>
-      <w:r>
-        <w:rPr>
-          <w:u w:val="single" w:color="0000ff"/>
-          <w:rFonts w:ascii="Charis SIL Regular" w:hAnsi="Charis SIL Regular" w:eastAsia="Charis SIL Regular"/>
-          <w:b w:val="0"/>
-          <w:i w:val="0"/>
-          <w:color w:val="000000"/>
-          <w:sz w:val="24"/>
-        </w:rPr>
-        <w:hyperlink r:id="rId17" w:history="1">
-          <w:r>
-            <w:rPr>
-              <w:rStyle w:val="Hyperlink"/>
-            </w:rPr>
-            <w:t>on f</w:t>
-          </w:r>
-        </w:hyperlink>
-      </w:r>
-      <w:r>
-        <w:rPr>
-          <w:u w:val="single" w:color="0000ff"/>
-          <w:rFonts w:ascii="Charis SIL Regular" w:hAnsi="Charis SIL Regular" w:eastAsia="Charis SIL Regular"/>
-          <w:b w:val="0"/>
-          <w:i w:val="0"/>
-          <w:color w:val="000000"/>
-          <w:sz w:val="24"/>
-        </w:rPr>
-        <w:hyperlink r:id="rId17" w:history="1">
-          <w:r>
-            <w:rPr>
-              <w:rStyle w:val="Hyperlink"/>
-            </w:rPr>
-            <w:t>or t</w:t>
-          </w:r>
-        </w:hyperlink>
+        <w:t>. They also provide an online search function for t</w:t>
       </w:r>
       <w:r>
         <w:rPr>
@@ -2017,6 +1988,7 @@
       </w:r>
       <w:r>
         <w:rPr>
+          <w:u w:val="single" w:color="0000ff"/>
           <w:rFonts w:ascii="Charis SIL Regular" w:hAnsi="Charis SIL Regular" w:eastAsia="Charis SIL Regular"/>
           <w:b w:val="0"/>
           <w:i w:val="0"/>
@@ -2382,16 +2354,19 @@
           <w:i w:val="0"/>
           <w:color w:val="0000FF"/>
           <w:sz w:val="24"/>
+        </w:rPr>
+        <w:t>De koloniale</w:t>
+      </w:r>
+      <w:r>
+        <w:rPr>
+          <w:rFonts w:ascii="Charis SIL Regular" w:hAnsi="Charis SIL Regular" w:eastAsia="Charis SIL Regular"/>
+          <w:b w:val="0"/>
+          <w:i w:val="0"/>
+          <w:color w:val="0000FF"/>
+          <w:sz w:val="24"/>
           <w:u w:val="single"/>
         </w:rPr>
-        <w:hyperlink r:id="rId19" w:history="1">
-          <w:r>
-            <w:rPr>
-              <w:rStyle w:val="Hyperlink"/>
-            </w:rPr>
-            <w:t>De</w:t>
-          </w:r>
-        </w:hyperlink>
+        <w:t xml:space="preserve"> </w:t>
       </w:r>
       <w:r>
         <w:rPr>
@@ -2402,47 +2377,7 @@
           <w:sz w:val="24"/>
           <w:u w:val="single"/>
         </w:rPr>
-        <w:t xml:space="preserve"> </w:t>
-      </w:r>
-      <w:r>
-        <w:rPr>
-          <w:rFonts w:ascii="Charis SIL Regular" w:hAnsi="Charis SIL Regular" w:eastAsia="Charis SIL Regular"/>
-          <w:b w:val="0"/>
-          <w:i w:val="0"/>
-          <w:color w:val="0000FF"/>
-          <w:sz w:val="24"/>
-          <w:u w:val="single"/>
-        </w:rPr>
-        <w:hyperlink r:id="rId19" w:history="1">
-          <w:r>
-            <w:rPr>
-              <w:rStyle w:val="Hyperlink"/>
-            </w:rPr>
-            <w:t>koloniale</w:t>
-          </w:r>
-        </w:hyperlink>
-      </w:r>
-      <w:r>
-        <w:rPr>
-          <w:rFonts w:ascii="Charis SIL Regular" w:hAnsi="Charis SIL Regular" w:eastAsia="Charis SIL Regular"/>
-          <w:b w:val="0"/>
-          <w:i w:val="0"/>
-          <w:color w:val="0000FF"/>
-          <w:sz w:val="24"/>
-          <w:u w:val="single"/>
-        </w:rPr>
-        <w:t xml:space="preserve"> </w:t>
-      </w:r>
-      <w:r>
-        <w:rPr>
-          <w:rFonts w:ascii="Charis SIL Regular" w:hAnsi="Charis SIL Regular" w:eastAsia="Charis SIL Regular"/>
-          <w:b w:val="0"/>
-          <w:i w:val="0"/>
-          <w:color w:val="0000FF"/>
-          <w:sz w:val="24"/>
-          <w:u w:val="single"/>
-        </w:rPr>
-        <w:hyperlink r:id="rId19" w:history="1">
+        <w:hyperlink r:id="rId18" w:history="1">
           <w:r>
             <w:rPr>
               <w:rStyle w:val="Hyperlink"/>
@@ -2563,79 +2498,7 @@
           <w:color w:val="000000"/>
           <w:sz w:val="24"/>
         </w:rPr>
-        <w:hyperlink r:id="rId19" w:history="1">
-          <w:r>
-            <w:rPr>
-              <w:rStyle w:val="Hyperlink"/>
-            </w:rPr>
-            <w:t>es</w:t>
-          </w:r>
-        </w:hyperlink>
-      </w:r>
-      <w:r>
-        <w:rPr>
-          <w:u w:val="single" w:color="0000ff"/>
-          <w:rFonts w:ascii="Charis SIL Regular" w:hAnsi="Charis SIL Regular" w:eastAsia="Charis SIL Regular"/>
-          <w:b w:val="0"/>
-          <w:i w:val="0"/>
-          <w:color w:val="000000"/>
-          <w:sz w:val="24"/>
-        </w:rPr>
-        <w:t xml:space="preserve"> </w:t>
-      </w:r>
-      <w:r>
-        <w:rPr>
-          <w:u w:val="single" w:color="0000ff"/>
-          <w:rFonts w:ascii="Charis SIL Regular" w:hAnsi="Charis SIL Regular" w:eastAsia="Charis SIL Regular"/>
-          <w:b w:val="0"/>
-          <w:i w:val="0"/>
-          <w:color w:val="000000"/>
-          <w:sz w:val="24"/>
-        </w:rPr>
-        <w:hyperlink r:id="rId19" w:history="1">
-          <w:r>
-            <w:rPr>
-              <w:rStyle w:val="Hyperlink"/>
-            </w:rPr>
-            <w:t>relating t</w:t>
-          </w:r>
-        </w:hyperlink>
-      </w:r>
-      <w:r>
-        <w:rPr>
-          <w:u w:val="single" w:color="0000ff"/>
-          <w:rFonts w:ascii="Charis SIL Regular" w:hAnsi="Charis SIL Regular" w:eastAsia="Charis SIL Regular"/>
-          <w:b w:val="0"/>
-          <w:i w:val="0"/>
-          <w:color w:val="000000"/>
-          <w:sz w:val="24"/>
-        </w:rPr>
-        <w:hyperlink r:id="rId19" w:history="1">
-          <w:r>
-            <w:rPr>
-              <w:rStyle w:val="Hyperlink"/>
-            </w:rPr>
-            <w:t>o</w:t>
-          </w:r>
-        </w:hyperlink>
-      </w:r>
-      <w:r>
-        <w:rPr>
-          <w:u w:val="single" w:color="0000ff"/>
-          <w:rFonts w:ascii="Charis SIL Regular" w:hAnsi="Charis SIL Regular" w:eastAsia="Charis SIL Regular"/>
-          <w:b w:val="0"/>
-          <w:i w:val="0"/>
-          <w:color w:val="000000"/>
-          <w:sz w:val="24"/>
-        </w:rPr>
-        <w:hyperlink r:id="rId19" w:history="1">
-          <w:r>
-            <w:rPr>
-              <w:rStyle w:val="Hyperlink"/>
-            </w:rPr>
-            <w:t xml:space="preserve"> the </w:t>
-          </w:r>
-        </w:hyperlink>
+        <w:t xml:space="preserve">es relating to the </w:t>
       </w:r>
       <w:r>
         <w:rPr>
@@ -3479,7 +3342,7 @@
           <w:sz w:val="24"/>
           <w:u w:val="single"/>
         </w:rPr>
-        <w:hyperlink r:id="rId22" w:history="1">
+        <w:hyperlink r:id="rId24" w:history="1">
           <w:r>
             <w:rPr>
               <w:rStyle w:val="Hyperlink"/>
@@ -3497,7 +3360,7 @@
           <w:sz w:val="24"/>
           <w:u w:val="single"/>
         </w:rPr>
-        <w:hyperlink r:id="rId22" w:history="1">
+        <w:hyperlink r:id="rId24" w:history="1">
           <w:r>
             <w:rPr>
               <w:rStyle w:val="Hyperlink"/>
@@ -3600,7 +3463,14 @@
           <w:color w:val="0000FF"/>
           <w:sz w:val="24"/>
         </w:rPr>
-        <w:t>Rijksmu</w:t>
+        <w:hyperlink r:id="rId25" w:history="1">
+          <w:r>
+            <w:rPr>
+              <w:rStyle w:val="Hyperlink"/>
+            </w:rPr>
+            <w:t>Rijksmu</w:t>
+          </w:r>
+        </w:hyperlink>
       </w:r>
       <w:r>
         <w:rPr>
@@ -3665,7 +3535,7 @@
           <w:sz w:val="24"/>
           <w:u w:val="single"/>
         </w:rPr>
-        <w:hyperlink r:id="rId24" w:history="1">
+        <w:hyperlink r:id="rId26" w:history="1">
           <w:r>
             <w:rPr>
               <w:rStyle w:val="Hyperlink"/>
@@ -3683,7 +3553,7 @@
           <w:sz w:val="24"/>
           <w:u w:val="single"/>
         </w:rPr>
-        <w:hyperlink r:id="rId24" w:history="1">
+        <w:hyperlink r:id="rId26" w:history="1">
           <w:r>
             <w:rPr>
               <w:rStyle w:val="Hyperlink"/>
@@ -3712,7 +3582,7 @@
           <w:sz w:val="24"/>
           <w:u w:val="single"/>
         </w:rPr>
-        <w:hyperlink r:id="rId24" w:history="1">
+        <w:hyperlink r:id="rId26" w:history="1">
           <w:r>
             <w:rPr>
               <w:rStyle w:val="Hyperlink"/>
@@ -3741,7 +3611,7 @@
           <w:sz w:val="24"/>
           <w:u w:val="single"/>
         </w:rPr>
-        <w:hyperlink r:id="rId24" w:history="1">
+        <w:hyperlink r:id="rId26" w:history="1">
           <w:r>
             <w:rPr>
               <w:rStyle w:val="Hyperlink"/>
@@ -3769,7 +3639,7 @@
           <w:sz w:val="24"/>
           <w:u w:val="single"/>
         </w:rPr>
-        <w:hyperlink r:id="rId25" w:history="1">
+        <w:hyperlink r:id="rId24" w:history="1">
           <w:r>
             <w:rPr>
               <w:rStyle w:val="Hyperlink"/>
@@ -3787,7 +3657,14 @@
           <w:sz w:val="24"/>
           <w:u w:val="single"/>
         </w:rPr>
-        <w:t>reldmuse</w:t>
+        <w:hyperlink r:id="rId27" w:history="1">
+          <w:r>
+            <w:rPr>
+              <w:rStyle w:val="Hyperlink"/>
+            </w:rPr>
+            <w:t>reldmuse</w:t>
+          </w:r>
+        </w:hyperlink>
       </w:r>
       <w:r>
         <w:rPr>
@@ -3798,7 +3675,7 @@
           <w:sz w:val="24"/>
           <w:u w:val="single"/>
         </w:rPr>
-        <w:hyperlink r:id="rId26" w:history="1">
+        <w:hyperlink r:id="rId25" w:history="1">
           <w:r>
             <w:rPr>
               <w:rStyle w:val="Hyperlink"/>
@@ -3827,7 +3704,7 @@
           <w:sz w:val="24"/>
           <w:u w:val="single"/>
         </w:rPr>
-        <w:hyperlink r:id="rId26" w:history="1">
+        <w:hyperlink r:id="rId25" w:history="1">
           <w:r>
             <w:rPr>
               <w:rStyle w:val="Hyperlink"/>
@@ -3856,7 +3733,7 @@
           <w:sz w:val="24"/>
           <w:u w:val="single"/>
         </w:rPr>
-        <w:hyperlink r:id="rId26" w:history="1">
+        <w:hyperlink r:id="rId25" w:history="1">
           <w:r>
             <w:rPr>
               <w:rStyle w:val="Hyperlink"/>
@@ -3902,7 +3779,7 @@
           <w:color w:val="000000"/>
           <w:sz w:val="24"/>
         </w:rPr>
-        <w:hyperlink r:id="rId24" w:history="1">
+        <w:hyperlink r:id="rId26" w:history="1">
           <w:r>
             <w:rPr>
               <w:rStyle w:val="Hyperlink"/>
@@ -3920,7 +3797,7 @@
           <w:color w:val="000000"/>
           <w:sz w:val="24"/>
         </w:rPr>
-        <w:hyperlink r:id="rId24" w:history="1">
+        <w:hyperlink r:id="rId26" w:history="1">
           <w:r>
             <w:rPr>
               <w:rStyle w:val="Hyperlink"/>
@@ -4548,8 +4425,45 @@
           <w:i w:val="0"/>
           <w:color w:val="0000FF"/>
           <w:sz w:val="24"/>
-        </w:rPr>
-        <w:t>National Archive</w:t>
+          <w:u w:val="single"/>
+        </w:rPr>
+        <w:hyperlink r:id="rId32" w:history="1">
+          <w:r>
+            <w:rPr>
+              <w:rStyle w:val="Hyperlink"/>
+            </w:rPr>
+            <w:t>National</w:t>
+          </w:r>
+        </w:hyperlink>
+      </w:r>
+      <w:r>
+        <w:rPr>
+          <w:rFonts w:ascii="Charis SIL Regular" w:hAnsi="Charis SIL Regular" w:eastAsia="Charis SIL Regular"/>
+          <w:b w:val="0"/>
+          <w:i w:val="0"/>
+          <w:color w:val="0000FF"/>
+          <w:sz w:val="24"/>
+          <w:u w:val="single"/>
+        </w:rPr>
+        <w:t xml:space="preserve"> </w:t>
+      </w:r>
+      <w:r>
+        <w:rPr>
+          <w:rFonts w:ascii="Charis SIL Regular" w:hAnsi="Charis SIL Regular" w:eastAsia="Charis SIL Regular"/>
+          <w:b w:val="0"/>
+          <w:i w:val="0"/>
+          <w:color w:val="0000FF"/>
+          <w:sz w:val="24"/>
+          <w:u w:val="single"/>
+        </w:rPr>
+        <w:hyperlink r:id="rId32" w:history="1">
+          <w:r>
+            <w:rPr>
+              <w:rStyle w:val="Hyperlink"/>
+            </w:rPr>
+            <w:t>Archive</w:t>
+          </w:r>
+        </w:hyperlink>
       </w:r>
       <w:r>
         <w:rPr>
@@ -4794,7 +4708,7 @@
           <w:sz w:val="24"/>
           <w:u w:val="single"/>
         </w:rPr>
-        <w:hyperlink r:id="rId32" w:history="1">
+        <w:hyperlink r:id="rId33" w:history="1">
           <w:r>
             <w:rPr>
               <w:rStyle w:val="Hyperlink"/>
@@ -4812,7 +4726,7 @@
           <w:sz w:val="24"/>
           <w:u w:val="single"/>
         </w:rPr>
-        <w:hyperlink r:id="rId32" w:history="1">
+        <w:hyperlink r:id="rId31" w:history="1">
           <w:r>
             <w:rPr>
               <w:rStyle w:val="Hyperlink"/>
@@ -4829,6 +4743,290 @@
           <w:color w:val="0000FF"/>
           <w:sz w:val="24"/>
           <w:u w:val="single"/>
+        </w:rPr>
+        <w:hyperlink r:id="rId31" w:history="1">
+          <w:r>
+            <w:rPr>
+              <w:rStyle w:val="Hyperlink"/>
+            </w:rPr>
+            <w:t>e</w:t>
+          </w:r>
+        </w:hyperlink>
+      </w:r>
+      <w:r>
+        <w:rPr>
+          <w:rFonts w:ascii="Charis SIL Regular" w:hAnsi="Charis SIL Regular" w:eastAsia="Charis SIL Regular"/>
+          <w:b w:val="0"/>
+          <w:i w:val="0"/>
+          <w:color w:val="0000FF"/>
+          <w:sz w:val="24"/>
+          <w:u w:val="single"/>
+        </w:rPr>
+        <w:hyperlink r:id="rId31" w:history="1">
+          <w:r>
+            <w:rPr>
+              <w:rStyle w:val="Hyperlink"/>
+            </w:rPr>
+            <w:t>s</w:t>
+          </w:r>
+        </w:hyperlink>
+      </w:r>
+      <w:r>
+        <w:rPr>
+          <w:rFonts w:ascii="Charis SIL Regular" w:hAnsi="Charis SIL Regular" w:eastAsia="Charis SIL Regular"/>
+          <w:b w:val="0"/>
+          <w:i w:val="0"/>
+          <w:color w:val="0000FF"/>
+          <w:sz w:val="24"/>
+          <w:u w:val="single"/>
+        </w:rPr>
+        <w:t xml:space="preserve"> </w:t>
+      </w:r>
+      <w:r>
+        <w:rPr>
+          <w:rFonts w:ascii="Charis SIL Regular" w:hAnsi="Charis SIL Regular" w:eastAsia="Charis SIL Regular"/>
+          <w:b w:val="0"/>
+          <w:i w:val="0"/>
+          <w:color w:val="0000FF"/>
+          <w:sz w:val="24"/>
+          <w:u w:val="single"/>
+        </w:rPr>
+        <w:hyperlink r:id="rId31" w:history="1">
+          <w:r>
+            <w:rPr>
+              <w:rStyle w:val="Hyperlink"/>
+            </w:rPr>
+            <w:t>of</w:t>
+          </w:r>
+        </w:hyperlink>
+      </w:r>
+      <w:r>
+        <w:rPr>
+          <w:rFonts w:ascii="Charis SIL Regular" w:hAnsi="Charis SIL Regular" w:eastAsia="Charis SIL Regular"/>
+          <w:b w:val="0"/>
+          <w:i w:val="0"/>
+          <w:color w:val="0000FF"/>
+          <w:sz w:val="24"/>
+          <w:u w:val="single"/>
+        </w:rPr>
+        <w:t xml:space="preserve"> </w:t>
+      </w:r>
+      <w:r>
+        <w:rPr>
+          <w:rFonts w:ascii="Charis SIL Regular" w:hAnsi="Charis SIL Regular" w:eastAsia="Charis SIL Regular"/>
+          <w:b w:val="0"/>
+          <w:i w:val="0"/>
+          <w:color w:val="0000FF"/>
+          <w:sz w:val="24"/>
+          <w:u w:val="single"/>
+        </w:rPr>
+        <w:hyperlink r:id="rId31" w:history="1">
+          <w:r>
+            <w:rPr>
+              <w:rStyle w:val="Hyperlink"/>
+            </w:rPr>
+            <w:t>Cura</w:t>
+          </w:r>
+        </w:hyperlink>
+      </w:r>
+      <w:r>
+        <w:rPr>
+          <w:rFonts w:ascii="Charis SIL Regular" w:hAnsi="Charis SIL Regular" w:eastAsia="Charis SIL Regular"/>
+          <w:b w:val="0"/>
+          <w:i w:val="0"/>
+          <w:color w:val="0000FF"/>
+          <w:sz w:val="24"/>
+          <w:u w:val="single"/>
+        </w:rPr>
+        <w:hyperlink r:id="rId31" w:history="1">
+          <w:r>
+            <w:rPr>
+              <w:rStyle w:val="Hyperlink"/>
+            </w:rPr>
+            <w:t>çao</w:t>
+          </w:r>
+        </w:hyperlink>
+      </w:r>
+      <w:r>
+        <w:rPr>
+          <w:u w:val="single" w:color="0000ff"/>
+          <w:rFonts w:ascii="Charis SIL Regular" w:hAnsi="Charis SIL Regular" w:eastAsia="Charis SIL Regular"/>
+          <w:b w:val="0"/>
+          <w:i w:val="0"/>
+          <w:color w:val="000000"/>
+          <w:sz w:val="24"/>
+        </w:rPr>
+        <w:hyperlink r:id="rId31" w:history="1">
+          <w:r>
+            <w:rPr>
+              <w:rStyle w:val="Hyperlink"/>
+            </w:rPr>
+            <w:t>. Vari</w:t>
+          </w:r>
+        </w:hyperlink>
+      </w:r>
+      <w:r>
+        <w:rPr>
+          <w:u w:val="single" w:color="0000ff"/>
+          <w:rFonts w:ascii="Charis SIL Regular" w:hAnsi="Charis SIL Regular" w:eastAsia="Charis SIL Regular"/>
+          <w:b w:val="0"/>
+          <w:i w:val="0"/>
+          <w:color w:val="000000"/>
+          <w:sz w:val="24"/>
+        </w:rPr>
+        <w:hyperlink r:id="rId31" w:history="1">
+          <w:r>
+            <w:rPr>
+              <w:rStyle w:val="Hyperlink"/>
+            </w:rPr>
+            <w:t>o</w:t>
+          </w:r>
+        </w:hyperlink>
+      </w:r>
+      <w:r>
+        <w:rPr>
+          <w:u w:val="single" w:color="0000ff"/>
+          <w:rFonts w:ascii="Charis SIL Regular" w:hAnsi="Charis SIL Regular" w:eastAsia="Charis SIL Regular"/>
+          <w:b w:val="0"/>
+          <w:i w:val="0"/>
+          <w:color w:val="000000"/>
+          <w:sz w:val="24"/>
+        </w:rPr>
+        <w:hyperlink r:id="rId31" w:history="1">
+          <w:r>
+            <w:rPr>
+              <w:rStyle w:val="Hyperlink"/>
+            </w:rPr>
+            <w:t>us archiv</w:t>
+          </w:r>
+        </w:hyperlink>
+      </w:r>
+      <w:r>
+        <w:rPr>
+          <w:rFonts w:ascii="Charis SIL Regular" w:hAnsi="Charis SIL Regular" w:eastAsia="Charis SIL Regular"/>
+          <w:b w:val="0"/>
+          <w:i w:val="0"/>
+          <w:color w:val="000000"/>
+          <w:sz w:val="24"/>
+        </w:rPr>
+        <w:t xml:space="preserve">es in </w:t>
+      </w:r>
+      <w:r>
+        <w:rPr>
+          <w:u w:val="single" w:color="0000ff"/>
+          <w:rFonts w:ascii="Charis SIL Regular" w:hAnsi="Charis SIL Regular" w:eastAsia="Charis SIL Regular"/>
+          <w:b w:val="0"/>
+          <w:i w:val="0"/>
+          <w:color w:val="000000"/>
+          <w:sz w:val="24"/>
+        </w:rPr>
+        <w:hyperlink r:id="rId32" w:history="1">
+          <w:r>
+            <w:rPr>
+              <w:rStyle w:val="Hyperlink"/>
+            </w:rPr>
+            <w:t>Indonesi</w:t>
+          </w:r>
+        </w:hyperlink>
+      </w:r>
+      <w:r>
+        <w:rPr>
+          <w:u w:val="single" w:color="0000ff"/>
+          <w:rFonts w:ascii="Charis SIL Regular" w:hAnsi="Charis SIL Regular" w:eastAsia="Charis SIL Regular"/>
+          <w:b w:val="0"/>
+          <w:i w:val="0"/>
+          <w:color w:val="000000"/>
+          <w:sz w:val="24"/>
+        </w:rPr>
+        <w:hyperlink r:id="rId32" w:history="1">
+          <w:r>
+            <w:rPr>
+              <w:rStyle w:val="Hyperlink"/>
+            </w:rPr>
+            <w:t>a</w:t>
+          </w:r>
+        </w:hyperlink>
+      </w:r>
+      <w:r>
+        <w:rPr>
+          <w:u w:val="single" w:color="0000ff"/>
+          <w:rFonts w:ascii="Charis SIL Regular" w:hAnsi="Charis SIL Regular" w:eastAsia="Charis SIL Regular"/>
+          <w:b w:val="0"/>
+          <w:i w:val="0"/>
+          <w:color w:val="000000"/>
+          <w:sz w:val="24"/>
+        </w:rPr>
+        <w:hyperlink r:id="rId32" w:history="1">
+          <w:r>
+            <w:rPr>
+              <w:rStyle w:val="Hyperlink"/>
+            </w:rPr>
+            <w:t xml:space="preserve"> can be </w:t>
+          </w:r>
+        </w:hyperlink>
+      </w:r>
+      <w:r>
+        <w:rPr>
+          <w:u w:val="single" w:color="0000ff"/>
+          <w:rFonts w:ascii="Charis SIL Regular" w:hAnsi="Charis SIL Regular" w:eastAsia="Charis SIL Regular"/>
+          <w:b w:val="0"/>
+          <w:i w:val="0"/>
+          <w:color w:val="000000"/>
+          <w:sz w:val="24"/>
+        </w:rPr>
+        <w:hyperlink r:id="rId32" w:history="1">
+          <w:r>
+            <w:rPr>
+              <w:rStyle w:val="Hyperlink"/>
+            </w:rPr>
+            <w:t>a</w:t>
+          </w:r>
+        </w:hyperlink>
+      </w:r>
+      <w:r>
+        <w:rPr>
+          <w:u w:val="single" w:color="0000ff"/>
+          <w:rFonts w:ascii="Charis SIL Regular" w:hAnsi="Charis SIL Regular" w:eastAsia="Charis SIL Regular"/>
+          <w:b w:val="0"/>
+          <w:i w:val="0"/>
+          <w:color w:val="000000"/>
+          <w:sz w:val="24"/>
+        </w:rPr>
+        <w:hyperlink r:id="rId32" w:history="1">
+          <w:r>
+            <w:rPr>
+              <w:rStyle w:val="Hyperlink"/>
+            </w:rPr>
+            <w:t>cc</w:t>
+          </w:r>
+        </w:hyperlink>
+      </w:r>
+      <w:r>
+        <w:rPr>
+          <w:u w:val="single" w:color="0000ff"/>
+          <w:rFonts w:ascii="Charis SIL Regular" w:hAnsi="Charis SIL Regular" w:eastAsia="Charis SIL Regular"/>
+          <w:b w:val="0"/>
+          <w:i w:val="0"/>
+          <w:color w:val="000000"/>
+          <w:sz w:val="24"/>
+        </w:rPr>
+        <w:hyperlink r:id="rId32" w:history="1">
+          <w:r>
+            <w:rPr>
+              <w:rStyle w:val="Hyperlink"/>
+            </w:rPr>
+            <w:t>ess</w:t>
+          </w:r>
+        </w:hyperlink>
+      </w:r>
+      <w:r>
+        <w:rPr>
+          <w:u w:val="single" w:color="0000ff"/>
+          <w:rFonts w:ascii="Charis SIL Regular" w:hAnsi="Charis SIL Regular" w:eastAsia="Charis SIL Regular"/>
+          <w:b w:val="0"/>
+          <w:i w:val="0"/>
+          <w:color w:val="000000"/>
+          <w:sz w:val="24"/>
         </w:rPr>
         <w:hyperlink r:id="rId32" w:history="1">
           <w:r>
@@ -4841,298 +5039,14 @@
       </w:r>
       <w:r>
         <w:rPr>
-          <w:rFonts w:ascii="Charis SIL Regular" w:hAnsi="Charis SIL Regular" w:eastAsia="Charis SIL Regular"/>
-          <w:b w:val="0"/>
-          <w:i w:val="0"/>
-          <w:color w:val="0000FF"/>
-          <w:sz w:val="24"/>
-          <w:u w:val="single"/>
+          <w:u w:val="single" w:color="0000ff"/>
+          <w:rFonts w:ascii="Charis SIL Regular" w:hAnsi="Charis SIL Regular" w:eastAsia="Charis SIL Regular"/>
+          <w:b w:val="0"/>
+          <w:i w:val="0"/>
+          <w:color w:val="000000"/>
+          <w:sz w:val="24"/>
         </w:rPr>
         <w:hyperlink r:id="rId32" w:history="1">
-          <w:r>
-            <w:rPr>
-              <w:rStyle w:val="Hyperlink"/>
-            </w:rPr>
-            <w:t>s</w:t>
-          </w:r>
-        </w:hyperlink>
-      </w:r>
-      <w:r>
-        <w:rPr>
-          <w:rFonts w:ascii="Charis SIL Regular" w:hAnsi="Charis SIL Regular" w:eastAsia="Charis SIL Regular"/>
-          <w:b w:val="0"/>
-          <w:i w:val="0"/>
-          <w:color w:val="0000FF"/>
-          <w:sz w:val="24"/>
-          <w:u w:val="single"/>
-        </w:rPr>
-        <w:t xml:space="preserve"> </w:t>
-      </w:r>
-      <w:r>
-        <w:rPr>
-          <w:rFonts w:ascii="Charis SIL Regular" w:hAnsi="Charis SIL Regular" w:eastAsia="Charis SIL Regular"/>
-          <w:b w:val="0"/>
-          <w:i w:val="0"/>
-          <w:color w:val="0000FF"/>
-          <w:sz w:val="24"/>
-          <w:u w:val="single"/>
-        </w:rPr>
-        <w:hyperlink r:id="rId32" w:history="1">
-          <w:r>
-            <w:rPr>
-              <w:rStyle w:val="Hyperlink"/>
-            </w:rPr>
-            <w:t>of</w:t>
-          </w:r>
-        </w:hyperlink>
-      </w:r>
-      <w:r>
-        <w:rPr>
-          <w:rFonts w:ascii="Charis SIL Regular" w:hAnsi="Charis SIL Regular" w:eastAsia="Charis SIL Regular"/>
-          <w:b w:val="0"/>
-          <w:i w:val="0"/>
-          <w:color w:val="0000FF"/>
-          <w:sz w:val="24"/>
-          <w:u w:val="single"/>
-        </w:rPr>
-        <w:t xml:space="preserve"> </w:t>
-      </w:r>
-      <w:r>
-        <w:rPr>
-          <w:rFonts w:ascii="Charis SIL Regular" w:hAnsi="Charis SIL Regular" w:eastAsia="Charis SIL Regular"/>
-          <w:b w:val="0"/>
-          <w:i w:val="0"/>
-          <w:color w:val="0000FF"/>
-          <w:sz w:val="24"/>
-          <w:u w:val="single"/>
-        </w:rPr>
-        <w:hyperlink r:id="rId32" w:history="1">
-          <w:r>
-            <w:rPr>
-              <w:rStyle w:val="Hyperlink"/>
-            </w:rPr>
-            <w:t>Cura</w:t>
-          </w:r>
-        </w:hyperlink>
-      </w:r>
-      <w:r>
-        <w:rPr>
-          <w:rFonts w:ascii="Charis SIL Regular" w:hAnsi="Charis SIL Regular" w:eastAsia="Charis SIL Regular"/>
-          <w:b w:val="0"/>
-          <w:i w:val="0"/>
-          <w:color w:val="0000FF"/>
-          <w:sz w:val="24"/>
-          <w:u w:val="single"/>
-        </w:rPr>
-        <w:hyperlink r:id="rId32" w:history="1">
-          <w:r>
-            <w:rPr>
-              <w:rStyle w:val="Hyperlink"/>
-            </w:rPr>
-            <w:t>çao</w:t>
-          </w:r>
-        </w:hyperlink>
-      </w:r>
-      <w:r>
-        <w:rPr>
-          <w:u w:val="single" w:color="0000ff"/>
-          <w:rFonts w:ascii="Charis SIL Regular" w:hAnsi="Charis SIL Regular" w:eastAsia="Charis SIL Regular"/>
-          <w:b w:val="0"/>
-          <w:i w:val="0"/>
-          <w:color w:val="000000"/>
-          <w:sz w:val="24"/>
-        </w:rPr>
-        <w:hyperlink r:id="rId31" w:history="1">
-          <w:r>
-            <w:rPr>
-              <w:rStyle w:val="Hyperlink"/>
-            </w:rPr>
-            <w:t>. Vari</w:t>
-          </w:r>
-        </w:hyperlink>
-      </w:r>
-      <w:r>
-        <w:rPr>
-          <w:u w:val="single" w:color="0000ff"/>
-          <w:rFonts w:ascii="Charis SIL Regular" w:hAnsi="Charis SIL Regular" w:eastAsia="Charis SIL Regular"/>
-          <w:b w:val="0"/>
-          <w:i w:val="0"/>
-          <w:color w:val="000000"/>
-          <w:sz w:val="24"/>
-        </w:rPr>
-        <w:hyperlink r:id="rId31" w:history="1">
-          <w:r>
-            <w:rPr>
-              <w:rStyle w:val="Hyperlink"/>
-            </w:rPr>
-            <w:t>o</w:t>
-          </w:r>
-        </w:hyperlink>
-      </w:r>
-      <w:r>
-        <w:rPr>
-          <w:u w:val="single" w:color="0000ff"/>
-          <w:rFonts w:ascii="Charis SIL Regular" w:hAnsi="Charis SIL Regular" w:eastAsia="Charis SIL Regular"/>
-          <w:b w:val="0"/>
-          <w:i w:val="0"/>
-          <w:color w:val="000000"/>
-          <w:sz w:val="24"/>
-        </w:rPr>
-        <w:hyperlink r:id="rId31" w:history="1">
-          <w:r>
-            <w:rPr>
-              <w:rStyle w:val="Hyperlink"/>
-            </w:rPr>
-            <w:t>us archiv</w:t>
-          </w:r>
-        </w:hyperlink>
-      </w:r>
-      <w:r>
-        <w:rPr>
-          <w:rFonts w:ascii="Charis SIL Regular" w:hAnsi="Charis SIL Regular" w:eastAsia="Charis SIL Regular"/>
-          <w:b w:val="0"/>
-          <w:i w:val="0"/>
-          <w:color w:val="000000"/>
-          <w:sz w:val="24"/>
-        </w:rPr>
-        <w:t xml:space="preserve">es in </w:t>
-      </w:r>
-      <w:r>
-        <w:rPr>
-          <w:u w:val="single" w:color="0000ff"/>
-          <w:rFonts w:ascii="Charis SIL Regular" w:hAnsi="Charis SIL Regular" w:eastAsia="Charis SIL Regular"/>
-          <w:b w:val="0"/>
-          <w:i w:val="0"/>
-          <w:color w:val="000000"/>
-          <w:sz w:val="24"/>
-        </w:rPr>
-        <w:hyperlink r:id="rId33" w:history="1">
-          <w:r>
-            <w:rPr>
-              <w:rStyle w:val="Hyperlink"/>
-            </w:rPr>
-            <w:t>Indonesi</w:t>
-          </w:r>
-        </w:hyperlink>
-      </w:r>
-      <w:r>
-        <w:rPr>
-          <w:u w:val="single" w:color="0000ff"/>
-          <w:rFonts w:ascii="Charis SIL Regular" w:hAnsi="Charis SIL Regular" w:eastAsia="Charis SIL Regular"/>
-          <w:b w:val="0"/>
-          <w:i w:val="0"/>
-          <w:color w:val="000000"/>
-          <w:sz w:val="24"/>
-        </w:rPr>
-        <w:hyperlink r:id="rId33" w:history="1">
-          <w:r>
-            <w:rPr>
-              <w:rStyle w:val="Hyperlink"/>
-            </w:rPr>
-            <w:t>a</w:t>
-          </w:r>
-        </w:hyperlink>
-      </w:r>
-      <w:r>
-        <w:rPr>
-          <w:u w:val="single" w:color="0000ff"/>
-          <w:rFonts w:ascii="Charis SIL Regular" w:hAnsi="Charis SIL Regular" w:eastAsia="Charis SIL Regular"/>
-          <w:b w:val="0"/>
-          <w:i w:val="0"/>
-          <w:color w:val="000000"/>
-          <w:sz w:val="24"/>
-        </w:rPr>
-        <w:hyperlink r:id="rId33" w:history="1">
-          <w:r>
-            <w:rPr>
-              <w:rStyle w:val="Hyperlink"/>
-            </w:rPr>
-            <w:t xml:space="preserve"> can be </w:t>
-          </w:r>
-        </w:hyperlink>
-      </w:r>
-      <w:r>
-        <w:rPr>
-          <w:u w:val="single" w:color="0000ff"/>
-          <w:rFonts w:ascii="Charis SIL Regular" w:hAnsi="Charis SIL Regular" w:eastAsia="Charis SIL Regular"/>
-          <w:b w:val="0"/>
-          <w:i w:val="0"/>
-          <w:color w:val="000000"/>
-          <w:sz w:val="24"/>
-        </w:rPr>
-        <w:hyperlink r:id="rId33" w:history="1">
-          <w:r>
-            <w:rPr>
-              <w:rStyle w:val="Hyperlink"/>
-            </w:rPr>
-            <w:t>a</w:t>
-          </w:r>
-        </w:hyperlink>
-      </w:r>
-      <w:r>
-        <w:rPr>
-          <w:u w:val="single" w:color="0000ff"/>
-          <w:rFonts w:ascii="Charis SIL Regular" w:hAnsi="Charis SIL Regular" w:eastAsia="Charis SIL Regular"/>
-          <w:b w:val="0"/>
-          <w:i w:val="0"/>
-          <w:color w:val="000000"/>
-          <w:sz w:val="24"/>
-        </w:rPr>
-        <w:hyperlink r:id="rId33" w:history="1">
-          <w:r>
-            <w:rPr>
-              <w:rStyle w:val="Hyperlink"/>
-            </w:rPr>
-            <w:t>cc</w:t>
-          </w:r>
-        </w:hyperlink>
-      </w:r>
-      <w:r>
-        <w:rPr>
-          <w:u w:val="single" w:color="0000ff"/>
-          <w:rFonts w:ascii="Charis SIL Regular" w:hAnsi="Charis SIL Regular" w:eastAsia="Charis SIL Regular"/>
-          <w:b w:val="0"/>
-          <w:i w:val="0"/>
-          <w:color w:val="000000"/>
-          <w:sz w:val="24"/>
-        </w:rPr>
-        <w:hyperlink r:id="rId33" w:history="1">
-          <w:r>
-            <w:rPr>
-              <w:rStyle w:val="Hyperlink"/>
-            </w:rPr>
-            <w:t>ess</w:t>
-          </w:r>
-        </w:hyperlink>
-      </w:r>
-      <w:r>
-        <w:rPr>
-          <w:u w:val="single" w:color="0000ff"/>
-          <w:rFonts w:ascii="Charis SIL Regular" w:hAnsi="Charis SIL Regular" w:eastAsia="Charis SIL Regular"/>
-          <w:b w:val="0"/>
-          <w:i w:val="0"/>
-          <w:color w:val="000000"/>
-          <w:sz w:val="24"/>
-        </w:rPr>
-        <w:hyperlink r:id="rId33" w:history="1">
-          <w:r>
-            <w:rPr>
-              <w:rStyle w:val="Hyperlink"/>
-            </w:rPr>
-            <w:t>e</w:t>
-          </w:r>
-        </w:hyperlink>
-      </w:r>
-      <w:r>
-        <w:rPr>
-          <w:u w:val="single" w:color="0000ff"/>
-          <w:rFonts w:ascii="Charis SIL Regular" w:hAnsi="Charis SIL Regular" w:eastAsia="Charis SIL Regular"/>
-          <w:b w:val="0"/>
-          <w:i w:val="0"/>
-          <w:color w:val="000000"/>
-          <w:sz w:val="24"/>
-        </w:rPr>
-        <w:hyperlink r:id="rId33" w:history="1">
           <w:r>
             <w:rPr>
               <w:rStyle w:val="Hyperlink"/>
@@ -5178,7 +5092,7 @@
           <w:color w:val="000000"/>
           <w:sz w:val="24"/>
         </w:rPr>
-        <w:hyperlink r:id="rId32" w:history="1">
+        <w:hyperlink r:id="rId33" w:history="1">
           <w:r>
             <w:rPr>
               <w:rStyle w:val="Hyperlink"/>
@@ -5910,7 +5824,7 @@
           <w:sz w:val="24"/>
           <w:u w:val="single"/>
         </w:rPr>
-        <w:hyperlink r:id="rId39" w:history="1">
+        <w:hyperlink r:id="rId37" w:history="1">
           <w:r>
             <w:rPr>
               <w:rStyle w:val="Hyperlink"/>

--- a/EXPORTS/DOCX/published/niveau1/English/Sources.docx
+++ b/EXPORTS/DOCX/published/niveau1/English/Sources.docx
@@ -1313,23 +1313,12 @@
           <w:color w:val="000000"/>
           <w:sz w:val="24"/>
         </w:rPr>
-        <w:t xml:space="preserve">he </w:t>
-      </w:r>
-      <w:r>
-        <w:rPr>
-          <w:rFonts w:ascii="Charis SIL Regular" w:hAnsi="Charis SIL Regular" w:eastAsia="Charis SIL Regular"/>
-          <w:b w:val="0"/>
-          <w:i w:val="0"/>
-          <w:color w:val="0000FF"/>
-          <w:sz w:val="24"/>
-          <w:u w:val="single"/>
-        </w:rPr>
         <w:hyperlink r:id="rId15" w:history="1">
           <w:r>
             <w:rPr>
               <w:rStyle w:val="Hyperlink"/>
             </w:rPr>
-            <w:t>Leide</w:t>
+            <w:t xml:space="preserve">he </w:t>
           </w:r>
         </w:hyperlink>
       </w:r>
@@ -1340,16 +1329,19 @@
           <w:i w:val="0"/>
           <w:color w:val="0000FF"/>
           <w:sz w:val="24"/>
+        </w:rPr>
+        <w:t>Leiden University</w:t>
+      </w:r>
+      <w:r>
+        <w:rPr>
+          <w:rFonts w:ascii="Charis SIL Regular" w:hAnsi="Charis SIL Regular" w:eastAsia="Charis SIL Regular"/>
+          <w:b w:val="0"/>
+          <w:i w:val="0"/>
+          <w:color w:val="0000FF"/>
+          <w:sz w:val="24"/>
           <w:u w:val="single"/>
         </w:rPr>
-        <w:hyperlink r:id="rId16" w:history="1">
-          <w:r>
-            <w:rPr>
-              <w:rStyle w:val="Hyperlink"/>
-            </w:rPr>
-            <w:t>n</w:t>
-          </w:r>
-        </w:hyperlink>
+        <w:t xml:space="preserve"> </w:t>
       </w:r>
       <w:r>
         <w:rPr>
@@ -1360,65 +1352,7 @@
           <w:sz w:val="24"/>
           <w:u w:val="single"/>
         </w:rPr>
-        <w:t xml:space="preserve"> </w:t>
-      </w:r>
-      <w:r>
-        <w:rPr>
-          <w:rFonts w:ascii="Charis SIL Regular" w:hAnsi="Charis SIL Regular" w:eastAsia="Charis SIL Regular"/>
-          <w:b w:val="0"/>
-          <w:i w:val="0"/>
-          <w:color w:val="0000FF"/>
-          <w:sz w:val="24"/>
-          <w:u w:val="single"/>
-        </w:rPr>
-        <w:hyperlink r:id="rId16" w:history="1">
-          <w:r>
-            <w:rPr>
-              <w:rStyle w:val="Hyperlink"/>
-            </w:rPr>
-            <w:t>U</w:t>
-          </w:r>
-        </w:hyperlink>
-      </w:r>
-      <w:r>
-        <w:rPr>
-          <w:rFonts w:ascii="Charis SIL Regular" w:hAnsi="Charis SIL Regular" w:eastAsia="Charis SIL Regular"/>
-          <w:b w:val="0"/>
-          <w:i w:val="0"/>
-          <w:color w:val="0000FF"/>
-          <w:sz w:val="24"/>
-          <w:u w:val="single"/>
-        </w:rPr>
-        <w:hyperlink r:id="rId16" w:history="1">
-          <w:r>
-            <w:rPr>
-              <w:rStyle w:val="Hyperlink"/>
-            </w:rPr>
-            <w:t>niversity</w:t>
-          </w:r>
-        </w:hyperlink>
-      </w:r>
-      <w:r>
-        <w:rPr>
-          <w:rFonts w:ascii="Charis SIL Regular" w:hAnsi="Charis SIL Regular" w:eastAsia="Charis SIL Regular"/>
-          <w:b w:val="0"/>
-          <w:i w:val="0"/>
-          <w:color w:val="0000FF"/>
-          <w:sz w:val="24"/>
-          <w: